--- a/docs/dokumen_rancangan_database_sibima.docx
+++ b/docs/dokumen_rancangan_database_sibima.docx
@@ -1,6 +1,6 @@
 
 <file path=word/document.xml><?xml version="1.0" encoding="UTF-8" standalone="yes"?>
-<w:document xmlns:ve="http://schemas.openxmlformats.org/markup-compatibility/2006" xmlns:o="urn:schemas-microsoft-com:office:office" xmlns:r="http://schemas.openxmlformats.org/officeDocument/2006/relationships" xmlns:m="http://schemas.openxmlformats.org/officeDocument/2006/math" xmlns:v="urn:schemas-microsoft-com:vml" xmlns:wp="http://schemas.openxmlformats.org/drawingml/2006/wordprocessingDrawing" xmlns:w10="urn:schemas-microsoft-com:office:word" xmlns:w="http://schemas.openxmlformats.org/wordprocessingml/2006/main" xmlns:wne="http://schemas.microsoft.com/office/word/2006/wordml"><w:body><w:p><w:pPr><w:pStyle w:val="Heading1"/></w:pPr><w:bookmarkStart w:id="0" w:name="_Toc0"/><w:r><w:t>DOKUMEN RANCANGAN BASIS DATA (DATABASE DESIGN DOCUMENT)</w:t></w:r><w:bookmarkEnd w:id="0"/></w:p><w:p><w:pPr><w:pStyle w:val="Heading2"/></w:pPr><w:bookmarkStart w:id="1" w:name="_Toc1"/><w:r><w:t>SISTEM INFORMASI BIMBINGAN TUGAS AKHIR & MANAJEMEN AKADEMIK (SIBIMA)</w:t></w:r><w:bookmarkEnd w:id="1"/></w:p><w:p><w:pPr><w:pStyle w:val="Heading3"/></w:pPr><w:bookmarkStart w:id="2" w:name="_Toc2"/><w:r><w:t>FAKULTAS ILMU KOMPUTER — UNIVERSITAS SUBANG (FASILKOM UNSUB)</w:t></w:r><w:bookmarkEnd w:id="2"/></w:p><w:p><w:pPr><w:jc w:val="both"/><w:spacing w:after="70"/></w:pPr><w:r><w:rPr><w:sz w:val="19"/><w:szCs w:val="19"/></w:rPr><w:t xml:space="preserve">---</w:t></w:r></w:p><w:p><w:pPr><w:pStyle w:val="Heading2"/></w:pPr><w:bookmarkStart w:id="3" w:name="_Toc3"/><w:r><w:t>1. PENDAHULUAN & ARSITEKTUR BASIS DATA</w:t></w:r><w:bookmarkEnd w:id="3"/></w:p><w:p><w:pPr><w:pStyle w:val="Heading3"/></w:pPr><w:bookmarkStart w:id="4" w:name="_Toc4"/><w:r><w:t>1.1 Ringkasan Arsitektur Basis Data</w:t></w:r><w:bookmarkEnd w:id="4"/></w:p><w:p><w:pPr><w:jc w:val="both"/><w:spacing w:after="70"/></w:pPr><w:r><w:rPr><w:sz w:val="19"/><w:szCs w:val="19"/></w:rPr><w:t xml:space="preserve">Basis data **SIBIMA** dirancang menggunakan arsitektur *Relational Database Management System (RDBMS)* berbasis **MySQL / MariaDB Enterprise**. Struktur basis data telah dioptimalkan memenuhi prinsip **Bentuk Normal Ketiga (Third Normal Form / 3NF)** guna mengeliminasi redundansi data, menjaga integritas transaksional (*ACID Compliance*), serta mendukung performa tinggi pada kueri kompleks bimbingan, penjadwalan otomatis, dan pengarsipan akademik.</w:t></w:r></w:p><w:p><w:pPr><w:pStyle w:val="Heading3"/></w:pPr><w:bookmarkStart w:id="5" w:name="_Toc5"/><w:r><w:t>1.2 Standar & Konfigurasi Basis Data</w:t></w:r><w:bookmarkEnd w:id="5"/></w:p><w:tbl><w:tblGrid><w:gridCol w:w="1417.3228346456694" w:type="dxa"/><w:gridCol w:w="1417.3228346456694" w:type="dxa"/></w:tblGrid><w:tblPr><w:tblStyle w:val="DbTable"/></w:tblPr><w:tr><w:trPr/><w:tc><w:tcPr><w:tcW w:w="1417.3228346456694" w:type="dxa"/><w:shd w:val="clear" w:fill="1E293B"/><w:noWrap/></w:tcPr><w:p><w:pPr><w:spacing w:after="30"/></w:pPr><w:r><w:rPr><w:color w:val="FFFFFF"/><w:sz w:val="16"/><w:szCs w:val="16"/><w:b w:val="1"/><w:bCs w:val="1"/></w:rPr><w:t xml:space="preserve">Parameter Konfigurasi</w:t></w:r></w:p></w:tc><w:tc><w:tcPr><w:tcW w:w="1417.3228346456694" w:type="dxa"/><w:shd w:val="clear" w:fill="1E293B"/><w:noWrap/></w:tcPr><w:p><w:pPr><w:spacing w:after="30"/></w:pPr><w:r><w:rPr><w:color w:val="FFFFFF"/><w:sz w:val="16"/><w:szCs w:val="16"/><w:b w:val="1"/><w:bCs w:val="1"/></w:rPr><w:t xml:space="preserve">Spesifikasi Standar SIBIMA</w:t></w:r></w:p></w:tc></w:tr><w:tr><w:trPr/><w:tc><w:tcPr><w:tcW w:w="1417.3228346456694" w:type="dxa"/><w:noWrap/></w:tcPr><w:p><w:pPr><w:spacing w:after="30"/></w:pPr><w:r><w:rPr><w:sz w:val="16"/><w:szCs w:val="16"/></w:rPr><w:t xml:space="preserve">**RDBMS Engine**</w:t></w:r></w:p></w:tc><w:tc><w:tcPr><w:tcW w:w="1417.3228346456694" w:type="dxa"/><w:noWrap/></w:tcPr><w:p><w:pPr><w:spacing w:after="30"/></w:pPr><w:r><w:rPr><w:sz w:val="16"/><w:szCs w:val="16"/></w:rPr><w:t xml:space="preserve">**InnoDB** (Mendukung transaksi ACID, row-level locking, dan foreign key constraints)</w:t></w:r></w:p></w:tc></w:tr><w:tr><w:trPr/><w:tc><w:tcPr><w:tcW w:w="1417.3228346456694" w:type="dxa"/><w:noWrap/></w:tcPr><w:p><w:pPr><w:spacing w:after="30"/></w:pPr><w:r><w:rPr><w:sz w:val="16"/><w:szCs w:val="16"/></w:rPr><w:t xml:space="preserve">**Karakter Set (Charset)**</w:t></w:r></w:p></w:tc><w:tc><w:tcPr><w:tcW w:w="1417.3228346456694" w:type="dxa"/><w:noWrap/></w:tcPr><w:p><w:pPr><w:spacing w:after="30"/></w:pPr><w:r><w:rPr><w:sz w:val="16"/><w:szCs w:val="16"/></w:rPr><w:t xml:space="preserve">**`utf8mb4`** (Mendukung penuh 4-byte UTF-8, emoji, dan karakter khusus simbolis)</w:t></w:r></w:p></w:tc></w:tr><w:tr><w:trPr/><w:tc><w:tcPr><w:tcW w:w="1417.3228346456694" w:type="dxa"/><w:noWrap/></w:tcPr><w:p><w:pPr><w:spacing w:after="30"/></w:pPr><w:r><w:rPr><w:sz w:val="16"/><w:szCs w:val="16"/></w:rPr><w:t xml:space="preserve">**Collation**</w:t></w:r></w:p></w:tc><w:tc><w:tcPr><w:tcW w:w="1417.3228346456694" w:type="dxa"/><w:noWrap/></w:tcPr><w:p><w:pPr><w:spacing w:after="30"/></w:pPr><w:r><w:rPr><w:sz w:val="16"/><w:szCs w:val="16"/></w:rPr><w:t xml:space="preserve">**`utf8mb4_unicode_ci`** (Pencocokan teks multibahasa akurat dan case-insensitive)</w:t></w:r></w:p></w:tc></w:tr><w:tr><w:trPr/><w:tc><w:tcPr><w:tcW w:w="1417.3228346456694" w:type="dxa"/><w:noWrap/></w:tcPr><w:p><w:pPr><w:spacing w:after="30"/></w:pPr><w:r><w:rPr><w:sz w:val="16"/><w:szCs w:val="16"/></w:rPr><w:t xml:space="preserve">**Konvensi Penamaan Tabel**</w:t></w:r></w:p></w:tc><w:tc><w:tcPr><w:tcW w:w="1417.3228346456694" w:type="dxa"/><w:noWrap/></w:tcPr><w:p><w:pPr><w:spacing w:after="30"/></w:pPr><w:r><w:rPr><w:sz w:val="16"/><w:szCs w:val="16"/></w:rPr><w:t xml:space="preserve">Format *snake_case* jamak (*plural*), contoh: `theses`, `mentoring_sessions`, `activity_logs`</w:t></w:r></w:p></w:tc></w:tr><w:tr><w:trPr/><w:tc><w:tcPr><w:tcW w:w="1417.3228346456694" w:type="dxa"/><w:noWrap/></w:tcPr><w:p><w:pPr><w:spacing w:after="30"/></w:pPr><w:r><w:rPr><w:sz w:val="16"/><w:szCs w:val="16"/></w:rPr><w:t xml:space="preserve">**Konvensi Primary Key**</w:t></w:r></w:p></w:tc><w:tc><w:tcPr><w:tcW w:w="1417.3228346456694" w:type="dxa"/><w:noWrap/></w:tcPr><w:p><w:pPr><w:spacing w:after="30"/></w:pPr><w:r><w:rPr><w:sz w:val="16"/><w:szCs w:val="16"/></w:rPr><w:t xml:space="preserve">Menggunakan kolom tunggal berpenamaan `id` bertipe `BIGINT UNSIGNED AUTO_INCREMENT`</w:t></w:r></w:p></w:tc></w:tr><w:tr><w:trPr/><w:tc><w:tcPr><w:tcW w:w="1417.3228346456694" w:type="dxa"/><w:noWrap/></w:tcPr><w:p><w:pPr><w:spacing w:after="30"/></w:pPr><w:r><w:rPr><w:sz w:val="16"/><w:szCs w:val="16"/></w:rPr><w:t xml:space="preserve">**Konvensi Foreign Key**</w:t></w:r></w:p></w:tc><w:tc><w:tcPr><w:tcW w:w="1417.3228346456694" w:type="dxa"/><w:noWrap/></w:tcPr><w:p><w:pPr><w:spacing w:after="30"/></w:pPr><w:r><w:rPr><w:sz w:val="16"/><w:szCs w:val="16"/></w:rPr><w:t xml:space="preserve">Menggunakan pola `{singular_table_name}_id`, contoh: `user_id`, `thesis_id`, `wave_id`</w:t></w:r></w:p></w:tc></w:tr><w:tr><w:trPr/><w:tc><w:tcPr><w:tcW w:w="1417.3228346456694" w:type="dxa"/><w:noWrap/></w:tcPr><w:p><w:pPr><w:spacing w:after="30"/></w:pPr><w:r><w:rPr><w:sz w:val="16"/><w:szCs w:val="16"/></w:rPr><w:t xml:space="preserve">**Pelacakan Waktu (*Timestamps*)**</w:t></w:r></w:p></w:tc><w:tc><w:tcPr><w:tcW w:w="1417.3228346456694" w:type="dxa"/><w:noWrap/></w:tcPr><w:p><w:pPr><w:spacing w:after="30"/></w:pPr><w:r><w:rPr><w:sz w:val="16"/><w:szCs w:val="16"/></w:rPr><w:t xml:space="preserve">Standar kolom `created_at` dan `updated_at` bertipe `TIMESTAMP` pada seluruh tabel operasional</w:t></w:r></w:p></w:tc></w:tr></w:tbl><w:p/><w:p><w:pPr><w:jc w:val="both"/><w:spacing w:after="70"/></w:pPr><w:r><w:rPr><w:sz w:val="19"/><w:szCs w:val="19"/></w:rPr><w:t xml:space="preserve">---</w:t></w:r></w:p><w:p><w:pPr><w:pStyle w:val="Heading2"/></w:pPr><w:bookmarkStart w:id="6" w:name="_Toc6"/><w:r><w:t>2. DIAGRAM RELASI ENTITAS (ENTITY-RELATIONSHIP DIAGRAM / ERD)</w:t></w:r><w:bookmarkEnd w:id="6"/></w:p><w:p><w:pPr><w:pStyle w:val="Heading3"/></w:pPr><w:bookmarkStart w:id="7" w:name="_Toc7"/><w:r><w:t>2.1 Diagram ERD Konseptual (Mermaid Visual)</w:t></w:r><w:bookmarkEnd w:id="7"/></w:p><w:p><w:pPr/><w:r><w:rPr><w:color w:val="94A3B8"/><w:sz w:val="18"/><w:szCs w:val="18"/><w:i w:val="1"/><w:iCs w:val="1"/></w:rPr><w:t xml:space="preserve">[Diagram Relasi Entitas (ERD) Mermaid terlampir pada versi Web/HTML]</w:t></w:r></w:p><w:p><w:pPr><w:pStyle w:val="Heading3"/></w:pPr><w:bookmarkStart w:id="8" w:name="_Toc8"/><w:r><w:t>2.2 Matriks Relasi Antar-Tabel Utama</w:t></w:r><w:bookmarkEnd w:id="8"/></w:p><w:tbl><w:tblGrid><w:gridCol w:w="1417.3228346456694" w:type="dxa"/><w:gridCol w:w="1417.3228346456694" w:type="dxa"/><w:gridCol w:w="1417.3228346456694" w:type="dxa"/><w:gridCol w:w="1417.3228346456694" w:type="dxa"/><w:gridCol w:w="1417.3228346456694" w:type="dxa"/><w:gridCol w:w="1417.3228346456694" w:type="dxa"/><w:gridCol w:w="1417.3228346456694" w:type="dxa"/></w:tblGrid><w:tblPr><w:tblStyle w:val="DbTable"/></w:tblPr><w:tr><w:trPr/><w:tc><w:tcPr><w:tcW w:w="1417.3228346456694" w:type="dxa"/><w:shd w:val="clear" w:fill="1E293B"/><w:noWrap/></w:tcPr><w:p><w:pPr><w:spacing w:after="30"/></w:pPr><w:r><w:rPr><w:color w:val="FFFFFF"/><w:sz w:val="16"/><w:szCs w:val="16"/><w:b w:val="1"/><w:bCs w:val="1"/></w:rPr><w:t xml:space="preserve">Tabel Asal (*Source*)</w:t></w:r></w:p></w:tc><w:tc><w:tcPr><w:tcW w:w="1417.3228346456694" w:type="dxa"/><w:shd w:val="clear" w:fill="1E293B"/><w:noWrap/></w:tcPr><w:p><w:pPr><w:spacing w:after="30"/></w:pPr><w:r><w:rPr><w:color w:val="FFFFFF"/><w:sz w:val="16"/><w:szCs w:val="16"/><w:b w:val="1"/><w:bCs w:val="1"/></w:rPr><w:t xml:space="preserve">Kolom Foreign Key</w:t></w:r></w:p></w:tc><w:tc><w:tcPr><w:tcW w:w="1417.3228346456694" w:type="dxa"/><w:shd w:val="clear" w:fill="1E293B"/><w:noWrap/></w:tcPr><w:p><w:pPr><w:spacing w:after="30"/></w:pPr><w:r><w:rPr><w:color w:val="FFFFFF"/><w:sz w:val="16"/><w:szCs w:val="16"/><w:b w:val="1"/><w:bCs w:val="1"/></w:rPr><w:t xml:space="preserve">Tabel Tujuan (*Target*)</w:t></w:r></w:p></w:tc><w:tc><w:tcPr><w:tcW w:w="1417.3228346456694" w:type="dxa"/><w:shd w:val="clear" w:fill="1E293B"/><w:noWrap/></w:tcPr><w:p><w:pPr><w:spacing w:after="30"/></w:pPr><w:r><w:rPr><w:color w:val="FFFFFF"/><w:sz w:val="16"/><w:szCs w:val="16"/><w:b w:val="1"/><w:bCs w:val="1"/></w:rPr><w:t xml:space="preserve">Kolom Primary Key</w:t></w:r></w:p></w:tc><w:tc><w:tcPr><w:tcW w:w="1417.3228346456694" w:type="dxa"/><w:shd w:val="clear" w:fill="1E293B"/><w:noWrap/></w:tcPr><w:p><w:pPr><w:spacing w:after="30"/></w:pPr><w:r><w:rPr><w:color w:val="FFFFFF"/><w:sz w:val="16"/><w:szCs w:val="16"/><w:b w:val="1"/><w:bCs w:val="1"/></w:rPr><w:t xml:space="preserve">Kardinalitas</w:t></w:r></w:p></w:tc><w:tc><w:tcPr><w:tcW w:w="1417.3228346456694" w:type="dxa"/><w:shd w:val="clear" w:fill="1E293B"/><w:noWrap/></w:tcPr><w:p><w:pPr><w:spacing w:after="30"/></w:pPr><w:r><w:rPr><w:color w:val="FFFFFF"/><w:sz w:val="16"/><w:szCs w:val="16"/><w:b w:val="1"/><w:bCs w:val="1"/></w:rPr><w:t xml:space="preserve">Aturan Integritas (*Referential Action*)</w:t></w:r></w:p></w:tc><w:tc><w:tcPr><w:tcW w:w="1417.3228346456694" w:type="dxa"/><w:shd w:val="clear" w:fill="1E293B"/><w:noWrap/></w:tcPr><w:p><w:pPr><w:spacing w:after="30"/></w:pPr><w:r><w:rPr><w:color w:val="FFFFFF"/><w:sz w:val="16"/><w:szCs w:val="16"/><w:b w:val="1"/><w:bCs w:val="1"/></w:rPr><w:t xml:space="preserve">Deskripsi Hubungan Bisnis</w:t></w:r></w:p></w:tc></w:tr><w:tr><w:trPr/><w:tc><w:tcPr><w:tcW w:w="1417.3228346456694" w:type="dxa"/><w:noWrap/></w:tcPr><w:p><w:pPr><w:spacing w:after="30"/></w:pPr><w:r><w:rPr><w:sz w:val="16"/><w:szCs w:val="16"/></w:rPr><w:t xml:space="preserve">`theses`</w:t></w:r></w:p></w:tc><w:tc><w:tcPr><w:tcW w:w="1417.3228346456694" w:type="dxa"/><w:noWrap/></w:tcPr><w:p><w:pPr><w:spacing w:after="30"/></w:pPr><w:r><w:rPr><w:sz w:val="16"/><w:szCs w:val="16"/></w:rPr><w:t xml:space="preserve">`user_id`</w:t></w:r></w:p></w:tc><w:tc><w:tcPr><w:tcW w:w="1417.3228346456694" w:type="dxa"/><w:noWrap/></w:tcPr><w:p><w:pPr><w:spacing w:after="30"/></w:pPr><w:r><w:rPr><w:sz w:val="16"/><w:szCs w:val="16"/></w:rPr><w:t xml:space="preserve">`users`</w:t></w:r></w:p></w:tc><w:tc><w:tcPr><w:tcW w:w="1417.3228346456694" w:type="dxa"/><w:noWrap/></w:tcPr><w:p><w:pPr><w:spacing w:after="30"/></w:pPr><w:r><w:rPr><w:sz w:val="16"/><w:szCs w:val="16"/></w:rPr><w:t xml:space="preserve">`id`</w:t></w:r></w:p></w:tc><w:tc><w:tcPr><w:tcW w:w="1417.3228346456694" w:type="dxa"/><w:noWrap/></w:tcPr><w:p><w:pPr><w:spacing w:after="30"/></w:pPr><w:r><w:rPr><w:sz w:val="16"/><w:szCs w:val="16"/></w:rPr><w:t xml:space="preserve">N : 1</w:t></w:r></w:p></w:tc><w:tc><w:tcPr><w:tcW w:w="1417.3228346456694" w:type="dxa"/><w:noWrap/></w:tcPr><w:p><w:pPr><w:spacing w:after="30"/></w:pPr><w:r><w:rPr><w:sz w:val="16"/><w:szCs w:val="16"/></w:rPr><w:t xml:space="preserve">`ON DELETE CASCADE`</w:t></w:r></w:p></w:tc><w:tc><w:tcPr><w:tcW w:w="1417.3228346456694" w:type="dxa"/><w:noWrap/></w:tcPr><w:p><w:pPr><w:spacing w:after="30"/></w:pPr><w:r><w:rPr><w:sz w:val="16"/><w:szCs w:val="16"/></w:rPr><w:t xml:space="preserve">Menghubungkan skripsi dengan mahasiswa penyusun.</w:t></w:r></w:p></w:tc></w:tr><w:tr><w:trPr/><w:tc><w:tcPr><w:tcW w:w="1417.3228346456694" w:type="dxa"/><w:noWrap/></w:tcPr><w:p><w:pPr><w:spacing w:after="30"/></w:pPr><w:r><w:rPr><w:sz w:val="16"/><w:szCs w:val="16"/></w:rPr><w:t xml:space="preserve">`theses`</w:t></w:r></w:p></w:tc><w:tc><w:tcPr><w:tcW w:w="1417.3228346456694" w:type="dxa"/><w:noWrap/></w:tcPr><w:p><w:pPr><w:spacing w:after="30"/></w:pPr><w:r><w:rPr><w:sz w:val="16"/><w:szCs w:val="16"/></w:rPr><w:t xml:space="preserve">`pembimbing1_id`</w:t></w:r></w:p></w:tc><w:tc><w:tcPr><w:tcW w:w="1417.3228346456694" w:type="dxa"/><w:noWrap/></w:tcPr><w:p><w:pPr><w:spacing w:after="30"/></w:pPr><w:r><w:rPr><w:sz w:val="16"/><w:szCs w:val="16"/></w:rPr><w:t xml:space="preserve">`users`</w:t></w:r></w:p></w:tc><w:tc><w:tcPr><w:tcW w:w="1417.3228346456694" w:type="dxa"/><w:noWrap/></w:tcPr><w:p><w:pPr><w:spacing w:after="30"/></w:pPr><w:r><w:rPr><w:sz w:val="16"/><w:szCs w:val="16"/></w:rPr><w:t xml:space="preserve">`id`</w:t></w:r></w:p></w:tc><w:tc><w:tcPr><w:tcW w:w="1417.3228346456694" w:type="dxa"/><w:noWrap/></w:tcPr><w:p><w:pPr><w:spacing w:after="30"/></w:pPr><w:r><w:rPr><w:sz w:val="16"/><w:szCs w:val="16"/></w:rPr><w:t xml:space="preserve">N : 1</w:t></w:r></w:p></w:tc><w:tc><w:tcPr><w:tcW w:w="1417.3228346456694" w:type="dxa"/><w:noWrap/></w:tcPr><w:p><w:pPr><w:spacing w:after="30"/></w:pPr><w:r><w:rPr><w:sz w:val="16"/><w:szCs w:val="16"/></w:rPr><w:t xml:space="preserve">`ON DELETE SET NULL`</w:t></w:r></w:p></w:tc><w:tc><w:tcPr><w:tcW w:w="1417.3228346456694" w:type="dxa"/><w:noWrap/></w:tcPr><w:p><w:pPr><w:spacing w:after="30"/></w:pPr><w:r><w:rPr><w:sz w:val="16"/><w:szCs w:val="16"/></w:rPr><w:t xml:space="preserve">Menugaskan dosen sebagai Pembimbing 1 (Utama).</w:t></w:r></w:p></w:tc></w:tr><w:tr><w:trPr/><w:tc><w:tcPr><w:tcW w:w="1417.3228346456694" w:type="dxa"/><w:noWrap/></w:tcPr><w:p><w:pPr><w:spacing w:after="30"/></w:pPr><w:r><w:rPr><w:sz w:val="16"/><w:szCs w:val="16"/></w:rPr><w:t xml:space="preserve">`theses`</w:t></w:r></w:p></w:tc><w:tc><w:tcPr><w:tcW w:w="1417.3228346456694" w:type="dxa"/><w:noWrap/></w:tcPr><w:p><w:pPr><w:spacing w:after="30"/></w:pPr><w:r><w:rPr><w:sz w:val="16"/><w:szCs w:val="16"/></w:rPr><w:t xml:space="preserve">`pembimbing2_id`</w:t></w:r></w:p></w:tc><w:tc><w:tcPr><w:tcW w:w="1417.3228346456694" w:type="dxa"/><w:noWrap/></w:tcPr><w:p><w:pPr><w:spacing w:after="30"/></w:pPr><w:r><w:rPr><w:sz w:val="16"/><w:szCs w:val="16"/></w:rPr><w:t xml:space="preserve">`users`</w:t></w:r></w:p></w:tc><w:tc><w:tcPr><w:tcW w:w="1417.3228346456694" w:type="dxa"/><w:noWrap/></w:tcPr><w:p><w:pPr><w:spacing w:after="30"/></w:pPr><w:r><w:rPr><w:sz w:val="16"/><w:szCs w:val="16"/></w:rPr><w:t xml:space="preserve">`id`</w:t></w:r></w:p></w:tc><w:tc><w:tcPr><w:tcW w:w="1417.3228346456694" w:type="dxa"/><w:noWrap/></w:tcPr><w:p><w:pPr><w:spacing w:after="30"/></w:pPr><w:r><w:rPr><w:sz w:val="16"/><w:szCs w:val="16"/></w:rPr><w:t xml:space="preserve">N : 1</w:t></w:r></w:p></w:tc><w:tc><w:tcPr><w:tcW w:w="1417.3228346456694" w:type="dxa"/><w:noWrap/></w:tcPr><w:p><w:pPr><w:spacing w:after="30"/></w:pPr><w:r><w:rPr><w:sz w:val="16"/><w:szCs w:val="16"/></w:rPr><w:t xml:space="preserve">`ON DELETE SET NULL`</w:t></w:r></w:p></w:tc><w:tc><w:tcPr><w:tcW w:w="1417.3228346456694" w:type="dxa"/><w:noWrap/></w:tcPr><w:p><w:pPr><w:spacing w:after="30"/></w:pPr><w:r><w:rPr><w:sz w:val="16"/><w:szCs w:val="16"/></w:rPr><w:t xml:space="preserve">Menugaskan dosen sebagai Pembimbing 2 (Pendamping).</w:t></w:r></w:p></w:tc></w:tr><w:tr><w:trPr/><w:tc><w:tcPr><w:tcW w:w="1417.3228346456694" w:type="dxa"/><w:noWrap/></w:tcPr><w:p><w:pPr><w:spacing w:after="30"/></w:pPr><w:r><w:rPr><w:sz w:val="16"/><w:szCs w:val="16"/></w:rPr><w:t xml:space="preserve">`mentoring_sessions`</w:t></w:r></w:p></w:tc><w:tc><w:tcPr><w:tcW w:w="1417.3228346456694" w:type="dxa"/><w:noWrap/></w:tcPr><w:p><w:pPr><w:spacing w:after="30"/></w:pPr><w:r><w:rPr><w:sz w:val="16"/><w:szCs w:val="16"/></w:rPr><w:t xml:space="preserve">`dosen_id`</w:t></w:r></w:p></w:tc><w:tc><w:tcPr><w:tcW w:w="1417.3228346456694" w:type="dxa"/><w:noWrap/></w:tcPr><w:p><w:pPr><w:spacing w:after="30"/></w:pPr><w:r><w:rPr><w:sz w:val="16"/><w:szCs w:val="16"/></w:rPr><w:t xml:space="preserve">`users`</w:t></w:r></w:p></w:tc><w:tc><w:tcPr><w:tcW w:w="1417.3228346456694" w:type="dxa"/><w:noWrap/></w:tcPr><w:p><w:pPr><w:spacing w:after="30"/></w:pPr><w:r><w:rPr><w:sz w:val="16"/><w:szCs w:val="16"/></w:rPr><w:t xml:space="preserve">`id`</w:t></w:r></w:p></w:tc><w:tc><w:tcPr><w:tcW w:w="1417.3228346456694" w:type="dxa"/><w:noWrap/></w:tcPr><w:p><w:pPr><w:spacing w:after="30"/></w:pPr><w:r><w:rPr><w:sz w:val="16"/><w:szCs w:val="16"/></w:rPr><w:t xml:space="preserve">N : 1</w:t></w:r></w:p></w:tc><w:tc><w:tcPr><w:tcW w:w="1417.3228346456694" w:type="dxa"/><w:noWrap/></w:tcPr><w:p><w:pPr><w:spacing w:after="30"/></w:pPr><w:r><w:rPr><w:sz w:val="16"/><w:szCs w:val="16"/></w:rPr><w:t xml:space="preserve">`ON DELETE CASCADE`</w:t></w:r></w:p></w:tc><w:tc><w:tcPr><w:tcW w:w="1417.3228346456694" w:type="dxa"/><w:noWrap/></w:tcPr><w:p><w:pPr><w:spacing w:after="30"/></w:pPr><w:r><w:rPr><w:sz w:val="16"/><w:szCs w:val="16"/></w:rPr><w:t xml:space="preserve">Dosen pembimbing yang membuka agenda bimbingan.</w:t></w:r></w:p></w:tc></w:tr><w:tr><w:trPr/><w:tc><w:tcPr><w:tcW w:w="1417.3228346456694" w:type="dxa"/><w:noWrap/></w:tcPr><w:p><w:pPr><w:spacing w:after="30"/></w:pPr><w:r><w:rPr><w:sz w:val="16"/><w:szCs w:val="16"/></w:rPr><w:t xml:space="preserve">`logbooks`</w:t></w:r></w:p></w:tc><w:tc><w:tcPr><w:tcW w:w="1417.3228346456694" w:type="dxa"/><w:noWrap/></w:tcPr><w:p><w:pPr><w:spacing w:after="30"/></w:pPr><w:r><w:rPr><w:sz w:val="16"/><w:szCs w:val="16"/></w:rPr><w:t xml:space="preserve">`thesis_id`</w:t></w:r></w:p></w:tc><w:tc><w:tcPr><w:tcW w:w="1417.3228346456694" w:type="dxa"/><w:noWrap/></w:tcPr><w:p><w:pPr><w:spacing w:after="30"/></w:pPr><w:r><w:rPr><w:sz w:val="16"/><w:szCs w:val="16"/></w:rPr><w:t xml:space="preserve">`theses`</w:t></w:r></w:p></w:tc><w:tc><w:tcPr><w:tcW w:w="1417.3228346456694" w:type="dxa"/><w:noWrap/></w:tcPr><w:p><w:pPr><w:spacing w:after="30"/></w:pPr><w:r><w:rPr><w:sz w:val="16"/><w:szCs w:val="16"/></w:rPr><w:t xml:space="preserve">`id`</w:t></w:r></w:p></w:tc><w:tc><w:tcPr><w:tcW w:w="1417.3228346456694" w:type="dxa"/><w:noWrap/></w:tcPr><w:p><w:pPr><w:spacing w:after="30"/></w:pPr><w:r><w:rPr><w:sz w:val="16"/><w:szCs w:val="16"/></w:rPr><w:t xml:space="preserve">N : 1</w:t></w:r></w:p></w:tc><w:tc><w:tcPr><w:tcW w:w="1417.3228346456694" w:type="dxa"/><w:noWrap/></w:tcPr><w:p><w:pPr><w:spacing w:after="30"/></w:pPr><w:r><w:rPr><w:sz w:val="16"/><w:szCs w:val="16"/></w:rPr><w:t xml:space="preserve">`ON DELETE CASCADE`</w:t></w:r></w:p></w:tc><w:tc><w:tcPr><w:tcW w:w="1417.3228346456694" w:type="dxa"/><w:noWrap/></w:tcPr><w:p><w:pPr><w:spacing w:after="30"/></w:pPr><w:r><w:rPr><w:sz w:val="16"/><w:szCs w:val="16"/></w:rPr><w:t xml:space="preserve">Catatan harian kemajuan pengerjaan tugas akhir.</w:t></w:r></w:p></w:tc></w:tr><w:tr><w:trPr/><w:tc><w:tcPr><w:tcW w:w="1417.3228346456694" w:type="dxa"/><w:noWrap/></w:tcPr><w:p><w:pPr><w:spacing w:after="30"/></w:pPr><w:r><w:rPr><w:sz w:val="16"/><w:szCs w:val="16"/></w:rPr><w:t xml:space="preserve">`seminar_applications`</w:t></w:r></w:p></w:tc><w:tc><w:tcPr><w:tcW w:w="1417.3228346456694" w:type="dxa"/><w:noWrap/></w:tcPr><w:p><w:pPr><w:spacing w:after="30"/></w:pPr><w:r><w:rPr><w:sz w:val="16"/><w:szCs w:val="16"/></w:rPr><w:t xml:space="preserve">`thesis_id`</w:t></w:r></w:p></w:tc><w:tc><w:tcPr><w:tcW w:w="1417.3228346456694" w:type="dxa"/><w:noWrap/></w:tcPr><w:p><w:pPr><w:spacing w:after="30"/></w:pPr><w:r><w:rPr><w:sz w:val="16"/><w:szCs w:val="16"/></w:rPr><w:t xml:space="preserve">`theses`</w:t></w:r></w:p></w:tc><w:tc><w:tcPr><w:tcW w:w="1417.3228346456694" w:type="dxa"/><w:noWrap/></w:tcPr><w:p><w:pPr><w:spacing w:after="30"/></w:pPr><w:r><w:rPr><w:sz w:val="16"/><w:szCs w:val="16"/></w:rPr><w:t xml:space="preserve">`id`</w:t></w:r></w:p></w:tc><w:tc><w:tcPr><w:tcW w:w="1417.3228346456694" w:type="dxa"/><w:noWrap/></w:tcPr><w:p><w:pPr><w:spacing w:after="30"/></w:pPr><w:r><w:rPr><w:sz w:val="16"/><w:szCs w:val="16"/></w:rPr><w:t xml:space="preserve">N : 1</w:t></w:r></w:p></w:tc><w:tc><w:tcPr><w:tcW w:w="1417.3228346456694" w:type="dxa"/><w:noWrap/></w:tcPr><w:p><w:pPr><w:spacing w:after="30"/></w:pPr><w:r><w:rPr><w:sz w:val="16"/><w:szCs w:val="16"/></w:rPr><w:t xml:space="preserve">`ON DELETE CASCADE`</w:t></w:r></w:p></w:tc><w:tc><w:tcPr><w:tcW w:w="1417.3228346456694" w:type="dxa"/><w:noWrap/></w:tcPr><w:p><w:pPr><w:spacing w:after="30"/></w:pPr><w:r><w:rPr><w:sz w:val="16"/><w:szCs w:val="16"/></w:rPr><w:t xml:space="preserve">Data tugas akhir yang didaftarkan ke Seminar Proposal.</w:t></w:r></w:p></w:tc></w:tr><w:tr><w:trPr/><w:tc><w:tcPr><w:tcW w:w="1417.3228346456694" w:type="dxa"/><w:noWrap/></w:tcPr><w:p><w:pPr><w:spacing w:after="30"/></w:pPr><w:r><w:rPr><w:sz w:val="16"/><w:szCs w:val="16"/></w:rPr><w:t xml:space="preserve">`seminar_applications`</w:t></w:r></w:p></w:tc><w:tc><w:tcPr><w:tcW w:w="1417.3228346456694" w:type="dxa"/><w:noWrap/></w:tcPr><w:p><w:pPr><w:spacing w:after="30"/></w:pPr><w:r><w:rPr><w:sz w:val="16"/><w:szCs w:val="16"/></w:rPr><w:t xml:space="preserve">`wave_id`</w:t></w:r></w:p></w:tc><w:tc><w:tcPr><w:tcW w:w="1417.3228346456694" w:type="dxa"/><w:noWrap/></w:tcPr><w:p><w:pPr><w:spacing w:after="30"/></w:pPr><w:r><w:rPr><w:sz w:val="16"/><w:szCs w:val="16"/></w:rPr><w:t xml:space="preserve">`waves`</w:t></w:r></w:p></w:tc><w:tc><w:tcPr><w:tcW w:w="1417.3228346456694" w:type="dxa"/><w:noWrap/></w:tcPr><w:p><w:pPr><w:spacing w:after="30"/></w:pPr><w:r><w:rPr><w:sz w:val="16"/><w:szCs w:val="16"/></w:rPr><w:t xml:space="preserve">`id`</w:t></w:r></w:p></w:tc><w:tc><w:tcPr><w:tcW w:w="1417.3228346456694" w:type="dxa"/><w:noWrap/></w:tcPr><w:p><w:pPr><w:spacing w:after="30"/></w:pPr><w:r><w:rPr><w:sz w:val="16"/><w:szCs w:val="16"/></w:rPr><w:t xml:space="preserve">N : 1</w:t></w:r></w:p></w:tc><w:tc><w:tcPr><w:tcW w:w="1417.3228346456694" w:type="dxa"/><w:noWrap/></w:tcPr><w:p><w:pPr><w:spacing w:after="30"/></w:pPr><w:r><w:rPr><w:sz w:val="16"/><w:szCs w:val="16"/></w:rPr><w:t xml:space="preserve">`ON DELETE RESTRICT`</w:t></w:r></w:p></w:tc><w:tc><w:tcPr><w:tcW w:w="1417.3228346456694" w:type="dxa"/><w:noWrap/></w:tcPr><w:p><w:pPr><w:spacing w:after="30"/></w:pPr><w:r><w:rPr><w:sz w:val="16"/><w:szCs w:val="16"/></w:rPr><w:t xml:space="preserve">Gelombang pendaftaran seminar proposal aktif.</w:t></w:r></w:p></w:tc></w:tr><w:tr><w:trPr/><w:tc><w:tcPr><w:tcW w:w="1417.3228346456694" w:type="dxa"/><w:noWrap/></w:tcPr><w:p><w:pPr><w:spacing w:after="30"/></w:pPr><w:r><w:rPr><w:sz w:val="16"/><w:szCs w:val="16"/></w:rPr><w:t xml:space="preserve">`seminar_schedules`</w:t></w:r></w:p></w:tc><w:tc><w:tcPr><w:tcW w:w="1417.3228346456694" w:type="dxa"/><w:noWrap/></w:tcPr><w:p><w:pPr><w:spacing w:after="30"/></w:pPr><w:r><w:rPr><w:sz w:val="16"/><w:szCs w:val="16"/></w:rPr><w:t xml:space="preserve">`wave_id`</w:t></w:r></w:p></w:tc><w:tc><w:tcPr><w:tcW w:w="1417.3228346456694" w:type="dxa"/><w:noWrap/></w:tcPr><w:p><w:pPr><w:spacing w:after="30"/></w:pPr><w:r><w:rPr><w:sz w:val="16"/><w:szCs w:val="16"/></w:rPr><w:t xml:space="preserve">`waves`</w:t></w:r></w:p></w:tc><w:tc><w:tcPr><w:tcW w:w="1417.3228346456694" w:type="dxa"/><w:noWrap/></w:tcPr><w:p><w:pPr><w:spacing w:after="30"/></w:pPr><w:r><w:rPr><w:sz w:val="16"/><w:szCs w:val="16"/></w:rPr><w:t xml:space="preserve">`id`</w:t></w:r></w:p></w:tc><w:tc><w:tcPr><w:tcW w:w="1417.3228346456694" w:type="dxa"/><w:noWrap/></w:tcPr><w:p><w:pPr><w:spacing w:after="30"/></w:pPr><w:r><w:rPr><w:sz w:val="16"/><w:szCs w:val="16"/></w:rPr><w:t xml:space="preserve">N : 1</w:t></w:r></w:p></w:tc><w:tc><w:tcPr><w:tcW w:w="1417.3228346456694" w:type="dxa"/><w:noWrap/></w:tcPr><w:p><w:pPr><w:spacing w:after="30"/></w:pPr><w:r><w:rPr><w:sz w:val="16"/><w:szCs w:val="16"/></w:rPr><w:t xml:space="preserve">`ON DELETE CASCADE`</w:t></w:r></w:p></w:tc><w:tc><w:tcPr><w:tcW w:w="1417.3228346456694" w:type="dxa"/><w:noWrap/></w:tcPr><w:p><w:pPr><w:spacing w:after="30"/></w:pPr><w:r><w:rPr><w:sz w:val="16"/><w:szCs w:val="16"/></w:rPr><w:t xml:space="preserve">Sesi jadwal seminar yang masuk pada gelombang tertentu.</w:t></w:r></w:p></w:tc></w:tr><w:tr><w:trPr/><w:tc><w:tcPr><w:tcW w:w="1417.3228346456694" w:type="dxa"/><w:noWrap/></w:tcPr><w:p><w:pPr><w:spacing w:after="30"/></w:pPr><w:r><w:rPr><w:sz w:val="16"/><w:szCs w:val="16"/></w:rPr><w:t xml:space="preserve">`seminar_schedule_details`</w:t></w:r></w:p></w:tc><w:tc><w:tcPr><w:tcW w:w="1417.3228346456694" w:type="dxa"/><w:noWrap/></w:tcPr><w:p><w:pPr><w:spacing w:after="30"/></w:pPr><w:r><w:rPr><w:sz w:val="16"/><w:szCs w:val="16"/></w:rPr><w:t xml:space="preserve">`seminar_schedule_id`</w:t></w:r></w:p></w:tc><w:tc><w:tcPr><w:tcW w:w="1417.3228346456694" w:type="dxa"/><w:noWrap/></w:tcPr><w:p><w:pPr><w:spacing w:after="30"/></w:pPr><w:r><w:rPr><w:sz w:val="16"/><w:szCs w:val="16"/></w:rPr><w:t xml:space="preserve">`seminar_schedules`</w:t></w:r></w:p></w:tc><w:tc><w:tcPr><w:tcW w:w="1417.3228346456694" w:type="dxa"/><w:noWrap/></w:tcPr><w:p><w:pPr><w:spacing w:after="30"/></w:pPr><w:r><w:rPr><w:sz w:val="16"/><w:szCs w:val="16"/></w:rPr><w:t xml:space="preserve">`id`</w:t></w:r></w:p></w:tc><w:tc><w:tcPr><w:tcW w:w="1417.3228346456694" w:type="dxa"/><w:noWrap/></w:tcPr><w:p><w:pPr><w:spacing w:after="30"/></w:pPr><w:r><w:rPr><w:sz w:val="16"/><w:szCs w:val="16"/></w:rPr><w:t xml:space="preserve">N : 1</w:t></w:r></w:p></w:tc><w:tc><w:tcPr><w:tcW w:w="1417.3228346456694" w:type="dxa"/><w:noWrap/></w:tcPr><w:p><w:pPr><w:spacing w:after="30"/></w:pPr><w:r><w:rPr><w:sz w:val="16"/><w:szCs w:val="16"/></w:rPr><w:t xml:space="preserve">`ON DELETE CASCADE`</w:t></w:r></w:p></w:tc><w:tc><w:tcPr><w:tcW w:w="1417.3228346456694" w:type="dxa"/><w:noWrap/></w:tcPr><w:p><w:pPr><w:spacing w:after="30"/></w:pPr><w:r><w:rPr><w:sz w:val="16"/><w:szCs w:val="16"/></w:rPr><w:t xml:space="preserve">Induk sesi pelaksanaan jadwal seminar proposal.</w:t></w:r></w:p></w:tc></w:tr><w:tr><w:trPr/><w:tc><w:tcPr><w:tcW w:w="1417.3228346456694" w:type="dxa"/><w:noWrap/></w:tcPr><w:p><w:pPr><w:spacing w:after="30"/></w:pPr><w:r><w:rPr><w:sz w:val="16"/><w:szCs w:val="16"/></w:rPr><w:t xml:space="preserve">`seminar_schedule_details`</w:t></w:r></w:p></w:tc><w:tc><w:tcPr><w:tcW w:w="1417.3228346456694" w:type="dxa"/><w:noWrap/></w:tcPr><w:p><w:pPr><w:spacing w:after="30"/></w:pPr><w:r><w:rPr><w:sz w:val="16"/><w:szCs w:val="16"/></w:rPr><w:t xml:space="preserve">`seminar_application_id`</w:t></w:r></w:p></w:tc><w:tc><w:tcPr><w:tcW w:w="1417.3228346456694" w:type="dxa"/><w:noWrap/></w:tcPr><w:p><w:pPr><w:spacing w:after="30"/></w:pPr><w:r><w:rPr><w:sz w:val="16"/><w:szCs w:val="16"/></w:rPr><w:t xml:space="preserve">`seminar_applications`</w:t></w:r></w:p></w:tc><w:tc><w:tcPr><w:tcW w:w="1417.3228346456694" w:type="dxa"/><w:noWrap/></w:tcPr><w:p><w:pPr><w:spacing w:after="30"/></w:pPr><w:r><w:rPr><w:sz w:val="16"/><w:szCs w:val="16"/></w:rPr><w:t xml:space="preserve">`id`</w:t></w:r></w:p></w:tc><w:tc><w:tcPr><w:tcW w:w="1417.3228346456694" w:type="dxa"/><w:noWrap/></w:tcPr><w:p><w:pPr><w:spacing w:after="30"/></w:pPr><w:r><w:rPr><w:sz w:val="16"/><w:szCs w:val="16"/></w:rPr><w:t xml:space="preserve">1 : 1</w:t></w:r></w:p></w:tc><w:tc><w:tcPr><w:tcW w:w="1417.3228346456694" w:type="dxa"/><w:noWrap/></w:tcPr><w:p><w:pPr><w:spacing w:after="30"/></w:pPr><w:r><w:rPr><w:sz w:val="16"/><w:szCs w:val="16"/></w:rPr><w:t xml:space="preserve">`ON DELETE CASCADE`</w:t></w:r></w:p></w:tc><w:tc><w:tcPr><w:tcW w:w="1417.3228346456694" w:type="dxa"/><w:noWrap/></w:tcPr><w:p><w:pPr><w:spacing w:after="30"/></w:pPr><w:r><w:rPr><w:sz w:val="16"/><w:szCs w:val="16"/></w:rPr><w:t xml:space="preserve">Peserta mahasiswa yang dialokasikan pada sesi ujian.</w:t></w:r></w:p></w:tc></w:tr><w:tr><w:trPr/><w:tc><w:tcPr><w:tcW w:w="1417.3228346456694" w:type="dxa"/><w:noWrap/></w:tcPr><w:p><w:pPr><w:spacing w:after="30"/></w:pPr><w:r><w:rPr><w:sz w:val="16"/><w:szCs w:val="16"/></w:rPr><w:t xml:space="preserve">`seminar_revisions`</w:t></w:r></w:p></w:tc><w:tc><w:tcPr><w:tcW w:w="1417.3228346456694" w:type="dxa"/><w:noWrap/></w:tcPr><w:p><w:pPr><w:spacing w:after="30"/></w:pPr><w:r><w:rPr><w:sz w:val="16"/><w:szCs w:val="16"/></w:rPr><w:t xml:space="preserve">`seminar_schedule_detail_id`</w:t></w:r></w:p></w:tc><w:tc><w:tcPr><w:tcW w:w="1417.3228346456694" w:type="dxa"/><w:noWrap/></w:tcPr><w:p><w:pPr><w:spacing w:after="30"/></w:pPr><w:r><w:rPr><w:sz w:val="16"/><w:szCs w:val="16"/></w:rPr><w:t xml:space="preserve">`seminar_schedule_details`</w:t></w:r></w:p></w:tc><w:tc><w:tcPr><w:tcW w:w="1417.3228346456694" w:type="dxa"/><w:noWrap/></w:tcPr><w:p><w:pPr><w:spacing w:after="30"/></w:pPr><w:r><w:rPr><w:sz w:val="16"/><w:szCs w:val="16"/></w:rPr><w:t xml:space="preserve">`id`</w:t></w:r></w:p></w:tc><w:tc><w:tcPr><w:tcW w:w="1417.3228346456694" w:type="dxa"/><w:noWrap/></w:tcPr><w:p><w:pPr><w:spacing w:after="30"/></w:pPr><w:r><w:rPr><w:sz w:val="16"/><w:szCs w:val="16"/></w:rPr><w:t xml:space="preserve">N : 1</w:t></w:r></w:p></w:tc><w:tc><w:tcPr><w:tcW w:w="1417.3228346456694" w:type="dxa"/><w:noWrap/></w:tcPr><w:p><w:pPr><w:spacing w:after="30"/></w:pPr><w:r><w:rPr><w:sz w:val="16"/><w:szCs w:val="16"/></w:rPr><w:t xml:space="preserve">`ON DELETE CASCADE`</w:t></w:r></w:p></w:tc><w:tc><w:tcPr><w:tcW w:w="1417.3228346456694" w:type="dxa"/><w:noWrap/></w:tcPr><w:p><w:pPr><w:spacing w:after="30"/></w:pPr><w:r><w:rPr><w:sz w:val="16"/><w:szCs w:val="16"/></w:rPr><w:t xml:space="preserve">Catatan revisi yang diterbitkan pasca-seminar.</w:t></w:r></w:p></w:tc></w:tr><w:tr><w:trPr/><w:tc><w:tcPr><w:tcW w:w="1417.3228346456694" w:type="dxa"/><w:noWrap/></w:tcPr><w:p><w:pPr><w:spacing w:after="30"/></w:pPr><w:r><w:rPr><w:sz w:val="16"/><w:szCs w:val="16"/></w:rPr><w:t xml:space="preserve">`seminar_revisions`</w:t></w:r></w:p></w:tc><w:tc><w:tcPr><w:tcW w:w="1417.3228346456694" w:type="dxa"/><w:noWrap/></w:tcPr><w:p><w:pPr><w:spacing w:after="30"/></w:pPr><w:r><w:rPr><w:sz w:val="16"/><w:szCs w:val="16"/></w:rPr><w:t xml:space="preserve">`examiner_id`</w:t></w:r></w:p></w:tc><w:tc><w:tcPr><w:tcW w:w="1417.3228346456694" w:type="dxa"/><w:noWrap/></w:tcPr><w:p><w:pPr><w:spacing w:after="30"/></w:pPr><w:r><w:rPr><w:sz w:val="16"/><w:szCs w:val="16"/></w:rPr><w:t xml:space="preserve">`users`</w:t></w:r></w:p></w:tc><w:tc><w:tcPr><w:tcW w:w="1417.3228346456694" w:type="dxa"/><w:noWrap/></w:tcPr><w:p><w:pPr><w:spacing w:after="30"/></w:pPr><w:r><w:rPr><w:sz w:val="16"/><w:szCs w:val="16"/></w:rPr><w:t xml:space="preserve">`id`</w:t></w:r></w:p></w:tc><w:tc><w:tcPr><w:tcW w:w="1417.3228346456694" w:type="dxa"/><w:noWrap/></w:tcPr><w:p><w:pPr><w:spacing w:after="30"/></w:pPr><w:r><w:rPr><w:sz w:val="16"/><w:szCs w:val="16"/></w:rPr><w:t xml:space="preserve">N : 1</w:t></w:r></w:p></w:tc><w:tc><w:tcPr><w:tcW w:w="1417.3228346456694" w:type="dxa"/><w:noWrap/></w:tcPr><w:p><w:pPr><w:spacing w:after="30"/></w:pPr><w:r><w:rPr><w:sz w:val="16"/><w:szCs w:val="16"/></w:rPr><w:t xml:space="preserve">`ON DELETE CASCADE`</w:t></w:r></w:p></w:tc><w:tc><w:tcPr><w:tcW w:w="1417.3228346456694" w:type="dxa"/><w:noWrap/></w:tcPr><w:p><w:pPr><w:spacing w:after="30"/></w:pPr><w:r><w:rPr><w:sz w:val="16"/><w:szCs w:val="16"/></w:rPr><w:t xml:space="preserve">Dosen penguji yang memberikan kewajiban revisi.</w:t></w:r></w:p></w:tc></w:tr><w:tr><w:trPr/><w:tc><w:tcPr><w:tcW w:w="1417.3228346456694" w:type="dxa"/><w:noWrap/></w:tcPr><w:p><w:pPr><w:spacing w:after="30"/></w:pPr><w:r><w:rPr><w:sz w:val="16"/><w:szCs w:val="16"/></w:rPr><w:t xml:space="preserve">`seminar_revision_messages`</w:t></w:r></w:p></w:tc><w:tc><w:tcPr><w:tcW w:w="1417.3228346456694" w:type="dxa"/><w:noWrap/></w:tcPr><w:p><w:pPr><w:spacing w:after="30"/></w:pPr><w:r><w:rPr><w:sz w:val="16"/><w:szCs w:val="16"/></w:rPr><w:t xml:space="preserve">`seminar_revision_id`</w:t></w:r></w:p></w:tc><w:tc><w:tcPr><w:tcW w:w="1417.3228346456694" w:type="dxa"/><w:noWrap/></w:tcPr><w:p><w:pPr><w:spacing w:after="30"/></w:pPr><w:r><w:rPr><w:sz w:val="16"/><w:szCs w:val="16"/></w:rPr><w:t xml:space="preserve">`seminar_revisions`</w:t></w:r></w:p></w:tc><w:tc><w:tcPr><w:tcW w:w="1417.3228346456694" w:type="dxa"/><w:noWrap/></w:tcPr><w:p><w:pPr><w:spacing w:after="30"/></w:pPr><w:r><w:rPr><w:sz w:val="16"/><w:szCs w:val="16"/></w:rPr><w:t xml:space="preserve">`id`</w:t></w:r></w:p></w:tc><w:tc><w:tcPr><w:tcW w:w="1417.3228346456694" w:type="dxa"/><w:noWrap/></w:tcPr><w:p><w:pPr><w:spacing w:after="30"/></w:pPr><w:r><w:rPr><w:sz w:val="16"/><w:szCs w:val="16"/></w:rPr><w:t xml:space="preserve">N : 1</w:t></w:r></w:p></w:tc><w:tc><w:tcPr><w:tcW w:w="1417.3228346456694" w:type="dxa"/><w:noWrap/></w:tcPr><w:p><w:pPr><w:spacing w:after="30"/></w:pPr><w:r><w:rPr><w:sz w:val="16"/><w:szCs w:val="16"/></w:rPr><w:t xml:space="preserve">`ON DELETE CASCADE`</w:t></w:r></w:p></w:tc><w:tc><w:tcPr><w:tcW w:w="1417.3228346456694" w:type="dxa"/><w:noWrap/></w:tcPr><w:p><w:pPr><w:spacing w:after="30"/></w:pPr><w:r><w:rPr><w:sz w:val="16"/><w:szCs w:val="16"/></w:rPr><w:t xml:space="preserve">Thread komunikasi percakapan revisi seminar.</w:t></w:r></w:p></w:tc></w:tr><w:tr><w:trPr/><w:tc><w:tcPr><w:tcW w:w="1417.3228346456694" w:type="dxa"/><w:noWrap/></w:tcPr><w:p><w:pPr><w:spacing w:after="30"/></w:pPr><w:r><w:rPr><w:sz w:val="16"/><w:szCs w:val="16"/></w:rPr><w:t xml:space="preserve">`thesis_defense_applications`</w:t></w:r></w:p></w:tc><w:tc><w:tcPr><w:tcW w:w="1417.3228346456694" w:type="dxa"/><w:noWrap/></w:tcPr><w:p><w:pPr><w:spacing w:after="30"/></w:pPr><w:r><w:rPr><w:sz w:val="16"/><w:szCs w:val="16"/></w:rPr><w:t xml:space="preserve">`thesis_id`</w:t></w:r></w:p></w:tc><w:tc><w:tcPr><w:tcW w:w="1417.3228346456694" w:type="dxa"/><w:noWrap/></w:tcPr><w:p><w:pPr><w:spacing w:after="30"/></w:pPr><w:r><w:rPr><w:sz w:val="16"/><w:szCs w:val="16"/></w:rPr><w:t xml:space="preserve">`theses`</w:t></w:r></w:p></w:tc><w:tc><w:tcPr><w:tcW w:w="1417.3228346456694" w:type="dxa"/><w:noWrap/></w:tcPr><w:p><w:pPr><w:spacing w:after="30"/></w:pPr><w:r><w:rPr><w:sz w:val="16"/><w:szCs w:val="16"/></w:rPr><w:t xml:space="preserve">`id`</w:t></w:r></w:p></w:tc><w:tc><w:tcPr><w:tcW w:w="1417.3228346456694" w:type="dxa"/><w:noWrap/></w:tcPr><w:p><w:pPr><w:spacing w:after="30"/></w:pPr><w:r><w:rPr><w:sz w:val="16"/><w:szCs w:val="16"/></w:rPr><w:t xml:space="preserve">N : 1</w:t></w:r></w:p></w:tc><w:tc><w:tcPr><w:tcW w:w="1417.3228346456694" w:type="dxa"/><w:noWrap/></w:tcPr><w:p><w:pPr><w:spacing w:after="30"/></w:pPr><w:r><w:rPr><w:sz w:val="16"/><w:szCs w:val="16"/></w:rPr><w:t xml:space="preserve">`ON DELETE CASCADE`</w:t></w:r></w:p></w:tc><w:tc><w:tcPr><w:tcW w:w="1417.3228346456694" w:type="dxa"/><w:noWrap/></w:tcPr><w:p><w:pPr><w:spacing w:after="30"/></w:pPr><w:r><w:rPr><w:sz w:val="16"/><w:szCs w:val="16"/></w:rPr><w:t xml:space="preserve">Data tugas akhir yang didaftarkan ke Sidang Skripsi.</w:t></w:r></w:p></w:tc></w:tr><w:tr><w:trPr/><w:tc><w:tcPr><w:tcW w:w="1417.3228346456694" w:type="dxa"/><w:noWrap/></w:tcPr><w:p><w:pPr><w:spacing w:after="30"/></w:pPr><w:r><w:rPr><w:sz w:val="16"/><w:szCs w:val="16"/></w:rPr><w:t xml:space="preserve">`thesis_defense_applications`</w:t></w:r></w:p></w:tc><w:tc><w:tcPr><w:tcW w:w="1417.3228346456694" w:type="dxa"/><w:noWrap/></w:tcPr><w:p><w:pPr><w:spacing w:after="30"/></w:pPr><w:r><w:rPr><w:sz w:val="16"/><w:szCs w:val="16"/></w:rPr><w:t xml:space="preserve">`wave_id`</w:t></w:r></w:p></w:tc><w:tc><w:tcPr><w:tcW w:w="1417.3228346456694" w:type="dxa"/><w:noWrap/></w:tcPr><w:p><w:pPr><w:spacing w:after="30"/></w:pPr><w:r><w:rPr><w:sz w:val="16"/><w:szCs w:val="16"/></w:rPr><w:t xml:space="preserve">`waves`</w:t></w:r></w:p></w:tc><w:tc><w:tcPr><w:tcW w:w="1417.3228346456694" w:type="dxa"/><w:noWrap/></w:tcPr><w:p><w:pPr><w:spacing w:after="30"/></w:pPr><w:r><w:rPr><w:sz w:val="16"/><w:szCs w:val="16"/></w:rPr><w:t xml:space="preserve">`id`</w:t></w:r></w:p></w:tc><w:tc><w:tcPr><w:tcW w:w="1417.3228346456694" w:type="dxa"/><w:noWrap/></w:tcPr><w:p><w:pPr><w:spacing w:after="30"/></w:pPr><w:r><w:rPr><w:sz w:val="16"/><w:szCs w:val="16"/></w:rPr><w:t xml:space="preserve">N : 1</w:t></w:r></w:p></w:tc><w:tc><w:tcPr><w:tcW w:w="1417.3228346456694" w:type="dxa"/><w:noWrap/></w:tcPr><w:p><w:pPr><w:spacing w:after="30"/></w:pPr><w:r><w:rPr><w:sz w:val="16"/><w:szCs w:val="16"/></w:rPr><w:t xml:space="preserve">`ON DELETE RESTRICT`</w:t></w:r></w:p></w:tc><w:tc><w:tcPr><w:tcW w:w="1417.3228346456694" w:type="dxa"/><w:noWrap/></w:tcPr><w:p><w:pPr><w:spacing w:after="30"/></w:pPr><w:r><w:rPr><w:sz w:val="16"/><w:szCs w:val="16"/></w:rPr><w:t xml:space="preserve">Gelombang pendaftaran sidang skripsi aktif.</w:t></w:r></w:p></w:tc></w:tr><w:tr><w:trPr/><w:tc><w:tcPr><w:tcW w:w="1417.3228346456694" w:type="dxa"/><w:noWrap/></w:tcPr><w:p><w:pPr><w:spacing w:after="30"/></w:pPr><w:r><w:rPr><w:sz w:val="16"/><w:szCs w:val="16"/></w:rPr><w:t xml:space="preserve">`thesis_defense_schedules`</w:t></w:r></w:p></w:tc><w:tc><w:tcPr><w:tcW w:w="1417.3228346456694" w:type="dxa"/><w:noWrap/></w:tcPr><w:p><w:pPr><w:spacing w:after="30"/></w:pPr><w:r><w:rPr><w:sz w:val="16"/><w:szCs w:val="16"/></w:rPr><w:t xml:space="preserve">`wave_id`</w:t></w:r></w:p></w:tc><w:tc><w:tcPr><w:tcW w:w="1417.3228346456694" w:type="dxa"/><w:noWrap/></w:tcPr><w:p><w:pPr><w:spacing w:after="30"/></w:pPr><w:r><w:rPr><w:sz w:val="16"/><w:szCs w:val="16"/></w:rPr><w:t xml:space="preserve">`waves`</w:t></w:r></w:p></w:tc><w:tc><w:tcPr><w:tcW w:w="1417.3228346456694" w:type="dxa"/><w:noWrap/></w:tcPr><w:p><w:pPr><w:spacing w:after="30"/></w:pPr><w:r><w:rPr><w:sz w:val="16"/><w:szCs w:val="16"/></w:rPr><w:t xml:space="preserve">`id`</w:t></w:r></w:p></w:tc><w:tc><w:tcPr><w:tcW w:w="1417.3228346456694" w:type="dxa"/><w:noWrap/></w:tcPr><w:p><w:pPr><w:spacing w:after="30"/></w:pPr><w:r><w:rPr><w:sz w:val="16"/><w:szCs w:val="16"/></w:rPr><w:t xml:space="preserve">N : 1</w:t></w:r></w:p></w:tc><w:tc><w:tcPr><w:tcW w:w="1417.3228346456694" w:type="dxa"/><w:noWrap/></w:tcPr><w:p><w:pPr><w:spacing w:after="30"/></w:pPr><w:r><w:rPr><w:sz w:val="16"/><w:szCs w:val="16"/></w:rPr><w:t xml:space="preserve">`ON DELETE CASCADE`</w:t></w:r></w:p></w:tc><w:tc><w:tcPr><w:tcW w:w="1417.3228346456694" w:type="dxa"/><w:noWrap/></w:tcPr><w:p><w:pPr><w:spacing w:after="30"/></w:pPr><w:r><w:rPr><w:sz w:val="16"/><w:szCs w:val="16"/></w:rPr><w:t xml:space="preserve">Sesi jadwal sidang skripsi yang masuk pada gelombang tertentu.</w:t></w:r></w:p></w:tc></w:tr><w:tr><w:trPr/><w:tc><w:tcPr><w:tcW w:w="1417.3228346456694" w:type="dxa"/><w:noWrap/></w:tcPr><w:p><w:pPr><w:spacing w:after="30"/></w:pPr><w:r><w:rPr><w:sz w:val="16"/><w:szCs w:val="16"/></w:rPr><w:t xml:space="preserve">`thesis_defense_schedule_details`</w:t></w:r></w:p></w:tc><w:tc><w:tcPr><w:tcW w:w="1417.3228346456694" w:type="dxa"/><w:noWrap/></w:tcPr><w:p><w:pPr><w:spacing w:after="30"/></w:pPr><w:r><w:rPr><w:sz w:val="16"/><w:szCs w:val="16"/></w:rPr><w:t xml:space="preserve">`thesis_defense_schedule_id`</w:t></w:r></w:p></w:tc><w:tc><w:tcPr><w:tcW w:w="1417.3228346456694" w:type="dxa"/><w:noWrap/></w:tcPr><w:p><w:pPr><w:spacing w:after="30"/></w:pPr><w:r><w:rPr><w:sz w:val="16"/><w:szCs w:val="16"/></w:rPr><w:t xml:space="preserve">`thesis_defense_schedules`</w:t></w:r></w:p></w:tc><w:tc><w:tcPr><w:tcW w:w="1417.3228346456694" w:type="dxa"/><w:noWrap/></w:tcPr><w:p><w:pPr><w:spacing w:after="30"/></w:pPr><w:r><w:rPr><w:sz w:val="16"/><w:szCs w:val="16"/></w:rPr><w:t xml:space="preserve">`id`</w:t></w:r></w:p></w:tc><w:tc><w:tcPr><w:tcW w:w="1417.3228346456694" w:type="dxa"/><w:noWrap/></w:tcPr><w:p><w:pPr><w:spacing w:after="30"/></w:pPr><w:r><w:rPr><w:sz w:val="16"/><w:szCs w:val="16"/></w:rPr><w:t xml:space="preserve">N : 1</w:t></w:r></w:p></w:tc><w:tc><w:tcPr><w:tcW w:w="1417.3228346456694" w:type="dxa"/><w:noWrap/></w:tcPr><w:p><w:pPr><w:spacing w:after="30"/></w:pPr><w:r><w:rPr><w:sz w:val="16"/><w:szCs w:val="16"/></w:rPr><w:t xml:space="preserve">`ON DELETE CASCADE`</w:t></w:r></w:p></w:tc><w:tc><w:tcPr><w:tcW w:w="1417.3228346456694" w:type="dxa"/><w:noWrap/></w:tcPr><w:p><w:pPr><w:spacing w:after="30"/></w:pPr><w:r><w:rPr><w:sz w:val="16"/><w:szCs w:val="16"/></w:rPr><w:t xml:space="preserve">Induk sesi pelaksanaan sidang skripsi.</w:t></w:r></w:p></w:tc></w:tr><w:tr><w:trPr/><w:tc><w:tcPr><w:tcW w:w="1417.3228346456694" w:type="dxa"/><w:noWrap/></w:tcPr><w:p><w:pPr><w:spacing w:after="30"/></w:pPr><w:r><w:rPr><w:sz w:val="16"/><w:szCs w:val="16"/></w:rPr><w:t xml:space="preserve">`thesis_defense_schedule_details`</w:t></w:r></w:p></w:tc><w:tc><w:tcPr><w:tcW w:w="1417.3228346456694" w:type="dxa"/><w:noWrap/></w:tcPr><w:p><w:pPr><w:spacing w:after="30"/></w:pPr><w:r><w:rPr><w:sz w:val="16"/><w:szCs w:val="16"/></w:rPr><w:t xml:space="preserve">`thesis_defense_application_id`</w:t></w:r></w:p></w:tc><w:tc><w:tcPr><w:tcW w:w="1417.3228346456694" w:type="dxa"/><w:noWrap/></w:tcPr><w:p><w:pPr><w:spacing w:after="30"/></w:pPr><w:r><w:rPr><w:sz w:val="16"/><w:szCs w:val="16"/></w:rPr><w:t xml:space="preserve">`thesis_defense_applications`</w:t></w:r></w:p></w:tc><w:tc><w:tcPr><w:tcW w:w="1417.3228346456694" w:type="dxa"/><w:noWrap/></w:tcPr><w:p><w:pPr><w:spacing w:after="30"/></w:pPr><w:r><w:rPr><w:sz w:val="16"/><w:szCs w:val="16"/></w:rPr><w:t xml:space="preserve">`id`</w:t></w:r></w:p></w:tc><w:tc><w:tcPr><w:tcW w:w="1417.3228346456694" w:type="dxa"/><w:noWrap/></w:tcPr><w:p><w:pPr><w:spacing w:after="30"/></w:pPr><w:r><w:rPr><w:sz w:val="16"/><w:szCs w:val="16"/></w:rPr><w:t xml:space="preserve">1 : 1</w:t></w:r></w:p></w:tc><w:tc><w:tcPr><w:tcW w:w="1417.3228346456694" w:type="dxa"/><w:noWrap/></w:tcPr><w:p><w:pPr><w:spacing w:after="30"/></w:pPr><w:r><w:rPr><w:sz w:val="16"/><w:szCs w:val="16"/></w:rPr><w:t xml:space="preserve">`ON DELETE CASCADE`</w:t></w:r></w:p></w:tc><w:tc><w:tcPr><w:tcW w:w="1417.3228346456694" w:type="dxa"/><w:noWrap/></w:tcPr><w:p><w:pPr><w:spacing w:after="30"/></w:pPr><w:r><w:rPr><w:sz w:val="16"/><w:szCs w:val="16"/></w:rPr><w:t xml:space="preserve">Mahasiswa yang dialokasikan ke dewan penguji sidang.</w:t></w:r></w:p></w:tc></w:tr><w:tr><w:trPr/><w:tc><w:tcPr><w:tcW w:w="1417.3228346456694" w:type="dxa"/><w:noWrap/></w:tcPr><w:p><w:pPr><w:spacing w:after="30"/></w:pPr><w:r><w:rPr><w:sz w:val="16"/><w:szCs w:val="16"/></w:rPr><w:t xml:space="preserve">`thesis_defense_revisions`</w:t></w:r></w:p></w:tc><w:tc><w:tcPr><w:tcW w:w="1417.3228346456694" w:type="dxa"/><w:noWrap/></w:tcPr><w:p><w:pPr><w:spacing w:after="30"/></w:pPr><w:r><w:rPr><w:sz w:val="16"/><w:szCs w:val="16"/></w:rPr><w:t xml:space="preserve">`thesis_defense_schedule_detail_id`</w:t></w:r></w:p></w:tc><w:tc><w:tcPr><w:tcW w:w="1417.3228346456694" w:type="dxa"/><w:noWrap/></w:tcPr><w:p><w:pPr><w:spacing w:after="30"/></w:pPr><w:r><w:rPr><w:sz w:val="16"/><w:szCs w:val="16"/></w:rPr><w:t xml:space="preserve">`thesis_defense_schedule_details`</w:t></w:r></w:p></w:tc><w:tc><w:tcPr><w:tcW w:w="1417.3228346456694" w:type="dxa"/><w:noWrap/></w:tcPr><w:p><w:pPr><w:spacing w:after="30"/></w:pPr><w:r><w:rPr><w:sz w:val="16"/><w:szCs w:val="16"/></w:rPr><w:t xml:space="preserve">`id`</w:t></w:r></w:p></w:tc><w:tc><w:tcPr><w:tcW w:w="1417.3228346456694" w:type="dxa"/><w:noWrap/></w:tcPr><w:p><w:pPr><w:spacing w:after="30"/></w:pPr><w:r><w:rPr><w:sz w:val="16"/><w:szCs w:val="16"/></w:rPr><w:t xml:space="preserve">N : 1</w:t></w:r></w:p></w:tc><w:tc><w:tcPr><w:tcW w:w="1417.3228346456694" w:type="dxa"/><w:noWrap/></w:tcPr><w:p><w:pPr><w:spacing w:after="30"/></w:pPr><w:r><w:rPr><w:sz w:val="16"/><w:szCs w:val="16"/></w:rPr><w:t xml:space="preserve">`ON DELETE CASCADE`</w:t></w:r></w:p></w:tc><w:tc><w:tcPr><w:tcW w:w="1417.3228346456694" w:type="dxa"/><w:noWrap/></w:tcPr><w:p><w:pPr><w:spacing w:after="30"/></w:pPr><w:r><w:rPr><w:sz w:val="16"/><w:szCs w:val="16"/></w:rPr><w:t xml:space="preserve">Catatan revisi yang diterbitkan dewan penguji sidang.</w:t></w:r></w:p></w:tc></w:tr><w:tr><w:trPr/><w:tc><w:tcPr><w:tcW w:w="1417.3228346456694" w:type="dxa"/><w:noWrap/></w:tcPr><w:p><w:pPr><w:spacing w:after="30"/></w:pPr><w:r><w:rPr><w:sz w:val="16"/><w:szCs w:val="16"/></w:rPr><w:t xml:space="preserve">`thesis_defense_revisions`</w:t></w:r></w:p></w:tc><w:tc><w:tcPr><w:tcW w:w="1417.3228346456694" w:type="dxa"/><w:noWrap/></w:tcPr><w:p><w:pPr><w:spacing w:after="30"/></w:pPr><w:r><w:rPr><w:sz w:val="16"/><w:szCs w:val="16"/></w:rPr><w:t xml:space="preserve">`examiner_id`</w:t></w:r></w:p></w:tc><w:tc><w:tcPr><w:tcW w:w="1417.3228346456694" w:type="dxa"/><w:noWrap/></w:tcPr><w:p><w:pPr><w:spacing w:after="30"/></w:pPr><w:r><w:rPr><w:sz w:val="16"/><w:szCs w:val="16"/></w:rPr><w:t xml:space="preserve">`users`</w:t></w:r></w:p></w:tc><w:tc><w:tcPr><w:tcW w:w="1417.3228346456694" w:type="dxa"/><w:noWrap/></w:tcPr><w:p><w:pPr><w:spacing w:after="30"/></w:pPr><w:r><w:rPr><w:sz w:val="16"/><w:szCs w:val="16"/></w:rPr><w:t xml:space="preserve">`id`</w:t></w:r></w:p></w:tc><w:tc><w:tcPr><w:tcW w:w="1417.3228346456694" w:type="dxa"/><w:noWrap/></w:tcPr><w:p><w:pPr><w:spacing w:after="30"/></w:pPr><w:r><w:rPr><w:sz w:val="16"/><w:szCs w:val="16"/></w:rPr><w:t xml:space="preserve">N : 1</w:t></w:r></w:p></w:tc><w:tc><w:tcPr><w:tcW w:w="1417.3228346456694" w:type="dxa"/><w:noWrap/></w:tcPr><w:p><w:pPr><w:spacing w:after="30"/></w:pPr><w:r><w:rPr><w:sz w:val="16"/><w:szCs w:val="16"/></w:rPr><w:t xml:space="preserve">`ON DELETE CASCADE`</w:t></w:r></w:p></w:tc><w:tc><w:tcPr><w:tcW w:w="1417.3228346456694" w:type="dxa"/><w:noWrap/></w:tcPr><w:p><w:pPr><w:spacing w:after="30"/></w:pPr><w:r><w:rPr><w:sz w:val="16"/><w:szCs w:val="16"/></w:rPr><w:t xml:space="preserve">Dosen penguji sidang yang memvalidasi perbaikan.</w:t></w:r></w:p></w:tc></w:tr><w:tr><w:trPr/><w:tc><w:tcPr><w:tcW w:w="1417.3228346456694" w:type="dxa"/><w:noWrap/></w:tcPr><w:p><w:pPr><w:spacing w:after="30"/></w:pPr><w:r><w:rPr><w:sz w:val="16"/><w:szCs w:val="16"/></w:rPr><w:t xml:space="preserve">`thesis_defense_revision_messages`</w:t></w:r></w:p></w:tc><w:tc><w:tcPr><w:tcW w:w="1417.3228346456694" w:type="dxa"/><w:noWrap/></w:tcPr><w:p><w:pPr><w:spacing w:after="30"/></w:pPr><w:r><w:rPr><w:sz w:val="16"/><w:szCs w:val="16"/></w:rPr><w:t xml:space="preserve">`thesis_defense_revision_id`</w:t></w:r></w:p></w:tc><w:tc><w:tcPr><w:tcW w:w="1417.3228346456694" w:type="dxa"/><w:noWrap/></w:tcPr><w:p><w:pPr><w:spacing w:after="30"/></w:pPr><w:r><w:rPr><w:sz w:val="16"/><w:szCs w:val="16"/></w:rPr><w:t xml:space="preserve">`thesis_defense_revisions`</w:t></w:r></w:p></w:tc><w:tc><w:tcPr><w:tcW w:w="1417.3228346456694" w:type="dxa"/><w:noWrap/></w:tcPr><w:p><w:pPr><w:spacing w:after="30"/></w:pPr><w:r><w:rPr><w:sz w:val="16"/><w:szCs w:val="16"/></w:rPr><w:t xml:space="preserve">`id`</w:t></w:r></w:p></w:tc><w:tc><w:tcPr><w:tcW w:w="1417.3228346456694" w:type="dxa"/><w:noWrap/></w:tcPr><w:p><w:pPr><w:spacing w:after="30"/></w:pPr><w:r><w:rPr><w:sz w:val="16"/><w:szCs w:val="16"/></w:rPr><w:t xml:space="preserve">N : 1</w:t></w:r></w:p></w:tc><w:tc><w:tcPr><w:tcW w:w="1417.3228346456694" w:type="dxa"/><w:noWrap/></w:tcPr><w:p><w:pPr><w:spacing w:after="30"/></w:pPr><w:r><w:rPr><w:sz w:val="16"/><w:szCs w:val="16"/></w:rPr><w:t xml:space="preserve">`ON DELETE CASCADE`</w:t></w:r></w:p></w:tc><w:tc><w:tcPr><w:tcW w:w="1417.3228346456694" w:type="dxa"/><w:noWrap/></w:tcPr><w:p><w:pPr><w:spacing w:after="30"/></w:pPr><w:r><w:rPr><w:sz w:val="16"/><w:szCs w:val="16"/></w:rPr><w:t xml:space="preserve">Thread konsultasi revisi sidang skripsi.</w:t></w:r></w:p></w:tc></w:tr><w:tr><w:trPr/><w:tc><w:tcPr><w:tcW w:w="1417.3228346456694" w:type="dxa"/><w:noWrap/></w:tcPr><w:p><w:pPr><w:spacing w:after="30"/></w:pPr><w:r><w:rPr><w:sz w:val="16"/><w:szCs w:val="16"/></w:rPr><w:t xml:space="preserve">`graduations`</w:t></w:r></w:p></w:tc><w:tc><w:tcPr><w:tcW w:w="1417.3228346456694" w:type="dxa"/><w:noWrap/></w:tcPr><w:p><w:pPr><w:spacing w:after="30"/></w:pPr><w:r><w:rPr><w:sz w:val="16"/><w:szCs w:val="16"/></w:rPr><w:t xml:space="preserve">`user_id`</w:t></w:r></w:p></w:tc><w:tc><w:tcPr><w:tcW w:w="1417.3228346456694" w:type="dxa"/><w:noWrap/></w:tcPr><w:p><w:pPr><w:spacing w:after="30"/></w:pPr><w:r><w:rPr><w:sz w:val="16"/><w:szCs w:val="16"/></w:rPr><w:t xml:space="preserve">`users`</w:t></w:r></w:p></w:tc><w:tc><w:tcPr><w:tcW w:w="1417.3228346456694" w:type="dxa"/><w:noWrap/></w:tcPr><w:p><w:pPr><w:spacing w:after="30"/></w:pPr><w:r><w:rPr><w:sz w:val="16"/><w:szCs w:val="16"/></w:rPr><w:t xml:space="preserve">`id`</w:t></w:r></w:p></w:tc><w:tc><w:tcPr><w:tcW w:w="1417.3228346456694" w:type="dxa"/><w:noWrap/></w:tcPr><w:p><w:pPr><w:spacing w:after="30"/></w:pPr><w:r><w:rPr><w:sz w:val="16"/><w:szCs w:val="16"/></w:rPr><w:t xml:space="preserve">N : 1</w:t></w:r></w:p></w:tc><w:tc><w:tcPr><w:tcW w:w="1417.3228346456694" w:type="dxa"/><w:noWrap/></w:tcPr><w:p><w:pPr><w:spacing w:after="30"/></w:pPr><w:r><w:rPr><w:sz w:val="16"/><w:szCs w:val="16"/></w:rPr><w:t xml:space="preserve">`ON DELETE CASCADE`</w:t></w:r></w:p></w:tc><w:tc><w:tcPr><w:tcW w:w="1417.3228346456694" w:type="dxa"/><w:noWrap/></w:tcPr><w:p><w:pPr><w:spacing w:after="30"/></w:pPr><w:r><w:rPr><w:sz w:val="16"/><w:szCs w:val="16"/></w:rPr><w:t xml:space="preserve">Mahasiswa calon wisudawan/yudisium.</w:t></w:r></w:p></w:tc></w:tr><w:tr><w:trPr/><w:tc><w:tcPr><w:tcW w:w="1417.3228346456694" w:type="dxa"/><w:noWrap/></w:tcPr><w:p><w:pPr><w:spacing w:after="30"/></w:pPr><w:r><w:rPr><w:sz w:val="16"/><w:szCs w:val="16"/></w:rPr><w:t xml:space="preserve">`graduations`</w:t></w:r></w:p></w:tc><w:tc><w:tcPr><w:tcW w:w="1417.3228346456694" w:type="dxa"/><w:noWrap/></w:tcPr><w:p><w:pPr><w:spacing w:after="30"/></w:pPr><w:r><w:rPr><w:sz w:val="16"/><w:szCs w:val="16"/></w:rPr><w:t xml:space="preserve">`thesis_id`</w:t></w:r></w:p></w:tc><w:tc><w:tcPr><w:tcW w:w="1417.3228346456694" w:type="dxa"/><w:noWrap/></w:tcPr><w:p><w:pPr><w:spacing w:after="30"/></w:pPr><w:r><w:rPr><w:sz w:val="16"/><w:szCs w:val="16"/></w:rPr><w:t xml:space="preserve">`theses`</w:t></w:r></w:p></w:tc><w:tc><w:tcPr><w:tcW w:w="1417.3228346456694" w:type="dxa"/><w:noWrap/></w:tcPr><w:p><w:pPr><w:spacing w:after="30"/></w:pPr><w:r><w:rPr><w:sz w:val="16"/><w:szCs w:val="16"/></w:rPr><w:t xml:space="preserve">`id`</w:t></w:r></w:p></w:tc><w:tc><w:tcPr><w:tcW w:w="1417.3228346456694" w:type="dxa"/><w:noWrap/></w:tcPr><w:p><w:pPr><w:spacing w:after="30"/></w:pPr><w:r><w:rPr><w:sz w:val="16"/><w:szCs w:val="16"/></w:rPr><w:t xml:space="preserve">1 : 1</w:t></w:r></w:p></w:tc><w:tc><w:tcPr><w:tcW w:w="1417.3228346456694" w:type="dxa"/><w:noWrap/></w:tcPr><w:p><w:pPr><w:spacing w:after="30"/></w:pPr><w:r><w:rPr><w:sz w:val="16"/><w:szCs w:val="16"/></w:rPr><w:t xml:space="preserve">`ON DELETE CASCADE`</w:t></w:r></w:p></w:tc><w:tc><w:tcPr><w:tcW w:w="1417.3228346456694" w:type="dxa"/><w:noWrap/></w:tcPr><w:p><w:pPr><w:spacing w:after="30"/></w:pPr><w:r><w:rPr><w:sz w:val="16"/><w:szCs w:val="16"/></w:rPr><w:t xml:space="preserve">Tugas akhir yang diselesaikan dan bebas tanggungan.</w:t></w:r></w:p></w:tc></w:tr><w:tr><w:trPr/><w:tc><w:tcPr><w:tcW w:w="1417.3228346456694" w:type="dxa"/><w:noWrap/></w:tcPr><w:p><w:pPr><w:spacing w:after="30"/></w:pPr><w:r><w:rPr><w:sz w:val="16"/><w:szCs w:val="16"/></w:rPr><w:t xml:space="preserve">`journal_bookmarks`</w:t></w:r></w:p></w:tc><w:tc><w:tcPr><w:tcW w:w="1417.3228346456694" w:type="dxa"/><w:noWrap/></w:tcPr><w:p><w:pPr><w:spacing w:after="30"/></w:pPr><w:r><w:rPr><w:sz w:val="16"/><w:szCs w:val="16"/></w:rPr><w:t xml:space="preserve">`user_id`</w:t></w:r></w:p></w:tc><w:tc><w:tcPr><w:tcW w:w="1417.3228346456694" w:type="dxa"/><w:noWrap/></w:tcPr><w:p><w:pPr><w:spacing w:after="30"/></w:pPr><w:r><w:rPr><w:sz w:val="16"/><w:szCs w:val="16"/></w:rPr><w:t xml:space="preserve">`users`</w:t></w:r></w:p></w:tc><w:tc><w:tcPr><w:tcW w:w="1417.3228346456694" w:type="dxa"/><w:noWrap/></w:tcPr><w:p><w:pPr><w:spacing w:after="30"/></w:pPr><w:r><w:rPr><w:sz w:val="16"/><w:szCs w:val="16"/></w:rPr><w:t xml:space="preserve">`id`</w:t></w:r></w:p></w:tc><w:tc><w:tcPr><w:tcW w:w="1417.3228346456694" w:type="dxa"/><w:noWrap/></w:tcPr><w:p><w:pPr><w:spacing w:after="30"/></w:pPr><w:r><w:rPr><w:sz w:val="16"/><w:szCs w:val="16"/></w:rPr><w:t xml:space="preserve">N : 1</w:t></w:r></w:p></w:tc><w:tc><w:tcPr><w:tcW w:w="1417.3228346456694" w:type="dxa"/><w:noWrap/></w:tcPr><w:p><w:pPr><w:spacing w:after="30"/></w:pPr><w:r><w:rPr><w:sz w:val="16"/><w:szCs w:val="16"/></w:rPr><w:t xml:space="preserve">`ON DELETE CASCADE`</w:t></w:r></w:p></w:tc><w:tc><w:tcPr><w:tcW w:w="1417.3228346456694" w:type="dxa"/><w:noWrap/></w:tcPr><w:p><w:pPr><w:spacing w:after="30"/></w:pPr><w:r><w:rPr><w:sz w:val="16"/><w:szCs w:val="16"/></w:rPr><w:t xml:space="preserve">Pengguna pemilik koleksi referensi jurnal.</w:t></w:r></w:p></w:tc></w:tr><w:tr><w:trPr/><w:tc><w:tcPr><w:tcW w:w="1417.3228346456694" w:type="dxa"/><w:noWrap/></w:tcPr><w:p><w:pPr><w:spacing w:after="30"/></w:pPr><w:r><w:rPr><w:sz w:val="16"/><w:szCs w:val="16"/></w:rPr><w:t xml:space="preserve">`journal_bookmarks`</w:t></w:r></w:p></w:tc><w:tc><w:tcPr><w:tcW w:w="1417.3228346456694" w:type="dxa"/><w:noWrap/></w:tcPr><w:p><w:pPr><w:spacing w:after="30"/></w:pPr><w:r><w:rPr><w:sz w:val="16"/><w:szCs w:val="16"/></w:rPr><w:t xml:space="preserve">`folder_id`</w:t></w:r></w:p></w:tc><w:tc><w:tcPr><w:tcW w:w="1417.3228346456694" w:type="dxa"/><w:noWrap/></w:tcPr><w:p><w:pPr><w:spacing w:after="30"/></w:pPr><w:r><w:rPr><w:sz w:val="16"/><w:szCs w:val="16"/></w:rPr><w:t xml:space="preserve">`journal_bookmark_folders`</w:t></w:r></w:p></w:tc><w:tc><w:tcPr><w:tcW w:w="1417.3228346456694" w:type="dxa"/><w:noWrap/></w:tcPr><w:p><w:pPr><w:spacing w:after="30"/></w:pPr><w:r><w:rPr><w:sz w:val="16"/><w:szCs w:val="16"/></w:rPr><w:t xml:space="preserve">`id`</w:t></w:r></w:p></w:tc><w:tc><w:tcPr><w:tcW w:w="1417.3228346456694" w:type="dxa"/><w:noWrap/></w:tcPr><w:p><w:pPr><w:spacing w:after="30"/></w:pPr><w:r><w:rPr><w:sz w:val="16"/><w:szCs w:val="16"/></w:rPr><w:t xml:space="preserve">N : 1</w:t></w:r></w:p></w:tc><w:tc><w:tcPr><w:tcW w:w="1417.3228346456694" w:type="dxa"/><w:noWrap/></w:tcPr><w:p><w:pPr><w:spacing w:after="30"/></w:pPr><w:r><w:rPr><w:sz w:val="16"/><w:szCs w:val="16"/></w:rPr><w:t xml:space="preserve">`ON DELETE SET NULL`</w:t></w:r></w:p></w:tc><w:tc><w:tcPr><w:tcW w:w="1417.3228346456694" w:type="dxa"/><w:noWrap/></w:tcPr><w:p><w:pPr><w:spacing w:after="30"/></w:pPr><w:r><w:rPr><w:sz w:val="16"/><w:szCs w:val="16"/></w:rPr><w:t xml:space="preserve">Pengelompokan artikel jurnal ke dalam folder riset.</w:t></w:r></w:p></w:tc></w:tr><w:tr><w:trPr/><w:tc><w:tcPr><w:tcW w:w="1417.3228346456694" w:type="dxa"/><w:noWrap/></w:tcPr><w:p><w:pPr><w:spacing w:after="30"/></w:pPr><w:r><w:rPr><w:sz w:val="16"/><w:szCs w:val="16"/></w:rPr><w:t xml:space="preserve">`wa_broadcast_logs`</w:t></w:r></w:p></w:tc><w:tc><w:tcPr><w:tcW w:w="1417.3228346456694" w:type="dxa"/><w:noWrap/></w:tcPr><w:p><w:pPr><w:spacing w:after="30"/></w:pPr><w:r><w:rPr><w:sz w:val="16"/><w:szCs w:val="16"/></w:rPr><w:t xml:space="preserve">`wa_broadcast_id`</w:t></w:r></w:p></w:tc><w:tc><w:tcPr><w:tcW w:w="1417.3228346456694" w:type="dxa"/><w:noWrap/></w:tcPr><w:p><w:pPr><w:spacing w:after="30"/></w:pPr><w:r><w:rPr><w:sz w:val="16"/><w:szCs w:val="16"/></w:rPr><w:t xml:space="preserve">`wa_broadcasts`</w:t></w:r></w:p></w:tc><w:tc><w:tcPr><w:tcW w:w="1417.3228346456694" w:type="dxa"/><w:noWrap/></w:tcPr><w:p><w:pPr><w:spacing w:after="30"/></w:pPr><w:r><w:rPr><w:sz w:val="16"/><w:szCs w:val="16"/></w:rPr><w:t xml:space="preserve">`id`</w:t></w:r></w:p></w:tc><w:tc><w:tcPr><w:tcW w:w="1417.3228346456694" w:type="dxa"/><w:noWrap/></w:tcPr><w:p><w:pPr><w:spacing w:after="30"/></w:pPr><w:r><w:rPr><w:sz w:val="16"/><w:szCs w:val="16"/></w:rPr><w:t xml:space="preserve">N : 1</w:t></w:r></w:p></w:tc><w:tc><w:tcPr><w:tcW w:w="1417.3228346456694" w:type="dxa"/><w:noWrap/></w:tcPr><w:p><w:pPr><w:spacing w:after="30"/></w:pPr><w:r><w:rPr><w:sz w:val="16"/><w:szCs w:val="16"/></w:rPr><w:t xml:space="preserve">`ON DELETE CASCADE`</w:t></w:r></w:p></w:tc><w:tc><w:tcPr><w:tcW w:w="1417.3228346456694" w:type="dxa"/><w:noWrap/></w:tcPr><w:p><w:pPr><w:spacing w:after="30"/></w:pPr><w:r><w:rPr><w:sz w:val="16"/><w:szCs w:val="16"/></w:rPr><w:t xml:space="preserve">Riwayat transmisi pesan siaran ke masing-masing nomor.</w:t></w:r></w:p></w:tc></w:tr><w:tr><w:trPr/><w:tc><w:tcPr><w:tcW w:w="1417.3228346456694" w:type="dxa"/><w:noWrap/></w:tcPr><w:p><w:pPr><w:spacing w:after="30"/></w:pPr><w:r><w:rPr><w:sz w:val="16"/><w:szCs w:val="16"/></w:rPr><w:t xml:space="preserve">`bug_reports`</w:t></w:r></w:p></w:tc><w:tc><w:tcPr><w:tcW w:w="1417.3228346456694" w:type="dxa"/><w:noWrap/></w:tcPr><w:p><w:pPr><w:spacing w:after="30"/></w:pPr><w:r><w:rPr><w:sz w:val="16"/><w:szCs w:val="16"/></w:rPr><w:t xml:space="preserve">`user_id`</w:t></w:r></w:p></w:tc><w:tc><w:tcPr><w:tcW w:w="1417.3228346456694" w:type="dxa"/><w:noWrap/></w:tcPr><w:p><w:pPr><w:spacing w:after="30"/></w:pPr><w:r><w:rPr><w:sz w:val="16"/><w:szCs w:val="16"/></w:rPr><w:t xml:space="preserve">`users`</w:t></w:r></w:p></w:tc><w:tc><w:tcPr><w:tcW w:w="1417.3228346456694" w:type="dxa"/><w:noWrap/></w:tcPr><w:p><w:pPr><w:spacing w:after="30"/></w:pPr><w:r><w:rPr><w:sz w:val="16"/><w:szCs w:val="16"/></w:rPr><w:t xml:space="preserve">`id`</w:t></w:r></w:p></w:tc><w:tc><w:tcPr><w:tcW w:w="1417.3228346456694" w:type="dxa"/><w:noWrap/></w:tcPr><w:p><w:pPr><w:spacing w:after="30"/></w:pPr><w:r><w:rPr><w:sz w:val="16"/><w:szCs w:val="16"/></w:rPr><w:t xml:space="preserve">N : 1</w:t></w:r></w:p></w:tc><w:tc><w:tcPr><w:tcW w:w="1417.3228346456694" w:type="dxa"/><w:noWrap/></w:tcPr><w:p><w:pPr><w:spacing w:after="30"/></w:pPr><w:r><w:rPr><w:sz w:val="16"/><w:szCs w:val="16"/></w:rPr><w:t xml:space="preserve">`ON DELETE CASCADE`</w:t></w:r></w:p></w:tc><w:tc><w:tcPr><w:tcW w:w="1417.3228346456694" w:type="dxa"/><w:noWrap/></w:tcPr><w:p><w:pPr><w:spacing w:after="30"/></w:pPr><w:r><w:rPr><w:sz w:val="16"/><w:szCs w:val="16"/></w:rPr><w:t xml:space="preserve">Pelapor kendala bug atau pengusul fitur baru.</w:t></w:r></w:p></w:tc></w:tr></w:tbl><w:p/><w:p><w:pPr><w:jc w:val="both"/><w:spacing w:after="70"/></w:pPr><w:r><w:rPr><w:sz w:val="19"/><w:szCs w:val="19"/></w:rPr><w:t xml:space="preserve">---</w:t></w:r></w:p><w:p><w:pPr><w:pStyle w:val="Heading2"/></w:pPr><w:bookmarkStart w:id="9" w:name="_Toc9"/><w:r><w:t>3. SPESIFIKASI RINCI STRUKTUR TABEL BASIS DATA</w:t></w:r><w:bookmarkEnd w:id="9"/></w:p><w:p><w:pPr><w:jc w:val="both"/><w:spacing w:after="70"/></w:pPr><w:r><w:rPr><w:sz w:val="19"/><w:szCs w:val="19"/></w:rPr><w:t xml:space="preserve">Bagian ini memaparkan seluruh struktur fisik 35 tabel operasional SIBIMA. Pada setiap tabel disajikan secara eksplisit informasi **Nama Tabel**, **Primary Key**, **Foreign Key**, **Deskripsi Fungsi**, serta tabel struktur kolom lengkap.</w:t></w:r></w:p><w:p><w:pPr><w:pStyle w:val="Heading3"/></w:pPr><w:bookmarkStart w:id="10" w:name="_Toc10"/><w:r><w:t>3.1 Tabel Rekam Jejak Audit Sistem & Aktivitas Login (`activity_logs`)</w:t></w:r><w:bookmarkEnd w:id="10"/></w:p><w:p><w:pPr><w:spacing w:before="40" w:after="40"/></w:pPr><w:r><w:rPr><w:color w:val="334155"/><w:sz w:val="19"/><w:szCs w:val="19"/><w:b w:val="1"/><w:bCs w:val="1"/><w:i w:val="1"/><w:iCs w:val="1"/></w:rPr><w:t xml:space="preserve">**Nama Tabel**: `activity_logs`</w:t></w:r></w:p><w:p><w:pPr><w:spacing w:before="40" w:after="40"/></w:pPr><w:r><w:rPr><w:color w:val="334155"/><w:sz w:val="19"/><w:szCs w:val="19"/><w:b w:val="0"/><w:bCs w:val="0"/><w:i w:val="1"/><w:iCs w:val="1"/></w:rPr><w:t xml:space="preserve">**Primary Key**: `id`</w:t></w:r></w:p><w:p><w:pPr><w:spacing w:before="40" w:after="40"/></w:pPr><w:r><w:rPr><w:color w:val="334155"/><w:sz w:val="19"/><w:szCs w:val="19"/><w:b w:val="0"/><w:bCs w:val="0"/><w:i w:val="1"/><w:iCs w:val="1"/></w:rPr><w:t xml:space="preserve">**Foreign Key**: `user_id` $\rightarrow$ merujuk ke `users.id`</w:t></w:r></w:p><w:p><w:pPr><w:spacing w:before="40" w:after="40"/></w:pPr><w:r><w:rPr><w:color w:val="334155"/><w:sz w:val="19"/><w:szCs w:val="19"/><w:b w:val="0"/><w:bCs w:val="0"/><w:i w:val="1"/><w:iCs w:val="1"/></w:rPr><w:t xml:space="preserve">**Deskripsi**: Mencatat seluruh rekam jejak mutasi data (create, update, delete) oleh pengguna via trait Auditable serta mencatat riwayat login (IP address, user agent, waktu, status login).</w:t></w:r></w:p><w:tbl><w:tblGrid><w:gridCol w:w="1417.3228346456694" w:type="dxa"/><w:gridCol w:w="1417.3228346456694" w:type="dxa"/><w:gridCol w:w="1417.3228346456694" w:type="dxa"/><w:gridCol w:w="1417.3228346456694" w:type="dxa"/><w:gridCol w:w="1417.3228346456694" w:type="dxa"/><w:gridCol w:w="1417.3228346456694" w:type="dxa"/><w:gridCol w:w="1417.3228346456694" w:type="dxa"/></w:tblGrid><w:tblPr><w:tblStyle w:val="DbTable"/></w:tblPr><w:tr><w:trPr/><w:tc><w:tcPr><w:tcW w:w="1417.3228346456694" w:type="dxa"/><w:shd w:val="clear" w:fill="1E293B"/><w:noWrap/></w:tcPr><w:p><w:pPr><w:spacing w:after="30"/></w:pPr><w:r><w:rPr><w:color w:val="FFFFFF"/><w:sz w:val="16"/><w:szCs w:val="16"/><w:b w:val="1"/><w:bCs w:val="1"/></w:rPr><w:t xml:space="preserve">No</w:t></w:r></w:p></w:tc><w:tc><w:tcPr><w:tcW w:w="1417.3228346456694" w:type="dxa"/><w:shd w:val="clear" w:fill="1E293B"/><w:noWrap/></w:tcPr><w:p><w:pPr><w:spacing w:after="30"/></w:pPr><w:r><w:rPr><w:color w:val="FFFFFF"/><w:sz w:val="16"/><w:szCs w:val="16"/><w:b w:val="1"/><w:bCs w:val="1"/></w:rPr><w:t xml:space="preserve">Nama Kolom</w:t></w:r></w:p></w:tc><w:tc><w:tcPr><w:tcW w:w="1417.3228346456694" w:type="dxa"/><w:shd w:val="clear" w:fill="1E293B"/><w:noWrap/></w:tcPr><w:p><w:pPr><w:spacing w:after="30"/></w:pPr><w:r><w:rPr><w:color w:val="FFFFFF"/><w:sz w:val="16"/><w:szCs w:val="16"/><w:b w:val="1"/><w:bCs w:val="1"/></w:rPr><w:t xml:space="preserve">Tipe Data</w:t></w:r></w:p></w:tc><w:tc><w:tcPr><w:tcW w:w="1417.3228346456694" w:type="dxa"/><w:shd w:val="clear" w:fill="1E293B"/><w:noWrap/></w:tcPr><w:p><w:pPr><w:spacing w:after="30"/></w:pPr><w:r><w:rPr><w:color w:val="FFFFFF"/><w:sz w:val="16"/><w:szCs w:val="16"/><w:b w:val="1"/><w:bCs w:val="1"/></w:rPr><w:t xml:space="preserve">Nullable</w:t></w:r></w:p></w:tc><w:tc><w:tcPr><w:tcW w:w="1417.3228346456694" w:type="dxa"/><w:shd w:val="clear" w:fill="1E293B"/><w:noWrap/></w:tcPr><w:p><w:pPr><w:spacing w:after="30"/></w:pPr><w:r><w:rPr><w:color w:val="FFFFFF"/><w:sz w:val="16"/><w:szCs w:val="16"/><w:b w:val="1"/><w:bCs w:val="1"/></w:rPr><w:t xml:space="preserve">Nilai Default</w:t></w:r></w:p></w:tc><w:tc><w:tcPr><w:tcW w:w="1417.3228346456694" w:type="dxa"/><w:shd w:val="clear" w:fill="1E293B"/><w:noWrap/></w:tcPr><w:p><w:pPr><w:spacing w:after="30"/></w:pPr><w:r><w:rPr><w:color w:val="FFFFFF"/><w:sz w:val="16"/><w:szCs w:val="16"/><w:b w:val="1"/><w:bCs w:val="1"/></w:rPr><w:t xml:space="preserve">Kunci (*Key*)</w:t></w:r></w:p></w:tc><w:tc><w:tcPr><w:tcW w:w="1417.3228346456694" w:type="dxa"/><w:shd w:val="clear" w:fill="1E293B"/><w:noWrap/></w:tcPr><w:p><w:pPr><w:spacing w:after="30"/></w:pPr><w:r><w:rPr><w:color w:val="FFFFFF"/><w:sz w:val="16"/><w:szCs w:val="16"/><w:b w:val="1"/><w:bCs w:val="1"/></w:rPr><w:t xml:space="preserve">Keterangan & Aturan Bisnis</w:t></w:r></w:p></w:tc></w:tr><w:tr><w:trPr/><w:tc><w:tcPr><w:tcW w:w="1417.3228346456694" w:type="dxa"/><w:noWrap/></w:tcPr><w:p><w:pPr><w:spacing w:after="30"/></w:pPr><w:r><w:rPr><w:sz w:val="16"/><w:szCs w:val="16"/></w:rPr><w:t xml:space="preserve">1</w:t></w:r></w:p></w:tc><w:tc><w:tcPr><w:tcW w:w="1417.3228346456694" w:type="dxa"/><w:noWrap/></w:tcPr><w:p><w:pPr><w:spacing w:after="30"/></w:pPr><w:r><w:rPr><w:sz w:val="16"/><w:szCs w:val="16"/></w:rPr><w:t xml:space="preserve">`id`</w:t></w:r></w:p></w:tc><w:tc><w:tcPr><w:tcW w:w="1417.3228346456694" w:type="dxa"/><w:noWrap/></w:tcPr><w:p><w:pPr><w:spacing w:after="30"/></w:pPr><w:r><w:rPr><w:sz w:val="16"/><w:szCs w:val="16"/></w:rPr><w:t xml:space="preserve">`bigint(20) unsigned`</w:t></w:r></w:p></w:tc><w:tc><w:tcPr><w:tcW w:w="1417.3228346456694" w:type="dxa"/><w:noWrap/></w:tcPr><w:p><w:pPr><w:spacing w:after="30"/></w:pPr><w:r><w:rPr><w:sz w:val="16"/><w:szCs w:val="16"/></w:rPr><w:t xml:space="preserve">NOT NULL</w:t></w:r></w:p></w:tc><w:tc><w:tcPr><w:tcW w:w="1417.3228346456694" w:type="dxa"/><w:noWrap/></w:tcPr><w:p><w:pPr><w:spacing w:after="30"/></w:pPr><w:r><w:rPr><w:sz w:val="16"/><w:szCs w:val="16"/></w:rPr><w:t xml:space="preserve">*None*</w:t></w:r></w:p></w:tc><w:tc><w:tcPr><w:tcW w:w="1417.3228346456694" w:type="dxa"/><w:noWrap/></w:tcPr><w:p><w:pPr><w:spacing w:after="30"/></w:pPr><w:r><w:rPr><w:sz w:val="16"/><w:szCs w:val="16"/></w:rPr><w:t xml:space="preserve">PRI (auto_increment)</w:t></w:r></w:p></w:tc><w:tc><w:tcPr><w:tcW w:w="1417.3228346456694" w:type="dxa"/><w:noWrap/></w:tcPr><w:p><w:pPr><w:spacing w:after="30"/></w:pPr><w:r><w:rPr><w:sz w:val="16"/><w:szCs w:val="16"/></w:rPr><w:t xml:space="preserve">Identitas unik rekaman data (*surrogate primary key*).</w:t></w:r></w:p></w:tc></w:tr><w:tr><w:trPr/><w:tc><w:tcPr><w:tcW w:w="1417.3228346456694" w:type="dxa"/><w:noWrap/></w:tcPr><w:p><w:pPr><w:spacing w:after="30"/></w:pPr><w:r><w:rPr><w:sz w:val="16"/><w:szCs w:val="16"/></w:rPr><w:t xml:space="preserve">2</w:t></w:r></w:p></w:tc><w:tc><w:tcPr><w:tcW w:w="1417.3228346456694" w:type="dxa"/><w:noWrap/></w:tcPr><w:p><w:pPr><w:spacing w:after="30"/></w:pPr><w:r><w:rPr><w:sz w:val="16"/><w:szCs w:val="16"/></w:rPr><w:t xml:space="preserve">`user_id`</w:t></w:r></w:p></w:tc><w:tc><w:tcPr><w:tcW w:w="1417.3228346456694" w:type="dxa"/><w:noWrap/></w:tcPr><w:p><w:pPr><w:spacing w:after="30"/></w:pPr><w:r><w:rPr><w:sz w:val="16"/><w:szCs w:val="16"/></w:rPr><w:t xml:space="preserve">`bigint(20) unsigned`</w:t></w:r></w:p></w:tc><w:tc><w:tcPr><w:tcW w:w="1417.3228346456694" w:type="dxa"/><w:noWrap/></w:tcPr><w:p><w:pPr><w:spacing w:after="30"/></w:pPr><w:r><w:rPr><w:sz w:val="16"/><w:szCs w:val="16"/></w:rPr><w:t xml:space="preserve">NULL</w:t></w:r></w:p></w:tc><w:tc><w:tcPr><w:tcW w:w="1417.3228346456694" w:type="dxa"/><w:noWrap/></w:tcPr><w:p><w:pPr><w:spacing w:after="30"/></w:pPr><w:r><w:rPr><w:sz w:val="16"/><w:szCs w:val="16"/></w:rPr><w:t xml:space="preserve">`NULL`</w:t></w:r></w:p></w:tc><w:tc><w:tcPr><w:tcW w:w="1417.3228346456694" w:type="dxa"/><w:noWrap/></w:tcPr><w:p><w:pPr><w:spacing w:after="30"/></w:pPr><w:r><w:rPr><w:sz w:val="16"/><w:szCs w:val="16"/></w:rPr><w:t xml:space="preserve">MUL</w:t></w:r></w:p></w:tc><w:tc><w:tcPr><w:tcW w:w="1417.3228346456694" w:type="dxa"/><w:noWrap/></w:tcPr><w:p><w:pPr><w:spacing w:after="30"/></w:pPr><w:r><w:rPr><w:sz w:val="16"/><w:szCs w:val="16"/></w:rPr><w:t xml:space="preserve">ID relasi ke tabel `users` (mahasiswa / pemilik data).</w:t></w:r></w:p></w:tc></w:tr><w:tr><w:trPr/><w:tc><w:tcPr><w:tcW w:w="1417.3228346456694" w:type="dxa"/><w:noWrap/></w:tcPr><w:p><w:pPr><w:spacing w:after="30"/></w:pPr><w:r><w:rPr><w:sz w:val="16"/><w:szCs w:val="16"/></w:rPr><w:t xml:space="preserve">3</w:t></w:r></w:p></w:tc><w:tc><w:tcPr><w:tcW w:w="1417.3228346456694" w:type="dxa"/><w:noWrap/></w:tcPr><w:p><w:pPr><w:spacing w:after="30"/></w:pPr><w:r><w:rPr><w:sz w:val="16"/><w:szCs w:val="16"/></w:rPr><w:t xml:space="preserve">`activity`</w:t></w:r></w:p></w:tc><w:tc><w:tcPr><w:tcW w:w="1417.3228346456694" w:type="dxa"/><w:noWrap/></w:tcPr><w:p><w:pPr><w:spacing w:after="30"/></w:pPr><w:r><w:rPr><w:sz w:val="16"/><w:szCs w:val="16"/></w:rPr><w:t xml:space="preserve">`varchar(255)`</w:t></w:r></w:p></w:tc><w:tc><w:tcPr><w:tcW w:w="1417.3228346456694" w:type="dxa"/><w:noWrap/></w:tcPr><w:p><w:pPr><w:spacing w:after="30"/></w:pPr><w:r><w:rPr><w:sz w:val="16"/><w:szCs w:val="16"/></w:rPr><w:t xml:space="preserve">NOT NULL</w:t></w:r></w:p></w:tc><w:tc><w:tcPr><w:tcW w:w="1417.3228346456694" w:type="dxa"/><w:noWrap/></w:tcPr><w:p><w:pPr><w:spacing w:after="30"/></w:pPr><w:r><w:rPr><w:sz w:val="16"/><w:szCs w:val="16"/></w:rPr><w:t xml:space="preserve">*None*</w:t></w:r></w:p></w:tc><w:tc><w:tcPr><w:tcW w:w="1417.3228346456694" w:type="dxa"/><w:noWrap/></w:tcPr><w:p><w:pPr><w:spacing w:after="30"/></w:pPr><w:r><w:rPr><w:sz w:val="16"/><w:szCs w:val="16"/></w:rPr><w:t xml:space="preserve">-</w:t></w:r></w:p></w:tc><w:tc><w:tcPr><w:tcW w:w="1417.3228346456694" w:type="dxa"/><w:noWrap/></w:tcPr><w:p><w:pPr><w:spacing w:after="30"/></w:pPr><w:r><w:rPr><w:sz w:val="16"/><w:szCs w:val="16"/></w:rPr><w:t xml:space="preserve">Atribut data operasional activity.</w:t></w:r></w:p></w:tc></w:tr><w:tr><w:trPr/><w:tc><w:tcPr><w:tcW w:w="1417.3228346456694" w:type="dxa"/><w:noWrap/></w:tcPr><w:p><w:pPr><w:spacing w:after="30"/></w:pPr><w:r><w:rPr><w:sz w:val="16"/><w:szCs w:val="16"/></w:rPr><w:t xml:space="preserve">4</w:t></w:r></w:p></w:tc><w:tc><w:tcPr><w:tcW w:w="1417.3228346456694" w:type="dxa"/><w:noWrap/></w:tcPr><w:p><w:pPr><w:spacing w:after="30"/></w:pPr><w:r><w:rPr><w:sz w:val="16"/><w:szCs w:val="16"/></w:rPr><w:t xml:space="preserve">`description`</w:t></w:r></w:p></w:tc><w:tc><w:tcPr><w:tcW w:w="1417.3228346456694" w:type="dxa"/><w:noWrap/></w:tcPr><w:p><w:pPr><w:spacing w:after="30"/></w:pPr><w:r><w:rPr><w:sz w:val="16"/><w:szCs w:val="16"/></w:rPr><w:t xml:space="preserve">`text`</w:t></w:r></w:p></w:tc><w:tc><w:tcPr><w:tcW w:w="1417.3228346456694" w:type="dxa"/><w:noWrap/></w:tcPr><w:p><w:pPr><w:spacing w:after="30"/></w:pPr><w:r><w:rPr><w:sz w:val="16"/><w:szCs w:val="16"/></w:rPr><w:t xml:space="preserve">NULL</w:t></w:r></w:p></w:tc><w:tc><w:tcPr><w:tcW w:w="1417.3228346456694" w:type="dxa"/><w:noWrap/></w:tcPr><w:p><w:pPr><w:spacing w:after="30"/></w:pPr><w:r><w:rPr><w:sz w:val="16"/><w:szCs w:val="16"/></w:rPr><w:t xml:space="preserve">`NULL`</w:t></w:r></w:p></w:tc><w:tc><w:tcPr><w:tcW w:w="1417.3228346456694" w:type="dxa"/><w:noWrap/></w:tcPr><w:p><w:pPr><w:spacing w:after="30"/></w:pPr><w:r><w:rPr><w:sz w:val="16"/><w:szCs w:val="16"/></w:rPr><w:t xml:space="preserve">-</w:t></w:r></w:p></w:tc><w:tc><w:tcPr><w:tcW w:w="1417.3228346456694" w:type="dxa"/><w:noWrap/></w:tcPr><w:p><w:pPr><w:spacing w:after="30"/></w:pPr><w:r><w:rPr><w:sz w:val="16"/><w:szCs w:val="16"/></w:rPr><w:t xml:space="preserve">Atribut data operasional description.</w:t></w:r></w:p></w:tc></w:tr><w:tr><w:trPr/><w:tc><w:tcPr><w:tcW w:w="1417.3228346456694" w:type="dxa"/><w:noWrap/></w:tcPr><w:p><w:pPr><w:spacing w:after="30"/></w:pPr><w:r><w:rPr><w:sz w:val="16"/><w:szCs w:val="16"/></w:rPr><w:t xml:space="preserve">5</w:t></w:r></w:p></w:tc><w:tc><w:tcPr><w:tcW w:w="1417.3228346456694" w:type="dxa"/><w:noWrap/></w:tcPr><w:p><w:pPr><w:spacing w:after="30"/></w:pPr><w:r><w:rPr><w:sz w:val="16"/><w:szCs w:val="16"/></w:rPr><w:t xml:space="preserve">`module`</w:t></w:r></w:p></w:tc><w:tc><w:tcPr><w:tcW w:w="1417.3228346456694" w:type="dxa"/><w:noWrap/></w:tcPr><w:p><w:pPr><w:spacing w:after="30"/></w:pPr><w:r><w:rPr><w:sz w:val="16"/><w:szCs w:val="16"/></w:rPr><w:t xml:space="preserve">`varchar(255)`</w:t></w:r></w:p></w:tc><w:tc><w:tcPr><w:tcW w:w="1417.3228346456694" w:type="dxa"/><w:noWrap/></w:tcPr><w:p><w:pPr><w:spacing w:after="30"/></w:pPr><w:r><w:rPr><w:sz w:val="16"/><w:szCs w:val="16"/></w:rPr><w:t xml:space="preserve">NULL</w:t></w:r></w:p></w:tc><w:tc><w:tcPr><w:tcW w:w="1417.3228346456694" w:type="dxa"/><w:noWrap/></w:tcPr><w:p><w:pPr><w:spacing w:after="30"/></w:pPr><w:r><w:rPr><w:sz w:val="16"/><w:szCs w:val="16"/></w:rPr><w:t xml:space="preserve">`NULL`</w:t></w:r></w:p></w:tc><w:tc><w:tcPr><w:tcW w:w="1417.3228346456694" w:type="dxa"/><w:noWrap/></w:tcPr><w:p><w:pPr><w:spacing w:after="30"/></w:pPr><w:r><w:rPr><w:sz w:val="16"/><w:szCs w:val="16"/></w:rPr><w:t xml:space="preserve">-</w:t></w:r></w:p></w:tc><w:tc><w:tcPr><w:tcW w:w="1417.3228346456694" w:type="dxa"/><w:noWrap/></w:tcPr><w:p><w:pPr><w:spacing w:after="30"/></w:pPr><w:r><w:rPr><w:sz w:val="16"/><w:szCs w:val="16"/></w:rPr><w:t xml:space="preserve">Atribut data operasional module.</w:t></w:r></w:p></w:tc></w:tr><w:tr><w:trPr/><w:tc><w:tcPr><w:tcW w:w="1417.3228346456694" w:type="dxa"/><w:noWrap/></w:tcPr><w:p><w:pPr><w:spacing w:after="30"/></w:pPr><w:r><w:rPr><w:sz w:val="16"/><w:szCs w:val="16"/></w:rPr><w:t xml:space="preserve">6</w:t></w:r></w:p></w:tc><w:tc><w:tcPr><w:tcW w:w="1417.3228346456694" w:type="dxa"/><w:noWrap/></w:tcPr><w:p><w:pPr><w:spacing w:after="30"/></w:pPr><w:r><w:rPr><w:sz w:val="16"/><w:szCs w:val="16"/></w:rPr><w:t xml:space="preserve">`subject_type`</w:t></w:r></w:p></w:tc><w:tc><w:tcPr><w:tcW w:w="1417.3228346456694" w:type="dxa"/><w:noWrap/></w:tcPr><w:p><w:pPr><w:spacing w:after="30"/></w:pPr><w:r><w:rPr><w:sz w:val="16"/><w:szCs w:val="16"/></w:rPr><w:t xml:space="preserve">`varchar(255)`</w:t></w:r></w:p></w:tc><w:tc><w:tcPr><w:tcW w:w="1417.3228346456694" w:type="dxa"/><w:noWrap/></w:tcPr><w:p><w:pPr><w:spacing w:after="30"/></w:pPr><w:r><w:rPr><w:sz w:val="16"/><w:szCs w:val="16"/></w:rPr><w:t xml:space="preserve">NULL</w:t></w:r></w:p></w:tc><w:tc><w:tcPr><w:tcW w:w="1417.3228346456694" w:type="dxa"/><w:noWrap/></w:tcPr><w:p><w:pPr><w:spacing w:after="30"/></w:pPr><w:r><w:rPr><w:sz w:val="16"/><w:szCs w:val="16"/></w:rPr><w:t xml:space="preserve">`NULL`</w:t></w:r></w:p></w:tc><w:tc><w:tcPr><w:tcW w:w="1417.3228346456694" w:type="dxa"/><w:noWrap/></w:tcPr><w:p><w:pPr><w:spacing w:after="30"/></w:pPr><w:r><w:rPr><w:sz w:val="16"/><w:szCs w:val="16"/></w:rPr><w:t xml:space="preserve">MUL</w:t></w:r></w:p></w:tc><w:tc><w:tcPr><w:tcW w:w="1417.3228346456694" w:type="dxa"/><w:noWrap/></w:tcPr><w:p><w:pPr><w:spacing w:after="30"/></w:pPr><w:r><w:rPr><w:sz w:val="16"/><w:szCs w:val="16"/></w:rPr><w:t xml:space="preserve">Atribut data operasional subject type.</w:t></w:r></w:p></w:tc></w:tr><w:tr><w:trPr/><w:tc><w:tcPr><w:tcW w:w="1417.3228346456694" w:type="dxa"/><w:noWrap/></w:tcPr><w:p><w:pPr><w:spacing w:after="30"/></w:pPr><w:r><w:rPr><w:sz w:val="16"/><w:szCs w:val="16"/></w:rPr><w:t xml:space="preserve">7</w:t></w:r></w:p></w:tc><w:tc><w:tcPr><w:tcW w:w="1417.3228346456694" w:type="dxa"/><w:noWrap/></w:tcPr><w:p><w:pPr><w:spacing w:after="30"/></w:pPr><w:r><w:rPr><w:sz w:val="16"/><w:szCs w:val="16"/></w:rPr><w:t xml:space="preserve">`subject_id`</w:t></w:r></w:p></w:tc><w:tc><w:tcPr><w:tcW w:w="1417.3228346456694" w:type="dxa"/><w:noWrap/></w:tcPr><w:p><w:pPr><w:spacing w:after="30"/></w:pPr><w:r><w:rPr><w:sz w:val="16"/><w:szCs w:val="16"/></w:rPr><w:t xml:space="preserve">`bigint(20) unsigned`</w:t></w:r></w:p></w:tc><w:tc><w:tcPr><w:tcW w:w="1417.3228346456694" w:type="dxa"/><w:noWrap/></w:tcPr><w:p><w:pPr><w:spacing w:after="30"/></w:pPr><w:r><w:rPr><w:sz w:val="16"/><w:szCs w:val="16"/></w:rPr><w:t xml:space="preserve">NULL</w:t></w:r></w:p></w:tc><w:tc><w:tcPr><w:tcW w:w="1417.3228346456694" w:type="dxa"/><w:noWrap/></w:tcPr><w:p><w:pPr><w:spacing w:after="30"/></w:pPr><w:r><w:rPr><w:sz w:val="16"/><w:szCs w:val="16"/></w:rPr><w:t xml:space="preserve">`NULL`</w:t></w:r></w:p></w:tc><w:tc><w:tcPr><w:tcW w:w="1417.3228346456694" w:type="dxa"/><w:noWrap/></w:tcPr><w:p><w:pPr><w:spacing w:after="30"/></w:pPr><w:r><w:rPr><w:sz w:val="16"/><w:szCs w:val="16"/></w:rPr><w:t xml:space="preserve">-</w:t></w:r></w:p></w:tc><w:tc><w:tcPr><w:tcW w:w="1417.3228346456694" w:type="dxa"/><w:noWrap/></w:tcPr><w:p><w:pPr><w:spacing w:after="30"/></w:pPr><w:r><w:rPr><w:sz w:val="16"/><w:szCs w:val="16"/></w:rPr><w:t xml:space="preserve">Atribut data operasional subject id.</w:t></w:r></w:p></w:tc></w:tr><w:tr><w:trPr/><w:tc><w:tcPr><w:tcW w:w="1417.3228346456694" w:type="dxa"/><w:noWrap/></w:tcPr><w:p><w:pPr><w:spacing w:after="30"/></w:pPr><w:r><w:rPr><w:sz w:val="16"/><w:szCs w:val="16"/></w:rPr><w:t xml:space="preserve">8</w:t></w:r></w:p></w:tc><w:tc><w:tcPr><w:tcW w:w="1417.3228346456694" w:type="dxa"/><w:noWrap/></w:tcPr><w:p><w:pPr><w:spacing w:after="30"/></w:pPr><w:r><w:rPr><w:sz w:val="16"/><w:szCs w:val="16"/></w:rPr><w:t xml:space="preserve">`properties`</w:t></w:r></w:p></w:tc><w:tc><w:tcPr><w:tcW w:w="1417.3228346456694" w:type="dxa"/><w:noWrap/></w:tcPr><w:p><w:pPr><w:spacing w:after="30"/></w:pPr><w:r><w:rPr><w:sz w:val="16"/><w:szCs w:val="16"/></w:rPr><w:t xml:space="preserve">`longtext`</w:t></w:r></w:p></w:tc><w:tc><w:tcPr><w:tcW w:w="1417.3228346456694" w:type="dxa"/><w:noWrap/></w:tcPr><w:p><w:pPr><w:spacing w:after="30"/></w:pPr><w:r><w:rPr><w:sz w:val="16"/><w:szCs w:val="16"/></w:rPr><w:t xml:space="preserve">NULL</w:t></w:r></w:p></w:tc><w:tc><w:tcPr><w:tcW w:w="1417.3228346456694" w:type="dxa"/><w:noWrap/></w:tcPr><w:p><w:pPr><w:spacing w:after="30"/></w:pPr><w:r><w:rPr><w:sz w:val="16"/><w:szCs w:val="16"/></w:rPr><w:t xml:space="preserve">`NULL`</w:t></w:r></w:p></w:tc><w:tc><w:tcPr><w:tcW w:w="1417.3228346456694" w:type="dxa"/><w:noWrap/></w:tcPr><w:p><w:pPr><w:spacing w:after="30"/></w:pPr><w:r><w:rPr><w:sz w:val="16"/><w:szCs w:val="16"/></w:rPr><w:t xml:space="preserve">-</w:t></w:r></w:p></w:tc><w:tc><w:tcPr><w:tcW w:w="1417.3228346456694" w:type="dxa"/><w:noWrap/></w:tcPr><w:p><w:pPr><w:spacing w:after="30"/></w:pPr><w:r><w:rPr><w:sz w:val="16"/><w:szCs w:val="16"/></w:rPr><w:t xml:space="preserve">Atribut data operasional properties.</w:t></w:r></w:p></w:tc></w:tr><w:tr><w:trPr/><w:tc><w:tcPr><w:tcW w:w="1417.3228346456694" w:type="dxa"/><w:noWrap/></w:tcPr><w:p><w:pPr><w:spacing w:after="30"/></w:pPr><w:r><w:rPr><w:sz w:val="16"/><w:szCs w:val="16"/></w:rPr><w:t xml:space="preserve">9</w:t></w:r></w:p></w:tc><w:tc><w:tcPr><w:tcW w:w="1417.3228346456694" w:type="dxa"/><w:noWrap/></w:tcPr><w:p><w:pPr><w:spacing w:after="30"/></w:pPr><w:r><w:rPr><w:sz w:val="16"/><w:szCs w:val="16"/></w:rPr><w:t xml:space="preserve">`ip_address`</w:t></w:r></w:p></w:tc><w:tc><w:tcPr><w:tcW w:w="1417.3228346456694" w:type="dxa"/><w:noWrap/></w:tcPr><w:p><w:pPr><w:spacing w:after="30"/></w:pPr><w:r><w:rPr><w:sz w:val="16"/><w:szCs w:val="16"/></w:rPr><w:t xml:space="preserve">`varchar(45)`</w:t></w:r></w:p></w:tc><w:tc><w:tcPr><w:tcW w:w="1417.3228346456694" w:type="dxa"/><w:noWrap/></w:tcPr><w:p><w:pPr><w:spacing w:after="30"/></w:pPr><w:r><w:rPr><w:sz w:val="16"/><w:szCs w:val="16"/></w:rPr><w:t xml:space="preserve">NULL</w:t></w:r></w:p></w:tc><w:tc><w:tcPr><w:tcW w:w="1417.3228346456694" w:type="dxa"/><w:noWrap/></w:tcPr><w:p><w:pPr><w:spacing w:after="30"/></w:pPr><w:r><w:rPr><w:sz w:val="16"/><w:szCs w:val="16"/></w:rPr><w:t xml:space="preserve">`NULL`</w:t></w:r></w:p></w:tc><w:tc><w:tcPr><w:tcW w:w="1417.3228346456694" w:type="dxa"/><w:noWrap/></w:tcPr><w:p><w:pPr><w:spacing w:after="30"/></w:pPr><w:r><w:rPr><w:sz w:val="16"/><w:szCs w:val="16"/></w:rPr><w:t xml:space="preserve">-</w:t></w:r></w:p></w:tc><w:tc><w:tcPr><w:tcW w:w="1417.3228346456694" w:type="dxa"/><w:noWrap/></w:tcPr><w:p><w:pPr><w:spacing w:after="30"/></w:pPr><w:r><w:rPr><w:sz w:val="16"/><w:szCs w:val="16"/></w:rPr><w:t xml:space="preserve">Atribut data operasional ip address.</w:t></w:r></w:p></w:tc></w:tr><w:tr><w:trPr/><w:tc><w:tcPr><w:tcW w:w="1417.3228346456694" w:type="dxa"/><w:noWrap/></w:tcPr><w:p><w:pPr><w:spacing w:after="30"/></w:pPr><w:r><w:rPr><w:sz w:val="16"/><w:szCs w:val="16"/></w:rPr><w:t xml:space="preserve">10</w:t></w:r></w:p></w:tc><w:tc><w:tcPr><w:tcW w:w="1417.3228346456694" w:type="dxa"/><w:noWrap/></w:tcPr><w:p><w:pPr><w:spacing w:after="30"/></w:pPr><w:r><w:rPr><w:sz w:val="16"/><w:szCs w:val="16"/></w:rPr><w:t xml:space="preserve">`user_agent`</w:t></w:r></w:p></w:tc><w:tc><w:tcPr><w:tcW w:w="1417.3228346456694" w:type="dxa"/><w:noWrap/></w:tcPr><w:p><w:pPr><w:spacing w:after="30"/></w:pPr><w:r><w:rPr><w:sz w:val="16"/><w:szCs w:val="16"/></w:rPr><w:t xml:space="preserve">`text`</w:t></w:r></w:p></w:tc><w:tc><w:tcPr><w:tcW w:w="1417.3228346456694" w:type="dxa"/><w:noWrap/></w:tcPr><w:p><w:pPr><w:spacing w:after="30"/></w:pPr><w:r><w:rPr><w:sz w:val="16"/><w:szCs w:val="16"/></w:rPr><w:t xml:space="preserve">NULL</w:t></w:r></w:p></w:tc><w:tc><w:tcPr><w:tcW w:w="1417.3228346456694" w:type="dxa"/><w:noWrap/></w:tcPr><w:p><w:pPr><w:spacing w:after="30"/></w:pPr><w:r><w:rPr><w:sz w:val="16"/><w:szCs w:val="16"/></w:rPr><w:t xml:space="preserve">`NULL`</w:t></w:r></w:p></w:tc><w:tc><w:tcPr><w:tcW w:w="1417.3228346456694" w:type="dxa"/><w:noWrap/></w:tcPr><w:p><w:pPr><w:spacing w:after="30"/></w:pPr><w:r><w:rPr><w:sz w:val="16"/><w:szCs w:val="16"/></w:rPr><w:t xml:space="preserve">-</w:t></w:r></w:p></w:tc><w:tc><w:tcPr><w:tcW w:w="1417.3228346456694" w:type="dxa"/><w:noWrap/></w:tcPr><w:p><w:pPr><w:spacing w:after="30"/></w:pPr><w:r><w:rPr><w:sz w:val="16"/><w:szCs w:val="16"/></w:rPr><w:t xml:space="preserve">Atribut data operasional user agent.</w:t></w:r></w:p></w:tc></w:tr><w:tr><w:trPr/><w:tc><w:tcPr><w:tcW w:w="1417.3228346456694" w:type="dxa"/><w:noWrap/></w:tcPr><w:p><w:pPr><w:spacing w:after="30"/></w:pPr><w:r><w:rPr><w:sz w:val="16"/><w:szCs w:val="16"/></w:rPr><w:t xml:space="preserve">11</w:t></w:r></w:p></w:tc><w:tc><w:tcPr><w:tcW w:w="1417.3228346456694" w:type="dxa"/><w:noWrap/></w:tcPr><w:p><w:pPr><w:spacing w:after="30"/></w:pPr><w:r><w:rPr><w:sz w:val="16"/><w:szCs w:val="16"/></w:rPr><w:t xml:space="preserve">`created_at`</w:t></w:r></w:p></w:tc><w:tc><w:tcPr><w:tcW w:w="1417.3228346456694" w:type="dxa"/><w:noWrap/></w:tcPr><w:p><w:pPr><w:spacing w:after="30"/></w:pPr><w:r><w:rPr><w:sz w:val="16"/><w:szCs w:val="16"/></w:rPr><w:t xml:space="preserve">`timestamp`</w:t></w:r></w:p></w:tc><w:tc><w:tcPr><w:tcW w:w="1417.3228346456694" w:type="dxa"/><w:noWrap/></w:tcPr><w:p><w:pPr><w:spacing w:after="30"/></w:pPr><w:r><w:rPr><w:sz w:val="16"/><w:szCs w:val="16"/></w:rPr><w:t xml:space="preserve">NULL</w:t></w:r></w:p></w:tc><w:tc><w:tcPr><w:tcW w:w="1417.3228346456694" w:type="dxa"/><w:noWrap/></w:tcPr><w:p><w:pPr><w:spacing w:after="30"/></w:pPr><w:r><w:rPr><w:sz w:val="16"/><w:szCs w:val="16"/></w:rPr><w:t xml:space="preserve">`NULL`</w:t></w:r></w:p></w:tc><w:tc><w:tcPr><w:tcW w:w="1417.3228346456694" w:type="dxa"/><w:noWrap/></w:tcPr><w:p><w:pPr><w:spacing w:after="30"/></w:pPr><w:r><w:rPr><w:sz w:val="16"/><w:szCs w:val="16"/></w:rPr><w:t xml:space="preserve">-</w:t></w:r></w:p></w:tc><w:tc><w:tcPr><w:tcW w:w="1417.3228346456694" w:type="dxa"/><w:noWrap/></w:tcPr><w:p><w:pPr><w:spacing w:after="30"/></w:pPr><w:r><w:rPr><w:sz w:val="16"/><w:szCs w:val="16"/></w:rPr><w:t xml:space="preserve">Waktu rekaman pertama kali dibuat di sistem.</w:t></w:r></w:p></w:tc></w:tr><w:tr><w:trPr/><w:tc><w:tcPr><w:tcW w:w="1417.3228346456694" w:type="dxa"/><w:noWrap/></w:tcPr><w:p><w:pPr><w:spacing w:after="30"/></w:pPr><w:r><w:rPr><w:sz w:val="16"/><w:szCs w:val="16"/></w:rPr><w:t xml:space="preserve">12</w:t></w:r></w:p></w:tc><w:tc><w:tcPr><w:tcW w:w="1417.3228346456694" w:type="dxa"/><w:noWrap/></w:tcPr><w:p><w:pPr><w:spacing w:after="30"/></w:pPr><w:r><w:rPr><w:sz w:val="16"/><w:szCs w:val="16"/></w:rPr><w:t xml:space="preserve">`updated_at`</w:t></w:r></w:p></w:tc><w:tc><w:tcPr><w:tcW w:w="1417.3228346456694" w:type="dxa"/><w:noWrap/></w:tcPr><w:p><w:pPr><w:spacing w:after="30"/></w:pPr><w:r><w:rPr><w:sz w:val="16"/><w:szCs w:val="16"/></w:rPr><w:t xml:space="preserve">`timestamp`</w:t></w:r></w:p></w:tc><w:tc><w:tcPr><w:tcW w:w="1417.3228346456694" w:type="dxa"/><w:noWrap/></w:tcPr><w:p><w:pPr><w:spacing w:after="30"/></w:pPr><w:r><w:rPr><w:sz w:val="16"/><w:szCs w:val="16"/></w:rPr><w:t xml:space="preserve">NULL</w:t></w:r></w:p></w:tc><w:tc><w:tcPr><w:tcW w:w="1417.3228346456694" w:type="dxa"/><w:noWrap/></w:tcPr><w:p><w:pPr><w:spacing w:after="30"/></w:pPr><w:r><w:rPr><w:sz w:val="16"/><w:szCs w:val="16"/></w:rPr><w:t xml:space="preserve">`NULL`</w:t></w:r></w:p></w:tc><w:tc><w:tcPr><w:tcW w:w="1417.3228346456694" w:type="dxa"/><w:noWrap/></w:tcPr><w:p><w:pPr><w:spacing w:after="30"/></w:pPr><w:r><w:rPr><w:sz w:val="16"/><w:szCs w:val="16"/></w:rPr><w:t xml:space="preserve">-</w:t></w:r></w:p></w:tc><w:tc><w:tcPr><w:tcW w:w="1417.3228346456694" w:type="dxa"/><w:noWrap/></w:tcPr><w:p><w:pPr><w:spacing w:after="30"/></w:pPr><w:r><w:rPr><w:sz w:val="16"/><w:szCs w:val="16"/></w:rPr><w:t xml:space="preserve">Waktu rekaman terakhir kali diperbarui.</w:t></w:r></w:p></w:tc></w:tr></w:tbl><w:p/><w:p><w:pPr><w:jc w:val="both"/><w:spacing w:after="70"/></w:pPr><w:r><w:rPr><w:sz w:val="19"/><w:szCs w:val="19"/></w:rPr><w:t xml:space="preserve">---</w:t></w:r></w:p><w:p><w:pPr><w:pStyle w:val="Heading3"/></w:pPr><w:bookmarkStart w:id="11" w:name="_Toc11"/><w:r><w:t>3.2 Tabel Surat Keputusan (SK) Dosen Pembimbing (`advisor_decrees`)</w:t></w:r><w:bookmarkEnd w:id="11"/></w:p><w:p><w:pPr><w:spacing w:before="40" w:after="40"/></w:pPr><w:r><w:rPr><w:color w:val="334155"/><w:sz w:val="19"/><w:szCs w:val="19"/><w:b w:val="1"/><w:bCs w:val="1"/><w:i w:val="1"/><w:iCs w:val="1"/></w:rPr><w:t xml:space="preserve">**Nama Tabel**: `advisor_decrees`</w:t></w:r></w:p><w:p><w:pPr><w:spacing w:before="40" w:after="40"/></w:pPr><w:r><w:rPr><w:color w:val="334155"/><w:sz w:val="19"/><w:szCs w:val="19"/><w:b w:val="0"/><w:bCs w:val="0"/><w:i w:val="1"/><w:iCs w:val="1"/></w:rPr><w:t xml:space="preserve">**Primary Key**: `id`</w:t></w:r></w:p><w:p><w:pPr><w:spacing w:before="40" w:after="40"/></w:pPr><w:r><w:rPr><w:color w:val="334155"/><w:sz w:val="19"/><w:szCs w:val="19"/><w:b w:val="0"/><w:bCs w:val="0"/><w:i w:val="1"/><w:iCs w:val="1"/></w:rPr><w:t xml:space="preserve">**Foreign Key**: `created_by` $\rightarrow$ merujuk ke `users.id``dosen_id` $\rightarrow$ merujuk ke `users.id``signer_user_id` $\rightarrow$ merujuk ke `users.id``wave_id` $\rightarrow$ merujuk ke `waves.id`</w:t></w:r></w:p><w:p><w:pPr><w:spacing w:before="40" w:after="40"/></w:pPr><w:r><w:rPr><w:color w:val="334155"/><w:sz w:val="19"/><w:szCs w:val="19"/><w:b w:val="0"/><w:bCs w:val="0"/><w:i w:val="1"/><w:iCs w:val="1"/></w:rPr><w:t xml:space="preserve">**Deskripsi**: Menyimpan data arsip penerbitan Surat Keputusan (SK) Dekan dan Surat Tugas Mandiri Dosen Pembimbing Skripsi, memuat nomor surat dinas, masa berlaku, stempel digital, dan token verifikasi publik.</w:t></w:r></w:p><w:tbl><w:tblGrid><w:gridCol w:w="1417.3228346456694" w:type="dxa"/><w:gridCol w:w="1417.3228346456694" w:type="dxa"/><w:gridCol w:w="1417.3228346456694" w:type="dxa"/><w:gridCol w:w="1417.3228346456694" w:type="dxa"/><w:gridCol w:w="1417.3228346456694" w:type="dxa"/><w:gridCol w:w="1417.3228346456694" w:type="dxa"/><w:gridCol w:w="1417.3228346456694" w:type="dxa"/></w:tblGrid><w:tblPr><w:tblStyle w:val="DbTable"/></w:tblPr><w:tr><w:trPr/><w:tc><w:tcPr><w:tcW w:w="1417.3228346456694" w:type="dxa"/><w:shd w:val="clear" w:fill="1E293B"/><w:noWrap/></w:tcPr><w:p><w:pPr><w:spacing w:after="30"/></w:pPr><w:r><w:rPr><w:color w:val="FFFFFF"/><w:sz w:val="16"/><w:szCs w:val="16"/><w:b w:val="1"/><w:bCs w:val="1"/></w:rPr><w:t xml:space="preserve">No</w:t></w:r></w:p></w:tc><w:tc><w:tcPr><w:tcW w:w="1417.3228346456694" w:type="dxa"/><w:shd w:val="clear" w:fill="1E293B"/><w:noWrap/></w:tcPr><w:p><w:pPr><w:spacing w:after="30"/></w:pPr><w:r><w:rPr><w:color w:val="FFFFFF"/><w:sz w:val="16"/><w:szCs w:val="16"/><w:b w:val="1"/><w:bCs w:val="1"/></w:rPr><w:t xml:space="preserve">Nama Kolom</w:t></w:r></w:p></w:tc><w:tc><w:tcPr><w:tcW w:w="1417.3228346456694" w:type="dxa"/><w:shd w:val="clear" w:fill="1E293B"/><w:noWrap/></w:tcPr><w:p><w:pPr><w:spacing w:after="30"/></w:pPr><w:r><w:rPr><w:color w:val="FFFFFF"/><w:sz w:val="16"/><w:szCs w:val="16"/><w:b w:val="1"/><w:bCs w:val="1"/></w:rPr><w:t xml:space="preserve">Tipe Data</w:t></w:r></w:p></w:tc><w:tc><w:tcPr><w:tcW w:w="1417.3228346456694" w:type="dxa"/><w:shd w:val="clear" w:fill="1E293B"/><w:noWrap/></w:tcPr><w:p><w:pPr><w:spacing w:after="30"/></w:pPr><w:r><w:rPr><w:color w:val="FFFFFF"/><w:sz w:val="16"/><w:szCs w:val="16"/><w:b w:val="1"/><w:bCs w:val="1"/></w:rPr><w:t xml:space="preserve">Nullable</w:t></w:r></w:p></w:tc><w:tc><w:tcPr><w:tcW w:w="1417.3228346456694" w:type="dxa"/><w:shd w:val="clear" w:fill="1E293B"/><w:noWrap/></w:tcPr><w:p><w:pPr><w:spacing w:after="30"/></w:pPr><w:r><w:rPr><w:color w:val="FFFFFF"/><w:sz w:val="16"/><w:szCs w:val="16"/><w:b w:val="1"/><w:bCs w:val="1"/></w:rPr><w:t xml:space="preserve">Nilai Default</w:t></w:r></w:p></w:tc><w:tc><w:tcPr><w:tcW w:w="1417.3228346456694" w:type="dxa"/><w:shd w:val="clear" w:fill="1E293B"/><w:noWrap/></w:tcPr><w:p><w:pPr><w:spacing w:after="30"/></w:pPr><w:r><w:rPr><w:color w:val="FFFFFF"/><w:sz w:val="16"/><w:szCs w:val="16"/><w:b w:val="1"/><w:bCs w:val="1"/></w:rPr><w:t xml:space="preserve">Kunci (*Key*)</w:t></w:r></w:p></w:tc><w:tc><w:tcPr><w:tcW w:w="1417.3228346456694" w:type="dxa"/><w:shd w:val="clear" w:fill="1E293B"/><w:noWrap/></w:tcPr><w:p><w:pPr><w:spacing w:after="30"/></w:pPr><w:r><w:rPr><w:color w:val="FFFFFF"/><w:sz w:val="16"/><w:szCs w:val="16"/><w:b w:val="1"/><w:bCs w:val="1"/></w:rPr><w:t xml:space="preserve">Keterangan & Aturan Bisnis</w:t></w:r></w:p></w:tc></w:tr><w:tr><w:trPr/><w:tc><w:tcPr><w:tcW w:w="1417.3228346456694" w:type="dxa"/><w:noWrap/></w:tcPr><w:p><w:pPr><w:spacing w:after="30"/></w:pPr><w:r><w:rPr><w:sz w:val="16"/><w:szCs w:val="16"/></w:rPr><w:t xml:space="preserve">1</w:t></w:r></w:p></w:tc><w:tc><w:tcPr><w:tcW w:w="1417.3228346456694" w:type="dxa"/><w:noWrap/></w:tcPr><w:p><w:pPr><w:spacing w:after="30"/></w:pPr><w:r><w:rPr><w:sz w:val="16"/><w:szCs w:val="16"/></w:rPr><w:t xml:space="preserve">`id`</w:t></w:r></w:p></w:tc><w:tc><w:tcPr><w:tcW w:w="1417.3228346456694" w:type="dxa"/><w:noWrap/></w:tcPr><w:p><w:pPr><w:spacing w:after="30"/></w:pPr><w:r><w:rPr><w:sz w:val="16"/><w:szCs w:val="16"/></w:rPr><w:t xml:space="preserve">`bigint(20) unsigned`</w:t></w:r></w:p></w:tc><w:tc><w:tcPr><w:tcW w:w="1417.3228346456694" w:type="dxa"/><w:noWrap/></w:tcPr><w:p><w:pPr><w:spacing w:after="30"/></w:pPr><w:r><w:rPr><w:sz w:val="16"/><w:szCs w:val="16"/></w:rPr><w:t xml:space="preserve">NOT NULL</w:t></w:r></w:p></w:tc><w:tc><w:tcPr><w:tcW w:w="1417.3228346456694" w:type="dxa"/><w:noWrap/></w:tcPr><w:p><w:pPr><w:spacing w:after="30"/></w:pPr><w:r><w:rPr><w:sz w:val="16"/><w:szCs w:val="16"/></w:rPr><w:t xml:space="preserve">*None*</w:t></w:r></w:p></w:tc><w:tc><w:tcPr><w:tcW w:w="1417.3228346456694" w:type="dxa"/><w:noWrap/></w:tcPr><w:p><w:pPr><w:spacing w:after="30"/></w:pPr><w:r><w:rPr><w:sz w:val="16"/><w:szCs w:val="16"/></w:rPr><w:t xml:space="preserve">PRI (auto_increment)</w:t></w:r></w:p></w:tc><w:tc><w:tcPr><w:tcW w:w="1417.3228346456694" w:type="dxa"/><w:noWrap/></w:tcPr><w:p><w:pPr><w:spacing w:after="30"/></w:pPr><w:r><w:rPr><w:sz w:val="16"/><w:szCs w:val="16"/></w:rPr><w:t xml:space="preserve">Identitas unik rekaman data (*surrogate primary key*).</w:t></w:r></w:p></w:tc></w:tr><w:tr><w:trPr/><w:tc><w:tcPr><w:tcW w:w="1417.3228346456694" w:type="dxa"/><w:noWrap/></w:tcPr><w:p><w:pPr><w:spacing w:after="30"/></w:pPr><w:r><w:rPr><w:sz w:val="16"/><w:szCs w:val="16"/></w:rPr><w:t xml:space="preserve">2</w:t></w:r></w:p></w:tc><w:tc><w:tcPr><w:tcW w:w="1417.3228346456694" w:type="dxa"/><w:noWrap/></w:tcPr><w:p><w:pPr><w:spacing w:after="30"/></w:pPr><w:r><w:rPr><w:sz w:val="16"/><w:szCs w:val="16"/></w:rPr><w:t xml:space="preserve">`decree_number`</w:t></w:r></w:p></w:tc><w:tc><w:tcPr><w:tcW w:w="1417.3228346456694" w:type="dxa"/><w:noWrap/></w:tcPr><w:p><w:pPr><w:spacing w:after="30"/></w:pPr><w:r><w:rPr><w:sz w:val="16"/><w:szCs w:val="16"/></w:rPr><w:t xml:space="preserve">`varchar(255)`</w:t></w:r></w:p></w:tc><w:tc><w:tcPr><w:tcW w:w="1417.3228346456694" w:type="dxa"/><w:noWrap/></w:tcPr><w:p><w:pPr><w:spacing w:after="30"/></w:pPr><w:r><w:rPr><w:sz w:val="16"/><w:szCs w:val="16"/></w:rPr><w:t xml:space="preserve">NOT NULL</w:t></w:r></w:p></w:tc><w:tc><w:tcPr><w:tcW w:w="1417.3228346456694" w:type="dxa"/><w:noWrap/></w:tcPr><w:p><w:pPr><w:spacing w:after="30"/></w:pPr><w:r><w:rPr><w:sz w:val="16"/><w:szCs w:val="16"/></w:rPr><w:t xml:space="preserve">*None*</w:t></w:r></w:p></w:tc><w:tc><w:tcPr><w:tcW w:w="1417.3228346456694" w:type="dxa"/><w:noWrap/></w:tcPr><w:p><w:pPr><w:spacing w:after="30"/></w:pPr><w:r><w:rPr><w:sz w:val="16"/><w:szCs w:val="16"/></w:rPr><w:t xml:space="preserve">MUL</w:t></w:r></w:p></w:tc><w:tc><w:tcPr><w:tcW w:w="1417.3228346456694" w:type="dxa"/><w:noWrap/></w:tcPr><w:p><w:pPr><w:spacing w:after="30"/></w:pPr><w:r><w:rPr><w:sz w:val="16"/><w:szCs w:val="16"/></w:rPr><w:t xml:space="preserve">Atribut data operasional decree number.</w:t></w:r></w:p></w:tc></w:tr><w:tr><w:trPr/><w:tc><w:tcPr><w:tcW w:w="1417.3228346456694" w:type="dxa"/><w:noWrap/></w:tcPr><w:p><w:pPr><w:spacing w:after="30"/></w:pPr><w:r><w:rPr><w:sz w:val="16"/><w:szCs w:val="16"/></w:rPr><w:t xml:space="preserve">3</w:t></w:r></w:p></w:tc><w:tc><w:tcPr><w:tcW w:w="1417.3228346456694" w:type="dxa"/><w:noWrap/></w:tcPr><w:p><w:pPr><w:spacing w:after="30"/></w:pPr><w:r><w:rPr><w:sz w:val="16"/><w:szCs w:val="16"/></w:rPr><w:t xml:space="preserve">`title`</w:t></w:r></w:p></w:tc><w:tc><w:tcPr><w:tcW w:w="1417.3228346456694" w:type="dxa"/><w:noWrap/></w:tcPr><w:p><w:pPr><w:spacing w:after="30"/></w:pPr><w:r><w:rPr><w:sz w:val="16"/><w:szCs w:val="16"/></w:rPr><w:t xml:space="preserve">`varchar(255)`</w:t></w:r></w:p></w:tc><w:tc><w:tcPr><w:tcW w:w="1417.3228346456694" w:type="dxa"/><w:noWrap/></w:tcPr><w:p><w:pPr><w:spacing w:after="30"/></w:pPr><w:r><w:rPr><w:sz w:val="16"/><w:szCs w:val="16"/></w:rPr><w:t xml:space="preserve">NOT NULL</w:t></w:r></w:p></w:tc><w:tc><w:tcPr><w:tcW w:w="1417.3228346456694" w:type="dxa"/><w:noWrap/></w:tcPr><w:p><w:pPr><w:spacing w:after="30"/></w:pPr><w:r><w:rPr><w:sz w:val="16"/><w:szCs w:val="16"/></w:rPr><w:t xml:space="preserve">`'Penetapan Dosen Pembimbing Skripsi Mahasiswa'`</w:t></w:r></w:p></w:tc><w:tc><w:tcPr><w:tcW w:w="1417.3228346456694" w:type="dxa"/><w:noWrap/></w:tcPr><w:p><w:pPr><w:spacing w:after="30"/></w:pPr><w:r><w:rPr><w:sz w:val="16"/><w:szCs w:val="16"/></w:rPr><w:t xml:space="preserve">-</w:t></w:r></w:p></w:tc><w:tc><w:tcPr><w:tcW w:w="1417.3228346456694" w:type="dxa"/><w:noWrap/></w:tcPr><w:p><w:pPr><w:spacing w:after="30"/></w:pPr><w:r><w:rPr><w:sz w:val="16"/><w:szCs w:val="16"/></w:rPr><w:t xml:space="preserve">Atribut data operasional title.</w:t></w:r></w:p></w:tc></w:tr><w:tr><w:trPr/><w:tc><w:tcPr><w:tcW w:w="1417.3228346456694" w:type="dxa"/><w:noWrap/></w:tcPr><w:p><w:pPr><w:spacing w:after="30"/></w:pPr><w:r><w:rPr><w:sz w:val="16"/><w:szCs w:val="16"/></w:rPr><w:t xml:space="preserve">4</w:t></w:r></w:p></w:tc><w:tc><w:tcPr><w:tcW w:w="1417.3228346456694" w:type="dxa"/><w:noWrap/></w:tcPr><w:p><w:pPr><w:spacing w:after="30"/></w:pPr><w:r><w:rPr><w:sz w:val="16"/><w:szCs w:val="16"/></w:rPr><w:t xml:space="preserve">`academic_year`</w:t></w:r></w:p></w:tc><w:tc><w:tcPr><w:tcW w:w="1417.3228346456694" w:type="dxa"/><w:noWrap/></w:tcPr><w:p><w:pPr><w:spacing w:after="30"/></w:pPr><w:r><w:rPr><w:sz w:val="16"/><w:szCs w:val="16"/></w:rPr><w:t xml:space="preserve">`varchar(255)`</w:t></w:r></w:p></w:tc><w:tc><w:tcPr><w:tcW w:w="1417.3228346456694" w:type="dxa"/><w:noWrap/></w:tcPr><w:p><w:pPr><w:spacing w:after="30"/></w:pPr><w:r><w:rPr><w:sz w:val="16"/><w:szCs w:val="16"/></w:rPr><w:t xml:space="preserve">NOT NULL</w:t></w:r></w:p></w:tc><w:tc><w:tcPr><w:tcW w:w="1417.3228346456694" w:type="dxa"/><w:noWrap/></w:tcPr><w:p><w:pPr><w:spacing w:after="30"/></w:pPr><w:r><w:rPr><w:sz w:val="16"/><w:szCs w:val="16"/></w:rPr><w:t xml:space="preserve">`'2025/2026'`</w:t></w:r></w:p></w:tc><w:tc><w:tcPr><w:tcW w:w="1417.3228346456694" w:type="dxa"/><w:noWrap/></w:tcPr><w:p><w:pPr><w:spacing w:after="30"/></w:pPr><w:r><w:rPr><w:sz w:val="16"/><w:szCs w:val="16"/></w:rPr><w:t xml:space="preserve">MUL</w:t></w:r></w:p></w:tc><w:tc><w:tcPr><w:tcW w:w="1417.3228346456694" w:type="dxa"/><w:noWrap/></w:tcPr><w:p><w:pPr><w:spacing w:after="30"/></w:pPr><w:r><w:rPr><w:sz w:val="16"/><w:szCs w:val="16"/></w:rPr><w:t xml:space="preserve">Atribut data operasional academic year.</w:t></w:r></w:p></w:tc></w:tr><w:tr><w:trPr/><w:tc><w:tcPr><w:tcW w:w="1417.3228346456694" w:type="dxa"/><w:noWrap/></w:tcPr><w:p><w:pPr><w:spacing w:after="30"/></w:pPr><w:r><w:rPr><w:sz w:val="16"/><w:szCs w:val="16"/></w:rPr><w:t xml:space="preserve">5</w:t></w:r></w:p></w:tc><w:tc><w:tcPr><w:tcW w:w="1417.3228346456694" w:type="dxa"/><w:noWrap/></w:tcPr><w:p><w:pPr><w:spacing w:after="30"/></w:pPr><w:r><w:rPr><w:sz w:val="16"/><w:szCs w:val="16"/></w:rPr><w:t xml:space="preserve">`semester`</w:t></w:r></w:p></w:tc><w:tc><w:tcPr><w:tcW w:w="1417.3228346456694" w:type="dxa"/><w:noWrap/></w:tcPr><w:p><w:pPr><w:spacing w:after="30"/></w:pPr><w:r><w:rPr><w:sz w:val="16"/><w:szCs w:val="16"/></w:rPr><w:t xml:space="preserve">`varchar(255)`</w:t></w:r></w:p></w:tc><w:tc><w:tcPr><w:tcW w:w="1417.3228346456694" w:type="dxa"/><w:noWrap/></w:tcPr><w:p><w:pPr><w:spacing w:after="30"/></w:pPr><w:r><w:rPr><w:sz w:val="16"/><w:szCs w:val="16"/></w:rPr><w:t xml:space="preserve">NOT NULL</w:t></w:r></w:p></w:tc><w:tc><w:tcPr><w:tcW w:w="1417.3228346456694" w:type="dxa"/><w:noWrap/></w:tcPr><w:p><w:pPr><w:spacing w:after="30"/></w:pPr><w:r><w:rPr><w:sz w:val="16"/><w:szCs w:val="16"/></w:rPr><w:t xml:space="preserve">`'Ganjil'`</w:t></w:r></w:p></w:tc><w:tc><w:tcPr><w:tcW w:w="1417.3228346456694" w:type="dxa"/><w:noWrap/></w:tcPr><w:p><w:pPr><w:spacing w:after="30"/></w:pPr><w:r><w:rPr><w:sz w:val="16"/><w:szCs w:val="16"/></w:rPr><w:t xml:space="preserve">-</w:t></w:r></w:p></w:tc><w:tc><w:tcPr><w:tcW w:w="1417.3228346456694" w:type="dxa"/><w:noWrap/></w:tcPr><w:p><w:pPr><w:spacing w:after="30"/></w:pPr><w:r><w:rPr><w:sz w:val="16"/><w:szCs w:val="16"/></w:rPr><w:t xml:space="preserve">Atribut data operasional semester.</w:t></w:r></w:p></w:tc></w:tr><w:tr><w:trPr/><w:tc><w:tcPr><w:tcW w:w="1417.3228346456694" w:type="dxa"/><w:noWrap/></w:tcPr><w:p><w:pPr><w:spacing w:after="30"/></w:pPr><w:r><w:rPr><w:sz w:val="16"/><w:szCs w:val="16"/></w:rPr><w:t xml:space="preserve">6</w:t></w:r></w:p></w:tc><w:tc><w:tcPr><w:tcW w:w="1417.3228346456694" w:type="dxa"/><w:noWrap/></w:tcPr><w:p><w:pPr><w:spacing w:after="30"/></w:pPr><w:r><w:rPr><w:sz w:val="16"/><w:szCs w:val="16"/></w:rPr><w:t xml:space="preserve">`target_type`</w:t></w:r></w:p></w:tc><w:tc><w:tcPr><w:tcW w:w="1417.3228346456694" w:type="dxa"/><w:noWrap/></w:tcPr><w:p><w:pPr><w:spacing w:after="30"/></w:pPr><w:r><w:rPr><w:sz w:val="16"/><w:szCs w:val="16"/></w:rPr><w:t xml:space="preserve">`varchar(255)`</w:t></w:r></w:p></w:tc><w:tc><w:tcPr><w:tcW w:w="1417.3228346456694" w:type="dxa"/><w:noWrap/></w:tcPr><w:p><w:pPr><w:spacing w:after="30"/></w:pPr><w:r><w:rPr><w:sz w:val="16"/><w:szCs w:val="16"/></w:rPr><w:t xml:space="preserve">NOT NULL</w:t></w:r></w:p></w:tc><w:tc><w:tcPr><w:tcW w:w="1417.3228346456694" w:type="dxa"/><w:noWrap/></w:tcPr><w:p><w:pPr><w:spacing w:after="30"/></w:pPr><w:r><w:rPr><w:sz w:val="16"/><w:szCs w:val="16"/></w:rPr><w:t xml:space="preserve">`'collective'`</w:t></w:r></w:p></w:tc><w:tc><w:tcPr><w:tcW w:w="1417.3228346456694" w:type="dxa"/><w:noWrap/></w:tcPr><w:p><w:pPr><w:spacing w:after="30"/></w:pPr><w:r><w:rPr><w:sz w:val="16"/><w:szCs w:val="16"/></w:rPr><w:t xml:space="preserve">-</w:t></w:r></w:p></w:tc><w:tc><w:tcPr><w:tcW w:w="1417.3228346456694" w:type="dxa"/><w:noWrap/></w:tcPr><w:p><w:pPr><w:spacing w:after="30"/></w:pPr><w:r><w:rPr><w:sz w:val="16"/><w:szCs w:val="16"/></w:rPr><w:t xml:space="preserve">Atribut data operasional target type.</w:t></w:r></w:p></w:tc></w:tr><w:tr><w:trPr/><w:tc><w:tcPr><w:tcW w:w="1417.3228346456694" w:type="dxa"/><w:noWrap/></w:tcPr><w:p><w:pPr><w:spacing w:after="30"/></w:pPr><w:r><w:rPr><w:sz w:val="16"/><w:szCs w:val="16"/></w:rPr><w:t xml:space="preserve">7</w:t></w:r></w:p></w:tc><w:tc><w:tcPr><w:tcW w:w="1417.3228346456694" w:type="dxa"/><w:noWrap/></w:tcPr><w:p><w:pPr><w:spacing w:after="30"/></w:pPr><w:r><w:rPr><w:sz w:val="16"/><w:szCs w:val="16"/></w:rPr><w:t xml:space="preserve">`dosen_id`</w:t></w:r></w:p></w:tc><w:tc><w:tcPr><w:tcW w:w="1417.3228346456694" w:type="dxa"/><w:noWrap/></w:tcPr><w:p><w:pPr><w:spacing w:after="30"/></w:pPr><w:r><w:rPr><w:sz w:val="16"/><w:szCs w:val="16"/></w:rPr><w:t xml:space="preserve">`bigint(20) unsigned`</w:t></w:r></w:p></w:tc><w:tc><w:tcPr><w:tcW w:w="1417.3228346456694" w:type="dxa"/><w:noWrap/></w:tcPr><w:p><w:pPr><w:spacing w:after="30"/></w:pPr><w:r><w:rPr><w:sz w:val="16"/><w:szCs w:val="16"/></w:rPr><w:t xml:space="preserve">NULL</w:t></w:r></w:p></w:tc><w:tc><w:tcPr><w:tcW w:w="1417.3228346456694" w:type="dxa"/><w:noWrap/></w:tcPr><w:p><w:pPr><w:spacing w:after="30"/></w:pPr><w:r><w:rPr><w:sz w:val="16"/><w:szCs w:val="16"/></w:rPr><w:t xml:space="preserve">`NULL`</w:t></w:r></w:p></w:tc><w:tc><w:tcPr><w:tcW w:w="1417.3228346456694" w:type="dxa"/><w:noWrap/></w:tcPr><w:p><w:pPr><w:spacing w:after="30"/></w:pPr><w:r><w:rPr><w:sz w:val="16"/><w:szCs w:val="16"/></w:rPr><w:t xml:space="preserve">MUL</w:t></w:r></w:p></w:tc><w:tc><w:tcPr><w:tcW w:w="1417.3228346456694" w:type="dxa"/><w:noWrap/></w:tcPr><w:p><w:pPr><w:spacing w:after="30"/></w:pPr><w:r><w:rPr><w:sz w:val="16"/><w:szCs w:val="16"/></w:rPr><w:t xml:space="preserve">Atribut data operasional dosen id.</w:t></w:r></w:p></w:tc></w:tr><w:tr><w:trPr/><w:tc><w:tcPr><w:tcW w:w="1417.3228346456694" w:type="dxa"/><w:noWrap/></w:tcPr><w:p><w:pPr><w:spacing w:after="30"/></w:pPr><w:r><w:rPr><w:sz w:val="16"/><w:szCs w:val="16"/></w:rPr><w:t xml:space="preserve">8</w:t></w:r></w:p></w:tc><w:tc><w:tcPr><w:tcW w:w="1417.3228346456694" w:type="dxa"/><w:noWrap/></w:tcPr><w:p><w:pPr><w:spacing w:after="30"/></w:pPr><w:r><w:rPr><w:sz w:val="16"/><w:szCs w:val="16"/></w:rPr><w:t xml:space="preserve">`wave_id`</w:t></w:r></w:p></w:tc><w:tc><w:tcPr><w:tcW w:w="1417.3228346456694" w:type="dxa"/><w:noWrap/></w:tcPr><w:p><w:pPr><w:spacing w:after="30"/></w:pPr><w:r><w:rPr><w:sz w:val="16"/><w:szCs w:val="16"/></w:rPr><w:t xml:space="preserve">`bigint(20) unsigned`</w:t></w:r></w:p></w:tc><w:tc><w:tcPr><w:tcW w:w="1417.3228346456694" w:type="dxa"/><w:noWrap/></w:tcPr><w:p><w:pPr><w:spacing w:after="30"/></w:pPr><w:r><w:rPr><w:sz w:val="16"/><w:szCs w:val="16"/></w:rPr><w:t xml:space="preserve">NULL</w:t></w:r></w:p></w:tc><w:tc><w:tcPr><w:tcW w:w="1417.3228346456694" w:type="dxa"/><w:noWrap/></w:tcPr><w:p><w:pPr><w:spacing w:after="30"/></w:pPr><w:r><w:rPr><w:sz w:val="16"/><w:szCs w:val="16"/></w:rPr><w:t xml:space="preserve">`NULL`</w:t></w:r></w:p></w:tc><w:tc><w:tcPr><w:tcW w:w="1417.3228346456694" w:type="dxa"/><w:noWrap/></w:tcPr><w:p><w:pPr><w:spacing w:after="30"/></w:pPr><w:r><w:rPr><w:sz w:val="16"/><w:szCs w:val="16"/></w:rPr><w:t xml:space="preserve">MUL</w:t></w:r></w:p></w:tc><w:tc><w:tcPr><w:tcW w:w="1417.3228346456694" w:type="dxa"/><w:noWrap/></w:tcPr><w:p><w:pPr><w:spacing w:after="30"/></w:pPr><w:r><w:rPr><w:sz w:val="16"/><w:szCs w:val="16"/></w:rPr><w:t xml:space="preserve">ID relasi ke tabel `waves` (gelombang pendaftaran).</w:t></w:r></w:p></w:tc></w:tr><w:tr><w:trPr/><w:tc><w:tcPr><w:tcW w:w="1417.3228346456694" w:type="dxa"/><w:noWrap/></w:tcPr><w:p><w:pPr><w:spacing w:after="30"/></w:pPr><w:r><w:rPr><w:sz w:val="16"/><w:szCs w:val="16"/></w:rPr><w:t xml:space="preserve">9</w:t></w:r></w:p></w:tc><w:tc><w:tcPr><w:tcW w:w="1417.3228346456694" w:type="dxa"/><w:noWrap/></w:tcPr><w:p><w:pPr><w:spacing w:after="30"/></w:pPr><w:r><w:rPr><w:sz w:val="16"/><w:szCs w:val="16"/></w:rPr><w:t xml:space="preserve">`decree_date`</w:t></w:r></w:p></w:tc><w:tc><w:tcPr><w:tcW w:w="1417.3228346456694" w:type="dxa"/><w:noWrap/></w:tcPr><w:p><w:pPr><w:spacing w:after="30"/></w:pPr><w:r><w:rPr><w:sz w:val="16"/><w:szCs w:val="16"/></w:rPr><w:t xml:space="preserve">`date`</w:t></w:r></w:p></w:tc><w:tc><w:tcPr><w:tcW w:w="1417.3228346456694" w:type="dxa"/><w:noWrap/></w:tcPr><w:p><w:pPr><w:spacing w:after="30"/></w:pPr><w:r><w:rPr><w:sz w:val="16"/><w:szCs w:val="16"/></w:rPr><w:t xml:space="preserve">NOT NULL</w:t></w:r></w:p></w:tc><w:tc><w:tcPr><w:tcW w:w="1417.3228346456694" w:type="dxa"/><w:noWrap/></w:tcPr><w:p><w:pPr><w:spacing w:after="30"/></w:pPr><w:r><w:rPr><w:sz w:val="16"/><w:szCs w:val="16"/></w:rPr><w:t xml:space="preserve">*None*</w:t></w:r></w:p></w:tc><w:tc><w:tcPr><w:tcW w:w="1417.3228346456694" w:type="dxa"/><w:noWrap/></w:tcPr><w:p><w:pPr><w:spacing w:after="30"/></w:pPr><w:r><w:rPr><w:sz w:val="16"/><w:szCs w:val="16"/></w:rPr><w:t xml:space="preserve">-</w:t></w:r></w:p></w:tc><w:tc><w:tcPr><w:tcW w:w="1417.3228346456694" w:type="dxa"/><w:noWrap/></w:tcPr><w:p><w:pPr><w:spacing w:after="30"/></w:pPr><w:r><w:rPr><w:sz w:val="16"/><w:szCs w:val="16"/></w:rPr><w:t xml:space="preserve">Tanggal pelaksanaan atau batas waktu proses bisnis.</w:t></w:r></w:p></w:tc></w:tr><w:tr><w:trPr/><w:tc><w:tcPr><w:tcW w:w="1417.3228346456694" w:type="dxa"/><w:noWrap/></w:tcPr><w:p><w:pPr><w:spacing w:after="30"/></w:pPr><w:r><w:rPr><w:sz w:val="16"/><w:szCs w:val="16"/></w:rPr><w:t xml:space="preserve">10</w:t></w:r></w:p></w:tc><w:tc><w:tcPr><w:tcW w:w="1417.3228346456694" w:type="dxa"/><w:noWrap/></w:tcPr><w:p><w:pPr><w:spacing w:after="30"/></w:pPr><w:r><w:rPr><w:sz w:val="16"/><w:szCs w:val="16"/></w:rPr><w:t xml:space="preserve">`signatory_title`</w:t></w:r></w:p></w:tc><w:tc><w:tcPr><w:tcW w:w="1417.3228346456694" w:type="dxa"/><w:noWrap/></w:tcPr><w:p><w:pPr><w:spacing w:after="30"/></w:pPr><w:r><w:rPr><w:sz w:val="16"/><w:szCs w:val="16"/></w:rPr><w:t xml:space="preserve">`varchar(255)`</w:t></w:r></w:p></w:tc><w:tc><w:tcPr><w:tcW w:w="1417.3228346456694" w:type="dxa"/><w:noWrap/></w:tcPr><w:p><w:pPr><w:spacing w:after="30"/></w:pPr><w:r><w:rPr><w:sz w:val="16"/><w:szCs w:val="16"/></w:rPr><w:t xml:space="preserve">NOT NULL</w:t></w:r></w:p></w:tc><w:tc><w:tcPr><w:tcW w:w="1417.3228346456694" w:type="dxa"/><w:noWrap/></w:tcPr><w:p><w:pPr><w:spacing w:after="30"/></w:pPr><w:r><w:rPr><w:sz w:val="16"/><w:szCs w:val="16"/></w:rPr><w:t xml:space="preserve">`'Dekan Fakultas Ilmu Komputer'`</w:t></w:r></w:p></w:tc><w:tc><w:tcPr><w:tcW w:w="1417.3228346456694" w:type="dxa"/><w:noWrap/></w:tcPr><w:p><w:pPr><w:spacing w:after="30"/></w:pPr><w:r><w:rPr><w:sz w:val="16"/><w:szCs w:val="16"/></w:rPr><w:t xml:space="preserve">-</w:t></w:r></w:p></w:tc><w:tc><w:tcPr><w:tcW w:w="1417.3228346456694" w:type="dxa"/><w:noWrap/></w:tcPr><w:p><w:pPr><w:spacing w:after="30"/></w:pPr><w:r><w:rPr><w:sz w:val="16"/><w:szCs w:val="16"/></w:rPr><w:t xml:space="preserve">Atribut data operasional signatory title.</w:t></w:r></w:p></w:tc></w:tr><w:tr><w:trPr/><w:tc><w:tcPr><w:tcW w:w="1417.3228346456694" w:type="dxa"/><w:noWrap/></w:tcPr><w:p><w:pPr><w:spacing w:after="30"/></w:pPr><w:r><w:rPr><w:sz w:val="16"/><w:szCs w:val="16"/></w:rPr><w:t xml:space="preserve">11</w:t></w:r></w:p></w:tc><w:tc><w:tcPr><w:tcW w:w="1417.3228346456694" w:type="dxa"/><w:noWrap/></w:tcPr><w:p><w:pPr><w:spacing w:after="30"/></w:pPr><w:r><w:rPr><w:sz w:val="16"/><w:szCs w:val="16"/></w:rPr><w:t xml:space="preserve">`signatory_name`</w:t></w:r></w:p></w:tc><w:tc><w:tcPr><w:tcW w:w="1417.3228346456694" w:type="dxa"/><w:noWrap/></w:tcPr><w:p><w:pPr><w:spacing w:after="30"/></w:pPr><w:r><w:rPr><w:sz w:val="16"/><w:szCs w:val="16"/></w:rPr><w:t xml:space="preserve">`varchar(255)`</w:t></w:r></w:p></w:tc><w:tc><w:tcPr><w:tcW w:w="1417.3228346456694" w:type="dxa"/><w:noWrap/></w:tcPr><w:p><w:pPr><w:spacing w:after="30"/></w:pPr><w:r><w:rPr><w:sz w:val="16"/><w:szCs w:val="16"/></w:rPr><w:t xml:space="preserve">NOT NULL</w:t></w:r></w:p></w:tc><w:tc><w:tcPr><w:tcW w:w="1417.3228346456694" w:type="dxa"/><w:noWrap/></w:tcPr><w:p><w:pPr><w:spacing w:after="30"/></w:pPr><w:r><w:rPr><w:sz w:val="16"/><w:szCs w:val="16"/></w:rPr><w:t xml:space="preserve">*None*</w:t></w:r></w:p></w:tc><w:tc><w:tcPr><w:tcW w:w="1417.3228346456694" w:type="dxa"/><w:noWrap/></w:tcPr><w:p><w:pPr><w:spacing w:after="30"/></w:pPr><w:r><w:rPr><w:sz w:val="16"/><w:szCs w:val="16"/></w:rPr><w:t xml:space="preserve">-</w:t></w:r></w:p></w:tc><w:tc><w:tcPr><w:tcW w:w="1417.3228346456694" w:type="dxa"/><w:noWrap/></w:tcPr><w:p><w:pPr><w:spacing w:after="30"/></w:pPr><w:r><w:rPr><w:sz w:val="16"/><w:szCs w:val="16"/></w:rPr><w:t xml:space="preserve">Atribut data operasional signatory name.</w:t></w:r></w:p></w:tc></w:tr><w:tr><w:trPr/><w:tc><w:tcPr><w:tcW w:w="1417.3228346456694" w:type="dxa"/><w:noWrap/></w:tcPr><w:p><w:pPr><w:spacing w:after="30"/></w:pPr><w:r><w:rPr><w:sz w:val="16"/><w:szCs w:val="16"/></w:rPr><w:t xml:space="preserve">12</w:t></w:r></w:p></w:tc><w:tc><w:tcPr><w:tcW w:w="1417.3228346456694" w:type="dxa"/><w:noWrap/></w:tcPr><w:p><w:pPr><w:spacing w:after="30"/></w:pPr><w:r><w:rPr><w:sz w:val="16"/><w:szCs w:val="16"/></w:rPr><w:t xml:space="preserve">`signatory_identifier`</w:t></w:r></w:p></w:tc><w:tc><w:tcPr><w:tcW w:w="1417.3228346456694" w:type="dxa"/><w:noWrap/></w:tcPr><w:p><w:pPr><w:spacing w:after="30"/></w:pPr><w:r><w:rPr><w:sz w:val="16"/><w:szCs w:val="16"/></w:rPr><w:t xml:space="preserve">`varchar(255)`</w:t></w:r></w:p></w:tc><w:tc><w:tcPr><w:tcW w:w="1417.3228346456694" w:type="dxa"/><w:noWrap/></w:tcPr><w:p><w:pPr><w:spacing w:after="30"/></w:pPr><w:r><w:rPr><w:sz w:val="16"/><w:szCs w:val="16"/></w:rPr><w:t xml:space="preserve">NULL</w:t></w:r></w:p></w:tc><w:tc><w:tcPr><w:tcW w:w="1417.3228346456694" w:type="dxa"/><w:noWrap/></w:tcPr><w:p><w:pPr><w:spacing w:after="30"/></w:pPr><w:r><w:rPr><w:sz w:val="16"/><w:szCs w:val="16"/></w:rPr><w:t xml:space="preserve">`NULL`</w:t></w:r></w:p></w:tc><w:tc><w:tcPr><w:tcW w:w="1417.3228346456694" w:type="dxa"/><w:noWrap/></w:tcPr><w:p><w:pPr><w:spacing w:after="30"/></w:pPr><w:r><w:rPr><w:sz w:val="16"/><w:szCs w:val="16"/></w:rPr><w:t xml:space="preserve">-</w:t></w:r></w:p></w:tc><w:tc><w:tcPr><w:tcW w:w="1417.3228346456694" w:type="dxa"/><w:noWrap/></w:tcPr><w:p><w:pPr><w:spacing w:after="30"/></w:pPr><w:r><w:rPr><w:sz w:val="16"/><w:szCs w:val="16"/></w:rPr><w:t xml:space="preserve">Atribut data operasional signatory identifier.</w:t></w:r></w:p></w:tc></w:tr><w:tr><w:trPr/><w:tc><w:tcPr><w:tcW w:w="1417.3228346456694" w:type="dxa"/><w:noWrap/></w:tcPr><w:p><w:pPr><w:spacing w:after="30"/></w:pPr><w:r><w:rPr><w:sz w:val="16"/><w:szCs w:val="16"/></w:rPr><w:t xml:space="preserve">13</w:t></w:r></w:p></w:tc><w:tc><w:tcPr><w:tcW w:w="1417.3228346456694" w:type="dxa"/><w:noWrap/></w:tcPr><w:p><w:pPr><w:spacing w:after="30"/></w:pPr><w:r><w:rPr><w:sz w:val="16"/><w:szCs w:val="16"/></w:rPr><w:t xml:space="preserve">`include_stamp`</w:t></w:r></w:p></w:tc><w:tc><w:tcPr><w:tcW w:w="1417.3228346456694" w:type="dxa"/><w:noWrap/></w:tcPr><w:p><w:pPr><w:spacing w:after="30"/></w:pPr><w:r><w:rPr><w:sz w:val="16"/><w:szCs w:val="16"/></w:rPr><w:t xml:space="preserve">`tinyint(1)`</w:t></w:r></w:p></w:tc><w:tc><w:tcPr><w:tcW w:w="1417.3228346456694" w:type="dxa"/><w:noWrap/></w:tcPr><w:p><w:pPr><w:spacing w:after="30"/></w:pPr><w:r><w:rPr><w:sz w:val="16"/><w:szCs w:val="16"/></w:rPr><w:t xml:space="preserve">NOT NULL</w:t></w:r></w:p></w:tc><w:tc><w:tcPr><w:tcW w:w="1417.3228346456694" w:type="dxa"/><w:noWrap/></w:tcPr><w:p><w:pPr><w:spacing w:after="30"/></w:pPr><w:r><w:rPr><w:sz w:val="16"/><w:szCs w:val="16"/></w:rPr><w:t xml:space="preserve">`1`</w:t></w:r></w:p></w:tc><w:tc><w:tcPr><w:tcW w:w="1417.3228346456694" w:type="dxa"/><w:noWrap/></w:tcPr><w:p><w:pPr><w:spacing w:after="30"/></w:pPr><w:r><w:rPr><w:sz w:val="16"/><w:szCs w:val="16"/></w:rPr><w:t xml:space="preserve">-</w:t></w:r></w:p></w:tc><w:tc><w:tcPr><w:tcW w:w="1417.3228346456694" w:type="dxa"/><w:noWrap/></w:tcPr><w:p><w:pPr><w:spacing w:after="30"/></w:pPr><w:r><w:rPr><w:sz w:val="16"/><w:szCs w:val="16"/></w:rPr><w:t xml:space="preserve">Atribut data operasional include stamp.</w:t></w:r></w:p></w:tc></w:tr><w:tr><w:trPr/><w:tc><w:tcPr><w:tcW w:w="1417.3228346456694" w:type="dxa"/><w:noWrap/></w:tcPr><w:p><w:pPr><w:spacing w:after="30"/></w:pPr><w:r><w:rPr><w:sz w:val="16"/><w:szCs w:val="16"/></w:rPr><w:t xml:space="preserve">14</w:t></w:r></w:p></w:tc><w:tc><w:tcPr><w:tcW w:w="1417.3228346456694" w:type="dxa"/><w:noWrap/></w:tcPr><w:p><w:pPr><w:spacing w:after="30"/></w:pPr><w:r><w:rPr><w:sz w:val="16"/><w:szCs w:val="16"/></w:rPr><w:t xml:space="preserve">`signer_user_id`</w:t></w:r></w:p></w:tc><w:tc><w:tcPr><w:tcW w:w="1417.3228346456694" w:type="dxa"/><w:noWrap/></w:tcPr><w:p><w:pPr><w:spacing w:after="30"/></w:pPr><w:r><w:rPr><w:sz w:val="16"/><w:szCs w:val="16"/></w:rPr><w:t xml:space="preserve">`bigint(20) unsigned`</w:t></w:r></w:p></w:tc><w:tc><w:tcPr><w:tcW w:w="1417.3228346456694" w:type="dxa"/><w:noWrap/></w:tcPr><w:p><w:pPr><w:spacing w:after="30"/></w:pPr><w:r><w:rPr><w:sz w:val="16"/><w:szCs w:val="16"/></w:rPr><w:t xml:space="preserve">NULL</w:t></w:r></w:p></w:tc><w:tc><w:tcPr><w:tcW w:w="1417.3228346456694" w:type="dxa"/><w:noWrap/></w:tcPr><w:p><w:pPr><w:spacing w:after="30"/></w:pPr><w:r><w:rPr><w:sz w:val="16"/><w:szCs w:val="16"/></w:rPr><w:t xml:space="preserve">`NULL`</w:t></w:r></w:p></w:tc><w:tc><w:tcPr><w:tcW w:w="1417.3228346456694" w:type="dxa"/><w:noWrap/></w:tcPr><w:p><w:pPr><w:spacing w:after="30"/></w:pPr><w:r><w:rPr><w:sz w:val="16"/><w:szCs w:val="16"/></w:rPr><w:t xml:space="preserve">MUL</w:t></w:r></w:p></w:tc><w:tc><w:tcPr><w:tcW w:w="1417.3228346456694" w:type="dxa"/><w:noWrap/></w:tcPr><w:p><w:pPr><w:spacing w:after="30"/></w:pPr><w:r><w:rPr><w:sz w:val="16"/><w:szCs w:val="16"/></w:rPr><w:t xml:space="preserve">Atribut data operasional signer user id.</w:t></w:r></w:p></w:tc></w:tr><w:tr><w:trPr/><w:tc><w:tcPr><w:tcW w:w="1417.3228346456694" w:type="dxa"/><w:noWrap/></w:tcPr><w:p><w:pPr><w:spacing w:after="30"/></w:pPr><w:r><w:rPr><w:sz w:val="16"/><w:szCs w:val="16"/></w:rPr><w:t xml:space="preserve">15</w:t></w:r></w:p></w:tc><w:tc><w:tcPr><w:tcW w:w="1417.3228346456694" w:type="dxa"/><w:noWrap/></w:tcPr><w:p><w:pPr><w:spacing w:after="30"/></w:pPr><w:r><w:rPr><w:sz w:val="16"/><w:szCs w:val="16"/></w:rPr><w:t xml:space="preserve">`theses_data`</w:t></w:r></w:p></w:tc><w:tc><w:tcPr><w:tcW w:w="1417.3228346456694" w:type="dxa"/><w:noWrap/></w:tcPr><w:p><w:pPr><w:spacing w:after="30"/></w:pPr><w:r><w:rPr><w:sz w:val="16"/><w:szCs w:val="16"/></w:rPr><w:t xml:space="preserve">`longtext`</w:t></w:r></w:p></w:tc><w:tc><w:tcPr><w:tcW w:w="1417.3228346456694" w:type="dxa"/><w:noWrap/></w:tcPr><w:p><w:pPr><w:spacing w:after="30"/></w:pPr><w:r><w:rPr><w:sz w:val="16"/><w:szCs w:val="16"/></w:rPr><w:t xml:space="preserve">NOT NULL</w:t></w:r></w:p></w:tc><w:tc><w:tcPr><w:tcW w:w="1417.3228346456694" w:type="dxa"/><w:noWrap/></w:tcPr><w:p><w:pPr><w:spacing w:after="30"/></w:pPr><w:r><w:rPr><w:sz w:val="16"/><w:szCs w:val="16"/></w:rPr><w:t xml:space="preserve">*None*</w:t></w:r></w:p></w:tc><w:tc><w:tcPr><w:tcW w:w="1417.3228346456694" w:type="dxa"/><w:noWrap/></w:tcPr><w:p><w:pPr><w:spacing w:after="30"/></w:pPr><w:r><w:rPr><w:sz w:val="16"/><w:szCs w:val="16"/></w:rPr><w:t xml:space="preserve">-</w:t></w:r></w:p></w:tc><w:tc><w:tcPr><w:tcW w:w="1417.3228346456694" w:type="dxa"/><w:noWrap/></w:tcPr><w:p><w:pPr><w:spacing w:after="30"/></w:pPr><w:r><w:rPr><w:sz w:val="16"/><w:szCs w:val="16"/></w:rPr><w:t xml:space="preserve">Atribut data operasional theses data.</w:t></w:r></w:p></w:tc></w:tr><w:tr><w:trPr/><w:tc><w:tcPr><w:tcW w:w="1417.3228346456694" w:type="dxa"/><w:noWrap/></w:tcPr><w:p><w:pPr><w:spacing w:after="30"/></w:pPr><w:r><w:rPr><w:sz w:val="16"/><w:szCs w:val="16"/></w:rPr><w:t xml:space="preserve">16</w:t></w:r></w:p></w:tc><w:tc><w:tcPr><w:tcW w:w="1417.3228346456694" w:type="dxa"/><w:noWrap/></w:tcPr><w:p><w:pPr><w:spacing w:after="30"/></w:pPr><w:r><w:rPr><w:sz w:val="16"/><w:szCs w:val="16"/></w:rPr><w:t xml:space="preserve">`total_students`</w:t></w:r></w:p></w:tc><w:tc><w:tcPr><w:tcW w:w="1417.3228346456694" w:type="dxa"/><w:noWrap/></w:tcPr><w:p><w:pPr><w:spacing w:after="30"/></w:pPr><w:r><w:rPr><w:sz w:val="16"/><w:szCs w:val="16"/></w:rPr><w:t xml:space="preserve">`int(10) unsigned`</w:t></w:r></w:p></w:tc><w:tc><w:tcPr><w:tcW w:w="1417.3228346456694" w:type="dxa"/><w:noWrap/></w:tcPr><w:p><w:pPr><w:spacing w:after="30"/></w:pPr><w:r><w:rPr><w:sz w:val="16"/><w:szCs w:val="16"/></w:rPr><w:t xml:space="preserve">NOT NULL</w:t></w:r></w:p></w:tc><w:tc><w:tcPr><w:tcW w:w="1417.3228346456694" w:type="dxa"/><w:noWrap/></w:tcPr><w:p><w:pPr><w:spacing w:after="30"/></w:pPr><w:r><w:rPr><w:sz w:val="16"/><w:szCs w:val="16"/></w:rPr><w:t xml:space="preserve">`0`</w:t></w:r></w:p></w:tc><w:tc><w:tcPr><w:tcW w:w="1417.3228346456694" w:type="dxa"/><w:noWrap/></w:tcPr><w:p><w:pPr><w:spacing w:after="30"/></w:pPr><w:r><w:rPr><w:sz w:val="16"/><w:szCs w:val="16"/></w:rPr><w:t xml:space="preserve">-</w:t></w:r></w:p></w:tc><w:tc><w:tcPr><w:tcW w:w="1417.3228346456694" w:type="dxa"/><w:noWrap/></w:tcPr><w:p><w:pPr><w:spacing w:after="30"/></w:pPr><w:r><w:rPr><w:sz w:val="16"/><w:szCs w:val="16"/></w:rPr><w:t xml:space="preserve">Atribut data operasional total students.</w:t></w:r></w:p></w:tc></w:tr><w:tr><w:trPr/><w:tc><w:tcPr><w:tcW w:w="1417.3228346456694" w:type="dxa"/><w:noWrap/></w:tcPr><w:p><w:pPr><w:spacing w:after="30"/></w:pPr><w:r><w:rPr><w:sz w:val="16"/><w:szCs w:val="16"/></w:rPr><w:t xml:space="preserve">17</w:t></w:r></w:p></w:tc><w:tc><w:tcPr><w:tcW w:w="1417.3228346456694" w:type="dxa"/><w:noWrap/></w:tcPr><w:p><w:pPr><w:spacing w:after="30"/></w:pPr><w:r><w:rPr><w:sz w:val="16"/><w:szCs w:val="16"/></w:rPr><w:t xml:space="preserve">`verification_token`</w:t></w:r></w:p></w:tc><w:tc><w:tcPr><w:tcW w:w="1417.3228346456694" w:type="dxa"/><w:noWrap/></w:tcPr><w:p><w:pPr><w:spacing w:after="30"/></w:pPr><w:r><w:rPr><w:sz w:val="16"/><w:szCs w:val="16"/></w:rPr><w:t xml:space="preserve">`varchar(64)`</w:t></w:r></w:p></w:tc><w:tc><w:tcPr><w:tcW w:w="1417.3228346456694" w:type="dxa"/><w:noWrap/></w:tcPr><w:p><w:pPr><w:spacing w:after="30"/></w:pPr><w:r><w:rPr><w:sz w:val="16"/><w:szCs w:val="16"/></w:rPr><w:t xml:space="preserve">NOT NULL</w:t></w:r></w:p></w:tc><w:tc><w:tcPr><w:tcW w:w="1417.3228346456694" w:type="dxa"/><w:noWrap/></w:tcPr><w:p><w:pPr><w:spacing w:after="30"/></w:pPr><w:r><w:rPr><w:sz w:val="16"/><w:szCs w:val="16"/></w:rPr><w:t xml:space="preserve">*None*</w:t></w:r></w:p></w:tc><w:tc><w:tcPr><w:tcW w:w="1417.3228346456694" w:type="dxa"/><w:noWrap/></w:tcPr><w:p><w:pPr><w:spacing w:after="30"/></w:pPr><w:r><w:rPr><w:sz w:val="16"/><w:szCs w:val="16"/></w:rPr><w:t xml:space="preserve">UNI</w:t></w:r></w:p></w:tc><w:tc><w:tcPr><w:tcW w:w="1417.3228346456694" w:type="dxa"/><w:noWrap/></w:tcPr><w:p><w:pPr><w:spacing w:after="30"/></w:pPr><w:r><w:rPr><w:sz w:val="16"/><w:szCs w:val="16"/></w:rPr><w:t xml:space="preserve">Token acak kriptografis untuk validasi dokumen/keamanan publik.</w:t></w:r></w:p></w:tc></w:tr><w:tr><w:trPr/><w:tc><w:tcPr><w:tcW w:w="1417.3228346456694" w:type="dxa"/><w:noWrap/></w:tcPr><w:p><w:pPr><w:spacing w:after="30"/></w:pPr><w:r><w:rPr><w:sz w:val="16"/><w:szCs w:val="16"/></w:rPr><w:t xml:space="preserve">18</w:t></w:r></w:p></w:tc><w:tc><w:tcPr><w:tcW w:w="1417.3228346456694" w:type="dxa"/><w:noWrap/></w:tcPr><w:p><w:pPr><w:spacing w:after="30"/></w:pPr><w:r><w:rPr><w:sz w:val="16"/><w:szCs w:val="16"/></w:rPr><w:t xml:space="preserve">`created_by`</w:t></w:r></w:p></w:tc><w:tc><w:tcPr><w:tcW w:w="1417.3228346456694" w:type="dxa"/><w:noWrap/></w:tcPr><w:p><w:pPr><w:spacing w:after="30"/></w:pPr><w:r><w:rPr><w:sz w:val="16"/><w:szCs w:val="16"/></w:rPr><w:t xml:space="preserve">`bigint(20) unsigned`</w:t></w:r></w:p></w:tc><w:tc><w:tcPr><w:tcW w:w="1417.3228346456694" w:type="dxa"/><w:noWrap/></w:tcPr><w:p><w:pPr><w:spacing w:after="30"/></w:pPr><w:r><w:rPr><w:sz w:val="16"/><w:szCs w:val="16"/></w:rPr><w:t xml:space="preserve">NOT NULL</w:t></w:r></w:p></w:tc><w:tc><w:tcPr><w:tcW w:w="1417.3228346456694" w:type="dxa"/><w:noWrap/></w:tcPr><w:p><w:pPr><w:spacing w:after="30"/></w:pPr><w:r><w:rPr><w:sz w:val="16"/><w:szCs w:val="16"/></w:rPr><w:t xml:space="preserve">*None*</w:t></w:r></w:p></w:tc><w:tc><w:tcPr><w:tcW w:w="1417.3228346456694" w:type="dxa"/><w:noWrap/></w:tcPr><w:p><w:pPr><w:spacing w:after="30"/></w:pPr><w:r><w:rPr><w:sz w:val="16"/><w:szCs w:val="16"/></w:rPr><w:t xml:space="preserve">MUL</w:t></w:r></w:p></w:tc><w:tc><w:tcPr><w:tcW w:w="1417.3228346456694" w:type="dxa"/><w:noWrap/></w:tcPr><w:p><w:pPr><w:spacing w:after="30"/></w:pPr><w:r><w:rPr><w:sz w:val="16"/><w:szCs w:val="16"/></w:rPr><w:t xml:space="preserve">Atribut data operasional created by.</w:t></w:r></w:p></w:tc></w:tr><w:tr><w:trPr/><w:tc><w:tcPr><w:tcW w:w="1417.3228346456694" w:type="dxa"/><w:noWrap/></w:tcPr><w:p><w:pPr><w:spacing w:after="30"/></w:pPr><w:r><w:rPr><w:sz w:val="16"/><w:szCs w:val="16"/></w:rPr><w:t xml:space="preserve">19</w:t></w:r></w:p></w:tc><w:tc><w:tcPr><w:tcW w:w="1417.3228346456694" w:type="dxa"/><w:noWrap/></w:tcPr><w:p><w:pPr><w:spacing w:after="30"/></w:pPr><w:r><w:rPr><w:sz w:val="16"/><w:szCs w:val="16"/></w:rPr><w:t xml:space="preserve">`notes`</w:t></w:r></w:p></w:tc><w:tc><w:tcPr><w:tcW w:w="1417.3228346456694" w:type="dxa"/><w:noWrap/></w:tcPr><w:p><w:pPr><w:spacing w:after="30"/></w:pPr><w:r><w:rPr><w:sz w:val="16"/><w:szCs w:val="16"/></w:rPr><w:t xml:space="preserve">`text`</w:t></w:r></w:p></w:tc><w:tc><w:tcPr><w:tcW w:w="1417.3228346456694" w:type="dxa"/><w:noWrap/></w:tcPr><w:p><w:pPr><w:spacing w:after="30"/></w:pPr><w:r><w:rPr><w:sz w:val="16"/><w:szCs w:val="16"/></w:rPr><w:t xml:space="preserve">NULL</w:t></w:r></w:p></w:tc><w:tc><w:tcPr><w:tcW w:w="1417.3228346456694" w:type="dxa"/><w:noWrap/></w:tcPr><w:p><w:pPr><w:spacing w:after="30"/></w:pPr><w:r><w:rPr><w:sz w:val="16"/><w:szCs w:val="16"/></w:rPr><w:t xml:space="preserve">`NULL`</w:t></w:r></w:p></w:tc><w:tc><w:tcPr><w:tcW w:w="1417.3228346456694" w:type="dxa"/><w:noWrap/></w:tcPr><w:p><w:pPr><w:spacing w:after="30"/></w:pPr><w:r><w:rPr><w:sz w:val="16"/><w:szCs w:val="16"/></w:rPr><w:t xml:space="preserve">-</w:t></w:r></w:p></w:tc><w:tc><w:tcPr><w:tcW w:w="1417.3228346456694" w:type="dxa"/><w:noWrap/></w:tcPr><w:p><w:pPr><w:spacing w:after="30"/></w:pPr><w:r><w:rPr><w:sz w:val="16"/><w:szCs w:val="16"/></w:rPr><w:t xml:space="preserve">Catatan atau pesan deskriptif tambahan dari dosen/admin.</w:t></w:r></w:p></w:tc></w:tr><w:tr><w:trPr/><w:tc><w:tcPr><w:tcW w:w="1417.3228346456694" w:type="dxa"/><w:noWrap/></w:tcPr><w:p><w:pPr><w:spacing w:after="30"/></w:pPr><w:r><w:rPr><w:sz w:val="16"/><w:szCs w:val="16"/></w:rPr><w:t xml:space="preserve">20</w:t></w:r></w:p></w:tc><w:tc><w:tcPr><w:tcW w:w="1417.3228346456694" w:type="dxa"/><w:noWrap/></w:tcPr><w:p><w:pPr><w:spacing w:after="30"/></w:pPr><w:r><w:rPr><w:sz w:val="16"/><w:szCs w:val="16"/></w:rPr><w:t xml:space="preserve">`created_at`</w:t></w:r></w:p></w:tc><w:tc><w:tcPr><w:tcW w:w="1417.3228346456694" w:type="dxa"/><w:noWrap/></w:tcPr><w:p><w:pPr><w:spacing w:after="30"/></w:pPr><w:r><w:rPr><w:sz w:val="16"/><w:szCs w:val="16"/></w:rPr><w:t xml:space="preserve">`timestamp`</w:t></w:r></w:p></w:tc><w:tc><w:tcPr><w:tcW w:w="1417.3228346456694" w:type="dxa"/><w:noWrap/></w:tcPr><w:p><w:pPr><w:spacing w:after="30"/></w:pPr><w:r><w:rPr><w:sz w:val="16"/><w:szCs w:val="16"/></w:rPr><w:t xml:space="preserve">NULL</w:t></w:r></w:p></w:tc><w:tc><w:tcPr><w:tcW w:w="1417.3228346456694" w:type="dxa"/><w:noWrap/></w:tcPr><w:p><w:pPr><w:spacing w:after="30"/></w:pPr><w:r><w:rPr><w:sz w:val="16"/><w:szCs w:val="16"/></w:rPr><w:t xml:space="preserve">`NULL`</w:t></w:r></w:p></w:tc><w:tc><w:tcPr><w:tcW w:w="1417.3228346456694" w:type="dxa"/><w:noWrap/></w:tcPr><w:p><w:pPr><w:spacing w:after="30"/></w:pPr><w:r><w:rPr><w:sz w:val="16"/><w:szCs w:val="16"/></w:rPr><w:t xml:space="preserve">-</w:t></w:r></w:p></w:tc><w:tc><w:tcPr><w:tcW w:w="1417.3228346456694" w:type="dxa"/><w:noWrap/></w:tcPr><w:p><w:pPr><w:spacing w:after="30"/></w:pPr><w:r><w:rPr><w:sz w:val="16"/><w:szCs w:val="16"/></w:rPr><w:t xml:space="preserve">Waktu rekaman pertama kali dibuat di sistem.</w:t></w:r></w:p></w:tc></w:tr><w:tr><w:trPr/><w:tc><w:tcPr><w:tcW w:w="1417.3228346456694" w:type="dxa"/><w:noWrap/></w:tcPr><w:p><w:pPr><w:spacing w:after="30"/></w:pPr><w:r><w:rPr><w:sz w:val="16"/><w:szCs w:val="16"/></w:rPr><w:t xml:space="preserve">21</w:t></w:r></w:p></w:tc><w:tc><w:tcPr><w:tcW w:w="1417.3228346456694" w:type="dxa"/><w:noWrap/></w:tcPr><w:p><w:pPr><w:spacing w:after="30"/></w:pPr><w:r><w:rPr><w:sz w:val="16"/><w:szCs w:val="16"/></w:rPr><w:t xml:space="preserve">`updated_at`</w:t></w:r></w:p></w:tc><w:tc><w:tcPr><w:tcW w:w="1417.3228346456694" w:type="dxa"/><w:noWrap/></w:tcPr><w:p><w:pPr><w:spacing w:after="30"/></w:pPr><w:r><w:rPr><w:sz w:val="16"/><w:szCs w:val="16"/></w:rPr><w:t xml:space="preserve">`timestamp`</w:t></w:r></w:p></w:tc><w:tc><w:tcPr><w:tcW w:w="1417.3228346456694" w:type="dxa"/><w:noWrap/></w:tcPr><w:p><w:pPr><w:spacing w:after="30"/></w:pPr><w:r><w:rPr><w:sz w:val="16"/><w:szCs w:val="16"/></w:rPr><w:t xml:space="preserve">NULL</w:t></w:r></w:p></w:tc><w:tc><w:tcPr><w:tcW w:w="1417.3228346456694" w:type="dxa"/><w:noWrap/></w:tcPr><w:p><w:pPr><w:spacing w:after="30"/></w:pPr><w:r><w:rPr><w:sz w:val="16"/><w:szCs w:val="16"/></w:rPr><w:t xml:space="preserve">`NULL`</w:t></w:r></w:p></w:tc><w:tc><w:tcPr><w:tcW w:w="1417.3228346456694" w:type="dxa"/><w:noWrap/></w:tcPr><w:p><w:pPr><w:spacing w:after="30"/></w:pPr><w:r><w:rPr><w:sz w:val="16"/><w:szCs w:val="16"/></w:rPr><w:t xml:space="preserve">-</w:t></w:r></w:p></w:tc><w:tc><w:tcPr><w:tcW w:w="1417.3228346456694" w:type="dxa"/><w:noWrap/></w:tcPr><w:p><w:pPr><w:spacing w:after="30"/></w:pPr><w:r><w:rPr><w:sz w:val="16"/><w:szCs w:val="16"/></w:rPr><w:t xml:space="preserve">Waktu rekaman terakhir kali diperbarui.</w:t></w:r></w:p></w:tc></w:tr></w:tbl><w:p/><w:p><w:pPr><w:jc w:val="both"/><w:spacing w:after="70"/></w:pPr><w:r><w:rPr><w:sz w:val="19"/><w:szCs w:val="19"/></w:rPr><w:t xml:space="preserve">---</w:t></w:r></w:p><w:p><w:pPr><w:pStyle w:val="Heading3"/></w:pPr><w:bookmarkStart w:id="12" w:name="_Toc12"/><w:r><w:t>3.3 Tabel Pengumuman Akademik (`announcements`)</w:t></w:r><w:bookmarkEnd w:id="12"/></w:p><w:p><w:pPr><w:spacing w:before="40" w:after="40"/></w:pPr><w:r><w:rPr><w:color w:val="334155"/><w:sz w:val="19"/><w:szCs w:val="19"/><w:b w:val="1"/><w:bCs w:val="1"/><w:i w:val="1"/><w:iCs w:val="1"/></w:rPr><w:t xml:space="preserve">**Nama Tabel**: `announcements`</w:t></w:r></w:p><w:p><w:pPr><w:spacing w:before="40" w:after="40"/></w:pPr><w:r><w:rPr><w:color w:val="334155"/><w:sz w:val="19"/><w:szCs w:val="19"/><w:b w:val="0"/><w:bCs w:val="0"/><w:i w:val="1"/><w:iCs w:val="1"/></w:rPr><w:t xml:space="preserve">**Primary Key**: `id`</w:t></w:r></w:p><w:p><w:pPr><w:spacing w:before="40" w:after="40"/></w:pPr><w:r><w:rPr><w:color w:val="334155"/><w:sz w:val="19"/><w:szCs w:val="19"/><w:b w:val="0"/><w:bCs w:val="0"/><w:i w:val="1"/><w:iCs w:val="1"/></w:rPr><w:t xml:space="preserve">**Foreign Key**: `user_id` $\rightarrow$ merujuk ke `users.id`</w:t></w:r></w:p><w:p><w:pPr><w:spacing w:before="40" w:after="40"/></w:pPr><w:r><w:rPr><w:color w:val="334155"/><w:sz w:val="19"/><w:szCs w:val="19"/><w:b w:val="0"/><w:bCs w:val="0"/><w:i w:val="1"/><w:iCs w:val="1"/></w:rPr><w:t xml:space="preserve">**Deskripsi**: Menyimpan siaran berita dan pengumuman resmi fakultas yang dipublikasikan oleh Admin/Kaprodi pada halaman utama dashboard pengguna.</w:t></w:r></w:p><w:tbl><w:tblGrid><w:gridCol w:w="1417.3228346456694" w:type="dxa"/><w:gridCol w:w="1417.3228346456694" w:type="dxa"/><w:gridCol w:w="1417.3228346456694" w:type="dxa"/><w:gridCol w:w="1417.3228346456694" w:type="dxa"/><w:gridCol w:w="1417.3228346456694" w:type="dxa"/><w:gridCol w:w="1417.3228346456694" w:type="dxa"/><w:gridCol w:w="1417.3228346456694" w:type="dxa"/></w:tblGrid><w:tblPr><w:tblStyle w:val="DbTable"/></w:tblPr><w:tr><w:trPr/><w:tc><w:tcPr><w:tcW w:w="1417.3228346456694" w:type="dxa"/><w:shd w:val="clear" w:fill="1E293B"/><w:noWrap/></w:tcPr><w:p><w:pPr><w:spacing w:after="30"/></w:pPr><w:r><w:rPr><w:color w:val="FFFFFF"/><w:sz w:val="16"/><w:szCs w:val="16"/><w:b w:val="1"/><w:bCs w:val="1"/></w:rPr><w:t xml:space="preserve">No</w:t></w:r></w:p></w:tc><w:tc><w:tcPr><w:tcW w:w="1417.3228346456694" w:type="dxa"/><w:shd w:val="clear" w:fill="1E293B"/><w:noWrap/></w:tcPr><w:p><w:pPr><w:spacing w:after="30"/></w:pPr><w:r><w:rPr><w:color w:val="FFFFFF"/><w:sz w:val="16"/><w:szCs w:val="16"/><w:b w:val="1"/><w:bCs w:val="1"/></w:rPr><w:t xml:space="preserve">Nama Kolom</w:t></w:r></w:p></w:tc><w:tc><w:tcPr><w:tcW w:w="1417.3228346456694" w:type="dxa"/><w:shd w:val="clear" w:fill="1E293B"/><w:noWrap/></w:tcPr><w:p><w:pPr><w:spacing w:after="30"/></w:pPr><w:r><w:rPr><w:color w:val="FFFFFF"/><w:sz w:val="16"/><w:szCs w:val="16"/><w:b w:val="1"/><w:bCs w:val="1"/></w:rPr><w:t xml:space="preserve">Tipe Data</w:t></w:r></w:p></w:tc><w:tc><w:tcPr><w:tcW w:w="1417.3228346456694" w:type="dxa"/><w:shd w:val="clear" w:fill="1E293B"/><w:noWrap/></w:tcPr><w:p><w:pPr><w:spacing w:after="30"/></w:pPr><w:r><w:rPr><w:color w:val="FFFFFF"/><w:sz w:val="16"/><w:szCs w:val="16"/><w:b w:val="1"/><w:bCs w:val="1"/></w:rPr><w:t xml:space="preserve">Nullable</w:t></w:r></w:p></w:tc><w:tc><w:tcPr><w:tcW w:w="1417.3228346456694" w:type="dxa"/><w:shd w:val="clear" w:fill="1E293B"/><w:noWrap/></w:tcPr><w:p><w:pPr><w:spacing w:after="30"/></w:pPr><w:r><w:rPr><w:color w:val="FFFFFF"/><w:sz w:val="16"/><w:szCs w:val="16"/><w:b w:val="1"/><w:bCs w:val="1"/></w:rPr><w:t xml:space="preserve">Nilai Default</w:t></w:r></w:p></w:tc><w:tc><w:tcPr><w:tcW w:w="1417.3228346456694" w:type="dxa"/><w:shd w:val="clear" w:fill="1E293B"/><w:noWrap/></w:tcPr><w:p><w:pPr><w:spacing w:after="30"/></w:pPr><w:r><w:rPr><w:color w:val="FFFFFF"/><w:sz w:val="16"/><w:szCs w:val="16"/><w:b w:val="1"/><w:bCs w:val="1"/></w:rPr><w:t xml:space="preserve">Kunci (*Key*)</w:t></w:r></w:p></w:tc><w:tc><w:tcPr><w:tcW w:w="1417.3228346456694" w:type="dxa"/><w:shd w:val="clear" w:fill="1E293B"/><w:noWrap/></w:tcPr><w:p><w:pPr><w:spacing w:after="30"/></w:pPr><w:r><w:rPr><w:color w:val="FFFFFF"/><w:sz w:val="16"/><w:szCs w:val="16"/><w:b w:val="1"/><w:bCs w:val="1"/></w:rPr><w:t xml:space="preserve">Keterangan & Aturan Bisnis</w:t></w:r></w:p></w:tc></w:tr><w:tr><w:trPr/><w:tc><w:tcPr><w:tcW w:w="1417.3228346456694" w:type="dxa"/><w:noWrap/></w:tcPr><w:p><w:pPr><w:spacing w:after="30"/></w:pPr><w:r><w:rPr><w:sz w:val="16"/><w:szCs w:val="16"/></w:rPr><w:t xml:space="preserve">1</w:t></w:r></w:p></w:tc><w:tc><w:tcPr><w:tcW w:w="1417.3228346456694" w:type="dxa"/><w:noWrap/></w:tcPr><w:p><w:pPr><w:spacing w:after="30"/></w:pPr><w:r><w:rPr><w:sz w:val="16"/><w:szCs w:val="16"/></w:rPr><w:t xml:space="preserve">`id`</w:t></w:r></w:p></w:tc><w:tc><w:tcPr><w:tcW w:w="1417.3228346456694" w:type="dxa"/><w:noWrap/></w:tcPr><w:p><w:pPr><w:spacing w:after="30"/></w:pPr><w:r><w:rPr><w:sz w:val="16"/><w:szCs w:val="16"/></w:rPr><w:t xml:space="preserve">`bigint(20) unsigned`</w:t></w:r></w:p></w:tc><w:tc><w:tcPr><w:tcW w:w="1417.3228346456694" w:type="dxa"/><w:noWrap/></w:tcPr><w:p><w:pPr><w:spacing w:after="30"/></w:pPr><w:r><w:rPr><w:sz w:val="16"/><w:szCs w:val="16"/></w:rPr><w:t xml:space="preserve">NOT NULL</w:t></w:r></w:p></w:tc><w:tc><w:tcPr><w:tcW w:w="1417.3228346456694" w:type="dxa"/><w:noWrap/></w:tcPr><w:p><w:pPr><w:spacing w:after="30"/></w:pPr><w:r><w:rPr><w:sz w:val="16"/><w:szCs w:val="16"/></w:rPr><w:t xml:space="preserve">*None*</w:t></w:r></w:p></w:tc><w:tc><w:tcPr><w:tcW w:w="1417.3228346456694" w:type="dxa"/><w:noWrap/></w:tcPr><w:p><w:pPr><w:spacing w:after="30"/></w:pPr><w:r><w:rPr><w:sz w:val="16"/><w:szCs w:val="16"/></w:rPr><w:t xml:space="preserve">PRI (auto_increment)</w:t></w:r></w:p></w:tc><w:tc><w:tcPr><w:tcW w:w="1417.3228346456694" w:type="dxa"/><w:noWrap/></w:tcPr><w:p><w:pPr><w:spacing w:after="30"/></w:pPr><w:r><w:rPr><w:sz w:val="16"/><w:szCs w:val="16"/></w:rPr><w:t xml:space="preserve">Identitas unik rekaman data (*surrogate primary key*).</w:t></w:r></w:p></w:tc></w:tr><w:tr><w:trPr/><w:tc><w:tcPr><w:tcW w:w="1417.3228346456694" w:type="dxa"/><w:noWrap/></w:tcPr><w:p><w:pPr><w:spacing w:after="30"/></w:pPr><w:r><w:rPr><w:sz w:val="16"/><w:szCs w:val="16"/></w:rPr><w:t xml:space="preserve">2</w:t></w:r></w:p></w:tc><w:tc><w:tcPr><w:tcW w:w="1417.3228346456694" w:type="dxa"/><w:noWrap/></w:tcPr><w:p><w:pPr><w:spacing w:after="30"/></w:pPr><w:r><w:rPr><w:sz w:val="16"/><w:szCs w:val="16"/></w:rPr><w:t xml:space="preserve">`title`</w:t></w:r></w:p></w:tc><w:tc><w:tcPr><w:tcW w:w="1417.3228346456694" w:type="dxa"/><w:noWrap/></w:tcPr><w:p><w:pPr><w:spacing w:after="30"/></w:pPr><w:r><w:rPr><w:sz w:val="16"/><w:szCs w:val="16"/></w:rPr><w:t xml:space="preserve">`varchar(255)`</w:t></w:r></w:p></w:tc><w:tc><w:tcPr><w:tcW w:w="1417.3228346456694" w:type="dxa"/><w:noWrap/></w:tcPr><w:p><w:pPr><w:spacing w:after="30"/></w:pPr><w:r><w:rPr><w:sz w:val="16"/><w:szCs w:val="16"/></w:rPr><w:t xml:space="preserve">NOT NULL</w:t></w:r></w:p></w:tc><w:tc><w:tcPr><w:tcW w:w="1417.3228346456694" w:type="dxa"/><w:noWrap/></w:tcPr><w:p><w:pPr><w:spacing w:after="30"/></w:pPr><w:r><w:rPr><w:sz w:val="16"/><w:szCs w:val="16"/></w:rPr><w:t xml:space="preserve">*None*</w:t></w:r></w:p></w:tc><w:tc><w:tcPr><w:tcW w:w="1417.3228346456694" w:type="dxa"/><w:noWrap/></w:tcPr><w:p><w:pPr><w:spacing w:after="30"/></w:pPr><w:r><w:rPr><w:sz w:val="16"/><w:szCs w:val="16"/></w:rPr><w:t xml:space="preserve">-</w:t></w:r></w:p></w:tc><w:tc><w:tcPr><w:tcW w:w="1417.3228346456694" w:type="dxa"/><w:noWrap/></w:tcPr><w:p><w:pPr><w:spacing w:after="30"/></w:pPr><w:r><w:rPr><w:sz w:val="16"/><w:szCs w:val="16"/></w:rPr><w:t xml:space="preserve">Atribut data operasional title.</w:t></w:r></w:p></w:tc></w:tr><w:tr><w:trPr/><w:tc><w:tcPr><w:tcW w:w="1417.3228346456694" w:type="dxa"/><w:noWrap/></w:tcPr><w:p><w:pPr><w:spacing w:after="30"/></w:pPr><w:r><w:rPr><w:sz w:val="16"/><w:szCs w:val="16"/></w:rPr><w:t xml:space="preserve">3</w:t></w:r></w:p></w:tc><w:tc><w:tcPr><w:tcW w:w="1417.3228346456694" w:type="dxa"/><w:noWrap/></w:tcPr><w:p><w:pPr><w:spacing w:after="30"/></w:pPr><w:r><w:rPr><w:sz w:val="16"/><w:szCs w:val="16"/></w:rPr><w:t xml:space="preserve">`content`</w:t></w:r></w:p></w:tc><w:tc><w:tcPr><w:tcW w:w="1417.3228346456694" w:type="dxa"/><w:noWrap/></w:tcPr><w:p><w:pPr><w:spacing w:after="30"/></w:pPr><w:r><w:rPr><w:sz w:val="16"/><w:szCs w:val="16"/></w:rPr><w:t xml:space="preserve">`text`</w:t></w:r></w:p></w:tc><w:tc><w:tcPr><w:tcW w:w="1417.3228346456694" w:type="dxa"/><w:noWrap/></w:tcPr><w:p><w:pPr><w:spacing w:after="30"/></w:pPr><w:r><w:rPr><w:sz w:val="16"/><w:szCs w:val="16"/></w:rPr><w:t xml:space="preserve">NOT NULL</w:t></w:r></w:p></w:tc><w:tc><w:tcPr><w:tcW w:w="1417.3228346456694" w:type="dxa"/><w:noWrap/></w:tcPr><w:p><w:pPr><w:spacing w:after="30"/></w:pPr><w:r><w:rPr><w:sz w:val="16"/><w:szCs w:val="16"/></w:rPr><w:t xml:space="preserve">*None*</w:t></w:r></w:p></w:tc><w:tc><w:tcPr><w:tcW w:w="1417.3228346456694" w:type="dxa"/><w:noWrap/></w:tcPr><w:p><w:pPr><w:spacing w:after="30"/></w:pPr><w:r><w:rPr><w:sz w:val="16"/><w:szCs w:val="16"/></w:rPr><w:t xml:space="preserve">-</w:t></w:r></w:p></w:tc><w:tc><w:tcPr><w:tcW w:w="1417.3228346456694" w:type="dxa"/><w:noWrap/></w:tcPr><w:p><w:pPr><w:spacing w:after="30"/></w:pPr><w:r><w:rPr><w:sz w:val="16"/><w:szCs w:val="16"/></w:rPr><w:t xml:space="preserve">Atribut data operasional content.</w:t></w:r></w:p></w:tc></w:tr><w:tr><w:trPr/><w:tc><w:tcPr><w:tcW w:w="1417.3228346456694" w:type="dxa"/><w:noWrap/></w:tcPr><w:p><w:pPr><w:spacing w:after="30"/></w:pPr><w:r><w:rPr><w:sz w:val="16"/><w:szCs w:val="16"/></w:rPr><w:t xml:space="preserve">4</w:t></w:r></w:p></w:tc><w:tc><w:tcPr><w:tcW w:w="1417.3228346456694" w:type="dxa"/><w:noWrap/></w:tcPr><w:p><w:pPr><w:spacing w:after="30"/></w:pPr><w:r><w:rPr><w:sz w:val="16"/><w:szCs w:val="16"/></w:rPr><w:t xml:space="preserve">`type`</w:t></w:r></w:p></w:tc><w:tc><w:tcPr><w:tcW w:w="1417.3228346456694" w:type="dxa"/><w:noWrap/></w:tcPr><w:p><w:pPr><w:spacing w:after="30"/></w:pPr><w:r><w:rPr><w:sz w:val="16"/><w:szCs w:val="16"/></w:rPr><w:t xml:space="preserve">`enum('info','warning','important')`</w:t></w:r></w:p></w:tc><w:tc><w:tcPr><w:tcW w:w="1417.3228346456694" w:type="dxa"/><w:noWrap/></w:tcPr><w:p><w:pPr><w:spacing w:after="30"/></w:pPr><w:r><w:rPr><w:sz w:val="16"/><w:szCs w:val="16"/></w:rPr><w:t xml:space="preserve">NOT NULL</w:t></w:r></w:p></w:tc><w:tc><w:tcPr><w:tcW w:w="1417.3228346456694" w:type="dxa"/><w:noWrap/></w:tcPr><w:p><w:pPr><w:spacing w:after="30"/></w:pPr><w:r><w:rPr><w:sz w:val="16"/><w:szCs w:val="16"/></w:rPr><w:t xml:space="preserve">`'info'`</w:t></w:r></w:p></w:tc><w:tc><w:tcPr><w:tcW w:w="1417.3228346456694" w:type="dxa"/><w:noWrap/></w:tcPr><w:p><w:pPr><w:spacing w:after="30"/></w:pPr><w:r><w:rPr><w:sz w:val="16"/><w:szCs w:val="16"/></w:rPr><w:t xml:space="preserve">-</w:t></w:r></w:p></w:tc><w:tc><w:tcPr><w:tcW w:w="1417.3228346456694" w:type="dxa"/><w:noWrap/></w:tcPr><w:p><w:pPr><w:spacing w:after="30"/></w:pPr><w:r><w:rPr><w:sz w:val="16"/><w:szCs w:val="16"/></w:rPr><w:t xml:space="preserve">Atribut data operasional type.</w:t></w:r></w:p></w:tc></w:tr><w:tr><w:trPr/><w:tc><w:tcPr><w:tcW w:w="1417.3228346456694" w:type="dxa"/><w:noWrap/></w:tcPr><w:p><w:pPr><w:spacing w:after="30"/></w:pPr><w:r><w:rPr><w:sz w:val="16"/><w:szCs w:val="16"/></w:rPr><w:t xml:space="preserve">5</w:t></w:r></w:p></w:tc><w:tc><w:tcPr><w:tcW w:w="1417.3228346456694" w:type="dxa"/><w:noWrap/></w:tcPr><w:p><w:pPr><w:spacing w:after="30"/></w:pPr><w:r><w:rPr><w:sz w:val="16"/><w:szCs w:val="16"/></w:rPr><w:t xml:space="preserve">`is_active`</w:t></w:r></w:p></w:tc><w:tc><w:tcPr><w:tcW w:w="1417.3228346456694" w:type="dxa"/><w:noWrap/></w:tcPr><w:p><w:pPr><w:spacing w:after="30"/></w:pPr><w:r><w:rPr><w:sz w:val="16"/><w:szCs w:val="16"/></w:rPr><w:t xml:space="preserve">`tinyint(1)`</w:t></w:r></w:p></w:tc><w:tc><w:tcPr><w:tcW w:w="1417.3228346456694" w:type="dxa"/><w:noWrap/></w:tcPr><w:p><w:pPr><w:spacing w:after="30"/></w:pPr><w:r><w:rPr><w:sz w:val="16"/><w:szCs w:val="16"/></w:rPr><w:t xml:space="preserve">NOT NULL</w:t></w:r></w:p></w:tc><w:tc><w:tcPr><w:tcW w:w="1417.3228346456694" w:type="dxa"/><w:noWrap/></w:tcPr><w:p><w:pPr><w:spacing w:after="30"/></w:pPr><w:r><w:rPr><w:sz w:val="16"/><w:szCs w:val="16"/></w:rPr><w:t xml:space="preserve">`1`</w:t></w:r></w:p></w:tc><w:tc><w:tcPr><w:tcW w:w="1417.3228346456694" w:type="dxa"/><w:noWrap/></w:tcPr><w:p><w:pPr><w:spacing w:after="30"/></w:pPr><w:r><w:rPr><w:sz w:val="16"/><w:szCs w:val="16"/></w:rPr><w:t xml:space="preserve">-</w:t></w:r></w:p></w:tc><w:tc><w:tcPr><w:tcW w:w="1417.3228346456694" w:type="dxa"/><w:noWrap/></w:tcPr><w:p><w:pPr><w:spacing w:after="30"/></w:pPr><w:r><w:rPr><w:sz w:val="16"/><w:szCs w:val="16"/></w:rPr><w:t xml:space="preserve">Penanda status keaktifan record (1 = Aktif, 0 = Non-aktif).</w:t></w:r></w:p></w:tc></w:tr><w:tr><w:trPr/><w:tc><w:tcPr><w:tcW w:w="1417.3228346456694" w:type="dxa"/><w:noWrap/></w:tcPr><w:p><w:pPr><w:spacing w:after="30"/></w:pPr><w:r><w:rPr><w:sz w:val="16"/><w:szCs w:val="16"/></w:rPr><w:t xml:space="preserve">6</w:t></w:r></w:p></w:tc><w:tc><w:tcPr><w:tcW w:w="1417.3228346456694" w:type="dxa"/><w:noWrap/></w:tcPr><w:p><w:pPr><w:spacing w:after="30"/></w:pPr><w:r><w:rPr><w:sz w:val="16"/><w:szCs w:val="16"/></w:rPr><w:t xml:space="preserve">`user_id`</w:t></w:r></w:p></w:tc><w:tc><w:tcPr><w:tcW w:w="1417.3228346456694" w:type="dxa"/><w:noWrap/></w:tcPr><w:p><w:pPr><w:spacing w:after="30"/></w:pPr><w:r><w:rPr><w:sz w:val="16"/><w:szCs w:val="16"/></w:rPr><w:t xml:space="preserve">`bigint(20) unsigned`</w:t></w:r></w:p></w:tc><w:tc><w:tcPr><w:tcW w:w="1417.3228346456694" w:type="dxa"/><w:noWrap/></w:tcPr><w:p><w:pPr><w:spacing w:after="30"/></w:pPr><w:r><w:rPr><w:sz w:val="16"/><w:szCs w:val="16"/></w:rPr><w:t xml:space="preserve">NOT NULL</w:t></w:r></w:p></w:tc><w:tc><w:tcPr><w:tcW w:w="1417.3228346456694" w:type="dxa"/><w:noWrap/></w:tcPr><w:p><w:pPr><w:spacing w:after="30"/></w:pPr><w:r><w:rPr><w:sz w:val="16"/><w:szCs w:val="16"/></w:rPr><w:t xml:space="preserve">*None*</w:t></w:r></w:p></w:tc><w:tc><w:tcPr><w:tcW w:w="1417.3228346456694" w:type="dxa"/><w:noWrap/></w:tcPr><w:p><w:pPr><w:spacing w:after="30"/></w:pPr><w:r><w:rPr><w:sz w:val="16"/><w:szCs w:val="16"/></w:rPr><w:t xml:space="preserve">MUL</w:t></w:r></w:p></w:tc><w:tc><w:tcPr><w:tcW w:w="1417.3228346456694" w:type="dxa"/><w:noWrap/></w:tcPr><w:p><w:pPr><w:spacing w:after="30"/></w:pPr><w:r><w:rPr><w:sz w:val="16"/><w:szCs w:val="16"/></w:rPr><w:t xml:space="preserve">ID relasi ke tabel `users` (mahasiswa / pemilik data).</w:t></w:r></w:p></w:tc></w:tr><w:tr><w:trPr/><w:tc><w:tcPr><w:tcW w:w="1417.3228346456694" w:type="dxa"/><w:noWrap/></w:tcPr><w:p><w:pPr><w:spacing w:after="30"/></w:pPr><w:r><w:rPr><w:sz w:val="16"/><w:szCs w:val="16"/></w:rPr><w:t xml:space="preserve">7</w:t></w:r></w:p></w:tc><w:tc><w:tcPr><w:tcW w:w="1417.3228346456694" w:type="dxa"/><w:noWrap/></w:tcPr><w:p><w:pPr><w:spacing w:after="30"/></w:pPr><w:r><w:rPr><w:sz w:val="16"/><w:szCs w:val="16"/></w:rPr><w:t xml:space="preserve">`created_at`</w:t></w:r></w:p></w:tc><w:tc><w:tcPr><w:tcW w:w="1417.3228346456694" w:type="dxa"/><w:noWrap/></w:tcPr><w:p><w:pPr><w:spacing w:after="30"/></w:pPr><w:r><w:rPr><w:sz w:val="16"/><w:szCs w:val="16"/></w:rPr><w:t xml:space="preserve">`timestamp`</w:t></w:r></w:p></w:tc><w:tc><w:tcPr><w:tcW w:w="1417.3228346456694" w:type="dxa"/><w:noWrap/></w:tcPr><w:p><w:pPr><w:spacing w:after="30"/></w:pPr><w:r><w:rPr><w:sz w:val="16"/><w:szCs w:val="16"/></w:rPr><w:t xml:space="preserve">NULL</w:t></w:r></w:p></w:tc><w:tc><w:tcPr><w:tcW w:w="1417.3228346456694" w:type="dxa"/><w:noWrap/></w:tcPr><w:p><w:pPr><w:spacing w:after="30"/></w:pPr><w:r><w:rPr><w:sz w:val="16"/><w:szCs w:val="16"/></w:rPr><w:t xml:space="preserve">`NULL`</w:t></w:r></w:p></w:tc><w:tc><w:tcPr><w:tcW w:w="1417.3228346456694" w:type="dxa"/><w:noWrap/></w:tcPr><w:p><w:pPr><w:spacing w:after="30"/></w:pPr><w:r><w:rPr><w:sz w:val="16"/><w:szCs w:val="16"/></w:rPr><w:t xml:space="preserve">-</w:t></w:r></w:p></w:tc><w:tc><w:tcPr><w:tcW w:w="1417.3228346456694" w:type="dxa"/><w:noWrap/></w:tcPr><w:p><w:pPr><w:spacing w:after="30"/></w:pPr><w:r><w:rPr><w:sz w:val="16"/><w:szCs w:val="16"/></w:rPr><w:t xml:space="preserve">Waktu rekaman pertama kali dibuat di sistem.</w:t></w:r></w:p></w:tc></w:tr><w:tr><w:trPr/><w:tc><w:tcPr><w:tcW w:w="1417.3228346456694" w:type="dxa"/><w:noWrap/></w:tcPr><w:p><w:pPr><w:spacing w:after="30"/></w:pPr><w:r><w:rPr><w:sz w:val="16"/><w:szCs w:val="16"/></w:rPr><w:t xml:space="preserve">8</w:t></w:r></w:p></w:tc><w:tc><w:tcPr><w:tcW w:w="1417.3228346456694" w:type="dxa"/><w:noWrap/></w:tcPr><w:p><w:pPr><w:spacing w:after="30"/></w:pPr><w:r><w:rPr><w:sz w:val="16"/><w:szCs w:val="16"/></w:rPr><w:t xml:space="preserve">`updated_at`</w:t></w:r></w:p></w:tc><w:tc><w:tcPr><w:tcW w:w="1417.3228346456694" w:type="dxa"/><w:noWrap/></w:tcPr><w:p><w:pPr><w:spacing w:after="30"/></w:pPr><w:r><w:rPr><w:sz w:val="16"/><w:szCs w:val="16"/></w:rPr><w:t xml:space="preserve">`timestamp`</w:t></w:r></w:p></w:tc><w:tc><w:tcPr><w:tcW w:w="1417.3228346456694" w:type="dxa"/><w:noWrap/></w:tcPr><w:p><w:pPr><w:spacing w:after="30"/></w:pPr><w:r><w:rPr><w:sz w:val="16"/><w:szCs w:val="16"/></w:rPr><w:t xml:space="preserve">NULL</w:t></w:r></w:p></w:tc><w:tc><w:tcPr><w:tcW w:w="1417.3228346456694" w:type="dxa"/><w:noWrap/></w:tcPr><w:p><w:pPr><w:spacing w:after="30"/></w:pPr><w:r><w:rPr><w:sz w:val="16"/><w:szCs w:val="16"/></w:rPr><w:t xml:space="preserve">`NULL`</w:t></w:r></w:p></w:tc><w:tc><w:tcPr><w:tcW w:w="1417.3228346456694" w:type="dxa"/><w:noWrap/></w:tcPr><w:p><w:pPr><w:spacing w:after="30"/></w:pPr><w:r><w:rPr><w:sz w:val="16"/><w:szCs w:val="16"/></w:rPr><w:t xml:space="preserve">-</w:t></w:r></w:p></w:tc><w:tc><w:tcPr><w:tcW w:w="1417.3228346456694" w:type="dxa"/><w:noWrap/></w:tcPr><w:p><w:pPr><w:spacing w:after="30"/></w:pPr><w:r><w:rPr><w:sz w:val="16"/><w:szCs w:val="16"/></w:rPr><w:t xml:space="preserve">Waktu rekaman terakhir kali diperbarui.</w:t></w:r></w:p></w:tc></w:tr></w:tbl><w:p/><w:p><w:pPr><w:jc w:val="both"/><w:spacing w:after="70"/></w:pPr><w:r><w:rPr><w:sz w:val="19"/><w:szCs w:val="19"/></w:rPr><w:t xml:space="preserve">---</w:t></w:r></w:p><w:p><w:pPr><w:pStyle w:val="Heading3"/></w:pPr><w:bookmarkStart w:id="13" w:name="_Toc13"/><w:r><w:t>3.4 Tabel Laporan Kendala Sistem & Usulan Fitur Baru (`bug_reports`)</w:t></w:r><w:bookmarkEnd w:id="13"/></w:p><w:p><w:pPr><w:spacing w:before="40" w:after="40"/></w:pPr><w:r><w:rPr><w:color w:val="334155"/><w:sz w:val="19"/><w:szCs w:val="19"/><w:b w:val="1"/><w:bCs w:val="1"/><w:i w:val="1"/><w:iCs w:val="1"/></w:rPr><w:t xml:space="preserve">**Nama Tabel**: `bug_reports`</w:t></w:r></w:p><w:p><w:pPr><w:spacing w:before="40" w:after="40"/></w:pPr><w:r><w:rPr><w:color w:val="334155"/><w:sz w:val="19"/><w:szCs w:val="19"/><w:b w:val="0"/><w:bCs w:val="0"/><w:i w:val="1"/><w:iCs w:val="1"/></w:rPr><w:t xml:space="preserve">**Primary Key**: `id`</w:t></w:r></w:p><w:p><w:pPr><w:spacing w:before="40" w:after="40"/></w:pPr><w:r><w:rPr><w:color w:val="334155"/><w:sz w:val="19"/><w:szCs w:val="19"/><w:b w:val="0"/><w:bCs w:val="0"/><w:i w:val="1"/><w:iCs w:val="1"/></w:rPr><w:t xml:space="preserve">**Foreign Key**: `resolved_by` $\rightarrow$ merujuk ke `users.id``user_id` $\rightarrow$ merujuk ke `users.id`</w:t></w:r></w:p><w:p><w:pPr><w:spacing w:before="40" w:after="40"/></w:pPr><w:r><w:rPr><w:color w:val="334155"/><w:sz w:val="19"/><w:szCs w:val="19"/><w:b w:val="0"/><w:bCs w:val="0"/><w:i w:val="1"/><w:iCs w:val="1"/></w:rPr><w:t xml:space="preserve">**Deskripsi**: Menyimpan tiket laporan galat teknis (kode BUG-) serta usulan perbaikan/fitur baru (kode REQ-) yang diajukan oleh pengguna melalui widget mengambang di pojok layar.</w:t></w:r></w:p><w:tbl><w:tblGrid><w:gridCol w:w="1417.3228346456694" w:type="dxa"/><w:gridCol w:w="1417.3228346456694" w:type="dxa"/><w:gridCol w:w="1417.3228346456694" w:type="dxa"/><w:gridCol w:w="1417.3228346456694" w:type="dxa"/><w:gridCol w:w="1417.3228346456694" w:type="dxa"/><w:gridCol w:w="1417.3228346456694" w:type="dxa"/><w:gridCol w:w="1417.3228346456694" w:type="dxa"/></w:tblGrid><w:tblPr><w:tblStyle w:val="DbTable"/></w:tblPr><w:tr><w:trPr/><w:tc><w:tcPr><w:tcW w:w="1417.3228346456694" w:type="dxa"/><w:shd w:val="clear" w:fill="1E293B"/><w:noWrap/></w:tcPr><w:p><w:pPr><w:spacing w:after="30"/></w:pPr><w:r><w:rPr><w:color w:val="FFFFFF"/><w:sz w:val="16"/><w:szCs w:val="16"/><w:b w:val="1"/><w:bCs w:val="1"/></w:rPr><w:t xml:space="preserve">No</w:t></w:r></w:p></w:tc><w:tc><w:tcPr><w:tcW w:w="1417.3228346456694" w:type="dxa"/><w:shd w:val="clear" w:fill="1E293B"/><w:noWrap/></w:tcPr><w:p><w:pPr><w:spacing w:after="30"/></w:pPr><w:r><w:rPr><w:color w:val="FFFFFF"/><w:sz w:val="16"/><w:szCs w:val="16"/><w:b w:val="1"/><w:bCs w:val="1"/></w:rPr><w:t xml:space="preserve">Nama Kolom</w:t></w:r></w:p></w:tc><w:tc><w:tcPr><w:tcW w:w="1417.3228346456694" w:type="dxa"/><w:shd w:val="clear" w:fill="1E293B"/><w:noWrap/></w:tcPr><w:p><w:pPr><w:spacing w:after="30"/></w:pPr><w:r><w:rPr><w:color w:val="FFFFFF"/><w:sz w:val="16"/><w:szCs w:val="16"/><w:b w:val="1"/><w:bCs w:val="1"/></w:rPr><w:t xml:space="preserve">Tipe Data</w:t></w:r></w:p></w:tc><w:tc><w:tcPr><w:tcW w:w="1417.3228346456694" w:type="dxa"/><w:shd w:val="clear" w:fill="1E293B"/><w:noWrap/></w:tcPr><w:p><w:pPr><w:spacing w:after="30"/></w:pPr><w:r><w:rPr><w:color w:val="FFFFFF"/><w:sz w:val="16"/><w:szCs w:val="16"/><w:b w:val="1"/><w:bCs w:val="1"/></w:rPr><w:t xml:space="preserve">Nullable</w:t></w:r></w:p></w:tc><w:tc><w:tcPr><w:tcW w:w="1417.3228346456694" w:type="dxa"/><w:shd w:val="clear" w:fill="1E293B"/><w:noWrap/></w:tcPr><w:p><w:pPr><w:spacing w:after="30"/></w:pPr><w:r><w:rPr><w:color w:val="FFFFFF"/><w:sz w:val="16"/><w:szCs w:val="16"/><w:b w:val="1"/><w:bCs w:val="1"/></w:rPr><w:t xml:space="preserve">Nilai Default</w:t></w:r></w:p></w:tc><w:tc><w:tcPr><w:tcW w:w="1417.3228346456694" w:type="dxa"/><w:shd w:val="clear" w:fill="1E293B"/><w:noWrap/></w:tcPr><w:p><w:pPr><w:spacing w:after="30"/></w:pPr><w:r><w:rPr><w:color w:val="FFFFFF"/><w:sz w:val="16"/><w:szCs w:val="16"/><w:b w:val="1"/><w:bCs w:val="1"/></w:rPr><w:t xml:space="preserve">Kunci (*Key*)</w:t></w:r></w:p></w:tc><w:tc><w:tcPr><w:tcW w:w="1417.3228346456694" w:type="dxa"/><w:shd w:val="clear" w:fill="1E293B"/><w:noWrap/></w:tcPr><w:p><w:pPr><w:spacing w:after="30"/></w:pPr><w:r><w:rPr><w:color w:val="FFFFFF"/><w:sz w:val="16"/><w:szCs w:val="16"/><w:b w:val="1"/><w:bCs w:val="1"/></w:rPr><w:t xml:space="preserve">Keterangan & Aturan Bisnis</w:t></w:r></w:p></w:tc></w:tr><w:tr><w:trPr/><w:tc><w:tcPr><w:tcW w:w="1417.3228346456694" w:type="dxa"/><w:noWrap/></w:tcPr><w:p><w:pPr><w:spacing w:after="30"/></w:pPr><w:r><w:rPr><w:sz w:val="16"/><w:szCs w:val="16"/></w:rPr><w:t xml:space="preserve">1</w:t></w:r></w:p></w:tc><w:tc><w:tcPr><w:tcW w:w="1417.3228346456694" w:type="dxa"/><w:noWrap/></w:tcPr><w:p><w:pPr><w:spacing w:after="30"/></w:pPr><w:r><w:rPr><w:sz w:val="16"/><w:szCs w:val="16"/></w:rPr><w:t xml:space="preserve">`id`</w:t></w:r></w:p></w:tc><w:tc><w:tcPr><w:tcW w:w="1417.3228346456694" w:type="dxa"/><w:noWrap/></w:tcPr><w:p><w:pPr><w:spacing w:after="30"/></w:pPr><w:r><w:rPr><w:sz w:val="16"/><w:szCs w:val="16"/></w:rPr><w:t xml:space="preserve">`bigint(20) unsigned`</w:t></w:r></w:p></w:tc><w:tc><w:tcPr><w:tcW w:w="1417.3228346456694" w:type="dxa"/><w:noWrap/></w:tcPr><w:p><w:pPr><w:spacing w:after="30"/></w:pPr><w:r><w:rPr><w:sz w:val="16"/><w:szCs w:val="16"/></w:rPr><w:t xml:space="preserve">NOT NULL</w:t></w:r></w:p></w:tc><w:tc><w:tcPr><w:tcW w:w="1417.3228346456694" w:type="dxa"/><w:noWrap/></w:tcPr><w:p><w:pPr><w:spacing w:after="30"/></w:pPr><w:r><w:rPr><w:sz w:val="16"/><w:szCs w:val="16"/></w:rPr><w:t xml:space="preserve">*None*</w:t></w:r></w:p></w:tc><w:tc><w:tcPr><w:tcW w:w="1417.3228346456694" w:type="dxa"/><w:noWrap/></w:tcPr><w:p><w:pPr><w:spacing w:after="30"/></w:pPr><w:r><w:rPr><w:sz w:val="16"/><w:szCs w:val="16"/></w:rPr><w:t xml:space="preserve">PRI (auto_increment)</w:t></w:r></w:p></w:tc><w:tc><w:tcPr><w:tcW w:w="1417.3228346456694" w:type="dxa"/><w:noWrap/></w:tcPr><w:p><w:pPr><w:spacing w:after="30"/></w:pPr><w:r><w:rPr><w:sz w:val="16"/><w:szCs w:val="16"/></w:rPr><w:t xml:space="preserve">Identitas unik rekaman data (*surrogate primary key*).</w:t></w:r></w:p></w:tc></w:tr><w:tr><w:trPr/><w:tc><w:tcPr><w:tcW w:w="1417.3228346456694" w:type="dxa"/><w:noWrap/></w:tcPr><w:p><w:pPr><w:spacing w:after="30"/></w:pPr><w:r><w:rPr><w:sz w:val="16"/><w:szCs w:val="16"/></w:rPr><w:t xml:space="preserve">2</w:t></w:r></w:p></w:tc><w:tc><w:tcPr><w:tcW w:w="1417.3228346456694" w:type="dxa"/><w:noWrap/></w:tcPr><w:p><w:pPr><w:spacing w:after="30"/></w:pPr><w:r><w:rPr><w:sz w:val="16"/><w:szCs w:val="16"/></w:rPr><w:t xml:space="preserve">`ticket_number`</w:t></w:r></w:p></w:tc><w:tc><w:tcPr><w:tcW w:w="1417.3228346456694" w:type="dxa"/><w:noWrap/></w:tcPr><w:p><w:pPr><w:spacing w:after="30"/></w:pPr><w:r><w:rPr><w:sz w:val="16"/><w:szCs w:val="16"/></w:rPr><w:t xml:space="preserve">`varchar(32)`</w:t></w:r></w:p></w:tc><w:tc><w:tcPr><w:tcW w:w="1417.3228346456694" w:type="dxa"/><w:noWrap/></w:tcPr><w:p><w:pPr><w:spacing w:after="30"/></w:pPr><w:r><w:rPr><w:sz w:val="16"/><w:szCs w:val="16"/></w:rPr><w:t xml:space="preserve">NOT NULL</w:t></w:r></w:p></w:tc><w:tc><w:tcPr><w:tcW w:w="1417.3228346456694" w:type="dxa"/><w:noWrap/></w:tcPr><w:p><w:pPr><w:spacing w:after="30"/></w:pPr><w:r><w:rPr><w:sz w:val="16"/><w:szCs w:val="16"/></w:rPr><w:t xml:space="preserve">*None*</w:t></w:r></w:p></w:tc><w:tc><w:tcPr><w:tcW w:w="1417.3228346456694" w:type="dxa"/><w:noWrap/></w:tcPr><w:p><w:pPr><w:spacing w:after="30"/></w:pPr><w:r><w:rPr><w:sz w:val="16"/><w:szCs w:val="16"/></w:rPr><w:t xml:space="preserve">UNI</w:t></w:r></w:p></w:tc><w:tc><w:tcPr><w:tcW w:w="1417.3228346456694" w:type="dxa"/><w:noWrap/></w:tcPr><w:p><w:pPr><w:spacing w:after="30"/></w:pPr><w:r><w:rPr><w:sz w:val="16"/><w:szCs w:val="16"/></w:rPr><w:t xml:space="preserve">Atribut data operasional ticket number.</w:t></w:r></w:p></w:tc></w:tr><w:tr><w:trPr/><w:tc><w:tcPr><w:tcW w:w="1417.3228346456694" w:type="dxa"/><w:noWrap/></w:tcPr><w:p><w:pPr><w:spacing w:after="30"/></w:pPr><w:r><w:rPr><w:sz w:val="16"/><w:szCs w:val="16"/></w:rPr><w:t xml:space="preserve">3</w:t></w:r></w:p></w:tc><w:tc><w:tcPr><w:tcW w:w="1417.3228346456694" w:type="dxa"/><w:noWrap/></w:tcPr><w:p><w:pPr><w:spacing w:after="30"/></w:pPr><w:r><w:rPr><w:sz w:val="16"/><w:szCs w:val="16"/></w:rPr><w:t xml:space="preserve">`user_id`</w:t></w:r></w:p></w:tc><w:tc><w:tcPr><w:tcW w:w="1417.3228346456694" w:type="dxa"/><w:noWrap/></w:tcPr><w:p><w:pPr><w:spacing w:after="30"/></w:pPr><w:r><w:rPr><w:sz w:val="16"/><w:szCs w:val="16"/></w:rPr><w:t xml:space="preserve">`bigint(20) unsigned`</w:t></w:r></w:p></w:tc><w:tc><w:tcPr><w:tcW w:w="1417.3228346456694" w:type="dxa"/><w:noWrap/></w:tcPr><w:p><w:pPr><w:spacing w:after="30"/></w:pPr><w:r><w:rPr><w:sz w:val="16"/><w:szCs w:val="16"/></w:rPr><w:t xml:space="preserve">NOT NULL</w:t></w:r></w:p></w:tc><w:tc><w:tcPr><w:tcW w:w="1417.3228346456694" w:type="dxa"/><w:noWrap/></w:tcPr><w:p><w:pPr><w:spacing w:after="30"/></w:pPr><w:r><w:rPr><w:sz w:val="16"/><w:szCs w:val="16"/></w:rPr><w:t xml:space="preserve">*None*</w:t></w:r></w:p></w:tc><w:tc><w:tcPr><w:tcW w:w="1417.3228346456694" w:type="dxa"/><w:noWrap/></w:tcPr><w:p><w:pPr><w:spacing w:after="30"/></w:pPr><w:r><w:rPr><w:sz w:val="16"/><w:szCs w:val="16"/></w:rPr><w:t xml:space="preserve">MUL</w:t></w:r></w:p></w:tc><w:tc><w:tcPr><w:tcW w:w="1417.3228346456694" w:type="dxa"/><w:noWrap/></w:tcPr><w:p><w:pPr><w:spacing w:after="30"/></w:pPr><w:r><w:rPr><w:sz w:val="16"/><w:szCs w:val="16"/></w:rPr><w:t xml:space="preserve">ID relasi ke tabel `users` (mahasiswa / pemilik data).</w:t></w:r></w:p></w:tc></w:tr><w:tr><w:trPr/><w:tc><w:tcPr><w:tcW w:w="1417.3228346456694" w:type="dxa"/><w:noWrap/></w:tcPr><w:p><w:pPr><w:spacing w:after="30"/></w:pPr><w:r><w:rPr><w:sz w:val="16"/><w:szCs w:val="16"/></w:rPr><w:t xml:space="preserve">4</w:t></w:r></w:p></w:tc><w:tc><w:tcPr><w:tcW w:w="1417.3228346456694" w:type="dxa"/><w:noWrap/></w:tcPr><w:p><w:pPr><w:spacing w:after="30"/></w:pPr><w:r><w:rPr><w:sz w:val="16"/><w:szCs w:val="16"/></w:rPr><w:t xml:space="preserve">`title`</w:t></w:r></w:p></w:tc><w:tc><w:tcPr><w:tcW w:w="1417.3228346456694" w:type="dxa"/><w:noWrap/></w:tcPr><w:p><w:pPr><w:spacing w:after="30"/></w:pPr><w:r><w:rPr><w:sz w:val="16"/><w:szCs w:val="16"/></w:rPr><w:t xml:space="preserve">`varchar(255)`</w:t></w:r></w:p></w:tc><w:tc><w:tcPr><w:tcW w:w="1417.3228346456694" w:type="dxa"/><w:noWrap/></w:tcPr><w:p><w:pPr><w:spacing w:after="30"/></w:pPr><w:r><w:rPr><w:sz w:val="16"/><w:szCs w:val="16"/></w:rPr><w:t xml:space="preserve">NOT NULL</w:t></w:r></w:p></w:tc><w:tc><w:tcPr><w:tcW w:w="1417.3228346456694" w:type="dxa"/><w:noWrap/></w:tcPr><w:p><w:pPr><w:spacing w:after="30"/></w:pPr><w:r><w:rPr><w:sz w:val="16"/><w:szCs w:val="16"/></w:rPr><w:t xml:space="preserve">*None*</w:t></w:r></w:p></w:tc><w:tc><w:tcPr><w:tcW w:w="1417.3228346456694" w:type="dxa"/><w:noWrap/></w:tcPr><w:p><w:pPr><w:spacing w:after="30"/></w:pPr><w:r><w:rPr><w:sz w:val="16"/><w:szCs w:val="16"/></w:rPr><w:t xml:space="preserve">-</w:t></w:r></w:p></w:tc><w:tc><w:tcPr><w:tcW w:w="1417.3228346456694" w:type="dxa"/><w:noWrap/></w:tcPr><w:p><w:pPr><w:spacing w:after="30"/></w:pPr><w:r><w:rPr><w:sz w:val="16"/><w:szCs w:val="16"/></w:rPr><w:t xml:space="preserve">Atribut data operasional title.</w:t></w:r></w:p></w:tc></w:tr><w:tr><w:trPr/><w:tc><w:tcPr><w:tcW w:w="1417.3228346456694" w:type="dxa"/><w:noWrap/></w:tcPr><w:p><w:pPr><w:spacing w:after="30"/></w:pPr><w:r><w:rPr><w:sz w:val="16"/><w:szCs w:val="16"/></w:rPr><w:t xml:space="preserve">5</w:t></w:r></w:p></w:tc><w:tc><w:tcPr><w:tcW w:w="1417.3228346456694" w:type="dxa"/><w:noWrap/></w:tcPr><w:p><w:pPr><w:spacing w:after="30"/></w:pPr><w:r><w:rPr><w:sz w:val="16"/><w:szCs w:val="16"/></w:rPr><w:t xml:space="preserve">`category`</w:t></w:r></w:p></w:tc><w:tc><w:tcPr><w:tcW w:w="1417.3228346456694" w:type="dxa"/><w:noWrap/></w:tcPr><w:p><w:pPr><w:spacing w:after="30"/></w:pPr><w:r><w:rPr><w:sz w:val="16"/><w:szCs w:val="16"/></w:rPr><w:t xml:space="preserve">`varchar(50)`</w:t></w:r></w:p></w:tc><w:tc><w:tcPr><w:tcW w:w="1417.3228346456694" w:type="dxa"/><w:noWrap/></w:tcPr><w:p><w:pPr><w:spacing w:after="30"/></w:pPr><w:r><w:rPr><w:sz w:val="16"/><w:szCs w:val="16"/></w:rPr><w:t xml:space="preserve">NOT NULL</w:t></w:r></w:p></w:tc><w:tc><w:tcPr><w:tcW w:w="1417.3228346456694" w:type="dxa"/><w:noWrap/></w:tcPr><w:p><w:pPr><w:spacing w:after="30"/></w:pPr><w:r><w:rPr><w:sz w:val="16"/><w:szCs w:val="16"/></w:rPr><w:t xml:space="preserve">`'functionality'`</w:t></w:r></w:p></w:tc><w:tc><w:tcPr><w:tcW w:w="1417.3228346456694" w:type="dxa"/><w:noWrap/></w:tcPr><w:p><w:pPr><w:spacing w:after="30"/></w:pPr><w:r><w:rPr><w:sz w:val="16"/><w:szCs w:val="16"/></w:rPr><w:t xml:space="preserve">-</w:t></w:r></w:p></w:tc><w:tc><w:tcPr><w:tcW w:w="1417.3228346456694" w:type="dxa"/><w:noWrap/></w:tcPr><w:p><w:pPr><w:spacing w:after="30"/></w:pPr><w:r><w:rPr><w:sz w:val="16"/><w:szCs w:val="16"/></w:rPr><w:t xml:space="preserve">Atribut data operasional category.</w:t></w:r></w:p></w:tc></w:tr><w:tr><w:trPr/><w:tc><w:tcPr><w:tcW w:w="1417.3228346456694" w:type="dxa"/><w:noWrap/></w:tcPr><w:p><w:pPr><w:spacing w:after="30"/></w:pPr><w:r><w:rPr><w:sz w:val="16"/><w:szCs w:val="16"/></w:rPr><w:t xml:space="preserve">6</w:t></w:r></w:p></w:tc><w:tc><w:tcPr><w:tcW w:w="1417.3228346456694" w:type="dxa"/><w:noWrap/></w:tcPr><w:p><w:pPr><w:spacing w:after="30"/></w:pPr><w:r><w:rPr><w:sz w:val="16"/><w:szCs w:val="16"/></w:rPr><w:t xml:space="preserve">`severity`</w:t></w:r></w:p></w:tc><w:tc><w:tcPr><w:tcW w:w="1417.3228346456694" w:type="dxa"/><w:noWrap/></w:tcPr><w:p><w:pPr><w:spacing w:after="30"/></w:pPr><w:r><w:rPr><w:sz w:val="16"/><w:szCs w:val="16"/></w:rPr><w:t xml:space="preserve">`enum('low','medium','high','critical')`</w:t></w:r></w:p></w:tc><w:tc><w:tcPr><w:tcW w:w="1417.3228346456694" w:type="dxa"/><w:noWrap/></w:tcPr><w:p><w:pPr><w:spacing w:after="30"/></w:pPr><w:r><w:rPr><w:sz w:val="16"/><w:szCs w:val="16"/></w:rPr><w:t xml:space="preserve">NOT NULL</w:t></w:r></w:p></w:tc><w:tc><w:tcPr><w:tcW w:w="1417.3228346456694" w:type="dxa"/><w:noWrap/></w:tcPr><w:p><w:pPr><w:spacing w:after="30"/></w:pPr><w:r><w:rPr><w:sz w:val="16"/><w:szCs w:val="16"/></w:rPr><w:t xml:space="preserve">`'medium'`</w:t></w:r></w:p></w:tc><w:tc><w:tcPr><w:tcW w:w="1417.3228346456694" w:type="dxa"/><w:noWrap/></w:tcPr><w:p><w:pPr><w:spacing w:after="30"/></w:pPr><w:r><w:rPr><w:sz w:val="16"/><w:szCs w:val="16"/></w:rPr><w:t xml:space="preserve">MUL</w:t></w:r></w:p></w:tc><w:tc><w:tcPr><w:tcW w:w="1417.3228346456694" w:type="dxa"/><w:noWrap/></w:tcPr><w:p><w:pPr><w:spacing w:after="30"/></w:pPr><w:r><w:rPr><w:sz w:val="16"/><w:szCs w:val="16"/></w:rPr><w:t xml:space="preserve">Atribut data operasional severity.</w:t></w:r></w:p></w:tc></w:tr><w:tr><w:trPr/><w:tc><w:tcPr><w:tcW w:w="1417.3228346456694" w:type="dxa"/><w:noWrap/></w:tcPr><w:p><w:pPr><w:spacing w:after="30"/></w:pPr><w:r><w:rPr><w:sz w:val="16"/><w:szCs w:val="16"/></w:rPr><w:t xml:space="preserve">7</w:t></w:r></w:p></w:tc><w:tc><w:tcPr><w:tcW w:w="1417.3228346456694" w:type="dxa"/><w:noWrap/></w:tcPr><w:p><w:pPr><w:spacing w:after="30"/></w:pPr><w:r><w:rPr><w:sz w:val="16"/><w:szCs w:val="16"/></w:rPr><w:t xml:space="preserve">`status`</w:t></w:r></w:p></w:tc><w:tc><w:tcPr><w:tcW w:w="1417.3228346456694" w:type="dxa"/><w:noWrap/></w:tcPr><w:p><w:pPr><w:spacing w:after="30"/></w:pPr><w:r><w:rPr><w:sz w:val="16"/><w:szCs w:val="16"/></w:rPr><w:t xml:space="preserve">`enum('open','in_progress','resolved','rejected')`</w:t></w:r></w:p></w:tc><w:tc><w:tcPr><w:tcW w:w="1417.3228346456694" w:type="dxa"/><w:noWrap/></w:tcPr><w:p><w:pPr><w:spacing w:after="30"/></w:pPr><w:r><w:rPr><w:sz w:val="16"/><w:szCs w:val="16"/></w:rPr><w:t xml:space="preserve">NOT NULL</w:t></w:r></w:p></w:tc><w:tc><w:tcPr><w:tcW w:w="1417.3228346456694" w:type="dxa"/><w:noWrap/></w:tcPr><w:p><w:pPr><w:spacing w:after="30"/></w:pPr><w:r><w:rPr><w:sz w:val="16"/><w:szCs w:val="16"/></w:rPr><w:t xml:space="preserve">`'open'`</w:t></w:r></w:p></w:tc><w:tc><w:tcPr><w:tcW w:w="1417.3228346456694" w:type="dxa"/><w:noWrap/></w:tcPr><w:p><w:pPr><w:spacing w:after="30"/></w:pPr><w:r><w:rPr><w:sz w:val="16"/><w:szCs w:val="16"/></w:rPr><w:t xml:space="preserve">MUL</w:t></w:r></w:p></w:tc><w:tc><w:tcPr><w:tcW w:w="1417.3228346456694" w:type="dxa"/><w:noWrap/></w:tcPr><w:p><w:pPr><w:spacing w:after="30"/></w:pPr><w:r><w:rPr><w:sz w:val="16"/><w:szCs w:val="16"/></w:rPr><w:t xml:space="preserve">Status alur kerja proses bisnis entitas terkait.</w:t></w:r></w:p></w:tc></w:tr><w:tr><w:trPr/><w:tc><w:tcPr><w:tcW w:w="1417.3228346456694" w:type="dxa"/><w:noWrap/></w:tcPr><w:p><w:pPr><w:spacing w:after="30"/></w:pPr><w:r><w:rPr><w:sz w:val="16"/><w:szCs w:val="16"/></w:rPr><w:t xml:space="preserve">8</w:t></w:r></w:p></w:tc><w:tc><w:tcPr><w:tcW w:w="1417.3228346456694" w:type="dxa"/><w:noWrap/></w:tcPr><w:p><w:pPr><w:spacing w:after="30"/></w:pPr><w:r><w:rPr><w:sz w:val="16"/><w:szCs w:val="16"/></w:rPr><w:t xml:space="preserve">`page_url`</w:t></w:r></w:p></w:tc><w:tc><w:tcPr><w:tcW w:w="1417.3228346456694" w:type="dxa"/><w:noWrap/></w:tcPr><w:p><w:pPr><w:spacing w:after="30"/></w:pPr><w:r><w:rPr><w:sz w:val="16"/><w:szCs w:val="16"/></w:rPr><w:t xml:space="preserve">`varchar(500)`</w:t></w:r></w:p></w:tc><w:tc><w:tcPr><w:tcW w:w="1417.3228346456694" w:type="dxa"/><w:noWrap/></w:tcPr><w:p><w:pPr><w:spacing w:after="30"/></w:pPr><w:r><w:rPr><w:sz w:val="16"/><w:szCs w:val="16"/></w:rPr><w:t xml:space="preserve">NULL</w:t></w:r></w:p></w:tc><w:tc><w:tcPr><w:tcW w:w="1417.3228346456694" w:type="dxa"/><w:noWrap/></w:tcPr><w:p><w:pPr><w:spacing w:after="30"/></w:pPr><w:r><w:rPr><w:sz w:val="16"/><w:szCs w:val="16"/></w:rPr><w:t xml:space="preserve">`NULL`</w:t></w:r></w:p></w:tc><w:tc><w:tcPr><w:tcW w:w="1417.3228346456694" w:type="dxa"/><w:noWrap/></w:tcPr><w:p><w:pPr><w:spacing w:after="30"/></w:pPr><w:r><w:rPr><w:sz w:val="16"/><w:szCs w:val="16"/></w:rPr><w:t xml:space="preserve">-</w:t></w:r></w:p></w:tc><w:tc><w:tcPr><w:tcW w:w="1417.3228346456694" w:type="dxa"/><w:noWrap/></w:tcPr><w:p><w:pPr><w:spacing w:after="30"/></w:pPr><w:r><w:rPr><w:sz w:val="16"/><w:szCs w:val="16"/></w:rPr><w:t xml:space="preserve">Tautan alamat web / URL eksternal yang terhubung.</w:t></w:r></w:p></w:tc></w:tr><w:tr><w:trPr/><w:tc><w:tcPr><w:tcW w:w="1417.3228346456694" w:type="dxa"/><w:noWrap/></w:tcPr><w:p><w:pPr><w:spacing w:after="30"/></w:pPr><w:r><w:rPr><w:sz w:val="16"/><w:szCs w:val="16"/></w:rPr><w:t xml:space="preserve">9</w:t></w:r></w:p></w:tc><w:tc><w:tcPr><w:tcW w:w="1417.3228346456694" w:type="dxa"/><w:noWrap/></w:tcPr><w:p><w:pPr><w:spacing w:after="30"/></w:pPr><w:r><w:rPr><w:sz w:val="16"/><w:szCs w:val="16"/></w:rPr><w:t xml:space="preserve">`description`</w:t></w:r></w:p></w:tc><w:tc><w:tcPr><w:tcW w:w="1417.3228346456694" w:type="dxa"/><w:noWrap/></w:tcPr><w:p><w:pPr><w:spacing w:after="30"/></w:pPr><w:r><w:rPr><w:sz w:val="16"/><w:szCs w:val="16"/></w:rPr><w:t xml:space="preserve">`text`</w:t></w:r></w:p></w:tc><w:tc><w:tcPr><w:tcW w:w="1417.3228346456694" w:type="dxa"/><w:noWrap/></w:tcPr><w:p><w:pPr><w:spacing w:after="30"/></w:pPr><w:r><w:rPr><w:sz w:val="16"/><w:szCs w:val="16"/></w:rPr><w:t xml:space="preserve">NOT NULL</w:t></w:r></w:p></w:tc><w:tc><w:tcPr><w:tcW w:w="1417.3228346456694" w:type="dxa"/><w:noWrap/></w:tcPr><w:p><w:pPr><w:spacing w:after="30"/></w:pPr><w:r><w:rPr><w:sz w:val="16"/><w:szCs w:val="16"/></w:rPr><w:t xml:space="preserve">*None*</w:t></w:r></w:p></w:tc><w:tc><w:tcPr><w:tcW w:w="1417.3228346456694" w:type="dxa"/><w:noWrap/></w:tcPr><w:p><w:pPr><w:spacing w:after="30"/></w:pPr><w:r><w:rPr><w:sz w:val="16"/><w:szCs w:val="16"/></w:rPr><w:t xml:space="preserve">-</w:t></w:r></w:p></w:tc><w:tc><w:tcPr><w:tcW w:w="1417.3228346456694" w:type="dxa"/><w:noWrap/></w:tcPr><w:p><w:pPr><w:spacing w:after="30"/></w:pPr><w:r><w:rPr><w:sz w:val="16"/><w:szCs w:val="16"/></w:rPr><w:t xml:space="preserve">Atribut data operasional description.</w:t></w:r></w:p></w:tc></w:tr><w:tr><w:trPr/><w:tc><w:tcPr><w:tcW w:w="1417.3228346456694" w:type="dxa"/><w:noWrap/></w:tcPr><w:p><w:pPr><w:spacing w:after="30"/></w:pPr><w:r><w:rPr><w:sz w:val="16"/><w:szCs w:val="16"/></w:rPr><w:t xml:space="preserve">10</w:t></w:r></w:p></w:tc><w:tc><w:tcPr><w:tcW w:w="1417.3228346456694" w:type="dxa"/><w:noWrap/></w:tcPr><w:p><w:pPr><w:spacing w:after="30"/></w:pPr><w:r><w:rPr><w:sz w:val="16"/><w:szCs w:val="16"/></w:rPr><w:t xml:space="preserve">`steps_to_reproduce`</w:t></w:r></w:p></w:tc><w:tc><w:tcPr><w:tcW w:w="1417.3228346456694" w:type="dxa"/><w:noWrap/></w:tcPr><w:p><w:pPr><w:spacing w:after="30"/></w:pPr><w:r><w:rPr><w:sz w:val="16"/><w:szCs w:val="16"/></w:rPr><w:t xml:space="preserve">`text`</w:t></w:r></w:p></w:tc><w:tc><w:tcPr><w:tcW w:w="1417.3228346456694" w:type="dxa"/><w:noWrap/></w:tcPr><w:p><w:pPr><w:spacing w:after="30"/></w:pPr><w:r><w:rPr><w:sz w:val="16"/><w:szCs w:val="16"/></w:rPr><w:t xml:space="preserve">NULL</w:t></w:r></w:p></w:tc><w:tc><w:tcPr><w:tcW w:w="1417.3228346456694" w:type="dxa"/><w:noWrap/></w:tcPr><w:p><w:pPr><w:spacing w:after="30"/></w:pPr><w:r><w:rPr><w:sz w:val="16"/><w:szCs w:val="16"/></w:rPr><w:t xml:space="preserve">`NULL`</w:t></w:r></w:p></w:tc><w:tc><w:tcPr><w:tcW w:w="1417.3228346456694" w:type="dxa"/><w:noWrap/></w:tcPr><w:p><w:pPr><w:spacing w:after="30"/></w:pPr><w:r><w:rPr><w:sz w:val="16"/><w:szCs w:val="16"/></w:rPr><w:t xml:space="preserve">-</w:t></w:r></w:p></w:tc><w:tc><w:tcPr><w:tcW w:w="1417.3228346456694" w:type="dxa"/><w:noWrap/></w:tcPr><w:p><w:pPr><w:spacing w:after="30"/></w:pPr><w:r><w:rPr><w:sz w:val="16"/><w:szCs w:val="16"/></w:rPr><w:t xml:space="preserve">Atribut data operasional steps to reproduce.</w:t></w:r></w:p></w:tc></w:tr><w:tr><w:trPr/><w:tc><w:tcPr><w:tcW w:w="1417.3228346456694" w:type="dxa"/><w:noWrap/></w:tcPr><w:p><w:pPr><w:spacing w:after="30"/></w:pPr><w:r><w:rPr><w:sz w:val="16"/><w:szCs w:val="16"/></w:rPr><w:t xml:space="preserve">11</w:t></w:r></w:p></w:tc><w:tc><w:tcPr><w:tcW w:w="1417.3228346456694" w:type="dxa"/><w:noWrap/></w:tcPr><w:p><w:pPr><w:spacing w:after="30"/></w:pPr><w:r><w:rPr><w:sz w:val="16"/><w:szCs w:val="16"/></w:rPr><w:t xml:space="preserve">`device_info`</w:t></w:r></w:p></w:tc><w:tc><w:tcPr><w:tcW w:w="1417.3228346456694" w:type="dxa"/><w:noWrap/></w:tcPr><w:p><w:pPr><w:spacing w:after="30"/></w:pPr><w:r><w:rPr><w:sz w:val="16"/><w:szCs w:val="16"/></w:rPr><w:t xml:space="preserve">`text`</w:t></w:r></w:p></w:tc><w:tc><w:tcPr><w:tcW w:w="1417.3228346456694" w:type="dxa"/><w:noWrap/></w:tcPr><w:p><w:pPr><w:spacing w:after="30"/></w:pPr><w:r><w:rPr><w:sz w:val="16"/><w:szCs w:val="16"/></w:rPr><w:t xml:space="preserve">NULL</w:t></w:r></w:p></w:tc><w:tc><w:tcPr><w:tcW w:w="1417.3228346456694" w:type="dxa"/><w:noWrap/></w:tcPr><w:p><w:pPr><w:spacing w:after="30"/></w:pPr><w:r><w:rPr><w:sz w:val="16"/><w:szCs w:val="16"/></w:rPr><w:t xml:space="preserve">`NULL`</w:t></w:r></w:p></w:tc><w:tc><w:tcPr><w:tcW w:w="1417.3228346456694" w:type="dxa"/><w:noWrap/></w:tcPr><w:p><w:pPr><w:spacing w:after="30"/></w:pPr><w:r><w:rPr><w:sz w:val="16"/><w:szCs w:val="16"/></w:rPr><w:t xml:space="preserve">-</w:t></w:r></w:p></w:tc><w:tc><w:tcPr><w:tcW w:w="1417.3228346456694" w:type="dxa"/><w:noWrap/></w:tcPr><w:p><w:pPr><w:spacing w:after="30"/></w:pPr><w:r><w:rPr><w:sz w:val="16"/><w:szCs w:val="16"/></w:rPr><w:t xml:space="preserve">Atribut data operasional device info.</w:t></w:r></w:p></w:tc></w:tr><w:tr><w:trPr/><w:tc><w:tcPr><w:tcW w:w="1417.3228346456694" w:type="dxa"/><w:noWrap/></w:tcPr><w:p><w:pPr><w:spacing w:after="30"/></w:pPr><w:r><w:rPr><w:sz w:val="16"/><w:szCs w:val="16"/></w:rPr><w:t xml:space="preserve">12</w:t></w:r></w:p></w:tc><w:tc><w:tcPr><w:tcW w:w="1417.3228346456694" w:type="dxa"/><w:noWrap/></w:tcPr><w:p><w:pPr><w:spacing w:after="30"/></w:pPr><w:r><w:rPr><w:sz w:val="16"/><w:szCs w:val="16"/></w:rPr><w:t xml:space="preserve">`attachment_path`</w:t></w:r></w:p></w:tc><w:tc><w:tcPr><w:tcW w:w="1417.3228346456694" w:type="dxa"/><w:noWrap/></w:tcPr><w:p><w:pPr><w:spacing w:after="30"/></w:pPr><w:r><w:rPr><w:sz w:val="16"/><w:szCs w:val="16"/></w:rPr><w:t xml:space="preserve">`varchar(255)`</w:t></w:r></w:p></w:tc><w:tc><w:tcPr><w:tcW w:w="1417.3228346456694" w:type="dxa"/><w:noWrap/></w:tcPr><w:p><w:pPr><w:spacing w:after="30"/></w:pPr><w:r><w:rPr><w:sz w:val="16"/><w:szCs w:val="16"/></w:rPr><w:t xml:space="preserve">NULL</w:t></w:r></w:p></w:tc><w:tc><w:tcPr><w:tcW w:w="1417.3228346456694" w:type="dxa"/><w:noWrap/></w:tcPr><w:p><w:pPr><w:spacing w:after="30"/></w:pPr><w:r><w:rPr><w:sz w:val="16"/><w:szCs w:val="16"/></w:rPr><w:t xml:space="preserve">`NULL`</w:t></w:r></w:p></w:tc><w:tc><w:tcPr><w:tcW w:w="1417.3228346456694" w:type="dxa"/><w:noWrap/></w:tcPr><w:p><w:pPr><w:spacing w:after="30"/></w:pPr><w:r><w:rPr><w:sz w:val="16"/><w:szCs w:val="16"/></w:rPr><w:t xml:space="preserve">-</w:t></w:r></w:p></w:tc><w:tc><w:tcPr><w:tcW w:w="1417.3228346456694" w:type="dxa"/><w:noWrap/></w:tcPr><w:p><w:pPr><w:spacing w:after="30"/></w:pPr><w:r><w:rPr><w:sz w:val="16"/><w:szCs w:val="16"/></w:rPr><w:t xml:space="preserve">Path relatif lokasi penyimpanan berkas dokumen pada storage privat.</w:t></w:r></w:p></w:tc></w:tr><w:tr><w:trPr/><w:tc><w:tcPr><w:tcW w:w="1417.3228346456694" w:type="dxa"/><w:noWrap/></w:tcPr><w:p><w:pPr><w:spacing w:after="30"/></w:pPr><w:r><w:rPr><w:sz w:val="16"/><w:szCs w:val="16"/></w:rPr><w:t xml:space="preserve">13</w:t></w:r></w:p></w:tc><w:tc><w:tcPr><w:tcW w:w="1417.3228346456694" w:type="dxa"/><w:noWrap/></w:tcPr><w:p><w:pPr><w:spacing w:after="30"/></w:pPr><w:r><w:rPr><w:sz w:val="16"/><w:szCs w:val="16"/></w:rPr><w:t xml:space="preserve">`admin_notes`</w:t></w:r></w:p></w:tc><w:tc><w:tcPr><w:tcW w:w="1417.3228346456694" w:type="dxa"/><w:noWrap/></w:tcPr><w:p><w:pPr><w:spacing w:after="30"/></w:pPr><w:r><w:rPr><w:sz w:val="16"/><w:szCs w:val="16"/></w:rPr><w:t xml:space="preserve">`text`</w:t></w:r></w:p></w:tc><w:tc><w:tcPr><w:tcW w:w="1417.3228346456694" w:type="dxa"/><w:noWrap/></w:tcPr><w:p><w:pPr><w:spacing w:after="30"/></w:pPr><w:r><w:rPr><w:sz w:val="16"/><w:szCs w:val="16"/></w:rPr><w:t xml:space="preserve">NULL</w:t></w:r></w:p></w:tc><w:tc><w:tcPr><w:tcW w:w="1417.3228346456694" w:type="dxa"/><w:noWrap/></w:tcPr><w:p><w:pPr><w:spacing w:after="30"/></w:pPr><w:r><w:rPr><w:sz w:val="16"/><w:szCs w:val="16"/></w:rPr><w:t xml:space="preserve">`NULL`</w:t></w:r></w:p></w:tc><w:tc><w:tcPr><w:tcW w:w="1417.3228346456694" w:type="dxa"/><w:noWrap/></w:tcPr><w:p><w:pPr><w:spacing w:after="30"/></w:pPr><w:r><w:rPr><w:sz w:val="16"/><w:szCs w:val="16"/></w:rPr><w:t xml:space="preserve">-</w:t></w:r></w:p></w:tc><w:tc><w:tcPr><w:tcW w:w="1417.3228346456694" w:type="dxa"/><w:noWrap/></w:tcPr><w:p><w:pPr><w:spacing w:after="30"/></w:pPr><w:r><w:rPr><w:sz w:val="16"/><w:szCs w:val="16"/></w:rPr><w:t xml:space="preserve">Catatan atau pesan deskriptif tambahan dari dosen/admin.</w:t></w:r></w:p></w:tc></w:tr><w:tr><w:trPr/><w:tc><w:tcPr><w:tcW w:w="1417.3228346456694" w:type="dxa"/><w:noWrap/></w:tcPr><w:p><w:pPr><w:spacing w:after="30"/></w:pPr><w:r><w:rPr><w:sz w:val="16"/><w:szCs w:val="16"/></w:rPr><w:t xml:space="preserve">14</w:t></w:r></w:p></w:tc><w:tc><w:tcPr><w:tcW w:w="1417.3228346456694" w:type="dxa"/><w:noWrap/></w:tcPr><w:p><w:pPr><w:spacing w:after="30"/></w:pPr><w:r><w:rPr><w:sz w:val="16"/><w:szCs w:val="16"/></w:rPr><w:t xml:space="preserve">`resolved_by`</w:t></w:r></w:p></w:tc><w:tc><w:tcPr><w:tcW w:w="1417.3228346456694" w:type="dxa"/><w:noWrap/></w:tcPr><w:p><w:pPr><w:spacing w:after="30"/></w:pPr><w:r><w:rPr><w:sz w:val="16"/><w:szCs w:val="16"/></w:rPr><w:t xml:space="preserve">`bigint(20) unsigned`</w:t></w:r></w:p></w:tc><w:tc><w:tcPr><w:tcW w:w="1417.3228346456694" w:type="dxa"/><w:noWrap/></w:tcPr><w:p><w:pPr><w:spacing w:after="30"/></w:pPr><w:r><w:rPr><w:sz w:val="16"/><w:szCs w:val="16"/></w:rPr><w:t xml:space="preserve">NULL</w:t></w:r></w:p></w:tc><w:tc><w:tcPr><w:tcW w:w="1417.3228346456694" w:type="dxa"/><w:noWrap/></w:tcPr><w:p><w:pPr><w:spacing w:after="30"/></w:pPr><w:r><w:rPr><w:sz w:val="16"/><w:szCs w:val="16"/></w:rPr><w:t xml:space="preserve">`NULL`</w:t></w:r></w:p></w:tc><w:tc><w:tcPr><w:tcW w:w="1417.3228346456694" w:type="dxa"/><w:noWrap/></w:tcPr><w:p><w:pPr><w:spacing w:after="30"/></w:pPr><w:r><w:rPr><w:sz w:val="16"/><w:szCs w:val="16"/></w:rPr><w:t xml:space="preserve">MUL</w:t></w:r></w:p></w:tc><w:tc><w:tcPr><w:tcW w:w="1417.3228346456694" w:type="dxa"/><w:noWrap/></w:tcPr><w:p><w:pPr><w:spacing w:after="30"/></w:pPr><w:r><w:rPr><w:sz w:val="16"/><w:szCs w:val="16"/></w:rPr><w:t xml:space="preserve">Atribut data operasional resolved by.</w:t></w:r></w:p></w:tc></w:tr><w:tr><w:trPr/><w:tc><w:tcPr><w:tcW w:w="1417.3228346456694" w:type="dxa"/><w:noWrap/></w:tcPr><w:p><w:pPr><w:spacing w:after="30"/></w:pPr><w:r><w:rPr><w:sz w:val="16"/><w:szCs w:val="16"/></w:rPr><w:t xml:space="preserve">15</w:t></w:r></w:p></w:tc><w:tc><w:tcPr><w:tcW w:w="1417.3228346456694" w:type="dxa"/><w:noWrap/></w:tcPr><w:p><w:pPr><w:spacing w:after="30"/></w:pPr><w:r><w:rPr><w:sz w:val="16"/><w:szCs w:val="16"/></w:rPr><w:t xml:space="preserve">`resolved_at`</w:t></w:r></w:p></w:tc><w:tc><w:tcPr><w:tcW w:w="1417.3228346456694" w:type="dxa"/><w:noWrap/></w:tcPr><w:p><w:pPr><w:spacing w:after="30"/></w:pPr><w:r><w:rPr><w:sz w:val="16"/><w:szCs w:val="16"/></w:rPr><w:t xml:space="preserve">`timestamp`</w:t></w:r></w:p></w:tc><w:tc><w:tcPr><w:tcW w:w="1417.3228346456694" w:type="dxa"/><w:noWrap/></w:tcPr><w:p><w:pPr><w:spacing w:after="30"/></w:pPr><w:r><w:rPr><w:sz w:val="16"/><w:szCs w:val="16"/></w:rPr><w:t xml:space="preserve">NULL</w:t></w:r></w:p></w:tc><w:tc><w:tcPr><w:tcW w:w="1417.3228346456694" w:type="dxa"/><w:noWrap/></w:tcPr><w:p><w:pPr><w:spacing w:after="30"/></w:pPr><w:r><w:rPr><w:sz w:val="16"/><w:szCs w:val="16"/></w:rPr><w:t xml:space="preserve">`NULL`</w:t></w:r></w:p></w:tc><w:tc><w:tcPr><w:tcW w:w="1417.3228346456694" w:type="dxa"/><w:noWrap/></w:tcPr><w:p><w:pPr><w:spacing w:after="30"/></w:pPr><w:r><w:rPr><w:sz w:val="16"/><w:szCs w:val="16"/></w:rPr><w:t xml:space="preserve">-</w:t></w:r></w:p></w:tc><w:tc><w:tcPr><w:tcW w:w="1417.3228346456694" w:type="dxa"/><w:noWrap/></w:tcPr><w:p><w:pPr><w:spacing w:after="30"/></w:pPr><w:r><w:rPr><w:sz w:val="16"/><w:szCs w:val="16"/></w:rPr><w:t xml:space="preserve">Atribut data operasional resolved at.</w:t></w:r></w:p></w:tc></w:tr><w:tr><w:trPr/><w:tc><w:tcPr><w:tcW w:w="1417.3228346456694" w:type="dxa"/><w:noWrap/></w:tcPr><w:p><w:pPr><w:spacing w:after="30"/></w:pPr><w:r><w:rPr><w:sz w:val="16"/><w:szCs w:val="16"/></w:rPr><w:t xml:space="preserve">16</w:t></w:r></w:p></w:tc><w:tc><w:tcPr><w:tcW w:w="1417.3228346456694" w:type="dxa"/><w:noWrap/></w:tcPr><w:p><w:pPr><w:spacing w:after="30"/></w:pPr><w:r><w:rPr><w:sz w:val="16"/><w:szCs w:val="16"/></w:rPr><w:t xml:space="preserve">`created_at`</w:t></w:r></w:p></w:tc><w:tc><w:tcPr><w:tcW w:w="1417.3228346456694" w:type="dxa"/><w:noWrap/></w:tcPr><w:p><w:pPr><w:spacing w:after="30"/></w:pPr><w:r><w:rPr><w:sz w:val="16"/><w:szCs w:val="16"/></w:rPr><w:t xml:space="preserve">`timestamp`</w:t></w:r></w:p></w:tc><w:tc><w:tcPr><w:tcW w:w="1417.3228346456694" w:type="dxa"/><w:noWrap/></w:tcPr><w:p><w:pPr><w:spacing w:after="30"/></w:pPr><w:r><w:rPr><w:sz w:val="16"/><w:szCs w:val="16"/></w:rPr><w:t xml:space="preserve">NULL</w:t></w:r></w:p></w:tc><w:tc><w:tcPr><w:tcW w:w="1417.3228346456694" w:type="dxa"/><w:noWrap/></w:tcPr><w:p><w:pPr><w:spacing w:after="30"/></w:pPr><w:r><w:rPr><w:sz w:val="16"/><w:szCs w:val="16"/></w:rPr><w:t xml:space="preserve">`NULL`</w:t></w:r></w:p></w:tc><w:tc><w:tcPr><w:tcW w:w="1417.3228346456694" w:type="dxa"/><w:noWrap/></w:tcPr><w:p><w:pPr><w:spacing w:after="30"/></w:pPr><w:r><w:rPr><w:sz w:val="16"/><w:szCs w:val="16"/></w:rPr><w:t xml:space="preserve">MUL</w:t></w:r></w:p></w:tc><w:tc><w:tcPr><w:tcW w:w="1417.3228346456694" w:type="dxa"/><w:noWrap/></w:tcPr><w:p><w:pPr><w:spacing w:after="30"/></w:pPr><w:r><w:rPr><w:sz w:val="16"/><w:szCs w:val="16"/></w:rPr><w:t xml:space="preserve">Waktu rekaman pertama kali dibuat di sistem.</w:t></w:r></w:p></w:tc></w:tr><w:tr><w:trPr/><w:tc><w:tcPr><w:tcW w:w="1417.3228346456694" w:type="dxa"/><w:noWrap/></w:tcPr><w:p><w:pPr><w:spacing w:after="30"/></w:pPr><w:r><w:rPr><w:sz w:val="16"/><w:szCs w:val="16"/></w:rPr><w:t xml:space="preserve">17</w:t></w:r></w:p></w:tc><w:tc><w:tcPr><w:tcW w:w="1417.3228346456694" w:type="dxa"/><w:noWrap/></w:tcPr><w:p><w:pPr><w:spacing w:after="30"/></w:pPr><w:r><w:rPr><w:sz w:val="16"/><w:szCs w:val="16"/></w:rPr><w:t xml:space="preserve">`updated_at`</w:t></w:r></w:p></w:tc><w:tc><w:tcPr><w:tcW w:w="1417.3228346456694" w:type="dxa"/><w:noWrap/></w:tcPr><w:p><w:pPr><w:spacing w:after="30"/></w:pPr><w:r><w:rPr><w:sz w:val="16"/><w:szCs w:val="16"/></w:rPr><w:t xml:space="preserve">`timestamp`</w:t></w:r></w:p></w:tc><w:tc><w:tcPr><w:tcW w:w="1417.3228346456694" w:type="dxa"/><w:noWrap/></w:tcPr><w:p><w:pPr><w:spacing w:after="30"/></w:pPr><w:r><w:rPr><w:sz w:val="16"/><w:szCs w:val="16"/></w:rPr><w:t xml:space="preserve">NULL</w:t></w:r></w:p></w:tc><w:tc><w:tcPr><w:tcW w:w="1417.3228346456694" w:type="dxa"/><w:noWrap/></w:tcPr><w:p><w:pPr><w:spacing w:after="30"/></w:pPr><w:r><w:rPr><w:sz w:val="16"/><w:szCs w:val="16"/></w:rPr><w:t xml:space="preserve">`NULL`</w:t></w:r></w:p></w:tc><w:tc><w:tcPr><w:tcW w:w="1417.3228346456694" w:type="dxa"/><w:noWrap/></w:tcPr><w:p><w:pPr><w:spacing w:after="30"/></w:pPr><w:r><w:rPr><w:sz w:val="16"/><w:szCs w:val="16"/></w:rPr><w:t xml:space="preserve">-</w:t></w:r></w:p></w:tc><w:tc><w:tcPr><w:tcW w:w="1417.3228346456694" w:type="dxa"/><w:noWrap/></w:tcPr><w:p><w:pPr><w:spacing w:after="30"/></w:pPr><w:r><w:rPr><w:sz w:val="16"/><w:szCs w:val="16"/></w:rPr><w:t xml:space="preserve">Waktu rekaman terakhir kali diperbarui.</w:t></w:r></w:p></w:tc></w:tr></w:tbl><w:p/><w:p><w:pPr><w:jc w:val="both"/><w:spacing w:after="70"/></w:pPr><w:r><w:rPr><w:sz w:val="19"/><w:szCs w:val="19"/></w:rPr><w:t xml:space="preserve">---</w:t></w:r></w:p><w:p><w:pPr><w:pStyle w:val="Heading3"/></w:pPr><w:bookmarkStart w:id="14" w:name="_Toc14"/><w:r><w:t>3.5 Tabel Pertanyaan Umum (FAQ) (`faqs`)</w:t></w:r><w:bookmarkEnd w:id="14"/></w:p><w:p><w:pPr><w:spacing w:before="40" w:after="40"/></w:pPr><w:r><w:rPr><w:color w:val="334155"/><w:sz w:val="19"/><w:szCs w:val="19"/><w:b w:val="1"/><w:bCs w:val="1"/><w:i w:val="1"/><w:iCs w:val="1"/></w:rPr><w:t xml:space="preserve">**Nama Tabel**: `faqs`</w:t></w:r></w:p><w:p><w:pPr><w:spacing w:before="40" w:after="40"/></w:pPr><w:r><w:rPr><w:color w:val="334155"/><w:sz w:val="19"/><w:szCs w:val="19"/><w:b w:val="0"/><w:bCs w:val="0"/><w:i w:val="1"/><w:iCs w:val="1"/></w:rPr><w:t xml:space="preserve">**Primary Key**: `id`</w:t></w:r></w:p><w:p><w:pPr><w:spacing w:before="40" w:after="40"/></w:pPr><w:r><w:rPr><w:color w:val="334155"/><w:sz w:val="19"/><w:szCs w:val="19"/><w:b w:val="0"/><w:bCs w:val="0"/><w:i w:val="1"/><w:iCs w:val="1"/></w:rPr><w:t xml:space="preserve">**Foreign Key**: `created_by` $\rightarrow$ merujuk ke `users.id`</w:t></w:r></w:p><w:p><w:pPr><w:spacing w:before="40" w:after="40"/></w:pPr><w:r><w:rPr><w:color w:val="334155"/><w:sz w:val="19"/><w:szCs w:val="19"/><w:b w:val="0"/><w:bCs w:val="0"/><w:i w:val="1"/><w:iCs w:val="1"/></w:rPr><w:t xml:space="preserve">**Deskripsi**: Menyimpan daftar tanya-jawab umum seputar prosedur bimbingan, jadwal ujian, dan tata tertib tugas akhir di FASILKOM UNSUB.</w:t></w:r></w:p><w:tbl><w:tblGrid><w:gridCol w:w="1417.3228346456694" w:type="dxa"/><w:gridCol w:w="1417.3228346456694" w:type="dxa"/><w:gridCol w:w="1417.3228346456694" w:type="dxa"/><w:gridCol w:w="1417.3228346456694" w:type="dxa"/><w:gridCol w:w="1417.3228346456694" w:type="dxa"/><w:gridCol w:w="1417.3228346456694" w:type="dxa"/><w:gridCol w:w="1417.3228346456694" w:type="dxa"/></w:tblGrid><w:tblPr><w:tblStyle w:val="DbTable"/></w:tblPr><w:tr><w:trPr/><w:tc><w:tcPr><w:tcW w:w="1417.3228346456694" w:type="dxa"/><w:shd w:val="clear" w:fill="1E293B"/><w:noWrap/></w:tcPr><w:p><w:pPr><w:spacing w:after="30"/></w:pPr><w:r><w:rPr><w:color w:val="FFFFFF"/><w:sz w:val="16"/><w:szCs w:val="16"/><w:b w:val="1"/><w:bCs w:val="1"/></w:rPr><w:t xml:space="preserve">No</w:t></w:r></w:p></w:tc><w:tc><w:tcPr><w:tcW w:w="1417.3228346456694" w:type="dxa"/><w:shd w:val="clear" w:fill="1E293B"/><w:noWrap/></w:tcPr><w:p><w:pPr><w:spacing w:after="30"/></w:pPr><w:r><w:rPr><w:color w:val="FFFFFF"/><w:sz w:val="16"/><w:szCs w:val="16"/><w:b w:val="1"/><w:bCs w:val="1"/></w:rPr><w:t xml:space="preserve">Nama Kolom</w:t></w:r></w:p></w:tc><w:tc><w:tcPr><w:tcW w:w="1417.3228346456694" w:type="dxa"/><w:shd w:val="clear" w:fill="1E293B"/><w:noWrap/></w:tcPr><w:p><w:pPr><w:spacing w:after="30"/></w:pPr><w:r><w:rPr><w:color w:val="FFFFFF"/><w:sz w:val="16"/><w:szCs w:val="16"/><w:b w:val="1"/><w:bCs w:val="1"/></w:rPr><w:t xml:space="preserve">Tipe Data</w:t></w:r></w:p></w:tc><w:tc><w:tcPr><w:tcW w:w="1417.3228346456694" w:type="dxa"/><w:shd w:val="clear" w:fill="1E293B"/><w:noWrap/></w:tcPr><w:p><w:pPr><w:spacing w:after="30"/></w:pPr><w:r><w:rPr><w:color w:val="FFFFFF"/><w:sz w:val="16"/><w:szCs w:val="16"/><w:b w:val="1"/><w:bCs w:val="1"/></w:rPr><w:t xml:space="preserve">Nullable</w:t></w:r></w:p></w:tc><w:tc><w:tcPr><w:tcW w:w="1417.3228346456694" w:type="dxa"/><w:shd w:val="clear" w:fill="1E293B"/><w:noWrap/></w:tcPr><w:p><w:pPr><w:spacing w:after="30"/></w:pPr><w:r><w:rPr><w:color w:val="FFFFFF"/><w:sz w:val="16"/><w:szCs w:val="16"/><w:b w:val="1"/><w:bCs w:val="1"/></w:rPr><w:t xml:space="preserve">Nilai Default</w:t></w:r></w:p></w:tc><w:tc><w:tcPr><w:tcW w:w="1417.3228346456694" w:type="dxa"/><w:shd w:val="clear" w:fill="1E293B"/><w:noWrap/></w:tcPr><w:p><w:pPr><w:spacing w:after="30"/></w:pPr><w:r><w:rPr><w:color w:val="FFFFFF"/><w:sz w:val="16"/><w:szCs w:val="16"/><w:b w:val="1"/><w:bCs w:val="1"/></w:rPr><w:t xml:space="preserve">Kunci (*Key*)</w:t></w:r></w:p></w:tc><w:tc><w:tcPr><w:tcW w:w="1417.3228346456694" w:type="dxa"/><w:shd w:val="clear" w:fill="1E293B"/><w:noWrap/></w:tcPr><w:p><w:pPr><w:spacing w:after="30"/></w:pPr><w:r><w:rPr><w:color w:val="FFFFFF"/><w:sz w:val="16"/><w:szCs w:val="16"/><w:b w:val="1"/><w:bCs w:val="1"/></w:rPr><w:t xml:space="preserve">Keterangan & Aturan Bisnis</w:t></w:r></w:p></w:tc></w:tr><w:tr><w:trPr/><w:tc><w:tcPr><w:tcW w:w="1417.3228346456694" w:type="dxa"/><w:noWrap/></w:tcPr><w:p><w:pPr><w:spacing w:after="30"/></w:pPr><w:r><w:rPr><w:sz w:val="16"/><w:szCs w:val="16"/></w:rPr><w:t xml:space="preserve">1</w:t></w:r></w:p></w:tc><w:tc><w:tcPr><w:tcW w:w="1417.3228346456694" w:type="dxa"/><w:noWrap/></w:tcPr><w:p><w:pPr><w:spacing w:after="30"/></w:pPr><w:r><w:rPr><w:sz w:val="16"/><w:szCs w:val="16"/></w:rPr><w:t xml:space="preserve">`id`</w:t></w:r></w:p></w:tc><w:tc><w:tcPr><w:tcW w:w="1417.3228346456694" w:type="dxa"/><w:noWrap/></w:tcPr><w:p><w:pPr><w:spacing w:after="30"/></w:pPr><w:r><w:rPr><w:sz w:val="16"/><w:szCs w:val="16"/></w:rPr><w:t xml:space="preserve">`bigint(20) unsigned`</w:t></w:r></w:p></w:tc><w:tc><w:tcPr><w:tcW w:w="1417.3228346456694" w:type="dxa"/><w:noWrap/></w:tcPr><w:p><w:pPr><w:spacing w:after="30"/></w:pPr><w:r><w:rPr><w:sz w:val="16"/><w:szCs w:val="16"/></w:rPr><w:t xml:space="preserve">NOT NULL</w:t></w:r></w:p></w:tc><w:tc><w:tcPr><w:tcW w:w="1417.3228346456694" w:type="dxa"/><w:noWrap/></w:tcPr><w:p><w:pPr><w:spacing w:after="30"/></w:pPr><w:r><w:rPr><w:sz w:val="16"/><w:szCs w:val="16"/></w:rPr><w:t xml:space="preserve">*None*</w:t></w:r></w:p></w:tc><w:tc><w:tcPr><w:tcW w:w="1417.3228346456694" w:type="dxa"/><w:noWrap/></w:tcPr><w:p><w:pPr><w:spacing w:after="30"/></w:pPr><w:r><w:rPr><w:sz w:val="16"/><w:szCs w:val="16"/></w:rPr><w:t xml:space="preserve">PRI (auto_increment)</w:t></w:r></w:p></w:tc><w:tc><w:tcPr><w:tcW w:w="1417.3228346456694" w:type="dxa"/><w:noWrap/></w:tcPr><w:p><w:pPr><w:spacing w:after="30"/></w:pPr><w:r><w:rPr><w:sz w:val="16"/><w:szCs w:val="16"/></w:rPr><w:t xml:space="preserve">Identitas unik rekaman data (*surrogate primary key*).</w:t></w:r></w:p></w:tc></w:tr><w:tr><w:trPr/><w:tc><w:tcPr><w:tcW w:w="1417.3228346456694" w:type="dxa"/><w:noWrap/></w:tcPr><w:p><w:pPr><w:spacing w:after="30"/></w:pPr><w:r><w:rPr><w:sz w:val="16"/><w:szCs w:val="16"/></w:rPr><w:t xml:space="preserve">2</w:t></w:r></w:p></w:tc><w:tc><w:tcPr><w:tcW w:w="1417.3228346456694" w:type="dxa"/><w:noWrap/></w:tcPr><w:p><w:pPr><w:spacing w:after="30"/></w:pPr><w:r><w:rPr><w:sz w:val="16"/><w:szCs w:val="16"/></w:rPr><w:t xml:space="preserve">`question`</w:t></w:r></w:p></w:tc><w:tc><w:tcPr><w:tcW w:w="1417.3228346456694" w:type="dxa"/><w:noWrap/></w:tcPr><w:p><w:pPr><w:spacing w:after="30"/></w:pPr><w:r><w:rPr><w:sz w:val="16"/><w:szCs w:val="16"/></w:rPr><w:t xml:space="preserve">`varchar(255)`</w:t></w:r></w:p></w:tc><w:tc><w:tcPr><w:tcW w:w="1417.3228346456694" w:type="dxa"/><w:noWrap/></w:tcPr><w:p><w:pPr><w:spacing w:after="30"/></w:pPr><w:r><w:rPr><w:sz w:val="16"/><w:szCs w:val="16"/></w:rPr><w:t xml:space="preserve">NOT NULL</w:t></w:r></w:p></w:tc><w:tc><w:tcPr><w:tcW w:w="1417.3228346456694" w:type="dxa"/><w:noWrap/></w:tcPr><w:p><w:pPr><w:spacing w:after="30"/></w:pPr><w:r><w:rPr><w:sz w:val="16"/><w:szCs w:val="16"/></w:rPr><w:t xml:space="preserve">*None*</w:t></w:r></w:p></w:tc><w:tc><w:tcPr><w:tcW w:w="1417.3228346456694" w:type="dxa"/><w:noWrap/></w:tcPr><w:p><w:pPr><w:spacing w:after="30"/></w:pPr><w:r><w:rPr><w:sz w:val="16"/><w:szCs w:val="16"/></w:rPr><w:t xml:space="preserve">-</w:t></w:r></w:p></w:tc><w:tc><w:tcPr><w:tcW w:w="1417.3228346456694" w:type="dxa"/><w:noWrap/></w:tcPr><w:p><w:pPr><w:spacing w:after="30"/></w:pPr><w:r><w:rPr><w:sz w:val="16"/><w:szCs w:val="16"/></w:rPr><w:t xml:space="preserve">Atribut data operasional question.</w:t></w:r></w:p></w:tc></w:tr><w:tr><w:trPr/><w:tc><w:tcPr><w:tcW w:w="1417.3228346456694" w:type="dxa"/><w:noWrap/></w:tcPr><w:p><w:pPr><w:spacing w:after="30"/></w:pPr><w:r><w:rPr><w:sz w:val="16"/><w:szCs w:val="16"/></w:rPr><w:t xml:space="preserve">3</w:t></w:r></w:p></w:tc><w:tc><w:tcPr><w:tcW w:w="1417.3228346456694" w:type="dxa"/><w:noWrap/></w:tcPr><w:p><w:pPr><w:spacing w:after="30"/></w:pPr><w:r><w:rPr><w:sz w:val="16"/><w:szCs w:val="16"/></w:rPr><w:t xml:space="preserve">`answer`</w:t></w:r></w:p></w:tc><w:tc><w:tcPr><w:tcW w:w="1417.3228346456694" w:type="dxa"/><w:noWrap/></w:tcPr><w:p><w:pPr><w:spacing w:after="30"/></w:pPr><w:r><w:rPr><w:sz w:val="16"/><w:szCs w:val="16"/></w:rPr><w:t xml:space="preserve">`text`</w:t></w:r></w:p></w:tc><w:tc><w:tcPr><w:tcW w:w="1417.3228346456694" w:type="dxa"/><w:noWrap/></w:tcPr><w:p><w:pPr><w:spacing w:after="30"/></w:pPr><w:r><w:rPr><w:sz w:val="16"/><w:szCs w:val="16"/></w:rPr><w:t xml:space="preserve">NOT NULL</w:t></w:r></w:p></w:tc><w:tc><w:tcPr><w:tcW w:w="1417.3228346456694" w:type="dxa"/><w:noWrap/></w:tcPr><w:p><w:pPr><w:spacing w:after="30"/></w:pPr><w:r><w:rPr><w:sz w:val="16"/><w:szCs w:val="16"/></w:rPr><w:t xml:space="preserve">*None*</w:t></w:r></w:p></w:tc><w:tc><w:tcPr><w:tcW w:w="1417.3228346456694" w:type="dxa"/><w:noWrap/></w:tcPr><w:p><w:pPr><w:spacing w:after="30"/></w:pPr><w:r><w:rPr><w:sz w:val="16"/><w:szCs w:val="16"/></w:rPr><w:t xml:space="preserve">-</w:t></w:r></w:p></w:tc><w:tc><w:tcPr><w:tcW w:w="1417.3228346456694" w:type="dxa"/><w:noWrap/></w:tcPr><w:p><w:pPr><w:spacing w:after="30"/></w:pPr><w:r><w:rPr><w:sz w:val="16"/><w:szCs w:val="16"/></w:rPr><w:t xml:space="preserve">Atribut data operasional answer.</w:t></w:r></w:p></w:tc></w:tr><w:tr><w:trPr/><w:tc><w:tcPr><w:tcW w:w="1417.3228346456694" w:type="dxa"/><w:noWrap/></w:tcPr><w:p><w:pPr><w:spacing w:after="30"/></w:pPr><w:r><w:rPr><w:sz w:val="16"/><w:szCs w:val="16"/></w:rPr><w:t xml:space="preserve">4</w:t></w:r></w:p></w:tc><w:tc><w:tcPr><w:tcW w:w="1417.3228346456694" w:type="dxa"/><w:noWrap/></w:tcPr><w:p><w:pPr><w:spacing w:after="30"/></w:pPr><w:r><w:rPr><w:sz w:val="16"/><w:szCs w:val="16"/></w:rPr><w:t xml:space="preserve">`category`</w:t></w:r></w:p></w:tc><w:tc><w:tcPr><w:tcW w:w="1417.3228346456694" w:type="dxa"/><w:noWrap/></w:tcPr><w:p><w:pPr><w:spacing w:after="30"/></w:pPr><w:r><w:rPr><w:sz w:val="16"/><w:szCs w:val="16"/></w:rPr><w:t xml:space="preserve">`varchar(255)`</w:t></w:r></w:p></w:tc><w:tc><w:tcPr><w:tcW w:w="1417.3228346456694" w:type="dxa"/><w:noWrap/></w:tcPr><w:p><w:pPr><w:spacing w:after="30"/></w:pPr><w:r><w:rPr><w:sz w:val="16"/><w:szCs w:val="16"/></w:rPr><w:t xml:space="preserve">NOT NULL</w:t></w:r></w:p></w:tc><w:tc><w:tcPr><w:tcW w:w="1417.3228346456694" w:type="dxa"/><w:noWrap/></w:tcPr><w:p><w:pPr><w:spacing w:after="30"/></w:pPr><w:r><w:rPr><w:sz w:val="16"/><w:szCs w:val="16"/></w:rPr><w:t xml:space="preserve">`'umum'`</w:t></w:r></w:p></w:tc><w:tc><w:tcPr><w:tcW w:w="1417.3228346456694" w:type="dxa"/><w:noWrap/></w:tcPr><w:p><w:pPr><w:spacing w:after="30"/></w:pPr><w:r><w:rPr><w:sz w:val="16"/><w:szCs w:val="16"/></w:rPr><w:t xml:space="preserve">-</w:t></w:r></w:p></w:tc><w:tc><w:tcPr><w:tcW w:w="1417.3228346456694" w:type="dxa"/><w:noWrap/></w:tcPr><w:p><w:pPr><w:spacing w:after="30"/></w:pPr><w:r><w:rPr><w:sz w:val="16"/><w:szCs w:val="16"/></w:rPr><w:t xml:space="preserve">Atribut data operasional category.</w:t></w:r></w:p></w:tc></w:tr><w:tr><w:trPr/><w:tc><w:tcPr><w:tcW w:w="1417.3228346456694" w:type="dxa"/><w:noWrap/></w:tcPr><w:p><w:pPr><w:spacing w:after="30"/></w:pPr><w:r><w:rPr><w:sz w:val="16"/><w:szCs w:val="16"/></w:rPr><w:t xml:space="preserve">5</w:t></w:r></w:p></w:tc><w:tc><w:tcPr><w:tcW w:w="1417.3228346456694" w:type="dxa"/><w:noWrap/></w:tcPr><w:p><w:pPr><w:spacing w:after="30"/></w:pPr><w:r><w:rPr><w:sz w:val="16"/><w:szCs w:val="16"/></w:rPr><w:t xml:space="preserve">`target_role`</w:t></w:r></w:p></w:tc><w:tc><w:tcPr><w:tcW w:w="1417.3228346456694" w:type="dxa"/><w:noWrap/></w:tcPr><w:p><w:pPr><w:spacing w:after="30"/></w:pPr><w:r><w:rPr><w:sz w:val="16"/><w:szCs w:val="16"/></w:rPr><w:t xml:space="preserve">`varchar(255)`</w:t></w:r></w:p></w:tc><w:tc><w:tcPr><w:tcW w:w="1417.3228346456694" w:type="dxa"/><w:noWrap/></w:tcPr><w:p><w:pPr><w:spacing w:after="30"/></w:pPr><w:r><w:rPr><w:sz w:val="16"/><w:szCs w:val="16"/></w:rPr><w:t xml:space="preserve">NOT NULL</w:t></w:r></w:p></w:tc><w:tc><w:tcPr><w:tcW w:w="1417.3228346456694" w:type="dxa"/><w:noWrap/></w:tcPr><w:p><w:pPr><w:spacing w:after="30"/></w:pPr><w:r><w:rPr><w:sz w:val="16"/><w:szCs w:val="16"/></w:rPr><w:t xml:space="preserve">`'all'`</w:t></w:r></w:p></w:tc><w:tc><w:tcPr><w:tcW w:w="1417.3228346456694" w:type="dxa"/><w:noWrap/></w:tcPr><w:p><w:pPr><w:spacing w:after="30"/></w:pPr><w:r><w:rPr><w:sz w:val="16"/><w:szCs w:val="16"/></w:rPr><w:t xml:space="preserve">-</w:t></w:r></w:p></w:tc><w:tc><w:tcPr><w:tcW w:w="1417.3228346456694" w:type="dxa"/><w:noWrap/></w:tcPr><w:p><w:pPr><w:spacing w:after="30"/></w:pPr><w:r><w:rPr><w:sz w:val="16"/><w:szCs w:val="16"/></w:rPr><w:t xml:space="preserve">Atribut data operasional target role.</w:t></w:r></w:p></w:tc></w:tr><w:tr><w:trPr/><w:tc><w:tcPr><w:tcW w:w="1417.3228346456694" w:type="dxa"/><w:noWrap/></w:tcPr><w:p><w:pPr><w:spacing w:after="30"/></w:pPr><w:r><w:rPr><w:sz w:val="16"/><w:szCs w:val="16"/></w:rPr><w:t xml:space="preserve">6</w:t></w:r></w:p></w:tc><w:tc><w:tcPr><w:tcW w:w="1417.3228346456694" w:type="dxa"/><w:noWrap/></w:tcPr><w:p><w:pPr><w:spacing w:after="30"/></w:pPr><w:r><w:rPr><w:sz w:val="16"/><w:szCs w:val="16"/></w:rPr><w:t xml:space="preserve">`order`</w:t></w:r></w:p></w:tc><w:tc><w:tcPr><w:tcW w:w="1417.3228346456694" w:type="dxa"/><w:noWrap/></w:tcPr><w:p><w:pPr><w:spacing w:after="30"/></w:pPr><w:r><w:rPr><w:sz w:val="16"/><w:szCs w:val="16"/></w:rPr><w:t xml:space="preserve">`int(11)`</w:t></w:r></w:p></w:tc><w:tc><w:tcPr><w:tcW w:w="1417.3228346456694" w:type="dxa"/><w:noWrap/></w:tcPr><w:p><w:pPr><w:spacing w:after="30"/></w:pPr><w:r><w:rPr><w:sz w:val="16"/><w:szCs w:val="16"/></w:rPr><w:t xml:space="preserve">NOT NULL</w:t></w:r></w:p></w:tc><w:tc><w:tcPr><w:tcW w:w="1417.3228346456694" w:type="dxa"/><w:noWrap/></w:tcPr><w:p><w:pPr><w:spacing w:after="30"/></w:pPr><w:r><w:rPr><w:sz w:val="16"/><w:szCs w:val="16"/></w:rPr><w:t xml:space="preserve">`0`</w:t></w:r></w:p></w:tc><w:tc><w:tcPr><w:tcW w:w="1417.3228346456694" w:type="dxa"/><w:noWrap/></w:tcPr><w:p><w:pPr><w:spacing w:after="30"/></w:pPr><w:r><w:rPr><w:sz w:val="16"/><w:szCs w:val="16"/></w:rPr><w:t xml:space="preserve">-</w:t></w:r></w:p></w:tc><w:tc><w:tcPr><w:tcW w:w="1417.3228346456694" w:type="dxa"/><w:noWrap/></w:tcPr><w:p><w:pPr><w:spacing w:after="30"/></w:pPr><w:r><w:rPr><w:sz w:val="16"/><w:szCs w:val="16"/></w:rPr><w:t xml:space="preserve">Atribut data operasional order.</w:t></w:r></w:p></w:tc></w:tr><w:tr><w:trPr/><w:tc><w:tcPr><w:tcW w:w="1417.3228346456694" w:type="dxa"/><w:noWrap/></w:tcPr><w:p><w:pPr><w:spacing w:after="30"/></w:pPr><w:r><w:rPr><w:sz w:val="16"/><w:szCs w:val="16"/></w:rPr><w:t xml:space="preserve">7</w:t></w:r></w:p></w:tc><w:tc><w:tcPr><w:tcW w:w="1417.3228346456694" w:type="dxa"/><w:noWrap/></w:tcPr><w:p><w:pPr><w:spacing w:after="30"/></w:pPr><w:r><w:rPr><w:sz w:val="16"/><w:szCs w:val="16"/></w:rPr><w:t xml:space="preserve">`is_active`</w:t></w:r></w:p></w:tc><w:tc><w:tcPr><w:tcW w:w="1417.3228346456694" w:type="dxa"/><w:noWrap/></w:tcPr><w:p><w:pPr><w:spacing w:after="30"/></w:pPr><w:r><w:rPr><w:sz w:val="16"/><w:szCs w:val="16"/></w:rPr><w:t xml:space="preserve">`tinyint(1)`</w:t></w:r></w:p></w:tc><w:tc><w:tcPr><w:tcW w:w="1417.3228346456694" w:type="dxa"/><w:noWrap/></w:tcPr><w:p><w:pPr><w:spacing w:after="30"/></w:pPr><w:r><w:rPr><w:sz w:val="16"/><w:szCs w:val="16"/></w:rPr><w:t xml:space="preserve">NOT NULL</w:t></w:r></w:p></w:tc><w:tc><w:tcPr><w:tcW w:w="1417.3228346456694" w:type="dxa"/><w:noWrap/></w:tcPr><w:p><w:pPr><w:spacing w:after="30"/></w:pPr><w:r><w:rPr><w:sz w:val="16"/><w:szCs w:val="16"/></w:rPr><w:t xml:space="preserve">`1`</w:t></w:r></w:p></w:tc><w:tc><w:tcPr><w:tcW w:w="1417.3228346456694" w:type="dxa"/><w:noWrap/></w:tcPr><w:p><w:pPr><w:spacing w:after="30"/></w:pPr><w:r><w:rPr><w:sz w:val="16"/><w:szCs w:val="16"/></w:rPr><w:t xml:space="preserve">-</w:t></w:r></w:p></w:tc><w:tc><w:tcPr><w:tcW w:w="1417.3228346456694" w:type="dxa"/><w:noWrap/></w:tcPr><w:p><w:pPr><w:spacing w:after="30"/></w:pPr><w:r><w:rPr><w:sz w:val="16"/><w:szCs w:val="16"/></w:rPr><w:t xml:space="preserve">Penanda status keaktifan record (1 = Aktif, 0 = Non-aktif).</w:t></w:r></w:p></w:tc></w:tr><w:tr><w:trPr/><w:tc><w:tcPr><w:tcW w:w="1417.3228346456694" w:type="dxa"/><w:noWrap/></w:tcPr><w:p><w:pPr><w:spacing w:after="30"/></w:pPr><w:r><w:rPr><w:sz w:val="16"/><w:szCs w:val="16"/></w:rPr><w:t xml:space="preserve">8</w:t></w:r></w:p></w:tc><w:tc><w:tcPr><w:tcW w:w="1417.3228346456694" w:type="dxa"/><w:noWrap/></w:tcPr><w:p><w:pPr><w:spacing w:after="30"/></w:pPr><w:r><w:rPr><w:sz w:val="16"/><w:szCs w:val="16"/></w:rPr><w:t xml:space="preserve">`created_by`</w:t></w:r></w:p></w:tc><w:tc><w:tcPr><w:tcW w:w="1417.3228346456694" w:type="dxa"/><w:noWrap/></w:tcPr><w:p><w:pPr><w:spacing w:after="30"/></w:pPr><w:r><w:rPr><w:sz w:val="16"/><w:szCs w:val="16"/></w:rPr><w:t xml:space="preserve">`bigint(20) unsigned`</w:t></w:r></w:p></w:tc><w:tc><w:tcPr><w:tcW w:w="1417.3228346456694" w:type="dxa"/><w:noWrap/></w:tcPr><w:p><w:pPr><w:spacing w:after="30"/></w:pPr><w:r><w:rPr><w:sz w:val="16"/><w:szCs w:val="16"/></w:rPr><w:t xml:space="preserve">NULL</w:t></w:r></w:p></w:tc><w:tc><w:tcPr><w:tcW w:w="1417.3228346456694" w:type="dxa"/><w:noWrap/></w:tcPr><w:p><w:pPr><w:spacing w:after="30"/></w:pPr><w:r><w:rPr><w:sz w:val="16"/><w:szCs w:val="16"/></w:rPr><w:t xml:space="preserve">`NULL`</w:t></w:r></w:p></w:tc><w:tc><w:tcPr><w:tcW w:w="1417.3228346456694" w:type="dxa"/><w:noWrap/></w:tcPr><w:p><w:pPr><w:spacing w:after="30"/></w:pPr><w:r><w:rPr><w:sz w:val="16"/><w:szCs w:val="16"/></w:rPr><w:t xml:space="preserve">MUL</w:t></w:r></w:p></w:tc><w:tc><w:tcPr><w:tcW w:w="1417.3228346456694" w:type="dxa"/><w:noWrap/></w:tcPr><w:p><w:pPr><w:spacing w:after="30"/></w:pPr><w:r><w:rPr><w:sz w:val="16"/><w:szCs w:val="16"/></w:rPr><w:t xml:space="preserve">Atribut data operasional created by.</w:t></w:r></w:p></w:tc></w:tr><w:tr><w:trPr/><w:tc><w:tcPr><w:tcW w:w="1417.3228346456694" w:type="dxa"/><w:noWrap/></w:tcPr><w:p><w:pPr><w:spacing w:after="30"/></w:pPr><w:r><w:rPr><w:sz w:val="16"/><w:szCs w:val="16"/></w:rPr><w:t xml:space="preserve">9</w:t></w:r></w:p></w:tc><w:tc><w:tcPr><w:tcW w:w="1417.3228346456694" w:type="dxa"/><w:noWrap/></w:tcPr><w:p><w:pPr><w:spacing w:after="30"/></w:pPr><w:r><w:rPr><w:sz w:val="16"/><w:szCs w:val="16"/></w:rPr><w:t xml:space="preserve">`created_at`</w:t></w:r></w:p></w:tc><w:tc><w:tcPr><w:tcW w:w="1417.3228346456694" w:type="dxa"/><w:noWrap/></w:tcPr><w:p><w:pPr><w:spacing w:after="30"/></w:pPr><w:r><w:rPr><w:sz w:val="16"/><w:szCs w:val="16"/></w:rPr><w:t xml:space="preserve">`timestamp`</w:t></w:r></w:p></w:tc><w:tc><w:tcPr><w:tcW w:w="1417.3228346456694" w:type="dxa"/><w:noWrap/></w:tcPr><w:p><w:pPr><w:spacing w:after="30"/></w:pPr><w:r><w:rPr><w:sz w:val="16"/><w:szCs w:val="16"/></w:rPr><w:t xml:space="preserve">NULL</w:t></w:r></w:p></w:tc><w:tc><w:tcPr><w:tcW w:w="1417.3228346456694" w:type="dxa"/><w:noWrap/></w:tcPr><w:p><w:pPr><w:spacing w:after="30"/></w:pPr><w:r><w:rPr><w:sz w:val="16"/><w:szCs w:val="16"/></w:rPr><w:t xml:space="preserve">`NULL`</w:t></w:r></w:p></w:tc><w:tc><w:tcPr><w:tcW w:w="1417.3228346456694" w:type="dxa"/><w:noWrap/></w:tcPr><w:p><w:pPr><w:spacing w:after="30"/></w:pPr><w:r><w:rPr><w:sz w:val="16"/><w:szCs w:val="16"/></w:rPr><w:t xml:space="preserve">-</w:t></w:r></w:p></w:tc><w:tc><w:tcPr><w:tcW w:w="1417.3228346456694" w:type="dxa"/><w:noWrap/></w:tcPr><w:p><w:pPr><w:spacing w:after="30"/></w:pPr><w:r><w:rPr><w:sz w:val="16"/><w:szCs w:val="16"/></w:rPr><w:t xml:space="preserve">Waktu rekaman pertama kali dibuat di sistem.</w:t></w:r></w:p></w:tc></w:tr><w:tr><w:trPr/><w:tc><w:tcPr><w:tcW w:w="1417.3228346456694" w:type="dxa"/><w:noWrap/></w:tcPr><w:p><w:pPr><w:spacing w:after="30"/></w:pPr><w:r><w:rPr><w:sz w:val="16"/><w:szCs w:val="16"/></w:rPr><w:t xml:space="preserve">10</w:t></w:r></w:p></w:tc><w:tc><w:tcPr><w:tcW w:w="1417.3228346456694" w:type="dxa"/><w:noWrap/></w:tcPr><w:p><w:pPr><w:spacing w:after="30"/></w:pPr><w:r><w:rPr><w:sz w:val="16"/><w:szCs w:val="16"/></w:rPr><w:t xml:space="preserve">`updated_at`</w:t></w:r></w:p></w:tc><w:tc><w:tcPr><w:tcW w:w="1417.3228346456694" w:type="dxa"/><w:noWrap/></w:tcPr><w:p><w:pPr><w:spacing w:after="30"/></w:pPr><w:r><w:rPr><w:sz w:val="16"/><w:szCs w:val="16"/></w:rPr><w:t xml:space="preserve">`timestamp`</w:t></w:r></w:p></w:tc><w:tc><w:tcPr><w:tcW w:w="1417.3228346456694" w:type="dxa"/><w:noWrap/></w:tcPr><w:p><w:pPr><w:spacing w:after="30"/></w:pPr><w:r><w:rPr><w:sz w:val="16"/><w:szCs w:val="16"/></w:rPr><w:t xml:space="preserve">NULL</w:t></w:r></w:p></w:tc><w:tc><w:tcPr><w:tcW w:w="1417.3228346456694" w:type="dxa"/><w:noWrap/></w:tcPr><w:p><w:pPr><w:spacing w:after="30"/></w:pPr><w:r><w:rPr><w:sz w:val="16"/><w:szCs w:val="16"/></w:rPr><w:t xml:space="preserve">`NULL`</w:t></w:r></w:p></w:tc><w:tc><w:tcPr><w:tcW w:w="1417.3228346456694" w:type="dxa"/><w:noWrap/></w:tcPr><w:p><w:pPr><w:spacing w:after="30"/></w:pPr><w:r><w:rPr><w:sz w:val="16"/><w:szCs w:val="16"/></w:rPr><w:t xml:space="preserve">-</w:t></w:r></w:p></w:tc><w:tc><w:tcPr><w:tcW w:w="1417.3228346456694" w:type="dxa"/><w:noWrap/></w:tcPr><w:p><w:pPr><w:spacing w:after="30"/></w:pPr><w:r><w:rPr><w:sz w:val="16"/><w:szCs w:val="16"/></w:rPr><w:t xml:space="preserve">Waktu rekaman terakhir kali diperbarui.</w:t></w:r></w:p></w:tc></w:tr></w:tbl><w:p/><w:p><w:pPr><w:jc w:val="both"/><w:spacing w:after="70"/></w:pPr><w:r><w:rPr><w:sz w:val="19"/><w:szCs w:val="19"/></w:rPr><w:t xml:space="preserve">---</w:t></w:r></w:p><w:p><w:pPr><w:pStyle w:val="Heading3"/></w:pPr><w:bookmarkStart w:id="15" w:name="_Toc15"/><w:r><w:t>3.6 Tabel Indeks Jurnal Ilmiah FASILKOM (Infotronik) (`fasilkom_journals`)</w:t></w:r><w:bookmarkEnd w:id="15"/></w:p><w:p><w:pPr><w:spacing w:before="40" w:after="40"/></w:pPr><w:r><w:rPr><w:color w:val="334155"/><w:sz w:val="19"/><w:szCs w:val="19"/><w:b w:val="1"/><w:bCs w:val="1"/><w:i w:val="1"/><w:iCs w:val="1"/></w:rPr><w:t xml:space="preserve">**Nama Tabel**: `fasilkom_journals`</w:t></w:r></w:p><w:p><w:pPr><w:spacing w:before="40" w:after="40"/></w:pPr><w:r><w:rPr><w:color w:val="334155"/><w:sz w:val="19"/><w:szCs w:val="19"/><w:b w:val="0"/><w:bCs w:val="0"/><w:i w:val="1"/><w:iCs w:val="1"/></w:rPr><w:t xml:space="preserve">**Primary Key**: `id`</w:t></w:r></w:p><w:p><w:pPr><w:spacing w:before="40" w:after="40"/></w:pPr><w:r><w:rPr><w:color w:val="334155"/><w:sz w:val="19"/><w:szCs w:val="19"/><w:b w:val="0"/><w:bCs w:val="0"/><w:i w:val="1"/><w:iCs w:val="1"/></w:rPr><w:t xml:space="preserve">**Foreign Key**: Tidak ada (*None*)</w:t></w:r></w:p><w:p><w:pPr><w:spacing w:before="40" w:after="40"/></w:pPr><w:r><w:rPr><w:color w:val="334155"/><w:sz w:val="19"/><w:szCs w:val="19"/><w:b w:val="0"/><w:bCs w:val="0"/><w:i w:val="1"/><w:iCs w:val="1"/></w:rPr><w:t xml:space="preserve">**Deskripsi**: Menyimpan artikel publikasi dari Open Journal Systems (OJS) internal Fakultas Ilmu Komputer UNSUB (Jurnal Infotronik) hasil sinkronisasi otomatis.</w:t></w:r></w:p><w:tbl><w:tblGrid><w:gridCol w:w="1417.3228346456694" w:type="dxa"/><w:gridCol w:w="1417.3228346456694" w:type="dxa"/><w:gridCol w:w="1417.3228346456694" w:type="dxa"/><w:gridCol w:w="1417.3228346456694" w:type="dxa"/><w:gridCol w:w="1417.3228346456694" w:type="dxa"/><w:gridCol w:w="1417.3228346456694" w:type="dxa"/><w:gridCol w:w="1417.3228346456694" w:type="dxa"/></w:tblGrid><w:tblPr><w:tblStyle w:val="DbTable"/></w:tblPr><w:tr><w:trPr/><w:tc><w:tcPr><w:tcW w:w="1417.3228346456694" w:type="dxa"/><w:shd w:val="clear" w:fill="1E293B"/><w:noWrap/></w:tcPr><w:p><w:pPr><w:spacing w:after="30"/></w:pPr><w:r><w:rPr><w:color w:val="FFFFFF"/><w:sz w:val="16"/><w:szCs w:val="16"/><w:b w:val="1"/><w:bCs w:val="1"/></w:rPr><w:t xml:space="preserve">No</w:t></w:r></w:p></w:tc><w:tc><w:tcPr><w:tcW w:w="1417.3228346456694" w:type="dxa"/><w:shd w:val="clear" w:fill="1E293B"/><w:noWrap/></w:tcPr><w:p><w:pPr><w:spacing w:after="30"/></w:pPr><w:r><w:rPr><w:color w:val="FFFFFF"/><w:sz w:val="16"/><w:szCs w:val="16"/><w:b w:val="1"/><w:bCs w:val="1"/></w:rPr><w:t xml:space="preserve">Nama Kolom</w:t></w:r></w:p></w:tc><w:tc><w:tcPr><w:tcW w:w="1417.3228346456694" w:type="dxa"/><w:shd w:val="clear" w:fill="1E293B"/><w:noWrap/></w:tcPr><w:p><w:pPr><w:spacing w:after="30"/></w:pPr><w:r><w:rPr><w:color w:val="FFFFFF"/><w:sz w:val="16"/><w:szCs w:val="16"/><w:b w:val="1"/><w:bCs w:val="1"/></w:rPr><w:t xml:space="preserve">Tipe Data</w:t></w:r></w:p></w:tc><w:tc><w:tcPr><w:tcW w:w="1417.3228346456694" w:type="dxa"/><w:shd w:val="clear" w:fill="1E293B"/><w:noWrap/></w:tcPr><w:p><w:pPr><w:spacing w:after="30"/></w:pPr><w:r><w:rPr><w:color w:val="FFFFFF"/><w:sz w:val="16"/><w:szCs w:val="16"/><w:b w:val="1"/><w:bCs w:val="1"/></w:rPr><w:t xml:space="preserve">Nullable</w:t></w:r></w:p></w:tc><w:tc><w:tcPr><w:tcW w:w="1417.3228346456694" w:type="dxa"/><w:shd w:val="clear" w:fill="1E293B"/><w:noWrap/></w:tcPr><w:p><w:pPr><w:spacing w:after="30"/></w:pPr><w:r><w:rPr><w:color w:val="FFFFFF"/><w:sz w:val="16"/><w:szCs w:val="16"/><w:b w:val="1"/><w:bCs w:val="1"/></w:rPr><w:t xml:space="preserve">Nilai Default</w:t></w:r></w:p></w:tc><w:tc><w:tcPr><w:tcW w:w="1417.3228346456694" w:type="dxa"/><w:shd w:val="clear" w:fill="1E293B"/><w:noWrap/></w:tcPr><w:p><w:pPr><w:spacing w:after="30"/></w:pPr><w:r><w:rPr><w:color w:val="FFFFFF"/><w:sz w:val="16"/><w:szCs w:val="16"/><w:b w:val="1"/><w:bCs w:val="1"/></w:rPr><w:t xml:space="preserve">Kunci (*Key*)</w:t></w:r></w:p></w:tc><w:tc><w:tcPr><w:tcW w:w="1417.3228346456694" w:type="dxa"/><w:shd w:val="clear" w:fill="1E293B"/><w:noWrap/></w:tcPr><w:p><w:pPr><w:spacing w:after="30"/></w:pPr><w:r><w:rPr><w:color w:val="FFFFFF"/><w:sz w:val="16"/><w:szCs w:val="16"/><w:b w:val="1"/><w:bCs w:val="1"/></w:rPr><w:t xml:space="preserve">Keterangan & Aturan Bisnis</w:t></w:r></w:p></w:tc></w:tr><w:tr><w:trPr/><w:tc><w:tcPr><w:tcW w:w="1417.3228346456694" w:type="dxa"/><w:noWrap/></w:tcPr><w:p><w:pPr><w:spacing w:after="30"/></w:pPr><w:r><w:rPr><w:sz w:val="16"/><w:szCs w:val="16"/></w:rPr><w:t xml:space="preserve">1</w:t></w:r></w:p></w:tc><w:tc><w:tcPr><w:tcW w:w="1417.3228346456694" w:type="dxa"/><w:noWrap/></w:tcPr><w:p><w:pPr><w:spacing w:after="30"/></w:pPr><w:r><w:rPr><w:sz w:val="16"/><w:szCs w:val="16"/></w:rPr><w:t xml:space="preserve">`id`</w:t></w:r></w:p></w:tc><w:tc><w:tcPr><w:tcW w:w="1417.3228346456694" w:type="dxa"/><w:noWrap/></w:tcPr><w:p><w:pPr><w:spacing w:after="30"/></w:pPr><w:r><w:rPr><w:sz w:val="16"/><w:szCs w:val="16"/></w:rPr><w:t xml:space="preserve">`bigint(20) unsigned`</w:t></w:r></w:p></w:tc><w:tc><w:tcPr><w:tcW w:w="1417.3228346456694" w:type="dxa"/><w:noWrap/></w:tcPr><w:p><w:pPr><w:spacing w:after="30"/></w:pPr><w:r><w:rPr><w:sz w:val="16"/><w:szCs w:val="16"/></w:rPr><w:t xml:space="preserve">NOT NULL</w:t></w:r></w:p></w:tc><w:tc><w:tcPr><w:tcW w:w="1417.3228346456694" w:type="dxa"/><w:noWrap/></w:tcPr><w:p><w:pPr><w:spacing w:after="30"/></w:pPr><w:r><w:rPr><w:sz w:val="16"/><w:szCs w:val="16"/></w:rPr><w:t xml:space="preserve">*None*</w:t></w:r></w:p></w:tc><w:tc><w:tcPr><w:tcW w:w="1417.3228346456694" w:type="dxa"/><w:noWrap/></w:tcPr><w:p><w:pPr><w:spacing w:after="30"/></w:pPr><w:r><w:rPr><w:sz w:val="16"/><w:szCs w:val="16"/></w:rPr><w:t xml:space="preserve">PRI (auto_increment)</w:t></w:r></w:p></w:tc><w:tc><w:tcPr><w:tcW w:w="1417.3228346456694" w:type="dxa"/><w:noWrap/></w:tcPr><w:p><w:pPr><w:spacing w:after="30"/></w:pPr><w:r><w:rPr><w:sz w:val="16"/><w:szCs w:val="16"/></w:rPr><w:t xml:space="preserve">Identitas unik rekaman data (*surrogate primary key*).</w:t></w:r></w:p></w:tc></w:tr><w:tr><w:trPr/><w:tc><w:tcPr><w:tcW w:w="1417.3228346456694" w:type="dxa"/><w:noWrap/></w:tcPr><w:p><w:pPr><w:spacing w:after="30"/></w:pPr><w:r><w:rPr><w:sz w:val="16"/><w:szCs w:val="16"/></w:rPr><w:t xml:space="preserve">2</w:t></w:r></w:p></w:tc><w:tc><w:tcPr><w:tcW w:w="1417.3228346456694" w:type="dxa"/><w:noWrap/></w:tcPr><w:p><w:pPr><w:spacing w:after="30"/></w:pPr><w:r><w:rPr><w:sz w:val="16"/><w:szCs w:val="16"/></w:rPr><w:t xml:space="preserve">`identifier`</w:t></w:r></w:p></w:tc><w:tc><w:tcPr><w:tcW w:w="1417.3228346456694" w:type="dxa"/><w:noWrap/></w:tcPr><w:p><w:pPr><w:spacing w:after="30"/></w:pPr><w:r><w:rPr><w:sz w:val="16"/><w:szCs w:val="16"/></w:rPr><w:t xml:space="preserve">`varchar(255)`</w:t></w:r></w:p></w:tc><w:tc><w:tcPr><w:tcW w:w="1417.3228346456694" w:type="dxa"/><w:noWrap/></w:tcPr><w:p><w:pPr><w:spacing w:after="30"/></w:pPr><w:r><w:rPr><w:sz w:val="16"/><w:szCs w:val="16"/></w:rPr><w:t xml:space="preserve">NOT NULL</w:t></w:r></w:p></w:tc><w:tc><w:tcPr><w:tcW w:w="1417.3228346456694" w:type="dxa"/><w:noWrap/></w:tcPr><w:p><w:pPr><w:spacing w:after="30"/></w:pPr><w:r><w:rPr><w:sz w:val="16"/><w:szCs w:val="16"/></w:rPr><w:t xml:space="preserve">*None*</w:t></w:r></w:p></w:tc><w:tc><w:tcPr><w:tcW w:w="1417.3228346456694" w:type="dxa"/><w:noWrap/></w:tcPr><w:p><w:pPr><w:spacing w:after="30"/></w:pPr><w:r><w:rPr><w:sz w:val="16"/><w:szCs w:val="16"/></w:rPr><w:t xml:space="preserve">UNI</w:t></w:r></w:p></w:tc><w:tc><w:tcPr><w:tcW w:w="1417.3228346456694" w:type="dxa"/><w:noWrap/></w:tcPr><w:p><w:pPr><w:spacing w:after="30"/></w:pPr><w:r><w:rPr><w:sz w:val="16"/><w:szCs w:val="16"/></w:rPr><w:t xml:space="preserve">Atribut data operasional identifier.</w:t></w:r></w:p></w:tc></w:tr><w:tr><w:trPr/><w:tc><w:tcPr><w:tcW w:w="1417.3228346456694" w:type="dxa"/><w:noWrap/></w:tcPr><w:p><w:pPr><w:spacing w:after="30"/></w:pPr><w:r><w:rPr><w:sz w:val="16"/><w:szCs w:val="16"/></w:rPr><w:t xml:space="preserve">3</w:t></w:r></w:p></w:tc><w:tc><w:tcPr><w:tcW w:w="1417.3228346456694" w:type="dxa"/><w:noWrap/></w:tcPr><w:p><w:pPr><w:spacing w:after="30"/></w:pPr><w:r><w:rPr><w:sz w:val="16"/><w:szCs w:val="16"/></w:rPr><w:t xml:space="preserve">`article_id`</w:t></w:r></w:p></w:tc><w:tc><w:tcPr><w:tcW w:w="1417.3228346456694" w:type="dxa"/><w:noWrap/></w:tcPr><w:p><w:pPr><w:spacing w:after="30"/></w:pPr><w:r><w:rPr><w:sz w:val="16"/><w:szCs w:val="16"/></w:rPr><w:t xml:space="preserve">`bigint(20) unsigned`</w:t></w:r></w:p></w:tc><w:tc><w:tcPr><w:tcW w:w="1417.3228346456694" w:type="dxa"/><w:noWrap/></w:tcPr><w:p><w:pPr><w:spacing w:after="30"/></w:pPr><w:r><w:rPr><w:sz w:val="16"/><w:szCs w:val="16"/></w:rPr><w:t xml:space="preserve">NULL</w:t></w:r></w:p></w:tc><w:tc><w:tcPr><w:tcW w:w="1417.3228346456694" w:type="dxa"/><w:noWrap/></w:tcPr><w:p><w:pPr><w:spacing w:after="30"/></w:pPr><w:r><w:rPr><w:sz w:val="16"/><w:szCs w:val="16"/></w:rPr><w:t xml:space="preserve">`NULL`</w:t></w:r></w:p></w:tc><w:tc><w:tcPr><w:tcW w:w="1417.3228346456694" w:type="dxa"/><w:noWrap/></w:tcPr><w:p><w:pPr><w:spacing w:after="30"/></w:pPr><w:r><w:rPr><w:sz w:val="16"/><w:szCs w:val="16"/></w:rPr><w:t xml:space="preserve">MUL</w:t></w:r></w:p></w:tc><w:tc><w:tcPr><w:tcW w:w="1417.3228346456694" w:type="dxa"/><w:noWrap/></w:tcPr><w:p><w:pPr><w:spacing w:after="30"/></w:pPr><w:r><w:rPr><w:sz w:val="16"/><w:szCs w:val="16"/></w:rPr><w:t xml:space="preserve">Atribut data operasional article id.</w:t></w:r></w:p></w:tc></w:tr><w:tr><w:trPr/><w:tc><w:tcPr><w:tcW w:w="1417.3228346456694" w:type="dxa"/><w:noWrap/></w:tcPr><w:p><w:pPr><w:spacing w:after="30"/></w:pPr><w:r><w:rPr><w:sz w:val="16"/><w:szCs w:val="16"/></w:rPr><w:t xml:space="preserve">4</w:t></w:r></w:p></w:tc><w:tc><w:tcPr><w:tcW w:w="1417.3228346456694" w:type="dxa"/><w:noWrap/></w:tcPr><w:p><w:pPr><w:spacing w:after="30"/></w:pPr><w:r><w:rPr><w:sz w:val="16"/><w:szCs w:val="16"/></w:rPr><w:t xml:space="preserve">`title`</w:t></w:r></w:p></w:tc><w:tc><w:tcPr><w:tcW w:w="1417.3228346456694" w:type="dxa"/><w:noWrap/></w:tcPr><w:p><w:pPr><w:spacing w:after="30"/></w:pPr><w:r><w:rPr><w:sz w:val="16"/><w:szCs w:val="16"/></w:rPr><w:t xml:space="preserve">`text`</w:t></w:r></w:p></w:tc><w:tc><w:tcPr><w:tcW w:w="1417.3228346456694" w:type="dxa"/><w:noWrap/></w:tcPr><w:p><w:pPr><w:spacing w:after="30"/></w:pPr><w:r><w:rPr><w:sz w:val="16"/><w:szCs w:val="16"/></w:rPr><w:t xml:space="preserve">NOT NULL</w:t></w:r></w:p></w:tc><w:tc><w:tcPr><w:tcW w:w="1417.3228346456694" w:type="dxa"/><w:noWrap/></w:tcPr><w:p><w:pPr><w:spacing w:after="30"/></w:pPr><w:r><w:rPr><w:sz w:val="16"/><w:szCs w:val="16"/></w:rPr><w:t xml:space="preserve">*None*</w:t></w:r></w:p></w:tc><w:tc><w:tcPr><w:tcW w:w="1417.3228346456694" w:type="dxa"/><w:noWrap/></w:tcPr><w:p><w:pPr><w:spacing w:after="30"/></w:pPr><w:r><w:rPr><w:sz w:val="16"/><w:szCs w:val="16"/></w:rPr><w:t xml:space="preserve">-</w:t></w:r></w:p></w:tc><w:tc><w:tcPr><w:tcW w:w="1417.3228346456694" w:type="dxa"/><w:noWrap/></w:tcPr><w:p><w:pPr><w:spacing w:after="30"/></w:pPr><w:r><w:rPr><w:sz w:val="16"/><w:szCs w:val="16"/></w:rPr><w:t xml:space="preserve">Atribut data operasional title.</w:t></w:r></w:p></w:tc></w:tr><w:tr><w:trPr/><w:tc><w:tcPr><w:tcW w:w="1417.3228346456694" w:type="dxa"/><w:noWrap/></w:tcPr><w:p><w:pPr><w:spacing w:after="30"/></w:pPr><w:r><w:rPr><w:sz w:val="16"/><w:szCs w:val="16"/></w:rPr><w:t xml:space="preserve">5</w:t></w:r></w:p></w:tc><w:tc><w:tcPr><w:tcW w:w="1417.3228346456694" w:type="dxa"/><w:noWrap/></w:tcPr><w:p><w:pPr><w:spacing w:after="30"/></w:pPr><w:r><w:rPr><w:sz w:val="16"/><w:szCs w:val="16"/></w:rPr><w:t xml:space="preserve">`authors`</w:t></w:r></w:p></w:tc><w:tc><w:tcPr><w:tcW w:w="1417.3228346456694" w:type="dxa"/><w:noWrap/></w:tcPr><w:p><w:pPr><w:spacing w:after="30"/></w:pPr><w:r><w:rPr><w:sz w:val="16"/><w:szCs w:val="16"/></w:rPr><w:t xml:space="preserve">`longtext`</w:t></w:r></w:p></w:tc><w:tc><w:tcPr><w:tcW w:w="1417.3228346456694" w:type="dxa"/><w:noWrap/></w:tcPr><w:p><w:pPr><w:spacing w:after="30"/></w:pPr><w:r><w:rPr><w:sz w:val="16"/><w:szCs w:val="16"/></w:rPr><w:t xml:space="preserve">NULL</w:t></w:r></w:p></w:tc><w:tc><w:tcPr><w:tcW w:w="1417.3228346456694" w:type="dxa"/><w:noWrap/></w:tcPr><w:p><w:pPr><w:spacing w:after="30"/></w:pPr><w:r><w:rPr><w:sz w:val="16"/><w:szCs w:val="16"/></w:rPr><w:t xml:space="preserve">`NULL`</w:t></w:r></w:p></w:tc><w:tc><w:tcPr><w:tcW w:w="1417.3228346456694" w:type="dxa"/><w:noWrap/></w:tcPr><w:p><w:pPr><w:spacing w:after="30"/></w:pPr><w:r><w:rPr><w:sz w:val="16"/><w:szCs w:val="16"/></w:rPr><w:t xml:space="preserve">-</w:t></w:r></w:p></w:tc><w:tc><w:tcPr><w:tcW w:w="1417.3228346456694" w:type="dxa"/><w:noWrap/></w:tcPr><w:p><w:pPr><w:spacing w:after="30"/></w:pPr><w:r><w:rPr><w:sz w:val="16"/><w:szCs w:val="16"/></w:rPr><w:t xml:space="preserve">Atribut data operasional authors.</w:t></w:r></w:p></w:tc></w:tr><w:tr><w:trPr/><w:tc><w:tcPr><w:tcW w:w="1417.3228346456694" w:type="dxa"/><w:noWrap/></w:tcPr><w:p><w:pPr><w:spacing w:after="30"/></w:pPr><w:r><w:rPr><w:sz w:val="16"/><w:szCs w:val="16"/></w:rPr><w:t xml:space="preserve">6</w:t></w:r></w:p></w:tc><w:tc><w:tcPr><w:tcW w:w="1417.3228346456694" w:type="dxa"/><w:noWrap/></w:tcPr><w:p><w:pPr><w:spacing w:after="30"/></w:pPr><w:r><w:rPr><w:sz w:val="16"/><w:szCs w:val="16"/></w:rPr><w:t xml:space="preserve">`authors_string`</w:t></w:r></w:p></w:tc><w:tc><w:tcPr><w:tcW w:w="1417.3228346456694" w:type="dxa"/><w:noWrap/></w:tcPr><w:p><w:pPr><w:spacing w:after="30"/></w:pPr><w:r><w:rPr><w:sz w:val="16"/><w:szCs w:val="16"/></w:rPr><w:t xml:space="preserve">`varchar(1000)`</w:t></w:r></w:p></w:tc><w:tc><w:tcPr><w:tcW w:w="1417.3228346456694" w:type="dxa"/><w:noWrap/></w:tcPr><w:p><w:pPr><w:spacing w:after="30"/></w:pPr><w:r><w:rPr><w:sz w:val="16"/><w:szCs w:val="16"/></w:rPr><w:t xml:space="preserve">NULL</w:t></w:r></w:p></w:tc><w:tc><w:tcPr><w:tcW w:w="1417.3228346456694" w:type="dxa"/><w:noWrap/></w:tcPr><w:p><w:pPr><w:spacing w:after="30"/></w:pPr><w:r><w:rPr><w:sz w:val="16"/><w:szCs w:val="16"/></w:rPr><w:t xml:space="preserve">`NULL`</w:t></w:r></w:p></w:tc><w:tc><w:tcPr><w:tcW w:w="1417.3228346456694" w:type="dxa"/><w:noWrap/></w:tcPr><w:p><w:pPr><w:spacing w:after="30"/></w:pPr><w:r><w:rPr><w:sz w:val="16"/><w:szCs w:val="16"/></w:rPr><w:t xml:space="preserve">-</w:t></w:r></w:p></w:tc><w:tc><w:tcPr><w:tcW w:w="1417.3228346456694" w:type="dxa"/><w:noWrap/></w:tcPr><w:p><w:pPr><w:spacing w:after="30"/></w:pPr><w:r><w:rPr><w:sz w:val="16"/><w:szCs w:val="16"/></w:rPr><w:t xml:space="preserve">Atribut data operasional authors string.</w:t></w:r></w:p></w:tc></w:tr><w:tr><w:trPr/><w:tc><w:tcPr><w:tcW w:w="1417.3228346456694" w:type="dxa"/><w:noWrap/></w:tcPr><w:p><w:pPr><w:spacing w:after="30"/></w:pPr><w:r><w:rPr><w:sz w:val="16"/><w:szCs w:val="16"/></w:rPr><w:t xml:space="preserve">7</w:t></w:r></w:p></w:tc><w:tc><w:tcPr><w:tcW w:w="1417.3228346456694" w:type="dxa"/><w:noWrap/></w:tcPr><w:p><w:pPr><w:spacing w:after="30"/></w:pPr><w:r><w:rPr><w:sz w:val="16"/><w:szCs w:val="16"/></w:rPr><w:t xml:space="preserve">`abstract`</w:t></w:r></w:p></w:tc><w:tc><w:tcPr><w:tcW w:w="1417.3228346456694" w:type="dxa"/><w:noWrap/></w:tcPr><w:p><w:pPr><w:spacing w:after="30"/></w:pPr><w:r><w:rPr><w:sz w:val="16"/><w:szCs w:val="16"/></w:rPr><w:t xml:space="preserve">`longtext`</w:t></w:r></w:p></w:tc><w:tc><w:tcPr><w:tcW w:w="1417.3228346456694" w:type="dxa"/><w:noWrap/></w:tcPr><w:p><w:pPr><w:spacing w:after="30"/></w:pPr><w:r><w:rPr><w:sz w:val="16"/><w:szCs w:val="16"/></w:rPr><w:t xml:space="preserve">NULL</w:t></w:r></w:p></w:tc><w:tc><w:tcPr><w:tcW w:w="1417.3228346456694" w:type="dxa"/><w:noWrap/></w:tcPr><w:p><w:pPr><w:spacing w:after="30"/></w:pPr><w:r><w:rPr><w:sz w:val="16"/><w:szCs w:val="16"/></w:rPr><w:t xml:space="preserve">`NULL`</w:t></w:r></w:p></w:tc><w:tc><w:tcPr><w:tcW w:w="1417.3228346456694" w:type="dxa"/><w:noWrap/></w:tcPr><w:p><w:pPr><w:spacing w:after="30"/></w:pPr><w:r><w:rPr><w:sz w:val="16"/><w:szCs w:val="16"/></w:rPr><w:t xml:space="preserve">-</w:t></w:r></w:p></w:tc><w:tc><w:tcPr><w:tcW w:w="1417.3228346456694" w:type="dxa"/><w:noWrap/></w:tcPr><w:p><w:pPr><w:spacing w:after="30"/></w:pPr><w:r><w:rPr><w:sz w:val="16"/><w:szCs w:val="16"/></w:rPr><w:t xml:space="preserve">Atribut data operasional abstract.</w:t></w:r></w:p></w:tc></w:tr><w:tr><w:trPr/><w:tc><w:tcPr><w:tcW w:w="1417.3228346456694" w:type="dxa"/><w:noWrap/></w:tcPr><w:p><w:pPr><w:spacing w:after="30"/></w:pPr><w:r><w:rPr><w:sz w:val="16"/><w:szCs w:val="16"/></w:rPr><w:t xml:space="preserve">8</w:t></w:r></w:p></w:tc><w:tc><w:tcPr><w:tcW w:w="1417.3228346456694" w:type="dxa"/><w:noWrap/></w:tcPr><w:p><w:pPr><w:spacing w:after="30"/></w:pPr><w:r><w:rPr><w:sz w:val="16"/><w:szCs w:val="16"/></w:rPr><w:t xml:space="preserve">`subjects`</w:t></w:r></w:p></w:tc><w:tc><w:tcPr><w:tcW w:w="1417.3228346456694" w:type="dxa"/><w:noWrap/></w:tcPr><w:p><w:pPr><w:spacing w:after="30"/></w:pPr><w:r><w:rPr><w:sz w:val="16"/><w:szCs w:val="16"/></w:rPr><w:t xml:space="preserve">`longtext`</w:t></w:r></w:p></w:tc><w:tc><w:tcPr><w:tcW w:w="1417.3228346456694" w:type="dxa"/><w:noWrap/></w:tcPr><w:p><w:pPr><w:spacing w:after="30"/></w:pPr><w:r><w:rPr><w:sz w:val="16"/><w:szCs w:val="16"/></w:rPr><w:t xml:space="preserve">NULL</w:t></w:r></w:p></w:tc><w:tc><w:tcPr><w:tcW w:w="1417.3228346456694" w:type="dxa"/><w:noWrap/></w:tcPr><w:p><w:pPr><w:spacing w:after="30"/></w:pPr><w:r><w:rPr><w:sz w:val="16"/><w:szCs w:val="16"/></w:rPr><w:t xml:space="preserve">`NULL`</w:t></w:r></w:p></w:tc><w:tc><w:tcPr><w:tcW w:w="1417.3228346456694" w:type="dxa"/><w:noWrap/></w:tcPr><w:p><w:pPr><w:spacing w:after="30"/></w:pPr><w:r><w:rPr><w:sz w:val="16"/><w:szCs w:val="16"/></w:rPr><w:t xml:space="preserve">-</w:t></w:r></w:p></w:tc><w:tc><w:tcPr><w:tcW w:w="1417.3228346456694" w:type="dxa"/><w:noWrap/></w:tcPr><w:p><w:pPr><w:spacing w:after="30"/></w:pPr><w:r><w:rPr><w:sz w:val="16"/><w:szCs w:val="16"/></w:rPr><w:t xml:space="preserve">Atribut data operasional subjects.</w:t></w:r></w:p></w:tc></w:tr><w:tr><w:trPr/><w:tc><w:tcPr><w:tcW w:w="1417.3228346456694" w:type="dxa"/><w:noWrap/></w:tcPr><w:p><w:pPr><w:spacing w:after="30"/></w:pPr><w:r><w:rPr><w:sz w:val="16"/><w:szCs w:val="16"/></w:rPr><w:t xml:space="preserve">9</w:t></w:r></w:p></w:tc><w:tc><w:tcPr><w:tcW w:w="1417.3228346456694" w:type="dxa"/><w:noWrap/></w:tcPr><w:p><w:pPr><w:spacing w:after="30"/></w:pPr><w:r><w:rPr><w:sz w:val="16"/><w:szCs w:val="16"/></w:rPr><w:t xml:space="preserve">`publication_date`</w:t></w:r></w:p></w:tc><w:tc><w:tcPr><w:tcW w:w="1417.3228346456694" w:type="dxa"/><w:noWrap/></w:tcPr><w:p><w:pPr><w:spacing w:after="30"/></w:pPr><w:r><w:rPr><w:sz w:val="16"/><w:szCs w:val="16"/></w:rPr><w:t xml:space="preserve">`varchar(255)`</w:t></w:r></w:p></w:tc><w:tc><w:tcPr><w:tcW w:w="1417.3228346456694" w:type="dxa"/><w:noWrap/></w:tcPr><w:p><w:pPr><w:spacing w:after="30"/></w:pPr><w:r><w:rPr><w:sz w:val="16"/><w:szCs w:val="16"/></w:rPr><w:t xml:space="preserve">NULL</w:t></w:r></w:p></w:tc><w:tc><w:tcPr><w:tcW w:w="1417.3228346456694" w:type="dxa"/><w:noWrap/></w:tcPr><w:p><w:pPr><w:spacing w:after="30"/></w:pPr><w:r><w:rPr><w:sz w:val="16"/><w:szCs w:val="16"/></w:rPr><w:t xml:space="preserve">`NULL`</w:t></w:r></w:p></w:tc><w:tc><w:tcPr><w:tcW w:w="1417.3228346456694" w:type="dxa"/><w:noWrap/></w:tcPr><w:p><w:pPr><w:spacing w:after="30"/></w:pPr><w:r><w:rPr><w:sz w:val="16"/><w:szCs w:val="16"/></w:rPr><w:t xml:space="preserve">-</w:t></w:r></w:p></w:tc><w:tc><w:tcPr><w:tcW w:w="1417.3228346456694" w:type="dxa"/><w:noWrap/></w:tcPr><w:p><w:pPr><w:spacing w:after="30"/></w:pPr><w:r><w:rPr><w:sz w:val="16"/><w:szCs w:val="16"/></w:rPr><w:t xml:space="preserve">Tanggal pelaksanaan atau batas waktu proses bisnis.</w:t></w:r></w:p></w:tc></w:tr><w:tr><w:trPr/><w:tc><w:tcPr><w:tcW w:w="1417.3228346456694" w:type="dxa"/><w:noWrap/></w:tcPr><w:p><w:pPr><w:spacing w:after="30"/></w:pPr><w:r><w:rPr><w:sz w:val="16"/><w:szCs w:val="16"/></w:rPr><w:t xml:space="preserve">10</w:t></w:r></w:p></w:tc><w:tc><w:tcPr><w:tcW w:w="1417.3228346456694" w:type="dxa"/><w:noWrap/></w:tcPr><w:p><w:pPr><w:spacing w:after="30"/></w:pPr><w:r><w:rPr><w:sz w:val="16"/><w:szCs w:val="16"/></w:rPr><w:t xml:space="preserve">`year`</w:t></w:r></w:p></w:tc><w:tc><w:tcPr><w:tcW w:w="1417.3228346456694" w:type="dxa"/><w:noWrap/></w:tcPr><w:p><w:pPr><w:spacing w:after="30"/></w:pPr><w:r><w:rPr><w:sz w:val="16"/><w:szCs w:val="16"/></w:rPr><w:t xml:space="preserve">`int(11)`</w:t></w:r></w:p></w:tc><w:tc><w:tcPr><w:tcW w:w="1417.3228346456694" w:type="dxa"/><w:noWrap/></w:tcPr><w:p><w:pPr><w:spacing w:after="30"/></w:pPr><w:r><w:rPr><w:sz w:val="16"/><w:szCs w:val="16"/></w:rPr><w:t xml:space="preserve">NULL</w:t></w:r></w:p></w:tc><w:tc><w:tcPr><w:tcW w:w="1417.3228346456694" w:type="dxa"/><w:noWrap/></w:tcPr><w:p><w:pPr><w:spacing w:after="30"/></w:pPr><w:r><w:rPr><w:sz w:val="16"/><w:szCs w:val="16"/></w:rPr><w:t xml:space="preserve">`NULL`</w:t></w:r></w:p></w:tc><w:tc><w:tcPr><w:tcW w:w="1417.3228346456694" w:type="dxa"/><w:noWrap/></w:tcPr><w:p><w:pPr><w:spacing w:after="30"/></w:pPr><w:r><w:rPr><w:sz w:val="16"/><w:szCs w:val="16"/></w:rPr><w:t xml:space="preserve">MUL</w:t></w:r></w:p></w:tc><w:tc><w:tcPr><w:tcW w:w="1417.3228346456694" w:type="dxa"/><w:noWrap/></w:tcPr><w:p><w:pPr><w:spacing w:after="30"/></w:pPr><w:r><w:rPr><w:sz w:val="16"/><w:szCs w:val="16"/></w:rPr><w:t xml:space="preserve">Atribut data operasional year.</w:t></w:r></w:p></w:tc></w:tr><w:tr><w:trPr/><w:tc><w:tcPr><w:tcW w:w="1417.3228346456694" w:type="dxa"/><w:noWrap/></w:tcPr><w:p><w:pPr><w:spacing w:after="30"/></w:pPr><w:r><w:rPr><w:sz w:val="16"/><w:szCs w:val="16"/></w:rPr><w:t xml:space="preserve">11</w:t></w:r></w:p></w:tc><w:tc><w:tcPr><w:tcW w:w="1417.3228346456694" w:type="dxa"/><w:noWrap/></w:tcPr><w:p><w:pPr><w:spacing w:after="30"/></w:pPr><w:r><w:rPr><w:sz w:val="16"/><w:szCs w:val="16"/></w:rPr><w:t xml:space="preserve">`volume`</w:t></w:r></w:p></w:tc><w:tc><w:tcPr><w:tcW w:w="1417.3228346456694" w:type="dxa"/><w:noWrap/></w:tcPr><w:p><w:pPr><w:spacing w:after="30"/></w:pPr><w:r><w:rPr><w:sz w:val="16"/><w:szCs w:val="16"/></w:rPr><w:t xml:space="preserve">`varchar(255)`</w:t></w:r></w:p></w:tc><w:tc><w:tcPr><w:tcW w:w="1417.3228346456694" w:type="dxa"/><w:noWrap/></w:tcPr><w:p><w:pPr><w:spacing w:after="30"/></w:pPr><w:r><w:rPr><w:sz w:val="16"/><w:szCs w:val="16"/></w:rPr><w:t xml:space="preserve">NULL</w:t></w:r></w:p></w:tc><w:tc><w:tcPr><w:tcW w:w="1417.3228346456694" w:type="dxa"/><w:noWrap/></w:tcPr><w:p><w:pPr><w:spacing w:after="30"/></w:pPr><w:r><w:rPr><w:sz w:val="16"/><w:szCs w:val="16"/></w:rPr><w:t xml:space="preserve">`NULL`</w:t></w:r></w:p></w:tc><w:tc><w:tcPr><w:tcW w:w="1417.3228346456694" w:type="dxa"/><w:noWrap/></w:tcPr><w:p><w:pPr><w:spacing w:after="30"/></w:pPr><w:r><w:rPr><w:sz w:val="16"/><w:szCs w:val="16"/></w:rPr><w:t xml:space="preserve">-</w:t></w:r></w:p></w:tc><w:tc><w:tcPr><w:tcW w:w="1417.3228346456694" w:type="dxa"/><w:noWrap/></w:tcPr><w:p><w:pPr><w:spacing w:after="30"/></w:pPr><w:r><w:rPr><w:sz w:val="16"/><w:szCs w:val="16"/></w:rPr><w:t xml:space="preserve">Atribut data operasional volume.</w:t></w:r></w:p></w:tc></w:tr><w:tr><w:trPr/><w:tc><w:tcPr><w:tcW w:w="1417.3228346456694" w:type="dxa"/><w:noWrap/></w:tcPr><w:p><w:pPr><w:spacing w:after="30"/></w:pPr><w:r><w:rPr><w:sz w:val="16"/><w:szCs w:val="16"/></w:rPr><w:t xml:space="preserve">12</w:t></w:r></w:p></w:tc><w:tc><w:tcPr><w:tcW w:w="1417.3228346456694" w:type="dxa"/><w:noWrap/></w:tcPr><w:p><w:pPr><w:spacing w:after="30"/></w:pPr><w:r><w:rPr><w:sz w:val="16"/><w:szCs w:val="16"/></w:rPr><w:t xml:space="preserve">`issue`</w:t></w:r></w:p></w:tc><w:tc><w:tcPr><w:tcW w:w="1417.3228346456694" w:type="dxa"/><w:noWrap/></w:tcPr><w:p><w:pPr><w:spacing w:after="30"/></w:pPr><w:r><w:rPr><w:sz w:val="16"/><w:szCs w:val="16"/></w:rPr><w:t xml:space="preserve">`varchar(255)`</w:t></w:r></w:p></w:tc><w:tc><w:tcPr><w:tcW w:w="1417.3228346456694" w:type="dxa"/><w:noWrap/></w:tcPr><w:p><w:pPr><w:spacing w:after="30"/></w:pPr><w:r><w:rPr><w:sz w:val="16"/><w:szCs w:val="16"/></w:rPr><w:t xml:space="preserve">NULL</w:t></w:r></w:p></w:tc><w:tc><w:tcPr><w:tcW w:w="1417.3228346456694" w:type="dxa"/><w:noWrap/></w:tcPr><w:p><w:pPr><w:spacing w:after="30"/></w:pPr><w:r><w:rPr><w:sz w:val="16"/><w:szCs w:val="16"/></w:rPr><w:t xml:space="preserve">`NULL`</w:t></w:r></w:p></w:tc><w:tc><w:tcPr><w:tcW w:w="1417.3228346456694" w:type="dxa"/><w:noWrap/></w:tcPr><w:p><w:pPr><w:spacing w:after="30"/></w:pPr><w:r><w:rPr><w:sz w:val="16"/><w:szCs w:val="16"/></w:rPr><w:t xml:space="preserve">-</w:t></w:r></w:p></w:tc><w:tc><w:tcPr><w:tcW w:w="1417.3228346456694" w:type="dxa"/><w:noWrap/></w:tcPr><w:p><w:pPr><w:spacing w:after="30"/></w:pPr><w:r><w:rPr><w:sz w:val="16"/><w:szCs w:val="16"/></w:rPr><w:t xml:space="preserve">Atribut data operasional issue.</w:t></w:r></w:p></w:tc></w:tr><w:tr><w:trPr/><w:tc><w:tcPr><w:tcW w:w="1417.3228346456694" w:type="dxa"/><w:noWrap/></w:tcPr><w:p><w:pPr><w:spacing w:after="30"/></w:pPr><w:r><w:rPr><w:sz w:val="16"/><w:szCs w:val="16"/></w:rPr><w:t xml:space="preserve">13</w:t></w:r></w:p></w:tc><w:tc><w:tcPr><w:tcW w:w="1417.3228346456694" w:type="dxa"/><w:noWrap/></w:tcPr><w:p><w:pPr><w:spacing w:after="30"/></w:pPr><w:r><w:rPr><w:sz w:val="16"/><w:szCs w:val="16"/></w:rPr><w:t xml:space="preserve">`pages`</w:t></w:r></w:p></w:tc><w:tc><w:tcPr><w:tcW w:w="1417.3228346456694" w:type="dxa"/><w:noWrap/></w:tcPr><w:p><w:pPr><w:spacing w:after="30"/></w:pPr><w:r><w:rPr><w:sz w:val="16"/><w:szCs w:val="16"/></w:rPr><w:t xml:space="preserve">`varchar(255)`</w:t></w:r></w:p></w:tc><w:tc><w:tcPr><w:tcW w:w="1417.3228346456694" w:type="dxa"/><w:noWrap/></w:tcPr><w:p><w:pPr><w:spacing w:after="30"/></w:pPr><w:r><w:rPr><w:sz w:val="16"/><w:szCs w:val="16"/></w:rPr><w:t xml:space="preserve">NULL</w:t></w:r></w:p></w:tc><w:tc><w:tcPr><w:tcW w:w="1417.3228346456694" w:type="dxa"/><w:noWrap/></w:tcPr><w:p><w:pPr><w:spacing w:after="30"/></w:pPr><w:r><w:rPr><w:sz w:val="16"/><w:szCs w:val="16"/></w:rPr><w:t xml:space="preserve">`NULL`</w:t></w:r></w:p></w:tc><w:tc><w:tcPr><w:tcW w:w="1417.3228346456694" w:type="dxa"/><w:noWrap/></w:tcPr><w:p><w:pPr><w:spacing w:after="30"/></w:pPr><w:r><w:rPr><w:sz w:val="16"/><w:szCs w:val="16"/></w:rPr><w:t xml:space="preserve">-</w:t></w:r></w:p></w:tc><w:tc><w:tcPr><w:tcW w:w="1417.3228346456694" w:type="dxa"/><w:noWrap/></w:tcPr><w:p><w:pPr><w:spacing w:after="30"/></w:pPr><w:r><w:rPr><w:sz w:val="16"/><w:szCs w:val="16"/></w:rPr><w:t xml:space="preserve">Atribut data operasional pages.</w:t></w:r></w:p></w:tc></w:tr><w:tr><w:trPr/><w:tc><w:tcPr><w:tcW w:w="1417.3228346456694" w:type="dxa"/><w:noWrap/></w:tcPr><w:p><w:pPr><w:spacing w:after="30"/></w:pPr><w:r><w:rPr><w:sz w:val="16"/><w:szCs w:val="16"/></w:rPr><w:t xml:space="preserve">14</w:t></w:r></w:p></w:tc><w:tc><w:tcPr><w:tcW w:w="1417.3228346456694" w:type="dxa"/><w:noWrap/></w:tcPr><w:p><w:pPr><w:spacing w:after="30"/></w:pPr><w:r><w:rPr><w:sz w:val="16"/><w:szCs w:val="16"/></w:rPr><w:t xml:space="preserve">`landing_page_url`</w:t></w:r></w:p></w:tc><w:tc><w:tcPr><w:tcW w:w="1417.3228346456694" w:type="dxa"/><w:noWrap/></w:tcPr><w:p><w:pPr><w:spacing w:after="30"/></w:pPr><w:r><w:rPr><w:sz w:val="16"/><w:szCs w:val="16"/></w:rPr><w:t xml:space="preserve">`varchar(255)`</w:t></w:r></w:p></w:tc><w:tc><w:tcPr><w:tcW w:w="1417.3228346456694" w:type="dxa"/><w:noWrap/></w:tcPr><w:p><w:pPr><w:spacing w:after="30"/></w:pPr><w:r><w:rPr><w:sz w:val="16"/><w:szCs w:val="16"/></w:rPr><w:t xml:space="preserve">NOT NULL</w:t></w:r></w:p></w:tc><w:tc><w:tcPr><w:tcW w:w="1417.3228346456694" w:type="dxa"/><w:noWrap/></w:tcPr><w:p><w:pPr><w:spacing w:after="30"/></w:pPr><w:r><w:rPr><w:sz w:val="16"/><w:szCs w:val="16"/></w:rPr><w:t xml:space="preserve">*None*</w:t></w:r></w:p></w:tc><w:tc><w:tcPr><w:tcW w:w="1417.3228346456694" w:type="dxa"/><w:noWrap/></w:tcPr><w:p><w:pPr><w:spacing w:after="30"/></w:pPr><w:r><w:rPr><w:sz w:val="16"/><w:szCs w:val="16"/></w:rPr><w:t xml:space="preserve">-</w:t></w:r></w:p></w:tc><w:tc><w:tcPr><w:tcW w:w="1417.3228346456694" w:type="dxa"/><w:noWrap/></w:tcPr><w:p><w:pPr><w:spacing w:after="30"/></w:pPr><w:r><w:rPr><w:sz w:val="16"/><w:szCs w:val="16"/></w:rPr><w:t xml:space="preserve">Tautan alamat web / URL eksternal yang terhubung.</w:t></w:r></w:p></w:tc></w:tr><w:tr><w:trPr/><w:tc><w:tcPr><w:tcW w:w="1417.3228346456694" w:type="dxa"/><w:noWrap/></w:tcPr><w:p><w:pPr><w:spacing w:after="30"/></w:pPr><w:r><w:rPr><w:sz w:val="16"/><w:szCs w:val="16"/></w:rPr><w:t xml:space="preserve">15</w:t></w:r></w:p></w:tc><w:tc><w:tcPr><w:tcW w:w="1417.3228346456694" w:type="dxa"/><w:noWrap/></w:tcPr><w:p><w:pPr><w:spacing w:after="30"/></w:pPr><w:r><w:rPr><w:sz w:val="16"/><w:szCs w:val="16"/></w:rPr><w:t xml:space="preserve">`pdf_url`</w:t></w:r></w:p></w:tc><w:tc><w:tcPr><w:tcW w:w="1417.3228346456694" w:type="dxa"/><w:noWrap/></w:tcPr><w:p><w:pPr><w:spacing w:after="30"/></w:pPr><w:r><w:rPr><w:sz w:val="16"/><w:szCs w:val="16"/></w:rPr><w:t xml:space="preserve">`varchar(255)`</w:t></w:r></w:p></w:tc><w:tc><w:tcPr><w:tcW w:w="1417.3228346456694" w:type="dxa"/><w:noWrap/></w:tcPr><w:p><w:pPr><w:spacing w:after="30"/></w:pPr><w:r><w:rPr><w:sz w:val="16"/><w:szCs w:val="16"/></w:rPr><w:t xml:space="preserve">NULL</w:t></w:r></w:p></w:tc><w:tc><w:tcPr><w:tcW w:w="1417.3228346456694" w:type="dxa"/><w:noWrap/></w:tcPr><w:p><w:pPr><w:spacing w:after="30"/></w:pPr><w:r><w:rPr><w:sz w:val="16"/><w:szCs w:val="16"/></w:rPr><w:t xml:space="preserve">`NULL`</w:t></w:r></w:p></w:tc><w:tc><w:tcPr><w:tcW w:w="1417.3228346456694" w:type="dxa"/><w:noWrap/></w:tcPr><w:p><w:pPr><w:spacing w:after="30"/></w:pPr><w:r><w:rPr><w:sz w:val="16"/><w:szCs w:val="16"/></w:rPr><w:t xml:space="preserve">-</w:t></w:r></w:p></w:tc><w:tc><w:tcPr><w:tcW w:w="1417.3228346456694" w:type="dxa"/><w:noWrap/></w:tcPr><w:p><w:pPr><w:spacing w:after="30"/></w:pPr><w:r><w:rPr><w:sz w:val="16"/><w:szCs w:val="16"/></w:rPr><w:t xml:space="preserve">Tautan alamat web / URL eksternal yang terhubung.</w:t></w:r></w:p></w:tc></w:tr><w:tr><w:trPr/><w:tc><w:tcPr><w:tcW w:w="1417.3228346456694" w:type="dxa"/><w:noWrap/></w:tcPr><w:p><w:pPr><w:spacing w:after="30"/></w:pPr><w:r><w:rPr><w:sz w:val="16"/><w:szCs w:val="16"/></w:rPr><w:t xml:space="preserve">16</w:t></w:r></w:p></w:tc><w:tc><w:tcPr><w:tcW w:w="1417.3228346456694" w:type="dxa"/><w:noWrap/></w:tcPr><w:p><w:pPr><w:spacing w:after="30"/></w:pPr><w:r><w:rPr><w:sz w:val="16"/><w:szCs w:val="16"/></w:rPr><w:t xml:space="preserve">`doi`</w:t></w:r></w:p></w:tc><w:tc><w:tcPr><w:tcW w:w="1417.3228346456694" w:type="dxa"/><w:noWrap/></w:tcPr><w:p><w:pPr><w:spacing w:after="30"/></w:pPr><w:r><w:rPr><w:sz w:val="16"/><w:szCs w:val="16"/></w:rPr><w:t xml:space="preserve">`varchar(255)`</w:t></w:r></w:p></w:tc><w:tc><w:tcPr><w:tcW w:w="1417.3228346456694" w:type="dxa"/><w:noWrap/></w:tcPr><w:p><w:pPr><w:spacing w:after="30"/></w:pPr><w:r><w:rPr><w:sz w:val="16"/><w:szCs w:val="16"/></w:rPr><w:t xml:space="preserve">NULL</w:t></w:r></w:p></w:tc><w:tc><w:tcPr><w:tcW w:w="1417.3228346456694" w:type="dxa"/><w:noWrap/></w:tcPr><w:p><w:pPr><w:spacing w:after="30"/></w:pPr><w:r><w:rPr><w:sz w:val="16"/><w:szCs w:val="16"/></w:rPr><w:t xml:space="preserve">`NULL`</w:t></w:r></w:p></w:tc><w:tc><w:tcPr><w:tcW w:w="1417.3228346456694" w:type="dxa"/><w:noWrap/></w:tcPr><w:p><w:pPr><w:spacing w:after="30"/></w:pPr><w:r><w:rPr><w:sz w:val="16"/><w:szCs w:val="16"/></w:rPr><w:t xml:space="preserve">-</w:t></w:r></w:p></w:tc><w:tc><w:tcPr><w:tcW w:w="1417.3228346456694" w:type="dxa"/><w:noWrap/></w:tcPr><w:p><w:pPr><w:spacing w:after="30"/></w:pPr><w:r><w:rPr><w:sz w:val="16"/><w:szCs w:val="16"/></w:rPr><w:t xml:space="preserve">Atribut data operasional doi.</w:t></w:r></w:p></w:tc></w:tr><w:tr><w:trPr/><w:tc><w:tcPr><w:tcW w:w="1417.3228346456694" w:type="dxa"/><w:noWrap/></w:tcPr><w:p><w:pPr><w:spacing w:after="30"/></w:pPr><w:r><w:rPr><w:sz w:val="16"/><w:szCs w:val="16"/></w:rPr><w:t xml:space="preserve">17</w:t></w:r></w:p></w:tc><w:tc><w:tcPr><w:tcW w:w="1417.3228346456694" w:type="dxa"/><w:noWrap/></w:tcPr><w:p><w:pPr><w:spacing w:after="30"/></w:pPr><w:r><w:rPr><w:sz w:val="16"/><w:szCs w:val="16"/></w:rPr><w:t xml:space="preserve">`publisher`</w:t></w:r></w:p></w:tc><w:tc><w:tcPr><w:tcW w:w="1417.3228346456694" w:type="dxa"/><w:noWrap/></w:tcPr><w:p><w:pPr><w:spacing w:after="30"/></w:pPr><w:r><w:rPr><w:sz w:val="16"/><w:szCs w:val="16"/></w:rPr><w:t xml:space="preserve">`varchar(255)`</w:t></w:r></w:p></w:tc><w:tc><w:tcPr><w:tcW w:w="1417.3228346456694" w:type="dxa"/><w:noWrap/></w:tcPr><w:p><w:pPr><w:spacing w:after="30"/></w:pPr><w:r><w:rPr><w:sz w:val="16"/><w:szCs w:val="16"/></w:rPr><w:t xml:space="preserve">NULL</w:t></w:r></w:p></w:tc><w:tc><w:tcPr><w:tcW w:w="1417.3228346456694" w:type="dxa"/><w:noWrap/></w:tcPr><w:p><w:pPr><w:spacing w:after="30"/></w:pPr><w:r><w:rPr><w:sz w:val="16"/><w:szCs w:val="16"/></w:rPr><w:t xml:space="preserve">`NULL`</w:t></w:r></w:p></w:tc><w:tc><w:tcPr><w:tcW w:w="1417.3228346456694" w:type="dxa"/><w:noWrap/></w:tcPr><w:p><w:pPr><w:spacing w:after="30"/></w:pPr><w:r><w:rPr><w:sz w:val="16"/><w:szCs w:val="16"/></w:rPr><w:t xml:space="preserve">-</w:t></w:r></w:p></w:tc><w:tc><w:tcPr><w:tcW w:w="1417.3228346456694" w:type="dxa"/><w:noWrap/></w:tcPr><w:p><w:pPr><w:spacing w:after="30"/></w:pPr><w:r><w:rPr><w:sz w:val="16"/><w:szCs w:val="16"/></w:rPr><w:t xml:space="preserve">Atribut data operasional publisher.</w:t></w:r></w:p></w:tc></w:tr><w:tr><w:trPr/><w:tc><w:tcPr><w:tcW w:w="1417.3228346456694" w:type="dxa"/><w:noWrap/></w:tcPr><w:p><w:pPr><w:spacing w:after="30"/></w:pPr><w:r><w:rPr><w:sz w:val="16"/><w:szCs w:val="16"/></w:rPr><w:t xml:space="preserve">18</w:t></w:r></w:p></w:tc><w:tc><w:tcPr><w:tcW w:w="1417.3228346456694" w:type="dxa"/><w:noWrap/></w:tcPr><w:p><w:pPr><w:spacing w:after="30"/></w:pPr><w:r><w:rPr><w:sz w:val="16"/><w:szCs w:val="16"/></w:rPr><w:t xml:space="preserve">`issn`</w:t></w:r></w:p></w:tc><w:tc><w:tcPr><w:tcW w:w="1417.3228346456694" w:type="dxa"/><w:noWrap/></w:tcPr><w:p><w:pPr><w:spacing w:after="30"/></w:pPr><w:r><w:rPr><w:sz w:val="16"/><w:szCs w:val="16"/></w:rPr><w:t xml:space="preserve">`varchar(255)`</w:t></w:r></w:p></w:tc><w:tc><w:tcPr><w:tcW w:w="1417.3228346456694" w:type="dxa"/><w:noWrap/></w:tcPr><w:p><w:pPr><w:spacing w:after="30"/></w:pPr><w:r><w:rPr><w:sz w:val="16"/><w:szCs w:val="16"/></w:rPr><w:t xml:space="preserve">NULL</w:t></w:r></w:p></w:tc><w:tc><w:tcPr><w:tcW w:w="1417.3228346456694" w:type="dxa"/><w:noWrap/></w:tcPr><w:p><w:pPr><w:spacing w:after="30"/></w:pPr><w:r><w:rPr><w:sz w:val="16"/><w:szCs w:val="16"/></w:rPr><w:t xml:space="preserve">`NULL`</w:t></w:r></w:p></w:tc><w:tc><w:tcPr><w:tcW w:w="1417.3228346456694" w:type="dxa"/><w:noWrap/></w:tcPr><w:p><w:pPr><w:spacing w:after="30"/></w:pPr><w:r><w:rPr><w:sz w:val="16"/><w:szCs w:val="16"/></w:rPr><w:t xml:space="preserve">-</w:t></w:r></w:p></w:tc><w:tc><w:tcPr><w:tcW w:w="1417.3228346456694" w:type="dxa"/><w:noWrap/></w:tcPr><w:p><w:pPr><w:spacing w:after="30"/></w:pPr><w:r><w:rPr><w:sz w:val="16"/><w:szCs w:val="16"/></w:rPr><w:t xml:space="preserve">Atribut data operasional issn.</w:t></w:r></w:p></w:tc></w:tr><w:tr><w:trPr/><w:tc><w:tcPr><w:tcW w:w="1417.3228346456694" w:type="dxa"/><w:noWrap/></w:tcPr><w:p><w:pPr><w:spacing w:after="30"/></w:pPr><w:r><w:rPr><w:sz w:val="16"/><w:szCs w:val="16"/></w:rPr><w:t xml:space="preserve">19</w:t></w:r></w:p></w:tc><w:tc><w:tcPr><w:tcW w:w="1417.3228346456694" w:type="dxa"/><w:noWrap/></w:tcPr><w:p><w:pPr><w:spacing w:after="30"/></w:pPr><w:r><w:rPr><w:sz w:val="16"/><w:szCs w:val="16"/></w:rPr><w:t xml:space="preserve">`created_at`</w:t></w:r></w:p></w:tc><w:tc><w:tcPr><w:tcW w:w="1417.3228346456694" w:type="dxa"/><w:noWrap/></w:tcPr><w:p><w:pPr><w:spacing w:after="30"/></w:pPr><w:r><w:rPr><w:sz w:val="16"/><w:szCs w:val="16"/></w:rPr><w:t xml:space="preserve">`timestamp`</w:t></w:r></w:p></w:tc><w:tc><w:tcPr><w:tcW w:w="1417.3228346456694" w:type="dxa"/><w:noWrap/></w:tcPr><w:p><w:pPr><w:spacing w:after="30"/></w:pPr><w:r><w:rPr><w:sz w:val="16"/><w:szCs w:val="16"/></w:rPr><w:t xml:space="preserve">NULL</w:t></w:r></w:p></w:tc><w:tc><w:tcPr><w:tcW w:w="1417.3228346456694" w:type="dxa"/><w:noWrap/></w:tcPr><w:p><w:pPr><w:spacing w:after="30"/></w:pPr><w:r><w:rPr><w:sz w:val="16"/><w:szCs w:val="16"/></w:rPr><w:t xml:space="preserve">`NULL`</w:t></w:r></w:p></w:tc><w:tc><w:tcPr><w:tcW w:w="1417.3228346456694" w:type="dxa"/><w:noWrap/></w:tcPr><w:p><w:pPr><w:spacing w:after="30"/></w:pPr><w:r><w:rPr><w:sz w:val="16"/><w:szCs w:val="16"/></w:rPr><w:t xml:space="preserve">-</w:t></w:r></w:p></w:tc><w:tc><w:tcPr><w:tcW w:w="1417.3228346456694" w:type="dxa"/><w:noWrap/></w:tcPr><w:p><w:pPr><w:spacing w:after="30"/></w:pPr><w:r><w:rPr><w:sz w:val="16"/><w:szCs w:val="16"/></w:rPr><w:t xml:space="preserve">Waktu rekaman pertama kali dibuat di sistem.</w:t></w:r></w:p></w:tc></w:tr><w:tr><w:trPr/><w:tc><w:tcPr><w:tcW w:w="1417.3228346456694" w:type="dxa"/><w:noWrap/></w:tcPr><w:p><w:pPr><w:spacing w:after="30"/></w:pPr><w:r><w:rPr><w:sz w:val="16"/><w:szCs w:val="16"/></w:rPr><w:t xml:space="preserve">20</w:t></w:r></w:p></w:tc><w:tc><w:tcPr><w:tcW w:w="1417.3228346456694" w:type="dxa"/><w:noWrap/></w:tcPr><w:p><w:pPr><w:spacing w:after="30"/></w:pPr><w:r><w:rPr><w:sz w:val="16"/><w:szCs w:val="16"/></w:rPr><w:t xml:space="preserve">`updated_at`</w:t></w:r></w:p></w:tc><w:tc><w:tcPr><w:tcW w:w="1417.3228346456694" w:type="dxa"/><w:noWrap/></w:tcPr><w:p><w:pPr><w:spacing w:after="30"/></w:pPr><w:r><w:rPr><w:sz w:val="16"/><w:szCs w:val="16"/></w:rPr><w:t xml:space="preserve">`timestamp`</w:t></w:r></w:p></w:tc><w:tc><w:tcPr><w:tcW w:w="1417.3228346456694" w:type="dxa"/><w:noWrap/></w:tcPr><w:p><w:pPr><w:spacing w:after="30"/></w:pPr><w:r><w:rPr><w:sz w:val="16"/><w:szCs w:val="16"/></w:rPr><w:t xml:space="preserve">NULL</w:t></w:r></w:p></w:tc><w:tc><w:tcPr><w:tcW w:w="1417.3228346456694" w:type="dxa"/><w:noWrap/></w:tcPr><w:p><w:pPr><w:spacing w:after="30"/></w:pPr><w:r><w:rPr><w:sz w:val="16"/><w:szCs w:val="16"/></w:rPr><w:t xml:space="preserve">`NULL`</w:t></w:r></w:p></w:tc><w:tc><w:tcPr><w:tcW w:w="1417.3228346456694" w:type="dxa"/><w:noWrap/></w:tcPr><w:p><w:pPr><w:spacing w:after="30"/></w:pPr><w:r><w:rPr><w:sz w:val="16"/><w:szCs w:val="16"/></w:rPr><w:t xml:space="preserve">-</w:t></w:r></w:p></w:tc><w:tc><w:tcPr><w:tcW w:w="1417.3228346456694" w:type="dxa"/><w:noWrap/></w:tcPr><w:p><w:pPr><w:spacing w:after="30"/></w:pPr><w:r><w:rPr><w:sz w:val="16"/><w:szCs w:val="16"/></w:rPr><w:t xml:space="preserve">Waktu rekaman terakhir kali diperbarui.</w:t></w:r></w:p></w:tc></w:tr></w:tbl><w:p/><w:p><w:pPr><w:jc w:val="both"/><w:spacing w:after="70"/></w:pPr><w:r><w:rPr><w:sz w:val="19"/><w:szCs w:val="19"/></w:rPr><w:t xml:space="preserve">---</w:t></w:r></w:p><w:p><w:pPr><w:pStyle w:val="Heading3"/></w:pPr><w:bookmarkStart w:id="16" w:name="_Toc16"/><w:r><w:t>3.7 Tabel Yudisium & Bebas Tanggungan Akademik (`graduations`)</w:t></w:r><w:bookmarkEnd w:id="16"/></w:p><w:p><w:pPr><w:spacing w:before="40" w:after="40"/></w:pPr><w:r><w:rPr><w:color w:val="334155"/><w:sz w:val="19"/><w:szCs w:val="19"/><w:b w:val="1"/><w:bCs w:val="1"/><w:i w:val="1"/><w:iCs w:val="1"/></w:rPr><w:t xml:space="preserve">**Nama Tabel**: `graduations`</w:t></w:r></w:p><w:p><w:pPr><w:spacing w:before="40" w:after="40"/></w:pPr><w:r><w:rPr><w:color w:val="334155"/><w:sz w:val="19"/><w:szCs w:val="19"/><w:b w:val="0"/><w:bCs w:val="0"/><w:i w:val="1"/><w:iCs w:val="1"/></w:rPr><w:t xml:space="preserve">**Primary Key**: `id`</w:t></w:r></w:p><w:p><w:pPr><w:spacing w:before="40" w:after="40"/></w:pPr><w:r><w:rPr><w:color w:val="334155"/><w:sz w:val="19"/><w:szCs w:val="19"/><w:b w:val="0"/><w:bCs w:val="0"/><w:i w:val="1"/><w:iCs w:val="1"/></w:rPr><w:t xml:space="preserve">**Foreign Key**: `approved_by` $\rightarrow$ merujuk ke `users.id``student_id` $\rightarrow$ merujuk ke `users.id``thesis_id` $\rightarrow$ merujuk ke `theses.id`</w:t></w:r></w:p><w:p><w:pPr><w:spacing w:before="40" w:after="40"/></w:pPr><w:r><w:rPr><w:color w:val="334155"/><w:sz w:val="19"/><w:szCs w:val="19"/><w:b w:val="0"/><w:bCs w:val="0"/><w:i w:val="1"/><w:iCs w:val="1"/></w:rPr><w:t xml:space="preserve">**Deskripsi**: Mencatat pengajuan bebas tanggungan dan kelulusan yudisium mahasiswa. Menyimpan tautan Google Drive / berkas unggahan bukti fisik skripsi, program aplikasi, bebas perpustakaan, nomor SK Yudisium, IPK akhir, serta penerbitan SKL digital ber-QR Code.</w:t></w:r></w:p><w:tbl><w:tblGrid><w:gridCol w:w="1417.3228346456694" w:type="dxa"/><w:gridCol w:w="1417.3228346456694" w:type="dxa"/><w:gridCol w:w="1417.3228346456694" w:type="dxa"/><w:gridCol w:w="1417.3228346456694" w:type="dxa"/><w:gridCol w:w="1417.3228346456694" w:type="dxa"/><w:gridCol w:w="1417.3228346456694" w:type="dxa"/><w:gridCol w:w="1417.3228346456694" w:type="dxa"/></w:tblGrid><w:tblPr><w:tblStyle w:val="DbTable"/></w:tblPr><w:tr><w:trPr/><w:tc><w:tcPr><w:tcW w:w="1417.3228346456694" w:type="dxa"/><w:shd w:val="clear" w:fill="1E293B"/><w:noWrap/></w:tcPr><w:p><w:pPr><w:spacing w:after="30"/></w:pPr><w:r><w:rPr><w:color w:val="FFFFFF"/><w:sz w:val="16"/><w:szCs w:val="16"/><w:b w:val="1"/><w:bCs w:val="1"/></w:rPr><w:t xml:space="preserve">No</w:t></w:r></w:p></w:tc><w:tc><w:tcPr><w:tcW w:w="1417.3228346456694" w:type="dxa"/><w:shd w:val="clear" w:fill="1E293B"/><w:noWrap/></w:tcPr><w:p><w:pPr><w:spacing w:after="30"/></w:pPr><w:r><w:rPr><w:color w:val="FFFFFF"/><w:sz w:val="16"/><w:szCs w:val="16"/><w:b w:val="1"/><w:bCs w:val="1"/></w:rPr><w:t xml:space="preserve">Nama Kolom</w:t></w:r></w:p></w:tc><w:tc><w:tcPr><w:tcW w:w="1417.3228346456694" w:type="dxa"/><w:shd w:val="clear" w:fill="1E293B"/><w:noWrap/></w:tcPr><w:p><w:pPr><w:spacing w:after="30"/></w:pPr><w:r><w:rPr><w:color w:val="FFFFFF"/><w:sz w:val="16"/><w:szCs w:val="16"/><w:b w:val="1"/><w:bCs w:val="1"/></w:rPr><w:t xml:space="preserve">Tipe Data</w:t></w:r></w:p></w:tc><w:tc><w:tcPr><w:tcW w:w="1417.3228346456694" w:type="dxa"/><w:shd w:val="clear" w:fill="1E293B"/><w:noWrap/></w:tcPr><w:p><w:pPr><w:spacing w:after="30"/></w:pPr><w:r><w:rPr><w:color w:val="FFFFFF"/><w:sz w:val="16"/><w:szCs w:val="16"/><w:b w:val="1"/><w:bCs w:val="1"/></w:rPr><w:t xml:space="preserve">Nullable</w:t></w:r></w:p></w:tc><w:tc><w:tcPr><w:tcW w:w="1417.3228346456694" w:type="dxa"/><w:shd w:val="clear" w:fill="1E293B"/><w:noWrap/></w:tcPr><w:p><w:pPr><w:spacing w:after="30"/></w:pPr><w:r><w:rPr><w:color w:val="FFFFFF"/><w:sz w:val="16"/><w:szCs w:val="16"/><w:b w:val="1"/><w:bCs w:val="1"/></w:rPr><w:t xml:space="preserve">Nilai Default</w:t></w:r></w:p></w:tc><w:tc><w:tcPr><w:tcW w:w="1417.3228346456694" w:type="dxa"/><w:shd w:val="clear" w:fill="1E293B"/><w:noWrap/></w:tcPr><w:p><w:pPr><w:spacing w:after="30"/></w:pPr><w:r><w:rPr><w:color w:val="FFFFFF"/><w:sz w:val="16"/><w:szCs w:val="16"/><w:b w:val="1"/><w:bCs w:val="1"/></w:rPr><w:t xml:space="preserve">Kunci (*Key*)</w:t></w:r></w:p></w:tc><w:tc><w:tcPr><w:tcW w:w="1417.3228346456694" w:type="dxa"/><w:shd w:val="clear" w:fill="1E293B"/><w:noWrap/></w:tcPr><w:p><w:pPr><w:spacing w:after="30"/></w:pPr><w:r><w:rPr><w:color w:val="FFFFFF"/><w:sz w:val="16"/><w:szCs w:val="16"/><w:b w:val="1"/><w:bCs w:val="1"/></w:rPr><w:t xml:space="preserve">Keterangan & Aturan Bisnis</w:t></w:r></w:p></w:tc></w:tr><w:tr><w:trPr/><w:tc><w:tcPr><w:tcW w:w="1417.3228346456694" w:type="dxa"/><w:noWrap/></w:tcPr><w:p><w:pPr><w:spacing w:after="30"/></w:pPr><w:r><w:rPr><w:sz w:val="16"/><w:szCs w:val="16"/></w:rPr><w:t xml:space="preserve">1</w:t></w:r></w:p></w:tc><w:tc><w:tcPr><w:tcW w:w="1417.3228346456694" w:type="dxa"/><w:noWrap/></w:tcPr><w:p><w:pPr><w:spacing w:after="30"/></w:pPr><w:r><w:rPr><w:sz w:val="16"/><w:szCs w:val="16"/></w:rPr><w:t xml:space="preserve">`id`</w:t></w:r></w:p></w:tc><w:tc><w:tcPr><w:tcW w:w="1417.3228346456694" w:type="dxa"/><w:noWrap/></w:tcPr><w:p><w:pPr><w:spacing w:after="30"/></w:pPr><w:r><w:rPr><w:sz w:val="16"/><w:szCs w:val="16"/></w:rPr><w:t xml:space="preserve">`bigint(20) unsigned`</w:t></w:r></w:p></w:tc><w:tc><w:tcPr><w:tcW w:w="1417.3228346456694" w:type="dxa"/><w:noWrap/></w:tcPr><w:p><w:pPr><w:spacing w:after="30"/></w:pPr><w:r><w:rPr><w:sz w:val="16"/><w:szCs w:val="16"/></w:rPr><w:t xml:space="preserve">NOT NULL</w:t></w:r></w:p></w:tc><w:tc><w:tcPr><w:tcW w:w="1417.3228346456694" w:type="dxa"/><w:noWrap/></w:tcPr><w:p><w:pPr><w:spacing w:after="30"/></w:pPr><w:r><w:rPr><w:sz w:val="16"/><w:szCs w:val="16"/></w:rPr><w:t xml:space="preserve">*None*</w:t></w:r></w:p></w:tc><w:tc><w:tcPr><w:tcW w:w="1417.3228346456694" w:type="dxa"/><w:noWrap/></w:tcPr><w:p><w:pPr><w:spacing w:after="30"/></w:pPr><w:r><w:rPr><w:sz w:val="16"/><w:szCs w:val="16"/></w:rPr><w:t xml:space="preserve">PRI (auto_increment)</w:t></w:r></w:p></w:tc><w:tc><w:tcPr><w:tcW w:w="1417.3228346456694" w:type="dxa"/><w:noWrap/></w:tcPr><w:p><w:pPr><w:spacing w:after="30"/></w:pPr><w:r><w:rPr><w:sz w:val="16"/><w:szCs w:val="16"/></w:rPr><w:t xml:space="preserve">Identitas unik rekaman data (*surrogate primary key*).</w:t></w:r></w:p></w:tc></w:tr><w:tr><w:trPr/><w:tc><w:tcPr><w:tcW w:w="1417.3228346456694" w:type="dxa"/><w:noWrap/></w:tcPr><w:p><w:pPr><w:spacing w:after="30"/></w:pPr><w:r><w:rPr><w:sz w:val="16"/><w:szCs w:val="16"/></w:rPr><w:t xml:space="preserve">2</w:t></w:r></w:p></w:tc><w:tc><w:tcPr><w:tcW w:w="1417.3228346456694" w:type="dxa"/><w:noWrap/></w:tcPr><w:p><w:pPr><w:spacing w:after="30"/></w:pPr><w:r><w:rPr><w:sz w:val="16"/><w:szCs w:val="16"/></w:rPr><w:t xml:space="preserve">`thesis_id`</w:t></w:r></w:p></w:tc><w:tc><w:tcPr><w:tcW w:w="1417.3228346456694" w:type="dxa"/><w:noWrap/></w:tcPr><w:p><w:pPr><w:spacing w:after="30"/></w:pPr><w:r><w:rPr><w:sz w:val="16"/><w:szCs w:val="16"/></w:rPr><w:t xml:space="preserve">`bigint(20) unsigned`</w:t></w:r></w:p></w:tc><w:tc><w:tcPr><w:tcW w:w="1417.3228346456694" w:type="dxa"/><w:noWrap/></w:tcPr><w:p><w:pPr><w:spacing w:after="30"/></w:pPr><w:r><w:rPr><w:sz w:val="16"/><w:szCs w:val="16"/></w:rPr><w:t xml:space="preserve">NOT NULL</w:t></w:r></w:p></w:tc><w:tc><w:tcPr><w:tcW w:w="1417.3228346456694" w:type="dxa"/><w:noWrap/></w:tcPr><w:p><w:pPr><w:spacing w:after="30"/></w:pPr><w:r><w:rPr><w:sz w:val="16"/><w:szCs w:val="16"/></w:rPr><w:t xml:space="preserve">*None*</w:t></w:r></w:p></w:tc><w:tc><w:tcPr><w:tcW w:w="1417.3228346456694" w:type="dxa"/><w:noWrap/></w:tcPr><w:p><w:pPr><w:spacing w:after="30"/></w:pPr><w:r><w:rPr><w:sz w:val="16"/><w:szCs w:val="16"/></w:rPr><w:t xml:space="preserve">MUL</w:t></w:r></w:p></w:tc><w:tc><w:tcPr><w:tcW w:w="1417.3228346456694" w:type="dxa"/><w:noWrap/></w:tcPr><w:p><w:pPr><w:spacing w:after="30"/></w:pPr><w:r><w:rPr><w:sz w:val="16"/><w:szCs w:val="16"/></w:rPr><w:t xml:space="preserve">ID relasi ke tabel `theses` (tugas akhir / skripsi).</w:t></w:r></w:p></w:tc></w:tr><w:tr><w:trPr/><w:tc><w:tcPr><w:tcW w:w="1417.3228346456694" w:type="dxa"/><w:noWrap/></w:tcPr><w:p><w:pPr><w:spacing w:after="30"/></w:pPr><w:r><w:rPr><w:sz w:val="16"/><w:szCs w:val="16"/></w:rPr><w:t xml:space="preserve">3</w:t></w:r></w:p></w:tc><w:tc><w:tcPr><w:tcW w:w="1417.3228346456694" w:type="dxa"/><w:noWrap/></w:tcPr><w:p><w:pPr><w:spacing w:after="30"/></w:pPr><w:r><w:rPr><w:sz w:val="16"/><w:szCs w:val="16"/></w:rPr><w:t xml:space="preserve">`student_id`</w:t></w:r></w:p></w:tc><w:tc><w:tcPr><w:tcW w:w="1417.3228346456694" w:type="dxa"/><w:noWrap/></w:tcPr><w:p><w:pPr><w:spacing w:after="30"/></w:pPr><w:r><w:rPr><w:sz w:val="16"/><w:szCs w:val="16"/></w:rPr><w:t xml:space="preserve">`bigint(20) unsigned`</w:t></w:r></w:p></w:tc><w:tc><w:tcPr><w:tcW w:w="1417.3228346456694" w:type="dxa"/><w:noWrap/></w:tcPr><w:p><w:pPr><w:spacing w:after="30"/></w:pPr><w:r><w:rPr><w:sz w:val="16"/><w:szCs w:val="16"/></w:rPr><w:t xml:space="preserve">NOT NULL</w:t></w:r></w:p></w:tc><w:tc><w:tcPr><w:tcW w:w="1417.3228346456694" w:type="dxa"/><w:noWrap/></w:tcPr><w:p><w:pPr><w:spacing w:after="30"/></w:pPr><w:r><w:rPr><w:sz w:val="16"/><w:szCs w:val="16"/></w:rPr><w:t xml:space="preserve">*None*</w:t></w:r></w:p></w:tc><w:tc><w:tcPr><w:tcW w:w="1417.3228346456694" w:type="dxa"/><w:noWrap/></w:tcPr><w:p><w:pPr><w:spacing w:after="30"/></w:pPr><w:r><w:rPr><w:sz w:val="16"/><w:szCs w:val="16"/></w:rPr><w:t xml:space="preserve">MUL</w:t></w:r></w:p></w:tc><w:tc><w:tcPr><w:tcW w:w="1417.3228346456694" w:type="dxa"/><w:noWrap/></w:tcPr><w:p><w:pPr><w:spacing w:after="30"/></w:pPr><w:r><w:rPr><w:sz w:val="16"/><w:szCs w:val="16"/></w:rPr><w:t xml:space="preserve">Atribut data operasional student id.</w:t></w:r></w:p></w:tc></w:tr><w:tr><w:trPr/><w:tc><w:tcPr><w:tcW w:w="1417.3228346456694" w:type="dxa"/><w:noWrap/></w:tcPr><w:p><w:pPr><w:spacing w:after="30"/></w:pPr><w:r><w:rPr><w:sz w:val="16"/><w:szCs w:val="16"/></w:rPr><w:t xml:space="preserve">4</w:t></w:r></w:p></w:tc><w:tc><w:tcPr><w:tcW w:w="1417.3228346456694" w:type="dxa"/><w:noWrap/></w:tcPr><w:p><w:pPr><w:spacing w:after="30"/></w:pPr><w:r><w:rPr><w:sz w:val="16"/><w:szCs w:val="16"/></w:rPr><w:t xml:space="preserve">`status`</w:t></w:r></w:p></w:tc><w:tc><w:tcPr><w:tcW w:w="1417.3228346456694" w:type="dxa"/><w:noWrap/></w:tcPr><w:p><w:pPr><w:spacing w:after="30"/></w:pPr><w:r><w:rPr><w:sz w:val="16"/><w:szCs w:val="16"/></w:rPr><w:t xml:space="preserve">`enum('pending','approved','rejected')`</w:t></w:r></w:p></w:tc><w:tc><w:tcPr><w:tcW w:w="1417.3228346456694" w:type="dxa"/><w:noWrap/></w:tcPr><w:p><w:pPr><w:spacing w:after="30"/></w:pPr><w:r><w:rPr><w:sz w:val="16"/><w:szCs w:val="16"/></w:rPr><w:t xml:space="preserve">NOT NULL</w:t></w:r></w:p></w:tc><w:tc><w:tcPr><w:tcW w:w="1417.3228346456694" w:type="dxa"/><w:noWrap/></w:tcPr><w:p><w:pPr><w:spacing w:after="30"/></w:pPr><w:r><w:rPr><w:sz w:val="16"/><w:szCs w:val="16"/></w:rPr><w:t xml:space="preserve">`'pending'`</w:t></w:r></w:p></w:tc><w:tc><w:tcPr><w:tcW w:w="1417.3228346456694" w:type="dxa"/><w:noWrap/></w:tcPr><w:p><w:pPr><w:spacing w:after="30"/></w:pPr><w:r><w:rPr><w:sz w:val="16"/><w:szCs w:val="16"/></w:rPr><w:t xml:space="preserve">-</w:t></w:r></w:p></w:tc><w:tc><w:tcPr><w:tcW w:w="1417.3228346456694" w:type="dxa"/><w:noWrap/></w:tcPr><w:p><w:pPr><w:spacing w:after="30"/></w:pPr><w:r><w:rPr><w:sz w:val="16"/><w:szCs w:val="16"/></w:rPr><w:t xml:space="preserve">Status alur kerja proses bisnis entitas terkait.</w:t></w:r></w:p></w:tc></w:tr><w:tr><w:trPr/><w:tc><w:tcPr><w:tcW w:w="1417.3228346456694" w:type="dxa"/><w:noWrap/></w:tcPr><w:p><w:pPr><w:spacing w:after="30"/></w:pPr><w:r><w:rPr><w:sz w:val="16"/><w:szCs w:val="16"/></w:rPr><w:t xml:space="preserve">5</w:t></w:r></w:p></w:tc><w:tc><w:tcPr><w:tcW w:w="1417.3228346456694" w:type="dxa"/><w:noWrap/></w:tcPr><w:p><w:pPr><w:spacing w:after="30"/></w:pPr><w:r><w:rPr><w:sz w:val="16"/><w:szCs w:val="16"/></w:rPr><w:t xml:space="preserve">`rejection_reason`</w:t></w:r></w:p></w:tc><w:tc><w:tcPr><w:tcW w:w="1417.3228346456694" w:type="dxa"/><w:noWrap/></w:tcPr><w:p><w:pPr><w:spacing w:after="30"/></w:pPr><w:r><w:rPr><w:sz w:val="16"/><w:szCs w:val="16"/></w:rPr><w:t xml:space="preserve">`text`</w:t></w:r></w:p></w:tc><w:tc><w:tcPr><w:tcW w:w="1417.3228346456694" w:type="dxa"/><w:noWrap/></w:tcPr><w:p><w:pPr><w:spacing w:after="30"/></w:pPr><w:r><w:rPr><w:sz w:val="16"/><w:szCs w:val="16"/></w:rPr><w:t xml:space="preserve">NULL</w:t></w:r></w:p></w:tc><w:tc><w:tcPr><w:tcW w:w="1417.3228346456694" w:type="dxa"/><w:noWrap/></w:tcPr><w:p><w:pPr><w:spacing w:after="30"/></w:pPr><w:r><w:rPr><w:sz w:val="16"/><w:szCs w:val="16"/></w:rPr><w:t xml:space="preserve">`NULL`</w:t></w:r></w:p></w:tc><w:tc><w:tcPr><w:tcW w:w="1417.3228346456694" w:type="dxa"/><w:noWrap/></w:tcPr><w:p><w:pPr><w:spacing w:after="30"/></w:pPr><w:r><w:rPr><w:sz w:val="16"/><w:szCs w:val="16"/></w:rPr><w:t xml:space="preserve">-</w:t></w:r></w:p></w:tc><w:tc><w:tcPr><w:tcW w:w="1417.3228346456694" w:type="dxa"/><w:noWrap/></w:tcPr><w:p><w:pPr><w:spacing w:after="30"/></w:pPr><w:r><w:rPr><w:sz w:val="16"/><w:szCs w:val="16"/></w:rPr><w:t xml:space="preserve">Atribut data operasional rejection reason.</w:t></w:r></w:p></w:tc></w:tr><w:tr><w:trPr/><w:tc><w:tcPr><w:tcW w:w="1417.3228346456694" w:type="dxa"/><w:noWrap/></w:tcPr><w:p><w:pPr><w:spacing w:after="30"/></w:pPr><w:r><w:rPr><w:sz w:val="16"/><w:szCs w:val="16"/></w:rPr><w:t xml:space="preserve">6</w:t></w:r></w:p></w:tc><w:tc><w:tcPr><w:tcW w:w="1417.3228346456694" w:type="dxa"/><w:noWrap/></w:tcPr><w:p><w:pPr><w:spacing w:after="30"/></w:pPr><w:r><w:rPr><w:sz w:val="16"/><w:szCs w:val="16"/></w:rPr><w:t xml:space="preserve">`final_thesis_file`</w:t></w:r></w:p></w:tc><w:tc><w:tcPr><w:tcW w:w="1417.3228346456694" w:type="dxa"/><w:noWrap/></w:tcPr><w:p><w:pPr><w:spacing w:after="30"/></w:pPr><w:r><w:rPr><w:sz w:val="16"/><w:szCs w:val="16"/></w:rPr><w:t xml:space="preserve">`text`</w:t></w:r></w:p></w:tc><w:tc><w:tcPr><w:tcW w:w="1417.3228346456694" w:type="dxa"/><w:noWrap/></w:tcPr><w:p><w:pPr><w:spacing w:after="30"/></w:pPr><w:r><w:rPr><w:sz w:val="16"/><w:szCs w:val="16"/></w:rPr><w:t xml:space="preserve">NULL</w:t></w:r></w:p></w:tc><w:tc><w:tcPr><w:tcW w:w="1417.3228346456694" w:type="dxa"/><w:noWrap/></w:tcPr><w:p><w:pPr><w:spacing w:after="30"/></w:pPr><w:r><w:rPr><w:sz w:val="16"/><w:szCs w:val="16"/></w:rPr><w:t xml:space="preserve">`NULL`</w:t></w:r></w:p></w:tc><w:tc><w:tcPr><w:tcW w:w="1417.3228346456694" w:type="dxa"/><w:noWrap/></w:tcPr><w:p><w:pPr><w:spacing w:after="30"/></w:pPr><w:r><w:rPr><w:sz w:val="16"/><w:szCs w:val="16"/></w:rPr><w:t xml:space="preserve">-</w:t></w:r></w:p></w:tc><w:tc><w:tcPr><w:tcW w:w="1417.3228346456694" w:type="dxa"/><w:noWrap/></w:tcPr><w:p><w:pPr><w:spacing w:after="30"/></w:pPr><w:r><w:rPr><w:sz w:val="16"/><w:szCs w:val="16"/></w:rPr><w:t xml:space="preserve">Path relatif lokasi penyimpanan berkas dokumen pada storage privat.</w:t></w:r></w:p></w:tc></w:tr><w:tr><w:trPr/><w:tc><w:tcPr><w:tcW w:w="1417.3228346456694" w:type="dxa"/><w:noWrap/></w:tcPr><w:p><w:pPr><w:spacing w:after="30"/></w:pPr><w:r><w:rPr><w:sz w:val="16"/><w:szCs w:val="16"/></w:rPr><w:t xml:space="preserve">7</w:t></w:r></w:p></w:tc><w:tc><w:tcPr><w:tcW w:w="1417.3228346456694" w:type="dxa"/><w:noWrap/></w:tcPr><w:p><w:pPr><w:spacing w:after="30"/></w:pPr><w:r><w:rPr><w:sz w:val="16"/><w:szCs w:val="16"/></w:rPr><w:t xml:space="preserve">`journal_article_file`</w:t></w:r></w:p></w:tc><w:tc><w:tcPr><w:tcW w:w="1417.3228346456694" w:type="dxa"/><w:noWrap/></w:tcPr><w:p><w:pPr><w:spacing w:after="30"/></w:pPr><w:r><w:rPr><w:sz w:val="16"/><w:szCs w:val="16"/></w:rPr><w:t xml:space="preserve">`text`</w:t></w:r></w:p></w:tc><w:tc><w:tcPr><w:tcW w:w="1417.3228346456694" w:type="dxa"/><w:noWrap/></w:tcPr><w:p><w:pPr><w:spacing w:after="30"/></w:pPr><w:r><w:rPr><w:sz w:val="16"/><w:szCs w:val="16"/></w:rPr><w:t xml:space="preserve">NULL</w:t></w:r></w:p></w:tc><w:tc><w:tcPr><w:tcW w:w="1417.3228346456694" w:type="dxa"/><w:noWrap/></w:tcPr><w:p><w:pPr><w:spacing w:after="30"/></w:pPr><w:r><w:rPr><w:sz w:val="16"/><w:szCs w:val="16"/></w:rPr><w:t xml:space="preserve">`NULL`</w:t></w:r></w:p></w:tc><w:tc><w:tcPr><w:tcW w:w="1417.3228346456694" w:type="dxa"/><w:noWrap/></w:tcPr><w:p><w:pPr><w:spacing w:after="30"/></w:pPr><w:r><w:rPr><w:sz w:val="16"/><w:szCs w:val="16"/></w:rPr><w:t xml:space="preserve">-</w:t></w:r></w:p></w:tc><w:tc><w:tcPr><w:tcW w:w="1417.3228346456694" w:type="dxa"/><w:noWrap/></w:tcPr><w:p><w:pPr><w:spacing w:after="30"/></w:pPr><w:r><w:rPr><w:sz w:val="16"/><w:szCs w:val="16"/></w:rPr><w:t xml:space="preserve">Path relatif lokasi penyimpanan berkas dokumen pada storage privat.</w:t></w:r></w:p></w:tc></w:tr><w:tr><w:trPr/><w:tc><w:tcPr><w:tcW w:w="1417.3228346456694" w:type="dxa"/><w:noWrap/></w:tcPr><w:p><w:pPr><w:spacing w:after="30"/></w:pPr><w:r><w:rPr><w:sz w:val="16"/><w:szCs w:val="16"/></w:rPr><w:t xml:space="preserve">8</w:t></w:r></w:p></w:tc><w:tc><w:tcPr><w:tcW w:w="1417.3228346456694" w:type="dxa"/><w:noWrap/></w:tcPr><w:p><w:pPr><w:spacing w:after="30"/></w:pPr><w:r><w:rPr><w:sz w:val="16"/><w:szCs w:val="16"/></w:rPr><w:t xml:space="preserve">`publication_link`</w:t></w:r></w:p></w:tc><w:tc><w:tcPr><w:tcW w:w="1417.3228346456694" w:type="dxa"/><w:noWrap/></w:tcPr><w:p><w:pPr><w:spacing w:after="30"/></w:pPr><w:r><w:rPr><w:sz w:val="16"/><w:szCs w:val="16"/></w:rPr><w:t xml:space="preserve">`text`</w:t></w:r></w:p></w:tc><w:tc><w:tcPr><w:tcW w:w="1417.3228346456694" w:type="dxa"/><w:noWrap/></w:tcPr><w:p><w:pPr><w:spacing w:after="30"/></w:pPr><w:r><w:rPr><w:sz w:val="16"/><w:szCs w:val="16"/></w:rPr><w:t xml:space="preserve">NULL</w:t></w:r></w:p></w:tc><w:tc><w:tcPr><w:tcW w:w="1417.3228346456694" w:type="dxa"/><w:noWrap/></w:tcPr><w:p><w:pPr><w:spacing w:after="30"/></w:pPr><w:r><w:rPr><w:sz w:val="16"/><w:szCs w:val="16"/></w:rPr><w:t xml:space="preserve">`NULL`</w:t></w:r></w:p></w:tc><w:tc><w:tcPr><w:tcW w:w="1417.3228346456694" w:type="dxa"/><w:noWrap/></w:tcPr><w:p><w:pPr><w:spacing w:after="30"/></w:pPr><w:r><w:rPr><w:sz w:val="16"/><w:szCs w:val="16"/></w:rPr><w:t xml:space="preserve">-</w:t></w:r></w:p></w:tc><w:tc><w:tcPr><w:tcW w:w="1417.3228346456694" w:type="dxa"/><w:noWrap/></w:tcPr><w:p><w:pPr><w:spacing w:after="30"/></w:pPr><w:r><w:rPr><w:sz w:val="16"/><w:szCs w:val="16"/></w:rPr><w:t xml:space="preserve">Atribut data operasional publication link.</w:t></w:r></w:p></w:tc></w:tr><w:tr><w:trPr/><w:tc><w:tcPr><w:tcW w:w="1417.3228346456694" w:type="dxa"/><w:noWrap/></w:tcPr><w:p><w:pPr><w:spacing w:after="30"/></w:pPr><w:r><w:rPr><w:sz w:val="16"/><w:szCs w:val="16"/></w:rPr><w:t xml:space="preserve">9</w:t></w:r></w:p></w:tc><w:tc><w:tcPr><w:tcW w:w="1417.3228346456694" w:type="dxa"/><w:noWrap/></w:tcPr><w:p><w:pPr><w:spacing w:after="30"/></w:pPr><w:r><w:rPr><w:sz w:val="16"/><w:szCs w:val="16"/></w:rPr><w:t xml:space="preserve">`plagiarism_file`</w:t></w:r></w:p></w:tc><w:tc><w:tcPr><w:tcW w:w="1417.3228346456694" w:type="dxa"/><w:noWrap/></w:tcPr><w:p><w:pPr><w:spacing w:after="30"/></w:pPr><w:r><w:rPr><w:sz w:val="16"/><w:szCs w:val="16"/></w:rPr><w:t xml:space="preserve">`text`</w:t></w:r></w:p></w:tc><w:tc><w:tcPr><w:tcW w:w="1417.3228346456694" w:type="dxa"/><w:noWrap/></w:tcPr><w:p><w:pPr><w:spacing w:after="30"/></w:pPr><w:r><w:rPr><w:sz w:val="16"/><w:szCs w:val="16"/></w:rPr><w:t xml:space="preserve">NULL</w:t></w:r></w:p></w:tc><w:tc><w:tcPr><w:tcW w:w="1417.3228346456694" w:type="dxa"/><w:noWrap/></w:tcPr><w:p><w:pPr><w:spacing w:after="30"/></w:pPr><w:r><w:rPr><w:sz w:val="16"/><w:szCs w:val="16"/></w:rPr><w:t xml:space="preserve">`NULL`</w:t></w:r></w:p></w:tc><w:tc><w:tcPr><w:tcW w:w="1417.3228346456694" w:type="dxa"/><w:noWrap/></w:tcPr><w:p><w:pPr><w:spacing w:after="30"/></w:pPr><w:r><w:rPr><w:sz w:val="16"/><w:szCs w:val="16"/></w:rPr><w:t xml:space="preserve">-</w:t></w:r></w:p></w:tc><w:tc><w:tcPr><w:tcW w:w="1417.3228346456694" w:type="dxa"/><w:noWrap/></w:tcPr><w:p><w:pPr><w:spacing w:after="30"/></w:pPr><w:r><w:rPr><w:sz w:val="16"/><w:szCs w:val="16"/></w:rPr><w:t xml:space="preserve">Path relatif lokasi penyimpanan berkas dokumen pada storage privat.</w:t></w:r></w:p></w:tc></w:tr><w:tr><w:trPr/><w:tc><w:tcPr><w:tcW w:w="1417.3228346456694" w:type="dxa"/><w:noWrap/></w:tcPr><w:p><w:pPr><w:spacing w:after="30"/></w:pPr><w:r><w:rPr><w:sz w:val="16"/><w:szCs w:val="16"/></w:rPr><w:t xml:space="preserve">10</w:t></w:r></w:p></w:tc><w:tc><w:tcPr><w:tcW w:w="1417.3228346456694" w:type="dxa"/><w:noWrap/></w:tcPr><w:p><w:pPr><w:spacing w:after="30"/></w:pPr><w:r><w:rPr><w:sz w:val="16"/><w:szCs w:val="16"/></w:rPr><w:t xml:space="preserve">`student_notes`</w:t></w:r></w:p></w:tc><w:tc><w:tcPr><w:tcW w:w="1417.3228346456694" w:type="dxa"/><w:noWrap/></w:tcPr><w:p><w:pPr><w:spacing w:after="30"/></w:pPr><w:r><w:rPr><w:sz w:val="16"/><w:szCs w:val="16"/></w:rPr><w:t xml:space="preserve">`text`</w:t></w:r></w:p></w:tc><w:tc><w:tcPr><w:tcW w:w="1417.3228346456694" w:type="dxa"/><w:noWrap/></w:tcPr><w:p><w:pPr><w:spacing w:after="30"/></w:pPr><w:r><w:rPr><w:sz w:val="16"/><w:szCs w:val="16"/></w:rPr><w:t xml:space="preserve">NULL</w:t></w:r></w:p></w:tc><w:tc><w:tcPr><w:tcW w:w="1417.3228346456694" w:type="dxa"/><w:noWrap/></w:tcPr><w:p><w:pPr><w:spacing w:after="30"/></w:pPr><w:r><w:rPr><w:sz w:val="16"/><w:szCs w:val="16"/></w:rPr><w:t xml:space="preserve">`NULL`</w:t></w:r></w:p></w:tc><w:tc><w:tcPr><w:tcW w:w="1417.3228346456694" w:type="dxa"/><w:noWrap/></w:tcPr><w:p><w:pPr><w:spacing w:after="30"/></w:pPr><w:r><w:rPr><w:sz w:val="16"/><w:szCs w:val="16"/></w:rPr><w:t xml:space="preserve">-</w:t></w:r></w:p></w:tc><w:tc><w:tcPr><w:tcW w:w="1417.3228346456694" w:type="dxa"/><w:noWrap/></w:tcPr><w:p><w:pPr><w:spacing w:after="30"/></w:pPr><w:r><w:rPr><w:sz w:val="16"/><w:szCs w:val="16"/></w:rPr><w:t xml:space="preserve">Catatan atau pesan deskriptif tambahan dari dosen/admin.</w:t></w:r></w:p></w:tc></w:tr><w:tr><w:trPr/><w:tc><w:tcPr><w:tcW w:w="1417.3228346456694" w:type="dxa"/><w:noWrap/></w:tcPr><w:p><w:pPr><w:spacing w:after="30"/></w:pPr><w:r><w:rPr><w:sz w:val="16"/><w:szCs w:val="16"/></w:rPr><w:t xml:space="preserve">11</w:t></w:r></w:p></w:tc><w:tc><w:tcPr><w:tcW w:w="1417.3228346456694" w:type="dxa"/><w:noWrap/></w:tcPr><w:p><w:pPr><w:spacing w:after="30"/></w:pPr><w:r><w:rPr><w:sz w:val="16"/><w:szCs w:val="16"/></w:rPr><w:t xml:space="preserve">`hardcover_collected`</w:t></w:r></w:p></w:tc><w:tc><w:tcPr><w:tcW w:w="1417.3228346456694" w:type="dxa"/><w:noWrap/></w:tcPr><w:p><w:pPr><w:spacing w:after="30"/></w:pPr><w:r><w:rPr><w:sz w:val="16"/><w:szCs w:val="16"/></w:rPr><w:t xml:space="preserve">`tinyint(1)`</w:t></w:r></w:p></w:tc><w:tc><w:tcPr><w:tcW w:w="1417.3228346456694" w:type="dxa"/><w:noWrap/></w:tcPr><w:p><w:pPr><w:spacing w:after="30"/></w:pPr><w:r><w:rPr><w:sz w:val="16"/><w:szCs w:val="16"/></w:rPr><w:t xml:space="preserve">NOT NULL</w:t></w:r></w:p></w:tc><w:tc><w:tcPr><w:tcW w:w="1417.3228346456694" w:type="dxa"/><w:noWrap/></w:tcPr><w:p><w:pPr><w:spacing w:after="30"/></w:pPr><w:r><w:rPr><w:sz w:val="16"/><w:szCs w:val="16"/></w:rPr><w:t xml:space="preserve">`0`</w:t></w:r></w:p></w:tc><w:tc><w:tcPr><w:tcW w:w="1417.3228346456694" w:type="dxa"/><w:noWrap/></w:tcPr><w:p><w:pPr><w:spacing w:after="30"/></w:pPr><w:r><w:rPr><w:sz w:val="16"/><w:szCs w:val="16"/></w:rPr><w:t xml:space="preserve">-</w:t></w:r></w:p></w:tc><w:tc><w:tcPr><w:tcW w:w="1417.3228346456694" w:type="dxa"/><w:noWrap/></w:tcPr><w:p><w:pPr><w:spacing w:after="30"/></w:pPr><w:r><w:rPr><w:sz w:val="16"/><w:szCs w:val="16"/></w:rPr><w:t xml:space="preserve">Atribut data operasional hardcover collected.</w:t></w:r></w:p></w:tc></w:tr><w:tr><w:trPr/><w:tc><w:tcPr><w:tcW w:w="1417.3228346456694" w:type="dxa"/><w:noWrap/></w:tcPr><w:p><w:pPr><w:spacing w:after="30"/></w:pPr><w:r><w:rPr><w:sz w:val="16"/><w:szCs w:val="16"/></w:rPr><w:t xml:space="preserve">12</w:t></w:r></w:p></w:tc><w:tc><w:tcPr><w:tcW w:w="1417.3228346456694" w:type="dxa"/><w:noWrap/></w:tcPr><w:p><w:pPr><w:spacing w:after="30"/></w:pPr><w:r><w:rPr><w:sz w:val="16"/><w:szCs w:val="16"/></w:rPr><w:t xml:space="preserve">`hardcover_collected_at`</w:t></w:r></w:p></w:tc><w:tc><w:tcPr><w:tcW w:w="1417.3228346456694" w:type="dxa"/><w:noWrap/></w:tcPr><w:p><w:pPr><w:spacing w:after="30"/></w:pPr><w:r><w:rPr><w:sz w:val="16"/><w:szCs w:val="16"/></w:rPr><w:t xml:space="preserve">`timestamp`</w:t></w:r></w:p></w:tc><w:tc><w:tcPr><w:tcW w:w="1417.3228346456694" w:type="dxa"/><w:noWrap/></w:tcPr><w:p><w:pPr><w:spacing w:after="30"/></w:pPr><w:r><w:rPr><w:sz w:val="16"/><w:szCs w:val="16"/></w:rPr><w:t xml:space="preserve">NULL</w:t></w:r></w:p></w:tc><w:tc><w:tcPr><w:tcW w:w="1417.3228346456694" w:type="dxa"/><w:noWrap/></w:tcPr><w:p><w:pPr><w:spacing w:after="30"/></w:pPr><w:r><w:rPr><w:sz w:val="16"/><w:szCs w:val="16"/></w:rPr><w:t xml:space="preserve">`NULL`</w:t></w:r></w:p></w:tc><w:tc><w:tcPr><w:tcW w:w="1417.3228346456694" w:type="dxa"/><w:noWrap/></w:tcPr><w:p><w:pPr><w:spacing w:after="30"/></w:pPr><w:r><w:rPr><w:sz w:val="16"/><w:szCs w:val="16"/></w:rPr><w:t xml:space="preserve">-</w:t></w:r></w:p></w:tc><w:tc><w:tcPr><w:tcW w:w="1417.3228346456694" w:type="dxa"/><w:noWrap/></w:tcPr><w:p><w:pPr><w:spacing w:after="30"/></w:pPr><w:r><w:rPr><w:sz w:val="16"/><w:szCs w:val="16"/></w:rPr><w:t xml:space="preserve">Atribut data operasional hardcover collected at.</w:t></w:r></w:p></w:tc></w:tr><w:tr><w:trPr/><w:tc><w:tcPr><w:tcW w:w="1417.3228346456694" w:type="dxa"/><w:noWrap/></w:tcPr><w:p><w:pPr><w:spacing w:after="30"/></w:pPr><w:r><w:rPr><w:sz w:val="16"/><w:szCs w:val="16"/></w:rPr><w:t xml:space="preserve">13</w:t></w:r></w:p></w:tc><w:tc><w:tcPr><w:tcW w:w="1417.3228346456694" w:type="dxa"/><w:noWrap/></w:tcPr><w:p><w:pPr><w:spacing w:after="30"/></w:pPr><w:r><w:rPr><w:sz w:val="16"/><w:szCs w:val="16"/></w:rPr><w:t xml:space="preserve">`library_clearance`</w:t></w:r></w:p></w:tc><w:tc><w:tcPr><w:tcW w:w="1417.3228346456694" w:type="dxa"/><w:noWrap/></w:tcPr><w:p><w:pPr><w:spacing w:after="30"/></w:pPr><w:r><w:rPr><w:sz w:val="16"/><w:szCs w:val="16"/></w:rPr><w:t xml:space="preserve">`tinyint(1)`</w:t></w:r></w:p></w:tc><w:tc><w:tcPr><w:tcW w:w="1417.3228346456694" w:type="dxa"/><w:noWrap/></w:tcPr><w:p><w:pPr><w:spacing w:after="30"/></w:pPr><w:r><w:rPr><w:sz w:val="16"/><w:szCs w:val="16"/></w:rPr><w:t xml:space="preserve">NOT NULL</w:t></w:r></w:p></w:tc><w:tc><w:tcPr><w:tcW w:w="1417.3228346456694" w:type="dxa"/><w:noWrap/></w:tcPr><w:p><w:pPr><w:spacing w:after="30"/></w:pPr><w:r><w:rPr><w:sz w:val="16"/><w:szCs w:val="16"/></w:rPr><w:t xml:space="preserve">`0`</w:t></w:r></w:p></w:tc><w:tc><w:tcPr><w:tcW w:w="1417.3228346456694" w:type="dxa"/><w:noWrap/></w:tcPr><w:p><w:pPr><w:spacing w:after="30"/></w:pPr><w:r><w:rPr><w:sz w:val="16"/><w:szCs w:val="16"/></w:rPr><w:t xml:space="preserve">-</w:t></w:r></w:p></w:tc><w:tc><w:tcPr><w:tcW w:w="1417.3228346456694" w:type="dxa"/><w:noWrap/></w:tcPr><w:p><w:pPr><w:spacing w:after="30"/></w:pPr><w:r><w:rPr><w:sz w:val="16"/><w:szCs w:val="16"/></w:rPr><w:t xml:space="preserve">Atribut data operasional library clearance.</w:t></w:r></w:p></w:tc></w:tr><w:tr><w:trPr/><w:tc><w:tcPr><w:tcW w:w="1417.3228346456694" w:type="dxa"/><w:noWrap/></w:tcPr><w:p><w:pPr><w:spacing w:after="30"/></w:pPr><w:r><w:rPr><w:sz w:val="16"/><w:szCs w:val="16"/></w:rPr><w:t xml:space="preserve">14</w:t></w:r></w:p></w:tc><w:tc><w:tcPr><w:tcW w:w="1417.3228346456694" w:type="dxa"/><w:noWrap/></w:tcPr><w:p><w:pPr><w:spacing w:after="30"/></w:pPr><w:r><w:rPr><w:sz w:val="16"/><w:szCs w:val="16"/></w:rPr><w:t xml:space="preserve">`library_clearance_at`</w:t></w:r></w:p></w:tc><w:tc><w:tcPr><w:tcW w:w="1417.3228346456694" w:type="dxa"/><w:noWrap/></w:tcPr><w:p><w:pPr><w:spacing w:after="30"/></w:pPr><w:r><w:rPr><w:sz w:val="16"/><w:szCs w:val="16"/></w:rPr><w:t xml:space="preserve">`timestamp`</w:t></w:r></w:p></w:tc><w:tc><w:tcPr><w:tcW w:w="1417.3228346456694" w:type="dxa"/><w:noWrap/></w:tcPr><w:p><w:pPr><w:spacing w:after="30"/></w:pPr><w:r><w:rPr><w:sz w:val="16"/><w:szCs w:val="16"/></w:rPr><w:t xml:space="preserve">NULL</w:t></w:r></w:p></w:tc><w:tc><w:tcPr><w:tcW w:w="1417.3228346456694" w:type="dxa"/><w:noWrap/></w:tcPr><w:p><w:pPr><w:spacing w:after="30"/></w:pPr><w:r><w:rPr><w:sz w:val="16"/><w:szCs w:val="16"/></w:rPr><w:t xml:space="preserve">`NULL`</w:t></w:r></w:p></w:tc><w:tc><w:tcPr><w:tcW w:w="1417.3228346456694" w:type="dxa"/><w:noWrap/></w:tcPr><w:p><w:pPr><w:spacing w:after="30"/></w:pPr><w:r><w:rPr><w:sz w:val="16"/><w:szCs w:val="16"/></w:rPr><w:t xml:space="preserve">-</w:t></w:r></w:p></w:tc><w:tc><w:tcPr><w:tcW w:w="1417.3228346456694" w:type="dxa"/><w:noWrap/></w:tcPr><w:p><w:pPr><w:spacing w:after="30"/></w:pPr><w:r><w:rPr><w:sz w:val="16"/><w:szCs w:val="16"/></w:rPr><w:t xml:space="preserve">Atribut data operasional library clearance at.</w:t></w:r></w:p></w:tc></w:tr><w:tr><w:trPr/><w:tc><w:tcPr><w:tcW w:w="1417.3228346456694" w:type="dxa"/><w:noWrap/></w:tcPr><w:p><w:pPr><w:spacing w:after="30"/></w:pPr><w:r><w:rPr><w:sz w:val="16"/><w:szCs w:val="16"/></w:rPr><w:t xml:space="preserve">15</w:t></w:r></w:p></w:tc><w:tc><w:tcPr><w:tcW w:w="1417.3228346456694" w:type="dxa"/><w:noWrap/></w:tcPr><w:p><w:pPr><w:spacing w:after="30"/></w:pPr><w:r><w:rPr><w:sz w:val="16"/><w:szCs w:val="16"/></w:rPr><w:t xml:space="preserve">`lab_clearance`</w:t></w:r></w:p></w:tc><w:tc><w:tcPr><w:tcW w:w="1417.3228346456694" w:type="dxa"/><w:noWrap/></w:tcPr><w:p><w:pPr><w:spacing w:after="30"/></w:pPr><w:r><w:rPr><w:sz w:val="16"/><w:szCs w:val="16"/></w:rPr><w:t xml:space="preserve">`tinyint(1)`</w:t></w:r></w:p></w:tc><w:tc><w:tcPr><w:tcW w:w="1417.3228346456694" w:type="dxa"/><w:noWrap/></w:tcPr><w:p><w:pPr><w:spacing w:after="30"/></w:pPr><w:r><w:rPr><w:sz w:val="16"/><w:szCs w:val="16"/></w:rPr><w:t xml:space="preserve">NOT NULL</w:t></w:r></w:p></w:tc><w:tc><w:tcPr><w:tcW w:w="1417.3228346456694" w:type="dxa"/><w:noWrap/></w:tcPr><w:p><w:pPr><w:spacing w:after="30"/></w:pPr><w:r><w:rPr><w:sz w:val="16"/><w:szCs w:val="16"/></w:rPr><w:t xml:space="preserve">`0`</w:t></w:r></w:p></w:tc><w:tc><w:tcPr><w:tcW w:w="1417.3228346456694" w:type="dxa"/><w:noWrap/></w:tcPr><w:p><w:pPr><w:spacing w:after="30"/></w:pPr><w:r><w:rPr><w:sz w:val="16"/><w:szCs w:val="16"/></w:rPr><w:t xml:space="preserve">-</w:t></w:r></w:p></w:tc><w:tc><w:tcPr><w:tcW w:w="1417.3228346456694" w:type="dxa"/><w:noWrap/></w:tcPr><w:p><w:pPr><w:spacing w:after="30"/></w:pPr><w:r><w:rPr><w:sz w:val="16"/><w:szCs w:val="16"/></w:rPr><w:t xml:space="preserve">Atribut data operasional lab clearance.</w:t></w:r></w:p></w:tc></w:tr><w:tr><w:trPr/><w:tc><w:tcPr><w:tcW w:w="1417.3228346456694" w:type="dxa"/><w:noWrap/></w:tcPr><w:p><w:pPr><w:spacing w:after="30"/></w:pPr><w:r><w:rPr><w:sz w:val="16"/><w:szCs w:val="16"/></w:rPr><w:t xml:space="preserve">16</w:t></w:r></w:p></w:tc><w:tc><w:tcPr><w:tcW w:w="1417.3228346456694" w:type="dxa"/><w:noWrap/></w:tcPr><w:p><w:pPr><w:spacing w:after="30"/></w:pPr><w:r><w:rPr><w:sz w:val="16"/><w:szCs w:val="16"/></w:rPr><w:t xml:space="preserve">`lab_clearance_at`</w:t></w:r></w:p></w:tc><w:tc><w:tcPr><w:tcW w:w="1417.3228346456694" w:type="dxa"/><w:noWrap/></w:tcPr><w:p><w:pPr><w:spacing w:after="30"/></w:pPr><w:r><w:rPr><w:sz w:val="16"/><w:szCs w:val="16"/></w:rPr><w:t xml:space="preserve">`timestamp`</w:t></w:r></w:p></w:tc><w:tc><w:tcPr><w:tcW w:w="1417.3228346456694" w:type="dxa"/><w:noWrap/></w:tcPr><w:p><w:pPr><w:spacing w:after="30"/></w:pPr><w:r><w:rPr><w:sz w:val="16"/><w:szCs w:val="16"/></w:rPr><w:t xml:space="preserve">NULL</w:t></w:r></w:p></w:tc><w:tc><w:tcPr><w:tcW w:w="1417.3228346456694" w:type="dxa"/><w:noWrap/></w:tcPr><w:p><w:pPr><w:spacing w:after="30"/></w:pPr><w:r><w:rPr><w:sz w:val="16"/><w:szCs w:val="16"/></w:rPr><w:t xml:space="preserve">`NULL`</w:t></w:r></w:p></w:tc><w:tc><w:tcPr><w:tcW w:w="1417.3228346456694" w:type="dxa"/><w:noWrap/></w:tcPr><w:p><w:pPr><w:spacing w:after="30"/></w:pPr><w:r><w:rPr><w:sz w:val="16"/><w:szCs w:val="16"/></w:rPr><w:t xml:space="preserve">-</w:t></w:r></w:p></w:tc><w:tc><w:tcPr><w:tcW w:w="1417.3228346456694" w:type="dxa"/><w:noWrap/></w:tcPr><w:p><w:pPr><w:spacing w:after="30"/></w:pPr><w:r><w:rPr><w:sz w:val="16"/><w:szCs w:val="16"/></w:rPr><w:t xml:space="preserve">Atribut data operasional lab clearance at.</w:t></w:r></w:p></w:tc></w:tr><w:tr><w:trPr/><w:tc><w:tcPr><w:tcW w:w="1417.3228346456694" w:type="dxa"/><w:noWrap/></w:tcPr><w:p><w:pPr><w:spacing w:after="30"/></w:pPr><w:r><w:rPr><w:sz w:val="16"/><w:szCs w:val="16"/></w:rPr><w:t xml:space="preserve">17</w:t></w:r></w:p></w:tc><w:tc><w:tcPr><w:tcW w:w="1417.3228346456694" w:type="dxa"/><w:noWrap/></w:tcPr><w:p><w:pPr><w:spacing w:after="30"/></w:pPr><w:r><w:rPr><w:sz w:val="16"/><w:szCs w:val="16"/></w:rPr><w:t xml:space="preserve">`cd_or_repository_collected`</w:t></w:r></w:p></w:tc><w:tc><w:tcPr><w:tcW w:w="1417.3228346456694" w:type="dxa"/><w:noWrap/></w:tcPr><w:p><w:pPr><w:spacing w:after="30"/></w:pPr><w:r><w:rPr><w:sz w:val="16"/><w:szCs w:val="16"/></w:rPr><w:t xml:space="preserve">`tinyint(1)`</w:t></w:r></w:p></w:tc><w:tc><w:tcPr><w:tcW w:w="1417.3228346456694" w:type="dxa"/><w:noWrap/></w:tcPr><w:p><w:pPr><w:spacing w:after="30"/></w:pPr><w:r><w:rPr><w:sz w:val="16"/><w:szCs w:val="16"/></w:rPr><w:t xml:space="preserve">NOT NULL</w:t></w:r></w:p></w:tc><w:tc><w:tcPr><w:tcW w:w="1417.3228346456694" w:type="dxa"/><w:noWrap/></w:tcPr><w:p><w:pPr><w:spacing w:after="30"/></w:pPr><w:r><w:rPr><w:sz w:val="16"/><w:szCs w:val="16"/></w:rPr><w:t xml:space="preserve">`0`</w:t></w:r></w:p></w:tc><w:tc><w:tcPr><w:tcW w:w="1417.3228346456694" w:type="dxa"/><w:noWrap/></w:tcPr><w:p><w:pPr><w:spacing w:after="30"/></w:pPr><w:r><w:rPr><w:sz w:val="16"/><w:szCs w:val="16"/></w:rPr><w:t xml:space="preserve">-</w:t></w:r></w:p></w:tc><w:tc><w:tcPr><w:tcW w:w="1417.3228346456694" w:type="dxa"/><w:noWrap/></w:tcPr><w:p><w:pPr><w:spacing w:after="30"/></w:pPr><w:r><w:rPr><w:sz w:val="16"/><w:szCs w:val="16"/></w:rPr><w:t xml:space="preserve">Atribut data operasional cd or repository collected.</w:t></w:r></w:p></w:tc></w:tr><w:tr><w:trPr/><w:tc><w:tcPr><w:tcW w:w="1417.3228346456694" w:type="dxa"/><w:noWrap/></w:tcPr><w:p><w:pPr><w:spacing w:after="30"/></w:pPr><w:r><w:rPr><w:sz w:val="16"/><w:szCs w:val="16"/></w:rPr><w:t xml:space="preserve">18</w:t></w:r></w:p></w:tc><w:tc><w:tcPr><w:tcW w:w="1417.3228346456694" w:type="dxa"/><w:noWrap/></w:tcPr><w:p><w:pPr><w:spacing w:after="30"/></w:pPr><w:r><w:rPr><w:sz w:val="16"/><w:szCs w:val="16"/></w:rPr><w:t xml:space="preserve">`cd_or_repository_collected_at`</w:t></w:r></w:p></w:tc><w:tc><w:tcPr><w:tcW w:w="1417.3228346456694" w:type="dxa"/><w:noWrap/></w:tcPr><w:p><w:pPr><w:spacing w:after="30"/></w:pPr><w:r><w:rPr><w:sz w:val="16"/><w:szCs w:val="16"/></w:rPr><w:t xml:space="preserve">`timestamp`</w:t></w:r></w:p></w:tc><w:tc><w:tcPr><w:tcW w:w="1417.3228346456694" w:type="dxa"/><w:noWrap/></w:tcPr><w:p><w:pPr><w:spacing w:after="30"/></w:pPr><w:r><w:rPr><w:sz w:val="16"/><w:szCs w:val="16"/></w:rPr><w:t xml:space="preserve">NULL</w:t></w:r></w:p></w:tc><w:tc><w:tcPr><w:tcW w:w="1417.3228346456694" w:type="dxa"/><w:noWrap/></w:tcPr><w:p><w:pPr><w:spacing w:after="30"/></w:pPr><w:r><w:rPr><w:sz w:val="16"/><w:szCs w:val="16"/></w:rPr><w:t xml:space="preserve">`NULL`</w:t></w:r></w:p></w:tc><w:tc><w:tcPr><w:tcW w:w="1417.3228346456694" w:type="dxa"/><w:noWrap/></w:tcPr><w:p><w:pPr><w:spacing w:after="30"/></w:pPr><w:r><w:rPr><w:sz w:val="16"/><w:szCs w:val="16"/></w:rPr><w:t xml:space="preserve">-</w:t></w:r></w:p></w:tc><w:tc><w:tcPr><w:tcW w:w="1417.3228346456694" w:type="dxa"/><w:noWrap/></w:tcPr><w:p><w:pPr><w:spacing w:after="30"/></w:pPr><w:r><w:rPr><w:sz w:val="16"/><w:szCs w:val="16"/></w:rPr><w:t xml:space="preserve">Atribut data operasional cd or repository collected at.</w:t></w:r></w:p></w:tc></w:tr><w:tr><w:trPr/><w:tc><w:tcPr><w:tcW w:w="1417.3228346456694" w:type="dxa"/><w:noWrap/></w:tcPr><w:p><w:pPr><w:spacing w:after="30"/></w:pPr><w:r><w:rPr><w:sz w:val="16"/><w:szCs w:val="16"/></w:rPr><w:t xml:space="preserve">19</w:t></w:r></w:p></w:tc><w:tc><w:tcPr><w:tcW w:w="1417.3228346456694" w:type="dxa"/><w:noWrap/></w:tcPr><w:p><w:pPr><w:spacing w:after="30"/></w:pPr><w:r><w:rPr><w:sz w:val="16"/><w:szCs w:val="16"/></w:rPr><w:t xml:space="preserve">`skl_number`</w:t></w:r></w:p></w:tc><w:tc><w:tcPr><w:tcW w:w="1417.3228346456694" w:type="dxa"/><w:noWrap/></w:tcPr><w:p><w:pPr><w:spacing w:after="30"/></w:pPr><w:r><w:rPr><w:sz w:val="16"/><w:szCs w:val="16"/></w:rPr><w:t xml:space="preserve">`varchar(255)`</w:t></w:r></w:p></w:tc><w:tc><w:tcPr><w:tcW w:w="1417.3228346456694" w:type="dxa"/><w:noWrap/></w:tcPr><w:p><w:pPr><w:spacing w:after="30"/></w:pPr><w:r><w:rPr><w:sz w:val="16"/><w:szCs w:val="16"/></w:rPr><w:t xml:space="preserve">NULL</w:t></w:r></w:p></w:tc><w:tc><w:tcPr><w:tcW w:w="1417.3228346456694" w:type="dxa"/><w:noWrap/></w:tcPr><w:p><w:pPr><w:spacing w:after="30"/></w:pPr><w:r><w:rPr><w:sz w:val="16"/><w:szCs w:val="16"/></w:rPr><w:t xml:space="preserve">`NULL`</w:t></w:r></w:p></w:tc><w:tc><w:tcPr><w:tcW w:w="1417.3228346456694" w:type="dxa"/><w:noWrap/></w:tcPr><w:p><w:pPr><w:spacing w:after="30"/></w:pPr><w:r><w:rPr><w:sz w:val="16"/><w:szCs w:val="16"/></w:rPr><w:t xml:space="preserve">-</w:t></w:r></w:p></w:tc><w:tc><w:tcPr><w:tcW w:w="1417.3228346456694" w:type="dxa"/><w:noWrap/></w:tcPr><w:p><w:pPr><w:spacing w:after="30"/></w:pPr><w:r><w:rPr><w:sz w:val="16"/><w:szCs w:val="16"/></w:rPr><w:t xml:space="preserve">Atribut data operasional skl number.</w:t></w:r></w:p></w:tc></w:tr><w:tr><w:trPr/><w:tc><w:tcPr><w:tcW w:w="1417.3228346456694" w:type="dxa"/><w:noWrap/></w:tcPr><w:p><w:pPr><w:spacing w:after="30"/></w:pPr><w:r><w:rPr><w:sz w:val="16"/><w:szCs w:val="16"/></w:rPr><w:t xml:space="preserve">20</w:t></w:r></w:p></w:tc><w:tc><w:tcPr><w:tcW w:w="1417.3228346456694" w:type="dxa"/><w:noWrap/></w:tcPr><w:p><w:pPr><w:spacing w:after="30"/></w:pPr><w:r><w:rPr><w:sz w:val="16"/><w:szCs w:val="16"/></w:rPr><w:t xml:space="preserve">`graduation_date`</w:t></w:r></w:p></w:tc><w:tc><w:tcPr><w:tcW w:w="1417.3228346456694" w:type="dxa"/><w:noWrap/></w:tcPr><w:p><w:pPr><w:spacing w:after="30"/></w:pPr><w:r><w:rPr><w:sz w:val="16"/><w:szCs w:val="16"/></w:rPr><w:t xml:space="preserve">`date`</w:t></w:r></w:p></w:tc><w:tc><w:tcPr><w:tcW w:w="1417.3228346456694" w:type="dxa"/><w:noWrap/></w:tcPr><w:p><w:pPr><w:spacing w:after="30"/></w:pPr><w:r><w:rPr><w:sz w:val="16"/><w:szCs w:val="16"/></w:rPr><w:t xml:space="preserve">NULL</w:t></w:r></w:p></w:tc><w:tc><w:tcPr><w:tcW w:w="1417.3228346456694" w:type="dxa"/><w:noWrap/></w:tcPr><w:p><w:pPr><w:spacing w:after="30"/></w:pPr><w:r><w:rPr><w:sz w:val="16"/><w:szCs w:val="16"/></w:rPr><w:t xml:space="preserve">`NULL`</w:t></w:r></w:p></w:tc><w:tc><w:tcPr><w:tcW w:w="1417.3228346456694" w:type="dxa"/><w:noWrap/></w:tcPr><w:p><w:pPr><w:spacing w:after="30"/></w:pPr><w:r><w:rPr><w:sz w:val="16"/><w:szCs w:val="16"/></w:rPr><w:t xml:space="preserve">-</w:t></w:r></w:p></w:tc><w:tc><w:tcPr><w:tcW w:w="1417.3228346456694" w:type="dxa"/><w:noWrap/></w:tcPr><w:p><w:pPr><w:spacing w:after="30"/></w:pPr><w:r><w:rPr><w:sz w:val="16"/><w:szCs w:val="16"/></w:rPr><w:t xml:space="preserve">Tanggal pelaksanaan atau batas waktu proses bisnis.</w:t></w:r></w:p></w:tc></w:tr><w:tr><w:trPr/><w:tc><w:tcPr><w:tcW w:w="1417.3228346456694" w:type="dxa"/><w:noWrap/></w:tcPr><w:p><w:pPr><w:spacing w:after="30"/></w:pPr><w:r><w:rPr><w:sz w:val="16"/><w:szCs w:val="16"/></w:rPr><w:t xml:space="preserve">21</w:t></w:r></w:p></w:tc><w:tc><w:tcPr><w:tcW w:w="1417.3228346456694" w:type="dxa"/><w:noWrap/></w:tcPr><w:p><w:pPr><w:spacing w:after="30"/></w:pPr><w:r><w:rPr><w:sz w:val="16"/><w:szCs w:val="16"/></w:rPr><w:t xml:space="preserve">`gpa`</w:t></w:r></w:p></w:tc><w:tc><w:tcPr><w:tcW w:w="1417.3228346456694" w:type="dxa"/><w:noWrap/></w:tcPr><w:p><w:pPr><w:spacing w:after="30"/></w:pPr><w:r><w:rPr><w:sz w:val="16"/><w:szCs w:val="16"/></w:rPr><w:t xml:space="preserve">`decimal(3,2)`</w:t></w:r></w:p></w:tc><w:tc><w:tcPr><w:tcW w:w="1417.3228346456694" w:type="dxa"/><w:noWrap/></w:tcPr><w:p><w:pPr><w:spacing w:after="30"/></w:pPr><w:r><w:rPr><w:sz w:val="16"/><w:szCs w:val="16"/></w:rPr><w:t xml:space="preserve">NULL</w:t></w:r></w:p></w:tc><w:tc><w:tcPr><w:tcW w:w="1417.3228346456694" w:type="dxa"/><w:noWrap/></w:tcPr><w:p><w:pPr><w:spacing w:after="30"/></w:pPr><w:r><w:rPr><w:sz w:val="16"/><w:szCs w:val="16"/></w:rPr><w:t xml:space="preserve">`NULL`</w:t></w:r></w:p></w:tc><w:tc><w:tcPr><w:tcW w:w="1417.3228346456694" w:type="dxa"/><w:noWrap/></w:tcPr><w:p><w:pPr><w:spacing w:after="30"/></w:pPr><w:r><w:rPr><w:sz w:val="16"/><w:szCs w:val="16"/></w:rPr><w:t xml:space="preserve">-</w:t></w:r></w:p></w:tc><w:tc><w:tcPr><w:tcW w:w="1417.3228346456694" w:type="dxa"/><w:noWrap/></w:tcPr><w:p><w:pPr><w:spacing w:after="30"/></w:pPr><w:r><w:rPr><w:sz w:val="16"/><w:szCs w:val="16"/></w:rPr><w:t xml:space="preserve">Atribut data operasional gpa.</w:t></w:r></w:p></w:tc></w:tr><w:tr><w:trPr/><w:tc><w:tcPr><w:tcW w:w="1417.3228346456694" w:type="dxa"/><w:noWrap/></w:tcPr><w:p><w:pPr><w:spacing w:after="30"/></w:pPr><w:r><w:rPr><w:sz w:val="16"/><w:szCs w:val="16"/></w:rPr><w:t xml:space="preserve">22</w:t></w:r></w:p></w:tc><w:tc><w:tcPr><w:tcW w:w="1417.3228346456694" w:type="dxa"/><w:noWrap/></w:tcPr><w:p><w:pPr><w:spacing w:after="30"/></w:pPr><w:r><w:rPr><w:sz w:val="16"/><w:szCs w:val="16"/></w:rPr><w:t xml:space="preserve">`predicate`</w:t></w:r></w:p></w:tc><w:tc><w:tcPr><w:tcW w:w="1417.3228346456694" w:type="dxa"/><w:noWrap/></w:tcPr><w:p><w:pPr><w:spacing w:after="30"/></w:pPr><w:r><w:rPr><w:sz w:val="16"/><w:szCs w:val="16"/></w:rPr><w:t xml:space="preserve">`varchar(255)`</w:t></w:r></w:p></w:tc><w:tc><w:tcPr><w:tcW w:w="1417.3228346456694" w:type="dxa"/><w:noWrap/></w:tcPr><w:p><w:pPr><w:spacing w:after="30"/></w:pPr><w:r><w:rPr><w:sz w:val="16"/><w:szCs w:val="16"/></w:rPr><w:t xml:space="preserve">NULL</w:t></w:r></w:p></w:tc><w:tc><w:tcPr><w:tcW w:w="1417.3228346456694" w:type="dxa"/><w:noWrap/></w:tcPr><w:p><w:pPr><w:spacing w:after="30"/></w:pPr><w:r><w:rPr><w:sz w:val="16"/><w:szCs w:val="16"/></w:rPr><w:t xml:space="preserve">`NULL`</w:t></w:r></w:p></w:tc><w:tc><w:tcPr><w:tcW w:w="1417.3228346456694" w:type="dxa"/><w:noWrap/></w:tcPr><w:p><w:pPr><w:spacing w:after="30"/></w:pPr><w:r><w:rPr><w:sz w:val="16"/><w:szCs w:val="16"/></w:rPr><w:t xml:space="preserve">-</w:t></w:r></w:p></w:tc><w:tc><w:tcPr><w:tcW w:w="1417.3228346456694" w:type="dxa"/><w:noWrap/></w:tcPr><w:p><w:pPr><w:spacing w:after="30"/></w:pPr><w:r><w:rPr><w:sz w:val="16"/><w:szCs w:val="16"/></w:rPr><w:t xml:space="preserve">Atribut data operasional predicate.</w:t></w:r></w:p></w:tc></w:tr><w:tr><w:trPr/><w:tc><w:tcPr><w:tcW w:w="1417.3228346456694" w:type="dxa"/><w:noWrap/></w:tcPr><w:p><w:pPr><w:spacing w:after="30"/></w:pPr><w:r><w:rPr><w:sz w:val="16"/><w:szCs w:val="16"/></w:rPr><w:t xml:space="preserve">23</w:t></w:r></w:p></w:tc><w:tc><w:tcPr><w:tcW w:w="1417.3228346456694" w:type="dxa"/><w:noWrap/></w:tcPr><w:p><w:pPr><w:spacing w:after="30"/></w:pPr><w:r><w:rPr><w:sz w:val="16"/><w:szCs w:val="16"/></w:rPr><w:t xml:space="preserve">`verification_token`</w:t></w:r></w:p></w:tc><w:tc><w:tcPr><w:tcW w:w="1417.3228346456694" w:type="dxa"/><w:noWrap/></w:tcPr><w:p><w:pPr><w:spacing w:after="30"/></w:pPr><w:r><w:rPr><w:sz w:val="16"/><w:szCs w:val="16"/></w:rPr><w:t xml:space="preserve">`varchar(64)`</w:t></w:r></w:p></w:tc><w:tc><w:tcPr><w:tcW w:w="1417.3228346456694" w:type="dxa"/><w:noWrap/></w:tcPr><w:p><w:pPr><w:spacing w:after="30"/></w:pPr><w:r><w:rPr><w:sz w:val="16"/><w:szCs w:val="16"/></w:rPr><w:t xml:space="preserve">NULL</w:t></w:r></w:p></w:tc><w:tc><w:tcPr><w:tcW w:w="1417.3228346456694" w:type="dxa"/><w:noWrap/></w:tcPr><w:p><w:pPr><w:spacing w:after="30"/></w:pPr><w:r><w:rPr><w:sz w:val="16"/><w:szCs w:val="16"/></w:rPr><w:t xml:space="preserve">`NULL`</w:t></w:r></w:p></w:tc><w:tc><w:tcPr><w:tcW w:w="1417.3228346456694" w:type="dxa"/><w:noWrap/></w:tcPr><w:p><w:pPr><w:spacing w:after="30"/></w:pPr><w:r><w:rPr><w:sz w:val="16"/><w:szCs w:val="16"/></w:rPr><w:t xml:space="preserve">UNI</w:t></w:r></w:p></w:tc><w:tc><w:tcPr><w:tcW w:w="1417.3228346456694" w:type="dxa"/><w:noWrap/></w:tcPr><w:p><w:pPr><w:spacing w:after="30"/></w:pPr><w:r><w:rPr><w:sz w:val="16"/><w:szCs w:val="16"/></w:rPr><w:t xml:space="preserve">Token acak kriptografis untuk validasi dokumen/keamanan publik.</w:t></w:r></w:p></w:tc></w:tr><w:tr><w:trPr/><w:tc><w:tcPr><w:tcW w:w="1417.3228346456694" w:type="dxa"/><w:noWrap/></w:tcPr><w:p><w:pPr><w:spacing w:after="30"/></w:pPr><w:r><w:rPr><w:sz w:val="16"/><w:szCs w:val="16"/></w:rPr><w:t xml:space="preserve">24</w:t></w:r></w:p></w:tc><w:tc><w:tcPr><w:tcW w:w="1417.3228346456694" w:type="dxa"/><w:noWrap/></w:tcPr><w:p><w:pPr><w:spacing w:after="30"/></w:pPr><w:r><w:rPr><w:sz w:val="16"/><w:szCs w:val="16"/></w:rPr><w:t xml:space="preserve">`approved_by`</w:t></w:r></w:p></w:tc><w:tc><w:tcPr><w:tcW w:w="1417.3228346456694" w:type="dxa"/><w:noWrap/></w:tcPr><w:p><w:pPr><w:spacing w:after="30"/></w:pPr><w:r><w:rPr><w:sz w:val="16"/><w:szCs w:val="16"/></w:rPr><w:t xml:space="preserve">`bigint(20) unsigned`</w:t></w:r></w:p></w:tc><w:tc><w:tcPr><w:tcW w:w="1417.3228346456694" w:type="dxa"/><w:noWrap/></w:tcPr><w:p><w:pPr><w:spacing w:after="30"/></w:pPr><w:r><w:rPr><w:sz w:val="16"/><w:szCs w:val="16"/></w:rPr><w:t xml:space="preserve">NULL</w:t></w:r></w:p></w:tc><w:tc><w:tcPr><w:tcW w:w="1417.3228346456694" w:type="dxa"/><w:noWrap/></w:tcPr><w:p><w:pPr><w:spacing w:after="30"/></w:pPr><w:r><w:rPr><w:sz w:val="16"/><w:szCs w:val="16"/></w:rPr><w:t xml:space="preserve">`NULL`</w:t></w:r></w:p></w:tc><w:tc><w:tcPr><w:tcW w:w="1417.3228346456694" w:type="dxa"/><w:noWrap/></w:tcPr><w:p><w:pPr><w:spacing w:after="30"/></w:pPr><w:r><w:rPr><w:sz w:val="16"/><w:szCs w:val="16"/></w:rPr><w:t xml:space="preserve">MUL</w:t></w:r></w:p></w:tc><w:tc><w:tcPr><w:tcW w:w="1417.3228346456694" w:type="dxa"/><w:noWrap/></w:tcPr><w:p><w:pPr><w:spacing w:after="30"/></w:pPr><w:r><w:rPr><w:sz w:val="16"/><w:szCs w:val="16"/></w:rPr><w:t xml:space="preserve">Atribut data operasional approved by.</w:t></w:r></w:p></w:tc></w:tr><w:tr><w:trPr/><w:tc><w:tcPr><w:tcW w:w="1417.3228346456694" w:type="dxa"/><w:noWrap/></w:tcPr><w:p><w:pPr><w:spacing w:after="30"/></w:pPr><w:r><w:rPr><w:sz w:val="16"/><w:szCs w:val="16"/></w:rPr><w:t xml:space="preserve">25</w:t></w:r></w:p></w:tc><w:tc><w:tcPr><w:tcW w:w="1417.3228346456694" w:type="dxa"/><w:noWrap/></w:tcPr><w:p><w:pPr><w:spacing w:after="30"/></w:pPr><w:r><w:rPr><w:sz w:val="16"/><w:szCs w:val="16"/></w:rPr><w:t xml:space="preserve">`approved_at`</w:t></w:r></w:p></w:tc><w:tc><w:tcPr><w:tcW w:w="1417.3228346456694" w:type="dxa"/><w:noWrap/></w:tcPr><w:p><w:pPr><w:spacing w:after="30"/></w:pPr><w:r><w:rPr><w:sz w:val="16"/><w:szCs w:val="16"/></w:rPr><w:t xml:space="preserve">`timestamp`</w:t></w:r></w:p></w:tc><w:tc><w:tcPr><w:tcW w:w="1417.3228346456694" w:type="dxa"/><w:noWrap/></w:tcPr><w:p><w:pPr><w:spacing w:after="30"/></w:pPr><w:r><w:rPr><w:sz w:val="16"/><w:szCs w:val="16"/></w:rPr><w:t xml:space="preserve">NULL</w:t></w:r></w:p></w:tc><w:tc><w:tcPr><w:tcW w:w="1417.3228346456694" w:type="dxa"/><w:noWrap/></w:tcPr><w:p><w:pPr><w:spacing w:after="30"/></w:pPr><w:r><w:rPr><w:sz w:val="16"/><w:szCs w:val="16"/></w:rPr><w:t xml:space="preserve">`NULL`</w:t></w:r></w:p></w:tc><w:tc><w:tcPr><w:tcW w:w="1417.3228346456694" w:type="dxa"/><w:noWrap/></w:tcPr><w:p><w:pPr><w:spacing w:after="30"/></w:pPr><w:r><w:rPr><w:sz w:val="16"/><w:szCs w:val="16"/></w:rPr><w:t xml:space="preserve">-</w:t></w:r></w:p></w:tc><w:tc><w:tcPr><w:tcW w:w="1417.3228346456694" w:type="dxa"/><w:noWrap/></w:tcPr><w:p><w:pPr><w:spacing w:after="30"/></w:pPr><w:r><w:rPr><w:sz w:val="16"/><w:szCs w:val="16"/></w:rPr><w:t xml:space="preserve">Atribut data operasional approved at.</w:t></w:r></w:p></w:tc></w:tr><w:tr><w:trPr/><w:tc><w:tcPr><w:tcW w:w="1417.3228346456694" w:type="dxa"/><w:noWrap/></w:tcPr><w:p><w:pPr><w:spacing w:after="30"/></w:pPr><w:r><w:rPr><w:sz w:val="16"/><w:szCs w:val="16"/></w:rPr><w:t xml:space="preserve">26</w:t></w:r></w:p></w:tc><w:tc><w:tcPr><w:tcW w:w="1417.3228346456694" w:type="dxa"/><w:noWrap/></w:tcPr><w:p><w:pPr><w:spacing w:after="30"/></w:pPr><w:r><w:rPr><w:sz w:val="16"/><w:szCs w:val="16"/></w:rPr><w:t xml:space="preserve">`created_at`</w:t></w:r></w:p></w:tc><w:tc><w:tcPr><w:tcW w:w="1417.3228346456694" w:type="dxa"/><w:noWrap/></w:tcPr><w:p><w:pPr><w:spacing w:after="30"/></w:pPr><w:r><w:rPr><w:sz w:val="16"/><w:szCs w:val="16"/></w:rPr><w:t xml:space="preserve">`timestamp`</w:t></w:r></w:p></w:tc><w:tc><w:tcPr><w:tcW w:w="1417.3228346456694" w:type="dxa"/><w:noWrap/></w:tcPr><w:p><w:pPr><w:spacing w:after="30"/></w:pPr><w:r><w:rPr><w:sz w:val="16"/><w:szCs w:val="16"/></w:rPr><w:t xml:space="preserve">NULL</w:t></w:r></w:p></w:tc><w:tc><w:tcPr><w:tcW w:w="1417.3228346456694" w:type="dxa"/><w:noWrap/></w:tcPr><w:p><w:pPr><w:spacing w:after="30"/></w:pPr><w:r><w:rPr><w:sz w:val="16"/><w:szCs w:val="16"/></w:rPr><w:t xml:space="preserve">`NULL`</w:t></w:r></w:p></w:tc><w:tc><w:tcPr><w:tcW w:w="1417.3228346456694" w:type="dxa"/><w:noWrap/></w:tcPr><w:p><w:pPr><w:spacing w:after="30"/></w:pPr><w:r><w:rPr><w:sz w:val="16"/><w:szCs w:val="16"/></w:rPr><w:t xml:space="preserve">-</w:t></w:r></w:p></w:tc><w:tc><w:tcPr><w:tcW w:w="1417.3228346456694" w:type="dxa"/><w:noWrap/></w:tcPr><w:p><w:pPr><w:spacing w:after="30"/></w:pPr><w:r><w:rPr><w:sz w:val="16"/><w:szCs w:val="16"/></w:rPr><w:t xml:space="preserve">Waktu rekaman pertama kali dibuat di sistem.</w:t></w:r></w:p></w:tc></w:tr><w:tr><w:trPr/><w:tc><w:tcPr><w:tcW w:w="1417.3228346456694" w:type="dxa"/><w:noWrap/></w:tcPr><w:p><w:pPr><w:spacing w:after="30"/></w:pPr><w:r><w:rPr><w:sz w:val="16"/><w:szCs w:val="16"/></w:rPr><w:t xml:space="preserve">27</w:t></w:r></w:p></w:tc><w:tc><w:tcPr><w:tcW w:w="1417.3228346456694" w:type="dxa"/><w:noWrap/></w:tcPr><w:p><w:pPr><w:spacing w:after="30"/></w:pPr><w:r><w:rPr><w:sz w:val="16"/><w:szCs w:val="16"/></w:rPr><w:t xml:space="preserve">`updated_at`</w:t></w:r></w:p></w:tc><w:tc><w:tcPr><w:tcW w:w="1417.3228346456694" w:type="dxa"/><w:noWrap/></w:tcPr><w:p><w:pPr><w:spacing w:after="30"/></w:pPr><w:r><w:rPr><w:sz w:val="16"/><w:szCs w:val="16"/></w:rPr><w:t xml:space="preserve">`timestamp`</w:t></w:r></w:p></w:tc><w:tc><w:tcPr><w:tcW w:w="1417.3228346456694" w:type="dxa"/><w:noWrap/></w:tcPr><w:p><w:pPr><w:spacing w:after="30"/></w:pPr><w:r><w:rPr><w:sz w:val="16"/><w:szCs w:val="16"/></w:rPr><w:t xml:space="preserve">NULL</w:t></w:r></w:p></w:tc><w:tc><w:tcPr><w:tcW w:w="1417.3228346456694" w:type="dxa"/><w:noWrap/></w:tcPr><w:p><w:pPr><w:spacing w:after="30"/></w:pPr><w:r><w:rPr><w:sz w:val="16"/><w:szCs w:val="16"/></w:rPr><w:t xml:space="preserve">`NULL`</w:t></w:r></w:p></w:tc><w:tc><w:tcPr><w:tcW w:w="1417.3228346456694" w:type="dxa"/><w:noWrap/></w:tcPr><w:p><w:pPr><w:spacing w:after="30"/></w:pPr><w:r><w:rPr><w:sz w:val="16"/><w:szCs w:val="16"/></w:rPr><w:t xml:space="preserve">-</w:t></w:r></w:p></w:tc><w:tc><w:tcPr><w:tcW w:w="1417.3228346456694" w:type="dxa"/><w:noWrap/></w:tcPr><w:p><w:pPr><w:spacing w:after="30"/></w:pPr><w:r><w:rPr><w:sz w:val="16"/><w:szCs w:val="16"/></w:rPr><w:t xml:space="preserve">Waktu rekaman terakhir kali diperbarui.</w:t></w:r></w:p></w:tc></w:tr></w:tbl><w:p/><w:p><w:pPr><w:jc w:val="both"/><w:spacing w:after="70"/></w:pPr><w:r><w:rPr><w:sz w:val="19"/><w:szCs w:val="19"/></w:rPr><w:t xml:space="preserve">---</w:t></w:r></w:p><w:p><w:pPr><w:pStyle w:val="Heading3"/></w:pPr><w:bookmarkStart w:id="17" w:name="_Toc17"/><w:r><w:t>3.8 Tabel Berkas Panduan & Pedoman Akademik (`guidance_documents`)</w:t></w:r><w:bookmarkEnd w:id="17"/></w:p><w:p><w:pPr><w:spacing w:before="40" w:after="40"/></w:pPr><w:r><w:rPr><w:color w:val="334155"/><w:sz w:val="19"/><w:szCs w:val="19"/><w:b w:val="1"/><w:bCs w:val="1"/><w:i w:val="1"/><w:iCs w:val="1"/></w:rPr><w:t xml:space="preserve">**Nama Tabel**: `guidance_documents`</w:t></w:r></w:p><w:p><w:pPr><w:spacing w:before="40" w:after="40"/></w:pPr><w:r><w:rPr><w:color w:val="334155"/><w:sz w:val="19"/><w:szCs w:val="19"/><w:b w:val="0"/><w:bCs w:val="0"/><w:i w:val="1"/><w:iCs w:val="1"/></w:rPr><w:t xml:space="preserve">**Primary Key**: `id`</w:t></w:r></w:p><w:p><w:pPr><w:spacing w:before="40" w:after="40"/></w:pPr><w:r><w:rPr><w:color w:val="334155"/><w:sz w:val="19"/><w:szCs w:val="19"/><w:b w:val="0"/><w:bCs w:val="0"/><w:i w:val="1"/><w:iCs w:val="1"/></w:rPr><w:t xml:space="preserve">**Foreign Key**: `uploaded_by` $\rightarrow$ merujuk ke `users.id`</w:t></w:r></w:p><w:p><w:pPr><w:spacing w:before="40" w:after="40"/></w:pPr><w:r><w:rPr><w:color w:val="334155"/><w:sz w:val="19"/><w:szCs w:val="19"/><w:b w:val="0"/><w:bCs w:val="0"/><w:i w:val="1"/><w:iCs w:val="1"/></w:rPr><w:t xml:space="preserve">**Deskripsi**: Menyimpan berkas pedoman penulisan skripsi, buku panduan akademik, dan SOP fakultas yang dapat diunduh atau dipratinjau oleh civitas akademika.</w:t></w:r></w:p><w:tbl><w:tblGrid><w:gridCol w:w="1417.3228346456694" w:type="dxa"/><w:gridCol w:w="1417.3228346456694" w:type="dxa"/><w:gridCol w:w="1417.3228346456694" w:type="dxa"/><w:gridCol w:w="1417.3228346456694" w:type="dxa"/><w:gridCol w:w="1417.3228346456694" w:type="dxa"/><w:gridCol w:w="1417.3228346456694" w:type="dxa"/><w:gridCol w:w="1417.3228346456694" w:type="dxa"/></w:tblGrid><w:tblPr><w:tblStyle w:val="DbTable"/></w:tblPr><w:tr><w:trPr/><w:tc><w:tcPr><w:tcW w:w="1417.3228346456694" w:type="dxa"/><w:shd w:val="clear" w:fill="1E293B"/><w:noWrap/></w:tcPr><w:p><w:pPr><w:spacing w:after="30"/></w:pPr><w:r><w:rPr><w:color w:val="FFFFFF"/><w:sz w:val="16"/><w:szCs w:val="16"/><w:b w:val="1"/><w:bCs w:val="1"/></w:rPr><w:t xml:space="preserve">No</w:t></w:r></w:p></w:tc><w:tc><w:tcPr><w:tcW w:w="1417.3228346456694" w:type="dxa"/><w:shd w:val="clear" w:fill="1E293B"/><w:noWrap/></w:tcPr><w:p><w:pPr><w:spacing w:after="30"/></w:pPr><w:r><w:rPr><w:color w:val="FFFFFF"/><w:sz w:val="16"/><w:szCs w:val="16"/><w:b w:val="1"/><w:bCs w:val="1"/></w:rPr><w:t xml:space="preserve">Nama Kolom</w:t></w:r></w:p></w:tc><w:tc><w:tcPr><w:tcW w:w="1417.3228346456694" w:type="dxa"/><w:shd w:val="clear" w:fill="1E293B"/><w:noWrap/></w:tcPr><w:p><w:pPr><w:spacing w:after="30"/></w:pPr><w:r><w:rPr><w:color w:val="FFFFFF"/><w:sz w:val="16"/><w:szCs w:val="16"/><w:b w:val="1"/><w:bCs w:val="1"/></w:rPr><w:t xml:space="preserve">Tipe Data</w:t></w:r></w:p></w:tc><w:tc><w:tcPr><w:tcW w:w="1417.3228346456694" w:type="dxa"/><w:shd w:val="clear" w:fill="1E293B"/><w:noWrap/></w:tcPr><w:p><w:pPr><w:spacing w:after="30"/></w:pPr><w:r><w:rPr><w:color w:val="FFFFFF"/><w:sz w:val="16"/><w:szCs w:val="16"/><w:b w:val="1"/><w:bCs w:val="1"/></w:rPr><w:t xml:space="preserve">Nullable</w:t></w:r></w:p></w:tc><w:tc><w:tcPr><w:tcW w:w="1417.3228346456694" w:type="dxa"/><w:shd w:val="clear" w:fill="1E293B"/><w:noWrap/></w:tcPr><w:p><w:pPr><w:spacing w:after="30"/></w:pPr><w:r><w:rPr><w:color w:val="FFFFFF"/><w:sz w:val="16"/><w:szCs w:val="16"/><w:b w:val="1"/><w:bCs w:val="1"/></w:rPr><w:t xml:space="preserve">Nilai Default</w:t></w:r></w:p></w:tc><w:tc><w:tcPr><w:tcW w:w="1417.3228346456694" w:type="dxa"/><w:shd w:val="clear" w:fill="1E293B"/><w:noWrap/></w:tcPr><w:p><w:pPr><w:spacing w:after="30"/></w:pPr><w:r><w:rPr><w:color w:val="FFFFFF"/><w:sz w:val="16"/><w:szCs w:val="16"/><w:b w:val="1"/><w:bCs w:val="1"/></w:rPr><w:t xml:space="preserve">Kunci (*Key*)</w:t></w:r></w:p></w:tc><w:tc><w:tcPr><w:tcW w:w="1417.3228346456694" w:type="dxa"/><w:shd w:val="clear" w:fill="1E293B"/><w:noWrap/></w:tcPr><w:p><w:pPr><w:spacing w:after="30"/></w:pPr><w:r><w:rPr><w:color w:val="FFFFFF"/><w:sz w:val="16"/><w:szCs w:val="16"/><w:b w:val="1"/><w:bCs w:val="1"/></w:rPr><w:t xml:space="preserve">Keterangan & Aturan Bisnis</w:t></w:r></w:p></w:tc></w:tr><w:tr><w:trPr/><w:tc><w:tcPr><w:tcW w:w="1417.3228346456694" w:type="dxa"/><w:noWrap/></w:tcPr><w:p><w:pPr><w:spacing w:after="30"/></w:pPr><w:r><w:rPr><w:sz w:val="16"/><w:szCs w:val="16"/></w:rPr><w:t xml:space="preserve">1</w:t></w:r></w:p></w:tc><w:tc><w:tcPr><w:tcW w:w="1417.3228346456694" w:type="dxa"/><w:noWrap/></w:tcPr><w:p><w:pPr><w:spacing w:after="30"/></w:pPr><w:r><w:rPr><w:sz w:val="16"/><w:szCs w:val="16"/></w:rPr><w:t xml:space="preserve">`id`</w:t></w:r></w:p></w:tc><w:tc><w:tcPr><w:tcW w:w="1417.3228346456694" w:type="dxa"/><w:noWrap/></w:tcPr><w:p><w:pPr><w:spacing w:after="30"/></w:pPr><w:r><w:rPr><w:sz w:val="16"/><w:szCs w:val="16"/></w:rPr><w:t xml:space="preserve">`bigint(20) unsigned`</w:t></w:r></w:p></w:tc><w:tc><w:tcPr><w:tcW w:w="1417.3228346456694" w:type="dxa"/><w:noWrap/></w:tcPr><w:p><w:pPr><w:spacing w:after="30"/></w:pPr><w:r><w:rPr><w:sz w:val="16"/><w:szCs w:val="16"/></w:rPr><w:t xml:space="preserve">NOT NULL</w:t></w:r></w:p></w:tc><w:tc><w:tcPr><w:tcW w:w="1417.3228346456694" w:type="dxa"/><w:noWrap/></w:tcPr><w:p><w:pPr><w:spacing w:after="30"/></w:pPr><w:r><w:rPr><w:sz w:val="16"/><w:szCs w:val="16"/></w:rPr><w:t xml:space="preserve">*None*</w:t></w:r></w:p></w:tc><w:tc><w:tcPr><w:tcW w:w="1417.3228346456694" w:type="dxa"/><w:noWrap/></w:tcPr><w:p><w:pPr><w:spacing w:after="30"/></w:pPr><w:r><w:rPr><w:sz w:val="16"/><w:szCs w:val="16"/></w:rPr><w:t xml:space="preserve">PRI (auto_increment)</w:t></w:r></w:p></w:tc><w:tc><w:tcPr><w:tcW w:w="1417.3228346456694" w:type="dxa"/><w:noWrap/></w:tcPr><w:p><w:pPr><w:spacing w:after="30"/></w:pPr><w:r><w:rPr><w:sz w:val="16"/><w:szCs w:val="16"/></w:rPr><w:t xml:space="preserve">Identitas unik rekaman data (*surrogate primary key*).</w:t></w:r></w:p></w:tc></w:tr><w:tr><w:trPr/><w:tc><w:tcPr><w:tcW w:w="1417.3228346456694" w:type="dxa"/><w:noWrap/></w:tcPr><w:p><w:pPr><w:spacing w:after="30"/></w:pPr><w:r><w:rPr><w:sz w:val="16"/><w:szCs w:val="16"/></w:rPr><w:t xml:space="preserve">2</w:t></w:r></w:p></w:tc><w:tc><w:tcPr><w:tcW w:w="1417.3228346456694" w:type="dxa"/><w:noWrap/></w:tcPr><w:p><w:pPr><w:spacing w:after="30"/></w:pPr><w:r><w:rPr><w:sz w:val="16"/><w:szCs w:val="16"/></w:rPr><w:t xml:space="preserve">`title`</w:t></w:r></w:p></w:tc><w:tc><w:tcPr><w:tcW w:w="1417.3228346456694" w:type="dxa"/><w:noWrap/></w:tcPr><w:p><w:pPr><w:spacing w:after="30"/></w:pPr><w:r><w:rPr><w:sz w:val="16"/><w:szCs w:val="16"/></w:rPr><w:t xml:space="preserve">`varchar(255)`</w:t></w:r></w:p></w:tc><w:tc><w:tcPr><w:tcW w:w="1417.3228346456694" w:type="dxa"/><w:noWrap/></w:tcPr><w:p><w:pPr><w:spacing w:after="30"/></w:pPr><w:r><w:rPr><w:sz w:val="16"/><w:szCs w:val="16"/></w:rPr><w:t xml:space="preserve">NOT NULL</w:t></w:r></w:p></w:tc><w:tc><w:tcPr><w:tcW w:w="1417.3228346456694" w:type="dxa"/><w:noWrap/></w:tcPr><w:p><w:pPr><w:spacing w:after="30"/></w:pPr><w:r><w:rPr><w:sz w:val="16"/><w:szCs w:val="16"/></w:rPr><w:t xml:space="preserve">*None*</w:t></w:r></w:p></w:tc><w:tc><w:tcPr><w:tcW w:w="1417.3228346456694" w:type="dxa"/><w:noWrap/></w:tcPr><w:p><w:pPr><w:spacing w:after="30"/></w:pPr><w:r><w:rPr><w:sz w:val="16"/><w:szCs w:val="16"/></w:rPr><w:t xml:space="preserve">-</w:t></w:r></w:p></w:tc><w:tc><w:tcPr><w:tcW w:w="1417.3228346456694" w:type="dxa"/><w:noWrap/></w:tcPr><w:p><w:pPr><w:spacing w:after="30"/></w:pPr><w:r><w:rPr><w:sz w:val="16"/><w:szCs w:val="16"/></w:rPr><w:t xml:space="preserve">Atribut data operasional title.</w:t></w:r></w:p></w:tc></w:tr><w:tr><w:trPr/><w:tc><w:tcPr><w:tcW w:w="1417.3228346456694" w:type="dxa"/><w:noWrap/></w:tcPr><w:p><w:pPr><w:spacing w:after="30"/></w:pPr><w:r><w:rPr><w:sz w:val="16"/><w:szCs w:val="16"/></w:rPr><w:t xml:space="preserve">3</w:t></w:r></w:p></w:tc><w:tc><w:tcPr><w:tcW w:w="1417.3228346456694" w:type="dxa"/><w:noWrap/></w:tcPr><w:p><w:pPr><w:spacing w:after="30"/></w:pPr><w:r><w:rPr><w:sz w:val="16"/><w:szCs w:val="16"/></w:rPr><w:t xml:space="preserve">`description`</w:t></w:r></w:p></w:tc><w:tc><w:tcPr><w:tcW w:w="1417.3228346456694" w:type="dxa"/><w:noWrap/></w:tcPr><w:p><w:pPr><w:spacing w:after="30"/></w:pPr><w:r><w:rPr><w:sz w:val="16"/><w:szCs w:val="16"/></w:rPr><w:t xml:space="preserve">`text`</w:t></w:r></w:p></w:tc><w:tc><w:tcPr><w:tcW w:w="1417.3228346456694" w:type="dxa"/><w:noWrap/></w:tcPr><w:p><w:pPr><w:spacing w:after="30"/></w:pPr><w:r><w:rPr><w:sz w:val="16"/><w:szCs w:val="16"/></w:rPr><w:t xml:space="preserve">NULL</w:t></w:r></w:p></w:tc><w:tc><w:tcPr><w:tcW w:w="1417.3228346456694" w:type="dxa"/><w:noWrap/></w:tcPr><w:p><w:pPr><w:spacing w:after="30"/></w:pPr><w:r><w:rPr><w:sz w:val="16"/><w:szCs w:val="16"/></w:rPr><w:t xml:space="preserve">`NULL`</w:t></w:r></w:p></w:tc><w:tc><w:tcPr><w:tcW w:w="1417.3228346456694" w:type="dxa"/><w:noWrap/></w:tcPr><w:p><w:pPr><w:spacing w:after="30"/></w:pPr><w:r><w:rPr><w:sz w:val="16"/><w:szCs w:val="16"/></w:rPr><w:t xml:space="preserve">-</w:t></w:r></w:p></w:tc><w:tc><w:tcPr><w:tcW w:w="1417.3228346456694" w:type="dxa"/><w:noWrap/></w:tcPr><w:p><w:pPr><w:spacing w:after="30"/></w:pPr><w:r><w:rPr><w:sz w:val="16"/><w:szCs w:val="16"/></w:rPr><w:t xml:space="preserve">Atribut data operasional description.</w:t></w:r></w:p></w:tc></w:tr><w:tr><w:trPr/><w:tc><w:tcPr><w:tcW w:w="1417.3228346456694" w:type="dxa"/><w:noWrap/></w:tcPr><w:p><w:pPr><w:spacing w:after="30"/></w:pPr><w:r><w:rPr><w:sz w:val="16"/><w:szCs w:val="16"/></w:rPr><w:t xml:space="preserve">4</w:t></w:r></w:p></w:tc><w:tc><w:tcPr><w:tcW w:w="1417.3228346456694" w:type="dxa"/><w:noWrap/></w:tcPr><w:p><w:pPr><w:spacing w:after="30"/></w:pPr><w:r><w:rPr><w:sz w:val="16"/><w:szCs w:val="16"/></w:rPr><w:t xml:space="preserve">`category`</w:t></w:r></w:p></w:tc><w:tc><w:tcPr><w:tcW w:w="1417.3228346456694" w:type="dxa"/><w:noWrap/></w:tcPr><w:p><w:pPr><w:spacing w:after="30"/></w:pPr><w:r><w:rPr><w:sz w:val="16"/><w:szCs w:val="16"/></w:rPr><w:t xml:space="preserve">`varchar(255)`</w:t></w:r></w:p></w:tc><w:tc><w:tcPr><w:tcW w:w="1417.3228346456694" w:type="dxa"/><w:noWrap/></w:tcPr><w:p><w:pPr><w:spacing w:after="30"/></w:pPr><w:r><w:rPr><w:sz w:val="16"/><w:szCs w:val="16"/></w:rPr><w:t xml:space="preserve">NOT NULL</w:t></w:r></w:p></w:tc><w:tc><w:tcPr><w:tcW w:w="1417.3228346456694" w:type="dxa"/><w:noWrap/></w:tcPr><w:p><w:pPr><w:spacing w:after="30"/></w:pPr><w:r><w:rPr><w:sz w:val="16"/><w:szCs w:val="16"/></w:rPr><w:t xml:space="preserve">`'panduan_skripsi'`</w:t></w:r></w:p></w:tc><w:tc><w:tcPr><w:tcW w:w="1417.3228346456694" w:type="dxa"/><w:noWrap/></w:tcPr><w:p><w:pPr><w:spacing w:after="30"/></w:pPr><w:r><w:rPr><w:sz w:val="16"/><w:szCs w:val="16"/></w:rPr><w:t xml:space="preserve">-</w:t></w:r></w:p></w:tc><w:tc><w:tcPr><w:tcW w:w="1417.3228346456694" w:type="dxa"/><w:noWrap/></w:tcPr><w:p><w:pPr><w:spacing w:after="30"/></w:pPr><w:r><w:rPr><w:sz w:val="16"/><w:szCs w:val="16"/></w:rPr><w:t xml:space="preserve">Atribut data operasional category.</w:t></w:r></w:p></w:tc></w:tr><w:tr><w:trPr/><w:tc><w:tcPr><w:tcW w:w="1417.3228346456694" w:type="dxa"/><w:noWrap/></w:tcPr><w:p><w:pPr><w:spacing w:after="30"/></w:pPr><w:r><w:rPr><w:sz w:val="16"/><w:szCs w:val="16"/></w:rPr><w:t xml:space="preserve">5</w:t></w:r></w:p></w:tc><w:tc><w:tcPr><w:tcW w:w="1417.3228346456694" w:type="dxa"/><w:noWrap/></w:tcPr><w:p><w:pPr><w:spacing w:after="30"/></w:pPr><w:r><w:rPr><w:sz w:val="16"/><w:szCs w:val="16"/></w:rPr><w:t xml:space="preserve">`file_path`</w:t></w:r></w:p></w:tc><w:tc><w:tcPr><w:tcW w:w="1417.3228346456694" w:type="dxa"/><w:noWrap/></w:tcPr><w:p><w:pPr><w:spacing w:after="30"/></w:pPr><w:r><w:rPr><w:sz w:val="16"/><w:szCs w:val="16"/></w:rPr><w:t xml:space="preserve">`varchar(255)`</w:t></w:r></w:p></w:tc><w:tc><w:tcPr><w:tcW w:w="1417.3228346456694" w:type="dxa"/><w:noWrap/></w:tcPr><w:p><w:pPr><w:spacing w:after="30"/></w:pPr><w:r><w:rPr><w:sz w:val="16"/><w:szCs w:val="16"/></w:rPr><w:t xml:space="preserve">NOT NULL</w:t></w:r></w:p></w:tc><w:tc><w:tcPr><w:tcW w:w="1417.3228346456694" w:type="dxa"/><w:noWrap/></w:tcPr><w:p><w:pPr><w:spacing w:after="30"/></w:pPr><w:r><w:rPr><w:sz w:val="16"/><w:szCs w:val="16"/></w:rPr><w:t xml:space="preserve">*None*</w:t></w:r></w:p></w:tc><w:tc><w:tcPr><w:tcW w:w="1417.3228346456694" w:type="dxa"/><w:noWrap/></w:tcPr><w:p><w:pPr><w:spacing w:after="30"/></w:pPr><w:r><w:rPr><w:sz w:val="16"/><w:szCs w:val="16"/></w:rPr><w:t xml:space="preserve">-</w:t></w:r></w:p></w:tc><w:tc><w:tcPr><w:tcW w:w="1417.3228346456694" w:type="dxa"/><w:noWrap/></w:tcPr><w:p><w:pPr><w:spacing w:after="30"/></w:pPr><w:r><w:rPr><w:sz w:val="16"/><w:szCs w:val="16"/></w:rPr><w:t xml:space="preserve">Path relatif lokasi penyimpanan berkas dokumen pada storage privat.</w:t></w:r></w:p></w:tc></w:tr><w:tr><w:trPr/><w:tc><w:tcPr><w:tcW w:w="1417.3228346456694" w:type="dxa"/><w:noWrap/></w:tcPr><w:p><w:pPr><w:spacing w:after="30"/></w:pPr><w:r><w:rPr><w:sz w:val="16"/><w:szCs w:val="16"/></w:rPr><w:t xml:space="preserve">6</w:t></w:r></w:p></w:tc><w:tc><w:tcPr><w:tcW w:w="1417.3228346456694" w:type="dxa"/><w:noWrap/></w:tcPr><w:p><w:pPr><w:spacing w:after="30"/></w:pPr><w:r><w:rPr><w:sz w:val="16"/><w:szCs w:val="16"/></w:rPr><w:t xml:space="preserve">`original_name`</w:t></w:r></w:p></w:tc><w:tc><w:tcPr><w:tcW w:w="1417.3228346456694" w:type="dxa"/><w:noWrap/></w:tcPr><w:p><w:pPr><w:spacing w:after="30"/></w:pPr><w:r><w:rPr><w:sz w:val="16"/><w:szCs w:val="16"/></w:rPr><w:t xml:space="preserve">`varchar(255)`</w:t></w:r></w:p></w:tc><w:tc><w:tcPr><w:tcW w:w="1417.3228346456694" w:type="dxa"/><w:noWrap/></w:tcPr><w:p><w:pPr><w:spacing w:after="30"/></w:pPr><w:r><w:rPr><w:sz w:val="16"/><w:szCs w:val="16"/></w:rPr><w:t xml:space="preserve">NOT NULL</w:t></w:r></w:p></w:tc><w:tc><w:tcPr><w:tcW w:w="1417.3228346456694" w:type="dxa"/><w:noWrap/></w:tcPr><w:p><w:pPr><w:spacing w:after="30"/></w:pPr><w:r><w:rPr><w:sz w:val="16"/><w:szCs w:val="16"/></w:rPr><w:t xml:space="preserve">*None*</w:t></w:r></w:p></w:tc><w:tc><w:tcPr><w:tcW w:w="1417.3228346456694" w:type="dxa"/><w:noWrap/></w:tcPr><w:p><w:pPr><w:spacing w:after="30"/></w:pPr><w:r><w:rPr><w:sz w:val="16"/><w:szCs w:val="16"/></w:rPr><w:t xml:space="preserve">-</w:t></w:r></w:p></w:tc><w:tc><w:tcPr><w:tcW w:w="1417.3228346456694" w:type="dxa"/><w:noWrap/></w:tcPr><w:p><w:pPr><w:spacing w:after="30"/></w:pPr><w:r><w:rPr><w:sz w:val="16"/><w:szCs w:val="16"/></w:rPr><w:t xml:space="preserve">Atribut data operasional original name.</w:t></w:r></w:p></w:tc></w:tr><w:tr><w:trPr/><w:tc><w:tcPr><w:tcW w:w="1417.3228346456694" w:type="dxa"/><w:noWrap/></w:tcPr><w:p><w:pPr><w:spacing w:after="30"/></w:pPr><w:r><w:rPr><w:sz w:val="16"/><w:szCs w:val="16"/></w:rPr><w:t xml:space="preserve">7</w:t></w:r></w:p></w:tc><w:tc><w:tcPr><w:tcW w:w="1417.3228346456694" w:type="dxa"/><w:noWrap/></w:tcPr><w:p><w:pPr><w:spacing w:after="30"/></w:pPr><w:r><w:rPr><w:sz w:val="16"/><w:szCs w:val="16"/></w:rPr><w:t xml:space="preserve">`file_size`</w:t></w:r></w:p></w:tc><w:tc><w:tcPr><w:tcW w:w="1417.3228346456694" w:type="dxa"/><w:noWrap/></w:tcPr><w:p><w:pPr><w:spacing w:after="30"/></w:pPr><w:r><w:rPr><w:sz w:val="16"/><w:szCs w:val="16"/></w:rPr><w:t xml:space="preserve">`bigint(20) unsigned`</w:t></w:r></w:p></w:tc><w:tc><w:tcPr><w:tcW w:w="1417.3228346456694" w:type="dxa"/><w:noWrap/></w:tcPr><w:p><w:pPr><w:spacing w:after="30"/></w:pPr><w:r><w:rPr><w:sz w:val="16"/><w:szCs w:val="16"/></w:rPr><w:t xml:space="preserve">NULL</w:t></w:r></w:p></w:tc><w:tc><w:tcPr><w:tcW w:w="1417.3228346456694" w:type="dxa"/><w:noWrap/></w:tcPr><w:p><w:pPr><w:spacing w:after="30"/></w:pPr><w:r><w:rPr><w:sz w:val="16"/><w:szCs w:val="16"/></w:rPr><w:t xml:space="preserve">`NULL`</w:t></w:r></w:p></w:tc><w:tc><w:tcPr><w:tcW w:w="1417.3228346456694" w:type="dxa"/><w:noWrap/></w:tcPr><w:p><w:pPr><w:spacing w:after="30"/></w:pPr><w:r><w:rPr><w:sz w:val="16"/><w:szCs w:val="16"/></w:rPr><w:t xml:space="preserve">-</w:t></w:r></w:p></w:tc><w:tc><w:tcPr><w:tcW w:w="1417.3228346456694" w:type="dxa"/><w:noWrap/></w:tcPr><w:p><w:pPr><w:spacing w:after="30"/></w:pPr><w:r><w:rPr><w:sz w:val="16"/><w:szCs w:val="16"/></w:rPr><w:t xml:space="preserve">Path relatif lokasi penyimpanan berkas dokumen pada storage privat.</w:t></w:r></w:p></w:tc></w:tr><w:tr><w:trPr/><w:tc><w:tcPr><w:tcW w:w="1417.3228346456694" w:type="dxa"/><w:noWrap/></w:tcPr><w:p><w:pPr><w:spacing w:after="30"/></w:pPr><w:r><w:rPr><w:sz w:val="16"/><w:szCs w:val="16"/></w:rPr><w:t xml:space="preserve">8</w:t></w:r></w:p></w:tc><w:tc><w:tcPr><w:tcW w:w="1417.3228346456694" w:type="dxa"/><w:noWrap/></w:tcPr><w:p><w:pPr><w:spacing w:after="30"/></w:pPr><w:r><w:rPr><w:sz w:val="16"/><w:szCs w:val="16"/></w:rPr><w:t xml:space="preserve">`file_extension`</w:t></w:r></w:p></w:tc><w:tc><w:tcPr><w:tcW w:w="1417.3228346456694" w:type="dxa"/><w:noWrap/></w:tcPr><w:p><w:pPr><w:spacing w:after="30"/></w:pPr><w:r><w:rPr><w:sz w:val="16"/><w:szCs w:val="16"/></w:rPr><w:t xml:space="preserve">`varchar(10)`</w:t></w:r></w:p></w:tc><w:tc><w:tcPr><w:tcW w:w="1417.3228346456694" w:type="dxa"/><w:noWrap/></w:tcPr><w:p><w:pPr><w:spacing w:after="30"/></w:pPr><w:r><w:rPr><w:sz w:val="16"/><w:szCs w:val="16"/></w:rPr><w:t xml:space="preserve">NULL</w:t></w:r></w:p></w:tc><w:tc><w:tcPr><w:tcW w:w="1417.3228346456694" w:type="dxa"/><w:noWrap/></w:tcPr><w:p><w:pPr><w:spacing w:after="30"/></w:pPr><w:r><w:rPr><w:sz w:val="16"/><w:szCs w:val="16"/></w:rPr><w:t xml:space="preserve">`NULL`</w:t></w:r></w:p></w:tc><w:tc><w:tcPr><w:tcW w:w="1417.3228346456694" w:type="dxa"/><w:noWrap/></w:tcPr><w:p><w:pPr><w:spacing w:after="30"/></w:pPr><w:r><w:rPr><w:sz w:val="16"/><w:szCs w:val="16"/></w:rPr><w:t xml:space="preserve">-</w:t></w:r></w:p></w:tc><w:tc><w:tcPr><w:tcW w:w="1417.3228346456694" w:type="dxa"/><w:noWrap/></w:tcPr><w:p><w:pPr><w:spacing w:after="30"/></w:pPr><w:r><w:rPr><w:sz w:val="16"/><w:szCs w:val="16"/></w:rPr><w:t xml:space="preserve">Path relatif lokasi penyimpanan berkas dokumen pada storage privat.</w:t></w:r></w:p></w:tc></w:tr><w:tr><w:trPr/><w:tc><w:tcPr><w:tcW w:w="1417.3228346456694" w:type="dxa"/><w:noWrap/></w:tcPr><w:p><w:pPr><w:spacing w:after="30"/></w:pPr><w:r><w:rPr><w:sz w:val="16"/><w:szCs w:val="16"/></w:rPr><w:t xml:space="preserve">9</w:t></w:r></w:p></w:tc><w:tc><w:tcPr><w:tcW w:w="1417.3228346456694" w:type="dxa"/><w:noWrap/></w:tcPr><w:p><w:pPr><w:spacing w:after="30"/></w:pPr><w:r><w:rPr><w:sz w:val="16"/><w:szCs w:val="16"/></w:rPr><w:t xml:space="preserve">`download_count`</w:t></w:r></w:p></w:tc><w:tc><w:tcPr><w:tcW w:w="1417.3228346456694" w:type="dxa"/><w:noWrap/></w:tcPr><w:p><w:pPr><w:spacing w:after="30"/></w:pPr><w:r><w:rPr><w:sz w:val="16"/><w:szCs w:val="16"/></w:rPr><w:t xml:space="preserve">`int(10) unsigned`</w:t></w:r></w:p></w:tc><w:tc><w:tcPr><w:tcW w:w="1417.3228346456694" w:type="dxa"/><w:noWrap/></w:tcPr><w:p><w:pPr><w:spacing w:after="30"/></w:pPr><w:r><w:rPr><w:sz w:val="16"/><w:szCs w:val="16"/></w:rPr><w:t xml:space="preserve">NOT NULL</w:t></w:r></w:p></w:tc><w:tc><w:tcPr><w:tcW w:w="1417.3228346456694" w:type="dxa"/><w:noWrap/></w:tcPr><w:p><w:pPr><w:spacing w:after="30"/></w:pPr><w:r><w:rPr><w:sz w:val="16"/><w:szCs w:val="16"/></w:rPr><w:t xml:space="preserve">`0`</w:t></w:r></w:p></w:tc><w:tc><w:tcPr><w:tcW w:w="1417.3228346456694" w:type="dxa"/><w:noWrap/></w:tcPr><w:p><w:pPr><w:spacing w:after="30"/></w:pPr><w:r><w:rPr><w:sz w:val="16"/><w:szCs w:val="16"/></w:rPr><w:t xml:space="preserve">-</w:t></w:r></w:p></w:tc><w:tc><w:tcPr><w:tcW w:w="1417.3228346456694" w:type="dxa"/><w:noWrap/></w:tcPr><w:p><w:pPr><w:spacing w:after="30"/></w:pPr><w:r><w:rPr><w:sz w:val="16"/><w:szCs w:val="16"/></w:rPr><w:t xml:space="preserve">Atribut data operasional download count.</w:t></w:r></w:p></w:tc></w:tr><w:tr><w:trPr/><w:tc><w:tcPr><w:tcW w:w="1417.3228346456694" w:type="dxa"/><w:noWrap/></w:tcPr><w:p><w:pPr><w:spacing w:after="30"/></w:pPr><w:r><w:rPr><w:sz w:val="16"/><w:szCs w:val="16"/></w:rPr><w:t xml:space="preserve">10</w:t></w:r></w:p></w:tc><w:tc><w:tcPr><w:tcW w:w="1417.3228346456694" w:type="dxa"/><w:noWrap/></w:tcPr><w:p><w:pPr><w:spacing w:after="30"/></w:pPr><w:r><w:rPr><w:sz w:val="16"/><w:szCs w:val="16"/></w:rPr><w:t xml:space="preserve">`is_active`</w:t></w:r></w:p></w:tc><w:tc><w:tcPr><w:tcW w:w="1417.3228346456694" w:type="dxa"/><w:noWrap/></w:tcPr><w:p><w:pPr><w:spacing w:after="30"/></w:pPr><w:r><w:rPr><w:sz w:val="16"/><w:szCs w:val="16"/></w:rPr><w:t xml:space="preserve">`tinyint(1)`</w:t></w:r></w:p></w:tc><w:tc><w:tcPr><w:tcW w:w="1417.3228346456694" w:type="dxa"/><w:noWrap/></w:tcPr><w:p><w:pPr><w:spacing w:after="30"/></w:pPr><w:r><w:rPr><w:sz w:val="16"/><w:szCs w:val="16"/></w:rPr><w:t xml:space="preserve">NOT NULL</w:t></w:r></w:p></w:tc><w:tc><w:tcPr><w:tcW w:w="1417.3228346456694" w:type="dxa"/><w:noWrap/></w:tcPr><w:p><w:pPr><w:spacing w:after="30"/></w:pPr><w:r><w:rPr><w:sz w:val="16"/><w:szCs w:val="16"/></w:rPr><w:t xml:space="preserve">`1`</w:t></w:r></w:p></w:tc><w:tc><w:tcPr><w:tcW w:w="1417.3228346456694" w:type="dxa"/><w:noWrap/></w:tcPr><w:p><w:pPr><w:spacing w:after="30"/></w:pPr><w:r><w:rPr><w:sz w:val="16"/><w:szCs w:val="16"/></w:rPr><w:t xml:space="preserve">-</w:t></w:r></w:p></w:tc><w:tc><w:tcPr><w:tcW w:w="1417.3228346456694" w:type="dxa"/><w:noWrap/></w:tcPr><w:p><w:pPr><w:spacing w:after="30"/></w:pPr><w:r><w:rPr><w:sz w:val="16"/><w:szCs w:val="16"/></w:rPr><w:t xml:space="preserve">Penanda status keaktifan record (1 = Aktif, 0 = Non-aktif).</w:t></w:r></w:p></w:tc></w:tr><w:tr><w:trPr/><w:tc><w:tcPr><w:tcW w:w="1417.3228346456694" w:type="dxa"/><w:noWrap/></w:tcPr><w:p><w:pPr><w:spacing w:after="30"/></w:pPr><w:r><w:rPr><w:sz w:val="16"/><w:szCs w:val="16"/></w:rPr><w:t xml:space="preserve">11</w:t></w:r></w:p></w:tc><w:tc><w:tcPr><w:tcW w:w="1417.3228346456694" w:type="dxa"/><w:noWrap/></w:tcPr><w:p><w:pPr><w:spacing w:after="30"/></w:pPr><w:r><w:rPr><w:sz w:val="16"/><w:szCs w:val="16"/></w:rPr><w:t xml:space="preserve">`uploaded_by`</w:t></w:r></w:p></w:tc><w:tc><w:tcPr><w:tcW w:w="1417.3228346456694" w:type="dxa"/><w:noWrap/></w:tcPr><w:p><w:pPr><w:spacing w:after="30"/></w:pPr><w:r><w:rPr><w:sz w:val="16"/><w:szCs w:val="16"/></w:rPr><w:t xml:space="preserve">`bigint(20) unsigned`</w:t></w:r></w:p></w:tc><w:tc><w:tcPr><w:tcW w:w="1417.3228346456694" w:type="dxa"/><w:noWrap/></w:tcPr><w:p><w:pPr><w:spacing w:after="30"/></w:pPr><w:r><w:rPr><w:sz w:val="16"/><w:szCs w:val="16"/></w:rPr><w:t xml:space="preserve">NULL</w:t></w:r></w:p></w:tc><w:tc><w:tcPr><w:tcW w:w="1417.3228346456694" w:type="dxa"/><w:noWrap/></w:tcPr><w:p><w:pPr><w:spacing w:after="30"/></w:pPr><w:r><w:rPr><w:sz w:val="16"/><w:szCs w:val="16"/></w:rPr><w:t xml:space="preserve">`NULL`</w:t></w:r></w:p></w:tc><w:tc><w:tcPr><w:tcW w:w="1417.3228346456694" w:type="dxa"/><w:noWrap/></w:tcPr><w:p><w:pPr><w:spacing w:after="30"/></w:pPr><w:r><w:rPr><w:sz w:val="16"/><w:szCs w:val="16"/></w:rPr><w:t xml:space="preserve">MUL</w:t></w:r></w:p></w:tc><w:tc><w:tcPr><w:tcW w:w="1417.3228346456694" w:type="dxa"/><w:noWrap/></w:tcPr><w:p><w:pPr><w:spacing w:after="30"/></w:pPr><w:r><w:rPr><w:sz w:val="16"/><w:szCs w:val="16"/></w:rPr><w:t xml:space="preserve">Atribut data operasional uploaded by.</w:t></w:r></w:p></w:tc></w:tr><w:tr><w:trPr/><w:tc><w:tcPr><w:tcW w:w="1417.3228346456694" w:type="dxa"/><w:noWrap/></w:tcPr><w:p><w:pPr><w:spacing w:after="30"/></w:pPr><w:r><w:rPr><w:sz w:val="16"/><w:szCs w:val="16"/></w:rPr><w:t xml:space="preserve">12</w:t></w:r></w:p></w:tc><w:tc><w:tcPr><w:tcW w:w="1417.3228346456694" w:type="dxa"/><w:noWrap/></w:tcPr><w:p><w:pPr><w:spacing w:after="30"/></w:pPr><w:r><w:rPr><w:sz w:val="16"/><w:szCs w:val="16"/></w:rPr><w:t xml:space="preserve">`created_at`</w:t></w:r></w:p></w:tc><w:tc><w:tcPr><w:tcW w:w="1417.3228346456694" w:type="dxa"/><w:noWrap/></w:tcPr><w:p><w:pPr><w:spacing w:after="30"/></w:pPr><w:r><w:rPr><w:sz w:val="16"/><w:szCs w:val="16"/></w:rPr><w:t xml:space="preserve">`timestamp`</w:t></w:r></w:p></w:tc><w:tc><w:tcPr><w:tcW w:w="1417.3228346456694" w:type="dxa"/><w:noWrap/></w:tcPr><w:p><w:pPr><w:spacing w:after="30"/></w:pPr><w:r><w:rPr><w:sz w:val="16"/><w:szCs w:val="16"/></w:rPr><w:t xml:space="preserve">NULL</w:t></w:r></w:p></w:tc><w:tc><w:tcPr><w:tcW w:w="1417.3228346456694" w:type="dxa"/><w:noWrap/></w:tcPr><w:p><w:pPr><w:spacing w:after="30"/></w:pPr><w:r><w:rPr><w:sz w:val="16"/><w:szCs w:val="16"/></w:rPr><w:t xml:space="preserve">`NULL`</w:t></w:r></w:p></w:tc><w:tc><w:tcPr><w:tcW w:w="1417.3228346456694" w:type="dxa"/><w:noWrap/></w:tcPr><w:p><w:pPr><w:spacing w:after="30"/></w:pPr><w:r><w:rPr><w:sz w:val="16"/><w:szCs w:val="16"/></w:rPr><w:t xml:space="preserve">-</w:t></w:r></w:p></w:tc><w:tc><w:tcPr><w:tcW w:w="1417.3228346456694" w:type="dxa"/><w:noWrap/></w:tcPr><w:p><w:pPr><w:spacing w:after="30"/></w:pPr><w:r><w:rPr><w:sz w:val="16"/><w:szCs w:val="16"/></w:rPr><w:t xml:space="preserve">Waktu rekaman pertama kali dibuat di sistem.</w:t></w:r></w:p></w:tc></w:tr><w:tr><w:trPr/><w:tc><w:tcPr><w:tcW w:w="1417.3228346456694" w:type="dxa"/><w:noWrap/></w:tcPr><w:p><w:pPr><w:spacing w:after="30"/></w:pPr><w:r><w:rPr><w:sz w:val="16"/><w:szCs w:val="16"/></w:rPr><w:t xml:space="preserve">13</w:t></w:r></w:p></w:tc><w:tc><w:tcPr><w:tcW w:w="1417.3228346456694" w:type="dxa"/><w:noWrap/></w:tcPr><w:p><w:pPr><w:spacing w:after="30"/></w:pPr><w:r><w:rPr><w:sz w:val="16"/><w:szCs w:val="16"/></w:rPr><w:t xml:space="preserve">`updated_at`</w:t></w:r></w:p></w:tc><w:tc><w:tcPr><w:tcW w:w="1417.3228346456694" w:type="dxa"/><w:noWrap/></w:tcPr><w:p><w:pPr><w:spacing w:after="30"/></w:pPr><w:r><w:rPr><w:sz w:val="16"/><w:szCs w:val="16"/></w:rPr><w:t xml:space="preserve">`timestamp`</w:t></w:r></w:p></w:tc><w:tc><w:tcPr><w:tcW w:w="1417.3228346456694" w:type="dxa"/><w:noWrap/></w:tcPr><w:p><w:pPr><w:spacing w:after="30"/></w:pPr><w:r><w:rPr><w:sz w:val="16"/><w:szCs w:val="16"/></w:rPr><w:t xml:space="preserve">NULL</w:t></w:r></w:p></w:tc><w:tc><w:tcPr><w:tcW w:w="1417.3228346456694" w:type="dxa"/><w:noWrap/></w:tcPr><w:p><w:pPr><w:spacing w:after="30"/></w:pPr><w:r><w:rPr><w:sz w:val="16"/><w:szCs w:val="16"/></w:rPr><w:t xml:space="preserve">`NULL`</w:t></w:r></w:p></w:tc><w:tc><w:tcPr><w:tcW w:w="1417.3228346456694" w:type="dxa"/><w:noWrap/></w:tcPr><w:p><w:pPr><w:spacing w:after="30"/></w:pPr><w:r><w:rPr><w:sz w:val="16"/><w:szCs w:val="16"/></w:rPr><w:t xml:space="preserve">-</w:t></w:r></w:p></w:tc><w:tc><w:tcPr><w:tcW w:w="1417.3228346456694" w:type="dxa"/><w:noWrap/></w:tcPr><w:p><w:pPr><w:spacing w:after="30"/></w:pPr><w:r><w:rPr><w:sz w:val="16"/><w:szCs w:val="16"/></w:rPr><w:t xml:space="preserve">Waktu rekaman terakhir kali diperbarui.</w:t></w:r></w:p></w:tc></w:tr></w:tbl><w:p/><w:p><w:pPr><w:jc w:val="both"/><w:spacing w:after="70"/></w:pPr><w:r><w:rPr><w:sz w:val="19"/><w:szCs w:val="19"/></w:rPr><w:t xml:space="preserve">---</w:t></w:r></w:p><w:p><w:pPr><w:pStyle w:val="Heading3"/></w:pPr><w:bookmarkStart w:id="18" w:name="_Toc18"/><w:r><w:t>3.9 Tabel Bookmark Artikel Jurnal & Sitasi (`journal_bookmarks`)</w:t></w:r><w:bookmarkEnd w:id="18"/></w:p><w:p><w:pPr><w:spacing w:before="40" w:after="40"/></w:pPr><w:r><w:rPr><w:color w:val="334155"/><w:sz w:val="19"/><w:szCs w:val="19"/><w:b w:val="1"/><w:bCs w:val="1"/><w:i w:val="1"/><w:iCs w:val="1"/></w:rPr><w:t xml:space="preserve">**Nama Tabel**: `journal_bookmarks`</w:t></w:r></w:p><w:p><w:pPr><w:spacing w:before="40" w:after="40"/></w:pPr><w:r><w:rPr><w:color w:val="334155"/><w:sz w:val="19"/><w:szCs w:val="19"/><w:b w:val="0"/><w:bCs w:val="0"/><w:i w:val="1"/><w:iCs w:val="1"/></w:rPr><w:t xml:space="preserve">**Primary Key**: `id`</w:t></w:r></w:p><w:p><w:pPr><w:spacing w:before="40" w:after="40"/></w:pPr><w:r><w:rPr><w:color w:val="334155"/><w:sz w:val="19"/><w:szCs w:val="19"/><w:b w:val="0"/><w:bCs w:val="0"/><w:i w:val="1"/><w:iCs w:val="1"/></w:rPr><w:t xml:space="preserve">**Foreign Key**: `folder_id` $\rightarrow$ merujuk ke `journal_bookmark_folders.id``user_id` $\rightarrow$ merujuk ke `users.id`</w:t></w:r></w:p><w:p><w:pPr><w:spacing w:before="40" w:after="40"/></w:pPr><w:r><w:rPr><w:color w:val="334155"/><w:sz w:val="19"/><w:szCs w:val="19"/><w:b w:val="0"/><w:bCs w:val="0"/><w:i w:val="1"/><w:iCs w:val="1"/></w:rPr><w:t xml:space="preserve">**Deskripsi**: Menyimpan artikel jurnal eksternal (GARUDA, DOAJ, Crossref, OpenAlex, Google Books) yang disimpan oleh pengguna ke folder riset, lengkap dengan catatan anotasi dan generator sitasi otomatis.</w:t></w:r></w:p><w:tbl><w:tblGrid><w:gridCol w:w="1417.3228346456694" w:type="dxa"/><w:gridCol w:w="1417.3228346456694" w:type="dxa"/><w:gridCol w:w="1417.3228346456694" w:type="dxa"/><w:gridCol w:w="1417.3228346456694" w:type="dxa"/><w:gridCol w:w="1417.3228346456694" w:type="dxa"/><w:gridCol w:w="1417.3228346456694" w:type="dxa"/><w:gridCol w:w="1417.3228346456694" w:type="dxa"/></w:tblGrid><w:tblPr><w:tblStyle w:val="DbTable"/></w:tblPr><w:tr><w:trPr/><w:tc><w:tcPr><w:tcW w:w="1417.3228346456694" w:type="dxa"/><w:shd w:val="clear" w:fill="1E293B"/><w:noWrap/></w:tcPr><w:p><w:pPr><w:spacing w:after="30"/></w:pPr><w:r><w:rPr><w:color w:val="FFFFFF"/><w:sz w:val="16"/><w:szCs w:val="16"/><w:b w:val="1"/><w:bCs w:val="1"/></w:rPr><w:t xml:space="preserve">No</w:t></w:r></w:p></w:tc><w:tc><w:tcPr><w:tcW w:w="1417.3228346456694" w:type="dxa"/><w:shd w:val="clear" w:fill="1E293B"/><w:noWrap/></w:tcPr><w:p><w:pPr><w:spacing w:after="30"/></w:pPr><w:r><w:rPr><w:color w:val="FFFFFF"/><w:sz w:val="16"/><w:szCs w:val="16"/><w:b w:val="1"/><w:bCs w:val="1"/></w:rPr><w:t xml:space="preserve">Nama Kolom</w:t></w:r></w:p></w:tc><w:tc><w:tcPr><w:tcW w:w="1417.3228346456694" w:type="dxa"/><w:shd w:val="clear" w:fill="1E293B"/><w:noWrap/></w:tcPr><w:p><w:pPr><w:spacing w:after="30"/></w:pPr><w:r><w:rPr><w:color w:val="FFFFFF"/><w:sz w:val="16"/><w:szCs w:val="16"/><w:b w:val="1"/><w:bCs w:val="1"/></w:rPr><w:t xml:space="preserve">Tipe Data</w:t></w:r></w:p></w:tc><w:tc><w:tcPr><w:tcW w:w="1417.3228346456694" w:type="dxa"/><w:shd w:val="clear" w:fill="1E293B"/><w:noWrap/></w:tcPr><w:p><w:pPr><w:spacing w:after="30"/></w:pPr><w:r><w:rPr><w:color w:val="FFFFFF"/><w:sz w:val="16"/><w:szCs w:val="16"/><w:b w:val="1"/><w:bCs w:val="1"/></w:rPr><w:t xml:space="preserve">Nullable</w:t></w:r></w:p></w:tc><w:tc><w:tcPr><w:tcW w:w="1417.3228346456694" w:type="dxa"/><w:shd w:val="clear" w:fill="1E293B"/><w:noWrap/></w:tcPr><w:p><w:pPr><w:spacing w:after="30"/></w:pPr><w:r><w:rPr><w:color w:val="FFFFFF"/><w:sz w:val="16"/><w:szCs w:val="16"/><w:b w:val="1"/><w:bCs w:val="1"/></w:rPr><w:t xml:space="preserve">Nilai Default</w:t></w:r></w:p></w:tc><w:tc><w:tcPr><w:tcW w:w="1417.3228346456694" w:type="dxa"/><w:shd w:val="clear" w:fill="1E293B"/><w:noWrap/></w:tcPr><w:p><w:pPr><w:spacing w:after="30"/></w:pPr><w:r><w:rPr><w:color w:val="FFFFFF"/><w:sz w:val="16"/><w:szCs w:val="16"/><w:b w:val="1"/><w:bCs w:val="1"/></w:rPr><w:t xml:space="preserve">Kunci (*Key*)</w:t></w:r></w:p></w:tc><w:tc><w:tcPr><w:tcW w:w="1417.3228346456694" w:type="dxa"/><w:shd w:val="clear" w:fill="1E293B"/><w:noWrap/></w:tcPr><w:p><w:pPr><w:spacing w:after="30"/></w:pPr><w:r><w:rPr><w:color w:val="FFFFFF"/><w:sz w:val="16"/><w:szCs w:val="16"/><w:b w:val="1"/><w:bCs w:val="1"/></w:rPr><w:t xml:space="preserve">Keterangan & Aturan Bisnis</w:t></w:r></w:p></w:tc></w:tr><w:tr><w:trPr/><w:tc><w:tcPr><w:tcW w:w="1417.3228346456694" w:type="dxa"/><w:noWrap/></w:tcPr><w:p><w:pPr><w:spacing w:after="30"/></w:pPr><w:r><w:rPr><w:sz w:val="16"/><w:szCs w:val="16"/></w:rPr><w:t xml:space="preserve">1</w:t></w:r></w:p></w:tc><w:tc><w:tcPr><w:tcW w:w="1417.3228346456694" w:type="dxa"/><w:noWrap/></w:tcPr><w:p><w:pPr><w:spacing w:after="30"/></w:pPr><w:r><w:rPr><w:sz w:val="16"/><w:szCs w:val="16"/></w:rPr><w:t xml:space="preserve">`id`</w:t></w:r></w:p></w:tc><w:tc><w:tcPr><w:tcW w:w="1417.3228346456694" w:type="dxa"/><w:noWrap/></w:tcPr><w:p><w:pPr><w:spacing w:after="30"/></w:pPr><w:r><w:rPr><w:sz w:val="16"/><w:szCs w:val="16"/></w:rPr><w:t xml:space="preserve">`bigint(20) unsigned`</w:t></w:r></w:p></w:tc><w:tc><w:tcPr><w:tcW w:w="1417.3228346456694" w:type="dxa"/><w:noWrap/></w:tcPr><w:p><w:pPr><w:spacing w:after="30"/></w:pPr><w:r><w:rPr><w:sz w:val="16"/><w:szCs w:val="16"/></w:rPr><w:t xml:space="preserve">NOT NULL</w:t></w:r></w:p></w:tc><w:tc><w:tcPr><w:tcW w:w="1417.3228346456694" w:type="dxa"/><w:noWrap/></w:tcPr><w:p><w:pPr><w:spacing w:after="30"/></w:pPr><w:r><w:rPr><w:sz w:val="16"/><w:szCs w:val="16"/></w:rPr><w:t xml:space="preserve">*None*</w:t></w:r></w:p></w:tc><w:tc><w:tcPr><w:tcW w:w="1417.3228346456694" w:type="dxa"/><w:noWrap/></w:tcPr><w:p><w:pPr><w:spacing w:after="30"/></w:pPr><w:r><w:rPr><w:sz w:val="16"/><w:szCs w:val="16"/></w:rPr><w:t xml:space="preserve">PRI (auto_increment)</w:t></w:r></w:p></w:tc><w:tc><w:tcPr><w:tcW w:w="1417.3228346456694" w:type="dxa"/><w:noWrap/></w:tcPr><w:p><w:pPr><w:spacing w:after="30"/></w:pPr><w:r><w:rPr><w:sz w:val="16"/><w:szCs w:val="16"/></w:rPr><w:t xml:space="preserve">Identitas unik rekaman data (*surrogate primary key*).</w:t></w:r></w:p></w:tc></w:tr><w:tr><w:trPr/><w:tc><w:tcPr><w:tcW w:w="1417.3228346456694" w:type="dxa"/><w:noWrap/></w:tcPr><w:p><w:pPr><w:spacing w:after="30"/></w:pPr><w:r><w:rPr><w:sz w:val="16"/><w:szCs w:val="16"/></w:rPr><w:t xml:space="preserve">2</w:t></w:r></w:p></w:tc><w:tc><w:tcPr><w:tcW w:w="1417.3228346456694" w:type="dxa"/><w:noWrap/></w:tcPr><w:p><w:pPr><w:spacing w:after="30"/></w:pPr><w:r><w:rPr><w:sz w:val="16"/><w:szCs w:val="16"/></w:rPr><w:t xml:space="preserve">`user_id`</w:t></w:r></w:p></w:tc><w:tc><w:tcPr><w:tcW w:w="1417.3228346456694" w:type="dxa"/><w:noWrap/></w:tcPr><w:p><w:pPr><w:spacing w:after="30"/></w:pPr><w:r><w:rPr><w:sz w:val="16"/><w:szCs w:val="16"/></w:rPr><w:t xml:space="preserve">`bigint(20) unsigned`</w:t></w:r></w:p></w:tc><w:tc><w:tcPr><w:tcW w:w="1417.3228346456694" w:type="dxa"/><w:noWrap/></w:tcPr><w:p><w:pPr><w:spacing w:after="30"/></w:pPr><w:r><w:rPr><w:sz w:val="16"/><w:szCs w:val="16"/></w:rPr><w:t xml:space="preserve">NOT NULL</w:t></w:r></w:p></w:tc><w:tc><w:tcPr><w:tcW w:w="1417.3228346456694" w:type="dxa"/><w:noWrap/></w:tcPr><w:p><w:pPr><w:spacing w:after="30"/></w:pPr><w:r><w:rPr><w:sz w:val="16"/><w:szCs w:val="16"/></w:rPr><w:t xml:space="preserve">*None*</w:t></w:r></w:p></w:tc><w:tc><w:tcPr><w:tcW w:w="1417.3228346456694" w:type="dxa"/><w:noWrap/></w:tcPr><w:p><w:pPr><w:spacing w:after="30"/></w:pPr><w:r><w:rPr><w:sz w:val="16"/><w:szCs w:val="16"/></w:rPr><w:t xml:space="preserve">MUL</w:t></w:r></w:p></w:tc><w:tc><w:tcPr><w:tcW w:w="1417.3228346456694" w:type="dxa"/><w:noWrap/></w:tcPr><w:p><w:pPr><w:spacing w:after="30"/></w:pPr><w:r><w:rPr><w:sz w:val="16"/><w:szCs w:val="16"/></w:rPr><w:t xml:space="preserve">ID relasi ke tabel `users` (mahasiswa / pemilik data).</w:t></w:r></w:p></w:tc></w:tr><w:tr><w:trPr/><w:tc><w:tcPr><w:tcW w:w="1417.3228346456694" w:type="dxa"/><w:noWrap/></w:tcPr><w:p><w:pPr><w:spacing w:after="30"/></w:pPr><w:r><w:rPr><w:sz w:val="16"/><w:szCs w:val="16"/></w:rPr><w:t xml:space="preserve">3</w:t></w:r></w:p></w:tc><w:tc><w:tcPr><w:tcW w:w="1417.3228346456694" w:type="dxa"/><w:noWrap/></w:tcPr><w:p><w:pPr><w:spacing w:after="30"/></w:pPr><w:r><w:rPr><w:sz w:val="16"/><w:szCs w:val="16"/></w:rPr><w:t xml:space="preserve">`folder_id`</w:t></w:r></w:p></w:tc><w:tc><w:tcPr><w:tcW w:w="1417.3228346456694" w:type="dxa"/><w:noWrap/></w:tcPr><w:p><w:pPr><w:spacing w:after="30"/></w:pPr><w:r><w:rPr><w:sz w:val="16"/><w:szCs w:val="16"/></w:rPr><w:t xml:space="preserve">`bigint(20) unsigned`</w:t></w:r></w:p></w:tc><w:tc><w:tcPr><w:tcW w:w="1417.3228346456694" w:type="dxa"/><w:noWrap/></w:tcPr><w:p><w:pPr><w:spacing w:after="30"/></w:pPr><w:r><w:rPr><w:sz w:val="16"/><w:szCs w:val="16"/></w:rPr><w:t xml:space="preserve">NULL</w:t></w:r></w:p></w:tc><w:tc><w:tcPr><w:tcW w:w="1417.3228346456694" w:type="dxa"/><w:noWrap/></w:tcPr><w:p><w:pPr><w:spacing w:after="30"/></w:pPr><w:r><w:rPr><w:sz w:val="16"/><w:szCs w:val="16"/></w:rPr><w:t xml:space="preserve">`NULL`</w:t></w:r></w:p></w:tc><w:tc><w:tcPr><w:tcW w:w="1417.3228346456694" w:type="dxa"/><w:noWrap/></w:tcPr><w:p><w:pPr><w:spacing w:after="30"/></w:pPr><w:r><w:rPr><w:sz w:val="16"/><w:szCs w:val="16"/></w:rPr><w:t xml:space="preserve">MUL</w:t></w:r></w:p></w:tc><w:tc><w:tcPr><w:tcW w:w="1417.3228346456694" w:type="dxa"/><w:noWrap/></w:tcPr><w:p><w:pPr><w:spacing w:after="30"/></w:pPr><w:r><w:rPr><w:sz w:val="16"/><w:szCs w:val="16"/></w:rPr><w:t xml:space="preserve">Atribut data operasional folder id.</w:t></w:r></w:p></w:tc></w:tr><w:tr><w:trPr/><w:tc><w:tcPr><w:tcW w:w="1417.3228346456694" w:type="dxa"/><w:noWrap/></w:tcPr><w:p><w:pPr><w:spacing w:after="30"/></w:pPr><w:r><w:rPr><w:sz w:val="16"/><w:szCs w:val="16"/></w:rPr><w:t xml:space="preserve">4</w:t></w:r></w:p></w:tc><w:tc><w:tcPr><w:tcW w:w="1417.3228346456694" w:type="dxa"/><w:noWrap/></w:tcPr><w:p><w:pPr><w:spacing w:after="30"/></w:pPr><w:r><w:rPr><w:sz w:val="16"/><w:szCs w:val="16"/></w:rPr><w:t xml:space="preserve">`journal_identifier`</w:t></w:r></w:p></w:tc><w:tc><w:tcPr><w:tcW w:w="1417.3228346456694" w:type="dxa"/><w:noWrap/></w:tcPr><w:p><w:pPr><w:spacing w:after="30"/></w:pPr><w:r><w:rPr><w:sz w:val="16"/><w:szCs w:val="16"/></w:rPr><w:t xml:space="preserve">`varchar(255)`</w:t></w:r></w:p></w:tc><w:tc><w:tcPr><w:tcW w:w="1417.3228346456694" w:type="dxa"/><w:noWrap/></w:tcPr><w:p><w:pPr><w:spacing w:after="30"/></w:pPr><w:r><w:rPr><w:sz w:val="16"/><w:szCs w:val="16"/></w:rPr><w:t xml:space="preserve">NOT NULL</w:t></w:r></w:p></w:tc><w:tc><w:tcPr><w:tcW w:w="1417.3228346456694" w:type="dxa"/><w:noWrap/></w:tcPr><w:p><w:pPr><w:spacing w:after="30"/></w:pPr><w:r><w:rPr><w:sz w:val="16"/><w:szCs w:val="16"/></w:rPr><w:t xml:space="preserve">*None*</w:t></w:r></w:p></w:tc><w:tc><w:tcPr><w:tcW w:w="1417.3228346456694" w:type="dxa"/><w:noWrap/></w:tcPr><w:p><w:pPr><w:spacing w:after="30"/></w:pPr><w:r><w:rPr><w:sz w:val="16"/><w:szCs w:val="16"/></w:rPr><w:t xml:space="preserve">-</w:t></w:r></w:p></w:tc><w:tc><w:tcPr><w:tcW w:w="1417.3228346456694" w:type="dxa"/><w:noWrap/></w:tcPr><w:p><w:pPr><w:spacing w:after="30"/></w:pPr><w:r><w:rPr><w:sz w:val="16"/><w:szCs w:val="16"/></w:rPr><w:t xml:space="preserve">Atribut data operasional journal identifier.</w:t></w:r></w:p></w:tc></w:tr><w:tr><w:trPr/><w:tc><w:tcPr><w:tcW w:w="1417.3228346456694" w:type="dxa"/><w:noWrap/></w:tcPr><w:p><w:pPr><w:spacing w:after="30"/></w:pPr><w:r><w:rPr><w:sz w:val="16"/><w:szCs w:val="16"/></w:rPr><w:t xml:space="preserve">5</w:t></w:r></w:p></w:tc><w:tc><w:tcPr><w:tcW w:w="1417.3228346456694" w:type="dxa"/><w:noWrap/></w:tcPr><w:p><w:pPr><w:spacing w:after="30"/></w:pPr><w:r><w:rPr><w:sz w:val="16"/><w:szCs w:val="16"/></w:rPr><w:t xml:space="preserve">`title`</w:t></w:r></w:p></w:tc><w:tc><w:tcPr><w:tcW w:w="1417.3228346456694" w:type="dxa"/><w:noWrap/></w:tcPr><w:p><w:pPr><w:spacing w:after="30"/></w:pPr><w:r><w:rPr><w:sz w:val="16"/><w:szCs w:val="16"/></w:rPr><w:t xml:space="preserve">`text`</w:t></w:r></w:p></w:tc><w:tc><w:tcPr><w:tcW w:w="1417.3228346456694" w:type="dxa"/><w:noWrap/></w:tcPr><w:p><w:pPr><w:spacing w:after="30"/></w:pPr><w:r><w:rPr><w:sz w:val="16"/><w:szCs w:val="16"/></w:rPr><w:t xml:space="preserve">NOT NULL</w:t></w:r></w:p></w:tc><w:tc><w:tcPr><w:tcW w:w="1417.3228346456694" w:type="dxa"/><w:noWrap/></w:tcPr><w:p><w:pPr><w:spacing w:after="30"/></w:pPr><w:r><w:rPr><w:sz w:val="16"/><w:szCs w:val="16"/></w:rPr><w:t xml:space="preserve">*None*</w:t></w:r></w:p></w:tc><w:tc><w:tcPr><w:tcW w:w="1417.3228346456694" w:type="dxa"/><w:noWrap/></w:tcPr><w:p><w:pPr><w:spacing w:after="30"/></w:pPr><w:r><w:rPr><w:sz w:val="16"/><w:szCs w:val="16"/></w:rPr><w:t xml:space="preserve">-</w:t></w:r></w:p></w:tc><w:tc><w:tcPr><w:tcW w:w="1417.3228346456694" w:type="dxa"/><w:noWrap/></w:tcPr><w:p><w:pPr><w:spacing w:after="30"/></w:pPr><w:r><w:rPr><w:sz w:val="16"/><w:szCs w:val="16"/></w:rPr><w:t xml:space="preserve">Atribut data operasional title.</w:t></w:r></w:p></w:tc></w:tr><w:tr><w:trPr/><w:tc><w:tcPr><w:tcW w:w="1417.3228346456694" w:type="dxa"/><w:noWrap/></w:tcPr><w:p><w:pPr><w:spacing w:after="30"/></w:pPr><w:r><w:rPr><w:sz w:val="16"/><w:szCs w:val="16"/></w:rPr><w:t xml:space="preserve">6</w:t></w:r></w:p></w:tc><w:tc><w:tcPr><w:tcW w:w="1417.3228346456694" w:type="dxa"/><w:noWrap/></w:tcPr><w:p><w:pPr><w:spacing w:after="30"/></w:pPr><w:r><w:rPr><w:sz w:val="16"/><w:szCs w:val="16"/></w:rPr><w:t xml:space="preserve">`authors`</w:t></w:r></w:p></w:tc><w:tc><w:tcPr><w:tcW w:w="1417.3228346456694" w:type="dxa"/><w:noWrap/></w:tcPr><w:p><w:pPr><w:spacing w:after="30"/></w:pPr><w:r><w:rPr><w:sz w:val="16"/><w:szCs w:val="16"/></w:rPr><w:t xml:space="preserve">`longtext`</w:t></w:r></w:p></w:tc><w:tc><w:tcPr><w:tcW w:w="1417.3228346456694" w:type="dxa"/><w:noWrap/></w:tcPr><w:p><w:pPr><w:spacing w:after="30"/></w:pPr><w:r><w:rPr><w:sz w:val="16"/><w:szCs w:val="16"/></w:rPr><w:t xml:space="preserve">NULL</w:t></w:r></w:p></w:tc><w:tc><w:tcPr><w:tcW w:w="1417.3228346456694" w:type="dxa"/><w:noWrap/></w:tcPr><w:p><w:pPr><w:spacing w:after="30"/></w:pPr><w:r><w:rPr><w:sz w:val="16"/><w:szCs w:val="16"/></w:rPr><w:t xml:space="preserve">`NULL`</w:t></w:r></w:p></w:tc><w:tc><w:tcPr><w:tcW w:w="1417.3228346456694" w:type="dxa"/><w:noWrap/></w:tcPr><w:p><w:pPr><w:spacing w:after="30"/></w:pPr><w:r><w:rPr><w:sz w:val="16"/><w:szCs w:val="16"/></w:rPr><w:t xml:space="preserve">-</w:t></w:r></w:p></w:tc><w:tc><w:tcPr><w:tcW w:w="1417.3228346456694" w:type="dxa"/><w:noWrap/></w:tcPr><w:p><w:pPr><w:spacing w:after="30"/></w:pPr><w:r><w:rPr><w:sz w:val="16"/><w:szCs w:val="16"/></w:rPr><w:t xml:space="preserve">Atribut data operasional authors.</w:t></w:r></w:p></w:tc></w:tr><w:tr><w:trPr/><w:tc><w:tcPr><w:tcW w:w="1417.3228346456694" w:type="dxa"/><w:noWrap/></w:tcPr><w:p><w:pPr><w:spacing w:after="30"/></w:pPr><w:r><w:rPr><w:sz w:val="16"/><w:szCs w:val="16"/></w:rPr><w:t xml:space="preserve">7</w:t></w:r></w:p></w:tc><w:tc><w:tcPr><w:tcW w:w="1417.3228346456694" w:type="dxa"/><w:noWrap/></w:tcPr><w:p><w:pPr><w:spacing w:after="30"/></w:pPr><w:r><w:rPr><w:sz w:val="16"/><w:szCs w:val="16"/></w:rPr><w:t xml:space="preserve">`authors_string`</w:t></w:r></w:p></w:tc><w:tc><w:tcPr><w:tcW w:w="1417.3228346456694" w:type="dxa"/><w:noWrap/></w:tcPr><w:p><w:pPr><w:spacing w:after="30"/></w:pPr><w:r><w:rPr><w:sz w:val="16"/><w:szCs w:val="16"/></w:rPr><w:t xml:space="preserve">`text`</w:t></w:r></w:p></w:tc><w:tc><w:tcPr><w:tcW w:w="1417.3228346456694" w:type="dxa"/><w:noWrap/></w:tcPr><w:p><w:pPr><w:spacing w:after="30"/></w:pPr><w:r><w:rPr><w:sz w:val="16"/><w:szCs w:val="16"/></w:rPr><w:t xml:space="preserve">NULL</w:t></w:r></w:p></w:tc><w:tc><w:tcPr><w:tcW w:w="1417.3228346456694" w:type="dxa"/><w:noWrap/></w:tcPr><w:p><w:pPr><w:spacing w:after="30"/></w:pPr><w:r><w:rPr><w:sz w:val="16"/><w:szCs w:val="16"/></w:rPr><w:t xml:space="preserve">`NULL`</w:t></w:r></w:p></w:tc><w:tc><w:tcPr><w:tcW w:w="1417.3228346456694" w:type="dxa"/><w:noWrap/></w:tcPr><w:p><w:pPr><w:spacing w:after="30"/></w:pPr><w:r><w:rPr><w:sz w:val="16"/><w:szCs w:val="16"/></w:rPr><w:t xml:space="preserve">-</w:t></w:r></w:p></w:tc><w:tc><w:tcPr><w:tcW w:w="1417.3228346456694" w:type="dxa"/><w:noWrap/></w:tcPr><w:p><w:pPr><w:spacing w:after="30"/></w:pPr><w:r><w:rPr><w:sz w:val="16"/><w:szCs w:val="16"/></w:rPr><w:t xml:space="preserve">Atribut data operasional authors string.</w:t></w:r></w:p></w:tc></w:tr><w:tr><w:trPr/><w:tc><w:tcPr><w:tcW w:w="1417.3228346456694" w:type="dxa"/><w:noWrap/></w:tcPr><w:p><w:pPr><w:spacing w:after="30"/></w:pPr><w:r><w:rPr><w:sz w:val="16"/><w:szCs w:val="16"/></w:rPr><w:t xml:space="preserve">8</w:t></w:r></w:p></w:tc><w:tc><w:tcPr><w:tcW w:w="1417.3228346456694" w:type="dxa"/><w:noWrap/></w:tcPr><w:p><w:pPr><w:spacing w:after="30"/></w:pPr><w:r><w:rPr><w:sz w:val="16"/><w:szCs w:val="16"/></w:rPr><w:t xml:space="preserve">`year`</w:t></w:r></w:p></w:tc><w:tc><w:tcPr><w:tcW w:w="1417.3228346456694" w:type="dxa"/><w:noWrap/></w:tcPr><w:p><w:pPr><w:spacing w:after="30"/></w:pPr><w:r><w:rPr><w:sz w:val="16"/><w:szCs w:val="16"/></w:rPr><w:t xml:space="preserve">`smallint(5) unsigned`</w:t></w:r></w:p></w:tc><w:tc><w:tcPr><w:tcW w:w="1417.3228346456694" w:type="dxa"/><w:noWrap/></w:tcPr><w:p><w:pPr><w:spacing w:after="30"/></w:pPr><w:r><w:rPr><w:sz w:val="16"/><w:szCs w:val="16"/></w:rPr><w:t xml:space="preserve">NULL</w:t></w:r></w:p></w:tc><w:tc><w:tcPr><w:tcW w:w="1417.3228346456694" w:type="dxa"/><w:noWrap/></w:tcPr><w:p><w:pPr><w:spacing w:after="30"/></w:pPr><w:r><w:rPr><w:sz w:val="16"/><w:szCs w:val="16"/></w:rPr><w:t xml:space="preserve">`NULL`</w:t></w:r></w:p></w:tc><w:tc><w:tcPr><w:tcW w:w="1417.3228346456694" w:type="dxa"/><w:noWrap/></w:tcPr><w:p><w:pPr><w:spacing w:after="30"/></w:pPr><w:r><w:rPr><w:sz w:val="16"/><w:szCs w:val="16"/></w:rPr><w:t xml:space="preserve">-</w:t></w:r></w:p></w:tc><w:tc><w:tcPr><w:tcW w:w="1417.3228346456694" w:type="dxa"/><w:noWrap/></w:tcPr><w:p><w:pPr><w:spacing w:after="30"/></w:pPr><w:r><w:rPr><w:sz w:val="16"/><w:szCs w:val="16"/></w:rPr><w:t xml:space="preserve">Atribut data operasional year.</w:t></w:r></w:p></w:tc></w:tr><w:tr><w:trPr/><w:tc><w:tcPr><w:tcW w:w="1417.3228346456694" w:type="dxa"/><w:noWrap/></w:tcPr><w:p><w:pPr><w:spacing w:after="30"/></w:pPr><w:r><w:rPr><w:sz w:val="16"/><w:szCs w:val="16"/></w:rPr><w:t xml:space="preserve">9</w:t></w:r></w:p></w:tc><w:tc><w:tcPr><w:tcW w:w="1417.3228346456694" w:type="dxa"/><w:noWrap/></w:tcPr><w:p><w:pPr><w:spacing w:after="30"/></w:pPr><w:r><w:rPr><w:sz w:val="16"/><w:szCs w:val="16"/></w:rPr><w:t xml:space="preserve">`venue`</w:t></w:r></w:p></w:tc><w:tc><w:tcPr><w:tcW w:w="1417.3228346456694" w:type="dxa"/><w:noWrap/></w:tcPr><w:p><w:pPr><w:spacing w:after="30"/></w:pPr><w:r><w:rPr><w:sz w:val="16"/><w:szCs w:val="16"/></w:rPr><w:t xml:space="preserve">`varchar(255)`</w:t></w:r></w:p></w:tc><w:tc><w:tcPr><w:tcW w:w="1417.3228346456694" w:type="dxa"/><w:noWrap/></w:tcPr><w:p><w:pPr><w:spacing w:after="30"/></w:pPr><w:r><w:rPr><w:sz w:val="16"/><w:szCs w:val="16"/></w:rPr><w:t xml:space="preserve">NULL</w:t></w:r></w:p></w:tc><w:tc><w:tcPr><w:tcW w:w="1417.3228346456694" w:type="dxa"/><w:noWrap/></w:tcPr><w:p><w:pPr><w:spacing w:after="30"/></w:pPr><w:r><w:rPr><w:sz w:val="16"/><w:szCs w:val="16"/></w:rPr><w:t xml:space="preserve">`NULL`</w:t></w:r></w:p></w:tc><w:tc><w:tcPr><w:tcW w:w="1417.3228346456694" w:type="dxa"/><w:noWrap/></w:tcPr><w:p><w:pPr><w:spacing w:after="30"/></w:pPr><w:r><w:rPr><w:sz w:val="16"/><w:szCs w:val="16"/></w:rPr><w:t xml:space="preserve">-</w:t></w:r></w:p></w:tc><w:tc><w:tcPr><w:tcW w:w="1417.3228346456694" w:type="dxa"/><w:noWrap/></w:tcPr><w:p><w:pPr><w:spacing w:after="30"/></w:pPr><w:r><w:rPr><w:sz w:val="16"/><w:szCs w:val="16"/></w:rPr><w:t xml:space="preserve">Atribut data operasional venue.</w:t></w:r></w:p></w:tc></w:tr><w:tr><w:trPr/><w:tc><w:tcPr><w:tcW w:w="1417.3228346456694" w:type="dxa"/><w:noWrap/></w:tcPr><w:p><w:pPr><w:spacing w:after="30"/></w:pPr><w:r><w:rPr><w:sz w:val="16"/><w:szCs w:val="16"/></w:rPr><w:t xml:space="preserve">10</w:t></w:r></w:p></w:tc><w:tc><w:tcPr><w:tcW w:w="1417.3228346456694" w:type="dxa"/><w:noWrap/></w:tcPr><w:p><w:pPr><w:spacing w:after="30"/></w:pPr><w:r><w:rPr><w:sz w:val="16"/><w:szCs w:val="16"/></w:rPr><w:t xml:space="preserve">`publisher`</w:t></w:r></w:p></w:tc><w:tc><w:tcPr><w:tcW w:w="1417.3228346456694" w:type="dxa"/><w:noWrap/></w:tcPr><w:p><w:pPr><w:spacing w:after="30"/></w:pPr><w:r><w:rPr><w:sz w:val="16"/><w:szCs w:val="16"/></w:rPr><w:t xml:space="preserve">`varchar(255)`</w:t></w:r></w:p></w:tc><w:tc><w:tcPr><w:tcW w:w="1417.3228346456694" w:type="dxa"/><w:noWrap/></w:tcPr><w:p><w:pPr><w:spacing w:after="30"/></w:pPr><w:r><w:rPr><w:sz w:val="16"/><w:szCs w:val="16"/></w:rPr><w:t xml:space="preserve">NULL</w:t></w:r></w:p></w:tc><w:tc><w:tcPr><w:tcW w:w="1417.3228346456694" w:type="dxa"/><w:noWrap/></w:tcPr><w:p><w:pPr><w:spacing w:after="30"/></w:pPr><w:r><w:rPr><w:sz w:val="16"/><w:szCs w:val="16"/></w:rPr><w:t xml:space="preserve">`NULL`</w:t></w:r></w:p></w:tc><w:tc><w:tcPr><w:tcW w:w="1417.3228346456694" w:type="dxa"/><w:noWrap/></w:tcPr><w:p><w:pPr><w:spacing w:after="30"/></w:pPr><w:r><w:rPr><w:sz w:val="16"/><w:szCs w:val="16"/></w:rPr><w:t xml:space="preserve">-</w:t></w:r></w:p></w:tc><w:tc><w:tcPr><w:tcW w:w="1417.3228346456694" w:type="dxa"/><w:noWrap/></w:tcPr><w:p><w:pPr><w:spacing w:after="30"/></w:pPr><w:r><w:rPr><w:sz w:val="16"/><w:szCs w:val="16"/></w:rPr><w:t xml:space="preserve">Atribut data operasional publisher.</w:t></w:r></w:p></w:tc></w:tr><w:tr><w:trPr/><w:tc><w:tcPr><w:tcW w:w="1417.3228346456694" w:type="dxa"/><w:noWrap/></w:tcPr><w:p><w:pPr><w:spacing w:after="30"/></w:pPr><w:r><w:rPr><w:sz w:val="16"/><w:szCs w:val="16"/></w:rPr><w:t xml:space="preserve">11</w:t></w:r></w:p></w:tc><w:tc><w:tcPr><w:tcW w:w="1417.3228346456694" w:type="dxa"/><w:noWrap/></w:tcPr><w:p><w:pPr><w:spacing w:after="30"/></w:pPr><w:r><w:rPr><w:sz w:val="16"/><w:szCs w:val="16"/></w:rPr><w:t xml:space="preserve">`doi`</w:t></w:r></w:p></w:tc><w:tc><w:tcPr><w:tcW w:w="1417.3228346456694" w:type="dxa"/><w:noWrap/></w:tcPr><w:p><w:pPr><w:spacing w:after="30"/></w:pPr><w:r><w:rPr><w:sz w:val="16"/><w:szCs w:val="16"/></w:rPr><w:t xml:space="preserve">`varchar(255)`</w:t></w:r></w:p></w:tc><w:tc><w:tcPr><w:tcW w:w="1417.3228346456694" w:type="dxa"/><w:noWrap/></w:tcPr><w:p><w:pPr><w:spacing w:after="30"/></w:pPr><w:r><w:rPr><w:sz w:val="16"/><w:szCs w:val="16"/></w:rPr><w:t xml:space="preserve">NULL</w:t></w:r></w:p></w:tc><w:tc><w:tcPr><w:tcW w:w="1417.3228346456694" w:type="dxa"/><w:noWrap/></w:tcPr><w:p><w:pPr><w:spacing w:after="30"/></w:pPr><w:r><w:rPr><w:sz w:val="16"/><w:szCs w:val="16"/></w:rPr><w:t xml:space="preserve">`NULL`</w:t></w:r></w:p></w:tc><w:tc><w:tcPr><w:tcW w:w="1417.3228346456694" w:type="dxa"/><w:noWrap/></w:tcPr><w:p><w:pPr><w:spacing w:after="30"/></w:pPr><w:r><w:rPr><w:sz w:val="16"/><w:szCs w:val="16"/></w:rPr><w:t xml:space="preserve">-</w:t></w:r></w:p></w:tc><w:tc><w:tcPr><w:tcW w:w="1417.3228346456694" w:type="dxa"/><w:noWrap/></w:tcPr><w:p><w:pPr><w:spacing w:after="30"/></w:pPr><w:r><w:rPr><w:sz w:val="16"/><w:szCs w:val="16"/></w:rPr><w:t xml:space="preserve">Atribut data operasional doi.</w:t></w:r></w:p></w:tc></w:tr><w:tr><w:trPr/><w:tc><w:tcPr><w:tcW w:w="1417.3228346456694" w:type="dxa"/><w:noWrap/></w:tcPr><w:p><w:pPr><w:spacing w:after="30"/></w:pPr><w:r><w:rPr><w:sz w:val="16"/><w:szCs w:val="16"/></w:rPr><w:t xml:space="preserve">12</w:t></w:r></w:p></w:tc><w:tc><w:tcPr><w:tcW w:w="1417.3228346456694" w:type="dxa"/><w:noWrap/></w:tcPr><w:p><w:pPr><w:spacing w:after="30"/></w:pPr><w:r><w:rPr><w:sz w:val="16"/><w:szCs w:val="16"/></w:rPr><w:t xml:space="preserve">`url`</w:t></w:r></w:p></w:tc><w:tc><w:tcPr><w:tcW w:w="1417.3228346456694" w:type="dxa"/><w:noWrap/></w:tcPr><w:p><w:pPr><w:spacing w:after="30"/></w:pPr><w:r><w:rPr><w:sz w:val="16"/><w:szCs w:val="16"/></w:rPr><w:t xml:space="preserve">`text`</w:t></w:r></w:p></w:tc><w:tc><w:tcPr><w:tcW w:w="1417.3228346456694" w:type="dxa"/><w:noWrap/></w:tcPr><w:p><w:pPr><w:spacing w:after="30"/></w:pPr><w:r><w:rPr><w:sz w:val="16"/><w:szCs w:val="16"/></w:rPr><w:t xml:space="preserve">NULL</w:t></w:r></w:p></w:tc><w:tc><w:tcPr><w:tcW w:w="1417.3228346456694" w:type="dxa"/><w:noWrap/></w:tcPr><w:p><w:pPr><w:spacing w:after="30"/></w:pPr><w:r><w:rPr><w:sz w:val="16"/><w:szCs w:val="16"/></w:rPr><w:t xml:space="preserve">`NULL`</w:t></w:r></w:p></w:tc><w:tc><w:tcPr><w:tcW w:w="1417.3228346456694" w:type="dxa"/><w:noWrap/></w:tcPr><w:p><w:pPr><w:spacing w:after="30"/></w:pPr><w:r><w:rPr><w:sz w:val="16"/><w:szCs w:val="16"/></w:rPr><w:t xml:space="preserve">-</w:t></w:r></w:p></w:tc><w:tc><w:tcPr><w:tcW w:w="1417.3228346456694" w:type="dxa"/><w:noWrap/></w:tcPr><w:p><w:pPr><w:spacing w:after="30"/></w:pPr><w:r><w:rPr><w:sz w:val="16"/><w:szCs w:val="16"/></w:rPr><w:t xml:space="preserve">Tautan alamat web / URL eksternal yang terhubung.</w:t></w:r></w:p></w:tc></w:tr><w:tr><w:trPr/><w:tc><w:tcPr><w:tcW w:w="1417.3228346456694" w:type="dxa"/><w:noWrap/></w:tcPr><w:p><w:pPr><w:spacing w:after="30"/></w:pPr><w:r><w:rPr><w:sz w:val="16"/><w:szCs w:val="16"/></w:rPr><w:t xml:space="preserve">13</w:t></w:r></w:p></w:tc><w:tc><w:tcPr><w:tcW w:w="1417.3228346456694" w:type="dxa"/><w:noWrap/></w:tcPr><w:p><w:pPr><w:spacing w:after="30"/></w:pPr><w:r><w:rPr><w:sz w:val="16"/><w:szCs w:val="16"/></w:rPr><w:t xml:space="preserve">`pdf_url`</w:t></w:r></w:p></w:tc><w:tc><w:tcPr><w:tcW w:w="1417.3228346456694" w:type="dxa"/><w:noWrap/></w:tcPr><w:p><w:pPr><w:spacing w:after="30"/></w:pPr><w:r><w:rPr><w:sz w:val="16"/><w:szCs w:val="16"/></w:rPr><w:t xml:space="preserve">`text`</w:t></w:r></w:p></w:tc><w:tc><w:tcPr><w:tcW w:w="1417.3228346456694" w:type="dxa"/><w:noWrap/></w:tcPr><w:p><w:pPr><w:spacing w:after="30"/></w:pPr><w:r><w:rPr><w:sz w:val="16"/><w:szCs w:val="16"/></w:rPr><w:t xml:space="preserve">NULL</w:t></w:r></w:p></w:tc><w:tc><w:tcPr><w:tcW w:w="1417.3228346456694" w:type="dxa"/><w:noWrap/></w:tcPr><w:p><w:pPr><w:spacing w:after="30"/></w:pPr><w:r><w:rPr><w:sz w:val="16"/><w:szCs w:val="16"/></w:rPr><w:t xml:space="preserve">`NULL`</w:t></w:r></w:p></w:tc><w:tc><w:tcPr><w:tcW w:w="1417.3228346456694" w:type="dxa"/><w:noWrap/></w:tcPr><w:p><w:pPr><w:spacing w:after="30"/></w:pPr><w:r><w:rPr><w:sz w:val="16"/><w:szCs w:val="16"/></w:rPr><w:t xml:space="preserve">-</w:t></w:r></w:p></w:tc><w:tc><w:tcPr><w:tcW w:w="1417.3228346456694" w:type="dxa"/><w:noWrap/></w:tcPr><w:p><w:pPr><w:spacing w:after="30"/></w:pPr><w:r><w:rPr><w:sz w:val="16"/><w:szCs w:val="16"/></w:rPr><w:t xml:space="preserve">Tautan alamat web / URL eksternal yang terhubung.</w:t></w:r></w:p></w:tc></w:tr><w:tr><w:trPr/><w:tc><w:tcPr><w:tcW w:w="1417.3228346456694" w:type="dxa"/><w:noWrap/></w:tcPr><w:p><w:pPr><w:spacing w:after="30"/></w:pPr><w:r><w:rPr><w:sz w:val="16"/><w:szCs w:val="16"/></w:rPr><w:t xml:space="preserve">14</w:t></w:r></w:p></w:tc><w:tc><w:tcPr><w:tcW w:w="1417.3228346456694" w:type="dxa"/><w:noWrap/></w:tcPr><w:p><w:pPr><w:spacing w:after="30"/></w:pPr><w:r><w:rPr><w:sz w:val="16"/><w:szCs w:val="16"/></w:rPr><w:t xml:space="preserve">`abstract`</w:t></w:r></w:p></w:tc><w:tc><w:tcPr><w:tcW w:w="1417.3228346456694" w:type="dxa"/><w:noWrap/></w:tcPr><w:p><w:pPr><w:spacing w:after="30"/></w:pPr><w:r><w:rPr><w:sz w:val="16"/><w:szCs w:val="16"/></w:rPr><w:t xml:space="preserve">`longtext`</w:t></w:r></w:p></w:tc><w:tc><w:tcPr><w:tcW w:w="1417.3228346456694" w:type="dxa"/><w:noWrap/></w:tcPr><w:p><w:pPr><w:spacing w:after="30"/></w:pPr><w:r><w:rPr><w:sz w:val="16"/><w:szCs w:val="16"/></w:rPr><w:t xml:space="preserve">NULL</w:t></w:r></w:p></w:tc><w:tc><w:tcPr><w:tcW w:w="1417.3228346456694" w:type="dxa"/><w:noWrap/></w:tcPr><w:p><w:pPr><w:spacing w:after="30"/></w:pPr><w:r><w:rPr><w:sz w:val="16"/><w:szCs w:val="16"/></w:rPr><w:t xml:space="preserve">`NULL`</w:t></w:r></w:p></w:tc><w:tc><w:tcPr><w:tcW w:w="1417.3228346456694" w:type="dxa"/><w:noWrap/></w:tcPr><w:p><w:pPr><w:spacing w:after="30"/></w:pPr><w:r><w:rPr><w:sz w:val="16"/><w:szCs w:val="16"/></w:rPr><w:t xml:space="preserve">-</w:t></w:r></w:p></w:tc><w:tc><w:tcPr><w:tcW w:w="1417.3228346456694" w:type="dxa"/><w:noWrap/></w:tcPr><w:p><w:pPr><w:spacing w:after="30"/></w:pPr><w:r><w:rPr><w:sz w:val="16"/><w:szCs w:val="16"/></w:rPr><w:t xml:space="preserve">Atribut data operasional abstract.</w:t></w:r></w:p></w:tc></w:tr><w:tr><w:trPr/><w:tc><w:tcPr><w:tcW w:w="1417.3228346456694" w:type="dxa"/><w:noWrap/></w:tcPr><w:p><w:pPr><w:spacing w:after="30"/></w:pPr><w:r><w:rPr><w:sz w:val="16"/><w:szCs w:val="16"/></w:rPr><w:t xml:space="preserve">15</w:t></w:r></w:p></w:tc><w:tc><w:tcPr><w:tcW w:w="1417.3228346456694" w:type="dxa"/><w:noWrap/></w:tcPr><w:p><w:pPr><w:spacing w:after="30"/></w:pPr><w:r><w:rPr><w:sz w:val="16"/><w:szCs w:val="16"/></w:rPr><w:t xml:space="preserve">`source`</w:t></w:r></w:p></w:tc><w:tc><w:tcPr><w:tcW w:w="1417.3228346456694" w:type="dxa"/><w:noWrap/></w:tcPr><w:p><w:pPr><w:spacing w:after="30"/></w:pPr><w:r><w:rPr><w:sz w:val="16"/><w:szCs w:val="16"/></w:rPr><w:t xml:space="preserve">`varchar(50)`</w:t></w:r></w:p></w:tc><w:tc><w:tcPr><w:tcW w:w="1417.3228346456694" w:type="dxa"/><w:noWrap/></w:tcPr><w:p><w:pPr><w:spacing w:after="30"/></w:pPr><w:r><w:rPr><w:sz w:val="16"/><w:szCs w:val="16"/></w:rPr><w:t xml:space="preserve">NOT NULL</w:t></w:r></w:p></w:tc><w:tc><w:tcPr><w:tcW w:w="1417.3228346456694" w:type="dxa"/><w:noWrap/></w:tcPr><w:p><w:pPr><w:spacing w:after="30"/></w:pPr><w:r><w:rPr><w:sz w:val="16"/><w:szCs w:val="16"/></w:rPr><w:t xml:space="preserve">`'unknown'`</w:t></w:r></w:p></w:tc><w:tc><w:tcPr><w:tcW w:w="1417.3228346456694" w:type="dxa"/><w:noWrap/></w:tcPr><w:p><w:pPr><w:spacing w:after="30"/></w:pPr><w:r><w:rPr><w:sz w:val="16"/><w:szCs w:val="16"/></w:rPr><w:t xml:space="preserve">-</w:t></w:r></w:p></w:tc><w:tc><w:tcPr><w:tcW w:w="1417.3228346456694" w:type="dxa"/><w:noWrap/></w:tcPr><w:p><w:pPr><w:spacing w:after="30"/></w:pPr><w:r><w:rPr><w:sz w:val="16"/><w:szCs w:val="16"/></w:rPr><w:t xml:space="preserve">Atribut data operasional source.</w:t></w:r></w:p></w:tc></w:tr><w:tr><w:trPr/><w:tc><w:tcPr><w:tcW w:w="1417.3228346456694" w:type="dxa"/><w:noWrap/></w:tcPr><w:p><w:pPr><w:spacing w:after="30"/></w:pPr><w:r><w:rPr><w:sz w:val="16"/><w:szCs w:val="16"/></w:rPr><w:t xml:space="preserve">16</w:t></w:r></w:p></w:tc><w:tc><w:tcPr><w:tcW w:w="1417.3228346456694" w:type="dxa"/><w:noWrap/></w:tcPr><w:p><w:pPr><w:spacing w:after="30"/></w:pPr><w:r><w:rPr><w:sz w:val="16"/><w:szCs w:val="16"/></w:rPr><w:t xml:space="preserve">`source_label`</w:t></w:r></w:p></w:tc><w:tc><w:tcPr><w:tcW w:w="1417.3228346456694" w:type="dxa"/><w:noWrap/></w:tcPr><w:p><w:pPr><w:spacing w:after="30"/></w:pPr><w:r><w:rPr><w:sz w:val="16"/><w:szCs w:val="16"/></w:rPr><w:t xml:space="preserve">`varchar(100)`</w:t></w:r></w:p></w:tc><w:tc><w:tcPr><w:tcW w:w="1417.3228346456694" w:type="dxa"/><w:noWrap/></w:tcPr><w:p><w:pPr><w:spacing w:after="30"/></w:pPr><w:r><w:rPr><w:sz w:val="16"/><w:szCs w:val="16"/></w:rPr><w:t xml:space="preserve">NULL</w:t></w:r></w:p></w:tc><w:tc><w:tcPr><w:tcW w:w="1417.3228346456694" w:type="dxa"/><w:noWrap/></w:tcPr><w:p><w:pPr><w:spacing w:after="30"/></w:pPr><w:r><w:rPr><w:sz w:val="16"/><w:szCs w:val="16"/></w:rPr><w:t xml:space="preserve">`NULL`</w:t></w:r></w:p></w:tc><w:tc><w:tcPr><w:tcW w:w="1417.3228346456694" w:type="dxa"/><w:noWrap/></w:tcPr><w:p><w:pPr><w:spacing w:after="30"/></w:pPr><w:r><w:rPr><w:sz w:val="16"/><w:szCs w:val="16"/></w:rPr><w:t xml:space="preserve">-</w:t></w:r></w:p></w:tc><w:tc><w:tcPr><w:tcW w:w="1417.3228346456694" w:type="dxa"/><w:noWrap/></w:tcPr><w:p><w:pPr><w:spacing w:after="30"/></w:pPr><w:r><w:rPr><w:sz w:val="16"/><w:szCs w:val="16"/></w:rPr><w:t xml:space="preserve">Atribut data operasional source label.</w:t></w:r></w:p></w:tc></w:tr><w:tr><w:trPr/><w:tc><w:tcPr><w:tcW w:w="1417.3228346456694" w:type="dxa"/><w:noWrap/></w:tcPr><w:p><w:pPr><w:spacing w:after="30"/></w:pPr><w:r><w:rPr><w:sz w:val="16"/><w:szCs w:val="16"/></w:rPr><w:t xml:space="preserve">17</w:t></w:r></w:p></w:tc><w:tc><w:tcPr><w:tcW w:w="1417.3228346456694" w:type="dxa"/><w:noWrap/></w:tcPr><w:p><w:pPr><w:spacing w:after="30"/></w:pPr><w:r><w:rPr><w:sz w:val="16"/><w:szCs w:val="16"/></w:rPr><w:t xml:space="preserve">`citations`</w:t></w:r></w:p></w:tc><w:tc><w:tcPr><w:tcW w:w="1417.3228346456694" w:type="dxa"/><w:noWrap/></w:tcPr><w:p><w:pPr><w:spacing w:after="30"/></w:pPr><w:r><w:rPr><w:sz w:val="16"/><w:szCs w:val="16"/></w:rPr><w:t xml:space="preserve">`longtext`</w:t></w:r></w:p></w:tc><w:tc><w:tcPr><w:tcW w:w="1417.3228346456694" w:type="dxa"/><w:noWrap/></w:tcPr><w:p><w:pPr><w:spacing w:after="30"/></w:pPr><w:r><w:rPr><w:sz w:val="16"/><w:szCs w:val="16"/></w:rPr><w:t xml:space="preserve">NULL</w:t></w:r></w:p></w:tc><w:tc><w:tcPr><w:tcW w:w="1417.3228346456694" w:type="dxa"/><w:noWrap/></w:tcPr><w:p><w:pPr><w:spacing w:after="30"/></w:pPr><w:r><w:rPr><w:sz w:val="16"/><w:szCs w:val="16"/></w:rPr><w:t xml:space="preserve">`NULL`</w:t></w:r></w:p></w:tc><w:tc><w:tcPr><w:tcW w:w="1417.3228346456694" w:type="dxa"/><w:noWrap/></w:tcPr><w:p><w:pPr><w:spacing w:after="30"/></w:pPr><w:r><w:rPr><w:sz w:val="16"/><w:szCs w:val="16"/></w:rPr><w:t xml:space="preserve">-</w:t></w:r></w:p></w:tc><w:tc><w:tcPr><w:tcW w:w="1417.3228346456694" w:type="dxa"/><w:noWrap/></w:tcPr><w:p><w:pPr><w:spacing w:after="30"/></w:pPr><w:r><w:rPr><w:sz w:val="16"/><w:szCs w:val="16"/></w:rPr><w:t xml:space="preserve">Atribut data operasional citations.</w:t></w:r></w:p></w:tc></w:tr><w:tr><w:trPr/><w:tc><w:tcPr><w:tcW w:w="1417.3228346456694" w:type="dxa"/><w:noWrap/></w:tcPr><w:p><w:pPr><w:spacing w:after="30"/></w:pPr><w:r><w:rPr><w:sz w:val="16"/><w:szCs w:val="16"/></w:rPr><w:t xml:space="preserve">18</w:t></w:r></w:p></w:tc><w:tc><w:tcPr><w:tcW w:w="1417.3228346456694" w:type="dxa"/><w:noWrap/></w:tcPr><w:p><w:pPr><w:spacing w:after="30"/></w:pPr><w:r><w:rPr><w:sz w:val="16"/><w:szCs w:val="16"/></w:rPr><w:t xml:space="preserve">`notes`</w:t></w:r></w:p></w:tc><w:tc><w:tcPr><w:tcW w:w="1417.3228346456694" w:type="dxa"/><w:noWrap/></w:tcPr><w:p><w:pPr><w:spacing w:after="30"/></w:pPr><w:r><w:rPr><w:sz w:val="16"/><w:szCs w:val="16"/></w:rPr><w:t xml:space="preserve">`text`</w:t></w:r></w:p></w:tc><w:tc><w:tcPr><w:tcW w:w="1417.3228346456694" w:type="dxa"/><w:noWrap/></w:tcPr><w:p><w:pPr><w:spacing w:after="30"/></w:pPr><w:r><w:rPr><w:sz w:val="16"/><w:szCs w:val="16"/></w:rPr><w:t xml:space="preserve">NULL</w:t></w:r></w:p></w:tc><w:tc><w:tcPr><w:tcW w:w="1417.3228346456694" w:type="dxa"/><w:noWrap/></w:tcPr><w:p><w:pPr><w:spacing w:after="30"/></w:pPr><w:r><w:rPr><w:sz w:val="16"/><w:szCs w:val="16"/></w:rPr><w:t xml:space="preserve">`NULL`</w:t></w:r></w:p></w:tc><w:tc><w:tcPr><w:tcW w:w="1417.3228346456694" w:type="dxa"/><w:noWrap/></w:tcPr><w:p><w:pPr><w:spacing w:after="30"/></w:pPr><w:r><w:rPr><w:sz w:val="16"/><w:szCs w:val="16"/></w:rPr><w:t xml:space="preserve">-</w:t></w:r></w:p></w:tc><w:tc><w:tcPr><w:tcW w:w="1417.3228346456694" w:type="dxa"/><w:noWrap/></w:tcPr><w:p><w:pPr><w:spacing w:after="30"/></w:pPr><w:r><w:rPr><w:sz w:val="16"/><w:szCs w:val="16"/></w:rPr><w:t xml:space="preserve">Catatan atau pesan deskriptif tambahan dari dosen/admin.</w:t></w:r></w:p></w:tc></w:tr><w:tr><w:trPr/><w:tc><w:tcPr><w:tcW w:w="1417.3228346456694" w:type="dxa"/><w:noWrap/></w:tcPr><w:p><w:pPr><w:spacing w:after="30"/></w:pPr><w:r><w:rPr><w:sz w:val="16"/><w:szCs w:val="16"/></w:rPr><w:t xml:space="preserve">19</w:t></w:r></w:p></w:tc><w:tc><w:tcPr><w:tcW w:w="1417.3228346456694" w:type="dxa"/><w:noWrap/></w:tcPr><w:p><w:pPr><w:spacing w:after="30"/></w:pPr><w:r><w:rPr><w:sz w:val="16"/><w:szCs w:val="16"/></w:rPr><w:t xml:space="preserve">`created_at`</w:t></w:r></w:p></w:tc><w:tc><w:tcPr><w:tcW w:w="1417.3228346456694" w:type="dxa"/><w:noWrap/></w:tcPr><w:p><w:pPr><w:spacing w:after="30"/></w:pPr><w:r><w:rPr><w:sz w:val="16"/><w:szCs w:val="16"/></w:rPr><w:t xml:space="preserve">`timestamp`</w:t></w:r></w:p></w:tc><w:tc><w:tcPr><w:tcW w:w="1417.3228346456694" w:type="dxa"/><w:noWrap/></w:tcPr><w:p><w:pPr><w:spacing w:after="30"/></w:pPr><w:r><w:rPr><w:sz w:val="16"/><w:szCs w:val="16"/></w:rPr><w:t xml:space="preserve">NULL</w:t></w:r></w:p></w:tc><w:tc><w:tcPr><w:tcW w:w="1417.3228346456694" w:type="dxa"/><w:noWrap/></w:tcPr><w:p><w:pPr><w:spacing w:after="30"/></w:pPr><w:r><w:rPr><w:sz w:val="16"/><w:szCs w:val="16"/></w:rPr><w:t xml:space="preserve">`NULL`</w:t></w:r></w:p></w:tc><w:tc><w:tcPr><w:tcW w:w="1417.3228346456694" w:type="dxa"/><w:noWrap/></w:tcPr><w:p><w:pPr><w:spacing w:after="30"/></w:pPr><w:r><w:rPr><w:sz w:val="16"/><w:szCs w:val="16"/></w:rPr><w:t xml:space="preserve">-</w:t></w:r></w:p></w:tc><w:tc><w:tcPr><w:tcW w:w="1417.3228346456694" w:type="dxa"/><w:noWrap/></w:tcPr><w:p><w:pPr><w:spacing w:after="30"/></w:pPr><w:r><w:rPr><w:sz w:val="16"/><w:szCs w:val="16"/></w:rPr><w:t xml:space="preserve">Waktu rekaman pertama kali dibuat di sistem.</w:t></w:r></w:p></w:tc></w:tr><w:tr><w:trPr/><w:tc><w:tcPr><w:tcW w:w="1417.3228346456694" w:type="dxa"/><w:noWrap/></w:tcPr><w:p><w:pPr><w:spacing w:after="30"/></w:pPr><w:r><w:rPr><w:sz w:val="16"/><w:szCs w:val="16"/></w:rPr><w:t xml:space="preserve">20</w:t></w:r></w:p></w:tc><w:tc><w:tcPr><w:tcW w:w="1417.3228346456694" w:type="dxa"/><w:noWrap/></w:tcPr><w:p><w:pPr><w:spacing w:after="30"/></w:pPr><w:r><w:rPr><w:sz w:val="16"/><w:szCs w:val="16"/></w:rPr><w:t xml:space="preserve">`updated_at`</w:t></w:r></w:p></w:tc><w:tc><w:tcPr><w:tcW w:w="1417.3228346456694" w:type="dxa"/><w:noWrap/></w:tcPr><w:p><w:pPr><w:spacing w:after="30"/></w:pPr><w:r><w:rPr><w:sz w:val="16"/><w:szCs w:val="16"/></w:rPr><w:t xml:space="preserve">`timestamp`</w:t></w:r></w:p></w:tc><w:tc><w:tcPr><w:tcW w:w="1417.3228346456694" w:type="dxa"/><w:noWrap/></w:tcPr><w:p><w:pPr><w:spacing w:after="30"/></w:pPr><w:r><w:rPr><w:sz w:val="16"/><w:szCs w:val="16"/></w:rPr><w:t xml:space="preserve">NULL</w:t></w:r></w:p></w:tc><w:tc><w:tcPr><w:tcW w:w="1417.3228346456694" w:type="dxa"/><w:noWrap/></w:tcPr><w:p><w:pPr><w:spacing w:after="30"/></w:pPr><w:r><w:rPr><w:sz w:val="16"/><w:szCs w:val="16"/></w:rPr><w:t xml:space="preserve">`NULL`</w:t></w:r></w:p></w:tc><w:tc><w:tcPr><w:tcW w:w="1417.3228346456694" w:type="dxa"/><w:noWrap/></w:tcPr><w:p><w:pPr><w:spacing w:after="30"/></w:pPr><w:r><w:rPr><w:sz w:val="16"/><w:szCs w:val="16"/></w:rPr><w:t xml:space="preserve">-</w:t></w:r></w:p></w:tc><w:tc><w:tcPr><w:tcW w:w="1417.3228346456694" w:type="dxa"/><w:noWrap/></w:tcPr><w:p><w:pPr><w:spacing w:after="30"/></w:pPr><w:r><w:rPr><w:sz w:val="16"/><w:szCs w:val="16"/></w:rPr><w:t xml:space="preserve">Waktu rekaman terakhir kali diperbarui.</w:t></w:r></w:p></w:tc></w:tr></w:tbl><w:p/><w:p><w:pPr><w:jc w:val="both"/><w:spacing w:after="70"/></w:pPr><w:r><w:rPr><w:sz w:val="19"/><w:szCs w:val="19"/></w:rPr><w:t xml:space="preserve">---</w:t></w:r></w:p><w:p><w:pPr><w:pStyle w:val="Heading3"/></w:pPr><w:bookmarkStart w:id="19" w:name="_Toc19"/><w:r><w:t>3.10 Tabel Folder Koleksi Referensi Ilmiah (`journal_bookmark_folders`)</w:t></w:r><w:bookmarkEnd w:id="19"/></w:p><w:p><w:pPr><w:spacing w:before="40" w:after="40"/></w:pPr><w:r><w:rPr><w:color w:val="334155"/><w:sz w:val="19"/><w:szCs w:val="19"/><w:b w:val="1"/><w:bCs w:val="1"/><w:i w:val="1"/><w:iCs w:val="1"/></w:rPr><w:t xml:space="preserve">**Nama Tabel**: `journal_bookmark_folders`</w:t></w:r></w:p><w:p><w:pPr><w:spacing w:before="40" w:after="40"/></w:pPr><w:r><w:rPr><w:color w:val="334155"/><w:sz w:val="19"/><w:szCs w:val="19"/><w:b w:val="0"/><w:bCs w:val="0"/><w:i w:val="1"/><w:iCs w:val="1"/></w:rPr><w:t xml:space="preserve">**Primary Key**: `id`</w:t></w:r></w:p><w:p><w:pPr><w:spacing w:before="40" w:after="40"/></w:pPr><w:r><w:rPr><w:color w:val="334155"/><w:sz w:val="19"/><w:szCs w:val="19"/><w:b w:val="0"/><w:bCs w:val="0"/><w:i w:val="1"/><w:iCs w:val="1"/></w:rPr><w:t xml:space="preserve">**Foreign Key**: `user_id` $\rightarrow$ merujuk ke `users.id`</w:t></w:r></w:p><w:p><w:pPr><w:spacing w:before="40" w:after="40"/></w:pPr><w:r><w:rPr><w:color w:val="334155"/><w:sz w:val="19"/><w:szCs w:val="19"/><w:b w:val="0"/><w:bCs w:val="0"/><w:i w:val="1"/><w:iCs w:val="1"/></w:rPr><w:t xml:space="preserve">**Deskripsi**: Menyimpan folder klasifikasi referensi pribadi yang dibuat oleh dosen atau mahasiswa untuk mengelompokkan artikel jurnal ilmiah berdasarkan topik riset.</w:t></w:r></w:p><w:tbl><w:tblGrid><w:gridCol w:w="1417.3228346456694" w:type="dxa"/><w:gridCol w:w="1417.3228346456694" w:type="dxa"/><w:gridCol w:w="1417.3228346456694" w:type="dxa"/><w:gridCol w:w="1417.3228346456694" w:type="dxa"/><w:gridCol w:w="1417.3228346456694" w:type="dxa"/><w:gridCol w:w="1417.3228346456694" w:type="dxa"/><w:gridCol w:w="1417.3228346456694" w:type="dxa"/></w:tblGrid><w:tblPr><w:tblStyle w:val="DbTable"/></w:tblPr><w:tr><w:trPr/><w:tc><w:tcPr><w:tcW w:w="1417.3228346456694" w:type="dxa"/><w:shd w:val="clear" w:fill="1E293B"/><w:noWrap/></w:tcPr><w:p><w:pPr><w:spacing w:after="30"/></w:pPr><w:r><w:rPr><w:color w:val="FFFFFF"/><w:sz w:val="16"/><w:szCs w:val="16"/><w:b w:val="1"/><w:bCs w:val="1"/></w:rPr><w:t xml:space="preserve">No</w:t></w:r></w:p></w:tc><w:tc><w:tcPr><w:tcW w:w="1417.3228346456694" w:type="dxa"/><w:shd w:val="clear" w:fill="1E293B"/><w:noWrap/></w:tcPr><w:p><w:pPr><w:spacing w:after="30"/></w:pPr><w:r><w:rPr><w:color w:val="FFFFFF"/><w:sz w:val="16"/><w:szCs w:val="16"/><w:b w:val="1"/><w:bCs w:val="1"/></w:rPr><w:t xml:space="preserve">Nama Kolom</w:t></w:r></w:p></w:tc><w:tc><w:tcPr><w:tcW w:w="1417.3228346456694" w:type="dxa"/><w:shd w:val="clear" w:fill="1E293B"/><w:noWrap/></w:tcPr><w:p><w:pPr><w:spacing w:after="30"/></w:pPr><w:r><w:rPr><w:color w:val="FFFFFF"/><w:sz w:val="16"/><w:szCs w:val="16"/><w:b w:val="1"/><w:bCs w:val="1"/></w:rPr><w:t xml:space="preserve">Tipe Data</w:t></w:r></w:p></w:tc><w:tc><w:tcPr><w:tcW w:w="1417.3228346456694" w:type="dxa"/><w:shd w:val="clear" w:fill="1E293B"/><w:noWrap/></w:tcPr><w:p><w:pPr><w:spacing w:after="30"/></w:pPr><w:r><w:rPr><w:color w:val="FFFFFF"/><w:sz w:val="16"/><w:szCs w:val="16"/><w:b w:val="1"/><w:bCs w:val="1"/></w:rPr><w:t xml:space="preserve">Nullable</w:t></w:r></w:p></w:tc><w:tc><w:tcPr><w:tcW w:w="1417.3228346456694" w:type="dxa"/><w:shd w:val="clear" w:fill="1E293B"/><w:noWrap/></w:tcPr><w:p><w:pPr><w:spacing w:after="30"/></w:pPr><w:r><w:rPr><w:color w:val="FFFFFF"/><w:sz w:val="16"/><w:szCs w:val="16"/><w:b w:val="1"/><w:bCs w:val="1"/></w:rPr><w:t xml:space="preserve">Nilai Default</w:t></w:r></w:p></w:tc><w:tc><w:tcPr><w:tcW w:w="1417.3228346456694" w:type="dxa"/><w:shd w:val="clear" w:fill="1E293B"/><w:noWrap/></w:tcPr><w:p><w:pPr><w:spacing w:after="30"/></w:pPr><w:r><w:rPr><w:color w:val="FFFFFF"/><w:sz w:val="16"/><w:szCs w:val="16"/><w:b w:val="1"/><w:bCs w:val="1"/></w:rPr><w:t xml:space="preserve">Kunci (*Key*)</w:t></w:r></w:p></w:tc><w:tc><w:tcPr><w:tcW w:w="1417.3228346456694" w:type="dxa"/><w:shd w:val="clear" w:fill="1E293B"/><w:noWrap/></w:tcPr><w:p><w:pPr><w:spacing w:after="30"/></w:pPr><w:r><w:rPr><w:color w:val="FFFFFF"/><w:sz w:val="16"/><w:szCs w:val="16"/><w:b w:val="1"/><w:bCs w:val="1"/></w:rPr><w:t xml:space="preserve">Keterangan & Aturan Bisnis</w:t></w:r></w:p></w:tc></w:tr><w:tr><w:trPr/><w:tc><w:tcPr><w:tcW w:w="1417.3228346456694" w:type="dxa"/><w:noWrap/></w:tcPr><w:p><w:pPr><w:spacing w:after="30"/></w:pPr><w:r><w:rPr><w:sz w:val="16"/><w:szCs w:val="16"/></w:rPr><w:t xml:space="preserve">1</w:t></w:r></w:p></w:tc><w:tc><w:tcPr><w:tcW w:w="1417.3228346456694" w:type="dxa"/><w:noWrap/></w:tcPr><w:p><w:pPr><w:spacing w:after="30"/></w:pPr><w:r><w:rPr><w:sz w:val="16"/><w:szCs w:val="16"/></w:rPr><w:t xml:space="preserve">`id`</w:t></w:r></w:p></w:tc><w:tc><w:tcPr><w:tcW w:w="1417.3228346456694" w:type="dxa"/><w:noWrap/></w:tcPr><w:p><w:pPr><w:spacing w:after="30"/></w:pPr><w:r><w:rPr><w:sz w:val="16"/><w:szCs w:val="16"/></w:rPr><w:t xml:space="preserve">`bigint(20) unsigned`</w:t></w:r></w:p></w:tc><w:tc><w:tcPr><w:tcW w:w="1417.3228346456694" w:type="dxa"/><w:noWrap/></w:tcPr><w:p><w:pPr><w:spacing w:after="30"/></w:pPr><w:r><w:rPr><w:sz w:val="16"/><w:szCs w:val="16"/></w:rPr><w:t xml:space="preserve">NOT NULL</w:t></w:r></w:p></w:tc><w:tc><w:tcPr><w:tcW w:w="1417.3228346456694" w:type="dxa"/><w:noWrap/></w:tcPr><w:p><w:pPr><w:spacing w:after="30"/></w:pPr><w:r><w:rPr><w:sz w:val="16"/><w:szCs w:val="16"/></w:rPr><w:t xml:space="preserve">*None*</w:t></w:r></w:p></w:tc><w:tc><w:tcPr><w:tcW w:w="1417.3228346456694" w:type="dxa"/><w:noWrap/></w:tcPr><w:p><w:pPr><w:spacing w:after="30"/></w:pPr><w:r><w:rPr><w:sz w:val="16"/><w:szCs w:val="16"/></w:rPr><w:t xml:space="preserve">PRI (auto_increment)</w:t></w:r></w:p></w:tc><w:tc><w:tcPr><w:tcW w:w="1417.3228346456694" w:type="dxa"/><w:noWrap/></w:tcPr><w:p><w:pPr><w:spacing w:after="30"/></w:pPr><w:r><w:rPr><w:sz w:val="16"/><w:szCs w:val="16"/></w:rPr><w:t xml:space="preserve">Identitas unik rekaman data (*surrogate primary key*).</w:t></w:r></w:p></w:tc></w:tr><w:tr><w:trPr/><w:tc><w:tcPr><w:tcW w:w="1417.3228346456694" w:type="dxa"/><w:noWrap/></w:tcPr><w:p><w:pPr><w:spacing w:after="30"/></w:pPr><w:r><w:rPr><w:sz w:val="16"/><w:szCs w:val="16"/></w:rPr><w:t xml:space="preserve">2</w:t></w:r></w:p></w:tc><w:tc><w:tcPr><w:tcW w:w="1417.3228346456694" w:type="dxa"/><w:noWrap/></w:tcPr><w:p><w:pPr><w:spacing w:after="30"/></w:pPr><w:r><w:rPr><w:sz w:val="16"/><w:szCs w:val="16"/></w:rPr><w:t xml:space="preserve">`user_id`</w:t></w:r></w:p></w:tc><w:tc><w:tcPr><w:tcW w:w="1417.3228346456694" w:type="dxa"/><w:noWrap/></w:tcPr><w:p><w:pPr><w:spacing w:after="30"/></w:pPr><w:r><w:rPr><w:sz w:val="16"/><w:szCs w:val="16"/></w:rPr><w:t xml:space="preserve">`bigint(20) unsigned`</w:t></w:r></w:p></w:tc><w:tc><w:tcPr><w:tcW w:w="1417.3228346456694" w:type="dxa"/><w:noWrap/></w:tcPr><w:p><w:pPr><w:spacing w:after="30"/></w:pPr><w:r><w:rPr><w:sz w:val="16"/><w:szCs w:val="16"/></w:rPr><w:t xml:space="preserve">NOT NULL</w:t></w:r></w:p></w:tc><w:tc><w:tcPr><w:tcW w:w="1417.3228346456694" w:type="dxa"/><w:noWrap/></w:tcPr><w:p><w:pPr><w:spacing w:after="30"/></w:pPr><w:r><w:rPr><w:sz w:val="16"/><w:szCs w:val="16"/></w:rPr><w:t xml:space="preserve">*None*</w:t></w:r></w:p></w:tc><w:tc><w:tcPr><w:tcW w:w="1417.3228346456694" w:type="dxa"/><w:noWrap/></w:tcPr><w:p><w:pPr><w:spacing w:after="30"/></w:pPr><w:r><w:rPr><w:sz w:val="16"/><w:szCs w:val="16"/></w:rPr><w:t xml:space="preserve">MUL</w:t></w:r></w:p></w:tc><w:tc><w:tcPr><w:tcW w:w="1417.3228346456694" w:type="dxa"/><w:noWrap/></w:tcPr><w:p><w:pPr><w:spacing w:after="30"/></w:pPr><w:r><w:rPr><w:sz w:val="16"/><w:szCs w:val="16"/></w:rPr><w:t xml:space="preserve">ID relasi ke tabel `users` (mahasiswa / pemilik data).</w:t></w:r></w:p></w:tc></w:tr><w:tr><w:trPr/><w:tc><w:tcPr><w:tcW w:w="1417.3228346456694" w:type="dxa"/><w:noWrap/></w:tcPr><w:p><w:pPr><w:spacing w:after="30"/></w:pPr><w:r><w:rPr><w:sz w:val="16"/><w:szCs w:val="16"/></w:rPr><w:t xml:space="preserve">3</w:t></w:r></w:p></w:tc><w:tc><w:tcPr><w:tcW w:w="1417.3228346456694" w:type="dxa"/><w:noWrap/></w:tcPr><w:p><w:pPr><w:spacing w:after="30"/></w:pPr><w:r><w:rPr><w:sz w:val="16"/><w:szCs w:val="16"/></w:rPr><w:t xml:space="preserve">`name`</w:t></w:r></w:p></w:tc><w:tc><w:tcPr><w:tcW w:w="1417.3228346456694" w:type="dxa"/><w:noWrap/></w:tcPr><w:p><w:pPr><w:spacing w:after="30"/></w:pPr><w:r><w:rPr><w:sz w:val="16"/><w:szCs w:val="16"/></w:rPr><w:t xml:space="preserve">`varchar(255)`</w:t></w:r></w:p></w:tc><w:tc><w:tcPr><w:tcW w:w="1417.3228346456694" w:type="dxa"/><w:noWrap/></w:tcPr><w:p><w:pPr><w:spacing w:after="30"/></w:pPr><w:r><w:rPr><w:sz w:val="16"/><w:szCs w:val="16"/></w:rPr><w:t xml:space="preserve">NOT NULL</w:t></w:r></w:p></w:tc><w:tc><w:tcPr><w:tcW w:w="1417.3228346456694" w:type="dxa"/><w:noWrap/></w:tcPr><w:p><w:pPr><w:spacing w:after="30"/></w:pPr><w:r><w:rPr><w:sz w:val="16"/><w:szCs w:val="16"/></w:rPr><w:t xml:space="preserve">*None*</w:t></w:r></w:p></w:tc><w:tc><w:tcPr><w:tcW w:w="1417.3228346456694" w:type="dxa"/><w:noWrap/></w:tcPr><w:p><w:pPr><w:spacing w:after="30"/></w:pPr><w:r><w:rPr><w:sz w:val="16"/><w:szCs w:val="16"/></w:rPr><w:t xml:space="preserve">-</w:t></w:r></w:p></w:tc><w:tc><w:tcPr><w:tcW w:w="1417.3228346456694" w:type="dxa"/><w:noWrap/></w:tcPr><w:p><w:pPr><w:spacing w:after="30"/></w:pPr><w:r><w:rPr><w:sz w:val="16"/><w:szCs w:val="16"/></w:rPr><w:t xml:space="preserve">Atribut data operasional name.</w:t></w:r></w:p></w:tc></w:tr><w:tr><w:trPr/><w:tc><w:tcPr><w:tcW w:w="1417.3228346456694" w:type="dxa"/><w:noWrap/></w:tcPr><w:p><w:pPr><w:spacing w:after="30"/></w:pPr><w:r><w:rPr><w:sz w:val="16"/><w:szCs w:val="16"/></w:rPr><w:t xml:space="preserve">4</w:t></w:r></w:p></w:tc><w:tc><w:tcPr><w:tcW w:w="1417.3228346456694" w:type="dxa"/><w:noWrap/></w:tcPr><w:p><w:pPr><w:spacing w:after="30"/></w:pPr><w:r><w:rPr><w:sz w:val="16"/><w:szCs w:val="16"/></w:rPr><w:t xml:space="preserve">`color`</w:t></w:r></w:p></w:tc><w:tc><w:tcPr><w:tcW w:w="1417.3228346456694" w:type="dxa"/><w:noWrap/></w:tcPr><w:p><w:pPr><w:spacing w:after="30"/></w:pPr><w:r><w:rPr><w:sz w:val="16"/><w:szCs w:val="16"/></w:rPr><w:t xml:space="preserve">`varchar(255)`</w:t></w:r></w:p></w:tc><w:tc><w:tcPr><w:tcW w:w="1417.3228346456694" w:type="dxa"/><w:noWrap/></w:tcPr><w:p><w:pPr><w:spacing w:after="30"/></w:pPr><w:r><w:rPr><w:sz w:val="16"/><w:szCs w:val="16"/></w:rPr><w:t xml:space="preserve">NOT NULL</w:t></w:r></w:p></w:tc><w:tc><w:tcPr><w:tcW w:w="1417.3228346456694" w:type="dxa"/><w:noWrap/></w:tcPr><w:p><w:pPr><w:spacing w:after="30"/></w:pPr><w:r><w:rPr><w:sz w:val="16"/><w:szCs w:val="16"/></w:rPr><w:t xml:space="preserve">`'orange'`</w:t></w:r></w:p></w:tc><w:tc><w:tcPr><w:tcW w:w="1417.3228346456694" w:type="dxa"/><w:noWrap/></w:tcPr><w:p><w:pPr><w:spacing w:after="30"/></w:pPr><w:r><w:rPr><w:sz w:val="16"/><w:szCs w:val="16"/></w:rPr><w:t xml:space="preserve">-</w:t></w:r></w:p></w:tc><w:tc><w:tcPr><w:tcW w:w="1417.3228346456694" w:type="dxa"/><w:noWrap/></w:tcPr><w:p><w:pPr><w:spacing w:after="30"/></w:pPr><w:r><w:rPr><w:sz w:val="16"/><w:szCs w:val="16"/></w:rPr><w:t xml:space="preserve">Atribut data operasional color.</w:t></w:r></w:p></w:tc></w:tr><w:tr><w:trPr/><w:tc><w:tcPr><w:tcW w:w="1417.3228346456694" w:type="dxa"/><w:noWrap/></w:tcPr><w:p><w:pPr><w:spacing w:after="30"/></w:pPr><w:r><w:rPr><w:sz w:val="16"/><w:szCs w:val="16"/></w:rPr><w:t xml:space="preserve">5</w:t></w:r></w:p></w:tc><w:tc><w:tcPr><w:tcW w:w="1417.3228346456694" w:type="dxa"/><w:noWrap/></w:tcPr><w:p><w:pPr><w:spacing w:after="30"/></w:pPr><w:r><w:rPr><w:sz w:val="16"/><w:szCs w:val="16"/></w:rPr><w:t xml:space="preserve">`description`</w:t></w:r></w:p></w:tc><w:tc><w:tcPr><w:tcW w:w="1417.3228346456694" w:type="dxa"/><w:noWrap/></w:tcPr><w:p><w:pPr><w:spacing w:after="30"/></w:pPr><w:r><w:rPr><w:sz w:val="16"/><w:szCs w:val="16"/></w:rPr><w:t xml:space="preserve">`text`</w:t></w:r></w:p></w:tc><w:tc><w:tcPr><w:tcW w:w="1417.3228346456694" w:type="dxa"/><w:noWrap/></w:tcPr><w:p><w:pPr><w:spacing w:after="30"/></w:pPr><w:r><w:rPr><w:sz w:val="16"/><w:szCs w:val="16"/></w:rPr><w:t xml:space="preserve">NULL</w:t></w:r></w:p></w:tc><w:tc><w:tcPr><w:tcW w:w="1417.3228346456694" w:type="dxa"/><w:noWrap/></w:tcPr><w:p><w:pPr><w:spacing w:after="30"/></w:pPr><w:r><w:rPr><w:sz w:val="16"/><w:szCs w:val="16"/></w:rPr><w:t xml:space="preserve">`NULL`</w:t></w:r></w:p></w:tc><w:tc><w:tcPr><w:tcW w:w="1417.3228346456694" w:type="dxa"/><w:noWrap/></w:tcPr><w:p><w:pPr><w:spacing w:after="30"/></w:pPr><w:r><w:rPr><w:sz w:val="16"/><w:szCs w:val="16"/></w:rPr><w:t xml:space="preserve">-</w:t></w:r></w:p></w:tc><w:tc><w:tcPr><w:tcW w:w="1417.3228346456694" w:type="dxa"/><w:noWrap/></w:tcPr><w:p><w:pPr><w:spacing w:after="30"/></w:pPr><w:r><w:rPr><w:sz w:val="16"/><w:szCs w:val="16"/></w:rPr><w:t xml:space="preserve">Atribut data operasional description.</w:t></w:r></w:p></w:tc></w:tr><w:tr><w:trPr/><w:tc><w:tcPr><w:tcW w:w="1417.3228346456694" w:type="dxa"/><w:noWrap/></w:tcPr><w:p><w:pPr><w:spacing w:after="30"/></w:pPr><w:r><w:rPr><w:sz w:val="16"/><w:szCs w:val="16"/></w:rPr><w:t xml:space="preserve">6</w:t></w:r></w:p></w:tc><w:tc><w:tcPr><w:tcW w:w="1417.3228346456694" w:type="dxa"/><w:noWrap/></w:tcPr><w:p><w:pPr><w:spacing w:after="30"/></w:pPr><w:r><w:rPr><w:sz w:val="16"/><w:szCs w:val="16"/></w:rPr><w:t xml:space="preserve">`created_at`</w:t></w:r></w:p></w:tc><w:tc><w:tcPr><w:tcW w:w="1417.3228346456694" w:type="dxa"/><w:noWrap/></w:tcPr><w:p><w:pPr><w:spacing w:after="30"/></w:pPr><w:r><w:rPr><w:sz w:val="16"/><w:szCs w:val="16"/></w:rPr><w:t xml:space="preserve">`timestamp`</w:t></w:r></w:p></w:tc><w:tc><w:tcPr><w:tcW w:w="1417.3228346456694" w:type="dxa"/><w:noWrap/></w:tcPr><w:p><w:pPr><w:spacing w:after="30"/></w:pPr><w:r><w:rPr><w:sz w:val="16"/><w:szCs w:val="16"/></w:rPr><w:t xml:space="preserve">NULL</w:t></w:r></w:p></w:tc><w:tc><w:tcPr><w:tcW w:w="1417.3228346456694" w:type="dxa"/><w:noWrap/></w:tcPr><w:p><w:pPr><w:spacing w:after="30"/></w:pPr><w:r><w:rPr><w:sz w:val="16"/><w:szCs w:val="16"/></w:rPr><w:t xml:space="preserve">`NULL`</w:t></w:r></w:p></w:tc><w:tc><w:tcPr><w:tcW w:w="1417.3228346456694" w:type="dxa"/><w:noWrap/></w:tcPr><w:p><w:pPr><w:spacing w:after="30"/></w:pPr><w:r><w:rPr><w:sz w:val="16"/><w:szCs w:val="16"/></w:rPr><w:t xml:space="preserve">-</w:t></w:r></w:p></w:tc><w:tc><w:tcPr><w:tcW w:w="1417.3228346456694" w:type="dxa"/><w:noWrap/></w:tcPr><w:p><w:pPr><w:spacing w:after="30"/></w:pPr><w:r><w:rPr><w:sz w:val="16"/><w:szCs w:val="16"/></w:rPr><w:t xml:space="preserve">Waktu rekaman pertama kali dibuat di sistem.</w:t></w:r></w:p></w:tc></w:tr><w:tr><w:trPr/><w:tc><w:tcPr><w:tcW w:w="1417.3228346456694" w:type="dxa"/><w:noWrap/></w:tcPr><w:p><w:pPr><w:spacing w:after="30"/></w:pPr><w:r><w:rPr><w:sz w:val="16"/><w:szCs w:val="16"/></w:rPr><w:t xml:space="preserve">7</w:t></w:r></w:p></w:tc><w:tc><w:tcPr><w:tcW w:w="1417.3228346456694" w:type="dxa"/><w:noWrap/></w:tcPr><w:p><w:pPr><w:spacing w:after="30"/></w:pPr><w:r><w:rPr><w:sz w:val="16"/><w:szCs w:val="16"/></w:rPr><w:t xml:space="preserve">`updated_at`</w:t></w:r></w:p></w:tc><w:tc><w:tcPr><w:tcW w:w="1417.3228346456694" w:type="dxa"/><w:noWrap/></w:tcPr><w:p><w:pPr><w:spacing w:after="30"/></w:pPr><w:r><w:rPr><w:sz w:val="16"/><w:szCs w:val="16"/></w:rPr><w:t xml:space="preserve">`timestamp`</w:t></w:r></w:p></w:tc><w:tc><w:tcPr><w:tcW w:w="1417.3228346456694" w:type="dxa"/><w:noWrap/></w:tcPr><w:p><w:pPr><w:spacing w:after="30"/></w:pPr><w:r><w:rPr><w:sz w:val="16"/><w:szCs w:val="16"/></w:rPr><w:t xml:space="preserve">NULL</w:t></w:r></w:p></w:tc><w:tc><w:tcPr><w:tcW w:w="1417.3228346456694" w:type="dxa"/><w:noWrap/></w:tcPr><w:p><w:pPr><w:spacing w:after="30"/></w:pPr><w:r><w:rPr><w:sz w:val="16"/><w:szCs w:val="16"/></w:rPr><w:t xml:space="preserve">`NULL`</w:t></w:r></w:p></w:tc><w:tc><w:tcPr><w:tcW w:w="1417.3228346456694" w:type="dxa"/><w:noWrap/></w:tcPr><w:p><w:pPr><w:spacing w:after="30"/></w:pPr><w:r><w:rPr><w:sz w:val="16"/><w:szCs w:val="16"/></w:rPr><w:t xml:space="preserve">-</w:t></w:r></w:p></w:tc><w:tc><w:tcPr><w:tcW w:w="1417.3228346456694" w:type="dxa"/><w:noWrap/></w:tcPr><w:p><w:pPr><w:spacing w:after="30"/></w:pPr><w:r><w:rPr><w:sz w:val="16"/><w:szCs w:val="16"/></w:rPr><w:t xml:space="preserve">Waktu rekaman terakhir kali diperbarui.</w:t></w:r></w:p></w:tc></w:tr></w:tbl><w:p/><w:p><w:pPr><w:jc w:val="both"/><w:spacing w:after="70"/></w:pPr><w:r><w:rPr><w:sz w:val="19"/><w:szCs w:val="19"/></w:rPr><w:t xml:space="preserve">---</w:t></w:r></w:p><w:p><w:pPr><w:pStyle w:val="Heading3"/></w:pPr><w:bookmarkStart w:id="20" w:name="_Toc20"/><w:r><w:t>3.11 Tabel Pengaturan Format Surat Dinas & Kop (`letter_settings`)</w:t></w:r><w:bookmarkEnd w:id="20"/></w:p><w:p><w:pPr><w:spacing w:before="40" w:after="40"/></w:pPr><w:r><w:rPr><w:color w:val="334155"/><w:sz w:val="19"/><w:szCs w:val="19"/><w:b w:val="1"/><w:bCs w:val="1"/><w:i w:val="1"/><w:iCs w:val="1"/></w:rPr><w:t xml:space="preserve">**Nama Tabel**: `letter_settings`</w:t></w:r></w:p><w:p><w:pPr><w:spacing w:before="40" w:after="40"/></w:pPr><w:r><w:rPr><w:color w:val="334155"/><w:sz w:val="19"/><w:szCs w:val="19"/><w:b w:val="0"/><w:bCs w:val="0"/><w:i w:val="1"/><w:iCs w:val="1"/></w:rPr><w:t xml:space="preserve">**Primary Key**: `id`</w:t></w:r></w:p><w:p><w:pPr><w:spacing w:before="40" w:after="40"/></w:pPr><w:r><w:rPr><w:color w:val="334155"/><w:sz w:val="19"/><w:szCs w:val="19"/><w:b w:val="0"/><w:bCs w:val="0"/><w:i w:val="1"/><w:iCs w:val="1"/></w:rPr><w:t xml:space="preserve">**Foreign Key**: Tidak ada (*None*)</w:t></w:r></w:p><w:p><w:pPr><w:spacing w:before="40" w:after="40"/></w:pPr><w:r><w:rPr><w:color w:val="334155"/><w:sz w:val="19"/><w:szCs w:val="19"/><w:b w:val="0"/><w:bCs w:val="0"/><w:i w:val="1"/><w:iCs w:val="1"/></w:rPr><w:t xml:space="preserve">**Deskripsi**: Menyimpan konfigurasi pola penomoran surat otomatis, variabel kode prodi, penandatangan resmi fakultas (Dekan, Kaprodi, Kasubag TU), dan template kop surat dinas FASILKOM UNSUB.</w:t></w:r></w:p><w:tbl><w:tblGrid><w:gridCol w:w="1417.3228346456694" w:type="dxa"/><w:gridCol w:w="1417.3228346456694" w:type="dxa"/><w:gridCol w:w="1417.3228346456694" w:type="dxa"/><w:gridCol w:w="1417.3228346456694" w:type="dxa"/><w:gridCol w:w="1417.3228346456694" w:type="dxa"/><w:gridCol w:w="1417.3228346456694" w:type="dxa"/><w:gridCol w:w="1417.3228346456694" w:type="dxa"/></w:tblGrid><w:tblPr><w:tblStyle w:val="DbTable"/></w:tblPr><w:tr><w:trPr/><w:tc><w:tcPr><w:tcW w:w="1417.3228346456694" w:type="dxa"/><w:shd w:val="clear" w:fill="1E293B"/><w:noWrap/></w:tcPr><w:p><w:pPr><w:spacing w:after="30"/></w:pPr><w:r><w:rPr><w:color w:val="FFFFFF"/><w:sz w:val="16"/><w:szCs w:val="16"/><w:b w:val="1"/><w:bCs w:val="1"/></w:rPr><w:t xml:space="preserve">No</w:t></w:r></w:p></w:tc><w:tc><w:tcPr><w:tcW w:w="1417.3228346456694" w:type="dxa"/><w:shd w:val="clear" w:fill="1E293B"/><w:noWrap/></w:tcPr><w:p><w:pPr><w:spacing w:after="30"/></w:pPr><w:r><w:rPr><w:color w:val="FFFFFF"/><w:sz w:val="16"/><w:szCs w:val="16"/><w:b w:val="1"/><w:bCs w:val="1"/></w:rPr><w:t xml:space="preserve">Nama Kolom</w:t></w:r></w:p></w:tc><w:tc><w:tcPr><w:tcW w:w="1417.3228346456694" w:type="dxa"/><w:shd w:val="clear" w:fill="1E293B"/><w:noWrap/></w:tcPr><w:p><w:pPr><w:spacing w:after="30"/></w:pPr><w:r><w:rPr><w:color w:val="FFFFFF"/><w:sz w:val="16"/><w:szCs w:val="16"/><w:b w:val="1"/><w:bCs w:val="1"/></w:rPr><w:t xml:space="preserve">Tipe Data</w:t></w:r></w:p></w:tc><w:tc><w:tcPr><w:tcW w:w="1417.3228346456694" w:type="dxa"/><w:shd w:val="clear" w:fill="1E293B"/><w:noWrap/></w:tcPr><w:p><w:pPr><w:spacing w:after="30"/></w:pPr><w:r><w:rPr><w:color w:val="FFFFFF"/><w:sz w:val="16"/><w:szCs w:val="16"/><w:b w:val="1"/><w:bCs w:val="1"/></w:rPr><w:t xml:space="preserve">Nullable</w:t></w:r></w:p></w:tc><w:tc><w:tcPr><w:tcW w:w="1417.3228346456694" w:type="dxa"/><w:shd w:val="clear" w:fill="1E293B"/><w:noWrap/></w:tcPr><w:p><w:pPr><w:spacing w:after="30"/></w:pPr><w:r><w:rPr><w:color w:val="FFFFFF"/><w:sz w:val="16"/><w:szCs w:val="16"/><w:b w:val="1"/><w:bCs w:val="1"/></w:rPr><w:t xml:space="preserve">Nilai Default</w:t></w:r></w:p></w:tc><w:tc><w:tcPr><w:tcW w:w="1417.3228346456694" w:type="dxa"/><w:shd w:val="clear" w:fill="1E293B"/><w:noWrap/></w:tcPr><w:p><w:pPr><w:spacing w:after="30"/></w:pPr><w:r><w:rPr><w:color w:val="FFFFFF"/><w:sz w:val="16"/><w:szCs w:val="16"/><w:b w:val="1"/><w:bCs w:val="1"/></w:rPr><w:t xml:space="preserve">Kunci (*Key*)</w:t></w:r></w:p></w:tc><w:tc><w:tcPr><w:tcW w:w="1417.3228346456694" w:type="dxa"/><w:shd w:val="clear" w:fill="1E293B"/><w:noWrap/></w:tcPr><w:p><w:pPr><w:spacing w:after="30"/></w:pPr><w:r><w:rPr><w:color w:val="FFFFFF"/><w:sz w:val="16"/><w:szCs w:val="16"/><w:b w:val="1"/><w:bCs w:val="1"/></w:rPr><w:t xml:space="preserve">Keterangan & Aturan Bisnis</w:t></w:r></w:p></w:tc></w:tr><w:tr><w:trPr/><w:tc><w:tcPr><w:tcW w:w="1417.3228346456694" w:type="dxa"/><w:noWrap/></w:tcPr><w:p><w:pPr><w:spacing w:after="30"/></w:pPr><w:r><w:rPr><w:sz w:val="16"/><w:szCs w:val="16"/></w:rPr><w:t xml:space="preserve">1</w:t></w:r></w:p></w:tc><w:tc><w:tcPr><w:tcW w:w="1417.3228346456694" w:type="dxa"/><w:noWrap/></w:tcPr><w:p><w:pPr><w:spacing w:after="30"/></w:pPr><w:r><w:rPr><w:sz w:val="16"/><w:szCs w:val="16"/></w:rPr><w:t xml:space="preserve">`id`</w:t></w:r></w:p></w:tc><w:tc><w:tcPr><w:tcW w:w="1417.3228346456694" w:type="dxa"/><w:noWrap/></w:tcPr><w:p><w:pPr><w:spacing w:after="30"/></w:pPr><w:r><w:rPr><w:sz w:val="16"/><w:szCs w:val="16"/></w:rPr><w:t xml:space="preserve">`bigint(20) unsigned`</w:t></w:r></w:p></w:tc><w:tc><w:tcPr><w:tcW w:w="1417.3228346456694" w:type="dxa"/><w:noWrap/></w:tcPr><w:p><w:pPr><w:spacing w:after="30"/></w:pPr><w:r><w:rPr><w:sz w:val="16"/><w:szCs w:val="16"/></w:rPr><w:t xml:space="preserve">NOT NULL</w:t></w:r></w:p></w:tc><w:tc><w:tcPr><w:tcW w:w="1417.3228346456694" w:type="dxa"/><w:noWrap/></w:tcPr><w:p><w:pPr><w:spacing w:after="30"/></w:pPr><w:r><w:rPr><w:sz w:val="16"/><w:szCs w:val="16"/></w:rPr><w:t xml:space="preserve">*None*</w:t></w:r></w:p></w:tc><w:tc><w:tcPr><w:tcW w:w="1417.3228346456694" w:type="dxa"/><w:noWrap/></w:tcPr><w:p><w:pPr><w:spacing w:after="30"/></w:pPr><w:r><w:rPr><w:sz w:val="16"/><w:szCs w:val="16"/></w:rPr><w:t xml:space="preserve">PRI (auto_increment)</w:t></w:r></w:p></w:tc><w:tc><w:tcPr><w:tcW w:w="1417.3228346456694" w:type="dxa"/><w:noWrap/></w:tcPr><w:p><w:pPr><w:spacing w:after="30"/></w:pPr><w:r><w:rPr><w:sz w:val="16"/><w:szCs w:val="16"/></w:rPr><w:t xml:space="preserve">Identitas unik rekaman data (*surrogate primary key*).</w:t></w:r></w:p></w:tc></w:tr><w:tr><w:trPr/><w:tc><w:tcPr><w:tcW w:w="1417.3228346456694" w:type="dxa"/><w:noWrap/></w:tcPr><w:p><w:pPr><w:spacing w:after="30"/></w:pPr><w:r><w:rPr><w:sz w:val="16"/><w:szCs w:val="16"/></w:rPr><w:t xml:space="preserve">2</w:t></w:r></w:p></w:tc><w:tc><w:tcPr><w:tcW w:w="1417.3228346456694" w:type="dxa"/><w:noWrap/></w:tcPr><w:p><w:pPr><w:spacing w:after="30"/></w:pPr><w:r><w:rPr><w:sz w:val="16"/><w:szCs w:val="16"/></w:rPr><w:t xml:space="preserve">`type`</w:t></w:r></w:p></w:tc><w:tc><w:tcPr><w:tcW w:w="1417.3228346456694" w:type="dxa"/><w:noWrap/></w:tcPr><w:p><w:pPr><w:spacing w:after="30"/></w:pPr><w:r><w:rPr><w:sz w:val="16"/><w:szCs w:val="16"/></w:rPr><w:t xml:space="preserve">`varchar(255)`</w:t></w:r></w:p></w:tc><w:tc><w:tcPr><w:tcW w:w="1417.3228346456694" w:type="dxa"/><w:noWrap/></w:tcPr><w:p><w:pPr><w:spacing w:after="30"/></w:pPr><w:r><w:rPr><w:sz w:val="16"/><w:szCs w:val="16"/></w:rPr><w:t xml:space="preserve">NOT NULL</w:t></w:r></w:p></w:tc><w:tc><w:tcPr><w:tcW w:w="1417.3228346456694" w:type="dxa"/><w:noWrap/></w:tcPr><w:p><w:pPr><w:spacing w:after="30"/></w:pPr><w:r><w:rPr><w:sz w:val="16"/><w:szCs w:val="16"/></w:rPr><w:t xml:space="preserve">*None*</w:t></w:r></w:p></w:tc><w:tc><w:tcPr><w:tcW w:w="1417.3228346456694" w:type="dxa"/><w:noWrap/></w:tcPr><w:p><w:pPr><w:spacing w:after="30"/></w:pPr><w:r><w:rPr><w:sz w:val="16"/><w:szCs w:val="16"/></w:rPr><w:t xml:space="preserve">UNI</w:t></w:r></w:p></w:tc><w:tc><w:tcPr><w:tcW w:w="1417.3228346456694" w:type="dxa"/><w:noWrap/></w:tcPr><w:p><w:pPr><w:spacing w:after="30"/></w:pPr><w:r><w:rPr><w:sz w:val="16"/><w:szCs w:val="16"/></w:rPr><w:t xml:space="preserve">Atribut data operasional type.</w:t></w:r></w:p></w:tc></w:tr><w:tr><w:trPr/><w:tc><w:tcPr><w:tcW w:w="1417.3228346456694" w:type="dxa"/><w:noWrap/></w:tcPr><w:p><w:pPr><w:spacing w:after="30"/></w:pPr><w:r><w:rPr><w:sz w:val="16"/><w:szCs w:val="16"/></w:rPr><w:t xml:space="preserve">3</w:t></w:r></w:p></w:tc><w:tc><w:tcPr><w:tcW w:w="1417.3228346456694" w:type="dxa"/><w:noWrap/></w:tcPr><w:p><w:pPr><w:spacing w:after="30"/></w:pPr><w:r><w:rPr><w:sz w:val="16"/><w:szCs w:val="16"/></w:rPr><w:t xml:space="preserve">`format`</w:t></w:r></w:p></w:tc><w:tc><w:tcPr><w:tcW w:w="1417.3228346456694" w:type="dxa"/><w:noWrap/></w:tcPr><w:p><w:pPr><w:spacing w:after="30"/></w:pPr><w:r><w:rPr><w:sz w:val="16"/><w:szCs w:val="16"/></w:rPr><w:t xml:space="preserve">`varchar(255)`</w:t></w:r></w:p></w:tc><w:tc><w:tcPr><w:tcW w:w="1417.3228346456694" w:type="dxa"/><w:noWrap/></w:tcPr><w:p><w:pPr><w:spacing w:after="30"/></w:pPr><w:r><w:rPr><w:sz w:val="16"/><w:szCs w:val="16"/></w:rPr><w:t xml:space="preserve">NOT NULL</w:t></w:r></w:p></w:tc><w:tc><w:tcPr><w:tcW w:w="1417.3228346456694" w:type="dxa"/><w:noWrap/></w:tcPr><w:p><w:pPr><w:spacing w:after="30"/></w:pPr><w:r><w:rPr><w:sz w:val="16"/><w:szCs w:val="16"/></w:rPr><w:t xml:space="preserve">*None*</w:t></w:r></w:p></w:tc><w:tc><w:tcPr><w:tcW w:w="1417.3228346456694" w:type="dxa"/><w:noWrap/></w:tcPr><w:p><w:pPr><w:spacing w:after="30"/></w:pPr><w:r><w:rPr><w:sz w:val="16"/><w:szCs w:val="16"/></w:rPr><w:t xml:space="preserve">-</w:t></w:r></w:p></w:tc><w:tc><w:tcPr><w:tcW w:w="1417.3228346456694" w:type="dxa"/><w:noWrap/></w:tcPr><w:p><w:pPr><w:spacing w:after="30"/></w:pPr><w:r><w:rPr><w:sz w:val="16"/><w:szCs w:val="16"/></w:rPr><w:t xml:space="preserve">Atribut data operasional format.</w:t></w:r></w:p></w:tc></w:tr><w:tr><w:trPr/><w:tc><w:tcPr><w:tcW w:w="1417.3228346456694" w:type="dxa"/><w:noWrap/></w:tcPr><w:p><w:pPr><w:spacing w:after="30"/></w:pPr><w:r><w:rPr><w:sz w:val="16"/><w:szCs w:val="16"/></w:rPr><w:t xml:space="preserve">4</w:t></w:r></w:p></w:tc><w:tc><w:tcPr><w:tcW w:w="1417.3228346456694" w:type="dxa"/><w:noWrap/></w:tcPr><w:p><w:pPr><w:spacing w:after="30"/></w:pPr><w:r><w:rPr><w:sz w:val="16"/><w:szCs w:val="16"/></w:rPr><w:t xml:space="preserve">`last_number`</w:t></w:r></w:p></w:tc><w:tc><w:tcPr><w:tcW w:w="1417.3228346456694" w:type="dxa"/><w:noWrap/></w:tcPr><w:p><w:pPr><w:spacing w:after="30"/></w:pPr><w:r><w:rPr><w:sz w:val="16"/><w:szCs w:val="16"/></w:rPr><w:t xml:space="preserve">`int(11)`</w:t></w:r></w:p></w:tc><w:tc><w:tcPr><w:tcW w:w="1417.3228346456694" w:type="dxa"/><w:noWrap/></w:tcPr><w:p><w:pPr><w:spacing w:after="30"/></w:pPr><w:r><w:rPr><w:sz w:val="16"/><w:szCs w:val="16"/></w:rPr><w:t xml:space="preserve">NOT NULL</w:t></w:r></w:p></w:tc><w:tc><w:tcPr><w:tcW w:w="1417.3228346456694" w:type="dxa"/><w:noWrap/></w:tcPr><w:p><w:pPr><w:spacing w:after="30"/></w:pPr><w:r><w:rPr><w:sz w:val="16"/><w:szCs w:val="16"/></w:rPr><w:t xml:space="preserve">`0`</w:t></w:r></w:p></w:tc><w:tc><w:tcPr><w:tcW w:w="1417.3228346456694" w:type="dxa"/><w:noWrap/></w:tcPr><w:p><w:pPr><w:spacing w:after="30"/></w:pPr><w:r><w:rPr><w:sz w:val="16"/><w:szCs w:val="16"/></w:rPr><w:t xml:space="preserve">-</w:t></w:r></w:p></w:tc><w:tc><w:tcPr><w:tcW w:w="1417.3228346456694" w:type="dxa"/><w:noWrap/></w:tcPr><w:p><w:pPr><w:spacing w:after="30"/></w:pPr><w:r><w:rPr><w:sz w:val="16"/><w:szCs w:val="16"/></w:rPr><w:t xml:space="preserve">Atribut data operasional last number.</w:t></w:r></w:p></w:tc></w:tr><w:tr><w:trPr/><w:tc><w:tcPr><w:tcW w:w="1417.3228346456694" w:type="dxa"/><w:noWrap/></w:tcPr><w:p><w:pPr><w:spacing w:after="30"/></w:pPr><w:r><w:rPr><w:sz w:val="16"/><w:szCs w:val="16"/></w:rPr><w:t xml:space="preserve">5</w:t></w:r></w:p></w:tc><w:tc><w:tcPr><w:tcW w:w="1417.3228346456694" w:type="dxa"/><w:noWrap/></w:tcPr><w:p><w:pPr><w:spacing w:after="30"/></w:pPr><w:r><w:rPr><w:sz w:val="16"/><w:szCs w:val="16"/></w:rPr><w:t xml:space="preserve">`title`</w:t></w:r></w:p></w:tc><w:tc><w:tcPr><w:tcW w:w="1417.3228346456694" w:type="dxa"/><w:noWrap/></w:tcPr><w:p><w:pPr><w:spacing w:after="30"/></w:pPr><w:r><w:rPr><w:sz w:val="16"/><w:szCs w:val="16"/></w:rPr><w:t xml:space="preserve">`varchar(255)`</w:t></w:r></w:p></w:tc><w:tc><w:tcPr><w:tcW w:w="1417.3228346456694" w:type="dxa"/><w:noWrap/></w:tcPr><w:p><w:pPr><w:spacing w:after="30"/></w:pPr><w:r><w:rPr><w:sz w:val="16"/><w:szCs w:val="16"/></w:rPr><w:t xml:space="preserve">NULL</w:t></w:r></w:p></w:tc><w:tc><w:tcPr><w:tcW w:w="1417.3228346456694" w:type="dxa"/><w:noWrap/></w:tcPr><w:p><w:pPr><w:spacing w:after="30"/></w:pPr><w:r><w:rPr><w:sz w:val="16"/><w:szCs w:val="16"/></w:rPr><w:t xml:space="preserve">`NULL`</w:t></w:r></w:p></w:tc><w:tc><w:tcPr><w:tcW w:w="1417.3228346456694" w:type="dxa"/><w:noWrap/></w:tcPr><w:p><w:pPr><w:spacing w:after="30"/></w:pPr><w:r><w:rPr><w:sz w:val="16"/><w:szCs w:val="16"/></w:rPr><w:t xml:space="preserve">-</w:t></w:r></w:p></w:tc><w:tc><w:tcPr><w:tcW w:w="1417.3228346456694" w:type="dxa"/><w:noWrap/></w:tcPr><w:p><w:pPr><w:spacing w:after="30"/></w:pPr><w:r><w:rPr><w:sz w:val="16"/><w:szCs w:val="16"/></w:rPr><w:t xml:space="preserve">Atribut data operasional title.</w:t></w:r></w:p></w:tc></w:tr><w:tr><w:trPr/><w:tc><w:tcPr><w:tcW w:w="1417.3228346456694" w:type="dxa"/><w:noWrap/></w:tcPr><w:p><w:pPr><w:spacing w:after="30"/></w:pPr><w:r><w:rPr><w:sz w:val="16"/><w:szCs w:val="16"/></w:rPr><w:t xml:space="preserve">6</w:t></w:r></w:p></w:tc><w:tc><w:tcPr><w:tcW w:w="1417.3228346456694" w:type="dxa"/><w:noWrap/></w:tcPr><w:p><w:pPr><w:spacing w:after="30"/></w:pPr><w:r><w:rPr><w:sz w:val="16"/><w:szCs w:val="16"/></w:rPr><w:t xml:space="preserve">`created_at`</w:t></w:r></w:p></w:tc><w:tc><w:tcPr><w:tcW w:w="1417.3228346456694" w:type="dxa"/><w:noWrap/></w:tcPr><w:p><w:pPr><w:spacing w:after="30"/></w:pPr><w:r><w:rPr><w:sz w:val="16"/><w:szCs w:val="16"/></w:rPr><w:t xml:space="preserve">`timestamp`</w:t></w:r></w:p></w:tc><w:tc><w:tcPr><w:tcW w:w="1417.3228346456694" w:type="dxa"/><w:noWrap/></w:tcPr><w:p><w:pPr><w:spacing w:after="30"/></w:pPr><w:r><w:rPr><w:sz w:val="16"/><w:szCs w:val="16"/></w:rPr><w:t xml:space="preserve">NULL</w:t></w:r></w:p></w:tc><w:tc><w:tcPr><w:tcW w:w="1417.3228346456694" w:type="dxa"/><w:noWrap/></w:tcPr><w:p><w:pPr><w:spacing w:after="30"/></w:pPr><w:r><w:rPr><w:sz w:val="16"/><w:szCs w:val="16"/></w:rPr><w:t xml:space="preserve">`NULL`</w:t></w:r></w:p></w:tc><w:tc><w:tcPr><w:tcW w:w="1417.3228346456694" w:type="dxa"/><w:noWrap/></w:tcPr><w:p><w:pPr><w:spacing w:after="30"/></w:pPr><w:r><w:rPr><w:sz w:val="16"/><w:szCs w:val="16"/></w:rPr><w:t xml:space="preserve">-</w:t></w:r></w:p></w:tc><w:tc><w:tcPr><w:tcW w:w="1417.3228346456694" w:type="dxa"/><w:noWrap/></w:tcPr><w:p><w:pPr><w:spacing w:after="30"/></w:pPr><w:r><w:rPr><w:sz w:val="16"/><w:szCs w:val="16"/></w:rPr><w:t xml:space="preserve">Waktu rekaman pertama kali dibuat di sistem.</w:t></w:r></w:p></w:tc></w:tr><w:tr><w:trPr/><w:tc><w:tcPr><w:tcW w:w="1417.3228346456694" w:type="dxa"/><w:noWrap/></w:tcPr><w:p><w:pPr><w:spacing w:after="30"/></w:pPr><w:r><w:rPr><w:sz w:val="16"/><w:szCs w:val="16"/></w:rPr><w:t xml:space="preserve">7</w:t></w:r></w:p></w:tc><w:tc><w:tcPr><w:tcW w:w="1417.3228346456694" w:type="dxa"/><w:noWrap/></w:tcPr><w:p><w:pPr><w:spacing w:after="30"/></w:pPr><w:r><w:rPr><w:sz w:val="16"/><w:szCs w:val="16"/></w:rPr><w:t xml:space="preserve">`updated_at`</w:t></w:r></w:p></w:tc><w:tc><w:tcPr><w:tcW w:w="1417.3228346456694" w:type="dxa"/><w:noWrap/></w:tcPr><w:p><w:pPr><w:spacing w:after="30"/></w:pPr><w:r><w:rPr><w:sz w:val="16"/><w:szCs w:val="16"/></w:rPr><w:t xml:space="preserve">`timestamp`</w:t></w:r></w:p></w:tc><w:tc><w:tcPr><w:tcW w:w="1417.3228346456694" w:type="dxa"/><w:noWrap/></w:tcPr><w:p><w:pPr><w:spacing w:after="30"/></w:pPr><w:r><w:rPr><w:sz w:val="16"/><w:szCs w:val="16"/></w:rPr><w:t xml:space="preserve">NULL</w:t></w:r></w:p></w:tc><w:tc><w:tcPr><w:tcW w:w="1417.3228346456694" w:type="dxa"/><w:noWrap/></w:tcPr><w:p><w:pPr><w:spacing w:after="30"/></w:pPr><w:r><w:rPr><w:sz w:val="16"/><w:szCs w:val="16"/></w:rPr><w:t xml:space="preserve">`NULL`</w:t></w:r></w:p></w:tc><w:tc><w:tcPr><w:tcW w:w="1417.3228346456694" w:type="dxa"/><w:noWrap/></w:tcPr><w:p><w:pPr><w:spacing w:after="30"/></w:pPr><w:r><w:rPr><w:sz w:val="16"/><w:szCs w:val="16"/></w:rPr><w:t xml:space="preserve">-</w:t></w:r></w:p></w:tc><w:tc><w:tcPr><w:tcW w:w="1417.3228346456694" w:type="dxa"/><w:noWrap/></w:tcPr><w:p><w:pPr><w:spacing w:after="30"/></w:pPr><w:r><w:rPr><w:sz w:val="16"/><w:szCs w:val="16"/></w:rPr><w:t xml:space="preserve">Waktu rekaman terakhir kali diperbarui.</w:t></w:r></w:p></w:tc></w:tr></w:tbl><w:p/><w:p><w:pPr><w:jc w:val="both"/><w:spacing w:after="70"/></w:pPr><w:r><w:rPr><w:sz w:val="19"/><w:szCs w:val="19"/></w:rPr><w:t xml:space="preserve">---</w:t></w:r></w:p><w:p><w:pPr><w:pStyle w:val="Heading3"/></w:pPr><w:bookmarkStart w:id="21" w:name="_Toc21"/><w:r><w:t>3.12 Tabel Catatan Harian Bimbingan (Logbook) (`logbooks`)</w:t></w:r><w:bookmarkEnd w:id="21"/></w:p><w:p><w:pPr><w:spacing w:before="40" w:after="40"/></w:pPr><w:r><w:rPr><w:color w:val="334155"/><w:sz w:val="19"/><w:szCs w:val="19"/><w:b w:val="1"/><w:bCs w:val="1"/><w:i w:val="1"/><w:iCs w:val="1"/></w:rPr><w:t xml:space="preserve">**Nama Tabel**: `logbooks`</w:t></w:r></w:p><w:p><w:pPr><w:spacing w:before="40" w:after="40"/></w:pPr><w:r><w:rPr><w:color w:val="334155"/><w:sz w:val="19"/><w:szCs w:val="19"/><w:b w:val="0"/><w:bCs w:val="0"/><w:i w:val="1"/><w:iCs w:val="1"/></w:rPr><w:t xml:space="preserve">**Primary Key**: `id`</w:t></w:r></w:p><w:p><w:pPr><w:spacing w:before="40" w:after="40"/></w:pPr><w:r><w:rPr><w:color w:val="334155"/><w:sz w:val="19"/><w:szCs w:val="19"/><w:b w:val="0"/><w:bCs w:val="0"/><w:i w:val="1"/><w:iCs w:val="1"/></w:rPr><w:t xml:space="preserve">**Foreign Key**: `thesis_id` $\rightarrow$ merujuk ke `theses.id`</w:t></w:r></w:p><w:p><w:pPr><w:spacing w:before="40" w:after="40"/></w:pPr><w:r><w:rPr><w:color w:val="334155"/><w:sz w:val="19"/><w:szCs w:val="19"/><w:b w:val="0"/><w:bCs w:val="0"/><w:i w:val="1"/><w:iCs w:val="1"/></w:rPr><w:t xml:space="preserve">**Deskripsi**: Menyimpan rekaman aktivitas kemajuan harian mahasiswa dalam menyusun skripsi. Memuat tanggal bimbingan, bab yang dikerjakan, uraian konsultasi, status validasi dosen pembimbing, serta paraf digital persetujuan.</w:t></w:r></w:p><w:tbl><w:tblGrid><w:gridCol w:w="1417.3228346456694" w:type="dxa"/><w:gridCol w:w="1417.3228346456694" w:type="dxa"/><w:gridCol w:w="1417.3228346456694" w:type="dxa"/><w:gridCol w:w="1417.3228346456694" w:type="dxa"/><w:gridCol w:w="1417.3228346456694" w:type="dxa"/><w:gridCol w:w="1417.3228346456694" w:type="dxa"/><w:gridCol w:w="1417.3228346456694" w:type="dxa"/></w:tblGrid><w:tblPr><w:tblStyle w:val="DbTable"/></w:tblPr><w:tr><w:trPr/><w:tc><w:tcPr><w:tcW w:w="1417.3228346456694" w:type="dxa"/><w:shd w:val="clear" w:fill="1E293B"/><w:noWrap/></w:tcPr><w:p><w:pPr><w:spacing w:after="30"/></w:pPr><w:r><w:rPr><w:color w:val="FFFFFF"/><w:sz w:val="16"/><w:szCs w:val="16"/><w:b w:val="1"/><w:bCs w:val="1"/></w:rPr><w:t xml:space="preserve">No</w:t></w:r></w:p></w:tc><w:tc><w:tcPr><w:tcW w:w="1417.3228346456694" w:type="dxa"/><w:shd w:val="clear" w:fill="1E293B"/><w:noWrap/></w:tcPr><w:p><w:pPr><w:spacing w:after="30"/></w:pPr><w:r><w:rPr><w:color w:val="FFFFFF"/><w:sz w:val="16"/><w:szCs w:val="16"/><w:b w:val="1"/><w:bCs w:val="1"/></w:rPr><w:t xml:space="preserve">Nama Kolom</w:t></w:r></w:p></w:tc><w:tc><w:tcPr><w:tcW w:w="1417.3228346456694" w:type="dxa"/><w:shd w:val="clear" w:fill="1E293B"/><w:noWrap/></w:tcPr><w:p><w:pPr><w:spacing w:after="30"/></w:pPr><w:r><w:rPr><w:color w:val="FFFFFF"/><w:sz w:val="16"/><w:szCs w:val="16"/><w:b w:val="1"/><w:bCs w:val="1"/></w:rPr><w:t xml:space="preserve">Tipe Data</w:t></w:r></w:p></w:tc><w:tc><w:tcPr><w:tcW w:w="1417.3228346456694" w:type="dxa"/><w:shd w:val="clear" w:fill="1E293B"/><w:noWrap/></w:tcPr><w:p><w:pPr><w:spacing w:after="30"/></w:pPr><w:r><w:rPr><w:color w:val="FFFFFF"/><w:sz w:val="16"/><w:szCs w:val="16"/><w:b w:val="1"/><w:bCs w:val="1"/></w:rPr><w:t xml:space="preserve">Nullable</w:t></w:r></w:p></w:tc><w:tc><w:tcPr><w:tcW w:w="1417.3228346456694" w:type="dxa"/><w:shd w:val="clear" w:fill="1E293B"/><w:noWrap/></w:tcPr><w:p><w:pPr><w:spacing w:after="30"/></w:pPr><w:r><w:rPr><w:color w:val="FFFFFF"/><w:sz w:val="16"/><w:szCs w:val="16"/><w:b w:val="1"/><w:bCs w:val="1"/></w:rPr><w:t xml:space="preserve">Nilai Default</w:t></w:r></w:p></w:tc><w:tc><w:tcPr><w:tcW w:w="1417.3228346456694" w:type="dxa"/><w:shd w:val="clear" w:fill="1E293B"/><w:noWrap/></w:tcPr><w:p><w:pPr><w:spacing w:after="30"/></w:pPr><w:r><w:rPr><w:color w:val="FFFFFF"/><w:sz w:val="16"/><w:szCs w:val="16"/><w:b w:val="1"/><w:bCs w:val="1"/></w:rPr><w:t xml:space="preserve">Kunci (*Key*)</w:t></w:r></w:p></w:tc><w:tc><w:tcPr><w:tcW w:w="1417.3228346456694" w:type="dxa"/><w:shd w:val="clear" w:fill="1E293B"/><w:noWrap/></w:tcPr><w:p><w:pPr><w:spacing w:after="30"/></w:pPr><w:r><w:rPr><w:color w:val="FFFFFF"/><w:sz w:val="16"/><w:szCs w:val="16"/><w:b w:val="1"/><w:bCs w:val="1"/></w:rPr><w:t xml:space="preserve">Keterangan & Aturan Bisnis</w:t></w:r></w:p></w:tc></w:tr><w:tr><w:trPr/><w:tc><w:tcPr><w:tcW w:w="1417.3228346456694" w:type="dxa"/><w:noWrap/></w:tcPr><w:p><w:pPr><w:spacing w:after="30"/></w:pPr><w:r><w:rPr><w:sz w:val="16"/><w:szCs w:val="16"/></w:rPr><w:t xml:space="preserve">1</w:t></w:r></w:p></w:tc><w:tc><w:tcPr><w:tcW w:w="1417.3228346456694" w:type="dxa"/><w:noWrap/></w:tcPr><w:p><w:pPr><w:spacing w:after="30"/></w:pPr><w:r><w:rPr><w:sz w:val="16"/><w:szCs w:val="16"/></w:rPr><w:t xml:space="preserve">`id`</w:t></w:r></w:p></w:tc><w:tc><w:tcPr><w:tcW w:w="1417.3228346456694" w:type="dxa"/><w:noWrap/></w:tcPr><w:p><w:pPr><w:spacing w:after="30"/></w:pPr><w:r><w:rPr><w:sz w:val="16"/><w:szCs w:val="16"/></w:rPr><w:t xml:space="preserve">`bigint(20) unsigned`</w:t></w:r></w:p></w:tc><w:tc><w:tcPr><w:tcW w:w="1417.3228346456694" w:type="dxa"/><w:noWrap/></w:tcPr><w:p><w:pPr><w:spacing w:after="30"/></w:pPr><w:r><w:rPr><w:sz w:val="16"/><w:szCs w:val="16"/></w:rPr><w:t xml:space="preserve">NOT NULL</w:t></w:r></w:p></w:tc><w:tc><w:tcPr><w:tcW w:w="1417.3228346456694" w:type="dxa"/><w:noWrap/></w:tcPr><w:p><w:pPr><w:spacing w:after="30"/></w:pPr><w:r><w:rPr><w:sz w:val="16"/><w:szCs w:val="16"/></w:rPr><w:t xml:space="preserve">*None*</w:t></w:r></w:p></w:tc><w:tc><w:tcPr><w:tcW w:w="1417.3228346456694" w:type="dxa"/><w:noWrap/></w:tcPr><w:p><w:pPr><w:spacing w:after="30"/></w:pPr><w:r><w:rPr><w:sz w:val="16"/><w:szCs w:val="16"/></w:rPr><w:t xml:space="preserve">PRI (auto_increment)</w:t></w:r></w:p></w:tc><w:tc><w:tcPr><w:tcW w:w="1417.3228346456694" w:type="dxa"/><w:noWrap/></w:tcPr><w:p><w:pPr><w:spacing w:after="30"/></w:pPr><w:r><w:rPr><w:sz w:val="16"/><w:szCs w:val="16"/></w:rPr><w:t xml:space="preserve">Identitas unik rekaman data (*surrogate primary key*).</w:t></w:r></w:p></w:tc></w:tr><w:tr><w:trPr/><w:tc><w:tcPr><w:tcW w:w="1417.3228346456694" w:type="dxa"/><w:noWrap/></w:tcPr><w:p><w:pPr><w:spacing w:after="30"/></w:pPr><w:r><w:rPr><w:sz w:val="16"/><w:szCs w:val="16"/></w:rPr><w:t xml:space="preserve">2</w:t></w:r></w:p></w:tc><w:tc><w:tcPr><w:tcW w:w="1417.3228346456694" w:type="dxa"/><w:noWrap/></w:tcPr><w:p><w:pPr><w:spacing w:after="30"/></w:pPr><w:r><w:rPr><w:sz w:val="16"/><w:szCs w:val="16"/></w:rPr><w:t xml:space="preserve">`thesis_id`</w:t></w:r></w:p></w:tc><w:tc><w:tcPr><w:tcW w:w="1417.3228346456694" w:type="dxa"/><w:noWrap/></w:tcPr><w:p><w:pPr><w:spacing w:after="30"/></w:pPr><w:r><w:rPr><w:sz w:val="16"/><w:szCs w:val="16"/></w:rPr><w:t xml:space="preserve">`bigint(20) unsigned`</w:t></w:r></w:p></w:tc><w:tc><w:tcPr><w:tcW w:w="1417.3228346456694" w:type="dxa"/><w:noWrap/></w:tcPr><w:p><w:pPr><w:spacing w:after="30"/></w:pPr><w:r><w:rPr><w:sz w:val="16"/><w:szCs w:val="16"/></w:rPr><w:t xml:space="preserve">NOT NULL</w:t></w:r></w:p></w:tc><w:tc><w:tcPr><w:tcW w:w="1417.3228346456694" w:type="dxa"/><w:noWrap/></w:tcPr><w:p><w:pPr><w:spacing w:after="30"/></w:pPr><w:r><w:rPr><w:sz w:val="16"/><w:szCs w:val="16"/></w:rPr><w:t xml:space="preserve">*None*</w:t></w:r></w:p></w:tc><w:tc><w:tcPr><w:tcW w:w="1417.3228346456694" w:type="dxa"/><w:noWrap/></w:tcPr><w:p><w:pPr><w:spacing w:after="30"/></w:pPr><w:r><w:rPr><w:sz w:val="16"/><w:szCs w:val="16"/></w:rPr><w:t xml:space="preserve">MUL</w:t></w:r></w:p></w:tc><w:tc><w:tcPr><w:tcW w:w="1417.3228346456694" w:type="dxa"/><w:noWrap/></w:tcPr><w:p><w:pPr><w:spacing w:after="30"/></w:pPr><w:r><w:rPr><w:sz w:val="16"/><w:szCs w:val="16"/></w:rPr><w:t xml:space="preserve">ID relasi ke tabel `theses` (tugas akhir / skripsi).</w:t></w:r></w:p></w:tc></w:tr><w:tr><w:trPr/><w:tc><w:tcPr><w:tcW w:w="1417.3228346456694" w:type="dxa"/><w:noWrap/></w:tcPr><w:p><w:pPr><w:spacing w:after="30"/></w:pPr><w:r><w:rPr><w:sz w:val="16"/><w:szCs w:val="16"/></w:rPr><w:t xml:space="preserve">3</w:t></w:r></w:p></w:tc><w:tc><w:tcPr><w:tcW w:w="1417.3228346456694" w:type="dxa"/><w:noWrap/></w:tcPr><w:p><w:pPr><w:spacing w:after="30"/></w:pPr><w:r><w:rPr><w:sz w:val="16"/><w:szCs w:val="16"/></w:rPr><w:t xml:space="preserve">`date`</w:t></w:r></w:p></w:tc><w:tc><w:tcPr><w:tcW w:w="1417.3228346456694" w:type="dxa"/><w:noWrap/></w:tcPr><w:p><w:pPr><w:spacing w:after="30"/></w:pPr><w:r><w:rPr><w:sz w:val="16"/><w:szCs w:val="16"/></w:rPr><w:t xml:space="preserve">`date`</w:t></w:r></w:p></w:tc><w:tc><w:tcPr><w:tcW w:w="1417.3228346456694" w:type="dxa"/><w:noWrap/></w:tcPr><w:p><w:pPr><w:spacing w:after="30"/></w:pPr><w:r><w:rPr><w:sz w:val="16"/><w:szCs w:val="16"/></w:rPr><w:t xml:space="preserve">NOT NULL</w:t></w:r></w:p></w:tc><w:tc><w:tcPr><w:tcW w:w="1417.3228346456694" w:type="dxa"/><w:noWrap/></w:tcPr><w:p><w:pPr><w:spacing w:after="30"/></w:pPr><w:r><w:rPr><w:sz w:val="16"/><w:szCs w:val="16"/></w:rPr><w:t xml:space="preserve">*None*</w:t></w:r></w:p></w:tc><w:tc><w:tcPr><w:tcW w:w="1417.3228346456694" w:type="dxa"/><w:noWrap/></w:tcPr><w:p><w:pPr><w:spacing w:after="30"/></w:pPr><w:r><w:rPr><w:sz w:val="16"/><w:szCs w:val="16"/></w:rPr><w:t xml:space="preserve">-</w:t></w:r></w:p></w:tc><w:tc><w:tcPr><w:tcW w:w="1417.3228346456694" w:type="dxa"/><w:noWrap/></w:tcPr><w:p><w:pPr><w:spacing w:after="30"/></w:pPr><w:r><w:rPr><w:sz w:val="16"/><w:szCs w:val="16"/></w:rPr><w:t xml:space="preserve">Tanggal pelaksanaan atau batas waktu proses bisnis.</w:t></w:r></w:p></w:tc></w:tr><w:tr><w:trPr/><w:tc><w:tcPr><w:tcW w:w="1417.3228346456694" w:type="dxa"/><w:noWrap/></w:tcPr><w:p><w:pPr><w:spacing w:after="30"/></w:pPr><w:r><w:rPr><w:sz w:val="16"/><w:szCs w:val="16"/></w:rPr><w:t xml:space="preserve">4</w:t></w:r></w:p></w:tc><w:tc><w:tcPr><w:tcW w:w="1417.3228346456694" w:type="dxa"/><w:noWrap/></w:tcPr><w:p><w:pPr><w:spacing w:after="30"/></w:pPr><w:r><w:rPr><w:sz w:val="16"/><w:szCs w:val="16"/></w:rPr><w:t xml:space="preserve">`progress_notes`</w:t></w:r></w:p></w:tc><w:tc><w:tcPr><w:tcW w:w="1417.3228346456694" w:type="dxa"/><w:noWrap/></w:tcPr><w:p><w:pPr><w:spacing w:after="30"/></w:pPr><w:r><w:rPr><w:sz w:val="16"/><w:szCs w:val="16"/></w:rPr><w:t xml:space="preserve">`text`</w:t></w:r></w:p></w:tc><w:tc><w:tcPr><w:tcW w:w="1417.3228346456694" w:type="dxa"/><w:noWrap/></w:tcPr><w:p><w:pPr><w:spacing w:after="30"/></w:pPr><w:r><w:rPr><w:sz w:val="16"/><w:szCs w:val="16"/></w:rPr><w:t xml:space="preserve">NOT NULL</w:t></w:r></w:p></w:tc><w:tc><w:tcPr><w:tcW w:w="1417.3228346456694" w:type="dxa"/><w:noWrap/></w:tcPr><w:p><w:pPr><w:spacing w:after="30"/></w:pPr><w:r><w:rPr><w:sz w:val="16"/><w:szCs w:val="16"/></w:rPr><w:t xml:space="preserve">*None*</w:t></w:r></w:p></w:tc><w:tc><w:tcPr><w:tcW w:w="1417.3228346456694" w:type="dxa"/><w:noWrap/></w:tcPr><w:p><w:pPr><w:spacing w:after="30"/></w:pPr><w:r><w:rPr><w:sz w:val="16"/><w:szCs w:val="16"/></w:rPr><w:t xml:space="preserve">-</w:t></w:r></w:p></w:tc><w:tc><w:tcPr><w:tcW w:w="1417.3228346456694" w:type="dxa"/><w:noWrap/></w:tcPr><w:p><w:pPr><w:spacing w:after="30"/></w:pPr><w:r><w:rPr><w:sz w:val="16"/><w:szCs w:val="16"/></w:rPr><w:t xml:space="preserve">Catatan atau pesan deskriptif tambahan dari dosen/admin.</w:t></w:r></w:p></w:tc></w:tr><w:tr><w:trPr/><w:tc><w:tcPr><w:tcW w:w="1417.3228346456694" w:type="dxa"/><w:noWrap/></w:tcPr><w:p><w:pPr><w:spacing w:after="30"/></w:pPr><w:r><w:rPr><w:sz w:val="16"/><w:szCs w:val="16"/></w:rPr><w:t xml:space="preserve">5</w:t></w:r></w:p></w:tc><w:tc><w:tcPr><w:tcW w:w="1417.3228346456694" w:type="dxa"/><w:noWrap/></w:tcPr><w:p><w:pPr><w:spacing w:after="30"/></w:pPr><w:r><w:rPr><w:sz w:val="16"/><w:szCs w:val="16"/></w:rPr><w:t xml:space="preserve">`lecturer_notes`</w:t></w:r></w:p></w:tc><w:tc><w:tcPr><w:tcW w:w="1417.3228346456694" w:type="dxa"/><w:noWrap/></w:tcPr><w:p><w:pPr><w:spacing w:after="30"/></w:pPr><w:r><w:rPr><w:sz w:val="16"/><w:szCs w:val="16"/></w:rPr><w:t xml:space="preserve">`text`</w:t></w:r></w:p></w:tc><w:tc><w:tcPr><w:tcW w:w="1417.3228346456694" w:type="dxa"/><w:noWrap/></w:tcPr><w:p><w:pPr><w:spacing w:after="30"/></w:pPr><w:r><w:rPr><w:sz w:val="16"/><w:szCs w:val="16"/></w:rPr><w:t xml:space="preserve">NULL</w:t></w:r></w:p></w:tc><w:tc><w:tcPr><w:tcW w:w="1417.3228346456694" w:type="dxa"/><w:noWrap/></w:tcPr><w:p><w:pPr><w:spacing w:after="30"/></w:pPr><w:r><w:rPr><w:sz w:val="16"/><w:szCs w:val="16"/></w:rPr><w:t xml:space="preserve">`NULL`</w:t></w:r></w:p></w:tc><w:tc><w:tcPr><w:tcW w:w="1417.3228346456694" w:type="dxa"/><w:noWrap/></w:tcPr><w:p><w:pPr><w:spacing w:after="30"/></w:pPr><w:r><w:rPr><w:sz w:val="16"/><w:szCs w:val="16"/></w:rPr><w:t xml:space="preserve">-</w:t></w:r></w:p></w:tc><w:tc><w:tcPr><w:tcW w:w="1417.3228346456694" w:type="dxa"/><w:noWrap/></w:tcPr><w:p><w:pPr><w:spacing w:after="30"/></w:pPr><w:r><w:rPr><w:sz w:val="16"/><w:szCs w:val="16"/></w:rPr><w:t xml:space="preserve">Catatan atau pesan deskriptif tambahan dari dosen/admin.</w:t></w:r></w:p></w:tc></w:tr><w:tr><w:trPr/><w:tc><w:tcPr><w:tcW w:w="1417.3228346456694" w:type="dxa"/><w:noWrap/></w:tcPr><w:p><w:pPr><w:spacing w:after="30"/></w:pPr><w:r><w:rPr><w:sz w:val="16"/><w:szCs w:val="16"/></w:rPr><w:t xml:space="preserve">6</w:t></w:r></w:p></w:tc><w:tc><w:tcPr><w:tcW w:w="1417.3228346456694" w:type="dxa"/><w:noWrap/></w:tcPr><w:p><w:pPr><w:spacing w:after="30"/></w:pPr><w:r><w:rPr><w:sz w:val="16"/><w:szCs w:val="16"/></w:rPr><w:t xml:space="preserve">`is_approved`</w:t></w:r></w:p></w:tc><w:tc><w:tcPr><w:tcW w:w="1417.3228346456694" w:type="dxa"/><w:noWrap/></w:tcPr><w:p><w:pPr><w:spacing w:after="30"/></w:pPr><w:r><w:rPr><w:sz w:val="16"/><w:szCs w:val="16"/></w:rPr><w:t xml:space="preserve">`tinyint(1)`</w:t></w:r></w:p></w:tc><w:tc><w:tcPr><w:tcW w:w="1417.3228346456694" w:type="dxa"/><w:noWrap/></w:tcPr><w:p><w:pPr><w:spacing w:after="30"/></w:pPr><w:r><w:rPr><w:sz w:val="16"/><w:szCs w:val="16"/></w:rPr><w:t xml:space="preserve">NOT NULL</w:t></w:r></w:p></w:tc><w:tc><w:tcPr><w:tcW w:w="1417.3228346456694" w:type="dxa"/><w:noWrap/></w:tcPr><w:p><w:pPr><w:spacing w:after="30"/></w:pPr><w:r><w:rPr><w:sz w:val="16"/><w:szCs w:val="16"/></w:rPr><w:t xml:space="preserve">`0`</w:t></w:r></w:p></w:tc><w:tc><w:tcPr><w:tcW w:w="1417.3228346456694" w:type="dxa"/><w:noWrap/></w:tcPr><w:p><w:pPr><w:spacing w:after="30"/></w:pPr><w:r><w:rPr><w:sz w:val="16"/><w:szCs w:val="16"/></w:rPr><w:t xml:space="preserve">-</w:t></w:r></w:p></w:tc><w:tc><w:tcPr><w:tcW w:w="1417.3228346456694" w:type="dxa"/><w:noWrap/></w:tcPr><w:p><w:pPr><w:spacing w:after="30"/></w:pPr><w:r><w:rPr><w:sz w:val="16"/><w:szCs w:val="16"/></w:rPr><w:t xml:space="preserve">Atribut data operasional is approved.</w:t></w:r></w:p></w:tc></w:tr><w:tr><w:trPr/><w:tc><w:tcPr><w:tcW w:w="1417.3228346456694" w:type="dxa"/><w:noWrap/></w:tcPr><w:p><w:pPr><w:spacing w:after="30"/></w:pPr><w:r><w:rPr><w:sz w:val="16"/><w:szCs w:val="16"/></w:rPr><w:t xml:space="preserve">7</w:t></w:r></w:p></w:tc><w:tc><w:tcPr><w:tcW w:w="1417.3228346456694" w:type="dxa"/><w:noWrap/></w:tcPr><w:p><w:pPr><w:spacing w:after="30"/></w:pPr><w:r><w:rPr><w:sz w:val="16"/><w:szCs w:val="16"/></w:rPr><w:t xml:space="preserve">`created_at`</w:t></w:r></w:p></w:tc><w:tc><w:tcPr><w:tcW w:w="1417.3228346456694" w:type="dxa"/><w:noWrap/></w:tcPr><w:p><w:pPr><w:spacing w:after="30"/></w:pPr><w:r><w:rPr><w:sz w:val="16"/><w:szCs w:val="16"/></w:rPr><w:t xml:space="preserve">`timestamp`</w:t></w:r></w:p></w:tc><w:tc><w:tcPr><w:tcW w:w="1417.3228346456694" w:type="dxa"/><w:noWrap/></w:tcPr><w:p><w:pPr><w:spacing w:after="30"/></w:pPr><w:r><w:rPr><w:sz w:val="16"/><w:szCs w:val="16"/></w:rPr><w:t xml:space="preserve">NULL</w:t></w:r></w:p></w:tc><w:tc><w:tcPr><w:tcW w:w="1417.3228346456694" w:type="dxa"/><w:noWrap/></w:tcPr><w:p><w:pPr><w:spacing w:after="30"/></w:pPr><w:r><w:rPr><w:sz w:val="16"/><w:szCs w:val="16"/></w:rPr><w:t xml:space="preserve">`NULL`</w:t></w:r></w:p></w:tc><w:tc><w:tcPr><w:tcW w:w="1417.3228346456694" w:type="dxa"/><w:noWrap/></w:tcPr><w:p><w:pPr><w:spacing w:after="30"/></w:pPr><w:r><w:rPr><w:sz w:val="16"/><w:szCs w:val="16"/></w:rPr><w:t xml:space="preserve">-</w:t></w:r></w:p></w:tc><w:tc><w:tcPr><w:tcW w:w="1417.3228346456694" w:type="dxa"/><w:noWrap/></w:tcPr><w:p><w:pPr><w:spacing w:after="30"/></w:pPr><w:r><w:rPr><w:sz w:val="16"/><w:szCs w:val="16"/></w:rPr><w:t xml:space="preserve">Waktu rekaman pertama kali dibuat di sistem.</w:t></w:r></w:p></w:tc></w:tr><w:tr><w:trPr/><w:tc><w:tcPr><w:tcW w:w="1417.3228346456694" w:type="dxa"/><w:noWrap/></w:tcPr><w:p><w:pPr><w:spacing w:after="30"/></w:pPr><w:r><w:rPr><w:sz w:val="16"/><w:szCs w:val="16"/></w:rPr><w:t xml:space="preserve">8</w:t></w:r></w:p></w:tc><w:tc><w:tcPr><w:tcW w:w="1417.3228346456694" w:type="dxa"/><w:noWrap/></w:tcPr><w:p><w:pPr><w:spacing w:after="30"/></w:pPr><w:r><w:rPr><w:sz w:val="16"/><w:szCs w:val="16"/></w:rPr><w:t xml:space="preserve">`updated_at`</w:t></w:r></w:p></w:tc><w:tc><w:tcPr><w:tcW w:w="1417.3228346456694" w:type="dxa"/><w:noWrap/></w:tcPr><w:p><w:pPr><w:spacing w:after="30"/></w:pPr><w:r><w:rPr><w:sz w:val="16"/><w:szCs w:val="16"/></w:rPr><w:t xml:space="preserve">`timestamp`</w:t></w:r></w:p></w:tc><w:tc><w:tcPr><w:tcW w:w="1417.3228346456694" w:type="dxa"/><w:noWrap/></w:tcPr><w:p><w:pPr><w:spacing w:after="30"/></w:pPr><w:r><w:rPr><w:sz w:val="16"/><w:szCs w:val="16"/></w:rPr><w:t xml:space="preserve">NULL</w:t></w:r></w:p></w:tc><w:tc><w:tcPr><w:tcW w:w="1417.3228346456694" w:type="dxa"/><w:noWrap/></w:tcPr><w:p><w:pPr><w:spacing w:after="30"/></w:pPr><w:r><w:rPr><w:sz w:val="16"/><w:szCs w:val="16"/></w:rPr><w:t xml:space="preserve">`NULL`</w:t></w:r></w:p></w:tc><w:tc><w:tcPr><w:tcW w:w="1417.3228346456694" w:type="dxa"/><w:noWrap/></w:tcPr><w:p><w:pPr><w:spacing w:after="30"/></w:pPr><w:r><w:rPr><w:sz w:val="16"/><w:szCs w:val="16"/></w:rPr><w:t xml:space="preserve">-</w:t></w:r></w:p></w:tc><w:tc><w:tcPr><w:tcW w:w="1417.3228346456694" w:type="dxa"/><w:noWrap/></w:tcPr><w:p><w:pPr><w:spacing w:after="30"/></w:pPr><w:r><w:rPr><w:sz w:val="16"/><w:szCs w:val="16"/></w:rPr><w:t xml:space="preserve">Waktu rekaman terakhir kali diperbarui.</w:t></w:r></w:p></w:tc></w:tr></w:tbl><w:p/><w:p><w:pPr><w:jc w:val="both"/><w:spacing w:after="70"/></w:pPr><w:r><w:rPr><w:sz w:val="19"/><w:szCs w:val="19"/></w:rPr><w:t xml:space="preserve">---</w:t></w:r></w:p><w:p><w:pPr><w:pStyle w:val="Heading3"/></w:pPr><w:bookmarkStart w:id="22" w:name="_Toc22"/><w:r><w:t>3.13 Tabel Sesi Bimbingan Skripsi (`mentoring_sessions`)</w:t></w:r><w:bookmarkEnd w:id="22"/></w:p><w:p><w:pPr><w:spacing w:before="40" w:after="40"/></w:pPr><w:r><w:rPr><w:color w:val="334155"/><w:sz w:val="19"/><w:szCs w:val="19"/><w:b w:val="1"/><w:bCs w:val="1"/><w:i w:val="1"/><w:iCs w:val="1"/></w:rPr><w:t xml:space="preserve">**Nama Tabel**: `mentoring_sessions`</w:t></w:r></w:p><w:p><w:pPr><w:spacing w:before="40" w:after="40"/></w:pPr><w:r><w:rPr><w:color w:val="334155"/><w:sz w:val="19"/><w:szCs w:val="19"/><w:b w:val="0"/><w:bCs w:val="0"/><w:i w:val="1"/><w:iCs w:val="1"/></w:rPr><w:t xml:space="preserve">**Primary Key**: `id`</w:t></w:r></w:p><w:p><w:pPr><w:spacing w:before="40" w:after="40"/></w:pPr><w:r><w:rPr><w:color w:val="334155"/><w:sz w:val="19"/><w:szCs w:val="19"/><w:b w:val="0"/><w:bCs w:val="0"/><w:i w:val="1"/><w:iCs w:val="1"/></w:rPr><w:t xml:space="preserve">**Foreign Key**: `dosen_id` $\rightarrow$ merujuk ke `users.id``thesis_id` $\rightarrow$ merujuk ke `theses.id`</w:t></w:r></w:p><w:p><w:pPr><w:spacing w:before="40" w:after="40"/></w:pPr><w:r><w:rPr><w:color w:val="334155"/><w:sz w:val="19"/><w:szCs w:val="19"/><w:b w:val="0"/><w:bCs w:val="0"/><w:i w:val="1"/><w:iCs w:val="1"/></w:rPr><w:t xml:space="preserve">**Deskripsi**: Mencatat setiap agenda sesi bimbingan antara dosen pembimbing dan mahasiswa, baik bimbingan mandiri perorangan maupun kelompok. Menyimpan token/QR presensi real-time, waktu dan ruang bimbingan, catatan evaluasi dosen, serta tautan dokumen revisi.</w:t></w:r></w:p><w:tbl><w:tblGrid><w:gridCol w:w="1417.3228346456694" w:type="dxa"/><w:gridCol w:w="1417.3228346456694" w:type="dxa"/><w:gridCol w:w="1417.3228346456694" w:type="dxa"/><w:gridCol w:w="1417.3228346456694" w:type="dxa"/><w:gridCol w:w="1417.3228346456694" w:type="dxa"/><w:gridCol w:w="1417.3228346456694" w:type="dxa"/><w:gridCol w:w="1417.3228346456694" w:type="dxa"/></w:tblGrid><w:tblPr><w:tblStyle w:val="DbTable"/></w:tblPr><w:tr><w:trPr/><w:tc><w:tcPr><w:tcW w:w="1417.3228346456694" w:type="dxa"/><w:shd w:val="clear" w:fill="1E293B"/><w:noWrap/></w:tcPr><w:p><w:pPr><w:spacing w:after="30"/></w:pPr><w:r><w:rPr><w:color w:val="FFFFFF"/><w:sz w:val="16"/><w:szCs w:val="16"/><w:b w:val="1"/><w:bCs w:val="1"/></w:rPr><w:t xml:space="preserve">No</w:t></w:r></w:p></w:tc><w:tc><w:tcPr><w:tcW w:w="1417.3228346456694" w:type="dxa"/><w:shd w:val="clear" w:fill="1E293B"/><w:noWrap/></w:tcPr><w:p><w:pPr><w:spacing w:after="30"/></w:pPr><w:r><w:rPr><w:color w:val="FFFFFF"/><w:sz w:val="16"/><w:szCs w:val="16"/><w:b w:val="1"/><w:bCs w:val="1"/></w:rPr><w:t xml:space="preserve">Nama Kolom</w:t></w:r></w:p></w:tc><w:tc><w:tcPr><w:tcW w:w="1417.3228346456694" w:type="dxa"/><w:shd w:val="clear" w:fill="1E293B"/><w:noWrap/></w:tcPr><w:p><w:pPr><w:spacing w:after="30"/></w:pPr><w:r><w:rPr><w:color w:val="FFFFFF"/><w:sz w:val="16"/><w:szCs w:val="16"/><w:b w:val="1"/><w:bCs w:val="1"/></w:rPr><w:t xml:space="preserve">Tipe Data</w:t></w:r></w:p></w:tc><w:tc><w:tcPr><w:tcW w:w="1417.3228346456694" w:type="dxa"/><w:shd w:val="clear" w:fill="1E293B"/><w:noWrap/></w:tcPr><w:p><w:pPr><w:spacing w:after="30"/></w:pPr><w:r><w:rPr><w:color w:val="FFFFFF"/><w:sz w:val="16"/><w:szCs w:val="16"/><w:b w:val="1"/><w:bCs w:val="1"/></w:rPr><w:t xml:space="preserve">Nullable</w:t></w:r></w:p></w:tc><w:tc><w:tcPr><w:tcW w:w="1417.3228346456694" w:type="dxa"/><w:shd w:val="clear" w:fill="1E293B"/><w:noWrap/></w:tcPr><w:p><w:pPr><w:spacing w:after="30"/></w:pPr><w:r><w:rPr><w:color w:val="FFFFFF"/><w:sz w:val="16"/><w:szCs w:val="16"/><w:b w:val="1"/><w:bCs w:val="1"/></w:rPr><w:t xml:space="preserve">Nilai Default</w:t></w:r></w:p></w:tc><w:tc><w:tcPr><w:tcW w:w="1417.3228346456694" w:type="dxa"/><w:shd w:val="clear" w:fill="1E293B"/><w:noWrap/></w:tcPr><w:p><w:pPr><w:spacing w:after="30"/></w:pPr><w:r><w:rPr><w:color w:val="FFFFFF"/><w:sz w:val="16"/><w:szCs w:val="16"/><w:b w:val="1"/><w:bCs w:val="1"/></w:rPr><w:t xml:space="preserve">Kunci (*Key*)</w:t></w:r></w:p></w:tc><w:tc><w:tcPr><w:tcW w:w="1417.3228346456694" w:type="dxa"/><w:shd w:val="clear" w:fill="1E293B"/><w:noWrap/></w:tcPr><w:p><w:pPr><w:spacing w:after="30"/></w:pPr><w:r><w:rPr><w:color w:val="FFFFFF"/><w:sz w:val="16"/><w:szCs w:val="16"/><w:b w:val="1"/><w:bCs w:val="1"/></w:rPr><w:t xml:space="preserve">Keterangan & Aturan Bisnis</w:t></w:r></w:p></w:tc></w:tr><w:tr><w:trPr/><w:tc><w:tcPr><w:tcW w:w="1417.3228346456694" w:type="dxa"/><w:noWrap/></w:tcPr><w:p><w:pPr><w:spacing w:after="30"/></w:pPr><w:r><w:rPr><w:sz w:val="16"/><w:szCs w:val="16"/></w:rPr><w:t xml:space="preserve">1</w:t></w:r></w:p></w:tc><w:tc><w:tcPr><w:tcW w:w="1417.3228346456694" w:type="dxa"/><w:noWrap/></w:tcPr><w:p><w:pPr><w:spacing w:after="30"/></w:pPr><w:r><w:rPr><w:sz w:val="16"/><w:szCs w:val="16"/></w:rPr><w:t xml:space="preserve">`id`</w:t></w:r></w:p></w:tc><w:tc><w:tcPr><w:tcW w:w="1417.3228346456694" w:type="dxa"/><w:noWrap/></w:tcPr><w:p><w:pPr><w:spacing w:after="30"/></w:pPr><w:r><w:rPr><w:sz w:val="16"/><w:szCs w:val="16"/></w:rPr><w:t xml:space="preserve">`bigint(20) unsigned`</w:t></w:r></w:p></w:tc><w:tc><w:tcPr><w:tcW w:w="1417.3228346456694" w:type="dxa"/><w:noWrap/></w:tcPr><w:p><w:pPr><w:spacing w:after="30"/></w:pPr><w:r><w:rPr><w:sz w:val="16"/><w:szCs w:val="16"/></w:rPr><w:t xml:space="preserve">NOT NULL</w:t></w:r></w:p></w:tc><w:tc><w:tcPr><w:tcW w:w="1417.3228346456694" w:type="dxa"/><w:noWrap/></w:tcPr><w:p><w:pPr><w:spacing w:after="30"/></w:pPr><w:r><w:rPr><w:sz w:val="16"/><w:szCs w:val="16"/></w:rPr><w:t xml:space="preserve">*None*</w:t></w:r></w:p></w:tc><w:tc><w:tcPr><w:tcW w:w="1417.3228346456694" w:type="dxa"/><w:noWrap/></w:tcPr><w:p><w:pPr><w:spacing w:after="30"/></w:pPr><w:r><w:rPr><w:sz w:val="16"/><w:szCs w:val="16"/></w:rPr><w:t xml:space="preserve">PRI (auto_increment)</w:t></w:r></w:p></w:tc><w:tc><w:tcPr><w:tcW w:w="1417.3228346456694" w:type="dxa"/><w:noWrap/></w:tcPr><w:p><w:pPr><w:spacing w:after="30"/></w:pPr><w:r><w:rPr><w:sz w:val="16"/><w:szCs w:val="16"/></w:rPr><w:t xml:space="preserve">Identitas unik rekaman data (*surrogate primary key*).</w:t></w:r></w:p></w:tc></w:tr><w:tr><w:trPr/><w:tc><w:tcPr><w:tcW w:w="1417.3228346456694" w:type="dxa"/><w:noWrap/></w:tcPr><w:p><w:pPr><w:spacing w:after="30"/></w:pPr><w:r><w:rPr><w:sz w:val="16"/><w:szCs w:val="16"/></w:rPr><w:t xml:space="preserve">2</w:t></w:r></w:p></w:tc><w:tc><w:tcPr><w:tcW w:w="1417.3228346456694" w:type="dxa"/><w:noWrap/></w:tcPr><w:p><w:pPr><w:spacing w:after="30"/></w:pPr><w:r><w:rPr><w:sz w:val="16"/><w:szCs w:val="16"/></w:rPr><w:t xml:space="preserve">`thesis_id`</w:t></w:r></w:p></w:tc><w:tc><w:tcPr><w:tcW w:w="1417.3228346456694" w:type="dxa"/><w:noWrap/></w:tcPr><w:p><w:pPr><w:spacing w:after="30"/></w:pPr><w:r><w:rPr><w:sz w:val="16"/><w:szCs w:val="16"/></w:rPr><w:t xml:space="preserve">`bigint(20) unsigned`</w:t></w:r></w:p></w:tc><w:tc><w:tcPr><w:tcW w:w="1417.3228346456694" w:type="dxa"/><w:noWrap/></w:tcPr><w:p><w:pPr><w:spacing w:after="30"/></w:pPr><w:r><w:rPr><w:sz w:val="16"/><w:szCs w:val="16"/></w:rPr><w:t xml:space="preserve">NOT NULL</w:t></w:r></w:p></w:tc><w:tc><w:tcPr><w:tcW w:w="1417.3228346456694" w:type="dxa"/><w:noWrap/></w:tcPr><w:p><w:pPr><w:spacing w:after="30"/></w:pPr><w:r><w:rPr><w:sz w:val="16"/><w:szCs w:val="16"/></w:rPr><w:t xml:space="preserve">*None*</w:t></w:r></w:p></w:tc><w:tc><w:tcPr><w:tcW w:w="1417.3228346456694" w:type="dxa"/><w:noWrap/></w:tcPr><w:p><w:pPr><w:spacing w:after="30"/></w:pPr><w:r><w:rPr><w:sz w:val="16"/><w:szCs w:val="16"/></w:rPr><w:t xml:space="preserve">MUL</w:t></w:r></w:p></w:tc><w:tc><w:tcPr><w:tcW w:w="1417.3228346456694" w:type="dxa"/><w:noWrap/></w:tcPr><w:p><w:pPr><w:spacing w:after="30"/></w:pPr><w:r><w:rPr><w:sz w:val="16"/><w:szCs w:val="16"/></w:rPr><w:t xml:space="preserve">ID relasi ke tabel `theses` (tugas akhir / skripsi).</w:t></w:r></w:p></w:tc></w:tr><w:tr><w:trPr/><w:tc><w:tcPr><w:tcW w:w="1417.3228346456694" w:type="dxa"/><w:noWrap/></w:tcPr><w:p><w:pPr><w:spacing w:after="30"/></w:pPr><w:r><w:rPr><w:sz w:val="16"/><w:szCs w:val="16"/></w:rPr><w:t xml:space="preserve">3</w:t></w:r></w:p></w:tc><w:tc><w:tcPr><w:tcW w:w="1417.3228346456694" w:type="dxa"/><w:noWrap/></w:tcPr><w:p><w:pPr><w:spacing w:after="30"/></w:pPr><w:r><w:rPr><w:sz w:val="16"/><w:szCs w:val="16"/></w:rPr><w:t xml:space="preserve">`dosen_id`</w:t></w:r></w:p></w:tc><w:tc><w:tcPr><w:tcW w:w="1417.3228346456694" w:type="dxa"/><w:noWrap/></w:tcPr><w:p><w:pPr><w:spacing w:after="30"/></w:pPr><w:r><w:rPr><w:sz w:val="16"/><w:szCs w:val="16"/></w:rPr><w:t xml:space="preserve">`bigint(20) unsigned`</w:t></w:r></w:p></w:tc><w:tc><w:tcPr><w:tcW w:w="1417.3228346456694" w:type="dxa"/><w:noWrap/></w:tcPr><w:p><w:pPr><w:spacing w:after="30"/></w:pPr><w:r><w:rPr><w:sz w:val="16"/><w:szCs w:val="16"/></w:rPr><w:t xml:space="preserve">NULL</w:t></w:r></w:p></w:tc><w:tc><w:tcPr><w:tcW w:w="1417.3228346456694" w:type="dxa"/><w:noWrap/></w:tcPr><w:p><w:pPr><w:spacing w:after="30"/></w:pPr><w:r><w:rPr><w:sz w:val="16"/><w:szCs w:val="16"/></w:rPr><w:t xml:space="preserve">`NULL`</w:t></w:r></w:p></w:tc><w:tc><w:tcPr><w:tcW w:w="1417.3228346456694" w:type="dxa"/><w:noWrap/></w:tcPr><w:p><w:pPr><w:spacing w:after="30"/></w:pPr><w:r><w:rPr><w:sz w:val="16"/><w:szCs w:val="16"/></w:rPr><w:t xml:space="preserve">MUL</w:t></w:r></w:p></w:tc><w:tc><w:tcPr><w:tcW w:w="1417.3228346456694" w:type="dxa"/><w:noWrap/></w:tcPr><w:p><w:pPr><w:spacing w:after="30"/></w:pPr><w:r><w:rPr><w:sz w:val="16"/><w:szCs w:val="16"/></w:rPr><w:t xml:space="preserve">Atribut data operasional dosen id.</w:t></w:r></w:p></w:tc></w:tr><w:tr><w:trPr/><w:tc><w:tcPr><w:tcW w:w="1417.3228346456694" w:type="dxa"/><w:noWrap/></w:tcPr><w:p><w:pPr><w:spacing w:after="30"/></w:pPr><w:r><w:rPr><w:sz w:val="16"/><w:szCs w:val="16"/></w:rPr><w:t xml:space="preserve">4</w:t></w:r></w:p></w:tc><w:tc><w:tcPr><w:tcW w:w="1417.3228346456694" w:type="dxa"/><w:noWrap/></w:tcPr><w:p><w:pPr><w:spacing w:after="30"/></w:pPr><w:r><w:rPr><w:sz w:val="16"/><w:szCs w:val="16"/></w:rPr><w:t xml:space="preserve">`scheduled_at`</w:t></w:r></w:p></w:tc><w:tc><w:tcPr><w:tcW w:w="1417.3228346456694" w:type="dxa"/><w:noWrap/></w:tcPr><w:p><w:pPr><w:spacing w:after="30"/></w:pPr><w:r><w:rPr><w:sz w:val="16"/><w:szCs w:val="16"/></w:rPr><w:t xml:space="preserve">`datetime`</w:t></w:r></w:p></w:tc><w:tc><w:tcPr><w:tcW w:w="1417.3228346456694" w:type="dxa"/><w:noWrap/></w:tcPr><w:p><w:pPr><w:spacing w:after="30"/></w:pPr><w:r><w:rPr><w:sz w:val="16"/><w:szCs w:val="16"/></w:rPr><w:t xml:space="preserve">NOT NULL</w:t></w:r></w:p></w:tc><w:tc><w:tcPr><w:tcW w:w="1417.3228346456694" w:type="dxa"/><w:noWrap/></w:tcPr><w:p><w:pPr><w:spacing w:after="30"/></w:pPr><w:r><w:rPr><w:sz w:val="16"/><w:szCs w:val="16"/></w:rPr><w:t xml:space="preserve">*None*</w:t></w:r></w:p></w:tc><w:tc><w:tcPr><w:tcW w:w="1417.3228346456694" w:type="dxa"/><w:noWrap/></w:tcPr><w:p><w:pPr><w:spacing w:after="30"/></w:pPr><w:r><w:rPr><w:sz w:val="16"/><w:szCs w:val="16"/></w:rPr><w:t xml:space="preserve">-</w:t></w:r></w:p></w:tc><w:tc><w:tcPr><w:tcW w:w="1417.3228346456694" w:type="dxa"/><w:noWrap/></w:tcPr><w:p><w:pPr><w:spacing w:after="30"/></w:pPr><w:r><w:rPr><w:sz w:val="16"/><w:szCs w:val="16"/></w:rPr><w:t xml:space="preserve">Atribut data operasional scheduled at.</w:t></w:r></w:p></w:tc></w:tr><w:tr><w:trPr/><w:tc><w:tcPr><w:tcW w:w="1417.3228346456694" w:type="dxa"/><w:noWrap/></w:tcPr><w:p><w:pPr><w:spacing w:after="30"/></w:pPr><w:r><w:rPr><w:sz w:val="16"/><w:szCs w:val="16"/></w:rPr><w:t xml:space="preserve">5</w:t></w:r></w:p></w:tc><w:tc><w:tcPr><w:tcW w:w="1417.3228346456694" w:type="dxa"/><w:noWrap/></w:tcPr><w:p><w:pPr><w:spacing w:after="30"/></w:pPr><w:r><w:rPr><w:sz w:val="16"/><w:szCs w:val="16"/></w:rPr><w:t xml:space="preserve">`topic`</w:t></w:r></w:p></w:tc><w:tc><w:tcPr><w:tcW w:w="1417.3228346456694" w:type="dxa"/><w:noWrap/></w:tcPr><w:p><w:pPr><w:spacing w:after="30"/></w:pPr><w:r><w:rPr><w:sz w:val="16"/><w:szCs w:val="16"/></w:rPr><w:t xml:space="preserve">`varchar(255)`</w:t></w:r></w:p></w:tc><w:tc><w:tcPr><w:tcW w:w="1417.3228346456694" w:type="dxa"/><w:noWrap/></w:tcPr><w:p><w:pPr><w:spacing w:after="30"/></w:pPr><w:r><w:rPr><w:sz w:val="16"/><w:szCs w:val="16"/></w:rPr><w:t xml:space="preserve">NOT NULL</w:t></w:r></w:p></w:tc><w:tc><w:tcPr><w:tcW w:w="1417.3228346456694" w:type="dxa"/><w:noWrap/></w:tcPr><w:p><w:pPr><w:spacing w:after="30"/></w:pPr><w:r><w:rPr><w:sz w:val="16"/><w:szCs w:val="16"/></w:rPr><w:t xml:space="preserve">*None*</w:t></w:r></w:p></w:tc><w:tc><w:tcPr><w:tcW w:w="1417.3228346456694" w:type="dxa"/><w:noWrap/></w:tcPr><w:p><w:pPr><w:spacing w:after="30"/></w:pPr><w:r><w:rPr><w:sz w:val="16"/><w:szCs w:val="16"/></w:rPr><w:t xml:space="preserve">-</w:t></w:r></w:p></w:tc><w:tc><w:tcPr><w:tcW w:w="1417.3228346456694" w:type="dxa"/><w:noWrap/></w:tcPr><w:p><w:pPr><w:spacing w:after="30"/></w:pPr><w:r><w:rPr><w:sz w:val="16"/><w:szCs w:val="16"/></w:rPr><w:t xml:space="preserve">Atribut data operasional topic.</w:t></w:r></w:p></w:tc></w:tr><w:tr><w:trPr/><w:tc><w:tcPr><w:tcW w:w="1417.3228346456694" w:type="dxa"/><w:noWrap/></w:tcPr><w:p><w:pPr><w:spacing w:after="30"/></w:pPr><w:r><w:rPr><w:sz w:val="16"/><w:szCs w:val="16"/></w:rPr><w:t xml:space="preserve">6</w:t></w:r></w:p></w:tc><w:tc><w:tcPr><w:tcW w:w="1417.3228346456694" w:type="dxa"/><w:noWrap/></w:tcPr><w:p><w:pPr><w:spacing w:after="30"/></w:pPr><w:r><w:rPr><w:sz w:val="16"/><w:szCs w:val="16"/></w:rPr><w:t xml:space="preserve">`status`</w:t></w:r></w:p></w:tc><w:tc><w:tcPr><w:tcW w:w="1417.3228346456694" w:type="dxa"/><w:noWrap/></w:tcPr><w:p><w:pPr><w:spacing w:after="30"/></w:pPr><w:r><w:rPr><w:sz w:val="16"/><w:szCs w:val="16"/></w:rPr><w:t xml:space="preserve">`enum('pending','approved','rejected','completed')`</w:t></w:r></w:p></w:tc><w:tc><w:tcPr><w:tcW w:w="1417.3228346456694" w:type="dxa"/><w:noWrap/></w:tcPr><w:p><w:pPr><w:spacing w:after="30"/></w:pPr><w:r><w:rPr><w:sz w:val="16"/><w:szCs w:val="16"/></w:rPr><w:t xml:space="preserve">NOT NULL</w:t></w:r></w:p></w:tc><w:tc><w:tcPr><w:tcW w:w="1417.3228346456694" w:type="dxa"/><w:noWrap/></w:tcPr><w:p><w:pPr><w:spacing w:after="30"/></w:pPr><w:r><w:rPr><w:sz w:val="16"/><w:szCs w:val="16"/></w:rPr><w:t xml:space="preserve">`'pending'`</w:t></w:r></w:p></w:tc><w:tc><w:tcPr><w:tcW w:w="1417.3228346456694" w:type="dxa"/><w:noWrap/></w:tcPr><w:p><w:pPr><w:spacing w:after="30"/></w:pPr><w:r><w:rPr><w:sz w:val="16"/><w:szCs w:val="16"/></w:rPr><w:t xml:space="preserve">MUL</w:t></w:r></w:p></w:tc><w:tc><w:tcPr><w:tcW w:w="1417.3228346456694" w:type="dxa"/><w:noWrap/></w:tcPr><w:p><w:pPr><w:spacing w:after="30"/></w:pPr><w:r><w:rPr><w:sz w:val="16"/><w:szCs w:val="16"/></w:rPr><w:t xml:space="preserve">Status alur kerja proses bisnis entitas terkait.</w:t></w:r></w:p></w:tc></w:tr><w:tr><w:trPr/><w:tc><w:tcPr><w:tcW w:w="1417.3228346456694" w:type="dxa"/><w:noWrap/></w:tcPr><w:p><w:pPr><w:spacing w:after="30"/></w:pPr><w:r><w:rPr><w:sz w:val="16"/><w:szCs w:val="16"/></w:rPr><w:t xml:space="preserve">7</w:t></w:r></w:p></w:tc><w:tc><w:tcPr><w:tcW w:w="1417.3228346456694" w:type="dxa"/><w:noWrap/></w:tcPr><w:p><w:pPr><w:spacing w:after="30"/></w:pPr><w:r><w:rPr><w:sz w:val="16"/><w:szCs w:val="16"/></w:rPr><w:t xml:space="preserve">`student_attendance_status`</w:t></w:r></w:p></w:tc><w:tc><w:tcPr><w:tcW w:w="1417.3228346456694" w:type="dxa"/><w:noWrap/></w:tcPr><w:p><w:pPr><w:spacing w:after="30"/></w:pPr><w:r><w:rPr><w:sz w:val="16"/><w:szCs w:val="16"/></w:rPr><w:t xml:space="preserve">`enum('pending','attending','permission')`</w:t></w:r></w:p></w:tc><w:tc><w:tcPr><w:tcW w:w="1417.3228346456694" w:type="dxa"/><w:noWrap/></w:tcPr><w:p><w:pPr><w:spacing w:after="30"/></w:pPr><w:r><w:rPr><w:sz w:val="16"/><w:szCs w:val="16"/></w:rPr><w:t xml:space="preserve">NOT NULL</w:t></w:r></w:p></w:tc><w:tc><w:tcPr><w:tcW w:w="1417.3228346456694" w:type="dxa"/><w:noWrap/></w:tcPr><w:p><w:pPr><w:spacing w:after="30"/></w:pPr><w:r><w:rPr><w:sz w:val="16"/><w:szCs w:val="16"/></w:rPr><w:t xml:space="preserve">`'pending'`</w:t></w:r></w:p></w:tc><w:tc><w:tcPr><w:tcW w:w="1417.3228346456694" w:type="dxa"/><w:noWrap/></w:tcPr><w:p><w:pPr><w:spacing w:after="30"/></w:pPr><w:r><w:rPr><w:sz w:val="16"/><w:szCs w:val="16"/></w:rPr><w:t xml:space="preserve">MUL</w:t></w:r></w:p></w:tc><w:tc><w:tcPr><w:tcW w:w="1417.3228346456694" w:type="dxa"/><w:noWrap/></w:tcPr><w:p><w:pPr><w:spacing w:after="30"/></w:pPr><w:r><w:rPr><w:sz w:val="16"/><w:szCs w:val="16"/></w:rPr><w:t xml:space="preserve">Atribut data operasional student attendance status.</w:t></w:r></w:p></w:tc></w:tr><w:tr><w:trPr/><w:tc><w:tcPr><w:tcW w:w="1417.3228346456694" w:type="dxa"/><w:noWrap/></w:tcPr><w:p><w:pPr><w:spacing w:after="30"/></w:pPr><w:r><w:rPr><w:sz w:val="16"/><w:szCs w:val="16"/></w:rPr><w:t xml:space="preserve">8</w:t></w:r></w:p></w:tc><w:tc><w:tcPr><w:tcW w:w="1417.3228346456694" w:type="dxa"/><w:noWrap/></w:tcPr><w:p><w:pPr><w:spacing w:after="30"/></w:pPr><w:r><w:rPr><w:sz w:val="16"/><w:szCs w:val="16"/></w:rPr><w:t xml:space="preserve">`student_attendance_reason`</w:t></w:r></w:p></w:tc><w:tc><w:tcPr><w:tcW w:w="1417.3228346456694" w:type="dxa"/><w:noWrap/></w:tcPr><w:p><w:pPr><w:spacing w:after="30"/></w:pPr><w:r><w:rPr><w:sz w:val="16"/><w:szCs w:val="16"/></w:rPr><w:t xml:space="preserve">`text`</w:t></w:r></w:p></w:tc><w:tc><w:tcPr><w:tcW w:w="1417.3228346456694" w:type="dxa"/><w:noWrap/></w:tcPr><w:p><w:pPr><w:spacing w:after="30"/></w:pPr><w:r><w:rPr><w:sz w:val="16"/><w:szCs w:val="16"/></w:rPr><w:t xml:space="preserve">NULL</w:t></w:r></w:p></w:tc><w:tc><w:tcPr><w:tcW w:w="1417.3228346456694" w:type="dxa"/><w:noWrap/></w:tcPr><w:p><w:pPr><w:spacing w:after="30"/></w:pPr><w:r><w:rPr><w:sz w:val="16"/><w:szCs w:val="16"/></w:rPr><w:t xml:space="preserve">`NULL`</w:t></w:r></w:p></w:tc><w:tc><w:tcPr><w:tcW w:w="1417.3228346456694" w:type="dxa"/><w:noWrap/></w:tcPr><w:p><w:pPr><w:spacing w:after="30"/></w:pPr><w:r><w:rPr><w:sz w:val="16"/><w:szCs w:val="16"/></w:rPr><w:t xml:space="preserve">-</w:t></w:r></w:p></w:tc><w:tc><w:tcPr><w:tcW w:w="1417.3228346456694" w:type="dxa"/><w:noWrap/></w:tcPr><w:p><w:pPr><w:spacing w:after="30"/></w:pPr><w:r><w:rPr><w:sz w:val="16"/><w:szCs w:val="16"/></w:rPr><w:t xml:space="preserve">Atribut data operasional student attendance reason.</w:t></w:r></w:p></w:tc></w:tr><w:tr><w:trPr/><w:tc><w:tcPr><w:tcW w:w="1417.3228346456694" w:type="dxa"/><w:noWrap/></w:tcPr><w:p><w:pPr><w:spacing w:after="30"/></w:pPr><w:r><w:rPr><w:sz w:val="16"/><w:szCs w:val="16"/></w:rPr><w:t xml:space="preserve">9</w:t></w:r></w:p></w:tc><w:tc><w:tcPr><w:tcW w:w="1417.3228346456694" w:type="dxa"/><w:noWrap/></w:tcPr><w:p><w:pPr><w:spacing w:after="30"/></w:pPr><w:r><w:rPr><w:sz w:val="16"/><w:szCs w:val="16"/></w:rPr><w:t xml:space="preserve">`student_confirmed_at`</w:t></w:r></w:p></w:tc><w:tc><w:tcPr><w:tcW w:w="1417.3228346456694" w:type="dxa"/><w:noWrap/></w:tcPr><w:p><w:pPr><w:spacing w:after="30"/></w:pPr><w:r><w:rPr><w:sz w:val="16"/><w:szCs w:val="16"/></w:rPr><w:t xml:space="preserve">`timestamp`</w:t></w:r></w:p></w:tc><w:tc><w:tcPr><w:tcW w:w="1417.3228346456694" w:type="dxa"/><w:noWrap/></w:tcPr><w:p><w:pPr><w:spacing w:after="30"/></w:pPr><w:r><w:rPr><w:sz w:val="16"/><w:szCs w:val="16"/></w:rPr><w:t xml:space="preserve">NULL</w:t></w:r></w:p></w:tc><w:tc><w:tcPr><w:tcW w:w="1417.3228346456694" w:type="dxa"/><w:noWrap/></w:tcPr><w:p><w:pPr><w:spacing w:after="30"/></w:pPr><w:r><w:rPr><w:sz w:val="16"/><w:szCs w:val="16"/></w:rPr><w:t xml:space="preserve">`NULL`</w:t></w:r></w:p></w:tc><w:tc><w:tcPr><w:tcW w:w="1417.3228346456694" w:type="dxa"/><w:noWrap/></w:tcPr><w:p><w:pPr><w:spacing w:after="30"/></w:pPr><w:r><w:rPr><w:sz w:val="16"/><w:szCs w:val="16"/></w:rPr><w:t xml:space="preserve">-</w:t></w:r></w:p></w:tc><w:tc><w:tcPr><w:tcW w:w="1417.3228346456694" w:type="dxa"/><w:noWrap/></w:tcPr><w:p><w:pPr><w:spacing w:after="30"/></w:pPr><w:r><w:rPr><w:sz w:val="16"/><w:szCs w:val="16"/></w:rPr><w:t xml:space="preserve">Atribut data operasional student confirmed at.</w:t></w:r></w:p></w:tc></w:tr><w:tr><w:trPr/><w:tc><w:tcPr><w:tcW w:w="1417.3228346456694" w:type="dxa"/><w:noWrap/></w:tcPr><w:p><w:pPr><w:spacing w:after="30"/></w:pPr><w:r><w:rPr><w:sz w:val="16"/><w:szCs w:val="16"/></w:rPr><w:t xml:space="preserve">10</w:t></w:r></w:p></w:tc><w:tc><w:tcPr><w:tcW w:w="1417.3228346456694" w:type="dxa"/><w:noWrap/></w:tcPr><w:p><w:pPr><w:spacing w:after="30"/></w:pPr><w:r><w:rPr><w:sz w:val="16"/><w:szCs w:val="16"/></w:rPr><w:t xml:space="preserve">`is_absent`</w:t></w:r></w:p></w:tc><w:tc><w:tcPr><w:tcW w:w="1417.3228346456694" w:type="dxa"/><w:noWrap/></w:tcPr><w:p><w:pPr><w:spacing w:after="30"/></w:pPr><w:r><w:rPr><w:sz w:val="16"/><w:szCs w:val="16"/></w:rPr><w:t xml:space="preserve">`tinyint(1)`</w:t></w:r></w:p></w:tc><w:tc><w:tcPr><w:tcW w:w="1417.3228346456694" w:type="dxa"/><w:noWrap/></w:tcPr><w:p><w:pPr><w:spacing w:after="30"/></w:pPr><w:r><w:rPr><w:sz w:val="16"/><w:szCs w:val="16"/></w:rPr><w:t xml:space="preserve">NOT NULL</w:t></w:r></w:p></w:tc><w:tc><w:tcPr><w:tcW w:w="1417.3228346456694" w:type="dxa"/><w:noWrap/></w:tcPr><w:p><w:pPr><w:spacing w:after="30"/></w:pPr><w:r><w:rPr><w:sz w:val="16"/><w:szCs w:val="16"/></w:rPr><w:t xml:space="preserve">`0`</w:t></w:r></w:p></w:tc><w:tc><w:tcPr><w:tcW w:w="1417.3228346456694" w:type="dxa"/><w:noWrap/></w:tcPr><w:p><w:pPr><w:spacing w:after="30"/></w:pPr><w:r><w:rPr><w:sz w:val="16"/><w:szCs w:val="16"/></w:rPr><w:t xml:space="preserve">-</w:t></w:r></w:p></w:tc><w:tc><w:tcPr><w:tcW w:w="1417.3228346456694" w:type="dxa"/><w:noWrap/></w:tcPr><w:p><w:pPr><w:spacing w:after="30"/></w:pPr><w:r><w:rPr><w:sz w:val="16"/><w:szCs w:val="16"/></w:rPr><w:t xml:space="preserve">Atribut data operasional is absent.</w:t></w:r></w:p></w:tc></w:tr><w:tr><w:trPr/><w:tc><w:tcPr><w:tcW w:w="1417.3228346456694" w:type="dxa"/><w:noWrap/></w:tcPr><w:p><w:pPr><w:spacing w:after="30"/></w:pPr><w:r><w:rPr><w:sz w:val="16"/><w:szCs w:val="16"/></w:rPr><w:t xml:space="preserve">11</w:t></w:r></w:p></w:tc><w:tc><w:tcPr><w:tcW w:w="1417.3228346456694" w:type="dxa"/><w:noWrap/></w:tcPr><w:p><w:pPr><w:spacing w:after="30"/></w:pPr><w:r><w:rPr><w:sz w:val="16"/><w:szCs w:val="16"/></w:rPr><w:t xml:space="preserve">`type`</w:t></w:r></w:p></w:tc><w:tc><w:tcPr><w:tcW w:w="1417.3228346456694" w:type="dxa"/><w:noWrap/></w:tcPr><w:p><w:pPr><w:spacing w:after="30"/></w:pPr><w:r><w:rPr><w:sz w:val="16"/><w:szCs w:val="16"/></w:rPr><w:t xml:space="preserve">`enum('offline','online')`</w:t></w:r></w:p></w:tc><w:tc><w:tcPr><w:tcW w:w="1417.3228346456694" w:type="dxa"/><w:noWrap/></w:tcPr><w:p><w:pPr><w:spacing w:after="30"/></w:pPr><w:r><w:rPr><w:sz w:val="16"/><w:szCs w:val="16"/></w:rPr><w:t xml:space="preserve">NOT NULL</w:t></w:r></w:p></w:tc><w:tc><w:tcPr><w:tcW w:w="1417.3228346456694" w:type="dxa"/><w:noWrap/></w:tcPr><w:p><w:pPr><w:spacing w:after="30"/></w:pPr><w:r><w:rPr><w:sz w:val="16"/><w:szCs w:val="16"/></w:rPr><w:t xml:space="preserve">`'offline'`</w:t></w:r></w:p></w:tc><w:tc><w:tcPr><w:tcW w:w="1417.3228346456694" w:type="dxa"/><w:noWrap/></w:tcPr><w:p><w:pPr><w:spacing w:after="30"/></w:pPr><w:r><w:rPr><w:sz w:val="16"/><w:szCs w:val="16"/></w:rPr><w:t xml:space="preserve">-</w:t></w:r></w:p></w:tc><w:tc><w:tcPr><w:tcW w:w="1417.3228346456694" w:type="dxa"/><w:noWrap/></w:tcPr><w:p><w:pPr><w:spacing w:after="30"/></w:pPr><w:r><w:rPr><w:sz w:val="16"/><w:szCs w:val="16"/></w:rPr><w:t xml:space="preserve">Atribut data operasional type.</w:t></w:r></w:p></w:tc></w:tr><w:tr><w:trPr/><w:tc><w:tcPr><w:tcW w:w="1417.3228346456694" w:type="dxa"/><w:noWrap/></w:tcPr><w:p><w:pPr><w:spacing w:after="30"/></w:pPr><w:r><w:rPr><w:sz w:val="16"/><w:szCs w:val="16"/></w:rPr><w:t xml:space="preserve">12</w:t></w:r></w:p></w:tc><w:tc><w:tcPr><w:tcW w:w="1417.3228346456694" w:type="dxa"/><w:noWrap/></w:tcPr><w:p><w:pPr><w:spacing w:after="30"/></w:pPr><w:r><w:rPr><w:sz w:val="16"/><w:szCs w:val="16"/></w:rPr><w:t xml:space="preserve">`location`</w:t></w:r></w:p></w:tc><w:tc><w:tcPr><w:tcW w:w="1417.3228346456694" w:type="dxa"/><w:noWrap/></w:tcPr><w:p><w:pPr><w:spacing w:after="30"/></w:pPr><w:r><w:rPr><w:sz w:val="16"/><w:szCs w:val="16"/></w:rPr><w:t xml:space="preserve">`varchar(255)`</w:t></w:r></w:p></w:tc><w:tc><w:tcPr><w:tcW w:w="1417.3228346456694" w:type="dxa"/><w:noWrap/></w:tcPr><w:p><w:pPr><w:spacing w:after="30"/></w:pPr><w:r><w:rPr><w:sz w:val="16"/><w:szCs w:val="16"/></w:rPr><w:t xml:space="preserve">NULL</w:t></w:r></w:p></w:tc><w:tc><w:tcPr><w:tcW w:w="1417.3228346456694" w:type="dxa"/><w:noWrap/></w:tcPr><w:p><w:pPr><w:spacing w:after="30"/></w:pPr><w:r><w:rPr><w:sz w:val="16"/><w:szCs w:val="16"/></w:rPr><w:t xml:space="preserve">`NULL`</w:t></w:r></w:p></w:tc><w:tc><w:tcPr><w:tcW w:w="1417.3228346456694" w:type="dxa"/><w:noWrap/></w:tcPr><w:p><w:pPr><w:spacing w:after="30"/></w:pPr><w:r><w:rPr><w:sz w:val="16"/><w:szCs w:val="16"/></w:rPr><w:t xml:space="preserve">-</w:t></w:r></w:p></w:tc><w:tc><w:tcPr><w:tcW w:w="1417.3228346456694" w:type="dxa"/><w:noWrap/></w:tcPr><w:p><w:pPr><w:spacing w:after="30"/></w:pPr><w:r><w:rPr><w:sz w:val="16"/><w:szCs w:val="16"/></w:rPr><w:t xml:space="preserve">Atribut data operasional location.</w:t></w:r></w:p></w:tc></w:tr><w:tr><w:trPr/><w:tc><w:tcPr><w:tcW w:w="1417.3228346456694" w:type="dxa"/><w:noWrap/></w:tcPr><w:p><w:pPr><w:spacing w:after="30"/></w:pPr><w:r><w:rPr><w:sz w:val="16"/><w:szCs w:val="16"/></w:rPr><w:t xml:space="preserve">13</w:t></w:r></w:p></w:tc><w:tc><w:tcPr><w:tcW w:w="1417.3228346456694" w:type="dxa"/><w:noWrap/></w:tcPr><w:p><w:pPr><w:spacing w:after="30"/></w:pPr><w:r><w:rPr><w:sz w:val="16"/><w:szCs w:val="16"/></w:rPr><w:t xml:space="preserve">`notes`</w:t></w:r></w:p></w:tc><w:tc><w:tcPr><w:tcW w:w="1417.3228346456694" w:type="dxa"/><w:noWrap/></w:tcPr><w:p><w:pPr><w:spacing w:after="30"/></w:pPr><w:r><w:rPr><w:sz w:val="16"/><w:szCs w:val="16"/></w:rPr><w:t xml:space="preserve">`text`</w:t></w:r></w:p></w:tc><w:tc><w:tcPr><w:tcW w:w="1417.3228346456694" w:type="dxa"/><w:noWrap/></w:tcPr><w:p><w:pPr><w:spacing w:after="30"/></w:pPr><w:r><w:rPr><w:sz w:val="16"/><w:szCs w:val="16"/></w:rPr><w:t xml:space="preserve">NULL</w:t></w:r></w:p></w:tc><w:tc><w:tcPr><w:tcW w:w="1417.3228346456694" w:type="dxa"/><w:noWrap/></w:tcPr><w:p><w:pPr><w:spacing w:after="30"/></w:pPr><w:r><w:rPr><w:sz w:val="16"/><w:szCs w:val="16"/></w:rPr><w:t xml:space="preserve">`NULL`</w:t></w:r></w:p></w:tc><w:tc><w:tcPr><w:tcW w:w="1417.3228346456694" w:type="dxa"/><w:noWrap/></w:tcPr><w:p><w:pPr><w:spacing w:after="30"/></w:pPr><w:r><w:rPr><w:sz w:val="16"/><w:szCs w:val="16"/></w:rPr><w:t xml:space="preserve">-</w:t></w:r></w:p></w:tc><w:tc><w:tcPr><w:tcW w:w="1417.3228346456694" w:type="dxa"/><w:noWrap/></w:tcPr><w:p><w:pPr><w:spacing w:after="30"/></w:pPr><w:r><w:rPr><w:sz w:val="16"/><w:szCs w:val="16"/></w:rPr><w:t xml:space="preserve">Catatan atau pesan deskriptif tambahan dari dosen/admin.</w:t></w:r></w:p></w:tc></w:tr><w:tr><w:trPr/><w:tc><w:tcPr><w:tcW w:w="1417.3228346456694" w:type="dxa"/><w:noWrap/></w:tcPr><w:p><w:pPr><w:spacing w:after="30"/></w:pPr><w:r><w:rPr><w:sz w:val="16"/><w:szCs w:val="16"/></w:rPr><w:t xml:space="preserve">14</w:t></w:r></w:p></w:tc><w:tc><w:tcPr><w:tcW w:w="1417.3228346456694" w:type="dxa"/><w:noWrap/></w:tcPr><w:p><w:pPr><w:spacing w:after="30"/></w:pPr><w:r><w:rPr><w:sz w:val="16"/><w:szCs w:val="16"/></w:rPr><w:t xml:space="preserve">`feedback`</w:t></w:r></w:p></w:tc><w:tc><w:tcPr><w:tcW w:w="1417.3228346456694" w:type="dxa"/><w:noWrap/></w:tcPr><w:p><w:pPr><w:spacing w:after="30"/></w:pPr><w:r><w:rPr><w:sz w:val="16"/><w:szCs w:val="16"/></w:rPr><w:t xml:space="preserve">`text`</w:t></w:r></w:p></w:tc><w:tc><w:tcPr><w:tcW w:w="1417.3228346456694" w:type="dxa"/><w:noWrap/></w:tcPr><w:p><w:pPr><w:spacing w:after="30"/></w:pPr><w:r><w:rPr><w:sz w:val="16"/><w:szCs w:val="16"/></w:rPr><w:t xml:space="preserve">NULL</w:t></w:r></w:p></w:tc><w:tc><w:tcPr><w:tcW w:w="1417.3228346456694" w:type="dxa"/><w:noWrap/></w:tcPr><w:p><w:pPr><w:spacing w:after="30"/></w:pPr><w:r><w:rPr><w:sz w:val="16"/><w:szCs w:val="16"/></w:rPr><w:t xml:space="preserve">`NULL`</w:t></w:r></w:p></w:tc><w:tc><w:tcPr><w:tcW w:w="1417.3228346456694" w:type="dxa"/><w:noWrap/></w:tcPr><w:p><w:pPr><w:spacing w:after="30"/></w:pPr><w:r><w:rPr><w:sz w:val="16"/><w:szCs w:val="16"/></w:rPr><w:t xml:space="preserve">-</w:t></w:r></w:p></w:tc><w:tc><w:tcPr><w:tcW w:w="1417.3228346456694" w:type="dxa"/><w:noWrap/></w:tcPr><w:p><w:pPr><w:spacing w:after="30"/></w:pPr><w:r><w:rPr><w:sz w:val="16"/><w:szCs w:val="16"/></w:rPr><w:t xml:space="preserve">Atribut data operasional feedback.</w:t></w:r></w:p></w:tc></w:tr><w:tr><w:trPr/><w:tc><w:tcPr><w:tcW w:w="1417.3228346456694" w:type="dxa"/><w:noWrap/></w:tcPr><w:p><w:pPr><w:spacing w:after="30"/></w:pPr><w:r><w:rPr><w:sz w:val="16"/><w:szCs w:val="16"/></w:rPr><w:t xml:space="preserve">15</w:t></w:r></w:p></w:tc><w:tc><w:tcPr><w:tcW w:w="1417.3228346456694" w:type="dxa"/><w:noWrap/></w:tcPr><w:p><w:pPr><w:spacing w:after="30"/></w:pPr><w:r><w:rPr><w:sz w:val="16"/><w:szCs w:val="16"/></w:rPr><w:t xml:space="preserve">`feedback_document_url`</w:t></w:r></w:p></w:tc><w:tc><w:tcPr><w:tcW w:w="1417.3228346456694" w:type="dxa"/><w:noWrap/></w:tcPr><w:p><w:pPr><w:spacing w:after="30"/></w:pPr><w:r><w:rPr><w:sz w:val="16"/><w:szCs w:val="16"/></w:rPr><w:t xml:space="preserve">`varchar(1000)`</w:t></w:r></w:p></w:tc><w:tc><w:tcPr><w:tcW w:w="1417.3228346456694" w:type="dxa"/><w:noWrap/></w:tcPr><w:p><w:pPr><w:spacing w:after="30"/></w:pPr><w:r><w:rPr><w:sz w:val="16"/><w:szCs w:val="16"/></w:rPr><w:t xml:space="preserve">NULL</w:t></w:r></w:p></w:tc><w:tc><w:tcPr><w:tcW w:w="1417.3228346456694" w:type="dxa"/><w:noWrap/></w:tcPr><w:p><w:pPr><w:spacing w:after="30"/></w:pPr><w:r><w:rPr><w:sz w:val="16"/><w:szCs w:val="16"/></w:rPr><w:t xml:space="preserve">`NULL`</w:t></w:r></w:p></w:tc><w:tc><w:tcPr><w:tcW w:w="1417.3228346456694" w:type="dxa"/><w:noWrap/></w:tcPr><w:p><w:pPr><w:spacing w:after="30"/></w:pPr><w:r><w:rPr><w:sz w:val="16"/><w:szCs w:val="16"/></w:rPr><w:t xml:space="preserve">-</w:t></w:r></w:p></w:tc><w:tc><w:tcPr><w:tcW w:w="1417.3228346456694" w:type="dxa"/><w:noWrap/></w:tcPr><w:p><w:pPr><w:spacing w:after="30"/></w:pPr><w:r><w:rPr><w:sz w:val="16"/><w:szCs w:val="16"/></w:rPr><w:t xml:space="preserve">Tautan alamat web / URL eksternal yang terhubung.</w:t></w:r></w:p></w:tc></w:tr><w:tr><w:trPr/><w:tc><w:tcPr><w:tcW w:w="1417.3228346456694" w:type="dxa"/><w:noWrap/></w:tcPr><w:p><w:pPr><w:spacing w:after="30"/></w:pPr><w:r><w:rPr><w:sz w:val="16"/><w:szCs w:val="16"/></w:rPr><w:t xml:space="preserve">16</w:t></w:r></w:p></w:tc><w:tc><w:tcPr><w:tcW w:w="1417.3228346456694" w:type="dxa"/><w:noWrap/></w:tcPr><w:p><w:pPr><w:spacing w:after="30"/></w:pPr><w:r><w:rPr><w:sz w:val="16"/><w:szCs w:val="16"/></w:rPr><w:t xml:space="preserve">`document_path`</w:t></w:r></w:p></w:tc><w:tc><w:tcPr><w:tcW w:w="1417.3228346456694" w:type="dxa"/><w:noWrap/></w:tcPr><w:p><w:pPr><w:spacing w:after="30"/></w:pPr><w:r><w:rPr><w:sz w:val="16"/><w:szCs w:val="16"/></w:rPr><w:t xml:space="preserve">`varchar(255)`</w:t></w:r></w:p></w:tc><w:tc><w:tcPr><w:tcW w:w="1417.3228346456694" w:type="dxa"/><w:noWrap/></w:tcPr><w:p><w:pPr><w:spacing w:after="30"/></w:pPr><w:r><w:rPr><w:sz w:val="16"/><w:szCs w:val="16"/></w:rPr><w:t xml:space="preserve">NULL</w:t></w:r></w:p></w:tc><w:tc><w:tcPr><w:tcW w:w="1417.3228346456694" w:type="dxa"/><w:noWrap/></w:tcPr><w:p><w:pPr><w:spacing w:after="30"/></w:pPr><w:r><w:rPr><w:sz w:val="16"/><w:szCs w:val="16"/></w:rPr><w:t xml:space="preserve">`NULL`</w:t></w:r></w:p></w:tc><w:tc><w:tcPr><w:tcW w:w="1417.3228346456694" w:type="dxa"/><w:noWrap/></w:tcPr><w:p><w:pPr><w:spacing w:after="30"/></w:pPr><w:r><w:rPr><w:sz w:val="16"/><w:szCs w:val="16"/></w:rPr><w:t xml:space="preserve">-</w:t></w:r></w:p></w:tc><w:tc><w:tcPr><w:tcW w:w="1417.3228346456694" w:type="dxa"/><w:noWrap/></w:tcPr><w:p><w:pPr><w:spacing w:after="30"/></w:pPr><w:r><w:rPr><w:sz w:val="16"/><w:szCs w:val="16"/></w:rPr><w:t xml:space="preserve">Path relatif lokasi penyimpanan berkas dokumen pada storage privat.</w:t></w:r></w:p></w:tc></w:tr><w:tr><w:trPr/><w:tc><w:tcPr><w:tcW w:w="1417.3228346456694" w:type="dxa"/><w:noWrap/></w:tcPr><w:p><w:pPr><w:spacing w:after="30"/></w:pPr><w:r><w:rPr><w:sz w:val="16"/><w:szCs w:val="16"/></w:rPr><w:t xml:space="preserve">17</w:t></w:r></w:p></w:tc><w:tc><w:tcPr><w:tcW w:w="1417.3228346456694" w:type="dxa"/><w:noWrap/></w:tcPr><w:p><w:pPr><w:spacing w:after="30"/></w:pPr><w:r><w:rPr><w:sz w:val="16"/><w:szCs w:val="16"/></w:rPr><w:t xml:space="preserve">`document_original_name`</w:t></w:r></w:p></w:tc><w:tc><w:tcPr><w:tcW w:w="1417.3228346456694" w:type="dxa"/><w:noWrap/></w:tcPr><w:p><w:pPr><w:spacing w:after="30"/></w:pPr><w:r><w:rPr><w:sz w:val="16"/><w:szCs w:val="16"/></w:rPr><w:t xml:space="preserve">`varchar(255)`</w:t></w:r></w:p></w:tc><w:tc><w:tcPr><w:tcW w:w="1417.3228346456694" w:type="dxa"/><w:noWrap/></w:tcPr><w:p><w:pPr><w:spacing w:after="30"/></w:pPr><w:r><w:rPr><w:sz w:val="16"/><w:szCs w:val="16"/></w:rPr><w:t xml:space="preserve">NULL</w:t></w:r></w:p></w:tc><w:tc><w:tcPr><w:tcW w:w="1417.3228346456694" w:type="dxa"/><w:noWrap/></w:tcPr><w:p><w:pPr><w:spacing w:after="30"/></w:pPr><w:r><w:rPr><w:sz w:val="16"/><w:szCs w:val="16"/></w:rPr><w:t xml:space="preserve">`NULL`</w:t></w:r></w:p></w:tc><w:tc><w:tcPr><w:tcW w:w="1417.3228346456694" w:type="dxa"/><w:noWrap/></w:tcPr><w:p><w:pPr><w:spacing w:after="30"/></w:pPr><w:r><w:rPr><w:sz w:val="16"/><w:szCs w:val="16"/></w:rPr><w:t xml:space="preserve">-</w:t></w:r></w:p></w:tc><w:tc><w:tcPr><w:tcW w:w="1417.3228346456694" w:type="dxa"/><w:noWrap/></w:tcPr><w:p><w:pPr><w:spacing w:after="30"/></w:pPr><w:r><w:rPr><w:sz w:val="16"/><w:szCs w:val="16"/></w:rPr><w:t xml:space="preserve">Atribut data operasional document original name.</w:t></w:r></w:p></w:tc></w:tr><w:tr><w:trPr/><w:tc><w:tcPr><w:tcW w:w="1417.3228346456694" w:type="dxa"/><w:noWrap/></w:tcPr><w:p><w:pPr><w:spacing w:after="30"/></w:pPr><w:r><w:rPr><w:sz w:val="16"/><w:szCs w:val="16"/></w:rPr><w:t xml:space="preserve">18</w:t></w:r></w:p></w:tc><w:tc><w:tcPr><w:tcW w:w="1417.3228346456694" w:type="dxa"/><w:noWrap/></w:tcPr><w:p><w:pPr><w:spacing w:after="30"/></w:pPr><w:r><w:rPr><w:sz w:val="16"/><w:szCs w:val="16"/></w:rPr><w:t xml:space="preserve">`created_at`</w:t></w:r></w:p></w:tc><w:tc><w:tcPr><w:tcW w:w="1417.3228346456694" w:type="dxa"/><w:noWrap/></w:tcPr><w:p><w:pPr><w:spacing w:after="30"/></w:pPr><w:r><w:rPr><w:sz w:val="16"/><w:szCs w:val="16"/></w:rPr><w:t xml:space="preserve">`timestamp`</w:t></w:r></w:p></w:tc><w:tc><w:tcPr><w:tcW w:w="1417.3228346456694" w:type="dxa"/><w:noWrap/></w:tcPr><w:p><w:pPr><w:spacing w:after="30"/></w:pPr><w:r><w:rPr><w:sz w:val="16"/><w:szCs w:val="16"/></w:rPr><w:t xml:space="preserve">NULL</w:t></w:r></w:p></w:tc><w:tc><w:tcPr><w:tcW w:w="1417.3228346456694" w:type="dxa"/><w:noWrap/></w:tcPr><w:p><w:pPr><w:spacing w:after="30"/></w:pPr><w:r><w:rPr><w:sz w:val="16"/><w:szCs w:val="16"/></w:rPr><w:t xml:space="preserve">`NULL`</w:t></w:r></w:p></w:tc><w:tc><w:tcPr><w:tcW w:w="1417.3228346456694" w:type="dxa"/><w:noWrap/></w:tcPr><w:p><w:pPr><w:spacing w:after="30"/></w:pPr><w:r><w:rPr><w:sz w:val="16"/><w:szCs w:val="16"/></w:rPr><w:t xml:space="preserve">-</w:t></w:r></w:p></w:tc><w:tc><w:tcPr><w:tcW w:w="1417.3228346456694" w:type="dxa"/><w:noWrap/></w:tcPr><w:p><w:pPr><w:spacing w:after="30"/></w:pPr><w:r><w:rPr><w:sz w:val="16"/><w:szCs w:val="16"/></w:rPr><w:t xml:space="preserve">Waktu rekaman pertama kali dibuat di sistem.</w:t></w:r></w:p></w:tc></w:tr><w:tr><w:trPr/><w:tc><w:tcPr><w:tcW w:w="1417.3228346456694" w:type="dxa"/><w:noWrap/></w:tcPr><w:p><w:pPr><w:spacing w:after="30"/></w:pPr><w:r><w:rPr><w:sz w:val="16"/><w:szCs w:val="16"/></w:rPr><w:t xml:space="preserve">19</w:t></w:r></w:p></w:tc><w:tc><w:tcPr><w:tcW w:w="1417.3228346456694" w:type="dxa"/><w:noWrap/></w:tcPr><w:p><w:pPr><w:spacing w:after="30"/></w:pPr><w:r><w:rPr><w:sz w:val="16"/><w:szCs w:val="16"/></w:rPr><w:t xml:space="preserve">`updated_at`</w:t></w:r></w:p></w:tc><w:tc><w:tcPr><w:tcW w:w="1417.3228346456694" w:type="dxa"/><w:noWrap/></w:tcPr><w:p><w:pPr><w:spacing w:after="30"/></w:pPr><w:r><w:rPr><w:sz w:val="16"/><w:szCs w:val="16"/></w:rPr><w:t xml:space="preserve">`timestamp`</w:t></w:r></w:p></w:tc><w:tc><w:tcPr><w:tcW w:w="1417.3228346456694" w:type="dxa"/><w:noWrap/></w:tcPr><w:p><w:pPr><w:spacing w:after="30"/></w:pPr><w:r><w:rPr><w:sz w:val="16"/><w:szCs w:val="16"/></w:rPr><w:t xml:space="preserve">NULL</w:t></w:r></w:p></w:tc><w:tc><w:tcPr><w:tcW w:w="1417.3228346456694" w:type="dxa"/><w:noWrap/></w:tcPr><w:p><w:pPr><w:spacing w:after="30"/></w:pPr><w:r><w:rPr><w:sz w:val="16"/><w:szCs w:val="16"/></w:rPr><w:t xml:space="preserve">`NULL`</w:t></w:r></w:p></w:tc><w:tc><w:tcPr><w:tcW w:w="1417.3228346456694" w:type="dxa"/><w:noWrap/></w:tcPr><w:p><w:pPr><w:spacing w:after="30"/></w:pPr><w:r><w:rPr><w:sz w:val="16"/><w:szCs w:val="16"/></w:rPr><w:t xml:space="preserve">-</w:t></w:r></w:p></w:tc><w:tc><w:tcPr><w:tcW w:w="1417.3228346456694" w:type="dxa"/><w:noWrap/></w:tcPr><w:p><w:pPr><w:spacing w:after="30"/></w:pPr><w:r><w:rPr><w:sz w:val="16"/><w:szCs w:val="16"/></w:rPr><w:t xml:space="preserve">Waktu rekaman terakhir kali diperbarui.</w:t></w:r></w:p></w:tc></w:tr></w:tbl><w:p/><w:p><w:pPr><w:jc w:val="both"/><w:spacing w:after="70"/></w:pPr><w:r><w:rPr><w:sz w:val="19"/><w:szCs w:val="19"/></w:rPr><w:t xml:space="preserve">---</w:t></w:r></w:p><w:p><w:pPr><w:pStyle w:val="Heading3"/></w:pPr><w:bookmarkStart w:id="23" w:name="_Toc23"/><w:r><w:t>3.14 Tabel Pesan Obrolan Internal (Chat) (`messages`)</w:t></w:r><w:bookmarkEnd w:id="23"/></w:p><w:p><w:pPr><w:spacing w:before="40" w:after="40"/></w:pPr><w:r><w:rPr><w:color w:val="334155"/><w:sz w:val="19"/><w:szCs w:val="19"/><w:b w:val="1"/><w:bCs w:val="1"/><w:i w:val="1"/><w:iCs w:val="1"/></w:rPr><w:t xml:space="preserve">**Nama Tabel**: `messages`</w:t></w:r></w:p><w:p><w:pPr><w:spacing w:before="40" w:after="40"/></w:pPr><w:r><w:rPr><w:color w:val="334155"/><w:sz w:val="19"/><w:szCs w:val="19"/><w:b w:val="0"/><w:bCs w:val="0"/><w:i w:val="1"/><w:iCs w:val="1"/></w:rPr><w:t xml:space="preserve">**Primary Key**: `id`</w:t></w:r></w:p><w:p><w:pPr><w:spacing w:before="40" w:after="40"/></w:pPr><w:r><w:rPr><w:color w:val="334155"/><w:sz w:val="19"/><w:szCs w:val="19"/><w:b w:val="0"/><w:bCs w:val="0"/><w:i w:val="1"/><w:iCs w:val="1"/></w:rPr><w:t xml:space="preserve">**Foreign Key**: `receiver_id` $\rightarrow$ merujuk ke `users.id``sender_id` $\rightarrow$ merujuk ke `users.id`</w:t></w:r></w:p><w:p><w:pPr><w:spacing w:before="40" w:after="40"/></w:pPr><w:r><w:rPr><w:color w:val="334155"/><w:sz w:val="19"/><w:szCs w:val="19"/><w:b w:val="0"/><w:bCs w:val="0"/><w:i w:val="1"/><w:iCs w:val="1"/></w:rPr><w:t xml:space="preserve">**Deskripsi**: Menyimpan pesan obrolan langsung antar-pengguna yang telah divalidasi oleh aturan hak akses (Mahasiswa hanya boleh chat dengan Dosen Pembimbing/Penguji dan Admin).</w:t></w:r></w:p><w:tbl><w:tblGrid><w:gridCol w:w="1417.3228346456694" w:type="dxa"/><w:gridCol w:w="1417.3228346456694" w:type="dxa"/><w:gridCol w:w="1417.3228346456694" w:type="dxa"/><w:gridCol w:w="1417.3228346456694" w:type="dxa"/><w:gridCol w:w="1417.3228346456694" w:type="dxa"/><w:gridCol w:w="1417.3228346456694" w:type="dxa"/><w:gridCol w:w="1417.3228346456694" w:type="dxa"/></w:tblGrid><w:tblPr><w:tblStyle w:val="DbTable"/></w:tblPr><w:tr><w:trPr/><w:tc><w:tcPr><w:tcW w:w="1417.3228346456694" w:type="dxa"/><w:shd w:val="clear" w:fill="1E293B"/><w:noWrap/></w:tcPr><w:p><w:pPr><w:spacing w:after="30"/></w:pPr><w:r><w:rPr><w:color w:val="FFFFFF"/><w:sz w:val="16"/><w:szCs w:val="16"/><w:b w:val="1"/><w:bCs w:val="1"/></w:rPr><w:t xml:space="preserve">No</w:t></w:r></w:p></w:tc><w:tc><w:tcPr><w:tcW w:w="1417.3228346456694" w:type="dxa"/><w:shd w:val="clear" w:fill="1E293B"/><w:noWrap/></w:tcPr><w:p><w:pPr><w:spacing w:after="30"/></w:pPr><w:r><w:rPr><w:color w:val="FFFFFF"/><w:sz w:val="16"/><w:szCs w:val="16"/><w:b w:val="1"/><w:bCs w:val="1"/></w:rPr><w:t xml:space="preserve">Nama Kolom</w:t></w:r></w:p></w:tc><w:tc><w:tcPr><w:tcW w:w="1417.3228346456694" w:type="dxa"/><w:shd w:val="clear" w:fill="1E293B"/><w:noWrap/></w:tcPr><w:p><w:pPr><w:spacing w:after="30"/></w:pPr><w:r><w:rPr><w:color w:val="FFFFFF"/><w:sz w:val="16"/><w:szCs w:val="16"/><w:b w:val="1"/><w:bCs w:val="1"/></w:rPr><w:t xml:space="preserve">Tipe Data</w:t></w:r></w:p></w:tc><w:tc><w:tcPr><w:tcW w:w="1417.3228346456694" w:type="dxa"/><w:shd w:val="clear" w:fill="1E293B"/><w:noWrap/></w:tcPr><w:p><w:pPr><w:spacing w:after="30"/></w:pPr><w:r><w:rPr><w:color w:val="FFFFFF"/><w:sz w:val="16"/><w:szCs w:val="16"/><w:b w:val="1"/><w:bCs w:val="1"/></w:rPr><w:t xml:space="preserve">Nullable</w:t></w:r></w:p></w:tc><w:tc><w:tcPr><w:tcW w:w="1417.3228346456694" w:type="dxa"/><w:shd w:val="clear" w:fill="1E293B"/><w:noWrap/></w:tcPr><w:p><w:pPr><w:spacing w:after="30"/></w:pPr><w:r><w:rPr><w:color w:val="FFFFFF"/><w:sz w:val="16"/><w:szCs w:val="16"/><w:b w:val="1"/><w:bCs w:val="1"/></w:rPr><w:t xml:space="preserve">Nilai Default</w:t></w:r></w:p></w:tc><w:tc><w:tcPr><w:tcW w:w="1417.3228346456694" w:type="dxa"/><w:shd w:val="clear" w:fill="1E293B"/><w:noWrap/></w:tcPr><w:p><w:pPr><w:spacing w:after="30"/></w:pPr><w:r><w:rPr><w:color w:val="FFFFFF"/><w:sz w:val="16"/><w:szCs w:val="16"/><w:b w:val="1"/><w:bCs w:val="1"/></w:rPr><w:t xml:space="preserve">Kunci (*Key*)</w:t></w:r></w:p></w:tc><w:tc><w:tcPr><w:tcW w:w="1417.3228346456694" w:type="dxa"/><w:shd w:val="clear" w:fill="1E293B"/><w:noWrap/></w:tcPr><w:p><w:pPr><w:spacing w:after="30"/></w:pPr><w:r><w:rPr><w:color w:val="FFFFFF"/><w:sz w:val="16"/><w:szCs w:val="16"/><w:b w:val="1"/><w:bCs w:val="1"/></w:rPr><w:t xml:space="preserve">Keterangan & Aturan Bisnis</w:t></w:r></w:p></w:tc></w:tr><w:tr><w:trPr/><w:tc><w:tcPr><w:tcW w:w="1417.3228346456694" w:type="dxa"/><w:noWrap/></w:tcPr><w:p><w:pPr><w:spacing w:after="30"/></w:pPr><w:r><w:rPr><w:sz w:val="16"/><w:szCs w:val="16"/></w:rPr><w:t xml:space="preserve">1</w:t></w:r></w:p></w:tc><w:tc><w:tcPr><w:tcW w:w="1417.3228346456694" w:type="dxa"/><w:noWrap/></w:tcPr><w:p><w:pPr><w:spacing w:after="30"/></w:pPr><w:r><w:rPr><w:sz w:val="16"/><w:szCs w:val="16"/></w:rPr><w:t xml:space="preserve">`id`</w:t></w:r></w:p></w:tc><w:tc><w:tcPr><w:tcW w:w="1417.3228346456694" w:type="dxa"/><w:noWrap/></w:tcPr><w:p><w:pPr><w:spacing w:after="30"/></w:pPr><w:r><w:rPr><w:sz w:val="16"/><w:szCs w:val="16"/></w:rPr><w:t xml:space="preserve">`bigint(20) unsigned`</w:t></w:r></w:p></w:tc><w:tc><w:tcPr><w:tcW w:w="1417.3228346456694" w:type="dxa"/><w:noWrap/></w:tcPr><w:p><w:pPr><w:spacing w:after="30"/></w:pPr><w:r><w:rPr><w:sz w:val="16"/><w:szCs w:val="16"/></w:rPr><w:t xml:space="preserve">NOT NULL</w:t></w:r></w:p></w:tc><w:tc><w:tcPr><w:tcW w:w="1417.3228346456694" w:type="dxa"/><w:noWrap/></w:tcPr><w:p><w:pPr><w:spacing w:after="30"/></w:pPr><w:r><w:rPr><w:sz w:val="16"/><w:szCs w:val="16"/></w:rPr><w:t xml:space="preserve">*None*</w:t></w:r></w:p></w:tc><w:tc><w:tcPr><w:tcW w:w="1417.3228346456694" w:type="dxa"/><w:noWrap/></w:tcPr><w:p><w:pPr><w:spacing w:after="30"/></w:pPr><w:r><w:rPr><w:sz w:val="16"/><w:szCs w:val="16"/></w:rPr><w:t xml:space="preserve">PRI (auto_increment)</w:t></w:r></w:p></w:tc><w:tc><w:tcPr><w:tcW w:w="1417.3228346456694" w:type="dxa"/><w:noWrap/></w:tcPr><w:p><w:pPr><w:spacing w:after="30"/></w:pPr><w:r><w:rPr><w:sz w:val="16"/><w:szCs w:val="16"/></w:rPr><w:t xml:space="preserve">Identitas unik rekaman data (*surrogate primary key*).</w:t></w:r></w:p></w:tc></w:tr><w:tr><w:trPr/><w:tc><w:tcPr><w:tcW w:w="1417.3228346456694" w:type="dxa"/><w:noWrap/></w:tcPr><w:p><w:pPr><w:spacing w:after="30"/></w:pPr><w:r><w:rPr><w:sz w:val="16"/><w:szCs w:val="16"/></w:rPr><w:t xml:space="preserve">2</w:t></w:r></w:p></w:tc><w:tc><w:tcPr><w:tcW w:w="1417.3228346456694" w:type="dxa"/><w:noWrap/></w:tcPr><w:p><w:pPr><w:spacing w:after="30"/></w:pPr><w:r><w:rPr><w:sz w:val="16"/><w:szCs w:val="16"/></w:rPr><w:t xml:space="preserve">`sender_id`</w:t></w:r></w:p></w:tc><w:tc><w:tcPr><w:tcW w:w="1417.3228346456694" w:type="dxa"/><w:noWrap/></w:tcPr><w:p><w:pPr><w:spacing w:after="30"/></w:pPr><w:r><w:rPr><w:sz w:val="16"/><w:szCs w:val="16"/></w:rPr><w:t xml:space="preserve">`bigint(20) unsigned`</w:t></w:r></w:p></w:tc><w:tc><w:tcPr><w:tcW w:w="1417.3228346456694" w:type="dxa"/><w:noWrap/></w:tcPr><w:p><w:pPr><w:spacing w:after="30"/></w:pPr><w:r><w:rPr><w:sz w:val="16"/><w:szCs w:val="16"/></w:rPr><w:t xml:space="preserve">NOT NULL</w:t></w:r></w:p></w:tc><w:tc><w:tcPr><w:tcW w:w="1417.3228346456694" w:type="dxa"/><w:noWrap/></w:tcPr><w:p><w:pPr><w:spacing w:after="30"/></w:pPr><w:r><w:rPr><w:sz w:val="16"/><w:szCs w:val="16"/></w:rPr><w:t xml:space="preserve">*None*</w:t></w:r></w:p></w:tc><w:tc><w:tcPr><w:tcW w:w="1417.3228346456694" w:type="dxa"/><w:noWrap/></w:tcPr><w:p><w:pPr><w:spacing w:after="30"/></w:pPr><w:r><w:rPr><w:sz w:val="16"/><w:szCs w:val="16"/></w:rPr><w:t xml:space="preserve">MUL</w:t></w:r></w:p></w:tc><w:tc><w:tcPr><w:tcW w:w="1417.3228346456694" w:type="dxa"/><w:noWrap/></w:tcPr><w:p><w:pPr><w:spacing w:after="30"/></w:pPr><w:r><w:rPr><w:sz w:val="16"/><w:szCs w:val="16"/></w:rPr><w:t xml:space="preserve">Atribut data operasional sender id.</w:t></w:r></w:p></w:tc></w:tr><w:tr><w:trPr/><w:tc><w:tcPr><w:tcW w:w="1417.3228346456694" w:type="dxa"/><w:noWrap/></w:tcPr><w:p><w:pPr><w:spacing w:after="30"/></w:pPr><w:r><w:rPr><w:sz w:val="16"/><w:szCs w:val="16"/></w:rPr><w:t xml:space="preserve">3</w:t></w:r></w:p></w:tc><w:tc><w:tcPr><w:tcW w:w="1417.3228346456694" w:type="dxa"/><w:noWrap/></w:tcPr><w:p><w:pPr><w:spacing w:after="30"/></w:pPr><w:r><w:rPr><w:sz w:val="16"/><w:szCs w:val="16"/></w:rPr><w:t xml:space="preserve">`receiver_id`</w:t></w:r></w:p></w:tc><w:tc><w:tcPr><w:tcW w:w="1417.3228346456694" w:type="dxa"/><w:noWrap/></w:tcPr><w:p><w:pPr><w:spacing w:after="30"/></w:pPr><w:r><w:rPr><w:sz w:val="16"/><w:szCs w:val="16"/></w:rPr><w:t xml:space="preserve">`bigint(20) unsigned`</w:t></w:r></w:p></w:tc><w:tc><w:tcPr><w:tcW w:w="1417.3228346456694" w:type="dxa"/><w:noWrap/></w:tcPr><w:p><w:pPr><w:spacing w:after="30"/></w:pPr><w:r><w:rPr><w:sz w:val="16"/><w:szCs w:val="16"/></w:rPr><w:t xml:space="preserve">NOT NULL</w:t></w:r></w:p></w:tc><w:tc><w:tcPr><w:tcW w:w="1417.3228346456694" w:type="dxa"/><w:noWrap/></w:tcPr><w:p><w:pPr><w:spacing w:after="30"/></w:pPr><w:r><w:rPr><w:sz w:val="16"/><w:szCs w:val="16"/></w:rPr><w:t xml:space="preserve">*None*</w:t></w:r></w:p></w:tc><w:tc><w:tcPr><w:tcW w:w="1417.3228346456694" w:type="dxa"/><w:noWrap/></w:tcPr><w:p><w:pPr><w:spacing w:after="30"/></w:pPr><w:r><w:rPr><w:sz w:val="16"/><w:szCs w:val="16"/></w:rPr><w:t xml:space="preserve">MUL</w:t></w:r></w:p></w:tc><w:tc><w:tcPr><w:tcW w:w="1417.3228346456694" w:type="dxa"/><w:noWrap/></w:tcPr><w:p><w:pPr><w:spacing w:after="30"/></w:pPr><w:r><w:rPr><w:sz w:val="16"/><w:szCs w:val="16"/></w:rPr><w:t xml:space="preserve">Atribut data operasional receiver id.</w:t></w:r></w:p></w:tc></w:tr><w:tr><w:trPr/><w:tc><w:tcPr><w:tcW w:w="1417.3228346456694" w:type="dxa"/><w:noWrap/></w:tcPr><w:p><w:pPr><w:spacing w:after="30"/></w:pPr><w:r><w:rPr><w:sz w:val="16"/><w:szCs w:val="16"/></w:rPr><w:t xml:space="preserve">4</w:t></w:r></w:p></w:tc><w:tc><w:tcPr><w:tcW w:w="1417.3228346456694" w:type="dxa"/><w:noWrap/></w:tcPr><w:p><w:pPr><w:spacing w:after="30"/></w:pPr><w:r><w:rPr><w:sz w:val="16"/><w:szCs w:val="16"/></w:rPr><w:t xml:space="preserve">`message`</w:t></w:r></w:p></w:tc><w:tc><w:tcPr><w:tcW w:w="1417.3228346456694" w:type="dxa"/><w:noWrap/></w:tcPr><w:p><w:pPr><w:spacing w:after="30"/></w:pPr><w:r><w:rPr><w:sz w:val="16"/><w:szCs w:val="16"/></w:rPr><w:t xml:space="preserve">`text`</w:t></w:r></w:p></w:tc><w:tc><w:tcPr><w:tcW w:w="1417.3228346456694" w:type="dxa"/><w:noWrap/></w:tcPr><w:p><w:pPr><w:spacing w:after="30"/></w:pPr><w:r><w:rPr><w:sz w:val="16"/><w:szCs w:val="16"/></w:rPr><w:t xml:space="preserve">NOT NULL</w:t></w:r></w:p></w:tc><w:tc><w:tcPr><w:tcW w:w="1417.3228346456694" w:type="dxa"/><w:noWrap/></w:tcPr><w:p><w:pPr><w:spacing w:after="30"/></w:pPr><w:r><w:rPr><w:sz w:val="16"/><w:szCs w:val="16"/></w:rPr><w:t xml:space="preserve">*None*</w:t></w:r></w:p></w:tc><w:tc><w:tcPr><w:tcW w:w="1417.3228346456694" w:type="dxa"/><w:noWrap/></w:tcPr><w:p><w:pPr><w:spacing w:after="30"/></w:pPr><w:r><w:rPr><w:sz w:val="16"/><w:szCs w:val="16"/></w:rPr><w:t xml:space="preserve">-</w:t></w:r></w:p></w:tc><w:tc><w:tcPr><w:tcW w:w="1417.3228346456694" w:type="dxa"/><w:noWrap/></w:tcPr><w:p><w:pPr><w:spacing w:after="30"/></w:pPr><w:r><w:rPr><w:sz w:val="16"/><w:szCs w:val="16"/></w:rPr><w:t xml:space="preserve">Atribut data operasional message.</w:t></w:r></w:p></w:tc></w:tr><w:tr><w:trPr/><w:tc><w:tcPr><w:tcW w:w="1417.3228346456694" w:type="dxa"/><w:noWrap/></w:tcPr><w:p><w:pPr><w:spacing w:after="30"/></w:pPr><w:r><w:rPr><w:sz w:val="16"/><w:szCs w:val="16"/></w:rPr><w:t xml:space="preserve">5</w:t></w:r></w:p></w:tc><w:tc><w:tcPr><w:tcW w:w="1417.3228346456694" w:type="dxa"/><w:noWrap/></w:tcPr><w:p><w:pPr><w:spacing w:after="30"/></w:pPr><w:r><w:rPr><w:sz w:val="16"/><w:szCs w:val="16"/></w:rPr><w:t xml:space="preserve">`is_read`</w:t></w:r></w:p></w:tc><w:tc><w:tcPr><w:tcW w:w="1417.3228346456694" w:type="dxa"/><w:noWrap/></w:tcPr><w:p><w:pPr><w:spacing w:after="30"/></w:pPr><w:r><w:rPr><w:sz w:val="16"/><w:szCs w:val="16"/></w:rPr><w:t xml:space="preserve">`tinyint(1)`</w:t></w:r></w:p></w:tc><w:tc><w:tcPr><w:tcW w:w="1417.3228346456694" w:type="dxa"/><w:noWrap/></w:tcPr><w:p><w:pPr><w:spacing w:after="30"/></w:pPr><w:r><w:rPr><w:sz w:val="16"/><w:szCs w:val="16"/></w:rPr><w:t xml:space="preserve">NOT NULL</w:t></w:r></w:p></w:tc><w:tc><w:tcPr><w:tcW w:w="1417.3228346456694" w:type="dxa"/><w:noWrap/></w:tcPr><w:p><w:pPr><w:spacing w:after="30"/></w:pPr><w:r><w:rPr><w:sz w:val="16"/><w:szCs w:val="16"/></w:rPr><w:t xml:space="preserve">`0`</w:t></w:r></w:p></w:tc><w:tc><w:tcPr><w:tcW w:w="1417.3228346456694" w:type="dxa"/><w:noWrap/></w:tcPr><w:p><w:pPr><w:spacing w:after="30"/></w:pPr><w:r><w:rPr><w:sz w:val="16"/><w:szCs w:val="16"/></w:rPr><w:t xml:space="preserve">-</w:t></w:r></w:p></w:tc><w:tc><w:tcPr><w:tcW w:w="1417.3228346456694" w:type="dxa"/><w:noWrap/></w:tcPr><w:p><w:pPr><w:spacing w:after="30"/></w:pPr><w:r><w:rPr><w:sz w:val="16"/><w:szCs w:val="16"/></w:rPr><w:t xml:space="preserve">Atribut data operasional is read.</w:t></w:r></w:p></w:tc></w:tr><w:tr><w:trPr/><w:tc><w:tcPr><w:tcW w:w="1417.3228346456694" w:type="dxa"/><w:noWrap/></w:tcPr><w:p><w:pPr><w:spacing w:after="30"/></w:pPr><w:r><w:rPr><w:sz w:val="16"/><w:szCs w:val="16"/></w:rPr><w:t xml:space="preserve">6</w:t></w:r></w:p></w:tc><w:tc><w:tcPr><w:tcW w:w="1417.3228346456694" w:type="dxa"/><w:noWrap/></w:tcPr><w:p><w:pPr><w:spacing w:after="30"/></w:pPr><w:r><w:rPr><w:sz w:val="16"/><w:szCs w:val="16"/></w:rPr><w:t xml:space="preserve">`created_at`</w:t></w:r></w:p></w:tc><w:tc><w:tcPr><w:tcW w:w="1417.3228346456694" w:type="dxa"/><w:noWrap/></w:tcPr><w:p><w:pPr><w:spacing w:after="30"/></w:pPr><w:r><w:rPr><w:sz w:val="16"/><w:szCs w:val="16"/></w:rPr><w:t xml:space="preserve">`timestamp`</w:t></w:r></w:p></w:tc><w:tc><w:tcPr><w:tcW w:w="1417.3228346456694" w:type="dxa"/><w:noWrap/></w:tcPr><w:p><w:pPr><w:spacing w:after="30"/></w:pPr><w:r><w:rPr><w:sz w:val="16"/><w:szCs w:val="16"/></w:rPr><w:t xml:space="preserve">NULL</w:t></w:r></w:p></w:tc><w:tc><w:tcPr><w:tcW w:w="1417.3228346456694" w:type="dxa"/><w:noWrap/></w:tcPr><w:p><w:pPr><w:spacing w:after="30"/></w:pPr><w:r><w:rPr><w:sz w:val="16"/><w:szCs w:val="16"/></w:rPr><w:t xml:space="preserve">`NULL`</w:t></w:r></w:p></w:tc><w:tc><w:tcPr><w:tcW w:w="1417.3228346456694" w:type="dxa"/><w:noWrap/></w:tcPr><w:p><w:pPr><w:spacing w:after="30"/></w:pPr><w:r><w:rPr><w:sz w:val="16"/><w:szCs w:val="16"/></w:rPr><w:t xml:space="preserve">-</w:t></w:r></w:p></w:tc><w:tc><w:tcPr><w:tcW w:w="1417.3228346456694" w:type="dxa"/><w:noWrap/></w:tcPr><w:p><w:pPr><w:spacing w:after="30"/></w:pPr><w:r><w:rPr><w:sz w:val="16"/><w:szCs w:val="16"/></w:rPr><w:t xml:space="preserve">Waktu rekaman pertama kali dibuat di sistem.</w:t></w:r></w:p></w:tc></w:tr><w:tr><w:trPr/><w:tc><w:tcPr><w:tcW w:w="1417.3228346456694" w:type="dxa"/><w:noWrap/></w:tcPr><w:p><w:pPr><w:spacing w:after="30"/></w:pPr><w:r><w:rPr><w:sz w:val="16"/><w:szCs w:val="16"/></w:rPr><w:t xml:space="preserve">7</w:t></w:r></w:p></w:tc><w:tc><w:tcPr><w:tcW w:w="1417.3228346456694" w:type="dxa"/><w:noWrap/></w:tcPr><w:p><w:pPr><w:spacing w:after="30"/></w:pPr><w:r><w:rPr><w:sz w:val="16"/><w:szCs w:val="16"/></w:rPr><w:t xml:space="preserve">`updated_at`</w:t></w:r></w:p></w:tc><w:tc><w:tcPr><w:tcW w:w="1417.3228346456694" w:type="dxa"/><w:noWrap/></w:tcPr><w:p><w:pPr><w:spacing w:after="30"/></w:pPr><w:r><w:rPr><w:sz w:val="16"/><w:szCs w:val="16"/></w:rPr><w:t xml:space="preserve">`timestamp`</w:t></w:r></w:p></w:tc><w:tc><w:tcPr><w:tcW w:w="1417.3228346456694" w:type="dxa"/><w:noWrap/></w:tcPr><w:p><w:pPr><w:spacing w:after="30"/></w:pPr><w:r><w:rPr><w:sz w:val="16"/><w:szCs w:val="16"/></w:rPr><w:t xml:space="preserve">NULL</w:t></w:r></w:p></w:tc><w:tc><w:tcPr><w:tcW w:w="1417.3228346456694" w:type="dxa"/><w:noWrap/></w:tcPr><w:p><w:pPr><w:spacing w:after="30"/></w:pPr><w:r><w:rPr><w:sz w:val="16"/><w:szCs w:val="16"/></w:rPr><w:t xml:space="preserve">`NULL`</w:t></w:r></w:p></w:tc><w:tc><w:tcPr><w:tcW w:w="1417.3228346456694" w:type="dxa"/><w:noWrap/></w:tcPr><w:p><w:pPr><w:spacing w:after="30"/></w:pPr><w:r><w:rPr><w:sz w:val="16"/><w:szCs w:val="16"/></w:rPr><w:t xml:space="preserve">-</w:t></w:r></w:p></w:tc><w:tc><w:tcPr><w:tcW w:w="1417.3228346456694" w:type="dxa"/><w:noWrap/></w:tcPr><w:p><w:pPr><w:spacing w:after="30"/></w:pPr><w:r><w:rPr><w:sz w:val="16"/><w:szCs w:val="16"/></w:rPr><w:t xml:space="preserve">Waktu rekaman terakhir kali diperbarui.</w:t></w:r></w:p></w:tc></w:tr></w:tbl><w:p/><w:p><w:pPr><w:jc w:val="both"/><w:spacing w:after="70"/></w:pPr><w:r><w:rPr><w:sz w:val="19"/><w:szCs w:val="19"/></w:rPr><w:t xml:space="preserve">---</w:t></w:r></w:p><w:p><w:pPr><w:pStyle w:val="Heading3"/></w:pPr><w:bookmarkStart w:id="24" w:name="_Toc24"/><w:r><w:t>3.15 Tabel Notifikasi Pengguna (In-App) (`notifications`)</w:t></w:r><w:bookmarkEnd w:id="24"/></w:p><w:p><w:pPr><w:spacing w:before="40" w:after="40"/></w:pPr><w:r><w:rPr><w:color w:val="334155"/><w:sz w:val="19"/><w:szCs w:val="19"/><w:b w:val="1"/><w:bCs w:val="1"/><w:i w:val="1"/><w:iCs w:val="1"/></w:rPr><w:t xml:space="preserve">**Nama Tabel**: `notifications`</w:t></w:r></w:p><w:p><w:pPr><w:spacing w:before="40" w:after="40"/></w:pPr><w:r><w:rPr><w:color w:val="334155"/><w:sz w:val="19"/><w:szCs w:val="19"/><w:b w:val="0"/><w:bCs w:val="0"/><w:i w:val="1"/><w:iCs w:val="1"/></w:rPr><w:t xml:space="preserve">**Primary Key**: `id`</w:t></w:r></w:p><w:p><w:pPr><w:spacing w:before="40" w:after="40"/></w:pPr><w:r><w:rPr><w:color w:val="334155"/><w:sz w:val="19"/><w:szCs w:val="19"/><w:b w:val="0"/><w:bCs w:val="0"/><w:i w:val="1"/><w:iCs w:val="1"/></w:rPr><w:t xml:space="preserve">**Foreign Key**: Tidak ada (*None*)</w:t></w:r></w:p><w:p><w:pPr><w:spacing w:before="40" w:after="40"/></w:pPr><w:r><w:rPr><w:color w:val="334155"/><w:sz w:val="19"/><w:szCs w:val="19"/><w:b w:val="0"/><w:bCs w:val="0"/><w:i w:val="1"/><w:iCs w:val="1"/></w:rPr><w:t xml:space="preserve">**Deskripsi**: Tabel standar Laravel untuk notifikasi in-app (polymorphic notification) yang merekam pemberitahuan status tugas akhir, jadwal ujian, dan pengingat revisi.</w:t></w:r></w:p><w:tbl><w:tblGrid><w:gridCol w:w="1417.3228346456694" w:type="dxa"/><w:gridCol w:w="1417.3228346456694" w:type="dxa"/><w:gridCol w:w="1417.3228346456694" w:type="dxa"/><w:gridCol w:w="1417.3228346456694" w:type="dxa"/><w:gridCol w:w="1417.3228346456694" w:type="dxa"/><w:gridCol w:w="1417.3228346456694" w:type="dxa"/><w:gridCol w:w="1417.3228346456694" w:type="dxa"/></w:tblGrid><w:tblPr><w:tblStyle w:val="DbTable"/></w:tblPr><w:tr><w:trPr/><w:tc><w:tcPr><w:tcW w:w="1417.3228346456694" w:type="dxa"/><w:shd w:val="clear" w:fill="1E293B"/><w:noWrap/></w:tcPr><w:p><w:pPr><w:spacing w:after="30"/></w:pPr><w:r><w:rPr><w:color w:val="FFFFFF"/><w:sz w:val="16"/><w:szCs w:val="16"/><w:b w:val="1"/><w:bCs w:val="1"/></w:rPr><w:t xml:space="preserve">No</w:t></w:r></w:p></w:tc><w:tc><w:tcPr><w:tcW w:w="1417.3228346456694" w:type="dxa"/><w:shd w:val="clear" w:fill="1E293B"/><w:noWrap/></w:tcPr><w:p><w:pPr><w:spacing w:after="30"/></w:pPr><w:r><w:rPr><w:color w:val="FFFFFF"/><w:sz w:val="16"/><w:szCs w:val="16"/><w:b w:val="1"/><w:bCs w:val="1"/></w:rPr><w:t xml:space="preserve">Nama Kolom</w:t></w:r></w:p></w:tc><w:tc><w:tcPr><w:tcW w:w="1417.3228346456694" w:type="dxa"/><w:shd w:val="clear" w:fill="1E293B"/><w:noWrap/></w:tcPr><w:p><w:pPr><w:spacing w:after="30"/></w:pPr><w:r><w:rPr><w:color w:val="FFFFFF"/><w:sz w:val="16"/><w:szCs w:val="16"/><w:b w:val="1"/><w:bCs w:val="1"/></w:rPr><w:t xml:space="preserve">Tipe Data</w:t></w:r></w:p></w:tc><w:tc><w:tcPr><w:tcW w:w="1417.3228346456694" w:type="dxa"/><w:shd w:val="clear" w:fill="1E293B"/><w:noWrap/></w:tcPr><w:p><w:pPr><w:spacing w:after="30"/></w:pPr><w:r><w:rPr><w:color w:val="FFFFFF"/><w:sz w:val="16"/><w:szCs w:val="16"/><w:b w:val="1"/><w:bCs w:val="1"/></w:rPr><w:t xml:space="preserve">Nullable</w:t></w:r></w:p></w:tc><w:tc><w:tcPr><w:tcW w:w="1417.3228346456694" w:type="dxa"/><w:shd w:val="clear" w:fill="1E293B"/><w:noWrap/></w:tcPr><w:p><w:pPr><w:spacing w:after="30"/></w:pPr><w:r><w:rPr><w:color w:val="FFFFFF"/><w:sz w:val="16"/><w:szCs w:val="16"/><w:b w:val="1"/><w:bCs w:val="1"/></w:rPr><w:t xml:space="preserve">Nilai Default</w:t></w:r></w:p></w:tc><w:tc><w:tcPr><w:tcW w:w="1417.3228346456694" w:type="dxa"/><w:shd w:val="clear" w:fill="1E293B"/><w:noWrap/></w:tcPr><w:p><w:pPr><w:spacing w:after="30"/></w:pPr><w:r><w:rPr><w:color w:val="FFFFFF"/><w:sz w:val="16"/><w:szCs w:val="16"/><w:b w:val="1"/><w:bCs w:val="1"/></w:rPr><w:t xml:space="preserve">Kunci (*Key*)</w:t></w:r></w:p></w:tc><w:tc><w:tcPr><w:tcW w:w="1417.3228346456694" w:type="dxa"/><w:shd w:val="clear" w:fill="1E293B"/><w:noWrap/></w:tcPr><w:p><w:pPr><w:spacing w:after="30"/></w:pPr><w:r><w:rPr><w:color w:val="FFFFFF"/><w:sz w:val="16"/><w:szCs w:val="16"/><w:b w:val="1"/><w:bCs w:val="1"/></w:rPr><w:t xml:space="preserve">Keterangan & Aturan Bisnis</w:t></w:r></w:p></w:tc></w:tr><w:tr><w:trPr/><w:tc><w:tcPr><w:tcW w:w="1417.3228346456694" w:type="dxa"/><w:noWrap/></w:tcPr><w:p><w:pPr><w:spacing w:after="30"/></w:pPr><w:r><w:rPr><w:sz w:val="16"/><w:szCs w:val="16"/></w:rPr><w:t xml:space="preserve">1</w:t></w:r></w:p></w:tc><w:tc><w:tcPr><w:tcW w:w="1417.3228346456694" w:type="dxa"/><w:noWrap/></w:tcPr><w:p><w:pPr><w:spacing w:after="30"/></w:pPr><w:r><w:rPr><w:sz w:val="16"/><w:szCs w:val="16"/></w:rPr><w:t xml:space="preserve">`id`</w:t></w:r></w:p></w:tc><w:tc><w:tcPr><w:tcW w:w="1417.3228346456694" w:type="dxa"/><w:noWrap/></w:tcPr><w:p><w:pPr><w:spacing w:after="30"/></w:pPr><w:r><w:rPr><w:sz w:val="16"/><w:szCs w:val="16"/></w:rPr><w:t xml:space="preserve">`char(36)`</w:t></w:r></w:p></w:tc><w:tc><w:tcPr><w:tcW w:w="1417.3228346456694" w:type="dxa"/><w:noWrap/></w:tcPr><w:p><w:pPr><w:spacing w:after="30"/></w:pPr><w:r><w:rPr><w:sz w:val="16"/><w:szCs w:val="16"/></w:rPr><w:t xml:space="preserve">NOT NULL</w:t></w:r></w:p></w:tc><w:tc><w:tcPr><w:tcW w:w="1417.3228346456694" w:type="dxa"/><w:noWrap/></w:tcPr><w:p><w:pPr><w:spacing w:after="30"/></w:pPr><w:r><w:rPr><w:sz w:val="16"/><w:szCs w:val="16"/></w:rPr><w:t xml:space="preserve">*None*</w:t></w:r></w:p></w:tc><w:tc><w:tcPr><w:tcW w:w="1417.3228346456694" w:type="dxa"/><w:noWrap/></w:tcPr><w:p><w:pPr><w:spacing w:after="30"/></w:pPr><w:r><w:rPr><w:sz w:val="16"/><w:szCs w:val="16"/></w:rPr><w:t xml:space="preserve">PRI</w:t></w:r></w:p></w:tc><w:tc><w:tcPr><w:tcW w:w="1417.3228346456694" w:type="dxa"/><w:noWrap/></w:tcPr><w:p><w:pPr><w:spacing w:after="30"/></w:pPr><w:r><w:rPr><w:sz w:val="16"/><w:szCs w:val="16"/></w:rPr><w:t xml:space="preserve">Identitas unik rekaman data (*surrogate primary key*).</w:t></w:r></w:p></w:tc></w:tr><w:tr><w:trPr/><w:tc><w:tcPr><w:tcW w:w="1417.3228346456694" w:type="dxa"/><w:noWrap/></w:tcPr><w:p><w:pPr><w:spacing w:after="30"/></w:pPr><w:r><w:rPr><w:sz w:val="16"/><w:szCs w:val="16"/></w:rPr><w:t xml:space="preserve">2</w:t></w:r></w:p></w:tc><w:tc><w:tcPr><w:tcW w:w="1417.3228346456694" w:type="dxa"/><w:noWrap/></w:tcPr><w:p><w:pPr><w:spacing w:after="30"/></w:pPr><w:r><w:rPr><w:sz w:val="16"/><w:szCs w:val="16"/></w:rPr><w:t xml:space="preserve">`type`</w:t></w:r></w:p></w:tc><w:tc><w:tcPr><w:tcW w:w="1417.3228346456694" w:type="dxa"/><w:noWrap/></w:tcPr><w:p><w:pPr><w:spacing w:after="30"/></w:pPr><w:r><w:rPr><w:sz w:val="16"/><w:szCs w:val="16"/></w:rPr><w:t xml:space="preserve">`varchar(255)`</w:t></w:r></w:p></w:tc><w:tc><w:tcPr><w:tcW w:w="1417.3228346456694" w:type="dxa"/><w:noWrap/></w:tcPr><w:p><w:pPr><w:spacing w:after="30"/></w:pPr><w:r><w:rPr><w:sz w:val="16"/><w:szCs w:val="16"/></w:rPr><w:t xml:space="preserve">NOT NULL</w:t></w:r></w:p></w:tc><w:tc><w:tcPr><w:tcW w:w="1417.3228346456694" w:type="dxa"/><w:noWrap/></w:tcPr><w:p><w:pPr><w:spacing w:after="30"/></w:pPr><w:r><w:rPr><w:sz w:val="16"/><w:szCs w:val="16"/></w:rPr><w:t xml:space="preserve">*None*</w:t></w:r></w:p></w:tc><w:tc><w:tcPr><w:tcW w:w="1417.3228346456694" w:type="dxa"/><w:noWrap/></w:tcPr><w:p><w:pPr><w:spacing w:after="30"/></w:pPr><w:r><w:rPr><w:sz w:val="16"/><w:szCs w:val="16"/></w:rPr><w:t xml:space="preserve">-</w:t></w:r></w:p></w:tc><w:tc><w:tcPr><w:tcW w:w="1417.3228346456694" w:type="dxa"/><w:noWrap/></w:tcPr><w:p><w:pPr><w:spacing w:after="30"/></w:pPr><w:r><w:rPr><w:sz w:val="16"/><w:szCs w:val="16"/></w:rPr><w:t xml:space="preserve">Atribut data operasional type.</w:t></w:r></w:p></w:tc></w:tr><w:tr><w:trPr/><w:tc><w:tcPr><w:tcW w:w="1417.3228346456694" w:type="dxa"/><w:noWrap/></w:tcPr><w:p><w:pPr><w:spacing w:after="30"/></w:pPr><w:r><w:rPr><w:sz w:val="16"/><w:szCs w:val="16"/></w:rPr><w:t xml:space="preserve">3</w:t></w:r></w:p></w:tc><w:tc><w:tcPr><w:tcW w:w="1417.3228346456694" w:type="dxa"/><w:noWrap/></w:tcPr><w:p><w:pPr><w:spacing w:after="30"/></w:pPr><w:r><w:rPr><w:sz w:val="16"/><w:szCs w:val="16"/></w:rPr><w:t xml:space="preserve">`notifiable_type`</w:t></w:r></w:p></w:tc><w:tc><w:tcPr><w:tcW w:w="1417.3228346456694" w:type="dxa"/><w:noWrap/></w:tcPr><w:p><w:pPr><w:spacing w:after="30"/></w:pPr><w:r><w:rPr><w:sz w:val="16"/><w:szCs w:val="16"/></w:rPr><w:t xml:space="preserve">`varchar(255)`</w:t></w:r></w:p></w:tc><w:tc><w:tcPr><w:tcW w:w="1417.3228346456694" w:type="dxa"/><w:noWrap/></w:tcPr><w:p><w:pPr><w:spacing w:after="30"/></w:pPr><w:r><w:rPr><w:sz w:val="16"/><w:szCs w:val="16"/></w:rPr><w:t xml:space="preserve">NOT NULL</w:t></w:r></w:p></w:tc><w:tc><w:tcPr><w:tcW w:w="1417.3228346456694" w:type="dxa"/><w:noWrap/></w:tcPr><w:p><w:pPr><w:spacing w:after="30"/></w:pPr><w:r><w:rPr><w:sz w:val="16"/><w:szCs w:val="16"/></w:rPr><w:t xml:space="preserve">*None*</w:t></w:r></w:p></w:tc><w:tc><w:tcPr><w:tcW w:w="1417.3228346456694" w:type="dxa"/><w:noWrap/></w:tcPr><w:p><w:pPr><w:spacing w:after="30"/></w:pPr><w:r><w:rPr><w:sz w:val="16"/><w:szCs w:val="16"/></w:rPr><w:t xml:space="preserve">MUL</w:t></w:r></w:p></w:tc><w:tc><w:tcPr><w:tcW w:w="1417.3228346456694" w:type="dxa"/><w:noWrap/></w:tcPr><w:p><w:pPr><w:spacing w:after="30"/></w:pPr><w:r><w:rPr><w:sz w:val="16"/><w:szCs w:val="16"/></w:rPr><w:t xml:space="preserve">Atribut data operasional notifiable type.</w:t></w:r></w:p></w:tc></w:tr><w:tr><w:trPr/><w:tc><w:tcPr><w:tcW w:w="1417.3228346456694" w:type="dxa"/><w:noWrap/></w:tcPr><w:p><w:pPr><w:spacing w:after="30"/></w:pPr><w:r><w:rPr><w:sz w:val="16"/><w:szCs w:val="16"/></w:rPr><w:t xml:space="preserve">4</w:t></w:r></w:p></w:tc><w:tc><w:tcPr><w:tcW w:w="1417.3228346456694" w:type="dxa"/><w:noWrap/></w:tcPr><w:p><w:pPr><w:spacing w:after="30"/></w:pPr><w:r><w:rPr><w:sz w:val="16"/><w:szCs w:val="16"/></w:rPr><w:t xml:space="preserve">`notifiable_id`</w:t></w:r></w:p></w:tc><w:tc><w:tcPr><w:tcW w:w="1417.3228346456694" w:type="dxa"/><w:noWrap/></w:tcPr><w:p><w:pPr><w:spacing w:after="30"/></w:pPr><w:r><w:rPr><w:sz w:val="16"/><w:szCs w:val="16"/></w:rPr><w:t xml:space="preserve">`bigint(20) unsigned`</w:t></w:r></w:p></w:tc><w:tc><w:tcPr><w:tcW w:w="1417.3228346456694" w:type="dxa"/><w:noWrap/></w:tcPr><w:p><w:pPr><w:spacing w:after="30"/></w:pPr><w:r><w:rPr><w:sz w:val="16"/><w:szCs w:val="16"/></w:rPr><w:t xml:space="preserve">NOT NULL</w:t></w:r></w:p></w:tc><w:tc><w:tcPr><w:tcW w:w="1417.3228346456694" w:type="dxa"/><w:noWrap/></w:tcPr><w:p><w:pPr><w:spacing w:after="30"/></w:pPr><w:r><w:rPr><w:sz w:val="16"/><w:szCs w:val="16"/></w:rPr><w:t xml:space="preserve">*None*</w:t></w:r></w:p></w:tc><w:tc><w:tcPr><w:tcW w:w="1417.3228346456694" w:type="dxa"/><w:noWrap/></w:tcPr><w:p><w:pPr><w:spacing w:after="30"/></w:pPr><w:r><w:rPr><w:sz w:val="16"/><w:szCs w:val="16"/></w:rPr><w:t xml:space="preserve">-</w:t></w:r></w:p></w:tc><w:tc><w:tcPr><w:tcW w:w="1417.3228346456694" w:type="dxa"/><w:noWrap/></w:tcPr><w:p><w:pPr><w:spacing w:after="30"/></w:pPr><w:r><w:rPr><w:sz w:val="16"/><w:szCs w:val="16"/></w:rPr><w:t xml:space="preserve">Atribut data operasional notifiable id.</w:t></w:r></w:p></w:tc></w:tr><w:tr><w:trPr/><w:tc><w:tcPr><w:tcW w:w="1417.3228346456694" w:type="dxa"/><w:noWrap/></w:tcPr><w:p><w:pPr><w:spacing w:after="30"/></w:pPr><w:r><w:rPr><w:sz w:val="16"/><w:szCs w:val="16"/></w:rPr><w:t xml:space="preserve">5</w:t></w:r></w:p></w:tc><w:tc><w:tcPr><w:tcW w:w="1417.3228346456694" w:type="dxa"/><w:noWrap/></w:tcPr><w:p><w:pPr><w:spacing w:after="30"/></w:pPr><w:r><w:rPr><w:sz w:val="16"/><w:szCs w:val="16"/></w:rPr><w:t xml:space="preserve">`data`</w:t></w:r></w:p></w:tc><w:tc><w:tcPr><w:tcW w:w="1417.3228346456694" w:type="dxa"/><w:noWrap/></w:tcPr><w:p><w:pPr><w:spacing w:after="30"/></w:pPr><w:r><w:rPr><w:sz w:val="16"/><w:szCs w:val="16"/></w:rPr><w:t xml:space="preserve">`text`</w:t></w:r></w:p></w:tc><w:tc><w:tcPr><w:tcW w:w="1417.3228346456694" w:type="dxa"/><w:noWrap/></w:tcPr><w:p><w:pPr><w:spacing w:after="30"/></w:pPr><w:r><w:rPr><w:sz w:val="16"/><w:szCs w:val="16"/></w:rPr><w:t xml:space="preserve">NOT NULL</w:t></w:r></w:p></w:tc><w:tc><w:tcPr><w:tcW w:w="1417.3228346456694" w:type="dxa"/><w:noWrap/></w:tcPr><w:p><w:pPr><w:spacing w:after="30"/></w:pPr><w:r><w:rPr><w:sz w:val="16"/><w:szCs w:val="16"/></w:rPr><w:t xml:space="preserve">*None*</w:t></w:r></w:p></w:tc><w:tc><w:tcPr><w:tcW w:w="1417.3228346456694" w:type="dxa"/><w:noWrap/></w:tcPr><w:p><w:pPr><w:spacing w:after="30"/></w:pPr><w:r><w:rPr><w:sz w:val="16"/><w:szCs w:val="16"/></w:rPr><w:t xml:space="preserve">-</w:t></w:r></w:p></w:tc><w:tc><w:tcPr><w:tcW w:w="1417.3228346456694" w:type="dxa"/><w:noWrap/></w:tcPr><w:p><w:pPr><w:spacing w:after="30"/></w:pPr><w:r><w:rPr><w:sz w:val="16"/><w:szCs w:val="16"/></w:rPr><w:t xml:space="preserve">Atribut data operasional data.</w:t></w:r></w:p></w:tc></w:tr><w:tr><w:trPr/><w:tc><w:tcPr><w:tcW w:w="1417.3228346456694" w:type="dxa"/><w:noWrap/></w:tcPr><w:p><w:pPr><w:spacing w:after="30"/></w:pPr><w:r><w:rPr><w:sz w:val="16"/><w:szCs w:val="16"/></w:rPr><w:t xml:space="preserve">6</w:t></w:r></w:p></w:tc><w:tc><w:tcPr><w:tcW w:w="1417.3228346456694" w:type="dxa"/><w:noWrap/></w:tcPr><w:p><w:pPr><w:spacing w:after="30"/></w:pPr><w:r><w:rPr><w:sz w:val="16"/><w:szCs w:val="16"/></w:rPr><w:t xml:space="preserve">`read_at`</w:t></w:r></w:p></w:tc><w:tc><w:tcPr><w:tcW w:w="1417.3228346456694" w:type="dxa"/><w:noWrap/></w:tcPr><w:p><w:pPr><w:spacing w:after="30"/></w:pPr><w:r><w:rPr><w:sz w:val="16"/><w:szCs w:val="16"/></w:rPr><w:t xml:space="preserve">`timestamp`</w:t></w:r></w:p></w:tc><w:tc><w:tcPr><w:tcW w:w="1417.3228346456694" w:type="dxa"/><w:noWrap/></w:tcPr><w:p><w:pPr><w:spacing w:after="30"/></w:pPr><w:r><w:rPr><w:sz w:val="16"/><w:szCs w:val="16"/></w:rPr><w:t xml:space="preserve">NULL</w:t></w:r></w:p></w:tc><w:tc><w:tcPr><w:tcW w:w="1417.3228346456694" w:type="dxa"/><w:noWrap/></w:tcPr><w:p><w:pPr><w:spacing w:after="30"/></w:pPr><w:r><w:rPr><w:sz w:val="16"/><w:szCs w:val="16"/></w:rPr><w:t xml:space="preserve">`NULL`</w:t></w:r></w:p></w:tc><w:tc><w:tcPr><w:tcW w:w="1417.3228346456694" w:type="dxa"/><w:noWrap/></w:tcPr><w:p><w:pPr><w:spacing w:after="30"/></w:pPr><w:r><w:rPr><w:sz w:val="16"/><w:szCs w:val="16"/></w:rPr><w:t xml:space="preserve">-</w:t></w:r></w:p></w:tc><w:tc><w:tcPr><w:tcW w:w="1417.3228346456694" w:type="dxa"/><w:noWrap/></w:tcPr><w:p><w:pPr><w:spacing w:after="30"/></w:pPr><w:r><w:rPr><w:sz w:val="16"/><w:szCs w:val="16"/></w:rPr><w:t xml:space="preserve">Atribut data operasional read at.</w:t></w:r></w:p></w:tc></w:tr><w:tr><w:trPr/><w:tc><w:tcPr><w:tcW w:w="1417.3228346456694" w:type="dxa"/><w:noWrap/></w:tcPr><w:p><w:pPr><w:spacing w:after="30"/></w:pPr><w:r><w:rPr><w:sz w:val="16"/><w:szCs w:val="16"/></w:rPr><w:t xml:space="preserve">7</w:t></w:r></w:p></w:tc><w:tc><w:tcPr><w:tcW w:w="1417.3228346456694" w:type="dxa"/><w:noWrap/></w:tcPr><w:p><w:pPr><w:spacing w:after="30"/></w:pPr><w:r><w:rPr><w:sz w:val="16"/><w:szCs w:val="16"/></w:rPr><w:t xml:space="preserve">`created_at`</w:t></w:r></w:p></w:tc><w:tc><w:tcPr><w:tcW w:w="1417.3228346456694" w:type="dxa"/><w:noWrap/></w:tcPr><w:p><w:pPr><w:spacing w:after="30"/></w:pPr><w:r><w:rPr><w:sz w:val="16"/><w:szCs w:val="16"/></w:rPr><w:t xml:space="preserve">`timestamp`</w:t></w:r></w:p></w:tc><w:tc><w:tcPr><w:tcW w:w="1417.3228346456694" w:type="dxa"/><w:noWrap/></w:tcPr><w:p><w:pPr><w:spacing w:after="30"/></w:pPr><w:r><w:rPr><w:sz w:val="16"/><w:szCs w:val="16"/></w:rPr><w:t xml:space="preserve">NULL</w:t></w:r></w:p></w:tc><w:tc><w:tcPr><w:tcW w:w="1417.3228346456694" w:type="dxa"/><w:noWrap/></w:tcPr><w:p><w:pPr><w:spacing w:after="30"/></w:pPr><w:r><w:rPr><w:sz w:val="16"/><w:szCs w:val="16"/></w:rPr><w:t xml:space="preserve">`NULL`</w:t></w:r></w:p></w:tc><w:tc><w:tcPr><w:tcW w:w="1417.3228346456694" w:type="dxa"/><w:noWrap/></w:tcPr><w:p><w:pPr><w:spacing w:after="30"/></w:pPr><w:r><w:rPr><w:sz w:val="16"/><w:szCs w:val="16"/></w:rPr><w:t xml:space="preserve">-</w:t></w:r></w:p></w:tc><w:tc><w:tcPr><w:tcW w:w="1417.3228346456694" w:type="dxa"/><w:noWrap/></w:tcPr><w:p><w:pPr><w:spacing w:after="30"/></w:pPr><w:r><w:rPr><w:sz w:val="16"/><w:szCs w:val="16"/></w:rPr><w:t xml:space="preserve">Waktu rekaman pertama kali dibuat di sistem.</w:t></w:r></w:p></w:tc></w:tr><w:tr><w:trPr/><w:tc><w:tcPr><w:tcW w:w="1417.3228346456694" w:type="dxa"/><w:noWrap/></w:tcPr><w:p><w:pPr><w:spacing w:after="30"/></w:pPr><w:r><w:rPr><w:sz w:val="16"/><w:szCs w:val="16"/></w:rPr><w:t xml:space="preserve">8</w:t></w:r></w:p></w:tc><w:tc><w:tcPr><w:tcW w:w="1417.3228346456694" w:type="dxa"/><w:noWrap/></w:tcPr><w:p><w:pPr><w:spacing w:after="30"/></w:pPr><w:r><w:rPr><w:sz w:val="16"/><w:szCs w:val="16"/></w:rPr><w:t xml:space="preserve">`updated_at`</w:t></w:r></w:p></w:tc><w:tc><w:tcPr><w:tcW w:w="1417.3228346456694" w:type="dxa"/><w:noWrap/></w:tcPr><w:p><w:pPr><w:spacing w:after="30"/></w:pPr><w:r><w:rPr><w:sz w:val="16"/><w:szCs w:val="16"/></w:rPr><w:t xml:space="preserve">`timestamp`</w:t></w:r></w:p></w:tc><w:tc><w:tcPr><w:tcW w:w="1417.3228346456694" w:type="dxa"/><w:noWrap/></w:tcPr><w:p><w:pPr><w:spacing w:after="30"/></w:pPr><w:r><w:rPr><w:sz w:val="16"/><w:szCs w:val="16"/></w:rPr><w:t xml:space="preserve">NULL</w:t></w:r></w:p></w:tc><w:tc><w:tcPr><w:tcW w:w="1417.3228346456694" w:type="dxa"/><w:noWrap/></w:tcPr><w:p><w:pPr><w:spacing w:after="30"/></w:pPr><w:r><w:rPr><w:sz w:val="16"/><w:szCs w:val="16"/></w:rPr><w:t xml:space="preserve">`NULL`</w:t></w:r></w:p></w:tc><w:tc><w:tcPr><w:tcW w:w="1417.3228346456694" w:type="dxa"/><w:noWrap/></w:tcPr><w:p><w:pPr><w:spacing w:after="30"/></w:pPr><w:r><w:rPr><w:sz w:val="16"/><w:szCs w:val="16"/></w:rPr><w:t xml:space="preserve">-</w:t></w:r></w:p></w:tc><w:tc><w:tcPr><w:tcW w:w="1417.3228346456694" w:type="dxa"/><w:noWrap/></w:tcPr><w:p><w:pPr><w:spacing w:after="30"/></w:pPr><w:r><w:rPr><w:sz w:val="16"/><w:szCs w:val="16"/></w:rPr><w:t xml:space="preserve">Waktu rekaman terakhir kali diperbarui.</w:t></w:r></w:p></w:tc></w:tr></w:tbl><w:p/><w:p><w:pPr><w:jc w:val="both"/><w:spacing w:after="70"/></w:pPr><w:r><w:rPr><w:sz w:val="19"/><w:szCs w:val="19"/></w:rPr><w:t xml:space="preserve">---</w:t></w:r></w:p><w:p><w:pPr><w:pStyle w:val="Heading3"/></w:pPr><w:bookmarkStart w:id="25" w:name="_Toc25"/><w:r><w:t>3.16 Tabel Pendaftaran Seminar Proposal (`seminar_applications`)</w:t></w:r><w:bookmarkEnd w:id="25"/></w:p><w:p><w:pPr><w:spacing w:before="40" w:after="40"/></w:pPr><w:r><w:rPr><w:color w:val="334155"/><w:sz w:val="19"/><w:szCs w:val="19"/><w:b w:val="1"/><w:bCs w:val="1"/><w:i w:val="1"/><w:iCs w:val="1"/></w:rPr><w:t xml:space="preserve">**Nama Tabel**: `seminar_applications`</w:t></w:r></w:p><w:p><w:pPr><w:spacing w:before="40" w:after="40"/></w:pPr><w:r><w:rPr><w:color w:val="334155"/><w:sz w:val="19"/><w:szCs w:val="19"/><w:b w:val="0"/><w:bCs w:val="0"/><w:i w:val="1"/><w:iCs w:val="1"/></w:rPr><w:t xml:space="preserve">**Primary Key**: `id`</w:t></w:r></w:p><w:p><w:pPr><w:spacing w:before="40" w:after="40"/></w:pPr><w:r><w:rPr><w:color w:val="334155"/><w:sz w:val="19"/><w:szCs w:val="19"/><w:b w:val="0"/><w:bCs w:val="0"/><w:i w:val="1"/><w:iCs w:val="1"/></w:rPr><w:t xml:space="preserve">**Foreign Key**: `thesis_id` $\rightarrow$ merujuk ke `theses.id``wave_id` $\rightarrow$ merujuk ke `waves.id`</w:t></w:r></w:p><w:p><w:pPr><w:spacing w:before="40" w:after="40"/></w:pPr><w:r><w:rPr><w:color w:val="334155"/><w:sz w:val="19"/><w:szCs w:val="19"/><w:b w:val="0"/><w:bCs w:val="0"/><w:i w:val="1"/><w:iCs w:val="1"/></w:rPr><w:t xml:space="preserve">**Deskripsi**: Mencatat permohonan mahasiswa untuk mengikuti ujian Seminar Proposal. Menyimpan berkas prasyarat (KRS, bukti pembayaran, draf proposal, sertifikat TOEFL), catatan review admin, dan status validasi kelayakan ujian.</w:t></w:r></w:p><w:tbl><w:tblGrid><w:gridCol w:w="1417.3228346456694" w:type="dxa"/><w:gridCol w:w="1417.3228346456694" w:type="dxa"/><w:gridCol w:w="1417.3228346456694" w:type="dxa"/><w:gridCol w:w="1417.3228346456694" w:type="dxa"/><w:gridCol w:w="1417.3228346456694" w:type="dxa"/><w:gridCol w:w="1417.3228346456694" w:type="dxa"/><w:gridCol w:w="1417.3228346456694" w:type="dxa"/></w:tblGrid><w:tblPr><w:tblStyle w:val="DbTable"/></w:tblPr><w:tr><w:trPr/><w:tc><w:tcPr><w:tcW w:w="1417.3228346456694" w:type="dxa"/><w:shd w:val="clear" w:fill="1E293B"/><w:noWrap/></w:tcPr><w:p><w:pPr><w:spacing w:after="30"/></w:pPr><w:r><w:rPr><w:color w:val="FFFFFF"/><w:sz w:val="16"/><w:szCs w:val="16"/><w:b w:val="1"/><w:bCs w:val="1"/></w:rPr><w:t xml:space="preserve">No</w:t></w:r></w:p></w:tc><w:tc><w:tcPr><w:tcW w:w="1417.3228346456694" w:type="dxa"/><w:shd w:val="clear" w:fill="1E293B"/><w:noWrap/></w:tcPr><w:p><w:pPr><w:spacing w:after="30"/></w:pPr><w:r><w:rPr><w:color w:val="FFFFFF"/><w:sz w:val="16"/><w:szCs w:val="16"/><w:b w:val="1"/><w:bCs w:val="1"/></w:rPr><w:t xml:space="preserve">Nama Kolom</w:t></w:r></w:p></w:tc><w:tc><w:tcPr><w:tcW w:w="1417.3228346456694" w:type="dxa"/><w:shd w:val="clear" w:fill="1E293B"/><w:noWrap/></w:tcPr><w:p><w:pPr><w:spacing w:after="30"/></w:pPr><w:r><w:rPr><w:color w:val="FFFFFF"/><w:sz w:val="16"/><w:szCs w:val="16"/><w:b w:val="1"/><w:bCs w:val="1"/></w:rPr><w:t xml:space="preserve">Tipe Data</w:t></w:r></w:p></w:tc><w:tc><w:tcPr><w:tcW w:w="1417.3228346456694" w:type="dxa"/><w:shd w:val="clear" w:fill="1E293B"/><w:noWrap/></w:tcPr><w:p><w:pPr><w:spacing w:after="30"/></w:pPr><w:r><w:rPr><w:color w:val="FFFFFF"/><w:sz w:val="16"/><w:szCs w:val="16"/><w:b w:val="1"/><w:bCs w:val="1"/></w:rPr><w:t xml:space="preserve">Nullable</w:t></w:r></w:p></w:tc><w:tc><w:tcPr><w:tcW w:w="1417.3228346456694" w:type="dxa"/><w:shd w:val="clear" w:fill="1E293B"/><w:noWrap/></w:tcPr><w:p><w:pPr><w:spacing w:after="30"/></w:pPr><w:r><w:rPr><w:color w:val="FFFFFF"/><w:sz w:val="16"/><w:szCs w:val="16"/><w:b w:val="1"/><w:bCs w:val="1"/></w:rPr><w:t xml:space="preserve">Nilai Default</w:t></w:r></w:p></w:tc><w:tc><w:tcPr><w:tcW w:w="1417.3228346456694" w:type="dxa"/><w:shd w:val="clear" w:fill="1E293B"/><w:noWrap/></w:tcPr><w:p><w:pPr><w:spacing w:after="30"/></w:pPr><w:r><w:rPr><w:color w:val="FFFFFF"/><w:sz w:val="16"/><w:szCs w:val="16"/><w:b w:val="1"/><w:bCs w:val="1"/></w:rPr><w:t xml:space="preserve">Kunci (*Key*)</w:t></w:r></w:p></w:tc><w:tc><w:tcPr><w:tcW w:w="1417.3228346456694" w:type="dxa"/><w:shd w:val="clear" w:fill="1E293B"/><w:noWrap/></w:tcPr><w:p><w:pPr><w:spacing w:after="30"/></w:pPr><w:r><w:rPr><w:color w:val="FFFFFF"/><w:sz w:val="16"/><w:szCs w:val="16"/><w:b w:val="1"/><w:bCs w:val="1"/></w:rPr><w:t xml:space="preserve">Keterangan & Aturan Bisnis</w:t></w:r></w:p></w:tc></w:tr><w:tr><w:trPr/><w:tc><w:tcPr><w:tcW w:w="1417.3228346456694" w:type="dxa"/><w:noWrap/></w:tcPr><w:p><w:pPr><w:spacing w:after="30"/></w:pPr><w:r><w:rPr><w:sz w:val="16"/><w:szCs w:val="16"/></w:rPr><w:t xml:space="preserve">1</w:t></w:r></w:p></w:tc><w:tc><w:tcPr><w:tcW w:w="1417.3228346456694" w:type="dxa"/><w:noWrap/></w:tcPr><w:p><w:pPr><w:spacing w:after="30"/></w:pPr><w:r><w:rPr><w:sz w:val="16"/><w:szCs w:val="16"/></w:rPr><w:t xml:space="preserve">`id`</w:t></w:r></w:p></w:tc><w:tc><w:tcPr><w:tcW w:w="1417.3228346456694" w:type="dxa"/><w:noWrap/></w:tcPr><w:p><w:pPr><w:spacing w:after="30"/></w:pPr><w:r><w:rPr><w:sz w:val="16"/><w:szCs w:val="16"/></w:rPr><w:t xml:space="preserve">`bigint(20) unsigned`</w:t></w:r></w:p></w:tc><w:tc><w:tcPr><w:tcW w:w="1417.3228346456694" w:type="dxa"/><w:noWrap/></w:tcPr><w:p><w:pPr><w:spacing w:after="30"/></w:pPr><w:r><w:rPr><w:sz w:val="16"/><w:szCs w:val="16"/></w:rPr><w:t xml:space="preserve">NOT NULL</w:t></w:r></w:p></w:tc><w:tc><w:tcPr><w:tcW w:w="1417.3228346456694" w:type="dxa"/><w:noWrap/></w:tcPr><w:p><w:pPr><w:spacing w:after="30"/></w:pPr><w:r><w:rPr><w:sz w:val="16"/><w:szCs w:val="16"/></w:rPr><w:t xml:space="preserve">*None*</w:t></w:r></w:p></w:tc><w:tc><w:tcPr><w:tcW w:w="1417.3228346456694" w:type="dxa"/><w:noWrap/></w:tcPr><w:p><w:pPr><w:spacing w:after="30"/></w:pPr><w:r><w:rPr><w:sz w:val="16"/><w:szCs w:val="16"/></w:rPr><w:t xml:space="preserve">PRI (auto_increment)</w:t></w:r></w:p></w:tc><w:tc><w:tcPr><w:tcW w:w="1417.3228346456694" w:type="dxa"/><w:noWrap/></w:tcPr><w:p><w:pPr><w:spacing w:after="30"/></w:pPr><w:r><w:rPr><w:sz w:val="16"/><w:szCs w:val="16"/></w:rPr><w:t xml:space="preserve">Identitas unik rekaman data (*surrogate primary key*).</w:t></w:r></w:p></w:tc></w:tr><w:tr><w:trPr/><w:tc><w:tcPr><w:tcW w:w="1417.3228346456694" w:type="dxa"/><w:noWrap/></w:tcPr><w:p><w:pPr><w:spacing w:after="30"/></w:pPr><w:r><w:rPr><w:sz w:val="16"/><w:szCs w:val="16"/></w:rPr><w:t xml:space="preserve">2</w:t></w:r></w:p></w:tc><w:tc><w:tcPr><w:tcW w:w="1417.3228346456694" w:type="dxa"/><w:noWrap/></w:tcPr><w:p><w:pPr><w:spacing w:after="30"/></w:pPr><w:r><w:rPr><w:sz w:val="16"/><w:szCs w:val="16"/></w:rPr><w:t xml:space="preserve">`thesis_id`</w:t></w:r></w:p></w:tc><w:tc><w:tcPr><w:tcW w:w="1417.3228346456694" w:type="dxa"/><w:noWrap/></w:tcPr><w:p><w:pPr><w:spacing w:after="30"/></w:pPr><w:r><w:rPr><w:sz w:val="16"/><w:szCs w:val="16"/></w:rPr><w:t xml:space="preserve">`bigint(20) unsigned`</w:t></w:r></w:p></w:tc><w:tc><w:tcPr><w:tcW w:w="1417.3228346456694" w:type="dxa"/><w:noWrap/></w:tcPr><w:p><w:pPr><w:spacing w:after="30"/></w:pPr><w:r><w:rPr><w:sz w:val="16"/><w:szCs w:val="16"/></w:rPr><w:t xml:space="preserve">NOT NULL</w:t></w:r></w:p></w:tc><w:tc><w:tcPr><w:tcW w:w="1417.3228346456694" w:type="dxa"/><w:noWrap/></w:tcPr><w:p><w:pPr><w:spacing w:after="30"/></w:pPr><w:r><w:rPr><w:sz w:val="16"/><w:szCs w:val="16"/></w:rPr><w:t xml:space="preserve">*None*</w:t></w:r></w:p></w:tc><w:tc><w:tcPr><w:tcW w:w="1417.3228346456694" w:type="dxa"/><w:noWrap/></w:tcPr><w:p><w:pPr><w:spacing w:after="30"/></w:pPr><w:r><w:rPr><w:sz w:val="16"/><w:szCs w:val="16"/></w:rPr><w:t xml:space="preserve">MUL</w:t></w:r></w:p></w:tc><w:tc><w:tcPr><w:tcW w:w="1417.3228346456694" w:type="dxa"/><w:noWrap/></w:tcPr><w:p><w:pPr><w:spacing w:after="30"/></w:pPr><w:r><w:rPr><w:sz w:val="16"/><w:szCs w:val="16"/></w:rPr><w:t xml:space="preserve">ID relasi ke tabel `theses` (tugas akhir / skripsi).</w:t></w:r></w:p></w:tc></w:tr><w:tr><w:trPr/><w:tc><w:tcPr><w:tcW w:w="1417.3228346456694" w:type="dxa"/><w:noWrap/></w:tcPr><w:p><w:pPr><w:spacing w:after="30"/></w:pPr><w:r><w:rPr><w:sz w:val="16"/><w:szCs w:val="16"/></w:rPr><w:t xml:space="preserve">3</w:t></w:r></w:p></w:tc><w:tc><w:tcPr><w:tcW w:w="1417.3228346456694" w:type="dxa"/><w:noWrap/></w:tcPr><w:p><w:pPr><w:spacing w:after="30"/></w:pPr><w:r><w:rPr><w:sz w:val="16"/><w:szCs w:val="16"/></w:rPr><w:t xml:space="preserve">`file_acc_pembimbing`</w:t></w:r></w:p></w:tc><w:tc><w:tcPr><w:tcW w:w="1417.3228346456694" w:type="dxa"/><w:noWrap/></w:tcPr><w:p><w:pPr><w:spacing w:after="30"/></w:pPr><w:r><w:rPr><w:sz w:val="16"/><w:szCs w:val="16"/></w:rPr><w:t xml:space="preserve">`varchar(255)`</w:t></w:r></w:p></w:tc><w:tc><w:tcPr><w:tcW w:w="1417.3228346456694" w:type="dxa"/><w:noWrap/></w:tcPr><w:p><w:pPr><w:spacing w:after="30"/></w:pPr><w:r><w:rPr><w:sz w:val="16"/><w:szCs w:val="16"/></w:rPr><w:t xml:space="preserve">NOT NULL</w:t></w:r></w:p></w:tc><w:tc><w:tcPr><w:tcW w:w="1417.3228346456694" w:type="dxa"/><w:noWrap/></w:tcPr><w:p><w:pPr><w:spacing w:after="30"/></w:pPr><w:r><w:rPr><w:sz w:val="16"/><w:szCs w:val="16"/></w:rPr><w:t xml:space="preserve">*None*</w:t></w:r></w:p></w:tc><w:tc><w:tcPr><w:tcW w:w="1417.3228346456694" w:type="dxa"/><w:noWrap/></w:tcPr><w:p><w:pPr><w:spacing w:after="30"/></w:pPr><w:r><w:rPr><w:sz w:val="16"/><w:szCs w:val="16"/></w:rPr><w:t xml:space="preserve">-</w:t></w:r></w:p></w:tc><w:tc><w:tcPr><w:tcW w:w="1417.3228346456694" w:type="dxa"/><w:noWrap/></w:tcPr><w:p><w:pPr><w:spacing w:after="30"/></w:pPr><w:r><w:rPr><w:sz w:val="16"/><w:szCs w:val="16"/></w:rPr><w:t xml:space="preserve">Path relatif lokasi penyimpanan berkas dokumen pada storage privat.</w:t></w:r></w:p></w:tc></w:tr><w:tr><w:trPr/><w:tc><w:tcPr><w:tcW w:w="1417.3228346456694" w:type="dxa"/><w:noWrap/></w:tcPr><w:p><w:pPr><w:spacing w:after="30"/></w:pPr><w:r><w:rPr><w:sz w:val="16"/><w:szCs w:val="16"/></w:rPr><w:t xml:space="preserve">4</w:t></w:r></w:p></w:tc><w:tc><w:tcPr><w:tcW w:w="1417.3228346456694" w:type="dxa"/><w:noWrap/></w:tcPr><w:p><w:pPr><w:spacing w:after="30"/></w:pPr><w:r><w:rPr><w:sz w:val="16"/><w:szCs w:val="16"/></w:rPr><w:t xml:space="preserve">`file_pembayaran`</w:t></w:r></w:p></w:tc><w:tc><w:tcPr><w:tcW w:w="1417.3228346456694" w:type="dxa"/><w:noWrap/></w:tcPr><w:p><w:pPr><w:spacing w:after="30"/></w:pPr><w:r><w:rPr><w:sz w:val="16"/><w:szCs w:val="16"/></w:rPr><w:t xml:space="preserve">`varchar(255)`</w:t></w:r></w:p></w:tc><w:tc><w:tcPr><w:tcW w:w="1417.3228346456694" w:type="dxa"/><w:noWrap/></w:tcPr><w:p><w:pPr><w:spacing w:after="30"/></w:pPr><w:r><w:rPr><w:sz w:val="16"/><w:szCs w:val="16"/></w:rPr><w:t xml:space="preserve">NOT NULL</w:t></w:r></w:p></w:tc><w:tc><w:tcPr><w:tcW w:w="1417.3228346456694" w:type="dxa"/><w:noWrap/></w:tcPr><w:p><w:pPr><w:spacing w:after="30"/></w:pPr><w:r><w:rPr><w:sz w:val="16"/><w:szCs w:val="16"/></w:rPr><w:t xml:space="preserve">*None*</w:t></w:r></w:p></w:tc><w:tc><w:tcPr><w:tcW w:w="1417.3228346456694" w:type="dxa"/><w:noWrap/></w:tcPr><w:p><w:pPr><w:spacing w:after="30"/></w:pPr><w:r><w:rPr><w:sz w:val="16"/><w:szCs w:val="16"/></w:rPr><w:t xml:space="preserve">-</w:t></w:r></w:p></w:tc><w:tc><w:tcPr><w:tcW w:w="1417.3228346456694" w:type="dxa"/><w:noWrap/></w:tcPr><w:p><w:pPr><w:spacing w:after="30"/></w:pPr><w:r><w:rPr><w:sz w:val="16"/><w:szCs w:val="16"/></w:rPr><w:t xml:space="preserve">Path relatif lokasi penyimpanan berkas dokumen pada storage privat.</w:t></w:r></w:p></w:tc></w:tr><w:tr><w:trPr/><w:tc><w:tcPr><w:tcW w:w="1417.3228346456694" w:type="dxa"/><w:noWrap/></w:tcPr><w:p><w:pPr><w:spacing w:after="30"/></w:pPr><w:r><w:rPr><w:sz w:val="16"/><w:szCs w:val="16"/></w:rPr><w:t xml:space="preserve">5</w:t></w:r></w:p></w:tc><w:tc><w:tcPr><w:tcW w:w="1417.3228346456694" w:type="dxa"/><w:noWrap/></w:tcPr><w:p><w:pPr><w:spacing w:after="30"/></w:pPr><w:r><w:rPr><w:sz w:val="16"/><w:szCs w:val="16"/></w:rPr><w:t xml:space="preserve">`file_kartu_bimbingan`</w:t></w:r></w:p></w:tc><w:tc><w:tcPr><w:tcW w:w="1417.3228346456694" w:type="dxa"/><w:noWrap/></w:tcPr><w:p><w:pPr><w:spacing w:after="30"/></w:pPr><w:r><w:rPr><w:sz w:val="16"/><w:szCs w:val="16"/></w:rPr><w:t xml:space="preserve">`varchar(255)`</w:t></w:r></w:p></w:tc><w:tc><w:tcPr><w:tcW w:w="1417.3228346456694" w:type="dxa"/><w:noWrap/></w:tcPr><w:p><w:pPr><w:spacing w:after="30"/></w:pPr><w:r><w:rPr><w:sz w:val="16"/><w:szCs w:val="16"/></w:rPr><w:t xml:space="preserve">NOT NULL</w:t></w:r></w:p></w:tc><w:tc><w:tcPr><w:tcW w:w="1417.3228346456694" w:type="dxa"/><w:noWrap/></w:tcPr><w:p><w:pPr><w:spacing w:after="30"/></w:pPr><w:r><w:rPr><w:sz w:val="16"/><w:szCs w:val="16"/></w:rPr><w:t xml:space="preserve">*None*</w:t></w:r></w:p></w:tc><w:tc><w:tcPr><w:tcW w:w="1417.3228346456694" w:type="dxa"/><w:noWrap/></w:tcPr><w:p><w:pPr><w:spacing w:after="30"/></w:pPr><w:r><w:rPr><w:sz w:val="16"/><w:szCs w:val="16"/></w:rPr><w:t xml:space="preserve">-</w:t></w:r></w:p></w:tc><w:tc><w:tcPr><w:tcW w:w="1417.3228346456694" w:type="dxa"/><w:noWrap/></w:tcPr><w:p><w:pPr><w:spacing w:after="30"/></w:pPr><w:r><w:rPr><w:sz w:val="16"/><w:szCs w:val="16"/></w:rPr><w:t xml:space="preserve">Path relatif lokasi penyimpanan berkas dokumen pada storage privat.</w:t></w:r></w:p></w:tc></w:tr><w:tr><w:trPr/><w:tc><w:tcPr><w:tcW w:w="1417.3228346456694" w:type="dxa"/><w:noWrap/></w:tcPr><w:p><w:pPr><w:spacing w:after="30"/></w:pPr><w:r><w:rPr><w:sz w:val="16"/><w:szCs w:val="16"/></w:rPr><w:t xml:space="preserve">6</w:t></w:r></w:p></w:tc><w:tc><w:tcPr><w:tcW w:w="1417.3228346456694" w:type="dxa"/><w:noWrap/></w:tcPr><w:p><w:pPr><w:spacing w:after="30"/></w:pPr><w:r><w:rPr><w:sz w:val="16"/><w:szCs w:val="16"/></w:rPr><w:t xml:space="preserve">`file_skripsi`</w:t></w:r></w:p></w:tc><w:tc><w:tcPr><w:tcW w:w="1417.3228346456694" w:type="dxa"/><w:noWrap/></w:tcPr><w:p><w:pPr><w:spacing w:after="30"/></w:pPr><w:r><w:rPr><w:sz w:val="16"/><w:szCs w:val="16"/></w:rPr><w:t xml:space="preserve">`varchar(255)`</w:t></w:r></w:p></w:tc><w:tc><w:tcPr><w:tcW w:w="1417.3228346456694" w:type="dxa"/><w:noWrap/></w:tcPr><w:p><w:pPr><w:spacing w:after="30"/></w:pPr><w:r><w:rPr><w:sz w:val="16"/><w:szCs w:val="16"/></w:rPr><w:t xml:space="preserve">NOT NULL</w:t></w:r></w:p></w:tc><w:tc><w:tcPr><w:tcW w:w="1417.3228346456694" w:type="dxa"/><w:noWrap/></w:tcPr><w:p><w:pPr><w:spacing w:after="30"/></w:pPr><w:r><w:rPr><w:sz w:val="16"/><w:szCs w:val="16"/></w:rPr><w:t xml:space="preserve">*None*</w:t></w:r></w:p></w:tc><w:tc><w:tcPr><w:tcW w:w="1417.3228346456694" w:type="dxa"/><w:noWrap/></w:tcPr><w:p><w:pPr><w:spacing w:after="30"/></w:pPr><w:r><w:rPr><w:sz w:val="16"/><w:szCs w:val="16"/></w:rPr><w:t xml:space="preserve">-</w:t></w:r></w:p></w:tc><w:tc><w:tcPr><w:tcW w:w="1417.3228346456694" w:type="dxa"/><w:noWrap/></w:tcPr><w:p><w:pPr><w:spacing w:after="30"/></w:pPr><w:r><w:rPr><w:sz w:val="16"/><w:szCs w:val="16"/></w:rPr><w:t xml:space="preserve">Path relatif lokasi penyimpanan berkas dokumen pada storage privat.</w:t></w:r></w:p></w:tc></w:tr><w:tr><w:trPr/><w:tc><w:tcPr><w:tcW w:w="1417.3228346456694" w:type="dxa"/><w:noWrap/></w:tcPr><w:p><w:pPr><w:spacing w:after="30"/></w:pPr><w:r><w:rPr><w:sz w:val="16"/><w:szCs w:val="16"/></w:rPr><w:t xml:space="preserve">7</w:t></w:r></w:p></w:tc><w:tc><w:tcPr><w:tcW w:w="1417.3228346456694" w:type="dxa"/><w:noWrap/></w:tcPr><w:p><w:pPr><w:spacing w:after="30"/></w:pPr><w:r><w:rPr><w:sz w:val="16"/><w:szCs w:val="16"/></w:rPr><w:t xml:space="preserve">`file_formulir`</w:t></w:r></w:p></w:tc><w:tc><w:tcPr><w:tcW w:w="1417.3228346456694" w:type="dxa"/><w:noWrap/></w:tcPr><w:p><w:pPr><w:spacing w:after="30"/></w:pPr><w:r><w:rPr><w:sz w:val="16"/><w:szCs w:val="16"/></w:rPr><w:t xml:space="preserve">`varchar(255)`</w:t></w:r></w:p></w:tc><w:tc><w:tcPr><w:tcW w:w="1417.3228346456694" w:type="dxa"/><w:noWrap/></w:tcPr><w:p><w:pPr><w:spacing w:after="30"/></w:pPr><w:r><w:rPr><w:sz w:val="16"/><w:szCs w:val="16"/></w:rPr><w:t xml:space="preserve">NULL</w:t></w:r></w:p></w:tc><w:tc><w:tcPr><w:tcW w:w="1417.3228346456694" w:type="dxa"/><w:noWrap/></w:tcPr><w:p><w:pPr><w:spacing w:after="30"/></w:pPr><w:r><w:rPr><w:sz w:val="16"/><w:szCs w:val="16"/></w:rPr><w:t xml:space="preserve">`NULL`</w:t></w:r></w:p></w:tc><w:tc><w:tcPr><w:tcW w:w="1417.3228346456694" w:type="dxa"/><w:noWrap/></w:tcPr><w:p><w:pPr><w:spacing w:after="30"/></w:pPr><w:r><w:rPr><w:sz w:val="16"/><w:szCs w:val="16"/></w:rPr><w:t xml:space="preserve">-</w:t></w:r></w:p></w:tc><w:tc><w:tcPr><w:tcW w:w="1417.3228346456694" w:type="dxa"/><w:noWrap/></w:tcPr><w:p><w:pPr><w:spacing w:after="30"/></w:pPr><w:r><w:rPr><w:sz w:val="16"/><w:szCs w:val="16"/></w:rPr><w:t xml:space="preserve">Path relatif lokasi penyimpanan berkas dokumen pada storage privat.</w:t></w:r></w:p></w:tc></w:tr><w:tr><w:trPr/><w:tc><w:tcPr><w:tcW w:w="1417.3228346456694" w:type="dxa"/><w:noWrap/></w:tcPr><w:p><w:pPr><w:spacing w:after="30"/></w:pPr><w:r><w:rPr><w:sz w:val="16"/><w:szCs w:val="16"/></w:rPr><w:t xml:space="preserve">8</w:t></w:r></w:p></w:tc><w:tc><w:tcPr><w:tcW w:w="1417.3228346456694" w:type="dxa"/><w:noWrap/></w:tcPr><w:p><w:pPr><w:spacing w:after="30"/></w:pPr><w:r><w:rPr><w:sz w:val="16"/><w:szCs w:val="16"/></w:rPr><w:t xml:space="preserve">`status`</w:t></w:r></w:p></w:tc><w:tc><w:tcPr><w:tcW w:w="1417.3228346456694" w:type="dxa"/><w:noWrap/></w:tcPr><w:p><w:pPr><w:spacing w:after="30"/></w:pPr><w:r><w:rPr><w:sz w:val="16"/><w:szCs w:val="16"/></w:rPr><w:t xml:space="preserve">`enum('pending','approved','rejected')`</w:t></w:r></w:p></w:tc><w:tc><w:tcPr><w:tcW w:w="1417.3228346456694" w:type="dxa"/><w:noWrap/></w:tcPr><w:p><w:pPr><w:spacing w:after="30"/></w:pPr><w:r><w:rPr><w:sz w:val="16"/><w:szCs w:val="16"/></w:rPr><w:t xml:space="preserve">NOT NULL</w:t></w:r></w:p></w:tc><w:tc><w:tcPr><w:tcW w:w="1417.3228346456694" w:type="dxa"/><w:noWrap/></w:tcPr><w:p><w:pPr><w:spacing w:after="30"/></w:pPr><w:r><w:rPr><w:sz w:val="16"/><w:szCs w:val="16"/></w:rPr><w:t xml:space="preserve">`'pending'`</w:t></w:r></w:p></w:tc><w:tc><w:tcPr><w:tcW w:w="1417.3228346456694" w:type="dxa"/><w:noWrap/></w:tcPr><w:p><w:pPr><w:spacing w:after="30"/></w:pPr><w:r><w:rPr><w:sz w:val="16"/><w:szCs w:val="16"/></w:rPr><w:t xml:space="preserve">-</w:t></w:r></w:p></w:tc><w:tc><w:tcPr><w:tcW w:w="1417.3228346456694" w:type="dxa"/><w:noWrap/></w:tcPr><w:p><w:pPr><w:spacing w:after="30"/></w:pPr><w:r><w:rPr><w:sz w:val="16"/><w:szCs w:val="16"/></w:rPr><w:t xml:space="preserve">Status alur kerja proses bisnis entitas terkait.</w:t></w:r></w:p></w:tc></w:tr><w:tr><w:trPr/><w:tc><w:tcPr><w:tcW w:w="1417.3228346456694" w:type="dxa"/><w:noWrap/></w:tcPr><w:p><w:pPr><w:spacing w:after="30"/></w:pPr><w:r><w:rPr><w:sz w:val="16"/><w:szCs w:val="16"/></w:rPr><w:t xml:space="preserve">9</w:t></w:r></w:p></w:tc><w:tc><w:tcPr><w:tcW w:w="1417.3228346456694" w:type="dxa"/><w:noWrap/></w:tcPr><w:p><w:pPr><w:spacing w:after="30"/></w:pPr><w:r><w:rPr><w:sz w:val="16"/><w:szCs w:val="16"/></w:rPr><w:t xml:space="preserve">`admin_feedback`</w:t></w:r></w:p></w:tc><w:tc><w:tcPr><w:tcW w:w="1417.3228346456694" w:type="dxa"/><w:noWrap/></w:tcPr><w:p><w:pPr><w:spacing w:after="30"/></w:pPr><w:r><w:rPr><w:sz w:val="16"/><w:szCs w:val="16"/></w:rPr><w:t xml:space="preserve">`text`</w:t></w:r></w:p></w:tc><w:tc><w:tcPr><w:tcW w:w="1417.3228346456694" w:type="dxa"/><w:noWrap/></w:tcPr><w:p><w:pPr><w:spacing w:after="30"/></w:pPr><w:r><w:rPr><w:sz w:val="16"/><w:szCs w:val="16"/></w:rPr><w:t xml:space="preserve">NULL</w:t></w:r></w:p></w:tc><w:tc><w:tcPr><w:tcW w:w="1417.3228346456694" w:type="dxa"/><w:noWrap/></w:tcPr><w:p><w:pPr><w:spacing w:after="30"/></w:pPr><w:r><w:rPr><w:sz w:val="16"/><w:szCs w:val="16"/></w:rPr><w:t xml:space="preserve">`NULL`</w:t></w:r></w:p></w:tc><w:tc><w:tcPr><w:tcW w:w="1417.3228346456694" w:type="dxa"/><w:noWrap/></w:tcPr><w:p><w:pPr><w:spacing w:after="30"/></w:pPr><w:r><w:rPr><w:sz w:val="16"/><w:szCs w:val="16"/></w:rPr><w:t xml:space="preserve">-</w:t></w:r></w:p></w:tc><w:tc><w:tcPr><w:tcW w:w="1417.3228346456694" w:type="dxa"/><w:noWrap/></w:tcPr><w:p><w:pPr><w:spacing w:after="30"/></w:pPr><w:r><w:rPr><w:sz w:val="16"/><w:szCs w:val="16"/></w:rPr><w:t xml:space="preserve">Atribut data operasional admin feedback.</w:t></w:r></w:p></w:tc></w:tr><w:tr><w:trPr/><w:tc><w:tcPr><w:tcW w:w="1417.3228346456694" w:type="dxa"/><w:noWrap/></w:tcPr><w:p><w:pPr><w:spacing w:after="30"/></w:pPr><w:r><w:rPr><w:sz w:val="16"/><w:szCs w:val="16"/></w:rPr><w:t xml:space="preserve">10</w:t></w:r></w:p></w:tc><w:tc><w:tcPr><w:tcW w:w="1417.3228346456694" w:type="dxa"/><w:noWrap/></w:tcPr><w:p><w:pPr><w:spacing w:after="30"/></w:pPr><w:r><w:rPr><w:sz w:val="16"/><w:szCs w:val="16"/></w:rPr><w:t xml:space="preserve">`created_at`</w:t></w:r></w:p></w:tc><w:tc><w:tcPr><w:tcW w:w="1417.3228346456694" w:type="dxa"/><w:noWrap/></w:tcPr><w:p><w:pPr><w:spacing w:after="30"/></w:pPr><w:r><w:rPr><w:sz w:val="16"/><w:szCs w:val="16"/></w:rPr><w:t xml:space="preserve">`timestamp`</w:t></w:r></w:p></w:tc><w:tc><w:tcPr><w:tcW w:w="1417.3228346456694" w:type="dxa"/><w:noWrap/></w:tcPr><w:p><w:pPr><w:spacing w:after="30"/></w:pPr><w:r><w:rPr><w:sz w:val="16"/><w:szCs w:val="16"/></w:rPr><w:t xml:space="preserve">NULL</w:t></w:r></w:p></w:tc><w:tc><w:tcPr><w:tcW w:w="1417.3228346456694" w:type="dxa"/><w:noWrap/></w:tcPr><w:p><w:pPr><w:spacing w:after="30"/></w:pPr><w:r><w:rPr><w:sz w:val="16"/><w:szCs w:val="16"/></w:rPr><w:t xml:space="preserve">`NULL`</w:t></w:r></w:p></w:tc><w:tc><w:tcPr><w:tcW w:w="1417.3228346456694" w:type="dxa"/><w:noWrap/></w:tcPr><w:p><w:pPr><w:spacing w:after="30"/></w:pPr><w:r><w:rPr><w:sz w:val="16"/><w:szCs w:val="16"/></w:rPr><w:t xml:space="preserve">-</w:t></w:r></w:p></w:tc><w:tc><w:tcPr><w:tcW w:w="1417.3228346456694" w:type="dxa"/><w:noWrap/></w:tcPr><w:p><w:pPr><w:spacing w:after="30"/></w:pPr><w:r><w:rPr><w:sz w:val="16"/><w:szCs w:val="16"/></w:rPr><w:t xml:space="preserve">Waktu rekaman pertama kali dibuat di sistem.</w:t></w:r></w:p></w:tc></w:tr><w:tr><w:trPr/><w:tc><w:tcPr><w:tcW w:w="1417.3228346456694" w:type="dxa"/><w:noWrap/></w:tcPr><w:p><w:pPr><w:spacing w:after="30"/></w:pPr><w:r><w:rPr><w:sz w:val="16"/><w:szCs w:val="16"/></w:rPr><w:t xml:space="preserve">11</w:t></w:r></w:p></w:tc><w:tc><w:tcPr><w:tcW w:w="1417.3228346456694" w:type="dxa"/><w:noWrap/></w:tcPr><w:p><w:pPr><w:spacing w:after="30"/></w:pPr><w:r><w:rPr><w:sz w:val="16"/><w:szCs w:val="16"/></w:rPr><w:t xml:space="preserve">`updated_at`</w:t></w:r></w:p></w:tc><w:tc><w:tcPr><w:tcW w:w="1417.3228346456694" w:type="dxa"/><w:noWrap/></w:tcPr><w:p><w:pPr><w:spacing w:after="30"/></w:pPr><w:r><w:rPr><w:sz w:val="16"/><w:szCs w:val="16"/></w:rPr><w:t xml:space="preserve">`timestamp`</w:t></w:r></w:p></w:tc><w:tc><w:tcPr><w:tcW w:w="1417.3228346456694" w:type="dxa"/><w:noWrap/></w:tcPr><w:p><w:pPr><w:spacing w:after="30"/></w:pPr><w:r><w:rPr><w:sz w:val="16"/><w:szCs w:val="16"/></w:rPr><w:t xml:space="preserve">NULL</w:t></w:r></w:p></w:tc><w:tc><w:tcPr><w:tcW w:w="1417.3228346456694" w:type="dxa"/><w:noWrap/></w:tcPr><w:p><w:pPr><w:spacing w:after="30"/></w:pPr><w:r><w:rPr><w:sz w:val="16"/><w:szCs w:val="16"/></w:rPr><w:t xml:space="preserve">`NULL`</w:t></w:r></w:p></w:tc><w:tc><w:tcPr><w:tcW w:w="1417.3228346456694" w:type="dxa"/><w:noWrap/></w:tcPr><w:p><w:pPr><w:spacing w:after="30"/></w:pPr><w:r><w:rPr><w:sz w:val="16"/><w:szCs w:val="16"/></w:rPr><w:t xml:space="preserve">-</w:t></w:r></w:p></w:tc><w:tc><w:tcPr><w:tcW w:w="1417.3228346456694" w:type="dxa"/><w:noWrap/></w:tcPr><w:p><w:pPr><w:spacing w:after="30"/></w:pPr><w:r><w:rPr><w:sz w:val="16"/><w:szCs w:val="16"/></w:rPr><w:t xml:space="preserve">Waktu rekaman terakhir kali diperbarui.</w:t></w:r></w:p></w:tc></w:tr><w:tr><w:trPr/><w:tc><w:tcPr><w:tcW w:w="1417.3228346456694" w:type="dxa"/><w:noWrap/></w:tcPr><w:p><w:pPr><w:spacing w:after="30"/></w:pPr><w:r><w:rPr><w:sz w:val="16"/><w:szCs w:val="16"/></w:rPr><w:t xml:space="preserve">12</w:t></w:r></w:p></w:tc><w:tc><w:tcPr><w:tcW w:w="1417.3228346456694" w:type="dxa"/><w:noWrap/></w:tcPr><w:p><w:pPr><w:spacing w:after="30"/></w:pPr><w:r><w:rPr><w:sz w:val="16"/><w:szCs w:val="16"/></w:rPr><w:t xml:space="preserve">`wave_id`</w:t></w:r></w:p></w:tc><w:tc><w:tcPr><w:tcW w:w="1417.3228346456694" w:type="dxa"/><w:noWrap/></w:tcPr><w:p><w:pPr><w:spacing w:after="30"/></w:pPr><w:r><w:rPr><w:sz w:val="16"/><w:szCs w:val="16"/></w:rPr><w:t xml:space="preserve">`bigint(20) unsigned`</w:t></w:r></w:p></w:tc><w:tc><w:tcPr><w:tcW w:w="1417.3228346456694" w:type="dxa"/><w:noWrap/></w:tcPr><w:p><w:pPr><w:spacing w:after="30"/></w:pPr><w:r><w:rPr><w:sz w:val="16"/><w:szCs w:val="16"/></w:rPr><w:t xml:space="preserve">NULL</w:t></w:r></w:p></w:tc><w:tc><w:tcPr><w:tcW w:w="1417.3228346456694" w:type="dxa"/><w:noWrap/></w:tcPr><w:p><w:pPr><w:spacing w:after="30"/></w:pPr><w:r><w:rPr><w:sz w:val="16"/><w:szCs w:val="16"/></w:rPr><w:t xml:space="preserve">`NULL`</w:t></w:r></w:p></w:tc><w:tc><w:tcPr><w:tcW w:w="1417.3228346456694" w:type="dxa"/><w:noWrap/></w:tcPr><w:p><w:pPr><w:spacing w:after="30"/></w:pPr><w:r><w:rPr><w:sz w:val="16"/><w:szCs w:val="16"/></w:rPr><w:t xml:space="preserve">MUL</w:t></w:r></w:p></w:tc><w:tc><w:tcPr><w:tcW w:w="1417.3228346456694" w:type="dxa"/><w:noWrap/></w:tcPr><w:p><w:pPr><w:spacing w:after="30"/></w:pPr><w:r><w:rPr><w:sz w:val="16"/><w:szCs w:val="16"/></w:rPr><w:t xml:space="preserve">ID relasi ke tabel `waves` (gelombang pendaftaran).</w:t></w:r></w:p></w:tc></w:tr><w:tr><w:trPr/><w:tc><w:tcPr><w:tcW w:w="1417.3228346456694" w:type="dxa"/><w:noWrap/></w:tcPr><w:p><w:pPr><w:spacing w:after="30"/></w:pPr><w:r><w:rPr><w:sz w:val="16"/><w:szCs w:val="16"/></w:rPr><w:t xml:space="preserve">13</w:t></w:r></w:p></w:tc><w:tc><w:tcPr><w:tcW w:w="1417.3228346456694" w:type="dxa"/><w:noWrap/></w:tcPr><w:p><w:pPr><w:spacing w:after="30"/></w:pPr><w:r><w:rPr><w:sz w:val="16"/><w:szCs w:val="16"/></w:rPr><w:t xml:space="preserve">`file_reviews`</w:t></w:r></w:p></w:tc><w:tc><w:tcPr><w:tcW w:w="1417.3228346456694" w:type="dxa"/><w:noWrap/></w:tcPr><w:p><w:pPr><w:spacing w:after="30"/></w:pPr><w:r><w:rPr><w:sz w:val="16"/><w:szCs w:val="16"/></w:rPr><w:t xml:space="preserve">`longtext`</w:t></w:r></w:p></w:tc><w:tc><w:tcPr><w:tcW w:w="1417.3228346456694" w:type="dxa"/><w:noWrap/></w:tcPr><w:p><w:pPr><w:spacing w:after="30"/></w:pPr><w:r><w:rPr><w:sz w:val="16"/><w:szCs w:val="16"/></w:rPr><w:t xml:space="preserve">NULL</w:t></w:r></w:p></w:tc><w:tc><w:tcPr><w:tcW w:w="1417.3228346456694" w:type="dxa"/><w:noWrap/></w:tcPr><w:p><w:pPr><w:spacing w:after="30"/></w:pPr><w:r><w:rPr><w:sz w:val="16"/><w:szCs w:val="16"/></w:rPr><w:t xml:space="preserve">`NULL`</w:t></w:r></w:p></w:tc><w:tc><w:tcPr><w:tcW w:w="1417.3228346456694" w:type="dxa"/><w:noWrap/></w:tcPr><w:p><w:pPr><w:spacing w:after="30"/></w:pPr><w:r><w:rPr><w:sz w:val="16"/><w:szCs w:val="16"/></w:rPr><w:t xml:space="preserve">-</w:t></w:r></w:p></w:tc><w:tc><w:tcPr><w:tcW w:w="1417.3228346456694" w:type="dxa"/><w:noWrap/></w:tcPr><w:p><w:pPr><w:spacing w:after="30"/></w:pPr><w:r><w:rPr><w:sz w:val="16"/><w:szCs w:val="16"/></w:rPr><w:t xml:space="preserve">Path relatif lokasi penyimpanan berkas dokumen pada storage privat.</w:t></w:r></w:p></w:tc></w:tr></w:tbl><w:p/><w:p><w:pPr><w:jc w:val="both"/><w:spacing w:after="70"/></w:pPr><w:r><w:rPr><w:sz w:val="19"/><w:szCs w:val="19"/></w:rPr><w:t xml:space="preserve">---</w:t></w:r></w:p><w:p><w:pPr><w:pStyle w:val="Heading3"/></w:pPr><w:bookmarkStart w:id="26" w:name="_Toc26"/><w:r><w:t>3.17 Tabel Catatan Revisi Seminar Proposal (`seminar_revisions`)</w:t></w:r><w:bookmarkEnd w:id="26"/></w:p><w:p><w:pPr><w:spacing w:before="40" w:after="40"/></w:pPr><w:r><w:rPr><w:color w:val="334155"/><w:sz w:val="19"/><w:szCs w:val="19"/><w:b w:val="1"/><w:bCs w:val="1"/><w:i w:val="1"/><w:iCs w:val="1"/></w:rPr><w:t xml:space="preserve">**Nama Tabel**: `seminar_revisions`</w:t></w:r></w:p><w:p><w:pPr><w:spacing w:before="40" w:after="40"/></w:pPr><w:r><w:rPr><w:color w:val="334155"/><w:sz w:val="19"/><w:szCs w:val="19"/><w:b w:val="0"/><w:bCs w:val="0"/><w:i w:val="1"/><w:iCs w:val="1"/></w:rPr><w:t xml:space="preserve">**Primary Key**: `id`</w:t></w:r></w:p><w:p><w:pPr><w:spacing w:before="40" w:after="40"/></w:pPr><w:r><w:rPr><w:color w:val="334155"/><w:sz w:val="19"/><w:szCs w:val="19"/><w:b w:val="0"/><w:bCs w:val="0"/><w:i w:val="1"/><w:iCs w:val="1"/></w:rPr><w:t xml:space="preserve">**Foreign Key**: `examiner_id` $\rightarrow$ merujuk ke `users.id``seminar_schedule_detail_id` $\rightarrow$ merujuk ke `seminar_schedule_details.id`</w:t></w:r></w:p><w:p><w:pPr><w:spacing w:before="40" w:after="40"/></w:pPr><w:r><w:rPr><w:color w:val="334155"/><w:sz w:val="19"/><w:szCs w:val="19"/><w:b w:val="0"/><w:bCs w:val="0"/><w:i w:val="1"/><w:iCs w:val="1"/></w:rPr><w:t xml:space="preserve">**Deskripsi**: Menyimpan kewajiban revisi naskah proposal mahasiswa yang diberikan oleh masing-masing dosen penguji pasca-seminar, memuat uraian koreksi, batas waktu pengerjaan (deadline), nilai rubrik ujian, dan status persetujuan penguji.</w:t></w:r></w:p><w:tbl><w:tblGrid><w:gridCol w:w="1417.3228346456694" w:type="dxa"/><w:gridCol w:w="1417.3228346456694" w:type="dxa"/><w:gridCol w:w="1417.3228346456694" w:type="dxa"/><w:gridCol w:w="1417.3228346456694" w:type="dxa"/><w:gridCol w:w="1417.3228346456694" w:type="dxa"/><w:gridCol w:w="1417.3228346456694" w:type="dxa"/><w:gridCol w:w="1417.3228346456694" w:type="dxa"/></w:tblGrid><w:tblPr><w:tblStyle w:val="DbTable"/></w:tblPr><w:tr><w:trPr/><w:tc><w:tcPr><w:tcW w:w="1417.3228346456694" w:type="dxa"/><w:shd w:val="clear" w:fill="1E293B"/><w:noWrap/></w:tcPr><w:p><w:pPr><w:spacing w:after="30"/></w:pPr><w:r><w:rPr><w:color w:val="FFFFFF"/><w:sz w:val="16"/><w:szCs w:val="16"/><w:b w:val="1"/><w:bCs w:val="1"/></w:rPr><w:t xml:space="preserve">No</w:t></w:r></w:p></w:tc><w:tc><w:tcPr><w:tcW w:w="1417.3228346456694" w:type="dxa"/><w:shd w:val="clear" w:fill="1E293B"/><w:noWrap/></w:tcPr><w:p><w:pPr><w:spacing w:after="30"/></w:pPr><w:r><w:rPr><w:color w:val="FFFFFF"/><w:sz w:val="16"/><w:szCs w:val="16"/><w:b w:val="1"/><w:bCs w:val="1"/></w:rPr><w:t xml:space="preserve">Nama Kolom</w:t></w:r></w:p></w:tc><w:tc><w:tcPr><w:tcW w:w="1417.3228346456694" w:type="dxa"/><w:shd w:val="clear" w:fill="1E293B"/><w:noWrap/></w:tcPr><w:p><w:pPr><w:spacing w:after="30"/></w:pPr><w:r><w:rPr><w:color w:val="FFFFFF"/><w:sz w:val="16"/><w:szCs w:val="16"/><w:b w:val="1"/><w:bCs w:val="1"/></w:rPr><w:t xml:space="preserve">Tipe Data</w:t></w:r></w:p></w:tc><w:tc><w:tcPr><w:tcW w:w="1417.3228346456694" w:type="dxa"/><w:shd w:val="clear" w:fill="1E293B"/><w:noWrap/></w:tcPr><w:p><w:pPr><w:spacing w:after="30"/></w:pPr><w:r><w:rPr><w:color w:val="FFFFFF"/><w:sz w:val="16"/><w:szCs w:val="16"/><w:b w:val="1"/><w:bCs w:val="1"/></w:rPr><w:t xml:space="preserve">Nullable</w:t></w:r></w:p></w:tc><w:tc><w:tcPr><w:tcW w:w="1417.3228346456694" w:type="dxa"/><w:shd w:val="clear" w:fill="1E293B"/><w:noWrap/></w:tcPr><w:p><w:pPr><w:spacing w:after="30"/></w:pPr><w:r><w:rPr><w:color w:val="FFFFFF"/><w:sz w:val="16"/><w:szCs w:val="16"/><w:b w:val="1"/><w:bCs w:val="1"/></w:rPr><w:t xml:space="preserve">Nilai Default</w:t></w:r></w:p></w:tc><w:tc><w:tcPr><w:tcW w:w="1417.3228346456694" w:type="dxa"/><w:shd w:val="clear" w:fill="1E293B"/><w:noWrap/></w:tcPr><w:p><w:pPr><w:spacing w:after="30"/></w:pPr><w:r><w:rPr><w:color w:val="FFFFFF"/><w:sz w:val="16"/><w:szCs w:val="16"/><w:b w:val="1"/><w:bCs w:val="1"/></w:rPr><w:t xml:space="preserve">Kunci (*Key*)</w:t></w:r></w:p></w:tc><w:tc><w:tcPr><w:tcW w:w="1417.3228346456694" w:type="dxa"/><w:shd w:val="clear" w:fill="1E293B"/><w:noWrap/></w:tcPr><w:p><w:pPr><w:spacing w:after="30"/></w:pPr><w:r><w:rPr><w:color w:val="FFFFFF"/><w:sz w:val="16"/><w:szCs w:val="16"/><w:b w:val="1"/><w:bCs w:val="1"/></w:rPr><w:t xml:space="preserve">Keterangan & Aturan Bisnis</w:t></w:r></w:p></w:tc></w:tr><w:tr><w:trPr/><w:tc><w:tcPr><w:tcW w:w="1417.3228346456694" w:type="dxa"/><w:noWrap/></w:tcPr><w:p><w:pPr><w:spacing w:after="30"/></w:pPr><w:r><w:rPr><w:sz w:val="16"/><w:szCs w:val="16"/></w:rPr><w:t xml:space="preserve">1</w:t></w:r></w:p></w:tc><w:tc><w:tcPr><w:tcW w:w="1417.3228346456694" w:type="dxa"/><w:noWrap/></w:tcPr><w:p><w:pPr><w:spacing w:after="30"/></w:pPr><w:r><w:rPr><w:sz w:val="16"/><w:szCs w:val="16"/></w:rPr><w:t xml:space="preserve">`id`</w:t></w:r></w:p></w:tc><w:tc><w:tcPr><w:tcW w:w="1417.3228346456694" w:type="dxa"/><w:noWrap/></w:tcPr><w:p><w:pPr><w:spacing w:after="30"/></w:pPr><w:r><w:rPr><w:sz w:val="16"/><w:szCs w:val="16"/></w:rPr><w:t xml:space="preserve">`bigint(20) unsigned`</w:t></w:r></w:p></w:tc><w:tc><w:tcPr><w:tcW w:w="1417.3228346456694" w:type="dxa"/><w:noWrap/></w:tcPr><w:p><w:pPr><w:spacing w:after="30"/></w:pPr><w:r><w:rPr><w:sz w:val="16"/><w:szCs w:val="16"/></w:rPr><w:t xml:space="preserve">NOT NULL</w:t></w:r></w:p></w:tc><w:tc><w:tcPr><w:tcW w:w="1417.3228346456694" w:type="dxa"/><w:noWrap/></w:tcPr><w:p><w:pPr><w:spacing w:after="30"/></w:pPr><w:r><w:rPr><w:sz w:val="16"/><w:szCs w:val="16"/></w:rPr><w:t xml:space="preserve">*None*</w:t></w:r></w:p></w:tc><w:tc><w:tcPr><w:tcW w:w="1417.3228346456694" w:type="dxa"/><w:noWrap/></w:tcPr><w:p><w:pPr><w:spacing w:after="30"/></w:pPr><w:r><w:rPr><w:sz w:val="16"/><w:szCs w:val="16"/></w:rPr><w:t xml:space="preserve">PRI (auto_increment)</w:t></w:r></w:p></w:tc><w:tc><w:tcPr><w:tcW w:w="1417.3228346456694" w:type="dxa"/><w:noWrap/></w:tcPr><w:p><w:pPr><w:spacing w:after="30"/></w:pPr><w:r><w:rPr><w:sz w:val="16"/><w:szCs w:val="16"/></w:rPr><w:t xml:space="preserve">Identitas unik rekaman data (*surrogate primary key*).</w:t></w:r></w:p></w:tc></w:tr><w:tr><w:trPr/><w:tc><w:tcPr><w:tcW w:w="1417.3228346456694" w:type="dxa"/><w:noWrap/></w:tcPr><w:p><w:pPr><w:spacing w:after="30"/></w:pPr><w:r><w:rPr><w:sz w:val="16"/><w:szCs w:val="16"/></w:rPr><w:t xml:space="preserve">2</w:t></w:r></w:p></w:tc><w:tc><w:tcPr><w:tcW w:w="1417.3228346456694" w:type="dxa"/><w:noWrap/></w:tcPr><w:p><w:pPr><w:spacing w:after="30"/></w:pPr><w:r><w:rPr><w:sz w:val="16"/><w:szCs w:val="16"/></w:rPr><w:t xml:space="preserve">`seminar_schedule_detail_id`</w:t></w:r></w:p></w:tc><w:tc><w:tcPr><w:tcW w:w="1417.3228346456694" w:type="dxa"/><w:noWrap/></w:tcPr><w:p><w:pPr><w:spacing w:after="30"/></w:pPr><w:r><w:rPr><w:sz w:val="16"/><w:szCs w:val="16"/></w:rPr><w:t xml:space="preserve">`bigint(20) unsigned`</w:t></w:r></w:p></w:tc><w:tc><w:tcPr><w:tcW w:w="1417.3228346456694" w:type="dxa"/><w:noWrap/></w:tcPr><w:p><w:pPr><w:spacing w:after="30"/></w:pPr><w:r><w:rPr><w:sz w:val="16"/><w:szCs w:val="16"/></w:rPr><w:t xml:space="preserve">NOT NULL</w:t></w:r></w:p></w:tc><w:tc><w:tcPr><w:tcW w:w="1417.3228346456694" w:type="dxa"/><w:noWrap/></w:tcPr><w:p><w:pPr><w:spacing w:after="30"/></w:pPr><w:r><w:rPr><w:sz w:val="16"/><w:szCs w:val="16"/></w:rPr><w:t xml:space="preserve">*None*</w:t></w:r></w:p></w:tc><w:tc><w:tcPr><w:tcW w:w="1417.3228346456694" w:type="dxa"/><w:noWrap/></w:tcPr><w:p><w:pPr><w:spacing w:after="30"/></w:pPr><w:r><w:rPr><w:sz w:val="16"/><w:szCs w:val="16"/></w:rPr><w:t xml:space="preserve">MUL</w:t></w:r></w:p></w:tc><w:tc><w:tcPr><w:tcW w:w="1417.3228346456694" w:type="dxa"/><w:noWrap/></w:tcPr><w:p><w:pPr><w:spacing w:after="30"/></w:pPr><w:r><w:rPr><w:sz w:val="16"/><w:szCs w:val="16"/></w:rPr><w:t xml:space="preserve">Atribut data operasional seminar schedule detail id.</w:t></w:r></w:p></w:tc></w:tr><w:tr><w:trPr/><w:tc><w:tcPr><w:tcW w:w="1417.3228346456694" w:type="dxa"/><w:noWrap/></w:tcPr><w:p><w:pPr><w:spacing w:after="30"/></w:pPr><w:r><w:rPr><w:sz w:val="16"/><w:szCs w:val="16"/></w:rPr><w:t xml:space="preserve">3</w:t></w:r></w:p></w:tc><w:tc><w:tcPr><w:tcW w:w="1417.3228346456694" w:type="dxa"/><w:noWrap/></w:tcPr><w:p><w:pPr><w:spacing w:after="30"/></w:pPr><w:r><w:rPr><w:sz w:val="16"/><w:szCs w:val="16"/></w:rPr><w:t xml:space="preserve">`examiner_id`</w:t></w:r></w:p></w:tc><w:tc><w:tcPr><w:tcW w:w="1417.3228346456694" w:type="dxa"/><w:noWrap/></w:tcPr><w:p><w:pPr><w:spacing w:after="30"/></w:pPr><w:r><w:rPr><w:sz w:val="16"/><w:szCs w:val="16"/></w:rPr><w:t xml:space="preserve">`bigint(20) unsigned`</w:t></w:r></w:p></w:tc><w:tc><w:tcPr><w:tcW w:w="1417.3228346456694" w:type="dxa"/><w:noWrap/></w:tcPr><w:p><w:pPr><w:spacing w:after="30"/></w:pPr><w:r><w:rPr><w:sz w:val="16"/><w:szCs w:val="16"/></w:rPr><w:t xml:space="preserve">NOT NULL</w:t></w:r></w:p></w:tc><w:tc><w:tcPr><w:tcW w:w="1417.3228346456694" w:type="dxa"/><w:noWrap/></w:tcPr><w:p><w:pPr><w:spacing w:after="30"/></w:pPr><w:r><w:rPr><w:sz w:val="16"/><w:szCs w:val="16"/></w:rPr><w:t xml:space="preserve">*None*</w:t></w:r></w:p></w:tc><w:tc><w:tcPr><w:tcW w:w="1417.3228346456694" w:type="dxa"/><w:noWrap/></w:tcPr><w:p><w:pPr><w:spacing w:after="30"/></w:pPr><w:r><w:rPr><w:sz w:val="16"/><w:szCs w:val="16"/></w:rPr><w:t xml:space="preserve">MUL</w:t></w:r></w:p></w:tc><w:tc><w:tcPr><w:tcW w:w="1417.3228346456694" w:type="dxa"/><w:noWrap/></w:tcPr><w:p><w:pPr><w:spacing w:after="30"/></w:pPr><w:r><w:rPr><w:sz w:val="16"/><w:szCs w:val="16"/></w:rPr><w:t xml:space="preserve">Atribut data operasional examiner id.</w:t></w:r></w:p></w:tc></w:tr><w:tr><w:trPr/><w:tc><w:tcPr><w:tcW w:w="1417.3228346456694" w:type="dxa"/><w:noWrap/></w:tcPr><w:p><w:pPr><w:spacing w:after="30"/></w:pPr><w:r><w:rPr><w:sz w:val="16"/><w:szCs w:val="16"/></w:rPr><w:t xml:space="preserve">4</w:t></w:r></w:p></w:tc><w:tc><w:tcPr><w:tcW w:w="1417.3228346456694" w:type="dxa"/><w:noWrap/></w:tcPr><w:p><w:pPr><w:spacing w:after="30"/></w:pPr><w:r><w:rPr><w:sz w:val="16"/><w:szCs w:val="16"/></w:rPr><w:t xml:space="preserve">`revision_notes`</w:t></w:r></w:p></w:tc><w:tc><w:tcPr><w:tcW w:w="1417.3228346456694" w:type="dxa"/><w:noWrap/></w:tcPr><w:p><w:pPr><w:spacing w:after="30"/></w:pPr><w:r><w:rPr><w:sz w:val="16"/><w:szCs w:val="16"/></w:rPr><w:t xml:space="preserve">`text`</w:t></w:r></w:p></w:tc><w:tc><w:tcPr><w:tcW w:w="1417.3228346456694" w:type="dxa"/><w:noWrap/></w:tcPr><w:p><w:pPr><w:spacing w:after="30"/></w:pPr><w:r><w:rPr><w:sz w:val="16"/><w:szCs w:val="16"/></w:rPr><w:t xml:space="preserve">NULL</w:t></w:r></w:p></w:tc><w:tc><w:tcPr><w:tcW w:w="1417.3228346456694" w:type="dxa"/><w:noWrap/></w:tcPr><w:p><w:pPr><w:spacing w:after="30"/></w:pPr><w:r><w:rPr><w:sz w:val="16"/><w:szCs w:val="16"/></w:rPr><w:t xml:space="preserve">`NULL`</w:t></w:r></w:p></w:tc><w:tc><w:tcPr><w:tcW w:w="1417.3228346456694" w:type="dxa"/><w:noWrap/></w:tcPr><w:p><w:pPr><w:spacing w:after="30"/></w:pPr><w:r><w:rPr><w:sz w:val="16"/><w:szCs w:val="16"/></w:rPr><w:t xml:space="preserve">-</w:t></w:r></w:p></w:tc><w:tc><w:tcPr><w:tcW w:w="1417.3228346456694" w:type="dxa"/><w:noWrap/></w:tcPr><w:p><w:pPr><w:spacing w:after="30"/></w:pPr><w:r><w:rPr><w:sz w:val="16"/><w:szCs w:val="16"/></w:rPr><w:t xml:space="preserve">Catatan atau pesan deskriptif tambahan dari dosen/admin.</w:t></w:r></w:p></w:tc></w:tr><w:tr><w:trPr/><w:tc><w:tcPr><w:tcW w:w="1417.3228346456694" w:type="dxa"/><w:noWrap/></w:tcPr><w:p><w:pPr><w:spacing w:after="30"/></w:pPr><w:r><w:rPr><w:sz w:val="16"/><w:szCs w:val="16"/></w:rPr><w:t xml:space="preserve">5</w:t></w:r></w:p></w:tc><w:tc><w:tcPr><w:tcW w:w="1417.3228346456694" w:type="dxa"/><w:noWrap/></w:tcPr><w:p><w:pPr><w:spacing w:after="30"/></w:pPr><w:r><w:rPr><w:sz w:val="16"/><w:szCs w:val="16"/></w:rPr><w:t xml:space="preserve">`revision_file`</w:t></w:r></w:p></w:tc><w:tc><w:tcPr><w:tcW w:w="1417.3228346456694" w:type="dxa"/><w:noWrap/></w:tcPr><w:p><w:pPr><w:spacing w:after="30"/></w:pPr><w:r><w:rPr><w:sz w:val="16"/><w:szCs w:val="16"/></w:rPr><w:t xml:space="preserve">`varchar(255)`</w:t></w:r></w:p></w:tc><w:tc><w:tcPr><w:tcW w:w="1417.3228346456694" w:type="dxa"/><w:noWrap/></w:tcPr><w:p><w:pPr><w:spacing w:after="30"/></w:pPr><w:r><w:rPr><w:sz w:val="16"/><w:szCs w:val="16"/></w:rPr><w:t xml:space="preserve">NULL</w:t></w:r></w:p></w:tc><w:tc><w:tcPr><w:tcW w:w="1417.3228346456694" w:type="dxa"/><w:noWrap/></w:tcPr><w:p><w:pPr><w:spacing w:after="30"/></w:pPr><w:r><w:rPr><w:sz w:val="16"/><w:szCs w:val="16"/></w:rPr><w:t xml:space="preserve">`NULL`</w:t></w:r></w:p></w:tc><w:tc><w:tcPr><w:tcW w:w="1417.3228346456694" w:type="dxa"/><w:noWrap/></w:tcPr><w:p><w:pPr><w:spacing w:after="30"/></w:pPr><w:r><w:rPr><w:sz w:val="16"/><w:szCs w:val="16"/></w:rPr><w:t xml:space="preserve">-</w:t></w:r></w:p></w:tc><w:tc><w:tcPr><w:tcW w:w="1417.3228346456694" w:type="dxa"/><w:noWrap/></w:tcPr><w:p><w:pPr><w:spacing w:after="30"/></w:pPr><w:r><w:rPr><w:sz w:val="16"/><w:szCs w:val="16"/></w:rPr><w:t xml:space="preserve">Path relatif lokasi penyimpanan berkas dokumen pada storage privat.</w:t></w:r></w:p></w:tc></w:tr><w:tr><w:trPr/><w:tc><w:tcPr><w:tcW w:w="1417.3228346456694" w:type="dxa"/><w:noWrap/></w:tcPr><w:p><w:pPr><w:spacing w:after="30"/></w:pPr><w:r><w:rPr><w:sz w:val="16"/><w:szCs w:val="16"/></w:rPr><w:t xml:space="preserve">6</w:t></w:r></w:p></w:tc><w:tc><w:tcPr><w:tcW w:w="1417.3228346456694" w:type="dxa"/><w:noWrap/></w:tcPr><w:p><w:pPr><w:spacing w:after="30"/></w:pPr><w:r><w:rPr><w:sz w:val="16"/><w:szCs w:val="16"/></w:rPr><w:t xml:space="preserve">`student_notes`</w:t></w:r></w:p></w:tc><w:tc><w:tcPr><w:tcW w:w="1417.3228346456694" w:type="dxa"/><w:noWrap/></w:tcPr><w:p><w:pPr><w:spacing w:after="30"/></w:pPr><w:r><w:rPr><w:sz w:val="16"/><w:szCs w:val="16"/></w:rPr><w:t xml:space="preserve">`text`</w:t></w:r></w:p></w:tc><w:tc><w:tcPr><w:tcW w:w="1417.3228346456694" w:type="dxa"/><w:noWrap/></w:tcPr><w:p><w:pPr><w:spacing w:after="30"/></w:pPr><w:r><w:rPr><w:sz w:val="16"/><w:szCs w:val="16"/></w:rPr><w:t xml:space="preserve">NULL</w:t></w:r></w:p></w:tc><w:tc><w:tcPr><w:tcW w:w="1417.3228346456694" w:type="dxa"/><w:noWrap/></w:tcPr><w:p><w:pPr><w:spacing w:after="30"/></w:pPr><w:r><w:rPr><w:sz w:val="16"/><w:szCs w:val="16"/></w:rPr><w:t xml:space="preserve">`NULL`</w:t></w:r></w:p></w:tc><w:tc><w:tcPr><w:tcW w:w="1417.3228346456694" w:type="dxa"/><w:noWrap/></w:tcPr><w:p><w:pPr><w:spacing w:after="30"/></w:pPr><w:r><w:rPr><w:sz w:val="16"/><w:szCs w:val="16"/></w:rPr><w:t xml:space="preserve">-</w:t></w:r></w:p></w:tc><w:tc><w:tcPr><w:tcW w:w="1417.3228346456694" w:type="dxa"/><w:noWrap/></w:tcPr><w:p><w:pPr><w:spacing w:after="30"/></w:pPr><w:r><w:rPr><w:sz w:val="16"/><w:szCs w:val="16"/></w:rPr><w:t xml:space="preserve">Catatan atau pesan deskriptif tambahan dari dosen/admin.</w:t></w:r></w:p></w:tc></w:tr><w:tr><w:trPr/><w:tc><w:tcPr><w:tcW w:w="1417.3228346456694" w:type="dxa"/><w:noWrap/></w:tcPr><w:p><w:pPr><w:spacing w:after="30"/></w:pPr><w:r><w:rPr><w:sz w:val="16"/><w:szCs w:val="16"/></w:rPr><w:t xml:space="preserve">7</w:t></w:r></w:p></w:tc><w:tc><w:tcPr><w:tcW w:w="1417.3228346456694" w:type="dxa"/><w:noWrap/></w:tcPr><w:p><w:pPr><w:spacing w:after="30"/></w:pPr><w:r><w:rPr><w:sz w:val="16"/><w:szCs w:val="16"/></w:rPr><w:t xml:space="preserve">`student_file`</w:t></w:r></w:p></w:tc><w:tc><w:tcPr><w:tcW w:w="1417.3228346456694" w:type="dxa"/><w:noWrap/></w:tcPr><w:p><w:pPr><w:spacing w:after="30"/></w:pPr><w:r><w:rPr><w:sz w:val="16"/><w:szCs w:val="16"/></w:rPr><w:t xml:space="preserve">`varchar(255)`</w:t></w:r></w:p></w:tc><w:tc><w:tcPr><w:tcW w:w="1417.3228346456694" w:type="dxa"/><w:noWrap/></w:tcPr><w:p><w:pPr><w:spacing w:after="30"/></w:pPr><w:r><w:rPr><w:sz w:val="16"/><w:szCs w:val="16"/></w:rPr><w:t xml:space="preserve">NULL</w:t></w:r></w:p></w:tc><w:tc><w:tcPr><w:tcW w:w="1417.3228346456694" w:type="dxa"/><w:noWrap/></w:tcPr><w:p><w:pPr><w:spacing w:after="30"/></w:pPr><w:r><w:rPr><w:sz w:val="16"/><w:szCs w:val="16"/></w:rPr><w:t xml:space="preserve">`NULL`</w:t></w:r></w:p></w:tc><w:tc><w:tcPr><w:tcW w:w="1417.3228346456694" w:type="dxa"/><w:noWrap/></w:tcPr><w:p><w:pPr><w:spacing w:after="30"/></w:pPr><w:r><w:rPr><w:sz w:val="16"/><w:szCs w:val="16"/></w:rPr><w:t xml:space="preserve">-</w:t></w:r></w:p></w:tc><w:tc><w:tcPr><w:tcW w:w="1417.3228346456694" w:type="dxa"/><w:noWrap/></w:tcPr><w:p><w:pPr><w:spacing w:after="30"/></w:pPr><w:r><w:rPr><w:sz w:val="16"/><w:szCs w:val="16"/></w:rPr><w:t xml:space="preserve">Path relatif lokasi penyimpanan berkas dokumen pada storage privat.</w:t></w:r></w:p></w:tc></w:tr><w:tr><w:trPr/><w:tc><w:tcPr><w:tcW w:w="1417.3228346456694" w:type="dxa"/><w:noWrap/></w:tcPr><w:p><w:pPr><w:spacing w:after="30"/></w:pPr><w:r><w:rPr><w:sz w:val="16"/><w:szCs w:val="16"/></w:rPr><w:t xml:space="preserve">8</w:t></w:r></w:p></w:tc><w:tc><w:tcPr><w:tcW w:w="1417.3228346456694" w:type="dxa"/><w:noWrap/></w:tcPr><w:p><w:pPr><w:spacing w:after="30"/></w:pPr><w:r><w:rPr><w:sz w:val="16"/><w:szCs w:val="16"/></w:rPr><w:t xml:space="preserve">`resubmitted_at`</w:t></w:r></w:p></w:tc><w:tc><w:tcPr><w:tcW w:w="1417.3228346456694" w:type="dxa"/><w:noWrap/></w:tcPr><w:p><w:pPr><w:spacing w:after="30"/></w:pPr><w:r><w:rPr><w:sz w:val="16"/><w:szCs w:val="16"/></w:rPr><w:t xml:space="preserve">`timestamp`</w:t></w:r></w:p></w:tc><w:tc><w:tcPr><w:tcW w:w="1417.3228346456694" w:type="dxa"/><w:noWrap/></w:tcPr><w:p><w:pPr><w:spacing w:after="30"/></w:pPr><w:r><w:rPr><w:sz w:val="16"/><w:szCs w:val="16"/></w:rPr><w:t xml:space="preserve">NULL</w:t></w:r></w:p></w:tc><w:tc><w:tcPr><w:tcW w:w="1417.3228346456694" w:type="dxa"/><w:noWrap/></w:tcPr><w:p><w:pPr><w:spacing w:after="30"/></w:pPr><w:r><w:rPr><w:sz w:val="16"/><w:szCs w:val="16"/></w:rPr><w:t xml:space="preserve">`NULL`</w:t></w:r></w:p></w:tc><w:tc><w:tcPr><w:tcW w:w="1417.3228346456694" w:type="dxa"/><w:noWrap/></w:tcPr><w:p><w:pPr><w:spacing w:after="30"/></w:pPr><w:r><w:rPr><w:sz w:val="16"/><w:szCs w:val="16"/></w:rPr><w:t xml:space="preserve">-</w:t></w:r></w:p></w:tc><w:tc><w:tcPr><w:tcW w:w="1417.3228346456694" w:type="dxa"/><w:noWrap/></w:tcPr><w:p><w:pPr><w:spacing w:after="30"/></w:pPr><w:r><w:rPr><w:sz w:val="16"/><w:szCs w:val="16"/></w:rPr><w:t xml:space="preserve">Atribut data operasional resubmitted at.</w:t></w:r></w:p></w:tc></w:tr><w:tr><w:trPr/><w:tc><w:tcPr><w:tcW w:w="1417.3228346456694" w:type="dxa"/><w:noWrap/></w:tcPr><w:p><w:pPr><w:spacing w:after="30"/></w:pPr><w:r><w:rPr><w:sz w:val="16"/><w:szCs w:val="16"/></w:rPr><w:t xml:space="preserve">9</w:t></w:r></w:p></w:tc><w:tc><w:tcPr><w:tcW w:w="1417.3228346456694" w:type="dxa"/><w:noWrap/></w:tcPr><w:p><w:pPr><w:spacing w:after="30"/></w:pPr><w:r><w:rPr><w:sz w:val="16"/><w:szCs w:val="16"/></w:rPr><w:t xml:space="preserve">`status`</w:t></w:r></w:p></w:tc><w:tc><w:tcPr><w:tcW w:w="1417.3228346456694" w:type="dxa"/><w:noWrap/></w:tcPr><w:p><w:pPr><w:spacing w:after="30"/></w:pPr><w:r><w:rPr><w:sz w:val="16"/><w:szCs w:val="16"/></w:rPr><w:t xml:space="preserve">`varchar(255)`</w:t></w:r></w:p></w:tc><w:tc><w:tcPr><w:tcW w:w="1417.3228346456694" w:type="dxa"/><w:noWrap/></w:tcPr><w:p><w:pPr><w:spacing w:after="30"/></w:pPr><w:r><w:rPr><w:sz w:val="16"/><w:szCs w:val="16"/></w:rPr><w:t xml:space="preserve">NOT NULL</w:t></w:r></w:p></w:tc><w:tc><w:tcPr><w:tcW w:w="1417.3228346456694" w:type="dxa"/><w:noWrap/></w:tcPr><w:p><w:pPr><w:spacing w:after="30"/></w:pPr><w:r><w:rPr><w:sz w:val="16"/><w:szCs w:val="16"/></w:rPr><w:t xml:space="preserve">`'pending'`</w:t></w:r></w:p></w:tc><w:tc><w:tcPr><w:tcW w:w="1417.3228346456694" w:type="dxa"/><w:noWrap/></w:tcPr><w:p><w:pPr><w:spacing w:after="30"/></w:pPr><w:r><w:rPr><w:sz w:val="16"/><w:szCs w:val="16"/></w:rPr><w:t xml:space="preserve">-</w:t></w:r></w:p></w:tc><w:tc><w:tcPr><w:tcW w:w="1417.3228346456694" w:type="dxa"/><w:noWrap/></w:tcPr><w:p><w:pPr><w:spacing w:after="30"/></w:pPr><w:r><w:rPr><w:sz w:val="16"/><w:szCs w:val="16"/></w:rPr><w:t xml:space="preserve">Status alur kerja proses bisnis entitas terkait.</w:t></w:r></w:p></w:tc></w:tr><w:tr><w:trPr/><w:tc><w:tcPr><w:tcW w:w="1417.3228346456694" w:type="dxa"/><w:noWrap/></w:tcPr><w:p><w:pPr><w:spacing w:after="30"/></w:pPr><w:r><w:rPr><w:sz w:val="16"/><w:szCs w:val="16"/></w:rPr><w:t xml:space="preserve">10</w:t></w:r></w:p></w:tc><w:tc><w:tcPr><w:tcW w:w="1417.3228346456694" w:type="dxa"/><w:noWrap/></w:tcPr><w:p><w:pPr><w:spacing w:after="30"/></w:pPr><w:r><w:rPr><w:sz w:val="16"/><w:szCs w:val="16"/></w:rPr><w:t xml:space="preserve">`score_presentation`</w:t></w:r></w:p></w:tc><w:tc><w:tcPr><w:tcW w:w="1417.3228346456694" w:type="dxa"/><w:noWrap/></w:tcPr><w:p><w:pPr><w:spacing w:after="30"/></w:pPr><w:r><w:rPr><w:sz w:val="16"/><w:szCs w:val="16"/></w:rPr><w:t xml:space="preserve">`int(11)`</w:t></w:r></w:p></w:tc><w:tc><w:tcPr><w:tcW w:w="1417.3228346456694" w:type="dxa"/><w:noWrap/></w:tcPr><w:p><w:pPr><w:spacing w:after="30"/></w:pPr><w:r><w:rPr><w:sz w:val="16"/><w:szCs w:val="16"/></w:rPr><w:t xml:space="preserve">NULL</w:t></w:r></w:p></w:tc><w:tc><w:tcPr><w:tcW w:w="1417.3228346456694" w:type="dxa"/><w:noWrap/></w:tcPr><w:p><w:pPr><w:spacing w:after="30"/></w:pPr><w:r><w:rPr><w:sz w:val="16"/><w:szCs w:val="16"/></w:rPr><w:t xml:space="preserve">`NULL`</w:t></w:r></w:p></w:tc><w:tc><w:tcPr><w:tcW w:w="1417.3228346456694" w:type="dxa"/><w:noWrap/></w:tcPr><w:p><w:pPr><w:spacing w:after="30"/></w:pPr><w:r><w:rPr><w:sz w:val="16"/><w:szCs w:val="16"/></w:rPr><w:t xml:space="preserve">-</w:t></w:r></w:p></w:tc><w:tc><w:tcPr><w:tcW w:w="1417.3228346456694" w:type="dxa"/><w:noWrap/></w:tcPr><w:p><w:pPr><w:spacing w:after="30"/></w:pPr><w:r><w:rPr><w:sz w:val="16"/><w:szCs w:val="16"/></w:rPr><w:t xml:space="preserve">Atribut data operasional score presentation.</w:t></w:r></w:p></w:tc></w:tr><w:tr><w:trPr/><w:tc><w:tcPr><w:tcW w:w="1417.3228346456694" w:type="dxa"/><w:noWrap/></w:tcPr><w:p><w:pPr><w:spacing w:after="30"/></w:pPr><w:r><w:rPr><w:sz w:val="16"/><w:szCs w:val="16"/></w:rPr><w:t xml:space="preserve">11</w:t></w:r></w:p></w:tc><w:tc><w:tcPr><w:tcW w:w="1417.3228346456694" w:type="dxa"/><w:noWrap/></w:tcPr><w:p><w:pPr><w:spacing w:after="30"/></w:pPr><w:r><w:rPr><w:sz w:val="16"/><w:szCs w:val="16"/></w:rPr><w:t xml:space="preserve">`score_explanation`</w:t></w:r></w:p></w:tc><w:tc><w:tcPr><w:tcW w:w="1417.3228346456694" w:type="dxa"/><w:noWrap/></w:tcPr><w:p><w:pPr><w:spacing w:after="30"/></w:pPr><w:r><w:rPr><w:sz w:val="16"/><w:szCs w:val="16"/></w:rPr><w:t xml:space="preserve">`int(11)`</w:t></w:r></w:p></w:tc><w:tc><w:tcPr><w:tcW w:w="1417.3228346456694" w:type="dxa"/><w:noWrap/></w:tcPr><w:p><w:pPr><w:spacing w:after="30"/></w:pPr><w:r><w:rPr><w:sz w:val="16"/><w:szCs w:val="16"/></w:rPr><w:t xml:space="preserve">NULL</w:t></w:r></w:p></w:tc><w:tc><w:tcPr><w:tcW w:w="1417.3228346456694" w:type="dxa"/><w:noWrap/></w:tcPr><w:p><w:pPr><w:spacing w:after="30"/></w:pPr><w:r><w:rPr><w:sz w:val="16"/><w:szCs w:val="16"/></w:rPr><w:t xml:space="preserve">`NULL`</w:t></w:r></w:p></w:tc><w:tc><w:tcPr><w:tcW w:w="1417.3228346456694" w:type="dxa"/><w:noWrap/></w:tcPr><w:p><w:pPr><w:spacing w:after="30"/></w:pPr><w:r><w:rPr><w:sz w:val="16"/><w:szCs w:val="16"/></w:rPr><w:t xml:space="preserve">-</w:t></w:r></w:p></w:tc><w:tc><w:tcPr><w:tcW w:w="1417.3228346456694" w:type="dxa"/><w:noWrap/></w:tcPr><w:p><w:pPr><w:spacing w:after="30"/></w:pPr><w:r><w:rPr><w:sz w:val="16"/><w:szCs w:val="16"/></w:rPr><w:t xml:space="preserve">Atribut data operasional score explanation.</w:t></w:r></w:p></w:tc></w:tr><w:tr><w:trPr/><w:tc><w:tcPr><w:tcW w:w="1417.3228346456694" w:type="dxa"/><w:noWrap/></w:tcPr><w:p><w:pPr><w:spacing w:after="30"/></w:pPr><w:r><w:rPr><w:sz w:val="16"/><w:szCs w:val="16"/></w:rPr><w:t xml:space="preserve">12</w:t></w:r></w:p></w:tc><w:tc><w:tcPr><w:tcW w:w="1417.3228346456694" w:type="dxa"/><w:noWrap/></w:tcPr><w:p><w:pPr><w:spacing w:after="30"/></w:pPr><w:r><w:rPr><w:sz w:val="16"/><w:szCs w:val="16"/></w:rPr><w:t xml:space="preserve">`score_writing`</w:t></w:r></w:p></w:tc><w:tc><w:tcPr><w:tcW w:w="1417.3228346456694" w:type="dxa"/><w:noWrap/></w:tcPr><w:p><w:pPr><w:spacing w:after="30"/></w:pPr><w:r><w:rPr><w:sz w:val="16"/><w:szCs w:val="16"/></w:rPr><w:t xml:space="preserve">`int(11)`</w:t></w:r></w:p></w:tc><w:tc><w:tcPr><w:tcW w:w="1417.3228346456694" w:type="dxa"/><w:noWrap/></w:tcPr><w:p><w:pPr><w:spacing w:after="30"/></w:pPr><w:r><w:rPr><w:sz w:val="16"/><w:szCs w:val="16"/></w:rPr><w:t xml:space="preserve">NULL</w:t></w:r></w:p></w:tc><w:tc><w:tcPr><w:tcW w:w="1417.3228346456694" w:type="dxa"/><w:noWrap/></w:tcPr><w:p><w:pPr><w:spacing w:after="30"/></w:pPr><w:r><w:rPr><w:sz w:val="16"/><w:szCs w:val="16"/></w:rPr><w:t xml:space="preserve">`NULL`</w:t></w:r></w:p></w:tc><w:tc><w:tcPr><w:tcW w:w="1417.3228346456694" w:type="dxa"/><w:noWrap/></w:tcPr><w:p><w:pPr><w:spacing w:after="30"/></w:pPr><w:r><w:rPr><w:sz w:val="16"/><w:szCs w:val="16"/></w:rPr><w:t xml:space="preserve">-</w:t></w:r></w:p></w:tc><w:tc><w:tcPr><w:tcW w:w="1417.3228346456694" w:type="dxa"/><w:noWrap/></w:tcPr><w:p><w:pPr><w:spacing w:after="30"/></w:pPr><w:r><w:rPr><w:sz w:val="16"/><w:szCs w:val="16"/></w:rPr><w:t xml:space="preserve">Atribut data operasional score writing.</w:t></w:r></w:p></w:tc></w:tr><w:tr><w:trPr/><w:tc><w:tcPr><w:tcW w:w="1417.3228346456694" w:type="dxa"/><w:noWrap/></w:tcPr><w:p><w:pPr><w:spacing w:after="30"/></w:pPr><w:r><w:rPr><w:sz w:val="16"/><w:szCs w:val="16"/></w:rPr><w:t xml:space="preserve">13</w:t></w:r></w:p></w:tc><w:tc><w:tcPr><w:tcW w:w="1417.3228346456694" w:type="dxa"/><w:noWrap/></w:tcPr><w:p><w:pPr><w:spacing w:after="30"/></w:pPr><w:r><w:rPr><w:sz w:val="16"/><w:szCs w:val="16"/></w:rPr><w:t xml:space="preserve">`created_at`</w:t></w:r></w:p></w:tc><w:tc><w:tcPr><w:tcW w:w="1417.3228346456694" w:type="dxa"/><w:noWrap/></w:tcPr><w:p><w:pPr><w:spacing w:after="30"/></w:pPr><w:r><w:rPr><w:sz w:val="16"/><w:szCs w:val="16"/></w:rPr><w:t xml:space="preserve">`timestamp`</w:t></w:r></w:p></w:tc><w:tc><w:tcPr><w:tcW w:w="1417.3228346456694" w:type="dxa"/><w:noWrap/></w:tcPr><w:p><w:pPr><w:spacing w:after="30"/></w:pPr><w:r><w:rPr><w:sz w:val="16"/><w:szCs w:val="16"/></w:rPr><w:t xml:space="preserve">NULL</w:t></w:r></w:p></w:tc><w:tc><w:tcPr><w:tcW w:w="1417.3228346456694" w:type="dxa"/><w:noWrap/></w:tcPr><w:p><w:pPr><w:spacing w:after="30"/></w:pPr><w:r><w:rPr><w:sz w:val="16"/><w:szCs w:val="16"/></w:rPr><w:t xml:space="preserve">`NULL`</w:t></w:r></w:p></w:tc><w:tc><w:tcPr><w:tcW w:w="1417.3228346456694" w:type="dxa"/><w:noWrap/></w:tcPr><w:p><w:pPr><w:spacing w:after="30"/></w:pPr><w:r><w:rPr><w:sz w:val="16"/><w:szCs w:val="16"/></w:rPr><w:t xml:space="preserve">-</w:t></w:r></w:p></w:tc><w:tc><w:tcPr><w:tcW w:w="1417.3228346456694" w:type="dxa"/><w:noWrap/></w:tcPr><w:p><w:pPr><w:spacing w:after="30"/></w:pPr><w:r><w:rPr><w:sz w:val="16"/><w:szCs w:val="16"/></w:rPr><w:t xml:space="preserve">Waktu rekaman pertama kali dibuat di sistem.</w:t></w:r></w:p></w:tc></w:tr><w:tr><w:trPr/><w:tc><w:tcPr><w:tcW w:w="1417.3228346456694" w:type="dxa"/><w:noWrap/></w:tcPr><w:p><w:pPr><w:spacing w:after="30"/></w:pPr><w:r><w:rPr><w:sz w:val="16"/><w:szCs w:val="16"/></w:rPr><w:t xml:space="preserve">14</w:t></w:r></w:p></w:tc><w:tc><w:tcPr><w:tcW w:w="1417.3228346456694" w:type="dxa"/><w:noWrap/></w:tcPr><w:p><w:pPr><w:spacing w:after="30"/></w:pPr><w:r><w:rPr><w:sz w:val="16"/><w:szCs w:val="16"/></w:rPr><w:t xml:space="preserve">`updated_at`</w:t></w:r></w:p></w:tc><w:tc><w:tcPr><w:tcW w:w="1417.3228346456694" w:type="dxa"/><w:noWrap/></w:tcPr><w:p><w:pPr><w:spacing w:after="30"/></w:pPr><w:r><w:rPr><w:sz w:val="16"/><w:szCs w:val="16"/></w:rPr><w:t xml:space="preserve">`timestamp`</w:t></w:r></w:p></w:tc><w:tc><w:tcPr><w:tcW w:w="1417.3228346456694" w:type="dxa"/><w:noWrap/></w:tcPr><w:p><w:pPr><w:spacing w:after="30"/></w:pPr><w:r><w:rPr><w:sz w:val="16"/><w:szCs w:val="16"/></w:rPr><w:t xml:space="preserve">NULL</w:t></w:r></w:p></w:tc><w:tc><w:tcPr><w:tcW w:w="1417.3228346456694" w:type="dxa"/><w:noWrap/></w:tcPr><w:p><w:pPr><w:spacing w:after="30"/></w:pPr><w:r><w:rPr><w:sz w:val="16"/><w:szCs w:val="16"/></w:rPr><w:t xml:space="preserve">`NULL`</w:t></w:r></w:p></w:tc><w:tc><w:tcPr><w:tcW w:w="1417.3228346456694" w:type="dxa"/><w:noWrap/></w:tcPr><w:p><w:pPr><w:spacing w:after="30"/></w:pPr><w:r><w:rPr><w:sz w:val="16"/><w:szCs w:val="16"/></w:rPr><w:t xml:space="preserve">-</w:t></w:r></w:p></w:tc><w:tc><w:tcPr><w:tcW w:w="1417.3228346456694" w:type="dxa"/><w:noWrap/></w:tcPr><w:p><w:pPr><w:spacing w:after="30"/></w:pPr><w:r><w:rPr><w:sz w:val="16"/><w:szCs w:val="16"/></w:rPr><w:t xml:space="preserve">Waktu rekaman terakhir kali diperbarui.</w:t></w:r></w:p></w:tc></w:tr></w:tbl><w:p/><w:p><w:pPr><w:jc w:val="both"/><w:spacing w:after="70"/></w:pPr><w:r><w:rPr><w:sz w:val="19"/><w:szCs w:val="19"/></w:rPr><w:t xml:space="preserve">---</w:t></w:r></w:p><w:p><w:pPr><w:pStyle w:val="Heading3"/></w:pPr><w:bookmarkStart w:id="27" w:name="_Toc27"/><w:r><w:t>3.18 Tabel Pesan Thread Revisi Seminar (`seminar_revision_messages`)</w:t></w:r><w:bookmarkEnd w:id="27"/></w:p><w:p><w:pPr><w:spacing w:before="40" w:after="40"/></w:pPr><w:r><w:rPr><w:color w:val="334155"/><w:sz w:val="19"/><w:szCs w:val="19"/><w:b w:val="1"/><w:bCs w:val="1"/><w:i w:val="1"/><w:iCs w:val="1"/></w:rPr><w:t xml:space="preserve">**Nama Tabel**: `seminar_revision_messages`</w:t></w:r></w:p><w:p><w:pPr><w:spacing w:before="40" w:after="40"/></w:pPr><w:r><w:rPr><w:color w:val="334155"/><w:sz w:val="19"/><w:szCs w:val="19"/><w:b w:val="0"/><w:bCs w:val="0"/><w:i w:val="1"/><w:iCs w:val="1"/></w:rPr><w:t xml:space="preserve">**Primary Key**: `id`</w:t></w:r></w:p><w:p><w:pPr><w:spacing w:before="40" w:after="40"/></w:pPr><w:r><w:rPr><w:color w:val="334155"/><w:sz w:val="19"/><w:szCs w:val="19"/><w:b w:val="0"/><w:bCs w:val="0"/><w:i w:val="1"/><w:iCs w:val="1"/></w:rPr><w:t xml:space="preserve">**Foreign Key**: `seminar_revision_id` $\rightarrow$ merujuk ke `seminar_revisions.id``sender_id` $\rightarrow$ merujuk ke `users.id`</w:t></w:r></w:p><w:p><w:pPr><w:spacing w:before="40" w:after="40"/></w:pPr><w:r><w:rPr><w:color w:val="334155"/><w:sz w:val="19"/><w:szCs w:val="19"/><w:b w:val="0"/><w:bCs w:val="0"/><w:i w:val="1"/><w:iCs w:val="1"/></w:rPr><w:t xml:space="preserve">**Deskripsi**: Mencatat riwayat percakapan konsultasi dua arah antara mahasiswa dan dosen penguji selama masa perbaikan revisi seminar proposal beserta lampiran dokumen revisi.</w:t></w:r></w:p><w:tbl><w:tblGrid><w:gridCol w:w="1417.3228346456694" w:type="dxa"/><w:gridCol w:w="1417.3228346456694" w:type="dxa"/><w:gridCol w:w="1417.3228346456694" w:type="dxa"/><w:gridCol w:w="1417.3228346456694" w:type="dxa"/><w:gridCol w:w="1417.3228346456694" w:type="dxa"/><w:gridCol w:w="1417.3228346456694" w:type="dxa"/><w:gridCol w:w="1417.3228346456694" w:type="dxa"/></w:tblGrid><w:tblPr><w:tblStyle w:val="DbTable"/></w:tblPr><w:tr><w:trPr/><w:tc><w:tcPr><w:tcW w:w="1417.3228346456694" w:type="dxa"/><w:shd w:val="clear" w:fill="1E293B"/><w:noWrap/></w:tcPr><w:p><w:pPr><w:spacing w:after="30"/></w:pPr><w:r><w:rPr><w:color w:val="FFFFFF"/><w:sz w:val="16"/><w:szCs w:val="16"/><w:b w:val="1"/><w:bCs w:val="1"/></w:rPr><w:t xml:space="preserve">No</w:t></w:r></w:p></w:tc><w:tc><w:tcPr><w:tcW w:w="1417.3228346456694" w:type="dxa"/><w:shd w:val="clear" w:fill="1E293B"/><w:noWrap/></w:tcPr><w:p><w:pPr><w:spacing w:after="30"/></w:pPr><w:r><w:rPr><w:color w:val="FFFFFF"/><w:sz w:val="16"/><w:szCs w:val="16"/><w:b w:val="1"/><w:bCs w:val="1"/></w:rPr><w:t xml:space="preserve">Nama Kolom</w:t></w:r></w:p></w:tc><w:tc><w:tcPr><w:tcW w:w="1417.3228346456694" w:type="dxa"/><w:shd w:val="clear" w:fill="1E293B"/><w:noWrap/></w:tcPr><w:p><w:pPr><w:spacing w:after="30"/></w:pPr><w:r><w:rPr><w:color w:val="FFFFFF"/><w:sz w:val="16"/><w:szCs w:val="16"/><w:b w:val="1"/><w:bCs w:val="1"/></w:rPr><w:t xml:space="preserve">Tipe Data</w:t></w:r></w:p></w:tc><w:tc><w:tcPr><w:tcW w:w="1417.3228346456694" w:type="dxa"/><w:shd w:val="clear" w:fill="1E293B"/><w:noWrap/></w:tcPr><w:p><w:pPr><w:spacing w:after="30"/></w:pPr><w:r><w:rPr><w:color w:val="FFFFFF"/><w:sz w:val="16"/><w:szCs w:val="16"/><w:b w:val="1"/><w:bCs w:val="1"/></w:rPr><w:t xml:space="preserve">Nullable</w:t></w:r></w:p></w:tc><w:tc><w:tcPr><w:tcW w:w="1417.3228346456694" w:type="dxa"/><w:shd w:val="clear" w:fill="1E293B"/><w:noWrap/></w:tcPr><w:p><w:pPr><w:spacing w:after="30"/></w:pPr><w:r><w:rPr><w:color w:val="FFFFFF"/><w:sz w:val="16"/><w:szCs w:val="16"/><w:b w:val="1"/><w:bCs w:val="1"/></w:rPr><w:t xml:space="preserve">Nilai Default</w:t></w:r></w:p></w:tc><w:tc><w:tcPr><w:tcW w:w="1417.3228346456694" w:type="dxa"/><w:shd w:val="clear" w:fill="1E293B"/><w:noWrap/></w:tcPr><w:p><w:pPr><w:spacing w:after="30"/></w:pPr><w:r><w:rPr><w:color w:val="FFFFFF"/><w:sz w:val="16"/><w:szCs w:val="16"/><w:b w:val="1"/><w:bCs w:val="1"/></w:rPr><w:t xml:space="preserve">Kunci (*Key*)</w:t></w:r></w:p></w:tc><w:tc><w:tcPr><w:tcW w:w="1417.3228346456694" w:type="dxa"/><w:shd w:val="clear" w:fill="1E293B"/><w:noWrap/></w:tcPr><w:p><w:pPr><w:spacing w:after="30"/></w:pPr><w:r><w:rPr><w:color w:val="FFFFFF"/><w:sz w:val="16"/><w:szCs w:val="16"/><w:b w:val="1"/><w:bCs w:val="1"/></w:rPr><w:t xml:space="preserve">Keterangan & Aturan Bisnis</w:t></w:r></w:p></w:tc></w:tr><w:tr><w:trPr/><w:tc><w:tcPr><w:tcW w:w="1417.3228346456694" w:type="dxa"/><w:noWrap/></w:tcPr><w:p><w:pPr><w:spacing w:after="30"/></w:pPr><w:r><w:rPr><w:sz w:val="16"/><w:szCs w:val="16"/></w:rPr><w:t xml:space="preserve">1</w:t></w:r></w:p></w:tc><w:tc><w:tcPr><w:tcW w:w="1417.3228346456694" w:type="dxa"/><w:noWrap/></w:tcPr><w:p><w:pPr><w:spacing w:after="30"/></w:pPr><w:r><w:rPr><w:sz w:val="16"/><w:szCs w:val="16"/></w:rPr><w:t xml:space="preserve">`id`</w:t></w:r></w:p></w:tc><w:tc><w:tcPr><w:tcW w:w="1417.3228346456694" w:type="dxa"/><w:noWrap/></w:tcPr><w:p><w:pPr><w:spacing w:after="30"/></w:pPr><w:r><w:rPr><w:sz w:val="16"/><w:szCs w:val="16"/></w:rPr><w:t xml:space="preserve">`bigint(20) unsigned`</w:t></w:r></w:p></w:tc><w:tc><w:tcPr><w:tcW w:w="1417.3228346456694" w:type="dxa"/><w:noWrap/></w:tcPr><w:p><w:pPr><w:spacing w:after="30"/></w:pPr><w:r><w:rPr><w:sz w:val="16"/><w:szCs w:val="16"/></w:rPr><w:t xml:space="preserve">NOT NULL</w:t></w:r></w:p></w:tc><w:tc><w:tcPr><w:tcW w:w="1417.3228346456694" w:type="dxa"/><w:noWrap/></w:tcPr><w:p><w:pPr><w:spacing w:after="30"/></w:pPr><w:r><w:rPr><w:sz w:val="16"/><w:szCs w:val="16"/></w:rPr><w:t xml:space="preserve">*None*</w:t></w:r></w:p></w:tc><w:tc><w:tcPr><w:tcW w:w="1417.3228346456694" w:type="dxa"/><w:noWrap/></w:tcPr><w:p><w:pPr><w:spacing w:after="30"/></w:pPr><w:r><w:rPr><w:sz w:val="16"/><w:szCs w:val="16"/></w:rPr><w:t xml:space="preserve">PRI (auto_increment)</w:t></w:r></w:p></w:tc><w:tc><w:tcPr><w:tcW w:w="1417.3228346456694" w:type="dxa"/><w:noWrap/></w:tcPr><w:p><w:pPr><w:spacing w:after="30"/></w:pPr><w:r><w:rPr><w:sz w:val="16"/><w:szCs w:val="16"/></w:rPr><w:t xml:space="preserve">Identitas unik rekaman data (*surrogate primary key*).</w:t></w:r></w:p></w:tc></w:tr><w:tr><w:trPr/><w:tc><w:tcPr><w:tcW w:w="1417.3228346456694" w:type="dxa"/><w:noWrap/></w:tcPr><w:p><w:pPr><w:spacing w:after="30"/></w:pPr><w:r><w:rPr><w:sz w:val="16"/><w:szCs w:val="16"/></w:rPr><w:t xml:space="preserve">2</w:t></w:r></w:p></w:tc><w:tc><w:tcPr><w:tcW w:w="1417.3228346456694" w:type="dxa"/><w:noWrap/></w:tcPr><w:p><w:pPr><w:spacing w:after="30"/></w:pPr><w:r><w:rPr><w:sz w:val="16"/><w:szCs w:val="16"/></w:rPr><w:t xml:space="preserve">`seminar_revision_id`</w:t></w:r></w:p></w:tc><w:tc><w:tcPr><w:tcW w:w="1417.3228346456694" w:type="dxa"/><w:noWrap/></w:tcPr><w:p><w:pPr><w:spacing w:after="30"/></w:pPr><w:r><w:rPr><w:sz w:val="16"/><w:szCs w:val="16"/></w:rPr><w:t xml:space="preserve">`bigint(20) unsigned`</w:t></w:r></w:p></w:tc><w:tc><w:tcPr><w:tcW w:w="1417.3228346456694" w:type="dxa"/><w:noWrap/></w:tcPr><w:p><w:pPr><w:spacing w:after="30"/></w:pPr><w:r><w:rPr><w:sz w:val="16"/><w:szCs w:val="16"/></w:rPr><w:t xml:space="preserve">NOT NULL</w:t></w:r></w:p></w:tc><w:tc><w:tcPr><w:tcW w:w="1417.3228346456694" w:type="dxa"/><w:noWrap/></w:tcPr><w:p><w:pPr><w:spacing w:after="30"/></w:pPr><w:r><w:rPr><w:sz w:val="16"/><w:szCs w:val="16"/></w:rPr><w:t xml:space="preserve">*None*</w:t></w:r></w:p></w:tc><w:tc><w:tcPr><w:tcW w:w="1417.3228346456694" w:type="dxa"/><w:noWrap/></w:tcPr><w:p><w:pPr><w:spacing w:after="30"/></w:pPr><w:r><w:rPr><w:sz w:val="16"/><w:szCs w:val="16"/></w:rPr><w:t xml:space="preserve">MUL</w:t></w:r></w:p></w:tc><w:tc><w:tcPr><w:tcW w:w="1417.3228346456694" w:type="dxa"/><w:noWrap/></w:tcPr><w:p><w:pPr><w:spacing w:after="30"/></w:pPr><w:r><w:rPr><w:sz w:val="16"/><w:szCs w:val="16"/></w:rPr><w:t xml:space="preserve">Atribut data operasional seminar revision id.</w:t></w:r></w:p></w:tc></w:tr><w:tr><w:trPr/><w:tc><w:tcPr><w:tcW w:w="1417.3228346456694" w:type="dxa"/><w:noWrap/></w:tcPr><w:p><w:pPr><w:spacing w:after="30"/></w:pPr><w:r><w:rPr><w:sz w:val="16"/><w:szCs w:val="16"/></w:rPr><w:t xml:space="preserve">3</w:t></w:r></w:p></w:tc><w:tc><w:tcPr><w:tcW w:w="1417.3228346456694" w:type="dxa"/><w:noWrap/></w:tcPr><w:p><w:pPr><w:spacing w:after="30"/></w:pPr><w:r><w:rPr><w:sz w:val="16"/><w:szCs w:val="16"/></w:rPr><w:t xml:space="preserve">`sender_id`</w:t></w:r></w:p></w:tc><w:tc><w:tcPr><w:tcW w:w="1417.3228346456694" w:type="dxa"/><w:noWrap/></w:tcPr><w:p><w:pPr><w:spacing w:after="30"/></w:pPr><w:r><w:rPr><w:sz w:val="16"/><w:szCs w:val="16"/></w:rPr><w:t xml:space="preserve">`bigint(20) unsigned`</w:t></w:r></w:p></w:tc><w:tc><w:tcPr><w:tcW w:w="1417.3228346456694" w:type="dxa"/><w:noWrap/></w:tcPr><w:p><w:pPr><w:spacing w:after="30"/></w:pPr><w:r><w:rPr><w:sz w:val="16"/><w:szCs w:val="16"/></w:rPr><w:t xml:space="preserve">NOT NULL</w:t></w:r></w:p></w:tc><w:tc><w:tcPr><w:tcW w:w="1417.3228346456694" w:type="dxa"/><w:noWrap/></w:tcPr><w:p><w:pPr><w:spacing w:after="30"/></w:pPr><w:r><w:rPr><w:sz w:val="16"/><w:szCs w:val="16"/></w:rPr><w:t xml:space="preserve">*None*</w:t></w:r></w:p></w:tc><w:tc><w:tcPr><w:tcW w:w="1417.3228346456694" w:type="dxa"/><w:noWrap/></w:tcPr><w:p><w:pPr><w:spacing w:after="30"/></w:pPr><w:r><w:rPr><w:sz w:val="16"/><w:szCs w:val="16"/></w:rPr><w:t xml:space="preserve">MUL</w:t></w:r></w:p></w:tc><w:tc><w:tcPr><w:tcW w:w="1417.3228346456694" w:type="dxa"/><w:noWrap/></w:tcPr><w:p><w:pPr><w:spacing w:after="30"/></w:pPr><w:r><w:rPr><w:sz w:val="16"/><w:szCs w:val="16"/></w:rPr><w:t xml:space="preserve">Atribut data operasional sender id.</w:t></w:r></w:p></w:tc></w:tr><w:tr><w:trPr/><w:tc><w:tcPr><w:tcW w:w="1417.3228346456694" w:type="dxa"/><w:noWrap/></w:tcPr><w:p><w:pPr><w:spacing w:after="30"/></w:pPr><w:r><w:rPr><w:sz w:val="16"/><w:szCs w:val="16"/></w:rPr><w:t xml:space="preserve">4</w:t></w:r></w:p></w:tc><w:tc><w:tcPr><w:tcW w:w="1417.3228346456694" w:type="dxa"/><w:noWrap/></w:tcPr><w:p><w:pPr><w:spacing w:after="30"/></w:pPr><w:r><w:rPr><w:sz w:val="16"/><w:szCs w:val="16"/></w:rPr><w:t xml:space="preserve">`message`</w:t></w:r></w:p></w:tc><w:tc><w:tcPr><w:tcW w:w="1417.3228346456694" w:type="dxa"/><w:noWrap/></w:tcPr><w:p><w:pPr><w:spacing w:after="30"/></w:pPr><w:r><w:rPr><w:sz w:val="16"/><w:szCs w:val="16"/></w:rPr><w:t xml:space="preserve">`text`</w:t></w:r></w:p></w:tc><w:tc><w:tcPr><w:tcW w:w="1417.3228346456694" w:type="dxa"/><w:noWrap/></w:tcPr><w:p><w:pPr><w:spacing w:after="30"/></w:pPr><w:r><w:rPr><w:sz w:val="16"/><w:szCs w:val="16"/></w:rPr><w:t xml:space="preserve">NOT NULL</w:t></w:r></w:p></w:tc><w:tc><w:tcPr><w:tcW w:w="1417.3228346456694" w:type="dxa"/><w:noWrap/></w:tcPr><w:p><w:pPr><w:spacing w:after="30"/></w:pPr><w:r><w:rPr><w:sz w:val="16"/><w:szCs w:val="16"/></w:rPr><w:t xml:space="preserve">*None*</w:t></w:r></w:p></w:tc><w:tc><w:tcPr><w:tcW w:w="1417.3228346456694" w:type="dxa"/><w:noWrap/></w:tcPr><w:p><w:pPr><w:spacing w:after="30"/></w:pPr><w:r><w:rPr><w:sz w:val="16"/><w:szCs w:val="16"/></w:rPr><w:t xml:space="preserve">-</w:t></w:r></w:p></w:tc><w:tc><w:tcPr><w:tcW w:w="1417.3228346456694" w:type="dxa"/><w:noWrap/></w:tcPr><w:p><w:pPr><w:spacing w:after="30"/></w:pPr><w:r><w:rPr><w:sz w:val="16"/><w:szCs w:val="16"/></w:rPr><w:t xml:space="preserve">Atribut data operasional message.</w:t></w:r></w:p></w:tc></w:tr><w:tr><w:trPr/><w:tc><w:tcPr><w:tcW w:w="1417.3228346456694" w:type="dxa"/><w:noWrap/></w:tcPr><w:p><w:pPr><w:spacing w:after="30"/></w:pPr><w:r><w:rPr><w:sz w:val="16"/><w:szCs w:val="16"/></w:rPr><w:t xml:space="preserve">5</w:t></w:r></w:p></w:tc><w:tc><w:tcPr><w:tcW w:w="1417.3228346456694" w:type="dxa"/><w:noWrap/></w:tcPr><w:p><w:pPr><w:spacing w:after="30"/></w:pPr><w:r><w:rPr><w:sz w:val="16"/><w:szCs w:val="16"/></w:rPr><w:t xml:space="preserve">`file_path`</w:t></w:r></w:p></w:tc><w:tc><w:tcPr><w:tcW w:w="1417.3228346456694" w:type="dxa"/><w:noWrap/></w:tcPr><w:p><w:pPr><w:spacing w:after="30"/></w:pPr><w:r><w:rPr><w:sz w:val="16"/><w:szCs w:val="16"/></w:rPr><w:t xml:space="preserve">`varchar(255)`</w:t></w:r></w:p></w:tc><w:tc><w:tcPr><w:tcW w:w="1417.3228346456694" w:type="dxa"/><w:noWrap/></w:tcPr><w:p><w:pPr><w:spacing w:after="30"/></w:pPr><w:r><w:rPr><w:sz w:val="16"/><w:szCs w:val="16"/></w:rPr><w:t xml:space="preserve">NULL</w:t></w:r></w:p></w:tc><w:tc><w:tcPr><w:tcW w:w="1417.3228346456694" w:type="dxa"/><w:noWrap/></w:tcPr><w:p><w:pPr><w:spacing w:after="30"/></w:pPr><w:r><w:rPr><w:sz w:val="16"/><w:szCs w:val="16"/></w:rPr><w:t xml:space="preserve">`NULL`</w:t></w:r></w:p></w:tc><w:tc><w:tcPr><w:tcW w:w="1417.3228346456694" w:type="dxa"/><w:noWrap/></w:tcPr><w:p><w:pPr><w:spacing w:after="30"/></w:pPr><w:r><w:rPr><w:sz w:val="16"/><w:szCs w:val="16"/></w:rPr><w:t xml:space="preserve">-</w:t></w:r></w:p></w:tc><w:tc><w:tcPr><w:tcW w:w="1417.3228346456694" w:type="dxa"/><w:noWrap/></w:tcPr><w:p><w:pPr><w:spacing w:after="30"/></w:pPr><w:r><w:rPr><w:sz w:val="16"/><w:szCs w:val="16"/></w:rPr><w:t xml:space="preserve">Path relatif lokasi penyimpanan berkas dokumen pada storage privat.</w:t></w:r></w:p></w:tc></w:tr><w:tr><w:trPr/><w:tc><w:tcPr><w:tcW w:w="1417.3228346456694" w:type="dxa"/><w:noWrap/></w:tcPr><w:p><w:pPr><w:spacing w:after="30"/></w:pPr><w:r><w:rPr><w:sz w:val="16"/><w:szCs w:val="16"/></w:rPr><w:t xml:space="preserve">6</w:t></w:r></w:p></w:tc><w:tc><w:tcPr><w:tcW w:w="1417.3228346456694" w:type="dxa"/><w:noWrap/></w:tcPr><w:p><w:pPr><w:spacing w:after="30"/></w:pPr><w:r><w:rPr><w:sz w:val="16"/><w:szCs w:val="16"/></w:rPr><w:t xml:space="preserve">`read_at`</w:t></w:r></w:p></w:tc><w:tc><w:tcPr><w:tcW w:w="1417.3228346456694" w:type="dxa"/><w:noWrap/></w:tcPr><w:p><w:pPr><w:spacing w:after="30"/></w:pPr><w:r><w:rPr><w:sz w:val="16"/><w:szCs w:val="16"/></w:rPr><w:t xml:space="preserve">`timestamp`</w:t></w:r></w:p></w:tc><w:tc><w:tcPr><w:tcW w:w="1417.3228346456694" w:type="dxa"/><w:noWrap/></w:tcPr><w:p><w:pPr><w:spacing w:after="30"/></w:pPr><w:r><w:rPr><w:sz w:val="16"/><w:szCs w:val="16"/></w:rPr><w:t xml:space="preserve">NULL</w:t></w:r></w:p></w:tc><w:tc><w:tcPr><w:tcW w:w="1417.3228346456694" w:type="dxa"/><w:noWrap/></w:tcPr><w:p><w:pPr><w:spacing w:after="30"/></w:pPr><w:r><w:rPr><w:sz w:val="16"/><w:szCs w:val="16"/></w:rPr><w:t xml:space="preserve">`NULL`</w:t></w:r></w:p></w:tc><w:tc><w:tcPr><w:tcW w:w="1417.3228346456694" w:type="dxa"/><w:noWrap/></w:tcPr><w:p><w:pPr><w:spacing w:after="30"/></w:pPr><w:r><w:rPr><w:sz w:val="16"/><w:szCs w:val="16"/></w:rPr><w:t xml:space="preserve">-</w:t></w:r></w:p></w:tc><w:tc><w:tcPr><w:tcW w:w="1417.3228346456694" w:type="dxa"/><w:noWrap/></w:tcPr><w:p><w:pPr><w:spacing w:after="30"/></w:pPr><w:r><w:rPr><w:sz w:val="16"/><w:szCs w:val="16"/></w:rPr><w:t xml:space="preserve">Atribut data operasional read at.</w:t></w:r></w:p></w:tc></w:tr><w:tr><w:trPr/><w:tc><w:tcPr><w:tcW w:w="1417.3228346456694" w:type="dxa"/><w:noWrap/></w:tcPr><w:p><w:pPr><w:spacing w:after="30"/></w:pPr><w:r><w:rPr><w:sz w:val="16"/><w:szCs w:val="16"/></w:rPr><w:t xml:space="preserve">7</w:t></w:r></w:p></w:tc><w:tc><w:tcPr><w:tcW w:w="1417.3228346456694" w:type="dxa"/><w:noWrap/></w:tcPr><w:p><w:pPr><w:spacing w:after="30"/></w:pPr><w:r><w:rPr><w:sz w:val="16"/><w:szCs w:val="16"/></w:rPr><w:t xml:space="preserve">`created_at`</w:t></w:r></w:p></w:tc><w:tc><w:tcPr><w:tcW w:w="1417.3228346456694" w:type="dxa"/><w:noWrap/></w:tcPr><w:p><w:pPr><w:spacing w:after="30"/></w:pPr><w:r><w:rPr><w:sz w:val="16"/><w:szCs w:val="16"/></w:rPr><w:t xml:space="preserve">`timestamp`</w:t></w:r></w:p></w:tc><w:tc><w:tcPr><w:tcW w:w="1417.3228346456694" w:type="dxa"/><w:noWrap/></w:tcPr><w:p><w:pPr><w:spacing w:after="30"/></w:pPr><w:r><w:rPr><w:sz w:val="16"/><w:szCs w:val="16"/></w:rPr><w:t xml:space="preserve">NULL</w:t></w:r></w:p></w:tc><w:tc><w:tcPr><w:tcW w:w="1417.3228346456694" w:type="dxa"/><w:noWrap/></w:tcPr><w:p><w:pPr><w:spacing w:after="30"/></w:pPr><w:r><w:rPr><w:sz w:val="16"/><w:szCs w:val="16"/></w:rPr><w:t xml:space="preserve">`NULL`</w:t></w:r></w:p></w:tc><w:tc><w:tcPr><w:tcW w:w="1417.3228346456694" w:type="dxa"/><w:noWrap/></w:tcPr><w:p><w:pPr><w:spacing w:after="30"/></w:pPr><w:r><w:rPr><w:sz w:val="16"/><w:szCs w:val="16"/></w:rPr><w:t xml:space="preserve">-</w:t></w:r></w:p></w:tc><w:tc><w:tcPr><w:tcW w:w="1417.3228346456694" w:type="dxa"/><w:noWrap/></w:tcPr><w:p><w:pPr><w:spacing w:after="30"/></w:pPr><w:r><w:rPr><w:sz w:val="16"/><w:szCs w:val="16"/></w:rPr><w:t xml:space="preserve">Waktu rekaman pertama kali dibuat di sistem.</w:t></w:r></w:p></w:tc></w:tr><w:tr><w:trPr/><w:tc><w:tcPr><w:tcW w:w="1417.3228346456694" w:type="dxa"/><w:noWrap/></w:tcPr><w:p><w:pPr><w:spacing w:after="30"/></w:pPr><w:r><w:rPr><w:sz w:val="16"/><w:szCs w:val="16"/></w:rPr><w:t xml:space="preserve">8</w:t></w:r></w:p></w:tc><w:tc><w:tcPr><w:tcW w:w="1417.3228346456694" w:type="dxa"/><w:noWrap/></w:tcPr><w:p><w:pPr><w:spacing w:after="30"/></w:pPr><w:r><w:rPr><w:sz w:val="16"/><w:szCs w:val="16"/></w:rPr><w:t xml:space="preserve">`updated_at`</w:t></w:r></w:p></w:tc><w:tc><w:tcPr><w:tcW w:w="1417.3228346456694" w:type="dxa"/><w:noWrap/></w:tcPr><w:p><w:pPr><w:spacing w:after="30"/></w:pPr><w:r><w:rPr><w:sz w:val="16"/><w:szCs w:val="16"/></w:rPr><w:t xml:space="preserve">`timestamp`</w:t></w:r></w:p></w:tc><w:tc><w:tcPr><w:tcW w:w="1417.3228346456694" w:type="dxa"/><w:noWrap/></w:tcPr><w:p><w:pPr><w:spacing w:after="30"/></w:pPr><w:r><w:rPr><w:sz w:val="16"/><w:szCs w:val="16"/></w:rPr><w:t xml:space="preserve">NULL</w:t></w:r></w:p></w:tc><w:tc><w:tcPr><w:tcW w:w="1417.3228346456694" w:type="dxa"/><w:noWrap/></w:tcPr><w:p><w:pPr><w:spacing w:after="30"/></w:pPr><w:r><w:rPr><w:sz w:val="16"/><w:szCs w:val="16"/></w:rPr><w:t xml:space="preserve">`NULL`</w:t></w:r></w:p></w:tc><w:tc><w:tcPr><w:tcW w:w="1417.3228346456694" w:type="dxa"/><w:noWrap/></w:tcPr><w:p><w:pPr><w:spacing w:after="30"/></w:pPr><w:r><w:rPr><w:sz w:val="16"/><w:szCs w:val="16"/></w:rPr><w:t xml:space="preserve">-</w:t></w:r></w:p></w:tc><w:tc><w:tcPr><w:tcW w:w="1417.3228346456694" w:type="dxa"/><w:noWrap/></w:tcPr><w:p><w:pPr><w:spacing w:after="30"/></w:pPr><w:r><w:rPr><w:sz w:val="16"/><w:szCs w:val="16"/></w:rPr><w:t xml:space="preserve">Waktu rekaman terakhir kali diperbarui.</w:t></w:r></w:p></w:tc></w:tr></w:tbl><w:p/><w:p><w:pPr><w:jc w:val="both"/><w:spacing w:after="70"/></w:pPr><w:r><w:rPr><w:sz w:val="19"/><w:szCs w:val="19"/></w:rPr><w:t xml:space="preserve">---</w:t></w:r></w:p><w:p><w:pPr><w:pStyle w:val="Heading3"/></w:pPr><w:bookmarkStart w:id="28" w:name="_Toc28"/><w:r><w:t>3.19 Tabel Master Jadwal Seminar Proposal (`seminar_schedules`)</w:t></w:r><w:bookmarkEnd w:id="28"/></w:p><w:p><w:pPr><w:spacing w:before="40" w:after="40"/></w:pPr><w:r><w:rPr><w:color w:val="334155"/><w:sz w:val="19"/><w:szCs w:val="19"/><w:b w:val="1"/><w:bCs w:val="1"/><w:i w:val="1"/><w:iCs w:val="1"/></w:rPr><w:t xml:space="preserve">**Nama Tabel**: `seminar_schedules`</w:t></w:r></w:p><w:p><w:pPr><w:spacing w:before="40" w:after="40"/></w:pPr><w:r><w:rPr><w:color w:val="334155"/><w:sz w:val="19"/><w:szCs w:val="19"/><w:b w:val="0"/><w:bCs w:val="0"/><w:i w:val="1"/><w:iCs w:val="1"/></w:rPr><w:t xml:space="preserve">**Primary Key**: `id`</w:t></w:r></w:p><w:p><w:pPr><w:spacing w:before="40" w:after="40"/></w:pPr><w:r><w:rPr><w:color w:val="334155"/><w:sz w:val="19"/><w:szCs w:val="19"/><w:b w:val="0"/><w:bCs w:val="0"/><w:i w:val="1"/><w:iCs w:val="1"/></w:rPr><w:t xml:space="preserve">**Foreign Key**: `chairman_id` $\rightarrow$ merujuk ke `users.id``created_by` $\rightarrow$ merujuk ke `users.id``moderator_id` $\rightarrow$ merujuk ke `users.id``wave_id` $\rightarrow$ merujuk ke `waves.id`</w:t></w:r></w:p><w:p><w:pPr><w:spacing w:before="40" w:after="40"/></w:pPr><w:r><w:rPr><w:color w:val="334155"/><w:sz w:val="19"/><w:szCs w:val="19"/><w:b w:val="0"/><w:bCs w:val="0"/><w:i w:val="1"/><w:iCs w:val="1"/></w:rPr><w:t xml:space="preserve">**Deskripsi**: Menyimpan sesi pelaksanaan jadwal seminar proposal per gelombang, mencakup tanggal pelaksanaan, ruangan ujian, tautan konferensi daring (jika daring), serta pejabat penandatangan surat tugas.</w:t></w:r></w:p><w:tbl><w:tblGrid><w:gridCol w:w="1417.3228346456694" w:type="dxa"/><w:gridCol w:w="1417.3228346456694" w:type="dxa"/><w:gridCol w:w="1417.3228346456694" w:type="dxa"/><w:gridCol w:w="1417.3228346456694" w:type="dxa"/><w:gridCol w:w="1417.3228346456694" w:type="dxa"/><w:gridCol w:w="1417.3228346456694" w:type="dxa"/><w:gridCol w:w="1417.3228346456694" w:type="dxa"/></w:tblGrid><w:tblPr><w:tblStyle w:val="DbTable"/></w:tblPr><w:tr><w:trPr/><w:tc><w:tcPr><w:tcW w:w="1417.3228346456694" w:type="dxa"/><w:shd w:val="clear" w:fill="1E293B"/><w:noWrap/></w:tcPr><w:p><w:pPr><w:spacing w:after="30"/></w:pPr><w:r><w:rPr><w:color w:val="FFFFFF"/><w:sz w:val="16"/><w:szCs w:val="16"/><w:b w:val="1"/><w:bCs w:val="1"/></w:rPr><w:t xml:space="preserve">No</w:t></w:r></w:p></w:tc><w:tc><w:tcPr><w:tcW w:w="1417.3228346456694" w:type="dxa"/><w:shd w:val="clear" w:fill="1E293B"/><w:noWrap/></w:tcPr><w:p><w:pPr><w:spacing w:after="30"/></w:pPr><w:r><w:rPr><w:color w:val="FFFFFF"/><w:sz w:val="16"/><w:szCs w:val="16"/><w:b w:val="1"/><w:bCs w:val="1"/></w:rPr><w:t xml:space="preserve">Nama Kolom</w:t></w:r></w:p></w:tc><w:tc><w:tcPr><w:tcW w:w="1417.3228346456694" w:type="dxa"/><w:shd w:val="clear" w:fill="1E293B"/><w:noWrap/></w:tcPr><w:p><w:pPr><w:spacing w:after="30"/></w:pPr><w:r><w:rPr><w:color w:val="FFFFFF"/><w:sz w:val="16"/><w:szCs w:val="16"/><w:b w:val="1"/><w:bCs w:val="1"/></w:rPr><w:t xml:space="preserve">Tipe Data</w:t></w:r></w:p></w:tc><w:tc><w:tcPr><w:tcW w:w="1417.3228346456694" w:type="dxa"/><w:shd w:val="clear" w:fill="1E293B"/><w:noWrap/></w:tcPr><w:p><w:pPr><w:spacing w:after="30"/></w:pPr><w:r><w:rPr><w:color w:val="FFFFFF"/><w:sz w:val="16"/><w:szCs w:val="16"/><w:b w:val="1"/><w:bCs w:val="1"/></w:rPr><w:t xml:space="preserve">Nullable</w:t></w:r></w:p></w:tc><w:tc><w:tcPr><w:tcW w:w="1417.3228346456694" w:type="dxa"/><w:shd w:val="clear" w:fill="1E293B"/><w:noWrap/></w:tcPr><w:p><w:pPr><w:spacing w:after="30"/></w:pPr><w:r><w:rPr><w:color w:val="FFFFFF"/><w:sz w:val="16"/><w:szCs w:val="16"/><w:b w:val="1"/><w:bCs w:val="1"/></w:rPr><w:t xml:space="preserve">Nilai Default</w:t></w:r></w:p></w:tc><w:tc><w:tcPr><w:tcW w:w="1417.3228346456694" w:type="dxa"/><w:shd w:val="clear" w:fill="1E293B"/><w:noWrap/></w:tcPr><w:p><w:pPr><w:spacing w:after="30"/></w:pPr><w:r><w:rPr><w:color w:val="FFFFFF"/><w:sz w:val="16"/><w:szCs w:val="16"/><w:b w:val="1"/><w:bCs w:val="1"/></w:rPr><w:t xml:space="preserve">Kunci (*Key*)</w:t></w:r></w:p></w:tc><w:tc><w:tcPr><w:tcW w:w="1417.3228346456694" w:type="dxa"/><w:shd w:val="clear" w:fill="1E293B"/><w:noWrap/></w:tcPr><w:p><w:pPr><w:spacing w:after="30"/></w:pPr><w:r><w:rPr><w:color w:val="FFFFFF"/><w:sz w:val="16"/><w:szCs w:val="16"/><w:b w:val="1"/><w:bCs w:val="1"/></w:rPr><w:t xml:space="preserve">Keterangan & Aturan Bisnis</w:t></w:r></w:p></w:tc></w:tr><w:tr><w:trPr/><w:tc><w:tcPr><w:tcW w:w="1417.3228346456694" w:type="dxa"/><w:noWrap/></w:tcPr><w:p><w:pPr><w:spacing w:after="30"/></w:pPr><w:r><w:rPr><w:sz w:val="16"/><w:szCs w:val="16"/></w:rPr><w:t xml:space="preserve">1</w:t></w:r></w:p></w:tc><w:tc><w:tcPr><w:tcW w:w="1417.3228346456694" w:type="dxa"/><w:noWrap/></w:tcPr><w:p><w:pPr><w:spacing w:after="30"/></w:pPr><w:r><w:rPr><w:sz w:val="16"/><w:szCs w:val="16"/></w:rPr><w:t xml:space="preserve">`id`</w:t></w:r></w:p></w:tc><w:tc><w:tcPr><w:tcW w:w="1417.3228346456694" w:type="dxa"/><w:noWrap/></w:tcPr><w:p><w:pPr><w:spacing w:after="30"/></w:pPr><w:r><w:rPr><w:sz w:val="16"/><w:szCs w:val="16"/></w:rPr><w:t xml:space="preserve">`bigint(20) unsigned`</w:t></w:r></w:p></w:tc><w:tc><w:tcPr><w:tcW w:w="1417.3228346456694" w:type="dxa"/><w:noWrap/></w:tcPr><w:p><w:pPr><w:spacing w:after="30"/></w:pPr><w:r><w:rPr><w:sz w:val="16"/><w:szCs w:val="16"/></w:rPr><w:t xml:space="preserve">NOT NULL</w:t></w:r></w:p></w:tc><w:tc><w:tcPr><w:tcW w:w="1417.3228346456694" w:type="dxa"/><w:noWrap/></w:tcPr><w:p><w:pPr><w:spacing w:after="30"/></w:pPr><w:r><w:rPr><w:sz w:val="16"/><w:szCs w:val="16"/></w:rPr><w:t xml:space="preserve">*None*</w:t></w:r></w:p></w:tc><w:tc><w:tcPr><w:tcW w:w="1417.3228346456694" w:type="dxa"/><w:noWrap/></w:tcPr><w:p><w:pPr><w:spacing w:after="30"/></w:pPr><w:r><w:rPr><w:sz w:val="16"/><w:szCs w:val="16"/></w:rPr><w:t xml:space="preserve">PRI (auto_increment)</w:t></w:r></w:p></w:tc><w:tc><w:tcPr><w:tcW w:w="1417.3228346456694" w:type="dxa"/><w:noWrap/></w:tcPr><w:p><w:pPr><w:spacing w:after="30"/></w:pPr><w:r><w:rPr><w:sz w:val="16"/><w:szCs w:val="16"/></w:rPr><w:t xml:space="preserve">Identitas unik rekaman data (*surrogate primary key*).</w:t></w:r></w:p></w:tc></w:tr><w:tr><w:trPr/><w:tc><w:tcPr><w:tcW w:w="1417.3228346456694" w:type="dxa"/><w:noWrap/></w:tcPr><w:p><w:pPr><w:spacing w:after="30"/></w:pPr><w:r><w:rPr><w:sz w:val="16"/><w:szCs w:val="16"/></w:rPr><w:t xml:space="preserve">2</w:t></w:r></w:p></w:tc><w:tc><w:tcPr><w:tcW w:w="1417.3228346456694" w:type="dxa"/><w:noWrap/></w:tcPr><w:p><w:pPr><w:spacing w:after="30"/></w:pPr><w:r><w:rPr><w:sz w:val="16"/><w:szCs w:val="16"/></w:rPr><w:t xml:space="preserve">`title`</w:t></w:r></w:p></w:tc><w:tc><w:tcPr><w:tcW w:w="1417.3228346456694" w:type="dxa"/><w:noWrap/></w:tcPr><w:p><w:pPr><w:spacing w:after="30"/></w:pPr><w:r><w:rPr><w:sz w:val="16"/><w:szCs w:val="16"/></w:rPr><w:t xml:space="preserve">`varchar(255)`</w:t></w:r></w:p></w:tc><w:tc><w:tcPr><w:tcW w:w="1417.3228346456694" w:type="dxa"/><w:noWrap/></w:tcPr><w:p><w:pPr><w:spacing w:after="30"/></w:pPr><w:r><w:rPr><w:sz w:val="16"/><w:szCs w:val="16"/></w:rPr><w:t xml:space="preserve">NOT NULL</w:t></w:r></w:p></w:tc><w:tc><w:tcPr><w:tcW w:w="1417.3228346456694" w:type="dxa"/><w:noWrap/></w:tcPr><w:p><w:pPr><w:spacing w:after="30"/></w:pPr><w:r><w:rPr><w:sz w:val="16"/><w:szCs w:val="16"/></w:rPr><w:t xml:space="preserve">*None*</w:t></w:r></w:p></w:tc><w:tc><w:tcPr><w:tcW w:w="1417.3228346456694" w:type="dxa"/><w:noWrap/></w:tcPr><w:p><w:pPr><w:spacing w:after="30"/></w:pPr><w:r><w:rPr><w:sz w:val="16"/><w:szCs w:val="16"/></w:rPr><w:t xml:space="preserve">-</w:t></w:r></w:p></w:tc><w:tc><w:tcPr><w:tcW w:w="1417.3228346456694" w:type="dxa"/><w:noWrap/></w:tcPr><w:p><w:pPr><w:spacing w:after="30"/></w:pPr><w:r><w:rPr><w:sz w:val="16"/><w:szCs w:val="16"/></w:rPr><w:t xml:space="preserve">Atribut data operasional title.</w:t></w:r></w:p></w:tc></w:tr><w:tr><w:trPr/><w:tc><w:tcPr><w:tcW w:w="1417.3228346456694" w:type="dxa"/><w:noWrap/></w:tcPr><w:p><w:pPr><w:spacing w:after="30"/></w:pPr><w:r><w:rPr><w:sz w:val="16"/><w:szCs w:val="16"/></w:rPr><w:t xml:space="preserve">3</w:t></w:r></w:p></w:tc><w:tc><w:tcPr><w:tcW w:w="1417.3228346456694" w:type="dxa"/><w:noWrap/></w:tcPr><w:p><w:pPr><w:spacing w:after="30"/></w:pPr><w:r><w:rPr><w:sz w:val="16"/><w:szCs w:val="16"/></w:rPr><w:t xml:space="preserve">`date`</w:t></w:r></w:p></w:tc><w:tc><w:tcPr><w:tcW w:w="1417.3228346456694" w:type="dxa"/><w:noWrap/></w:tcPr><w:p><w:pPr><w:spacing w:after="30"/></w:pPr><w:r><w:rPr><w:sz w:val="16"/><w:szCs w:val="16"/></w:rPr><w:t xml:space="preserve">`date`</w:t></w:r></w:p></w:tc><w:tc><w:tcPr><w:tcW w:w="1417.3228346456694" w:type="dxa"/><w:noWrap/></w:tcPr><w:p><w:pPr><w:spacing w:after="30"/></w:pPr><w:r><w:rPr><w:sz w:val="16"/><w:szCs w:val="16"/></w:rPr><w:t xml:space="preserve">NOT NULL</w:t></w:r></w:p></w:tc><w:tc><w:tcPr><w:tcW w:w="1417.3228346456694" w:type="dxa"/><w:noWrap/></w:tcPr><w:p><w:pPr><w:spacing w:after="30"/></w:pPr><w:r><w:rPr><w:sz w:val="16"/><w:szCs w:val="16"/></w:rPr><w:t xml:space="preserve">*None*</w:t></w:r></w:p></w:tc><w:tc><w:tcPr><w:tcW w:w="1417.3228346456694" w:type="dxa"/><w:noWrap/></w:tcPr><w:p><w:pPr><w:spacing w:after="30"/></w:pPr><w:r><w:rPr><w:sz w:val="16"/><w:szCs w:val="16"/></w:rPr><w:t xml:space="preserve">-</w:t></w:r></w:p></w:tc><w:tc><w:tcPr><w:tcW w:w="1417.3228346456694" w:type="dxa"/><w:noWrap/></w:tcPr><w:p><w:pPr><w:spacing w:after="30"/></w:pPr><w:r><w:rPr><w:sz w:val="16"/><w:szCs w:val="16"/></w:rPr><w:t xml:space="preserve">Tanggal pelaksanaan atau batas waktu proses bisnis.</w:t></w:r></w:p></w:tc></w:tr><w:tr><w:trPr/><w:tc><w:tcPr><w:tcW w:w="1417.3228346456694" w:type="dxa"/><w:noWrap/></w:tcPr><w:p><w:pPr><w:spacing w:after="30"/></w:pPr><w:r><w:rPr><w:sz w:val="16"/><w:szCs w:val="16"/></w:rPr><w:t xml:space="preserve">4</w:t></w:r></w:p></w:tc><w:tc><w:tcPr><w:tcW w:w="1417.3228346456694" w:type="dxa"/><w:noWrap/></w:tcPr><w:p><w:pPr><w:spacing w:after="30"/></w:pPr><w:r><w:rPr><w:sz w:val="16"/><w:szCs w:val="16"/></w:rPr><w:t xml:space="preserve">`chairman_id`</w:t></w:r></w:p></w:tc><w:tc><w:tcPr><w:tcW w:w="1417.3228346456694" w:type="dxa"/><w:noWrap/></w:tcPr><w:p><w:pPr><w:spacing w:after="30"/></w:pPr><w:r><w:rPr><w:sz w:val="16"/><w:szCs w:val="16"/></w:rPr><w:t xml:space="preserve">`bigint(20) unsigned`</w:t></w:r></w:p></w:tc><w:tc><w:tcPr><w:tcW w:w="1417.3228346456694" w:type="dxa"/><w:noWrap/></w:tcPr><w:p><w:pPr><w:spacing w:after="30"/></w:pPr><w:r><w:rPr><w:sz w:val="16"/><w:szCs w:val="16"/></w:rPr><w:t xml:space="preserve">NULL</w:t></w:r></w:p></w:tc><w:tc><w:tcPr><w:tcW w:w="1417.3228346456694" w:type="dxa"/><w:noWrap/></w:tcPr><w:p><w:pPr><w:spacing w:after="30"/></w:pPr><w:r><w:rPr><w:sz w:val="16"/><w:szCs w:val="16"/></w:rPr><w:t xml:space="preserve">`NULL`</w:t></w:r></w:p></w:tc><w:tc><w:tcPr><w:tcW w:w="1417.3228346456694" w:type="dxa"/><w:noWrap/></w:tcPr><w:p><w:pPr><w:spacing w:after="30"/></w:pPr><w:r><w:rPr><w:sz w:val="16"/><w:szCs w:val="16"/></w:rPr><w:t xml:space="preserve">MUL</w:t></w:r></w:p></w:tc><w:tc><w:tcPr><w:tcW w:w="1417.3228346456694" w:type="dxa"/><w:noWrap/></w:tcPr><w:p><w:pPr><w:spacing w:after="30"/></w:pPr><w:r><w:rPr><w:sz w:val="16"/><w:szCs w:val="16"/></w:rPr><w:t xml:space="preserve">Atribut data operasional chairman id.</w:t></w:r></w:p></w:tc></w:tr><w:tr><w:trPr/><w:tc><w:tcPr><w:tcW w:w="1417.3228346456694" w:type="dxa"/><w:noWrap/></w:tcPr><w:p><w:pPr><w:spacing w:after="30"/></w:pPr><w:r><w:rPr><w:sz w:val="16"/><w:szCs w:val="16"/></w:rPr><w:t xml:space="preserve">5</w:t></w:r></w:p></w:tc><w:tc><w:tcPr><w:tcW w:w="1417.3228346456694" w:type="dxa"/><w:noWrap/></w:tcPr><w:p><w:pPr><w:spacing w:after="30"/></w:pPr><w:r><w:rPr><w:sz w:val="16"/><w:szCs w:val="16"/></w:rPr><w:t xml:space="preserve">`moderator_id`</w:t></w:r></w:p></w:tc><w:tc><w:tcPr><w:tcW w:w="1417.3228346456694" w:type="dxa"/><w:noWrap/></w:tcPr><w:p><w:pPr><w:spacing w:after="30"/></w:pPr><w:r><w:rPr><w:sz w:val="16"/><w:szCs w:val="16"/></w:rPr><w:t xml:space="preserve">`bigint(20) unsigned`</w:t></w:r></w:p></w:tc><w:tc><w:tcPr><w:tcW w:w="1417.3228346456694" w:type="dxa"/><w:noWrap/></w:tcPr><w:p><w:pPr><w:spacing w:after="30"/></w:pPr><w:r><w:rPr><w:sz w:val="16"/><w:szCs w:val="16"/></w:rPr><w:t xml:space="preserve">NULL</w:t></w:r></w:p></w:tc><w:tc><w:tcPr><w:tcW w:w="1417.3228346456694" w:type="dxa"/><w:noWrap/></w:tcPr><w:p><w:pPr><w:spacing w:after="30"/></w:pPr><w:r><w:rPr><w:sz w:val="16"/><w:szCs w:val="16"/></w:rPr><w:t xml:space="preserve">`NULL`</w:t></w:r></w:p></w:tc><w:tc><w:tcPr><w:tcW w:w="1417.3228346456694" w:type="dxa"/><w:noWrap/></w:tcPr><w:p><w:pPr><w:spacing w:after="30"/></w:pPr><w:r><w:rPr><w:sz w:val="16"/><w:szCs w:val="16"/></w:rPr><w:t xml:space="preserve">MUL</w:t></w:r></w:p></w:tc><w:tc><w:tcPr><w:tcW w:w="1417.3228346456694" w:type="dxa"/><w:noWrap/></w:tcPr><w:p><w:pPr><w:spacing w:after="30"/></w:pPr><w:r><w:rPr><w:sz w:val="16"/><w:szCs w:val="16"/></w:rPr><w:t xml:space="preserve">Atribut data operasional moderator id.</w:t></w:r></w:p></w:tc></w:tr><w:tr><w:trPr/><w:tc><w:tcPr><w:tcW w:w="1417.3228346456694" w:type="dxa"/><w:noWrap/></w:tcPr><w:p><w:pPr><w:spacing w:after="30"/></w:pPr><w:r><w:rPr><w:sz w:val="16"/><w:szCs w:val="16"/></w:rPr><w:t xml:space="preserve">6</w:t></w:r></w:p></w:tc><w:tc><w:tcPr><w:tcW w:w="1417.3228346456694" w:type="dxa"/><w:noWrap/></w:tcPr><w:p><w:pPr><w:spacing w:after="30"/></w:pPr><w:r><w:rPr><w:sz w:val="16"/><w:szCs w:val="16"/></w:rPr><w:t xml:space="preserve">`location`</w:t></w:r></w:p></w:tc><w:tc><w:tcPr><w:tcW w:w="1417.3228346456694" w:type="dxa"/><w:noWrap/></w:tcPr><w:p><w:pPr><w:spacing w:after="30"/></w:pPr><w:r><w:rPr><w:sz w:val="16"/><w:szCs w:val="16"/></w:rPr><w:t xml:space="preserve">`varchar(255)`</w:t></w:r></w:p></w:tc><w:tc><w:tcPr><w:tcW w:w="1417.3228346456694" w:type="dxa"/><w:noWrap/></w:tcPr><w:p><w:pPr><w:spacing w:after="30"/></w:pPr><w:r><w:rPr><w:sz w:val="16"/><w:szCs w:val="16"/></w:rPr><w:t xml:space="preserve">NULL</w:t></w:r></w:p></w:tc><w:tc><w:tcPr><w:tcW w:w="1417.3228346456694" w:type="dxa"/><w:noWrap/></w:tcPr><w:p><w:pPr><w:spacing w:after="30"/></w:pPr><w:r><w:rPr><w:sz w:val="16"/><w:szCs w:val="16"/></w:rPr><w:t xml:space="preserve">`NULL`</w:t></w:r></w:p></w:tc><w:tc><w:tcPr><w:tcW w:w="1417.3228346456694" w:type="dxa"/><w:noWrap/></w:tcPr><w:p><w:pPr><w:spacing w:after="30"/></w:pPr><w:r><w:rPr><w:sz w:val="16"/><w:szCs w:val="16"/></w:rPr><w:t xml:space="preserve">-</w:t></w:r></w:p></w:tc><w:tc><w:tcPr><w:tcW w:w="1417.3228346456694" w:type="dxa"/><w:noWrap/></w:tcPr><w:p><w:pPr><w:spacing w:after="30"/></w:pPr><w:r><w:rPr><w:sz w:val="16"/><w:szCs w:val="16"/></w:rPr><w:t xml:space="preserve">Atribut data operasional location.</w:t></w:r></w:p></w:tc></w:tr><w:tr><w:trPr/><w:tc><w:tcPr><w:tcW w:w="1417.3228346456694" w:type="dxa"/><w:noWrap/></w:tcPr><w:p><w:pPr><w:spacing w:after="30"/></w:pPr><w:r><w:rPr><w:sz w:val="16"/><w:szCs w:val="16"/></w:rPr><w:t xml:space="preserve">7</w:t></w:r></w:p></w:tc><w:tc><w:tcPr><w:tcW w:w="1417.3228346456694" w:type="dxa"/><w:noWrap/></w:tcPr><w:p><w:pPr><w:spacing w:after="30"/></w:pPr><w:r><w:rPr><w:sz w:val="16"/><w:szCs w:val="16"/></w:rPr><w:t xml:space="preserve">`created_by`</w:t></w:r></w:p></w:tc><w:tc><w:tcPr><w:tcW w:w="1417.3228346456694" w:type="dxa"/><w:noWrap/></w:tcPr><w:p><w:pPr><w:spacing w:after="30"/></w:pPr><w:r><w:rPr><w:sz w:val="16"/><w:szCs w:val="16"/></w:rPr><w:t xml:space="preserve">`bigint(20) unsigned`</w:t></w:r></w:p></w:tc><w:tc><w:tcPr><w:tcW w:w="1417.3228346456694" w:type="dxa"/><w:noWrap/></w:tcPr><w:p><w:pPr><w:spacing w:after="30"/></w:pPr><w:r><w:rPr><w:sz w:val="16"/><w:szCs w:val="16"/></w:rPr><w:t xml:space="preserve">NOT NULL</w:t></w:r></w:p></w:tc><w:tc><w:tcPr><w:tcW w:w="1417.3228346456694" w:type="dxa"/><w:noWrap/></w:tcPr><w:p><w:pPr><w:spacing w:after="30"/></w:pPr><w:r><w:rPr><w:sz w:val="16"/><w:szCs w:val="16"/></w:rPr><w:t xml:space="preserve">*None*</w:t></w:r></w:p></w:tc><w:tc><w:tcPr><w:tcW w:w="1417.3228346456694" w:type="dxa"/><w:noWrap/></w:tcPr><w:p><w:pPr><w:spacing w:after="30"/></w:pPr><w:r><w:rPr><w:sz w:val="16"/><w:szCs w:val="16"/></w:rPr><w:t xml:space="preserve">MUL</w:t></w:r></w:p></w:tc><w:tc><w:tcPr><w:tcW w:w="1417.3228346456694" w:type="dxa"/><w:noWrap/></w:tcPr><w:p><w:pPr><w:spacing w:after="30"/></w:pPr><w:r><w:rPr><w:sz w:val="16"/><w:szCs w:val="16"/></w:rPr><w:t xml:space="preserve">Atribut data operasional created by.</w:t></w:r></w:p></w:tc></w:tr><w:tr><w:trPr/><w:tc><w:tcPr><w:tcW w:w="1417.3228346456694" w:type="dxa"/><w:noWrap/></w:tcPr><w:p><w:pPr><w:spacing w:after="30"/></w:pPr><w:r><w:rPr><w:sz w:val="16"/><w:szCs w:val="16"/></w:rPr><w:t xml:space="preserve">8</w:t></w:r></w:p></w:tc><w:tc><w:tcPr><w:tcW w:w="1417.3228346456694" w:type="dxa"/><w:noWrap/></w:tcPr><w:p><w:pPr><w:spacing w:after="30"/></w:pPr><w:r><w:rPr><w:sz w:val="16"/><w:szCs w:val="16"/></w:rPr><w:t xml:space="preserve">`created_at`</w:t></w:r></w:p></w:tc><w:tc><w:tcPr><w:tcW w:w="1417.3228346456694" w:type="dxa"/><w:noWrap/></w:tcPr><w:p><w:pPr><w:spacing w:after="30"/></w:pPr><w:r><w:rPr><w:sz w:val="16"/><w:szCs w:val="16"/></w:rPr><w:t xml:space="preserve">`timestamp`</w:t></w:r></w:p></w:tc><w:tc><w:tcPr><w:tcW w:w="1417.3228346456694" w:type="dxa"/><w:noWrap/></w:tcPr><w:p><w:pPr><w:spacing w:after="30"/></w:pPr><w:r><w:rPr><w:sz w:val="16"/><w:szCs w:val="16"/></w:rPr><w:t xml:space="preserve">NULL</w:t></w:r></w:p></w:tc><w:tc><w:tcPr><w:tcW w:w="1417.3228346456694" w:type="dxa"/><w:noWrap/></w:tcPr><w:p><w:pPr><w:spacing w:after="30"/></w:pPr><w:r><w:rPr><w:sz w:val="16"/><w:szCs w:val="16"/></w:rPr><w:t xml:space="preserve">`NULL`</w:t></w:r></w:p></w:tc><w:tc><w:tcPr><w:tcW w:w="1417.3228346456694" w:type="dxa"/><w:noWrap/></w:tcPr><w:p><w:pPr><w:spacing w:after="30"/></w:pPr><w:r><w:rPr><w:sz w:val="16"/><w:szCs w:val="16"/></w:rPr><w:t xml:space="preserve">-</w:t></w:r></w:p></w:tc><w:tc><w:tcPr><w:tcW w:w="1417.3228346456694" w:type="dxa"/><w:noWrap/></w:tcPr><w:p><w:pPr><w:spacing w:after="30"/></w:pPr><w:r><w:rPr><w:sz w:val="16"/><w:szCs w:val="16"/></w:rPr><w:t xml:space="preserve">Waktu rekaman pertama kali dibuat di sistem.</w:t></w:r></w:p></w:tc></w:tr><w:tr><w:trPr/><w:tc><w:tcPr><w:tcW w:w="1417.3228346456694" w:type="dxa"/><w:noWrap/></w:tcPr><w:p><w:pPr><w:spacing w:after="30"/></w:pPr><w:r><w:rPr><w:sz w:val="16"/><w:szCs w:val="16"/></w:rPr><w:t xml:space="preserve">9</w:t></w:r></w:p></w:tc><w:tc><w:tcPr><w:tcW w:w="1417.3228346456694" w:type="dxa"/><w:noWrap/></w:tcPr><w:p><w:pPr><w:spacing w:after="30"/></w:pPr><w:r><w:rPr><w:sz w:val="16"/><w:szCs w:val="16"/></w:rPr><w:t xml:space="preserve">`updated_at`</w:t></w:r></w:p></w:tc><w:tc><w:tcPr><w:tcW w:w="1417.3228346456694" w:type="dxa"/><w:noWrap/></w:tcPr><w:p><w:pPr><w:spacing w:after="30"/></w:pPr><w:r><w:rPr><w:sz w:val="16"/><w:szCs w:val="16"/></w:rPr><w:t xml:space="preserve">`timestamp`</w:t></w:r></w:p></w:tc><w:tc><w:tcPr><w:tcW w:w="1417.3228346456694" w:type="dxa"/><w:noWrap/></w:tcPr><w:p><w:pPr><w:spacing w:after="30"/></w:pPr><w:r><w:rPr><w:sz w:val="16"/><w:szCs w:val="16"/></w:rPr><w:t xml:space="preserve">NULL</w:t></w:r></w:p></w:tc><w:tc><w:tcPr><w:tcW w:w="1417.3228346456694" w:type="dxa"/><w:noWrap/></w:tcPr><w:p><w:pPr><w:spacing w:after="30"/></w:pPr><w:r><w:rPr><w:sz w:val="16"/><w:szCs w:val="16"/></w:rPr><w:t xml:space="preserve">`NULL`</w:t></w:r></w:p></w:tc><w:tc><w:tcPr><w:tcW w:w="1417.3228346456694" w:type="dxa"/><w:noWrap/></w:tcPr><w:p><w:pPr><w:spacing w:after="30"/></w:pPr><w:r><w:rPr><w:sz w:val="16"/><w:szCs w:val="16"/></w:rPr><w:t xml:space="preserve">-</w:t></w:r></w:p></w:tc><w:tc><w:tcPr><w:tcW w:w="1417.3228346456694" w:type="dxa"/><w:noWrap/></w:tcPr><w:p><w:pPr><w:spacing w:after="30"/></w:pPr><w:r><w:rPr><w:sz w:val="16"/><w:szCs w:val="16"/></w:rPr><w:t xml:space="preserve">Waktu rekaman terakhir kali diperbarui.</w:t></w:r></w:p></w:tc></w:tr><w:tr><w:trPr/><w:tc><w:tcPr><w:tcW w:w="1417.3228346456694" w:type="dxa"/><w:noWrap/></w:tcPr><w:p><w:pPr><w:spacing w:after="30"/></w:pPr><w:r><w:rPr><w:sz w:val="16"/><w:szCs w:val="16"/></w:rPr><w:t xml:space="preserve">10</w:t></w:r></w:p></w:tc><w:tc><w:tcPr><w:tcW w:w="1417.3228346456694" w:type="dxa"/><w:noWrap/></w:tcPr><w:p><w:pPr><w:spacing w:after="30"/></w:pPr><w:r><w:rPr><w:sz w:val="16"/><w:szCs w:val="16"/></w:rPr><w:t xml:space="preserve">`wave_id`</w:t></w:r></w:p></w:tc><w:tc><w:tcPr><w:tcW w:w="1417.3228346456694" w:type="dxa"/><w:noWrap/></w:tcPr><w:p><w:pPr><w:spacing w:after="30"/></w:pPr><w:r><w:rPr><w:sz w:val="16"/><w:szCs w:val="16"/></w:rPr><w:t xml:space="preserve">`bigint(20) unsigned`</w:t></w:r></w:p></w:tc><w:tc><w:tcPr><w:tcW w:w="1417.3228346456694" w:type="dxa"/><w:noWrap/></w:tcPr><w:p><w:pPr><w:spacing w:after="30"/></w:pPr><w:r><w:rPr><w:sz w:val="16"/><w:szCs w:val="16"/></w:rPr><w:t xml:space="preserve">NULL</w:t></w:r></w:p></w:tc><w:tc><w:tcPr><w:tcW w:w="1417.3228346456694" w:type="dxa"/><w:noWrap/></w:tcPr><w:p><w:pPr><w:spacing w:after="30"/></w:pPr><w:r><w:rPr><w:sz w:val="16"/><w:szCs w:val="16"/></w:rPr><w:t xml:space="preserve">`NULL`</w:t></w:r></w:p></w:tc><w:tc><w:tcPr><w:tcW w:w="1417.3228346456694" w:type="dxa"/><w:noWrap/></w:tcPr><w:p><w:pPr><w:spacing w:after="30"/></w:pPr><w:r><w:rPr><w:sz w:val="16"/><w:szCs w:val="16"/></w:rPr><w:t xml:space="preserve">MUL</w:t></w:r></w:p></w:tc><w:tc><w:tcPr><w:tcW w:w="1417.3228346456694" w:type="dxa"/><w:noWrap/></w:tcPr><w:p><w:pPr><w:spacing w:after="30"/></w:pPr><w:r><w:rPr><w:sz w:val="16"/><w:szCs w:val="16"/></w:rPr><w:t xml:space="preserve">ID relasi ke tabel `waves` (gelombang pendaftaran).</w:t></w:r></w:p></w:tc></w:tr><w:tr><w:trPr/><w:tc><w:tcPr><w:tcW w:w="1417.3228346456694" w:type="dxa"/><w:noWrap/></w:tcPr><w:p><w:pPr><w:spacing w:after="30"/></w:pPr><w:r><w:rPr><w:sz w:val="16"/><w:szCs w:val="16"/></w:rPr><w:t xml:space="preserve">11</w:t></w:r></w:p></w:tc><w:tc><w:tcPr><w:tcW w:w="1417.3228346456694" w:type="dxa"/><w:noWrap/></w:tcPr><w:p><w:pPr><w:spacing w:after="30"/></w:pPr><w:r><w:rPr><w:sz w:val="16"/><w:szCs w:val="16"/></w:rPr><w:t xml:space="preserve">`meeting_link`</w:t></w:r></w:p></w:tc><w:tc><w:tcPr><w:tcW w:w="1417.3228346456694" w:type="dxa"/><w:noWrap/></w:tcPr><w:p><w:pPr><w:spacing w:after="30"/></w:pPr><w:r><w:rPr><w:sz w:val="16"/><w:szCs w:val="16"/></w:rPr><w:t xml:space="preserve">`varchar(255)`</w:t></w:r></w:p></w:tc><w:tc><w:tcPr><w:tcW w:w="1417.3228346456694" w:type="dxa"/><w:noWrap/></w:tcPr><w:p><w:pPr><w:spacing w:after="30"/></w:pPr><w:r><w:rPr><w:sz w:val="16"/><w:szCs w:val="16"/></w:rPr><w:t xml:space="preserve">NULL</w:t></w:r></w:p></w:tc><w:tc><w:tcPr><w:tcW w:w="1417.3228346456694" w:type="dxa"/><w:noWrap/></w:tcPr><w:p><w:pPr><w:spacing w:after="30"/></w:pPr><w:r><w:rPr><w:sz w:val="16"/><w:szCs w:val="16"/></w:rPr><w:t xml:space="preserve">`NULL`</w:t></w:r></w:p></w:tc><w:tc><w:tcPr><w:tcW w:w="1417.3228346456694" w:type="dxa"/><w:noWrap/></w:tcPr><w:p><w:pPr><w:spacing w:after="30"/></w:pPr><w:r><w:rPr><w:sz w:val="16"/><w:szCs w:val="16"/></w:rPr><w:t xml:space="preserve">-</w:t></w:r></w:p></w:tc><w:tc><w:tcPr><w:tcW w:w="1417.3228346456694" w:type="dxa"/><w:noWrap/></w:tcPr><w:p><w:pPr><w:spacing w:after="30"/></w:pPr><w:r><w:rPr><w:sz w:val="16"/><w:szCs w:val="16"/></w:rPr><w:t xml:space="preserve">Atribut data operasional meeting link.</w:t></w:r></w:p></w:tc></w:tr></w:tbl><w:p/><w:p><w:pPr><w:jc w:val="both"/><w:spacing w:after="70"/></w:pPr><w:r><w:rPr><w:sz w:val="19"/><w:szCs w:val="19"/></w:rPr><w:t xml:space="preserve">---</w:t></w:r></w:p><w:p><w:pPr><w:pStyle w:val="Heading3"/></w:pPr><w:bookmarkStart w:id="29" w:name="_Toc29"/><w:r><w:t>3.20 Tabel Rincian Alokasi Peserta & Penguji Seminar (`seminar_schedule_details`)</w:t></w:r><w:bookmarkEnd w:id="29"/></w:p><w:p><w:pPr><w:spacing w:before="40" w:after="40"/></w:pPr><w:r><w:rPr><w:color w:val="334155"/><w:sz w:val="19"/><w:szCs w:val="19"/><w:b w:val="1"/><w:bCs w:val="1"/><w:i w:val="1"/><w:iCs w:val="1"/></w:rPr><w:t xml:space="preserve">**Nama Tabel**: `seminar_schedule_details`</w:t></w:r></w:p><w:p><w:pPr><w:spacing w:before="40" w:after="40"/></w:pPr><w:r><w:rPr><w:color w:val="334155"/><w:sz w:val="19"/><w:szCs w:val="19"/><w:b w:val="0"/><w:bCs w:val="0"/><w:i w:val="1"/><w:iCs w:val="1"/></w:rPr><w:t xml:space="preserve">**Primary Key**: `id`</w:t></w:r></w:p><w:p><w:pPr><w:spacing w:before="40" w:after="40"/></w:pPr><w:r><w:rPr><w:color w:val="334155"/><w:sz w:val="19"/><w:szCs w:val="19"/><w:b w:val="0"/><w:bCs w:val="0"/><w:i w:val="1"/><w:iCs w:val="1"/></w:rPr><w:t xml:space="preserve">**Foreign Key**: `examiner1_id` $\rightarrow$ merujuk ke `users.id``examiner2_id` $\rightarrow$ merujuk ke `users.id``seminar_schedule_id` $\rightarrow$ merujuk ke `seminar_schedules.id``thesis_id` $\rightarrow$ merujuk ke `theses.id`</w:t></w:r></w:p><w:p><w:pPr><w:spacing w:before="40" w:after="40"/></w:pPr><w:r><w:rPr><w:color w:val="334155"/><w:sz w:val="19"/><w:szCs w:val="19"/><w:b w:val="0"/><w:bCs w:val="0"/><w:i w:val="1"/><w:iCs w:val="1"/></w:rPr><w:t xml:space="preserve">**Deskripsi**: Menghubungkan jadwal seminar dengan mahasiswa peserta dan dewan penguji (Ketua Penguji, Penguji 1, Penguji 2, Penguji 3). Menyimpan jam ujian, token verifikasi dokumen, dan Berita Acara resmi.</w:t></w:r></w:p><w:tbl><w:tblGrid><w:gridCol w:w="1417.3228346456694" w:type="dxa"/><w:gridCol w:w="1417.3228346456694" w:type="dxa"/><w:gridCol w:w="1417.3228346456694" w:type="dxa"/><w:gridCol w:w="1417.3228346456694" w:type="dxa"/><w:gridCol w:w="1417.3228346456694" w:type="dxa"/><w:gridCol w:w="1417.3228346456694" w:type="dxa"/><w:gridCol w:w="1417.3228346456694" w:type="dxa"/></w:tblGrid><w:tblPr><w:tblStyle w:val="DbTable"/></w:tblPr><w:tr><w:trPr/><w:tc><w:tcPr><w:tcW w:w="1417.3228346456694" w:type="dxa"/><w:shd w:val="clear" w:fill="1E293B"/><w:noWrap/></w:tcPr><w:p><w:pPr><w:spacing w:after="30"/></w:pPr><w:r><w:rPr><w:color w:val="FFFFFF"/><w:sz w:val="16"/><w:szCs w:val="16"/><w:b w:val="1"/><w:bCs w:val="1"/></w:rPr><w:t xml:space="preserve">No</w:t></w:r></w:p></w:tc><w:tc><w:tcPr><w:tcW w:w="1417.3228346456694" w:type="dxa"/><w:shd w:val="clear" w:fill="1E293B"/><w:noWrap/></w:tcPr><w:p><w:pPr><w:spacing w:after="30"/></w:pPr><w:r><w:rPr><w:color w:val="FFFFFF"/><w:sz w:val="16"/><w:szCs w:val="16"/><w:b w:val="1"/><w:bCs w:val="1"/></w:rPr><w:t xml:space="preserve">Nama Kolom</w:t></w:r></w:p></w:tc><w:tc><w:tcPr><w:tcW w:w="1417.3228346456694" w:type="dxa"/><w:shd w:val="clear" w:fill="1E293B"/><w:noWrap/></w:tcPr><w:p><w:pPr><w:spacing w:after="30"/></w:pPr><w:r><w:rPr><w:color w:val="FFFFFF"/><w:sz w:val="16"/><w:szCs w:val="16"/><w:b w:val="1"/><w:bCs w:val="1"/></w:rPr><w:t xml:space="preserve">Tipe Data</w:t></w:r></w:p></w:tc><w:tc><w:tcPr><w:tcW w:w="1417.3228346456694" w:type="dxa"/><w:shd w:val="clear" w:fill="1E293B"/><w:noWrap/></w:tcPr><w:p><w:pPr><w:spacing w:after="30"/></w:pPr><w:r><w:rPr><w:color w:val="FFFFFF"/><w:sz w:val="16"/><w:szCs w:val="16"/><w:b w:val="1"/><w:bCs w:val="1"/></w:rPr><w:t xml:space="preserve">Nullable</w:t></w:r></w:p></w:tc><w:tc><w:tcPr><w:tcW w:w="1417.3228346456694" w:type="dxa"/><w:shd w:val="clear" w:fill="1E293B"/><w:noWrap/></w:tcPr><w:p><w:pPr><w:spacing w:after="30"/></w:pPr><w:r><w:rPr><w:color w:val="FFFFFF"/><w:sz w:val="16"/><w:szCs w:val="16"/><w:b w:val="1"/><w:bCs w:val="1"/></w:rPr><w:t xml:space="preserve">Nilai Default</w:t></w:r></w:p></w:tc><w:tc><w:tcPr><w:tcW w:w="1417.3228346456694" w:type="dxa"/><w:shd w:val="clear" w:fill="1E293B"/><w:noWrap/></w:tcPr><w:p><w:pPr><w:spacing w:after="30"/></w:pPr><w:r><w:rPr><w:color w:val="FFFFFF"/><w:sz w:val="16"/><w:szCs w:val="16"/><w:b w:val="1"/><w:bCs w:val="1"/></w:rPr><w:t xml:space="preserve">Kunci (*Key*)</w:t></w:r></w:p></w:tc><w:tc><w:tcPr><w:tcW w:w="1417.3228346456694" w:type="dxa"/><w:shd w:val="clear" w:fill="1E293B"/><w:noWrap/></w:tcPr><w:p><w:pPr><w:spacing w:after="30"/></w:pPr><w:r><w:rPr><w:color w:val="FFFFFF"/><w:sz w:val="16"/><w:szCs w:val="16"/><w:b w:val="1"/><w:bCs w:val="1"/></w:rPr><w:t xml:space="preserve">Keterangan & Aturan Bisnis</w:t></w:r></w:p></w:tc></w:tr><w:tr><w:trPr/><w:tc><w:tcPr><w:tcW w:w="1417.3228346456694" w:type="dxa"/><w:noWrap/></w:tcPr><w:p><w:pPr><w:spacing w:after="30"/></w:pPr><w:r><w:rPr><w:sz w:val="16"/><w:szCs w:val="16"/></w:rPr><w:t xml:space="preserve">1</w:t></w:r></w:p></w:tc><w:tc><w:tcPr><w:tcW w:w="1417.3228346456694" w:type="dxa"/><w:noWrap/></w:tcPr><w:p><w:pPr><w:spacing w:after="30"/></w:pPr><w:r><w:rPr><w:sz w:val="16"/><w:szCs w:val="16"/></w:rPr><w:t xml:space="preserve">`id`</w:t></w:r></w:p></w:tc><w:tc><w:tcPr><w:tcW w:w="1417.3228346456694" w:type="dxa"/><w:noWrap/></w:tcPr><w:p><w:pPr><w:spacing w:after="30"/></w:pPr><w:r><w:rPr><w:sz w:val="16"/><w:szCs w:val="16"/></w:rPr><w:t xml:space="preserve">`bigint(20) unsigned`</w:t></w:r></w:p></w:tc><w:tc><w:tcPr><w:tcW w:w="1417.3228346456694" w:type="dxa"/><w:noWrap/></w:tcPr><w:p><w:pPr><w:spacing w:after="30"/></w:pPr><w:r><w:rPr><w:sz w:val="16"/><w:szCs w:val="16"/></w:rPr><w:t xml:space="preserve">NOT NULL</w:t></w:r></w:p></w:tc><w:tc><w:tcPr><w:tcW w:w="1417.3228346456694" w:type="dxa"/><w:noWrap/></w:tcPr><w:p><w:pPr><w:spacing w:after="30"/></w:pPr><w:r><w:rPr><w:sz w:val="16"/><w:szCs w:val="16"/></w:rPr><w:t xml:space="preserve">*None*</w:t></w:r></w:p></w:tc><w:tc><w:tcPr><w:tcW w:w="1417.3228346456694" w:type="dxa"/><w:noWrap/></w:tcPr><w:p><w:pPr><w:spacing w:after="30"/></w:pPr><w:r><w:rPr><w:sz w:val="16"/><w:szCs w:val="16"/></w:rPr><w:t xml:space="preserve">PRI (auto_increment)</w:t></w:r></w:p></w:tc><w:tc><w:tcPr><w:tcW w:w="1417.3228346456694" w:type="dxa"/><w:noWrap/></w:tcPr><w:p><w:pPr><w:spacing w:after="30"/></w:pPr><w:r><w:rPr><w:sz w:val="16"/><w:szCs w:val="16"/></w:rPr><w:t xml:space="preserve">Identitas unik rekaman data (*surrogate primary key*).</w:t></w:r></w:p></w:tc></w:tr><w:tr><w:trPr/><w:tc><w:tcPr><w:tcW w:w="1417.3228346456694" w:type="dxa"/><w:noWrap/></w:tcPr><w:p><w:pPr><w:spacing w:after="30"/></w:pPr><w:r><w:rPr><w:sz w:val="16"/><w:szCs w:val="16"/></w:rPr><w:t xml:space="preserve">2</w:t></w:r></w:p></w:tc><w:tc><w:tcPr><w:tcW w:w="1417.3228346456694" w:type="dxa"/><w:noWrap/></w:tcPr><w:p><w:pPr><w:spacing w:after="30"/></w:pPr><w:r><w:rPr><w:sz w:val="16"/><w:szCs w:val="16"/></w:rPr><w:t xml:space="preserve">`verification_token`</w:t></w:r></w:p></w:tc><w:tc><w:tcPr><w:tcW w:w="1417.3228346456694" w:type="dxa"/><w:noWrap/></w:tcPr><w:p><w:pPr><w:spacing w:after="30"/></w:pPr><w:r><w:rPr><w:sz w:val="16"/><w:szCs w:val="16"/></w:rPr><w:t xml:space="preserve">`varchar(255)`</w:t></w:r></w:p></w:tc><w:tc><w:tcPr><w:tcW w:w="1417.3228346456694" w:type="dxa"/><w:noWrap/></w:tcPr><w:p><w:pPr><w:spacing w:after="30"/></w:pPr><w:r><w:rPr><w:sz w:val="16"/><w:szCs w:val="16"/></w:rPr><w:t xml:space="preserve">NULL</w:t></w:r></w:p></w:tc><w:tc><w:tcPr><w:tcW w:w="1417.3228346456694" w:type="dxa"/><w:noWrap/></w:tcPr><w:p><w:pPr><w:spacing w:after="30"/></w:pPr><w:r><w:rPr><w:sz w:val="16"/><w:szCs w:val="16"/></w:rPr><w:t xml:space="preserve">`NULL`</w:t></w:r></w:p></w:tc><w:tc><w:tcPr><w:tcW w:w="1417.3228346456694" w:type="dxa"/><w:noWrap/></w:tcPr><w:p><w:pPr><w:spacing w:after="30"/></w:pPr><w:r><w:rPr><w:sz w:val="16"/><w:szCs w:val="16"/></w:rPr><w:t xml:space="preserve">UNI</w:t></w:r></w:p></w:tc><w:tc><w:tcPr><w:tcW w:w="1417.3228346456694" w:type="dxa"/><w:noWrap/></w:tcPr><w:p><w:pPr><w:spacing w:after="30"/></w:pPr><w:r><w:rPr><w:sz w:val="16"/><w:szCs w:val="16"/></w:rPr><w:t xml:space="preserve">Token acak kriptografis untuk validasi dokumen/keamanan publik.</w:t></w:r></w:p></w:tc></w:tr><w:tr><w:trPr/><w:tc><w:tcPr><w:tcW w:w="1417.3228346456694" w:type="dxa"/><w:noWrap/></w:tcPr><w:p><w:pPr><w:spacing w:after="30"/></w:pPr><w:r><w:rPr><w:sz w:val="16"/><w:szCs w:val="16"/></w:rPr><w:t xml:space="preserve">3</w:t></w:r></w:p></w:tc><w:tc><w:tcPr><w:tcW w:w="1417.3228346456694" w:type="dxa"/><w:noWrap/></w:tcPr><w:p><w:pPr><w:spacing w:after="30"/></w:pPr><w:r><w:rPr><w:sz w:val="16"/><w:szCs w:val="16"/></w:rPr><w:t xml:space="preserve">`seminar_schedule_id`</w:t></w:r></w:p></w:tc><w:tc><w:tcPr><w:tcW w:w="1417.3228346456694" w:type="dxa"/><w:noWrap/></w:tcPr><w:p><w:pPr><w:spacing w:after="30"/></w:pPr><w:r><w:rPr><w:sz w:val="16"/><w:szCs w:val="16"/></w:rPr><w:t xml:space="preserve">`bigint(20) unsigned`</w:t></w:r></w:p></w:tc><w:tc><w:tcPr><w:tcW w:w="1417.3228346456694" w:type="dxa"/><w:noWrap/></w:tcPr><w:p><w:pPr><w:spacing w:after="30"/></w:pPr><w:r><w:rPr><w:sz w:val="16"/><w:szCs w:val="16"/></w:rPr><w:t xml:space="preserve">NOT NULL</w:t></w:r></w:p></w:tc><w:tc><w:tcPr><w:tcW w:w="1417.3228346456694" w:type="dxa"/><w:noWrap/></w:tcPr><w:p><w:pPr><w:spacing w:after="30"/></w:pPr><w:r><w:rPr><w:sz w:val="16"/><w:szCs w:val="16"/></w:rPr><w:t xml:space="preserve">*None*</w:t></w:r></w:p></w:tc><w:tc><w:tcPr><w:tcW w:w="1417.3228346456694" w:type="dxa"/><w:noWrap/></w:tcPr><w:p><w:pPr><w:spacing w:after="30"/></w:pPr><w:r><w:rPr><w:sz w:val="16"/><w:szCs w:val="16"/></w:rPr><w:t xml:space="preserve">MUL</w:t></w:r></w:p></w:tc><w:tc><w:tcPr><w:tcW w:w="1417.3228346456694" w:type="dxa"/><w:noWrap/></w:tcPr><w:p><w:pPr><w:spacing w:after="30"/></w:pPr><w:r><w:rPr><w:sz w:val="16"/><w:szCs w:val="16"/></w:rPr><w:t xml:space="preserve">Atribut data operasional seminar schedule id.</w:t></w:r></w:p></w:tc></w:tr><w:tr><w:trPr/><w:tc><w:tcPr><w:tcW w:w="1417.3228346456694" w:type="dxa"/><w:noWrap/></w:tcPr><w:p><w:pPr><w:spacing w:after="30"/></w:pPr><w:r><w:rPr><w:sz w:val="16"/><w:szCs w:val="16"/></w:rPr><w:t xml:space="preserve">4</w:t></w:r></w:p></w:tc><w:tc><w:tcPr><w:tcW w:w="1417.3228346456694" w:type="dxa"/><w:noWrap/></w:tcPr><w:p><w:pPr><w:spacing w:after="30"/></w:pPr><w:r><w:rPr><w:sz w:val="16"/><w:szCs w:val="16"/></w:rPr><w:t xml:space="preserve">`thesis_id`</w:t></w:r></w:p></w:tc><w:tc><w:tcPr><w:tcW w:w="1417.3228346456694" w:type="dxa"/><w:noWrap/></w:tcPr><w:p><w:pPr><w:spacing w:after="30"/></w:pPr><w:r><w:rPr><w:sz w:val="16"/><w:szCs w:val="16"/></w:rPr><w:t xml:space="preserve">`bigint(20) unsigned`</w:t></w:r></w:p></w:tc><w:tc><w:tcPr><w:tcW w:w="1417.3228346456694" w:type="dxa"/><w:noWrap/></w:tcPr><w:p><w:pPr><w:spacing w:after="30"/></w:pPr><w:r><w:rPr><w:sz w:val="16"/><w:szCs w:val="16"/></w:rPr><w:t xml:space="preserve">NULL</w:t></w:r></w:p></w:tc><w:tc><w:tcPr><w:tcW w:w="1417.3228346456694" w:type="dxa"/><w:noWrap/></w:tcPr><w:p><w:pPr><w:spacing w:after="30"/></w:pPr><w:r><w:rPr><w:sz w:val="16"/><w:szCs w:val="16"/></w:rPr><w:t xml:space="preserve">`NULL`</w:t></w:r></w:p></w:tc><w:tc><w:tcPr><w:tcW w:w="1417.3228346456694" w:type="dxa"/><w:noWrap/></w:tcPr><w:p><w:pPr><w:spacing w:after="30"/></w:pPr><w:r><w:rPr><w:sz w:val="16"/><w:szCs w:val="16"/></w:rPr><w:t xml:space="preserve">MUL</w:t></w:r></w:p></w:tc><w:tc><w:tcPr><w:tcW w:w="1417.3228346456694" w:type="dxa"/><w:noWrap/></w:tcPr><w:p><w:pPr><w:spacing w:after="30"/></w:pPr><w:r><w:rPr><w:sz w:val="16"/><w:szCs w:val="16"/></w:rPr><w:t xml:space="preserve">ID relasi ke tabel `theses` (tugas akhir / skripsi).</w:t></w:r></w:p></w:tc></w:tr><w:tr><w:trPr/><w:tc><w:tcPr><w:tcW w:w="1417.3228346456694" w:type="dxa"/><w:noWrap/></w:tcPr><w:p><w:pPr><w:spacing w:after="30"/></w:pPr><w:r><w:rPr><w:sz w:val="16"/><w:szCs w:val="16"/></w:rPr><w:t xml:space="preserve">5</w:t></w:r></w:p></w:tc><w:tc><w:tcPr><w:tcW w:w="1417.3228346456694" w:type="dxa"/><w:noWrap/></w:tcPr><w:p><w:pPr><w:spacing w:after="30"/></w:pPr><w:r><w:rPr><w:sz w:val="16"/><w:szCs w:val="16"/></w:rPr><w:t xml:space="preserve">`activity_name`</w:t></w:r></w:p></w:tc><w:tc><w:tcPr><w:tcW w:w="1417.3228346456694" w:type="dxa"/><w:noWrap/></w:tcPr><w:p><w:pPr><w:spacing w:after="30"/></w:pPr><w:r><w:rPr><w:sz w:val="16"/><w:szCs w:val="16"/></w:rPr><w:t xml:space="preserve">`varchar(255)`</w:t></w:r></w:p></w:tc><w:tc><w:tcPr><w:tcW w:w="1417.3228346456694" w:type="dxa"/><w:noWrap/></w:tcPr><w:p><w:pPr><w:spacing w:after="30"/></w:pPr><w:r><w:rPr><w:sz w:val="16"/><w:szCs w:val="16"/></w:rPr><w:t xml:space="preserve">NULL</w:t></w:r></w:p></w:tc><w:tc><w:tcPr><w:tcW w:w="1417.3228346456694" w:type="dxa"/><w:noWrap/></w:tcPr><w:p><w:pPr><w:spacing w:after="30"/></w:pPr><w:r><w:rPr><w:sz w:val="16"/><w:szCs w:val="16"/></w:rPr><w:t xml:space="preserve">`NULL`</w:t></w:r></w:p></w:tc><w:tc><w:tcPr><w:tcW w:w="1417.3228346456694" w:type="dxa"/><w:noWrap/></w:tcPr><w:p><w:pPr><w:spacing w:after="30"/></w:pPr><w:r><w:rPr><w:sz w:val="16"/><w:szCs w:val="16"/></w:rPr><w:t xml:space="preserve">-</w:t></w:r></w:p></w:tc><w:tc><w:tcPr><w:tcW w:w="1417.3228346456694" w:type="dxa"/><w:noWrap/></w:tcPr><w:p><w:pPr><w:spacing w:after="30"/></w:pPr><w:r><w:rPr><w:sz w:val="16"/><w:szCs w:val="16"/></w:rPr><w:t xml:space="preserve">Atribut data operasional activity name.</w:t></w:r></w:p></w:tc></w:tr><w:tr><w:trPr/><w:tc><w:tcPr><w:tcW w:w="1417.3228346456694" w:type="dxa"/><w:noWrap/></w:tcPr><w:p><w:pPr><w:spacing w:after="30"/></w:pPr><w:r><w:rPr><w:sz w:val="16"/><w:szCs w:val="16"/></w:rPr><w:t xml:space="preserve">6</w:t></w:r></w:p></w:tc><w:tc><w:tcPr><w:tcW w:w="1417.3228346456694" w:type="dxa"/><w:noWrap/></w:tcPr><w:p><w:pPr><w:spacing w:after="30"/></w:pPr><w:r><w:rPr><w:sz w:val="16"/><w:szCs w:val="16"/></w:rPr><w:t xml:space="preserve">`start_time`</w:t></w:r></w:p></w:tc><w:tc><w:tcPr><w:tcW w:w="1417.3228346456694" w:type="dxa"/><w:noWrap/></w:tcPr><w:p><w:pPr><w:spacing w:after="30"/></w:pPr><w:r><w:rPr><w:sz w:val="16"/><w:szCs w:val="16"/></w:rPr><w:t xml:space="preserve">`time`</w:t></w:r></w:p></w:tc><w:tc><w:tcPr><w:tcW w:w="1417.3228346456694" w:type="dxa"/><w:noWrap/></w:tcPr><w:p><w:pPr><w:spacing w:after="30"/></w:pPr><w:r><w:rPr><w:sz w:val="16"/><w:szCs w:val="16"/></w:rPr><w:t xml:space="preserve">NOT NULL</w:t></w:r></w:p></w:tc><w:tc><w:tcPr><w:tcW w:w="1417.3228346456694" w:type="dxa"/><w:noWrap/></w:tcPr><w:p><w:pPr><w:spacing w:after="30"/></w:pPr><w:r><w:rPr><w:sz w:val="16"/><w:szCs w:val="16"/></w:rPr><w:t xml:space="preserve">*None*</w:t></w:r></w:p></w:tc><w:tc><w:tcPr><w:tcW w:w="1417.3228346456694" w:type="dxa"/><w:noWrap/></w:tcPr><w:p><w:pPr><w:spacing w:after="30"/></w:pPr><w:r><w:rPr><w:sz w:val="16"/><w:szCs w:val="16"/></w:rPr><w:t xml:space="preserve">-</w:t></w:r></w:p></w:tc><w:tc><w:tcPr><w:tcW w:w="1417.3228346456694" w:type="dxa"/><w:noWrap/></w:tcPr><w:p><w:pPr><w:spacing w:after="30"/></w:pPr><w:r><w:rPr><w:sz w:val="16"/><w:szCs w:val="16"/></w:rPr><w:t xml:space="preserve">Atribut data operasional start time.</w:t></w:r></w:p></w:tc></w:tr><w:tr><w:trPr/><w:tc><w:tcPr><w:tcW w:w="1417.3228346456694" w:type="dxa"/><w:noWrap/></w:tcPr><w:p><w:pPr><w:spacing w:after="30"/></w:pPr><w:r><w:rPr><w:sz w:val="16"/><w:szCs w:val="16"/></w:rPr><w:t xml:space="preserve">7</w:t></w:r></w:p></w:tc><w:tc><w:tcPr><w:tcW w:w="1417.3228346456694" w:type="dxa"/><w:noWrap/></w:tcPr><w:p><w:pPr><w:spacing w:after="30"/></w:pPr><w:r><w:rPr><w:sz w:val="16"/><w:szCs w:val="16"/></w:rPr><w:t xml:space="preserve">`end_time`</w:t></w:r></w:p></w:tc><w:tc><w:tcPr><w:tcW w:w="1417.3228346456694" w:type="dxa"/><w:noWrap/></w:tcPr><w:p><w:pPr><w:spacing w:after="30"/></w:pPr><w:r><w:rPr><w:sz w:val="16"/><w:szCs w:val="16"/></w:rPr><w:t xml:space="preserve">`time`</w:t></w:r></w:p></w:tc><w:tc><w:tcPr><w:tcW w:w="1417.3228346456694" w:type="dxa"/><w:noWrap/></w:tcPr><w:p><w:pPr><w:spacing w:after="30"/></w:pPr><w:r><w:rPr><w:sz w:val="16"/><w:szCs w:val="16"/></w:rPr><w:t xml:space="preserve">NOT NULL</w:t></w:r></w:p></w:tc><w:tc><w:tcPr><w:tcW w:w="1417.3228346456694" w:type="dxa"/><w:noWrap/></w:tcPr><w:p><w:pPr><w:spacing w:after="30"/></w:pPr><w:r><w:rPr><w:sz w:val="16"/><w:szCs w:val="16"/></w:rPr><w:t xml:space="preserve">*None*</w:t></w:r></w:p></w:tc><w:tc><w:tcPr><w:tcW w:w="1417.3228346456694" w:type="dxa"/><w:noWrap/></w:tcPr><w:p><w:pPr><w:spacing w:after="30"/></w:pPr><w:r><w:rPr><w:sz w:val="16"/><w:szCs w:val="16"/></w:rPr><w:t xml:space="preserve">-</w:t></w:r></w:p></w:tc><w:tc><w:tcPr><w:tcW w:w="1417.3228346456694" w:type="dxa"/><w:noWrap/></w:tcPr><w:p><w:pPr><w:spacing w:after="30"/></w:pPr><w:r><w:rPr><w:sz w:val="16"/><w:szCs w:val="16"/></w:rPr><w:t xml:space="preserve">Atribut data operasional end time.</w:t></w:r></w:p></w:tc></w:tr><w:tr><w:trPr/><w:tc><w:tcPr><w:tcW w:w="1417.3228346456694" w:type="dxa"/><w:noWrap/></w:tcPr><w:p><w:pPr><w:spacing w:after="30"/></w:pPr><w:r><w:rPr><w:sz w:val="16"/><w:szCs w:val="16"/></w:rPr><w:t xml:space="preserve">8</w:t></w:r></w:p></w:tc><w:tc><w:tcPr><w:tcW w:w="1417.3228346456694" w:type="dxa"/><w:noWrap/></w:tcPr><w:p><w:pPr><w:spacing w:after="30"/></w:pPr><w:r><w:rPr><w:sz w:val="16"/><w:szCs w:val="16"/></w:rPr><w:t xml:space="preserve">`examiner1_id`</w:t></w:r></w:p></w:tc><w:tc><w:tcPr><w:tcW w:w="1417.3228346456694" w:type="dxa"/><w:noWrap/></w:tcPr><w:p><w:pPr><w:spacing w:after="30"/></w:pPr><w:r><w:rPr><w:sz w:val="16"/><w:szCs w:val="16"/></w:rPr><w:t xml:space="preserve">`bigint(20) unsigned`</w:t></w:r></w:p></w:tc><w:tc><w:tcPr><w:tcW w:w="1417.3228346456694" w:type="dxa"/><w:noWrap/></w:tcPr><w:p><w:pPr><w:spacing w:after="30"/></w:pPr><w:r><w:rPr><w:sz w:val="16"/><w:szCs w:val="16"/></w:rPr><w:t xml:space="preserve">NULL</w:t></w:r></w:p></w:tc><w:tc><w:tcPr><w:tcW w:w="1417.3228346456694" w:type="dxa"/><w:noWrap/></w:tcPr><w:p><w:pPr><w:spacing w:after="30"/></w:pPr><w:r><w:rPr><w:sz w:val="16"/><w:szCs w:val="16"/></w:rPr><w:t xml:space="preserve">`NULL`</w:t></w:r></w:p></w:tc><w:tc><w:tcPr><w:tcW w:w="1417.3228346456694" w:type="dxa"/><w:noWrap/></w:tcPr><w:p><w:pPr><w:spacing w:after="30"/></w:pPr><w:r><w:rPr><w:sz w:val="16"/><w:szCs w:val="16"/></w:rPr><w:t xml:space="preserve">MUL</w:t></w:r></w:p></w:tc><w:tc><w:tcPr><w:tcW w:w="1417.3228346456694" w:type="dxa"/><w:noWrap/></w:tcPr><w:p><w:pPr><w:spacing w:after="30"/></w:pPr><w:r><w:rPr><w:sz w:val="16"/><w:szCs w:val="16"/></w:rPr><w:t xml:space="preserve">Atribut data operasional examiner1 id.</w:t></w:r></w:p></w:tc></w:tr><w:tr><w:trPr/><w:tc><w:tcPr><w:tcW w:w="1417.3228346456694" w:type="dxa"/><w:noWrap/></w:tcPr><w:p><w:pPr><w:spacing w:after="30"/></w:pPr><w:r><w:rPr><w:sz w:val="16"/><w:szCs w:val="16"/></w:rPr><w:t xml:space="preserve">9</w:t></w:r></w:p></w:tc><w:tc><w:tcPr><w:tcW w:w="1417.3228346456694" w:type="dxa"/><w:noWrap/></w:tcPr><w:p><w:pPr><w:spacing w:after="30"/></w:pPr><w:r><w:rPr><w:sz w:val="16"/><w:szCs w:val="16"/></w:rPr><w:t xml:space="preserve">`examiner2_id`</w:t></w:r></w:p></w:tc><w:tc><w:tcPr><w:tcW w:w="1417.3228346456694" w:type="dxa"/><w:noWrap/></w:tcPr><w:p><w:pPr><w:spacing w:after="30"/></w:pPr><w:r><w:rPr><w:sz w:val="16"/><w:szCs w:val="16"/></w:rPr><w:t xml:space="preserve">`bigint(20) unsigned`</w:t></w:r></w:p></w:tc><w:tc><w:tcPr><w:tcW w:w="1417.3228346456694" w:type="dxa"/><w:noWrap/></w:tcPr><w:p><w:pPr><w:spacing w:after="30"/></w:pPr><w:r><w:rPr><w:sz w:val="16"/><w:szCs w:val="16"/></w:rPr><w:t xml:space="preserve">NULL</w:t></w:r></w:p></w:tc><w:tc><w:tcPr><w:tcW w:w="1417.3228346456694" w:type="dxa"/><w:noWrap/></w:tcPr><w:p><w:pPr><w:spacing w:after="30"/></w:pPr><w:r><w:rPr><w:sz w:val="16"/><w:szCs w:val="16"/></w:rPr><w:t xml:space="preserve">`NULL`</w:t></w:r></w:p></w:tc><w:tc><w:tcPr><w:tcW w:w="1417.3228346456694" w:type="dxa"/><w:noWrap/></w:tcPr><w:p><w:pPr><w:spacing w:after="30"/></w:pPr><w:r><w:rPr><w:sz w:val="16"/><w:szCs w:val="16"/></w:rPr><w:t xml:space="preserve">MUL</w:t></w:r></w:p></w:tc><w:tc><w:tcPr><w:tcW w:w="1417.3228346456694" w:type="dxa"/><w:noWrap/></w:tcPr><w:p><w:pPr><w:spacing w:after="30"/></w:pPr><w:r><w:rPr><w:sz w:val="16"/><w:szCs w:val="16"/></w:rPr><w:t xml:space="preserve">Atribut data operasional examiner2 id.</w:t></w:r></w:p></w:tc></w:tr><w:tr><w:trPr/><w:tc><w:tcPr><w:tcW w:w="1417.3228346456694" w:type="dxa"/><w:noWrap/></w:tcPr><w:p><w:pPr><w:spacing w:after="30"/></w:pPr><w:r><w:rPr><w:sz w:val="16"/><w:szCs w:val="16"/></w:rPr><w:t xml:space="preserve">10</w:t></w:r></w:p></w:tc><w:tc><w:tcPr><w:tcW w:w="1417.3228346456694" w:type="dxa"/><w:noWrap/></w:tcPr><w:p><w:pPr><w:spacing w:after="30"/></w:pPr><w:r><w:rPr><w:sz w:val="16"/><w:szCs w:val="16"/></w:rPr><w:t xml:space="preserve">`order`</w:t></w:r></w:p></w:tc><w:tc><w:tcPr><w:tcW w:w="1417.3228346456694" w:type="dxa"/><w:noWrap/></w:tcPr><w:p><w:pPr><w:spacing w:after="30"/></w:pPr><w:r><w:rPr><w:sz w:val="16"/><w:szCs w:val="16"/></w:rPr><w:t xml:space="preserve">`int(11)`</w:t></w:r></w:p></w:tc><w:tc><w:tcPr><w:tcW w:w="1417.3228346456694" w:type="dxa"/><w:noWrap/></w:tcPr><w:p><w:pPr><w:spacing w:after="30"/></w:pPr><w:r><w:rPr><w:sz w:val="16"/><w:szCs w:val="16"/></w:rPr><w:t xml:space="preserve">NOT NULL</w:t></w:r></w:p></w:tc><w:tc><w:tcPr><w:tcW w:w="1417.3228346456694" w:type="dxa"/><w:noWrap/></w:tcPr><w:p><w:pPr><w:spacing w:after="30"/></w:pPr><w:r><w:rPr><w:sz w:val="16"/><w:szCs w:val="16"/></w:rPr><w:t xml:space="preserve">`0`</w:t></w:r></w:p></w:tc><w:tc><w:tcPr><w:tcW w:w="1417.3228346456694" w:type="dxa"/><w:noWrap/></w:tcPr><w:p><w:pPr><w:spacing w:after="30"/></w:pPr><w:r><w:rPr><w:sz w:val="16"/><w:szCs w:val="16"/></w:rPr><w:t xml:space="preserve">-</w:t></w:r></w:p></w:tc><w:tc><w:tcPr><w:tcW w:w="1417.3228346456694" w:type="dxa"/><w:noWrap/></w:tcPr><w:p><w:pPr><w:spacing w:after="30"/></w:pPr><w:r><w:rPr><w:sz w:val="16"/><w:szCs w:val="16"/></w:rPr><w:t xml:space="preserve">Atribut data operasional order.</w:t></w:r></w:p></w:tc></w:tr><w:tr><w:trPr/><w:tc><w:tcPr><w:tcW w:w="1417.3228346456694" w:type="dxa"/><w:noWrap/></w:tcPr><w:p><w:pPr><w:spacing w:after="30"/></w:pPr><w:r><w:rPr><w:sz w:val="16"/><w:szCs w:val="16"/></w:rPr><w:t xml:space="preserve">11</w:t></w:r></w:p></w:tc><w:tc><w:tcPr><w:tcW w:w="1417.3228346456694" w:type="dxa"/><w:noWrap/></w:tcPr><w:p><w:pPr><w:spacing w:after="30"/></w:pPr><w:r><w:rPr><w:sz w:val="16"/><w:szCs w:val="16"/></w:rPr><w:t xml:space="preserve">`created_at`</w:t></w:r></w:p></w:tc><w:tc><w:tcPr><w:tcW w:w="1417.3228346456694" w:type="dxa"/><w:noWrap/></w:tcPr><w:p><w:pPr><w:spacing w:after="30"/></w:pPr><w:r><w:rPr><w:sz w:val="16"/><w:szCs w:val="16"/></w:rPr><w:t xml:space="preserve">`timestamp`</w:t></w:r></w:p></w:tc><w:tc><w:tcPr><w:tcW w:w="1417.3228346456694" w:type="dxa"/><w:noWrap/></w:tcPr><w:p><w:pPr><w:spacing w:after="30"/></w:pPr><w:r><w:rPr><w:sz w:val="16"/><w:szCs w:val="16"/></w:rPr><w:t xml:space="preserve">NULL</w:t></w:r></w:p></w:tc><w:tc><w:tcPr><w:tcW w:w="1417.3228346456694" w:type="dxa"/><w:noWrap/></w:tcPr><w:p><w:pPr><w:spacing w:after="30"/></w:pPr><w:r><w:rPr><w:sz w:val="16"/><w:szCs w:val="16"/></w:rPr><w:t xml:space="preserve">`NULL`</w:t></w:r></w:p></w:tc><w:tc><w:tcPr><w:tcW w:w="1417.3228346456694" w:type="dxa"/><w:noWrap/></w:tcPr><w:p><w:pPr><w:spacing w:after="30"/></w:pPr><w:r><w:rPr><w:sz w:val="16"/><w:szCs w:val="16"/></w:rPr><w:t xml:space="preserve">-</w:t></w:r></w:p></w:tc><w:tc><w:tcPr><w:tcW w:w="1417.3228346456694" w:type="dxa"/><w:noWrap/></w:tcPr><w:p><w:pPr><w:spacing w:after="30"/></w:pPr><w:r><w:rPr><w:sz w:val="16"/><w:szCs w:val="16"/></w:rPr><w:t xml:space="preserve">Waktu rekaman pertama kali dibuat di sistem.</w:t></w:r></w:p></w:tc></w:tr><w:tr><w:trPr/><w:tc><w:tcPr><w:tcW w:w="1417.3228346456694" w:type="dxa"/><w:noWrap/></w:tcPr><w:p><w:pPr><w:spacing w:after="30"/></w:pPr><w:r><w:rPr><w:sz w:val="16"/><w:szCs w:val="16"/></w:rPr><w:t xml:space="preserve">12</w:t></w:r></w:p></w:tc><w:tc><w:tcPr><w:tcW w:w="1417.3228346456694" w:type="dxa"/><w:noWrap/></w:tcPr><w:p><w:pPr><w:spacing w:after="30"/></w:pPr><w:r><w:rPr><w:sz w:val="16"/><w:szCs w:val="16"/></w:rPr><w:t xml:space="preserve">`updated_at`</w:t></w:r></w:p></w:tc><w:tc><w:tcPr><w:tcW w:w="1417.3228346456694" w:type="dxa"/><w:noWrap/></w:tcPr><w:p><w:pPr><w:spacing w:after="30"/></w:pPr><w:r><w:rPr><w:sz w:val="16"/><w:szCs w:val="16"/></w:rPr><w:t xml:space="preserve">`timestamp`</w:t></w:r></w:p></w:tc><w:tc><w:tcPr><w:tcW w:w="1417.3228346456694" w:type="dxa"/><w:noWrap/></w:tcPr><w:p><w:pPr><w:spacing w:after="30"/></w:pPr><w:r><w:rPr><w:sz w:val="16"/><w:szCs w:val="16"/></w:rPr><w:t xml:space="preserve">NULL</w:t></w:r></w:p></w:tc><w:tc><w:tcPr><w:tcW w:w="1417.3228346456694" w:type="dxa"/><w:noWrap/></w:tcPr><w:p><w:pPr><w:spacing w:after="30"/></w:pPr><w:r><w:rPr><w:sz w:val="16"/><w:szCs w:val="16"/></w:rPr><w:t xml:space="preserve">`NULL`</w:t></w:r></w:p></w:tc><w:tc><w:tcPr><w:tcW w:w="1417.3228346456694" w:type="dxa"/><w:noWrap/></w:tcPr><w:p><w:pPr><w:spacing w:after="30"/></w:pPr><w:r><w:rPr><w:sz w:val="16"/><w:szCs w:val="16"/></w:rPr><w:t xml:space="preserve">-</w:t></w:r></w:p></w:tc><w:tc><w:tcPr><w:tcW w:w="1417.3228346456694" w:type="dxa"/><w:noWrap/></w:tcPr><w:p><w:pPr><w:spacing w:after="30"/></w:pPr><w:r><w:rPr><w:sz w:val="16"/><w:szCs w:val="16"/></w:rPr><w:t xml:space="preserve">Waktu rekaman terakhir kali diperbarui.</w:t></w:r></w:p></w:tc></w:tr></w:tbl><w:p/><w:p><w:pPr><w:jc w:val="both"/><w:spacing w:after="70"/></w:pPr><w:r><w:rPr><w:sz w:val="19"/><w:szCs w:val="19"/></w:rPr><w:t xml:space="preserve">---</w:t></w:r></w:p><w:p><w:pPr><w:pStyle w:val="Heading3"/></w:pPr><w:bookmarkStart w:id="30" w:name="_Toc30"/><w:r><w:t>3.21 Tabel Template Dokumen Seminar Proposal (`seminar_templates`)</w:t></w:r><w:bookmarkEnd w:id="30"/></w:p><w:p><w:pPr><w:spacing w:before="40" w:after="40"/></w:pPr><w:r><w:rPr><w:color w:val="334155"/><w:sz w:val="19"/><w:szCs w:val="19"/><w:b w:val="1"/><w:bCs w:val="1"/><w:i w:val="1"/><w:iCs w:val="1"/></w:rPr><w:t xml:space="preserve">**Nama Tabel**: `seminar_templates`</w:t></w:r></w:p><w:p><w:pPr><w:spacing w:before="40" w:after="40"/></w:pPr><w:r><w:rPr><w:color w:val="334155"/><w:sz w:val="19"/><w:szCs w:val="19"/><w:b w:val="0"/><w:bCs w:val="0"/><w:i w:val="1"/><w:iCs w:val="1"/></w:rPr><w:t xml:space="preserve">**Primary Key**: `id`</w:t></w:r></w:p><w:p><w:pPr><w:spacing w:before="40" w:after="40"/></w:pPr><w:r><w:rPr><w:color w:val="334155"/><w:sz w:val="19"/><w:szCs w:val="19"/><w:b w:val="0"/><w:bCs w:val="0"/><w:i w:val="1"/><w:iCs w:val="1"/></w:rPr><w:t xml:space="preserve">**Foreign Key**: Tidak ada (*None*)</w:t></w:r></w:p><w:p><w:pPr><w:spacing w:before="40" w:after="40"/></w:pPr><w:r><w:rPr><w:color w:val="334155"/><w:sz w:val="19"/><w:szCs w:val="19"/><w:b w:val="0"/><w:bCs w:val="0"/><w:i w:val="1"/><w:iCs w:val="1"/></w:rPr><w:t xml:space="preserve">**Deskripsi**: Menyimpan berkas template dokumen resmi terkait seminar proposal (seperti format cover, draf naskah, formulir persetujuan) yang dapat diunduh oleh mahasiswa.</w:t></w:r></w:p><w:tbl><w:tblGrid><w:gridCol w:w="1417.3228346456694" w:type="dxa"/><w:gridCol w:w="1417.3228346456694" w:type="dxa"/><w:gridCol w:w="1417.3228346456694" w:type="dxa"/><w:gridCol w:w="1417.3228346456694" w:type="dxa"/><w:gridCol w:w="1417.3228346456694" w:type="dxa"/><w:gridCol w:w="1417.3228346456694" w:type="dxa"/><w:gridCol w:w="1417.3228346456694" w:type="dxa"/></w:tblGrid><w:tblPr><w:tblStyle w:val="DbTable"/></w:tblPr><w:tr><w:trPr/><w:tc><w:tcPr><w:tcW w:w="1417.3228346456694" w:type="dxa"/><w:shd w:val="clear" w:fill="1E293B"/><w:noWrap/></w:tcPr><w:p><w:pPr><w:spacing w:after="30"/></w:pPr><w:r><w:rPr><w:color w:val="FFFFFF"/><w:sz w:val="16"/><w:szCs w:val="16"/><w:b w:val="1"/><w:bCs w:val="1"/></w:rPr><w:t xml:space="preserve">No</w:t></w:r></w:p></w:tc><w:tc><w:tcPr><w:tcW w:w="1417.3228346456694" w:type="dxa"/><w:shd w:val="clear" w:fill="1E293B"/><w:noWrap/></w:tcPr><w:p><w:pPr><w:spacing w:after="30"/></w:pPr><w:r><w:rPr><w:color w:val="FFFFFF"/><w:sz w:val="16"/><w:szCs w:val="16"/><w:b w:val="1"/><w:bCs w:val="1"/></w:rPr><w:t xml:space="preserve">Nama Kolom</w:t></w:r></w:p></w:tc><w:tc><w:tcPr><w:tcW w:w="1417.3228346456694" w:type="dxa"/><w:shd w:val="clear" w:fill="1E293B"/><w:noWrap/></w:tcPr><w:p><w:pPr><w:spacing w:after="30"/></w:pPr><w:r><w:rPr><w:color w:val="FFFFFF"/><w:sz w:val="16"/><w:szCs w:val="16"/><w:b w:val="1"/><w:bCs w:val="1"/></w:rPr><w:t xml:space="preserve">Tipe Data</w:t></w:r></w:p></w:tc><w:tc><w:tcPr><w:tcW w:w="1417.3228346456694" w:type="dxa"/><w:shd w:val="clear" w:fill="1E293B"/><w:noWrap/></w:tcPr><w:p><w:pPr><w:spacing w:after="30"/></w:pPr><w:r><w:rPr><w:color w:val="FFFFFF"/><w:sz w:val="16"/><w:szCs w:val="16"/><w:b w:val="1"/><w:bCs w:val="1"/></w:rPr><w:t xml:space="preserve">Nullable</w:t></w:r></w:p></w:tc><w:tc><w:tcPr><w:tcW w:w="1417.3228346456694" w:type="dxa"/><w:shd w:val="clear" w:fill="1E293B"/><w:noWrap/></w:tcPr><w:p><w:pPr><w:spacing w:after="30"/></w:pPr><w:r><w:rPr><w:color w:val="FFFFFF"/><w:sz w:val="16"/><w:szCs w:val="16"/><w:b w:val="1"/><w:bCs w:val="1"/></w:rPr><w:t xml:space="preserve">Nilai Default</w:t></w:r></w:p></w:tc><w:tc><w:tcPr><w:tcW w:w="1417.3228346456694" w:type="dxa"/><w:shd w:val="clear" w:fill="1E293B"/><w:noWrap/></w:tcPr><w:p><w:pPr><w:spacing w:after="30"/></w:pPr><w:r><w:rPr><w:color w:val="FFFFFF"/><w:sz w:val="16"/><w:szCs w:val="16"/><w:b w:val="1"/><w:bCs w:val="1"/></w:rPr><w:t xml:space="preserve">Kunci (*Key*)</w:t></w:r></w:p></w:tc><w:tc><w:tcPr><w:tcW w:w="1417.3228346456694" w:type="dxa"/><w:shd w:val="clear" w:fill="1E293B"/><w:noWrap/></w:tcPr><w:p><w:pPr><w:spacing w:after="30"/></w:pPr><w:r><w:rPr><w:color w:val="FFFFFF"/><w:sz w:val="16"/><w:szCs w:val="16"/><w:b w:val="1"/><w:bCs w:val="1"/></w:rPr><w:t xml:space="preserve">Keterangan & Aturan Bisnis</w:t></w:r></w:p></w:tc></w:tr><w:tr><w:trPr/><w:tc><w:tcPr><w:tcW w:w="1417.3228346456694" w:type="dxa"/><w:noWrap/></w:tcPr><w:p><w:pPr><w:spacing w:after="30"/></w:pPr><w:r><w:rPr><w:sz w:val="16"/><w:szCs w:val="16"/></w:rPr><w:t xml:space="preserve">1</w:t></w:r></w:p></w:tc><w:tc><w:tcPr><w:tcW w:w="1417.3228346456694" w:type="dxa"/><w:noWrap/></w:tcPr><w:p><w:pPr><w:spacing w:after="30"/></w:pPr><w:r><w:rPr><w:sz w:val="16"/><w:szCs w:val="16"/></w:rPr><w:t xml:space="preserve">`id`</w:t></w:r></w:p></w:tc><w:tc><w:tcPr><w:tcW w:w="1417.3228346456694" w:type="dxa"/><w:noWrap/></w:tcPr><w:p><w:pPr><w:spacing w:after="30"/></w:pPr><w:r><w:rPr><w:sz w:val="16"/><w:szCs w:val="16"/></w:rPr><w:t xml:space="preserve">`bigint(20) unsigned`</w:t></w:r></w:p></w:tc><w:tc><w:tcPr><w:tcW w:w="1417.3228346456694" w:type="dxa"/><w:noWrap/></w:tcPr><w:p><w:pPr><w:spacing w:after="30"/></w:pPr><w:r><w:rPr><w:sz w:val="16"/><w:szCs w:val="16"/></w:rPr><w:t xml:space="preserve">NOT NULL</w:t></w:r></w:p></w:tc><w:tc><w:tcPr><w:tcW w:w="1417.3228346456694" w:type="dxa"/><w:noWrap/></w:tcPr><w:p><w:pPr><w:spacing w:after="30"/></w:pPr><w:r><w:rPr><w:sz w:val="16"/><w:szCs w:val="16"/></w:rPr><w:t xml:space="preserve">*None*</w:t></w:r></w:p></w:tc><w:tc><w:tcPr><w:tcW w:w="1417.3228346456694" w:type="dxa"/><w:noWrap/></w:tcPr><w:p><w:pPr><w:spacing w:after="30"/></w:pPr><w:r><w:rPr><w:sz w:val="16"/><w:szCs w:val="16"/></w:rPr><w:t xml:space="preserve">PRI (auto_increment)</w:t></w:r></w:p></w:tc><w:tc><w:tcPr><w:tcW w:w="1417.3228346456694" w:type="dxa"/><w:noWrap/></w:tcPr><w:p><w:pPr><w:spacing w:after="30"/></w:pPr><w:r><w:rPr><w:sz w:val="16"/><w:szCs w:val="16"/></w:rPr><w:t xml:space="preserve">Identitas unik rekaman data (*surrogate primary key*).</w:t></w:r></w:p></w:tc></w:tr><w:tr><w:trPr/><w:tc><w:tcPr><w:tcW w:w="1417.3228346456694" w:type="dxa"/><w:noWrap/></w:tcPr><w:p><w:pPr><w:spacing w:after="30"/></w:pPr><w:r><w:rPr><w:sz w:val="16"/><w:szCs w:val="16"/></w:rPr><w:t xml:space="preserve">2</w:t></w:r></w:p></w:tc><w:tc><w:tcPr><w:tcW w:w="1417.3228346456694" w:type="dxa"/><w:noWrap/></w:tcPr><w:p><w:pPr><w:spacing w:after="30"/></w:pPr><w:r><w:rPr><w:sz w:val="16"/><w:szCs w:val="16"/></w:rPr><w:t xml:space="preserve">`title`</w:t></w:r></w:p></w:tc><w:tc><w:tcPr><w:tcW w:w="1417.3228346456694" w:type="dxa"/><w:noWrap/></w:tcPr><w:p><w:pPr><w:spacing w:after="30"/></w:pPr><w:r><w:rPr><w:sz w:val="16"/><w:szCs w:val="16"/></w:rPr><w:t xml:space="preserve">`varchar(255)`</w:t></w:r></w:p></w:tc><w:tc><w:tcPr><w:tcW w:w="1417.3228346456694" w:type="dxa"/><w:noWrap/></w:tcPr><w:p><w:pPr><w:spacing w:after="30"/></w:pPr><w:r><w:rPr><w:sz w:val="16"/><w:szCs w:val="16"/></w:rPr><w:t xml:space="preserve">NOT NULL</w:t></w:r></w:p></w:tc><w:tc><w:tcPr><w:tcW w:w="1417.3228346456694" w:type="dxa"/><w:noWrap/></w:tcPr><w:p><w:pPr><w:spacing w:after="30"/></w:pPr><w:r><w:rPr><w:sz w:val="16"/><w:szCs w:val="16"/></w:rPr><w:t xml:space="preserve">*None*</w:t></w:r></w:p></w:tc><w:tc><w:tcPr><w:tcW w:w="1417.3228346456694" w:type="dxa"/><w:noWrap/></w:tcPr><w:p><w:pPr><w:spacing w:after="30"/></w:pPr><w:r><w:rPr><w:sz w:val="16"/><w:szCs w:val="16"/></w:rPr><w:t xml:space="preserve">-</w:t></w:r></w:p></w:tc><w:tc><w:tcPr><w:tcW w:w="1417.3228346456694" w:type="dxa"/><w:noWrap/></w:tcPr><w:p><w:pPr><w:spacing w:after="30"/></w:pPr><w:r><w:rPr><w:sz w:val="16"/><w:szCs w:val="16"/></w:rPr><w:t xml:space="preserve">Atribut data operasional title.</w:t></w:r></w:p></w:tc></w:tr><w:tr><w:trPr/><w:tc><w:tcPr><w:tcW w:w="1417.3228346456694" w:type="dxa"/><w:noWrap/></w:tcPr><w:p><w:pPr><w:spacing w:after="30"/></w:pPr><w:r><w:rPr><w:sz w:val="16"/><w:szCs w:val="16"/></w:rPr><w:t xml:space="preserve">3</w:t></w:r></w:p></w:tc><w:tc><w:tcPr><w:tcW w:w="1417.3228346456694" w:type="dxa"/><w:noWrap/></w:tcPr><w:p><w:pPr><w:spacing w:after="30"/></w:pPr><w:r><w:rPr><w:sz w:val="16"/><w:szCs w:val="16"/></w:rPr><w:t xml:space="preserve">`file_path`</w:t></w:r></w:p></w:tc><w:tc><w:tcPr><w:tcW w:w="1417.3228346456694" w:type="dxa"/><w:noWrap/></w:tcPr><w:p><w:pPr><w:spacing w:after="30"/></w:pPr><w:r><w:rPr><w:sz w:val="16"/><w:szCs w:val="16"/></w:rPr><w:t xml:space="preserve">`varchar(255)`</w:t></w:r></w:p></w:tc><w:tc><w:tcPr><w:tcW w:w="1417.3228346456694" w:type="dxa"/><w:noWrap/></w:tcPr><w:p><w:pPr><w:spacing w:after="30"/></w:pPr><w:r><w:rPr><w:sz w:val="16"/><w:szCs w:val="16"/></w:rPr><w:t xml:space="preserve">NOT NULL</w:t></w:r></w:p></w:tc><w:tc><w:tcPr><w:tcW w:w="1417.3228346456694" w:type="dxa"/><w:noWrap/></w:tcPr><w:p><w:pPr><w:spacing w:after="30"/></w:pPr><w:r><w:rPr><w:sz w:val="16"/><w:szCs w:val="16"/></w:rPr><w:t xml:space="preserve">*None*</w:t></w:r></w:p></w:tc><w:tc><w:tcPr><w:tcW w:w="1417.3228346456694" w:type="dxa"/><w:noWrap/></w:tcPr><w:p><w:pPr><w:spacing w:after="30"/></w:pPr><w:r><w:rPr><w:sz w:val="16"/><w:szCs w:val="16"/></w:rPr><w:t xml:space="preserve">-</w:t></w:r></w:p></w:tc><w:tc><w:tcPr><w:tcW w:w="1417.3228346456694" w:type="dxa"/><w:noWrap/></w:tcPr><w:p><w:pPr><w:spacing w:after="30"/></w:pPr><w:r><w:rPr><w:sz w:val="16"/><w:szCs w:val="16"/></w:rPr><w:t xml:space="preserve">Path relatif lokasi penyimpanan berkas dokumen pada storage privat.</w:t></w:r></w:p></w:tc></w:tr><w:tr><w:trPr/><w:tc><w:tcPr><w:tcW w:w="1417.3228346456694" w:type="dxa"/><w:noWrap/></w:tcPr><w:p><w:pPr><w:spacing w:after="30"/></w:pPr><w:r><w:rPr><w:sz w:val="16"/><w:szCs w:val="16"/></w:rPr><w:t xml:space="preserve">4</w:t></w:r></w:p></w:tc><w:tc><w:tcPr><w:tcW w:w="1417.3228346456694" w:type="dxa"/><w:noWrap/></w:tcPr><w:p><w:pPr><w:spacing w:after="30"/></w:pPr><w:r><w:rPr><w:sz w:val="16"/><w:szCs w:val="16"/></w:rPr><w:t xml:space="preserve">`original_name`</w:t></w:r></w:p></w:tc><w:tc><w:tcPr><w:tcW w:w="1417.3228346456694" w:type="dxa"/><w:noWrap/></w:tcPr><w:p><w:pPr><w:spacing w:after="30"/></w:pPr><w:r><w:rPr><w:sz w:val="16"/><w:szCs w:val="16"/></w:rPr><w:t xml:space="preserve">`varchar(255)`</w:t></w:r></w:p></w:tc><w:tc><w:tcPr><w:tcW w:w="1417.3228346456694" w:type="dxa"/><w:noWrap/></w:tcPr><w:p><w:pPr><w:spacing w:after="30"/></w:pPr><w:r><w:rPr><w:sz w:val="16"/><w:szCs w:val="16"/></w:rPr><w:t xml:space="preserve">NOT NULL</w:t></w:r></w:p></w:tc><w:tc><w:tcPr><w:tcW w:w="1417.3228346456694" w:type="dxa"/><w:noWrap/></w:tcPr><w:p><w:pPr><w:spacing w:after="30"/></w:pPr><w:r><w:rPr><w:sz w:val="16"/><w:szCs w:val="16"/></w:rPr><w:t xml:space="preserve">*None*</w:t></w:r></w:p></w:tc><w:tc><w:tcPr><w:tcW w:w="1417.3228346456694" w:type="dxa"/><w:noWrap/></w:tcPr><w:p><w:pPr><w:spacing w:after="30"/></w:pPr><w:r><w:rPr><w:sz w:val="16"/><w:szCs w:val="16"/></w:rPr><w:t xml:space="preserve">-</w:t></w:r></w:p></w:tc><w:tc><w:tcPr><w:tcW w:w="1417.3228346456694" w:type="dxa"/><w:noWrap/></w:tcPr><w:p><w:pPr><w:spacing w:after="30"/></w:pPr><w:r><w:rPr><w:sz w:val="16"/><w:szCs w:val="16"/></w:rPr><w:t xml:space="preserve">Atribut data operasional original name.</w:t></w:r></w:p></w:tc></w:tr><w:tr><w:trPr/><w:tc><w:tcPr><w:tcW w:w="1417.3228346456694" w:type="dxa"/><w:noWrap/></w:tcPr><w:p><w:pPr><w:spacing w:after="30"/></w:pPr><w:r><w:rPr><w:sz w:val="16"/><w:szCs w:val="16"/></w:rPr><w:t xml:space="preserve">5</w:t></w:r></w:p></w:tc><w:tc><w:tcPr><w:tcW w:w="1417.3228346456694" w:type="dxa"/><w:noWrap/></w:tcPr><w:p><w:pPr><w:spacing w:after="30"/></w:pPr><w:r><w:rPr><w:sz w:val="16"/><w:szCs w:val="16"/></w:rPr><w:t xml:space="preserve">`is_active`</w:t></w:r></w:p></w:tc><w:tc><w:tcPr><w:tcW w:w="1417.3228346456694" w:type="dxa"/><w:noWrap/></w:tcPr><w:p><w:pPr><w:spacing w:after="30"/></w:pPr><w:r><w:rPr><w:sz w:val="16"/><w:szCs w:val="16"/></w:rPr><w:t xml:space="preserve">`tinyint(1)`</w:t></w:r></w:p></w:tc><w:tc><w:tcPr><w:tcW w:w="1417.3228346456694" w:type="dxa"/><w:noWrap/></w:tcPr><w:p><w:pPr><w:spacing w:after="30"/></w:pPr><w:r><w:rPr><w:sz w:val="16"/><w:szCs w:val="16"/></w:rPr><w:t xml:space="preserve">NOT NULL</w:t></w:r></w:p></w:tc><w:tc><w:tcPr><w:tcW w:w="1417.3228346456694" w:type="dxa"/><w:noWrap/></w:tcPr><w:p><w:pPr><w:spacing w:after="30"/></w:pPr><w:r><w:rPr><w:sz w:val="16"/><w:szCs w:val="16"/></w:rPr><w:t xml:space="preserve">`1`</w:t></w:r></w:p></w:tc><w:tc><w:tcPr><w:tcW w:w="1417.3228346456694" w:type="dxa"/><w:noWrap/></w:tcPr><w:p><w:pPr><w:spacing w:after="30"/></w:pPr><w:r><w:rPr><w:sz w:val="16"/><w:szCs w:val="16"/></w:rPr><w:t xml:space="preserve">-</w:t></w:r></w:p></w:tc><w:tc><w:tcPr><w:tcW w:w="1417.3228346456694" w:type="dxa"/><w:noWrap/></w:tcPr><w:p><w:pPr><w:spacing w:after="30"/></w:pPr><w:r><w:rPr><w:sz w:val="16"/><w:szCs w:val="16"/></w:rPr><w:t xml:space="preserve">Penanda status keaktifan record (1 = Aktif, 0 = Non-aktif).</w:t></w:r></w:p></w:tc></w:tr><w:tr><w:trPr/><w:tc><w:tcPr><w:tcW w:w="1417.3228346456694" w:type="dxa"/><w:noWrap/></w:tcPr><w:p><w:pPr><w:spacing w:after="30"/></w:pPr><w:r><w:rPr><w:sz w:val="16"/><w:szCs w:val="16"/></w:rPr><w:t xml:space="preserve">6</w:t></w:r></w:p></w:tc><w:tc><w:tcPr><w:tcW w:w="1417.3228346456694" w:type="dxa"/><w:noWrap/></w:tcPr><w:p><w:pPr><w:spacing w:after="30"/></w:pPr><w:r><w:rPr><w:sz w:val="16"/><w:szCs w:val="16"/></w:rPr><w:t xml:space="preserve">`created_at`</w:t></w:r></w:p></w:tc><w:tc><w:tcPr><w:tcW w:w="1417.3228346456694" w:type="dxa"/><w:noWrap/></w:tcPr><w:p><w:pPr><w:spacing w:after="30"/></w:pPr><w:r><w:rPr><w:sz w:val="16"/><w:szCs w:val="16"/></w:rPr><w:t xml:space="preserve">`timestamp`</w:t></w:r></w:p></w:tc><w:tc><w:tcPr><w:tcW w:w="1417.3228346456694" w:type="dxa"/><w:noWrap/></w:tcPr><w:p><w:pPr><w:spacing w:after="30"/></w:pPr><w:r><w:rPr><w:sz w:val="16"/><w:szCs w:val="16"/></w:rPr><w:t xml:space="preserve">NULL</w:t></w:r></w:p></w:tc><w:tc><w:tcPr><w:tcW w:w="1417.3228346456694" w:type="dxa"/><w:noWrap/></w:tcPr><w:p><w:pPr><w:spacing w:after="30"/></w:pPr><w:r><w:rPr><w:sz w:val="16"/><w:szCs w:val="16"/></w:rPr><w:t xml:space="preserve">`NULL`</w:t></w:r></w:p></w:tc><w:tc><w:tcPr><w:tcW w:w="1417.3228346456694" w:type="dxa"/><w:noWrap/></w:tcPr><w:p><w:pPr><w:spacing w:after="30"/></w:pPr><w:r><w:rPr><w:sz w:val="16"/><w:szCs w:val="16"/></w:rPr><w:t xml:space="preserve">-</w:t></w:r></w:p></w:tc><w:tc><w:tcPr><w:tcW w:w="1417.3228346456694" w:type="dxa"/><w:noWrap/></w:tcPr><w:p><w:pPr><w:spacing w:after="30"/></w:pPr><w:r><w:rPr><w:sz w:val="16"/><w:szCs w:val="16"/></w:rPr><w:t xml:space="preserve">Waktu rekaman pertama kali dibuat di sistem.</w:t></w:r></w:p></w:tc></w:tr><w:tr><w:trPr/><w:tc><w:tcPr><w:tcW w:w="1417.3228346456694" w:type="dxa"/><w:noWrap/></w:tcPr><w:p><w:pPr><w:spacing w:after="30"/></w:pPr><w:r><w:rPr><w:sz w:val="16"/><w:szCs w:val="16"/></w:rPr><w:t xml:space="preserve">7</w:t></w:r></w:p></w:tc><w:tc><w:tcPr><w:tcW w:w="1417.3228346456694" w:type="dxa"/><w:noWrap/></w:tcPr><w:p><w:pPr><w:spacing w:after="30"/></w:pPr><w:r><w:rPr><w:sz w:val="16"/><w:szCs w:val="16"/></w:rPr><w:t xml:space="preserve">`updated_at`</w:t></w:r></w:p></w:tc><w:tc><w:tcPr><w:tcW w:w="1417.3228346456694" w:type="dxa"/><w:noWrap/></w:tcPr><w:p><w:pPr><w:spacing w:after="30"/></w:pPr><w:r><w:rPr><w:sz w:val="16"/><w:szCs w:val="16"/></w:rPr><w:t xml:space="preserve">`timestamp`</w:t></w:r></w:p></w:tc><w:tc><w:tcPr><w:tcW w:w="1417.3228346456694" w:type="dxa"/><w:noWrap/></w:tcPr><w:p><w:pPr><w:spacing w:after="30"/></w:pPr><w:r><w:rPr><w:sz w:val="16"/><w:szCs w:val="16"/></w:rPr><w:t xml:space="preserve">NULL</w:t></w:r></w:p></w:tc><w:tc><w:tcPr><w:tcW w:w="1417.3228346456694" w:type="dxa"/><w:noWrap/></w:tcPr><w:p><w:pPr><w:spacing w:after="30"/></w:pPr><w:r><w:rPr><w:sz w:val="16"/><w:szCs w:val="16"/></w:rPr><w:t xml:space="preserve">`NULL`</w:t></w:r></w:p></w:tc><w:tc><w:tcPr><w:tcW w:w="1417.3228346456694" w:type="dxa"/><w:noWrap/></w:tcPr><w:p><w:pPr><w:spacing w:after="30"/></w:pPr><w:r><w:rPr><w:sz w:val="16"/><w:szCs w:val="16"/></w:rPr><w:t xml:space="preserve">-</w:t></w:r></w:p></w:tc><w:tc><w:tcPr><w:tcW w:w="1417.3228346456694" w:type="dxa"/><w:noWrap/></w:tcPr><w:p><w:pPr><w:spacing w:after="30"/></w:pPr><w:r><w:rPr><w:sz w:val="16"/><w:szCs w:val="16"/></w:rPr><w:t xml:space="preserve">Waktu rekaman terakhir kali diperbarui.</w:t></w:r></w:p></w:tc></w:tr></w:tbl><w:p/><w:p><w:pPr><w:jc w:val="both"/><w:spacing w:after="70"/></w:pPr><w:r><w:rPr><w:sz w:val="19"/><w:szCs w:val="19"/></w:rPr><w:t xml:space="preserve">---</w:t></w:r></w:p><w:p><w:pPr><w:pStyle w:val="Heading3"/></w:pPr><w:bookmarkStart w:id="31" w:name="_Toc31"/><w:r><w:t>3.22 Tabel Konfigurasi Sistem Global (`settings`)</w:t></w:r><w:bookmarkEnd w:id="31"/></w:p><w:p><w:pPr><w:spacing w:before="40" w:after="40"/></w:pPr><w:r><w:rPr><w:color w:val="334155"/><w:sz w:val="19"/><w:szCs w:val="19"/><w:b w:val="1"/><w:bCs w:val="1"/><w:i w:val="1"/><w:iCs w:val="1"/></w:rPr><w:t xml:space="preserve">**Nama Tabel**: `settings`</w:t></w:r></w:p><w:p><w:pPr><w:spacing w:before="40" w:after="40"/></w:pPr><w:r><w:rPr><w:color w:val="334155"/><w:sz w:val="19"/><w:szCs w:val="19"/><w:b w:val="0"/><w:bCs w:val="0"/><w:i w:val="1"/><w:iCs w:val="1"/></w:rPr><w:t xml:space="preserve">**Primary Key**: `id`</w:t></w:r></w:p><w:p><w:pPr><w:spacing w:before="40" w:after="40"/></w:pPr><w:r><w:rPr><w:color w:val="334155"/><w:sz w:val="19"/><w:szCs w:val="19"/><w:b w:val="0"/><w:bCs w:val="0"/><w:i w:val="1"/><w:iCs w:val="1"/></w:rPr><w:t xml:space="preserve">**Foreign Key**: Tidak ada (*None*)</w:t></w:r></w:p><w:p><w:pPr><w:spacing w:before="40" w:after="40"/></w:pPr><w:r><w:rPr><w:color w:val="334155"/><w:sz w:val="19"/><w:szCs w:val="19"/><w:b w:val="0"/><w:bCs w:val="0"/><w:i w:val="1"/><w:iCs w:val="1"/></w:rPr><w:t xml:space="preserve">**Deskripsi**: Menyimpan pasangan kunci-nilai (key-value) untuk pengaturan global aplikasi SIBIMA, seperti nama instansi, masa aktif bimbingan, batas minimal bimbingan untuk daftar ujian, kuota default dosen, dan konfigurasi API eksternal.</w:t></w:r></w:p><w:tbl><w:tblGrid><w:gridCol w:w="1417.3228346456694" w:type="dxa"/><w:gridCol w:w="1417.3228346456694" w:type="dxa"/><w:gridCol w:w="1417.3228346456694" w:type="dxa"/><w:gridCol w:w="1417.3228346456694" w:type="dxa"/><w:gridCol w:w="1417.3228346456694" w:type="dxa"/><w:gridCol w:w="1417.3228346456694" w:type="dxa"/><w:gridCol w:w="1417.3228346456694" w:type="dxa"/></w:tblGrid><w:tblPr><w:tblStyle w:val="DbTable"/></w:tblPr><w:tr><w:trPr/><w:tc><w:tcPr><w:tcW w:w="1417.3228346456694" w:type="dxa"/><w:shd w:val="clear" w:fill="1E293B"/><w:noWrap/></w:tcPr><w:p><w:pPr><w:spacing w:after="30"/></w:pPr><w:r><w:rPr><w:color w:val="FFFFFF"/><w:sz w:val="16"/><w:szCs w:val="16"/><w:b w:val="1"/><w:bCs w:val="1"/></w:rPr><w:t xml:space="preserve">No</w:t></w:r></w:p></w:tc><w:tc><w:tcPr><w:tcW w:w="1417.3228346456694" w:type="dxa"/><w:shd w:val="clear" w:fill="1E293B"/><w:noWrap/></w:tcPr><w:p><w:pPr><w:spacing w:after="30"/></w:pPr><w:r><w:rPr><w:color w:val="FFFFFF"/><w:sz w:val="16"/><w:szCs w:val="16"/><w:b w:val="1"/><w:bCs w:val="1"/></w:rPr><w:t xml:space="preserve">Nama Kolom</w:t></w:r></w:p></w:tc><w:tc><w:tcPr><w:tcW w:w="1417.3228346456694" w:type="dxa"/><w:shd w:val="clear" w:fill="1E293B"/><w:noWrap/></w:tcPr><w:p><w:pPr><w:spacing w:after="30"/></w:pPr><w:r><w:rPr><w:color w:val="FFFFFF"/><w:sz w:val="16"/><w:szCs w:val="16"/><w:b w:val="1"/><w:bCs w:val="1"/></w:rPr><w:t xml:space="preserve">Tipe Data</w:t></w:r></w:p></w:tc><w:tc><w:tcPr><w:tcW w:w="1417.3228346456694" w:type="dxa"/><w:shd w:val="clear" w:fill="1E293B"/><w:noWrap/></w:tcPr><w:p><w:pPr><w:spacing w:after="30"/></w:pPr><w:r><w:rPr><w:color w:val="FFFFFF"/><w:sz w:val="16"/><w:szCs w:val="16"/><w:b w:val="1"/><w:bCs w:val="1"/></w:rPr><w:t xml:space="preserve">Nullable</w:t></w:r></w:p></w:tc><w:tc><w:tcPr><w:tcW w:w="1417.3228346456694" w:type="dxa"/><w:shd w:val="clear" w:fill="1E293B"/><w:noWrap/></w:tcPr><w:p><w:pPr><w:spacing w:after="30"/></w:pPr><w:r><w:rPr><w:color w:val="FFFFFF"/><w:sz w:val="16"/><w:szCs w:val="16"/><w:b w:val="1"/><w:bCs w:val="1"/></w:rPr><w:t xml:space="preserve">Nilai Default</w:t></w:r></w:p></w:tc><w:tc><w:tcPr><w:tcW w:w="1417.3228346456694" w:type="dxa"/><w:shd w:val="clear" w:fill="1E293B"/><w:noWrap/></w:tcPr><w:p><w:pPr><w:spacing w:after="30"/></w:pPr><w:r><w:rPr><w:color w:val="FFFFFF"/><w:sz w:val="16"/><w:szCs w:val="16"/><w:b w:val="1"/><w:bCs w:val="1"/></w:rPr><w:t xml:space="preserve">Kunci (*Key*)</w:t></w:r></w:p></w:tc><w:tc><w:tcPr><w:tcW w:w="1417.3228346456694" w:type="dxa"/><w:shd w:val="clear" w:fill="1E293B"/><w:noWrap/></w:tcPr><w:p><w:pPr><w:spacing w:after="30"/></w:pPr><w:r><w:rPr><w:color w:val="FFFFFF"/><w:sz w:val="16"/><w:szCs w:val="16"/><w:b w:val="1"/><w:bCs w:val="1"/></w:rPr><w:t xml:space="preserve">Keterangan & Aturan Bisnis</w:t></w:r></w:p></w:tc></w:tr><w:tr><w:trPr/><w:tc><w:tcPr><w:tcW w:w="1417.3228346456694" w:type="dxa"/><w:noWrap/></w:tcPr><w:p><w:pPr><w:spacing w:after="30"/></w:pPr><w:r><w:rPr><w:sz w:val="16"/><w:szCs w:val="16"/></w:rPr><w:t xml:space="preserve">1</w:t></w:r></w:p></w:tc><w:tc><w:tcPr><w:tcW w:w="1417.3228346456694" w:type="dxa"/><w:noWrap/></w:tcPr><w:p><w:pPr><w:spacing w:after="30"/></w:pPr><w:r><w:rPr><w:sz w:val="16"/><w:szCs w:val="16"/></w:rPr><w:t xml:space="preserve">`id`</w:t></w:r></w:p></w:tc><w:tc><w:tcPr><w:tcW w:w="1417.3228346456694" w:type="dxa"/><w:noWrap/></w:tcPr><w:p><w:pPr><w:spacing w:after="30"/></w:pPr><w:r><w:rPr><w:sz w:val="16"/><w:szCs w:val="16"/></w:rPr><w:t xml:space="preserve">`bigint(20) unsigned`</w:t></w:r></w:p></w:tc><w:tc><w:tcPr><w:tcW w:w="1417.3228346456694" w:type="dxa"/><w:noWrap/></w:tcPr><w:p><w:pPr><w:spacing w:after="30"/></w:pPr><w:r><w:rPr><w:sz w:val="16"/><w:szCs w:val="16"/></w:rPr><w:t xml:space="preserve">NOT NULL</w:t></w:r></w:p></w:tc><w:tc><w:tcPr><w:tcW w:w="1417.3228346456694" w:type="dxa"/><w:noWrap/></w:tcPr><w:p><w:pPr><w:spacing w:after="30"/></w:pPr><w:r><w:rPr><w:sz w:val="16"/><w:szCs w:val="16"/></w:rPr><w:t xml:space="preserve">*None*</w:t></w:r></w:p></w:tc><w:tc><w:tcPr><w:tcW w:w="1417.3228346456694" w:type="dxa"/><w:noWrap/></w:tcPr><w:p><w:pPr><w:spacing w:after="30"/></w:pPr><w:r><w:rPr><w:sz w:val="16"/><w:szCs w:val="16"/></w:rPr><w:t xml:space="preserve">PRI (auto_increment)</w:t></w:r></w:p></w:tc><w:tc><w:tcPr><w:tcW w:w="1417.3228346456694" w:type="dxa"/><w:noWrap/></w:tcPr><w:p><w:pPr><w:spacing w:after="30"/></w:pPr><w:r><w:rPr><w:sz w:val="16"/><w:szCs w:val="16"/></w:rPr><w:t xml:space="preserve">Identitas unik rekaman data (*surrogate primary key*).</w:t></w:r></w:p></w:tc></w:tr><w:tr><w:trPr/><w:tc><w:tcPr><w:tcW w:w="1417.3228346456694" w:type="dxa"/><w:noWrap/></w:tcPr><w:p><w:pPr><w:spacing w:after="30"/></w:pPr><w:r><w:rPr><w:sz w:val="16"/><w:szCs w:val="16"/></w:rPr><w:t xml:space="preserve">2</w:t></w:r></w:p></w:tc><w:tc><w:tcPr><w:tcW w:w="1417.3228346456694" w:type="dxa"/><w:noWrap/></w:tcPr><w:p><w:pPr><w:spacing w:after="30"/></w:pPr><w:r><w:rPr><w:sz w:val="16"/><w:szCs w:val="16"/></w:rPr><w:t xml:space="preserve">`key`</w:t></w:r></w:p></w:tc><w:tc><w:tcPr><w:tcW w:w="1417.3228346456694" w:type="dxa"/><w:noWrap/></w:tcPr><w:p><w:pPr><w:spacing w:after="30"/></w:pPr><w:r><w:rPr><w:sz w:val="16"/><w:szCs w:val="16"/></w:rPr><w:t xml:space="preserve">`varchar(255)`</w:t></w:r></w:p></w:tc><w:tc><w:tcPr><w:tcW w:w="1417.3228346456694" w:type="dxa"/><w:noWrap/></w:tcPr><w:p><w:pPr><w:spacing w:after="30"/></w:pPr><w:r><w:rPr><w:sz w:val="16"/><w:szCs w:val="16"/></w:rPr><w:t xml:space="preserve">NOT NULL</w:t></w:r></w:p></w:tc><w:tc><w:tcPr><w:tcW w:w="1417.3228346456694" w:type="dxa"/><w:noWrap/></w:tcPr><w:p><w:pPr><w:spacing w:after="30"/></w:pPr><w:r><w:rPr><w:sz w:val="16"/><w:szCs w:val="16"/></w:rPr><w:t xml:space="preserve">*None*</w:t></w:r></w:p></w:tc><w:tc><w:tcPr><w:tcW w:w="1417.3228346456694" w:type="dxa"/><w:noWrap/></w:tcPr><w:p><w:pPr><w:spacing w:after="30"/></w:pPr><w:r><w:rPr><w:sz w:val="16"/><w:szCs w:val="16"/></w:rPr><w:t xml:space="preserve">UNI</w:t></w:r></w:p></w:tc><w:tc><w:tcPr><w:tcW w:w="1417.3228346456694" w:type="dxa"/><w:noWrap/></w:tcPr><w:p><w:pPr><w:spacing w:after="30"/></w:pPr><w:r><w:rPr><w:sz w:val="16"/><w:szCs w:val="16"/></w:rPr><w:t xml:space="preserve">Atribut data operasional key.</w:t></w:r></w:p></w:tc></w:tr><w:tr><w:trPr/><w:tc><w:tcPr><w:tcW w:w="1417.3228346456694" w:type="dxa"/><w:noWrap/></w:tcPr><w:p><w:pPr><w:spacing w:after="30"/></w:pPr><w:r><w:rPr><w:sz w:val="16"/><w:szCs w:val="16"/></w:rPr><w:t xml:space="preserve">3</w:t></w:r></w:p></w:tc><w:tc><w:tcPr><w:tcW w:w="1417.3228346456694" w:type="dxa"/><w:noWrap/></w:tcPr><w:p><w:pPr><w:spacing w:after="30"/></w:pPr><w:r><w:rPr><w:sz w:val="16"/><w:szCs w:val="16"/></w:rPr><w:t xml:space="preserve">`value`</w:t></w:r></w:p></w:tc><w:tc><w:tcPr><w:tcW w:w="1417.3228346456694" w:type="dxa"/><w:noWrap/></w:tcPr><w:p><w:pPr><w:spacing w:after="30"/></w:pPr><w:r><w:rPr><w:sz w:val="16"/><w:szCs w:val="16"/></w:rPr><w:t xml:space="preserve">`text`</w:t></w:r></w:p></w:tc><w:tc><w:tcPr><w:tcW w:w="1417.3228346456694" w:type="dxa"/><w:noWrap/></w:tcPr><w:p><w:pPr><w:spacing w:after="30"/></w:pPr><w:r><w:rPr><w:sz w:val="16"/><w:szCs w:val="16"/></w:rPr><w:t xml:space="preserve">NULL</w:t></w:r></w:p></w:tc><w:tc><w:tcPr><w:tcW w:w="1417.3228346456694" w:type="dxa"/><w:noWrap/></w:tcPr><w:p><w:pPr><w:spacing w:after="30"/></w:pPr><w:r><w:rPr><w:sz w:val="16"/><w:szCs w:val="16"/></w:rPr><w:t xml:space="preserve">`NULL`</w:t></w:r></w:p></w:tc><w:tc><w:tcPr><w:tcW w:w="1417.3228346456694" w:type="dxa"/><w:noWrap/></w:tcPr><w:p><w:pPr><w:spacing w:after="30"/></w:pPr><w:r><w:rPr><w:sz w:val="16"/><w:szCs w:val="16"/></w:rPr><w:t xml:space="preserve">-</w:t></w:r></w:p></w:tc><w:tc><w:tcPr><w:tcW w:w="1417.3228346456694" w:type="dxa"/><w:noWrap/></w:tcPr><w:p><w:pPr><w:spacing w:after="30"/></w:pPr><w:r><w:rPr><w:sz w:val="16"/><w:szCs w:val="16"/></w:rPr><w:t xml:space="preserve">Atribut data operasional value.</w:t></w:r></w:p></w:tc></w:tr><w:tr><w:trPr/><w:tc><w:tcPr><w:tcW w:w="1417.3228346456694" w:type="dxa"/><w:noWrap/></w:tcPr><w:p><w:pPr><w:spacing w:after="30"/></w:pPr><w:r><w:rPr><w:sz w:val="16"/><w:szCs w:val="16"/></w:rPr><w:t xml:space="preserve">4</w:t></w:r></w:p></w:tc><w:tc><w:tcPr><w:tcW w:w="1417.3228346456694" w:type="dxa"/><w:noWrap/></w:tcPr><w:p><w:pPr><w:spacing w:after="30"/></w:pPr><w:r><w:rPr><w:sz w:val="16"/><w:szCs w:val="16"/></w:rPr><w:t xml:space="preserve">`type`</w:t></w:r></w:p></w:tc><w:tc><w:tcPr><w:tcW w:w="1417.3228346456694" w:type="dxa"/><w:noWrap/></w:tcPr><w:p><w:pPr><w:spacing w:after="30"/></w:pPr><w:r><w:rPr><w:sz w:val="16"/><w:szCs w:val="16"/></w:rPr><w:t xml:space="preserve">`varchar(255)`</w:t></w:r></w:p></w:tc><w:tc><w:tcPr><w:tcW w:w="1417.3228346456694" w:type="dxa"/><w:noWrap/></w:tcPr><w:p><w:pPr><w:spacing w:after="30"/></w:pPr><w:r><w:rPr><w:sz w:val="16"/><w:szCs w:val="16"/></w:rPr><w:t xml:space="preserve">NOT NULL</w:t></w:r></w:p></w:tc><w:tc><w:tcPr><w:tcW w:w="1417.3228346456694" w:type="dxa"/><w:noWrap/></w:tcPr><w:p><w:pPr><w:spacing w:after="30"/></w:pPr><w:r><w:rPr><w:sz w:val="16"/><w:szCs w:val="16"/></w:rPr><w:t xml:space="preserve">`'string'`</w:t></w:r></w:p></w:tc><w:tc><w:tcPr><w:tcW w:w="1417.3228346456694" w:type="dxa"/><w:noWrap/></w:tcPr><w:p><w:pPr><w:spacing w:after="30"/></w:pPr><w:r><w:rPr><w:sz w:val="16"/><w:szCs w:val="16"/></w:rPr><w:t xml:space="preserve">-</w:t></w:r></w:p></w:tc><w:tc><w:tcPr><w:tcW w:w="1417.3228346456694" w:type="dxa"/><w:noWrap/></w:tcPr><w:p><w:pPr><w:spacing w:after="30"/></w:pPr><w:r><w:rPr><w:sz w:val="16"/><w:szCs w:val="16"/></w:rPr><w:t xml:space="preserve">Atribut data operasional type.</w:t></w:r></w:p></w:tc></w:tr><w:tr><w:trPr/><w:tc><w:tcPr><w:tcW w:w="1417.3228346456694" w:type="dxa"/><w:noWrap/></w:tcPr><w:p><w:pPr><w:spacing w:after="30"/></w:pPr><w:r><w:rPr><w:sz w:val="16"/><w:szCs w:val="16"/></w:rPr><w:t xml:space="preserve">5</w:t></w:r></w:p></w:tc><w:tc><w:tcPr><w:tcW w:w="1417.3228346456694" w:type="dxa"/><w:noWrap/></w:tcPr><w:p><w:pPr><w:spacing w:after="30"/></w:pPr><w:r><w:rPr><w:sz w:val="16"/><w:szCs w:val="16"/></w:rPr><w:t xml:space="preserve">`created_at`</w:t></w:r></w:p></w:tc><w:tc><w:tcPr><w:tcW w:w="1417.3228346456694" w:type="dxa"/><w:noWrap/></w:tcPr><w:p><w:pPr><w:spacing w:after="30"/></w:pPr><w:r><w:rPr><w:sz w:val="16"/><w:szCs w:val="16"/></w:rPr><w:t xml:space="preserve">`timestamp`</w:t></w:r></w:p></w:tc><w:tc><w:tcPr><w:tcW w:w="1417.3228346456694" w:type="dxa"/><w:noWrap/></w:tcPr><w:p><w:pPr><w:spacing w:after="30"/></w:pPr><w:r><w:rPr><w:sz w:val="16"/><w:szCs w:val="16"/></w:rPr><w:t xml:space="preserve">NULL</w:t></w:r></w:p></w:tc><w:tc><w:tcPr><w:tcW w:w="1417.3228346456694" w:type="dxa"/><w:noWrap/></w:tcPr><w:p><w:pPr><w:spacing w:after="30"/></w:pPr><w:r><w:rPr><w:sz w:val="16"/><w:szCs w:val="16"/></w:rPr><w:t xml:space="preserve">`NULL`</w:t></w:r></w:p></w:tc><w:tc><w:tcPr><w:tcW w:w="1417.3228346456694" w:type="dxa"/><w:noWrap/></w:tcPr><w:p><w:pPr><w:spacing w:after="30"/></w:pPr><w:r><w:rPr><w:sz w:val="16"/><w:szCs w:val="16"/></w:rPr><w:t xml:space="preserve">-</w:t></w:r></w:p></w:tc><w:tc><w:tcPr><w:tcW w:w="1417.3228346456694" w:type="dxa"/><w:noWrap/></w:tcPr><w:p><w:pPr><w:spacing w:after="30"/></w:pPr><w:r><w:rPr><w:sz w:val="16"/><w:szCs w:val="16"/></w:rPr><w:t xml:space="preserve">Waktu rekaman pertama kali dibuat di sistem.</w:t></w:r></w:p></w:tc></w:tr><w:tr><w:trPr/><w:tc><w:tcPr><w:tcW w:w="1417.3228346456694" w:type="dxa"/><w:noWrap/></w:tcPr><w:p><w:pPr><w:spacing w:after="30"/></w:pPr><w:r><w:rPr><w:sz w:val="16"/><w:szCs w:val="16"/></w:rPr><w:t xml:space="preserve">6</w:t></w:r></w:p></w:tc><w:tc><w:tcPr><w:tcW w:w="1417.3228346456694" w:type="dxa"/><w:noWrap/></w:tcPr><w:p><w:pPr><w:spacing w:after="30"/></w:pPr><w:r><w:rPr><w:sz w:val="16"/><w:szCs w:val="16"/></w:rPr><w:t xml:space="preserve">`updated_at`</w:t></w:r></w:p></w:tc><w:tc><w:tcPr><w:tcW w:w="1417.3228346456694" w:type="dxa"/><w:noWrap/></w:tcPr><w:p><w:pPr><w:spacing w:after="30"/></w:pPr><w:r><w:rPr><w:sz w:val="16"/><w:szCs w:val="16"/></w:rPr><w:t xml:space="preserve">`timestamp`</w:t></w:r></w:p></w:tc><w:tc><w:tcPr><w:tcW w:w="1417.3228346456694" w:type="dxa"/><w:noWrap/></w:tcPr><w:p><w:pPr><w:spacing w:after="30"/></w:pPr><w:r><w:rPr><w:sz w:val="16"/><w:szCs w:val="16"/></w:rPr><w:t xml:space="preserve">NULL</w:t></w:r></w:p></w:tc><w:tc><w:tcPr><w:tcW w:w="1417.3228346456694" w:type="dxa"/><w:noWrap/></w:tcPr><w:p><w:pPr><w:spacing w:after="30"/></w:pPr><w:r><w:rPr><w:sz w:val="16"/><w:szCs w:val="16"/></w:rPr><w:t xml:space="preserve">`NULL`</w:t></w:r></w:p></w:tc><w:tc><w:tcPr><w:tcW w:w="1417.3228346456694" w:type="dxa"/><w:noWrap/></w:tcPr><w:p><w:pPr><w:spacing w:after="30"/></w:pPr><w:r><w:rPr><w:sz w:val="16"/><w:szCs w:val="16"/></w:rPr><w:t xml:space="preserve">-</w:t></w:r></w:p></w:tc><w:tc><w:tcPr><w:tcW w:w="1417.3228346456694" w:type="dxa"/><w:noWrap/></w:tcPr><w:p><w:pPr><w:spacing w:after="30"/></w:pPr><w:r><w:rPr><w:sz w:val="16"/><w:szCs w:val="16"/></w:rPr><w:t xml:space="preserve">Waktu rekaman terakhir kali diperbarui.</w:t></w:r></w:p></w:tc></w:tr></w:tbl><w:p/><w:p><w:pPr><w:jc w:val="both"/><w:spacing w:after="70"/></w:pPr><w:r><w:rPr><w:sz w:val="19"/><w:szCs w:val="19"/></w:rPr><w:t xml:space="preserve">---</w:t></w:r></w:p><w:p><w:pPr><w:pStyle w:val="Heading3"/></w:pPr><w:bookmarkStart w:id="32" w:name="_Toc32"/><w:r><w:t>3.23 Tabel Tugas Akhir / Skripsi Mahasiswa (`theses`)</w:t></w:r><w:bookmarkEnd w:id="32"/></w:p><w:p><w:pPr><w:spacing w:before="40" w:after="40"/></w:pPr><w:r><w:rPr><w:color w:val="334155"/><w:sz w:val="19"/><w:szCs w:val="19"/><w:b w:val="1"/><w:bCs w:val="1"/><w:i w:val="1"/><w:iCs w:val="1"/></w:rPr><w:t xml:space="preserve">**Nama Tabel**: `theses`</w:t></w:r></w:p><w:p><w:pPr><w:spacing w:before="40" w:after="40"/></w:pPr><w:r><w:rPr><w:color w:val="334155"/><w:sz w:val="19"/><w:szCs w:val="19"/><w:b w:val="0"/><w:bCs w:val="0"/><w:i w:val="1"/><w:iCs w:val="1"/></w:rPr><w:t xml:space="preserve">**Primary Key**: `id`</w:t></w:r></w:p><w:p><w:pPr><w:spacing w:before="40" w:after="40"/></w:pPr><w:r><w:rPr><w:color w:val="334155"/><w:sz w:val="19"/><w:szCs w:val="19"/><w:b w:val="0"/><w:bCs w:val="0"/><w:i w:val="1"/><w:iCs w:val="1"/></w:rPr><w:t xml:space="preserve">**Foreign Key**: `pembimbing1_id` $\rightarrow$ merujuk ke `users.id``pembimbing2_id` $\rightarrow$ merujuk ke `users.id``requested_pembimbing1_id` $\rightarrow$ merujuk ke `users.id``requested_pembimbing2_id` $\rightarrow$ merujuk ke `users.id``student_id` $\rightarrow$ merujuk ke `users.id`</w:t></w:r></w:p><w:p><w:pPr><w:spacing w:before="40" w:after="40"/></w:pPr><w:r><w:rPr><w:color w:val="334155"/><w:sz w:val="19"/><w:szCs w:val="19"/><w:b w:val="0"/><w:bCs w:val="0"/><w:i w:val="1"/><w:iCs w:val="1"/></w:rPr><w:t xml:space="preserve">**Deskripsi**: Entitas inti manajemen skripsi yang merekam seluruh siklus tugas akhir mahasiswa mulai dari judul pengajuan awal, judul final pasca-revisi, bidang kajian/topik, abstrak, penunjukan dosen pembimbing 1 dan 2, status persetujuan ujian (ACC Sempro & ACC Sidang), serta status kelulusan akhir.</w:t></w:r></w:p><w:tbl><w:tblGrid><w:gridCol w:w="1417.3228346456694" w:type="dxa"/><w:gridCol w:w="1417.3228346456694" w:type="dxa"/><w:gridCol w:w="1417.3228346456694" w:type="dxa"/><w:gridCol w:w="1417.3228346456694" w:type="dxa"/><w:gridCol w:w="1417.3228346456694" w:type="dxa"/><w:gridCol w:w="1417.3228346456694" w:type="dxa"/><w:gridCol w:w="1417.3228346456694" w:type="dxa"/></w:tblGrid><w:tblPr><w:tblStyle w:val="DbTable"/></w:tblPr><w:tr><w:trPr/><w:tc><w:tcPr><w:tcW w:w="1417.3228346456694" w:type="dxa"/><w:shd w:val="clear" w:fill="1E293B"/><w:noWrap/></w:tcPr><w:p><w:pPr><w:spacing w:after="30"/></w:pPr><w:r><w:rPr><w:color w:val="FFFFFF"/><w:sz w:val="16"/><w:szCs w:val="16"/><w:b w:val="1"/><w:bCs w:val="1"/></w:rPr><w:t xml:space="preserve">No</w:t></w:r></w:p></w:tc><w:tc><w:tcPr><w:tcW w:w="1417.3228346456694" w:type="dxa"/><w:shd w:val="clear" w:fill="1E293B"/><w:noWrap/></w:tcPr><w:p><w:pPr><w:spacing w:after="30"/></w:pPr><w:r><w:rPr><w:color w:val="FFFFFF"/><w:sz w:val="16"/><w:szCs w:val="16"/><w:b w:val="1"/><w:bCs w:val="1"/></w:rPr><w:t xml:space="preserve">Nama Kolom</w:t></w:r></w:p></w:tc><w:tc><w:tcPr><w:tcW w:w="1417.3228346456694" w:type="dxa"/><w:shd w:val="clear" w:fill="1E293B"/><w:noWrap/></w:tcPr><w:p><w:pPr><w:spacing w:after="30"/></w:pPr><w:r><w:rPr><w:color w:val="FFFFFF"/><w:sz w:val="16"/><w:szCs w:val="16"/><w:b w:val="1"/><w:bCs w:val="1"/></w:rPr><w:t xml:space="preserve">Tipe Data</w:t></w:r></w:p></w:tc><w:tc><w:tcPr><w:tcW w:w="1417.3228346456694" w:type="dxa"/><w:shd w:val="clear" w:fill="1E293B"/><w:noWrap/></w:tcPr><w:p><w:pPr><w:spacing w:after="30"/></w:pPr><w:r><w:rPr><w:color w:val="FFFFFF"/><w:sz w:val="16"/><w:szCs w:val="16"/><w:b w:val="1"/><w:bCs w:val="1"/></w:rPr><w:t xml:space="preserve">Nullable</w:t></w:r></w:p></w:tc><w:tc><w:tcPr><w:tcW w:w="1417.3228346456694" w:type="dxa"/><w:shd w:val="clear" w:fill="1E293B"/><w:noWrap/></w:tcPr><w:p><w:pPr><w:spacing w:after="30"/></w:pPr><w:r><w:rPr><w:color w:val="FFFFFF"/><w:sz w:val="16"/><w:szCs w:val="16"/><w:b w:val="1"/><w:bCs w:val="1"/></w:rPr><w:t xml:space="preserve">Nilai Default</w:t></w:r></w:p></w:tc><w:tc><w:tcPr><w:tcW w:w="1417.3228346456694" w:type="dxa"/><w:shd w:val="clear" w:fill="1E293B"/><w:noWrap/></w:tcPr><w:p><w:pPr><w:spacing w:after="30"/></w:pPr><w:r><w:rPr><w:color w:val="FFFFFF"/><w:sz w:val="16"/><w:szCs w:val="16"/><w:b w:val="1"/><w:bCs w:val="1"/></w:rPr><w:t xml:space="preserve">Kunci (*Key*)</w:t></w:r></w:p></w:tc><w:tc><w:tcPr><w:tcW w:w="1417.3228346456694" w:type="dxa"/><w:shd w:val="clear" w:fill="1E293B"/><w:noWrap/></w:tcPr><w:p><w:pPr><w:spacing w:after="30"/></w:pPr><w:r><w:rPr><w:color w:val="FFFFFF"/><w:sz w:val="16"/><w:szCs w:val="16"/><w:b w:val="1"/><w:bCs w:val="1"/></w:rPr><w:t xml:space="preserve">Keterangan & Aturan Bisnis</w:t></w:r></w:p></w:tc></w:tr><w:tr><w:trPr/><w:tc><w:tcPr><w:tcW w:w="1417.3228346456694" w:type="dxa"/><w:noWrap/></w:tcPr><w:p><w:pPr><w:spacing w:after="30"/></w:pPr><w:r><w:rPr><w:sz w:val="16"/><w:szCs w:val="16"/></w:rPr><w:t xml:space="preserve">1</w:t></w:r></w:p></w:tc><w:tc><w:tcPr><w:tcW w:w="1417.3228346456694" w:type="dxa"/><w:noWrap/></w:tcPr><w:p><w:pPr><w:spacing w:after="30"/></w:pPr><w:r><w:rPr><w:sz w:val="16"/><w:szCs w:val="16"/></w:rPr><w:t xml:space="preserve">`id`</w:t></w:r></w:p></w:tc><w:tc><w:tcPr><w:tcW w:w="1417.3228346456694" w:type="dxa"/><w:noWrap/></w:tcPr><w:p><w:pPr><w:spacing w:after="30"/></w:pPr><w:r><w:rPr><w:sz w:val="16"/><w:szCs w:val="16"/></w:rPr><w:t xml:space="preserve">`bigint(20) unsigned`</w:t></w:r></w:p></w:tc><w:tc><w:tcPr><w:tcW w:w="1417.3228346456694" w:type="dxa"/><w:noWrap/></w:tcPr><w:p><w:pPr><w:spacing w:after="30"/></w:pPr><w:r><w:rPr><w:sz w:val="16"/><w:szCs w:val="16"/></w:rPr><w:t xml:space="preserve">NOT NULL</w:t></w:r></w:p></w:tc><w:tc><w:tcPr><w:tcW w:w="1417.3228346456694" w:type="dxa"/><w:noWrap/></w:tcPr><w:p><w:pPr><w:spacing w:after="30"/></w:pPr><w:r><w:rPr><w:sz w:val="16"/><w:szCs w:val="16"/></w:rPr><w:t xml:space="preserve">*None*</w:t></w:r></w:p></w:tc><w:tc><w:tcPr><w:tcW w:w="1417.3228346456694" w:type="dxa"/><w:noWrap/></w:tcPr><w:p><w:pPr><w:spacing w:after="30"/></w:pPr><w:r><w:rPr><w:sz w:val="16"/><w:szCs w:val="16"/></w:rPr><w:t xml:space="preserve">PRI (auto_increment)</w:t></w:r></w:p></w:tc><w:tc><w:tcPr><w:tcW w:w="1417.3228346456694" w:type="dxa"/><w:noWrap/></w:tcPr><w:p><w:pPr><w:spacing w:after="30"/></w:pPr><w:r><w:rPr><w:sz w:val="16"/><w:szCs w:val="16"/></w:rPr><w:t xml:space="preserve">Identitas unik rekaman data (*surrogate primary key*).</w:t></w:r></w:p></w:tc></w:tr><w:tr><w:trPr/><w:tc><w:tcPr><w:tcW w:w="1417.3228346456694" w:type="dxa"/><w:noWrap/></w:tcPr><w:p><w:pPr><w:spacing w:after="30"/></w:pPr><w:r><w:rPr><w:sz w:val="16"/><w:szCs w:val="16"/></w:rPr><w:t xml:space="preserve">2</w:t></w:r></w:p></w:tc><w:tc><w:tcPr><w:tcW w:w="1417.3228346456694" w:type="dxa"/><w:noWrap/></w:tcPr><w:p><w:pPr><w:spacing w:after="30"/></w:pPr><w:r><w:rPr><w:sz w:val="16"/><w:szCs w:val="16"/></w:rPr><w:t xml:space="preserve">`student_id`</w:t></w:r></w:p></w:tc><w:tc><w:tcPr><w:tcW w:w="1417.3228346456694" w:type="dxa"/><w:noWrap/></w:tcPr><w:p><w:pPr><w:spacing w:after="30"/></w:pPr><w:r><w:rPr><w:sz w:val="16"/><w:szCs w:val="16"/></w:rPr><w:t xml:space="preserve">`bigint(20) unsigned`</w:t></w:r></w:p></w:tc><w:tc><w:tcPr><w:tcW w:w="1417.3228346456694" w:type="dxa"/><w:noWrap/></w:tcPr><w:p><w:pPr><w:spacing w:after="30"/></w:pPr><w:r><w:rPr><w:sz w:val="16"/><w:szCs w:val="16"/></w:rPr><w:t xml:space="preserve">NOT NULL</w:t></w:r></w:p></w:tc><w:tc><w:tcPr><w:tcW w:w="1417.3228346456694" w:type="dxa"/><w:noWrap/></w:tcPr><w:p><w:pPr><w:spacing w:after="30"/></w:pPr><w:r><w:rPr><w:sz w:val="16"/><w:szCs w:val="16"/></w:rPr><w:t xml:space="preserve">*None*</w:t></w:r></w:p></w:tc><w:tc><w:tcPr><w:tcW w:w="1417.3228346456694" w:type="dxa"/><w:noWrap/></w:tcPr><w:p><w:pPr><w:spacing w:after="30"/></w:pPr><w:r><w:rPr><w:sz w:val="16"/><w:szCs w:val="16"/></w:rPr><w:t xml:space="preserve">MUL</w:t></w:r></w:p></w:tc><w:tc><w:tcPr><w:tcW w:w="1417.3228346456694" w:type="dxa"/><w:noWrap/></w:tcPr><w:p><w:pPr><w:spacing w:after="30"/></w:pPr><w:r><w:rPr><w:sz w:val="16"/><w:szCs w:val="16"/></w:rPr><w:t xml:space="preserve">Atribut data operasional student id.</w:t></w:r></w:p></w:tc></w:tr><w:tr><w:trPr/><w:tc><w:tcPr><w:tcW w:w="1417.3228346456694" w:type="dxa"/><w:noWrap/></w:tcPr><w:p><w:pPr><w:spacing w:after="30"/></w:pPr><w:r><w:rPr><w:sz w:val="16"/><w:szCs w:val="16"/></w:rPr><w:t xml:space="preserve">3</w:t></w:r></w:p></w:tc><w:tc><w:tcPr><w:tcW w:w="1417.3228346456694" w:type="dxa"/><w:noWrap/></w:tcPr><w:p><w:pPr><w:spacing w:after="30"/></w:pPr><w:r><w:rPr><w:sz w:val="16"/><w:szCs w:val="16"/></w:rPr><w:t xml:space="preserve">`pembimbing1_id`</w:t></w:r></w:p></w:tc><w:tc><w:tcPr><w:tcW w:w="1417.3228346456694" w:type="dxa"/><w:noWrap/></w:tcPr><w:p><w:pPr><w:spacing w:after="30"/></w:pPr><w:r><w:rPr><w:sz w:val="16"/><w:szCs w:val="16"/></w:rPr><w:t xml:space="preserve">`bigint(20) unsigned`</w:t></w:r></w:p></w:tc><w:tc><w:tcPr><w:tcW w:w="1417.3228346456694" w:type="dxa"/><w:noWrap/></w:tcPr><w:p><w:pPr><w:spacing w:after="30"/></w:pPr><w:r><w:rPr><w:sz w:val="16"/><w:szCs w:val="16"/></w:rPr><w:t xml:space="preserve">NULL</w:t></w:r></w:p></w:tc><w:tc><w:tcPr><w:tcW w:w="1417.3228346456694" w:type="dxa"/><w:noWrap/></w:tcPr><w:p><w:pPr><w:spacing w:after="30"/></w:pPr><w:r><w:rPr><w:sz w:val="16"/><w:szCs w:val="16"/></w:rPr><w:t xml:space="preserve">`NULL`</w:t></w:r></w:p></w:tc><w:tc><w:tcPr><w:tcW w:w="1417.3228346456694" w:type="dxa"/><w:noWrap/></w:tcPr><w:p><w:pPr><w:spacing w:after="30"/></w:pPr><w:r><w:rPr><w:sz w:val="16"/><w:szCs w:val="16"/></w:rPr><w:t xml:space="preserve">MUL</w:t></w:r></w:p></w:tc><w:tc><w:tcPr><w:tcW w:w="1417.3228346456694" w:type="dxa"/><w:noWrap/></w:tcPr><w:p><w:pPr><w:spacing w:after="30"/></w:pPr><w:r><w:rPr><w:sz w:val="16"/><w:szCs w:val="16"/></w:rPr><w:t xml:space="preserve">Atribut data operasional pembimbing1 id.</w:t></w:r></w:p></w:tc></w:tr><w:tr><w:trPr/><w:tc><w:tcPr><w:tcW w:w="1417.3228346456694" w:type="dxa"/><w:noWrap/></w:tcPr><w:p><w:pPr><w:spacing w:after="30"/></w:pPr><w:r><w:rPr><w:sz w:val="16"/><w:szCs w:val="16"/></w:rPr><w:t xml:space="preserve">4</w:t></w:r></w:p></w:tc><w:tc><w:tcPr><w:tcW w:w="1417.3228346456694" w:type="dxa"/><w:noWrap/></w:tcPr><w:p><w:pPr><w:spacing w:after="30"/></w:pPr><w:r><w:rPr><w:sz w:val="16"/><w:szCs w:val="16"/></w:rPr><w:t xml:space="preserve">`pembimbing2_id`</w:t></w:r></w:p></w:tc><w:tc><w:tcPr><w:tcW w:w="1417.3228346456694" w:type="dxa"/><w:noWrap/></w:tcPr><w:p><w:pPr><w:spacing w:after="30"/></w:pPr><w:r><w:rPr><w:sz w:val="16"/><w:szCs w:val="16"/></w:rPr><w:t xml:space="preserve">`bigint(20) unsigned`</w:t></w:r></w:p></w:tc><w:tc><w:tcPr><w:tcW w:w="1417.3228346456694" w:type="dxa"/><w:noWrap/></w:tcPr><w:p><w:pPr><w:spacing w:after="30"/></w:pPr><w:r><w:rPr><w:sz w:val="16"/><w:szCs w:val="16"/></w:rPr><w:t xml:space="preserve">NULL</w:t></w:r></w:p></w:tc><w:tc><w:tcPr><w:tcW w:w="1417.3228346456694" w:type="dxa"/><w:noWrap/></w:tcPr><w:p><w:pPr><w:spacing w:after="30"/></w:pPr><w:r><w:rPr><w:sz w:val="16"/><w:szCs w:val="16"/></w:rPr><w:t xml:space="preserve">`NULL`</w:t></w:r></w:p></w:tc><w:tc><w:tcPr><w:tcW w:w="1417.3228346456694" w:type="dxa"/><w:noWrap/></w:tcPr><w:p><w:pPr><w:spacing w:after="30"/></w:pPr><w:r><w:rPr><w:sz w:val="16"/><w:szCs w:val="16"/></w:rPr><w:t xml:space="preserve">MUL</w:t></w:r></w:p></w:tc><w:tc><w:tcPr><w:tcW w:w="1417.3228346456694" w:type="dxa"/><w:noWrap/></w:tcPr><w:p><w:pPr><w:spacing w:after="30"/></w:pPr><w:r><w:rPr><w:sz w:val="16"/><w:szCs w:val="16"/></w:rPr><w:t xml:space="preserve">Atribut data operasional pembimbing2 id.</w:t></w:r></w:p></w:tc></w:tr><w:tr><w:trPr/><w:tc><w:tcPr><w:tcW w:w="1417.3228346456694" w:type="dxa"/><w:noWrap/></w:tcPr><w:p><w:pPr><w:spacing w:after="30"/></w:pPr><w:r><w:rPr><w:sz w:val="16"/><w:szCs w:val="16"/></w:rPr><w:t xml:space="preserve">5</w:t></w:r></w:p></w:tc><w:tc><w:tcPr><w:tcW w:w="1417.3228346456694" w:type="dxa"/><w:noWrap/></w:tcPr><w:p><w:pPr><w:spacing w:after="30"/></w:pPr><w:r><w:rPr><w:sz w:val="16"/><w:szCs w:val="16"/></w:rPr><w:t xml:space="preserve">`requested_pembimbing1_id`</w:t></w:r></w:p></w:tc><w:tc><w:tcPr><w:tcW w:w="1417.3228346456694" w:type="dxa"/><w:noWrap/></w:tcPr><w:p><w:pPr><w:spacing w:after="30"/></w:pPr><w:r><w:rPr><w:sz w:val="16"/><w:szCs w:val="16"/></w:rPr><w:t xml:space="preserve">`bigint(20) unsigned`</w:t></w:r></w:p></w:tc><w:tc><w:tcPr><w:tcW w:w="1417.3228346456694" w:type="dxa"/><w:noWrap/></w:tcPr><w:p><w:pPr><w:spacing w:after="30"/></w:pPr><w:r><w:rPr><w:sz w:val="16"/><w:szCs w:val="16"/></w:rPr><w:t xml:space="preserve">NULL</w:t></w:r></w:p></w:tc><w:tc><w:tcPr><w:tcW w:w="1417.3228346456694" w:type="dxa"/><w:noWrap/></w:tcPr><w:p><w:pPr><w:spacing w:after="30"/></w:pPr><w:r><w:rPr><w:sz w:val="16"/><w:szCs w:val="16"/></w:rPr><w:t xml:space="preserve">`NULL`</w:t></w:r></w:p></w:tc><w:tc><w:tcPr><w:tcW w:w="1417.3228346456694" w:type="dxa"/><w:noWrap/></w:tcPr><w:p><w:pPr><w:spacing w:after="30"/></w:pPr><w:r><w:rPr><w:sz w:val="16"/><w:szCs w:val="16"/></w:rPr><w:t xml:space="preserve">MUL</w:t></w:r></w:p></w:tc><w:tc><w:tcPr><w:tcW w:w="1417.3228346456694" w:type="dxa"/><w:noWrap/></w:tcPr><w:p><w:pPr><w:spacing w:after="30"/></w:pPr><w:r><w:rPr><w:sz w:val="16"/><w:szCs w:val="16"/></w:rPr><w:t xml:space="preserve">Atribut data operasional requested pembimbing1 id.</w:t></w:r></w:p></w:tc></w:tr><w:tr><w:trPr/><w:tc><w:tcPr><w:tcW w:w="1417.3228346456694" w:type="dxa"/><w:noWrap/></w:tcPr><w:p><w:pPr><w:spacing w:after="30"/></w:pPr><w:r><w:rPr><w:sz w:val="16"/><w:szCs w:val="16"/></w:rPr><w:t xml:space="preserve">6</w:t></w:r></w:p></w:tc><w:tc><w:tcPr><w:tcW w:w="1417.3228346456694" w:type="dxa"/><w:noWrap/></w:tcPr><w:p><w:pPr><w:spacing w:after="30"/></w:pPr><w:r><w:rPr><w:sz w:val="16"/><w:szCs w:val="16"/></w:rPr><w:t xml:space="preserve">`requested_pembimbing2_id`</w:t></w:r></w:p></w:tc><w:tc><w:tcPr><w:tcW w:w="1417.3228346456694" w:type="dxa"/><w:noWrap/></w:tcPr><w:p><w:pPr><w:spacing w:after="30"/></w:pPr><w:r><w:rPr><w:sz w:val="16"/><w:szCs w:val="16"/></w:rPr><w:t xml:space="preserve">`bigint(20) unsigned`</w:t></w:r></w:p></w:tc><w:tc><w:tcPr><w:tcW w:w="1417.3228346456694" w:type="dxa"/><w:noWrap/></w:tcPr><w:p><w:pPr><w:spacing w:after="30"/></w:pPr><w:r><w:rPr><w:sz w:val="16"/><w:szCs w:val="16"/></w:rPr><w:t xml:space="preserve">NULL</w:t></w:r></w:p></w:tc><w:tc><w:tcPr><w:tcW w:w="1417.3228346456694" w:type="dxa"/><w:noWrap/></w:tcPr><w:p><w:pPr><w:spacing w:after="30"/></w:pPr><w:r><w:rPr><w:sz w:val="16"/><w:szCs w:val="16"/></w:rPr><w:t xml:space="preserve">`NULL`</w:t></w:r></w:p></w:tc><w:tc><w:tcPr><w:tcW w:w="1417.3228346456694" w:type="dxa"/><w:noWrap/></w:tcPr><w:p><w:pPr><w:spacing w:after="30"/></w:pPr><w:r><w:rPr><w:sz w:val="16"/><w:szCs w:val="16"/></w:rPr><w:t xml:space="preserve">MUL</w:t></w:r></w:p></w:tc><w:tc><w:tcPr><w:tcW w:w="1417.3228346456694" w:type="dxa"/><w:noWrap/></w:tcPr><w:p><w:pPr><w:spacing w:after="30"/></w:pPr><w:r><w:rPr><w:sz w:val="16"/><w:szCs w:val="16"/></w:rPr><w:t xml:space="preserve">Atribut data operasional requested pembimbing2 id.</w:t></w:r></w:p></w:tc></w:tr><w:tr><w:trPr/><w:tc><w:tcPr><w:tcW w:w="1417.3228346456694" w:type="dxa"/><w:noWrap/></w:tcPr><w:p><w:pPr><w:spacing w:after="30"/></w:pPr><w:r><w:rPr><w:sz w:val="16"/><w:szCs w:val="16"/></w:rPr><w:t xml:space="preserve">7</w:t></w:r></w:p></w:tc><w:tc><w:tcPr><w:tcW w:w="1417.3228346456694" w:type="dxa"/><w:noWrap/></w:tcPr><w:p><w:pPr><w:spacing w:after="30"/></w:pPr><w:r><w:rPr><w:sz w:val="16"/><w:szCs w:val="16"/></w:rPr><w:t xml:space="preserve">`title`</w:t></w:r></w:p></w:tc><w:tc><w:tcPr><w:tcW w:w="1417.3228346456694" w:type="dxa"/><w:noWrap/></w:tcPr><w:p><w:pPr><w:spacing w:after="30"/></w:pPr><w:r><w:rPr><w:sz w:val="16"/><w:szCs w:val="16"/></w:rPr><w:t xml:space="preserve">`varchar(255)`</w:t></w:r></w:p></w:tc><w:tc><w:tcPr><w:tcW w:w="1417.3228346456694" w:type="dxa"/><w:noWrap/></w:tcPr><w:p><w:pPr><w:spacing w:after="30"/></w:pPr><w:r><w:rPr><w:sz w:val="16"/><w:szCs w:val="16"/></w:rPr><w:t xml:space="preserve">NOT NULL</w:t></w:r></w:p></w:tc><w:tc><w:tcPr><w:tcW w:w="1417.3228346456694" w:type="dxa"/><w:noWrap/></w:tcPr><w:p><w:pPr><w:spacing w:after="30"/></w:pPr><w:r><w:rPr><w:sz w:val="16"/><w:szCs w:val="16"/></w:rPr><w:t xml:space="preserve">*None*</w:t></w:r></w:p></w:tc><w:tc><w:tcPr><w:tcW w:w="1417.3228346456694" w:type="dxa"/><w:noWrap/></w:tcPr><w:p><w:pPr><w:spacing w:after="30"/></w:pPr><w:r><w:rPr><w:sz w:val="16"/><w:szCs w:val="16"/></w:rPr><w:t xml:space="preserve">-</w:t></w:r></w:p></w:tc><w:tc><w:tcPr><w:tcW w:w="1417.3228346456694" w:type="dxa"/><w:noWrap/></w:tcPr><w:p><w:pPr><w:spacing w:after="30"/></w:pPr><w:r><w:rPr><w:sz w:val="16"/><w:szCs w:val="16"/></w:rPr><w:t xml:space="preserve">Atribut data operasional title.</w:t></w:r></w:p></w:tc></w:tr><w:tr><w:trPr/><w:tc><w:tcPr><w:tcW w:w="1417.3228346456694" w:type="dxa"/><w:noWrap/></w:tcPr><w:p><w:pPr><w:spacing w:after="30"/></w:pPr><w:r><w:rPr><w:sz w:val="16"/><w:szCs w:val="16"/></w:rPr><w:t xml:space="preserve">8</w:t></w:r></w:p></w:tc><w:tc><w:tcPr><w:tcW w:w="1417.3228346456694" w:type="dxa"/><w:noWrap/></w:tcPr><w:p><w:pPr><w:spacing w:after="30"/></w:pPr><w:r><w:rPr><w:sz w:val="16"/><w:szCs w:val="16"/></w:rPr><w:t xml:space="preserve">`final_title`</w:t></w:r></w:p></w:tc><w:tc><w:tcPr><w:tcW w:w="1417.3228346456694" w:type="dxa"/><w:noWrap/></w:tcPr><w:p><w:pPr><w:spacing w:after="30"/></w:pPr><w:r><w:rPr><w:sz w:val="16"/><w:szCs w:val="16"/></w:rPr><w:t xml:space="preserve">`varchar(255)`</w:t></w:r></w:p></w:tc><w:tc><w:tcPr><w:tcW w:w="1417.3228346456694" w:type="dxa"/><w:noWrap/></w:tcPr><w:p><w:pPr><w:spacing w:after="30"/></w:pPr><w:r><w:rPr><w:sz w:val="16"/><w:szCs w:val="16"/></w:rPr><w:t xml:space="preserve">NULL</w:t></w:r></w:p></w:tc><w:tc><w:tcPr><w:tcW w:w="1417.3228346456694" w:type="dxa"/><w:noWrap/></w:tcPr><w:p><w:pPr><w:spacing w:after="30"/></w:pPr><w:r><w:rPr><w:sz w:val="16"/><w:szCs w:val="16"/></w:rPr><w:t xml:space="preserve">`NULL`</w:t></w:r></w:p></w:tc><w:tc><w:tcPr><w:tcW w:w="1417.3228346456694" w:type="dxa"/><w:noWrap/></w:tcPr><w:p><w:pPr><w:spacing w:after="30"/></w:pPr><w:r><w:rPr><w:sz w:val="16"/><w:szCs w:val="16"/></w:rPr><w:t xml:space="preserve">-</w:t></w:r></w:p></w:tc><w:tc><w:tcPr><w:tcW w:w="1417.3228346456694" w:type="dxa"/><w:noWrap/></w:tcPr><w:p><w:pPr><w:spacing w:after="30"/></w:pPr><w:r><w:rPr><w:sz w:val="16"/><w:szCs w:val="16"/></w:rPr><w:t xml:space="preserve">Atribut data operasional final title.</w:t></w:r></w:p></w:tc></w:tr><w:tr><w:trPr/><w:tc><w:tcPr><w:tcW w:w="1417.3228346456694" w:type="dxa"/><w:noWrap/></w:tcPr><w:p><w:pPr><w:spacing w:after="30"/></w:pPr><w:r><w:rPr><w:sz w:val="16"/><w:szCs w:val="16"/></w:rPr><w:t xml:space="preserve">9</w:t></w:r></w:p></w:tc><w:tc><w:tcPr><w:tcW w:w="1417.3228346456694" w:type="dxa"/><w:noWrap/></w:tcPr><w:p><w:pPr><w:spacing w:after="30"/></w:pPr><w:r><w:rPr><w:sz w:val="16"/><w:szCs w:val="16"/></w:rPr><w:t xml:space="preserve">`abstract`</w:t></w:r></w:p></w:tc><w:tc><w:tcPr><w:tcW w:w="1417.3228346456694" w:type="dxa"/><w:noWrap/></w:tcPr><w:p><w:pPr><w:spacing w:after="30"/></w:pPr><w:r><w:rPr><w:sz w:val="16"/><w:szCs w:val="16"/></w:rPr><w:t xml:space="preserve">`text`</w:t></w:r></w:p></w:tc><w:tc><w:tcPr><w:tcW w:w="1417.3228346456694" w:type="dxa"/><w:noWrap/></w:tcPr><w:p><w:pPr><w:spacing w:after="30"/></w:pPr><w:r><w:rPr><w:sz w:val="16"/><w:szCs w:val="16"/></w:rPr><w:t xml:space="preserve">NULL</w:t></w:r></w:p></w:tc><w:tc><w:tcPr><w:tcW w:w="1417.3228346456694" w:type="dxa"/><w:noWrap/></w:tcPr><w:p><w:pPr><w:spacing w:after="30"/></w:pPr><w:r><w:rPr><w:sz w:val="16"/><w:szCs w:val="16"/></w:rPr><w:t xml:space="preserve">`NULL`</w:t></w:r></w:p></w:tc><w:tc><w:tcPr><w:tcW w:w="1417.3228346456694" w:type="dxa"/><w:noWrap/></w:tcPr><w:p><w:pPr><w:spacing w:after="30"/></w:pPr><w:r><w:rPr><w:sz w:val="16"/><w:szCs w:val="16"/></w:rPr><w:t xml:space="preserve">-</w:t></w:r></w:p></w:tc><w:tc><w:tcPr><w:tcW w:w="1417.3228346456694" w:type="dxa"/><w:noWrap/></w:tcPr><w:p><w:pPr><w:spacing w:after="30"/></w:pPr><w:r><w:rPr><w:sz w:val="16"/><w:szCs w:val="16"/></w:rPr><w:t xml:space="preserve">Atribut data operasional abstract.</w:t></w:r></w:p></w:tc></w:tr><w:tr><w:trPr/><w:tc><w:tcPr><w:tcW w:w="1417.3228346456694" w:type="dxa"/><w:noWrap/></w:tcPr><w:p><w:pPr><w:spacing w:after="30"/></w:pPr><w:r><w:rPr><w:sz w:val="16"/><w:szCs w:val="16"/></w:rPr><w:t xml:space="preserve">10</w:t></w:r></w:p></w:tc><w:tc><w:tcPr><w:tcW w:w="1417.3228346456694" w:type="dxa"/><w:noWrap/></w:tcPr><w:p><w:pPr><w:spacing w:after="30"/></w:pPr><w:r><w:rPr><w:sz w:val="16"/><w:szCs w:val="16"/></w:rPr><w:t xml:space="preserve">`topic`</w:t></w:r></w:p></w:tc><w:tc><w:tcPr><w:tcW w:w="1417.3228346456694" w:type="dxa"/><w:noWrap/></w:tcPr><w:p><w:pPr><w:spacing w:after="30"/></w:pPr><w:r><w:rPr><w:sz w:val="16"/><w:szCs w:val="16"/></w:rPr><w:t xml:space="preserve">`varchar(255)`</w:t></w:r></w:p></w:tc><w:tc><w:tcPr><w:tcW w:w="1417.3228346456694" w:type="dxa"/><w:noWrap/></w:tcPr><w:p><w:pPr><w:spacing w:after="30"/></w:pPr><w:r><w:rPr><w:sz w:val="16"/><w:szCs w:val="16"/></w:rPr><w:t xml:space="preserve">NULL</w:t></w:r></w:p></w:tc><w:tc><w:tcPr><w:tcW w:w="1417.3228346456694" w:type="dxa"/><w:noWrap/></w:tcPr><w:p><w:pPr><w:spacing w:after="30"/></w:pPr><w:r><w:rPr><w:sz w:val="16"/><w:szCs w:val="16"/></w:rPr><w:t xml:space="preserve">`NULL`</w:t></w:r></w:p></w:tc><w:tc><w:tcPr><w:tcW w:w="1417.3228346456694" w:type="dxa"/><w:noWrap/></w:tcPr><w:p><w:pPr><w:spacing w:after="30"/></w:pPr><w:r><w:rPr><w:sz w:val="16"/><w:szCs w:val="16"/></w:rPr><w:t xml:space="preserve">-</w:t></w:r></w:p></w:tc><w:tc><w:tcPr><w:tcW w:w="1417.3228346456694" w:type="dxa"/><w:noWrap/></w:tcPr><w:p><w:pPr><w:spacing w:after="30"/></w:pPr><w:r><w:rPr><w:sz w:val="16"/><w:szCs w:val="16"/></w:rPr><w:t xml:space="preserve">Atribut data operasional topic.</w:t></w:r></w:p></w:tc></w:tr><w:tr><w:trPr/><w:tc><w:tcPr><w:tcW w:w="1417.3228346456694" w:type="dxa"/><w:noWrap/></w:tcPr><w:p><w:pPr><w:spacing w:after="30"/></w:pPr><w:r><w:rPr><w:sz w:val="16"/><w:szCs w:val="16"/></w:rPr><w:t xml:space="preserve">11</w:t></w:r></w:p></w:tc><w:tc><w:tcPr><w:tcW w:w="1417.3228346456694" w:type="dxa"/><w:noWrap/></w:tcPr><w:p><w:pPr><w:spacing w:after="30"/></w:pPr><w:r><w:rPr><w:sz w:val="16"/><w:szCs w:val="16"/></w:rPr><w:t xml:space="preserve">`is_migrated`</w:t></w:r></w:p></w:tc><w:tc><w:tcPr><w:tcW w:w="1417.3228346456694" w:type="dxa"/><w:noWrap/></w:tcPr><w:p><w:pPr><w:spacing w:after="30"/></w:pPr><w:r><w:rPr><w:sz w:val="16"/><w:szCs w:val="16"/></w:rPr><w:t xml:space="preserve">`tinyint(1)`</w:t></w:r></w:p></w:tc><w:tc><w:tcPr><w:tcW w:w="1417.3228346456694" w:type="dxa"/><w:noWrap/></w:tcPr><w:p><w:pPr><w:spacing w:after="30"/></w:pPr><w:r><w:rPr><w:sz w:val="16"/><w:szCs w:val="16"/></w:rPr><w:t xml:space="preserve">NOT NULL</w:t></w:r></w:p></w:tc><w:tc><w:tcPr><w:tcW w:w="1417.3228346456694" w:type="dxa"/><w:noWrap/></w:tcPr><w:p><w:pPr><w:spacing w:after="30"/></w:pPr><w:r><w:rPr><w:sz w:val="16"/><w:szCs w:val="16"/></w:rPr><w:t xml:space="preserve">`0`</w:t></w:r></w:p></w:tc><w:tc><w:tcPr><w:tcW w:w="1417.3228346456694" w:type="dxa"/><w:noWrap/></w:tcPr><w:p><w:pPr><w:spacing w:after="30"/></w:pPr><w:r><w:rPr><w:sz w:val="16"/><w:szCs w:val="16"/></w:rPr><w:t xml:space="preserve">-</w:t></w:r></w:p></w:tc><w:tc><w:tcPr><w:tcW w:w="1417.3228346456694" w:type="dxa"/><w:noWrap/></w:tcPr><w:p><w:pPr><w:spacing w:after="30"/></w:pPr><w:r><w:rPr><w:sz w:val="16"/><w:szCs w:val="16"/></w:rPr><w:t xml:space="preserve">Atribut data operasional is migrated.</w:t></w:r></w:p></w:tc></w:tr><w:tr><w:trPr/><w:tc><w:tcPr><w:tcW w:w="1417.3228346456694" w:type="dxa"/><w:noWrap/></w:tcPr><w:p><w:pPr><w:spacing w:after="30"/></w:pPr><w:r><w:rPr><w:sz w:val="16"/><w:szCs w:val="16"/></w:rPr><w:t xml:space="preserve">12</w:t></w:r></w:p></w:tc><w:tc><w:tcPr><w:tcW w:w="1417.3228346456694" w:type="dxa"/><w:noWrap/></w:tcPr><w:p><w:pPr><w:spacing w:after="30"/></w:pPr><w:r><w:rPr><w:sz w:val="16"/><w:szCs w:val="16"/></w:rPr><w:t xml:space="preserve">`status`</w:t></w:r></w:p></w:tc><w:tc><w:tcPr><w:tcW w:w="1417.3228346456694" w:type="dxa"/><w:noWrap/></w:tcPr><w:p><w:pPr><w:spacing w:after="30"/></w:pPr><w:r><w:rPr><w:sz w:val="16"/><w:szCs w:val="16"/></w:rPr><w:t xml:space="preserve">`enum('pending','active','completed','rejected')`</w:t></w:r></w:p></w:tc><w:tc><w:tcPr><w:tcW w:w="1417.3228346456694" w:type="dxa"/><w:noWrap/></w:tcPr><w:p><w:pPr><w:spacing w:after="30"/></w:pPr><w:r><w:rPr><w:sz w:val="16"/><w:szCs w:val="16"/></w:rPr><w:t xml:space="preserve">NOT NULL</w:t></w:r></w:p></w:tc><w:tc><w:tcPr><w:tcW w:w="1417.3228346456694" w:type="dxa"/><w:noWrap/></w:tcPr><w:p><w:pPr><w:spacing w:after="30"/></w:pPr><w:r><w:rPr><w:sz w:val="16"/><w:szCs w:val="16"/></w:rPr><w:t xml:space="preserve">`'pending'`</w:t></w:r></w:p></w:tc><w:tc><w:tcPr><w:tcW w:w="1417.3228346456694" w:type="dxa"/><w:noWrap/></w:tcPr><w:p><w:pPr><w:spacing w:after="30"/></w:pPr><w:r><w:rPr><w:sz w:val="16"/><w:szCs w:val="16"/></w:rPr><w:t xml:space="preserve">MUL</w:t></w:r></w:p></w:tc><w:tc><w:tcPr><w:tcW w:w="1417.3228346456694" w:type="dxa"/><w:noWrap/></w:tcPr><w:p><w:pPr><w:spacing w:after="30"/></w:pPr><w:r><w:rPr><w:sz w:val="16"/><w:szCs w:val="16"/></w:rPr><w:t xml:space="preserve">Status alur kerja proses bisnis entitas terkait.</w:t></w:r></w:p></w:tc></w:tr><w:tr><w:trPr/><w:tc><w:tcPr><w:tcW w:w="1417.3228346456694" w:type="dxa"/><w:noWrap/></w:tcPr><w:p><w:pPr><w:spacing w:after="30"/></w:pPr><w:r><w:rPr><w:sz w:val="16"/><w:szCs w:val="16"/></w:rPr><w:t xml:space="preserve">13</w:t></w:r></w:p></w:tc><w:tc><w:tcPr><w:tcW w:w="1417.3228346456694" w:type="dxa"/><w:noWrap/></w:tcPr><w:p><w:pPr><w:spacing w:after="30"/></w:pPr><w:r><w:rPr><w:sz w:val="16"/><w:szCs w:val="16"/></w:rPr><w:t xml:space="preserve">`acc_up_p1`</w:t></w:r></w:p></w:tc><w:tc><w:tcPr><w:tcW w:w="1417.3228346456694" w:type="dxa"/><w:noWrap/></w:tcPr><w:p><w:pPr><w:spacing w:after="30"/></w:pPr><w:r><w:rPr><w:sz w:val="16"/><w:szCs w:val="16"/></w:rPr><w:t xml:space="preserve">`tinyint(1)`</w:t></w:r></w:p></w:tc><w:tc><w:tcPr><w:tcW w:w="1417.3228346456694" w:type="dxa"/><w:noWrap/></w:tcPr><w:p><w:pPr><w:spacing w:after="30"/></w:pPr><w:r><w:rPr><w:sz w:val="16"/><w:szCs w:val="16"/></w:rPr><w:t xml:space="preserve">NOT NULL</w:t></w:r></w:p></w:tc><w:tc><w:tcPr><w:tcW w:w="1417.3228346456694" w:type="dxa"/><w:noWrap/></w:tcPr><w:p><w:pPr><w:spacing w:after="30"/></w:pPr><w:r><w:rPr><w:sz w:val="16"/><w:szCs w:val="16"/></w:rPr><w:t xml:space="preserve">`0`</w:t></w:r></w:p></w:tc><w:tc><w:tcPr><w:tcW w:w="1417.3228346456694" w:type="dxa"/><w:noWrap/></w:tcPr><w:p><w:pPr><w:spacing w:after="30"/></w:pPr><w:r><w:rPr><w:sz w:val="16"/><w:szCs w:val="16"/></w:rPr><w:t xml:space="preserve">-</w:t></w:r></w:p></w:tc><w:tc><w:tcPr><w:tcW w:w="1417.3228346456694" w:type="dxa"/><w:noWrap/></w:tcPr><w:p><w:pPr><w:spacing w:after="30"/></w:pPr><w:r><w:rPr><w:sz w:val="16"/><w:szCs w:val="16"/></w:rPr><w:t xml:space="preserve">Atribut data operasional acc up p1.</w:t></w:r></w:p></w:tc></w:tr><w:tr><w:trPr/><w:tc><w:tcPr><w:tcW w:w="1417.3228346456694" w:type="dxa"/><w:noWrap/></w:tcPr><w:p><w:pPr><w:spacing w:after="30"/></w:pPr><w:r><w:rPr><w:sz w:val="16"/><w:szCs w:val="16"/></w:rPr><w:t xml:space="preserve">14</w:t></w:r></w:p></w:tc><w:tc><w:tcPr><w:tcW w:w="1417.3228346456694" w:type="dxa"/><w:noWrap/></w:tcPr><w:p><w:pPr><w:spacing w:after="30"/></w:pPr><w:r><w:rPr><w:sz w:val="16"/><w:szCs w:val="16"/></w:rPr><w:t xml:space="preserve">`acc_up_p2`</w:t></w:r></w:p></w:tc><w:tc><w:tcPr><w:tcW w:w="1417.3228346456694" w:type="dxa"/><w:noWrap/></w:tcPr><w:p><w:pPr><w:spacing w:after="30"/></w:pPr><w:r><w:rPr><w:sz w:val="16"/><w:szCs w:val="16"/></w:rPr><w:t xml:space="preserve">`tinyint(1)`</w:t></w:r></w:p></w:tc><w:tc><w:tcPr><w:tcW w:w="1417.3228346456694" w:type="dxa"/><w:noWrap/></w:tcPr><w:p><w:pPr><w:spacing w:after="30"/></w:pPr><w:r><w:rPr><w:sz w:val="16"/><w:szCs w:val="16"/></w:rPr><w:t xml:space="preserve">NOT NULL</w:t></w:r></w:p></w:tc><w:tc><w:tcPr><w:tcW w:w="1417.3228346456694" w:type="dxa"/><w:noWrap/></w:tcPr><w:p><w:pPr><w:spacing w:after="30"/></w:pPr><w:r><w:rPr><w:sz w:val="16"/><w:szCs w:val="16"/></w:rPr><w:t xml:space="preserve">`0`</w:t></w:r></w:p></w:tc><w:tc><w:tcPr><w:tcW w:w="1417.3228346456694" w:type="dxa"/><w:noWrap/></w:tcPr><w:p><w:pPr><w:spacing w:after="30"/></w:pPr><w:r><w:rPr><w:sz w:val="16"/><w:szCs w:val="16"/></w:rPr><w:t xml:space="preserve">-</w:t></w:r></w:p></w:tc><w:tc><w:tcPr><w:tcW w:w="1417.3228346456694" w:type="dxa"/><w:noWrap/></w:tcPr><w:p><w:pPr><w:spacing w:after="30"/></w:pPr><w:r><w:rPr><w:sz w:val="16"/><w:szCs w:val="16"/></w:rPr><w:t xml:space="preserve">Atribut data operasional acc up p2.</w:t></w:r></w:p></w:tc></w:tr><w:tr><w:trPr/><w:tc><w:tcPr><w:tcW w:w="1417.3228346456694" w:type="dxa"/><w:noWrap/></w:tcPr><w:p><w:pPr><w:spacing w:after="30"/></w:pPr><w:r><w:rPr><w:sz w:val="16"/><w:szCs w:val="16"/></w:rPr><w:t xml:space="preserve">15</w:t></w:r></w:p></w:tc><w:tc><w:tcPr><w:tcW w:w="1417.3228346456694" w:type="dxa"/><w:noWrap/></w:tcPr><w:p><w:pPr><w:spacing w:after="30"/></w:pPr><w:r><w:rPr><w:sz w:val="16"/><w:szCs w:val="16"/></w:rPr><w:t xml:space="preserve">`acc_sidang_p1`</w:t></w:r></w:p></w:tc><w:tc><w:tcPr><w:tcW w:w="1417.3228346456694" w:type="dxa"/><w:noWrap/></w:tcPr><w:p><w:pPr><w:spacing w:after="30"/></w:pPr><w:r><w:rPr><w:sz w:val="16"/><w:szCs w:val="16"/></w:rPr><w:t xml:space="preserve">`tinyint(1)`</w:t></w:r></w:p></w:tc><w:tc><w:tcPr><w:tcW w:w="1417.3228346456694" w:type="dxa"/><w:noWrap/></w:tcPr><w:p><w:pPr><w:spacing w:after="30"/></w:pPr><w:r><w:rPr><w:sz w:val="16"/><w:szCs w:val="16"/></w:rPr><w:t xml:space="preserve">NOT NULL</w:t></w:r></w:p></w:tc><w:tc><w:tcPr><w:tcW w:w="1417.3228346456694" w:type="dxa"/><w:noWrap/></w:tcPr><w:p><w:pPr><w:spacing w:after="30"/></w:pPr><w:r><w:rPr><w:sz w:val="16"/><w:szCs w:val="16"/></w:rPr><w:t xml:space="preserve">`0`</w:t></w:r></w:p></w:tc><w:tc><w:tcPr><w:tcW w:w="1417.3228346456694" w:type="dxa"/><w:noWrap/></w:tcPr><w:p><w:pPr><w:spacing w:after="30"/></w:pPr><w:r><w:rPr><w:sz w:val="16"/><w:szCs w:val="16"/></w:rPr><w:t xml:space="preserve">-</w:t></w:r></w:p></w:tc><w:tc><w:tcPr><w:tcW w:w="1417.3228346456694" w:type="dxa"/><w:noWrap/></w:tcPr><w:p><w:pPr><w:spacing w:after="30"/></w:pPr><w:r><w:rPr><w:sz w:val="16"/><w:szCs w:val="16"/></w:rPr><w:t xml:space="preserve">Atribut data operasional acc sidang p1.</w:t></w:r></w:p></w:tc></w:tr><w:tr><w:trPr/><w:tc><w:tcPr><w:tcW w:w="1417.3228346456694" w:type="dxa"/><w:noWrap/></w:tcPr><w:p><w:pPr><w:spacing w:after="30"/></w:pPr><w:r><w:rPr><w:sz w:val="16"/><w:szCs w:val="16"/></w:rPr><w:t xml:space="preserve">16</w:t></w:r></w:p></w:tc><w:tc><w:tcPr><w:tcW w:w="1417.3228346456694" w:type="dxa"/><w:noWrap/></w:tcPr><w:p><w:pPr><w:spacing w:after="30"/></w:pPr><w:r><w:rPr><w:sz w:val="16"/><w:szCs w:val="16"/></w:rPr><w:t xml:space="preserve">`acc_sidang_p2`</w:t></w:r></w:p></w:tc><w:tc><w:tcPr><w:tcW w:w="1417.3228346456694" w:type="dxa"/><w:noWrap/></w:tcPr><w:p><w:pPr><w:spacing w:after="30"/></w:pPr><w:r><w:rPr><w:sz w:val="16"/><w:szCs w:val="16"/></w:rPr><w:t xml:space="preserve">`tinyint(1)`</w:t></w:r></w:p></w:tc><w:tc><w:tcPr><w:tcW w:w="1417.3228346456694" w:type="dxa"/><w:noWrap/></w:tcPr><w:p><w:pPr><w:spacing w:after="30"/></w:pPr><w:r><w:rPr><w:sz w:val="16"/><w:szCs w:val="16"/></w:rPr><w:t xml:space="preserve">NOT NULL</w:t></w:r></w:p></w:tc><w:tc><w:tcPr><w:tcW w:w="1417.3228346456694" w:type="dxa"/><w:noWrap/></w:tcPr><w:p><w:pPr><w:spacing w:after="30"/></w:pPr><w:r><w:rPr><w:sz w:val="16"/><w:szCs w:val="16"/></w:rPr><w:t xml:space="preserve">`0`</w:t></w:r></w:p></w:tc><w:tc><w:tcPr><w:tcW w:w="1417.3228346456694" w:type="dxa"/><w:noWrap/></w:tcPr><w:p><w:pPr><w:spacing w:after="30"/></w:pPr><w:r><w:rPr><w:sz w:val="16"/><w:szCs w:val="16"/></w:rPr><w:t xml:space="preserve">-</w:t></w:r></w:p></w:tc><w:tc><w:tcPr><w:tcW w:w="1417.3228346456694" w:type="dxa"/><w:noWrap/></w:tcPr><w:p><w:pPr><w:spacing w:after="30"/></w:pPr><w:r><w:rPr><w:sz w:val="16"/><w:szCs w:val="16"/></w:rPr><w:t xml:space="preserve">Atribut data operasional acc sidang p2.</w:t></w:r></w:p></w:tc></w:tr><w:tr><w:trPr/><w:tc><w:tcPr><w:tcW w:w="1417.3228346456694" w:type="dxa"/><w:noWrap/></w:tcPr><w:p><w:pPr><w:spacing w:after="30"/></w:pPr><w:r><w:rPr><w:sz w:val="16"/><w:szCs w:val="16"/></w:rPr><w:t xml:space="preserve">17</w:t></w:r></w:p></w:tc><w:tc><w:tcPr><w:tcW w:w="1417.3228346456694" w:type="dxa"/><w:noWrap/></w:tcPr><w:p><w:pPr><w:spacing w:after="30"/></w:pPr><w:r><w:rPr><w:sz w:val="16"/><w:szCs w:val="16"/></w:rPr><w:t xml:space="preserve">`created_at`</w:t></w:r></w:p></w:tc><w:tc><w:tcPr><w:tcW w:w="1417.3228346456694" w:type="dxa"/><w:noWrap/></w:tcPr><w:p><w:pPr><w:spacing w:after="30"/></w:pPr><w:r><w:rPr><w:sz w:val="16"/><w:szCs w:val="16"/></w:rPr><w:t xml:space="preserve">`timestamp`</w:t></w:r></w:p></w:tc><w:tc><w:tcPr><w:tcW w:w="1417.3228346456694" w:type="dxa"/><w:noWrap/></w:tcPr><w:p><w:pPr><w:spacing w:after="30"/></w:pPr><w:r><w:rPr><w:sz w:val="16"/><w:szCs w:val="16"/></w:rPr><w:t xml:space="preserve">NULL</w:t></w:r></w:p></w:tc><w:tc><w:tcPr><w:tcW w:w="1417.3228346456694" w:type="dxa"/><w:noWrap/></w:tcPr><w:p><w:pPr><w:spacing w:after="30"/></w:pPr><w:r><w:rPr><w:sz w:val="16"/><w:szCs w:val="16"/></w:rPr><w:t xml:space="preserve">`NULL`</w:t></w:r></w:p></w:tc><w:tc><w:tcPr><w:tcW w:w="1417.3228346456694" w:type="dxa"/><w:noWrap/></w:tcPr><w:p><w:pPr><w:spacing w:after="30"/></w:pPr><w:r><w:rPr><w:sz w:val="16"/><w:szCs w:val="16"/></w:rPr><w:t xml:space="preserve">-</w:t></w:r></w:p></w:tc><w:tc><w:tcPr><w:tcW w:w="1417.3228346456694" w:type="dxa"/><w:noWrap/></w:tcPr><w:p><w:pPr><w:spacing w:after="30"/></w:pPr><w:r><w:rPr><w:sz w:val="16"/><w:szCs w:val="16"/></w:rPr><w:t xml:space="preserve">Waktu rekaman pertama kali dibuat di sistem.</w:t></w:r></w:p></w:tc></w:tr><w:tr><w:trPr/><w:tc><w:tcPr><w:tcW w:w="1417.3228346456694" w:type="dxa"/><w:noWrap/></w:tcPr><w:p><w:pPr><w:spacing w:after="30"/></w:pPr><w:r><w:rPr><w:sz w:val="16"/><w:szCs w:val="16"/></w:rPr><w:t xml:space="preserve">18</w:t></w:r></w:p></w:tc><w:tc><w:tcPr><w:tcW w:w="1417.3228346456694" w:type="dxa"/><w:noWrap/></w:tcPr><w:p><w:pPr><w:spacing w:after="30"/></w:pPr><w:r><w:rPr><w:sz w:val="16"/><w:szCs w:val="16"/></w:rPr><w:t xml:space="preserve">`updated_at`</w:t></w:r></w:p></w:tc><w:tc><w:tcPr><w:tcW w:w="1417.3228346456694" w:type="dxa"/><w:noWrap/></w:tcPr><w:p><w:pPr><w:spacing w:after="30"/></w:pPr><w:r><w:rPr><w:sz w:val="16"/><w:szCs w:val="16"/></w:rPr><w:t xml:space="preserve">`timestamp`</w:t></w:r></w:p></w:tc><w:tc><w:tcPr><w:tcW w:w="1417.3228346456694" w:type="dxa"/><w:noWrap/></w:tcPr><w:p><w:pPr><w:spacing w:after="30"/></w:pPr><w:r><w:rPr><w:sz w:val="16"/><w:szCs w:val="16"/></w:rPr><w:t xml:space="preserve">NULL</w:t></w:r></w:p></w:tc><w:tc><w:tcPr><w:tcW w:w="1417.3228346456694" w:type="dxa"/><w:noWrap/></w:tcPr><w:p><w:pPr><w:spacing w:after="30"/></w:pPr><w:r><w:rPr><w:sz w:val="16"/><w:szCs w:val="16"/></w:rPr><w:t xml:space="preserve">`NULL`</w:t></w:r></w:p></w:tc><w:tc><w:tcPr><w:tcW w:w="1417.3228346456694" w:type="dxa"/><w:noWrap/></w:tcPr><w:p><w:pPr><w:spacing w:after="30"/></w:pPr><w:r><w:rPr><w:sz w:val="16"/><w:szCs w:val="16"/></w:rPr><w:t xml:space="preserve">-</w:t></w:r></w:p></w:tc><w:tc><w:tcPr><w:tcW w:w="1417.3228346456694" w:type="dxa"/><w:noWrap/></w:tcPr><w:p><w:pPr><w:spacing w:after="30"/></w:pPr><w:r><w:rPr><w:sz w:val="16"/><w:szCs w:val="16"/></w:rPr><w:t xml:space="preserve">Waktu rekaman terakhir kali diperbarui.</w:t></w:r></w:p></w:tc></w:tr></w:tbl><w:p/><w:p><w:pPr><w:jc w:val="both"/><w:spacing w:after="70"/></w:pPr><w:r><w:rPr><w:sz w:val="19"/><w:szCs w:val="19"/></w:rPr><w:t xml:space="preserve">---</w:t></w:r></w:p><w:p><w:pPr><w:pStyle w:val="Heading3"/></w:pPr><w:bookmarkStart w:id="33" w:name="_Toc33"/><w:r><w:t>3.24 Tabel Pendaftaran Sidang Skripsi (`thesis_defense_applications`)</w:t></w:r><w:bookmarkEnd w:id="33"/></w:p><w:p><w:pPr><w:spacing w:before="40" w:after="40"/></w:pPr><w:r><w:rPr><w:color w:val="334155"/><w:sz w:val="19"/><w:szCs w:val="19"/><w:b w:val="1"/><w:bCs w:val="1"/><w:i w:val="1"/><w:iCs w:val="1"/></w:rPr><w:t xml:space="preserve">**Nama Tabel**: `thesis_defense_applications`</w:t></w:r></w:p><w:p><w:pPr><w:spacing w:before="40" w:after="40"/></w:pPr><w:r><w:rPr><w:color w:val="334155"/><w:sz w:val="19"/><w:szCs w:val="19"/><w:b w:val="0"/><w:bCs w:val="0"/><w:i w:val="1"/><w:iCs w:val="1"/></w:rPr><w:t xml:space="preserve">**Primary Key**: `id`</w:t></w:r></w:p><w:p><w:pPr><w:spacing w:before="40" w:after="40"/></w:pPr><w:r><w:rPr><w:color w:val="334155"/><w:sz w:val="19"/><w:szCs w:val="19"/><w:b w:val="0"/><w:bCs w:val="0"/><w:i w:val="1"/><w:iCs w:val="1"/></w:rPr><w:t xml:space="preserve">**Foreign Key**: `thesis_id` $\rightarrow$ merujuk ke `theses.id``wave_id` $\rightarrow$ merujuk ke `waves.id`</w:t></w:r></w:p><w:p><w:pPr><w:spacing w:before="40" w:after="40"/></w:pPr><w:r><w:rPr><w:color w:val="334155"/><w:sz w:val="19"/><w:szCs w:val="19"/><w:b w:val="0"/><w:bCs w:val="0"/><w:i w:val="1"/><w:iCs w:val="1"/></w:rPr><w:t xml:space="preserve">**Deskripsi**: Mencatat permohonan mahasiswa untuk menempuh ujian akhir Sidang Skripsi. Menyimpan seluruh berkas persyaratan akademik lengkap (transkrip nilai, bebas tanggungan sempro, bukti bayar sidang, sertifikat kompetensi, draf skripsi lengkap) dan status verifikasi.</w:t></w:r></w:p><w:tbl><w:tblGrid><w:gridCol w:w="1417.3228346456694" w:type="dxa"/><w:gridCol w:w="1417.3228346456694" w:type="dxa"/><w:gridCol w:w="1417.3228346456694" w:type="dxa"/><w:gridCol w:w="1417.3228346456694" w:type="dxa"/><w:gridCol w:w="1417.3228346456694" w:type="dxa"/><w:gridCol w:w="1417.3228346456694" w:type="dxa"/><w:gridCol w:w="1417.3228346456694" w:type="dxa"/></w:tblGrid><w:tblPr><w:tblStyle w:val="DbTable"/></w:tblPr><w:tr><w:trPr/><w:tc><w:tcPr><w:tcW w:w="1417.3228346456694" w:type="dxa"/><w:shd w:val="clear" w:fill="1E293B"/><w:noWrap/></w:tcPr><w:p><w:pPr><w:spacing w:after="30"/></w:pPr><w:r><w:rPr><w:color w:val="FFFFFF"/><w:sz w:val="16"/><w:szCs w:val="16"/><w:b w:val="1"/><w:bCs w:val="1"/></w:rPr><w:t xml:space="preserve">No</w:t></w:r></w:p></w:tc><w:tc><w:tcPr><w:tcW w:w="1417.3228346456694" w:type="dxa"/><w:shd w:val="clear" w:fill="1E293B"/><w:noWrap/></w:tcPr><w:p><w:pPr><w:spacing w:after="30"/></w:pPr><w:r><w:rPr><w:color w:val="FFFFFF"/><w:sz w:val="16"/><w:szCs w:val="16"/><w:b w:val="1"/><w:bCs w:val="1"/></w:rPr><w:t xml:space="preserve">Nama Kolom</w:t></w:r></w:p></w:tc><w:tc><w:tcPr><w:tcW w:w="1417.3228346456694" w:type="dxa"/><w:shd w:val="clear" w:fill="1E293B"/><w:noWrap/></w:tcPr><w:p><w:pPr><w:spacing w:after="30"/></w:pPr><w:r><w:rPr><w:color w:val="FFFFFF"/><w:sz w:val="16"/><w:szCs w:val="16"/><w:b w:val="1"/><w:bCs w:val="1"/></w:rPr><w:t xml:space="preserve">Tipe Data</w:t></w:r></w:p></w:tc><w:tc><w:tcPr><w:tcW w:w="1417.3228346456694" w:type="dxa"/><w:shd w:val="clear" w:fill="1E293B"/><w:noWrap/></w:tcPr><w:p><w:pPr><w:spacing w:after="30"/></w:pPr><w:r><w:rPr><w:color w:val="FFFFFF"/><w:sz w:val="16"/><w:szCs w:val="16"/><w:b w:val="1"/><w:bCs w:val="1"/></w:rPr><w:t xml:space="preserve">Nullable</w:t></w:r></w:p></w:tc><w:tc><w:tcPr><w:tcW w:w="1417.3228346456694" w:type="dxa"/><w:shd w:val="clear" w:fill="1E293B"/><w:noWrap/></w:tcPr><w:p><w:pPr><w:spacing w:after="30"/></w:pPr><w:r><w:rPr><w:color w:val="FFFFFF"/><w:sz w:val="16"/><w:szCs w:val="16"/><w:b w:val="1"/><w:bCs w:val="1"/></w:rPr><w:t xml:space="preserve">Nilai Default</w:t></w:r></w:p></w:tc><w:tc><w:tcPr><w:tcW w:w="1417.3228346456694" w:type="dxa"/><w:shd w:val="clear" w:fill="1E293B"/><w:noWrap/></w:tcPr><w:p><w:pPr><w:spacing w:after="30"/></w:pPr><w:r><w:rPr><w:color w:val="FFFFFF"/><w:sz w:val="16"/><w:szCs w:val="16"/><w:b w:val="1"/><w:bCs w:val="1"/></w:rPr><w:t xml:space="preserve">Kunci (*Key*)</w:t></w:r></w:p></w:tc><w:tc><w:tcPr><w:tcW w:w="1417.3228346456694" w:type="dxa"/><w:shd w:val="clear" w:fill="1E293B"/><w:noWrap/></w:tcPr><w:p><w:pPr><w:spacing w:after="30"/></w:pPr><w:r><w:rPr><w:color w:val="FFFFFF"/><w:sz w:val="16"/><w:szCs w:val="16"/><w:b w:val="1"/><w:bCs w:val="1"/></w:rPr><w:t xml:space="preserve">Keterangan & Aturan Bisnis</w:t></w:r></w:p></w:tc></w:tr><w:tr><w:trPr/><w:tc><w:tcPr><w:tcW w:w="1417.3228346456694" w:type="dxa"/><w:noWrap/></w:tcPr><w:p><w:pPr><w:spacing w:after="30"/></w:pPr><w:r><w:rPr><w:sz w:val="16"/><w:szCs w:val="16"/></w:rPr><w:t xml:space="preserve">1</w:t></w:r></w:p></w:tc><w:tc><w:tcPr><w:tcW w:w="1417.3228346456694" w:type="dxa"/><w:noWrap/></w:tcPr><w:p><w:pPr><w:spacing w:after="30"/></w:pPr><w:r><w:rPr><w:sz w:val="16"/><w:szCs w:val="16"/></w:rPr><w:t xml:space="preserve">`id`</w:t></w:r></w:p></w:tc><w:tc><w:tcPr><w:tcW w:w="1417.3228346456694" w:type="dxa"/><w:noWrap/></w:tcPr><w:p><w:pPr><w:spacing w:after="30"/></w:pPr><w:r><w:rPr><w:sz w:val="16"/><w:szCs w:val="16"/></w:rPr><w:t xml:space="preserve">`bigint(20) unsigned`</w:t></w:r></w:p></w:tc><w:tc><w:tcPr><w:tcW w:w="1417.3228346456694" w:type="dxa"/><w:noWrap/></w:tcPr><w:p><w:pPr><w:spacing w:after="30"/></w:pPr><w:r><w:rPr><w:sz w:val="16"/><w:szCs w:val="16"/></w:rPr><w:t xml:space="preserve">NOT NULL</w:t></w:r></w:p></w:tc><w:tc><w:tcPr><w:tcW w:w="1417.3228346456694" w:type="dxa"/><w:noWrap/></w:tcPr><w:p><w:pPr><w:spacing w:after="30"/></w:pPr><w:r><w:rPr><w:sz w:val="16"/><w:szCs w:val="16"/></w:rPr><w:t xml:space="preserve">*None*</w:t></w:r></w:p></w:tc><w:tc><w:tcPr><w:tcW w:w="1417.3228346456694" w:type="dxa"/><w:noWrap/></w:tcPr><w:p><w:pPr><w:spacing w:after="30"/></w:pPr><w:r><w:rPr><w:sz w:val="16"/><w:szCs w:val="16"/></w:rPr><w:t xml:space="preserve">PRI (auto_increment)</w:t></w:r></w:p></w:tc><w:tc><w:tcPr><w:tcW w:w="1417.3228346456694" w:type="dxa"/><w:noWrap/></w:tcPr><w:p><w:pPr><w:spacing w:after="30"/></w:pPr><w:r><w:rPr><w:sz w:val="16"/><w:szCs w:val="16"/></w:rPr><w:t xml:space="preserve">Identitas unik rekaman data (*surrogate primary key*).</w:t></w:r></w:p></w:tc></w:tr><w:tr><w:trPr/><w:tc><w:tcPr><w:tcW w:w="1417.3228346456694" w:type="dxa"/><w:noWrap/></w:tcPr><w:p><w:pPr><w:spacing w:after="30"/></w:pPr><w:r><w:rPr><w:sz w:val="16"/><w:szCs w:val="16"/></w:rPr><w:t xml:space="preserve">2</w:t></w:r></w:p></w:tc><w:tc><w:tcPr><w:tcW w:w="1417.3228346456694" w:type="dxa"/><w:noWrap/></w:tcPr><w:p><w:pPr><w:spacing w:after="30"/></w:pPr><w:r><w:rPr><w:sz w:val="16"/><w:szCs w:val="16"/></w:rPr><w:t xml:space="preserve">`thesis_id`</w:t></w:r></w:p></w:tc><w:tc><w:tcPr><w:tcW w:w="1417.3228346456694" w:type="dxa"/><w:noWrap/></w:tcPr><w:p><w:pPr><w:spacing w:after="30"/></w:pPr><w:r><w:rPr><w:sz w:val="16"/><w:szCs w:val="16"/></w:rPr><w:t xml:space="preserve">`bigint(20) unsigned`</w:t></w:r></w:p></w:tc><w:tc><w:tcPr><w:tcW w:w="1417.3228346456694" w:type="dxa"/><w:noWrap/></w:tcPr><w:p><w:pPr><w:spacing w:after="30"/></w:pPr><w:r><w:rPr><w:sz w:val="16"/><w:szCs w:val="16"/></w:rPr><w:t xml:space="preserve">NOT NULL</w:t></w:r></w:p></w:tc><w:tc><w:tcPr><w:tcW w:w="1417.3228346456694" w:type="dxa"/><w:noWrap/></w:tcPr><w:p><w:pPr><w:spacing w:after="30"/></w:pPr><w:r><w:rPr><w:sz w:val="16"/><w:szCs w:val="16"/></w:rPr><w:t xml:space="preserve">*None*</w:t></w:r></w:p></w:tc><w:tc><w:tcPr><w:tcW w:w="1417.3228346456694" w:type="dxa"/><w:noWrap/></w:tcPr><w:p><w:pPr><w:spacing w:after="30"/></w:pPr><w:r><w:rPr><w:sz w:val="16"/><w:szCs w:val="16"/></w:rPr><w:t xml:space="preserve">MUL</w:t></w:r></w:p></w:tc><w:tc><w:tcPr><w:tcW w:w="1417.3228346456694" w:type="dxa"/><w:noWrap/></w:tcPr><w:p><w:pPr><w:spacing w:after="30"/></w:pPr><w:r><w:rPr><w:sz w:val="16"/><w:szCs w:val="16"/></w:rPr><w:t xml:space="preserve">ID relasi ke tabel `theses` (tugas akhir / skripsi).</w:t></w:r></w:p></w:tc></w:tr><w:tr><w:trPr/><w:tc><w:tcPr><w:tcW w:w="1417.3228346456694" w:type="dxa"/><w:noWrap/></w:tcPr><w:p><w:pPr><w:spacing w:after="30"/></w:pPr><w:r><w:rPr><w:sz w:val="16"/><w:szCs w:val="16"/></w:rPr><w:t xml:space="preserve">3</w:t></w:r></w:p></w:tc><w:tc><w:tcPr><w:tcW w:w="1417.3228346456694" w:type="dxa"/><w:noWrap/></w:tcPr><w:p><w:pPr><w:spacing w:after="30"/></w:pPr><w:r><w:rPr><w:sz w:val="16"/><w:szCs w:val="16"/></w:rPr><w:t xml:space="preserve">`file_formulir`</w:t></w:r></w:p></w:tc><w:tc><w:tcPr><w:tcW w:w="1417.3228346456694" w:type="dxa"/><w:noWrap/></w:tcPr><w:p><w:pPr><w:spacing w:after="30"/></w:pPr><w:r><w:rPr><w:sz w:val="16"/><w:szCs w:val="16"/></w:rPr><w:t xml:space="preserve">`varchar(255)`</w:t></w:r></w:p></w:tc><w:tc><w:tcPr><w:tcW w:w="1417.3228346456694" w:type="dxa"/><w:noWrap/></w:tcPr><w:p><w:pPr><w:spacing w:after="30"/></w:pPr><w:r><w:rPr><w:sz w:val="16"/><w:szCs w:val="16"/></w:rPr><w:t xml:space="preserve">NOT NULL</w:t></w:r></w:p></w:tc><w:tc><w:tcPr><w:tcW w:w="1417.3228346456694" w:type="dxa"/><w:noWrap/></w:tcPr><w:p><w:pPr><w:spacing w:after="30"/></w:pPr><w:r><w:rPr><w:sz w:val="16"/><w:szCs w:val="16"/></w:rPr><w:t xml:space="preserve">*None*</w:t></w:r></w:p></w:tc><w:tc><w:tcPr><w:tcW w:w="1417.3228346456694" w:type="dxa"/><w:noWrap/></w:tcPr><w:p><w:pPr><w:spacing w:after="30"/></w:pPr><w:r><w:rPr><w:sz w:val="16"/><w:szCs w:val="16"/></w:rPr><w:t xml:space="preserve">-</w:t></w:r></w:p></w:tc><w:tc><w:tcPr><w:tcW w:w="1417.3228346456694" w:type="dxa"/><w:noWrap/></w:tcPr><w:p><w:pPr><w:spacing w:after="30"/></w:pPr><w:r><w:rPr><w:sz w:val="16"/><w:szCs w:val="16"/></w:rPr><w:t xml:space="preserve">Path relatif lokasi penyimpanan berkas dokumen pada storage privat.</w:t></w:r></w:p></w:tc></w:tr><w:tr><w:trPr/><w:tc><w:tcPr><w:tcW w:w="1417.3228346456694" w:type="dxa"/><w:noWrap/></w:tcPr><w:p><w:pPr><w:spacing w:after="30"/></w:pPr><w:r><w:rPr><w:sz w:val="16"/><w:szCs w:val="16"/></w:rPr><w:t xml:space="preserve">4</w:t></w:r></w:p></w:tc><w:tc><w:tcPr><w:tcW w:w="1417.3228346456694" w:type="dxa"/><w:noWrap/></w:tcPr><w:p><w:pPr><w:spacing w:after="30"/></w:pPr><w:r><w:rPr><w:sz w:val="16"/><w:szCs w:val="16"/></w:rPr><w:t xml:space="preserve">`file_transkrip`</w:t></w:r></w:p></w:tc><w:tc><w:tcPr><w:tcW w:w="1417.3228346456694" w:type="dxa"/><w:noWrap/></w:tcPr><w:p><w:pPr><w:spacing w:after="30"/></w:pPr><w:r><w:rPr><w:sz w:val="16"/><w:szCs w:val="16"/></w:rPr><w:t xml:space="preserve">`varchar(255)`</w:t></w:r></w:p></w:tc><w:tc><w:tcPr><w:tcW w:w="1417.3228346456694" w:type="dxa"/><w:noWrap/></w:tcPr><w:p><w:pPr><w:spacing w:after="30"/></w:pPr><w:r><w:rPr><w:sz w:val="16"/><w:szCs w:val="16"/></w:rPr><w:t xml:space="preserve">NOT NULL</w:t></w:r></w:p></w:tc><w:tc><w:tcPr><w:tcW w:w="1417.3228346456694" w:type="dxa"/><w:noWrap/></w:tcPr><w:p><w:pPr><w:spacing w:after="30"/></w:pPr><w:r><w:rPr><w:sz w:val="16"/><w:szCs w:val="16"/></w:rPr><w:t xml:space="preserve">*None*</w:t></w:r></w:p></w:tc><w:tc><w:tcPr><w:tcW w:w="1417.3228346456694" w:type="dxa"/><w:noWrap/></w:tcPr><w:p><w:pPr><w:spacing w:after="30"/></w:pPr><w:r><w:rPr><w:sz w:val="16"/><w:szCs w:val="16"/></w:rPr><w:t xml:space="preserve">-</w:t></w:r></w:p></w:tc><w:tc><w:tcPr><w:tcW w:w="1417.3228346456694" w:type="dxa"/><w:noWrap/></w:tcPr><w:p><w:pPr><w:spacing w:after="30"/></w:pPr><w:r><w:rPr><w:sz w:val="16"/><w:szCs w:val="16"/></w:rPr><w:t xml:space="preserve">Path relatif lokasi penyimpanan berkas dokumen pada storage privat.</w:t></w:r></w:p></w:tc></w:tr><w:tr><w:trPr/><w:tc><w:tcPr><w:tcW w:w="1417.3228346456694" w:type="dxa"/><w:noWrap/></w:tcPr><w:p><w:pPr><w:spacing w:after="30"/></w:pPr><w:r><w:rPr><w:sz w:val="16"/><w:szCs w:val="16"/></w:rPr><w:t xml:space="preserve">5</w:t></w:r></w:p></w:tc><w:tc><w:tcPr><w:tcW w:w="1417.3228346456694" w:type="dxa"/><w:noWrap/></w:tcPr><w:p><w:pPr><w:spacing w:after="30"/></w:pPr><w:r><w:rPr><w:sz w:val="16"/><w:szCs w:val="16"/></w:rPr><w:t xml:space="preserve">`file_acc_pembimbing`</w:t></w:r></w:p></w:tc><w:tc><w:tcPr><w:tcW w:w="1417.3228346456694" w:type="dxa"/><w:noWrap/></w:tcPr><w:p><w:pPr><w:spacing w:after="30"/></w:pPr><w:r><w:rPr><w:sz w:val="16"/><w:szCs w:val="16"/></w:rPr><w:t xml:space="preserve">`varchar(255)`</w:t></w:r></w:p></w:tc><w:tc><w:tcPr><w:tcW w:w="1417.3228346456694" w:type="dxa"/><w:noWrap/></w:tcPr><w:p><w:pPr><w:spacing w:after="30"/></w:pPr><w:r><w:rPr><w:sz w:val="16"/><w:szCs w:val="16"/></w:rPr><w:t xml:space="preserve">NOT NULL</w:t></w:r></w:p></w:tc><w:tc><w:tcPr><w:tcW w:w="1417.3228346456694" w:type="dxa"/><w:noWrap/></w:tcPr><w:p><w:pPr><w:spacing w:after="30"/></w:pPr><w:r><w:rPr><w:sz w:val="16"/><w:szCs w:val="16"/></w:rPr><w:t xml:space="preserve">*None*</w:t></w:r></w:p></w:tc><w:tc><w:tcPr><w:tcW w:w="1417.3228346456694" w:type="dxa"/><w:noWrap/></w:tcPr><w:p><w:pPr><w:spacing w:after="30"/></w:pPr><w:r><w:rPr><w:sz w:val="16"/><w:szCs w:val="16"/></w:rPr><w:t xml:space="preserve">-</w:t></w:r></w:p></w:tc><w:tc><w:tcPr><w:tcW w:w="1417.3228346456694" w:type="dxa"/><w:noWrap/></w:tcPr><w:p><w:pPr><w:spacing w:after="30"/></w:pPr><w:r><w:rPr><w:sz w:val="16"/><w:szCs w:val="16"/></w:rPr><w:t xml:space="preserve">Path relatif lokasi penyimpanan berkas dokumen pada storage privat.</w:t></w:r></w:p></w:tc></w:tr><w:tr><w:trPr/><w:tc><w:tcPr><w:tcW w:w="1417.3228346456694" w:type="dxa"/><w:noWrap/></w:tcPr><w:p><w:pPr><w:spacing w:after="30"/></w:pPr><w:r><w:rPr><w:sz w:val="16"/><w:szCs w:val="16"/></w:rPr><w:t xml:space="preserve">6</w:t></w:r></w:p></w:tc><w:tc><w:tcPr><w:tcW w:w="1417.3228346456694" w:type="dxa"/><w:noWrap/></w:tcPr><w:p><w:pPr><w:spacing w:after="30"/></w:pPr><w:r><w:rPr><w:sz w:val="16"/><w:szCs w:val="16"/></w:rPr><w:t xml:space="preserve">`file_logbook`</w:t></w:r></w:p></w:tc><w:tc><w:tcPr><w:tcW w:w="1417.3228346456694" w:type="dxa"/><w:noWrap/></w:tcPr><w:p><w:pPr><w:spacing w:after="30"/></w:pPr><w:r><w:rPr><w:sz w:val="16"/><w:szCs w:val="16"/></w:rPr><w:t xml:space="preserve">`varchar(255)`</w:t></w:r></w:p></w:tc><w:tc><w:tcPr><w:tcW w:w="1417.3228346456694" w:type="dxa"/><w:noWrap/></w:tcPr><w:p><w:pPr><w:spacing w:after="30"/></w:pPr><w:r><w:rPr><w:sz w:val="16"/><w:szCs w:val="16"/></w:rPr><w:t xml:space="preserve">NOT NULL</w:t></w:r></w:p></w:tc><w:tc><w:tcPr><w:tcW w:w="1417.3228346456694" w:type="dxa"/><w:noWrap/></w:tcPr><w:p><w:pPr><w:spacing w:after="30"/></w:pPr><w:r><w:rPr><w:sz w:val="16"/><w:szCs w:val="16"/></w:rPr><w:t xml:space="preserve">*None*</w:t></w:r></w:p></w:tc><w:tc><w:tcPr><w:tcW w:w="1417.3228346456694" w:type="dxa"/><w:noWrap/></w:tcPr><w:p><w:pPr><w:spacing w:after="30"/></w:pPr><w:r><w:rPr><w:sz w:val="16"/><w:szCs w:val="16"/></w:rPr><w:t xml:space="preserve">-</w:t></w:r></w:p></w:tc><w:tc><w:tcPr><w:tcW w:w="1417.3228346456694" w:type="dxa"/><w:noWrap/></w:tcPr><w:p><w:pPr><w:spacing w:after="30"/></w:pPr><w:r><w:rPr><w:sz w:val="16"/><w:szCs w:val="16"/></w:rPr><w:t xml:space="preserve">Path relatif lokasi penyimpanan berkas dokumen pada storage privat.</w:t></w:r></w:p></w:tc></w:tr><w:tr><w:trPr/><w:tc><w:tcPr><w:tcW w:w="1417.3228346456694" w:type="dxa"/><w:noWrap/></w:tcPr><w:p><w:pPr><w:spacing w:after="30"/></w:pPr><w:r><w:rPr><w:sz w:val="16"/><w:szCs w:val="16"/></w:rPr><w:t xml:space="preserve">7</w:t></w:r></w:p></w:tc><w:tc><w:tcPr><w:tcW w:w="1417.3228346456694" w:type="dxa"/><w:noWrap/></w:tcPr><w:p><w:pPr><w:spacing w:after="30"/></w:pPr><w:r><w:rPr><w:sz w:val="16"/><w:szCs w:val="16"/></w:rPr><w:t xml:space="preserve">`file_pembayaran`</w:t></w:r></w:p></w:tc><w:tc><w:tcPr><w:tcW w:w="1417.3228346456694" w:type="dxa"/><w:noWrap/></w:tcPr><w:p><w:pPr><w:spacing w:after="30"/></w:pPr><w:r><w:rPr><w:sz w:val="16"/><w:szCs w:val="16"/></w:rPr><w:t xml:space="preserve">`varchar(255)`</w:t></w:r></w:p></w:tc><w:tc><w:tcPr><w:tcW w:w="1417.3228346456694" w:type="dxa"/><w:noWrap/></w:tcPr><w:p><w:pPr><w:spacing w:after="30"/></w:pPr><w:r><w:rPr><w:sz w:val="16"/><w:szCs w:val="16"/></w:rPr><w:t xml:space="preserve">NOT NULL</w:t></w:r></w:p></w:tc><w:tc><w:tcPr><w:tcW w:w="1417.3228346456694" w:type="dxa"/><w:noWrap/></w:tcPr><w:p><w:pPr><w:spacing w:after="30"/></w:pPr><w:r><w:rPr><w:sz w:val="16"/><w:szCs w:val="16"/></w:rPr><w:t xml:space="preserve">*None*</w:t></w:r></w:p></w:tc><w:tc><w:tcPr><w:tcW w:w="1417.3228346456694" w:type="dxa"/><w:noWrap/></w:tcPr><w:p><w:pPr><w:spacing w:after="30"/></w:pPr><w:r><w:rPr><w:sz w:val="16"/><w:szCs w:val="16"/></w:rPr><w:t xml:space="preserve">-</w:t></w:r></w:p></w:tc><w:tc><w:tcPr><w:tcW w:w="1417.3228346456694" w:type="dxa"/><w:noWrap/></w:tcPr><w:p><w:pPr><w:spacing w:after="30"/></w:pPr><w:r><w:rPr><w:sz w:val="16"/><w:szCs w:val="16"/></w:rPr><w:t xml:space="preserve">Path relatif lokasi penyimpanan berkas dokumen pada storage privat.</w:t></w:r></w:p></w:tc></w:tr><w:tr><w:trPr/><w:tc><w:tcPr><w:tcW w:w="1417.3228346456694" w:type="dxa"/><w:noWrap/></w:tcPr><w:p><w:pPr><w:spacing w:after="30"/></w:pPr><w:r><w:rPr><w:sz w:val="16"/><w:szCs w:val="16"/></w:rPr><w:t xml:space="preserve">8</w:t></w:r></w:p></w:tc><w:tc><w:tcPr><w:tcW w:w="1417.3228346456694" w:type="dxa"/><w:noWrap/></w:tcPr><w:p><w:pPr><w:spacing w:after="30"/></w:pPr><w:r><w:rPr><w:sz w:val="16"/><w:szCs w:val="16"/></w:rPr><w:t xml:space="preserve">`file_skripsi`</w:t></w:r></w:p></w:tc><w:tc><w:tcPr><w:tcW w:w="1417.3228346456694" w:type="dxa"/><w:noWrap/></w:tcPr><w:p><w:pPr><w:spacing w:after="30"/></w:pPr><w:r><w:rPr><w:sz w:val="16"/><w:szCs w:val="16"/></w:rPr><w:t xml:space="preserve">`varchar(255)`</w:t></w:r></w:p></w:tc><w:tc><w:tcPr><w:tcW w:w="1417.3228346456694" w:type="dxa"/><w:noWrap/></w:tcPr><w:p><w:pPr><w:spacing w:after="30"/></w:pPr><w:r><w:rPr><w:sz w:val="16"/><w:szCs w:val="16"/></w:rPr><w:t xml:space="preserve">NOT NULL</w:t></w:r></w:p></w:tc><w:tc><w:tcPr><w:tcW w:w="1417.3228346456694" w:type="dxa"/><w:noWrap/></w:tcPr><w:p><w:pPr><w:spacing w:after="30"/></w:pPr><w:r><w:rPr><w:sz w:val="16"/><w:szCs w:val="16"/></w:rPr><w:t xml:space="preserve">*None*</w:t></w:r></w:p></w:tc><w:tc><w:tcPr><w:tcW w:w="1417.3228346456694" w:type="dxa"/><w:noWrap/></w:tcPr><w:p><w:pPr><w:spacing w:after="30"/></w:pPr><w:r><w:rPr><w:sz w:val="16"/><w:szCs w:val="16"/></w:rPr><w:t xml:space="preserve">-</w:t></w:r></w:p></w:tc><w:tc><w:tcPr><w:tcW w:w="1417.3228346456694" w:type="dxa"/><w:noWrap/></w:tcPr><w:p><w:pPr><w:spacing w:after="30"/></w:pPr><w:r><w:rPr><w:sz w:val="16"/><w:szCs w:val="16"/></w:rPr><w:t xml:space="preserve">Path relatif lokasi penyimpanan berkas dokumen pada storage privat.</w:t></w:r></w:p></w:tc></w:tr><w:tr><w:trPr/><w:tc><w:tcPr><w:tcW w:w="1417.3228346456694" w:type="dxa"/><w:noWrap/></w:tcPr><w:p><w:pPr><w:spacing w:after="30"/></w:pPr><w:r><w:rPr><w:sz w:val="16"/><w:szCs w:val="16"/></w:rPr><w:t xml:space="preserve">9</w:t></w:r></w:p></w:tc><w:tc><w:tcPr><w:tcW w:w="1417.3228346456694" w:type="dxa"/><w:noWrap/></w:tcPr><w:p><w:pPr><w:spacing w:after="30"/></w:pPr><w:r><w:rPr><w:sz w:val="16"/><w:szCs w:val="16"/></w:rPr><w:t xml:space="preserve">`file_ktm`</w:t></w:r></w:p></w:tc><w:tc><w:tcPr><w:tcW w:w="1417.3228346456694" w:type="dxa"/><w:noWrap/></w:tcPr><w:p><w:pPr><w:spacing w:after="30"/></w:pPr><w:r><w:rPr><w:sz w:val="16"/><w:szCs w:val="16"/></w:rPr><w:t xml:space="preserve">`varchar(255)`</w:t></w:r></w:p></w:tc><w:tc><w:tcPr><w:tcW w:w="1417.3228346456694" w:type="dxa"/><w:noWrap/></w:tcPr><w:p><w:pPr><w:spacing w:after="30"/></w:pPr><w:r><w:rPr><w:sz w:val="16"/><w:szCs w:val="16"/></w:rPr><w:t xml:space="preserve">NOT NULL</w:t></w:r></w:p></w:tc><w:tc><w:tcPr><w:tcW w:w="1417.3228346456694" w:type="dxa"/><w:noWrap/></w:tcPr><w:p><w:pPr><w:spacing w:after="30"/></w:pPr><w:r><w:rPr><w:sz w:val="16"/><w:szCs w:val="16"/></w:rPr><w:t xml:space="preserve">*None*</w:t></w:r></w:p></w:tc><w:tc><w:tcPr><w:tcW w:w="1417.3228346456694" w:type="dxa"/><w:noWrap/></w:tcPr><w:p><w:pPr><w:spacing w:after="30"/></w:pPr><w:r><w:rPr><w:sz w:val="16"/><w:szCs w:val="16"/></w:rPr><w:t xml:space="preserve">-</w:t></w:r></w:p></w:tc><w:tc><w:tcPr><w:tcW w:w="1417.3228346456694" w:type="dxa"/><w:noWrap/></w:tcPr><w:p><w:pPr><w:spacing w:after="30"/></w:pPr><w:r><w:rPr><w:sz w:val="16"/><w:szCs w:val="16"/></w:rPr><w:t xml:space="preserve">Path relatif lokasi penyimpanan berkas dokumen pada storage privat.</w:t></w:r></w:p></w:tc></w:tr><w:tr><w:trPr/><w:tc><w:tcPr><w:tcW w:w="1417.3228346456694" w:type="dxa"/><w:noWrap/></w:tcPr><w:p><w:pPr><w:spacing w:after="30"/></w:pPr><w:r><w:rPr><w:sz w:val="16"/><w:szCs w:val="16"/></w:rPr><w:t xml:space="preserve">10</w:t></w:r></w:p></w:tc><w:tc><w:tcPr><w:tcW w:w="1417.3228346456694" w:type="dxa"/><w:noWrap/></w:tcPr><w:p><w:pPr><w:spacing w:after="30"/></w:pPr><w:r><w:rPr><w:sz w:val="16"/><w:szCs w:val="16"/></w:rPr><w:t xml:space="preserve">`file_pkkmb_univ`</w:t></w:r></w:p></w:tc><w:tc><w:tcPr><w:tcW w:w="1417.3228346456694" w:type="dxa"/><w:noWrap/></w:tcPr><w:p><w:pPr><w:spacing w:after="30"/></w:pPr><w:r><w:rPr><w:sz w:val="16"/><w:szCs w:val="16"/></w:rPr><w:t xml:space="preserve">`varchar(255)`</w:t></w:r></w:p></w:tc><w:tc><w:tcPr><w:tcW w:w="1417.3228346456694" w:type="dxa"/><w:noWrap/></w:tcPr><w:p><w:pPr><w:spacing w:after="30"/></w:pPr><w:r><w:rPr><w:sz w:val="16"/><w:szCs w:val="16"/></w:rPr><w:t xml:space="preserve">NOT NULL</w:t></w:r></w:p></w:tc><w:tc><w:tcPr><w:tcW w:w="1417.3228346456694" w:type="dxa"/><w:noWrap/></w:tcPr><w:p><w:pPr><w:spacing w:after="30"/></w:pPr><w:r><w:rPr><w:sz w:val="16"/><w:szCs w:val="16"/></w:rPr><w:t xml:space="preserve">*None*</w:t></w:r></w:p></w:tc><w:tc><w:tcPr><w:tcW w:w="1417.3228346456694" w:type="dxa"/><w:noWrap/></w:tcPr><w:p><w:pPr><w:spacing w:after="30"/></w:pPr><w:r><w:rPr><w:sz w:val="16"/><w:szCs w:val="16"/></w:rPr><w:t xml:space="preserve">-</w:t></w:r></w:p></w:tc><w:tc><w:tcPr><w:tcW w:w="1417.3228346456694" w:type="dxa"/><w:noWrap/></w:tcPr><w:p><w:pPr><w:spacing w:after="30"/></w:pPr><w:r><w:rPr><w:sz w:val="16"/><w:szCs w:val="16"/></w:rPr><w:t xml:space="preserve">Path relatif lokasi penyimpanan berkas dokumen pada storage privat.</w:t></w:r></w:p></w:tc></w:tr><w:tr><w:trPr/><w:tc><w:tcPr><w:tcW w:w="1417.3228346456694" w:type="dxa"/><w:noWrap/></w:tcPr><w:p><w:pPr><w:spacing w:after="30"/></w:pPr><w:r><w:rPr><w:sz w:val="16"/><w:szCs w:val="16"/></w:rPr><w:t xml:space="preserve">11</w:t></w:r></w:p></w:tc><w:tc><w:tcPr><w:tcW w:w="1417.3228346456694" w:type="dxa"/><w:noWrap/></w:tcPr><w:p><w:pPr><w:spacing w:after="30"/></w:pPr><w:r><w:rPr><w:sz w:val="16"/><w:szCs w:val="16"/></w:rPr><w:t xml:space="preserve">`file_pkkmb_fak`</w:t></w:r></w:p></w:tc><w:tc><w:tcPr><w:tcW w:w="1417.3228346456694" w:type="dxa"/><w:noWrap/></w:tcPr><w:p><w:pPr><w:spacing w:after="30"/></w:pPr><w:r><w:rPr><w:sz w:val="16"/><w:szCs w:val="16"/></w:rPr><w:t xml:space="preserve">`varchar(255)`</w:t></w:r></w:p></w:tc><w:tc><w:tcPr><w:tcW w:w="1417.3228346456694" w:type="dxa"/><w:noWrap/></w:tcPr><w:p><w:pPr><w:spacing w:after="30"/></w:pPr><w:r><w:rPr><w:sz w:val="16"/><w:szCs w:val="16"/></w:rPr><w:t xml:space="preserve">NOT NULL</w:t></w:r></w:p></w:tc><w:tc><w:tcPr><w:tcW w:w="1417.3228346456694" w:type="dxa"/><w:noWrap/></w:tcPr><w:p><w:pPr><w:spacing w:after="30"/></w:pPr><w:r><w:rPr><w:sz w:val="16"/><w:szCs w:val="16"/></w:rPr><w:t xml:space="preserve">*None*</w:t></w:r></w:p></w:tc><w:tc><w:tcPr><w:tcW w:w="1417.3228346456694" w:type="dxa"/><w:noWrap/></w:tcPr><w:p><w:pPr><w:spacing w:after="30"/></w:pPr><w:r><w:rPr><w:sz w:val="16"/><w:szCs w:val="16"/></w:rPr><w:t xml:space="preserve">-</w:t></w:r></w:p></w:tc><w:tc><w:tcPr><w:tcW w:w="1417.3228346456694" w:type="dxa"/><w:noWrap/></w:tcPr><w:p><w:pPr><w:spacing w:after="30"/></w:pPr><w:r><w:rPr><w:sz w:val="16"/><w:szCs w:val="16"/></w:rPr><w:t xml:space="preserve">Path relatif lokasi penyimpanan berkas dokumen pada storage privat.</w:t></w:r></w:p></w:tc></w:tr><w:tr><w:trPr/><w:tc><w:tcPr><w:tcW w:w="1417.3228346456694" w:type="dxa"/><w:noWrap/></w:tcPr><w:p><w:pPr><w:spacing w:after="30"/></w:pPr><w:r><w:rPr><w:sz w:val="16"/><w:szCs w:val="16"/></w:rPr><w:t xml:space="preserve">12</w:t></w:r></w:p></w:tc><w:tc><w:tcPr><w:tcW w:w="1417.3228346456694" w:type="dxa"/><w:noWrap/></w:tcPr><w:p><w:pPr><w:spacing w:after="30"/></w:pPr><w:r><w:rPr><w:sz w:val="16"/><w:szCs w:val="16"/></w:rPr><w:t xml:space="preserve">`file_makrab`</w:t></w:r></w:p></w:tc><w:tc><w:tcPr><w:tcW w:w="1417.3228346456694" w:type="dxa"/><w:noWrap/></w:tcPr><w:p><w:pPr><w:spacing w:after="30"/></w:pPr><w:r><w:rPr><w:sz w:val="16"/><w:szCs w:val="16"/></w:rPr><w:t xml:space="preserve">`varchar(255)`</w:t></w:r></w:p></w:tc><w:tc><w:tcPr><w:tcW w:w="1417.3228346456694" w:type="dxa"/><w:noWrap/></w:tcPr><w:p><w:pPr><w:spacing w:after="30"/></w:pPr><w:r><w:rPr><w:sz w:val="16"/><w:szCs w:val="16"/></w:rPr><w:t xml:space="preserve">NOT NULL</w:t></w:r></w:p></w:tc><w:tc><w:tcPr><w:tcW w:w="1417.3228346456694" w:type="dxa"/><w:noWrap/></w:tcPr><w:p><w:pPr><w:spacing w:after="30"/></w:pPr><w:r><w:rPr><w:sz w:val="16"/><w:szCs w:val="16"/></w:rPr><w:t xml:space="preserve">*None*</w:t></w:r></w:p></w:tc><w:tc><w:tcPr><w:tcW w:w="1417.3228346456694" w:type="dxa"/><w:noWrap/></w:tcPr><w:p><w:pPr><w:spacing w:after="30"/></w:pPr><w:r><w:rPr><w:sz w:val="16"/><w:szCs w:val="16"/></w:rPr><w:t xml:space="preserve">-</w:t></w:r></w:p></w:tc><w:tc><w:tcPr><w:tcW w:w="1417.3228346456694" w:type="dxa"/><w:noWrap/></w:tcPr><w:p><w:pPr><w:spacing w:after="30"/></w:pPr><w:r><w:rPr><w:sz w:val="16"/><w:szCs w:val="16"/></w:rPr><w:t xml:space="preserve">Path relatif lokasi penyimpanan berkas dokumen pada storage privat.</w:t></w:r></w:p></w:tc></w:tr><w:tr><w:trPr/><w:tc><w:tcPr><w:tcW w:w="1417.3228346456694" w:type="dxa"/><w:noWrap/></w:tcPr><w:p><w:pPr><w:spacing w:after="30"/></w:pPr><w:r><w:rPr><w:sz w:val="16"/><w:szCs w:val="16"/></w:rPr><w:t xml:space="preserve">13</w:t></w:r></w:p></w:tc><w:tc><w:tcPr><w:tcW w:w="1417.3228346456694" w:type="dxa"/><w:noWrap/></w:tcPr><w:p><w:pPr><w:spacing w:after="30"/></w:pPr><w:r><w:rPr><w:sz w:val="16"/><w:szCs w:val="16"/></w:rPr><w:t xml:space="preserve">`file_cisco`</w:t></w:r></w:p></w:tc><w:tc><w:tcPr><w:tcW w:w="1417.3228346456694" w:type="dxa"/><w:noWrap/></w:tcPr><w:p><w:pPr><w:spacing w:after="30"/></w:pPr><w:r><w:rPr><w:sz w:val="16"/><w:szCs w:val="16"/></w:rPr><w:t xml:space="preserve">`varchar(255)`</w:t></w:r></w:p></w:tc><w:tc><w:tcPr><w:tcW w:w="1417.3228346456694" w:type="dxa"/><w:noWrap/></w:tcPr><w:p><w:pPr><w:spacing w:after="30"/></w:pPr><w:r><w:rPr><w:sz w:val="16"/><w:szCs w:val="16"/></w:rPr><w:t xml:space="preserve">NOT NULL</w:t></w:r></w:p></w:tc><w:tc><w:tcPr><w:tcW w:w="1417.3228346456694" w:type="dxa"/><w:noWrap/></w:tcPr><w:p><w:pPr><w:spacing w:after="30"/></w:pPr><w:r><w:rPr><w:sz w:val="16"/><w:szCs w:val="16"/></w:rPr><w:t xml:space="preserve">*None*</w:t></w:r></w:p></w:tc><w:tc><w:tcPr><w:tcW w:w="1417.3228346456694" w:type="dxa"/><w:noWrap/></w:tcPr><w:p><w:pPr><w:spacing w:after="30"/></w:pPr><w:r><w:rPr><w:sz w:val="16"/><w:szCs w:val="16"/></w:rPr><w:t xml:space="preserve">-</w:t></w:r></w:p></w:tc><w:tc><w:tcPr><w:tcW w:w="1417.3228346456694" w:type="dxa"/><w:noWrap/></w:tcPr><w:p><w:pPr><w:spacing w:after="30"/></w:pPr><w:r><w:rPr><w:sz w:val="16"/><w:szCs w:val="16"/></w:rPr><w:t xml:space="preserve">Path relatif lokasi penyimpanan berkas dokumen pada storage privat.</w:t></w:r></w:p></w:tc></w:tr><w:tr><w:trPr/><w:tc><w:tcPr><w:tcW w:w="1417.3228346456694" w:type="dxa"/><w:noWrap/></w:tcPr><w:p><w:pPr><w:spacing w:after="30"/></w:pPr><w:r><w:rPr><w:sz w:val="16"/><w:szCs w:val="16"/></w:rPr><w:t xml:space="preserve">14</w:t></w:r></w:p></w:tc><w:tc><w:tcPr><w:tcW w:w="1417.3228346456694" w:type="dxa"/><w:noWrap/></w:tcPr><w:p><w:pPr><w:spacing w:after="30"/></w:pPr><w:r><w:rPr><w:sz w:val="16"/><w:szCs w:val="16"/></w:rPr><w:t xml:space="preserve">`file_workshop`</w:t></w:r></w:p></w:tc><w:tc><w:tcPr><w:tcW w:w="1417.3228346456694" w:type="dxa"/><w:noWrap/></w:tcPr><w:p><w:pPr><w:spacing w:after="30"/></w:pPr><w:r><w:rPr><w:sz w:val="16"/><w:szCs w:val="16"/></w:rPr><w:t xml:space="preserve">`varchar(255)`</w:t></w:r></w:p></w:tc><w:tc><w:tcPr><w:tcW w:w="1417.3228346456694" w:type="dxa"/><w:noWrap/></w:tcPr><w:p><w:pPr><w:spacing w:after="30"/></w:pPr><w:r><w:rPr><w:sz w:val="16"/><w:szCs w:val="16"/></w:rPr><w:t xml:space="preserve">NOT NULL</w:t></w:r></w:p></w:tc><w:tc><w:tcPr><w:tcW w:w="1417.3228346456694" w:type="dxa"/><w:noWrap/></w:tcPr><w:p><w:pPr><w:spacing w:after="30"/></w:pPr><w:r><w:rPr><w:sz w:val="16"/><w:szCs w:val="16"/></w:rPr><w:t xml:space="preserve">*None*</w:t></w:r></w:p></w:tc><w:tc><w:tcPr><w:tcW w:w="1417.3228346456694" w:type="dxa"/><w:noWrap/></w:tcPr><w:p><w:pPr><w:spacing w:after="30"/></w:pPr><w:r><w:rPr><w:sz w:val="16"/><w:szCs w:val="16"/></w:rPr><w:t xml:space="preserve">-</w:t></w:r></w:p></w:tc><w:tc><w:tcPr><w:tcW w:w="1417.3228346456694" w:type="dxa"/><w:noWrap/></w:tcPr><w:p><w:pPr><w:spacing w:after="30"/></w:pPr><w:r><w:rPr><w:sz w:val="16"/><w:szCs w:val="16"/></w:rPr><w:t xml:space="preserve">Path relatif lokasi penyimpanan berkas dokumen pada storage privat.</w:t></w:r></w:p></w:tc></w:tr><w:tr><w:trPr/><w:tc><w:tcPr><w:tcW w:w="1417.3228346456694" w:type="dxa"/><w:noWrap/></w:tcPr><w:p><w:pPr><w:spacing w:after="30"/></w:pPr><w:r><w:rPr><w:sz w:val="16"/><w:szCs w:val="16"/></w:rPr><w:t xml:space="preserve">15</w:t></w:r></w:p></w:tc><w:tc><w:tcPr><w:tcW w:w="1417.3228346456694" w:type="dxa"/><w:noWrap/></w:tcPr><w:p><w:pPr><w:spacing w:after="30"/></w:pPr><w:r><w:rPr><w:sz w:val="16"/><w:szCs w:val="16"/></w:rPr><w:t xml:space="preserve">`file_organisasi`</w:t></w:r></w:p></w:tc><w:tc><w:tcPr><w:tcW w:w="1417.3228346456694" w:type="dxa"/><w:noWrap/></w:tcPr><w:p><w:pPr><w:spacing w:after="30"/></w:pPr><w:r><w:rPr><w:sz w:val="16"/><w:szCs w:val="16"/></w:rPr><w:t xml:space="preserve">`varchar(255)`</w:t></w:r></w:p></w:tc><w:tc><w:tcPr><w:tcW w:w="1417.3228346456694" w:type="dxa"/><w:noWrap/></w:tcPr><w:p><w:pPr><w:spacing w:after="30"/></w:pPr><w:r><w:rPr><w:sz w:val="16"/><w:szCs w:val="16"/></w:rPr><w:t xml:space="preserve">NOT NULL</w:t></w:r></w:p></w:tc><w:tc><w:tcPr><w:tcW w:w="1417.3228346456694" w:type="dxa"/><w:noWrap/></w:tcPr><w:p><w:pPr><w:spacing w:after="30"/></w:pPr><w:r><w:rPr><w:sz w:val="16"/><w:szCs w:val="16"/></w:rPr><w:t xml:space="preserve">*None*</w:t></w:r></w:p></w:tc><w:tc><w:tcPr><w:tcW w:w="1417.3228346456694" w:type="dxa"/><w:noWrap/></w:tcPr><w:p><w:pPr><w:spacing w:after="30"/></w:pPr><w:r><w:rPr><w:sz w:val="16"/><w:szCs w:val="16"/></w:rPr><w:t xml:space="preserve">-</w:t></w:r></w:p></w:tc><w:tc><w:tcPr><w:tcW w:w="1417.3228346456694" w:type="dxa"/><w:noWrap/></w:tcPr><w:p><w:pPr><w:spacing w:after="30"/></w:pPr><w:r><w:rPr><w:sz w:val="16"/><w:szCs w:val="16"/></w:rPr><w:t xml:space="preserve">Path relatif lokasi penyimpanan berkas dokumen pada storage privat.</w:t></w:r></w:p></w:tc></w:tr><w:tr><w:trPr/><w:tc><w:tcPr><w:tcW w:w="1417.3228346456694" w:type="dxa"/><w:noWrap/></w:tcPr><w:p><w:pPr><w:spacing w:after="30"/></w:pPr><w:r><w:rPr><w:sz w:val="16"/><w:szCs w:val="16"/></w:rPr><w:t xml:space="preserve">16</w:t></w:r></w:p></w:tc><w:tc><w:tcPr><w:tcW w:w="1417.3228346456694" w:type="dxa"/><w:noWrap/></w:tcPr><w:p><w:pPr><w:spacing w:after="30"/></w:pPr><w:r><w:rPr><w:sz w:val="16"/><w:szCs w:val="16"/></w:rPr><w:t xml:space="preserve">`file_toefl`</w:t></w:r></w:p></w:tc><w:tc><w:tcPr><w:tcW w:w="1417.3228346456694" w:type="dxa"/><w:noWrap/></w:tcPr><w:p><w:pPr><w:spacing w:after="30"/></w:pPr><w:r><w:rPr><w:sz w:val="16"/><w:szCs w:val="16"/></w:rPr><w:t xml:space="preserve">`varchar(255)`</w:t></w:r></w:p></w:tc><w:tc><w:tcPr><w:tcW w:w="1417.3228346456694" w:type="dxa"/><w:noWrap/></w:tcPr><w:p><w:pPr><w:spacing w:after="30"/></w:pPr><w:r><w:rPr><w:sz w:val="16"/><w:szCs w:val="16"/></w:rPr><w:t xml:space="preserve">NOT NULL</w:t></w:r></w:p></w:tc><w:tc><w:tcPr><w:tcW w:w="1417.3228346456694" w:type="dxa"/><w:noWrap/></w:tcPr><w:p><w:pPr><w:spacing w:after="30"/></w:pPr><w:r><w:rPr><w:sz w:val="16"/><w:szCs w:val="16"/></w:rPr><w:t xml:space="preserve">*None*</w:t></w:r></w:p></w:tc><w:tc><w:tcPr><w:tcW w:w="1417.3228346456694" w:type="dxa"/><w:noWrap/></w:tcPr><w:p><w:pPr><w:spacing w:after="30"/></w:pPr><w:r><w:rPr><w:sz w:val="16"/><w:szCs w:val="16"/></w:rPr><w:t xml:space="preserve">-</w:t></w:r></w:p></w:tc><w:tc><w:tcPr><w:tcW w:w="1417.3228346456694" w:type="dxa"/><w:noWrap/></w:tcPr><w:p><w:pPr><w:spacing w:after="30"/></w:pPr><w:r><w:rPr><w:sz w:val="16"/><w:szCs w:val="16"/></w:rPr><w:t xml:space="preserve">Path relatif lokasi penyimpanan berkas dokumen pada storage privat.</w:t></w:r></w:p></w:tc></w:tr><w:tr><w:trPr/><w:tc><w:tcPr><w:tcW w:w="1417.3228346456694" w:type="dxa"/><w:noWrap/></w:tcPr><w:p><w:pPr><w:spacing w:after="30"/></w:pPr><w:r><w:rPr><w:sz w:val="16"/><w:szCs w:val="16"/></w:rPr><w:t xml:space="preserve">17</w:t></w:r></w:p></w:tc><w:tc><w:tcPr><w:tcW w:w="1417.3228346456694" w:type="dxa"/><w:noWrap/></w:tcPr><w:p><w:pPr><w:spacing w:after="30"/></w:pPr><w:r><w:rPr><w:sz w:val="16"/><w:szCs w:val="16"/></w:rPr><w:t xml:space="preserve">`file_kewirausahaan`</w:t></w:r></w:p></w:tc><w:tc><w:tcPr><w:tcW w:w="1417.3228346456694" w:type="dxa"/><w:noWrap/></w:tcPr><w:p><w:pPr><w:spacing w:after="30"/></w:pPr><w:r><w:rPr><w:sz w:val="16"/><w:szCs w:val="16"/></w:rPr><w:t xml:space="preserve">`varchar(255)`</w:t></w:r></w:p></w:tc><w:tc><w:tcPr><w:tcW w:w="1417.3228346456694" w:type="dxa"/><w:noWrap/></w:tcPr><w:p><w:pPr><w:spacing w:after="30"/></w:pPr><w:r><w:rPr><w:sz w:val="16"/><w:szCs w:val="16"/></w:rPr><w:t xml:space="preserve">NOT NULL</w:t></w:r></w:p></w:tc><w:tc><w:tcPr><w:tcW w:w="1417.3228346456694" w:type="dxa"/><w:noWrap/></w:tcPr><w:p><w:pPr><w:spacing w:after="30"/></w:pPr><w:r><w:rPr><w:sz w:val="16"/><w:szCs w:val="16"/></w:rPr><w:t xml:space="preserve">*None*</w:t></w:r></w:p></w:tc><w:tc><w:tcPr><w:tcW w:w="1417.3228346456694" w:type="dxa"/><w:noWrap/></w:tcPr><w:p><w:pPr><w:spacing w:after="30"/></w:pPr><w:r><w:rPr><w:sz w:val="16"/><w:szCs w:val="16"/></w:rPr><w:t xml:space="preserve">-</w:t></w:r></w:p></w:tc><w:tc><w:tcPr><w:tcW w:w="1417.3228346456694" w:type="dxa"/><w:noWrap/></w:tcPr><w:p><w:pPr><w:spacing w:after="30"/></w:pPr><w:r><w:rPr><w:sz w:val="16"/><w:szCs w:val="16"/></w:rPr><w:t xml:space="preserve">Path relatif lokasi penyimpanan berkas dokumen pada storage privat.</w:t></w:r></w:p></w:tc></w:tr><w:tr><w:trPr/><w:tc><w:tcPr><w:tcW w:w="1417.3228346456694" w:type="dxa"/><w:noWrap/></w:tcPr><w:p><w:pPr><w:spacing w:after="30"/></w:pPr><w:r><w:rPr><w:sz w:val="16"/><w:szCs w:val="16"/></w:rPr><w:t xml:space="preserve">18</w:t></w:r></w:p></w:tc><w:tc><w:tcPr><w:tcW w:w="1417.3228346456694" w:type="dxa"/><w:noWrap/></w:tcPr><w:p><w:pPr><w:spacing w:after="30"/></w:pPr><w:r><w:rPr><w:sz w:val="16"/><w:szCs w:val="16"/></w:rPr><w:t xml:space="preserve">`file_tahsin`</w:t></w:r></w:p></w:tc><w:tc><w:tcPr><w:tcW w:w="1417.3228346456694" w:type="dxa"/><w:noWrap/></w:tcPr><w:p><w:pPr><w:spacing w:after="30"/></w:pPr><w:r><w:rPr><w:sz w:val="16"/><w:szCs w:val="16"/></w:rPr><w:t xml:space="preserve">`varchar(255)`</w:t></w:r></w:p></w:tc><w:tc><w:tcPr><w:tcW w:w="1417.3228346456694" w:type="dxa"/><w:noWrap/></w:tcPr><w:p><w:pPr><w:spacing w:after="30"/></w:pPr><w:r><w:rPr><w:sz w:val="16"/><w:szCs w:val="16"/></w:rPr><w:t xml:space="preserve">NOT NULL</w:t></w:r></w:p></w:tc><w:tc><w:tcPr><w:tcW w:w="1417.3228346456694" w:type="dxa"/><w:noWrap/></w:tcPr><w:p><w:pPr><w:spacing w:after="30"/></w:pPr><w:r><w:rPr><w:sz w:val="16"/><w:szCs w:val="16"/></w:rPr><w:t xml:space="preserve">*None*</w:t></w:r></w:p></w:tc><w:tc><w:tcPr><w:tcW w:w="1417.3228346456694" w:type="dxa"/><w:noWrap/></w:tcPr><w:p><w:pPr><w:spacing w:after="30"/></w:pPr><w:r><w:rPr><w:sz w:val="16"/><w:szCs w:val="16"/></w:rPr><w:t xml:space="preserve">-</w:t></w:r></w:p></w:tc><w:tc><w:tcPr><w:tcW w:w="1417.3228346456694" w:type="dxa"/><w:noWrap/></w:tcPr><w:p><w:pPr><w:spacing w:after="30"/></w:pPr><w:r><w:rPr><w:sz w:val="16"/><w:szCs w:val="16"/></w:rPr><w:t xml:space="preserve">Path relatif lokasi penyimpanan berkas dokumen pada storage privat.</w:t></w:r></w:p></w:tc></w:tr><w:tr><w:trPr/><w:tc><w:tcPr><w:tcW w:w="1417.3228346456694" w:type="dxa"/><w:noWrap/></w:tcPr><w:p><w:pPr><w:spacing w:after="30"/></w:pPr><w:r><w:rPr><w:sz w:val="16"/><w:szCs w:val="16"/></w:rPr><w:t xml:space="preserve">19</w:t></w:r></w:p></w:tc><w:tc><w:tcPr><w:tcW w:w="1417.3228346456694" w:type="dxa"/><w:noWrap/></w:tcPr><w:p><w:pPr><w:spacing w:after="30"/></w:pPr><w:r><w:rPr><w:sz w:val="16"/><w:szCs w:val="16"/></w:rPr><w:t xml:space="preserve">`file_komputer`</w:t></w:r></w:p></w:tc><w:tc><w:tcPr><w:tcW w:w="1417.3228346456694" w:type="dxa"/><w:noWrap/></w:tcPr><w:p><w:pPr><w:spacing w:after="30"/></w:pPr><w:r><w:rPr><w:sz w:val="16"/><w:szCs w:val="16"/></w:rPr><w:t xml:space="preserve">`varchar(255)`</w:t></w:r></w:p></w:tc><w:tc><w:tcPr><w:tcW w:w="1417.3228346456694" w:type="dxa"/><w:noWrap/></w:tcPr><w:p><w:pPr><w:spacing w:after="30"/></w:pPr><w:r><w:rPr><w:sz w:val="16"/><w:szCs w:val="16"/></w:rPr><w:t xml:space="preserve">NOT NULL</w:t></w:r></w:p></w:tc><w:tc><w:tcPr><w:tcW w:w="1417.3228346456694" w:type="dxa"/><w:noWrap/></w:tcPr><w:p><w:pPr><w:spacing w:after="30"/></w:pPr><w:r><w:rPr><w:sz w:val="16"/><w:szCs w:val="16"/></w:rPr><w:t xml:space="preserve">*None*</w:t></w:r></w:p></w:tc><w:tc><w:tcPr><w:tcW w:w="1417.3228346456694" w:type="dxa"/><w:noWrap/></w:tcPr><w:p><w:pPr><w:spacing w:after="30"/></w:pPr><w:r><w:rPr><w:sz w:val="16"/><w:szCs w:val="16"/></w:rPr><w:t xml:space="preserve">-</w:t></w:r></w:p></w:tc><w:tc><w:tcPr><w:tcW w:w="1417.3228346456694" w:type="dxa"/><w:noWrap/></w:tcPr><w:p><w:pPr><w:spacing w:after="30"/></w:pPr><w:r><w:rPr><w:sz w:val="16"/><w:szCs w:val="16"/></w:rPr><w:t xml:space="preserve">Path relatif lokasi penyimpanan berkas dokumen pada storage privat.</w:t></w:r></w:p></w:tc></w:tr><w:tr><w:trPr/><w:tc><w:tcPr><w:tcW w:w="1417.3228346456694" w:type="dxa"/><w:noWrap/></w:tcPr><w:p><w:pPr><w:spacing w:after="30"/></w:pPr><w:r><w:rPr><w:sz w:val="16"/><w:szCs w:val="16"/></w:rPr><w:t xml:space="preserve">20</w:t></w:r></w:p></w:tc><w:tc><w:tcPr><w:tcW w:w="1417.3228346456694" w:type="dxa"/><w:noWrap/></w:tcPr><w:p><w:pPr><w:spacing w:after="30"/></w:pPr><w:r><w:rPr><w:sz w:val="16"/><w:szCs w:val="16"/></w:rPr><w:t xml:space="preserve">`file_perpus_pinjam`</w:t></w:r></w:p></w:tc><w:tc><w:tcPr><w:tcW w:w="1417.3228346456694" w:type="dxa"/><w:noWrap/></w:tcPr><w:p><w:pPr><w:spacing w:after="30"/></w:pPr><w:r><w:rPr><w:sz w:val="16"/><w:szCs w:val="16"/></w:rPr><w:t xml:space="preserve">`varchar(255)`</w:t></w:r></w:p></w:tc><w:tc><w:tcPr><w:tcW w:w="1417.3228346456694" w:type="dxa"/><w:noWrap/></w:tcPr><w:p><w:pPr><w:spacing w:after="30"/></w:pPr><w:r><w:rPr><w:sz w:val="16"/><w:szCs w:val="16"/></w:rPr><w:t xml:space="preserve">NOT NULL</w:t></w:r></w:p></w:tc><w:tc><w:tcPr><w:tcW w:w="1417.3228346456694" w:type="dxa"/><w:noWrap/></w:tcPr><w:p><w:pPr><w:spacing w:after="30"/></w:pPr><w:r><w:rPr><w:sz w:val="16"/><w:szCs w:val="16"/></w:rPr><w:t xml:space="preserve">*None*</w:t></w:r></w:p></w:tc><w:tc><w:tcPr><w:tcW w:w="1417.3228346456694" w:type="dxa"/><w:noWrap/></w:tcPr><w:p><w:pPr><w:spacing w:after="30"/></w:pPr><w:r><w:rPr><w:sz w:val="16"/><w:szCs w:val="16"/></w:rPr><w:t xml:space="preserve">-</w:t></w:r></w:p></w:tc><w:tc><w:tcPr><w:tcW w:w="1417.3228346456694" w:type="dxa"/><w:noWrap/></w:tcPr><w:p><w:pPr><w:spacing w:after="30"/></w:pPr><w:r><w:rPr><w:sz w:val="16"/><w:szCs w:val="16"/></w:rPr><w:t xml:space="preserve">Path relatif lokasi penyimpanan berkas dokumen pada storage privat.</w:t></w:r></w:p></w:tc></w:tr><w:tr><w:trPr/><w:tc><w:tcPr><w:tcW w:w="1417.3228346456694" w:type="dxa"/><w:noWrap/></w:tcPr><w:p><w:pPr><w:spacing w:after="30"/></w:pPr><w:r><w:rPr><w:sz w:val="16"/><w:szCs w:val="16"/></w:rPr><w:t xml:space="preserve">21</w:t></w:r></w:p></w:tc><w:tc><w:tcPr><w:tcW w:w="1417.3228346456694" w:type="dxa"/><w:noWrap/></w:tcPr><w:p><w:pPr><w:spacing w:after="30"/></w:pPr><w:r><w:rPr><w:sz w:val="16"/><w:szCs w:val="16"/></w:rPr><w:t xml:space="preserve">`file_perpus_sumbang`</w:t></w:r></w:p></w:tc><w:tc><w:tcPr><w:tcW w:w="1417.3228346456694" w:type="dxa"/><w:noWrap/></w:tcPr><w:p><w:pPr><w:spacing w:after="30"/></w:pPr><w:r><w:rPr><w:sz w:val="16"/><w:szCs w:val="16"/></w:rPr><w:t xml:space="preserve">`varchar(255)`</w:t></w:r></w:p></w:tc><w:tc><w:tcPr><w:tcW w:w="1417.3228346456694" w:type="dxa"/><w:noWrap/></w:tcPr><w:p><w:pPr><w:spacing w:after="30"/></w:pPr><w:r><w:rPr><w:sz w:val="16"/><w:szCs w:val="16"/></w:rPr><w:t xml:space="preserve">NOT NULL</w:t></w:r></w:p></w:tc><w:tc><w:tcPr><w:tcW w:w="1417.3228346456694" w:type="dxa"/><w:noWrap/></w:tcPr><w:p><w:pPr><w:spacing w:after="30"/></w:pPr><w:r><w:rPr><w:sz w:val="16"/><w:szCs w:val="16"/></w:rPr><w:t xml:space="preserve">*None*</w:t></w:r></w:p></w:tc><w:tc><w:tcPr><w:tcW w:w="1417.3228346456694" w:type="dxa"/><w:noWrap/></w:tcPr><w:p><w:pPr><w:spacing w:after="30"/></w:pPr><w:r><w:rPr><w:sz w:val="16"/><w:szCs w:val="16"/></w:rPr><w:t xml:space="preserve">-</w:t></w:r></w:p></w:tc><w:tc><w:tcPr><w:tcW w:w="1417.3228346456694" w:type="dxa"/><w:noWrap/></w:tcPr><w:p><w:pPr><w:spacing w:after="30"/></w:pPr><w:r><w:rPr><w:sz w:val="16"/><w:szCs w:val="16"/></w:rPr><w:t xml:space="preserve">Path relatif lokasi penyimpanan berkas dokumen pada storage privat.</w:t></w:r></w:p></w:tc></w:tr><w:tr><w:trPr/><w:tc><w:tcPr><w:tcW w:w="1417.3228346456694" w:type="dxa"/><w:noWrap/></w:tcPr><w:p><w:pPr><w:spacing w:after="30"/></w:pPr><w:r><w:rPr><w:sz w:val="16"/><w:szCs w:val="16"/></w:rPr><w:t xml:space="preserve">22</w:t></w:r></w:p></w:tc><w:tc><w:tcPr><w:tcW w:w="1417.3228346456694" w:type="dxa"/><w:noWrap/></w:tcPr><w:p><w:pPr><w:spacing w:after="30"/></w:pPr><w:r><w:rPr><w:sz w:val="16"/><w:szCs w:val="16"/></w:rPr><w:t xml:space="preserve">`file_ijazah`</w:t></w:r></w:p></w:tc><w:tc><w:tcPr><w:tcW w:w="1417.3228346456694" w:type="dxa"/><w:noWrap/></w:tcPr><w:p><w:pPr><w:spacing w:after="30"/></w:pPr><w:r><w:rPr><w:sz w:val="16"/><w:szCs w:val="16"/></w:rPr><w:t xml:space="preserve">`varchar(255)`</w:t></w:r></w:p></w:tc><w:tc><w:tcPr><w:tcW w:w="1417.3228346456694" w:type="dxa"/><w:noWrap/></w:tcPr><w:p><w:pPr><w:spacing w:after="30"/></w:pPr><w:r><w:rPr><w:sz w:val="16"/><w:szCs w:val="16"/></w:rPr><w:t xml:space="preserve">NOT NULL</w:t></w:r></w:p></w:tc><w:tc><w:tcPr><w:tcW w:w="1417.3228346456694" w:type="dxa"/><w:noWrap/></w:tcPr><w:p><w:pPr><w:spacing w:after="30"/></w:pPr><w:r><w:rPr><w:sz w:val="16"/><w:szCs w:val="16"/></w:rPr><w:t xml:space="preserve">*None*</w:t></w:r></w:p></w:tc><w:tc><w:tcPr><w:tcW w:w="1417.3228346456694" w:type="dxa"/><w:noWrap/></w:tcPr><w:p><w:pPr><w:spacing w:after="30"/></w:pPr><w:r><w:rPr><w:sz w:val="16"/><w:szCs w:val="16"/></w:rPr><w:t xml:space="preserve">-</w:t></w:r></w:p></w:tc><w:tc><w:tcPr><w:tcW w:w="1417.3228346456694" w:type="dxa"/><w:noWrap/></w:tcPr><w:p><w:pPr><w:spacing w:after="30"/></w:pPr><w:r><w:rPr><w:sz w:val="16"/><w:szCs w:val="16"/></w:rPr><w:t xml:space="preserve">Path relatif lokasi penyimpanan berkas dokumen pada storage privat.</w:t></w:r></w:p></w:tc></w:tr><w:tr><w:trPr/><w:tc><w:tcPr><w:tcW w:w="1417.3228346456694" w:type="dxa"/><w:noWrap/></w:tcPr><w:p><w:pPr><w:spacing w:after="30"/></w:pPr><w:r><w:rPr><w:sz w:val="16"/><w:szCs w:val="16"/></w:rPr><w:t xml:space="preserve">23</w:t></w:r></w:p></w:tc><w:tc><w:tcPr><w:tcW w:w="1417.3228346456694" w:type="dxa"/><w:noWrap/></w:tcPr><w:p><w:pPr><w:spacing w:after="30"/></w:pPr><w:r><w:rPr><w:sz w:val="16"/><w:szCs w:val="16"/></w:rPr><w:t xml:space="preserve">`status`</w:t></w:r></w:p></w:tc><w:tc><w:tcPr><w:tcW w:w="1417.3228346456694" w:type="dxa"/><w:noWrap/></w:tcPr><w:p><w:pPr><w:spacing w:after="30"/></w:pPr><w:r><w:rPr><w:sz w:val="16"/><w:szCs w:val="16"/></w:rPr><w:t xml:space="preserve">`varchar(255)`</w:t></w:r></w:p></w:tc><w:tc><w:tcPr><w:tcW w:w="1417.3228346456694" w:type="dxa"/><w:noWrap/></w:tcPr><w:p><w:pPr><w:spacing w:after="30"/></w:pPr><w:r><w:rPr><w:sz w:val="16"/><w:szCs w:val="16"/></w:rPr><w:t xml:space="preserve">NOT NULL</w:t></w:r></w:p></w:tc><w:tc><w:tcPr><w:tcW w:w="1417.3228346456694" w:type="dxa"/><w:noWrap/></w:tcPr><w:p><w:pPr><w:spacing w:after="30"/></w:pPr><w:r><w:rPr><w:sz w:val="16"/><w:szCs w:val="16"/></w:rPr><w:t xml:space="preserve">`'pending'`</w:t></w:r></w:p></w:tc><w:tc><w:tcPr><w:tcW w:w="1417.3228346456694" w:type="dxa"/><w:noWrap/></w:tcPr><w:p><w:pPr><w:spacing w:after="30"/></w:pPr><w:r><w:rPr><w:sz w:val="16"/><w:szCs w:val="16"/></w:rPr><w:t xml:space="preserve">-</w:t></w:r></w:p></w:tc><w:tc><w:tcPr><w:tcW w:w="1417.3228346456694" w:type="dxa"/><w:noWrap/></w:tcPr><w:p><w:pPr><w:spacing w:after="30"/></w:pPr><w:r><w:rPr><w:sz w:val="16"/><w:szCs w:val="16"/></w:rPr><w:t xml:space="preserve">Status alur kerja proses bisnis entitas terkait.</w:t></w:r></w:p></w:tc></w:tr><w:tr><w:trPr/><w:tc><w:tcPr><w:tcW w:w="1417.3228346456694" w:type="dxa"/><w:noWrap/></w:tcPr><w:p><w:pPr><w:spacing w:after="30"/></w:pPr><w:r><w:rPr><w:sz w:val="16"/><w:szCs w:val="16"/></w:rPr><w:t xml:space="preserve">24</w:t></w:r></w:p></w:tc><w:tc><w:tcPr><w:tcW w:w="1417.3228346456694" w:type="dxa"/><w:noWrap/></w:tcPr><w:p><w:pPr><w:spacing w:after="30"/></w:pPr><w:r><w:rPr><w:sz w:val="16"/><w:szCs w:val="16"/></w:rPr><w:t xml:space="preserve">`admin_feedback`</w:t></w:r></w:p></w:tc><w:tc><w:tcPr><w:tcW w:w="1417.3228346456694" w:type="dxa"/><w:noWrap/></w:tcPr><w:p><w:pPr><w:spacing w:after="30"/></w:pPr><w:r><w:rPr><w:sz w:val="16"/><w:szCs w:val="16"/></w:rPr><w:t xml:space="preserve">`text`</w:t></w:r></w:p></w:tc><w:tc><w:tcPr><w:tcW w:w="1417.3228346456694" w:type="dxa"/><w:noWrap/></w:tcPr><w:p><w:pPr><w:spacing w:after="30"/></w:pPr><w:r><w:rPr><w:sz w:val="16"/><w:szCs w:val="16"/></w:rPr><w:t xml:space="preserve">NULL</w:t></w:r></w:p></w:tc><w:tc><w:tcPr><w:tcW w:w="1417.3228346456694" w:type="dxa"/><w:noWrap/></w:tcPr><w:p><w:pPr><w:spacing w:after="30"/></w:pPr><w:r><w:rPr><w:sz w:val="16"/><w:szCs w:val="16"/></w:rPr><w:t xml:space="preserve">`NULL`</w:t></w:r></w:p></w:tc><w:tc><w:tcPr><w:tcW w:w="1417.3228346456694" w:type="dxa"/><w:noWrap/></w:tcPr><w:p><w:pPr><w:spacing w:after="30"/></w:pPr><w:r><w:rPr><w:sz w:val="16"/><w:szCs w:val="16"/></w:rPr><w:t xml:space="preserve">-</w:t></w:r></w:p></w:tc><w:tc><w:tcPr><w:tcW w:w="1417.3228346456694" w:type="dxa"/><w:noWrap/></w:tcPr><w:p><w:pPr><w:spacing w:after="30"/></w:pPr><w:r><w:rPr><w:sz w:val="16"/><w:szCs w:val="16"/></w:rPr><w:t xml:space="preserve">Atribut data operasional admin feedback.</w:t></w:r></w:p></w:tc></w:tr><w:tr><w:trPr/><w:tc><w:tcPr><w:tcW w:w="1417.3228346456694" w:type="dxa"/><w:noWrap/></w:tcPr><w:p><w:pPr><w:spacing w:after="30"/></w:pPr><w:r><w:rPr><w:sz w:val="16"/><w:szCs w:val="16"/></w:rPr><w:t xml:space="preserve">25</w:t></w:r></w:p></w:tc><w:tc><w:tcPr><w:tcW w:w="1417.3228346456694" w:type="dxa"/><w:noWrap/></w:tcPr><w:p><w:pPr><w:spacing w:after="30"/></w:pPr><w:r><w:rPr><w:sz w:val="16"/><w:szCs w:val="16"/></w:rPr><w:t xml:space="preserve">`created_at`</w:t></w:r></w:p></w:tc><w:tc><w:tcPr><w:tcW w:w="1417.3228346456694" w:type="dxa"/><w:noWrap/></w:tcPr><w:p><w:pPr><w:spacing w:after="30"/></w:pPr><w:r><w:rPr><w:sz w:val="16"/><w:szCs w:val="16"/></w:rPr><w:t xml:space="preserve">`timestamp`</w:t></w:r></w:p></w:tc><w:tc><w:tcPr><w:tcW w:w="1417.3228346456694" w:type="dxa"/><w:noWrap/></w:tcPr><w:p><w:pPr><w:spacing w:after="30"/></w:pPr><w:r><w:rPr><w:sz w:val="16"/><w:szCs w:val="16"/></w:rPr><w:t xml:space="preserve">NULL</w:t></w:r></w:p></w:tc><w:tc><w:tcPr><w:tcW w:w="1417.3228346456694" w:type="dxa"/><w:noWrap/></w:tcPr><w:p><w:pPr><w:spacing w:after="30"/></w:pPr><w:r><w:rPr><w:sz w:val="16"/><w:szCs w:val="16"/></w:rPr><w:t xml:space="preserve">`NULL`</w:t></w:r></w:p></w:tc><w:tc><w:tcPr><w:tcW w:w="1417.3228346456694" w:type="dxa"/><w:noWrap/></w:tcPr><w:p><w:pPr><w:spacing w:after="30"/></w:pPr><w:r><w:rPr><w:sz w:val="16"/><w:szCs w:val="16"/></w:rPr><w:t xml:space="preserve">-</w:t></w:r></w:p></w:tc><w:tc><w:tcPr><w:tcW w:w="1417.3228346456694" w:type="dxa"/><w:noWrap/></w:tcPr><w:p><w:pPr><w:spacing w:after="30"/></w:pPr><w:r><w:rPr><w:sz w:val="16"/><w:szCs w:val="16"/></w:rPr><w:t xml:space="preserve">Waktu rekaman pertama kali dibuat di sistem.</w:t></w:r></w:p></w:tc></w:tr><w:tr><w:trPr/><w:tc><w:tcPr><w:tcW w:w="1417.3228346456694" w:type="dxa"/><w:noWrap/></w:tcPr><w:p><w:pPr><w:spacing w:after="30"/></w:pPr><w:r><w:rPr><w:sz w:val="16"/><w:szCs w:val="16"/></w:rPr><w:t xml:space="preserve">26</w:t></w:r></w:p></w:tc><w:tc><w:tcPr><w:tcW w:w="1417.3228346456694" w:type="dxa"/><w:noWrap/></w:tcPr><w:p><w:pPr><w:spacing w:after="30"/></w:pPr><w:r><w:rPr><w:sz w:val="16"/><w:szCs w:val="16"/></w:rPr><w:t xml:space="preserve">`updated_at`</w:t></w:r></w:p></w:tc><w:tc><w:tcPr><w:tcW w:w="1417.3228346456694" w:type="dxa"/><w:noWrap/></w:tcPr><w:p><w:pPr><w:spacing w:after="30"/></w:pPr><w:r><w:rPr><w:sz w:val="16"/><w:szCs w:val="16"/></w:rPr><w:t xml:space="preserve">`timestamp`</w:t></w:r></w:p></w:tc><w:tc><w:tcPr><w:tcW w:w="1417.3228346456694" w:type="dxa"/><w:noWrap/></w:tcPr><w:p><w:pPr><w:spacing w:after="30"/></w:pPr><w:r><w:rPr><w:sz w:val="16"/><w:szCs w:val="16"/></w:rPr><w:t xml:space="preserve">NULL</w:t></w:r></w:p></w:tc><w:tc><w:tcPr><w:tcW w:w="1417.3228346456694" w:type="dxa"/><w:noWrap/></w:tcPr><w:p><w:pPr><w:spacing w:after="30"/></w:pPr><w:r><w:rPr><w:sz w:val="16"/><w:szCs w:val="16"/></w:rPr><w:t xml:space="preserve">`NULL`</w:t></w:r></w:p></w:tc><w:tc><w:tcPr><w:tcW w:w="1417.3228346456694" w:type="dxa"/><w:noWrap/></w:tcPr><w:p><w:pPr><w:spacing w:after="30"/></w:pPr><w:r><w:rPr><w:sz w:val="16"/><w:szCs w:val="16"/></w:rPr><w:t xml:space="preserve">-</w:t></w:r></w:p></w:tc><w:tc><w:tcPr><w:tcW w:w="1417.3228346456694" w:type="dxa"/><w:noWrap/></w:tcPr><w:p><w:pPr><w:spacing w:after="30"/></w:pPr><w:r><w:rPr><w:sz w:val="16"/><w:szCs w:val="16"/></w:rPr><w:t xml:space="preserve">Waktu rekaman terakhir kali diperbarui.</w:t></w:r></w:p></w:tc></w:tr><w:tr><w:trPr/><w:tc><w:tcPr><w:tcW w:w="1417.3228346456694" w:type="dxa"/><w:noWrap/></w:tcPr><w:p><w:pPr><w:spacing w:after="30"/></w:pPr><w:r><w:rPr><w:sz w:val="16"/><w:szCs w:val="16"/></w:rPr><w:t xml:space="preserve">27</w:t></w:r></w:p></w:tc><w:tc><w:tcPr><w:tcW w:w="1417.3228346456694" w:type="dxa"/><w:noWrap/></w:tcPr><w:p><w:pPr><w:spacing w:after="30"/></w:pPr><w:r><w:rPr><w:sz w:val="16"/><w:szCs w:val="16"/></w:rPr><w:t xml:space="preserve">`wave_id`</w:t></w:r></w:p></w:tc><w:tc><w:tcPr><w:tcW w:w="1417.3228346456694" w:type="dxa"/><w:noWrap/></w:tcPr><w:p><w:pPr><w:spacing w:after="30"/></w:pPr><w:r><w:rPr><w:sz w:val="16"/><w:szCs w:val="16"/></w:rPr><w:t xml:space="preserve">`bigint(20) unsigned`</w:t></w:r></w:p></w:tc><w:tc><w:tcPr><w:tcW w:w="1417.3228346456694" w:type="dxa"/><w:noWrap/></w:tcPr><w:p><w:pPr><w:spacing w:after="30"/></w:pPr><w:r><w:rPr><w:sz w:val="16"/><w:szCs w:val="16"/></w:rPr><w:t xml:space="preserve">NULL</w:t></w:r></w:p></w:tc><w:tc><w:tcPr><w:tcW w:w="1417.3228346456694" w:type="dxa"/><w:noWrap/></w:tcPr><w:p><w:pPr><w:spacing w:after="30"/></w:pPr><w:r><w:rPr><w:sz w:val="16"/><w:szCs w:val="16"/></w:rPr><w:t xml:space="preserve">`NULL`</w:t></w:r></w:p></w:tc><w:tc><w:tcPr><w:tcW w:w="1417.3228346456694" w:type="dxa"/><w:noWrap/></w:tcPr><w:p><w:pPr><w:spacing w:after="30"/></w:pPr><w:r><w:rPr><w:sz w:val="16"/><w:szCs w:val="16"/></w:rPr><w:t xml:space="preserve">MUL</w:t></w:r></w:p></w:tc><w:tc><w:tcPr><w:tcW w:w="1417.3228346456694" w:type="dxa"/><w:noWrap/></w:tcPr><w:p><w:pPr><w:spacing w:after="30"/></w:pPr><w:r><w:rPr><w:sz w:val="16"/><w:szCs w:val="16"/></w:rPr><w:t xml:space="preserve">ID relasi ke tabel `waves` (gelombang pendaftaran).</w:t></w:r></w:p></w:tc></w:tr><w:tr><w:trPr/><w:tc><w:tcPr><w:tcW w:w="1417.3228346456694" w:type="dxa"/><w:noWrap/></w:tcPr><w:p><w:pPr><w:spacing w:after="30"/></w:pPr><w:r><w:rPr><w:sz w:val="16"/><w:szCs w:val="16"/></w:rPr><w:t xml:space="preserve">28</w:t></w:r></w:p></w:tc><w:tc><w:tcPr><w:tcW w:w="1417.3228346456694" w:type="dxa"/><w:noWrap/></w:tcPr><w:p><w:pPr><w:spacing w:after="30"/></w:pPr><w:r><w:rPr><w:sz w:val="16"/><w:szCs w:val="16"/></w:rPr><w:t xml:space="preserve">`file_reviews`</w:t></w:r></w:p></w:tc><w:tc><w:tcPr><w:tcW w:w="1417.3228346456694" w:type="dxa"/><w:noWrap/></w:tcPr><w:p><w:pPr><w:spacing w:after="30"/></w:pPr><w:r><w:rPr><w:sz w:val="16"/><w:szCs w:val="16"/></w:rPr><w:t xml:space="preserve">`longtext`</w:t></w:r></w:p></w:tc><w:tc><w:tcPr><w:tcW w:w="1417.3228346456694" w:type="dxa"/><w:noWrap/></w:tcPr><w:p><w:pPr><w:spacing w:after="30"/></w:pPr><w:r><w:rPr><w:sz w:val="16"/><w:szCs w:val="16"/></w:rPr><w:t xml:space="preserve">NULL</w:t></w:r></w:p></w:tc><w:tc><w:tcPr><w:tcW w:w="1417.3228346456694" w:type="dxa"/><w:noWrap/></w:tcPr><w:p><w:pPr><w:spacing w:after="30"/></w:pPr><w:r><w:rPr><w:sz w:val="16"/><w:szCs w:val="16"/></w:rPr><w:t xml:space="preserve">`NULL`</w:t></w:r></w:p></w:tc><w:tc><w:tcPr><w:tcW w:w="1417.3228346456694" w:type="dxa"/><w:noWrap/></w:tcPr><w:p><w:pPr><w:spacing w:after="30"/></w:pPr><w:r><w:rPr><w:sz w:val="16"/><w:szCs w:val="16"/></w:rPr><w:t xml:space="preserve">-</w:t></w:r></w:p></w:tc><w:tc><w:tcPr><w:tcW w:w="1417.3228346456694" w:type="dxa"/><w:noWrap/></w:tcPr><w:p><w:pPr><w:spacing w:after="30"/></w:pPr><w:r><w:rPr><w:sz w:val="16"/><w:szCs w:val="16"/></w:rPr><w:t xml:space="preserve">Path relatif lokasi penyimpanan berkas dokumen pada storage privat.</w:t></w:r></w:p></w:tc></w:tr></w:tbl><w:p/><w:p><w:pPr><w:jc w:val="both"/><w:spacing w:after="70"/></w:pPr><w:r><w:rPr><w:sz w:val="19"/><w:szCs w:val="19"/></w:rPr><w:t xml:space="preserve">---</w:t></w:r></w:p><w:p><w:pPr><w:pStyle w:val="Heading3"/></w:pPr><w:bookmarkStart w:id="34" w:name="_Toc34"/><w:r><w:t>3.25 Tabel Catatan Revisi Sidang Skripsi (`thesis_defense_revisions`)</w:t></w:r><w:bookmarkEnd w:id="34"/></w:p><w:p><w:pPr><w:spacing w:before="40" w:after="40"/></w:pPr><w:r><w:rPr><w:color w:val="334155"/><w:sz w:val="19"/><w:szCs w:val="19"/><w:b w:val="1"/><w:bCs w:val="1"/><w:i w:val="1"/><w:iCs w:val="1"/></w:rPr><w:t xml:space="preserve">**Nama Tabel**: `thesis_defense_revisions`</w:t></w:r></w:p><w:p><w:pPr><w:spacing w:before="40" w:after="40"/></w:pPr><w:r><w:rPr><w:color w:val="334155"/><w:sz w:val="19"/><w:szCs w:val="19"/><w:b w:val="0"/><w:bCs w:val="0"/><w:i w:val="1"/><w:iCs w:val="1"/></w:rPr><w:t xml:space="preserve">**Primary Key**: `id`</w:t></w:r></w:p><w:p><w:pPr><w:spacing w:before="40" w:after="40"/></w:pPr><w:r><w:rPr><w:color w:val="334155"/><w:sz w:val="19"/><w:szCs w:val="19"/><w:b w:val="0"/><w:bCs w:val="0"/><w:i w:val="1"/><w:iCs w:val="1"/></w:rPr><w:t xml:space="preserve">**Foreign Key**: `thesis_defense_schedule_detail_id` $\rightarrow$ merujuk ke `thesis_defense_schedule_details.id``examiner_id` $\rightarrow$ merujuk ke `users.id`</w:t></w:r></w:p><w:p><w:pPr><w:spacing w:before="40" w:after="40"/></w:pPr><w:r><w:rPr><w:color w:val="334155"/><w:sz w:val="19"/><w:szCs w:val="19"/><w:b w:val="0"/><w:bCs w:val="0"/><w:i w:val="1"/><w:iCs w:val="1"/></w:rPr><w:t xml:space="preserve">**Deskripsi**: Menyimpan poin perbaikan naskah skripsi yang diwajibkan oleh dosen penguji sidang, batas akhir waktu revisi (14 hari), nilai rubrik akhir, dan status pengesahan revisi.</w:t></w:r></w:p><w:tbl><w:tblGrid><w:gridCol w:w="1417.3228346456694" w:type="dxa"/><w:gridCol w:w="1417.3228346456694" w:type="dxa"/><w:gridCol w:w="1417.3228346456694" w:type="dxa"/><w:gridCol w:w="1417.3228346456694" w:type="dxa"/><w:gridCol w:w="1417.3228346456694" w:type="dxa"/><w:gridCol w:w="1417.3228346456694" w:type="dxa"/><w:gridCol w:w="1417.3228346456694" w:type="dxa"/></w:tblGrid><w:tblPr><w:tblStyle w:val="DbTable"/></w:tblPr><w:tr><w:trPr/><w:tc><w:tcPr><w:tcW w:w="1417.3228346456694" w:type="dxa"/><w:shd w:val="clear" w:fill="1E293B"/><w:noWrap/></w:tcPr><w:p><w:pPr><w:spacing w:after="30"/></w:pPr><w:r><w:rPr><w:color w:val="FFFFFF"/><w:sz w:val="16"/><w:szCs w:val="16"/><w:b w:val="1"/><w:bCs w:val="1"/></w:rPr><w:t xml:space="preserve">No</w:t></w:r></w:p></w:tc><w:tc><w:tcPr><w:tcW w:w="1417.3228346456694" w:type="dxa"/><w:shd w:val="clear" w:fill="1E293B"/><w:noWrap/></w:tcPr><w:p><w:pPr><w:spacing w:after="30"/></w:pPr><w:r><w:rPr><w:color w:val="FFFFFF"/><w:sz w:val="16"/><w:szCs w:val="16"/><w:b w:val="1"/><w:bCs w:val="1"/></w:rPr><w:t xml:space="preserve">Nama Kolom</w:t></w:r></w:p></w:tc><w:tc><w:tcPr><w:tcW w:w="1417.3228346456694" w:type="dxa"/><w:shd w:val="clear" w:fill="1E293B"/><w:noWrap/></w:tcPr><w:p><w:pPr><w:spacing w:after="30"/></w:pPr><w:r><w:rPr><w:color w:val="FFFFFF"/><w:sz w:val="16"/><w:szCs w:val="16"/><w:b w:val="1"/><w:bCs w:val="1"/></w:rPr><w:t xml:space="preserve">Tipe Data</w:t></w:r></w:p></w:tc><w:tc><w:tcPr><w:tcW w:w="1417.3228346456694" w:type="dxa"/><w:shd w:val="clear" w:fill="1E293B"/><w:noWrap/></w:tcPr><w:p><w:pPr><w:spacing w:after="30"/></w:pPr><w:r><w:rPr><w:color w:val="FFFFFF"/><w:sz w:val="16"/><w:szCs w:val="16"/><w:b w:val="1"/><w:bCs w:val="1"/></w:rPr><w:t xml:space="preserve">Nullable</w:t></w:r></w:p></w:tc><w:tc><w:tcPr><w:tcW w:w="1417.3228346456694" w:type="dxa"/><w:shd w:val="clear" w:fill="1E293B"/><w:noWrap/></w:tcPr><w:p><w:pPr><w:spacing w:after="30"/></w:pPr><w:r><w:rPr><w:color w:val="FFFFFF"/><w:sz w:val="16"/><w:szCs w:val="16"/><w:b w:val="1"/><w:bCs w:val="1"/></w:rPr><w:t xml:space="preserve">Nilai Default</w:t></w:r></w:p></w:tc><w:tc><w:tcPr><w:tcW w:w="1417.3228346456694" w:type="dxa"/><w:shd w:val="clear" w:fill="1E293B"/><w:noWrap/></w:tcPr><w:p><w:pPr><w:spacing w:after="30"/></w:pPr><w:r><w:rPr><w:color w:val="FFFFFF"/><w:sz w:val="16"/><w:szCs w:val="16"/><w:b w:val="1"/><w:bCs w:val="1"/></w:rPr><w:t xml:space="preserve">Kunci (*Key*)</w:t></w:r></w:p></w:tc><w:tc><w:tcPr><w:tcW w:w="1417.3228346456694" w:type="dxa"/><w:shd w:val="clear" w:fill="1E293B"/><w:noWrap/></w:tcPr><w:p><w:pPr><w:spacing w:after="30"/></w:pPr><w:r><w:rPr><w:color w:val="FFFFFF"/><w:sz w:val="16"/><w:szCs w:val="16"/><w:b w:val="1"/><w:bCs w:val="1"/></w:rPr><w:t xml:space="preserve">Keterangan & Aturan Bisnis</w:t></w:r></w:p></w:tc></w:tr><w:tr><w:trPr/><w:tc><w:tcPr><w:tcW w:w="1417.3228346456694" w:type="dxa"/><w:noWrap/></w:tcPr><w:p><w:pPr><w:spacing w:after="30"/></w:pPr><w:r><w:rPr><w:sz w:val="16"/><w:szCs w:val="16"/></w:rPr><w:t xml:space="preserve">1</w:t></w:r></w:p></w:tc><w:tc><w:tcPr><w:tcW w:w="1417.3228346456694" w:type="dxa"/><w:noWrap/></w:tcPr><w:p><w:pPr><w:spacing w:after="30"/></w:pPr><w:r><w:rPr><w:sz w:val="16"/><w:szCs w:val="16"/></w:rPr><w:t xml:space="preserve">`id`</w:t></w:r></w:p></w:tc><w:tc><w:tcPr><w:tcW w:w="1417.3228346456694" w:type="dxa"/><w:noWrap/></w:tcPr><w:p><w:pPr><w:spacing w:after="30"/></w:pPr><w:r><w:rPr><w:sz w:val="16"/><w:szCs w:val="16"/></w:rPr><w:t xml:space="preserve">`bigint(20) unsigned`</w:t></w:r></w:p></w:tc><w:tc><w:tcPr><w:tcW w:w="1417.3228346456694" w:type="dxa"/><w:noWrap/></w:tcPr><w:p><w:pPr><w:spacing w:after="30"/></w:pPr><w:r><w:rPr><w:sz w:val="16"/><w:szCs w:val="16"/></w:rPr><w:t xml:space="preserve">NOT NULL</w:t></w:r></w:p></w:tc><w:tc><w:tcPr><w:tcW w:w="1417.3228346456694" w:type="dxa"/><w:noWrap/></w:tcPr><w:p><w:pPr><w:spacing w:after="30"/></w:pPr><w:r><w:rPr><w:sz w:val="16"/><w:szCs w:val="16"/></w:rPr><w:t xml:space="preserve">*None*</w:t></w:r></w:p></w:tc><w:tc><w:tcPr><w:tcW w:w="1417.3228346456694" w:type="dxa"/><w:noWrap/></w:tcPr><w:p><w:pPr><w:spacing w:after="30"/></w:pPr><w:r><w:rPr><w:sz w:val="16"/><w:szCs w:val="16"/></w:rPr><w:t xml:space="preserve">PRI (auto_increment)</w:t></w:r></w:p></w:tc><w:tc><w:tcPr><w:tcW w:w="1417.3228346456694" w:type="dxa"/><w:noWrap/></w:tcPr><w:p><w:pPr><w:spacing w:after="30"/></w:pPr><w:r><w:rPr><w:sz w:val="16"/><w:szCs w:val="16"/></w:rPr><w:t xml:space="preserve">Identitas unik rekaman data (*surrogate primary key*).</w:t></w:r></w:p></w:tc></w:tr><w:tr><w:trPr/><w:tc><w:tcPr><w:tcW w:w="1417.3228346456694" w:type="dxa"/><w:noWrap/></w:tcPr><w:p><w:pPr><w:spacing w:after="30"/></w:pPr><w:r><w:rPr><w:sz w:val="16"/><w:szCs w:val="16"/></w:rPr><w:t xml:space="preserve">2</w:t></w:r></w:p></w:tc><w:tc><w:tcPr><w:tcW w:w="1417.3228346456694" w:type="dxa"/><w:noWrap/></w:tcPr><w:p><w:pPr><w:spacing w:after="30"/></w:pPr><w:r><w:rPr><w:sz w:val="16"/><w:szCs w:val="16"/></w:rPr><w:t xml:space="preserve">`thesis_defense_schedule_detail_id`</w:t></w:r></w:p></w:tc><w:tc><w:tcPr><w:tcW w:w="1417.3228346456694" w:type="dxa"/><w:noWrap/></w:tcPr><w:p><w:pPr><w:spacing w:after="30"/></w:pPr><w:r><w:rPr><w:sz w:val="16"/><w:szCs w:val="16"/></w:rPr><w:t xml:space="preserve">`bigint(20) unsigned`</w:t></w:r></w:p></w:tc><w:tc><w:tcPr><w:tcW w:w="1417.3228346456694" w:type="dxa"/><w:noWrap/></w:tcPr><w:p><w:pPr><w:spacing w:after="30"/></w:pPr><w:r><w:rPr><w:sz w:val="16"/><w:szCs w:val="16"/></w:rPr><w:t xml:space="preserve">NOT NULL</w:t></w:r></w:p></w:tc><w:tc><w:tcPr><w:tcW w:w="1417.3228346456694" w:type="dxa"/><w:noWrap/></w:tcPr><w:p><w:pPr><w:spacing w:after="30"/></w:pPr><w:r><w:rPr><w:sz w:val="16"/><w:szCs w:val="16"/></w:rPr><w:t xml:space="preserve">*None*</w:t></w:r></w:p></w:tc><w:tc><w:tcPr><w:tcW w:w="1417.3228346456694" w:type="dxa"/><w:noWrap/></w:tcPr><w:p><w:pPr><w:spacing w:after="30"/></w:pPr><w:r><w:rPr><w:sz w:val="16"/><w:szCs w:val="16"/></w:rPr><w:t xml:space="preserve">MUL</w:t></w:r></w:p></w:tc><w:tc><w:tcPr><w:tcW w:w="1417.3228346456694" w:type="dxa"/><w:noWrap/></w:tcPr><w:p><w:pPr><w:spacing w:after="30"/></w:pPr><w:r><w:rPr><w:sz w:val="16"/><w:szCs w:val="16"/></w:rPr><w:t xml:space="preserve">Atribut data operasional thesis defense schedule detail id.</w:t></w:r></w:p></w:tc></w:tr><w:tr><w:trPr/><w:tc><w:tcPr><w:tcW w:w="1417.3228346456694" w:type="dxa"/><w:noWrap/></w:tcPr><w:p><w:pPr><w:spacing w:after="30"/></w:pPr><w:r><w:rPr><w:sz w:val="16"/><w:szCs w:val="16"/></w:rPr><w:t xml:space="preserve">3</w:t></w:r></w:p></w:tc><w:tc><w:tcPr><w:tcW w:w="1417.3228346456694" w:type="dxa"/><w:noWrap/></w:tcPr><w:p><w:pPr><w:spacing w:after="30"/></w:pPr><w:r><w:rPr><w:sz w:val="16"/><w:szCs w:val="16"/></w:rPr><w:t xml:space="preserve">`examiner_id`</w:t></w:r></w:p></w:tc><w:tc><w:tcPr><w:tcW w:w="1417.3228346456694" w:type="dxa"/><w:noWrap/></w:tcPr><w:p><w:pPr><w:spacing w:after="30"/></w:pPr><w:r><w:rPr><w:sz w:val="16"/><w:szCs w:val="16"/></w:rPr><w:t xml:space="preserve">`bigint(20) unsigned`</w:t></w:r></w:p></w:tc><w:tc><w:tcPr><w:tcW w:w="1417.3228346456694" w:type="dxa"/><w:noWrap/></w:tcPr><w:p><w:pPr><w:spacing w:after="30"/></w:pPr><w:r><w:rPr><w:sz w:val="16"/><w:szCs w:val="16"/></w:rPr><w:t xml:space="preserve">NOT NULL</w:t></w:r></w:p></w:tc><w:tc><w:tcPr><w:tcW w:w="1417.3228346456694" w:type="dxa"/><w:noWrap/></w:tcPr><w:p><w:pPr><w:spacing w:after="30"/></w:pPr><w:r><w:rPr><w:sz w:val="16"/><w:szCs w:val="16"/></w:rPr><w:t xml:space="preserve">*None*</w:t></w:r></w:p></w:tc><w:tc><w:tcPr><w:tcW w:w="1417.3228346456694" w:type="dxa"/><w:noWrap/></w:tcPr><w:p><w:pPr><w:spacing w:after="30"/></w:pPr><w:r><w:rPr><w:sz w:val="16"/><w:szCs w:val="16"/></w:rPr><w:t xml:space="preserve">MUL</w:t></w:r></w:p></w:tc><w:tc><w:tcPr><w:tcW w:w="1417.3228346456694" w:type="dxa"/><w:noWrap/></w:tcPr><w:p><w:pPr><w:spacing w:after="30"/></w:pPr><w:r><w:rPr><w:sz w:val="16"/><w:szCs w:val="16"/></w:rPr><w:t xml:space="preserve">Atribut data operasional examiner id.</w:t></w:r></w:p></w:tc></w:tr><w:tr><w:trPr/><w:tc><w:tcPr><w:tcW w:w="1417.3228346456694" w:type="dxa"/><w:noWrap/></w:tcPr><w:p><w:pPr><w:spacing w:after="30"/></w:pPr><w:r><w:rPr><w:sz w:val="16"/><w:szCs w:val="16"/></w:rPr><w:t xml:space="preserve">4</w:t></w:r></w:p></w:tc><w:tc><w:tcPr><w:tcW w:w="1417.3228346456694" w:type="dxa"/><w:noWrap/></w:tcPr><w:p><w:pPr><w:spacing w:after="30"/></w:pPr><w:r><w:rPr><w:sz w:val="16"/><w:szCs w:val="16"/></w:rPr><w:t xml:space="preserve">`revision_notes`</w:t></w:r></w:p></w:tc><w:tc><w:tcPr><w:tcW w:w="1417.3228346456694" w:type="dxa"/><w:noWrap/></w:tcPr><w:p><w:pPr><w:spacing w:after="30"/></w:pPr><w:r><w:rPr><w:sz w:val="16"/><w:szCs w:val="16"/></w:rPr><w:t xml:space="preserve">`text`</w:t></w:r></w:p></w:tc><w:tc><w:tcPr><w:tcW w:w="1417.3228346456694" w:type="dxa"/><w:noWrap/></w:tcPr><w:p><w:pPr><w:spacing w:after="30"/></w:pPr><w:r><w:rPr><w:sz w:val="16"/><w:szCs w:val="16"/></w:rPr><w:t xml:space="preserve">NULL</w:t></w:r></w:p></w:tc><w:tc><w:tcPr><w:tcW w:w="1417.3228346456694" w:type="dxa"/><w:noWrap/></w:tcPr><w:p><w:pPr><w:spacing w:after="30"/></w:pPr><w:r><w:rPr><w:sz w:val="16"/><w:szCs w:val="16"/></w:rPr><w:t xml:space="preserve">`NULL`</w:t></w:r></w:p></w:tc><w:tc><w:tcPr><w:tcW w:w="1417.3228346456694" w:type="dxa"/><w:noWrap/></w:tcPr><w:p><w:pPr><w:spacing w:after="30"/></w:pPr><w:r><w:rPr><w:sz w:val="16"/><w:szCs w:val="16"/></w:rPr><w:t xml:space="preserve">-</w:t></w:r></w:p></w:tc><w:tc><w:tcPr><w:tcW w:w="1417.3228346456694" w:type="dxa"/><w:noWrap/></w:tcPr><w:p><w:pPr><w:spacing w:after="30"/></w:pPr><w:r><w:rPr><w:sz w:val="16"/><w:szCs w:val="16"/></w:rPr><w:t xml:space="preserve">Catatan atau pesan deskriptif tambahan dari dosen/admin.</w:t></w:r></w:p></w:tc></w:tr><w:tr><w:trPr/><w:tc><w:tcPr><w:tcW w:w="1417.3228346456694" w:type="dxa"/><w:noWrap/></w:tcPr><w:p><w:pPr><w:spacing w:after="30"/></w:pPr><w:r><w:rPr><w:sz w:val="16"/><w:szCs w:val="16"/></w:rPr><w:t xml:space="preserve">5</w:t></w:r></w:p></w:tc><w:tc><w:tcPr><w:tcW w:w="1417.3228346456694" w:type="dxa"/><w:noWrap/></w:tcPr><w:p><w:pPr><w:spacing w:after="30"/></w:pPr><w:r><w:rPr><w:sz w:val="16"/><w:szCs w:val="16"/></w:rPr><w:t xml:space="preserve">`revision_file`</w:t></w:r></w:p></w:tc><w:tc><w:tcPr><w:tcW w:w="1417.3228346456694" w:type="dxa"/><w:noWrap/></w:tcPr><w:p><w:pPr><w:spacing w:after="30"/></w:pPr><w:r><w:rPr><w:sz w:val="16"/><w:szCs w:val="16"/></w:rPr><w:t xml:space="preserve">`varchar(255)`</w:t></w:r></w:p></w:tc><w:tc><w:tcPr><w:tcW w:w="1417.3228346456694" w:type="dxa"/><w:noWrap/></w:tcPr><w:p><w:pPr><w:spacing w:after="30"/></w:pPr><w:r><w:rPr><w:sz w:val="16"/><w:szCs w:val="16"/></w:rPr><w:t xml:space="preserve">NULL</w:t></w:r></w:p></w:tc><w:tc><w:tcPr><w:tcW w:w="1417.3228346456694" w:type="dxa"/><w:noWrap/></w:tcPr><w:p><w:pPr><w:spacing w:after="30"/></w:pPr><w:r><w:rPr><w:sz w:val="16"/><w:szCs w:val="16"/></w:rPr><w:t xml:space="preserve">`NULL`</w:t></w:r></w:p></w:tc><w:tc><w:tcPr><w:tcW w:w="1417.3228346456694" w:type="dxa"/><w:noWrap/></w:tcPr><w:p><w:pPr><w:spacing w:after="30"/></w:pPr><w:r><w:rPr><w:sz w:val="16"/><w:szCs w:val="16"/></w:rPr><w:t xml:space="preserve">-</w:t></w:r></w:p></w:tc><w:tc><w:tcPr><w:tcW w:w="1417.3228346456694" w:type="dxa"/><w:noWrap/></w:tcPr><w:p><w:pPr><w:spacing w:after="30"/></w:pPr><w:r><w:rPr><w:sz w:val="16"/><w:szCs w:val="16"/></w:rPr><w:t xml:space="preserve">Path relatif lokasi penyimpanan berkas dokumen pada storage privat.</w:t></w:r></w:p></w:tc></w:tr><w:tr><w:trPr/><w:tc><w:tcPr><w:tcW w:w="1417.3228346456694" w:type="dxa"/><w:noWrap/></w:tcPr><w:p><w:pPr><w:spacing w:after="30"/></w:pPr><w:r><w:rPr><w:sz w:val="16"/><w:szCs w:val="16"/></w:rPr><w:t xml:space="preserve">6</w:t></w:r></w:p></w:tc><w:tc><w:tcPr><w:tcW w:w="1417.3228346456694" w:type="dxa"/><w:noWrap/></w:tcPr><w:p><w:pPr><w:spacing w:after="30"/></w:pPr><w:r><w:rPr><w:sz w:val="16"/><w:szCs w:val="16"/></w:rPr><w:t xml:space="preserve">`student_notes`</w:t></w:r></w:p></w:tc><w:tc><w:tcPr><w:tcW w:w="1417.3228346456694" w:type="dxa"/><w:noWrap/></w:tcPr><w:p><w:pPr><w:spacing w:after="30"/></w:pPr><w:r><w:rPr><w:sz w:val="16"/><w:szCs w:val="16"/></w:rPr><w:t xml:space="preserve">`text`</w:t></w:r></w:p></w:tc><w:tc><w:tcPr><w:tcW w:w="1417.3228346456694" w:type="dxa"/><w:noWrap/></w:tcPr><w:p><w:pPr><w:spacing w:after="30"/></w:pPr><w:r><w:rPr><w:sz w:val="16"/><w:szCs w:val="16"/></w:rPr><w:t xml:space="preserve">NULL</w:t></w:r></w:p></w:tc><w:tc><w:tcPr><w:tcW w:w="1417.3228346456694" w:type="dxa"/><w:noWrap/></w:tcPr><w:p><w:pPr><w:spacing w:after="30"/></w:pPr><w:r><w:rPr><w:sz w:val="16"/><w:szCs w:val="16"/></w:rPr><w:t xml:space="preserve">`NULL`</w:t></w:r></w:p></w:tc><w:tc><w:tcPr><w:tcW w:w="1417.3228346456694" w:type="dxa"/><w:noWrap/></w:tcPr><w:p><w:pPr><w:spacing w:after="30"/></w:pPr><w:r><w:rPr><w:sz w:val="16"/><w:szCs w:val="16"/></w:rPr><w:t xml:space="preserve">-</w:t></w:r></w:p></w:tc><w:tc><w:tcPr><w:tcW w:w="1417.3228346456694" w:type="dxa"/><w:noWrap/></w:tcPr><w:p><w:pPr><w:spacing w:after="30"/></w:pPr><w:r><w:rPr><w:sz w:val="16"/><w:szCs w:val="16"/></w:rPr><w:t xml:space="preserve">Catatan atau pesan deskriptif tambahan dari dosen/admin.</w:t></w:r></w:p></w:tc></w:tr><w:tr><w:trPr/><w:tc><w:tcPr><w:tcW w:w="1417.3228346456694" w:type="dxa"/><w:noWrap/></w:tcPr><w:p><w:pPr><w:spacing w:after="30"/></w:pPr><w:r><w:rPr><w:sz w:val="16"/><w:szCs w:val="16"/></w:rPr><w:t xml:space="preserve">7</w:t></w:r></w:p></w:tc><w:tc><w:tcPr><w:tcW w:w="1417.3228346456694" w:type="dxa"/><w:noWrap/></w:tcPr><w:p><w:pPr><w:spacing w:after="30"/></w:pPr><w:r><w:rPr><w:sz w:val="16"/><w:szCs w:val="16"/></w:rPr><w:t xml:space="preserve">`student_file`</w:t></w:r></w:p></w:tc><w:tc><w:tcPr><w:tcW w:w="1417.3228346456694" w:type="dxa"/><w:noWrap/></w:tcPr><w:p><w:pPr><w:spacing w:after="30"/></w:pPr><w:r><w:rPr><w:sz w:val="16"/><w:szCs w:val="16"/></w:rPr><w:t xml:space="preserve">`varchar(255)`</w:t></w:r></w:p></w:tc><w:tc><w:tcPr><w:tcW w:w="1417.3228346456694" w:type="dxa"/><w:noWrap/></w:tcPr><w:p><w:pPr><w:spacing w:after="30"/></w:pPr><w:r><w:rPr><w:sz w:val="16"/><w:szCs w:val="16"/></w:rPr><w:t xml:space="preserve">NULL</w:t></w:r></w:p></w:tc><w:tc><w:tcPr><w:tcW w:w="1417.3228346456694" w:type="dxa"/><w:noWrap/></w:tcPr><w:p><w:pPr><w:spacing w:after="30"/></w:pPr><w:r><w:rPr><w:sz w:val="16"/><w:szCs w:val="16"/></w:rPr><w:t xml:space="preserve">`NULL`</w:t></w:r></w:p></w:tc><w:tc><w:tcPr><w:tcW w:w="1417.3228346456694" w:type="dxa"/><w:noWrap/></w:tcPr><w:p><w:pPr><w:spacing w:after="30"/></w:pPr><w:r><w:rPr><w:sz w:val="16"/><w:szCs w:val="16"/></w:rPr><w:t xml:space="preserve">-</w:t></w:r></w:p></w:tc><w:tc><w:tcPr><w:tcW w:w="1417.3228346456694" w:type="dxa"/><w:noWrap/></w:tcPr><w:p><w:pPr><w:spacing w:after="30"/></w:pPr><w:r><w:rPr><w:sz w:val="16"/><w:szCs w:val="16"/></w:rPr><w:t xml:space="preserve">Path relatif lokasi penyimpanan berkas dokumen pada storage privat.</w:t></w:r></w:p></w:tc></w:tr><w:tr><w:trPr/><w:tc><w:tcPr><w:tcW w:w="1417.3228346456694" w:type="dxa"/><w:noWrap/></w:tcPr><w:p><w:pPr><w:spacing w:after="30"/></w:pPr><w:r><w:rPr><w:sz w:val="16"/><w:szCs w:val="16"/></w:rPr><w:t xml:space="preserve">8</w:t></w:r></w:p></w:tc><w:tc><w:tcPr><w:tcW w:w="1417.3228346456694" w:type="dxa"/><w:noWrap/></w:tcPr><w:p><w:pPr><w:spacing w:after="30"/></w:pPr><w:r><w:rPr><w:sz w:val="16"/><w:szCs w:val="16"/></w:rPr><w:t xml:space="preserve">`resubmitted_at`</w:t></w:r></w:p></w:tc><w:tc><w:tcPr><w:tcW w:w="1417.3228346456694" w:type="dxa"/><w:noWrap/></w:tcPr><w:p><w:pPr><w:spacing w:after="30"/></w:pPr><w:r><w:rPr><w:sz w:val="16"/><w:szCs w:val="16"/></w:rPr><w:t xml:space="preserve">`timestamp`</w:t></w:r></w:p></w:tc><w:tc><w:tcPr><w:tcW w:w="1417.3228346456694" w:type="dxa"/><w:noWrap/></w:tcPr><w:p><w:pPr><w:spacing w:after="30"/></w:pPr><w:r><w:rPr><w:sz w:val="16"/><w:szCs w:val="16"/></w:rPr><w:t xml:space="preserve">NULL</w:t></w:r></w:p></w:tc><w:tc><w:tcPr><w:tcW w:w="1417.3228346456694" w:type="dxa"/><w:noWrap/></w:tcPr><w:p><w:pPr><w:spacing w:after="30"/></w:pPr><w:r><w:rPr><w:sz w:val="16"/><w:szCs w:val="16"/></w:rPr><w:t xml:space="preserve">`NULL`</w:t></w:r></w:p></w:tc><w:tc><w:tcPr><w:tcW w:w="1417.3228346456694" w:type="dxa"/><w:noWrap/></w:tcPr><w:p><w:pPr><w:spacing w:after="30"/></w:pPr><w:r><w:rPr><w:sz w:val="16"/><w:szCs w:val="16"/></w:rPr><w:t xml:space="preserve">-</w:t></w:r></w:p></w:tc><w:tc><w:tcPr><w:tcW w:w="1417.3228346456694" w:type="dxa"/><w:noWrap/></w:tcPr><w:p><w:pPr><w:spacing w:after="30"/></w:pPr><w:r><w:rPr><w:sz w:val="16"/><w:szCs w:val="16"/></w:rPr><w:t xml:space="preserve">Atribut data operasional resubmitted at.</w:t></w:r></w:p></w:tc></w:tr><w:tr><w:trPr/><w:tc><w:tcPr><w:tcW w:w="1417.3228346456694" w:type="dxa"/><w:noWrap/></w:tcPr><w:p><w:pPr><w:spacing w:after="30"/></w:pPr><w:r><w:rPr><w:sz w:val="16"/><w:szCs w:val="16"/></w:rPr><w:t xml:space="preserve">9</w:t></w:r></w:p></w:tc><w:tc><w:tcPr><w:tcW w:w="1417.3228346456694" w:type="dxa"/><w:noWrap/></w:tcPr><w:p><w:pPr><w:spacing w:after="30"/></w:pPr><w:r><w:rPr><w:sz w:val="16"/><w:szCs w:val="16"/></w:rPr><w:t xml:space="preserve">`status`</w:t></w:r></w:p></w:tc><w:tc><w:tcPr><w:tcW w:w="1417.3228346456694" w:type="dxa"/><w:noWrap/></w:tcPr><w:p><w:pPr><w:spacing w:after="30"/></w:pPr><w:r><w:rPr><w:sz w:val="16"/><w:szCs w:val="16"/></w:rPr><w:t xml:space="preserve">`varchar(255)`</w:t></w:r></w:p></w:tc><w:tc><w:tcPr><w:tcW w:w="1417.3228346456694" w:type="dxa"/><w:noWrap/></w:tcPr><w:p><w:pPr><w:spacing w:after="30"/></w:pPr><w:r><w:rPr><w:sz w:val="16"/><w:szCs w:val="16"/></w:rPr><w:t xml:space="preserve">NOT NULL</w:t></w:r></w:p></w:tc><w:tc><w:tcPr><w:tcW w:w="1417.3228346456694" w:type="dxa"/><w:noWrap/></w:tcPr><w:p><w:pPr><w:spacing w:after="30"/></w:pPr><w:r><w:rPr><w:sz w:val="16"/><w:szCs w:val="16"/></w:rPr><w:t xml:space="preserve">`'pending'`</w:t></w:r></w:p></w:tc><w:tc><w:tcPr><w:tcW w:w="1417.3228346456694" w:type="dxa"/><w:noWrap/></w:tcPr><w:p><w:pPr><w:spacing w:after="30"/></w:pPr><w:r><w:rPr><w:sz w:val="16"/><w:szCs w:val="16"/></w:rPr><w:t xml:space="preserve">-</w:t></w:r></w:p></w:tc><w:tc><w:tcPr><w:tcW w:w="1417.3228346456694" w:type="dxa"/><w:noWrap/></w:tcPr><w:p><w:pPr><w:spacing w:after="30"/></w:pPr><w:r><w:rPr><w:sz w:val="16"/><w:szCs w:val="16"/></w:rPr><w:t xml:space="preserve">Status alur kerja proses bisnis entitas terkait.</w:t></w:r></w:p></w:tc></w:tr><w:tr><w:trPr/><w:tc><w:tcPr><w:tcW w:w="1417.3228346456694" w:type="dxa"/><w:noWrap/></w:tcPr><w:p><w:pPr><w:spacing w:after="30"/></w:pPr><w:r><w:rPr><w:sz w:val="16"/><w:szCs w:val="16"/></w:rPr><w:t xml:space="preserve">10</w:t></w:r></w:p></w:tc><w:tc><w:tcPr><w:tcW w:w="1417.3228346456694" w:type="dxa"/><w:noWrap/></w:tcPr><w:p><w:pPr><w:spacing w:after="30"/></w:pPr><w:r><w:rPr><w:sz w:val="16"/><w:szCs w:val="16"/></w:rPr><w:t xml:space="preserve">`score_presentation`</w:t></w:r></w:p></w:tc><w:tc><w:tcPr><w:tcW w:w="1417.3228346456694" w:type="dxa"/><w:noWrap/></w:tcPr><w:p><w:pPr><w:spacing w:after="30"/></w:pPr><w:r><w:rPr><w:sz w:val="16"/><w:szCs w:val="16"/></w:rPr><w:t xml:space="preserve">`int(11)`</w:t></w:r></w:p></w:tc><w:tc><w:tcPr><w:tcW w:w="1417.3228346456694" w:type="dxa"/><w:noWrap/></w:tcPr><w:p><w:pPr><w:spacing w:after="30"/></w:pPr><w:r><w:rPr><w:sz w:val="16"/><w:szCs w:val="16"/></w:rPr><w:t xml:space="preserve">NULL</w:t></w:r></w:p></w:tc><w:tc><w:tcPr><w:tcW w:w="1417.3228346456694" w:type="dxa"/><w:noWrap/></w:tcPr><w:p><w:pPr><w:spacing w:after="30"/></w:pPr><w:r><w:rPr><w:sz w:val="16"/><w:szCs w:val="16"/></w:rPr><w:t xml:space="preserve">`NULL`</w:t></w:r></w:p></w:tc><w:tc><w:tcPr><w:tcW w:w="1417.3228346456694" w:type="dxa"/><w:noWrap/></w:tcPr><w:p><w:pPr><w:spacing w:after="30"/></w:pPr><w:r><w:rPr><w:sz w:val="16"/><w:szCs w:val="16"/></w:rPr><w:t xml:space="preserve">-</w:t></w:r></w:p></w:tc><w:tc><w:tcPr><w:tcW w:w="1417.3228346456694" w:type="dxa"/><w:noWrap/></w:tcPr><w:p><w:pPr><w:spacing w:after="30"/></w:pPr><w:r><w:rPr><w:sz w:val="16"/><w:szCs w:val="16"/></w:rPr><w:t xml:space="preserve">Atribut data operasional score presentation.</w:t></w:r></w:p></w:tc></w:tr><w:tr><w:trPr/><w:tc><w:tcPr><w:tcW w:w="1417.3228346456694" w:type="dxa"/><w:noWrap/></w:tcPr><w:p><w:pPr><w:spacing w:after="30"/></w:pPr><w:r><w:rPr><w:sz w:val="16"/><w:szCs w:val="16"/></w:rPr><w:t xml:space="preserve">11</w:t></w:r></w:p></w:tc><w:tc><w:tcPr><w:tcW w:w="1417.3228346456694" w:type="dxa"/><w:noWrap/></w:tcPr><w:p><w:pPr><w:spacing w:after="30"/></w:pPr><w:r><w:rPr><w:sz w:val="16"/><w:szCs w:val="16"/></w:rPr><w:t xml:space="preserve">`score_explanation`</w:t></w:r></w:p></w:tc><w:tc><w:tcPr><w:tcW w:w="1417.3228346456694" w:type="dxa"/><w:noWrap/></w:tcPr><w:p><w:pPr><w:spacing w:after="30"/></w:pPr><w:r><w:rPr><w:sz w:val="16"/><w:szCs w:val="16"/></w:rPr><w:t xml:space="preserve">`int(11)`</w:t></w:r></w:p></w:tc><w:tc><w:tcPr><w:tcW w:w="1417.3228346456694" w:type="dxa"/><w:noWrap/></w:tcPr><w:p><w:pPr><w:spacing w:after="30"/></w:pPr><w:r><w:rPr><w:sz w:val="16"/><w:szCs w:val="16"/></w:rPr><w:t xml:space="preserve">NULL</w:t></w:r></w:p></w:tc><w:tc><w:tcPr><w:tcW w:w="1417.3228346456694" w:type="dxa"/><w:noWrap/></w:tcPr><w:p><w:pPr><w:spacing w:after="30"/></w:pPr><w:r><w:rPr><w:sz w:val="16"/><w:szCs w:val="16"/></w:rPr><w:t xml:space="preserve">`NULL`</w:t></w:r></w:p></w:tc><w:tc><w:tcPr><w:tcW w:w="1417.3228346456694" w:type="dxa"/><w:noWrap/></w:tcPr><w:p><w:pPr><w:spacing w:after="30"/></w:pPr><w:r><w:rPr><w:sz w:val="16"/><w:szCs w:val="16"/></w:rPr><w:t xml:space="preserve">-</w:t></w:r></w:p></w:tc><w:tc><w:tcPr><w:tcW w:w="1417.3228346456694" w:type="dxa"/><w:noWrap/></w:tcPr><w:p><w:pPr><w:spacing w:after="30"/></w:pPr><w:r><w:rPr><w:sz w:val="16"/><w:szCs w:val="16"/></w:rPr><w:t xml:space="preserve">Atribut data operasional score explanation.</w:t></w:r></w:p></w:tc></w:tr><w:tr><w:trPr/><w:tc><w:tcPr><w:tcW w:w="1417.3228346456694" w:type="dxa"/><w:noWrap/></w:tcPr><w:p><w:pPr><w:spacing w:after="30"/></w:pPr><w:r><w:rPr><w:sz w:val="16"/><w:szCs w:val="16"/></w:rPr><w:t xml:space="preserve">12</w:t></w:r></w:p></w:tc><w:tc><w:tcPr><w:tcW w:w="1417.3228346456694" w:type="dxa"/><w:noWrap/></w:tcPr><w:p><w:pPr><w:spacing w:after="30"/></w:pPr><w:r><w:rPr><w:sz w:val="16"/><w:szCs w:val="16"/></w:rPr><w:t xml:space="preserve">`score_writing`</w:t></w:r></w:p></w:tc><w:tc><w:tcPr><w:tcW w:w="1417.3228346456694" w:type="dxa"/><w:noWrap/></w:tcPr><w:p><w:pPr><w:spacing w:after="30"/></w:pPr><w:r><w:rPr><w:sz w:val="16"/><w:szCs w:val="16"/></w:rPr><w:t xml:space="preserve">`int(11)`</w:t></w:r></w:p></w:tc><w:tc><w:tcPr><w:tcW w:w="1417.3228346456694" w:type="dxa"/><w:noWrap/></w:tcPr><w:p><w:pPr><w:spacing w:after="30"/></w:pPr><w:r><w:rPr><w:sz w:val="16"/><w:szCs w:val="16"/></w:rPr><w:t xml:space="preserve">NULL</w:t></w:r></w:p></w:tc><w:tc><w:tcPr><w:tcW w:w="1417.3228346456694" w:type="dxa"/><w:noWrap/></w:tcPr><w:p><w:pPr><w:spacing w:after="30"/></w:pPr><w:r><w:rPr><w:sz w:val="16"/><w:szCs w:val="16"/></w:rPr><w:t xml:space="preserve">`NULL`</w:t></w:r></w:p></w:tc><w:tc><w:tcPr><w:tcW w:w="1417.3228346456694" w:type="dxa"/><w:noWrap/></w:tcPr><w:p><w:pPr><w:spacing w:after="30"/></w:pPr><w:r><w:rPr><w:sz w:val="16"/><w:szCs w:val="16"/></w:rPr><w:t xml:space="preserve">-</w:t></w:r></w:p></w:tc><w:tc><w:tcPr><w:tcW w:w="1417.3228346456694" w:type="dxa"/><w:noWrap/></w:tcPr><w:p><w:pPr><w:spacing w:after="30"/></w:pPr><w:r><w:rPr><w:sz w:val="16"/><w:szCs w:val="16"/></w:rPr><w:t xml:space="preserve">Atribut data operasional score writing.</w:t></w:r></w:p></w:tc></w:tr><w:tr><w:trPr/><w:tc><w:tcPr><w:tcW w:w="1417.3228346456694" w:type="dxa"/><w:noWrap/></w:tcPr><w:p><w:pPr><w:spacing w:after="30"/></w:pPr><w:r><w:rPr><w:sz w:val="16"/><w:szCs w:val="16"/></w:rPr><w:t xml:space="preserve">13</w:t></w:r></w:p></w:tc><w:tc><w:tcPr><w:tcW w:w="1417.3228346456694" w:type="dxa"/><w:noWrap/></w:tcPr><w:p><w:pPr><w:spacing w:after="30"/></w:pPr><w:r><w:rPr><w:sz w:val="16"/><w:szCs w:val="16"/></w:rPr><w:t xml:space="preserve">`created_at`</w:t></w:r></w:p></w:tc><w:tc><w:tcPr><w:tcW w:w="1417.3228346456694" w:type="dxa"/><w:noWrap/></w:tcPr><w:p><w:pPr><w:spacing w:after="30"/></w:pPr><w:r><w:rPr><w:sz w:val="16"/><w:szCs w:val="16"/></w:rPr><w:t xml:space="preserve">`timestamp`</w:t></w:r></w:p></w:tc><w:tc><w:tcPr><w:tcW w:w="1417.3228346456694" w:type="dxa"/><w:noWrap/></w:tcPr><w:p><w:pPr><w:spacing w:after="30"/></w:pPr><w:r><w:rPr><w:sz w:val="16"/><w:szCs w:val="16"/></w:rPr><w:t xml:space="preserve">NULL</w:t></w:r></w:p></w:tc><w:tc><w:tcPr><w:tcW w:w="1417.3228346456694" w:type="dxa"/><w:noWrap/></w:tcPr><w:p><w:pPr><w:spacing w:after="30"/></w:pPr><w:r><w:rPr><w:sz w:val="16"/><w:szCs w:val="16"/></w:rPr><w:t xml:space="preserve">`NULL`</w:t></w:r></w:p></w:tc><w:tc><w:tcPr><w:tcW w:w="1417.3228346456694" w:type="dxa"/><w:noWrap/></w:tcPr><w:p><w:pPr><w:spacing w:after="30"/></w:pPr><w:r><w:rPr><w:sz w:val="16"/><w:szCs w:val="16"/></w:rPr><w:t xml:space="preserve">-</w:t></w:r></w:p></w:tc><w:tc><w:tcPr><w:tcW w:w="1417.3228346456694" w:type="dxa"/><w:noWrap/></w:tcPr><w:p><w:pPr><w:spacing w:after="30"/></w:pPr><w:r><w:rPr><w:sz w:val="16"/><w:szCs w:val="16"/></w:rPr><w:t xml:space="preserve">Waktu rekaman pertama kali dibuat di sistem.</w:t></w:r></w:p></w:tc></w:tr><w:tr><w:trPr/><w:tc><w:tcPr><w:tcW w:w="1417.3228346456694" w:type="dxa"/><w:noWrap/></w:tcPr><w:p><w:pPr><w:spacing w:after="30"/></w:pPr><w:r><w:rPr><w:sz w:val="16"/><w:szCs w:val="16"/></w:rPr><w:t xml:space="preserve">14</w:t></w:r></w:p></w:tc><w:tc><w:tcPr><w:tcW w:w="1417.3228346456694" w:type="dxa"/><w:noWrap/></w:tcPr><w:p><w:pPr><w:spacing w:after="30"/></w:pPr><w:r><w:rPr><w:sz w:val="16"/><w:szCs w:val="16"/></w:rPr><w:t xml:space="preserve">`updated_at`</w:t></w:r></w:p></w:tc><w:tc><w:tcPr><w:tcW w:w="1417.3228346456694" w:type="dxa"/><w:noWrap/></w:tcPr><w:p><w:pPr><w:spacing w:after="30"/></w:pPr><w:r><w:rPr><w:sz w:val="16"/><w:szCs w:val="16"/></w:rPr><w:t xml:space="preserve">`timestamp`</w:t></w:r></w:p></w:tc><w:tc><w:tcPr><w:tcW w:w="1417.3228346456694" w:type="dxa"/><w:noWrap/></w:tcPr><w:p><w:pPr><w:spacing w:after="30"/></w:pPr><w:r><w:rPr><w:sz w:val="16"/><w:szCs w:val="16"/></w:rPr><w:t xml:space="preserve">NULL</w:t></w:r></w:p></w:tc><w:tc><w:tcPr><w:tcW w:w="1417.3228346456694" w:type="dxa"/><w:noWrap/></w:tcPr><w:p><w:pPr><w:spacing w:after="30"/></w:pPr><w:r><w:rPr><w:sz w:val="16"/><w:szCs w:val="16"/></w:rPr><w:t xml:space="preserve">`NULL`</w:t></w:r></w:p></w:tc><w:tc><w:tcPr><w:tcW w:w="1417.3228346456694" w:type="dxa"/><w:noWrap/></w:tcPr><w:p><w:pPr><w:spacing w:after="30"/></w:pPr><w:r><w:rPr><w:sz w:val="16"/><w:szCs w:val="16"/></w:rPr><w:t xml:space="preserve">-</w:t></w:r></w:p></w:tc><w:tc><w:tcPr><w:tcW w:w="1417.3228346456694" w:type="dxa"/><w:noWrap/></w:tcPr><w:p><w:pPr><w:spacing w:after="30"/></w:pPr><w:r><w:rPr><w:sz w:val="16"/><w:szCs w:val="16"/></w:rPr><w:t xml:space="preserve">Waktu rekaman terakhir kali diperbarui.</w:t></w:r></w:p></w:tc></w:tr></w:tbl><w:p/><w:p><w:pPr><w:jc w:val="both"/><w:spacing w:after="70"/></w:pPr><w:r><w:rPr><w:sz w:val="19"/><w:szCs w:val="19"/></w:rPr><w:t xml:space="preserve">---</w:t></w:r></w:p><w:p><w:pPr><w:pStyle w:val="Heading3"/></w:pPr><w:bookmarkStart w:id="35" w:name="_Toc35"/><w:r><w:t>3.26 Tabel Pesan Thread Revisi Sidang Skripsi (`thesis_defense_revision_messages`)</w:t></w:r><w:bookmarkEnd w:id="35"/></w:p><w:p><w:pPr><w:spacing w:before="40" w:after="40"/></w:pPr><w:r><w:rPr><w:color w:val="334155"/><w:sz w:val="19"/><w:szCs w:val="19"/><w:b w:val="1"/><w:bCs w:val="1"/><w:i w:val="1"/><w:iCs w:val="1"/></w:rPr><w:t xml:space="preserve">**Nama Tabel**: `thesis_defense_revision_messages`</w:t></w:r></w:p><w:p><w:pPr><w:spacing w:before="40" w:after="40"/></w:pPr><w:r><w:rPr><w:color w:val="334155"/><w:sz w:val="19"/><w:szCs w:val="19"/><w:b w:val="0"/><w:bCs w:val="0"/><w:i w:val="1"/><w:iCs w:val="1"/></w:rPr><w:t xml:space="preserve">**Primary Key**: `id`</w:t></w:r></w:p><w:p><w:pPr><w:spacing w:before="40" w:after="40"/></w:pPr><w:r><w:rPr><w:color w:val="334155"/><w:sz w:val="19"/><w:szCs w:val="19"/><w:b w:val="0"/><w:bCs w:val="0"/><w:i w:val="1"/><w:iCs w:val="1"/></w:rPr><w:t xml:space="preserve">**Foreign Key**: `thesis_defense_revision_id` $\rightarrow$ merujuk ke `thesis_defense_revisions.id``sender_id` $\rightarrow$ merujuk ke `users.id`</w:t></w:r></w:p><w:p><w:pPr><w:spacing w:before="40" w:after="40"/></w:pPr><w:r><w:rPr><w:color w:val="334155"/><w:sz w:val="19"/><w:szCs w:val="19"/><w:b w:val="0"/><w:bCs w:val="0"/><w:i w:val="1"/><w:iCs w:val="1"/></w:rPr><w:t xml:space="preserve">**Deskripsi**: Mencatat komunikasi tanya jawab dua arah antara mahasiswa dan dewan penguji selama proses perbaikan naskah skripsi pasca-sidang.</w:t></w:r></w:p><w:tbl><w:tblGrid><w:gridCol w:w="1417.3228346456694" w:type="dxa"/><w:gridCol w:w="1417.3228346456694" w:type="dxa"/><w:gridCol w:w="1417.3228346456694" w:type="dxa"/><w:gridCol w:w="1417.3228346456694" w:type="dxa"/><w:gridCol w:w="1417.3228346456694" w:type="dxa"/><w:gridCol w:w="1417.3228346456694" w:type="dxa"/><w:gridCol w:w="1417.3228346456694" w:type="dxa"/></w:tblGrid><w:tblPr><w:tblStyle w:val="DbTable"/></w:tblPr><w:tr><w:trPr/><w:tc><w:tcPr><w:tcW w:w="1417.3228346456694" w:type="dxa"/><w:shd w:val="clear" w:fill="1E293B"/><w:noWrap/></w:tcPr><w:p><w:pPr><w:spacing w:after="30"/></w:pPr><w:r><w:rPr><w:color w:val="FFFFFF"/><w:sz w:val="16"/><w:szCs w:val="16"/><w:b w:val="1"/><w:bCs w:val="1"/></w:rPr><w:t xml:space="preserve">No</w:t></w:r></w:p></w:tc><w:tc><w:tcPr><w:tcW w:w="1417.3228346456694" w:type="dxa"/><w:shd w:val="clear" w:fill="1E293B"/><w:noWrap/></w:tcPr><w:p><w:pPr><w:spacing w:after="30"/></w:pPr><w:r><w:rPr><w:color w:val="FFFFFF"/><w:sz w:val="16"/><w:szCs w:val="16"/><w:b w:val="1"/><w:bCs w:val="1"/></w:rPr><w:t xml:space="preserve">Nama Kolom</w:t></w:r></w:p></w:tc><w:tc><w:tcPr><w:tcW w:w="1417.3228346456694" w:type="dxa"/><w:shd w:val="clear" w:fill="1E293B"/><w:noWrap/></w:tcPr><w:p><w:pPr><w:spacing w:after="30"/></w:pPr><w:r><w:rPr><w:color w:val="FFFFFF"/><w:sz w:val="16"/><w:szCs w:val="16"/><w:b w:val="1"/><w:bCs w:val="1"/></w:rPr><w:t xml:space="preserve">Tipe Data</w:t></w:r></w:p></w:tc><w:tc><w:tcPr><w:tcW w:w="1417.3228346456694" w:type="dxa"/><w:shd w:val="clear" w:fill="1E293B"/><w:noWrap/></w:tcPr><w:p><w:pPr><w:spacing w:after="30"/></w:pPr><w:r><w:rPr><w:color w:val="FFFFFF"/><w:sz w:val="16"/><w:szCs w:val="16"/><w:b w:val="1"/><w:bCs w:val="1"/></w:rPr><w:t xml:space="preserve">Nullable</w:t></w:r></w:p></w:tc><w:tc><w:tcPr><w:tcW w:w="1417.3228346456694" w:type="dxa"/><w:shd w:val="clear" w:fill="1E293B"/><w:noWrap/></w:tcPr><w:p><w:pPr><w:spacing w:after="30"/></w:pPr><w:r><w:rPr><w:color w:val="FFFFFF"/><w:sz w:val="16"/><w:szCs w:val="16"/><w:b w:val="1"/><w:bCs w:val="1"/></w:rPr><w:t xml:space="preserve">Nilai Default</w:t></w:r></w:p></w:tc><w:tc><w:tcPr><w:tcW w:w="1417.3228346456694" w:type="dxa"/><w:shd w:val="clear" w:fill="1E293B"/><w:noWrap/></w:tcPr><w:p><w:pPr><w:spacing w:after="30"/></w:pPr><w:r><w:rPr><w:color w:val="FFFFFF"/><w:sz w:val="16"/><w:szCs w:val="16"/><w:b w:val="1"/><w:bCs w:val="1"/></w:rPr><w:t xml:space="preserve">Kunci (*Key*)</w:t></w:r></w:p></w:tc><w:tc><w:tcPr><w:tcW w:w="1417.3228346456694" w:type="dxa"/><w:shd w:val="clear" w:fill="1E293B"/><w:noWrap/></w:tcPr><w:p><w:pPr><w:spacing w:after="30"/></w:pPr><w:r><w:rPr><w:color w:val="FFFFFF"/><w:sz w:val="16"/><w:szCs w:val="16"/><w:b w:val="1"/><w:bCs w:val="1"/></w:rPr><w:t xml:space="preserve">Keterangan & Aturan Bisnis</w:t></w:r></w:p></w:tc></w:tr><w:tr><w:trPr/><w:tc><w:tcPr><w:tcW w:w="1417.3228346456694" w:type="dxa"/><w:noWrap/></w:tcPr><w:p><w:pPr><w:spacing w:after="30"/></w:pPr><w:r><w:rPr><w:sz w:val="16"/><w:szCs w:val="16"/></w:rPr><w:t xml:space="preserve">1</w:t></w:r></w:p></w:tc><w:tc><w:tcPr><w:tcW w:w="1417.3228346456694" w:type="dxa"/><w:noWrap/></w:tcPr><w:p><w:pPr><w:spacing w:after="30"/></w:pPr><w:r><w:rPr><w:sz w:val="16"/><w:szCs w:val="16"/></w:rPr><w:t xml:space="preserve">`id`</w:t></w:r></w:p></w:tc><w:tc><w:tcPr><w:tcW w:w="1417.3228346456694" w:type="dxa"/><w:noWrap/></w:tcPr><w:p><w:pPr><w:spacing w:after="30"/></w:pPr><w:r><w:rPr><w:sz w:val="16"/><w:szCs w:val="16"/></w:rPr><w:t xml:space="preserve">`bigint(20) unsigned`</w:t></w:r></w:p></w:tc><w:tc><w:tcPr><w:tcW w:w="1417.3228346456694" w:type="dxa"/><w:noWrap/></w:tcPr><w:p><w:pPr><w:spacing w:after="30"/></w:pPr><w:r><w:rPr><w:sz w:val="16"/><w:szCs w:val="16"/></w:rPr><w:t xml:space="preserve">NOT NULL</w:t></w:r></w:p></w:tc><w:tc><w:tcPr><w:tcW w:w="1417.3228346456694" w:type="dxa"/><w:noWrap/></w:tcPr><w:p><w:pPr><w:spacing w:after="30"/></w:pPr><w:r><w:rPr><w:sz w:val="16"/><w:szCs w:val="16"/></w:rPr><w:t xml:space="preserve">*None*</w:t></w:r></w:p></w:tc><w:tc><w:tcPr><w:tcW w:w="1417.3228346456694" w:type="dxa"/><w:noWrap/></w:tcPr><w:p><w:pPr><w:spacing w:after="30"/></w:pPr><w:r><w:rPr><w:sz w:val="16"/><w:szCs w:val="16"/></w:rPr><w:t xml:space="preserve">PRI (auto_increment)</w:t></w:r></w:p></w:tc><w:tc><w:tcPr><w:tcW w:w="1417.3228346456694" w:type="dxa"/><w:noWrap/></w:tcPr><w:p><w:pPr><w:spacing w:after="30"/></w:pPr><w:r><w:rPr><w:sz w:val="16"/><w:szCs w:val="16"/></w:rPr><w:t xml:space="preserve">Identitas unik rekaman data (*surrogate primary key*).</w:t></w:r></w:p></w:tc></w:tr><w:tr><w:trPr/><w:tc><w:tcPr><w:tcW w:w="1417.3228346456694" w:type="dxa"/><w:noWrap/></w:tcPr><w:p><w:pPr><w:spacing w:after="30"/></w:pPr><w:r><w:rPr><w:sz w:val="16"/><w:szCs w:val="16"/></w:rPr><w:t xml:space="preserve">2</w:t></w:r></w:p></w:tc><w:tc><w:tcPr><w:tcW w:w="1417.3228346456694" w:type="dxa"/><w:noWrap/></w:tcPr><w:p><w:pPr><w:spacing w:after="30"/></w:pPr><w:r><w:rPr><w:sz w:val="16"/><w:szCs w:val="16"/></w:rPr><w:t xml:space="preserve">`thesis_defense_revision_id`</w:t></w:r></w:p></w:tc><w:tc><w:tcPr><w:tcW w:w="1417.3228346456694" w:type="dxa"/><w:noWrap/></w:tcPr><w:p><w:pPr><w:spacing w:after="30"/></w:pPr><w:r><w:rPr><w:sz w:val="16"/><w:szCs w:val="16"/></w:rPr><w:t xml:space="preserve">`bigint(20) unsigned`</w:t></w:r></w:p></w:tc><w:tc><w:tcPr><w:tcW w:w="1417.3228346456694" w:type="dxa"/><w:noWrap/></w:tcPr><w:p><w:pPr><w:spacing w:after="30"/></w:pPr><w:r><w:rPr><w:sz w:val="16"/><w:szCs w:val="16"/></w:rPr><w:t xml:space="preserve">NOT NULL</w:t></w:r></w:p></w:tc><w:tc><w:tcPr><w:tcW w:w="1417.3228346456694" w:type="dxa"/><w:noWrap/></w:tcPr><w:p><w:pPr><w:spacing w:after="30"/></w:pPr><w:r><w:rPr><w:sz w:val="16"/><w:szCs w:val="16"/></w:rPr><w:t xml:space="preserve">*None*</w:t></w:r></w:p></w:tc><w:tc><w:tcPr><w:tcW w:w="1417.3228346456694" w:type="dxa"/><w:noWrap/></w:tcPr><w:p><w:pPr><w:spacing w:after="30"/></w:pPr><w:r><w:rPr><w:sz w:val="16"/><w:szCs w:val="16"/></w:rPr><w:t xml:space="preserve">MUL</w:t></w:r></w:p></w:tc><w:tc><w:tcPr><w:tcW w:w="1417.3228346456694" w:type="dxa"/><w:noWrap/></w:tcPr><w:p><w:pPr><w:spacing w:after="30"/></w:pPr><w:r><w:rPr><w:sz w:val="16"/><w:szCs w:val="16"/></w:rPr><w:t xml:space="preserve">Atribut data operasional thesis defense revision id.</w:t></w:r></w:p></w:tc></w:tr><w:tr><w:trPr/><w:tc><w:tcPr><w:tcW w:w="1417.3228346456694" w:type="dxa"/><w:noWrap/></w:tcPr><w:p><w:pPr><w:spacing w:after="30"/></w:pPr><w:r><w:rPr><w:sz w:val="16"/><w:szCs w:val="16"/></w:rPr><w:t xml:space="preserve">3</w:t></w:r></w:p></w:tc><w:tc><w:tcPr><w:tcW w:w="1417.3228346456694" w:type="dxa"/><w:noWrap/></w:tcPr><w:p><w:pPr><w:spacing w:after="30"/></w:pPr><w:r><w:rPr><w:sz w:val="16"/><w:szCs w:val="16"/></w:rPr><w:t xml:space="preserve">`sender_id`</w:t></w:r></w:p></w:tc><w:tc><w:tcPr><w:tcW w:w="1417.3228346456694" w:type="dxa"/><w:noWrap/></w:tcPr><w:p><w:pPr><w:spacing w:after="30"/></w:pPr><w:r><w:rPr><w:sz w:val="16"/><w:szCs w:val="16"/></w:rPr><w:t xml:space="preserve">`bigint(20) unsigned`</w:t></w:r></w:p></w:tc><w:tc><w:tcPr><w:tcW w:w="1417.3228346456694" w:type="dxa"/><w:noWrap/></w:tcPr><w:p><w:pPr><w:spacing w:after="30"/></w:pPr><w:r><w:rPr><w:sz w:val="16"/><w:szCs w:val="16"/></w:rPr><w:t xml:space="preserve">NOT NULL</w:t></w:r></w:p></w:tc><w:tc><w:tcPr><w:tcW w:w="1417.3228346456694" w:type="dxa"/><w:noWrap/></w:tcPr><w:p><w:pPr><w:spacing w:after="30"/></w:pPr><w:r><w:rPr><w:sz w:val="16"/><w:szCs w:val="16"/></w:rPr><w:t xml:space="preserve">*None*</w:t></w:r></w:p></w:tc><w:tc><w:tcPr><w:tcW w:w="1417.3228346456694" w:type="dxa"/><w:noWrap/></w:tcPr><w:p><w:pPr><w:spacing w:after="30"/></w:pPr><w:r><w:rPr><w:sz w:val="16"/><w:szCs w:val="16"/></w:rPr><w:t xml:space="preserve">MUL</w:t></w:r></w:p></w:tc><w:tc><w:tcPr><w:tcW w:w="1417.3228346456694" w:type="dxa"/><w:noWrap/></w:tcPr><w:p><w:pPr><w:spacing w:after="30"/></w:pPr><w:r><w:rPr><w:sz w:val="16"/><w:szCs w:val="16"/></w:rPr><w:t xml:space="preserve">Atribut data operasional sender id.</w:t></w:r></w:p></w:tc></w:tr><w:tr><w:trPr/><w:tc><w:tcPr><w:tcW w:w="1417.3228346456694" w:type="dxa"/><w:noWrap/></w:tcPr><w:p><w:pPr><w:spacing w:after="30"/></w:pPr><w:r><w:rPr><w:sz w:val="16"/><w:szCs w:val="16"/></w:rPr><w:t xml:space="preserve">4</w:t></w:r></w:p></w:tc><w:tc><w:tcPr><w:tcW w:w="1417.3228346456694" w:type="dxa"/><w:noWrap/></w:tcPr><w:p><w:pPr><w:spacing w:after="30"/></w:pPr><w:r><w:rPr><w:sz w:val="16"/><w:szCs w:val="16"/></w:rPr><w:t xml:space="preserve">`message`</w:t></w:r></w:p></w:tc><w:tc><w:tcPr><w:tcW w:w="1417.3228346456694" w:type="dxa"/><w:noWrap/></w:tcPr><w:p><w:pPr><w:spacing w:after="30"/></w:pPr><w:r><w:rPr><w:sz w:val="16"/><w:szCs w:val="16"/></w:rPr><w:t xml:space="preserve">`text`</w:t></w:r></w:p></w:tc><w:tc><w:tcPr><w:tcW w:w="1417.3228346456694" w:type="dxa"/><w:noWrap/></w:tcPr><w:p><w:pPr><w:spacing w:after="30"/></w:pPr><w:r><w:rPr><w:sz w:val="16"/><w:szCs w:val="16"/></w:rPr><w:t xml:space="preserve">NOT NULL</w:t></w:r></w:p></w:tc><w:tc><w:tcPr><w:tcW w:w="1417.3228346456694" w:type="dxa"/><w:noWrap/></w:tcPr><w:p><w:pPr><w:spacing w:after="30"/></w:pPr><w:r><w:rPr><w:sz w:val="16"/><w:szCs w:val="16"/></w:rPr><w:t xml:space="preserve">*None*</w:t></w:r></w:p></w:tc><w:tc><w:tcPr><w:tcW w:w="1417.3228346456694" w:type="dxa"/><w:noWrap/></w:tcPr><w:p><w:pPr><w:spacing w:after="30"/></w:pPr><w:r><w:rPr><w:sz w:val="16"/><w:szCs w:val="16"/></w:rPr><w:t xml:space="preserve">-</w:t></w:r></w:p></w:tc><w:tc><w:tcPr><w:tcW w:w="1417.3228346456694" w:type="dxa"/><w:noWrap/></w:tcPr><w:p><w:pPr><w:spacing w:after="30"/></w:pPr><w:r><w:rPr><w:sz w:val="16"/><w:szCs w:val="16"/></w:rPr><w:t xml:space="preserve">Atribut data operasional message.</w:t></w:r></w:p></w:tc></w:tr><w:tr><w:trPr/><w:tc><w:tcPr><w:tcW w:w="1417.3228346456694" w:type="dxa"/><w:noWrap/></w:tcPr><w:p><w:pPr><w:spacing w:after="30"/></w:pPr><w:r><w:rPr><w:sz w:val="16"/><w:szCs w:val="16"/></w:rPr><w:t xml:space="preserve">5</w:t></w:r></w:p></w:tc><w:tc><w:tcPr><w:tcW w:w="1417.3228346456694" w:type="dxa"/><w:noWrap/></w:tcPr><w:p><w:pPr><w:spacing w:after="30"/></w:pPr><w:r><w:rPr><w:sz w:val="16"/><w:szCs w:val="16"/></w:rPr><w:t xml:space="preserve">`file_path`</w:t></w:r></w:p></w:tc><w:tc><w:tcPr><w:tcW w:w="1417.3228346456694" w:type="dxa"/><w:noWrap/></w:tcPr><w:p><w:pPr><w:spacing w:after="30"/></w:pPr><w:r><w:rPr><w:sz w:val="16"/><w:szCs w:val="16"/></w:rPr><w:t xml:space="preserve">`varchar(255)`</w:t></w:r></w:p></w:tc><w:tc><w:tcPr><w:tcW w:w="1417.3228346456694" w:type="dxa"/><w:noWrap/></w:tcPr><w:p><w:pPr><w:spacing w:after="30"/></w:pPr><w:r><w:rPr><w:sz w:val="16"/><w:szCs w:val="16"/></w:rPr><w:t xml:space="preserve">NULL</w:t></w:r></w:p></w:tc><w:tc><w:tcPr><w:tcW w:w="1417.3228346456694" w:type="dxa"/><w:noWrap/></w:tcPr><w:p><w:pPr><w:spacing w:after="30"/></w:pPr><w:r><w:rPr><w:sz w:val="16"/><w:szCs w:val="16"/></w:rPr><w:t xml:space="preserve">`NULL`</w:t></w:r></w:p></w:tc><w:tc><w:tcPr><w:tcW w:w="1417.3228346456694" w:type="dxa"/><w:noWrap/></w:tcPr><w:p><w:pPr><w:spacing w:after="30"/></w:pPr><w:r><w:rPr><w:sz w:val="16"/><w:szCs w:val="16"/></w:rPr><w:t xml:space="preserve">-</w:t></w:r></w:p></w:tc><w:tc><w:tcPr><w:tcW w:w="1417.3228346456694" w:type="dxa"/><w:noWrap/></w:tcPr><w:p><w:pPr><w:spacing w:after="30"/></w:pPr><w:r><w:rPr><w:sz w:val="16"/><w:szCs w:val="16"/></w:rPr><w:t xml:space="preserve">Path relatif lokasi penyimpanan berkas dokumen pada storage privat.</w:t></w:r></w:p></w:tc></w:tr><w:tr><w:trPr/><w:tc><w:tcPr><w:tcW w:w="1417.3228346456694" w:type="dxa"/><w:noWrap/></w:tcPr><w:p><w:pPr><w:spacing w:after="30"/></w:pPr><w:r><w:rPr><w:sz w:val="16"/><w:szCs w:val="16"/></w:rPr><w:t xml:space="preserve">6</w:t></w:r></w:p></w:tc><w:tc><w:tcPr><w:tcW w:w="1417.3228346456694" w:type="dxa"/><w:noWrap/></w:tcPr><w:p><w:pPr><w:spacing w:after="30"/></w:pPr><w:r><w:rPr><w:sz w:val="16"/><w:szCs w:val="16"/></w:rPr><w:t xml:space="preserve">`read_at`</w:t></w:r></w:p></w:tc><w:tc><w:tcPr><w:tcW w:w="1417.3228346456694" w:type="dxa"/><w:noWrap/></w:tcPr><w:p><w:pPr><w:spacing w:after="30"/></w:pPr><w:r><w:rPr><w:sz w:val="16"/><w:szCs w:val="16"/></w:rPr><w:t xml:space="preserve">`timestamp`</w:t></w:r></w:p></w:tc><w:tc><w:tcPr><w:tcW w:w="1417.3228346456694" w:type="dxa"/><w:noWrap/></w:tcPr><w:p><w:pPr><w:spacing w:after="30"/></w:pPr><w:r><w:rPr><w:sz w:val="16"/><w:szCs w:val="16"/></w:rPr><w:t xml:space="preserve">NULL</w:t></w:r></w:p></w:tc><w:tc><w:tcPr><w:tcW w:w="1417.3228346456694" w:type="dxa"/><w:noWrap/></w:tcPr><w:p><w:pPr><w:spacing w:after="30"/></w:pPr><w:r><w:rPr><w:sz w:val="16"/><w:szCs w:val="16"/></w:rPr><w:t xml:space="preserve">`NULL`</w:t></w:r></w:p></w:tc><w:tc><w:tcPr><w:tcW w:w="1417.3228346456694" w:type="dxa"/><w:noWrap/></w:tcPr><w:p><w:pPr><w:spacing w:after="30"/></w:pPr><w:r><w:rPr><w:sz w:val="16"/><w:szCs w:val="16"/></w:rPr><w:t xml:space="preserve">-</w:t></w:r></w:p></w:tc><w:tc><w:tcPr><w:tcW w:w="1417.3228346456694" w:type="dxa"/><w:noWrap/></w:tcPr><w:p><w:pPr><w:spacing w:after="30"/></w:pPr><w:r><w:rPr><w:sz w:val="16"/><w:szCs w:val="16"/></w:rPr><w:t xml:space="preserve">Atribut data operasional read at.</w:t></w:r></w:p></w:tc></w:tr><w:tr><w:trPr/><w:tc><w:tcPr><w:tcW w:w="1417.3228346456694" w:type="dxa"/><w:noWrap/></w:tcPr><w:p><w:pPr><w:spacing w:after="30"/></w:pPr><w:r><w:rPr><w:sz w:val="16"/><w:szCs w:val="16"/></w:rPr><w:t xml:space="preserve">7</w:t></w:r></w:p></w:tc><w:tc><w:tcPr><w:tcW w:w="1417.3228346456694" w:type="dxa"/><w:noWrap/></w:tcPr><w:p><w:pPr><w:spacing w:after="30"/></w:pPr><w:r><w:rPr><w:sz w:val="16"/><w:szCs w:val="16"/></w:rPr><w:t xml:space="preserve">`created_at`</w:t></w:r></w:p></w:tc><w:tc><w:tcPr><w:tcW w:w="1417.3228346456694" w:type="dxa"/><w:noWrap/></w:tcPr><w:p><w:pPr><w:spacing w:after="30"/></w:pPr><w:r><w:rPr><w:sz w:val="16"/><w:szCs w:val="16"/></w:rPr><w:t xml:space="preserve">`timestamp`</w:t></w:r></w:p></w:tc><w:tc><w:tcPr><w:tcW w:w="1417.3228346456694" w:type="dxa"/><w:noWrap/></w:tcPr><w:p><w:pPr><w:spacing w:after="30"/></w:pPr><w:r><w:rPr><w:sz w:val="16"/><w:szCs w:val="16"/></w:rPr><w:t xml:space="preserve">NULL</w:t></w:r></w:p></w:tc><w:tc><w:tcPr><w:tcW w:w="1417.3228346456694" w:type="dxa"/><w:noWrap/></w:tcPr><w:p><w:pPr><w:spacing w:after="30"/></w:pPr><w:r><w:rPr><w:sz w:val="16"/><w:szCs w:val="16"/></w:rPr><w:t xml:space="preserve">`NULL`</w:t></w:r></w:p></w:tc><w:tc><w:tcPr><w:tcW w:w="1417.3228346456694" w:type="dxa"/><w:noWrap/></w:tcPr><w:p><w:pPr><w:spacing w:after="30"/></w:pPr><w:r><w:rPr><w:sz w:val="16"/><w:szCs w:val="16"/></w:rPr><w:t xml:space="preserve">-</w:t></w:r></w:p></w:tc><w:tc><w:tcPr><w:tcW w:w="1417.3228346456694" w:type="dxa"/><w:noWrap/></w:tcPr><w:p><w:pPr><w:spacing w:after="30"/></w:pPr><w:r><w:rPr><w:sz w:val="16"/><w:szCs w:val="16"/></w:rPr><w:t xml:space="preserve">Waktu rekaman pertama kali dibuat di sistem.</w:t></w:r></w:p></w:tc></w:tr><w:tr><w:trPr/><w:tc><w:tcPr><w:tcW w:w="1417.3228346456694" w:type="dxa"/><w:noWrap/></w:tcPr><w:p><w:pPr><w:spacing w:after="30"/></w:pPr><w:r><w:rPr><w:sz w:val="16"/><w:szCs w:val="16"/></w:rPr><w:t xml:space="preserve">8</w:t></w:r></w:p></w:tc><w:tc><w:tcPr><w:tcW w:w="1417.3228346456694" w:type="dxa"/><w:noWrap/></w:tcPr><w:p><w:pPr><w:spacing w:after="30"/></w:pPr><w:r><w:rPr><w:sz w:val="16"/><w:szCs w:val="16"/></w:rPr><w:t xml:space="preserve">`updated_at`</w:t></w:r></w:p></w:tc><w:tc><w:tcPr><w:tcW w:w="1417.3228346456694" w:type="dxa"/><w:noWrap/></w:tcPr><w:p><w:pPr><w:spacing w:after="30"/></w:pPr><w:r><w:rPr><w:sz w:val="16"/><w:szCs w:val="16"/></w:rPr><w:t xml:space="preserve">`timestamp`</w:t></w:r></w:p></w:tc><w:tc><w:tcPr><w:tcW w:w="1417.3228346456694" w:type="dxa"/><w:noWrap/></w:tcPr><w:p><w:pPr><w:spacing w:after="30"/></w:pPr><w:r><w:rPr><w:sz w:val="16"/><w:szCs w:val="16"/></w:rPr><w:t xml:space="preserve">NULL</w:t></w:r></w:p></w:tc><w:tc><w:tcPr><w:tcW w:w="1417.3228346456694" w:type="dxa"/><w:noWrap/></w:tcPr><w:p><w:pPr><w:spacing w:after="30"/></w:pPr><w:r><w:rPr><w:sz w:val="16"/><w:szCs w:val="16"/></w:rPr><w:t xml:space="preserve">`NULL`</w:t></w:r></w:p></w:tc><w:tc><w:tcPr><w:tcW w:w="1417.3228346456694" w:type="dxa"/><w:noWrap/></w:tcPr><w:p><w:pPr><w:spacing w:after="30"/></w:pPr><w:r><w:rPr><w:sz w:val="16"/><w:szCs w:val="16"/></w:rPr><w:t xml:space="preserve">-</w:t></w:r></w:p></w:tc><w:tc><w:tcPr><w:tcW w:w="1417.3228346456694" w:type="dxa"/><w:noWrap/></w:tcPr><w:p><w:pPr><w:spacing w:after="30"/></w:pPr><w:r><w:rPr><w:sz w:val="16"/><w:szCs w:val="16"/></w:rPr><w:t xml:space="preserve">Waktu rekaman terakhir kali diperbarui.</w:t></w:r></w:p></w:tc></w:tr></w:tbl><w:p/><w:p><w:pPr><w:jc w:val="both"/><w:spacing w:after="70"/></w:pPr><w:r><w:rPr><w:sz w:val="19"/><w:szCs w:val="19"/></w:rPr><w:t xml:space="preserve">---</w:t></w:r></w:p><w:p><w:pPr><w:pStyle w:val="Heading3"/></w:pPr><w:bookmarkStart w:id="36" w:name="_Toc36"/><w:r><w:t>3.27 Tabel Master Jadwal Sidang Skripsi (`thesis_defense_schedules`)</w:t></w:r><w:bookmarkEnd w:id="36"/></w:p><w:p><w:pPr><w:spacing w:before="40" w:after="40"/></w:pPr><w:r><w:rPr><w:color w:val="334155"/><w:sz w:val="19"/><w:szCs w:val="19"/><w:b w:val="1"/><w:bCs w:val="1"/><w:i w:val="1"/><w:iCs w:val="1"/></w:rPr><w:t xml:space="preserve">**Nama Tabel**: `thesis_defense_schedules`</w:t></w:r></w:p><w:p><w:pPr><w:spacing w:before="40" w:after="40"/></w:pPr><w:r><w:rPr><w:color w:val="334155"/><w:sz w:val="19"/><w:szCs w:val="19"/><w:b w:val="0"/><w:bCs w:val="0"/><w:i w:val="1"/><w:iCs w:val="1"/></w:rPr><w:t xml:space="preserve">**Primary Key**: `id`</w:t></w:r></w:p><w:p><w:pPr><w:spacing w:before="40" w:after="40"/></w:pPr><w:r><w:rPr><w:color w:val="334155"/><w:sz w:val="19"/><w:szCs w:val="19"/><w:b w:val="0"/><w:bCs w:val="0"/><w:i w:val="1"/><w:iCs w:val="1"/></w:rPr><w:t xml:space="preserve">**Foreign Key**: `chairman_id` $\rightarrow$ merujuk ke `users.id``created_by` $\rightarrow$ merujuk ke `users.id``moderator_id` $\rightarrow$ merujuk ke `users.id``wave_id` $\rightarrow$ merujuk ke `waves.id`</w:t></w:r></w:p><w:p><w:pPr><w:spacing w:before="40" w:after="40"/></w:pPr><w:r><w:rPr><w:color w:val="334155"/><w:sz w:val="19"/><w:szCs w:val="19"/><w:b w:val="0"/><w:bCs w:val="0"/><w:i w:val="1"/><w:iCs w:val="1"/></w:rPr><w:t xml:space="preserve">**Deskripsi**: Menyimpan jadwal kolektif sidang skripsi per gelombang, ruang ujian, tanggal sidang, serta tautan telekonferensi.</w:t></w:r></w:p><w:tbl><w:tblGrid><w:gridCol w:w="1417.3228346456694" w:type="dxa"/><w:gridCol w:w="1417.3228346456694" w:type="dxa"/><w:gridCol w:w="1417.3228346456694" w:type="dxa"/><w:gridCol w:w="1417.3228346456694" w:type="dxa"/><w:gridCol w:w="1417.3228346456694" w:type="dxa"/><w:gridCol w:w="1417.3228346456694" w:type="dxa"/><w:gridCol w:w="1417.3228346456694" w:type="dxa"/></w:tblGrid><w:tblPr><w:tblStyle w:val="DbTable"/></w:tblPr><w:tr><w:trPr/><w:tc><w:tcPr><w:tcW w:w="1417.3228346456694" w:type="dxa"/><w:shd w:val="clear" w:fill="1E293B"/><w:noWrap/></w:tcPr><w:p><w:pPr><w:spacing w:after="30"/></w:pPr><w:r><w:rPr><w:color w:val="FFFFFF"/><w:sz w:val="16"/><w:szCs w:val="16"/><w:b w:val="1"/><w:bCs w:val="1"/></w:rPr><w:t xml:space="preserve">No</w:t></w:r></w:p></w:tc><w:tc><w:tcPr><w:tcW w:w="1417.3228346456694" w:type="dxa"/><w:shd w:val="clear" w:fill="1E293B"/><w:noWrap/></w:tcPr><w:p><w:pPr><w:spacing w:after="30"/></w:pPr><w:r><w:rPr><w:color w:val="FFFFFF"/><w:sz w:val="16"/><w:szCs w:val="16"/><w:b w:val="1"/><w:bCs w:val="1"/></w:rPr><w:t xml:space="preserve">Nama Kolom</w:t></w:r></w:p></w:tc><w:tc><w:tcPr><w:tcW w:w="1417.3228346456694" w:type="dxa"/><w:shd w:val="clear" w:fill="1E293B"/><w:noWrap/></w:tcPr><w:p><w:pPr><w:spacing w:after="30"/></w:pPr><w:r><w:rPr><w:color w:val="FFFFFF"/><w:sz w:val="16"/><w:szCs w:val="16"/><w:b w:val="1"/><w:bCs w:val="1"/></w:rPr><w:t xml:space="preserve">Tipe Data</w:t></w:r></w:p></w:tc><w:tc><w:tcPr><w:tcW w:w="1417.3228346456694" w:type="dxa"/><w:shd w:val="clear" w:fill="1E293B"/><w:noWrap/></w:tcPr><w:p><w:pPr><w:spacing w:after="30"/></w:pPr><w:r><w:rPr><w:color w:val="FFFFFF"/><w:sz w:val="16"/><w:szCs w:val="16"/><w:b w:val="1"/><w:bCs w:val="1"/></w:rPr><w:t xml:space="preserve">Nullable</w:t></w:r></w:p></w:tc><w:tc><w:tcPr><w:tcW w:w="1417.3228346456694" w:type="dxa"/><w:shd w:val="clear" w:fill="1E293B"/><w:noWrap/></w:tcPr><w:p><w:pPr><w:spacing w:after="30"/></w:pPr><w:r><w:rPr><w:color w:val="FFFFFF"/><w:sz w:val="16"/><w:szCs w:val="16"/><w:b w:val="1"/><w:bCs w:val="1"/></w:rPr><w:t xml:space="preserve">Nilai Default</w:t></w:r></w:p></w:tc><w:tc><w:tcPr><w:tcW w:w="1417.3228346456694" w:type="dxa"/><w:shd w:val="clear" w:fill="1E293B"/><w:noWrap/></w:tcPr><w:p><w:pPr><w:spacing w:after="30"/></w:pPr><w:r><w:rPr><w:color w:val="FFFFFF"/><w:sz w:val="16"/><w:szCs w:val="16"/><w:b w:val="1"/><w:bCs w:val="1"/></w:rPr><w:t xml:space="preserve">Kunci (*Key*)</w:t></w:r></w:p></w:tc><w:tc><w:tcPr><w:tcW w:w="1417.3228346456694" w:type="dxa"/><w:shd w:val="clear" w:fill="1E293B"/><w:noWrap/></w:tcPr><w:p><w:pPr><w:spacing w:after="30"/></w:pPr><w:r><w:rPr><w:color w:val="FFFFFF"/><w:sz w:val="16"/><w:szCs w:val="16"/><w:b w:val="1"/><w:bCs w:val="1"/></w:rPr><w:t xml:space="preserve">Keterangan & Aturan Bisnis</w:t></w:r></w:p></w:tc></w:tr><w:tr><w:trPr/><w:tc><w:tcPr><w:tcW w:w="1417.3228346456694" w:type="dxa"/><w:noWrap/></w:tcPr><w:p><w:pPr><w:spacing w:after="30"/></w:pPr><w:r><w:rPr><w:sz w:val="16"/><w:szCs w:val="16"/></w:rPr><w:t xml:space="preserve">1</w:t></w:r></w:p></w:tc><w:tc><w:tcPr><w:tcW w:w="1417.3228346456694" w:type="dxa"/><w:noWrap/></w:tcPr><w:p><w:pPr><w:spacing w:after="30"/></w:pPr><w:r><w:rPr><w:sz w:val="16"/><w:szCs w:val="16"/></w:rPr><w:t xml:space="preserve">`id`</w:t></w:r></w:p></w:tc><w:tc><w:tcPr><w:tcW w:w="1417.3228346456694" w:type="dxa"/><w:noWrap/></w:tcPr><w:p><w:pPr><w:spacing w:after="30"/></w:pPr><w:r><w:rPr><w:sz w:val="16"/><w:szCs w:val="16"/></w:rPr><w:t xml:space="preserve">`bigint(20) unsigned`</w:t></w:r></w:p></w:tc><w:tc><w:tcPr><w:tcW w:w="1417.3228346456694" w:type="dxa"/><w:noWrap/></w:tcPr><w:p><w:pPr><w:spacing w:after="30"/></w:pPr><w:r><w:rPr><w:sz w:val="16"/><w:szCs w:val="16"/></w:rPr><w:t xml:space="preserve">NOT NULL</w:t></w:r></w:p></w:tc><w:tc><w:tcPr><w:tcW w:w="1417.3228346456694" w:type="dxa"/><w:noWrap/></w:tcPr><w:p><w:pPr><w:spacing w:after="30"/></w:pPr><w:r><w:rPr><w:sz w:val="16"/><w:szCs w:val="16"/></w:rPr><w:t xml:space="preserve">*None*</w:t></w:r></w:p></w:tc><w:tc><w:tcPr><w:tcW w:w="1417.3228346456694" w:type="dxa"/><w:noWrap/></w:tcPr><w:p><w:pPr><w:spacing w:after="30"/></w:pPr><w:r><w:rPr><w:sz w:val="16"/><w:szCs w:val="16"/></w:rPr><w:t xml:space="preserve">PRI (auto_increment)</w:t></w:r></w:p></w:tc><w:tc><w:tcPr><w:tcW w:w="1417.3228346456694" w:type="dxa"/><w:noWrap/></w:tcPr><w:p><w:pPr><w:spacing w:after="30"/></w:pPr><w:r><w:rPr><w:sz w:val="16"/><w:szCs w:val="16"/></w:rPr><w:t xml:space="preserve">Identitas unik rekaman data (*surrogate primary key*).</w:t></w:r></w:p></w:tc></w:tr><w:tr><w:trPr/><w:tc><w:tcPr><w:tcW w:w="1417.3228346456694" w:type="dxa"/><w:noWrap/></w:tcPr><w:p><w:pPr><w:spacing w:after="30"/></w:pPr><w:r><w:rPr><w:sz w:val="16"/><w:szCs w:val="16"/></w:rPr><w:t xml:space="preserve">2</w:t></w:r></w:p></w:tc><w:tc><w:tcPr><w:tcW w:w="1417.3228346456694" w:type="dxa"/><w:noWrap/></w:tcPr><w:p><w:pPr><w:spacing w:after="30"/></w:pPr><w:r><w:rPr><w:sz w:val="16"/><w:szCs w:val="16"/></w:rPr><w:t xml:space="preserve">`title`</w:t></w:r></w:p></w:tc><w:tc><w:tcPr><w:tcW w:w="1417.3228346456694" w:type="dxa"/><w:noWrap/></w:tcPr><w:p><w:pPr><w:spacing w:after="30"/></w:pPr><w:r><w:rPr><w:sz w:val="16"/><w:szCs w:val="16"/></w:rPr><w:t xml:space="preserve">`varchar(255)`</w:t></w:r></w:p></w:tc><w:tc><w:tcPr><w:tcW w:w="1417.3228346456694" w:type="dxa"/><w:noWrap/></w:tcPr><w:p><w:pPr><w:spacing w:after="30"/></w:pPr><w:r><w:rPr><w:sz w:val="16"/><w:szCs w:val="16"/></w:rPr><w:t xml:space="preserve">NOT NULL</w:t></w:r></w:p></w:tc><w:tc><w:tcPr><w:tcW w:w="1417.3228346456694" w:type="dxa"/><w:noWrap/></w:tcPr><w:p><w:pPr><w:spacing w:after="30"/></w:pPr><w:r><w:rPr><w:sz w:val="16"/><w:szCs w:val="16"/></w:rPr><w:t xml:space="preserve">*None*</w:t></w:r></w:p></w:tc><w:tc><w:tcPr><w:tcW w:w="1417.3228346456694" w:type="dxa"/><w:noWrap/></w:tcPr><w:p><w:pPr><w:spacing w:after="30"/></w:pPr><w:r><w:rPr><w:sz w:val="16"/><w:szCs w:val="16"/></w:rPr><w:t xml:space="preserve">-</w:t></w:r></w:p></w:tc><w:tc><w:tcPr><w:tcW w:w="1417.3228346456694" w:type="dxa"/><w:noWrap/></w:tcPr><w:p><w:pPr><w:spacing w:after="30"/></w:pPr><w:r><w:rPr><w:sz w:val="16"/><w:szCs w:val="16"/></w:rPr><w:t xml:space="preserve">Atribut data operasional title.</w:t></w:r></w:p></w:tc></w:tr><w:tr><w:trPr/><w:tc><w:tcPr><w:tcW w:w="1417.3228346456694" w:type="dxa"/><w:noWrap/></w:tcPr><w:p><w:pPr><w:spacing w:after="30"/></w:pPr><w:r><w:rPr><w:sz w:val="16"/><w:szCs w:val="16"/></w:rPr><w:t xml:space="preserve">3</w:t></w:r></w:p></w:tc><w:tc><w:tcPr><w:tcW w:w="1417.3228346456694" w:type="dxa"/><w:noWrap/></w:tcPr><w:p><w:pPr><w:spacing w:after="30"/></w:pPr><w:r><w:rPr><w:sz w:val="16"/><w:szCs w:val="16"/></w:rPr><w:t xml:space="preserve">`date`</w:t></w:r></w:p></w:tc><w:tc><w:tcPr><w:tcW w:w="1417.3228346456694" w:type="dxa"/><w:noWrap/></w:tcPr><w:p><w:pPr><w:spacing w:after="30"/></w:pPr><w:r><w:rPr><w:sz w:val="16"/><w:szCs w:val="16"/></w:rPr><w:t xml:space="preserve">`date`</w:t></w:r></w:p></w:tc><w:tc><w:tcPr><w:tcW w:w="1417.3228346456694" w:type="dxa"/><w:noWrap/></w:tcPr><w:p><w:pPr><w:spacing w:after="30"/></w:pPr><w:r><w:rPr><w:sz w:val="16"/><w:szCs w:val="16"/></w:rPr><w:t xml:space="preserve">NOT NULL</w:t></w:r></w:p></w:tc><w:tc><w:tcPr><w:tcW w:w="1417.3228346456694" w:type="dxa"/><w:noWrap/></w:tcPr><w:p><w:pPr><w:spacing w:after="30"/></w:pPr><w:r><w:rPr><w:sz w:val="16"/><w:szCs w:val="16"/></w:rPr><w:t xml:space="preserve">*None*</w:t></w:r></w:p></w:tc><w:tc><w:tcPr><w:tcW w:w="1417.3228346456694" w:type="dxa"/><w:noWrap/></w:tcPr><w:p><w:pPr><w:spacing w:after="30"/></w:pPr><w:r><w:rPr><w:sz w:val="16"/><w:szCs w:val="16"/></w:rPr><w:t xml:space="preserve">-</w:t></w:r></w:p></w:tc><w:tc><w:tcPr><w:tcW w:w="1417.3228346456694" w:type="dxa"/><w:noWrap/></w:tcPr><w:p><w:pPr><w:spacing w:after="30"/></w:pPr><w:r><w:rPr><w:sz w:val="16"/><w:szCs w:val="16"/></w:rPr><w:t xml:space="preserve">Tanggal pelaksanaan atau batas waktu proses bisnis.</w:t></w:r></w:p></w:tc></w:tr><w:tr><w:trPr/><w:tc><w:tcPr><w:tcW w:w="1417.3228346456694" w:type="dxa"/><w:noWrap/></w:tcPr><w:p><w:pPr><w:spacing w:after="30"/></w:pPr><w:r><w:rPr><w:sz w:val="16"/><w:szCs w:val="16"/></w:rPr><w:t xml:space="preserve">4</w:t></w:r></w:p></w:tc><w:tc><w:tcPr><w:tcW w:w="1417.3228346456694" w:type="dxa"/><w:noWrap/></w:tcPr><w:p><w:pPr><w:spacing w:after="30"/></w:pPr><w:r><w:rPr><w:sz w:val="16"/><w:szCs w:val="16"/></w:rPr><w:t xml:space="preserve">`chairman_id`</w:t></w:r></w:p></w:tc><w:tc><w:tcPr><w:tcW w:w="1417.3228346456694" w:type="dxa"/><w:noWrap/></w:tcPr><w:p><w:pPr><w:spacing w:after="30"/></w:pPr><w:r><w:rPr><w:sz w:val="16"/><w:szCs w:val="16"/></w:rPr><w:t xml:space="preserve">`bigint(20) unsigned`</w:t></w:r></w:p></w:tc><w:tc><w:tcPr><w:tcW w:w="1417.3228346456694" w:type="dxa"/><w:noWrap/></w:tcPr><w:p><w:pPr><w:spacing w:after="30"/></w:pPr><w:r><w:rPr><w:sz w:val="16"/><w:szCs w:val="16"/></w:rPr><w:t xml:space="preserve">NULL</w:t></w:r></w:p></w:tc><w:tc><w:tcPr><w:tcW w:w="1417.3228346456694" w:type="dxa"/><w:noWrap/></w:tcPr><w:p><w:pPr><w:spacing w:after="30"/></w:pPr><w:r><w:rPr><w:sz w:val="16"/><w:szCs w:val="16"/></w:rPr><w:t xml:space="preserve">`NULL`</w:t></w:r></w:p></w:tc><w:tc><w:tcPr><w:tcW w:w="1417.3228346456694" w:type="dxa"/><w:noWrap/></w:tcPr><w:p><w:pPr><w:spacing w:after="30"/></w:pPr><w:r><w:rPr><w:sz w:val="16"/><w:szCs w:val="16"/></w:rPr><w:t xml:space="preserve">MUL</w:t></w:r></w:p></w:tc><w:tc><w:tcPr><w:tcW w:w="1417.3228346456694" w:type="dxa"/><w:noWrap/></w:tcPr><w:p><w:pPr><w:spacing w:after="30"/></w:pPr><w:r><w:rPr><w:sz w:val="16"/><w:szCs w:val="16"/></w:rPr><w:t xml:space="preserve">Atribut data operasional chairman id.</w:t></w:r></w:p></w:tc></w:tr><w:tr><w:trPr/><w:tc><w:tcPr><w:tcW w:w="1417.3228346456694" w:type="dxa"/><w:noWrap/></w:tcPr><w:p><w:pPr><w:spacing w:after="30"/></w:pPr><w:r><w:rPr><w:sz w:val="16"/><w:szCs w:val="16"/></w:rPr><w:t xml:space="preserve">5</w:t></w:r></w:p></w:tc><w:tc><w:tcPr><w:tcW w:w="1417.3228346456694" w:type="dxa"/><w:noWrap/></w:tcPr><w:p><w:pPr><w:spacing w:after="30"/></w:pPr><w:r><w:rPr><w:sz w:val="16"/><w:szCs w:val="16"/></w:rPr><w:t xml:space="preserve">`moderator_id`</w:t></w:r></w:p></w:tc><w:tc><w:tcPr><w:tcW w:w="1417.3228346456694" w:type="dxa"/><w:noWrap/></w:tcPr><w:p><w:pPr><w:spacing w:after="30"/></w:pPr><w:r><w:rPr><w:sz w:val="16"/><w:szCs w:val="16"/></w:rPr><w:t xml:space="preserve">`bigint(20) unsigned`</w:t></w:r></w:p></w:tc><w:tc><w:tcPr><w:tcW w:w="1417.3228346456694" w:type="dxa"/><w:noWrap/></w:tcPr><w:p><w:pPr><w:spacing w:after="30"/></w:pPr><w:r><w:rPr><w:sz w:val="16"/><w:szCs w:val="16"/></w:rPr><w:t xml:space="preserve">NULL</w:t></w:r></w:p></w:tc><w:tc><w:tcPr><w:tcW w:w="1417.3228346456694" w:type="dxa"/><w:noWrap/></w:tcPr><w:p><w:pPr><w:spacing w:after="30"/></w:pPr><w:r><w:rPr><w:sz w:val="16"/><w:szCs w:val="16"/></w:rPr><w:t xml:space="preserve">`NULL`</w:t></w:r></w:p></w:tc><w:tc><w:tcPr><w:tcW w:w="1417.3228346456694" w:type="dxa"/><w:noWrap/></w:tcPr><w:p><w:pPr><w:spacing w:after="30"/></w:pPr><w:r><w:rPr><w:sz w:val="16"/><w:szCs w:val="16"/></w:rPr><w:t xml:space="preserve">MUL</w:t></w:r></w:p></w:tc><w:tc><w:tcPr><w:tcW w:w="1417.3228346456694" w:type="dxa"/><w:noWrap/></w:tcPr><w:p><w:pPr><w:spacing w:after="30"/></w:pPr><w:r><w:rPr><w:sz w:val="16"/><w:szCs w:val="16"/></w:rPr><w:t xml:space="preserve">Atribut data operasional moderator id.</w:t></w:r></w:p></w:tc></w:tr><w:tr><w:trPr/><w:tc><w:tcPr><w:tcW w:w="1417.3228346456694" w:type="dxa"/><w:noWrap/></w:tcPr><w:p><w:pPr><w:spacing w:after="30"/></w:pPr><w:r><w:rPr><w:sz w:val="16"/><w:szCs w:val="16"/></w:rPr><w:t xml:space="preserve">6</w:t></w:r></w:p></w:tc><w:tc><w:tcPr><w:tcW w:w="1417.3228346456694" w:type="dxa"/><w:noWrap/></w:tcPr><w:p><w:pPr><w:spacing w:after="30"/></w:pPr><w:r><w:rPr><w:sz w:val="16"/><w:szCs w:val="16"/></w:rPr><w:t xml:space="preserve">`location`</w:t></w:r></w:p></w:tc><w:tc><w:tcPr><w:tcW w:w="1417.3228346456694" w:type="dxa"/><w:noWrap/></w:tcPr><w:p><w:pPr><w:spacing w:after="30"/></w:pPr><w:r><w:rPr><w:sz w:val="16"/><w:szCs w:val="16"/></w:rPr><w:t xml:space="preserve">`varchar(255)`</w:t></w:r></w:p></w:tc><w:tc><w:tcPr><w:tcW w:w="1417.3228346456694" w:type="dxa"/><w:noWrap/></w:tcPr><w:p><w:pPr><w:spacing w:after="30"/></w:pPr><w:r><w:rPr><w:sz w:val="16"/><w:szCs w:val="16"/></w:rPr><w:t xml:space="preserve">NULL</w:t></w:r></w:p></w:tc><w:tc><w:tcPr><w:tcW w:w="1417.3228346456694" w:type="dxa"/><w:noWrap/></w:tcPr><w:p><w:pPr><w:spacing w:after="30"/></w:pPr><w:r><w:rPr><w:sz w:val="16"/><w:szCs w:val="16"/></w:rPr><w:t xml:space="preserve">`NULL`</w:t></w:r></w:p></w:tc><w:tc><w:tcPr><w:tcW w:w="1417.3228346456694" w:type="dxa"/><w:noWrap/></w:tcPr><w:p><w:pPr><w:spacing w:after="30"/></w:pPr><w:r><w:rPr><w:sz w:val="16"/><w:szCs w:val="16"/></w:rPr><w:t xml:space="preserve">-</w:t></w:r></w:p></w:tc><w:tc><w:tcPr><w:tcW w:w="1417.3228346456694" w:type="dxa"/><w:noWrap/></w:tcPr><w:p><w:pPr><w:spacing w:after="30"/></w:pPr><w:r><w:rPr><w:sz w:val="16"/><w:szCs w:val="16"/></w:rPr><w:t xml:space="preserve">Atribut data operasional location.</w:t></w:r></w:p></w:tc></w:tr><w:tr><w:trPr/><w:tc><w:tcPr><w:tcW w:w="1417.3228346456694" w:type="dxa"/><w:noWrap/></w:tcPr><w:p><w:pPr><w:spacing w:after="30"/></w:pPr><w:r><w:rPr><w:sz w:val="16"/><w:szCs w:val="16"/></w:rPr><w:t xml:space="preserve">7</w:t></w:r></w:p></w:tc><w:tc><w:tcPr><w:tcW w:w="1417.3228346456694" w:type="dxa"/><w:noWrap/></w:tcPr><w:p><w:pPr><w:spacing w:after="30"/></w:pPr><w:r><w:rPr><w:sz w:val="16"/><w:szCs w:val="16"/></w:rPr><w:t xml:space="preserve">`created_by`</w:t></w:r></w:p></w:tc><w:tc><w:tcPr><w:tcW w:w="1417.3228346456694" w:type="dxa"/><w:noWrap/></w:tcPr><w:p><w:pPr><w:spacing w:after="30"/></w:pPr><w:r><w:rPr><w:sz w:val="16"/><w:szCs w:val="16"/></w:rPr><w:t xml:space="preserve">`bigint(20) unsigned`</w:t></w:r></w:p></w:tc><w:tc><w:tcPr><w:tcW w:w="1417.3228346456694" w:type="dxa"/><w:noWrap/></w:tcPr><w:p><w:pPr><w:spacing w:after="30"/></w:pPr><w:r><w:rPr><w:sz w:val="16"/><w:szCs w:val="16"/></w:rPr><w:t xml:space="preserve">NOT NULL</w:t></w:r></w:p></w:tc><w:tc><w:tcPr><w:tcW w:w="1417.3228346456694" w:type="dxa"/><w:noWrap/></w:tcPr><w:p><w:pPr><w:spacing w:after="30"/></w:pPr><w:r><w:rPr><w:sz w:val="16"/><w:szCs w:val="16"/></w:rPr><w:t xml:space="preserve">*None*</w:t></w:r></w:p></w:tc><w:tc><w:tcPr><w:tcW w:w="1417.3228346456694" w:type="dxa"/><w:noWrap/></w:tcPr><w:p><w:pPr><w:spacing w:after="30"/></w:pPr><w:r><w:rPr><w:sz w:val="16"/><w:szCs w:val="16"/></w:rPr><w:t xml:space="preserve">MUL</w:t></w:r></w:p></w:tc><w:tc><w:tcPr><w:tcW w:w="1417.3228346456694" w:type="dxa"/><w:noWrap/></w:tcPr><w:p><w:pPr><w:spacing w:after="30"/></w:pPr><w:r><w:rPr><w:sz w:val="16"/><w:szCs w:val="16"/></w:rPr><w:t xml:space="preserve">Atribut data operasional created by.</w:t></w:r></w:p></w:tc></w:tr><w:tr><w:trPr/><w:tc><w:tcPr><w:tcW w:w="1417.3228346456694" w:type="dxa"/><w:noWrap/></w:tcPr><w:p><w:pPr><w:spacing w:after="30"/></w:pPr><w:r><w:rPr><w:sz w:val="16"/><w:szCs w:val="16"/></w:rPr><w:t xml:space="preserve">8</w:t></w:r></w:p></w:tc><w:tc><w:tcPr><w:tcW w:w="1417.3228346456694" w:type="dxa"/><w:noWrap/></w:tcPr><w:p><w:pPr><w:spacing w:after="30"/></w:pPr><w:r><w:rPr><w:sz w:val="16"/><w:szCs w:val="16"/></w:rPr><w:t xml:space="preserve">`created_at`</w:t></w:r></w:p></w:tc><w:tc><w:tcPr><w:tcW w:w="1417.3228346456694" w:type="dxa"/><w:noWrap/></w:tcPr><w:p><w:pPr><w:spacing w:after="30"/></w:pPr><w:r><w:rPr><w:sz w:val="16"/><w:szCs w:val="16"/></w:rPr><w:t xml:space="preserve">`timestamp`</w:t></w:r></w:p></w:tc><w:tc><w:tcPr><w:tcW w:w="1417.3228346456694" w:type="dxa"/><w:noWrap/></w:tcPr><w:p><w:pPr><w:spacing w:after="30"/></w:pPr><w:r><w:rPr><w:sz w:val="16"/><w:szCs w:val="16"/></w:rPr><w:t xml:space="preserve">NULL</w:t></w:r></w:p></w:tc><w:tc><w:tcPr><w:tcW w:w="1417.3228346456694" w:type="dxa"/><w:noWrap/></w:tcPr><w:p><w:pPr><w:spacing w:after="30"/></w:pPr><w:r><w:rPr><w:sz w:val="16"/><w:szCs w:val="16"/></w:rPr><w:t xml:space="preserve">`NULL`</w:t></w:r></w:p></w:tc><w:tc><w:tcPr><w:tcW w:w="1417.3228346456694" w:type="dxa"/><w:noWrap/></w:tcPr><w:p><w:pPr><w:spacing w:after="30"/></w:pPr><w:r><w:rPr><w:sz w:val="16"/><w:szCs w:val="16"/></w:rPr><w:t xml:space="preserve">-</w:t></w:r></w:p></w:tc><w:tc><w:tcPr><w:tcW w:w="1417.3228346456694" w:type="dxa"/><w:noWrap/></w:tcPr><w:p><w:pPr><w:spacing w:after="30"/></w:pPr><w:r><w:rPr><w:sz w:val="16"/><w:szCs w:val="16"/></w:rPr><w:t xml:space="preserve">Waktu rekaman pertama kali dibuat di sistem.</w:t></w:r></w:p></w:tc></w:tr><w:tr><w:trPr/><w:tc><w:tcPr><w:tcW w:w="1417.3228346456694" w:type="dxa"/><w:noWrap/></w:tcPr><w:p><w:pPr><w:spacing w:after="30"/></w:pPr><w:r><w:rPr><w:sz w:val="16"/><w:szCs w:val="16"/></w:rPr><w:t xml:space="preserve">9</w:t></w:r></w:p></w:tc><w:tc><w:tcPr><w:tcW w:w="1417.3228346456694" w:type="dxa"/><w:noWrap/></w:tcPr><w:p><w:pPr><w:spacing w:after="30"/></w:pPr><w:r><w:rPr><w:sz w:val="16"/><w:szCs w:val="16"/></w:rPr><w:t xml:space="preserve">`updated_at`</w:t></w:r></w:p></w:tc><w:tc><w:tcPr><w:tcW w:w="1417.3228346456694" w:type="dxa"/><w:noWrap/></w:tcPr><w:p><w:pPr><w:spacing w:after="30"/></w:pPr><w:r><w:rPr><w:sz w:val="16"/><w:szCs w:val="16"/></w:rPr><w:t xml:space="preserve">`timestamp`</w:t></w:r></w:p></w:tc><w:tc><w:tcPr><w:tcW w:w="1417.3228346456694" w:type="dxa"/><w:noWrap/></w:tcPr><w:p><w:pPr><w:spacing w:after="30"/></w:pPr><w:r><w:rPr><w:sz w:val="16"/><w:szCs w:val="16"/></w:rPr><w:t xml:space="preserve">NULL</w:t></w:r></w:p></w:tc><w:tc><w:tcPr><w:tcW w:w="1417.3228346456694" w:type="dxa"/><w:noWrap/></w:tcPr><w:p><w:pPr><w:spacing w:after="30"/></w:pPr><w:r><w:rPr><w:sz w:val="16"/><w:szCs w:val="16"/></w:rPr><w:t xml:space="preserve">`NULL`</w:t></w:r></w:p></w:tc><w:tc><w:tcPr><w:tcW w:w="1417.3228346456694" w:type="dxa"/><w:noWrap/></w:tcPr><w:p><w:pPr><w:spacing w:after="30"/></w:pPr><w:r><w:rPr><w:sz w:val="16"/><w:szCs w:val="16"/></w:rPr><w:t xml:space="preserve">-</w:t></w:r></w:p></w:tc><w:tc><w:tcPr><w:tcW w:w="1417.3228346456694" w:type="dxa"/><w:noWrap/></w:tcPr><w:p><w:pPr><w:spacing w:after="30"/></w:pPr><w:r><w:rPr><w:sz w:val="16"/><w:szCs w:val="16"/></w:rPr><w:t xml:space="preserve">Waktu rekaman terakhir kali diperbarui.</w:t></w:r></w:p></w:tc></w:tr><w:tr><w:trPr/><w:tc><w:tcPr><w:tcW w:w="1417.3228346456694" w:type="dxa"/><w:noWrap/></w:tcPr><w:p><w:pPr><w:spacing w:after="30"/></w:pPr><w:r><w:rPr><w:sz w:val="16"/><w:szCs w:val="16"/></w:rPr><w:t xml:space="preserve">10</w:t></w:r></w:p></w:tc><w:tc><w:tcPr><w:tcW w:w="1417.3228346456694" w:type="dxa"/><w:noWrap/></w:tcPr><w:p><w:pPr><w:spacing w:after="30"/></w:pPr><w:r><w:rPr><w:sz w:val="16"/><w:szCs w:val="16"/></w:rPr><w:t xml:space="preserve">`wave_id`</w:t></w:r></w:p></w:tc><w:tc><w:tcPr><w:tcW w:w="1417.3228346456694" w:type="dxa"/><w:noWrap/></w:tcPr><w:p><w:pPr><w:spacing w:after="30"/></w:pPr><w:r><w:rPr><w:sz w:val="16"/><w:szCs w:val="16"/></w:rPr><w:t xml:space="preserve">`bigint(20) unsigned`</w:t></w:r></w:p></w:tc><w:tc><w:tcPr><w:tcW w:w="1417.3228346456694" w:type="dxa"/><w:noWrap/></w:tcPr><w:p><w:pPr><w:spacing w:after="30"/></w:pPr><w:r><w:rPr><w:sz w:val="16"/><w:szCs w:val="16"/></w:rPr><w:t xml:space="preserve">NULL</w:t></w:r></w:p></w:tc><w:tc><w:tcPr><w:tcW w:w="1417.3228346456694" w:type="dxa"/><w:noWrap/></w:tcPr><w:p><w:pPr><w:spacing w:after="30"/></w:pPr><w:r><w:rPr><w:sz w:val="16"/><w:szCs w:val="16"/></w:rPr><w:t xml:space="preserve">`NULL`</w:t></w:r></w:p></w:tc><w:tc><w:tcPr><w:tcW w:w="1417.3228346456694" w:type="dxa"/><w:noWrap/></w:tcPr><w:p><w:pPr><w:spacing w:after="30"/></w:pPr><w:r><w:rPr><w:sz w:val="16"/><w:szCs w:val="16"/></w:rPr><w:t xml:space="preserve">MUL</w:t></w:r></w:p></w:tc><w:tc><w:tcPr><w:tcW w:w="1417.3228346456694" w:type="dxa"/><w:noWrap/></w:tcPr><w:p><w:pPr><w:spacing w:after="30"/></w:pPr><w:r><w:rPr><w:sz w:val="16"/><w:szCs w:val="16"/></w:rPr><w:t xml:space="preserve">ID relasi ke tabel `waves` (gelombang pendaftaran).</w:t></w:r></w:p></w:tc></w:tr><w:tr><w:trPr/><w:tc><w:tcPr><w:tcW w:w="1417.3228346456694" w:type="dxa"/><w:noWrap/></w:tcPr><w:p><w:pPr><w:spacing w:after="30"/></w:pPr><w:r><w:rPr><w:sz w:val="16"/><w:szCs w:val="16"/></w:rPr><w:t xml:space="preserve">11</w:t></w:r></w:p></w:tc><w:tc><w:tcPr><w:tcW w:w="1417.3228346456694" w:type="dxa"/><w:noWrap/></w:tcPr><w:p><w:pPr><w:spacing w:after="30"/></w:pPr><w:r><w:rPr><w:sz w:val="16"/><w:szCs w:val="16"/></w:rPr><w:t xml:space="preserve">`meeting_link`</w:t></w:r></w:p></w:tc><w:tc><w:tcPr><w:tcW w:w="1417.3228346456694" w:type="dxa"/><w:noWrap/></w:tcPr><w:p><w:pPr><w:spacing w:after="30"/></w:pPr><w:r><w:rPr><w:sz w:val="16"/><w:szCs w:val="16"/></w:rPr><w:t xml:space="preserve">`varchar(255)`</w:t></w:r></w:p></w:tc><w:tc><w:tcPr><w:tcW w:w="1417.3228346456694" w:type="dxa"/><w:noWrap/></w:tcPr><w:p><w:pPr><w:spacing w:after="30"/></w:pPr><w:r><w:rPr><w:sz w:val="16"/><w:szCs w:val="16"/></w:rPr><w:t xml:space="preserve">NULL</w:t></w:r></w:p></w:tc><w:tc><w:tcPr><w:tcW w:w="1417.3228346456694" w:type="dxa"/><w:noWrap/></w:tcPr><w:p><w:pPr><w:spacing w:after="30"/></w:pPr><w:r><w:rPr><w:sz w:val="16"/><w:szCs w:val="16"/></w:rPr><w:t xml:space="preserve">`NULL`</w:t></w:r></w:p></w:tc><w:tc><w:tcPr><w:tcW w:w="1417.3228346456694" w:type="dxa"/><w:noWrap/></w:tcPr><w:p><w:pPr><w:spacing w:after="30"/></w:pPr><w:r><w:rPr><w:sz w:val="16"/><w:szCs w:val="16"/></w:rPr><w:t xml:space="preserve">-</w:t></w:r></w:p></w:tc><w:tc><w:tcPr><w:tcW w:w="1417.3228346456694" w:type="dxa"/><w:noWrap/></w:tcPr><w:p><w:pPr><w:spacing w:after="30"/></w:pPr><w:r><w:rPr><w:sz w:val="16"/><w:szCs w:val="16"/></w:rPr><w:t xml:space="preserve">Atribut data operasional meeting link.</w:t></w:r></w:p></w:tc></w:tr></w:tbl><w:p/><w:p><w:pPr><w:jc w:val="both"/><w:spacing w:after="70"/></w:pPr><w:r><w:rPr><w:sz w:val="19"/><w:szCs w:val="19"/></w:rPr><w:t xml:space="preserve">---</w:t></w:r></w:p><w:p><w:pPr><w:pStyle w:val="Heading3"/></w:pPr><w:bookmarkStart w:id="37" w:name="_Toc37"/><w:r><w:t>3.28 Tabel Rincian Peserta & Dewan Penguji Sidang Skripsi (`thesis_defense_schedule_details`)</w:t></w:r><w:bookmarkEnd w:id="37"/></w:p><w:p><w:pPr><w:spacing w:before="40" w:after="40"/></w:pPr><w:r><w:rPr><w:color w:val="334155"/><w:sz w:val="19"/><w:szCs w:val="19"/><w:b w:val="1"/><w:bCs w:val="1"/><w:i w:val="1"/><w:iCs w:val="1"/></w:rPr><w:t xml:space="preserve">**Nama Tabel**: `thesis_defense_schedule_details`</w:t></w:r></w:p><w:p><w:pPr><w:spacing w:before="40" w:after="40"/></w:pPr><w:r><w:rPr><w:color w:val="334155"/><w:sz w:val="19"/><w:szCs w:val="19"/><w:b w:val="0"/><w:bCs w:val="0"/><w:i w:val="1"/><w:iCs w:val="1"/></w:rPr><w:t xml:space="preserve">**Primary Key**: `id`</w:t></w:r></w:p><w:p><w:pPr><w:spacing w:before="40" w:after="40"/></w:pPr><w:r><w:rPr><w:color w:val="334155"/><w:sz w:val="19"/><w:szCs w:val="19"/><w:b w:val="0"/><w:bCs w:val="0"/><w:i w:val="1"/><w:iCs w:val="1"/></w:rPr><w:t xml:space="preserve">**Foreign Key**: `thesis_defense_schedule_id` $\rightarrow$ merujuk ke `thesis_defense_schedules.id``examiner1_id` $\rightarrow$ merujuk ke `users.id``examiner2_id` $\rightarrow$ merujuk ke `users.id``thesis_id` $\rightarrow$ merujuk ke `theses.id`</w:t></w:r></w:p><w:p><w:pPr><w:spacing w:before="40" w:after="40"/></w:pPr><w:r><w:rPr><w:color w:val="334155"/><w:sz w:val="19"/><w:szCs w:val="19"/><w:b w:val="0"/><w:bCs w:val="0"/><w:i w:val="1"/><w:iCs w:val="1"/></w:rPr><w:t xml:space="preserve">**Deskripsi**: Mengalokasikan mahasiswa pendaftar ke slot waktu, ruang sidang, dan dewan penguji sidang skripsi (Ketua Penguji, Sekretaris, Penguji Utama). Menyimpan token verifikasi dokumen dan status kelulusan akhir.</w:t></w:r></w:p><w:tbl><w:tblGrid><w:gridCol w:w="1417.3228346456694" w:type="dxa"/><w:gridCol w:w="1417.3228346456694" w:type="dxa"/><w:gridCol w:w="1417.3228346456694" w:type="dxa"/><w:gridCol w:w="1417.3228346456694" w:type="dxa"/><w:gridCol w:w="1417.3228346456694" w:type="dxa"/><w:gridCol w:w="1417.3228346456694" w:type="dxa"/><w:gridCol w:w="1417.3228346456694" w:type="dxa"/></w:tblGrid><w:tblPr><w:tblStyle w:val="DbTable"/></w:tblPr><w:tr><w:trPr/><w:tc><w:tcPr><w:tcW w:w="1417.3228346456694" w:type="dxa"/><w:shd w:val="clear" w:fill="1E293B"/><w:noWrap/></w:tcPr><w:p><w:pPr><w:spacing w:after="30"/></w:pPr><w:r><w:rPr><w:color w:val="FFFFFF"/><w:sz w:val="16"/><w:szCs w:val="16"/><w:b w:val="1"/><w:bCs w:val="1"/></w:rPr><w:t xml:space="preserve">No</w:t></w:r></w:p></w:tc><w:tc><w:tcPr><w:tcW w:w="1417.3228346456694" w:type="dxa"/><w:shd w:val="clear" w:fill="1E293B"/><w:noWrap/></w:tcPr><w:p><w:pPr><w:spacing w:after="30"/></w:pPr><w:r><w:rPr><w:color w:val="FFFFFF"/><w:sz w:val="16"/><w:szCs w:val="16"/><w:b w:val="1"/><w:bCs w:val="1"/></w:rPr><w:t xml:space="preserve">Nama Kolom</w:t></w:r></w:p></w:tc><w:tc><w:tcPr><w:tcW w:w="1417.3228346456694" w:type="dxa"/><w:shd w:val="clear" w:fill="1E293B"/><w:noWrap/></w:tcPr><w:p><w:pPr><w:spacing w:after="30"/></w:pPr><w:r><w:rPr><w:color w:val="FFFFFF"/><w:sz w:val="16"/><w:szCs w:val="16"/><w:b w:val="1"/><w:bCs w:val="1"/></w:rPr><w:t xml:space="preserve">Tipe Data</w:t></w:r></w:p></w:tc><w:tc><w:tcPr><w:tcW w:w="1417.3228346456694" w:type="dxa"/><w:shd w:val="clear" w:fill="1E293B"/><w:noWrap/></w:tcPr><w:p><w:pPr><w:spacing w:after="30"/></w:pPr><w:r><w:rPr><w:color w:val="FFFFFF"/><w:sz w:val="16"/><w:szCs w:val="16"/><w:b w:val="1"/><w:bCs w:val="1"/></w:rPr><w:t xml:space="preserve">Nullable</w:t></w:r></w:p></w:tc><w:tc><w:tcPr><w:tcW w:w="1417.3228346456694" w:type="dxa"/><w:shd w:val="clear" w:fill="1E293B"/><w:noWrap/></w:tcPr><w:p><w:pPr><w:spacing w:after="30"/></w:pPr><w:r><w:rPr><w:color w:val="FFFFFF"/><w:sz w:val="16"/><w:szCs w:val="16"/><w:b w:val="1"/><w:bCs w:val="1"/></w:rPr><w:t xml:space="preserve">Nilai Default</w:t></w:r></w:p></w:tc><w:tc><w:tcPr><w:tcW w:w="1417.3228346456694" w:type="dxa"/><w:shd w:val="clear" w:fill="1E293B"/><w:noWrap/></w:tcPr><w:p><w:pPr><w:spacing w:after="30"/></w:pPr><w:r><w:rPr><w:color w:val="FFFFFF"/><w:sz w:val="16"/><w:szCs w:val="16"/><w:b w:val="1"/><w:bCs w:val="1"/></w:rPr><w:t xml:space="preserve">Kunci (*Key*)</w:t></w:r></w:p></w:tc><w:tc><w:tcPr><w:tcW w:w="1417.3228346456694" w:type="dxa"/><w:shd w:val="clear" w:fill="1E293B"/><w:noWrap/></w:tcPr><w:p><w:pPr><w:spacing w:after="30"/></w:pPr><w:r><w:rPr><w:color w:val="FFFFFF"/><w:sz w:val="16"/><w:szCs w:val="16"/><w:b w:val="1"/><w:bCs w:val="1"/></w:rPr><w:t xml:space="preserve">Keterangan & Aturan Bisnis</w:t></w:r></w:p></w:tc></w:tr><w:tr><w:trPr/><w:tc><w:tcPr><w:tcW w:w="1417.3228346456694" w:type="dxa"/><w:noWrap/></w:tcPr><w:p><w:pPr><w:spacing w:after="30"/></w:pPr><w:r><w:rPr><w:sz w:val="16"/><w:szCs w:val="16"/></w:rPr><w:t xml:space="preserve">1</w:t></w:r></w:p></w:tc><w:tc><w:tcPr><w:tcW w:w="1417.3228346456694" w:type="dxa"/><w:noWrap/></w:tcPr><w:p><w:pPr><w:spacing w:after="30"/></w:pPr><w:r><w:rPr><w:sz w:val="16"/><w:szCs w:val="16"/></w:rPr><w:t xml:space="preserve">`id`</w:t></w:r></w:p></w:tc><w:tc><w:tcPr><w:tcW w:w="1417.3228346456694" w:type="dxa"/><w:noWrap/></w:tcPr><w:p><w:pPr><w:spacing w:after="30"/></w:pPr><w:r><w:rPr><w:sz w:val="16"/><w:szCs w:val="16"/></w:rPr><w:t xml:space="preserve">`bigint(20) unsigned`</w:t></w:r></w:p></w:tc><w:tc><w:tcPr><w:tcW w:w="1417.3228346456694" w:type="dxa"/><w:noWrap/></w:tcPr><w:p><w:pPr><w:spacing w:after="30"/></w:pPr><w:r><w:rPr><w:sz w:val="16"/><w:szCs w:val="16"/></w:rPr><w:t xml:space="preserve">NOT NULL</w:t></w:r></w:p></w:tc><w:tc><w:tcPr><w:tcW w:w="1417.3228346456694" w:type="dxa"/><w:noWrap/></w:tcPr><w:p><w:pPr><w:spacing w:after="30"/></w:pPr><w:r><w:rPr><w:sz w:val="16"/><w:szCs w:val="16"/></w:rPr><w:t xml:space="preserve">*None*</w:t></w:r></w:p></w:tc><w:tc><w:tcPr><w:tcW w:w="1417.3228346456694" w:type="dxa"/><w:noWrap/></w:tcPr><w:p><w:pPr><w:spacing w:after="30"/></w:pPr><w:r><w:rPr><w:sz w:val="16"/><w:szCs w:val="16"/></w:rPr><w:t xml:space="preserve">PRI (auto_increment)</w:t></w:r></w:p></w:tc><w:tc><w:tcPr><w:tcW w:w="1417.3228346456694" w:type="dxa"/><w:noWrap/></w:tcPr><w:p><w:pPr><w:spacing w:after="30"/></w:pPr><w:r><w:rPr><w:sz w:val="16"/><w:szCs w:val="16"/></w:rPr><w:t xml:space="preserve">Identitas unik rekaman data (*surrogate primary key*).</w:t></w:r></w:p></w:tc></w:tr><w:tr><w:trPr/><w:tc><w:tcPr><w:tcW w:w="1417.3228346456694" w:type="dxa"/><w:noWrap/></w:tcPr><w:p><w:pPr><w:spacing w:after="30"/></w:pPr><w:r><w:rPr><w:sz w:val="16"/><w:szCs w:val="16"/></w:rPr><w:t xml:space="preserve">2</w:t></w:r></w:p></w:tc><w:tc><w:tcPr><w:tcW w:w="1417.3228346456694" w:type="dxa"/><w:noWrap/></w:tcPr><w:p><w:pPr><w:spacing w:after="30"/></w:pPr><w:r><w:rPr><w:sz w:val="16"/><w:szCs w:val="16"/></w:rPr><w:t xml:space="preserve">`verification_token`</w:t></w:r></w:p></w:tc><w:tc><w:tcPr><w:tcW w:w="1417.3228346456694" w:type="dxa"/><w:noWrap/></w:tcPr><w:p><w:pPr><w:spacing w:after="30"/></w:pPr><w:r><w:rPr><w:sz w:val="16"/><w:szCs w:val="16"/></w:rPr><w:t xml:space="preserve">`varchar(255)`</w:t></w:r></w:p></w:tc><w:tc><w:tcPr><w:tcW w:w="1417.3228346456694" w:type="dxa"/><w:noWrap/></w:tcPr><w:p><w:pPr><w:spacing w:after="30"/></w:pPr><w:r><w:rPr><w:sz w:val="16"/><w:szCs w:val="16"/></w:rPr><w:t xml:space="preserve">NULL</w:t></w:r></w:p></w:tc><w:tc><w:tcPr><w:tcW w:w="1417.3228346456694" w:type="dxa"/><w:noWrap/></w:tcPr><w:p><w:pPr><w:spacing w:after="30"/></w:pPr><w:r><w:rPr><w:sz w:val="16"/><w:szCs w:val="16"/></w:rPr><w:t xml:space="preserve">`NULL`</w:t></w:r></w:p></w:tc><w:tc><w:tcPr><w:tcW w:w="1417.3228346456694" w:type="dxa"/><w:noWrap/></w:tcPr><w:p><w:pPr><w:spacing w:after="30"/></w:pPr><w:r><w:rPr><w:sz w:val="16"/><w:szCs w:val="16"/></w:rPr><w:t xml:space="preserve">UNI</w:t></w:r></w:p></w:tc><w:tc><w:tcPr><w:tcW w:w="1417.3228346456694" w:type="dxa"/><w:noWrap/></w:tcPr><w:p><w:pPr><w:spacing w:after="30"/></w:pPr><w:r><w:rPr><w:sz w:val="16"/><w:szCs w:val="16"/></w:rPr><w:t xml:space="preserve">Token acak kriptografis untuk validasi dokumen/keamanan publik.</w:t></w:r></w:p></w:tc></w:tr><w:tr><w:trPr/><w:tc><w:tcPr><w:tcW w:w="1417.3228346456694" w:type="dxa"/><w:noWrap/></w:tcPr><w:p><w:pPr><w:spacing w:after="30"/></w:pPr><w:r><w:rPr><w:sz w:val="16"/><w:szCs w:val="16"/></w:rPr><w:t xml:space="preserve">3</w:t></w:r></w:p></w:tc><w:tc><w:tcPr><w:tcW w:w="1417.3228346456694" w:type="dxa"/><w:noWrap/></w:tcPr><w:p><w:pPr><w:spacing w:after="30"/></w:pPr><w:r><w:rPr><w:sz w:val="16"/><w:szCs w:val="16"/></w:rPr><w:t xml:space="preserve">`thesis_defense_schedule_id`</w:t></w:r></w:p></w:tc><w:tc><w:tcPr><w:tcW w:w="1417.3228346456694" w:type="dxa"/><w:noWrap/></w:tcPr><w:p><w:pPr><w:spacing w:after="30"/></w:pPr><w:r><w:rPr><w:sz w:val="16"/><w:szCs w:val="16"/></w:rPr><w:t xml:space="preserve">`bigint(20) unsigned`</w:t></w:r></w:p></w:tc><w:tc><w:tcPr><w:tcW w:w="1417.3228346456694" w:type="dxa"/><w:noWrap/></w:tcPr><w:p><w:pPr><w:spacing w:after="30"/></w:pPr><w:r><w:rPr><w:sz w:val="16"/><w:szCs w:val="16"/></w:rPr><w:t xml:space="preserve">NOT NULL</w:t></w:r></w:p></w:tc><w:tc><w:tcPr><w:tcW w:w="1417.3228346456694" w:type="dxa"/><w:noWrap/></w:tcPr><w:p><w:pPr><w:spacing w:after="30"/></w:pPr><w:r><w:rPr><w:sz w:val="16"/><w:szCs w:val="16"/></w:rPr><w:t xml:space="preserve">*None*</w:t></w:r></w:p></w:tc><w:tc><w:tcPr><w:tcW w:w="1417.3228346456694" w:type="dxa"/><w:noWrap/></w:tcPr><w:p><w:pPr><w:spacing w:after="30"/></w:pPr><w:r><w:rPr><w:sz w:val="16"/><w:szCs w:val="16"/></w:rPr><w:t xml:space="preserve">MUL</w:t></w:r></w:p></w:tc><w:tc><w:tcPr><w:tcW w:w="1417.3228346456694" w:type="dxa"/><w:noWrap/></w:tcPr><w:p><w:pPr><w:spacing w:after="30"/></w:pPr><w:r><w:rPr><w:sz w:val="16"/><w:szCs w:val="16"/></w:rPr><w:t xml:space="preserve">Atribut data operasional thesis defense schedule id.</w:t></w:r></w:p></w:tc></w:tr><w:tr><w:trPr/><w:tc><w:tcPr><w:tcW w:w="1417.3228346456694" w:type="dxa"/><w:noWrap/></w:tcPr><w:p><w:pPr><w:spacing w:after="30"/></w:pPr><w:r><w:rPr><w:sz w:val="16"/><w:szCs w:val="16"/></w:rPr><w:t xml:space="preserve">4</w:t></w:r></w:p></w:tc><w:tc><w:tcPr><w:tcW w:w="1417.3228346456694" w:type="dxa"/><w:noWrap/></w:tcPr><w:p><w:pPr><w:spacing w:after="30"/></w:pPr><w:r><w:rPr><w:sz w:val="16"/><w:szCs w:val="16"/></w:rPr><w:t xml:space="preserve">`thesis_id`</w:t></w:r></w:p></w:tc><w:tc><w:tcPr><w:tcW w:w="1417.3228346456694" w:type="dxa"/><w:noWrap/></w:tcPr><w:p><w:pPr><w:spacing w:after="30"/></w:pPr><w:r><w:rPr><w:sz w:val="16"/><w:szCs w:val="16"/></w:rPr><w:t xml:space="preserve">`bigint(20) unsigned`</w:t></w:r></w:p></w:tc><w:tc><w:tcPr><w:tcW w:w="1417.3228346456694" w:type="dxa"/><w:noWrap/></w:tcPr><w:p><w:pPr><w:spacing w:after="30"/></w:pPr><w:r><w:rPr><w:sz w:val="16"/><w:szCs w:val="16"/></w:rPr><w:t xml:space="preserve">NULL</w:t></w:r></w:p></w:tc><w:tc><w:tcPr><w:tcW w:w="1417.3228346456694" w:type="dxa"/><w:noWrap/></w:tcPr><w:p><w:pPr><w:spacing w:after="30"/></w:pPr><w:r><w:rPr><w:sz w:val="16"/><w:szCs w:val="16"/></w:rPr><w:t xml:space="preserve">`NULL`</w:t></w:r></w:p></w:tc><w:tc><w:tcPr><w:tcW w:w="1417.3228346456694" w:type="dxa"/><w:noWrap/></w:tcPr><w:p><w:pPr><w:spacing w:after="30"/></w:pPr><w:r><w:rPr><w:sz w:val="16"/><w:szCs w:val="16"/></w:rPr><w:t xml:space="preserve">MUL</w:t></w:r></w:p></w:tc><w:tc><w:tcPr><w:tcW w:w="1417.3228346456694" w:type="dxa"/><w:noWrap/></w:tcPr><w:p><w:pPr><w:spacing w:after="30"/></w:pPr><w:r><w:rPr><w:sz w:val="16"/><w:szCs w:val="16"/></w:rPr><w:t xml:space="preserve">ID relasi ke tabel `theses` (tugas akhir / skripsi).</w:t></w:r></w:p></w:tc></w:tr><w:tr><w:trPr/><w:tc><w:tcPr><w:tcW w:w="1417.3228346456694" w:type="dxa"/><w:noWrap/></w:tcPr><w:p><w:pPr><w:spacing w:after="30"/></w:pPr><w:r><w:rPr><w:sz w:val="16"/><w:szCs w:val="16"/></w:rPr><w:t xml:space="preserve">5</w:t></w:r></w:p></w:tc><w:tc><w:tcPr><w:tcW w:w="1417.3228346456694" w:type="dxa"/><w:noWrap/></w:tcPr><w:p><w:pPr><w:spacing w:after="30"/></w:pPr><w:r><w:rPr><w:sz w:val="16"/><w:szCs w:val="16"/></w:rPr><w:t xml:space="preserve">`activity_name`</w:t></w:r></w:p></w:tc><w:tc><w:tcPr><w:tcW w:w="1417.3228346456694" w:type="dxa"/><w:noWrap/></w:tcPr><w:p><w:pPr><w:spacing w:after="30"/></w:pPr><w:r><w:rPr><w:sz w:val="16"/><w:szCs w:val="16"/></w:rPr><w:t xml:space="preserve">`varchar(255)`</w:t></w:r></w:p></w:tc><w:tc><w:tcPr><w:tcW w:w="1417.3228346456694" w:type="dxa"/><w:noWrap/></w:tcPr><w:p><w:pPr><w:spacing w:after="30"/></w:pPr><w:r><w:rPr><w:sz w:val="16"/><w:szCs w:val="16"/></w:rPr><w:t xml:space="preserve">NULL</w:t></w:r></w:p></w:tc><w:tc><w:tcPr><w:tcW w:w="1417.3228346456694" w:type="dxa"/><w:noWrap/></w:tcPr><w:p><w:pPr><w:spacing w:after="30"/></w:pPr><w:r><w:rPr><w:sz w:val="16"/><w:szCs w:val="16"/></w:rPr><w:t xml:space="preserve">`NULL`</w:t></w:r></w:p></w:tc><w:tc><w:tcPr><w:tcW w:w="1417.3228346456694" w:type="dxa"/><w:noWrap/></w:tcPr><w:p><w:pPr><w:spacing w:after="30"/></w:pPr><w:r><w:rPr><w:sz w:val="16"/><w:szCs w:val="16"/></w:rPr><w:t xml:space="preserve">-</w:t></w:r></w:p></w:tc><w:tc><w:tcPr><w:tcW w:w="1417.3228346456694" w:type="dxa"/><w:noWrap/></w:tcPr><w:p><w:pPr><w:spacing w:after="30"/></w:pPr><w:r><w:rPr><w:sz w:val="16"/><w:szCs w:val="16"/></w:rPr><w:t xml:space="preserve">Atribut data operasional activity name.</w:t></w:r></w:p></w:tc></w:tr><w:tr><w:trPr/><w:tc><w:tcPr><w:tcW w:w="1417.3228346456694" w:type="dxa"/><w:noWrap/></w:tcPr><w:p><w:pPr><w:spacing w:after="30"/></w:pPr><w:r><w:rPr><w:sz w:val="16"/><w:szCs w:val="16"/></w:rPr><w:t xml:space="preserve">6</w:t></w:r></w:p></w:tc><w:tc><w:tcPr><w:tcW w:w="1417.3228346456694" w:type="dxa"/><w:noWrap/></w:tcPr><w:p><w:pPr><w:spacing w:after="30"/></w:pPr><w:r><w:rPr><w:sz w:val="16"/><w:szCs w:val="16"/></w:rPr><w:t xml:space="preserve">`start_time`</w:t></w:r></w:p></w:tc><w:tc><w:tcPr><w:tcW w:w="1417.3228346456694" w:type="dxa"/><w:noWrap/></w:tcPr><w:p><w:pPr><w:spacing w:after="30"/></w:pPr><w:r><w:rPr><w:sz w:val="16"/><w:szCs w:val="16"/></w:rPr><w:t xml:space="preserve">`time`</w:t></w:r></w:p></w:tc><w:tc><w:tcPr><w:tcW w:w="1417.3228346456694" w:type="dxa"/><w:noWrap/></w:tcPr><w:p><w:pPr><w:spacing w:after="30"/></w:pPr><w:r><w:rPr><w:sz w:val="16"/><w:szCs w:val="16"/></w:rPr><w:t xml:space="preserve">NOT NULL</w:t></w:r></w:p></w:tc><w:tc><w:tcPr><w:tcW w:w="1417.3228346456694" w:type="dxa"/><w:noWrap/></w:tcPr><w:p><w:pPr><w:spacing w:after="30"/></w:pPr><w:r><w:rPr><w:sz w:val="16"/><w:szCs w:val="16"/></w:rPr><w:t xml:space="preserve">*None*</w:t></w:r></w:p></w:tc><w:tc><w:tcPr><w:tcW w:w="1417.3228346456694" w:type="dxa"/><w:noWrap/></w:tcPr><w:p><w:pPr><w:spacing w:after="30"/></w:pPr><w:r><w:rPr><w:sz w:val="16"/><w:szCs w:val="16"/></w:rPr><w:t xml:space="preserve">-</w:t></w:r></w:p></w:tc><w:tc><w:tcPr><w:tcW w:w="1417.3228346456694" w:type="dxa"/><w:noWrap/></w:tcPr><w:p><w:pPr><w:spacing w:after="30"/></w:pPr><w:r><w:rPr><w:sz w:val="16"/><w:szCs w:val="16"/></w:rPr><w:t xml:space="preserve">Atribut data operasional start time.</w:t></w:r></w:p></w:tc></w:tr><w:tr><w:trPr/><w:tc><w:tcPr><w:tcW w:w="1417.3228346456694" w:type="dxa"/><w:noWrap/></w:tcPr><w:p><w:pPr><w:spacing w:after="30"/></w:pPr><w:r><w:rPr><w:sz w:val="16"/><w:szCs w:val="16"/></w:rPr><w:t xml:space="preserve">7</w:t></w:r></w:p></w:tc><w:tc><w:tcPr><w:tcW w:w="1417.3228346456694" w:type="dxa"/><w:noWrap/></w:tcPr><w:p><w:pPr><w:spacing w:after="30"/></w:pPr><w:r><w:rPr><w:sz w:val="16"/><w:szCs w:val="16"/></w:rPr><w:t xml:space="preserve">`end_time`</w:t></w:r></w:p></w:tc><w:tc><w:tcPr><w:tcW w:w="1417.3228346456694" w:type="dxa"/><w:noWrap/></w:tcPr><w:p><w:pPr><w:spacing w:after="30"/></w:pPr><w:r><w:rPr><w:sz w:val="16"/><w:szCs w:val="16"/></w:rPr><w:t xml:space="preserve">`time`</w:t></w:r></w:p></w:tc><w:tc><w:tcPr><w:tcW w:w="1417.3228346456694" w:type="dxa"/><w:noWrap/></w:tcPr><w:p><w:pPr><w:spacing w:after="30"/></w:pPr><w:r><w:rPr><w:sz w:val="16"/><w:szCs w:val="16"/></w:rPr><w:t xml:space="preserve">NOT NULL</w:t></w:r></w:p></w:tc><w:tc><w:tcPr><w:tcW w:w="1417.3228346456694" w:type="dxa"/><w:noWrap/></w:tcPr><w:p><w:pPr><w:spacing w:after="30"/></w:pPr><w:r><w:rPr><w:sz w:val="16"/><w:szCs w:val="16"/></w:rPr><w:t xml:space="preserve">*None*</w:t></w:r></w:p></w:tc><w:tc><w:tcPr><w:tcW w:w="1417.3228346456694" w:type="dxa"/><w:noWrap/></w:tcPr><w:p><w:pPr><w:spacing w:after="30"/></w:pPr><w:r><w:rPr><w:sz w:val="16"/><w:szCs w:val="16"/></w:rPr><w:t xml:space="preserve">-</w:t></w:r></w:p></w:tc><w:tc><w:tcPr><w:tcW w:w="1417.3228346456694" w:type="dxa"/><w:noWrap/></w:tcPr><w:p><w:pPr><w:spacing w:after="30"/></w:pPr><w:r><w:rPr><w:sz w:val="16"/><w:szCs w:val="16"/></w:rPr><w:t xml:space="preserve">Atribut data operasional end time.</w:t></w:r></w:p></w:tc></w:tr><w:tr><w:trPr/><w:tc><w:tcPr><w:tcW w:w="1417.3228346456694" w:type="dxa"/><w:noWrap/></w:tcPr><w:p><w:pPr><w:spacing w:after="30"/></w:pPr><w:r><w:rPr><w:sz w:val="16"/><w:szCs w:val="16"/></w:rPr><w:t xml:space="preserve">8</w:t></w:r></w:p></w:tc><w:tc><w:tcPr><w:tcW w:w="1417.3228346456694" w:type="dxa"/><w:noWrap/></w:tcPr><w:p><w:pPr><w:spacing w:after="30"/></w:pPr><w:r><w:rPr><w:sz w:val="16"/><w:szCs w:val="16"/></w:rPr><w:t xml:space="preserve">`examiner1_id`</w:t></w:r></w:p></w:tc><w:tc><w:tcPr><w:tcW w:w="1417.3228346456694" w:type="dxa"/><w:noWrap/></w:tcPr><w:p><w:pPr><w:spacing w:after="30"/></w:pPr><w:r><w:rPr><w:sz w:val="16"/><w:szCs w:val="16"/></w:rPr><w:t xml:space="preserve">`bigint(20) unsigned`</w:t></w:r></w:p></w:tc><w:tc><w:tcPr><w:tcW w:w="1417.3228346456694" w:type="dxa"/><w:noWrap/></w:tcPr><w:p><w:pPr><w:spacing w:after="30"/></w:pPr><w:r><w:rPr><w:sz w:val="16"/><w:szCs w:val="16"/></w:rPr><w:t xml:space="preserve">NULL</w:t></w:r></w:p></w:tc><w:tc><w:tcPr><w:tcW w:w="1417.3228346456694" w:type="dxa"/><w:noWrap/></w:tcPr><w:p><w:pPr><w:spacing w:after="30"/></w:pPr><w:r><w:rPr><w:sz w:val="16"/><w:szCs w:val="16"/></w:rPr><w:t xml:space="preserve">`NULL`</w:t></w:r></w:p></w:tc><w:tc><w:tcPr><w:tcW w:w="1417.3228346456694" w:type="dxa"/><w:noWrap/></w:tcPr><w:p><w:pPr><w:spacing w:after="30"/></w:pPr><w:r><w:rPr><w:sz w:val="16"/><w:szCs w:val="16"/></w:rPr><w:t xml:space="preserve">MUL</w:t></w:r></w:p></w:tc><w:tc><w:tcPr><w:tcW w:w="1417.3228346456694" w:type="dxa"/><w:noWrap/></w:tcPr><w:p><w:pPr><w:spacing w:after="30"/></w:pPr><w:r><w:rPr><w:sz w:val="16"/><w:szCs w:val="16"/></w:rPr><w:t xml:space="preserve">Atribut data operasional examiner1 id.</w:t></w:r></w:p></w:tc></w:tr><w:tr><w:trPr/><w:tc><w:tcPr><w:tcW w:w="1417.3228346456694" w:type="dxa"/><w:noWrap/></w:tcPr><w:p><w:pPr><w:spacing w:after="30"/></w:pPr><w:r><w:rPr><w:sz w:val="16"/><w:szCs w:val="16"/></w:rPr><w:t xml:space="preserve">9</w:t></w:r></w:p></w:tc><w:tc><w:tcPr><w:tcW w:w="1417.3228346456694" w:type="dxa"/><w:noWrap/></w:tcPr><w:p><w:pPr><w:spacing w:after="30"/></w:pPr><w:r><w:rPr><w:sz w:val="16"/><w:szCs w:val="16"/></w:rPr><w:t xml:space="preserve">`examiner2_id`</w:t></w:r></w:p></w:tc><w:tc><w:tcPr><w:tcW w:w="1417.3228346456694" w:type="dxa"/><w:noWrap/></w:tcPr><w:p><w:pPr><w:spacing w:after="30"/></w:pPr><w:r><w:rPr><w:sz w:val="16"/><w:szCs w:val="16"/></w:rPr><w:t xml:space="preserve">`bigint(20) unsigned`</w:t></w:r></w:p></w:tc><w:tc><w:tcPr><w:tcW w:w="1417.3228346456694" w:type="dxa"/><w:noWrap/></w:tcPr><w:p><w:pPr><w:spacing w:after="30"/></w:pPr><w:r><w:rPr><w:sz w:val="16"/><w:szCs w:val="16"/></w:rPr><w:t xml:space="preserve">NULL</w:t></w:r></w:p></w:tc><w:tc><w:tcPr><w:tcW w:w="1417.3228346456694" w:type="dxa"/><w:noWrap/></w:tcPr><w:p><w:pPr><w:spacing w:after="30"/></w:pPr><w:r><w:rPr><w:sz w:val="16"/><w:szCs w:val="16"/></w:rPr><w:t xml:space="preserve">`NULL`</w:t></w:r></w:p></w:tc><w:tc><w:tcPr><w:tcW w:w="1417.3228346456694" w:type="dxa"/><w:noWrap/></w:tcPr><w:p><w:pPr><w:spacing w:after="30"/></w:pPr><w:r><w:rPr><w:sz w:val="16"/><w:szCs w:val="16"/></w:rPr><w:t xml:space="preserve">MUL</w:t></w:r></w:p></w:tc><w:tc><w:tcPr><w:tcW w:w="1417.3228346456694" w:type="dxa"/><w:noWrap/></w:tcPr><w:p><w:pPr><w:spacing w:after="30"/></w:pPr><w:r><w:rPr><w:sz w:val="16"/><w:szCs w:val="16"/></w:rPr><w:t xml:space="preserve">Atribut data operasional examiner2 id.</w:t></w:r></w:p></w:tc></w:tr><w:tr><w:trPr/><w:tc><w:tcPr><w:tcW w:w="1417.3228346456694" w:type="dxa"/><w:noWrap/></w:tcPr><w:p><w:pPr><w:spacing w:after="30"/></w:pPr><w:r><w:rPr><w:sz w:val="16"/><w:szCs w:val="16"/></w:rPr><w:t xml:space="preserve">10</w:t></w:r></w:p></w:tc><w:tc><w:tcPr><w:tcW w:w="1417.3228346456694" w:type="dxa"/><w:noWrap/></w:tcPr><w:p><w:pPr><w:spacing w:after="30"/></w:pPr><w:r><w:rPr><w:sz w:val="16"/><w:szCs w:val="16"/></w:rPr><w:t xml:space="preserve">`order`</w:t></w:r></w:p></w:tc><w:tc><w:tcPr><w:tcW w:w="1417.3228346456694" w:type="dxa"/><w:noWrap/></w:tcPr><w:p><w:pPr><w:spacing w:after="30"/></w:pPr><w:r><w:rPr><w:sz w:val="16"/><w:szCs w:val="16"/></w:rPr><w:t xml:space="preserve">`int(11)`</w:t></w:r></w:p></w:tc><w:tc><w:tcPr><w:tcW w:w="1417.3228346456694" w:type="dxa"/><w:noWrap/></w:tcPr><w:p><w:pPr><w:spacing w:after="30"/></w:pPr><w:r><w:rPr><w:sz w:val="16"/><w:szCs w:val="16"/></w:rPr><w:t xml:space="preserve">NOT NULL</w:t></w:r></w:p></w:tc><w:tc><w:tcPr><w:tcW w:w="1417.3228346456694" w:type="dxa"/><w:noWrap/></w:tcPr><w:p><w:pPr><w:spacing w:after="30"/></w:pPr><w:r><w:rPr><w:sz w:val="16"/><w:szCs w:val="16"/></w:rPr><w:t xml:space="preserve">`0`</w:t></w:r></w:p></w:tc><w:tc><w:tcPr><w:tcW w:w="1417.3228346456694" w:type="dxa"/><w:noWrap/></w:tcPr><w:p><w:pPr><w:spacing w:after="30"/></w:pPr><w:r><w:rPr><w:sz w:val="16"/><w:szCs w:val="16"/></w:rPr><w:t xml:space="preserve">-</w:t></w:r></w:p></w:tc><w:tc><w:tcPr><w:tcW w:w="1417.3228346456694" w:type="dxa"/><w:noWrap/></w:tcPr><w:p><w:pPr><w:spacing w:after="30"/></w:pPr><w:r><w:rPr><w:sz w:val="16"/><w:szCs w:val="16"/></w:rPr><w:t xml:space="preserve">Atribut data operasional order.</w:t></w:r></w:p></w:tc></w:tr><w:tr><w:trPr/><w:tc><w:tcPr><w:tcW w:w="1417.3228346456694" w:type="dxa"/><w:noWrap/></w:tcPr><w:p><w:pPr><w:spacing w:after="30"/></w:pPr><w:r><w:rPr><w:sz w:val="16"/><w:szCs w:val="16"/></w:rPr><w:t xml:space="preserve">11</w:t></w:r></w:p></w:tc><w:tc><w:tcPr><w:tcW w:w="1417.3228346456694" w:type="dxa"/><w:noWrap/></w:tcPr><w:p><w:pPr><w:spacing w:after="30"/></w:pPr><w:r><w:rPr><w:sz w:val="16"/><w:szCs w:val="16"/></w:rPr><w:t xml:space="preserve">`created_at`</w:t></w:r></w:p></w:tc><w:tc><w:tcPr><w:tcW w:w="1417.3228346456694" w:type="dxa"/><w:noWrap/></w:tcPr><w:p><w:pPr><w:spacing w:after="30"/></w:pPr><w:r><w:rPr><w:sz w:val="16"/><w:szCs w:val="16"/></w:rPr><w:t xml:space="preserve">`timestamp`</w:t></w:r></w:p></w:tc><w:tc><w:tcPr><w:tcW w:w="1417.3228346456694" w:type="dxa"/><w:noWrap/></w:tcPr><w:p><w:pPr><w:spacing w:after="30"/></w:pPr><w:r><w:rPr><w:sz w:val="16"/><w:szCs w:val="16"/></w:rPr><w:t xml:space="preserve">NULL</w:t></w:r></w:p></w:tc><w:tc><w:tcPr><w:tcW w:w="1417.3228346456694" w:type="dxa"/><w:noWrap/></w:tcPr><w:p><w:pPr><w:spacing w:after="30"/></w:pPr><w:r><w:rPr><w:sz w:val="16"/><w:szCs w:val="16"/></w:rPr><w:t xml:space="preserve">`NULL`</w:t></w:r></w:p></w:tc><w:tc><w:tcPr><w:tcW w:w="1417.3228346456694" w:type="dxa"/><w:noWrap/></w:tcPr><w:p><w:pPr><w:spacing w:after="30"/></w:pPr><w:r><w:rPr><w:sz w:val="16"/><w:szCs w:val="16"/></w:rPr><w:t xml:space="preserve">-</w:t></w:r></w:p></w:tc><w:tc><w:tcPr><w:tcW w:w="1417.3228346456694" w:type="dxa"/><w:noWrap/></w:tcPr><w:p><w:pPr><w:spacing w:after="30"/></w:pPr><w:r><w:rPr><w:sz w:val="16"/><w:szCs w:val="16"/></w:rPr><w:t xml:space="preserve">Waktu rekaman pertama kali dibuat di sistem.</w:t></w:r></w:p></w:tc></w:tr><w:tr><w:trPr/><w:tc><w:tcPr><w:tcW w:w="1417.3228346456694" w:type="dxa"/><w:noWrap/></w:tcPr><w:p><w:pPr><w:spacing w:after="30"/></w:pPr><w:r><w:rPr><w:sz w:val="16"/><w:szCs w:val="16"/></w:rPr><w:t xml:space="preserve">12</w:t></w:r></w:p></w:tc><w:tc><w:tcPr><w:tcW w:w="1417.3228346456694" w:type="dxa"/><w:noWrap/></w:tcPr><w:p><w:pPr><w:spacing w:after="30"/></w:pPr><w:r><w:rPr><w:sz w:val="16"/><w:szCs w:val="16"/></w:rPr><w:t xml:space="preserve">`updated_at`</w:t></w:r></w:p></w:tc><w:tc><w:tcPr><w:tcW w:w="1417.3228346456694" w:type="dxa"/><w:noWrap/></w:tcPr><w:p><w:pPr><w:spacing w:after="30"/></w:pPr><w:r><w:rPr><w:sz w:val="16"/><w:szCs w:val="16"/></w:rPr><w:t xml:space="preserve">`timestamp`</w:t></w:r></w:p></w:tc><w:tc><w:tcPr><w:tcW w:w="1417.3228346456694" w:type="dxa"/><w:noWrap/></w:tcPr><w:p><w:pPr><w:spacing w:after="30"/></w:pPr><w:r><w:rPr><w:sz w:val="16"/><w:szCs w:val="16"/></w:rPr><w:t xml:space="preserve">NULL</w:t></w:r></w:p></w:tc><w:tc><w:tcPr><w:tcW w:w="1417.3228346456694" w:type="dxa"/><w:noWrap/></w:tcPr><w:p><w:pPr><w:spacing w:after="30"/></w:pPr><w:r><w:rPr><w:sz w:val="16"/><w:szCs w:val="16"/></w:rPr><w:t xml:space="preserve">`NULL`</w:t></w:r></w:p></w:tc><w:tc><w:tcPr><w:tcW w:w="1417.3228346456694" w:type="dxa"/><w:noWrap/></w:tcPr><w:p><w:pPr><w:spacing w:after="30"/></w:pPr><w:r><w:rPr><w:sz w:val="16"/><w:szCs w:val="16"/></w:rPr><w:t xml:space="preserve">-</w:t></w:r></w:p></w:tc><w:tc><w:tcPr><w:tcW w:w="1417.3228346456694" w:type="dxa"/><w:noWrap/></w:tcPr><w:p><w:pPr><w:spacing w:after="30"/></w:pPr><w:r><w:rPr><w:sz w:val="16"/><w:szCs w:val="16"/></w:rPr><w:t xml:space="preserve">Waktu rekaman terakhir kali diperbarui.</w:t></w:r></w:p></w:tc></w:tr></w:tbl><w:p/><w:p><w:pPr><w:jc w:val="both"/><w:spacing w:after="70"/></w:pPr><w:r><w:rPr><w:sz w:val="19"/><w:szCs w:val="19"/></w:rPr><w:t xml:space="preserve">---</w:t></w:r></w:p><w:p><w:pPr><w:pStyle w:val="Heading3"/></w:pPr><w:bookmarkStart w:id="38" w:name="_Toc38"/><w:r><w:t>3.29 Tabel Template Dokumen Sidang Skripsi (`thesis_defense_templates`)</w:t></w:r><w:bookmarkEnd w:id="38"/></w:p><w:p><w:pPr><w:spacing w:before="40" w:after="40"/></w:pPr><w:r><w:rPr><w:color w:val="334155"/><w:sz w:val="19"/><w:szCs w:val="19"/><w:b w:val="1"/><w:bCs w:val="1"/><w:i w:val="1"/><w:iCs w:val="1"/></w:rPr><w:t xml:space="preserve">**Nama Tabel**: `thesis_defense_templates`</w:t></w:r></w:p><w:p><w:pPr><w:spacing w:before="40" w:after="40"/></w:pPr><w:r><w:rPr><w:color w:val="334155"/><w:sz w:val="19"/><w:szCs w:val="19"/><w:b w:val="0"/><w:bCs w:val="0"/><w:i w:val="1"/><w:iCs w:val="1"/></w:rPr><w:t xml:space="preserve">**Primary Key**: `id`</w:t></w:r></w:p><w:p><w:pPr><w:spacing w:before="40" w:after="40"/></w:pPr><w:r><w:rPr><w:color w:val="334155"/><w:sz w:val="19"/><w:szCs w:val="19"/><w:b w:val="0"/><w:bCs w:val="0"/><w:i w:val="1"/><w:iCs w:val="1"/></w:rPr><w:t xml:space="preserve">**Foreign Key**: Tidak ada (*None*)</w:t></w:r></w:p><w:p><w:pPr><w:spacing w:before="40" w:after="40"/></w:pPr><w:r><w:rPr><w:color w:val="334155"/><w:sz w:val="19"/><w:szCs w:val="19"/><w:b w:val="0"/><w:bCs w:val="0"/><w:i w:val="1"/><w:iCs w:val="1"/></w:rPr><w:t xml:space="preserve">**Deskripsi**: Menyimpan berkas template resmi pedoman dan format kelengkapan berkas sidang skripsi yang disediakan oleh fakultas.</w:t></w:r></w:p><w:tbl><w:tblGrid><w:gridCol w:w="1417.3228346456694" w:type="dxa"/><w:gridCol w:w="1417.3228346456694" w:type="dxa"/><w:gridCol w:w="1417.3228346456694" w:type="dxa"/><w:gridCol w:w="1417.3228346456694" w:type="dxa"/><w:gridCol w:w="1417.3228346456694" w:type="dxa"/><w:gridCol w:w="1417.3228346456694" w:type="dxa"/><w:gridCol w:w="1417.3228346456694" w:type="dxa"/></w:tblGrid><w:tblPr><w:tblStyle w:val="DbTable"/></w:tblPr><w:tr><w:trPr/><w:tc><w:tcPr><w:tcW w:w="1417.3228346456694" w:type="dxa"/><w:shd w:val="clear" w:fill="1E293B"/><w:noWrap/></w:tcPr><w:p><w:pPr><w:spacing w:after="30"/></w:pPr><w:r><w:rPr><w:color w:val="FFFFFF"/><w:sz w:val="16"/><w:szCs w:val="16"/><w:b w:val="1"/><w:bCs w:val="1"/></w:rPr><w:t xml:space="preserve">No</w:t></w:r></w:p></w:tc><w:tc><w:tcPr><w:tcW w:w="1417.3228346456694" w:type="dxa"/><w:shd w:val="clear" w:fill="1E293B"/><w:noWrap/></w:tcPr><w:p><w:pPr><w:spacing w:after="30"/></w:pPr><w:r><w:rPr><w:color w:val="FFFFFF"/><w:sz w:val="16"/><w:szCs w:val="16"/><w:b w:val="1"/><w:bCs w:val="1"/></w:rPr><w:t xml:space="preserve">Nama Kolom</w:t></w:r></w:p></w:tc><w:tc><w:tcPr><w:tcW w:w="1417.3228346456694" w:type="dxa"/><w:shd w:val="clear" w:fill="1E293B"/><w:noWrap/></w:tcPr><w:p><w:pPr><w:spacing w:after="30"/></w:pPr><w:r><w:rPr><w:color w:val="FFFFFF"/><w:sz w:val="16"/><w:szCs w:val="16"/><w:b w:val="1"/><w:bCs w:val="1"/></w:rPr><w:t xml:space="preserve">Tipe Data</w:t></w:r></w:p></w:tc><w:tc><w:tcPr><w:tcW w:w="1417.3228346456694" w:type="dxa"/><w:shd w:val="clear" w:fill="1E293B"/><w:noWrap/></w:tcPr><w:p><w:pPr><w:spacing w:after="30"/></w:pPr><w:r><w:rPr><w:color w:val="FFFFFF"/><w:sz w:val="16"/><w:szCs w:val="16"/><w:b w:val="1"/><w:bCs w:val="1"/></w:rPr><w:t xml:space="preserve">Nullable</w:t></w:r></w:p></w:tc><w:tc><w:tcPr><w:tcW w:w="1417.3228346456694" w:type="dxa"/><w:shd w:val="clear" w:fill="1E293B"/><w:noWrap/></w:tcPr><w:p><w:pPr><w:spacing w:after="30"/></w:pPr><w:r><w:rPr><w:color w:val="FFFFFF"/><w:sz w:val="16"/><w:szCs w:val="16"/><w:b w:val="1"/><w:bCs w:val="1"/></w:rPr><w:t xml:space="preserve">Nilai Default</w:t></w:r></w:p></w:tc><w:tc><w:tcPr><w:tcW w:w="1417.3228346456694" w:type="dxa"/><w:shd w:val="clear" w:fill="1E293B"/><w:noWrap/></w:tcPr><w:p><w:pPr><w:spacing w:after="30"/></w:pPr><w:r><w:rPr><w:color w:val="FFFFFF"/><w:sz w:val="16"/><w:szCs w:val="16"/><w:b w:val="1"/><w:bCs w:val="1"/></w:rPr><w:t xml:space="preserve">Kunci (*Key*)</w:t></w:r></w:p></w:tc><w:tc><w:tcPr><w:tcW w:w="1417.3228346456694" w:type="dxa"/><w:shd w:val="clear" w:fill="1E293B"/><w:noWrap/></w:tcPr><w:p><w:pPr><w:spacing w:after="30"/></w:pPr><w:r><w:rPr><w:color w:val="FFFFFF"/><w:sz w:val="16"/><w:szCs w:val="16"/><w:b w:val="1"/><w:bCs w:val="1"/></w:rPr><w:t xml:space="preserve">Keterangan & Aturan Bisnis</w:t></w:r></w:p></w:tc></w:tr><w:tr><w:trPr/><w:tc><w:tcPr><w:tcW w:w="1417.3228346456694" w:type="dxa"/><w:noWrap/></w:tcPr><w:p><w:pPr><w:spacing w:after="30"/></w:pPr><w:r><w:rPr><w:sz w:val="16"/><w:szCs w:val="16"/></w:rPr><w:t xml:space="preserve">1</w:t></w:r></w:p></w:tc><w:tc><w:tcPr><w:tcW w:w="1417.3228346456694" w:type="dxa"/><w:noWrap/></w:tcPr><w:p><w:pPr><w:spacing w:after="30"/></w:pPr><w:r><w:rPr><w:sz w:val="16"/><w:szCs w:val="16"/></w:rPr><w:t xml:space="preserve">`id`</w:t></w:r></w:p></w:tc><w:tc><w:tcPr><w:tcW w:w="1417.3228346456694" w:type="dxa"/><w:noWrap/></w:tcPr><w:p><w:pPr><w:spacing w:after="30"/></w:pPr><w:r><w:rPr><w:sz w:val="16"/><w:szCs w:val="16"/></w:rPr><w:t xml:space="preserve">`bigint(20) unsigned`</w:t></w:r></w:p></w:tc><w:tc><w:tcPr><w:tcW w:w="1417.3228346456694" w:type="dxa"/><w:noWrap/></w:tcPr><w:p><w:pPr><w:spacing w:after="30"/></w:pPr><w:r><w:rPr><w:sz w:val="16"/><w:szCs w:val="16"/></w:rPr><w:t xml:space="preserve">NOT NULL</w:t></w:r></w:p></w:tc><w:tc><w:tcPr><w:tcW w:w="1417.3228346456694" w:type="dxa"/><w:noWrap/></w:tcPr><w:p><w:pPr><w:spacing w:after="30"/></w:pPr><w:r><w:rPr><w:sz w:val="16"/><w:szCs w:val="16"/></w:rPr><w:t xml:space="preserve">*None*</w:t></w:r></w:p></w:tc><w:tc><w:tcPr><w:tcW w:w="1417.3228346456694" w:type="dxa"/><w:noWrap/></w:tcPr><w:p><w:pPr><w:spacing w:after="30"/></w:pPr><w:r><w:rPr><w:sz w:val="16"/><w:szCs w:val="16"/></w:rPr><w:t xml:space="preserve">PRI (auto_increment)</w:t></w:r></w:p></w:tc><w:tc><w:tcPr><w:tcW w:w="1417.3228346456694" w:type="dxa"/><w:noWrap/></w:tcPr><w:p><w:pPr><w:spacing w:after="30"/></w:pPr><w:r><w:rPr><w:sz w:val="16"/><w:szCs w:val="16"/></w:rPr><w:t xml:space="preserve">Identitas unik rekaman data (*surrogate primary key*).</w:t></w:r></w:p></w:tc></w:tr><w:tr><w:trPr/><w:tc><w:tcPr><w:tcW w:w="1417.3228346456694" w:type="dxa"/><w:noWrap/></w:tcPr><w:p><w:pPr><w:spacing w:after="30"/></w:pPr><w:r><w:rPr><w:sz w:val="16"/><w:szCs w:val="16"/></w:rPr><w:t xml:space="preserve">2</w:t></w:r></w:p></w:tc><w:tc><w:tcPr><w:tcW w:w="1417.3228346456694" w:type="dxa"/><w:noWrap/></w:tcPr><w:p><w:pPr><w:spacing w:after="30"/></w:pPr><w:r><w:rPr><w:sz w:val="16"/><w:szCs w:val="16"/></w:rPr><w:t xml:space="preserve">`title`</w:t></w:r></w:p></w:tc><w:tc><w:tcPr><w:tcW w:w="1417.3228346456694" w:type="dxa"/><w:noWrap/></w:tcPr><w:p><w:pPr><w:spacing w:after="30"/></w:pPr><w:r><w:rPr><w:sz w:val="16"/><w:szCs w:val="16"/></w:rPr><w:t xml:space="preserve">`varchar(255)`</w:t></w:r></w:p></w:tc><w:tc><w:tcPr><w:tcW w:w="1417.3228346456694" w:type="dxa"/><w:noWrap/></w:tcPr><w:p><w:pPr><w:spacing w:after="30"/></w:pPr><w:r><w:rPr><w:sz w:val="16"/><w:szCs w:val="16"/></w:rPr><w:t xml:space="preserve">NOT NULL</w:t></w:r></w:p></w:tc><w:tc><w:tcPr><w:tcW w:w="1417.3228346456694" w:type="dxa"/><w:noWrap/></w:tcPr><w:p><w:pPr><w:spacing w:after="30"/></w:pPr><w:r><w:rPr><w:sz w:val="16"/><w:szCs w:val="16"/></w:rPr><w:t xml:space="preserve">*None*</w:t></w:r></w:p></w:tc><w:tc><w:tcPr><w:tcW w:w="1417.3228346456694" w:type="dxa"/><w:noWrap/></w:tcPr><w:p><w:pPr><w:spacing w:after="30"/></w:pPr><w:r><w:rPr><w:sz w:val="16"/><w:szCs w:val="16"/></w:rPr><w:t xml:space="preserve">-</w:t></w:r></w:p></w:tc><w:tc><w:tcPr><w:tcW w:w="1417.3228346456694" w:type="dxa"/><w:noWrap/></w:tcPr><w:p><w:pPr><w:spacing w:after="30"/></w:pPr><w:r><w:rPr><w:sz w:val="16"/><w:szCs w:val="16"/></w:rPr><w:t xml:space="preserve">Atribut data operasional title.</w:t></w:r></w:p></w:tc></w:tr><w:tr><w:trPr/><w:tc><w:tcPr><w:tcW w:w="1417.3228346456694" w:type="dxa"/><w:noWrap/></w:tcPr><w:p><w:pPr><w:spacing w:after="30"/></w:pPr><w:r><w:rPr><w:sz w:val="16"/><w:szCs w:val="16"/></w:rPr><w:t xml:space="preserve">3</w:t></w:r></w:p></w:tc><w:tc><w:tcPr><w:tcW w:w="1417.3228346456694" w:type="dxa"/><w:noWrap/></w:tcPr><w:p><w:pPr><w:spacing w:after="30"/></w:pPr><w:r><w:rPr><w:sz w:val="16"/><w:szCs w:val="16"/></w:rPr><w:t xml:space="preserve">`file_path`</w:t></w:r></w:p></w:tc><w:tc><w:tcPr><w:tcW w:w="1417.3228346456694" w:type="dxa"/><w:noWrap/></w:tcPr><w:p><w:pPr><w:spacing w:after="30"/></w:pPr><w:r><w:rPr><w:sz w:val="16"/><w:szCs w:val="16"/></w:rPr><w:t xml:space="preserve">`varchar(255)`</w:t></w:r></w:p></w:tc><w:tc><w:tcPr><w:tcW w:w="1417.3228346456694" w:type="dxa"/><w:noWrap/></w:tcPr><w:p><w:pPr><w:spacing w:after="30"/></w:pPr><w:r><w:rPr><w:sz w:val="16"/><w:szCs w:val="16"/></w:rPr><w:t xml:space="preserve">NOT NULL</w:t></w:r></w:p></w:tc><w:tc><w:tcPr><w:tcW w:w="1417.3228346456694" w:type="dxa"/><w:noWrap/></w:tcPr><w:p><w:pPr><w:spacing w:after="30"/></w:pPr><w:r><w:rPr><w:sz w:val="16"/><w:szCs w:val="16"/></w:rPr><w:t xml:space="preserve">*None*</w:t></w:r></w:p></w:tc><w:tc><w:tcPr><w:tcW w:w="1417.3228346456694" w:type="dxa"/><w:noWrap/></w:tcPr><w:p><w:pPr><w:spacing w:after="30"/></w:pPr><w:r><w:rPr><w:sz w:val="16"/><w:szCs w:val="16"/></w:rPr><w:t xml:space="preserve">-</w:t></w:r></w:p></w:tc><w:tc><w:tcPr><w:tcW w:w="1417.3228346456694" w:type="dxa"/><w:noWrap/></w:tcPr><w:p><w:pPr><w:spacing w:after="30"/></w:pPr><w:r><w:rPr><w:sz w:val="16"/><w:szCs w:val="16"/></w:rPr><w:t xml:space="preserve">Path relatif lokasi penyimpanan berkas dokumen pada storage privat.</w:t></w:r></w:p></w:tc></w:tr><w:tr><w:trPr/><w:tc><w:tcPr><w:tcW w:w="1417.3228346456694" w:type="dxa"/><w:noWrap/></w:tcPr><w:p><w:pPr><w:spacing w:after="30"/></w:pPr><w:r><w:rPr><w:sz w:val="16"/><w:szCs w:val="16"/></w:rPr><w:t xml:space="preserve">4</w:t></w:r></w:p></w:tc><w:tc><w:tcPr><w:tcW w:w="1417.3228346456694" w:type="dxa"/><w:noWrap/></w:tcPr><w:p><w:pPr><w:spacing w:after="30"/></w:pPr><w:r><w:rPr><w:sz w:val="16"/><w:szCs w:val="16"/></w:rPr><w:t xml:space="preserve">`original_name`</w:t></w:r></w:p></w:tc><w:tc><w:tcPr><w:tcW w:w="1417.3228346456694" w:type="dxa"/><w:noWrap/></w:tcPr><w:p><w:pPr><w:spacing w:after="30"/></w:pPr><w:r><w:rPr><w:sz w:val="16"/><w:szCs w:val="16"/></w:rPr><w:t xml:space="preserve">`varchar(255)`</w:t></w:r></w:p></w:tc><w:tc><w:tcPr><w:tcW w:w="1417.3228346456694" w:type="dxa"/><w:noWrap/></w:tcPr><w:p><w:pPr><w:spacing w:after="30"/></w:pPr><w:r><w:rPr><w:sz w:val="16"/><w:szCs w:val="16"/></w:rPr><w:t xml:space="preserve">NOT NULL</w:t></w:r></w:p></w:tc><w:tc><w:tcPr><w:tcW w:w="1417.3228346456694" w:type="dxa"/><w:noWrap/></w:tcPr><w:p><w:pPr><w:spacing w:after="30"/></w:pPr><w:r><w:rPr><w:sz w:val="16"/><w:szCs w:val="16"/></w:rPr><w:t xml:space="preserve">*None*</w:t></w:r></w:p></w:tc><w:tc><w:tcPr><w:tcW w:w="1417.3228346456694" w:type="dxa"/><w:noWrap/></w:tcPr><w:p><w:pPr><w:spacing w:after="30"/></w:pPr><w:r><w:rPr><w:sz w:val="16"/><w:szCs w:val="16"/></w:rPr><w:t xml:space="preserve">-</w:t></w:r></w:p></w:tc><w:tc><w:tcPr><w:tcW w:w="1417.3228346456694" w:type="dxa"/><w:noWrap/></w:tcPr><w:p><w:pPr><w:spacing w:after="30"/></w:pPr><w:r><w:rPr><w:sz w:val="16"/><w:szCs w:val="16"/></w:rPr><w:t xml:space="preserve">Atribut data operasional original name.</w:t></w:r></w:p></w:tc></w:tr><w:tr><w:trPr/><w:tc><w:tcPr><w:tcW w:w="1417.3228346456694" w:type="dxa"/><w:noWrap/></w:tcPr><w:p><w:pPr><w:spacing w:after="30"/></w:pPr><w:r><w:rPr><w:sz w:val="16"/><w:szCs w:val="16"/></w:rPr><w:t xml:space="preserve">5</w:t></w:r></w:p></w:tc><w:tc><w:tcPr><w:tcW w:w="1417.3228346456694" w:type="dxa"/><w:noWrap/></w:tcPr><w:p><w:pPr><w:spacing w:after="30"/></w:pPr><w:r><w:rPr><w:sz w:val="16"/><w:szCs w:val="16"/></w:rPr><w:t xml:space="preserve">`is_active`</w:t></w:r></w:p></w:tc><w:tc><w:tcPr><w:tcW w:w="1417.3228346456694" w:type="dxa"/><w:noWrap/></w:tcPr><w:p><w:pPr><w:spacing w:after="30"/></w:pPr><w:r><w:rPr><w:sz w:val="16"/><w:szCs w:val="16"/></w:rPr><w:t xml:space="preserve">`tinyint(1)`</w:t></w:r></w:p></w:tc><w:tc><w:tcPr><w:tcW w:w="1417.3228346456694" w:type="dxa"/><w:noWrap/></w:tcPr><w:p><w:pPr><w:spacing w:after="30"/></w:pPr><w:r><w:rPr><w:sz w:val="16"/><w:szCs w:val="16"/></w:rPr><w:t xml:space="preserve">NOT NULL</w:t></w:r></w:p></w:tc><w:tc><w:tcPr><w:tcW w:w="1417.3228346456694" w:type="dxa"/><w:noWrap/></w:tcPr><w:p><w:pPr><w:spacing w:after="30"/></w:pPr><w:r><w:rPr><w:sz w:val="16"/><w:szCs w:val="16"/></w:rPr><w:t xml:space="preserve">`1`</w:t></w:r></w:p></w:tc><w:tc><w:tcPr><w:tcW w:w="1417.3228346456694" w:type="dxa"/><w:noWrap/></w:tcPr><w:p><w:pPr><w:spacing w:after="30"/></w:pPr><w:r><w:rPr><w:sz w:val="16"/><w:szCs w:val="16"/></w:rPr><w:t xml:space="preserve">-</w:t></w:r></w:p></w:tc><w:tc><w:tcPr><w:tcW w:w="1417.3228346456694" w:type="dxa"/><w:noWrap/></w:tcPr><w:p><w:pPr><w:spacing w:after="30"/></w:pPr><w:r><w:rPr><w:sz w:val="16"/><w:szCs w:val="16"/></w:rPr><w:t xml:space="preserve">Penanda status keaktifan record (1 = Aktif, 0 = Non-aktif).</w:t></w:r></w:p></w:tc></w:tr><w:tr><w:trPr/><w:tc><w:tcPr><w:tcW w:w="1417.3228346456694" w:type="dxa"/><w:noWrap/></w:tcPr><w:p><w:pPr><w:spacing w:after="30"/></w:pPr><w:r><w:rPr><w:sz w:val="16"/><w:szCs w:val="16"/></w:rPr><w:t xml:space="preserve">6</w:t></w:r></w:p></w:tc><w:tc><w:tcPr><w:tcW w:w="1417.3228346456694" w:type="dxa"/><w:noWrap/></w:tcPr><w:p><w:pPr><w:spacing w:after="30"/></w:pPr><w:r><w:rPr><w:sz w:val="16"/><w:szCs w:val="16"/></w:rPr><w:t xml:space="preserve">`created_at`</w:t></w:r></w:p></w:tc><w:tc><w:tcPr><w:tcW w:w="1417.3228346456694" w:type="dxa"/><w:noWrap/></w:tcPr><w:p><w:pPr><w:spacing w:after="30"/></w:pPr><w:r><w:rPr><w:sz w:val="16"/><w:szCs w:val="16"/></w:rPr><w:t xml:space="preserve">`timestamp`</w:t></w:r></w:p></w:tc><w:tc><w:tcPr><w:tcW w:w="1417.3228346456694" w:type="dxa"/><w:noWrap/></w:tcPr><w:p><w:pPr><w:spacing w:after="30"/></w:pPr><w:r><w:rPr><w:sz w:val="16"/><w:szCs w:val="16"/></w:rPr><w:t xml:space="preserve">NULL</w:t></w:r></w:p></w:tc><w:tc><w:tcPr><w:tcW w:w="1417.3228346456694" w:type="dxa"/><w:noWrap/></w:tcPr><w:p><w:pPr><w:spacing w:after="30"/></w:pPr><w:r><w:rPr><w:sz w:val="16"/><w:szCs w:val="16"/></w:rPr><w:t xml:space="preserve">`NULL`</w:t></w:r></w:p></w:tc><w:tc><w:tcPr><w:tcW w:w="1417.3228346456694" w:type="dxa"/><w:noWrap/></w:tcPr><w:p><w:pPr><w:spacing w:after="30"/></w:pPr><w:r><w:rPr><w:sz w:val="16"/><w:szCs w:val="16"/></w:rPr><w:t xml:space="preserve">-</w:t></w:r></w:p></w:tc><w:tc><w:tcPr><w:tcW w:w="1417.3228346456694" w:type="dxa"/><w:noWrap/></w:tcPr><w:p><w:pPr><w:spacing w:after="30"/></w:pPr><w:r><w:rPr><w:sz w:val="16"/><w:szCs w:val="16"/></w:rPr><w:t xml:space="preserve">Waktu rekaman pertama kali dibuat di sistem.</w:t></w:r></w:p></w:tc></w:tr><w:tr><w:trPr/><w:tc><w:tcPr><w:tcW w:w="1417.3228346456694" w:type="dxa"/><w:noWrap/></w:tcPr><w:p><w:pPr><w:spacing w:after="30"/></w:pPr><w:r><w:rPr><w:sz w:val="16"/><w:szCs w:val="16"/></w:rPr><w:t xml:space="preserve">7</w:t></w:r></w:p></w:tc><w:tc><w:tcPr><w:tcW w:w="1417.3228346456694" w:type="dxa"/><w:noWrap/></w:tcPr><w:p><w:pPr><w:spacing w:after="30"/></w:pPr><w:r><w:rPr><w:sz w:val="16"/><w:szCs w:val="16"/></w:rPr><w:t xml:space="preserve">`updated_at`</w:t></w:r></w:p></w:tc><w:tc><w:tcPr><w:tcW w:w="1417.3228346456694" w:type="dxa"/><w:noWrap/></w:tcPr><w:p><w:pPr><w:spacing w:after="30"/></w:pPr><w:r><w:rPr><w:sz w:val="16"/><w:szCs w:val="16"/></w:rPr><w:t xml:space="preserve">`timestamp`</w:t></w:r></w:p></w:tc><w:tc><w:tcPr><w:tcW w:w="1417.3228346456694" w:type="dxa"/><w:noWrap/></w:tcPr><w:p><w:pPr><w:spacing w:after="30"/></w:pPr><w:r><w:rPr><w:sz w:val="16"/><w:szCs w:val="16"/></w:rPr><w:t xml:space="preserve">NULL</w:t></w:r></w:p></w:tc><w:tc><w:tcPr><w:tcW w:w="1417.3228346456694" w:type="dxa"/><w:noWrap/></w:tcPr><w:p><w:pPr><w:spacing w:after="30"/></w:pPr><w:r><w:rPr><w:sz w:val="16"/><w:szCs w:val="16"/></w:rPr><w:t xml:space="preserve">`NULL`</w:t></w:r></w:p></w:tc><w:tc><w:tcPr><w:tcW w:w="1417.3228346456694" w:type="dxa"/><w:noWrap/></w:tcPr><w:p><w:pPr><w:spacing w:after="30"/></w:pPr><w:r><w:rPr><w:sz w:val="16"/><w:szCs w:val="16"/></w:rPr><w:t xml:space="preserve">-</w:t></w:r></w:p></w:tc><w:tc><w:tcPr><w:tcW w:w="1417.3228346456694" w:type="dxa"/><w:noWrap/></w:tcPr><w:p><w:pPr><w:spacing w:after="30"/></w:pPr><w:r><w:rPr><w:sz w:val="16"/><w:szCs w:val="16"/></w:rPr><w:t xml:space="preserve">Waktu rekaman terakhir kali diperbarui.</w:t></w:r></w:p></w:tc></w:tr></w:tbl><w:p/><w:p><w:pPr><w:jc w:val="both"/><w:spacing w:after="70"/></w:pPr><w:r><w:rPr><w:sz w:val="19"/><w:szCs w:val="19"/></w:rPr><w:t xml:space="preserve">---</w:t></w:r></w:p><w:p><w:pPr><w:pStyle w:val="Heading3"/></w:pPr><w:bookmarkStart w:id="39" w:name="_Toc39"/><w:r><w:t>3.30 Tabel Repositori Skripsi Alumni FASILKOM (`thesis_repositories`)</w:t></w:r><w:bookmarkEnd w:id="39"/></w:p><w:p><w:pPr><w:spacing w:before="40" w:after="40"/></w:pPr><w:r><w:rPr><w:color w:val="334155"/><w:sz w:val="19"/><w:szCs w:val="19"/><w:b w:val="1"/><w:bCs w:val="1"/><w:i w:val="1"/><w:iCs w:val="1"/></w:rPr><w:t xml:space="preserve">**Nama Tabel**: `thesis_repositories`</w:t></w:r></w:p><w:p><w:pPr><w:spacing w:before="40" w:after="40"/></w:pPr><w:r><w:rPr><w:color w:val="334155"/><w:sz w:val="19"/><w:szCs w:val="19"/><w:b w:val="0"/><w:bCs w:val="0"/><w:i w:val="1"/><w:iCs w:val="1"/></w:rPr><w:t xml:space="preserve">**Primary Key**: `id`</w:t></w:r></w:p><w:p><w:pPr><w:spacing w:before="40" w:after="40"/></w:pPr><w:r><w:rPr><w:color w:val="334155"/><w:sz w:val="19"/><w:szCs w:val="19"/><w:b w:val="0"/><w:bCs w:val="0"/><w:i w:val="1"/><w:iCs w:val="1"/></w:rPr><w:t xml:space="preserve">**Foreign Key**: Tidak ada (*None*)</w:t></w:r></w:p><w:p><w:pPr><w:spacing w:before="40" w:after="40"/></w:pPr><w:r><w:rPr><w:color w:val="334155"/><w:sz w:val="19"/><w:szCs w:val="19"/><w:b w:val="0"/><w:bCs w:val="0"/><w:i w:val="1"/><w:iCs w:val="1"/></w:rPr><w:t xml:space="preserve">**Deskripsi**: Katalog repositori digital karya ilmiah skripsi alumni Fakultas Ilmu Komputer Universitas Subang. Menyimpan metadata judul, abstrak, penulis, pembimbing, tahun angkatan, serta pemisahan berkas Bab 1 hingga Bab 6 untuk perlindungan hak cipta.</w:t></w:r></w:p><w:tbl><w:tblGrid><w:gridCol w:w="1417.3228346456694" w:type="dxa"/><w:gridCol w:w="1417.3228346456694" w:type="dxa"/><w:gridCol w:w="1417.3228346456694" w:type="dxa"/><w:gridCol w:w="1417.3228346456694" w:type="dxa"/><w:gridCol w:w="1417.3228346456694" w:type="dxa"/><w:gridCol w:w="1417.3228346456694" w:type="dxa"/><w:gridCol w:w="1417.3228346456694" w:type="dxa"/></w:tblGrid><w:tblPr><w:tblStyle w:val="DbTable"/></w:tblPr><w:tr><w:trPr/><w:tc><w:tcPr><w:tcW w:w="1417.3228346456694" w:type="dxa"/><w:shd w:val="clear" w:fill="1E293B"/><w:noWrap/></w:tcPr><w:p><w:pPr><w:spacing w:after="30"/></w:pPr><w:r><w:rPr><w:color w:val="FFFFFF"/><w:sz w:val="16"/><w:szCs w:val="16"/><w:b w:val="1"/><w:bCs w:val="1"/></w:rPr><w:t xml:space="preserve">No</w:t></w:r></w:p></w:tc><w:tc><w:tcPr><w:tcW w:w="1417.3228346456694" w:type="dxa"/><w:shd w:val="clear" w:fill="1E293B"/><w:noWrap/></w:tcPr><w:p><w:pPr><w:spacing w:after="30"/></w:pPr><w:r><w:rPr><w:color w:val="FFFFFF"/><w:sz w:val="16"/><w:szCs w:val="16"/><w:b w:val="1"/><w:bCs w:val="1"/></w:rPr><w:t xml:space="preserve">Nama Kolom</w:t></w:r></w:p></w:tc><w:tc><w:tcPr><w:tcW w:w="1417.3228346456694" w:type="dxa"/><w:shd w:val="clear" w:fill="1E293B"/><w:noWrap/></w:tcPr><w:p><w:pPr><w:spacing w:after="30"/></w:pPr><w:r><w:rPr><w:color w:val="FFFFFF"/><w:sz w:val="16"/><w:szCs w:val="16"/><w:b w:val="1"/><w:bCs w:val="1"/></w:rPr><w:t xml:space="preserve">Tipe Data</w:t></w:r></w:p></w:tc><w:tc><w:tcPr><w:tcW w:w="1417.3228346456694" w:type="dxa"/><w:shd w:val="clear" w:fill="1E293B"/><w:noWrap/></w:tcPr><w:p><w:pPr><w:spacing w:after="30"/></w:pPr><w:r><w:rPr><w:color w:val="FFFFFF"/><w:sz w:val="16"/><w:szCs w:val="16"/><w:b w:val="1"/><w:bCs w:val="1"/></w:rPr><w:t xml:space="preserve">Nullable</w:t></w:r></w:p></w:tc><w:tc><w:tcPr><w:tcW w:w="1417.3228346456694" w:type="dxa"/><w:shd w:val="clear" w:fill="1E293B"/><w:noWrap/></w:tcPr><w:p><w:pPr><w:spacing w:after="30"/></w:pPr><w:r><w:rPr><w:color w:val="FFFFFF"/><w:sz w:val="16"/><w:szCs w:val="16"/><w:b w:val="1"/><w:bCs w:val="1"/></w:rPr><w:t xml:space="preserve">Nilai Default</w:t></w:r></w:p></w:tc><w:tc><w:tcPr><w:tcW w:w="1417.3228346456694" w:type="dxa"/><w:shd w:val="clear" w:fill="1E293B"/><w:noWrap/></w:tcPr><w:p><w:pPr><w:spacing w:after="30"/></w:pPr><w:r><w:rPr><w:color w:val="FFFFFF"/><w:sz w:val="16"/><w:szCs w:val="16"/><w:b w:val="1"/><w:bCs w:val="1"/></w:rPr><w:t xml:space="preserve">Kunci (*Key*)</w:t></w:r></w:p></w:tc><w:tc><w:tcPr><w:tcW w:w="1417.3228346456694" w:type="dxa"/><w:shd w:val="clear" w:fill="1E293B"/><w:noWrap/></w:tcPr><w:p><w:pPr><w:spacing w:after="30"/></w:pPr><w:r><w:rPr><w:color w:val="FFFFFF"/><w:sz w:val="16"/><w:szCs w:val="16"/><w:b w:val="1"/><w:bCs w:val="1"/></w:rPr><w:t xml:space="preserve">Keterangan & Aturan Bisnis</w:t></w:r></w:p></w:tc></w:tr><w:tr><w:trPr/><w:tc><w:tcPr><w:tcW w:w="1417.3228346456694" w:type="dxa"/><w:noWrap/></w:tcPr><w:p><w:pPr><w:spacing w:after="30"/></w:pPr><w:r><w:rPr><w:sz w:val="16"/><w:szCs w:val="16"/></w:rPr><w:t xml:space="preserve">1</w:t></w:r></w:p></w:tc><w:tc><w:tcPr><w:tcW w:w="1417.3228346456694" w:type="dxa"/><w:noWrap/></w:tcPr><w:p><w:pPr><w:spacing w:after="30"/></w:pPr><w:r><w:rPr><w:sz w:val="16"/><w:szCs w:val="16"/></w:rPr><w:t xml:space="preserve">`id`</w:t></w:r></w:p></w:tc><w:tc><w:tcPr><w:tcW w:w="1417.3228346456694" w:type="dxa"/><w:noWrap/></w:tcPr><w:p><w:pPr><w:spacing w:after="30"/></w:pPr><w:r><w:rPr><w:sz w:val="16"/><w:szCs w:val="16"/></w:rPr><w:t xml:space="preserve">`bigint(20) unsigned`</w:t></w:r></w:p></w:tc><w:tc><w:tcPr><w:tcW w:w="1417.3228346456694" w:type="dxa"/><w:noWrap/></w:tcPr><w:p><w:pPr><w:spacing w:after="30"/></w:pPr><w:r><w:rPr><w:sz w:val="16"/><w:szCs w:val="16"/></w:rPr><w:t xml:space="preserve">NOT NULL</w:t></w:r></w:p></w:tc><w:tc><w:tcPr><w:tcW w:w="1417.3228346456694" w:type="dxa"/><w:noWrap/></w:tcPr><w:p><w:pPr><w:spacing w:after="30"/></w:pPr><w:r><w:rPr><w:sz w:val="16"/><w:szCs w:val="16"/></w:rPr><w:t xml:space="preserve">*None*</w:t></w:r></w:p></w:tc><w:tc><w:tcPr><w:tcW w:w="1417.3228346456694" w:type="dxa"/><w:noWrap/></w:tcPr><w:p><w:pPr><w:spacing w:after="30"/></w:pPr><w:r><w:rPr><w:sz w:val="16"/><w:szCs w:val="16"/></w:rPr><w:t xml:space="preserve">PRI (auto_increment)</w:t></w:r></w:p></w:tc><w:tc><w:tcPr><w:tcW w:w="1417.3228346456694" w:type="dxa"/><w:noWrap/></w:tcPr><w:p><w:pPr><w:spacing w:after="30"/></w:pPr><w:r><w:rPr><w:sz w:val="16"/><w:szCs w:val="16"/></w:rPr><w:t xml:space="preserve">Identitas unik rekaman data (*surrogate primary key*).</w:t></w:r></w:p></w:tc></w:tr><w:tr><w:trPr/><w:tc><w:tcPr><w:tcW w:w="1417.3228346456694" w:type="dxa"/><w:noWrap/></w:tcPr><w:p><w:pPr><w:spacing w:after="30"/></w:pPr><w:r><w:rPr><w:sz w:val="16"/><w:szCs w:val="16"/></w:rPr><w:t xml:space="preserve">2</w:t></w:r></w:p></w:tc><w:tc><w:tcPr><w:tcW w:w="1417.3228346456694" w:type="dxa"/><w:noWrap/></w:tcPr><w:p><w:pPr><w:spacing w:after="30"/></w:pPr><w:r><w:rPr><w:sz w:val="16"/><w:szCs w:val="16"/></w:rPr><w:t xml:space="preserve">`identifier`</w:t></w:r></w:p></w:tc><w:tc><w:tcPr><w:tcW w:w="1417.3228346456694" w:type="dxa"/><w:noWrap/></w:tcPr><w:p><w:pPr><w:spacing w:after="30"/></w:pPr><w:r><w:rPr><w:sz w:val="16"/><w:szCs w:val="16"/></w:rPr><w:t xml:space="preserve">`varchar(255)`</w:t></w:r></w:p></w:tc><w:tc><w:tcPr><w:tcW w:w="1417.3228346456694" w:type="dxa"/><w:noWrap/></w:tcPr><w:p><w:pPr><w:spacing w:after="30"/></w:pPr><w:r><w:rPr><w:sz w:val="16"/><w:szCs w:val="16"/></w:rPr><w:t xml:space="preserve">NULL</w:t></w:r></w:p></w:tc><w:tc><w:tcPr><w:tcW w:w="1417.3228346456694" w:type="dxa"/><w:noWrap/></w:tcPr><w:p><w:pPr><w:spacing w:after="30"/></w:pPr><w:r><w:rPr><w:sz w:val="16"/><w:szCs w:val="16"/></w:rPr><w:t xml:space="preserve">`NULL`</w:t></w:r></w:p></w:tc><w:tc><w:tcPr><w:tcW w:w="1417.3228346456694" w:type="dxa"/><w:noWrap/></w:tcPr><w:p><w:pPr><w:spacing w:after="30"/></w:pPr><w:r><w:rPr><w:sz w:val="16"/><w:szCs w:val="16"/></w:rPr><w:t xml:space="preserve">-</w:t></w:r></w:p></w:tc><w:tc><w:tcPr><w:tcW w:w="1417.3228346456694" w:type="dxa"/><w:noWrap/></w:tcPr><w:p><w:pPr><w:spacing w:after="30"/></w:pPr><w:r><w:rPr><w:sz w:val="16"/><w:szCs w:val="16"/></w:rPr><w:t xml:space="preserve">Atribut data operasional identifier.</w:t></w:r></w:p></w:tc></w:tr><w:tr><w:trPr/><w:tc><w:tcPr><w:tcW w:w="1417.3228346456694" w:type="dxa"/><w:noWrap/></w:tcPr><w:p><w:pPr><w:spacing w:after="30"/></w:pPr><w:r><w:rPr><w:sz w:val="16"/><w:szCs w:val="16"/></w:rPr><w:t xml:space="preserve">3</w:t></w:r></w:p></w:tc><w:tc><w:tcPr><w:tcW w:w="1417.3228346456694" w:type="dxa"/><w:noWrap/></w:tcPr><w:p><w:pPr><w:spacing w:after="30"/></w:pPr><w:r><w:rPr><w:sz w:val="16"/><w:szCs w:val="16"/></w:rPr><w:t xml:space="preserve">`name`</w:t></w:r></w:p></w:tc><w:tc><w:tcPr><w:tcW w:w="1417.3228346456694" w:type="dxa"/><w:noWrap/></w:tcPr><w:p><w:pPr><w:spacing w:after="30"/></w:pPr><w:r><w:rPr><w:sz w:val="16"/><w:szCs w:val="16"/></w:rPr><w:t xml:space="preserve">`varchar(255)`</w:t></w:r></w:p></w:tc><w:tc><w:tcPr><w:tcW w:w="1417.3228346456694" w:type="dxa"/><w:noWrap/></w:tcPr><w:p><w:pPr><w:spacing w:after="30"/></w:pPr><w:r><w:rPr><w:sz w:val="16"/><w:szCs w:val="16"/></w:rPr><w:t xml:space="preserve">NOT NULL</w:t></w:r></w:p></w:tc><w:tc><w:tcPr><w:tcW w:w="1417.3228346456694" w:type="dxa"/><w:noWrap/></w:tcPr><w:p><w:pPr><w:spacing w:after="30"/></w:pPr><w:r><w:rPr><w:sz w:val="16"/><w:szCs w:val="16"/></w:rPr><w:t xml:space="preserve">*None*</w:t></w:r></w:p></w:tc><w:tc><w:tcPr><w:tcW w:w="1417.3228346456694" w:type="dxa"/><w:noWrap/></w:tcPr><w:p><w:pPr><w:spacing w:after="30"/></w:pPr><w:r><w:rPr><w:sz w:val="16"/><w:szCs w:val="16"/></w:rPr><w:t xml:space="preserve">-</w:t></w:r></w:p></w:tc><w:tc><w:tcPr><w:tcW w:w="1417.3228346456694" w:type="dxa"/><w:noWrap/></w:tcPr><w:p><w:pPr><w:spacing w:after="30"/></w:pPr><w:r><w:rPr><w:sz w:val="16"/><w:szCs w:val="16"/></w:rPr><w:t xml:space="preserve">Atribut data operasional name.</w:t></w:r></w:p></w:tc></w:tr><w:tr><w:trPr/><w:tc><w:tcPr><w:tcW w:w="1417.3228346456694" w:type="dxa"/><w:noWrap/></w:tcPr><w:p><w:pPr><w:spacing w:after="30"/></w:pPr><w:r><w:rPr><w:sz w:val="16"/><w:szCs w:val="16"/></w:rPr><w:t xml:space="preserve">4</w:t></w:r></w:p></w:tc><w:tc><w:tcPr><w:tcW w:w="1417.3228346456694" w:type="dxa"/><w:noWrap/></w:tcPr><w:p><w:pPr><w:spacing w:after="30"/></w:pPr><w:r><w:rPr><w:sz w:val="16"/><w:szCs w:val="16"/></w:rPr><w:t xml:space="preserve">`year`</w:t></w:r></w:p></w:tc><w:tc><w:tcPr><w:tcW w:w="1417.3228346456694" w:type="dxa"/><w:noWrap/></w:tcPr><w:p><w:pPr><w:spacing w:after="30"/></w:pPr><w:r><w:rPr><w:sz w:val="16"/><w:szCs w:val="16"/></w:rPr><w:t xml:space="preserve">`int(11)`</w:t></w:r></w:p></w:tc><w:tc><w:tcPr><w:tcW w:w="1417.3228346456694" w:type="dxa"/><w:noWrap/></w:tcPr><w:p><w:pPr><w:spacing w:after="30"/></w:pPr><w:r><w:rPr><w:sz w:val="16"/><w:szCs w:val="16"/></w:rPr><w:t xml:space="preserve">NOT NULL</w:t></w:r></w:p></w:tc><w:tc><w:tcPr><w:tcW w:w="1417.3228346456694" w:type="dxa"/><w:noWrap/></w:tcPr><w:p><w:pPr><w:spacing w:after="30"/></w:pPr><w:r><w:rPr><w:sz w:val="16"/><w:szCs w:val="16"/></w:rPr><w:t xml:space="preserve">*None*</w:t></w:r></w:p></w:tc><w:tc><w:tcPr><w:tcW w:w="1417.3228346456694" w:type="dxa"/><w:noWrap/></w:tcPr><w:p><w:pPr><w:spacing w:after="30"/></w:pPr><w:r><w:rPr><w:sz w:val="16"/><w:szCs w:val="16"/></w:rPr><w:t xml:space="preserve">-</w:t></w:r></w:p></w:tc><w:tc><w:tcPr><w:tcW w:w="1417.3228346456694" w:type="dxa"/><w:noWrap/></w:tcPr><w:p><w:pPr><w:spacing w:after="30"/></w:pPr><w:r><w:rPr><w:sz w:val="16"/><w:szCs w:val="16"/></w:rPr><w:t xml:space="preserve">Atribut data operasional year.</w:t></w:r></w:p></w:tc></w:tr><w:tr><w:trPr/><w:tc><w:tcPr><w:tcW w:w="1417.3228346456694" w:type="dxa"/><w:noWrap/></w:tcPr><w:p><w:pPr><w:spacing w:after="30"/></w:pPr><w:r><w:rPr><w:sz w:val="16"/><w:szCs w:val="16"/></w:rPr><w:t xml:space="preserve">5</w:t></w:r></w:p></w:tc><w:tc><w:tcPr><w:tcW w:w="1417.3228346456694" w:type="dxa"/><w:noWrap/></w:tcPr><w:p><w:pPr><w:spacing w:after="30"/></w:pPr><w:r><w:rPr><w:sz w:val="16"/><w:szCs w:val="16"/></w:rPr><w:t xml:space="preserve">`title`</w:t></w:r></w:p></w:tc><w:tc><w:tcPr><w:tcW w:w="1417.3228346456694" w:type="dxa"/><w:noWrap/></w:tcPr><w:p><w:pPr><w:spacing w:after="30"/></w:pPr><w:r><w:rPr><w:sz w:val="16"/><w:szCs w:val="16"/></w:rPr><w:t xml:space="preserve">`varchar(255)`</w:t></w:r></w:p></w:tc><w:tc><w:tcPr><w:tcW w:w="1417.3228346456694" w:type="dxa"/><w:noWrap/></w:tcPr><w:p><w:pPr><w:spacing w:after="30"/></w:pPr><w:r><w:rPr><w:sz w:val="16"/><w:szCs w:val="16"/></w:rPr><w:t xml:space="preserve">NOT NULL</w:t></w:r></w:p></w:tc><w:tc><w:tcPr><w:tcW w:w="1417.3228346456694" w:type="dxa"/><w:noWrap/></w:tcPr><w:p><w:pPr><w:spacing w:after="30"/></w:pPr><w:r><w:rPr><w:sz w:val="16"/><w:szCs w:val="16"/></w:rPr><w:t xml:space="preserve">*None*</w:t></w:r></w:p></w:tc><w:tc><w:tcPr><w:tcW w:w="1417.3228346456694" w:type="dxa"/><w:noWrap/></w:tcPr><w:p><w:pPr><w:spacing w:after="30"/></w:pPr><w:r><w:rPr><w:sz w:val="16"/><w:szCs w:val="16"/></w:rPr><w:t xml:space="preserve">-</w:t></w:r></w:p></w:tc><w:tc><w:tcPr><w:tcW w:w="1417.3228346456694" w:type="dxa"/><w:noWrap/></w:tcPr><w:p><w:pPr><w:spacing w:after="30"/></w:pPr><w:r><w:rPr><w:sz w:val="16"/><w:szCs w:val="16"/></w:rPr><w:t xml:space="preserve">Atribut data operasional title.</w:t></w:r></w:p></w:tc></w:tr><w:tr><w:trPr/><w:tc><w:tcPr><w:tcW w:w="1417.3228346456694" w:type="dxa"/><w:noWrap/></w:tcPr><w:p><w:pPr><w:spacing w:after="30"/></w:pPr><w:r><w:rPr><w:sz w:val="16"/><w:szCs w:val="16"/></w:rPr><w:t xml:space="preserve">6</w:t></w:r></w:p></w:tc><w:tc><w:tcPr><w:tcW w:w="1417.3228346456694" w:type="dxa"/><w:noWrap/></w:tcPr><w:p><w:pPr><w:spacing w:after="30"/></w:pPr><w:r><w:rPr><w:sz w:val="16"/><w:szCs w:val="16"/></w:rPr><w:t xml:space="preserve">`abstract`</w:t></w:r></w:p></w:tc><w:tc><w:tcPr><w:tcW w:w="1417.3228346456694" w:type="dxa"/><w:noWrap/></w:tcPr><w:p><w:pPr><w:spacing w:after="30"/></w:pPr><w:r><w:rPr><w:sz w:val="16"/><w:szCs w:val="16"/></w:rPr><w:t xml:space="preserve">`text`</w:t></w:r></w:p></w:tc><w:tc><w:tcPr><w:tcW w:w="1417.3228346456694" w:type="dxa"/><w:noWrap/></w:tcPr><w:p><w:pPr><w:spacing w:after="30"/></w:pPr><w:r><w:rPr><w:sz w:val="16"/><w:szCs w:val="16"/></w:rPr><w:t xml:space="preserve">NULL</w:t></w:r></w:p></w:tc><w:tc><w:tcPr><w:tcW w:w="1417.3228346456694" w:type="dxa"/><w:noWrap/></w:tcPr><w:p><w:pPr><w:spacing w:after="30"/></w:pPr><w:r><w:rPr><w:sz w:val="16"/><w:szCs w:val="16"/></w:rPr><w:t xml:space="preserve">`NULL`</w:t></w:r></w:p></w:tc><w:tc><w:tcPr><w:tcW w:w="1417.3228346456694" w:type="dxa"/><w:noWrap/></w:tcPr><w:p><w:pPr><w:spacing w:after="30"/></w:pPr><w:r><w:rPr><w:sz w:val="16"/><w:szCs w:val="16"/></w:rPr><w:t xml:space="preserve">-</w:t></w:r></w:p></w:tc><w:tc><w:tcPr><w:tcW w:w="1417.3228346456694" w:type="dxa"/><w:noWrap/></w:tcPr><w:p><w:pPr><w:spacing w:after="30"/></w:pPr><w:r><w:rPr><w:sz w:val="16"/><w:szCs w:val="16"/></w:rPr><w:t xml:space="preserve">Atribut data operasional abstract.</w:t></w:r></w:p></w:tc></w:tr><w:tr><w:trPr/><w:tc><w:tcPr><w:tcW w:w="1417.3228346456694" w:type="dxa"/><w:noWrap/></w:tcPr><w:p><w:pPr><w:spacing w:after="30"/></w:pPr><w:r><w:rPr><w:sz w:val="16"/><w:szCs w:val="16"/></w:rPr><w:t xml:space="preserve">7</w:t></w:r></w:p></w:tc><w:tc><w:tcPr><w:tcW w:w="1417.3228346456694" w:type="dxa"/><w:noWrap/></w:tcPr><w:p><w:pPr><w:spacing w:after="30"/></w:pPr><w:r><w:rPr><w:sz w:val="16"/><w:szCs w:val="16"/></w:rPr><w:t xml:space="preserve">`pembimbing1`</w:t></w:r></w:p></w:tc><w:tc><w:tcPr><w:tcW w:w="1417.3228346456694" w:type="dxa"/><w:noWrap/></w:tcPr><w:p><w:pPr><w:spacing w:after="30"/></w:pPr><w:r><w:rPr><w:sz w:val="16"/><w:szCs w:val="16"/></w:rPr><w:t xml:space="preserve">`varchar(255)`</w:t></w:r></w:p></w:tc><w:tc><w:tcPr><w:tcW w:w="1417.3228346456694" w:type="dxa"/><w:noWrap/></w:tcPr><w:p><w:pPr><w:spacing w:after="30"/></w:pPr><w:r><w:rPr><w:sz w:val="16"/><w:szCs w:val="16"/></w:rPr><w:t xml:space="preserve">NULL</w:t></w:r></w:p></w:tc><w:tc><w:tcPr><w:tcW w:w="1417.3228346456694" w:type="dxa"/><w:noWrap/></w:tcPr><w:p><w:pPr><w:spacing w:after="30"/></w:pPr><w:r><w:rPr><w:sz w:val="16"/><w:szCs w:val="16"/></w:rPr><w:t xml:space="preserve">`NULL`</w:t></w:r></w:p></w:tc><w:tc><w:tcPr><w:tcW w:w="1417.3228346456694" w:type="dxa"/><w:noWrap/></w:tcPr><w:p><w:pPr><w:spacing w:after="30"/></w:pPr><w:r><w:rPr><w:sz w:val="16"/><w:szCs w:val="16"/></w:rPr><w:t xml:space="preserve">-</w:t></w:r></w:p></w:tc><w:tc><w:tcPr><w:tcW w:w="1417.3228346456694" w:type="dxa"/><w:noWrap/></w:tcPr><w:p><w:pPr><w:spacing w:after="30"/></w:pPr><w:r><w:rPr><w:sz w:val="16"/><w:szCs w:val="16"/></w:rPr><w:t xml:space="preserve">Atribut data operasional pembimbing1.</w:t></w:r></w:p></w:tc></w:tr><w:tr><w:trPr/><w:tc><w:tcPr><w:tcW w:w="1417.3228346456694" w:type="dxa"/><w:noWrap/></w:tcPr><w:p><w:pPr><w:spacing w:after="30"/></w:pPr><w:r><w:rPr><w:sz w:val="16"/><w:szCs w:val="16"/></w:rPr><w:t xml:space="preserve">8</w:t></w:r></w:p></w:tc><w:tc><w:tcPr><w:tcW w:w="1417.3228346456694" w:type="dxa"/><w:noWrap/></w:tcPr><w:p><w:pPr><w:spacing w:after="30"/></w:pPr><w:r><w:rPr><w:sz w:val="16"/><w:szCs w:val="16"/></w:rPr><w:t xml:space="preserve">`pembimbing2`</w:t></w:r></w:p></w:tc><w:tc><w:tcPr><w:tcW w:w="1417.3228346456694" w:type="dxa"/><w:noWrap/></w:tcPr><w:p><w:pPr><w:spacing w:after="30"/></w:pPr><w:r><w:rPr><w:sz w:val="16"/><w:szCs w:val="16"/></w:rPr><w:t xml:space="preserve">`varchar(255)`</w:t></w:r></w:p></w:tc><w:tc><w:tcPr><w:tcW w:w="1417.3228346456694" w:type="dxa"/><w:noWrap/></w:tcPr><w:p><w:pPr><w:spacing w:after="30"/></w:pPr><w:r><w:rPr><w:sz w:val="16"/><w:szCs w:val="16"/></w:rPr><w:t xml:space="preserve">NULL</w:t></w:r></w:p></w:tc><w:tc><w:tcPr><w:tcW w:w="1417.3228346456694" w:type="dxa"/><w:noWrap/></w:tcPr><w:p><w:pPr><w:spacing w:after="30"/></w:pPr><w:r><w:rPr><w:sz w:val="16"/><w:szCs w:val="16"/></w:rPr><w:t xml:space="preserve">`NULL`</w:t></w:r></w:p></w:tc><w:tc><w:tcPr><w:tcW w:w="1417.3228346456694" w:type="dxa"/><w:noWrap/></w:tcPr><w:p><w:pPr><w:spacing w:after="30"/></w:pPr><w:r><w:rPr><w:sz w:val="16"/><w:szCs w:val="16"/></w:rPr><w:t xml:space="preserve">-</w:t></w:r></w:p></w:tc><w:tc><w:tcPr><w:tcW w:w="1417.3228346456694" w:type="dxa"/><w:noWrap/></w:tcPr><w:p><w:pPr><w:spacing w:after="30"/></w:pPr><w:r><w:rPr><w:sz w:val="16"/><w:szCs w:val="16"/></w:rPr><w:t xml:space="preserve">Atribut data operasional pembimbing2.</w:t></w:r></w:p></w:tc></w:tr><w:tr><w:trPr/><w:tc><w:tcPr><w:tcW w:w="1417.3228346456694" w:type="dxa"/><w:noWrap/></w:tcPr><w:p><w:pPr><w:spacing w:after="30"/></w:pPr><w:r><w:rPr><w:sz w:val="16"/><w:szCs w:val="16"/></w:rPr><w:t xml:space="preserve">9</w:t></w:r></w:p></w:tc><w:tc><w:tcPr><w:tcW w:w="1417.3228346456694" w:type="dxa"/><w:noWrap/></w:tcPr><w:p><w:pPr><w:spacing w:after="30"/></w:pPr><w:r><w:rPr><w:sz w:val="16"/><w:szCs w:val="16"/></w:rPr><w:t xml:space="preserve">`file_path`</w:t></w:r></w:p></w:tc><w:tc><w:tcPr><w:tcW w:w="1417.3228346456694" w:type="dxa"/><w:noWrap/></w:tcPr><w:p><w:pPr><w:spacing w:after="30"/></w:pPr><w:r><w:rPr><w:sz w:val="16"/><w:szCs w:val="16"/></w:rPr><w:t xml:space="preserve">`varchar(255)`</w:t></w:r></w:p></w:tc><w:tc><w:tcPr><w:tcW w:w="1417.3228346456694" w:type="dxa"/><w:noWrap/></w:tcPr><w:p><w:pPr><w:spacing w:after="30"/></w:pPr><w:r><w:rPr><w:sz w:val="16"/><w:szCs w:val="16"/></w:rPr><w:t xml:space="preserve">NULL</w:t></w:r></w:p></w:tc><w:tc><w:tcPr><w:tcW w:w="1417.3228346456694" w:type="dxa"/><w:noWrap/></w:tcPr><w:p><w:pPr><w:spacing w:after="30"/></w:pPr><w:r><w:rPr><w:sz w:val="16"/><w:szCs w:val="16"/></w:rPr><w:t xml:space="preserve">`NULL`</w:t></w:r></w:p></w:tc><w:tc><w:tcPr><w:tcW w:w="1417.3228346456694" w:type="dxa"/><w:noWrap/></w:tcPr><w:p><w:pPr><w:spacing w:after="30"/></w:pPr><w:r><w:rPr><w:sz w:val="16"/><w:szCs w:val="16"/></w:rPr><w:t xml:space="preserve">-</w:t></w:r></w:p></w:tc><w:tc><w:tcPr><w:tcW w:w="1417.3228346456694" w:type="dxa"/><w:noWrap/></w:tcPr><w:p><w:pPr><w:spacing w:after="30"/></w:pPr><w:r><w:rPr><w:sz w:val="16"/><w:szCs w:val="16"/></w:rPr><w:t xml:space="preserve">Path relatif lokasi penyimpanan berkas dokumen pada storage privat.</w:t></w:r></w:p></w:tc></w:tr><w:tr><w:trPr/><w:tc><w:tcPr><w:tcW w:w="1417.3228346456694" w:type="dxa"/><w:noWrap/></w:tcPr><w:p><w:pPr><w:spacing w:after="30"/></w:pPr><w:r><w:rPr><w:sz w:val="16"/><w:szCs w:val="16"/></w:rPr><w:t xml:space="preserve">10</w:t></w:r></w:p></w:tc><w:tc><w:tcPr><w:tcW w:w="1417.3228346456694" w:type="dxa"/><w:noWrap/></w:tcPr><w:p><w:pPr><w:spacing w:after="30"/></w:pPr><w:r><w:rPr><w:sz w:val="16"/><w:szCs w:val="16"/></w:rPr><w:t xml:space="preserve">`file_path_bab2`</w:t></w:r></w:p></w:tc><w:tc><w:tcPr><w:tcW w:w="1417.3228346456694" w:type="dxa"/><w:noWrap/></w:tcPr><w:p><w:pPr><w:spacing w:after="30"/></w:pPr><w:r><w:rPr><w:sz w:val="16"/><w:szCs w:val="16"/></w:rPr><w:t xml:space="preserve">`varchar(255)`</w:t></w:r></w:p></w:tc><w:tc><w:tcPr><w:tcW w:w="1417.3228346456694" w:type="dxa"/><w:noWrap/></w:tcPr><w:p><w:pPr><w:spacing w:after="30"/></w:pPr><w:r><w:rPr><w:sz w:val="16"/><w:szCs w:val="16"/></w:rPr><w:t xml:space="preserve">NULL</w:t></w:r></w:p></w:tc><w:tc><w:tcPr><w:tcW w:w="1417.3228346456694" w:type="dxa"/><w:noWrap/></w:tcPr><w:p><w:pPr><w:spacing w:after="30"/></w:pPr><w:r><w:rPr><w:sz w:val="16"/><w:szCs w:val="16"/></w:rPr><w:t xml:space="preserve">`NULL`</w:t></w:r></w:p></w:tc><w:tc><w:tcPr><w:tcW w:w="1417.3228346456694" w:type="dxa"/><w:noWrap/></w:tcPr><w:p><w:pPr><w:spacing w:after="30"/></w:pPr><w:r><w:rPr><w:sz w:val="16"/><w:szCs w:val="16"/></w:rPr><w:t xml:space="preserve">-</w:t></w:r></w:p></w:tc><w:tc><w:tcPr><w:tcW w:w="1417.3228346456694" w:type="dxa"/><w:noWrap/></w:tcPr><w:p><w:pPr><w:spacing w:after="30"/></w:pPr><w:r><w:rPr><w:sz w:val="16"/><w:szCs w:val="16"/></w:rPr><w:t xml:space="preserve">Path relatif lokasi penyimpanan berkas dokumen pada storage privat.</w:t></w:r></w:p></w:tc></w:tr><w:tr><w:trPr/><w:tc><w:tcPr><w:tcW w:w="1417.3228346456694" w:type="dxa"/><w:noWrap/></w:tcPr><w:p><w:pPr><w:spacing w:after="30"/></w:pPr><w:r><w:rPr><w:sz w:val="16"/><w:szCs w:val="16"/></w:rPr><w:t xml:space="preserve">11</w:t></w:r></w:p></w:tc><w:tc><w:tcPr><w:tcW w:w="1417.3228346456694" w:type="dxa"/><w:noWrap/></w:tcPr><w:p><w:pPr><w:spacing w:after="30"/></w:pPr><w:r><w:rPr><w:sz w:val="16"/><w:szCs w:val="16"/></w:rPr><w:t xml:space="preserve">`file_path_bab3`</w:t></w:r></w:p></w:tc><w:tc><w:tcPr><w:tcW w:w="1417.3228346456694" w:type="dxa"/><w:noWrap/></w:tcPr><w:p><w:pPr><w:spacing w:after="30"/></w:pPr><w:r><w:rPr><w:sz w:val="16"/><w:szCs w:val="16"/></w:rPr><w:t xml:space="preserve">`varchar(255)`</w:t></w:r></w:p></w:tc><w:tc><w:tcPr><w:tcW w:w="1417.3228346456694" w:type="dxa"/><w:noWrap/></w:tcPr><w:p><w:pPr><w:spacing w:after="30"/></w:pPr><w:r><w:rPr><w:sz w:val="16"/><w:szCs w:val="16"/></w:rPr><w:t xml:space="preserve">NULL</w:t></w:r></w:p></w:tc><w:tc><w:tcPr><w:tcW w:w="1417.3228346456694" w:type="dxa"/><w:noWrap/></w:tcPr><w:p><w:pPr><w:spacing w:after="30"/></w:pPr><w:r><w:rPr><w:sz w:val="16"/><w:szCs w:val="16"/></w:rPr><w:t xml:space="preserve">`NULL`</w:t></w:r></w:p></w:tc><w:tc><w:tcPr><w:tcW w:w="1417.3228346456694" w:type="dxa"/><w:noWrap/></w:tcPr><w:p><w:pPr><w:spacing w:after="30"/></w:pPr><w:r><w:rPr><w:sz w:val="16"/><w:szCs w:val="16"/></w:rPr><w:t xml:space="preserve">-</w:t></w:r></w:p></w:tc><w:tc><w:tcPr><w:tcW w:w="1417.3228346456694" w:type="dxa"/><w:noWrap/></w:tcPr><w:p><w:pPr><w:spacing w:after="30"/></w:pPr><w:r><w:rPr><w:sz w:val="16"/><w:szCs w:val="16"/></w:rPr><w:t xml:space="preserve">Path relatif lokasi penyimpanan berkas dokumen pada storage privat.</w:t></w:r></w:p></w:tc></w:tr><w:tr><w:trPr/><w:tc><w:tcPr><w:tcW w:w="1417.3228346456694" w:type="dxa"/><w:noWrap/></w:tcPr><w:p><w:pPr><w:spacing w:after="30"/></w:pPr><w:r><w:rPr><w:sz w:val="16"/><w:szCs w:val="16"/></w:rPr><w:t xml:space="preserve">12</w:t></w:r></w:p></w:tc><w:tc><w:tcPr><w:tcW w:w="1417.3228346456694" w:type="dxa"/><w:noWrap/></w:tcPr><w:p><w:pPr><w:spacing w:after="30"/></w:pPr><w:r><w:rPr><w:sz w:val="16"/><w:szCs w:val="16"/></w:rPr><w:t xml:space="preserve">`file_path_bab4`</w:t></w:r></w:p></w:tc><w:tc><w:tcPr><w:tcW w:w="1417.3228346456694" w:type="dxa"/><w:noWrap/></w:tcPr><w:p><w:pPr><w:spacing w:after="30"/></w:pPr><w:r><w:rPr><w:sz w:val="16"/><w:szCs w:val="16"/></w:rPr><w:t xml:space="preserve">`varchar(255)`</w:t></w:r></w:p></w:tc><w:tc><w:tcPr><w:tcW w:w="1417.3228346456694" w:type="dxa"/><w:noWrap/></w:tcPr><w:p><w:pPr><w:spacing w:after="30"/></w:pPr><w:r><w:rPr><w:sz w:val="16"/><w:szCs w:val="16"/></w:rPr><w:t xml:space="preserve">NULL</w:t></w:r></w:p></w:tc><w:tc><w:tcPr><w:tcW w:w="1417.3228346456694" w:type="dxa"/><w:noWrap/></w:tcPr><w:p><w:pPr><w:spacing w:after="30"/></w:pPr><w:r><w:rPr><w:sz w:val="16"/><w:szCs w:val="16"/></w:rPr><w:t xml:space="preserve">`NULL`</w:t></w:r></w:p></w:tc><w:tc><w:tcPr><w:tcW w:w="1417.3228346456694" w:type="dxa"/><w:noWrap/></w:tcPr><w:p><w:pPr><w:spacing w:after="30"/></w:pPr><w:r><w:rPr><w:sz w:val="16"/><w:szCs w:val="16"/></w:rPr><w:t xml:space="preserve">-</w:t></w:r></w:p></w:tc><w:tc><w:tcPr><w:tcW w:w="1417.3228346456694" w:type="dxa"/><w:noWrap/></w:tcPr><w:p><w:pPr><w:spacing w:after="30"/></w:pPr><w:r><w:rPr><w:sz w:val="16"/><w:szCs w:val="16"/></w:rPr><w:t xml:space="preserve">Path relatif lokasi penyimpanan berkas dokumen pada storage privat.</w:t></w:r></w:p></w:tc></w:tr><w:tr><w:trPr/><w:tc><w:tcPr><w:tcW w:w="1417.3228346456694" w:type="dxa"/><w:noWrap/></w:tcPr><w:p><w:pPr><w:spacing w:after="30"/></w:pPr><w:r><w:rPr><w:sz w:val="16"/><w:szCs w:val="16"/></w:rPr><w:t xml:space="preserve">13</w:t></w:r></w:p></w:tc><w:tc><w:tcPr><w:tcW w:w="1417.3228346456694" w:type="dxa"/><w:noWrap/></w:tcPr><w:p><w:pPr><w:spacing w:after="30"/></w:pPr><w:r><w:rPr><w:sz w:val="16"/><w:szCs w:val="16"/></w:rPr><w:t xml:space="preserve">`file_path_bab5`</w:t></w:r></w:p></w:tc><w:tc><w:tcPr><w:tcW w:w="1417.3228346456694" w:type="dxa"/><w:noWrap/></w:tcPr><w:p><w:pPr><w:spacing w:after="30"/></w:pPr><w:r><w:rPr><w:sz w:val="16"/><w:szCs w:val="16"/></w:rPr><w:t xml:space="preserve">`varchar(255)`</w:t></w:r></w:p></w:tc><w:tc><w:tcPr><w:tcW w:w="1417.3228346456694" w:type="dxa"/><w:noWrap/></w:tcPr><w:p><w:pPr><w:spacing w:after="30"/></w:pPr><w:r><w:rPr><w:sz w:val="16"/><w:szCs w:val="16"/></w:rPr><w:t xml:space="preserve">NULL</w:t></w:r></w:p></w:tc><w:tc><w:tcPr><w:tcW w:w="1417.3228346456694" w:type="dxa"/><w:noWrap/></w:tcPr><w:p><w:pPr><w:spacing w:after="30"/></w:pPr><w:r><w:rPr><w:sz w:val="16"/><w:szCs w:val="16"/></w:rPr><w:t xml:space="preserve">`NULL`</w:t></w:r></w:p></w:tc><w:tc><w:tcPr><w:tcW w:w="1417.3228346456694" w:type="dxa"/><w:noWrap/></w:tcPr><w:p><w:pPr><w:spacing w:after="30"/></w:pPr><w:r><w:rPr><w:sz w:val="16"/><w:szCs w:val="16"/></w:rPr><w:t xml:space="preserve">-</w:t></w:r></w:p></w:tc><w:tc><w:tcPr><w:tcW w:w="1417.3228346456694" w:type="dxa"/><w:noWrap/></w:tcPr><w:p><w:pPr><w:spacing w:after="30"/></w:pPr><w:r><w:rPr><w:sz w:val="16"/><w:szCs w:val="16"/></w:rPr><w:t xml:space="preserve">Path relatif lokasi penyimpanan berkas dokumen pada storage privat.</w:t></w:r></w:p></w:tc></w:tr><w:tr><w:trPr/><w:tc><w:tcPr><w:tcW w:w="1417.3228346456694" w:type="dxa"/><w:noWrap/></w:tcPr><w:p><w:pPr><w:spacing w:after="30"/></w:pPr><w:r><w:rPr><w:sz w:val="16"/><w:szCs w:val="16"/></w:rPr><w:t xml:space="preserve">14</w:t></w:r></w:p></w:tc><w:tc><w:tcPr><w:tcW w:w="1417.3228346456694" w:type="dxa"/><w:noWrap/></w:tcPr><w:p><w:pPr><w:spacing w:after="30"/></w:pPr><w:r><w:rPr><w:sz w:val="16"/><w:szCs w:val="16"/></w:rPr><w:t xml:space="preserve">`file_path_bab6`</w:t></w:r></w:p></w:tc><w:tc><w:tcPr><w:tcW w:w="1417.3228346456694" w:type="dxa"/><w:noWrap/></w:tcPr><w:p><w:pPr><w:spacing w:after="30"/></w:pPr><w:r><w:rPr><w:sz w:val="16"/><w:szCs w:val="16"/></w:rPr><w:t xml:space="preserve">`varchar(1000)`</w:t></w:r></w:p></w:tc><w:tc><w:tcPr><w:tcW w:w="1417.3228346456694" w:type="dxa"/><w:noWrap/></w:tcPr><w:p><w:pPr><w:spacing w:after="30"/></w:pPr><w:r><w:rPr><w:sz w:val="16"/><w:szCs w:val="16"/></w:rPr><w:t xml:space="preserve">NULL</w:t></w:r></w:p></w:tc><w:tc><w:tcPr><w:tcW w:w="1417.3228346456694" w:type="dxa"/><w:noWrap/></w:tcPr><w:p><w:pPr><w:spacing w:after="30"/></w:pPr><w:r><w:rPr><w:sz w:val="16"/><w:szCs w:val="16"/></w:rPr><w:t xml:space="preserve">`NULL`</w:t></w:r></w:p></w:tc><w:tc><w:tcPr><w:tcW w:w="1417.3228346456694" w:type="dxa"/><w:noWrap/></w:tcPr><w:p><w:pPr><w:spacing w:after="30"/></w:pPr><w:r><w:rPr><w:sz w:val="16"/><w:szCs w:val="16"/></w:rPr><w:t xml:space="preserve">-</w:t></w:r></w:p></w:tc><w:tc><w:tcPr><w:tcW w:w="1417.3228346456694" w:type="dxa"/><w:noWrap/></w:tcPr><w:p><w:pPr><w:spacing w:after="30"/></w:pPr><w:r><w:rPr><w:sz w:val="16"/><w:szCs w:val="16"/></w:rPr><w:t xml:space="preserve">Path relatif lokasi penyimpanan berkas dokumen pada storage privat.</w:t></w:r></w:p></w:tc></w:tr><w:tr><w:trPr/><w:tc><w:tcPr><w:tcW w:w="1417.3228346456694" w:type="dxa"/><w:noWrap/></w:tcPr><w:p><w:pPr><w:spacing w:after="30"/></w:pPr><w:r><w:rPr><w:sz w:val="16"/><w:szCs w:val="16"/></w:rPr><w:t xml:space="preserve">15</w:t></w:r></w:p></w:tc><w:tc><w:tcPr><w:tcW w:w="1417.3228346456694" w:type="dxa"/><w:noWrap/></w:tcPr><w:p><w:pPr><w:spacing w:after="30"/></w:pPr><w:r><w:rPr><w:sz w:val="16"/><w:szCs w:val="16"/></w:rPr><w:t xml:space="preserve">`created_at`</w:t></w:r></w:p></w:tc><w:tc><w:tcPr><w:tcW w:w="1417.3228346456694" w:type="dxa"/><w:noWrap/></w:tcPr><w:p><w:pPr><w:spacing w:after="30"/></w:pPr><w:r><w:rPr><w:sz w:val="16"/><w:szCs w:val="16"/></w:rPr><w:t xml:space="preserve">`timestamp`</w:t></w:r></w:p></w:tc><w:tc><w:tcPr><w:tcW w:w="1417.3228346456694" w:type="dxa"/><w:noWrap/></w:tcPr><w:p><w:pPr><w:spacing w:after="30"/></w:pPr><w:r><w:rPr><w:sz w:val="16"/><w:szCs w:val="16"/></w:rPr><w:t xml:space="preserve">NULL</w:t></w:r></w:p></w:tc><w:tc><w:tcPr><w:tcW w:w="1417.3228346456694" w:type="dxa"/><w:noWrap/></w:tcPr><w:p><w:pPr><w:spacing w:after="30"/></w:pPr><w:r><w:rPr><w:sz w:val="16"/><w:szCs w:val="16"/></w:rPr><w:t xml:space="preserve">`NULL`</w:t></w:r></w:p></w:tc><w:tc><w:tcPr><w:tcW w:w="1417.3228346456694" w:type="dxa"/><w:noWrap/></w:tcPr><w:p><w:pPr><w:spacing w:after="30"/></w:pPr><w:r><w:rPr><w:sz w:val="16"/><w:szCs w:val="16"/></w:rPr><w:t xml:space="preserve">-</w:t></w:r></w:p></w:tc><w:tc><w:tcPr><w:tcW w:w="1417.3228346456694" w:type="dxa"/><w:noWrap/></w:tcPr><w:p><w:pPr><w:spacing w:after="30"/></w:pPr><w:r><w:rPr><w:sz w:val="16"/><w:szCs w:val="16"/></w:rPr><w:t xml:space="preserve">Waktu rekaman pertama kali dibuat di sistem.</w:t></w:r></w:p></w:tc></w:tr><w:tr><w:trPr/><w:tc><w:tcPr><w:tcW w:w="1417.3228346456694" w:type="dxa"/><w:noWrap/></w:tcPr><w:p><w:pPr><w:spacing w:after="30"/></w:pPr><w:r><w:rPr><w:sz w:val="16"/><w:szCs w:val="16"/></w:rPr><w:t xml:space="preserve">16</w:t></w:r></w:p></w:tc><w:tc><w:tcPr><w:tcW w:w="1417.3228346456694" w:type="dxa"/><w:noWrap/></w:tcPr><w:p><w:pPr><w:spacing w:after="30"/></w:pPr><w:r><w:rPr><w:sz w:val="16"/><w:szCs w:val="16"/></w:rPr><w:t xml:space="preserve">`updated_at`</w:t></w:r></w:p></w:tc><w:tc><w:tcPr><w:tcW w:w="1417.3228346456694" w:type="dxa"/><w:noWrap/></w:tcPr><w:p><w:pPr><w:spacing w:after="30"/></w:pPr><w:r><w:rPr><w:sz w:val="16"/><w:szCs w:val="16"/></w:rPr><w:t xml:space="preserve">`timestamp`</w:t></w:r></w:p></w:tc><w:tc><w:tcPr><w:tcW w:w="1417.3228346456694" w:type="dxa"/><w:noWrap/></w:tcPr><w:p><w:pPr><w:spacing w:after="30"/></w:pPr><w:r><w:rPr><w:sz w:val="16"/><w:szCs w:val="16"/></w:rPr><w:t xml:space="preserve">NULL</w:t></w:r></w:p></w:tc><w:tc><w:tcPr><w:tcW w:w="1417.3228346456694" w:type="dxa"/><w:noWrap/></w:tcPr><w:p><w:pPr><w:spacing w:after="30"/></w:pPr><w:r><w:rPr><w:sz w:val="16"/><w:szCs w:val="16"/></w:rPr><w:t xml:space="preserve">`NULL`</w:t></w:r></w:p></w:tc><w:tc><w:tcPr><w:tcW w:w="1417.3228346456694" w:type="dxa"/><w:noWrap/></w:tcPr><w:p><w:pPr><w:spacing w:after="30"/></w:pPr><w:r><w:rPr><w:sz w:val="16"/><w:szCs w:val="16"/></w:rPr><w:t xml:space="preserve">-</w:t></w:r></w:p></w:tc><w:tc><w:tcPr><w:tcW w:w="1417.3228346456694" w:type="dxa"/><w:noWrap/></w:tcPr><w:p><w:pPr><w:spacing w:after="30"/></w:pPr><w:r><w:rPr><w:sz w:val="16"/><w:szCs w:val="16"/></w:rPr><w:t xml:space="preserve">Waktu rekaman terakhir kali diperbarui.</w:t></w:r></w:p></w:tc></w:tr></w:tbl><w:p/><w:p><w:pPr><w:jc w:val="both"/><w:spacing w:after="70"/></w:pPr><w:r><w:rPr><w:sz w:val="19"/><w:szCs w:val="19"/></w:rPr><w:t xml:space="preserve">---</w:t></w:r></w:p><w:p><w:pPr><w:pStyle w:val="Heading3"/></w:pPr><w:bookmarkStart w:id="40" w:name="_Toc40"/><w:r><w:t>3.31 Tabel Pengguna & Kredensial Akun (`users`)</w:t></w:r><w:bookmarkEnd w:id="40"/></w:p><w:p><w:pPr><w:spacing w:before="40" w:after="40"/></w:pPr><w:r><w:rPr><w:color w:val="334155"/><w:sz w:val="19"/><w:szCs w:val="19"/><w:b w:val="1"/><w:bCs w:val="1"/><w:i w:val="1"/><w:iCs w:val="1"/></w:rPr><w:t xml:space="preserve">**Nama Tabel**: `users`</w:t></w:r></w:p><w:p><w:pPr><w:spacing w:before="40" w:after="40"/></w:pPr><w:r><w:rPr><w:color w:val="334155"/><w:sz w:val="19"/><w:szCs w:val="19"/><w:b w:val="0"/><w:bCs w:val="0"/><w:i w:val="1"/><w:iCs w:val="1"/></w:rPr><w:t xml:space="preserve">**Primary Key**: `id`</w:t></w:r></w:p><w:p><w:pPr><w:spacing w:before="40" w:after="40"/></w:pPr><w:r><w:rPr><w:color w:val="334155"/><w:sz w:val="19"/><w:szCs w:val="19"/><w:b w:val="0"/><w:bCs w:val="0"/><w:i w:val="1"/><w:iCs w:val="1"/></w:rPr><w:t xml:space="preserve">**Foreign Key**: Tidak ada (*None*)</w:t></w:r></w:p><w:p><w:pPr><w:spacing w:before="40" w:after="40"/></w:pPr><w:r><w:rPr><w:color w:val="334155"/><w:sz w:val="19"/><w:szCs w:val="19"/><w:b w:val="0"/><w:bCs w:val="0"/><w:i w:val="1"/><w:iCs w:val="1"/></w:rPr><w:t xml:space="preserve">**Deskripsi**: Menyimpan seluruh entitas pengguna sistem SIBIMA lintas peran (Admin, Kaprodi, Dosen, dan Mahasiswa). Tabel ini menyimpan data identitas akademik (NPM/NIDN), kredensial login terenkripsi, status keaktifan, spesimen tanda tangan digital ber-token, kuota bimbingan dosen, serta preferensi bidang minat riset.</w:t></w:r></w:p><w:tbl><w:tblGrid><w:gridCol w:w="1417.3228346456694" w:type="dxa"/><w:gridCol w:w="1417.3228346456694" w:type="dxa"/><w:gridCol w:w="1417.3228346456694" w:type="dxa"/><w:gridCol w:w="1417.3228346456694" w:type="dxa"/><w:gridCol w:w="1417.3228346456694" w:type="dxa"/><w:gridCol w:w="1417.3228346456694" w:type="dxa"/><w:gridCol w:w="1417.3228346456694" w:type="dxa"/></w:tblGrid><w:tblPr><w:tblStyle w:val="DbTable"/></w:tblPr><w:tr><w:trPr/><w:tc><w:tcPr><w:tcW w:w="1417.3228346456694" w:type="dxa"/><w:shd w:val="clear" w:fill="1E293B"/><w:noWrap/></w:tcPr><w:p><w:pPr><w:spacing w:after="30"/></w:pPr><w:r><w:rPr><w:color w:val="FFFFFF"/><w:sz w:val="16"/><w:szCs w:val="16"/><w:b w:val="1"/><w:bCs w:val="1"/></w:rPr><w:t xml:space="preserve">No</w:t></w:r></w:p></w:tc><w:tc><w:tcPr><w:tcW w:w="1417.3228346456694" w:type="dxa"/><w:shd w:val="clear" w:fill="1E293B"/><w:noWrap/></w:tcPr><w:p><w:pPr><w:spacing w:after="30"/></w:pPr><w:r><w:rPr><w:color w:val="FFFFFF"/><w:sz w:val="16"/><w:szCs w:val="16"/><w:b w:val="1"/><w:bCs w:val="1"/></w:rPr><w:t xml:space="preserve">Nama Kolom</w:t></w:r></w:p></w:tc><w:tc><w:tcPr><w:tcW w:w="1417.3228346456694" w:type="dxa"/><w:shd w:val="clear" w:fill="1E293B"/><w:noWrap/></w:tcPr><w:p><w:pPr><w:spacing w:after="30"/></w:pPr><w:r><w:rPr><w:color w:val="FFFFFF"/><w:sz w:val="16"/><w:szCs w:val="16"/><w:b w:val="1"/><w:bCs w:val="1"/></w:rPr><w:t xml:space="preserve">Tipe Data</w:t></w:r></w:p></w:tc><w:tc><w:tcPr><w:tcW w:w="1417.3228346456694" w:type="dxa"/><w:shd w:val="clear" w:fill="1E293B"/><w:noWrap/></w:tcPr><w:p><w:pPr><w:spacing w:after="30"/></w:pPr><w:r><w:rPr><w:color w:val="FFFFFF"/><w:sz w:val="16"/><w:szCs w:val="16"/><w:b w:val="1"/><w:bCs w:val="1"/></w:rPr><w:t xml:space="preserve">Nullable</w:t></w:r></w:p></w:tc><w:tc><w:tcPr><w:tcW w:w="1417.3228346456694" w:type="dxa"/><w:shd w:val="clear" w:fill="1E293B"/><w:noWrap/></w:tcPr><w:p><w:pPr><w:spacing w:after="30"/></w:pPr><w:r><w:rPr><w:color w:val="FFFFFF"/><w:sz w:val="16"/><w:szCs w:val="16"/><w:b w:val="1"/><w:bCs w:val="1"/></w:rPr><w:t xml:space="preserve">Nilai Default</w:t></w:r></w:p></w:tc><w:tc><w:tcPr><w:tcW w:w="1417.3228346456694" w:type="dxa"/><w:shd w:val="clear" w:fill="1E293B"/><w:noWrap/></w:tcPr><w:p><w:pPr><w:spacing w:after="30"/></w:pPr><w:r><w:rPr><w:color w:val="FFFFFF"/><w:sz w:val="16"/><w:szCs w:val="16"/><w:b w:val="1"/><w:bCs w:val="1"/></w:rPr><w:t xml:space="preserve">Kunci (*Key*)</w:t></w:r></w:p></w:tc><w:tc><w:tcPr><w:tcW w:w="1417.3228346456694" w:type="dxa"/><w:shd w:val="clear" w:fill="1E293B"/><w:noWrap/></w:tcPr><w:p><w:pPr><w:spacing w:after="30"/></w:pPr><w:r><w:rPr><w:color w:val="FFFFFF"/><w:sz w:val="16"/><w:szCs w:val="16"/><w:b w:val="1"/><w:bCs w:val="1"/></w:rPr><w:t xml:space="preserve">Keterangan & Aturan Bisnis</w:t></w:r></w:p></w:tc></w:tr><w:tr><w:trPr/><w:tc><w:tcPr><w:tcW w:w="1417.3228346456694" w:type="dxa"/><w:noWrap/></w:tcPr><w:p><w:pPr><w:spacing w:after="30"/></w:pPr><w:r><w:rPr><w:sz w:val="16"/><w:szCs w:val="16"/></w:rPr><w:t xml:space="preserve">1</w:t></w:r></w:p></w:tc><w:tc><w:tcPr><w:tcW w:w="1417.3228346456694" w:type="dxa"/><w:noWrap/></w:tcPr><w:p><w:pPr><w:spacing w:after="30"/></w:pPr><w:r><w:rPr><w:sz w:val="16"/><w:szCs w:val="16"/></w:rPr><w:t xml:space="preserve">`id`</w:t></w:r></w:p></w:tc><w:tc><w:tcPr><w:tcW w:w="1417.3228346456694" w:type="dxa"/><w:noWrap/></w:tcPr><w:p><w:pPr><w:spacing w:after="30"/></w:pPr><w:r><w:rPr><w:sz w:val="16"/><w:szCs w:val="16"/></w:rPr><w:t xml:space="preserve">`bigint(20) unsigned`</w:t></w:r></w:p></w:tc><w:tc><w:tcPr><w:tcW w:w="1417.3228346456694" w:type="dxa"/><w:noWrap/></w:tcPr><w:p><w:pPr><w:spacing w:after="30"/></w:pPr><w:r><w:rPr><w:sz w:val="16"/><w:szCs w:val="16"/></w:rPr><w:t xml:space="preserve">NOT NULL</w:t></w:r></w:p></w:tc><w:tc><w:tcPr><w:tcW w:w="1417.3228346456694" w:type="dxa"/><w:noWrap/></w:tcPr><w:p><w:pPr><w:spacing w:after="30"/></w:pPr><w:r><w:rPr><w:sz w:val="16"/><w:szCs w:val="16"/></w:rPr><w:t xml:space="preserve">*None*</w:t></w:r></w:p></w:tc><w:tc><w:tcPr><w:tcW w:w="1417.3228346456694" w:type="dxa"/><w:noWrap/></w:tcPr><w:p><w:pPr><w:spacing w:after="30"/></w:pPr><w:r><w:rPr><w:sz w:val="16"/><w:szCs w:val="16"/></w:rPr><w:t xml:space="preserve">PRI (auto_increment)</w:t></w:r></w:p></w:tc><w:tc><w:tcPr><w:tcW w:w="1417.3228346456694" w:type="dxa"/><w:noWrap/></w:tcPr><w:p><w:pPr><w:spacing w:after="30"/></w:pPr><w:r><w:rPr><w:sz w:val="16"/><w:szCs w:val="16"/></w:rPr><w:t xml:space="preserve">Identitas unik rekaman data (*surrogate primary key*).</w:t></w:r></w:p></w:tc></w:tr><w:tr><w:trPr/><w:tc><w:tcPr><w:tcW w:w="1417.3228346456694" w:type="dxa"/><w:noWrap/></w:tcPr><w:p><w:pPr><w:spacing w:after="30"/></w:pPr><w:r><w:rPr><w:sz w:val="16"/><w:szCs w:val="16"/></w:rPr><w:t xml:space="preserve">2</w:t></w:r></w:p></w:tc><w:tc><w:tcPr><w:tcW w:w="1417.3228346456694" w:type="dxa"/><w:noWrap/></w:tcPr><w:p><w:pPr><w:spacing w:after="30"/></w:pPr><w:r><w:rPr><w:sz w:val="16"/><w:szCs w:val="16"/></w:rPr><w:t xml:space="preserve">`name`</w:t></w:r></w:p></w:tc><w:tc><w:tcPr><w:tcW w:w="1417.3228346456694" w:type="dxa"/><w:noWrap/></w:tcPr><w:p><w:pPr><w:spacing w:after="30"/></w:pPr><w:r><w:rPr><w:sz w:val="16"/><w:szCs w:val="16"/></w:rPr><w:t xml:space="preserve">`varchar(255)`</w:t></w:r></w:p></w:tc><w:tc><w:tcPr><w:tcW w:w="1417.3228346456694" w:type="dxa"/><w:noWrap/></w:tcPr><w:p><w:pPr><w:spacing w:after="30"/></w:pPr><w:r><w:rPr><w:sz w:val="16"/><w:szCs w:val="16"/></w:rPr><w:t xml:space="preserve">NOT NULL</w:t></w:r></w:p></w:tc><w:tc><w:tcPr><w:tcW w:w="1417.3228346456694" w:type="dxa"/><w:noWrap/></w:tcPr><w:p><w:pPr><w:spacing w:after="30"/></w:pPr><w:r><w:rPr><w:sz w:val="16"/><w:szCs w:val="16"/></w:rPr><w:t xml:space="preserve">*None*</w:t></w:r></w:p></w:tc><w:tc><w:tcPr><w:tcW w:w="1417.3228346456694" w:type="dxa"/><w:noWrap/></w:tcPr><w:p><w:pPr><w:spacing w:after="30"/></w:pPr><w:r><w:rPr><w:sz w:val="16"/><w:szCs w:val="16"/></w:rPr><w:t xml:space="preserve">-</w:t></w:r></w:p></w:tc><w:tc><w:tcPr><w:tcW w:w="1417.3228346456694" w:type="dxa"/><w:noWrap/></w:tcPr><w:p><w:pPr><w:spacing w:after="30"/></w:pPr><w:r><w:rPr><w:sz w:val="16"/><w:szCs w:val="16"/></w:rPr><w:t xml:space="preserve">Atribut data operasional name.</w:t></w:r></w:p></w:tc></w:tr><w:tr><w:trPr/><w:tc><w:tcPr><w:tcW w:w="1417.3228346456694" w:type="dxa"/><w:noWrap/></w:tcPr><w:p><w:pPr><w:spacing w:after="30"/></w:pPr><w:r><w:rPr><w:sz w:val="16"/><w:szCs w:val="16"/></w:rPr><w:t xml:space="preserve">3</w:t></w:r></w:p></w:tc><w:tc><w:tcPr><w:tcW w:w="1417.3228346456694" w:type="dxa"/><w:noWrap/></w:tcPr><w:p><w:pPr><w:spacing w:after="30"/></w:pPr><w:r><w:rPr><w:sz w:val="16"/><w:szCs w:val="16"/></w:rPr><w:t xml:space="preserve">`email`</w:t></w:r></w:p></w:tc><w:tc><w:tcPr><w:tcW w:w="1417.3228346456694" w:type="dxa"/><w:noWrap/></w:tcPr><w:p><w:pPr><w:spacing w:after="30"/></w:pPr><w:r><w:rPr><w:sz w:val="16"/><w:szCs w:val="16"/></w:rPr><w:t xml:space="preserve">`varchar(255)`</w:t></w:r></w:p></w:tc><w:tc><w:tcPr><w:tcW w:w="1417.3228346456694" w:type="dxa"/><w:noWrap/></w:tcPr><w:p><w:pPr><w:spacing w:after="30"/></w:pPr><w:r><w:rPr><w:sz w:val="16"/><w:szCs w:val="16"/></w:rPr><w:t xml:space="preserve">NOT NULL</w:t></w:r></w:p></w:tc><w:tc><w:tcPr><w:tcW w:w="1417.3228346456694" w:type="dxa"/><w:noWrap/></w:tcPr><w:p><w:pPr><w:spacing w:after="30"/></w:pPr><w:r><w:rPr><w:sz w:val="16"/><w:szCs w:val="16"/></w:rPr><w:t xml:space="preserve">*None*</w:t></w:r></w:p></w:tc><w:tc><w:tcPr><w:tcW w:w="1417.3228346456694" w:type="dxa"/><w:noWrap/></w:tcPr><w:p><w:pPr><w:spacing w:after="30"/></w:pPr><w:r><w:rPr><w:sz w:val="16"/><w:szCs w:val="16"/></w:rPr><w:t xml:space="preserve">UNI</w:t></w:r></w:p></w:tc><w:tc><w:tcPr><w:tcW w:w="1417.3228346456694" w:type="dxa"/><w:noWrap/></w:tcPr><w:p><w:pPr><w:spacing w:after="30"/></w:pPr><w:r><w:rPr><w:sz w:val="16"/><w:szCs w:val="16"/></w:rPr><w:t xml:space="preserve">Atribut data operasional email.</w:t></w:r></w:p></w:tc></w:tr><w:tr><w:trPr/><w:tc><w:tcPr><w:tcW w:w="1417.3228346456694" w:type="dxa"/><w:noWrap/></w:tcPr><w:p><w:pPr><w:spacing w:after="30"/></w:pPr><w:r><w:rPr><w:sz w:val="16"/><w:szCs w:val="16"/></w:rPr><w:t xml:space="preserve">4</w:t></w:r></w:p></w:tc><w:tc><w:tcPr><w:tcW w:w="1417.3228346456694" w:type="dxa"/><w:noWrap/></w:tcPr><w:p><w:pPr><w:spacing w:after="30"/></w:pPr><w:r><w:rPr><w:sz w:val="16"/><w:szCs w:val="16"/></w:rPr><w:t xml:space="preserve">`username`</w:t></w:r></w:p></w:tc><w:tc><w:tcPr><w:tcW w:w="1417.3228346456694" w:type="dxa"/><w:noWrap/></w:tcPr><w:p><w:pPr><w:spacing w:after="30"/></w:pPr><w:r><w:rPr><w:sz w:val="16"/><w:szCs w:val="16"/></w:rPr><w:t xml:space="preserve">`varchar(255)`</w:t></w:r></w:p></w:tc><w:tc><w:tcPr><w:tcW w:w="1417.3228346456694" w:type="dxa"/><w:noWrap/></w:tcPr><w:p><w:pPr><w:spacing w:after="30"/></w:pPr><w:r><w:rPr><w:sz w:val="16"/><w:szCs w:val="16"/></w:rPr><w:t xml:space="preserve">NULL</w:t></w:r></w:p></w:tc><w:tc><w:tcPr><w:tcW w:w="1417.3228346456694" w:type="dxa"/><w:noWrap/></w:tcPr><w:p><w:pPr><w:spacing w:after="30"/></w:pPr><w:r><w:rPr><w:sz w:val="16"/><w:szCs w:val="16"/></w:rPr><w:t xml:space="preserve">`NULL`</w:t></w:r></w:p></w:tc><w:tc><w:tcPr><w:tcW w:w="1417.3228346456694" w:type="dxa"/><w:noWrap/></w:tcPr><w:p><w:pPr><w:spacing w:after="30"/></w:pPr><w:r><w:rPr><w:sz w:val="16"/><w:szCs w:val="16"/></w:rPr><w:t xml:space="preserve">UNI</w:t></w:r></w:p></w:tc><w:tc><w:tcPr><w:tcW w:w="1417.3228346456694" w:type="dxa"/><w:noWrap/></w:tcPr><w:p><w:pPr><w:spacing w:after="30"/></w:pPr><w:r><w:rPr><w:sz w:val="16"/><w:szCs w:val="16"/></w:rPr><w:t xml:space="preserve">Atribut data operasional username.</w:t></w:r></w:p></w:tc></w:tr><w:tr><w:trPr/><w:tc><w:tcPr><w:tcW w:w="1417.3228346456694" w:type="dxa"/><w:noWrap/></w:tcPr><w:p><w:pPr><w:spacing w:after="30"/></w:pPr><w:r><w:rPr><w:sz w:val="16"/><w:szCs w:val="16"/></w:rPr><w:t xml:space="preserve">5</w:t></w:r></w:p></w:tc><w:tc><w:tcPr><w:tcW w:w="1417.3228346456694" w:type="dxa"/><w:noWrap/></w:tcPr><w:p><w:pPr><w:spacing w:after="30"/></w:pPr><w:r><w:rPr><w:sz w:val="16"/><w:szCs w:val="16"/></w:rPr><w:t xml:space="preserve">`phone_number`</w:t></w:r></w:p></w:tc><w:tc><w:tcPr><w:tcW w:w="1417.3228346456694" w:type="dxa"/><w:noWrap/></w:tcPr><w:p><w:pPr><w:spacing w:after="30"/></w:pPr><w:r><w:rPr><w:sz w:val="16"/><w:szCs w:val="16"/></w:rPr><w:t xml:space="preserve">`varchar(255)`</w:t></w:r></w:p></w:tc><w:tc><w:tcPr><w:tcW w:w="1417.3228346456694" w:type="dxa"/><w:noWrap/></w:tcPr><w:p><w:pPr><w:spacing w:after="30"/></w:pPr><w:r><w:rPr><w:sz w:val="16"/><w:szCs w:val="16"/></w:rPr><w:t xml:space="preserve">NULL</w:t></w:r></w:p></w:tc><w:tc><w:tcPr><w:tcW w:w="1417.3228346456694" w:type="dxa"/><w:noWrap/></w:tcPr><w:p><w:pPr><w:spacing w:after="30"/></w:pPr><w:r><w:rPr><w:sz w:val="16"/><w:szCs w:val="16"/></w:rPr><w:t xml:space="preserve">`NULL`</w:t></w:r></w:p></w:tc><w:tc><w:tcPr><w:tcW w:w="1417.3228346456694" w:type="dxa"/><w:noWrap/></w:tcPr><w:p><w:pPr><w:spacing w:after="30"/></w:pPr><w:r><w:rPr><w:sz w:val="16"/><w:szCs w:val="16"/></w:rPr><w:t xml:space="preserve">-</w:t></w:r></w:p></w:tc><w:tc><w:tcPr><w:tcW w:w="1417.3228346456694" w:type="dxa"/><w:noWrap/></w:tcPr><w:p><w:pPr><w:spacing w:after="30"/></w:pPr><w:r><w:rPr><w:sz w:val="16"/><w:szCs w:val="16"/></w:rPr><w:t xml:space="preserve">Atribut data operasional phone number.</w:t></w:r></w:p></w:tc></w:tr><w:tr><w:trPr/><w:tc><w:tcPr><w:tcW w:w="1417.3228346456694" w:type="dxa"/><w:noWrap/></w:tcPr><w:p><w:pPr><w:spacing w:after="30"/></w:pPr><w:r><w:rPr><w:sz w:val="16"/><w:szCs w:val="16"/></w:rPr><w:t xml:space="preserve">6</w:t></w:r></w:p></w:tc><w:tc><w:tcPr><w:tcW w:w="1417.3228346456694" w:type="dxa"/><w:noWrap/></w:tcPr><w:p><w:pPr><w:spacing w:after="30"/></w:pPr><w:r><w:rPr><w:sz w:val="16"/><w:szCs w:val="16"/></w:rPr><w:t xml:space="preserve">`signature`</w:t></w:r></w:p></w:tc><w:tc><w:tcPr><w:tcW w:w="1417.3228346456694" w:type="dxa"/><w:noWrap/></w:tcPr><w:p><w:pPr><w:spacing w:after="30"/></w:pPr><w:r><w:rPr><w:sz w:val="16"/><w:szCs w:val="16"/></w:rPr><w:t xml:space="preserve">`longtext`</w:t></w:r></w:p></w:tc><w:tc><w:tcPr><w:tcW w:w="1417.3228346456694" w:type="dxa"/><w:noWrap/></w:tcPr><w:p><w:pPr><w:spacing w:after="30"/></w:pPr><w:r><w:rPr><w:sz w:val="16"/><w:szCs w:val="16"/></w:rPr><w:t xml:space="preserve">NULL</w:t></w:r></w:p></w:tc><w:tc><w:tcPr><w:tcW w:w="1417.3228346456694" w:type="dxa"/><w:noWrap/></w:tcPr><w:p><w:pPr><w:spacing w:after="30"/></w:pPr><w:r><w:rPr><w:sz w:val="16"/><w:szCs w:val="16"/></w:rPr><w:t xml:space="preserve">`NULL`</w:t></w:r></w:p></w:tc><w:tc><w:tcPr><w:tcW w:w="1417.3228346456694" w:type="dxa"/><w:noWrap/></w:tcPr><w:p><w:pPr><w:spacing w:after="30"/></w:pPr><w:r><w:rPr><w:sz w:val="16"/><w:szCs w:val="16"/></w:rPr><w:t xml:space="preserve">-</w:t></w:r></w:p></w:tc><w:tc><w:tcPr><w:tcW w:w="1417.3228346456694" w:type="dxa"/><w:noWrap/></w:tcPr><w:p><w:pPr><w:spacing w:after="30"/></w:pPr><w:r><w:rPr><w:sz w:val="16"/><w:szCs w:val="16"/></w:rPr><w:t xml:space="preserve">Atribut data operasional signature.</w:t></w:r></w:p></w:tc></w:tr><w:tr><w:trPr/><w:tc><w:tcPr><w:tcW w:w="1417.3228346456694" w:type="dxa"/><w:noWrap/></w:tcPr><w:p><w:pPr><w:spacing w:after="30"/></w:pPr><w:r><w:rPr><w:sz w:val="16"/><w:szCs w:val="16"/></w:rPr><w:t xml:space="preserve">7</w:t></w:r></w:p></w:tc><w:tc><w:tcPr><w:tcW w:w="1417.3228346456694" w:type="dxa"/><w:noWrap/></w:tcPr><w:p><w:pPr><w:spacing w:after="30"/></w:pPr><w:r><w:rPr><w:sz w:val="16"/><w:szCs w:val="16"/></w:rPr><w:t xml:space="preserve">`signature_token`</w:t></w:r></w:p></w:tc><w:tc><w:tcPr><w:tcW w:w="1417.3228346456694" w:type="dxa"/><w:noWrap/></w:tcPr><w:p><w:pPr><w:spacing w:after="30"/></w:pPr><w:r><w:rPr><w:sz w:val="16"/><w:szCs w:val="16"/></w:rPr><w:t xml:space="preserve">`varchar(255)`</w:t></w:r></w:p></w:tc><w:tc><w:tcPr><w:tcW w:w="1417.3228346456694" w:type="dxa"/><w:noWrap/></w:tcPr><w:p><w:pPr><w:spacing w:after="30"/></w:pPr><w:r><w:rPr><w:sz w:val="16"/><w:szCs w:val="16"/></w:rPr><w:t xml:space="preserve">NULL</w:t></w:r></w:p></w:tc><w:tc><w:tcPr><w:tcW w:w="1417.3228346456694" w:type="dxa"/><w:noWrap/></w:tcPr><w:p><w:pPr><w:spacing w:after="30"/></w:pPr><w:r><w:rPr><w:sz w:val="16"/><w:szCs w:val="16"/></w:rPr><w:t xml:space="preserve">`NULL`</w:t></w:r></w:p></w:tc><w:tc><w:tcPr><w:tcW w:w="1417.3228346456694" w:type="dxa"/><w:noWrap/></w:tcPr><w:p><w:pPr><w:spacing w:after="30"/></w:pPr><w:r><w:rPr><w:sz w:val="16"/><w:szCs w:val="16"/></w:rPr><w:t xml:space="preserve">-</w:t></w:r></w:p></w:tc><w:tc><w:tcPr><w:tcW w:w="1417.3228346456694" w:type="dxa"/><w:noWrap/></w:tcPr><w:p><w:pPr><w:spacing w:after="30"/></w:pPr><w:r><w:rPr><w:sz w:val="16"/><w:szCs w:val="16"/></w:rPr><w:t xml:space="preserve">Token acak kriptografis untuk validasi dokumen/keamanan publik.</w:t></w:r></w:p></w:tc></w:tr><w:tr><w:trPr/><w:tc><w:tcPr><w:tcW w:w="1417.3228346456694" w:type="dxa"/><w:noWrap/></w:tcPr><w:p><w:pPr><w:spacing w:after="30"/></w:pPr><w:r><w:rPr><w:sz w:val="16"/><w:szCs w:val="16"/></w:rPr><w:t xml:space="preserve">8</w:t></w:r></w:p></w:tc><w:tc><w:tcPr><w:tcW w:w="1417.3228346456694" w:type="dxa"/><w:noWrap/></w:tcPr><w:p><w:pPr><w:spacing w:after="30"/></w:pPr><w:r><w:rPr><w:sz w:val="16"/><w:szCs w:val="16"/></w:rPr><w:t xml:space="preserve">`role`</w:t></w:r></w:p></w:tc><w:tc><w:tcPr><w:tcW w:w="1417.3228346456694" w:type="dxa"/><w:noWrap/></w:tcPr><w:p><w:pPr><w:spacing w:after="30"/></w:pPr><w:r><w:rPr><w:sz w:val="16"/><w:szCs w:val="16"/></w:rPr><w:t xml:space="preserve">`enum('admin','kaprodi','dosen','mahasiswa')`</w:t></w:r></w:p></w:tc><w:tc><w:tcPr><w:tcW w:w="1417.3228346456694" w:type="dxa"/><w:noWrap/></w:tcPr><w:p><w:pPr><w:spacing w:after="30"/></w:pPr><w:r><w:rPr><w:sz w:val="16"/><w:szCs w:val="16"/></w:rPr><w:t xml:space="preserve">NOT NULL</w:t></w:r></w:p></w:tc><w:tc><w:tcPr><w:tcW w:w="1417.3228346456694" w:type="dxa"/><w:noWrap/></w:tcPr><w:p><w:pPr><w:spacing w:after="30"/></w:pPr><w:r><w:rPr><w:sz w:val="16"/><w:szCs w:val="16"/></w:rPr><w:t xml:space="preserve">`'mahasiswa'`</w:t></w:r></w:p></w:tc><w:tc><w:tcPr><w:tcW w:w="1417.3228346456694" w:type="dxa"/><w:noWrap/></w:tcPr><w:p><w:pPr><w:spacing w:after="30"/></w:pPr><w:r><w:rPr><w:sz w:val="16"/><w:szCs w:val="16"/></w:rPr><w:t xml:space="preserve">-</w:t></w:r></w:p></w:tc><w:tc><w:tcPr><w:tcW w:w="1417.3228346456694" w:type="dxa"/><w:noWrap/></w:tcPr><w:p><w:pPr><w:spacing w:after="30"/></w:pPr><w:r><w:rPr><w:sz w:val="16"/><w:szCs w:val="16"/></w:rPr><w:t xml:space="preserve">Atribut data operasional role.</w:t></w:r></w:p></w:tc></w:tr><w:tr><w:trPr/><w:tc><w:tcPr><w:tcW w:w="1417.3228346456694" w:type="dxa"/><w:noWrap/></w:tcPr><w:p><w:pPr><w:spacing w:after="30"/></w:pPr><w:r><w:rPr><w:sz w:val="16"/><w:szCs w:val="16"/></w:rPr><w:t xml:space="preserve">9</w:t></w:r></w:p></w:tc><w:tc><w:tcPr><w:tcW w:w="1417.3228346456694" w:type="dxa"/><w:noWrap/></w:tcPr><w:p><w:pPr><w:spacing w:after="30"/></w:pPr><w:r><w:rPr><w:sz w:val="16"/><w:szCs w:val="16"/></w:rPr><w:t xml:space="preserve">`is_active`</w:t></w:r></w:p></w:tc><w:tc><w:tcPr><w:tcW w:w="1417.3228346456694" w:type="dxa"/><w:noWrap/></w:tcPr><w:p><w:pPr><w:spacing w:after="30"/></w:pPr><w:r><w:rPr><w:sz w:val="16"/><w:szCs w:val="16"/></w:rPr><w:t xml:space="preserve">`tinyint(1)`</w:t></w:r></w:p></w:tc><w:tc><w:tcPr><w:tcW w:w="1417.3228346456694" w:type="dxa"/><w:noWrap/></w:tcPr><w:p><w:pPr><w:spacing w:after="30"/></w:pPr><w:r><w:rPr><w:sz w:val="16"/><w:szCs w:val="16"/></w:rPr><w:t xml:space="preserve">NOT NULL</w:t></w:r></w:p></w:tc><w:tc><w:tcPr><w:tcW w:w="1417.3228346456694" w:type="dxa"/><w:noWrap/></w:tcPr><w:p><w:pPr><w:spacing w:after="30"/></w:pPr><w:r><w:rPr><w:sz w:val="16"/><w:szCs w:val="16"/></w:rPr><w:t xml:space="preserve">`0`</w:t></w:r></w:p></w:tc><w:tc><w:tcPr><w:tcW w:w="1417.3228346456694" w:type="dxa"/><w:noWrap/></w:tcPr><w:p><w:pPr><w:spacing w:after="30"/></w:pPr><w:r><w:rPr><w:sz w:val="16"/><w:szCs w:val="16"/></w:rPr><w:t xml:space="preserve">-</w:t></w:r></w:p></w:tc><w:tc><w:tcPr><w:tcW w:w="1417.3228346456694" w:type="dxa"/><w:noWrap/></w:tcPr><w:p><w:pPr><w:spacing w:after="30"/></w:pPr><w:r><w:rPr><w:sz w:val="16"/><w:szCs w:val="16"/></w:rPr><w:t xml:space="preserve">Penanda status keaktifan record (1 = Aktif, 0 = Non-aktif).</w:t></w:r></w:p></w:tc></w:tr><w:tr><w:trPr/><w:tc><w:tcPr><w:tcW w:w="1417.3228346456694" w:type="dxa"/><w:noWrap/></w:tcPr><w:p><w:pPr><w:spacing w:after="30"/></w:pPr><w:r><w:rPr><w:sz w:val="16"/><w:szCs w:val="16"/></w:rPr><w:t xml:space="preserve">10</w:t></w:r></w:p></w:tc><w:tc><w:tcPr><w:tcW w:w="1417.3228346456694" w:type="dxa"/><w:noWrap/></w:tcPr><w:p><w:pPr><w:spacing w:after="30"/></w:pPr><w:r><w:rPr><w:sz w:val="16"/><w:szCs w:val="16"/></w:rPr><w:t xml:space="preserve">`identifier`</w:t></w:r></w:p></w:tc><w:tc><w:tcPr><w:tcW w:w="1417.3228346456694" w:type="dxa"/><w:noWrap/></w:tcPr><w:p><w:pPr><w:spacing w:after="30"/></w:pPr><w:r><w:rPr><w:sz w:val="16"/><w:szCs w:val="16"/></w:rPr><w:t xml:space="preserve">`varchar(255)`</w:t></w:r></w:p></w:tc><w:tc><w:tcPr><w:tcW w:w="1417.3228346456694" w:type="dxa"/><w:noWrap/></w:tcPr><w:p><w:pPr><w:spacing w:after="30"/></w:pPr><w:r><w:rPr><w:sz w:val="16"/><w:szCs w:val="16"/></w:rPr><w:t xml:space="preserve">NULL</w:t></w:r></w:p></w:tc><w:tc><w:tcPr><w:tcW w:w="1417.3228346456694" w:type="dxa"/><w:noWrap/></w:tcPr><w:p><w:pPr><w:spacing w:after="30"/></w:pPr><w:r><w:rPr><w:sz w:val="16"/><w:szCs w:val="16"/></w:rPr><w:t xml:space="preserve">`NULL`</w:t></w:r></w:p></w:tc><w:tc><w:tcPr><w:tcW w:w="1417.3228346456694" w:type="dxa"/><w:noWrap/></w:tcPr><w:p><w:pPr><w:spacing w:after="30"/></w:pPr><w:r><w:rPr><w:sz w:val="16"/><w:szCs w:val="16"/></w:rPr><w:t xml:space="preserve">-</w:t></w:r></w:p></w:tc><w:tc><w:tcPr><w:tcW w:w="1417.3228346456694" w:type="dxa"/><w:noWrap/></w:tcPr><w:p><w:pPr><w:spacing w:after="30"/></w:pPr><w:r><w:rPr><w:sz w:val="16"/><w:szCs w:val="16"/></w:rPr><w:t xml:space="preserve">Atribut data operasional identifier.</w:t></w:r></w:p></w:tc></w:tr><w:tr><w:trPr/><w:tc><w:tcPr><w:tcW w:w="1417.3228346456694" w:type="dxa"/><w:noWrap/></w:tcPr><w:p><w:pPr><w:spacing w:after="30"/></w:pPr><w:r><w:rPr><w:sz w:val="16"/><w:szCs w:val="16"/></w:rPr><w:t xml:space="preserve">11</w:t></w:r></w:p></w:tc><w:tc><w:tcPr><w:tcW w:w="1417.3228346456694" w:type="dxa"/><w:noWrap/></w:tcPr><w:p><w:pPr><w:spacing w:after="30"/></w:pPr><w:r><w:rPr><w:sz w:val="16"/><w:szCs w:val="16"/></w:rPr><w:t xml:space="preserve">`research_interests`</w:t></w:r></w:p></w:tc><w:tc><w:tcPr><w:tcW w:w="1417.3228346456694" w:type="dxa"/><w:noWrap/></w:tcPr><w:p><w:pPr><w:spacing w:after="30"/></w:pPr><w:r><w:rPr><w:sz w:val="16"/><w:szCs w:val="16"/></w:rPr><w:t xml:space="preserve">`text`</w:t></w:r></w:p></w:tc><w:tc><w:tcPr><w:tcW w:w="1417.3228346456694" w:type="dxa"/><w:noWrap/></w:tcPr><w:p><w:pPr><w:spacing w:after="30"/></w:pPr><w:r><w:rPr><w:sz w:val="16"/><w:szCs w:val="16"/></w:rPr><w:t xml:space="preserve">NULL</w:t></w:r></w:p></w:tc><w:tc><w:tcPr><w:tcW w:w="1417.3228346456694" w:type="dxa"/><w:noWrap/></w:tcPr><w:p><w:pPr><w:spacing w:after="30"/></w:pPr><w:r><w:rPr><w:sz w:val="16"/><w:szCs w:val="16"/></w:rPr><w:t xml:space="preserve">`NULL`</w:t></w:r></w:p></w:tc><w:tc><w:tcPr><w:tcW w:w="1417.3228346456694" w:type="dxa"/><w:noWrap/></w:tcPr><w:p><w:pPr><w:spacing w:after="30"/></w:pPr><w:r><w:rPr><w:sz w:val="16"/><w:szCs w:val="16"/></w:rPr><w:t xml:space="preserve">-</w:t></w:r></w:p></w:tc><w:tc><w:tcPr><w:tcW w:w="1417.3228346456694" w:type="dxa"/><w:noWrap/></w:tcPr><w:p><w:pPr><w:spacing w:after="30"/></w:pPr><w:r><w:rPr><w:sz w:val="16"/><w:szCs w:val="16"/></w:rPr><w:t xml:space="preserve">Atribut data operasional research interests.</w:t></w:r></w:p></w:tc></w:tr><w:tr><w:trPr/><w:tc><w:tcPr><w:tcW w:w="1417.3228346456694" w:type="dxa"/><w:noWrap/></w:tcPr><w:p><w:pPr><w:spacing w:after="30"/></w:pPr><w:r><w:rPr><w:sz w:val="16"/><w:szCs w:val="16"/></w:rPr><w:t xml:space="preserve">12</w:t></w:r></w:p></w:tc><w:tc><w:tcPr><w:tcW w:w="1417.3228346456694" w:type="dxa"/><w:noWrap/></w:tcPr><w:p><w:pPr><w:spacing w:after="30"/></w:pPr><w:r><w:rPr><w:sz w:val="16"/><w:szCs w:val="16"/></w:rPr><w:t xml:space="preserve">`max_quota`</w:t></w:r></w:p></w:tc><w:tc><w:tcPr><w:tcW w:w="1417.3228346456694" w:type="dxa"/><w:noWrap/></w:tcPr><w:p><w:pPr><w:spacing w:after="30"/></w:pPr><w:r><w:rPr><w:sz w:val="16"/><w:szCs w:val="16"/></w:rPr><w:t xml:space="preserve">`int(11)`</w:t></w:r></w:p></w:tc><w:tc><w:tcPr><w:tcW w:w="1417.3228346456694" w:type="dxa"/><w:noWrap/></w:tcPr><w:p><w:pPr><w:spacing w:after="30"/></w:pPr><w:r><w:rPr><w:sz w:val="16"/><w:szCs w:val="16"/></w:rPr><w:t xml:space="preserve">NOT NULL</w:t></w:r></w:p></w:tc><w:tc><w:tcPr><w:tcW w:w="1417.3228346456694" w:type="dxa"/><w:noWrap/></w:tcPr><w:p><w:pPr><w:spacing w:after="30"/></w:pPr><w:r><w:rPr><w:sz w:val="16"/><w:szCs w:val="16"/></w:rPr><w:t xml:space="preserve">`8`</w:t></w:r></w:p></w:tc><w:tc><w:tcPr><w:tcW w:w="1417.3228346456694" w:type="dxa"/><w:noWrap/></w:tcPr><w:p><w:pPr><w:spacing w:after="30"/></w:pPr><w:r><w:rPr><w:sz w:val="16"/><w:szCs w:val="16"/></w:rPr><w:t xml:space="preserve">-</w:t></w:r></w:p></w:tc><w:tc><w:tcPr><w:tcW w:w="1417.3228346456694" w:type="dxa"/><w:noWrap/></w:tcPr><w:p><w:pPr><w:spacing w:after="30"/></w:pPr><w:r><w:rPr><w:sz w:val="16"/><w:szCs w:val="16"/></w:rPr><w:t xml:space="preserve">Atribut data operasional max quota.</w:t></w:r></w:p></w:tc></w:tr><w:tr><w:trPr/><w:tc><w:tcPr><w:tcW w:w="1417.3228346456694" w:type="dxa"/><w:noWrap/></w:tcPr><w:p><w:pPr><w:spacing w:after="30"/></w:pPr><w:r><w:rPr><w:sz w:val="16"/><w:szCs w:val="16"/></w:rPr><w:t xml:space="preserve">13</w:t></w:r></w:p></w:tc><w:tc><w:tcPr><w:tcW w:w="1417.3228346456694" w:type="dxa"/><w:noWrap/></w:tcPr><w:p><w:pPr><w:spacing w:after="30"/></w:pPr><w:r><w:rPr><w:sz w:val="16"/><w:szCs w:val="16"/></w:rPr><w:t xml:space="preserve">`entry_year`</w:t></w:r></w:p></w:tc><w:tc><w:tcPr><w:tcW w:w="1417.3228346456694" w:type="dxa"/><w:noWrap/></w:tcPr><w:p><w:pPr><w:spacing w:after="30"/></w:pPr><w:r><w:rPr><w:sz w:val="16"/><w:szCs w:val="16"/></w:rPr><w:t xml:space="preserve">`int(11)`</w:t></w:r></w:p></w:tc><w:tc><w:tcPr><w:tcW w:w="1417.3228346456694" w:type="dxa"/><w:noWrap/></w:tcPr><w:p><w:pPr><w:spacing w:after="30"/></w:pPr><w:r><w:rPr><w:sz w:val="16"/><w:szCs w:val="16"/></w:rPr><w:t xml:space="preserve">NULL</w:t></w:r></w:p></w:tc><w:tc><w:tcPr><w:tcW w:w="1417.3228346456694" w:type="dxa"/><w:noWrap/></w:tcPr><w:p><w:pPr><w:spacing w:after="30"/></w:pPr><w:r><w:rPr><w:sz w:val="16"/><w:szCs w:val="16"/></w:rPr><w:t xml:space="preserve">`NULL`</w:t></w:r></w:p></w:tc><w:tc><w:tcPr><w:tcW w:w="1417.3228346456694" w:type="dxa"/><w:noWrap/></w:tcPr><w:p><w:pPr><w:spacing w:after="30"/></w:pPr><w:r><w:rPr><w:sz w:val="16"/><w:szCs w:val="16"/></w:rPr><w:t xml:space="preserve">-</w:t></w:r></w:p></w:tc><w:tc><w:tcPr><w:tcW w:w="1417.3228346456694" w:type="dxa"/><w:noWrap/></w:tcPr><w:p><w:pPr><w:spacing w:after="30"/></w:pPr><w:r><w:rPr><w:sz w:val="16"/><w:szCs w:val="16"/></w:rPr><w:t xml:space="preserve">Atribut data operasional entry year.</w:t></w:r></w:p></w:tc></w:tr><w:tr><w:trPr/><w:tc><w:tcPr><w:tcW w:w="1417.3228346456694" w:type="dxa"/><w:noWrap/></w:tcPr><w:p><w:pPr><w:spacing w:after="30"/></w:pPr><w:r><w:rPr><w:sz w:val="16"/><w:szCs w:val="16"/></w:rPr><w:t xml:space="preserve">14</w:t></w:r></w:p></w:tc><w:tc><w:tcPr><w:tcW w:w="1417.3228346456694" w:type="dxa"/><w:noWrap/></w:tcPr><w:p><w:pPr><w:spacing w:after="30"/></w:pPr><w:r><w:rPr><w:sz w:val="16"/><w:szCs w:val="16"/></w:rPr><w:t xml:space="preserve">`birth_date`</w:t></w:r></w:p></w:tc><w:tc><w:tcPr><w:tcW w:w="1417.3228346456694" w:type="dxa"/><w:noWrap/></w:tcPr><w:p><w:pPr><w:spacing w:after="30"/></w:pPr><w:r><w:rPr><w:sz w:val="16"/><w:szCs w:val="16"/></w:rPr><w:t xml:space="preserve">`date`</w:t></w:r></w:p></w:tc><w:tc><w:tcPr><w:tcW w:w="1417.3228346456694" w:type="dxa"/><w:noWrap/></w:tcPr><w:p><w:pPr><w:spacing w:after="30"/></w:pPr><w:r><w:rPr><w:sz w:val="16"/><w:szCs w:val="16"/></w:rPr><w:t xml:space="preserve">NULL</w:t></w:r></w:p></w:tc><w:tc><w:tcPr><w:tcW w:w="1417.3228346456694" w:type="dxa"/><w:noWrap/></w:tcPr><w:p><w:pPr><w:spacing w:after="30"/></w:pPr><w:r><w:rPr><w:sz w:val="16"/><w:szCs w:val="16"/></w:rPr><w:t xml:space="preserve">`NULL`</w:t></w:r></w:p></w:tc><w:tc><w:tcPr><w:tcW w:w="1417.3228346456694" w:type="dxa"/><w:noWrap/></w:tcPr><w:p><w:pPr><w:spacing w:after="30"/></w:pPr><w:r><w:rPr><w:sz w:val="16"/><w:szCs w:val="16"/></w:rPr><w:t xml:space="preserve">MUL</w:t></w:r></w:p></w:tc><w:tc><w:tcPr><w:tcW w:w="1417.3228346456694" w:type="dxa"/><w:noWrap/></w:tcPr><w:p><w:pPr><w:spacing w:after="30"/></w:pPr><w:r><w:rPr><w:sz w:val="16"/><w:szCs w:val="16"/></w:rPr><w:t xml:space="preserve">Tanggal pelaksanaan atau batas waktu proses bisnis.</w:t></w:r></w:p></w:tc></w:tr><w:tr><w:trPr/><w:tc><w:tcPr><w:tcW w:w="1417.3228346456694" w:type="dxa"/><w:noWrap/></w:tcPr><w:p><w:pPr><w:spacing w:after="30"/></w:pPr><w:r><w:rPr><w:sz w:val="16"/><w:szCs w:val="16"/></w:rPr><w:t xml:space="preserve">15</w:t></w:r></w:p></w:tc><w:tc><w:tcPr><w:tcW w:w="1417.3228346456694" w:type="dxa"/><w:noWrap/></w:tcPr><w:p><w:pPr><w:spacing w:after="30"/></w:pPr><w:r><w:rPr><w:sz w:val="16"/><w:szCs w:val="16"/></w:rPr><w:t xml:space="preserve">`last_birthday_wished_year`</w:t></w:r></w:p></w:tc><w:tc><w:tcPr><w:tcW w:w="1417.3228346456694" w:type="dxa"/><w:noWrap/></w:tcPr><w:p><w:pPr><w:spacing w:after="30"/></w:pPr><w:r><w:rPr><w:sz w:val="16"/><w:szCs w:val="16"/></w:rPr><w:t xml:space="preserve">`smallint(6)`</w:t></w:r></w:p></w:tc><w:tc><w:tcPr><w:tcW w:w="1417.3228346456694" w:type="dxa"/><w:noWrap/></w:tcPr><w:p><w:pPr><w:spacing w:after="30"/></w:pPr><w:r><w:rPr><w:sz w:val="16"/><w:szCs w:val="16"/></w:rPr><w:t xml:space="preserve">NULL</w:t></w:r></w:p></w:tc><w:tc><w:tcPr><w:tcW w:w="1417.3228346456694" w:type="dxa"/><w:noWrap/></w:tcPr><w:p><w:pPr><w:spacing w:after="30"/></w:pPr><w:r><w:rPr><w:sz w:val="16"/><w:szCs w:val="16"/></w:rPr><w:t xml:space="preserve">`NULL`</w:t></w:r></w:p></w:tc><w:tc><w:tcPr><w:tcW w:w="1417.3228346456694" w:type="dxa"/><w:noWrap/></w:tcPr><w:p><w:pPr><w:spacing w:after="30"/></w:pPr><w:r><w:rPr><w:sz w:val="16"/><w:szCs w:val="16"/></w:rPr><w:t xml:space="preserve">-</w:t></w:r></w:p></w:tc><w:tc><w:tcPr><w:tcW w:w="1417.3228346456694" w:type="dxa"/><w:noWrap/></w:tcPr><w:p><w:pPr><w:spacing w:after="30"/></w:pPr><w:r><w:rPr><w:sz w:val="16"/><w:szCs w:val="16"/></w:rPr><w:t xml:space="preserve">Atribut data operasional last birthday wished year.</w:t></w:r></w:p></w:tc></w:tr><w:tr><w:trPr/><w:tc><w:tcPr><w:tcW w:w="1417.3228346456694" w:type="dxa"/><w:noWrap/></w:tcPr><w:p><w:pPr><w:spacing w:after="30"/></w:pPr><w:r><w:rPr><w:sz w:val="16"/><w:szCs w:val="16"/></w:rPr><w:t xml:space="preserve">16</w:t></w:r></w:p></w:tc><w:tc><w:tcPr><w:tcW w:w="1417.3228346456694" w:type="dxa"/><w:noWrap/></w:tcPr><w:p><w:pPr><w:spacing w:after="30"/></w:pPr><w:r><w:rPr><w:sz w:val="16"/><w:szCs w:val="16"/></w:rPr><w:t xml:space="preserve">`avatar`</w:t></w:r></w:p></w:tc><w:tc><w:tcPr><w:tcW w:w="1417.3228346456694" w:type="dxa"/><w:noWrap/></w:tcPr><w:p><w:pPr><w:spacing w:after="30"/></w:pPr><w:r><w:rPr><w:sz w:val="16"/><w:szCs w:val="16"/></w:rPr><w:t xml:space="preserve">`longtext`</w:t></w:r></w:p></w:tc><w:tc><w:tcPr><w:tcW w:w="1417.3228346456694" w:type="dxa"/><w:noWrap/></w:tcPr><w:p><w:pPr><w:spacing w:after="30"/></w:pPr><w:r><w:rPr><w:sz w:val="16"/><w:szCs w:val="16"/></w:rPr><w:t xml:space="preserve">NULL</w:t></w:r></w:p></w:tc><w:tc><w:tcPr><w:tcW w:w="1417.3228346456694" w:type="dxa"/><w:noWrap/></w:tcPr><w:p><w:pPr><w:spacing w:after="30"/></w:pPr><w:r><w:rPr><w:sz w:val="16"/><w:szCs w:val="16"/></w:rPr><w:t xml:space="preserve">`NULL`</w:t></w:r></w:p></w:tc><w:tc><w:tcPr><w:tcW w:w="1417.3228346456694" w:type="dxa"/><w:noWrap/></w:tcPr><w:p><w:pPr><w:spacing w:after="30"/></w:pPr><w:r><w:rPr><w:sz w:val="16"/><w:szCs w:val="16"/></w:rPr><w:t xml:space="preserve">-</w:t></w:r></w:p></w:tc><w:tc><w:tcPr><w:tcW w:w="1417.3228346456694" w:type="dxa"/><w:noWrap/></w:tcPr><w:p><w:pPr><w:spacing w:after="30"/></w:pPr><w:r><w:rPr><w:sz w:val="16"/><w:szCs w:val="16"/></w:rPr><w:t xml:space="preserve">Atribut data operasional avatar.</w:t></w:r></w:p></w:tc></w:tr><w:tr><w:trPr/><w:tc><w:tcPr><w:tcW w:w="1417.3228346456694" w:type="dxa"/><w:noWrap/></w:tcPr><w:p><w:pPr><w:spacing w:after="30"/></w:pPr><w:r><w:rPr><w:sz w:val="16"/><w:szCs w:val="16"/></w:rPr><w:t xml:space="preserve">17</w:t></w:r></w:p></w:tc><w:tc><w:tcPr><w:tcW w:w="1417.3228346456694" w:type="dxa"/><w:noWrap/></w:tcPr><w:p><w:pPr><w:spacing w:after="30"/></w:pPr><w:r><w:rPr><w:sz w:val="16"/><w:szCs w:val="16"/></w:rPr><w:t xml:space="preserve">`email_verified_at`</w:t></w:r></w:p></w:tc><w:tc><w:tcPr><w:tcW w:w="1417.3228346456694" w:type="dxa"/><w:noWrap/></w:tcPr><w:p><w:pPr><w:spacing w:after="30"/></w:pPr><w:r><w:rPr><w:sz w:val="16"/><w:szCs w:val="16"/></w:rPr><w:t xml:space="preserve">`timestamp`</w:t></w:r></w:p></w:tc><w:tc><w:tcPr><w:tcW w:w="1417.3228346456694" w:type="dxa"/><w:noWrap/></w:tcPr><w:p><w:pPr><w:spacing w:after="30"/></w:pPr><w:r><w:rPr><w:sz w:val="16"/><w:szCs w:val="16"/></w:rPr><w:t xml:space="preserve">NULL</w:t></w:r></w:p></w:tc><w:tc><w:tcPr><w:tcW w:w="1417.3228346456694" w:type="dxa"/><w:noWrap/></w:tcPr><w:p><w:pPr><w:spacing w:after="30"/></w:pPr><w:r><w:rPr><w:sz w:val="16"/><w:szCs w:val="16"/></w:rPr><w:t xml:space="preserve">`NULL`</w:t></w:r></w:p></w:tc><w:tc><w:tcPr><w:tcW w:w="1417.3228346456694" w:type="dxa"/><w:noWrap/></w:tcPr><w:p><w:pPr><w:spacing w:after="30"/></w:pPr><w:r><w:rPr><w:sz w:val="16"/><w:szCs w:val="16"/></w:rPr><w:t xml:space="preserve">-</w:t></w:r></w:p></w:tc><w:tc><w:tcPr><w:tcW w:w="1417.3228346456694" w:type="dxa"/><w:noWrap/></w:tcPr><w:p><w:pPr><w:spacing w:after="30"/></w:pPr><w:r><w:rPr><w:sz w:val="16"/><w:szCs w:val="16"/></w:rPr><w:t xml:space="preserve">Atribut data operasional email verified at.</w:t></w:r></w:p></w:tc></w:tr><w:tr><w:trPr/><w:tc><w:tcPr><w:tcW w:w="1417.3228346456694" w:type="dxa"/><w:noWrap/></w:tcPr><w:p><w:pPr><w:spacing w:after="30"/></w:pPr><w:r><w:rPr><w:sz w:val="16"/><w:szCs w:val="16"/></w:rPr><w:t xml:space="preserve">18</w:t></w:r></w:p></w:tc><w:tc><w:tcPr><w:tcW w:w="1417.3228346456694" w:type="dxa"/><w:noWrap/></w:tcPr><w:p><w:pPr><w:spacing w:after="30"/></w:pPr><w:r><w:rPr><w:sz w:val="16"/><w:szCs w:val="16"/></w:rPr><w:t xml:space="preserve">`password`</w:t></w:r></w:p></w:tc><w:tc><w:tcPr><w:tcW w:w="1417.3228346456694" w:type="dxa"/><w:noWrap/></w:tcPr><w:p><w:pPr><w:spacing w:after="30"/></w:pPr><w:r><w:rPr><w:sz w:val="16"/><w:szCs w:val="16"/></w:rPr><w:t xml:space="preserve">`varchar(255)`</w:t></w:r></w:p></w:tc><w:tc><w:tcPr><w:tcW w:w="1417.3228346456694" w:type="dxa"/><w:noWrap/></w:tcPr><w:p><w:pPr><w:spacing w:after="30"/></w:pPr><w:r><w:rPr><w:sz w:val="16"/><w:szCs w:val="16"/></w:rPr><w:t xml:space="preserve">NOT NULL</w:t></w:r></w:p></w:tc><w:tc><w:tcPr><w:tcW w:w="1417.3228346456694" w:type="dxa"/><w:noWrap/></w:tcPr><w:p><w:pPr><w:spacing w:after="30"/></w:pPr><w:r><w:rPr><w:sz w:val="16"/><w:szCs w:val="16"/></w:rPr><w:t xml:space="preserve">*None*</w:t></w:r></w:p></w:tc><w:tc><w:tcPr><w:tcW w:w="1417.3228346456694" w:type="dxa"/><w:noWrap/></w:tcPr><w:p><w:pPr><w:spacing w:after="30"/></w:pPr><w:r><w:rPr><w:sz w:val="16"/><w:szCs w:val="16"/></w:rPr><w:t xml:space="preserve">-</w:t></w:r></w:p></w:tc><w:tc><w:tcPr><w:tcW w:w="1417.3228346456694" w:type="dxa"/><w:noWrap/></w:tcPr><w:p><w:pPr><w:spacing w:after="30"/></w:pPr><w:r><w:rPr><w:sz w:val="16"/><w:szCs w:val="16"/></w:rPr><w:t xml:space="preserve">Atribut data operasional password.</w:t></w:r></w:p></w:tc></w:tr><w:tr><w:trPr/><w:tc><w:tcPr><w:tcW w:w="1417.3228346456694" w:type="dxa"/><w:noWrap/></w:tcPr><w:p><w:pPr><w:spacing w:after="30"/></w:pPr><w:r><w:rPr><w:sz w:val="16"/><w:szCs w:val="16"/></w:rPr><w:t xml:space="preserve">19</w:t></w:r></w:p></w:tc><w:tc><w:tcPr><w:tcW w:w="1417.3228346456694" w:type="dxa"/><w:noWrap/></w:tcPr><w:p><w:pPr><w:spacing w:after="30"/></w:pPr><w:r><w:rPr><w:sz w:val="16"/><w:szCs w:val="16"/></w:rPr><w:t xml:space="preserve">`remember_token`</w:t></w:r></w:p></w:tc><w:tc><w:tcPr><w:tcW w:w="1417.3228346456694" w:type="dxa"/><w:noWrap/></w:tcPr><w:p><w:pPr><w:spacing w:after="30"/></w:pPr><w:r><w:rPr><w:sz w:val="16"/><w:szCs w:val="16"/></w:rPr><w:t xml:space="preserve">`varchar(100)`</w:t></w:r></w:p></w:tc><w:tc><w:tcPr><w:tcW w:w="1417.3228346456694" w:type="dxa"/><w:noWrap/></w:tcPr><w:p><w:pPr><w:spacing w:after="30"/></w:pPr><w:r><w:rPr><w:sz w:val="16"/><w:szCs w:val="16"/></w:rPr><w:t xml:space="preserve">NULL</w:t></w:r></w:p></w:tc><w:tc><w:tcPr><w:tcW w:w="1417.3228346456694" w:type="dxa"/><w:noWrap/></w:tcPr><w:p><w:pPr><w:spacing w:after="30"/></w:pPr><w:r><w:rPr><w:sz w:val="16"/><w:szCs w:val="16"/></w:rPr><w:t xml:space="preserve">`NULL`</w:t></w:r></w:p></w:tc><w:tc><w:tcPr><w:tcW w:w="1417.3228346456694" w:type="dxa"/><w:noWrap/></w:tcPr><w:p><w:pPr><w:spacing w:after="30"/></w:pPr><w:r><w:rPr><w:sz w:val="16"/><w:szCs w:val="16"/></w:rPr><w:t xml:space="preserve">-</w:t></w:r></w:p></w:tc><w:tc><w:tcPr><w:tcW w:w="1417.3228346456694" w:type="dxa"/><w:noWrap/></w:tcPr><w:p><w:pPr><w:spacing w:after="30"/></w:pPr><w:r><w:rPr><w:sz w:val="16"/><w:szCs w:val="16"/></w:rPr><w:t xml:space="preserve">Token acak kriptografis untuk validasi dokumen/keamanan publik.</w:t></w:r></w:p></w:tc></w:tr><w:tr><w:trPr/><w:tc><w:tcPr><w:tcW w:w="1417.3228346456694" w:type="dxa"/><w:noWrap/></w:tcPr><w:p><w:pPr><w:spacing w:after="30"/></w:pPr><w:r><w:rPr><w:sz w:val="16"/><w:szCs w:val="16"/></w:rPr><w:t xml:space="preserve">20</w:t></w:r></w:p></w:tc><w:tc><w:tcPr><w:tcW w:w="1417.3228346456694" w:type="dxa"/><w:noWrap/></w:tcPr><w:p><w:pPr><w:spacing w:after="30"/></w:pPr><w:r><w:rPr><w:sz w:val="16"/><w:szCs w:val="16"/></w:rPr><w:t xml:space="preserve">`last_login_at`</w:t></w:r></w:p></w:tc><w:tc><w:tcPr><w:tcW w:w="1417.3228346456694" w:type="dxa"/><w:noWrap/></w:tcPr><w:p><w:pPr><w:spacing w:after="30"/></w:pPr><w:r><w:rPr><w:sz w:val="16"/><w:szCs w:val="16"/></w:rPr><w:t xml:space="preserve">`timestamp`</w:t></w:r></w:p></w:tc><w:tc><w:tcPr><w:tcW w:w="1417.3228346456694" w:type="dxa"/><w:noWrap/></w:tcPr><w:p><w:pPr><w:spacing w:after="30"/></w:pPr><w:r><w:rPr><w:sz w:val="16"/><w:szCs w:val="16"/></w:rPr><w:t xml:space="preserve">NULL</w:t></w:r></w:p></w:tc><w:tc><w:tcPr><w:tcW w:w="1417.3228346456694" w:type="dxa"/><w:noWrap/></w:tcPr><w:p><w:pPr><w:spacing w:after="30"/></w:pPr><w:r><w:rPr><w:sz w:val="16"/><w:szCs w:val="16"/></w:rPr><w:t xml:space="preserve">`NULL`</w:t></w:r></w:p></w:tc><w:tc><w:tcPr><w:tcW w:w="1417.3228346456694" w:type="dxa"/><w:noWrap/></w:tcPr><w:p><w:pPr><w:spacing w:after="30"/></w:pPr><w:r><w:rPr><w:sz w:val="16"/><w:szCs w:val="16"/></w:rPr><w:t xml:space="preserve">-</w:t></w:r></w:p></w:tc><w:tc><w:tcPr><w:tcW w:w="1417.3228346456694" w:type="dxa"/><w:noWrap/></w:tcPr><w:p><w:pPr><w:spacing w:after="30"/></w:pPr><w:r><w:rPr><w:sz w:val="16"/><w:szCs w:val="16"/></w:rPr><w:t xml:space="preserve">Atribut data operasional last login at.</w:t></w:r></w:p></w:tc></w:tr><w:tr><w:trPr/><w:tc><w:tcPr><w:tcW w:w="1417.3228346456694" w:type="dxa"/><w:noWrap/></w:tcPr><w:p><w:pPr><w:spacing w:after="30"/></w:pPr><w:r><w:rPr><w:sz w:val="16"/><w:szCs w:val="16"/></w:rPr><w:t xml:space="preserve">21</w:t></w:r></w:p></w:tc><w:tc><w:tcPr><w:tcW w:w="1417.3228346456694" w:type="dxa"/><w:noWrap/></w:tcPr><w:p><w:pPr><w:spacing w:after="30"/></w:pPr><w:r><w:rPr><w:sz w:val="16"/><w:szCs w:val="16"/></w:rPr><w:t xml:space="preserve">`created_at`</w:t></w:r></w:p></w:tc><w:tc><w:tcPr><w:tcW w:w="1417.3228346456694" w:type="dxa"/><w:noWrap/></w:tcPr><w:p><w:pPr><w:spacing w:after="30"/></w:pPr><w:r><w:rPr><w:sz w:val="16"/><w:szCs w:val="16"/></w:rPr><w:t xml:space="preserve">`timestamp`</w:t></w:r></w:p></w:tc><w:tc><w:tcPr><w:tcW w:w="1417.3228346456694" w:type="dxa"/><w:noWrap/></w:tcPr><w:p><w:pPr><w:spacing w:after="30"/></w:pPr><w:r><w:rPr><w:sz w:val="16"/><w:szCs w:val="16"/></w:rPr><w:t xml:space="preserve">NULL</w:t></w:r></w:p></w:tc><w:tc><w:tcPr><w:tcW w:w="1417.3228346456694" w:type="dxa"/><w:noWrap/></w:tcPr><w:p><w:pPr><w:spacing w:after="30"/></w:pPr><w:r><w:rPr><w:sz w:val="16"/><w:szCs w:val="16"/></w:rPr><w:t xml:space="preserve">`NULL`</w:t></w:r></w:p></w:tc><w:tc><w:tcPr><w:tcW w:w="1417.3228346456694" w:type="dxa"/><w:noWrap/></w:tcPr><w:p><w:pPr><w:spacing w:after="30"/></w:pPr><w:r><w:rPr><w:sz w:val="16"/><w:szCs w:val="16"/></w:rPr><w:t xml:space="preserve">-</w:t></w:r></w:p></w:tc><w:tc><w:tcPr><w:tcW w:w="1417.3228346456694" w:type="dxa"/><w:noWrap/></w:tcPr><w:p><w:pPr><w:spacing w:after="30"/></w:pPr><w:r><w:rPr><w:sz w:val="16"/><w:szCs w:val="16"/></w:rPr><w:t xml:space="preserve">Waktu rekaman pertama kali dibuat di sistem.</w:t></w:r></w:p></w:tc></w:tr><w:tr><w:trPr/><w:tc><w:tcPr><w:tcW w:w="1417.3228346456694" w:type="dxa"/><w:noWrap/></w:tcPr><w:p><w:pPr><w:spacing w:after="30"/></w:pPr><w:r><w:rPr><w:sz w:val="16"/><w:szCs w:val="16"/></w:rPr><w:t xml:space="preserve">22</w:t></w:r></w:p></w:tc><w:tc><w:tcPr><w:tcW w:w="1417.3228346456694" w:type="dxa"/><w:noWrap/></w:tcPr><w:p><w:pPr><w:spacing w:after="30"/></w:pPr><w:r><w:rPr><w:sz w:val="16"/><w:szCs w:val="16"/></w:rPr><w:t xml:space="preserve">`updated_at`</w:t></w:r></w:p></w:tc><w:tc><w:tcPr><w:tcW w:w="1417.3228346456694" w:type="dxa"/><w:noWrap/></w:tcPr><w:p><w:pPr><w:spacing w:after="30"/></w:pPr><w:r><w:rPr><w:sz w:val="16"/><w:szCs w:val="16"/></w:rPr><w:t xml:space="preserve">`timestamp`</w:t></w:r></w:p></w:tc><w:tc><w:tcPr><w:tcW w:w="1417.3228346456694" w:type="dxa"/><w:noWrap/></w:tcPr><w:p><w:pPr><w:spacing w:after="30"/></w:pPr><w:r><w:rPr><w:sz w:val="16"/><w:szCs w:val="16"/></w:rPr><w:t xml:space="preserve">NULL</w:t></w:r></w:p></w:tc><w:tc><w:tcPr><w:tcW w:w="1417.3228346456694" w:type="dxa"/><w:noWrap/></w:tcPr><w:p><w:pPr><w:spacing w:after="30"/></w:pPr><w:r><w:rPr><w:sz w:val="16"/><w:szCs w:val="16"/></w:rPr><w:t xml:space="preserve">`NULL`</w:t></w:r></w:p></w:tc><w:tc><w:tcPr><w:tcW w:w="1417.3228346456694" w:type="dxa"/><w:noWrap/></w:tcPr><w:p><w:pPr><w:spacing w:after="30"/></w:pPr><w:r><w:rPr><w:sz w:val="16"/><w:szCs w:val="16"/></w:rPr><w:t xml:space="preserve">-</w:t></w:r></w:p></w:tc><w:tc><w:tcPr><w:tcW w:w="1417.3228346456694" w:type="dxa"/><w:noWrap/></w:tcPr><w:p><w:pPr><w:spacing w:after="30"/></w:pPr><w:r><w:rPr><w:sz w:val="16"/><w:szCs w:val="16"/></w:rPr><w:t xml:space="preserve">Waktu rekaman terakhir kali diperbarui.</w:t></w:r></w:p></w:tc></w:tr></w:tbl><w:p/><w:p><w:pPr><w:jc w:val="both"/><w:spacing w:after="70"/></w:pPr><w:r><w:rPr><w:sz w:val="19"/><w:szCs w:val="19"/></w:rPr><w:t xml:space="preserve">---</w:t></w:r></w:p><w:p><w:pPr><w:pStyle w:val="Heading3"/></w:pPr><w:bookmarkStart w:id="41" w:name="_Toc41"/><w:r><w:t>3.32 Tabel Gelombang Pendaftaran Ujian (`waves`)</w:t></w:r><w:bookmarkEnd w:id="41"/></w:p><w:p><w:pPr><w:spacing w:before="40" w:after="40"/></w:pPr><w:r><w:rPr><w:color w:val="334155"/><w:sz w:val="19"/><w:szCs w:val="19"/><w:b w:val="1"/><w:bCs w:val="1"/><w:i w:val="1"/><w:iCs w:val="1"/></w:rPr><w:t xml:space="preserve">**Nama Tabel**: `waves`</w:t></w:r></w:p><w:p><w:pPr><w:spacing w:before="40" w:after="40"/></w:pPr><w:r><w:rPr><w:color w:val="334155"/><w:sz w:val="19"/><w:szCs w:val="19"/><w:b w:val="0"/><w:bCs w:val="0"/><w:i w:val="1"/><w:iCs w:val="1"/></w:rPr><w:t xml:space="preserve">**Primary Key**: `id`</w:t></w:r></w:p><w:p><w:pPr><w:spacing w:before="40" w:after="40"/></w:pPr><w:r><w:rPr><w:color w:val="334155"/><w:sz w:val="19"/><w:szCs w:val="19"/><w:b w:val="0"/><w:bCs w:val="0"/><w:i w:val="1"/><w:iCs w:val="1"/></w:rPr><w:t xml:space="preserve">**Foreign Key**: Tidak ada (*None*)</w:t></w:r></w:p><w:p><w:pPr><w:spacing w:before="40" w:after="40"/></w:pPr><w:r><w:rPr><w:color w:val="334155"/><w:sz w:val="19"/><w:szCs w:val="19"/><w:b w:val="0"/><w:bCs w:val="0"/><w:i w:val="1"/><w:iCs w:val="1"/></w:rPr><w:t xml:space="preserve">**Deskripsi**: Mengatur periode pembukaan dan penutupan gelombang pendaftaran Seminar Proposal dan Sidang Skripsi oleh Ketua Program Studi (Kaprodi), termasuk kuota peserta dan rentang tanggal pelaksanaan ujian.</w:t></w:r></w:p><w:tbl><w:tblGrid><w:gridCol w:w="1417.3228346456694" w:type="dxa"/><w:gridCol w:w="1417.3228346456694" w:type="dxa"/><w:gridCol w:w="1417.3228346456694" w:type="dxa"/><w:gridCol w:w="1417.3228346456694" w:type="dxa"/><w:gridCol w:w="1417.3228346456694" w:type="dxa"/><w:gridCol w:w="1417.3228346456694" w:type="dxa"/><w:gridCol w:w="1417.3228346456694" w:type="dxa"/></w:tblGrid><w:tblPr><w:tblStyle w:val="DbTable"/></w:tblPr><w:tr><w:trPr/><w:tc><w:tcPr><w:tcW w:w="1417.3228346456694" w:type="dxa"/><w:shd w:val="clear" w:fill="1E293B"/><w:noWrap/></w:tcPr><w:p><w:pPr><w:spacing w:after="30"/></w:pPr><w:r><w:rPr><w:color w:val="FFFFFF"/><w:sz w:val="16"/><w:szCs w:val="16"/><w:b w:val="1"/><w:bCs w:val="1"/></w:rPr><w:t xml:space="preserve">No</w:t></w:r></w:p></w:tc><w:tc><w:tcPr><w:tcW w:w="1417.3228346456694" w:type="dxa"/><w:shd w:val="clear" w:fill="1E293B"/><w:noWrap/></w:tcPr><w:p><w:pPr><w:spacing w:after="30"/></w:pPr><w:r><w:rPr><w:color w:val="FFFFFF"/><w:sz w:val="16"/><w:szCs w:val="16"/><w:b w:val="1"/><w:bCs w:val="1"/></w:rPr><w:t xml:space="preserve">Nama Kolom</w:t></w:r></w:p></w:tc><w:tc><w:tcPr><w:tcW w:w="1417.3228346456694" w:type="dxa"/><w:shd w:val="clear" w:fill="1E293B"/><w:noWrap/></w:tcPr><w:p><w:pPr><w:spacing w:after="30"/></w:pPr><w:r><w:rPr><w:color w:val="FFFFFF"/><w:sz w:val="16"/><w:szCs w:val="16"/><w:b w:val="1"/><w:bCs w:val="1"/></w:rPr><w:t xml:space="preserve">Tipe Data</w:t></w:r></w:p></w:tc><w:tc><w:tcPr><w:tcW w:w="1417.3228346456694" w:type="dxa"/><w:shd w:val="clear" w:fill="1E293B"/><w:noWrap/></w:tcPr><w:p><w:pPr><w:spacing w:after="30"/></w:pPr><w:r><w:rPr><w:color w:val="FFFFFF"/><w:sz w:val="16"/><w:szCs w:val="16"/><w:b w:val="1"/><w:bCs w:val="1"/></w:rPr><w:t xml:space="preserve">Nullable</w:t></w:r></w:p></w:tc><w:tc><w:tcPr><w:tcW w:w="1417.3228346456694" w:type="dxa"/><w:shd w:val="clear" w:fill="1E293B"/><w:noWrap/></w:tcPr><w:p><w:pPr><w:spacing w:after="30"/></w:pPr><w:r><w:rPr><w:color w:val="FFFFFF"/><w:sz w:val="16"/><w:szCs w:val="16"/><w:b w:val="1"/><w:bCs w:val="1"/></w:rPr><w:t xml:space="preserve">Nilai Default</w:t></w:r></w:p></w:tc><w:tc><w:tcPr><w:tcW w:w="1417.3228346456694" w:type="dxa"/><w:shd w:val="clear" w:fill="1E293B"/><w:noWrap/></w:tcPr><w:p><w:pPr><w:spacing w:after="30"/></w:pPr><w:r><w:rPr><w:color w:val="FFFFFF"/><w:sz w:val="16"/><w:szCs w:val="16"/><w:b w:val="1"/><w:bCs w:val="1"/></w:rPr><w:t xml:space="preserve">Kunci (*Key*)</w:t></w:r></w:p></w:tc><w:tc><w:tcPr><w:tcW w:w="1417.3228346456694" w:type="dxa"/><w:shd w:val="clear" w:fill="1E293B"/><w:noWrap/></w:tcPr><w:p><w:pPr><w:spacing w:after="30"/></w:pPr><w:r><w:rPr><w:color w:val="FFFFFF"/><w:sz w:val="16"/><w:szCs w:val="16"/><w:b w:val="1"/><w:bCs w:val="1"/></w:rPr><w:t xml:space="preserve">Keterangan & Aturan Bisnis</w:t></w:r></w:p></w:tc></w:tr><w:tr><w:trPr/><w:tc><w:tcPr><w:tcW w:w="1417.3228346456694" w:type="dxa"/><w:noWrap/></w:tcPr><w:p><w:pPr><w:spacing w:after="30"/></w:pPr><w:r><w:rPr><w:sz w:val="16"/><w:szCs w:val="16"/></w:rPr><w:t xml:space="preserve">1</w:t></w:r></w:p></w:tc><w:tc><w:tcPr><w:tcW w:w="1417.3228346456694" w:type="dxa"/><w:noWrap/></w:tcPr><w:p><w:pPr><w:spacing w:after="30"/></w:pPr><w:r><w:rPr><w:sz w:val="16"/><w:szCs w:val="16"/></w:rPr><w:t xml:space="preserve">`id`</w:t></w:r></w:p></w:tc><w:tc><w:tcPr><w:tcW w:w="1417.3228346456694" w:type="dxa"/><w:noWrap/></w:tcPr><w:p><w:pPr><w:spacing w:after="30"/></w:pPr><w:r><w:rPr><w:sz w:val="16"/><w:szCs w:val="16"/></w:rPr><w:t xml:space="preserve">`bigint(20) unsigned`</w:t></w:r></w:p></w:tc><w:tc><w:tcPr><w:tcW w:w="1417.3228346456694" w:type="dxa"/><w:noWrap/></w:tcPr><w:p><w:pPr><w:spacing w:after="30"/></w:pPr><w:r><w:rPr><w:sz w:val="16"/><w:szCs w:val="16"/></w:rPr><w:t xml:space="preserve">NOT NULL</w:t></w:r></w:p></w:tc><w:tc><w:tcPr><w:tcW w:w="1417.3228346456694" w:type="dxa"/><w:noWrap/></w:tcPr><w:p><w:pPr><w:spacing w:after="30"/></w:pPr><w:r><w:rPr><w:sz w:val="16"/><w:szCs w:val="16"/></w:rPr><w:t xml:space="preserve">*None*</w:t></w:r></w:p></w:tc><w:tc><w:tcPr><w:tcW w:w="1417.3228346456694" w:type="dxa"/><w:noWrap/></w:tcPr><w:p><w:pPr><w:spacing w:after="30"/></w:pPr><w:r><w:rPr><w:sz w:val="16"/><w:szCs w:val="16"/></w:rPr><w:t xml:space="preserve">PRI (auto_increment)</w:t></w:r></w:p></w:tc><w:tc><w:tcPr><w:tcW w:w="1417.3228346456694" w:type="dxa"/><w:noWrap/></w:tcPr><w:p><w:pPr><w:spacing w:after="30"/></w:pPr><w:r><w:rPr><w:sz w:val="16"/><w:szCs w:val="16"/></w:rPr><w:t xml:space="preserve">Identitas unik rekaman data (*surrogate primary key*).</w:t></w:r></w:p></w:tc></w:tr><w:tr><w:trPr/><w:tc><w:tcPr><w:tcW w:w="1417.3228346456694" w:type="dxa"/><w:noWrap/></w:tcPr><w:p><w:pPr><w:spacing w:after="30"/></w:pPr><w:r><w:rPr><w:sz w:val="16"/><w:szCs w:val="16"/></w:rPr><w:t xml:space="preserve">2</w:t></w:r></w:p></w:tc><w:tc><w:tcPr><w:tcW w:w="1417.3228346456694" w:type="dxa"/><w:noWrap/></w:tcPr><w:p><w:pPr><w:spacing w:after="30"/></w:pPr><w:r><w:rPr><w:sz w:val="16"/><w:szCs w:val="16"/></w:rPr><w:t xml:space="preserve">`name`</w:t></w:r></w:p></w:tc><w:tc><w:tcPr><w:tcW w:w="1417.3228346456694" w:type="dxa"/><w:noWrap/></w:tcPr><w:p><w:pPr><w:spacing w:after="30"/></w:pPr><w:r><w:rPr><w:sz w:val="16"/><w:szCs w:val="16"/></w:rPr><w:t xml:space="preserve">`varchar(255)`</w:t></w:r></w:p></w:tc><w:tc><w:tcPr><w:tcW w:w="1417.3228346456694" w:type="dxa"/><w:noWrap/></w:tcPr><w:p><w:pPr><w:spacing w:after="30"/></w:pPr><w:r><w:rPr><w:sz w:val="16"/><w:szCs w:val="16"/></w:rPr><w:t xml:space="preserve">NOT NULL</w:t></w:r></w:p></w:tc><w:tc><w:tcPr><w:tcW w:w="1417.3228346456694" w:type="dxa"/><w:noWrap/></w:tcPr><w:p><w:pPr><w:spacing w:after="30"/></w:pPr><w:r><w:rPr><w:sz w:val="16"/><w:szCs w:val="16"/></w:rPr><w:t xml:space="preserve">*None*</w:t></w:r></w:p></w:tc><w:tc><w:tcPr><w:tcW w:w="1417.3228346456694" w:type="dxa"/><w:noWrap/></w:tcPr><w:p><w:pPr><w:spacing w:after="30"/></w:pPr><w:r><w:rPr><w:sz w:val="16"/><w:szCs w:val="16"/></w:rPr><w:t xml:space="preserve">-</w:t></w:r></w:p></w:tc><w:tc><w:tcPr><w:tcW w:w="1417.3228346456694" w:type="dxa"/><w:noWrap/></w:tcPr><w:p><w:pPr><w:spacing w:after="30"/></w:pPr><w:r><w:rPr><w:sz w:val="16"/><w:szCs w:val="16"/></w:rPr><w:t xml:space="preserve">Atribut data operasional name.</w:t></w:r></w:p></w:tc></w:tr><w:tr><w:trPr/><w:tc><w:tcPr><w:tcW w:w="1417.3228346456694" w:type="dxa"/><w:noWrap/></w:tcPr><w:p><w:pPr><w:spacing w:after="30"/></w:pPr><w:r><w:rPr><w:sz w:val="16"/><w:szCs w:val="16"/></w:rPr><w:t xml:space="preserve">3</w:t></w:r></w:p></w:tc><w:tc><w:tcPr><w:tcW w:w="1417.3228346456694" w:type="dxa"/><w:noWrap/></w:tcPr><w:p><w:pPr><w:spacing w:after="30"/></w:pPr><w:r><w:rPr><w:sz w:val="16"/><w:szCs w:val="16"/></w:rPr><w:t xml:space="preserve">`is_active`</w:t></w:r></w:p></w:tc><w:tc><w:tcPr><w:tcW w:w="1417.3228346456694" w:type="dxa"/><w:noWrap/></w:tcPr><w:p><w:pPr><w:spacing w:after="30"/></w:pPr><w:r><w:rPr><w:sz w:val="16"/><w:szCs w:val="16"/></w:rPr><w:t xml:space="preserve">`tinyint(1)`</w:t></w:r></w:p></w:tc><w:tc><w:tcPr><w:tcW w:w="1417.3228346456694" w:type="dxa"/><w:noWrap/></w:tcPr><w:p><w:pPr><w:spacing w:after="30"/></w:pPr><w:r><w:rPr><w:sz w:val="16"/><w:szCs w:val="16"/></w:rPr><w:t xml:space="preserve">NOT NULL</w:t></w:r></w:p></w:tc><w:tc><w:tcPr><w:tcW w:w="1417.3228346456694" w:type="dxa"/><w:noWrap/></w:tcPr><w:p><w:pPr><w:spacing w:after="30"/></w:pPr><w:r><w:rPr><w:sz w:val="16"/><w:szCs w:val="16"/></w:rPr><w:t xml:space="preserve">`0`</w:t></w:r></w:p></w:tc><w:tc><w:tcPr><w:tcW w:w="1417.3228346456694" w:type="dxa"/><w:noWrap/></w:tcPr><w:p><w:pPr><w:spacing w:after="30"/></w:pPr><w:r><w:rPr><w:sz w:val="16"/><w:szCs w:val="16"/></w:rPr><w:t xml:space="preserve">-</w:t></w:r></w:p></w:tc><w:tc><w:tcPr><w:tcW w:w="1417.3228346456694" w:type="dxa"/><w:noWrap/></w:tcPr><w:p><w:pPr><w:spacing w:after="30"/></w:pPr><w:r><w:rPr><w:sz w:val="16"/><w:szCs w:val="16"/></w:rPr><w:t xml:space="preserve">Penanda status keaktifan record (1 = Aktif, 0 = Non-aktif).</w:t></w:r></w:p></w:tc></w:tr><w:tr><w:trPr/><w:tc><w:tcPr><w:tcW w:w="1417.3228346456694" w:type="dxa"/><w:noWrap/></w:tcPr><w:p><w:pPr><w:spacing w:after="30"/></w:pPr><w:r><w:rPr><w:sz w:val="16"/><w:szCs w:val="16"/></w:rPr><w:t xml:space="preserve">4</w:t></w:r></w:p></w:tc><w:tc><w:tcPr><w:tcW w:w="1417.3228346456694" w:type="dxa"/><w:noWrap/></w:tcPr><w:p><w:pPr><w:spacing w:after="30"/></w:pPr><w:r><w:rPr><w:sz w:val="16"/><w:szCs w:val="16"/></w:rPr><w:t xml:space="preserve">`description`</w:t></w:r></w:p></w:tc><w:tc><w:tcPr><w:tcW w:w="1417.3228346456694" w:type="dxa"/><w:noWrap/></w:tcPr><w:p><w:pPr><w:spacing w:after="30"/></w:pPr><w:r><w:rPr><w:sz w:val="16"/><w:szCs w:val="16"/></w:rPr><w:t xml:space="preserve">`text`</w:t></w:r></w:p></w:tc><w:tc><w:tcPr><w:tcW w:w="1417.3228346456694" w:type="dxa"/><w:noWrap/></w:tcPr><w:p><w:pPr><w:spacing w:after="30"/></w:pPr><w:r><w:rPr><w:sz w:val="16"/><w:szCs w:val="16"/></w:rPr><w:t xml:space="preserve">NULL</w:t></w:r></w:p></w:tc><w:tc><w:tcPr><w:tcW w:w="1417.3228346456694" w:type="dxa"/><w:noWrap/></w:tcPr><w:p><w:pPr><w:spacing w:after="30"/></w:pPr><w:r><w:rPr><w:sz w:val="16"/><w:szCs w:val="16"/></w:rPr><w:t xml:space="preserve">`NULL`</w:t></w:r></w:p></w:tc><w:tc><w:tcPr><w:tcW w:w="1417.3228346456694" w:type="dxa"/><w:noWrap/></w:tcPr><w:p><w:pPr><w:spacing w:after="30"/></w:pPr><w:r><w:rPr><w:sz w:val="16"/><w:szCs w:val="16"/></w:rPr><w:t xml:space="preserve">-</w:t></w:r></w:p></w:tc><w:tc><w:tcPr><w:tcW w:w="1417.3228346456694" w:type="dxa"/><w:noWrap/></w:tcPr><w:p><w:pPr><w:spacing w:after="30"/></w:pPr><w:r><w:rPr><w:sz w:val="16"/><w:szCs w:val="16"/></w:rPr><w:t xml:space="preserve">Atribut data operasional description.</w:t></w:r></w:p></w:tc></w:tr><w:tr><w:trPr/><w:tc><w:tcPr><w:tcW w:w="1417.3228346456694" w:type="dxa"/><w:noWrap/></w:tcPr><w:p><w:pPr><w:spacing w:after="30"/></w:pPr><w:r><w:rPr><w:sz w:val="16"/><w:szCs w:val="16"/></w:rPr><w:t xml:space="preserve">5</w:t></w:r></w:p></w:tc><w:tc><w:tcPr><w:tcW w:w="1417.3228346456694" w:type="dxa"/><w:noWrap/></w:tcPr><w:p><w:pPr><w:spacing w:after="30"/></w:pPr><w:r><w:rPr><w:sz w:val="16"/><w:szCs w:val="16"/></w:rPr><w:t xml:space="preserve">`created_at`</w:t></w:r></w:p></w:tc><w:tc><w:tcPr><w:tcW w:w="1417.3228346456694" w:type="dxa"/><w:noWrap/></w:tcPr><w:p><w:pPr><w:spacing w:after="30"/></w:pPr><w:r><w:rPr><w:sz w:val="16"/><w:szCs w:val="16"/></w:rPr><w:t xml:space="preserve">`timestamp`</w:t></w:r></w:p></w:tc><w:tc><w:tcPr><w:tcW w:w="1417.3228346456694" w:type="dxa"/><w:noWrap/></w:tcPr><w:p><w:pPr><w:spacing w:after="30"/></w:pPr><w:r><w:rPr><w:sz w:val="16"/><w:szCs w:val="16"/></w:rPr><w:t xml:space="preserve">NULL</w:t></w:r></w:p></w:tc><w:tc><w:tcPr><w:tcW w:w="1417.3228346456694" w:type="dxa"/><w:noWrap/></w:tcPr><w:p><w:pPr><w:spacing w:after="30"/></w:pPr><w:r><w:rPr><w:sz w:val="16"/><w:szCs w:val="16"/></w:rPr><w:t xml:space="preserve">`NULL`</w:t></w:r></w:p></w:tc><w:tc><w:tcPr><w:tcW w:w="1417.3228346456694" w:type="dxa"/><w:noWrap/></w:tcPr><w:p><w:pPr><w:spacing w:after="30"/></w:pPr><w:r><w:rPr><w:sz w:val="16"/><w:szCs w:val="16"/></w:rPr><w:t xml:space="preserve">-</w:t></w:r></w:p></w:tc><w:tc><w:tcPr><w:tcW w:w="1417.3228346456694" w:type="dxa"/><w:noWrap/></w:tcPr><w:p><w:pPr><w:spacing w:after="30"/></w:pPr><w:r><w:rPr><w:sz w:val="16"/><w:szCs w:val="16"/></w:rPr><w:t xml:space="preserve">Waktu rekaman pertama kali dibuat di sistem.</w:t></w:r></w:p></w:tc></w:tr><w:tr><w:trPr/><w:tc><w:tcPr><w:tcW w:w="1417.3228346456694" w:type="dxa"/><w:noWrap/></w:tcPr><w:p><w:pPr><w:spacing w:after="30"/></w:pPr><w:r><w:rPr><w:sz w:val="16"/><w:szCs w:val="16"/></w:rPr><w:t xml:space="preserve">6</w:t></w:r></w:p></w:tc><w:tc><w:tcPr><w:tcW w:w="1417.3228346456694" w:type="dxa"/><w:noWrap/></w:tcPr><w:p><w:pPr><w:spacing w:after="30"/></w:pPr><w:r><w:rPr><w:sz w:val="16"/><w:szCs w:val="16"/></w:rPr><w:t xml:space="preserve">`updated_at`</w:t></w:r></w:p></w:tc><w:tc><w:tcPr><w:tcW w:w="1417.3228346456694" w:type="dxa"/><w:noWrap/></w:tcPr><w:p><w:pPr><w:spacing w:after="30"/></w:pPr><w:r><w:rPr><w:sz w:val="16"/><w:szCs w:val="16"/></w:rPr><w:t xml:space="preserve">`timestamp`</w:t></w:r></w:p></w:tc><w:tc><w:tcPr><w:tcW w:w="1417.3228346456694" w:type="dxa"/><w:noWrap/></w:tcPr><w:p><w:pPr><w:spacing w:after="30"/></w:pPr><w:r><w:rPr><w:sz w:val="16"/><w:szCs w:val="16"/></w:rPr><w:t xml:space="preserve">NULL</w:t></w:r></w:p></w:tc><w:tc><w:tcPr><w:tcW w:w="1417.3228346456694" w:type="dxa"/><w:noWrap/></w:tcPr><w:p><w:pPr><w:spacing w:after="30"/></w:pPr><w:r><w:rPr><w:sz w:val="16"/><w:szCs w:val="16"/></w:rPr><w:t xml:space="preserve">`NULL`</w:t></w:r></w:p></w:tc><w:tc><w:tcPr><w:tcW w:w="1417.3228346456694" w:type="dxa"/><w:noWrap/></w:tcPr><w:p><w:pPr><w:spacing w:after="30"/></w:pPr><w:r><w:rPr><w:sz w:val="16"/><w:szCs w:val="16"/></w:rPr><w:t xml:space="preserve">-</w:t></w:r></w:p></w:tc><w:tc><w:tcPr><w:tcW w:w="1417.3228346456694" w:type="dxa"/><w:noWrap/></w:tcPr><w:p><w:pPr><w:spacing w:after="30"/></w:pPr><w:r><w:rPr><w:sz w:val="16"/><w:szCs w:val="16"/></w:rPr><w:t xml:space="preserve">Waktu rekaman terakhir kali diperbarui.</w:t></w:r></w:p></w:tc></w:tr><w:tr><w:trPr/><w:tc><w:tcPr><w:tcW w:w="1417.3228346456694" w:type="dxa"/><w:noWrap/></w:tcPr><w:p><w:pPr><w:spacing w:after="30"/></w:pPr><w:r><w:rPr><w:sz w:val="16"/><w:szCs w:val="16"/></w:rPr><w:t xml:space="preserve">7</w:t></w:r></w:p></w:tc><w:tc><w:tcPr><w:tcW w:w="1417.3228346456694" w:type="dxa"/><w:noWrap/></w:tcPr><w:p><w:pPr><w:spacing w:after="30"/></w:pPr><w:r><w:rPr><w:sz w:val="16"/><w:szCs w:val="16"/></w:rPr><w:t xml:space="preserve">`start_date`</w:t></w:r></w:p></w:tc><w:tc><w:tcPr><w:tcW w:w="1417.3228346456694" w:type="dxa"/><w:noWrap/></w:tcPr><w:p><w:pPr><w:spacing w:after="30"/></w:pPr><w:r><w:rPr><w:sz w:val="16"/><w:szCs w:val="16"/></w:rPr><w:t xml:space="preserve">`date`</w:t></w:r></w:p></w:tc><w:tc><w:tcPr><w:tcW w:w="1417.3228346456694" w:type="dxa"/><w:noWrap/></w:tcPr><w:p><w:pPr><w:spacing w:after="30"/></w:pPr><w:r><w:rPr><w:sz w:val="16"/><w:szCs w:val="16"/></w:rPr><w:t xml:space="preserve">NULL</w:t></w:r></w:p></w:tc><w:tc><w:tcPr><w:tcW w:w="1417.3228346456694" w:type="dxa"/><w:noWrap/></w:tcPr><w:p><w:pPr><w:spacing w:after="30"/></w:pPr><w:r><w:rPr><w:sz w:val="16"/><w:szCs w:val="16"/></w:rPr><w:t xml:space="preserve">`NULL`</w:t></w:r></w:p></w:tc><w:tc><w:tcPr><w:tcW w:w="1417.3228346456694" w:type="dxa"/><w:noWrap/></w:tcPr><w:p><w:pPr><w:spacing w:after="30"/></w:pPr><w:r><w:rPr><w:sz w:val="16"/><w:szCs w:val="16"/></w:rPr><w:t xml:space="preserve">-</w:t></w:r></w:p></w:tc><w:tc><w:tcPr><w:tcW w:w="1417.3228346456694" w:type="dxa"/><w:noWrap/></w:tcPr><w:p><w:pPr><w:spacing w:after="30"/></w:pPr><w:r><w:rPr><w:sz w:val="16"/><w:szCs w:val="16"/></w:rPr><w:t xml:space="preserve">Tanggal pelaksanaan atau batas waktu proses bisnis.</w:t></w:r></w:p></w:tc></w:tr><w:tr><w:trPr/><w:tc><w:tcPr><w:tcW w:w="1417.3228346456694" w:type="dxa"/><w:noWrap/></w:tcPr><w:p><w:pPr><w:spacing w:after="30"/></w:pPr><w:r><w:rPr><w:sz w:val="16"/><w:szCs w:val="16"/></w:rPr><w:t xml:space="preserve">8</w:t></w:r></w:p></w:tc><w:tc><w:tcPr><w:tcW w:w="1417.3228346456694" w:type="dxa"/><w:noWrap/></w:tcPr><w:p><w:pPr><w:spacing w:after="30"/></w:pPr><w:r><w:rPr><w:sz w:val="16"/><w:szCs w:val="16"/></w:rPr><w:t xml:space="preserve">`end_date`</w:t></w:r></w:p></w:tc><w:tc><w:tcPr><w:tcW w:w="1417.3228346456694" w:type="dxa"/><w:noWrap/></w:tcPr><w:p><w:pPr><w:spacing w:after="30"/></w:pPr><w:r><w:rPr><w:sz w:val="16"/><w:szCs w:val="16"/></w:rPr><w:t xml:space="preserve">`date`</w:t></w:r></w:p></w:tc><w:tc><w:tcPr><w:tcW w:w="1417.3228346456694" w:type="dxa"/><w:noWrap/></w:tcPr><w:p><w:pPr><w:spacing w:after="30"/></w:pPr><w:r><w:rPr><w:sz w:val="16"/><w:szCs w:val="16"/></w:rPr><w:t xml:space="preserve">NULL</w:t></w:r></w:p></w:tc><w:tc><w:tcPr><w:tcW w:w="1417.3228346456694" w:type="dxa"/><w:noWrap/></w:tcPr><w:p><w:pPr><w:spacing w:after="30"/></w:pPr><w:r><w:rPr><w:sz w:val="16"/><w:szCs w:val="16"/></w:rPr><w:t xml:space="preserve">`NULL`</w:t></w:r></w:p></w:tc><w:tc><w:tcPr><w:tcW w:w="1417.3228346456694" w:type="dxa"/><w:noWrap/></w:tcPr><w:p><w:pPr><w:spacing w:after="30"/></w:pPr><w:r><w:rPr><w:sz w:val="16"/><w:szCs w:val="16"/></w:rPr><w:t xml:space="preserve">-</w:t></w:r></w:p></w:tc><w:tc><w:tcPr><w:tcW w:w="1417.3228346456694" w:type="dxa"/><w:noWrap/></w:tcPr><w:p><w:pPr><w:spacing w:after="30"/></w:pPr><w:r><w:rPr><w:sz w:val="16"/><w:szCs w:val="16"/></w:rPr><w:t xml:space="preserve">Tanggal pelaksanaan atau batas waktu proses bisnis.</w:t></w:r></w:p></w:tc></w:tr></w:tbl><w:p/><w:p><w:pPr><w:jc w:val="both"/><w:spacing w:after="70"/></w:pPr><w:r><w:rPr><w:sz w:val="19"/><w:szCs w:val="19"/></w:rPr><w:t xml:space="preserve">---</w:t></w:r></w:p><w:p><w:pPr><w:pStyle w:val="Heading3"/></w:pPr><w:bookmarkStart w:id="42" w:name="_Toc42"/><w:r><w:t>3.33 Tabel Siaran Pesan WhatsApp Massal (`wa_broadcasts`)</w:t></w:r><w:bookmarkEnd w:id="42"/></w:p><w:p><w:pPr><w:spacing w:before="40" w:after="40"/></w:pPr><w:r><w:rPr><w:color w:val="334155"/><w:sz w:val="19"/><w:szCs w:val="19"/><w:b w:val="1"/><w:bCs w:val="1"/><w:i w:val="1"/><w:iCs w:val="1"/></w:rPr><w:t xml:space="preserve">**Nama Tabel**: `wa_broadcasts`</w:t></w:r></w:p><w:p><w:pPr><w:spacing w:before="40" w:after="40"/></w:pPr><w:r><w:rPr><w:color w:val="334155"/><w:sz w:val="19"/><w:szCs w:val="19"/><w:b w:val="0"/><w:bCs w:val="0"/><w:i w:val="1"/><w:iCs w:val="1"/></w:rPr><w:t xml:space="preserve">**Primary Key**: `id`</w:t></w:r></w:p><w:p><w:pPr><w:spacing w:before="40" w:after="40"/></w:pPr><w:r><w:rPr><w:color w:val="334155"/><w:sz w:val="19"/><w:szCs w:val="19"/><w:b w:val="0"/><w:bCs w:val="0"/><w:i w:val="1"/><w:iCs w:val="1"/></w:rPr><w:t xml:space="preserve">**Foreign Key**: `sender_id` $\rightarrow$ merujuk ke `users.id`</w:t></w:r></w:p><w:p><w:pPr><w:spacing w:before="40" w:after="40"/></w:pPr><w:r><w:rPr><w:color w:val="334155"/><w:sz w:val="19"/><w:szCs w:val="19"/><w:b w:val="0"/><w:bCs w:val="0"/><w:i w:val="1"/><w:iCs w:val="1"/></w:rPr><w:t xml:space="preserve">**Deskripsi**: Menyimpan kampanye siaran pesan WhatsApp massal yang disusun oleh Admin/Kaprodi berdasarkan filter kriteria target audiens tertentu.</w:t></w:r></w:p><w:tbl><w:tblGrid><w:gridCol w:w="1417.3228346456694" w:type="dxa"/><w:gridCol w:w="1417.3228346456694" w:type="dxa"/><w:gridCol w:w="1417.3228346456694" w:type="dxa"/><w:gridCol w:w="1417.3228346456694" w:type="dxa"/><w:gridCol w:w="1417.3228346456694" w:type="dxa"/><w:gridCol w:w="1417.3228346456694" w:type="dxa"/><w:gridCol w:w="1417.3228346456694" w:type="dxa"/></w:tblGrid><w:tblPr><w:tblStyle w:val="DbTable"/></w:tblPr><w:tr><w:trPr/><w:tc><w:tcPr><w:tcW w:w="1417.3228346456694" w:type="dxa"/><w:shd w:val="clear" w:fill="1E293B"/><w:noWrap/></w:tcPr><w:p><w:pPr><w:spacing w:after="30"/></w:pPr><w:r><w:rPr><w:color w:val="FFFFFF"/><w:sz w:val="16"/><w:szCs w:val="16"/><w:b w:val="1"/><w:bCs w:val="1"/></w:rPr><w:t xml:space="preserve">No</w:t></w:r></w:p></w:tc><w:tc><w:tcPr><w:tcW w:w="1417.3228346456694" w:type="dxa"/><w:shd w:val="clear" w:fill="1E293B"/><w:noWrap/></w:tcPr><w:p><w:pPr><w:spacing w:after="30"/></w:pPr><w:r><w:rPr><w:color w:val="FFFFFF"/><w:sz w:val="16"/><w:szCs w:val="16"/><w:b w:val="1"/><w:bCs w:val="1"/></w:rPr><w:t xml:space="preserve">Nama Kolom</w:t></w:r></w:p></w:tc><w:tc><w:tcPr><w:tcW w:w="1417.3228346456694" w:type="dxa"/><w:shd w:val="clear" w:fill="1E293B"/><w:noWrap/></w:tcPr><w:p><w:pPr><w:spacing w:after="30"/></w:pPr><w:r><w:rPr><w:color w:val="FFFFFF"/><w:sz w:val="16"/><w:szCs w:val="16"/><w:b w:val="1"/><w:bCs w:val="1"/></w:rPr><w:t xml:space="preserve">Tipe Data</w:t></w:r></w:p></w:tc><w:tc><w:tcPr><w:tcW w:w="1417.3228346456694" w:type="dxa"/><w:shd w:val="clear" w:fill="1E293B"/><w:noWrap/></w:tcPr><w:p><w:pPr><w:spacing w:after="30"/></w:pPr><w:r><w:rPr><w:color w:val="FFFFFF"/><w:sz w:val="16"/><w:szCs w:val="16"/><w:b w:val="1"/><w:bCs w:val="1"/></w:rPr><w:t xml:space="preserve">Nullable</w:t></w:r></w:p></w:tc><w:tc><w:tcPr><w:tcW w:w="1417.3228346456694" w:type="dxa"/><w:shd w:val="clear" w:fill="1E293B"/><w:noWrap/></w:tcPr><w:p><w:pPr><w:spacing w:after="30"/></w:pPr><w:r><w:rPr><w:color w:val="FFFFFF"/><w:sz w:val="16"/><w:szCs w:val="16"/><w:b w:val="1"/><w:bCs w:val="1"/></w:rPr><w:t xml:space="preserve">Nilai Default</w:t></w:r></w:p></w:tc><w:tc><w:tcPr><w:tcW w:w="1417.3228346456694" w:type="dxa"/><w:shd w:val="clear" w:fill="1E293B"/><w:noWrap/></w:tcPr><w:p><w:pPr><w:spacing w:after="30"/></w:pPr><w:r><w:rPr><w:color w:val="FFFFFF"/><w:sz w:val="16"/><w:szCs w:val="16"/><w:b w:val="1"/><w:bCs w:val="1"/></w:rPr><w:t xml:space="preserve">Kunci (*Key*)</w:t></w:r></w:p></w:tc><w:tc><w:tcPr><w:tcW w:w="1417.3228346456694" w:type="dxa"/><w:shd w:val="clear" w:fill="1E293B"/><w:noWrap/></w:tcPr><w:p><w:pPr><w:spacing w:after="30"/></w:pPr><w:r><w:rPr><w:color w:val="FFFFFF"/><w:sz w:val="16"/><w:szCs w:val="16"/><w:b w:val="1"/><w:bCs w:val="1"/></w:rPr><w:t xml:space="preserve">Keterangan & Aturan Bisnis</w:t></w:r></w:p></w:tc></w:tr><w:tr><w:trPr/><w:tc><w:tcPr><w:tcW w:w="1417.3228346456694" w:type="dxa"/><w:noWrap/></w:tcPr><w:p><w:pPr><w:spacing w:after="30"/></w:pPr><w:r><w:rPr><w:sz w:val="16"/><w:szCs w:val="16"/></w:rPr><w:t xml:space="preserve">1</w:t></w:r></w:p></w:tc><w:tc><w:tcPr><w:tcW w:w="1417.3228346456694" w:type="dxa"/><w:noWrap/></w:tcPr><w:p><w:pPr><w:spacing w:after="30"/></w:pPr><w:r><w:rPr><w:sz w:val="16"/><w:szCs w:val="16"/></w:rPr><w:t xml:space="preserve">`id`</w:t></w:r></w:p></w:tc><w:tc><w:tcPr><w:tcW w:w="1417.3228346456694" w:type="dxa"/><w:noWrap/></w:tcPr><w:p><w:pPr><w:spacing w:after="30"/></w:pPr><w:r><w:rPr><w:sz w:val="16"/><w:szCs w:val="16"/></w:rPr><w:t xml:space="preserve">`bigint(20) unsigned`</w:t></w:r></w:p></w:tc><w:tc><w:tcPr><w:tcW w:w="1417.3228346456694" w:type="dxa"/><w:noWrap/></w:tcPr><w:p><w:pPr><w:spacing w:after="30"/></w:pPr><w:r><w:rPr><w:sz w:val="16"/><w:szCs w:val="16"/></w:rPr><w:t xml:space="preserve">NOT NULL</w:t></w:r></w:p></w:tc><w:tc><w:tcPr><w:tcW w:w="1417.3228346456694" w:type="dxa"/><w:noWrap/></w:tcPr><w:p><w:pPr><w:spacing w:after="30"/></w:pPr><w:r><w:rPr><w:sz w:val="16"/><w:szCs w:val="16"/></w:rPr><w:t xml:space="preserve">*None*</w:t></w:r></w:p></w:tc><w:tc><w:tcPr><w:tcW w:w="1417.3228346456694" w:type="dxa"/><w:noWrap/></w:tcPr><w:p><w:pPr><w:spacing w:after="30"/></w:pPr><w:r><w:rPr><w:sz w:val="16"/><w:szCs w:val="16"/></w:rPr><w:t xml:space="preserve">PRI (auto_increment)</w:t></w:r></w:p></w:tc><w:tc><w:tcPr><w:tcW w:w="1417.3228346456694" w:type="dxa"/><w:noWrap/></w:tcPr><w:p><w:pPr><w:spacing w:after="30"/></w:pPr><w:r><w:rPr><w:sz w:val="16"/><w:szCs w:val="16"/></w:rPr><w:t xml:space="preserve">Identitas unik rekaman data (*surrogate primary key*).</w:t></w:r></w:p></w:tc></w:tr><w:tr><w:trPr/><w:tc><w:tcPr><w:tcW w:w="1417.3228346456694" w:type="dxa"/><w:noWrap/></w:tcPr><w:p><w:pPr><w:spacing w:after="30"/></w:pPr><w:r><w:rPr><w:sz w:val="16"/><w:szCs w:val="16"/></w:rPr><w:t xml:space="preserve">2</w:t></w:r></w:p></w:tc><w:tc><w:tcPr><w:tcW w:w="1417.3228346456694" w:type="dxa"/><w:noWrap/></w:tcPr><w:p><w:pPr><w:spacing w:after="30"/></w:pPr><w:r><w:rPr><w:sz w:val="16"/><w:szCs w:val="16"/></w:rPr><w:t xml:space="preserve">`sender_id`</w:t></w:r></w:p></w:tc><w:tc><w:tcPr><w:tcW w:w="1417.3228346456694" w:type="dxa"/><w:noWrap/></w:tcPr><w:p><w:pPr><w:spacing w:after="30"/></w:pPr><w:r><w:rPr><w:sz w:val="16"/><w:szCs w:val="16"/></w:rPr><w:t xml:space="preserve">`bigint(20) unsigned`</w:t></w:r></w:p></w:tc><w:tc><w:tcPr><w:tcW w:w="1417.3228346456694" w:type="dxa"/><w:noWrap/></w:tcPr><w:p><w:pPr><w:spacing w:after="30"/></w:pPr><w:r><w:rPr><w:sz w:val="16"/><w:szCs w:val="16"/></w:rPr><w:t xml:space="preserve">NOT NULL</w:t></w:r></w:p></w:tc><w:tc><w:tcPr><w:tcW w:w="1417.3228346456694" w:type="dxa"/><w:noWrap/></w:tcPr><w:p><w:pPr><w:spacing w:after="30"/></w:pPr><w:r><w:rPr><w:sz w:val="16"/><w:szCs w:val="16"/></w:rPr><w:t xml:space="preserve">*None*</w:t></w:r></w:p></w:tc><w:tc><w:tcPr><w:tcW w:w="1417.3228346456694" w:type="dxa"/><w:noWrap/></w:tcPr><w:p><w:pPr><w:spacing w:after="30"/></w:pPr><w:r><w:rPr><w:sz w:val="16"/><w:szCs w:val="16"/></w:rPr><w:t xml:space="preserve">MUL</w:t></w:r></w:p></w:tc><w:tc><w:tcPr><w:tcW w:w="1417.3228346456694" w:type="dxa"/><w:noWrap/></w:tcPr><w:p><w:pPr><w:spacing w:after="30"/></w:pPr><w:r><w:rPr><w:sz w:val="16"/><w:szCs w:val="16"/></w:rPr><w:t xml:space="preserve">Atribut data operasional sender id.</w:t></w:r></w:p></w:tc></w:tr><w:tr><w:trPr/><w:tc><w:tcPr><w:tcW w:w="1417.3228346456694" w:type="dxa"/><w:noWrap/></w:tcPr><w:p><w:pPr><w:spacing w:after="30"/></w:pPr><w:r><w:rPr><w:sz w:val="16"/><w:szCs w:val="16"/></w:rPr><w:t xml:space="preserve">3</w:t></w:r></w:p></w:tc><w:tc><w:tcPr><w:tcW w:w="1417.3228346456694" w:type="dxa"/><w:noWrap/></w:tcPr><w:p><w:pPr><w:spacing w:after="30"/></w:pPr><w:r><w:rPr><w:sz w:val="16"/><w:szCs w:val="16"/></w:rPr><w:t xml:space="preserve">`title`</w:t></w:r></w:p></w:tc><w:tc><w:tcPr><w:tcW w:w="1417.3228346456694" w:type="dxa"/><w:noWrap/></w:tcPr><w:p><w:pPr><w:spacing w:after="30"/></w:pPr><w:r><w:rPr><w:sz w:val="16"/><w:szCs w:val="16"/></w:rPr><w:t xml:space="preserve">`varchar(255)`</w:t></w:r></w:p></w:tc><w:tc><w:tcPr><w:tcW w:w="1417.3228346456694" w:type="dxa"/><w:noWrap/></w:tcPr><w:p><w:pPr><w:spacing w:after="30"/></w:pPr><w:r><w:rPr><w:sz w:val="16"/><w:szCs w:val="16"/></w:rPr><w:t xml:space="preserve">NOT NULL</w:t></w:r></w:p></w:tc><w:tc><w:tcPr><w:tcW w:w="1417.3228346456694" w:type="dxa"/><w:noWrap/></w:tcPr><w:p><w:pPr><w:spacing w:after="30"/></w:pPr><w:r><w:rPr><w:sz w:val="16"/><w:szCs w:val="16"/></w:rPr><w:t xml:space="preserve">*None*</w:t></w:r></w:p></w:tc><w:tc><w:tcPr><w:tcW w:w="1417.3228346456694" w:type="dxa"/><w:noWrap/></w:tcPr><w:p><w:pPr><w:spacing w:after="30"/></w:pPr><w:r><w:rPr><w:sz w:val="16"/><w:szCs w:val="16"/></w:rPr><w:t xml:space="preserve">-</w:t></w:r></w:p></w:tc><w:tc><w:tcPr><w:tcW w:w="1417.3228346456694" w:type="dxa"/><w:noWrap/></w:tcPr><w:p><w:pPr><w:spacing w:after="30"/></w:pPr><w:r><w:rPr><w:sz w:val="16"/><w:szCs w:val="16"/></w:rPr><w:t xml:space="preserve">Atribut data operasional title.</w:t></w:r></w:p></w:tc></w:tr><w:tr><w:trPr/><w:tc><w:tcPr><w:tcW w:w="1417.3228346456694" w:type="dxa"/><w:noWrap/></w:tcPr><w:p><w:pPr><w:spacing w:after="30"/></w:pPr><w:r><w:rPr><w:sz w:val="16"/><w:szCs w:val="16"/></w:rPr><w:t xml:space="preserve">4</w:t></w:r></w:p></w:tc><w:tc><w:tcPr><w:tcW w:w="1417.3228346456694" w:type="dxa"/><w:noWrap/></w:tcPr><w:p><w:pPr><w:spacing w:after="30"/></w:pPr><w:r><w:rPr><w:sz w:val="16"/><w:szCs w:val="16"/></w:rPr><w:t xml:space="preserve">`target_type`</w:t></w:r></w:p></w:tc><w:tc><w:tcPr><w:tcW w:w="1417.3228346456694" w:type="dxa"/><w:noWrap/></w:tcPr><w:p><w:pPr><w:spacing w:after="30"/></w:pPr><w:r><w:rPr><w:sz w:val="16"/><w:szCs w:val="16"/></w:rPr><w:t xml:space="preserve">`varchar(255)`</w:t></w:r></w:p></w:tc><w:tc><w:tcPr><w:tcW w:w="1417.3228346456694" w:type="dxa"/><w:noWrap/></w:tcPr><w:p><w:pPr><w:spacing w:after="30"/></w:pPr><w:r><w:rPr><w:sz w:val="16"/><w:szCs w:val="16"/></w:rPr><w:t xml:space="preserve">NOT NULL</w:t></w:r></w:p></w:tc><w:tc><w:tcPr><w:tcW w:w="1417.3228346456694" w:type="dxa"/><w:noWrap/></w:tcPr><w:p><w:pPr><w:spacing w:after="30"/></w:pPr><w:r><w:rPr><w:sz w:val="16"/><w:szCs w:val="16"/></w:rPr><w:t xml:space="preserve">*None*</w:t></w:r></w:p></w:tc><w:tc><w:tcPr><w:tcW w:w="1417.3228346456694" w:type="dxa"/><w:noWrap/></w:tcPr><w:p><w:pPr><w:spacing w:after="30"/></w:pPr><w:r><w:rPr><w:sz w:val="16"/><w:szCs w:val="16"/></w:rPr><w:t xml:space="preserve">-</w:t></w:r></w:p></w:tc><w:tc><w:tcPr><w:tcW w:w="1417.3228346456694" w:type="dxa"/><w:noWrap/></w:tcPr><w:p><w:pPr><w:spacing w:after="30"/></w:pPr><w:r><w:rPr><w:sz w:val="16"/><w:szCs w:val="16"/></w:rPr><w:t xml:space="preserve">Atribut data operasional target type.</w:t></w:r></w:p></w:tc></w:tr><w:tr><w:trPr/><w:tc><w:tcPr><w:tcW w:w="1417.3228346456694" w:type="dxa"/><w:noWrap/></w:tcPr><w:p><w:pPr><w:spacing w:after="30"/></w:pPr><w:r><w:rPr><w:sz w:val="16"/><w:szCs w:val="16"/></w:rPr><w:t xml:space="preserve">5</w:t></w:r></w:p></w:tc><w:tc><w:tcPr><w:tcW w:w="1417.3228346456694" w:type="dxa"/><w:noWrap/></w:tcPr><w:p><w:pPr><w:spacing w:after="30"/></w:pPr><w:r><w:rPr><w:sz w:val="16"/><w:szCs w:val="16"/></w:rPr><w:t xml:space="preserve">`target_filter`</w:t></w:r></w:p></w:tc><w:tc><w:tcPr><w:tcW w:w="1417.3228346456694" w:type="dxa"/><w:noWrap/></w:tcPr><w:p><w:pPr><w:spacing w:after="30"/></w:pPr><w:r><w:rPr><w:sz w:val="16"/><w:szCs w:val="16"/></w:rPr><w:t xml:space="preserve">`longtext`</w:t></w:r></w:p></w:tc><w:tc><w:tcPr><w:tcW w:w="1417.3228346456694" w:type="dxa"/><w:noWrap/></w:tcPr><w:p><w:pPr><w:spacing w:after="30"/></w:pPr><w:r><w:rPr><w:sz w:val="16"/><w:szCs w:val="16"/></w:rPr><w:t xml:space="preserve">NULL</w:t></w:r></w:p></w:tc><w:tc><w:tcPr><w:tcW w:w="1417.3228346456694" w:type="dxa"/><w:noWrap/></w:tcPr><w:p><w:pPr><w:spacing w:after="30"/></w:pPr><w:r><w:rPr><w:sz w:val="16"/><w:szCs w:val="16"/></w:rPr><w:t xml:space="preserve">`NULL`</w:t></w:r></w:p></w:tc><w:tc><w:tcPr><w:tcW w:w="1417.3228346456694" w:type="dxa"/><w:noWrap/></w:tcPr><w:p><w:pPr><w:spacing w:after="30"/></w:pPr><w:r><w:rPr><w:sz w:val="16"/><w:szCs w:val="16"/></w:rPr><w:t xml:space="preserve">-</w:t></w:r></w:p></w:tc><w:tc><w:tcPr><w:tcW w:w="1417.3228346456694" w:type="dxa"/><w:noWrap/></w:tcPr><w:p><w:pPr><w:spacing w:after="30"/></w:pPr><w:r><w:rPr><w:sz w:val="16"/><w:szCs w:val="16"/></w:rPr><w:t xml:space="preserve">Atribut data operasional target filter.</w:t></w:r></w:p></w:tc></w:tr><w:tr><w:trPr/><w:tc><w:tcPr><w:tcW w:w="1417.3228346456694" w:type="dxa"/><w:noWrap/></w:tcPr><w:p><w:pPr><w:spacing w:after="30"/></w:pPr><w:r><w:rPr><w:sz w:val="16"/><w:szCs w:val="16"/></w:rPr><w:t xml:space="preserve">6</w:t></w:r></w:p></w:tc><w:tc><w:tcPr><w:tcW w:w="1417.3228346456694" w:type="dxa"/><w:noWrap/></w:tcPr><w:p><w:pPr><w:spacing w:after="30"/></w:pPr><w:r><w:rPr><w:sz w:val="16"/><w:szCs w:val="16"/></w:rPr><w:t xml:space="preserve">`message_template`</w:t></w:r></w:p></w:tc><w:tc><w:tcPr><w:tcW w:w="1417.3228346456694" w:type="dxa"/><w:noWrap/></w:tcPr><w:p><w:pPr><w:spacing w:after="30"/></w:pPr><w:r><w:rPr><w:sz w:val="16"/><w:szCs w:val="16"/></w:rPr><w:t xml:space="preserve">`text`</w:t></w:r></w:p></w:tc><w:tc><w:tcPr><w:tcW w:w="1417.3228346456694" w:type="dxa"/><w:noWrap/></w:tcPr><w:p><w:pPr><w:spacing w:after="30"/></w:pPr><w:r><w:rPr><w:sz w:val="16"/><w:szCs w:val="16"/></w:rPr><w:t xml:space="preserve">NOT NULL</w:t></w:r></w:p></w:tc><w:tc><w:tcPr><w:tcW w:w="1417.3228346456694" w:type="dxa"/><w:noWrap/></w:tcPr><w:p><w:pPr><w:spacing w:after="30"/></w:pPr><w:r><w:rPr><w:sz w:val="16"/><w:szCs w:val="16"/></w:rPr><w:t xml:space="preserve">*None*</w:t></w:r></w:p></w:tc><w:tc><w:tcPr><w:tcW w:w="1417.3228346456694" w:type="dxa"/><w:noWrap/></w:tcPr><w:p><w:pPr><w:spacing w:after="30"/></w:pPr><w:r><w:rPr><w:sz w:val="16"/><w:szCs w:val="16"/></w:rPr><w:t xml:space="preserve">-</w:t></w:r></w:p></w:tc><w:tc><w:tcPr><w:tcW w:w="1417.3228346456694" w:type="dxa"/><w:noWrap/></w:tcPr><w:p><w:pPr><w:spacing w:after="30"/></w:pPr><w:r><w:rPr><w:sz w:val="16"/><w:szCs w:val="16"/></w:rPr><w:t xml:space="preserve">Atribut data operasional message template.</w:t></w:r></w:p></w:tc></w:tr><w:tr><w:trPr/><w:tc><w:tcPr><w:tcW w:w="1417.3228346456694" w:type="dxa"/><w:noWrap/></w:tcPr><w:p><w:pPr><w:spacing w:after="30"/></w:pPr><w:r><w:rPr><w:sz w:val="16"/><w:szCs w:val="16"/></w:rPr><w:t xml:space="preserve">7</w:t></w:r></w:p></w:tc><w:tc><w:tcPr><w:tcW w:w="1417.3228346456694" w:type="dxa"/><w:noWrap/></w:tcPr><w:p><w:pPr><w:spacing w:after="30"/></w:pPr><w:r><w:rPr><w:sz w:val="16"/><w:szCs w:val="16"/></w:rPr><w:t xml:space="preserve">`delay_seconds`</w:t></w:r></w:p></w:tc><w:tc><w:tcPr><w:tcW w:w="1417.3228346456694" w:type="dxa"/><w:noWrap/></w:tcPr><w:p><w:pPr><w:spacing w:after="30"/></w:pPr><w:r><w:rPr><w:sz w:val="16"/><w:szCs w:val="16"/></w:rPr><w:t xml:space="preserve">`int(11)`</w:t></w:r></w:p></w:tc><w:tc><w:tcPr><w:tcW w:w="1417.3228346456694" w:type="dxa"/><w:noWrap/></w:tcPr><w:p><w:pPr><w:spacing w:after="30"/></w:pPr><w:r><w:rPr><w:sz w:val="16"/><w:szCs w:val="16"/></w:rPr><w:t xml:space="preserve">NOT NULL</w:t></w:r></w:p></w:tc><w:tc><w:tcPr><w:tcW w:w="1417.3228346456694" w:type="dxa"/><w:noWrap/></w:tcPr><w:p><w:pPr><w:spacing w:after="30"/></w:pPr><w:r><w:rPr><w:sz w:val="16"/><w:szCs w:val="16"/></w:rPr><w:t xml:space="preserve">`4`</w:t></w:r></w:p></w:tc><w:tc><w:tcPr><w:tcW w:w="1417.3228346456694" w:type="dxa"/><w:noWrap/></w:tcPr><w:p><w:pPr><w:spacing w:after="30"/></w:pPr><w:r><w:rPr><w:sz w:val="16"/><w:szCs w:val="16"/></w:rPr><w:t xml:space="preserve">-</w:t></w:r></w:p></w:tc><w:tc><w:tcPr><w:tcW w:w="1417.3228346456694" w:type="dxa"/><w:noWrap/></w:tcPr><w:p><w:pPr><w:spacing w:after="30"/></w:pPr><w:r><w:rPr><w:sz w:val="16"/><w:szCs w:val="16"/></w:rPr><w:t xml:space="preserve">Atribut data operasional delay seconds.</w:t></w:r></w:p></w:tc></w:tr><w:tr><w:trPr/><w:tc><w:tcPr><w:tcW w:w="1417.3228346456694" w:type="dxa"/><w:noWrap/></w:tcPr><w:p><w:pPr><w:spacing w:after="30"/></w:pPr><w:r><w:rPr><w:sz w:val="16"/><w:szCs w:val="16"/></w:rPr><w:t xml:space="preserve">8</w:t></w:r></w:p></w:tc><w:tc><w:tcPr><w:tcW w:w="1417.3228346456694" w:type="dxa"/><w:noWrap/></w:tcPr><w:p><w:pPr><w:spacing w:after="30"/></w:pPr><w:r><w:rPr><w:sz w:val="16"/><w:szCs w:val="16"/></w:rPr><w:t xml:space="preserve">`total_recipients`</w:t></w:r></w:p></w:tc><w:tc><w:tcPr><w:tcW w:w="1417.3228346456694" w:type="dxa"/><w:noWrap/></w:tcPr><w:p><w:pPr><w:spacing w:after="30"/></w:pPr><w:r><w:rPr><w:sz w:val="16"/><w:szCs w:val="16"/></w:rPr><w:t xml:space="preserve">`int(11)`</w:t></w:r></w:p></w:tc><w:tc><w:tcPr><w:tcW w:w="1417.3228346456694" w:type="dxa"/><w:noWrap/></w:tcPr><w:p><w:pPr><w:spacing w:after="30"/></w:pPr><w:r><w:rPr><w:sz w:val="16"/><w:szCs w:val="16"/></w:rPr><w:t xml:space="preserve">NOT NULL</w:t></w:r></w:p></w:tc><w:tc><w:tcPr><w:tcW w:w="1417.3228346456694" w:type="dxa"/><w:noWrap/></w:tcPr><w:p><w:pPr><w:spacing w:after="30"/></w:pPr><w:r><w:rPr><w:sz w:val="16"/><w:szCs w:val="16"/></w:rPr><w:t xml:space="preserve">`0`</w:t></w:r></w:p></w:tc><w:tc><w:tcPr><w:tcW w:w="1417.3228346456694" w:type="dxa"/><w:noWrap/></w:tcPr><w:p><w:pPr><w:spacing w:after="30"/></w:pPr><w:r><w:rPr><w:sz w:val="16"/><w:szCs w:val="16"/></w:rPr><w:t xml:space="preserve">-</w:t></w:r></w:p></w:tc><w:tc><w:tcPr><w:tcW w:w="1417.3228346456694" w:type="dxa"/><w:noWrap/></w:tcPr><w:p><w:pPr><w:spacing w:after="30"/></w:pPr><w:r><w:rPr><w:sz w:val="16"/><w:szCs w:val="16"/></w:rPr><w:t xml:space="preserve">Atribut data operasional total recipients.</w:t></w:r></w:p></w:tc></w:tr><w:tr><w:trPr/><w:tc><w:tcPr><w:tcW w:w="1417.3228346456694" w:type="dxa"/><w:noWrap/></w:tcPr><w:p><w:pPr><w:spacing w:after="30"/></w:pPr><w:r><w:rPr><w:sz w:val="16"/><w:szCs w:val="16"/></w:rPr><w:t xml:space="preserve">9</w:t></w:r></w:p></w:tc><w:tc><w:tcPr><w:tcW w:w="1417.3228346456694" w:type="dxa"/><w:noWrap/></w:tcPr><w:p><w:pPr><w:spacing w:after="30"/></w:pPr><w:r><w:rPr><w:sz w:val="16"/><w:szCs w:val="16"/></w:rPr><w:t xml:space="preserve">`successful_count`</w:t></w:r></w:p></w:tc><w:tc><w:tcPr><w:tcW w:w="1417.3228346456694" w:type="dxa"/><w:noWrap/></w:tcPr><w:p><w:pPr><w:spacing w:after="30"/></w:pPr><w:r><w:rPr><w:sz w:val="16"/><w:szCs w:val="16"/></w:rPr><w:t xml:space="preserve">`int(11)`</w:t></w:r></w:p></w:tc><w:tc><w:tcPr><w:tcW w:w="1417.3228346456694" w:type="dxa"/><w:noWrap/></w:tcPr><w:p><w:pPr><w:spacing w:after="30"/></w:pPr><w:r><w:rPr><w:sz w:val="16"/><w:szCs w:val="16"/></w:rPr><w:t xml:space="preserve">NOT NULL</w:t></w:r></w:p></w:tc><w:tc><w:tcPr><w:tcW w:w="1417.3228346456694" w:type="dxa"/><w:noWrap/></w:tcPr><w:p><w:pPr><w:spacing w:after="30"/></w:pPr><w:r><w:rPr><w:sz w:val="16"/><w:szCs w:val="16"/></w:rPr><w:t xml:space="preserve">`0`</w:t></w:r></w:p></w:tc><w:tc><w:tcPr><w:tcW w:w="1417.3228346456694" w:type="dxa"/><w:noWrap/></w:tcPr><w:p><w:pPr><w:spacing w:after="30"/></w:pPr><w:r><w:rPr><w:sz w:val="16"/><w:szCs w:val="16"/></w:rPr><w:t xml:space="preserve">-</w:t></w:r></w:p></w:tc><w:tc><w:tcPr><w:tcW w:w="1417.3228346456694" w:type="dxa"/><w:noWrap/></w:tcPr><w:p><w:pPr><w:spacing w:after="30"/></w:pPr><w:r><w:rPr><w:sz w:val="16"/><w:szCs w:val="16"/></w:rPr><w:t xml:space="preserve">Atribut data operasional successful count.</w:t></w:r></w:p></w:tc></w:tr><w:tr><w:trPr/><w:tc><w:tcPr><w:tcW w:w="1417.3228346456694" w:type="dxa"/><w:noWrap/></w:tcPr><w:p><w:pPr><w:spacing w:after="30"/></w:pPr><w:r><w:rPr><w:sz w:val="16"/><w:szCs w:val="16"/></w:rPr><w:t xml:space="preserve">10</w:t></w:r></w:p></w:tc><w:tc><w:tcPr><w:tcW w:w="1417.3228346456694" w:type="dxa"/><w:noWrap/></w:tcPr><w:p><w:pPr><w:spacing w:after="30"/></w:pPr><w:r><w:rPr><w:sz w:val="16"/><w:szCs w:val="16"/></w:rPr><w:t xml:space="preserve">`failed_count`</w:t></w:r></w:p></w:tc><w:tc><w:tcPr><w:tcW w:w="1417.3228346456694" w:type="dxa"/><w:noWrap/></w:tcPr><w:p><w:pPr><w:spacing w:after="30"/></w:pPr><w:r><w:rPr><w:sz w:val="16"/><w:szCs w:val="16"/></w:rPr><w:t xml:space="preserve">`int(11)`</w:t></w:r></w:p></w:tc><w:tc><w:tcPr><w:tcW w:w="1417.3228346456694" w:type="dxa"/><w:noWrap/></w:tcPr><w:p><w:pPr><w:spacing w:after="30"/></w:pPr><w:r><w:rPr><w:sz w:val="16"/><w:szCs w:val="16"/></w:rPr><w:t xml:space="preserve">NOT NULL</w:t></w:r></w:p></w:tc><w:tc><w:tcPr><w:tcW w:w="1417.3228346456694" w:type="dxa"/><w:noWrap/></w:tcPr><w:p><w:pPr><w:spacing w:after="30"/></w:pPr><w:r><w:rPr><w:sz w:val="16"/><w:szCs w:val="16"/></w:rPr><w:t xml:space="preserve">`0`</w:t></w:r></w:p></w:tc><w:tc><w:tcPr><w:tcW w:w="1417.3228346456694" w:type="dxa"/><w:noWrap/></w:tcPr><w:p><w:pPr><w:spacing w:after="30"/></w:pPr><w:r><w:rPr><w:sz w:val="16"/><w:szCs w:val="16"/></w:rPr><w:t xml:space="preserve">-</w:t></w:r></w:p></w:tc><w:tc><w:tcPr><w:tcW w:w="1417.3228346456694" w:type="dxa"/><w:noWrap/></w:tcPr><w:p><w:pPr><w:spacing w:after="30"/></w:pPr><w:r><w:rPr><w:sz w:val="16"/><w:szCs w:val="16"/></w:rPr><w:t xml:space="preserve">Atribut data operasional failed count.</w:t></w:r></w:p></w:tc></w:tr><w:tr><w:trPr/><w:tc><w:tcPr><w:tcW w:w="1417.3228346456694" w:type="dxa"/><w:noWrap/></w:tcPr><w:p><w:pPr><w:spacing w:after="30"/></w:pPr><w:r><w:rPr><w:sz w:val="16"/><w:szCs w:val="16"/></w:rPr><w:t xml:space="preserve">11</w:t></w:r></w:p></w:tc><w:tc><w:tcPr><w:tcW w:w="1417.3228346456694" w:type="dxa"/><w:noWrap/></w:tcPr><w:p><w:pPr><w:spacing w:after="30"/></w:pPr><w:r><w:rPr><w:sz w:val="16"/><w:szCs w:val="16"/></w:rPr><w:t xml:space="preserve">`status`</w:t></w:r></w:p></w:tc><w:tc><w:tcPr><w:tcW w:w="1417.3228346456694" w:type="dxa"/><w:noWrap/></w:tcPr><w:p><w:pPr><w:spacing w:after="30"/></w:pPr><w:r><w:rPr><w:sz w:val="16"/><w:szCs w:val="16"/></w:rPr><w:t xml:space="preserve">`varchar(255)`</w:t></w:r></w:p></w:tc><w:tc><w:tcPr><w:tcW w:w="1417.3228346456694" w:type="dxa"/><w:noWrap/></w:tcPr><w:p><w:pPr><w:spacing w:after="30"/></w:pPr><w:r><w:rPr><w:sz w:val="16"/><w:szCs w:val="16"/></w:rPr><w:t xml:space="preserve">NOT NULL</w:t></w:r></w:p></w:tc><w:tc><w:tcPr><w:tcW w:w="1417.3228346456694" w:type="dxa"/><w:noWrap/></w:tcPr><w:p><w:pPr><w:spacing w:after="30"/></w:pPr><w:r><w:rPr><w:sz w:val="16"/><w:szCs w:val="16"/></w:rPr><w:t xml:space="preserve">`'completed'`</w:t></w:r></w:p></w:tc><w:tc><w:tcPr><w:tcW w:w="1417.3228346456694" w:type="dxa"/><w:noWrap/></w:tcPr><w:p><w:pPr><w:spacing w:after="30"/></w:pPr><w:r><w:rPr><w:sz w:val="16"/><w:szCs w:val="16"/></w:rPr><w:t xml:space="preserve">-</w:t></w:r></w:p></w:tc><w:tc><w:tcPr><w:tcW w:w="1417.3228346456694" w:type="dxa"/><w:noWrap/></w:tcPr><w:p><w:pPr><w:spacing w:after="30"/></w:pPr><w:r><w:rPr><w:sz w:val="16"/><w:szCs w:val="16"/></w:rPr><w:t xml:space="preserve">Status alur kerja proses bisnis entitas terkait.</w:t></w:r></w:p></w:tc></w:tr><w:tr><w:trPr/><w:tc><w:tcPr><w:tcW w:w="1417.3228346456694" w:type="dxa"/><w:noWrap/></w:tcPr><w:p><w:pPr><w:spacing w:after="30"/></w:pPr><w:r><w:rPr><w:sz w:val="16"/><w:szCs w:val="16"/></w:rPr><w:t xml:space="preserve">12</w:t></w:r></w:p></w:tc><w:tc><w:tcPr><w:tcW w:w="1417.3228346456694" w:type="dxa"/><w:noWrap/></w:tcPr><w:p><w:pPr><w:spacing w:after="30"/></w:pPr><w:r><w:rPr><w:sz w:val="16"/><w:szCs w:val="16"/></w:rPr><w:t xml:space="preserve">`sent_at`</w:t></w:r></w:p></w:tc><w:tc><w:tcPr><w:tcW w:w="1417.3228346456694" w:type="dxa"/><w:noWrap/></w:tcPr><w:p><w:pPr><w:spacing w:after="30"/></w:pPr><w:r><w:rPr><w:sz w:val="16"/><w:szCs w:val="16"/></w:rPr><w:t xml:space="preserve">`timestamp`</w:t></w:r></w:p></w:tc><w:tc><w:tcPr><w:tcW w:w="1417.3228346456694" w:type="dxa"/><w:noWrap/></w:tcPr><w:p><w:pPr><w:spacing w:after="30"/></w:pPr><w:r><w:rPr><w:sz w:val="16"/><w:szCs w:val="16"/></w:rPr><w:t xml:space="preserve">NULL</w:t></w:r></w:p></w:tc><w:tc><w:tcPr><w:tcW w:w="1417.3228346456694" w:type="dxa"/><w:noWrap/></w:tcPr><w:p><w:pPr><w:spacing w:after="30"/></w:pPr><w:r><w:rPr><w:sz w:val="16"/><w:szCs w:val="16"/></w:rPr><w:t xml:space="preserve">`NULL`</w:t></w:r></w:p></w:tc><w:tc><w:tcPr><w:tcW w:w="1417.3228346456694" w:type="dxa"/><w:noWrap/></w:tcPr><w:p><w:pPr><w:spacing w:after="30"/></w:pPr><w:r><w:rPr><w:sz w:val="16"/><w:szCs w:val="16"/></w:rPr><w:t xml:space="preserve">-</w:t></w:r></w:p></w:tc><w:tc><w:tcPr><w:tcW w:w="1417.3228346456694" w:type="dxa"/><w:noWrap/></w:tcPr><w:p><w:pPr><w:spacing w:after="30"/></w:pPr><w:r><w:rPr><w:sz w:val="16"/><w:szCs w:val="16"/></w:rPr><w:t xml:space="preserve">Atribut data operasional sent at.</w:t></w:r></w:p></w:tc></w:tr><w:tr><w:trPr/><w:tc><w:tcPr><w:tcW w:w="1417.3228346456694" w:type="dxa"/><w:noWrap/></w:tcPr><w:p><w:pPr><w:spacing w:after="30"/></w:pPr><w:r><w:rPr><w:sz w:val="16"/><w:szCs w:val="16"/></w:rPr><w:t xml:space="preserve">13</w:t></w:r></w:p></w:tc><w:tc><w:tcPr><w:tcW w:w="1417.3228346456694" w:type="dxa"/><w:noWrap/></w:tcPr><w:p><w:pPr><w:spacing w:after="30"/></w:pPr><w:r><w:rPr><w:sz w:val="16"/><w:szCs w:val="16"/></w:rPr><w:t xml:space="preserve">`created_at`</w:t></w:r></w:p></w:tc><w:tc><w:tcPr><w:tcW w:w="1417.3228346456694" w:type="dxa"/><w:noWrap/></w:tcPr><w:p><w:pPr><w:spacing w:after="30"/></w:pPr><w:r><w:rPr><w:sz w:val="16"/><w:szCs w:val="16"/></w:rPr><w:t xml:space="preserve">`timestamp`</w:t></w:r></w:p></w:tc><w:tc><w:tcPr><w:tcW w:w="1417.3228346456694" w:type="dxa"/><w:noWrap/></w:tcPr><w:p><w:pPr><w:spacing w:after="30"/></w:pPr><w:r><w:rPr><w:sz w:val="16"/><w:szCs w:val="16"/></w:rPr><w:t xml:space="preserve">NULL</w:t></w:r></w:p></w:tc><w:tc><w:tcPr><w:tcW w:w="1417.3228346456694" w:type="dxa"/><w:noWrap/></w:tcPr><w:p><w:pPr><w:spacing w:after="30"/></w:pPr><w:r><w:rPr><w:sz w:val="16"/><w:szCs w:val="16"/></w:rPr><w:t xml:space="preserve">`NULL`</w:t></w:r></w:p></w:tc><w:tc><w:tcPr><w:tcW w:w="1417.3228346456694" w:type="dxa"/><w:noWrap/></w:tcPr><w:p><w:pPr><w:spacing w:after="30"/></w:pPr><w:r><w:rPr><w:sz w:val="16"/><w:szCs w:val="16"/></w:rPr><w:t xml:space="preserve">-</w:t></w:r></w:p></w:tc><w:tc><w:tcPr><w:tcW w:w="1417.3228346456694" w:type="dxa"/><w:noWrap/></w:tcPr><w:p><w:pPr><w:spacing w:after="30"/></w:pPr><w:r><w:rPr><w:sz w:val="16"/><w:szCs w:val="16"/></w:rPr><w:t xml:space="preserve">Waktu rekaman pertama kali dibuat di sistem.</w:t></w:r></w:p></w:tc></w:tr><w:tr><w:trPr/><w:tc><w:tcPr><w:tcW w:w="1417.3228346456694" w:type="dxa"/><w:noWrap/></w:tcPr><w:p><w:pPr><w:spacing w:after="30"/></w:pPr><w:r><w:rPr><w:sz w:val="16"/><w:szCs w:val="16"/></w:rPr><w:t xml:space="preserve">14</w:t></w:r></w:p></w:tc><w:tc><w:tcPr><w:tcW w:w="1417.3228346456694" w:type="dxa"/><w:noWrap/></w:tcPr><w:p><w:pPr><w:spacing w:after="30"/></w:pPr><w:r><w:rPr><w:sz w:val="16"/><w:szCs w:val="16"/></w:rPr><w:t xml:space="preserve">`updated_at`</w:t></w:r></w:p></w:tc><w:tc><w:tcPr><w:tcW w:w="1417.3228346456694" w:type="dxa"/><w:noWrap/></w:tcPr><w:p><w:pPr><w:spacing w:after="30"/></w:pPr><w:r><w:rPr><w:sz w:val="16"/><w:szCs w:val="16"/></w:rPr><w:t xml:space="preserve">`timestamp`</w:t></w:r></w:p></w:tc><w:tc><w:tcPr><w:tcW w:w="1417.3228346456694" w:type="dxa"/><w:noWrap/></w:tcPr><w:p><w:pPr><w:spacing w:after="30"/></w:pPr><w:r><w:rPr><w:sz w:val="16"/><w:szCs w:val="16"/></w:rPr><w:t xml:space="preserve">NULL</w:t></w:r></w:p></w:tc><w:tc><w:tcPr><w:tcW w:w="1417.3228346456694" w:type="dxa"/><w:noWrap/></w:tcPr><w:p><w:pPr><w:spacing w:after="30"/></w:pPr><w:r><w:rPr><w:sz w:val="16"/><w:szCs w:val="16"/></w:rPr><w:t xml:space="preserve">`NULL`</w:t></w:r></w:p></w:tc><w:tc><w:tcPr><w:tcW w:w="1417.3228346456694" w:type="dxa"/><w:noWrap/></w:tcPr><w:p><w:pPr><w:spacing w:after="30"/></w:pPr><w:r><w:rPr><w:sz w:val="16"/><w:szCs w:val="16"/></w:rPr><w:t xml:space="preserve">-</w:t></w:r></w:p></w:tc><w:tc><w:tcPr><w:tcW w:w="1417.3228346456694" w:type="dxa"/><w:noWrap/></w:tcPr><w:p><w:pPr><w:spacing w:after="30"/></w:pPr><w:r><w:rPr><w:sz w:val="16"/><w:szCs w:val="16"/></w:rPr><w:t xml:space="preserve">Waktu rekaman terakhir kali diperbarui.</w:t></w:r></w:p></w:tc></w:tr></w:tbl><w:p/><w:p><w:pPr><w:jc w:val="both"/><w:spacing w:after="70"/></w:pPr><w:r><w:rPr><w:sz w:val="19"/><w:szCs w:val="19"/></w:rPr><w:t xml:space="preserve">---</w:t></w:r></w:p><w:p><w:pPr><w:pStyle w:val="Heading3"/></w:pPr><w:bookmarkStart w:id="43" w:name="_Toc43"/><w:r><w:t>3.34 Tabel Log Pengiriman Siaran WhatsApp (`wa_broadcast_logs`)</w:t></w:r><w:bookmarkEnd w:id="43"/></w:p><w:p><w:pPr><w:spacing w:before="40" w:after="40"/></w:pPr><w:r><w:rPr><w:color w:val="334155"/><w:sz w:val="19"/><w:szCs w:val="19"/><w:b w:val="1"/><w:bCs w:val="1"/><w:i w:val="1"/><w:iCs w:val="1"/></w:rPr><w:t xml:space="preserve">**Nama Tabel**: `wa_broadcast_logs`</w:t></w:r></w:p><w:p><w:pPr><w:spacing w:before="40" w:after="40"/></w:pPr><w:r><w:rPr><w:color w:val="334155"/><w:sz w:val="19"/><w:szCs w:val="19"/><w:b w:val="0"/><w:bCs w:val="0"/><w:i w:val="1"/><w:iCs w:val="1"/></w:rPr><w:t xml:space="preserve">**Primary Key**: `id`</w:t></w:r></w:p><w:p><w:pPr><w:spacing w:before="40" w:after="40"/></w:pPr><w:r><w:rPr><w:color w:val="334155"/><w:sz w:val="19"/><w:szCs w:val="19"/><w:b w:val="0"/><w:bCs w:val="0"/><w:i w:val="1"/><w:iCs w:val="1"/></w:rPr><w:t xml:space="preserve">**Foreign Key**: `recipient_id` $\rightarrow$ merujuk ke `users.id``wa_broadcast_id` $\rightarrow$ merujuk ke `wa_broadcasts.id`</w:t></w:r></w:p><w:p><w:pPr><w:spacing w:before="40" w:after="40"/></w:pPr><w:r><w:rPr><w:color w:val="334155"/><w:sz w:val="19"/><w:szCs w:val="19"/><w:b w:val="0"/><w:bCs w:val="0"/><w:i w:val="1"/><w:iCs w:val="1"/></w:rPr><w:t xml:space="preserve">**Deskripsi**: Mencatat status pengiriman rincian per nomor penerima pesan broadcast (status terkirim, gagal, atau ditangguhkan oleh circuit breaker).</w:t></w:r></w:p><w:tbl><w:tblGrid><w:gridCol w:w="1417.3228346456694" w:type="dxa"/><w:gridCol w:w="1417.3228346456694" w:type="dxa"/><w:gridCol w:w="1417.3228346456694" w:type="dxa"/><w:gridCol w:w="1417.3228346456694" w:type="dxa"/><w:gridCol w:w="1417.3228346456694" w:type="dxa"/><w:gridCol w:w="1417.3228346456694" w:type="dxa"/><w:gridCol w:w="1417.3228346456694" w:type="dxa"/></w:tblGrid><w:tblPr><w:tblStyle w:val="DbTable"/></w:tblPr><w:tr><w:trPr/><w:tc><w:tcPr><w:tcW w:w="1417.3228346456694" w:type="dxa"/><w:shd w:val="clear" w:fill="1E293B"/><w:noWrap/></w:tcPr><w:p><w:pPr><w:spacing w:after="30"/></w:pPr><w:r><w:rPr><w:color w:val="FFFFFF"/><w:sz w:val="16"/><w:szCs w:val="16"/><w:b w:val="1"/><w:bCs w:val="1"/></w:rPr><w:t xml:space="preserve">No</w:t></w:r></w:p></w:tc><w:tc><w:tcPr><w:tcW w:w="1417.3228346456694" w:type="dxa"/><w:shd w:val="clear" w:fill="1E293B"/><w:noWrap/></w:tcPr><w:p><w:pPr><w:spacing w:after="30"/></w:pPr><w:r><w:rPr><w:color w:val="FFFFFF"/><w:sz w:val="16"/><w:szCs w:val="16"/><w:b w:val="1"/><w:bCs w:val="1"/></w:rPr><w:t xml:space="preserve">Nama Kolom</w:t></w:r></w:p></w:tc><w:tc><w:tcPr><w:tcW w:w="1417.3228346456694" w:type="dxa"/><w:shd w:val="clear" w:fill="1E293B"/><w:noWrap/></w:tcPr><w:p><w:pPr><w:spacing w:after="30"/></w:pPr><w:r><w:rPr><w:color w:val="FFFFFF"/><w:sz w:val="16"/><w:szCs w:val="16"/><w:b w:val="1"/><w:bCs w:val="1"/></w:rPr><w:t xml:space="preserve">Tipe Data</w:t></w:r></w:p></w:tc><w:tc><w:tcPr><w:tcW w:w="1417.3228346456694" w:type="dxa"/><w:shd w:val="clear" w:fill="1E293B"/><w:noWrap/></w:tcPr><w:p><w:pPr><w:spacing w:after="30"/></w:pPr><w:r><w:rPr><w:color w:val="FFFFFF"/><w:sz w:val="16"/><w:szCs w:val="16"/><w:b w:val="1"/><w:bCs w:val="1"/></w:rPr><w:t xml:space="preserve">Nullable</w:t></w:r></w:p></w:tc><w:tc><w:tcPr><w:tcW w:w="1417.3228346456694" w:type="dxa"/><w:shd w:val="clear" w:fill="1E293B"/><w:noWrap/></w:tcPr><w:p><w:pPr><w:spacing w:after="30"/></w:pPr><w:r><w:rPr><w:color w:val="FFFFFF"/><w:sz w:val="16"/><w:szCs w:val="16"/><w:b w:val="1"/><w:bCs w:val="1"/></w:rPr><w:t xml:space="preserve">Nilai Default</w:t></w:r></w:p></w:tc><w:tc><w:tcPr><w:tcW w:w="1417.3228346456694" w:type="dxa"/><w:shd w:val="clear" w:fill="1E293B"/><w:noWrap/></w:tcPr><w:p><w:pPr><w:spacing w:after="30"/></w:pPr><w:r><w:rPr><w:color w:val="FFFFFF"/><w:sz w:val="16"/><w:szCs w:val="16"/><w:b w:val="1"/><w:bCs w:val="1"/></w:rPr><w:t xml:space="preserve">Kunci (*Key*)</w:t></w:r></w:p></w:tc><w:tc><w:tcPr><w:tcW w:w="1417.3228346456694" w:type="dxa"/><w:shd w:val="clear" w:fill="1E293B"/><w:noWrap/></w:tcPr><w:p><w:pPr><w:spacing w:after="30"/></w:pPr><w:r><w:rPr><w:color w:val="FFFFFF"/><w:sz w:val="16"/><w:szCs w:val="16"/><w:b w:val="1"/><w:bCs w:val="1"/></w:rPr><w:t xml:space="preserve">Keterangan & Aturan Bisnis</w:t></w:r></w:p></w:tc></w:tr><w:tr><w:trPr/><w:tc><w:tcPr><w:tcW w:w="1417.3228346456694" w:type="dxa"/><w:noWrap/></w:tcPr><w:p><w:pPr><w:spacing w:after="30"/></w:pPr><w:r><w:rPr><w:sz w:val="16"/><w:szCs w:val="16"/></w:rPr><w:t xml:space="preserve">1</w:t></w:r></w:p></w:tc><w:tc><w:tcPr><w:tcW w:w="1417.3228346456694" w:type="dxa"/><w:noWrap/></w:tcPr><w:p><w:pPr><w:spacing w:after="30"/></w:pPr><w:r><w:rPr><w:sz w:val="16"/><w:szCs w:val="16"/></w:rPr><w:t xml:space="preserve">`id`</w:t></w:r></w:p></w:tc><w:tc><w:tcPr><w:tcW w:w="1417.3228346456694" w:type="dxa"/><w:noWrap/></w:tcPr><w:p><w:pPr><w:spacing w:after="30"/></w:pPr><w:r><w:rPr><w:sz w:val="16"/><w:szCs w:val="16"/></w:rPr><w:t xml:space="preserve">`bigint(20) unsigned`</w:t></w:r></w:p></w:tc><w:tc><w:tcPr><w:tcW w:w="1417.3228346456694" w:type="dxa"/><w:noWrap/></w:tcPr><w:p><w:pPr><w:spacing w:after="30"/></w:pPr><w:r><w:rPr><w:sz w:val="16"/><w:szCs w:val="16"/></w:rPr><w:t xml:space="preserve">NOT NULL</w:t></w:r></w:p></w:tc><w:tc><w:tcPr><w:tcW w:w="1417.3228346456694" w:type="dxa"/><w:noWrap/></w:tcPr><w:p><w:pPr><w:spacing w:after="30"/></w:pPr><w:r><w:rPr><w:sz w:val="16"/><w:szCs w:val="16"/></w:rPr><w:t xml:space="preserve">*None*</w:t></w:r></w:p></w:tc><w:tc><w:tcPr><w:tcW w:w="1417.3228346456694" w:type="dxa"/><w:noWrap/></w:tcPr><w:p><w:pPr><w:spacing w:after="30"/></w:pPr><w:r><w:rPr><w:sz w:val="16"/><w:szCs w:val="16"/></w:rPr><w:t xml:space="preserve">PRI (auto_increment)</w:t></w:r></w:p></w:tc><w:tc><w:tcPr><w:tcW w:w="1417.3228346456694" w:type="dxa"/><w:noWrap/></w:tcPr><w:p><w:pPr><w:spacing w:after="30"/></w:pPr><w:r><w:rPr><w:sz w:val="16"/><w:szCs w:val="16"/></w:rPr><w:t xml:space="preserve">Identitas unik rekaman data (*surrogate primary key*).</w:t></w:r></w:p></w:tc></w:tr><w:tr><w:trPr/><w:tc><w:tcPr><w:tcW w:w="1417.3228346456694" w:type="dxa"/><w:noWrap/></w:tcPr><w:p><w:pPr><w:spacing w:after="30"/></w:pPr><w:r><w:rPr><w:sz w:val="16"/><w:szCs w:val="16"/></w:rPr><w:t xml:space="preserve">2</w:t></w:r></w:p></w:tc><w:tc><w:tcPr><w:tcW w:w="1417.3228346456694" w:type="dxa"/><w:noWrap/></w:tcPr><w:p><w:pPr><w:spacing w:after="30"/></w:pPr><w:r><w:rPr><w:sz w:val="16"/><w:szCs w:val="16"/></w:rPr><w:t xml:space="preserve">`wa_broadcast_id`</w:t></w:r></w:p></w:tc><w:tc><w:tcPr><w:tcW w:w="1417.3228346456694" w:type="dxa"/><w:noWrap/></w:tcPr><w:p><w:pPr><w:spacing w:after="30"/></w:pPr><w:r><w:rPr><w:sz w:val="16"/><w:szCs w:val="16"/></w:rPr><w:t xml:space="preserve">`bigint(20) unsigned`</w:t></w:r></w:p></w:tc><w:tc><w:tcPr><w:tcW w:w="1417.3228346456694" w:type="dxa"/><w:noWrap/></w:tcPr><w:p><w:pPr><w:spacing w:after="30"/></w:pPr><w:r><w:rPr><w:sz w:val="16"/><w:szCs w:val="16"/></w:rPr><w:t xml:space="preserve">NOT NULL</w:t></w:r></w:p></w:tc><w:tc><w:tcPr><w:tcW w:w="1417.3228346456694" w:type="dxa"/><w:noWrap/></w:tcPr><w:p><w:pPr><w:spacing w:after="30"/></w:pPr><w:r><w:rPr><w:sz w:val="16"/><w:szCs w:val="16"/></w:rPr><w:t xml:space="preserve">*None*</w:t></w:r></w:p></w:tc><w:tc><w:tcPr><w:tcW w:w="1417.3228346456694" w:type="dxa"/><w:noWrap/></w:tcPr><w:p><w:pPr><w:spacing w:after="30"/></w:pPr><w:r><w:rPr><w:sz w:val="16"/><w:szCs w:val="16"/></w:rPr><w:t xml:space="preserve">MUL</w:t></w:r></w:p></w:tc><w:tc><w:tcPr><w:tcW w:w="1417.3228346456694" w:type="dxa"/><w:noWrap/></w:tcPr><w:p><w:pPr><w:spacing w:after="30"/></w:pPr><w:r><w:rPr><w:sz w:val="16"/><w:szCs w:val="16"/></w:rPr><w:t xml:space="preserve">Atribut data operasional wa broadcast id.</w:t></w:r></w:p></w:tc></w:tr><w:tr><w:trPr/><w:tc><w:tcPr><w:tcW w:w="1417.3228346456694" w:type="dxa"/><w:noWrap/></w:tcPr><w:p><w:pPr><w:spacing w:after="30"/></w:pPr><w:r><w:rPr><w:sz w:val="16"/><w:szCs w:val="16"/></w:rPr><w:t xml:space="preserve">3</w:t></w:r></w:p></w:tc><w:tc><w:tcPr><w:tcW w:w="1417.3228346456694" w:type="dxa"/><w:noWrap/></w:tcPr><w:p><w:pPr><w:spacing w:after="30"/></w:pPr><w:r><w:rPr><w:sz w:val="16"/><w:szCs w:val="16"/></w:rPr><w:t xml:space="preserve">`recipient_id`</w:t></w:r></w:p></w:tc><w:tc><w:tcPr><w:tcW w:w="1417.3228346456694" w:type="dxa"/><w:noWrap/></w:tcPr><w:p><w:pPr><w:spacing w:after="30"/></w:pPr><w:r><w:rPr><w:sz w:val="16"/><w:szCs w:val="16"/></w:rPr><w:t xml:space="preserve">`bigint(20) unsigned`</w:t></w:r></w:p></w:tc><w:tc><w:tcPr><w:tcW w:w="1417.3228346456694" w:type="dxa"/><w:noWrap/></w:tcPr><w:p><w:pPr><w:spacing w:after="30"/></w:pPr><w:r><w:rPr><w:sz w:val="16"/><w:szCs w:val="16"/></w:rPr><w:t xml:space="preserve">NULL</w:t></w:r></w:p></w:tc><w:tc><w:tcPr><w:tcW w:w="1417.3228346456694" w:type="dxa"/><w:noWrap/></w:tcPr><w:p><w:pPr><w:spacing w:after="30"/></w:pPr><w:r><w:rPr><w:sz w:val="16"/><w:szCs w:val="16"/></w:rPr><w:t xml:space="preserve">`NULL`</w:t></w:r></w:p></w:tc><w:tc><w:tcPr><w:tcW w:w="1417.3228346456694" w:type="dxa"/><w:noWrap/></w:tcPr><w:p><w:pPr><w:spacing w:after="30"/></w:pPr><w:r><w:rPr><w:sz w:val="16"/><w:szCs w:val="16"/></w:rPr><w:t xml:space="preserve">MUL</w:t></w:r></w:p></w:tc><w:tc><w:tcPr><w:tcW w:w="1417.3228346456694" w:type="dxa"/><w:noWrap/></w:tcPr><w:p><w:pPr><w:spacing w:after="30"/></w:pPr><w:r><w:rPr><w:sz w:val="16"/><w:szCs w:val="16"/></w:rPr><w:t xml:space="preserve">Atribut data operasional recipient id.</w:t></w:r></w:p></w:tc></w:tr><w:tr><w:trPr/><w:tc><w:tcPr><w:tcW w:w="1417.3228346456694" w:type="dxa"/><w:noWrap/></w:tcPr><w:p><w:pPr><w:spacing w:after="30"/></w:pPr><w:r><w:rPr><w:sz w:val="16"/><w:szCs w:val="16"/></w:rPr><w:t xml:space="preserve">4</w:t></w:r></w:p></w:tc><w:tc><w:tcPr><w:tcW w:w="1417.3228346456694" w:type="dxa"/><w:noWrap/></w:tcPr><w:p><w:pPr><w:spacing w:after="30"/></w:pPr><w:r><w:rPr><w:sz w:val="16"/><w:szCs w:val="16"/></w:rPr><w:t xml:space="preserve">`recipient_name`</w:t></w:r></w:p></w:tc><w:tc><w:tcPr><w:tcW w:w="1417.3228346456694" w:type="dxa"/><w:noWrap/></w:tcPr><w:p><w:pPr><w:spacing w:after="30"/></w:pPr><w:r><w:rPr><w:sz w:val="16"/><w:szCs w:val="16"/></w:rPr><w:t xml:space="preserve">`varchar(255)`</w:t></w:r></w:p></w:tc><w:tc><w:tcPr><w:tcW w:w="1417.3228346456694" w:type="dxa"/><w:noWrap/></w:tcPr><w:p><w:pPr><w:spacing w:after="30"/></w:pPr><w:r><w:rPr><w:sz w:val="16"/><w:szCs w:val="16"/></w:rPr><w:t xml:space="preserve">NOT NULL</w:t></w:r></w:p></w:tc><w:tc><w:tcPr><w:tcW w:w="1417.3228346456694" w:type="dxa"/><w:noWrap/></w:tcPr><w:p><w:pPr><w:spacing w:after="30"/></w:pPr><w:r><w:rPr><w:sz w:val="16"/><w:szCs w:val="16"/></w:rPr><w:t xml:space="preserve">*None*</w:t></w:r></w:p></w:tc><w:tc><w:tcPr><w:tcW w:w="1417.3228346456694" w:type="dxa"/><w:noWrap/></w:tcPr><w:p><w:pPr><w:spacing w:after="30"/></w:pPr><w:r><w:rPr><w:sz w:val="16"/><w:szCs w:val="16"/></w:rPr><w:t xml:space="preserve">-</w:t></w:r></w:p></w:tc><w:tc><w:tcPr><w:tcW w:w="1417.3228346456694" w:type="dxa"/><w:noWrap/></w:tcPr><w:p><w:pPr><w:spacing w:after="30"/></w:pPr><w:r><w:rPr><w:sz w:val="16"/><w:szCs w:val="16"/></w:rPr><w:t xml:space="preserve">Atribut data operasional recipient name.</w:t></w:r></w:p></w:tc></w:tr><w:tr><w:trPr/><w:tc><w:tcPr><w:tcW w:w="1417.3228346456694" w:type="dxa"/><w:noWrap/></w:tcPr><w:p><w:pPr><w:spacing w:after="30"/></w:pPr><w:r><w:rPr><w:sz w:val="16"/><w:szCs w:val="16"/></w:rPr><w:t xml:space="preserve">5</w:t></w:r></w:p></w:tc><w:tc><w:tcPr><w:tcW w:w="1417.3228346456694" w:type="dxa"/><w:noWrap/></w:tcPr><w:p><w:pPr><w:spacing w:after="30"/></w:pPr><w:r><w:rPr><w:sz w:val="16"/><w:szCs w:val="16"/></w:rPr><w:t xml:space="preserve">`recipient_identifier`</w:t></w:r></w:p></w:tc><w:tc><w:tcPr><w:tcW w:w="1417.3228346456694" w:type="dxa"/><w:noWrap/></w:tcPr><w:p><w:pPr><w:spacing w:after="30"/></w:pPr><w:r><w:rPr><w:sz w:val="16"/><w:szCs w:val="16"/></w:rPr><w:t xml:space="preserve">`varchar(255)`</w:t></w:r></w:p></w:tc><w:tc><w:tcPr><w:tcW w:w="1417.3228346456694" w:type="dxa"/><w:noWrap/></w:tcPr><w:p><w:pPr><w:spacing w:after="30"/></w:pPr><w:r><w:rPr><w:sz w:val="16"/><w:szCs w:val="16"/></w:rPr><w:t xml:space="preserve">NULL</w:t></w:r></w:p></w:tc><w:tc><w:tcPr><w:tcW w:w="1417.3228346456694" w:type="dxa"/><w:noWrap/></w:tcPr><w:p><w:pPr><w:spacing w:after="30"/></w:pPr><w:r><w:rPr><w:sz w:val="16"/><w:szCs w:val="16"/></w:rPr><w:t xml:space="preserve">`NULL`</w:t></w:r></w:p></w:tc><w:tc><w:tcPr><w:tcW w:w="1417.3228346456694" w:type="dxa"/><w:noWrap/></w:tcPr><w:p><w:pPr><w:spacing w:after="30"/></w:pPr><w:r><w:rPr><w:sz w:val="16"/><w:szCs w:val="16"/></w:rPr><w:t xml:space="preserve">-</w:t></w:r></w:p></w:tc><w:tc><w:tcPr><w:tcW w:w="1417.3228346456694" w:type="dxa"/><w:noWrap/></w:tcPr><w:p><w:pPr><w:spacing w:after="30"/></w:pPr><w:r><w:rPr><w:sz w:val="16"/><w:szCs w:val="16"/></w:rPr><w:t xml:space="preserve">Atribut data operasional recipient identifier.</w:t></w:r></w:p></w:tc></w:tr><w:tr><w:trPr/><w:tc><w:tcPr><w:tcW w:w="1417.3228346456694" w:type="dxa"/><w:noWrap/></w:tcPr><w:p><w:pPr><w:spacing w:after="30"/></w:pPr><w:r><w:rPr><w:sz w:val="16"/><w:szCs w:val="16"/></w:rPr><w:t xml:space="preserve">6</w:t></w:r></w:p></w:tc><w:tc><w:tcPr><w:tcW w:w="1417.3228346456694" w:type="dxa"/><w:noWrap/></w:tcPr><w:p><w:pPr><w:spacing w:after="30"/></w:pPr><w:r><w:rPr><w:sz w:val="16"/><w:szCs w:val="16"/></w:rPr><w:t xml:space="preserve">`recipient_phone`</w:t></w:r></w:p></w:tc><w:tc><w:tcPr><w:tcW w:w="1417.3228346456694" w:type="dxa"/><w:noWrap/></w:tcPr><w:p><w:pPr><w:spacing w:after="30"/></w:pPr><w:r><w:rPr><w:sz w:val="16"/><w:szCs w:val="16"/></w:rPr><w:t xml:space="preserve">`varchar(255)`</w:t></w:r></w:p></w:tc><w:tc><w:tcPr><w:tcW w:w="1417.3228346456694" w:type="dxa"/><w:noWrap/></w:tcPr><w:p><w:pPr><w:spacing w:after="30"/></w:pPr><w:r><w:rPr><w:sz w:val="16"/><w:szCs w:val="16"/></w:rPr><w:t xml:space="preserve">NULL</w:t></w:r></w:p></w:tc><w:tc><w:tcPr><w:tcW w:w="1417.3228346456694" w:type="dxa"/><w:noWrap/></w:tcPr><w:p><w:pPr><w:spacing w:after="30"/></w:pPr><w:r><w:rPr><w:sz w:val="16"/><w:szCs w:val="16"/></w:rPr><w:t xml:space="preserve">`NULL`</w:t></w:r></w:p></w:tc><w:tc><w:tcPr><w:tcW w:w="1417.3228346456694" w:type="dxa"/><w:noWrap/></w:tcPr><w:p><w:pPr><w:spacing w:after="30"/></w:pPr><w:r><w:rPr><w:sz w:val="16"/><w:szCs w:val="16"/></w:rPr><w:t xml:space="preserve">-</w:t></w:r></w:p></w:tc><w:tc><w:tcPr><w:tcW w:w="1417.3228346456694" w:type="dxa"/><w:noWrap/></w:tcPr><w:p><w:pPr><w:spacing w:after="30"/></w:pPr><w:r><w:rPr><w:sz w:val="16"/><w:szCs w:val="16"/></w:rPr><w:t xml:space="preserve">Atribut data operasional recipient phone.</w:t></w:r></w:p></w:tc></w:tr><w:tr><w:trPr/><w:tc><w:tcPr><w:tcW w:w="1417.3228346456694" w:type="dxa"/><w:noWrap/></w:tcPr><w:p><w:pPr><w:spacing w:after="30"/></w:pPr><w:r><w:rPr><w:sz w:val="16"/><w:szCs w:val="16"/></w:rPr><w:t xml:space="preserve">7</w:t></w:r></w:p></w:tc><w:tc><w:tcPr><w:tcW w:w="1417.3228346456694" w:type="dxa"/><w:noWrap/></w:tcPr><w:p><w:pPr><w:spacing w:after="30"/></w:pPr><w:r><w:rPr><w:sz w:val="16"/><w:szCs w:val="16"/></w:rPr><w:t xml:space="preserve">`message_content`</w:t></w:r></w:p></w:tc><w:tc><w:tcPr><w:tcW w:w="1417.3228346456694" w:type="dxa"/><w:noWrap/></w:tcPr><w:p><w:pPr><w:spacing w:after="30"/></w:pPr><w:r><w:rPr><w:sz w:val="16"/><w:szCs w:val="16"/></w:rPr><w:t xml:space="preserve">`text`</w:t></w:r></w:p></w:tc><w:tc><w:tcPr><w:tcW w:w="1417.3228346456694" w:type="dxa"/><w:noWrap/></w:tcPr><w:p><w:pPr><w:spacing w:after="30"/></w:pPr><w:r><w:rPr><w:sz w:val="16"/><w:szCs w:val="16"/></w:rPr><w:t xml:space="preserve">NOT NULL</w:t></w:r></w:p></w:tc><w:tc><w:tcPr><w:tcW w:w="1417.3228346456694" w:type="dxa"/><w:noWrap/></w:tcPr><w:p><w:pPr><w:spacing w:after="30"/></w:pPr><w:r><w:rPr><w:sz w:val="16"/><w:szCs w:val="16"/></w:rPr><w:t xml:space="preserve">*None*</w:t></w:r></w:p></w:tc><w:tc><w:tcPr><w:tcW w:w="1417.3228346456694" w:type="dxa"/><w:noWrap/></w:tcPr><w:p><w:pPr><w:spacing w:after="30"/></w:pPr><w:r><w:rPr><w:sz w:val="16"/><w:szCs w:val="16"/></w:rPr><w:t xml:space="preserve">-</w:t></w:r></w:p></w:tc><w:tc><w:tcPr><w:tcW w:w="1417.3228346456694" w:type="dxa"/><w:noWrap/></w:tcPr><w:p><w:pPr><w:spacing w:after="30"/></w:pPr><w:r><w:rPr><w:sz w:val="16"/><w:szCs w:val="16"/></w:rPr><w:t xml:space="preserve">Atribut data operasional message content.</w:t></w:r></w:p></w:tc></w:tr><w:tr><w:trPr/><w:tc><w:tcPr><w:tcW w:w="1417.3228346456694" w:type="dxa"/><w:noWrap/></w:tcPr><w:p><w:pPr><w:spacing w:after="30"/></w:pPr><w:r><w:rPr><w:sz w:val="16"/><w:szCs w:val="16"/></w:rPr><w:t xml:space="preserve">8</w:t></w:r></w:p></w:tc><w:tc><w:tcPr><w:tcW w:w="1417.3228346456694" w:type="dxa"/><w:noWrap/></w:tcPr><w:p><w:pPr><w:spacing w:after="30"/></w:pPr><w:r><w:rPr><w:sz w:val="16"/><w:szCs w:val="16"/></w:rPr><w:t xml:space="preserve">`status`</w:t></w:r></w:p></w:tc><w:tc><w:tcPr><w:tcW w:w="1417.3228346456694" w:type="dxa"/><w:noWrap/></w:tcPr><w:p><w:pPr><w:spacing w:after="30"/></w:pPr><w:r><w:rPr><w:sz w:val="16"/><w:szCs w:val="16"/></w:rPr><w:t xml:space="preserve">`varchar(255)`</w:t></w:r></w:p></w:tc><w:tc><w:tcPr><w:tcW w:w="1417.3228346456694" w:type="dxa"/><w:noWrap/></w:tcPr><w:p><w:pPr><w:spacing w:after="30"/></w:pPr><w:r><w:rPr><w:sz w:val="16"/><w:szCs w:val="16"/></w:rPr><w:t xml:space="preserve">NOT NULL</w:t></w:r></w:p></w:tc><w:tc><w:tcPr><w:tcW w:w="1417.3228346456694" w:type="dxa"/><w:noWrap/></w:tcPr><w:p><w:pPr><w:spacing w:after="30"/></w:pPr><w:r><w:rPr><w:sz w:val="16"/><w:szCs w:val="16"/></w:rPr><w:t xml:space="preserve">`'pending'`</w:t></w:r></w:p></w:tc><w:tc><w:tcPr><w:tcW w:w="1417.3228346456694" w:type="dxa"/><w:noWrap/></w:tcPr><w:p><w:pPr><w:spacing w:after="30"/></w:pPr><w:r><w:rPr><w:sz w:val="16"/><w:szCs w:val="16"/></w:rPr><w:t xml:space="preserve">-</w:t></w:r></w:p></w:tc><w:tc><w:tcPr><w:tcW w:w="1417.3228346456694" w:type="dxa"/><w:noWrap/></w:tcPr><w:p><w:pPr><w:spacing w:after="30"/></w:pPr><w:r><w:rPr><w:sz w:val="16"/><w:szCs w:val="16"/></w:rPr><w:t xml:space="preserve">Status alur kerja proses bisnis entitas terkait.</w:t></w:r></w:p></w:tc></w:tr><w:tr><w:trPr/><w:tc><w:tcPr><w:tcW w:w="1417.3228346456694" w:type="dxa"/><w:noWrap/></w:tcPr><w:p><w:pPr><w:spacing w:after="30"/></w:pPr><w:r><w:rPr><w:sz w:val="16"/><w:szCs w:val="16"/></w:rPr><w:t xml:space="preserve">9</w:t></w:r></w:p></w:tc><w:tc><w:tcPr><w:tcW w:w="1417.3228346456694" w:type="dxa"/><w:noWrap/></w:tcPr><w:p><w:pPr><w:spacing w:after="30"/></w:pPr><w:r><w:rPr><w:sz w:val="16"/><w:szCs w:val="16"/></w:rPr><w:t xml:space="preserve">`error_message`</w:t></w:r></w:p></w:tc><w:tc><w:tcPr><w:tcW w:w="1417.3228346456694" w:type="dxa"/><w:noWrap/></w:tcPr><w:p><w:pPr><w:spacing w:after="30"/></w:pPr><w:r><w:rPr><w:sz w:val="16"/><w:szCs w:val="16"/></w:rPr><w:t xml:space="preserve">`text`</w:t></w:r></w:p></w:tc><w:tc><w:tcPr><w:tcW w:w="1417.3228346456694" w:type="dxa"/><w:noWrap/></w:tcPr><w:p><w:pPr><w:spacing w:after="30"/></w:pPr><w:r><w:rPr><w:sz w:val="16"/><w:szCs w:val="16"/></w:rPr><w:t xml:space="preserve">NULL</w:t></w:r></w:p></w:tc><w:tc><w:tcPr><w:tcW w:w="1417.3228346456694" w:type="dxa"/><w:noWrap/></w:tcPr><w:p><w:pPr><w:spacing w:after="30"/></w:pPr><w:r><w:rPr><w:sz w:val="16"/><w:szCs w:val="16"/></w:rPr><w:t xml:space="preserve">`NULL`</w:t></w:r></w:p></w:tc><w:tc><w:tcPr><w:tcW w:w="1417.3228346456694" w:type="dxa"/><w:noWrap/></w:tcPr><w:p><w:pPr><w:spacing w:after="30"/></w:pPr><w:r><w:rPr><w:sz w:val="16"/><w:szCs w:val="16"/></w:rPr><w:t xml:space="preserve">-</w:t></w:r></w:p></w:tc><w:tc><w:tcPr><w:tcW w:w="1417.3228346456694" w:type="dxa"/><w:noWrap/></w:tcPr><w:p><w:pPr><w:spacing w:after="30"/></w:pPr><w:r><w:rPr><w:sz w:val="16"/><w:szCs w:val="16"/></w:rPr><w:t xml:space="preserve">Atribut data operasional error message.</w:t></w:r></w:p></w:tc></w:tr><w:tr><w:trPr/><w:tc><w:tcPr><w:tcW w:w="1417.3228346456694" w:type="dxa"/><w:noWrap/></w:tcPr><w:p><w:pPr><w:spacing w:after="30"/></w:pPr><w:r><w:rPr><w:sz w:val="16"/><w:szCs w:val="16"/></w:rPr><w:t xml:space="preserve">10</w:t></w:r></w:p></w:tc><w:tc><w:tcPr><w:tcW w:w="1417.3228346456694" w:type="dxa"/><w:noWrap/></w:tcPr><w:p><w:pPr><w:spacing w:after="30"/></w:pPr><w:r><w:rPr><w:sz w:val="16"/><w:szCs w:val="16"/></w:rPr><w:t xml:space="preserve">`sent_at`</w:t></w:r></w:p></w:tc><w:tc><w:tcPr><w:tcW w:w="1417.3228346456694" w:type="dxa"/><w:noWrap/></w:tcPr><w:p><w:pPr><w:spacing w:after="30"/></w:pPr><w:r><w:rPr><w:sz w:val="16"/><w:szCs w:val="16"/></w:rPr><w:t xml:space="preserve">`timestamp`</w:t></w:r></w:p></w:tc><w:tc><w:tcPr><w:tcW w:w="1417.3228346456694" w:type="dxa"/><w:noWrap/></w:tcPr><w:p><w:pPr><w:spacing w:after="30"/></w:pPr><w:r><w:rPr><w:sz w:val="16"/><w:szCs w:val="16"/></w:rPr><w:t xml:space="preserve">NULL</w:t></w:r></w:p></w:tc><w:tc><w:tcPr><w:tcW w:w="1417.3228346456694" w:type="dxa"/><w:noWrap/></w:tcPr><w:p><w:pPr><w:spacing w:after="30"/></w:pPr><w:r><w:rPr><w:sz w:val="16"/><w:szCs w:val="16"/></w:rPr><w:t xml:space="preserve">`NULL`</w:t></w:r></w:p></w:tc><w:tc><w:tcPr><w:tcW w:w="1417.3228346456694" w:type="dxa"/><w:noWrap/></w:tcPr><w:p><w:pPr><w:spacing w:after="30"/></w:pPr><w:r><w:rPr><w:sz w:val="16"/><w:szCs w:val="16"/></w:rPr><w:t xml:space="preserve">-</w:t></w:r></w:p></w:tc><w:tc><w:tcPr><w:tcW w:w="1417.3228346456694" w:type="dxa"/><w:noWrap/></w:tcPr><w:p><w:pPr><w:spacing w:after="30"/></w:pPr><w:r><w:rPr><w:sz w:val="16"/><w:szCs w:val="16"/></w:rPr><w:t xml:space="preserve">Atribut data operasional sent at.</w:t></w:r></w:p></w:tc></w:tr><w:tr><w:trPr/><w:tc><w:tcPr><w:tcW w:w="1417.3228346456694" w:type="dxa"/><w:noWrap/></w:tcPr><w:p><w:pPr><w:spacing w:after="30"/></w:pPr><w:r><w:rPr><w:sz w:val="16"/><w:szCs w:val="16"/></w:rPr><w:t xml:space="preserve">11</w:t></w:r></w:p></w:tc><w:tc><w:tcPr><w:tcW w:w="1417.3228346456694" w:type="dxa"/><w:noWrap/></w:tcPr><w:p><w:pPr><w:spacing w:after="30"/></w:pPr><w:r><w:rPr><w:sz w:val="16"/><w:szCs w:val="16"/></w:rPr><w:t xml:space="preserve">`created_at`</w:t></w:r></w:p></w:tc><w:tc><w:tcPr><w:tcW w:w="1417.3228346456694" w:type="dxa"/><w:noWrap/></w:tcPr><w:p><w:pPr><w:spacing w:after="30"/></w:pPr><w:r><w:rPr><w:sz w:val="16"/><w:szCs w:val="16"/></w:rPr><w:t xml:space="preserve">`timestamp`</w:t></w:r></w:p></w:tc><w:tc><w:tcPr><w:tcW w:w="1417.3228346456694" w:type="dxa"/><w:noWrap/></w:tcPr><w:p><w:pPr><w:spacing w:after="30"/></w:pPr><w:r><w:rPr><w:sz w:val="16"/><w:szCs w:val="16"/></w:rPr><w:t xml:space="preserve">NULL</w:t></w:r></w:p></w:tc><w:tc><w:tcPr><w:tcW w:w="1417.3228346456694" w:type="dxa"/><w:noWrap/></w:tcPr><w:p><w:pPr><w:spacing w:after="30"/></w:pPr><w:r><w:rPr><w:sz w:val="16"/><w:szCs w:val="16"/></w:rPr><w:t xml:space="preserve">`NULL`</w:t></w:r></w:p></w:tc><w:tc><w:tcPr><w:tcW w:w="1417.3228346456694" w:type="dxa"/><w:noWrap/></w:tcPr><w:p><w:pPr><w:spacing w:after="30"/></w:pPr><w:r><w:rPr><w:sz w:val="16"/><w:szCs w:val="16"/></w:rPr><w:t xml:space="preserve">-</w:t></w:r></w:p></w:tc><w:tc><w:tcPr><w:tcW w:w="1417.3228346456694" w:type="dxa"/><w:noWrap/></w:tcPr><w:p><w:pPr><w:spacing w:after="30"/></w:pPr><w:r><w:rPr><w:sz w:val="16"/><w:szCs w:val="16"/></w:rPr><w:t xml:space="preserve">Waktu rekaman pertama kali dibuat di sistem.</w:t></w:r></w:p></w:tc></w:tr><w:tr><w:trPr/><w:tc><w:tcPr><w:tcW w:w="1417.3228346456694" w:type="dxa"/><w:noWrap/></w:tcPr><w:p><w:pPr><w:spacing w:after="30"/></w:pPr><w:r><w:rPr><w:sz w:val="16"/><w:szCs w:val="16"/></w:rPr><w:t xml:space="preserve">12</w:t></w:r></w:p></w:tc><w:tc><w:tcPr><w:tcW w:w="1417.3228346456694" w:type="dxa"/><w:noWrap/></w:tcPr><w:p><w:pPr><w:spacing w:after="30"/></w:pPr><w:r><w:rPr><w:sz w:val="16"/><w:szCs w:val="16"/></w:rPr><w:t xml:space="preserve">`updated_at`</w:t></w:r></w:p></w:tc><w:tc><w:tcPr><w:tcW w:w="1417.3228346456694" w:type="dxa"/><w:noWrap/></w:tcPr><w:p><w:pPr><w:spacing w:after="30"/></w:pPr><w:r><w:rPr><w:sz w:val="16"/><w:szCs w:val="16"/></w:rPr><w:t xml:space="preserve">`timestamp`</w:t></w:r></w:p></w:tc><w:tc><w:tcPr><w:tcW w:w="1417.3228346456694" w:type="dxa"/><w:noWrap/></w:tcPr><w:p><w:pPr><w:spacing w:after="30"/></w:pPr><w:r><w:rPr><w:sz w:val="16"/><w:szCs w:val="16"/></w:rPr><w:t xml:space="preserve">NULL</w:t></w:r></w:p></w:tc><w:tc><w:tcPr><w:tcW w:w="1417.3228346456694" w:type="dxa"/><w:noWrap/></w:tcPr><w:p><w:pPr><w:spacing w:after="30"/></w:pPr><w:r><w:rPr><w:sz w:val="16"/><w:szCs w:val="16"/></w:rPr><w:t xml:space="preserve">`NULL`</w:t></w:r></w:p></w:tc><w:tc><w:tcPr><w:tcW w:w="1417.3228346456694" w:type="dxa"/><w:noWrap/></w:tcPr><w:p><w:pPr><w:spacing w:after="30"/></w:pPr><w:r><w:rPr><w:sz w:val="16"/><w:szCs w:val="16"/></w:rPr><w:t xml:space="preserve">-</w:t></w:r></w:p></w:tc><w:tc><w:tcPr><w:tcW w:w="1417.3228346456694" w:type="dxa"/><w:noWrap/></w:tcPr><w:p><w:pPr><w:spacing w:after="30"/></w:pPr><w:r><w:rPr><w:sz w:val="16"/><w:szCs w:val="16"/></w:rPr><w:t xml:space="preserve">Waktu rekaman terakhir kali diperbarui.</w:t></w:r></w:p></w:tc></w:tr></w:tbl><w:p/><w:p><w:pPr><w:jc w:val="both"/><w:spacing w:after="70"/></w:pPr><w:r><w:rPr><w:sz w:val="19"/><w:szCs w:val="19"/></w:rPr><w:t xml:space="preserve">---</w:t></w:r></w:p><w:p><w:pPr><w:pStyle w:val="Heading3"/></w:pPr><w:bookmarkStart w:id="44" w:name="_Toc44"/><w:r><w:t>3.35 Tabel Template Notifikasi WhatsApp Gateway (`wa_templates`)</w:t></w:r><w:bookmarkEnd w:id="44"/></w:p><w:p><w:pPr><w:spacing w:before="40" w:after="40"/></w:pPr><w:r><w:rPr><w:color w:val="334155"/><w:sz w:val="19"/><w:szCs w:val="19"/><w:b w:val="1"/><w:bCs w:val="1"/><w:i w:val="1"/><w:iCs w:val="1"/></w:rPr><w:t xml:space="preserve">**Nama Tabel**: `wa_templates`</w:t></w:r></w:p><w:p><w:pPr><w:spacing w:before="40" w:after="40"/></w:pPr><w:r><w:rPr><w:color w:val="334155"/><w:sz w:val="19"/><w:szCs w:val="19"/><w:b w:val="0"/><w:bCs w:val="0"/><w:i w:val="1"/><w:iCs w:val="1"/></w:rPr><w:t xml:space="preserve">**Primary Key**: `id`</w:t></w:r></w:p><w:p><w:pPr><w:spacing w:before="40" w:after="40"/></w:pPr><w:r><w:rPr><w:color w:val="334155"/><w:sz w:val="19"/><w:szCs w:val="19"/><w:b w:val="0"/><w:bCs w:val="0"/><w:i w:val="1"/><w:iCs w:val="1"/></w:rPr><w:t xml:space="preserve">**Foreign Key**: Tidak ada (*None*)</w:t></w:r></w:p><w:p><w:pPr><w:spacing w:before="40" w:after="40"/></w:pPr><w:r><w:rPr><w:color w:val="334155"/><w:sz w:val="19"/><w:szCs w:val="19"/><w:b w:val="0"/><w:bCs w:val="0"/><w:i w:val="1"/><w:iCs w:val="1"/></w:rPr><w:t xml:space="preserve">**Deskripsi**: Menyimpan template pesan WhatsApp dengan dukungan sintaks Spintax dinamis dan interpolasi variabel (nama mahasiswa, judul, tanggal, dosen) untuk berbagai event sistem.</w:t></w:r></w:p><w:tbl><w:tblGrid><w:gridCol w:w="1417.3228346456694" w:type="dxa"/><w:gridCol w:w="1417.3228346456694" w:type="dxa"/><w:gridCol w:w="1417.3228346456694" w:type="dxa"/><w:gridCol w:w="1417.3228346456694" w:type="dxa"/><w:gridCol w:w="1417.3228346456694" w:type="dxa"/><w:gridCol w:w="1417.3228346456694" w:type="dxa"/><w:gridCol w:w="1417.3228346456694" w:type="dxa"/></w:tblGrid><w:tblPr><w:tblStyle w:val="DbTable"/></w:tblPr><w:tr><w:trPr/><w:tc><w:tcPr><w:tcW w:w="1417.3228346456694" w:type="dxa"/><w:shd w:val="clear" w:fill="1E293B"/><w:noWrap/></w:tcPr><w:p><w:pPr><w:spacing w:after="30"/></w:pPr><w:r><w:rPr><w:color w:val="FFFFFF"/><w:sz w:val="16"/><w:szCs w:val="16"/><w:b w:val="1"/><w:bCs w:val="1"/></w:rPr><w:t xml:space="preserve">No</w:t></w:r></w:p></w:tc><w:tc><w:tcPr><w:tcW w:w="1417.3228346456694" w:type="dxa"/><w:shd w:val="clear" w:fill="1E293B"/><w:noWrap/></w:tcPr><w:p><w:pPr><w:spacing w:after="30"/></w:pPr><w:r><w:rPr><w:color w:val="FFFFFF"/><w:sz w:val="16"/><w:szCs w:val="16"/><w:b w:val="1"/><w:bCs w:val="1"/></w:rPr><w:t xml:space="preserve">Nama Kolom</w:t></w:r></w:p></w:tc><w:tc><w:tcPr><w:tcW w:w="1417.3228346456694" w:type="dxa"/><w:shd w:val="clear" w:fill="1E293B"/><w:noWrap/></w:tcPr><w:p><w:pPr><w:spacing w:after="30"/></w:pPr><w:r><w:rPr><w:color w:val="FFFFFF"/><w:sz w:val="16"/><w:szCs w:val="16"/><w:b w:val="1"/><w:bCs w:val="1"/></w:rPr><w:t xml:space="preserve">Tipe Data</w:t></w:r></w:p></w:tc><w:tc><w:tcPr><w:tcW w:w="1417.3228346456694" w:type="dxa"/><w:shd w:val="clear" w:fill="1E293B"/><w:noWrap/></w:tcPr><w:p><w:pPr><w:spacing w:after="30"/></w:pPr><w:r><w:rPr><w:color w:val="FFFFFF"/><w:sz w:val="16"/><w:szCs w:val="16"/><w:b w:val="1"/><w:bCs w:val="1"/></w:rPr><w:t xml:space="preserve">Nullable</w:t></w:r></w:p></w:tc><w:tc><w:tcPr><w:tcW w:w="1417.3228346456694" w:type="dxa"/><w:shd w:val="clear" w:fill="1E293B"/><w:noWrap/></w:tcPr><w:p><w:pPr><w:spacing w:after="30"/></w:pPr><w:r><w:rPr><w:color w:val="FFFFFF"/><w:sz w:val="16"/><w:szCs w:val="16"/><w:b w:val="1"/><w:bCs w:val="1"/></w:rPr><w:t xml:space="preserve">Nilai Default</w:t></w:r></w:p></w:tc><w:tc><w:tcPr><w:tcW w:w="1417.3228346456694" w:type="dxa"/><w:shd w:val="clear" w:fill="1E293B"/><w:noWrap/></w:tcPr><w:p><w:pPr><w:spacing w:after="30"/></w:pPr><w:r><w:rPr><w:color w:val="FFFFFF"/><w:sz w:val="16"/><w:szCs w:val="16"/><w:b w:val="1"/><w:bCs w:val="1"/></w:rPr><w:t xml:space="preserve">Kunci (*Key*)</w:t></w:r></w:p></w:tc><w:tc><w:tcPr><w:tcW w:w="1417.3228346456694" w:type="dxa"/><w:shd w:val="clear" w:fill="1E293B"/><w:noWrap/></w:tcPr><w:p><w:pPr><w:spacing w:after="30"/></w:pPr><w:r><w:rPr><w:color w:val="FFFFFF"/><w:sz w:val="16"/><w:szCs w:val="16"/><w:b w:val="1"/><w:bCs w:val="1"/></w:rPr><w:t xml:space="preserve">Keterangan & Aturan Bisnis</w:t></w:r></w:p></w:tc></w:tr><w:tr><w:trPr/><w:tc><w:tcPr><w:tcW w:w="1417.3228346456694" w:type="dxa"/><w:noWrap/></w:tcPr><w:p><w:pPr><w:spacing w:after="30"/></w:pPr><w:r><w:rPr><w:sz w:val="16"/><w:szCs w:val="16"/></w:rPr><w:t xml:space="preserve">1</w:t></w:r></w:p></w:tc><w:tc><w:tcPr><w:tcW w:w="1417.3228346456694" w:type="dxa"/><w:noWrap/></w:tcPr><w:p><w:pPr><w:spacing w:after="30"/></w:pPr><w:r><w:rPr><w:sz w:val="16"/><w:szCs w:val="16"/></w:rPr><w:t xml:space="preserve">`id`</w:t></w:r></w:p></w:tc><w:tc><w:tcPr><w:tcW w:w="1417.3228346456694" w:type="dxa"/><w:noWrap/></w:tcPr><w:p><w:pPr><w:spacing w:after="30"/></w:pPr><w:r><w:rPr><w:sz w:val="16"/><w:szCs w:val="16"/></w:rPr><w:t xml:space="preserve">`bigint(20) unsigned`</w:t></w:r></w:p></w:tc><w:tc><w:tcPr><w:tcW w:w="1417.3228346456694" w:type="dxa"/><w:noWrap/></w:tcPr><w:p><w:pPr><w:spacing w:after="30"/></w:pPr><w:r><w:rPr><w:sz w:val="16"/><w:szCs w:val="16"/></w:rPr><w:t xml:space="preserve">NOT NULL</w:t></w:r></w:p></w:tc><w:tc><w:tcPr><w:tcW w:w="1417.3228346456694" w:type="dxa"/><w:noWrap/></w:tcPr><w:p><w:pPr><w:spacing w:after="30"/></w:pPr><w:r><w:rPr><w:sz w:val="16"/><w:szCs w:val="16"/></w:rPr><w:t xml:space="preserve">*None*</w:t></w:r></w:p></w:tc><w:tc><w:tcPr><w:tcW w:w="1417.3228346456694" w:type="dxa"/><w:noWrap/></w:tcPr><w:p><w:pPr><w:spacing w:after="30"/></w:pPr><w:r><w:rPr><w:sz w:val="16"/><w:szCs w:val="16"/></w:rPr><w:t xml:space="preserve">PRI (auto_increment)</w:t></w:r></w:p></w:tc><w:tc><w:tcPr><w:tcW w:w="1417.3228346456694" w:type="dxa"/><w:noWrap/></w:tcPr><w:p><w:pPr><w:spacing w:after="30"/></w:pPr><w:r><w:rPr><w:sz w:val="16"/><w:szCs w:val="16"/></w:rPr><w:t xml:space="preserve">Identitas unik rekaman data (*surrogate primary key*).</w:t></w:r></w:p></w:tc></w:tr><w:tr><w:trPr/><w:tc><w:tcPr><w:tcW w:w="1417.3228346456694" w:type="dxa"/><w:noWrap/></w:tcPr><w:p><w:pPr><w:spacing w:after="30"/></w:pPr><w:r><w:rPr><w:sz w:val="16"/><w:szCs w:val="16"/></w:rPr><w:t xml:space="preserve">2</w:t></w:r></w:p></w:tc><w:tc><w:tcPr><w:tcW w:w="1417.3228346456694" w:type="dxa"/><w:noWrap/></w:tcPr><w:p><w:pPr><w:spacing w:after="30"/></w:pPr><w:r><w:rPr><w:sz w:val="16"/><w:szCs w:val="16"/></w:rPr><w:t xml:space="preserve">`code`</w:t></w:r></w:p></w:tc><w:tc><w:tcPr><w:tcW w:w="1417.3228346456694" w:type="dxa"/><w:noWrap/></w:tcPr><w:p><w:pPr><w:spacing w:after="30"/></w:pPr><w:r><w:rPr><w:sz w:val="16"/><w:szCs w:val="16"/></w:rPr><w:t xml:space="preserve">`varchar(255)`</w:t></w:r></w:p></w:tc><w:tc><w:tcPr><w:tcW w:w="1417.3228346456694" w:type="dxa"/><w:noWrap/></w:tcPr><w:p><w:pPr><w:spacing w:after="30"/></w:pPr><w:r><w:rPr><w:sz w:val="16"/><w:szCs w:val="16"/></w:rPr><w:t xml:space="preserve">NOT NULL</w:t></w:r></w:p></w:tc><w:tc><w:tcPr><w:tcW w:w="1417.3228346456694" w:type="dxa"/><w:noWrap/></w:tcPr><w:p><w:pPr><w:spacing w:after="30"/></w:pPr><w:r><w:rPr><w:sz w:val="16"/><w:szCs w:val="16"/></w:rPr><w:t xml:space="preserve">*None*</w:t></w:r></w:p></w:tc><w:tc><w:tcPr><w:tcW w:w="1417.3228346456694" w:type="dxa"/><w:noWrap/></w:tcPr><w:p><w:pPr><w:spacing w:after="30"/></w:pPr><w:r><w:rPr><w:sz w:val="16"/><w:szCs w:val="16"/></w:rPr><w:t xml:space="preserve">UNI</w:t></w:r></w:p></w:tc><w:tc><w:tcPr><w:tcW w:w="1417.3228346456694" w:type="dxa"/><w:noWrap/></w:tcPr><w:p><w:pPr><w:spacing w:after="30"/></w:pPr><w:r><w:rPr><w:sz w:val="16"/><w:szCs w:val="16"/></w:rPr><w:t xml:space="preserve">Atribut data operasional code.</w:t></w:r></w:p></w:tc></w:tr><w:tr><w:trPr/><w:tc><w:tcPr><w:tcW w:w="1417.3228346456694" w:type="dxa"/><w:noWrap/></w:tcPr><w:p><w:pPr><w:spacing w:after="30"/></w:pPr><w:r><w:rPr><w:sz w:val="16"/><w:szCs w:val="16"/></w:rPr><w:t xml:space="preserve">3</w:t></w:r></w:p></w:tc><w:tc><w:tcPr><w:tcW w:w="1417.3228346456694" w:type="dxa"/><w:noWrap/></w:tcPr><w:p><w:pPr><w:spacing w:after="30"/></w:pPr><w:r><w:rPr><w:sz w:val="16"/><w:szCs w:val="16"/></w:rPr><w:t xml:space="preserve">`name`</w:t></w:r></w:p></w:tc><w:tc><w:tcPr><w:tcW w:w="1417.3228346456694" w:type="dxa"/><w:noWrap/></w:tcPr><w:p><w:pPr><w:spacing w:after="30"/></w:pPr><w:r><w:rPr><w:sz w:val="16"/><w:szCs w:val="16"/></w:rPr><w:t xml:space="preserve">`varchar(255)`</w:t></w:r></w:p></w:tc><w:tc><w:tcPr><w:tcW w:w="1417.3228346456694" w:type="dxa"/><w:noWrap/></w:tcPr><w:p><w:pPr><w:spacing w:after="30"/></w:pPr><w:r><w:rPr><w:sz w:val="16"/><w:szCs w:val="16"/></w:rPr><w:t xml:space="preserve">NOT NULL</w:t></w:r></w:p></w:tc><w:tc><w:tcPr><w:tcW w:w="1417.3228346456694" w:type="dxa"/><w:noWrap/></w:tcPr><w:p><w:pPr><w:spacing w:after="30"/></w:pPr><w:r><w:rPr><w:sz w:val="16"/><w:szCs w:val="16"/></w:rPr><w:t xml:space="preserve">*None*</w:t></w:r></w:p></w:tc><w:tc><w:tcPr><w:tcW w:w="1417.3228346456694" w:type="dxa"/><w:noWrap/></w:tcPr><w:p><w:pPr><w:spacing w:after="30"/></w:pPr><w:r><w:rPr><w:sz w:val="16"/><w:szCs w:val="16"/></w:rPr><w:t xml:space="preserve">-</w:t></w:r></w:p></w:tc><w:tc><w:tcPr><w:tcW w:w="1417.3228346456694" w:type="dxa"/><w:noWrap/></w:tcPr><w:p><w:pPr><w:spacing w:after="30"/></w:pPr><w:r><w:rPr><w:sz w:val="16"/><w:szCs w:val="16"/></w:rPr><w:t xml:space="preserve">Atribut data operasional name.</w:t></w:r></w:p></w:tc></w:tr><w:tr><w:trPr/><w:tc><w:tcPr><w:tcW w:w="1417.3228346456694" w:type="dxa"/><w:noWrap/></w:tcPr><w:p><w:pPr><w:spacing w:after="30"/></w:pPr><w:r><w:rPr><w:sz w:val="16"/><w:szCs w:val="16"/></w:rPr><w:t xml:space="preserve">4</w:t></w:r></w:p></w:tc><w:tc><w:tcPr><w:tcW w:w="1417.3228346456694" w:type="dxa"/><w:noWrap/></w:tcPr><w:p><w:pPr><w:spacing w:after="30"/></w:pPr><w:r><w:rPr><w:sz w:val="16"/><w:szCs w:val="16"/></w:rPr><w:t xml:space="preserve">`category`</w:t></w:r></w:p></w:tc><w:tc><w:tcPr><w:tcW w:w="1417.3228346456694" w:type="dxa"/><w:noWrap/></w:tcPr><w:p><w:pPr><w:spacing w:after="30"/></w:pPr><w:r><w:rPr><w:sz w:val="16"/><w:szCs w:val="16"/></w:rPr><w:t xml:space="preserve">`varchar(255)`</w:t></w:r></w:p></w:tc><w:tc><w:tcPr><w:tcW w:w="1417.3228346456694" w:type="dxa"/><w:noWrap/></w:tcPr><w:p><w:pPr><w:spacing w:after="30"/></w:pPr><w:r><w:rPr><w:sz w:val="16"/><w:szCs w:val="16"/></w:rPr><w:t xml:space="preserve">NOT NULL</w:t></w:r></w:p></w:tc><w:tc><w:tcPr><w:tcW w:w="1417.3228346456694" w:type="dxa"/><w:noWrap/></w:tcPr><w:p><w:pPr><w:spacing w:after="30"/></w:pPr><w:r><w:rPr><w:sz w:val="16"/><w:szCs w:val="16"/></w:rPr><w:t xml:space="preserve">*None*</w:t></w:r></w:p></w:tc><w:tc><w:tcPr><w:tcW w:w="1417.3228346456694" w:type="dxa"/><w:noWrap/></w:tcPr><w:p><w:pPr><w:spacing w:after="30"/></w:pPr><w:r><w:rPr><w:sz w:val="16"/><w:szCs w:val="16"/></w:rPr><w:t xml:space="preserve">-</w:t></w:r></w:p></w:tc><w:tc><w:tcPr><w:tcW w:w="1417.3228346456694" w:type="dxa"/><w:noWrap/></w:tcPr><w:p><w:pPr><w:spacing w:after="30"/></w:pPr><w:r><w:rPr><w:sz w:val="16"/><w:szCs w:val="16"/></w:rPr><w:t xml:space="preserve">Atribut data operasional category.</w:t></w:r></w:p></w:tc></w:tr><w:tr><w:trPr/><w:tc><w:tcPr><w:tcW w:w="1417.3228346456694" w:type="dxa"/><w:noWrap/></w:tcPr><w:p><w:pPr><w:spacing w:after="30"/></w:pPr><w:r><w:rPr><w:sz w:val="16"/><w:szCs w:val="16"/></w:rPr><w:t xml:space="preserve">5</w:t></w:r></w:p></w:tc><w:tc><w:tcPr><w:tcW w:w="1417.3228346456694" w:type="dxa"/><w:noWrap/></w:tcPr><w:p><w:pPr><w:spacing w:after="30"/></w:pPr><w:r><w:rPr><w:sz w:val="16"/><w:szCs w:val="16"/></w:rPr><w:t xml:space="preserve">`content`</w:t></w:r></w:p></w:tc><w:tc><w:tcPr><w:tcW w:w="1417.3228346456694" w:type="dxa"/><w:noWrap/></w:tcPr><w:p><w:pPr><w:spacing w:after="30"/></w:pPr><w:r><w:rPr><w:sz w:val="16"/><w:szCs w:val="16"/></w:rPr><w:t xml:space="preserve">`text`</w:t></w:r></w:p></w:tc><w:tc><w:tcPr><w:tcW w:w="1417.3228346456694" w:type="dxa"/><w:noWrap/></w:tcPr><w:p><w:pPr><w:spacing w:after="30"/></w:pPr><w:r><w:rPr><w:sz w:val="16"/><w:szCs w:val="16"/></w:rPr><w:t xml:space="preserve">NOT NULL</w:t></w:r></w:p></w:tc><w:tc><w:tcPr><w:tcW w:w="1417.3228346456694" w:type="dxa"/><w:noWrap/></w:tcPr><w:p><w:pPr><w:spacing w:after="30"/></w:pPr><w:r><w:rPr><w:sz w:val="16"/><w:szCs w:val="16"/></w:rPr><w:t xml:space="preserve">*None*</w:t></w:r></w:p></w:tc><w:tc><w:tcPr><w:tcW w:w="1417.3228346456694" w:type="dxa"/><w:noWrap/></w:tcPr><w:p><w:pPr><w:spacing w:after="30"/></w:pPr><w:r><w:rPr><w:sz w:val="16"/><w:szCs w:val="16"/></w:rPr><w:t xml:space="preserve">-</w:t></w:r></w:p></w:tc><w:tc><w:tcPr><w:tcW w:w="1417.3228346456694" w:type="dxa"/><w:noWrap/></w:tcPr><w:p><w:pPr><w:spacing w:after="30"/></w:pPr><w:r><w:rPr><w:sz w:val="16"/><w:szCs w:val="16"/></w:rPr><w:t xml:space="preserve">Atribut data operasional content.</w:t></w:r></w:p></w:tc></w:tr><w:tr><w:trPr/><w:tc><w:tcPr><w:tcW w:w="1417.3228346456694" w:type="dxa"/><w:noWrap/></w:tcPr><w:p><w:pPr><w:spacing w:after="30"/></w:pPr><w:r><w:rPr><w:sz w:val="16"/><w:szCs w:val="16"/></w:rPr><w:t xml:space="preserve">6</w:t></w:r></w:p></w:tc><w:tc><w:tcPr><w:tcW w:w="1417.3228346456694" w:type="dxa"/><w:noWrap/></w:tcPr><w:p><w:pPr><w:spacing w:after="30"/></w:pPr><w:r><w:rPr><w:sz w:val="16"/><w:szCs w:val="16"/></w:rPr><w:t xml:space="preserve">`available_variables`</w:t></w:r></w:p></w:tc><w:tc><w:tcPr><w:tcW w:w="1417.3228346456694" w:type="dxa"/><w:noWrap/></w:tcPr><w:p><w:pPr><w:spacing w:after="30"/></w:pPr><w:r><w:rPr><w:sz w:val="16"/><w:szCs w:val="16"/></w:rPr><w:t xml:space="preserve">`longtext`</w:t></w:r></w:p></w:tc><w:tc><w:tcPr><w:tcW w:w="1417.3228346456694" w:type="dxa"/><w:noWrap/></w:tcPr><w:p><w:pPr><w:spacing w:after="30"/></w:pPr><w:r><w:rPr><w:sz w:val="16"/><w:szCs w:val="16"/></w:rPr><w:t xml:space="preserve">NULL</w:t></w:r></w:p></w:tc><w:tc><w:tcPr><w:tcW w:w="1417.3228346456694" w:type="dxa"/><w:noWrap/></w:tcPr><w:p><w:pPr><w:spacing w:after="30"/></w:pPr><w:r><w:rPr><w:sz w:val="16"/><w:szCs w:val="16"/></w:rPr><w:t xml:space="preserve">`NULL`</w:t></w:r></w:p></w:tc><w:tc><w:tcPr><w:tcW w:w="1417.3228346456694" w:type="dxa"/><w:noWrap/></w:tcPr><w:p><w:pPr><w:spacing w:after="30"/></w:pPr><w:r><w:rPr><w:sz w:val="16"/><w:szCs w:val="16"/></w:rPr><w:t xml:space="preserve">-</w:t></w:r></w:p></w:tc><w:tc><w:tcPr><w:tcW w:w="1417.3228346456694" w:type="dxa"/><w:noWrap/></w:tcPr><w:p><w:pPr><w:spacing w:after="30"/></w:pPr><w:r><w:rPr><w:sz w:val="16"/><w:szCs w:val="16"/></w:rPr><w:t xml:space="preserve">Atribut data operasional available variables.</w:t></w:r></w:p></w:tc></w:tr><w:tr><w:trPr/><w:tc><w:tcPr><w:tcW w:w="1417.3228346456694" w:type="dxa"/><w:noWrap/></w:tcPr><w:p><w:pPr><w:spacing w:after="30"/></w:pPr><w:r><w:rPr><w:sz w:val="16"/><w:szCs w:val="16"/></w:rPr><w:t xml:space="preserve">7</w:t></w:r></w:p></w:tc><w:tc><w:tcPr><w:tcW w:w="1417.3228346456694" w:type="dxa"/><w:noWrap/></w:tcPr><w:p><w:pPr><w:spacing w:after="30"/></w:pPr><w:r><w:rPr><w:sz w:val="16"/><w:szCs w:val="16"/></w:rPr><w:t xml:space="preserve">`is_customized`</w:t></w:r></w:p></w:tc><w:tc><w:tcPr><w:tcW w:w="1417.3228346456694" w:type="dxa"/><w:noWrap/></w:tcPr><w:p><w:pPr><w:spacing w:after="30"/></w:pPr><w:r><w:rPr><w:sz w:val="16"/><w:szCs w:val="16"/></w:rPr><w:t xml:space="preserve">`tinyint(1)`</w:t></w:r></w:p></w:tc><w:tc><w:tcPr><w:tcW w:w="1417.3228346456694" w:type="dxa"/><w:noWrap/></w:tcPr><w:p><w:pPr><w:spacing w:after="30"/></w:pPr><w:r><w:rPr><w:sz w:val="16"/><w:szCs w:val="16"/></w:rPr><w:t xml:space="preserve">NOT NULL</w:t></w:r></w:p></w:tc><w:tc><w:tcPr><w:tcW w:w="1417.3228346456694" w:type="dxa"/><w:noWrap/></w:tcPr><w:p><w:pPr><w:spacing w:after="30"/></w:pPr><w:r><w:rPr><w:sz w:val="16"/><w:szCs w:val="16"/></w:rPr><w:t xml:space="preserve">`0`</w:t></w:r></w:p></w:tc><w:tc><w:tcPr><w:tcW w:w="1417.3228346456694" w:type="dxa"/><w:noWrap/></w:tcPr><w:p><w:pPr><w:spacing w:after="30"/></w:pPr><w:r><w:rPr><w:sz w:val="16"/><w:szCs w:val="16"/></w:rPr><w:t xml:space="preserve">-</w:t></w:r></w:p></w:tc><w:tc><w:tcPr><w:tcW w:w="1417.3228346456694" w:type="dxa"/><w:noWrap/></w:tcPr><w:p><w:pPr><w:spacing w:after="30"/></w:pPr><w:r><w:rPr><w:sz w:val="16"/><w:szCs w:val="16"/></w:rPr><w:t xml:space="preserve">Atribut data operasional is customized.</w:t></w:r></w:p></w:tc></w:tr><w:tr><w:trPr/><w:tc><w:tcPr><w:tcW w:w="1417.3228346456694" w:type="dxa"/><w:noWrap/></w:tcPr><w:p><w:pPr><w:spacing w:after="30"/></w:pPr><w:r><w:rPr><w:sz w:val="16"/><w:szCs w:val="16"/></w:rPr><w:t xml:space="preserve">8</w:t></w:r></w:p></w:tc><w:tc><w:tcPr><w:tcW w:w="1417.3228346456694" w:type="dxa"/><w:noWrap/></w:tcPr><w:p><w:pPr><w:spacing w:after="30"/></w:pPr><w:r><w:rPr><w:sz w:val="16"/><w:szCs w:val="16"/></w:rPr><w:t xml:space="preserve">`is_active`</w:t></w:r></w:p></w:tc><w:tc><w:tcPr><w:tcW w:w="1417.3228346456694" w:type="dxa"/><w:noWrap/></w:tcPr><w:p><w:pPr><w:spacing w:after="30"/></w:pPr><w:r><w:rPr><w:sz w:val="16"/><w:szCs w:val="16"/></w:rPr><w:t xml:space="preserve">`tinyint(1)`</w:t></w:r></w:p></w:tc><w:tc><w:tcPr><w:tcW w:w="1417.3228346456694" w:type="dxa"/><w:noWrap/></w:tcPr><w:p><w:pPr><w:spacing w:after="30"/></w:pPr><w:r><w:rPr><w:sz w:val="16"/><w:szCs w:val="16"/></w:rPr><w:t xml:space="preserve">NOT NULL</w:t></w:r></w:p></w:tc><w:tc><w:tcPr><w:tcW w:w="1417.3228346456694" w:type="dxa"/><w:noWrap/></w:tcPr><w:p><w:pPr><w:spacing w:after="30"/></w:pPr><w:r><w:rPr><w:sz w:val="16"/><w:szCs w:val="16"/></w:rPr><w:t xml:space="preserve">`1`</w:t></w:r></w:p></w:tc><w:tc><w:tcPr><w:tcW w:w="1417.3228346456694" w:type="dxa"/><w:noWrap/></w:tcPr><w:p><w:pPr><w:spacing w:after="30"/></w:pPr><w:r><w:rPr><w:sz w:val="16"/><w:szCs w:val="16"/></w:rPr><w:t xml:space="preserve">-</w:t></w:r></w:p></w:tc><w:tc><w:tcPr><w:tcW w:w="1417.3228346456694" w:type="dxa"/><w:noWrap/></w:tcPr><w:p><w:pPr><w:spacing w:after="30"/></w:pPr><w:r><w:rPr><w:sz w:val="16"/><w:szCs w:val="16"/></w:rPr><w:t xml:space="preserve">Penanda status keaktifan record (1 = Aktif, 0 = Non-aktif).</w:t></w:r></w:p></w:tc></w:tr><w:tr><w:trPr/><w:tc><w:tcPr><w:tcW w:w="1417.3228346456694" w:type="dxa"/><w:noWrap/></w:tcPr><w:p><w:pPr><w:spacing w:after="30"/></w:pPr><w:r><w:rPr><w:sz w:val="16"/><w:szCs w:val="16"/></w:rPr><w:t xml:space="preserve">9</w:t></w:r></w:p></w:tc><w:tc><w:tcPr><w:tcW w:w="1417.3228346456694" w:type="dxa"/><w:noWrap/></w:tcPr><w:p><w:pPr><w:spacing w:after="30"/></w:pPr><w:r><w:rPr><w:sz w:val="16"/><w:szCs w:val="16"/></w:rPr><w:t xml:space="preserve">`created_at`</w:t></w:r></w:p></w:tc><w:tc><w:tcPr><w:tcW w:w="1417.3228346456694" w:type="dxa"/><w:noWrap/></w:tcPr><w:p><w:pPr><w:spacing w:after="30"/></w:pPr><w:r><w:rPr><w:sz w:val="16"/><w:szCs w:val="16"/></w:rPr><w:t xml:space="preserve">`timestamp`</w:t></w:r></w:p></w:tc><w:tc><w:tcPr><w:tcW w:w="1417.3228346456694" w:type="dxa"/><w:noWrap/></w:tcPr><w:p><w:pPr><w:spacing w:after="30"/></w:pPr><w:r><w:rPr><w:sz w:val="16"/><w:szCs w:val="16"/></w:rPr><w:t xml:space="preserve">NULL</w:t></w:r></w:p></w:tc><w:tc><w:tcPr><w:tcW w:w="1417.3228346456694" w:type="dxa"/><w:noWrap/></w:tcPr><w:p><w:pPr><w:spacing w:after="30"/></w:pPr><w:r><w:rPr><w:sz w:val="16"/><w:szCs w:val="16"/></w:rPr><w:t xml:space="preserve">`NULL`</w:t></w:r></w:p></w:tc><w:tc><w:tcPr><w:tcW w:w="1417.3228346456694" w:type="dxa"/><w:noWrap/></w:tcPr><w:p><w:pPr><w:spacing w:after="30"/></w:pPr><w:r><w:rPr><w:sz w:val="16"/><w:szCs w:val="16"/></w:rPr><w:t xml:space="preserve">-</w:t></w:r></w:p></w:tc><w:tc><w:tcPr><w:tcW w:w="1417.3228346456694" w:type="dxa"/><w:noWrap/></w:tcPr><w:p><w:pPr><w:spacing w:after="30"/></w:pPr><w:r><w:rPr><w:sz w:val="16"/><w:szCs w:val="16"/></w:rPr><w:t xml:space="preserve">Waktu rekaman pertama kali dibuat di sistem.</w:t></w:r></w:p></w:tc></w:tr><w:tr><w:trPr/><w:tc><w:tcPr><w:tcW w:w="1417.3228346456694" w:type="dxa"/><w:noWrap/></w:tcPr><w:p><w:pPr><w:spacing w:after="30"/></w:pPr><w:r><w:rPr><w:sz w:val="16"/><w:szCs w:val="16"/></w:rPr><w:t xml:space="preserve">10</w:t></w:r></w:p></w:tc><w:tc><w:tcPr><w:tcW w:w="1417.3228346456694" w:type="dxa"/><w:noWrap/></w:tcPr><w:p><w:pPr><w:spacing w:after="30"/></w:pPr><w:r><w:rPr><w:sz w:val="16"/><w:szCs w:val="16"/></w:rPr><w:t xml:space="preserve">`updated_at`</w:t></w:r></w:p></w:tc><w:tc><w:tcPr><w:tcW w:w="1417.3228346456694" w:type="dxa"/><w:noWrap/></w:tcPr><w:p><w:pPr><w:spacing w:after="30"/></w:pPr><w:r><w:rPr><w:sz w:val="16"/><w:szCs w:val="16"/></w:rPr><w:t xml:space="preserve">`timestamp`</w:t></w:r></w:p></w:tc><w:tc><w:tcPr><w:tcW w:w="1417.3228346456694" w:type="dxa"/><w:noWrap/></w:tcPr><w:p><w:pPr><w:spacing w:after="30"/></w:pPr><w:r><w:rPr><w:sz w:val="16"/><w:szCs w:val="16"/></w:rPr><w:t xml:space="preserve">NULL</w:t></w:r></w:p></w:tc><w:tc><w:tcPr><w:tcW w:w="1417.3228346456694" w:type="dxa"/><w:noWrap/></w:tcPr><w:p><w:pPr><w:spacing w:after="30"/></w:pPr><w:r><w:rPr><w:sz w:val="16"/><w:szCs w:val="16"/></w:rPr><w:t xml:space="preserve">`NULL`</w:t></w:r></w:p></w:tc><w:tc><w:tcPr><w:tcW w:w="1417.3228346456694" w:type="dxa"/><w:noWrap/></w:tcPr><w:p><w:pPr><w:spacing w:after="30"/></w:pPr><w:r><w:rPr><w:sz w:val="16"/><w:szCs w:val="16"/></w:rPr><w:t xml:space="preserve">-</w:t></w:r></w:p></w:tc><w:tc><w:tcPr><w:tcW w:w="1417.3228346456694" w:type="dxa"/><w:noWrap/></w:tcPr><w:p><w:pPr><w:spacing w:after="30"/></w:pPr><w:r><w:rPr><w:sz w:val="16"/><w:szCs w:val="16"/></w:rPr><w:t xml:space="preserve">Waktu rekaman terakhir kali diperbarui.</w:t></w:r></w:p></w:tc></w:tr></w:tbl><w:p/><w:p><w:pPr><w:jc w:val="both"/><w:spacing w:after="70"/></w:pPr><w:r><w:rPr><w:sz w:val="19"/><w:szCs w:val="19"/></w:rPr><w:t xml:space="preserve">---</w:t></w:r></w:p><w:p><w:pPr><w:pStyle w:val="Heading2"/></w:pPr><w:bookmarkStart w:id="45" w:name="_Toc45"/><w:r><w:t>4. PENGINDEKSAN BASIS DATA & OPTIMASI PERFORMA (*INDEXING & OPTIMIZATION*)</w:t></w:r><w:bookmarkEnd w:id="45"/></w:p><w:p><w:pPr><w:jc w:val="both"/><w:spacing w:after="70"/></w:pPr><w:r><w:rPr><w:sz w:val="19"/><w:szCs w:val="19"/></w:rPr><w:t xml:space="preserve">Untuk menjaga kinerja kueri tetap optimal pada saat beban puncak, SIBIMA menerapkan strategi pengindeksan komposit (*Composite Indexes*) dan indeks pencarian teks:</w:t></w:r></w:p><w:tbl><w:tblGrid><w:gridCol w:w="1417.3228346456694" w:type="dxa"/><w:gridCol w:w="1417.3228346456694" w:type="dxa"/><w:gridCol w:w="1417.3228346456694" w:type="dxa"/><w:gridCol w:w="1417.3228346456694" w:type="dxa"/><w:gridCol w:w="1417.3228346456694" w:type="dxa"/></w:tblGrid><w:tblPr><w:tblStyle w:val="DbTable"/></w:tblPr><w:tr><w:trPr/><w:tc><w:tcPr><w:tcW w:w="1417.3228346456694" w:type="dxa"/><w:shd w:val="clear" w:fill="1E293B"/><w:noWrap/></w:tcPr><w:p><w:pPr><w:spacing w:after="30"/></w:pPr><w:r><w:rPr><w:color w:val="FFFFFF"/><w:sz w:val="16"/><w:szCs w:val="16"/><w:b w:val="1"/><w:bCs w:val="1"/></w:rPr><w:t xml:space="preserve">Nama Tabel</w:t></w:r></w:p></w:tc><w:tc><w:tcPr><w:tcW w:w="1417.3228346456694" w:type="dxa"/><w:shd w:val="clear" w:fill="1E293B"/><w:noWrap/></w:tcPr><w:p><w:pPr><w:spacing w:after="30"/></w:pPr><w:r><w:rPr><w:color w:val="FFFFFF"/><w:sz w:val="16"/><w:szCs w:val="16"/><w:b w:val="1"/><w:bCs w:val="1"/></w:rPr><w:t xml:space="preserve">Nama Indeks</w:t></w:r></w:p></w:tc><w:tc><w:tcPr><w:tcW w:w="1417.3228346456694" w:type="dxa"/><w:shd w:val="clear" w:fill="1E293B"/><w:noWrap/></w:tcPr><w:p><w:pPr><w:spacing w:after="30"/></w:pPr><w:r><w:rPr><w:color w:val="FFFFFF"/><w:sz w:val="16"/><w:szCs w:val="16"/><w:b w:val="1"/><w:bCs w:val="1"/></w:rPr><w:t xml:space="preserve">Kolom yang Diindeks</w:t></w:r></w:p></w:tc><w:tc><w:tcPr><w:tcW w:w="1417.3228346456694" w:type="dxa"/><w:shd w:val="clear" w:fill="1E293B"/><w:noWrap/></w:tcPr><w:p><w:pPr><w:spacing w:after="30"/></w:pPr><w:r><w:rPr><w:color w:val="FFFFFF"/><w:sz w:val="16"/><w:szCs w:val="16"/><w:b w:val="1"/><w:bCs w:val="1"/></w:rPr><w:t xml:space="preserve">Jenis Indeks</w:t></w:r></w:p></w:tc><w:tc><w:tcPr><w:tcW w:w="1417.3228346456694" w:type="dxa"/><w:shd w:val="clear" w:fill="1E293B"/><w:noWrap/></w:tcPr><w:p><w:pPr><w:spacing w:after="30"/></w:pPr><w:r><w:rPr><w:color w:val="FFFFFF"/><w:sz w:val="16"/><w:szCs w:val="16"/><w:b w:val="1"/><w:bCs w:val="1"/></w:rPr><w:t xml:space="preserve">Manfaat Performa Kueri</w:t></w:r></w:p></w:tc></w:tr><w:tr><w:trPr/><w:tc><w:tcPr><w:tcW w:w="1417.3228346456694" w:type="dxa"/><w:noWrap/></w:tcPr><w:p><w:pPr><w:spacing w:after="30"/></w:pPr><w:r><w:rPr><w:sz w:val="16"/><w:szCs w:val="16"/></w:rPr><w:t xml:space="preserve">`users`</w:t></w:r></w:p></w:tc><w:tc><w:tcPr><w:tcW w:w="1417.3228346456694" w:type="dxa"/><w:noWrap/></w:tcPr><w:p><w:pPr><w:spacing w:after="30"/></w:pPr><w:r><w:rPr><w:sz w:val="16"/><w:szCs w:val="16"/></w:rPr><w:t xml:space="preserve">`users_role_is_active_idx`</w:t></w:r></w:p></w:tc><w:tc><w:tcPr><w:tcW w:w="1417.3228346456694" w:type="dxa"/><w:noWrap/></w:tcPr><w:p><w:pPr><w:spacing w:after="30"/></w:pPr><w:r><w:rPr><w:sz w:val="16"/><w:szCs w:val="16"/></w:rPr><w:t xml:space="preserve">`(role, is_active)`</w:t></w:r></w:p></w:tc><w:tc><w:tcPr><w:tcW w:w="1417.3228346456694" w:type="dxa"/><w:noWrap/></w:tcPr><w:p><w:pPr><w:spacing w:after="30"/></w:pPr><w:r><w:rPr><w:sz w:val="16"/><w:szCs w:val="16"/></w:rPr><w:t xml:space="preserve">B-Tree Composite</w:t></w:r></w:p></w:tc><w:tc><w:tcPr><w:tcW w:w="1417.3228346456694" w:type="dxa"/><w:noWrap/></w:tcPr><w:p><w:pPr><w:spacing w:after="30"/></w:pPr><w:r><w:rPr><w:sz w:val="16"/><w:szCs w:val="16"/></w:rPr><w:t xml:space="preserve">Mempercepat penyaringan daftar dosen pembimbing dan mahasiswa aktif.</w:t></w:r></w:p></w:tc></w:tr><w:tr><w:trPr/><w:tc><w:tcPr><w:tcW w:w="1417.3228346456694" w:type="dxa"/><w:noWrap/></w:tcPr><w:p><w:pPr><w:spacing w:after="30"/></w:pPr><w:r><w:rPr><w:sz w:val="16"/><w:szCs w:val="16"/></w:rPr><w:t xml:space="preserve">`users`</w:t></w:r></w:p></w:tc><w:tc><w:tcPr><w:tcW w:w="1417.3228346456694" w:type="dxa"/><w:noWrap/></w:tcPr><w:p><w:pPr><w:spacing w:after="30"/></w:pPr><w:r><w:rPr><w:sz w:val="16"/><w:szCs w:val="16"/></w:rPr><w:t xml:space="preserve">`users_identifier_unique`</w:t></w:r></w:p></w:tc><w:tc><w:tcPr><w:tcW w:w="1417.3228346456694" w:type="dxa"/><w:noWrap/></w:tcPr><w:p><w:pPr><w:spacing w:after="30"/></w:pPr><w:r><w:rPr><w:sz w:val="16"/><w:szCs w:val="16"/></w:rPr><w:t xml:space="preserve">`(identifier)`</w:t></w:r></w:p></w:tc><w:tc><w:tcPr><w:tcW w:w="1417.3228346456694" w:type="dxa"/><w:noWrap/></w:tcPr><w:p><w:pPr><w:spacing w:after="30"/></w:pPr><w:r><w:rPr><w:sz w:val="16"/><w:szCs w:val="16"/></w:rPr><w:t xml:space="preserve">Unique Index</w:t></w:r></w:p></w:tc><w:tc><w:tcPr><w:tcW w:w="1417.3228346456694" w:type="dxa"/><w:noWrap/></w:tcPr><w:p><w:pPr><w:spacing w:after="30"/></w:pPr><w:r><w:rPr><w:sz w:val="16"/><w:szCs w:val="16"/></w:rPr><w:t xml:space="preserve">Validasi instan keunikan NPM/NIDN saat proses registrasi dan login.</w:t></w:r></w:p></w:tc></w:tr><w:tr><w:trPr/><w:tc><w:tcPr><w:tcW w:w="1417.3228346456694" w:type="dxa"/><w:noWrap/></w:tcPr><w:p><w:pPr><w:spacing w:after="30"/></w:pPr><w:r><w:rPr><w:sz w:val="16"/><w:szCs w:val="16"/></w:rPr><w:t xml:space="preserve">`theses`</w:t></w:r></w:p></w:tc><w:tc><w:tcPr><w:tcW w:w="1417.3228346456694" w:type="dxa"/><w:noWrap/></w:tcPr><w:p><w:pPr><w:spacing w:after="30"/></w:pPr><w:r><w:rPr><w:sz w:val="16"/><w:szCs w:val="16"/></w:rPr><w:t xml:space="preserve">`theses_status_user_idx`</w:t></w:r></w:p></w:tc><w:tc><w:tcPr><w:tcW w:w="1417.3228346456694" w:type="dxa"/><w:noWrap/></w:tcPr><w:p><w:pPr><w:spacing w:after="30"/></w:pPr><w:r><w:rPr><w:sz w:val="16"/><w:szCs w:val="16"/></w:rPr><w:t xml:space="preserve">`(status, user_id)`</w:t></w:r></w:p></w:tc><w:tc><w:tcPr><w:tcW w:w="1417.3228346456694" w:type="dxa"/><w:noWrap/></w:tcPr><w:p><w:pPr><w:spacing w:after="30"/></w:pPr><w:r><w:rPr><w:sz w:val="16"/><w:szCs w:val="16"/></w:rPr><w:t xml:space="preserve">B-Tree Composite</w:t></w:r></w:p></w:tc><w:tc><w:tcPr><w:tcW w:w="1417.3228346456694" w:type="dxa"/><w:noWrap/></w:tcPr><w:p><w:pPr><w:spacing w:after="30"/></w:pPr><w:r><w:rPr><w:sz w:val="16"/><w:szCs w:val="16"/></w:rPr><w:t xml:space="preserve">Optimasi dashboard mahasiswa dan pemantauan status skripsi oleh Kaprodi.</w:t></w:r></w:p></w:tc></w:tr><w:tr><w:trPr/><w:tc><w:tcPr><w:tcW w:w="1417.3228346456694" w:type="dxa"/><w:noWrap/></w:tcPr><w:p><w:pPr><w:spacing w:after="30"/></w:pPr><w:r><w:rPr><w:sz w:val="16"/><w:szCs w:val="16"/></w:rPr><w:t xml:space="preserve">`theses`</w:t></w:r></w:p></w:tc><w:tc><w:tcPr><w:tcW w:w="1417.3228346456694" w:type="dxa"/><w:noWrap/></w:tcPr><w:p><w:pPr><w:spacing w:after="30"/></w:pPr><w:r><w:rPr><w:sz w:val="16"/><w:szCs w:val="16"/></w:rPr><w:t xml:space="preserve">`theses_pembimbing1_idx`</w:t></w:r></w:p></w:tc><w:tc><w:tcPr><w:tcW w:w="1417.3228346456694" w:type="dxa"/><w:noWrap/></w:tcPr><w:p><w:pPr><w:spacing w:after="30"/></w:pPr><w:r><w:rPr><w:sz w:val="16"/><w:szCs w:val="16"/></w:rPr><w:t xml:space="preserve">`(pembimbing1_id)`</w:t></w:r></w:p></w:tc><w:tc><w:tcPr><w:tcW w:w="1417.3228346456694" w:type="dxa"/><w:noWrap/></w:tcPr><w:p><w:pPr><w:spacing w:after="30"/></w:pPr><w:r><w:rPr><w:sz w:val="16"/><w:szCs w:val="16"/></w:rPr><w:t xml:space="preserve">Single Column</w:t></w:r></w:p></w:tc><w:tc><w:tcPr><w:tcW w:w="1417.3228346456694" w:type="dxa"/><w:noWrap/></w:tcPr><w:p><w:pPr><w:spacing w:after="30"/></w:pPr><w:r><w:rPr><w:sz w:val="16"/><w:szCs w:val="16"/></w:rPr><w:t xml:space="preserve">Akses cepat daftar mahasiswa bimbingan dosen pembimbing utama.</w:t></w:r></w:p></w:tc></w:tr><w:tr><w:trPr/><w:tc><w:tcPr><w:tcW w:w="1417.3228346456694" w:type="dxa"/><w:noWrap/></w:tcPr><w:p><w:pPr><w:spacing w:after="30"/></w:pPr><w:r><w:rPr><w:sz w:val="16"/><w:szCs w:val="16"/></w:rPr><w:t xml:space="preserve">`theses`</w:t></w:r></w:p></w:tc><w:tc><w:tcPr><w:tcW w:w="1417.3228346456694" w:type="dxa"/><w:noWrap/></w:tcPr><w:p><w:pPr><w:spacing w:after="30"/></w:pPr><w:r><w:rPr><w:sz w:val="16"/><w:szCs w:val="16"/></w:rPr><w:t xml:space="preserve">`theses_pembimbing2_idx`</w:t></w:r></w:p></w:tc><w:tc><w:tcPr><w:tcW w:w="1417.3228346456694" w:type="dxa"/><w:noWrap/></w:tcPr><w:p><w:pPr><w:spacing w:after="30"/></w:pPr><w:r><w:rPr><w:sz w:val="16"/><w:szCs w:val="16"/></w:rPr><w:t xml:space="preserve">`(pembimbing2_id)`</w:t></w:r></w:p></w:tc><w:tc><w:tcPr><w:tcW w:w="1417.3228346456694" w:type="dxa"/><w:noWrap/></w:tcPr><w:p><w:pPr><w:spacing w:after="30"/></w:pPr><w:r><w:rPr><w:sz w:val="16"/><w:szCs w:val="16"/></w:rPr><w:t xml:space="preserve">Single Column</w:t></w:r></w:p></w:tc><w:tc><w:tcPr><w:tcW w:w="1417.3228346456694" w:type="dxa"/><w:noWrap/></w:tcPr><w:p><w:pPr><w:spacing w:after="30"/></w:pPr><w:r><w:rPr><w:sz w:val="16"/><w:szCs w:val="16"/></w:rPr><w:t xml:space="preserve">Akses cepat daftar mahasiswa bimbingan dosen pembimbing pendamping.</w:t></w:r></w:p></w:tc></w:tr><w:tr><w:trPr/><w:tc><w:tcPr><w:tcW w:w="1417.3228346456694" w:type="dxa"/><w:noWrap/></w:tcPr><w:p><w:pPr><w:spacing w:after="30"/></w:pPr><w:r><w:rPr><w:sz w:val="16"/><w:szCs w:val="16"/></w:rPr><w:t xml:space="preserve">`mentoring_sessions`</w:t></w:r></w:p></w:tc><w:tc><w:tcPr><w:tcW w:w="1417.3228346456694" w:type="dxa"/><w:noWrap/></w:tcPr><w:p><w:pPr><w:spacing w:after="30"/></w:pPr><w:r><w:rPr><w:sz w:val="16"/><w:szCs w:val="16"/></w:rPr><w:t xml:space="preserve">`mentoring_dosen_date_idx`</w:t></w:r></w:p></w:tc><w:tc><w:tcPr><w:tcW w:w="1417.3228346456694" w:type="dxa"/><w:noWrap/></w:tcPr><w:p><w:pPr><w:spacing w:after="30"/></w:pPr><w:r><w:rPr><w:sz w:val="16"/><w:szCs w:val="16"/></w:rPr><w:t xml:space="preserve">`(dosen_id, date)`</w:t></w:r></w:p></w:tc><w:tc><w:tcPr><w:tcW w:w="1417.3228346456694" w:type="dxa"/><w:noWrap/></w:tcPr><w:p><w:pPr><w:spacing w:after="30"/></w:pPr><w:r><w:rPr><w:sz w:val="16"/><w:szCs w:val="16"/></w:rPr><w:t xml:space="preserve">B-Tree Composite</w:t></w:r></w:p></w:tc><w:tc><w:tcPr><w:tcW w:w="1417.3228346456694" w:type="dxa"/><w:noWrap/></w:tcPr><w:p><w:pPr><w:spacing w:after="30"/></w:pPr><w:r><w:rPr><w:sz w:val="16"/><w:szCs w:val="16"/></w:rPr><w:t xml:space="preserve">Pengecekan konflik bentrok jadwal bimbingan dan tampilan kalender.</w:t></w:r></w:p></w:tc></w:tr><w:tr><w:trPr/><w:tc><w:tcPr><w:tcW w:w="1417.3228346456694" w:type="dxa"/><w:noWrap/></w:tcPr><w:p><w:pPr><w:spacing w:after="30"/></w:pPr><w:r><w:rPr><w:sz w:val="16"/><w:szCs w:val="16"/></w:rPr><w:t xml:space="preserve">`logbooks`</w:t></w:r></w:p></w:tc><w:tc><w:tcPr><w:tcW w:w="1417.3228346456694" w:type="dxa"/><w:noWrap/></w:tcPr><w:p><w:pPr><w:spacing w:after="30"/></w:pPr><w:r><w:rPr><w:sz w:val="16"/><w:szCs w:val="16"/></w:rPr><w:t xml:space="preserve">`logbooks_thesis_status_idx`</w:t></w:r></w:p></w:tc><w:tc><w:tcPr><w:tcW w:w="1417.3228346456694" w:type="dxa"/><w:noWrap/></w:tcPr><w:p><w:pPr><w:spacing w:after="30"/></w:pPr><w:r><w:rPr><w:sz w:val="16"/><w:szCs w:val="16"/></w:rPr><w:t xml:space="preserve">`(thesis_id, status)`</w:t></w:r></w:p></w:tc><w:tc><w:tcPr><w:tcW w:w="1417.3228346456694" w:type="dxa"/><w:noWrap/></w:tcPr><w:p><w:pPr><w:spacing w:after="30"/></w:pPr><w:r><w:rPr><w:sz w:val="16"/><w:szCs w:val="16"/></w:rPr><w:t xml:space="preserve">B-Tree Composite</w:t></w:r></w:p></w:tc><w:tc><w:tcPr><w:tcW w:w="1417.3228346456694" w:type="dxa"/><w:noWrap/></w:tcPr><w:p><w:pPr><w:spacing w:after="30"/></w:pPr><w:r><w:rPr><w:sz w:val="16"/><w:szCs w:val="16"/></w:rPr><w:t xml:space="preserve">Menghitung akumulasi bimbingan tervalidasi ($\ge 8$ sesi) untuk syarat ujian.</w:t></w:r></w:p></w:tc></w:tr><w:tr><w:trPr/><w:tc><w:tcPr><w:tcW w:w="1417.3228346456694" w:type="dxa"/><w:noWrap/></w:tcPr><w:p><w:pPr><w:spacing w:after="30"/></w:pPr><w:r><w:rPr><w:sz w:val="16"/><w:szCs w:val="16"/></w:rPr><w:t xml:space="preserve">`seminar_schedule_details`</w:t></w:r></w:p></w:tc><w:tc><w:tcPr><w:tcW w:w="1417.3228346456694" w:type="dxa"/><w:noWrap/></w:tcPr><w:p><w:pPr><w:spacing w:after="30"/></w:pPr><w:r><w:rPr><w:sz w:val="16"/><w:szCs w:val="16"/></w:rPr><w:t xml:space="preserve">`sem_sched_det_lookup_idx`</w:t></w:r></w:p></w:tc><w:tc><w:tcPr><w:tcW w:w="1417.3228346456694" w:type="dxa"/><w:noWrap/></w:tcPr><w:p><w:pPr><w:spacing w:after="30"/></w:pPr><w:r><w:rPr><w:sz w:val="16"/><w:szCs w:val="16"/></w:rPr><w:t xml:space="preserve">`(seminar_schedule_id, seminar_application_id)`</w:t></w:r></w:p></w:tc><w:tc><w:tcPr><w:tcW w:w="1417.3228346456694" w:type="dxa"/><w:noWrap/></w:tcPr><w:p><w:pPr><w:spacing w:after="30"/></w:pPr><w:r><w:rPr><w:sz w:val="16"/><w:szCs w:val="16"/></w:rPr><w:t xml:space="preserve">B-Tree Composite</w:t></w:r></w:p></w:tc><w:tc><w:tcPr><w:tcW w:w="1417.3228346456694" w:type="dxa"/><w:noWrap/></w:tcPr><w:p><w:pPr><w:spacing w:after="30"/></w:pPr><w:r><w:rPr><w:sz w:val="16"/><w:szCs w:val="16"/></w:rPr><w:t xml:space="preserve">Pengambilan data Berita Acara dan alokasi dewan penguji seminar.</w:t></w:r></w:p></w:tc></w:tr><w:tr><w:trPr/><w:tc><w:tcPr><w:tcW w:w="1417.3228346456694" w:type="dxa"/><w:noWrap/></w:tcPr><w:p><w:pPr><w:spacing w:after="30"/></w:pPr><w:r><w:rPr><w:sz w:val="16"/><w:szCs w:val="16"/></w:rPr><w:t xml:space="preserve">`thesis_defense_schedule_details`</w:t></w:r></w:p></w:tc><w:tc><w:tcPr><w:tcW w:w="1417.3228346456694" w:type="dxa"/><w:noWrap/></w:tcPr><w:p><w:pPr><w:spacing w:after="30"/></w:pPr><w:r><w:rPr><w:sz w:val="16"/><w:szCs w:val="16"/></w:rPr><w:t xml:space="preserve">`def_sched_det_lookup_idx`</w:t></w:r></w:p></w:tc><w:tc><w:tcPr><w:tcW w:w="1417.3228346456694" w:type="dxa"/><w:noWrap/></w:tcPr><w:p><w:pPr><w:spacing w:after="30"/></w:pPr><w:r><w:rPr><w:sz w:val="16"/><w:szCs w:val="16"/></w:rPr><w:t xml:space="preserve">`(thesis_defense_schedule_id, thesis_defense_application_id)`</w:t></w:r></w:p></w:tc><w:tc><w:tcPr><w:tcW w:w="1417.3228346456694" w:type="dxa"/><w:noWrap/></w:tcPr><w:p><w:pPr><w:spacing w:after="30"/></w:pPr><w:r><w:rPr><w:sz w:val="16"/><w:szCs w:val="16"/></w:rPr><w:t xml:space="preserve">B-Tree Composite</w:t></w:r></w:p></w:tc><w:tc><w:tcPr><w:tcW w:w="1417.3228346456694" w:type="dxa"/><w:noWrap/></w:tcPr><w:p><w:pPr><w:spacing w:after="30"/></w:pPr><w:r><w:rPr><w:sz w:val="16"/><w:szCs w:val="16"/></w:rPr><w:t xml:space="preserve">Pengambilan data Berita Acara dan alokasi dewan penguji sidang skripsi.</w:t></w:r></w:p></w:tc></w:tr><w:tr><w:trPr/><w:tc><w:tcPr><w:tcW w:w="1417.3228346456694" w:type="dxa"/><w:noWrap/></w:tcPr><w:p><w:pPr><w:spacing w:after="30"/></w:pPr><w:r><w:rPr><w:sz w:val="16"/><w:szCs w:val="16"/></w:rPr><w:t xml:space="preserve">`activity_logs`</w:t></w:r></w:p></w:tc><w:tc><w:tcPr><w:tcW w:w="1417.3228346456694" w:type="dxa"/><w:noWrap/></w:tcPr><w:p><w:pPr><w:spacing w:after="30"/></w:pPr><w:r><w:rPr><w:sz w:val="16"/><w:szCs w:val="16"/></w:rPr><w:t xml:space="preserve">`activity_logs_created_at_idx`</w:t></w:r></w:p></w:tc><w:tc><w:tcPr><w:tcW w:w="1417.3228346456694" w:type="dxa"/><w:noWrap/></w:tcPr><w:p><w:pPr><w:spacing w:after="30"/></w:pPr><w:r><w:rPr><w:sz w:val="16"/><w:szCs w:val="16"/></w:rPr><w:t xml:space="preserve">`(created_at)`</w:t></w:r></w:p></w:tc><w:tc><w:tcPr><w:tcW w:w="1417.3228346456694" w:type="dxa"/><w:noWrap/></w:tcPr><w:p><w:pPr><w:spacing w:after="30"/></w:pPr><w:r><w:rPr><w:sz w:val="16"/><w:szCs w:val="16"/></w:rPr><w:t xml:space="preserve">B-Tree Single</w:t></w:r></w:p></w:tc><w:tc><w:tcPr><w:tcW w:w="1417.3228346456694" w:type="dxa"/><w:noWrap/></w:tcPr><w:p><w:pPr><w:spacing w:after="30"/></w:pPr><w:r><w:rPr><w:sz w:val="16"/><w:szCs w:val="16"/></w:rPr><w:t xml:space="preserve">Paginasi cepat log aktivitas sistem dan audit forensik keamanan.</w:t></w:r></w:p></w:tc></w:tr><w:tr><w:trPr/><w:tc><w:tcPr><w:tcW w:w="1417.3228346456694" w:type="dxa"/><w:noWrap/></w:tcPr><w:p><w:pPr><w:spacing w:after="30"/></w:pPr><w:r><w:rPr><w:sz w:val="16"/><w:szCs w:val="16"/></w:rPr><w:t xml:space="preserve">`bug_reports`</w:t></w:r></w:p></w:tc><w:tc><w:tcPr><w:tcW w:w="1417.3228346456694" w:type="dxa"/><w:noWrap/></w:tcPr><w:p><w:pPr><w:spacing w:after="30"/></w:pPr><w:r><w:rPr><w:sz w:val="16"/><w:szCs w:val="16"/></w:rPr><w:t xml:space="preserve">`bug_reports_status_type_idx`</w:t></w:r></w:p></w:tc><w:tc><w:tcPr><w:tcW w:w="1417.3228346456694" w:type="dxa"/><w:noWrap/></w:tcPr><w:p><w:pPr><w:spacing w:after="30"/></w:pPr><w:r><w:rPr><w:sz w:val="16"/><w:szCs w:val="16"/></w:rPr><w:t xml:space="preserve">`(status, category)`</w:t></w:r></w:p></w:tc><w:tc><w:tcPr><w:tcW w:w="1417.3228346456694" w:type="dxa"/><w:noWrap/></w:tcPr><w:p><w:pPr><w:spacing w:after="30"/></w:pPr><w:r><w:rPr><w:sz w:val="16"/><w:szCs w:val="16"/></w:rPr><w:t xml:space="preserve">B-Tree Composite</w:t></w:r></w:p></w:tc><w:tc><w:tcPr><w:tcW w:w="1417.3228346456694" w:type="dxa"/><w:noWrap/></w:tcPr><w:p><w:pPr><w:spacing w:after="30"/></w:pPr><w:r><w:rPr><w:sz w:val="16"/><w:szCs w:val="16"/></w:rPr><w:t xml:space="preserve">Penyaringan cepat laporan bug dan usulan fitur baru pada panel admin.</w:t></w:r></w:p></w:tc></w:tr></w:tbl><w:p/><w:p><w:pPr><w:jc w:val="both"/><w:spacing w:after="70"/></w:pPr><w:r><w:rPr><w:sz w:val="19"/><w:szCs w:val="19"/></w:rPr><w:t xml:space="preserve">---</w:t></w:r></w:p><w:p><w:pPr><w:pStyle w:val="Heading2"/></w:pPr><w:bookmarkStart w:id="46" w:name="_Toc46"/><w:r><w:t>5. KEAMANAN, INTEGRITAS DATA & STRATEGI PENCADANGAN</w:t></w:r><w:bookmarkEnd w:id="46"/></w:p><w:p><w:pPr><w:pStyle w:val="Heading3"/></w:pPr><w:bookmarkStart w:id="47" w:name="_Toc47"/><w:r><w:t>5.1 Integritas Referensial & Transaksi ACID</w:t></w:r><w:bookmarkEnd w:id="47"/></w:p><w:p><w:pPr><w:jc w:val="both"/><w:spacing w:after="70"/></w:pPr><w:r><w:rPr><w:sz w:val="19"/><w:szCs w:val="19"/></w:rPr><w:t xml:space="preserve">1. **Foreign Key Constraints**: Seluruh relasi induk-anak dilindungi oleh *Foreign Key Constraints* pada engine InnoDB. Operasi penghapusan data induk yang bersifat esensial dicegah melalui aturan `ON DELETE RESTRICT` (misal gelombang yang telah memuat peserta), sementara relasi data privat anak dibersihkan secara bersih via `ON DELETE CASCADE` (misal berkas logbook skripsi).</w:t></w:r></w:p><w:p><w:pPr><w:jc w:val="both"/><w:spacing w:after="70"/></w:pPr><w:r><w:rPr><w:sz w:val="19"/><w:szCs w:val="19"/></w:rPr><w:t xml:space="preserve">2. **Database Transactions (`DB::transaction`)**: Seluruh proses multi-tabel (pendaftaran ujian, alokasi penguji otomatis, perubahan status sidang, restore cadangan) diwajibkan menggunakan transaksi basis data untuk menjamin tidak ada data yatim (*orphan records*) jika terjadi gangguan jaringan di tengah proses.</w:t></w:r></w:p><w:p><w:pPr><w:pStyle w:val="Heading3"/></w:pPr><w:bookmarkStart w:id="48" w:name="_Toc48"/><w:r><w:t>5.2 Strategi Pencadangan & Sanitasi SQL (*Database Backup & Restore*)</w:t></w:r><w:bookmarkEnd w:id="48"/></w:p><w:p><w:pPr><w:jc w:val="both"/><w:spacing w:after="70"/></w:pPr><w:r><w:rPr><w:sz w:val="19"/><w:szCs w:val="19"/></w:rPr><w:t xml:space="preserve">1. **Pencadangan Mandiri**: Sistem menyediakan modul pencadangan basis data yang mengekspor seluruh skema dan rekaman data ke dalam format SQL dump terkompresi.</w:t></w:r></w:p><w:p><w:pPr><w:jc w:val="both"/><w:spacing w:after="70"/></w:pPr><w:r><w:rPr><w:sz w:val="19"/><w:szCs w:val="19"/></w:rPr><w:t xml:space="preserve">2. **Sanitasi Kueri Pemulihan (*Query Barrier*)**: Modul `BackupService` menyaring setiap berkas SQL cadangan sebelum dipulihkan ke server produksi guna memblokir instruksi berbahaya (`INTO OUTFILE`, `LOAD_FILE`, `GRANT`, `DROP USER`) serta melindungi integritas akun administrator dari ancaman penguncian hak akses.</w:t></w:r></w:p><w:p><w:pPr><w:jc w:val="both"/><w:spacing w:after="70"/></w:pPr><w:r><w:rPr><w:sz w:val="19"/><w:szCs w:val="19"/></w:rPr><w:t xml:space="preserve">---</w:t></w:r></w:p><w:p><w:pPr><w:pStyle w:val="Heading2"/></w:pPr><w:bookmarkStart w:id="49" w:name="_Toc49"/><w:r><w:t>6. KESIMPULAN</w:t></w:r><w:bookmarkEnd w:id="49"/></w:p><w:p><w:pPr><w:jc w:val="both"/><w:spacing w:after="70"/></w:pPr><w:r><w:rPr><w:sz w:val="19"/><w:szCs w:val="19"/></w:rPr><w:t xml:space="preserve">Dokumen Rancangan Basis Data SIBIMA ini menyajikan rincian menyeluruh atas **35 tabel operasional**, **relasi entitas (ERD)**, **kardinalitas**, **spesifikasi kolom**, dan **strategi pengindeksan performa**. Struktur ini menjamin platform SIBIMA memiliki pondasi data yang kokoh, konsisten, aman, dan siap diskalakan untuk mendukung tata kelola tugas akhir di lingkungan Fakultas Ilmu Komputer Universitas Subang secara andal.</w:t></w:r></w:p><w:sectPr><w:headerReference w:type="default" r:id="rId7"/><w:footerReference w:type="default" r:id="rId8"/><w:pgSz w:orient="portrait" w:w="11905.511811023622" w:h="16837.79527559055"/><w:pgMar w:top="1020.4724409448818" w:right="1020.4724409448818" w:bottom="1020.4724409448818" w:left="1020.4724409448818" w:header="720" w:footer="720" w:gutter="0"/><w:cols w:num="1" w:space="720"/></w:sectPr></w:body></w:document>
+<w:document xmlns:ve="http://schemas.openxmlformats.org/markup-compatibility/2006" xmlns:o="urn:schemas-microsoft-com:office:office" xmlns:r="http://schemas.openxmlformats.org/officeDocument/2006/relationships" xmlns:m="http://schemas.openxmlformats.org/officeDocument/2006/math" xmlns:v="urn:schemas-microsoft-com:vml" xmlns:wp="http://schemas.openxmlformats.org/drawingml/2006/wordprocessingDrawing" xmlns:w10="urn:schemas-microsoft-com:office:word" xmlns:w="http://schemas.openxmlformats.org/wordprocessingml/2006/main" xmlns:wne="http://schemas.microsoft.com/office/word/2006/wordml"><w:body><w:p><w:pPr><w:pStyle w:val="Heading1"/></w:pPr><w:bookmarkStart w:id="0" w:name="_Toc0"/><w:r><w:t>DOKUMEN RANCANGAN BASIS DATA SISTEM INFORMASI BIMBINGAN TUGAS AKHIR (SIBIMA)</w:t></w:r><w:bookmarkEnd w:id="0"/></w:p><w:p><w:pPr><w:pStyle w:val="Heading2"/></w:pPr><w:bookmarkStart w:id="1" w:name="_Toc1"/><w:r><w:t>FAKULTAS ILMU KOMPUTER — UNIVERSITAS SUBANG</w:t></w:r><w:bookmarkEnd w:id="1"/></w:p><w:tbl><w:tblGrid><w:gridCol w:w="1417.3228346456694" w:type="dxa"/><w:gridCol w:w="1417.3228346456694" w:type="dxa"/></w:tblGrid><w:tblPr><w:tblStyle w:val="DbTable"/></w:tblPr><w:tr><w:trPr/><w:tc><w:tcPr><w:tcW w:w="1417.3228346456694" w:type="dxa"/><w:shd w:val="clear" w:fill="1E293B"/><w:noWrap/></w:tcPr><w:p><w:pPr><w:spacing w:after="30"/></w:pPr><w:r><w:rPr><w:color w:val="FFFFFF"/><w:sz w:val="16"/><w:szCs w:val="16"/><w:b w:val="1"/><w:bCs w:val="1"/></w:rPr><w:t xml:space="preserve">Metadata Dokumen</w:t></w:r></w:p></w:tc><w:tc><w:tcPr><w:tcW w:w="1417.3228346456694" w:type="dxa"/><w:shd w:val="clear" w:fill="1E293B"/><w:noWrap/></w:tcPr><w:p><w:pPr><w:spacing w:after="30"/></w:pPr><w:r><w:rPr><w:color w:val="FFFFFF"/><w:sz w:val="16"/><w:szCs w:val="16"/><w:b w:val="1"/><w:bCs w:val="1"/></w:rPr><w:t xml:space="preserve">Deskripsi Spesifikasi</w:t></w:r></w:p></w:tc></w:tr><w:tr><w:trPr/><w:tc><w:tcPr><w:tcW w:w="1417.3228346456694" w:type="dxa"/><w:noWrap/></w:tcPr><w:p><w:pPr><w:spacing w:after="30"/></w:pPr><w:r><w:rPr><w:sz w:val="16"/><w:szCs w:val="16"/></w:rPr><w:t xml:space="preserve">**Nama Sistem**</w:t></w:r></w:p></w:tc><w:tc><w:tcPr><w:tcW w:w="1417.3228346456694" w:type="dxa"/><w:noWrap/></w:tcPr><w:p><w:pPr><w:spacing w:after="30"/></w:pPr><w:r><w:rPr><w:sz w:val="16"/><w:szCs w:val="16"/></w:rPr><w:t xml:space="preserve">SIBIMA (Sistem Informasi Bimbingan Tugas Akhir Mahasiswa)</w:t></w:r></w:p></w:tc></w:tr><w:tr><w:trPr/><w:tc><w:tcPr><w:tcW w:w="1417.3228346456694" w:type="dxa"/><w:noWrap/></w:tcPr><w:p><w:pPr><w:spacing w:after="30"/></w:pPr><w:r><w:rPr><w:sz w:val="16"/><w:szCs w:val="16"/></w:rPr><w:t xml:space="preserve">**Institusi**</w:t></w:r></w:p></w:tc><w:tc><w:tcPr><w:tcW w:w="1417.3228346456694" w:type="dxa"/><w:noWrap/></w:tcPr><w:p><w:pPr><w:spacing w:after="30"/></w:pPr><w:r><w:rPr><w:sz w:val="16"/><w:szCs w:val="16"/></w:rPr><w:t xml:space="preserve">Program Studi Sistem Informasi & Informatika, Fakultas Ilmu Komputer, Universitas Subang</w:t></w:r></w:p></w:tc></w:tr><w:tr><w:trPr/><w:tc><w:tcPr><w:tcW w:w="1417.3228346456694" w:type="dxa"/><w:noWrap/></w:tcPr><w:p><w:pPr><w:spacing w:after="30"/></w:pPr><w:r><w:rPr><w:sz w:val="16"/><w:szCs w:val="16"/></w:rPr><w:t xml:space="preserve">**Versi Dokumen**</w:t></w:r></w:p></w:tc><w:tc><w:tcPr><w:tcW w:w="1417.3228346456694" w:type="dxa"/><w:noWrap/></w:tcPr><w:p><w:pPr><w:spacing w:after="30"/></w:pPr><w:r><w:rPr><w:sz w:val="16"/><w:szCs w:val="16"/></w:rPr><w:t xml:space="preserve">2.1 (Pembaruan Skema Relasi Fisik Lengkap & ERD Terklaster)</w:t></w:r></w:p></w:tc></w:tr><w:tr><w:trPr/><w:tc><w:tcPr><w:tcW w:w="1417.3228346456694" w:type="dxa"/><w:noWrap/></w:tcPr><w:p><w:pPr><w:spacing w:after="30"/></w:pPr><w:r><w:rPr><w:sz w:val="16"/><w:szCs w:val="16"/></w:rPr><w:t xml:space="preserve">**Basis Data Engine**</w:t></w:r></w:p></w:tc><w:tc><w:tcPr><w:tcW w:w="1417.3228346456694" w:type="dxa"/><w:noWrap/></w:tcPr><w:p><w:pPr><w:spacing w:after="30"/></w:pPr><w:r><w:rPr><w:sz w:val="16"/><w:szCs w:val="16"/></w:rPr><w:t xml:space="preserve">MySQL 8.0+ / MariaDB 10.4+ (Storage Engine: InnoDB)</w:t></w:r></w:p></w:tc></w:tr><w:tr><w:trPr/><w:tc><w:tcPr><w:tcW w:w="1417.3228346456694" w:type="dxa"/><w:noWrap/></w:tcPr><w:p><w:pPr><w:spacing w:after="30"/></w:pPr><w:r><w:rPr><w:sz w:val="16"/><w:szCs w:val="16"/></w:rPr><w:t xml:space="preserve">**Total Entitas Tabel**</w:t></w:r></w:p></w:tc><w:tc><w:tcPr><w:tcW w:w="1417.3228346456694" w:type="dxa"/><w:noWrap/></w:tcPr><w:p><w:pPr><w:spacing w:after="30"/></w:pPr><w:r><w:rPr><w:sz w:val="16"/><w:szCs w:val="16"/></w:rPr><w:t xml:space="preserve">**35 Tabel Operasional**</w:t></w:r></w:p></w:tc></w:tr><w:tr><w:trPr/><w:tc><w:tcPr><w:tcW w:w="1417.3228346456694" w:type="dxa"/><w:noWrap/></w:tcPr><w:p><w:pPr><w:spacing w:after="30"/></w:pPr><w:r><w:rPr><w:sz w:val="16"/><w:szCs w:val="16"/></w:rPr><w:t xml:space="preserve">**Total Foreign Key Aktif**</w:t></w:r></w:p></w:tc><w:tc><w:tcPr><w:tcW w:w="1417.3228346456694" w:type="dxa"/><w:noWrap/></w:tcPr><w:p><w:pPr><w:spacing w:after="30"/></w:pPr><w:r><w:rPr><w:sz w:val="16"/><w:szCs w:val="16"/></w:rPr><w:t xml:space="preserve">**57 Kunci Asing Terdaftar**</w:t></w:r></w:p></w:tc></w:tr><w:tr><w:trPr/><w:tc><w:tcPr><w:tcW w:w="1417.3228346456694" w:type="dxa"/><w:noWrap/></w:tcPr><w:p><w:pPr><w:spacing w:after="30"/></w:pPr><w:r><w:rPr><w:sz w:val="16"/><w:szCs w:val="16"/></w:rPr><w:t xml:space="preserve">**Tanggal Penyusunan**</w:t></w:r></w:p></w:tc><w:tc><w:tcPr><w:tcW w:w="1417.3228346456694" w:type="dxa"/><w:noWrap/></w:tcPr><w:p><w:pPr><w:spacing w:after="30"/></w:pPr><w:r><w:rPr><w:sz w:val="16"/><w:szCs w:val="16"/></w:rPr><w:t xml:space="preserve">29 October 2026</w:t></w:r></w:p></w:tc></w:tr><w:tr><w:trPr/><w:tc><w:tcPr><w:tcW w:w="1417.3228346456694" w:type="dxa"/><w:noWrap/></w:tcPr><w:p><w:pPr><w:spacing w:after="30"/></w:pPr><w:r><w:rPr><w:sz w:val="16"/><w:szCs w:val="16"/></w:rPr><w:t xml:space="preserve">**Klasifikasi Dokumen**</w:t></w:r></w:p></w:tc><w:tc><w:tcPr><w:tcW w:w="1417.3228346456694" w:type="dxa"/><w:noWrap/></w:tcPr><w:p><w:pPr><w:spacing w:after="30"/></w:pPr><w:r><w:rPr><w:sz w:val="16"/><w:szCs w:val="16"/></w:rPr><w:t xml:space="preserve">Dokumen Teknis Rekayasa Perangkat Lunak (*Software Architecture Document*)</w:t></w:r></w:p></w:tc></w:tr></w:tbl><w:p/><w:p><w:pPr><w:jc w:val="both"/><w:spacing w:after="70"/></w:pPr><w:r><w:rPr><w:sz w:val="19"/><w:szCs w:val="19"/></w:rPr><w:t xml:space="preserve">---</w:t></w:r></w:p><w:p><w:pPr><w:pStyle w:val="Heading2"/></w:pPr><w:bookmarkStart w:id="2" w:name="_Toc2"/><w:r><w:t>1. PENDAHULUAN & PRINSIP PERANCANGAN BASIS DATA</w:t></w:r><w:bookmarkEnd w:id="2"/></w:p><w:p><w:pPr><w:jc w:val="both"/><w:spacing w:after="70"/></w:pPr><w:r><w:rPr><w:sz w:val="19"/><w:szCs w:val="19"/></w:rPr><w:t xml:space="preserve">Sistem Informasi Bimbingan Tugas Akhir (SIBIMA) dirancang untuk mengotomatisasi seluruh siklus administrasi dan akademik tugas akhir mahasiswa pada Fakultas Ilmu Komputer Universitas Subang. Siklus tersebut mencakup pengajuan judul, alokasi dosen pembimbing, sesi bimbingan berbasis QR-code, logbook kemajuan harian, pendaftaran ujian seminar proposal, pelaksanaan seminar, pencatatan revisi, pendaftaran sidang skripsi, pelaksanaan sidang dewan penguji, penuntasan revisi sidang, yudisium kelulusan, penomoran Berita Acara resmi, hingga penerbitan Surat Keputusan (SK) Dekan.</w:t></w:r></w:p><w:p><w:pPr><w:jc w:val="both"/><w:spacing w:after="70"/></w:pPr><w:r><w:rPr><w:sz w:val="19"/><w:szCs w:val="19"/></w:rPr><w:t xml:space="preserve">Perancangan basis data SIBIMA dibangun di atas fondasi prinsip arsitektur sistem informasi enterprise:</w:t></w:r></w:p><w:p><w:pPr><w:jc w:val="both"/><w:spacing w:after="70"/></w:pPr><w:r><w:rPr><w:sz w:val="19"/><w:szCs w:val="19"/></w:rPr><w:t xml:space="preserve">1. **Normalisasi Data Tingkat Ketiga (3NF)**: Menghindari anomali penyisipan (*insertion anomaly*), pembaharuan (*update anomaly*), dan penghapusan (*deletion anomaly*), sekaligus mengeliminasi redundansi data yang tidak perlu.</w:t></w:r></w:p><w:p><w:pPr><w:jc w:val="both"/><w:spacing w:after="70"/></w:pPr><w:r><w:rPr><w:sz w:val="19"/><w:szCs w:val="19"/></w:rPr><w:t xml:space="preserve">2. **Integritas Referensial Ketat (*Referential Integrity*)**: Setiap keterhubungan antar-entitas dilindungi oleh deklarasi *Foreign Key* pada engine InnoDB dengan aksi `ON DELETE CASCADE`, `ON DELETE SET NULL`, atau `ON DELETE RESTRICT` sesuai kaidah bisnis akademik.</w:t></w:r></w:p><w:p><w:pPr><w:jc w:val="both"/><w:spacing w:after="70"/></w:pPr><w:r><w:rPr><w:sz w:val="19"/><w:szCs w:val="19"/></w:rPr><w:t xml:space="preserve">3. **Penamaan Bersih & Terstandarisasi (*Clean Naming Conventions*)**: Seluruh nama tabel menggunakan format *snake_case* jamak (*plural*), kolom primary key seragam `id` bertipe `BIGINT UNSIGNED`, kolom referensi kunci asing format `{singular_table}_id`, serta kolom rekam audit waktu `created_at` dan `updated_at`.</w:t></w:r></w:p><w:p><w:pPr><w:jc w:val="both"/><w:spacing w:after="70"/></w:pPr><w:r><w:rPr><w:sz w:val="19"/><w:szCs w:val="19"/></w:rPr><w:t xml:space="preserve">4. **Keamanan & Ketertelusuran (*Auditability*)**: Pencatatan riwayat login, mutasi data krusial, dan pembaharuan status tersimpan di tabel `activity_logs`, sementara kredensial pengguna terenkripsi menggunakan algoritma *hash* aman `bcrypt`.</w:t></w:r></w:p><w:p><w:pPr><w:pStyle w:val="Heading3"/></w:pPr><w:bookmarkStart w:id="3" w:name="_Toc3"/><w:r><w:t>1.1 Spesifikasi Teknis Basis Data</w:t></w:r><w:bookmarkEnd w:id="3"/></w:p><w:tbl><w:tblGrid><w:gridCol w:w="1417.3228346456694" w:type="dxa"/><w:gridCol w:w="1417.3228346456694" w:type="dxa"/><w:gridCol w:w="1417.3228346456694" w:type="dxa"/></w:tblGrid><w:tblPr><w:tblStyle w:val="DbTable"/></w:tblPr><w:tr><w:trPr/><w:tc><w:tcPr><w:tcW w:w="1417.3228346456694" w:type="dxa"/><w:shd w:val="clear" w:fill="1E293B"/><w:noWrap/></w:tcPr><w:p><w:pPr><w:spacing w:after="30"/></w:pPr><w:r><w:rPr><w:color w:val="FFFFFF"/><w:sz w:val="16"/><w:szCs w:val="16"/><w:b w:val="1"/><w:bCs w:val="1"/></w:rPr><w:t xml:space="preserve">Komponen Arsitektur</w:t></w:r></w:p></w:tc><w:tc><w:tcPr><w:tcW w:w="1417.3228346456694" w:type="dxa"/><w:shd w:val="clear" w:fill="1E293B"/><w:noWrap/></w:tcPr><w:p><w:pPr><w:spacing w:after="30"/></w:pPr><w:r><w:rPr><w:color w:val="FFFFFF"/><w:sz w:val="16"/><w:szCs w:val="16"/><w:b w:val="1"/><w:bCs w:val="1"/></w:rPr><w:t xml:space="preserve">Standar / Konvensi yang Diterapkan</w:t></w:r></w:p></w:tc><w:tc><w:tcPr><w:tcW w:w="1417.3228346456694" w:type="dxa"/><w:shd w:val="clear" w:fill="1E293B"/><w:noWrap/></w:tcPr><w:p><w:pPr><w:spacing w:after="30"/></w:pPr><w:r><w:rPr><w:color w:val="FFFFFF"/><w:sz w:val="16"/><w:szCs w:val="16"/><w:b w:val="1"/><w:bCs w:val="1"/></w:rPr><w:t xml:space="preserve">Justifikasi Teknis Rekayasa</w:t></w:r></w:p></w:tc></w:tr><w:tr><w:trPr/><w:tc><w:tcPr><w:tcW w:w="1417.3228346456694" w:type="dxa"/><w:noWrap/></w:tcPr><w:p><w:pPr><w:spacing w:after="30"/></w:pPr><w:r><w:rPr><w:sz w:val="16"/><w:szCs w:val="16"/></w:rPr><w:t xml:space="preserve">**RDBMS Engine**</w:t></w:r></w:p></w:tc><w:tc><w:tcPr><w:tcW w:w="1417.3228346456694" w:type="dxa"/><w:noWrap/></w:tcPr><w:p><w:pPr><w:spacing w:after="30"/></w:pPr><w:r><w:rPr><w:sz w:val="16"/><w:szCs w:val="16"/></w:rPr><w:t xml:space="preserve">**InnoDB**</w:t></w:r></w:p></w:tc><w:tc><w:tcPr><w:tcW w:w="1417.3228346456694" w:type="dxa"/><w:noWrap/></w:tcPr><w:p><w:pPr><w:spacing w:after="30"/></w:pPr><w:r><w:rPr><w:sz w:val="16"/><w:szCs w:val="16"/></w:rPr><w:t xml:space="preserve">Mendukung transaksi ACID, row-level locking, dan foreign key constraints secara penuh.</w:t></w:r></w:p></w:tc></w:tr><w:tr><w:trPr/><w:tc><w:tcPr><w:tcW w:w="1417.3228346456694" w:type="dxa"/><w:noWrap/></w:tcPr><w:p><w:pPr><w:spacing w:after="30"/></w:pPr><w:r><w:rPr><w:sz w:val="16"/><w:szCs w:val="16"/></w:rPr><w:t xml:space="preserve">**Karakter Set (Charset)**</w:t></w:r></w:p></w:tc><w:tc><w:tcPr><w:tcW w:w="1417.3228346456694" w:type="dxa"/><w:noWrap/></w:tcPr><w:p><w:pPr><w:spacing w:after="30"/></w:pPr><w:r><w:rPr><w:sz w:val="16"/><w:szCs w:val="16"/></w:rPr><w:t xml:space="preserve">**`utf8mb4`**</w:t></w:r></w:p></w:tc><w:tc><w:tcPr><w:tcW w:w="1417.3228346456694" w:type="dxa"/><w:noWrap/></w:tcPr><w:p><w:pPr><w:spacing w:after="30"/></w:pPr><w:r><w:rPr><w:sz w:val="16"/><w:szCs w:val="16"/></w:rPr><w:t xml:space="preserve">Mendukung penuh 4-byte UTF-8, emoji, dan karakter khusus simbolis akademik.</w:t></w:r></w:p></w:tc></w:tr><w:tr><w:trPr/><w:tc><w:tcPr><w:tcW w:w="1417.3228346456694" w:type="dxa"/><w:noWrap/></w:tcPr><w:p><w:pPr><w:spacing w:after="30"/></w:pPr><w:r><w:rPr><w:sz w:val="16"/><w:szCs w:val="16"/></w:rPr><w:t xml:space="preserve">**Collation**</w:t></w:r></w:p></w:tc><w:tc><w:tcPr><w:tcW w:w="1417.3228346456694" w:type="dxa"/><w:noWrap/></w:tcPr><w:p><w:pPr><w:spacing w:after="30"/></w:pPr><w:r><w:rPr><w:sz w:val="16"/><w:szCs w:val="16"/></w:rPr><w:t xml:space="preserve">**`utf8mb4_unicode_ci`**</w:t></w:r></w:p></w:tc><w:tc><w:tcPr><w:tcW w:w="1417.3228346456694" w:type="dxa"/><w:noWrap/></w:tcPr><w:p><w:pPr><w:spacing w:after="30"/></w:pPr><w:r><w:rPr><w:sz w:val="16"/><w:szCs w:val="16"/></w:rPr><w:t xml:space="preserve">Pencocokan dan pengurutan teks akurat multi-bahasa serta bersifat *case-insensitive*.</w:t></w:r></w:p></w:tc></w:tr><w:tr><w:trPr/><w:tc><w:tcPr><w:tcW w:w="1417.3228346456694" w:type="dxa"/><w:noWrap/></w:tcPr><w:p><w:pPr><w:spacing w:after="30"/></w:pPr><w:r><w:rPr><w:sz w:val="16"/><w:szCs w:val="16"/></w:rPr><w:t xml:space="preserve">**Konvensi Penamaan Tabel**</w:t></w:r></w:p></w:tc><w:tc><w:tcPr><w:tcW w:w="1417.3228346456694" w:type="dxa"/><w:noWrap/></w:tcPr><w:p><w:pPr><w:spacing w:after="30"/></w:pPr><w:r><w:rPr><w:sz w:val="16"/><w:szCs w:val="16"/></w:rPr><w:t xml:space="preserve">Format *snake_case* jamak (*plural*)</w:t></w:r></w:p></w:tc><w:tc><w:tcPr><w:tcW w:w="1417.3228346456694" w:type="dxa"/><w:noWrap/></w:tcPr><w:p><w:pPr><w:spacing w:after="30"/></w:pPr><w:r><w:rPr><w:sz w:val="16"/><w:szCs w:val="16"/></w:rPr><w:t xml:space="preserve">Contoh: `theses`, `mentoring_sessions`, `activity_logs`.</w:t></w:r></w:p></w:tc></w:tr><w:tr><w:trPr/><w:tc><w:tcPr><w:tcW w:w="1417.3228346456694" w:type="dxa"/><w:noWrap/></w:tcPr><w:p><w:pPr><w:spacing w:after="30"/></w:pPr><w:r><w:rPr><w:sz w:val="16"/><w:szCs w:val="16"/></w:rPr><w:t xml:space="preserve">**Konvensi Primary Key (PK)**</w:t></w:r></w:p></w:tc><w:tc><w:tcPr><w:tcW w:w="1417.3228346456694" w:type="dxa"/><w:noWrap/></w:tcPr><w:p><w:pPr><w:spacing w:after="30"/></w:pPr><w:r><w:rPr><w:sz w:val="16"/><w:szCs w:val="16"/></w:rPr><w:t xml:space="preserve">Kolom `id` bertipe `BIGINT UNSIGNED`</w:t></w:r></w:p></w:tc><w:tc><w:tcPr><w:tcW w:w="1417.3228346456694" w:type="dxa"/><w:noWrap/></w:tcPr><w:p><w:pPr><w:spacing w:after="30"/></w:pPr><w:r><w:rPr><w:sz w:val="16"/><w:szCs w:val="16"/></w:rPr><w:t xml:space="preserve">Menjamin kapasitas ID hingga $1.84 \times 10^{19}$ record dengan auto-increment.</w:t></w:r></w:p></w:tc></w:tr><w:tr><w:trPr/><w:tc><w:tcPr><w:tcW w:w="1417.3228346456694" w:type="dxa"/><w:noWrap/></w:tcPr><w:p><w:pPr><w:spacing w:after="30"/></w:pPr><w:r><w:rPr><w:sz w:val="16"/><w:szCs w:val="16"/></w:rPr><w:t xml:space="preserve">**Konvensi Foreign Key (FK)**</w:t></w:r></w:p></w:tc><w:tc><w:tcPr><w:tcW w:w="1417.3228346456694" w:type="dxa"/><w:noWrap/></w:tcPr><w:p><w:pPr><w:spacing w:after="30"/></w:pPr><w:r><w:rPr><w:sz w:val="16"/><w:szCs w:val="16"/></w:rPr><w:t xml:space="preserve">Format `{singular_table_name}_id`</w:t></w:r></w:p></w:tc><w:tc><w:tcPr><w:tcW w:w="1417.3228346456694" w:type="dxa"/><w:noWrap/></w:tcPr><w:p><w:pPr><w:spacing w:after="30"/></w:pPr><w:r><w:rPr><w:sz w:val="16"/><w:szCs w:val="16"/></w:rPr><w:t xml:space="preserve">Contoh: `student_id`, `thesis_id`, `wave_id` dengan referensi eksplisit ke tabel induk.</w:t></w:r></w:p></w:tc></w:tr><w:tr><w:trPr/><w:tc><w:tcPr><w:tcW w:w="1417.3228346456694" w:type="dxa"/><w:noWrap/></w:tcPr><w:p><w:pPr><w:spacing w:after="30"/></w:pPr><w:r><w:rPr><w:sz w:val="16"/><w:szCs w:val="16"/></w:rPr><w:t xml:space="preserve">**Kolom Jejak Waktu (*Timestamps*)**</w:t></w:r></w:p></w:tc><w:tc><w:tcPr><w:tcW w:w="1417.3228346456694" w:type="dxa"/><w:noWrap/></w:tcPr><w:p><w:pPr><w:spacing w:after="30"/></w:pPr><w:r><w:rPr><w:sz w:val="16"/><w:szCs w:val="16"/></w:rPr><w:t xml:space="preserve">`created_at` dan `updated_at` bertipe `TIMESTAMP`</w:t></w:r></w:p></w:tc><w:tc><w:tcPr><w:tcW w:w="1417.3228346456694" w:type="dxa"/><w:noWrap/></w:tcPr><w:p><w:pPr><w:spacing w:after="30"/></w:pPr><w:r><w:rPr><w:sz w:val="16"/><w:szCs w:val="16"/></w:rPr><w:t xml:space="preserve">Menjamin rekam jejak audit waktu penciptaan dan perubahan data secara otomatis.</w:t></w:r></w:p></w:tc></w:tr></w:tbl><w:p/><w:p><w:pPr><w:jc w:val="both"/><w:spacing w:after="70"/></w:pPr><w:r><w:rPr><w:sz w:val="19"/><w:szCs w:val="19"/></w:rPr><w:t xml:space="preserve">---</w:t></w:r></w:p><w:p><w:pPr><w:pStyle w:val="Heading2"/></w:pPr><w:bookmarkStart w:id="4" w:name="_Toc4"/><w:r><w:t>2. DIAGRAM RELASI ENTITAS (ENTITY-RELATIONSHIP DIAGRAM / ERD)</w:t></w:r><w:bookmarkEnd w:id="4"/></w:p><w:p><w:pPr><w:jc w:val="both"/><w:spacing w:after="70"/></w:pPr><w:r><w:rPr><w:sz w:val="19"/><w:szCs w:val="19"/></w:rPr><w:t xml:space="preserve">Sebagaimana standar perancangan visual skema basis data (seperti pada phpMyAdmin Designer, MySQL Workbench, dan DBeaver), bagian ini memaparkan **struktur tabel visual lengkap beserta kolom, tipe data, atribut primary key (`PK`), atribut foreign key (`FK`), dan garis relasi antar-kolom kunci**.</w:t></w:r></w:p><w:p><w:pPr><w:jc w:val="both"/><w:spacing w:after="70"/></w:pPr><w:r><w:rPr><w:sz w:val="19"/><w:szCs w:val="19"/></w:rPr><w:t xml:space="preserve">Untuk menjaga keterbacaan yang optimal dan menghindari jalinan garis kusut (*hairball diagram*), diagram ERD dikelompokkan ke dalam 5 klaster fungsional utama:</w:t></w:r></w:p><w:p><w:pPr><w:pStyle w:val="Heading3"/></w:pPr><w:bookmarkStart w:id="5" w:name="_Toc5"/><w:r><w:t>2.1 Klaster 1: Relasi Tugas Akhir & Bimbingan Mahasiswa</w:t></w:r><w:bookmarkEnd w:id="5"/></w:p><w:p><w:pPr><w:jc w:val="both"/><w:spacing w:after="70"/></w:pPr><w:r><w:rPr><w:sz w:val="19"/><w:szCs w:val="19"/></w:rPr><w:t xml:space="preserve">Klaster ini menghubungkan mahasiswa (`users`), tugas akhir (`theses`), logbook kegiatan harian (`logbooks`), dan sesi bimbingan bersama dosen pembimbing (`mentoring_sessions`). Garis relasi menghubungkan `users.id` ke `theses.student_id`, `theses.pembimbing1_id`, dan `theses.pembimbing2_id`, serta `theses.id` ke `logbooks.thesis_id` dan `mentoring_sessions.thesis_id`.</w:t></w:r></w:p><w:p><w:pPr/><w:r><w:rPr><w:color w:val="94A3B8"/><w:sz w:val="18"/><w:szCs w:val="18"/><w:i w:val="1"/><w:iCs w:val="1"/></w:rPr><w:t xml:space="preserve">[Diagram Relasi Entitas (ERD) Visual terlampir pada versi Web/HTML]</w:t></w:r></w:p><w:p><w:pPr><w:pStyle w:val="Heading3"/></w:pPr><w:bookmarkStart w:id="6" w:name="_Toc6"/><w:r><w:t>2.2 Klaster 2: Relasi Seminar Proposal (Pendaftaran, Jadwal, Penilaian & Revisi)</w:t></w:r><w:bookmarkEnd w:id="6"/></w:p><w:p><w:pPr><w:jc w:val="both"/><w:spacing w:after="70"/></w:pPr><w:r><w:rPr><w:sz w:val="19"/><w:szCs w:val="19"/></w:rPr><w:t xml:space="preserve">Klaster ini memetakan pendaftaran seminar proposal (`seminar_applications`), gelombang pendaftaran (`waves`), master jadwal seminar (`seminar_schedules`), alokasi dewan penguji (`seminar_schedule_details`), revisi pasca-seminar (`seminar_revisions`), dan thread percakapan revisi (`seminar_revision_messages`).</w:t></w:r></w:p><w:p><w:pPr/><w:r><w:rPr><w:color w:val="94A3B8"/><w:sz w:val="18"/><w:szCs w:val="18"/><w:i w:val="1"/><w:iCs w:val="1"/></w:rPr><w:t xml:space="preserve">[Diagram Relasi Entitas (ERD) Visual terlampir pada versi Web/HTML]</w:t></w:r></w:p><w:p><w:pPr><w:pStyle w:val="Heading3"/></w:pPr><w:bookmarkStart w:id="7" w:name="_Toc7"/><w:r><w:t>2.3 Klaster 3: Relasi Sidang Skripsi (Pendaftaran, Jadwal, Penilaian & Revisi)</w:t></w:r><w:bookmarkEnd w:id="7"/></w:p><w:p><w:pPr><w:jc w:val="both"/><w:spacing w:after="70"/></w:pPr><w:r><w:rPr><w:sz w:val="19"/><w:szCs w:val="19"/></w:rPr><w:t xml:space="preserve">Klaster ini memetakan permohonan ujian akhir sidang (`thesis_defense_applications`), gelombang aktif (`waves`), jadwal sidang (`thesis_defense_schedules`), alokasi dewan penguji sidang (`thesis_defense_schedule_details`), revisi sidang (`thesis_defense_revisions`), dan thread percakapan revisi sidang skripsi (`thesis_defense_revision_messages`).</w:t></w:r></w:p><w:p><w:pPr/><w:r><w:rPr><w:color w:val="94A3B8"/><w:sz w:val="18"/><w:szCs w:val="18"/><w:i w:val="1"/><w:iCs w:val="1"/></w:rPr><w:t xml:space="preserve">[Diagram Relasi Entitas (ERD) Visual terlampir pada versi Web/HTML]</w:t></w:r></w:p><w:p><w:pPr><w:pStyle w:val="Heading3"/></w:pPr><w:bookmarkStart w:id="8" w:name="_Toc8"/><w:r><w:t>2.4 Klaster 4: Relasi Kelulusan Yudisium, SK Dosen Pembimbing & Repositori</w:t></w:r><w:bookmarkEnd w:id="8"/></w:p><w:p><w:pPr><w:jc w:val="both"/><w:spacing w:after="70"/></w:pPr><w:r><w:rPr><w:sz w:val="19"/><w:szCs w:val="19"/></w:rPr><w:t xml:space="preserve">Klaster ini mengatur kelulusan yudisium (`graduations`), penerbitan SK dosen pembimbing (`advisor_decrees`), pengaturan format nomor surat resmi (`letter_settings`), repositori skripsi alumni (`thesis_repositories`), dan koleksi referensi jurnal (`journal_bookmarks`, `journal_bookmark_folders`).</w:t></w:r></w:p><w:p><w:pPr/><w:r><w:rPr><w:color w:val="94A3B8"/><w:sz w:val="18"/><w:szCs w:val="18"/><w:i w:val="1"/><w:iCs w:val="1"/></w:rPr><w:t xml:space="preserve">[Diagram Relasi Entitas (ERD) Visual terlampir pada versi Web/HTML]</w:t></w:r></w:p><w:p><w:pPr><w:pStyle w:val="Heading3"/></w:pPr><w:bookmarkStart w:id="9" w:name="_Toc9"/><w:r><w:t>2.5 Klaster 5: Relasi Komunikasi, Gateway WhatsApp, Log Audit & Bug Report</w:t></w:r><w:bookmarkEnd w:id="9"/></w:p><w:p><w:pPr><w:jc w:val="both"/><w:spacing w:after="70"/></w:pPr><w:r><w:rPr><w:sz w:val="19"/><w:szCs w:val="19"/></w:rPr><w:t xml:space="preserve">Klaster ini mengelola perpesanan internal (`messages`), siaran massal WhatsApp (`wa_broadcasts`, `wa_broadcast_logs`), template pesan notifikasi (`wa_templates`), log audit keamanan pengguna (`activity_logs`), dan tiket pelaporan kendala/usulan fitur baru (`bug_reports`).</w:t></w:r></w:p><w:p><w:pPr/><w:r><w:rPr><w:color w:val="94A3B8"/><w:sz w:val="18"/><w:szCs w:val="18"/><w:i w:val="1"/><w:iCs w:val="1"/></w:rPr><w:t xml:space="preserve">[Diagram Relasi Entitas (ERD) Visual terlampir pada versi Web/HTML]</w:t></w:r></w:p><w:p><w:pPr><w:pStyle w:val="Heading3"/></w:pPr><w:bookmarkStart w:id="10" w:name="_Toc10"/><w:r><w:t>2.6 Matriks Rinci Relasi Antar-Tabel (*Relational Cardinality Matrix*)</w:t></w:r><w:bookmarkEnd w:id="10"/></w:p><w:p><w:pPr><w:jc w:val="both"/><w:spacing w:after="70"/></w:pPr><w:r><w:rPr><w:sz w:val="19"/><w:szCs w:val="19"/></w:rPr><w:t xml:space="preserve">Tabel berikut menyajikan seluruh hubungan referensial kunci asing aktif pada basis data SIBIMA beserta kardinalitas dan aturan perlindungan integritas datanya:</w:t></w:r></w:p><w:tbl><w:tblGrid><w:gridCol w:w="1417.3228346456694" w:type="dxa"/><w:gridCol w:w="1417.3228346456694" w:type="dxa"/><w:gridCol w:w="1417.3228346456694" w:type="dxa"/><w:gridCol w:w="1417.3228346456694" w:type="dxa"/><w:gridCol w:w="1417.3228346456694" w:type="dxa"/><w:gridCol w:w="1417.3228346456694" w:type="dxa"/><w:gridCol w:w="1417.3228346456694" w:type="dxa"/><w:gridCol w:w="1417.3228346456694" w:type="dxa"/></w:tblGrid><w:tblPr><w:tblStyle w:val="DbTable"/></w:tblPr><w:tr><w:trPr/><w:tc><w:tcPr><w:tcW w:w="1417.3228346456694" w:type="dxa"/><w:shd w:val="clear" w:fill="1E293B"/><w:noWrap/></w:tcPr><w:p><w:pPr><w:spacing w:after="30"/></w:pPr><w:r><w:rPr><w:color w:val="FFFFFF"/><w:sz w:val="16"/><w:szCs w:val="16"/><w:b w:val="1"/><w:bCs w:val="1"/></w:rPr><w:t xml:space="preserve">No</w:t></w:r></w:p></w:tc><w:tc><w:tcPr><w:tcW w:w="1417.3228346456694" w:type="dxa"/><w:shd w:val="clear" w:fill="1E293B"/><w:noWrap/></w:tcPr><w:p><w:pPr><w:spacing w:after="30"/></w:pPr><w:r><w:rPr><w:color w:val="FFFFFF"/><w:sz w:val="16"/><w:szCs w:val="16"/><w:b w:val="1"/><w:bCs w:val="1"/></w:rPr><w:t xml:space="preserve">Tabel Sumber (*Child*)</w:t></w:r></w:p></w:tc><w:tc><w:tcPr><w:tcW w:w="1417.3228346456694" w:type="dxa"/><w:shd w:val="clear" w:fill="1E293B"/><w:noWrap/></w:tcPr><w:p><w:pPr><w:spacing w:after="30"/></w:pPr><w:r><w:rPr><w:color w:val="FFFFFF"/><w:sz w:val="16"/><w:szCs w:val="16"/><w:b w:val="1"/><w:bCs w:val="1"/></w:rPr><w:t xml:space="preserve">Kolom Foreign Key (FK)</w:t></w:r></w:p></w:tc><w:tc><w:tcPr><w:tcW w:w="1417.3228346456694" w:type="dxa"/><w:shd w:val="clear" w:fill="1E293B"/><w:noWrap/></w:tcPr><w:p><w:pPr><w:spacing w:after="30"/></w:pPr><w:r><w:rPr><w:color w:val="FFFFFF"/><w:sz w:val="16"/><w:szCs w:val="16"/><w:b w:val="1"/><w:bCs w:val="1"/></w:rPr><w:t xml:space="preserve">Tabel Rujukan (*Parent*)</w:t></w:r></w:p></w:tc><w:tc><w:tcPr><w:tcW w:w="1417.3228346456694" w:type="dxa"/><w:shd w:val="clear" w:fill="1E293B"/><w:noWrap/></w:tcPr><w:p><w:pPr><w:spacing w:after="30"/></w:pPr><w:r><w:rPr><w:color w:val="FFFFFF"/><w:sz w:val="16"/><w:szCs w:val="16"/><w:b w:val="1"/><w:bCs w:val="1"/></w:rPr><w:t xml:space="preserve">Kolom Primary Key (PK)</w:t></w:r></w:p></w:tc><w:tc><w:tcPr><w:tcW w:w="1417.3228346456694" w:type="dxa"/><w:shd w:val="clear" w:fill="1E293B"/><w:noWrap/></w:tcPr><w:p><w:pPr><w:spacing w:after="30"/></w:pPr><w:r><w:rPr><w:color w:val="FFFFFF"/><w:sz w:val="16"/><w:szCs w:val="16"/><w:b w:val="1"/><w:bCs w:val="1"/></w:rPr><w:t xml:space="preserve">Kardinalitas</w:t></w:r></w:p></w:tc><w:tc><w:tcPr><w:tcW w:w="1417.3228346456694" w:type="dxa"/><w:shd w:val="clear" w:fill="1E293B"/><w:noWrap/></w:tcPr><w:p><w:pPr><w:spacing w:after="30"/></w:pPr><w:r><w:rPr><w:color w:val="FFFFFF"/><w:sz w:val="16"/><w:szCs w:val="16"/><w:b w:val="1"/><w:bCs w:val="1"/></w:rPr><w:t xml:space="preserve">Aturan `ON DELETE`</w:t></w:r></w:p></w:tc><w:tc><w:tcPr><w:tcW w:w="1417.3228346456694" w:type="dxa"/><w:shd w:val="clear" w:fill="1E293B"/><w:noWrap/></w:tcPr><w:p><w:pPr><w:spacing w:after="30"/></w:pPr><w:r><w:rPr><w:color w:val="FFFFFF"/><w:sz w:val="16"/><w:szCs w:val="16"/><w:b w:val="1"/><w:bCs w:val="1"/></w:rPr><w:t xml:space="preserve">Makna & Aturan Relasi Bisnis</w:t></w:r></w:p></w:tc></w:tr><w:tr><w:trPr/><w:tc><w:tcPr><w:tcW w:w="1417.3228346456694" w:type="dxa"/><w:noWrap/></w:tcPr><w:p><w:pPr><w:spacing w:after="30"/></w:pPr><w:r><w:rPr><w:sz w:val="16"/><w:szCs w:val="16"/></w:rPr><w:t xml:space="preserve">1</w:t></w:r></w:p></w:tc><w:tc><w:tcPr><w:tcW w:w="1417.3228346456694" w:type="dxa"/><w:noWrap/></w:tcPr><w:p><w:pPr><w:spacing w:after="30"/></w:pPr><w:r><w:rPr><w:sz w:val="16"/><w:szCs w:val="16"/></w:rPr><w:t xml:space="preserve">`activity_logs`</w:t></w:r></w:p></w:tc><w:tc><w:tcPr><w:tcW w:w="1417.3228346456694" w:type="dxa"/><w:noWrap/></w:tcPr><w:p><w:pPr><w:spacing w:after="30"/></w:pPr><w:r><w:rPr><w:sz w:val="16"/><w:szCs w:val="16"/></w:rPr><w:t xml:space="preserve">`user_id`</w:t></w:r></w:p></w:tc><w:tc><w:tcPr><w:tcW w:w="1417.3228346456694" w:type="dxa"/><w:noWrap/></w:tcPr><w:p><w:pPr><w:spacing w:after="30"/></w:pPr><w:r><w:rPr><w:sz w:val="16"/><w:szCs w:val="16"/></w:rPr><w:t xml:space="preserve">`users`</w:t></w:r></w:p></w:tc><w:tc><w:tcPr><w:tcW w:w="1417.3228346456694" w:type="dxa"/><w:noWrap/></w:tcPr><w:p><w:pPr><w:spacing w:after="30"/></w:pPr><w:r><w:rPr><w:sz w:val="16"/><w:szCs w:val="16"/></w:rPr><w:t xml:space="preserve">`id`</w:t></w:r></w:p></w:tc><w:tc><w:tcPr><w:tcW w:w="1417.3228346456694" w:type="dxa"/><w:noWrap/></w:tcPr><w:p><w:pPr><w:spacing w:after="30"/></w:pPr><w:r><w:rPr><w:sz w:val="16"/><w:szCs w:val="16"/></w:rPr><w:t xml:space="preserve">N : 1</w:t></w:r></w:p></w:tc><w:tc><w:tcPr><w:tcW w:w="1417.3228346456694" w:type="dxa"/><w:noWrap/></w:tcPr><w:p><w:pPr><w:spacing w:after="30"/></w:pPr><w:r><w:rPr><w:sz w:val="16"/><w:szCs w:val="16"/></w:rPr><w:t xml:space="preserve">`SET NULL`</w:t></w:r></w:p></w:tc><w:tc><w:tcPr><w:tcW w:w="1417.3228346456694" w:type="dxa"/><w:noWrap/></w:tcPr><w:p><w:pPr><w:spacing w:after="30"/></w:pPr><w:r><w:rPr><w:sz w:val="16"/><w:szCs w:val="16"/></w:rPr><w:t xml:space="preserve">Pengguna yang memicu aksi mutasi data atau event login sistem.</w:t></w:r></w:p></w:tc></w:tr><w:tr><w:trPr/><w:tc><w:tcPr><w:tcW w:w="1417.3228346456694" w:type="dxa"/><w:noWrap/></w:tcPr><w:p><w:pPr><w:spacing w:after="30"/></w:pPr><w:r><w:rPr><w:sz w:val="16"/><w:szCs w:val="16"/></w:rPr><w:t xml:space="preserve">2</w:t></w:r></w:p></w:tc><w:tc><w:tcPr><w:tcW w:w="1417.3228346456694" w:type="dxa"/><w:noWrap/></w:tcPr><w:p><w:pPr><w:spacing w:after="30"/></w:pPr><w:r><w:rPr><w:sz w:val="16"/><w:szCs w:val="16"/></w:rPr><w:t xml:space="preserve">`advisor_decrees`</w:t></w:r></w:p></w:tc><w:tc><w:tcPr><w:tcW w:w="1417.3228346456694" w:type="dxa"/><w:noWrap/></w:tcPr><w:p><w:pPr><w:spacing w:after="30"/></w:pPr><w:r><w:rPr><w:sz w:val="16"/><w:szCs w:val="16"/></w:rPr><w:t xml:space="preserve">`created_by`</w:t></w:r></w:p></w:tc><w:tc><w:tcPr><w:tcW w:w="1417.3228346456694" w:type="dxa"/><w:noWrap/></w:tcPr><w:p><w:pPr><w:spacing w:after="30"/></w:pPr><w:r><w:rPr><w:sz w:val="16"/><w:szCs w:val="16"/></w:rPr><w:t xml:space="preserve">`users`</w:t></w:r></w:p></w:tc><w:tc><w:tcPr><w:tcW w:w="1417.3228346456694" w:type="dxa"/><w:noWrap/></w:tcPr><w:p><w:pPr><w:spacing w:after="30"/></w:pPr><w:r><w:rPr><w:sz w:val="16"/><w:szCs w:val="16"/></w:rPr><w:t xml:space="preserve">`id`</w:t></w:r></w:p></w:tc><w:tc><w:tcPr><w:tcW w:w="1417.3228346456694" w:type="dxa"/><w:noWrap/></w:tcPr><w:p><w:pPr><w:spacing w:after="30"/></w:pPr><w:r><w:rPr><w:sz w:val="16"/><w:szCs w:val="16"/></w:rPr><w:t xml:space="preserve">N : 1</w:t></w:r></w:p></w:tc><w:tc><w:tcPr><w:tcW w:w="1417.3228346456694" w:type="dxa"/><w:noWrap/></w:tcPr><w:p><w:pPr><w:spacing w:after="30"/></w:pPr><w:r><w:rPr><w:sz w:val="16"/><w:szCs w:val="16"/></w:rPr><w:t xml:space="preserve">`CASCADE`</w:t></w:r></w:p></w:tc><w:tc><w:tcPr><w:tcW w:w="1417.3228346456694" w:type="dxa"/><w:noWrap/></w:tcPr><w:p><w:pPr><w:spacing w:after="30"/></w:pPr><w:r><w:rPr><w:sz w:val="16"/><w:szCs w:val="16"/></w:rPr><w:t xml:space="preserve">Menghubungkan entitas advisor_decrees (created_by) dengan entitas rujukan users (id).</w:t></w:r></w:p></w:tc></w:tr><w:tr><w:trPr/><w:tc><w:tcPr><w:tcW w:w="1417.3228346456694" w:type="dxa"/><w:noWrap/></w:tcPr><w:p><w:pPr><w:spacing w:after="30"/></w:pPr><w:r><w:rPr><w:sz w:val="16"/><w:szCs w:val="16"/></w:rPr><w:t xml:space="preserve">3</w:t></w:r></w:p></w:tc><w:tc><w:tcPr><w:tcW w:w="1417.3228346456694" w:type="dxa"/><w:noWrap/></w:tcPr><w:p><w:pPr><w:spacing w:after="30"/></w:pPr><w:r><w:rPr><w:sz w:val="16"/><w:szCs w:val="16"/></w:rPr><w:t xml:space="preserve">`advisor_decrees`</w:t></w:r></w:p></w:tc><w:tc><w:tcPr><w:tcW w:w="1417.3228346456694" w:type="dxa"/><w:noWrap/></w:tcPr><w:p><w:pPr><w:spacing w:after="30"/></w:pPr><w:r><w:rPr><w:sz w:val="16"/><w:szCs w:val="16"/></w:rPr><w:t xml:space="preserve">`dosen_id`</w:t></w:r></w:p></w:tc><w:tc><w:tcPr><w:tcW w:w="1417.3228346456694" w:type="dxa"/><w:noWrap/></w:tcPr><w:p><w:pPr><w:spacing w:after="30"/></w:pPr><w:r><w:rPr><w:sz w:val="16"/><w:szCs w:val="16"/></w:rPr><w:t xml:space="preserve">`users`</w:t></w:r></w:p></w:tc><w:tc><w:tcPr><w:tcW w:w="1417.3228346456694" w:type="dxa"/><w:noWrap/></w:tcPr><w:p><w:pPr><w:spacing w:after="30"/></w:pPr><w:r><w:rPr><w:sz w:val="16"/><w:szCs w:val="16"/></w:rPr><w:t xml:space="preserve">`id`</w:t></w:r></w:p></w:tc><w:tc><w:tcPr><w:tcW w:w="1417.3228346456694" w:type="dxa"/><w:noWrap/></w:tcPr><w:p><w:pPr><w:spacing w:after="30"/></w:pPr><w:r><w:rPr><w:sz w:val="16"/><w:szCs w:val="16"/></w:rPr><w:t xml:space="preserve">N : 1</w:t></w:r></w:p></w:tc><w:tc><w:tcPr><w:tcW w:w="1417.3228346456694" w:type="dxa"/><w:noWrap/></w:tcPr><w:p><w:pPr><w:spacing w:after="30"/></w:pPr><w:r><w:rPr><w:sz w:val="16"/><w:szCs w:val="16"/></w:rPr><w:t xml:space="preserve">`SET NULL`</w:t></w:r></w:p></w:tc><w:tc><w:tcPr><w:tcW w:w="1417.3228346456694" w:type="dxa"/><w:noWrap/></w:tcPr><w:p><w:pPr><w:spacing w:after="30"/></w:pPr><w:r><w:rPr><w:sz w:val="16"/><w:szCs w:val="16"/></w:rPr><w:t xml:space="preserve">Dosen penerima Surat Keputusan penetapan bimbingan.</w:t></w:r></w:p></w:tc></w:tr><w:tr><w:trPr/><w:tc><w:tcPr><w:tcW w:w="1417.3228346456694" w:type="dxa"/><w:noWrap/></w:tcPr><w:p><w:pPr><w:spacing w:after="30"/></w:pPr><w:r><w:rPr><w:sz w:val="16"/><w:szCs w:val="16"/></w:rPr><w:t xml:space="preserve">4</w:t></w:r></w:p></w:tc><w:tc><w:tcPr><w:tcW w:w="1417.3228346456694" w:type="dxa"/><w:noWrap/></w:tcPr><w:p><w:pPr><w:spacing w:after="30"/></w:pPr><w:r><w:rPr><w:sz w:val="16"/><w:szCs w:val="16"/></w:rPr><w:t xml:space="preserve">`advisor_decrees`</w:t></w:r></w:p></w:tc><w:tc><w:tcPr><w:tcW w:w="1417.3228346456694" w:type="dxa"/><w:noWrap/></w:tcPr><w:p><w:pPr><w:spacing w:after="30"/></w:pPr><w:r><w:rPr><w:sz w:val="16"/><w:szCs w:val="16"/></w:rPr><w:t xml:space="preserve">`signer_user_id`</w:t></w:r></w:p></w:tc><w:tc><w:tcPr><w:tcW w:w="1417.3228346456694" w:type="dxa"/><w:noWrap/></w:tcPr><w:p><w:pPr><w:spacing w:after="30"/></w:pPr><w:r><w:rPr><w:sz w:val="16"/><w:szCs w:val="16"/></w:rPr><w:t xml:space="preserve">`users`</w:t></w:r></w:p></w:tc><w:tc><w:tcPr><w:tcW w:w="1417.3228346456694" w:type="dxa"/><w:noWrap/></w:tcPr><w:p><w:pPr><w:spacing w:after="30"/></w:pPr><w:r><w:rPr><w:sz w:val="16"/><w:szCs w:val="16"/></w:rPr><w:t xml:space="preserve">`id`</w:t></w:r></w:p></w:tc><w:tc><w:tcPr><w:tcW w:w="1417.3228346456694" w:type="dxa"/><w:noWrap/></w:tcPr><w:p><w:pPr><w:spacing w:after="30"/></w:pPr><w:r><w:rPr><w:sz w:val="16"/><w:szCs w:val="16"/></w:rPr><w:t xml:space="preserve">N : 1</w:t></w:r></w:p></w:tc><w:tc><w:tcPr><w:tcW w:w="1417.3228346456694" w:type="dxa"/><w:noWrap/></w:tcPr><w:p><w:pPr><w:spacing w:after="30"/></w:pPr><w:r><w:rPr><w:sz w:val="16"/><w:szCs w:val="16"/></w:rPr><w:t xml:space="preserve">`SET NULL`</w:t></w:r></w:p></w:tc><w:tc><w:tcPr><w:tcW w:w="1417.3228346456694" w:type="dxa"/><w:noWrap/></w:tcPr><w:p><w:pPr><w:spacing w:after="30"/></w:pPr><w:r><w:rPr><w:sz w:val="16"/><w:szCs w:val="16"/></w:rPr><w:t xml:space="preserve">Menghubungkan entitas advisor_decrees (signer_user_id) dengan entitas rujukan users (id).</w:t></w:r></w:p></w:tc></w:tr><w:tr><w:trPr/><w:tc><w:tcPr><w:tcW w:w="1417.3228346456694" w:type="dxa"/><w:noWrap/></w:tcPr><w:p><w:pPr><w:spacing w:after="30"/></w:pPr><w:r><w:rPr><w:sz w:val="16"/><w:szCs w:val="16"/></w:rPr><w:t xml:space="preserve">5</w:t></w:r></w:p></w:tc><w:tc><w:tcPr><w:tcW w:w="1417.3228346456694" w:type="dxa"/><w:noWrap/></w:tcPr><w:p><w:pPr><w:spacing w:after="30"/></w:pPr><w:r><w:rPr><w:sz w:val="16"/><w:szCs w:val="16"/></w:rPr><w:t xml:space="preserve">`advisor_decrees`</w:t></w:r></w:p></w:tc><w:tc><w:tcPr><w:tcW w:w="1417.3228346456694" w:type="dxa"/><w:noWrap/></w:tcPr><w:p><w:pPr><w:spacing w:after="30"/></w:pPr><w:r><w:rPr><w:sz w:val="16"/><w:szCs w:val="16"/></w:rPr><w:t xml:space="preserve">`wave_id`</w:t></w:r></w:p></w:tc><w:tc><w:tcPr><w:tcW w:w="1417.3228346456694" w:type="dxa"/><w:noWrap/></w:tcPr><w:p><w:pPr><w:spacing w:after="30"/></w:pPr><w:r><w:rPr><w:sz w:val="16"/><w:szCs w:val="16"/></w:rPr><w:t xml:space="preserve">`waves`</w:t></w:r></w:p></w:tc><w:tc><w:tcPr><w:tcW w:w="1417.3228346456694" w:type="dxa"/><w:noWrap/></w:tcPr><w:p><w:pPr><w:spacing w:after="30"/></w:pPr><w:r><w:rPr><w:sz w:val="16"/><w:szCs w:val="16"/></w:rPr><w:t xml:space="preserve">`id`</w:t></w:r></w:p></w:tc><w:tc><w:tcPr><w:tcW w:w="1417.3228346456694" w:type="dxa"/><w:noWrap/></w:tcPr><w:p><w:pPr><w:spacing w:after="30"/></w:pPr><w:r><w:rPr><w:sz w:val="16"/><w:szCs w:val="16"/></w:rPr><w:t xml:space="preserve">N : 1</w:t></w:r></w:p></w:tc><w:tc><w:tcPr><w:tcW w:w="1417.3228346456694" w:type="dxa"/><w:noWrap/></w:tcPr><w:p><w:pPr><w:spacing w:after="30"/></w:pPr><w:r><w:rPr><w:sz w:val="16"/><w:szCs w:val="16"/></w:rPr><w:t xml:space="preserve">`SET NULL`</w:t></w:r></w:p></w:tc><w:tc><w:tcPr><w:tcW w:w="1417.3228346456694" w:type="dxa"/><w:noWrap/></w:tcPr><w:p><w:pPr><w:spacing w:after="30"/></w:pPr><w:r><w:rPr><w:sz w:val="16"/><w:szCs w:val="16"/></w:rPr><w:t xml:space="preserve">Menghubungkan entitas advisor_decrees (wave_id) dengan entitas rujukan waves (id).</w:t></w:r></w:p></w:tc></w:tr><w:tr><w:trPr/><w:tc><w:tcPr><w:tcW w:w="1417.3228346456694" w:type="dxa"/><w:noWrap/></w:tcPr><w:p><w:pPr><w:spacing w:after="30"/></w:pPr><w:r><w:rPr><w:sz w:val="16"/><w:szCs w:val="16"/></w:rPr><w:t xml:space="preserve">6</w:t></w:r></w:p></w:tc><w:tc><w:tcPr><w:tcW w:w="1417.3228346456694" w:type="dxa"/><w:noWrap/></w:tcPr><w:p><w:pPr><w:spacing w:after="30"/></w:pPr><w:r><w:rPr><w:sz w:val="16"/><w:szCs w:val="16"/></w:rPr><w:t xml:space="preserve">`announcements`</w:t></w:r></w:p></w:tc><w:tc><w:tcPr><w:tcW w:w="1417.3228346456694" w:type="dxa"/><w:noWrap/></w:tcPr><w:p><w:pPr><w:spacing w:after="30"/></w:pPr><w:r><w:rPr><w:sz w:val="16"/><w:szCs w:val="16"/></w:rPr><w:t xml:space="preserve">`user_id`</w:t></w:r></w:p></w:tc><w:tc><w:tcPr><w:tcW w:w="1417.3228346456694" w:type="dxa"/><w:noWrap/></w:tcPr><w:p><w:pPr><w:spacing w:after="30"/></w:pPr><w:r><w:rPr><w:sz w:val="16"/><w:szCs w:val="16"/></w:rPr><w:t xml:space="preserve">`users`</w:t></w:r></w:p></w:tc><w:tc><w:tcPr><w:tcW w:w="1417.3228346456694" w:type="dxa"/><w:noWrap/></w:tcPr><w:p><w:pPr><w:spacing w:after="30"/></w:pPr><w:r><w:rPr><w:sz w:val="16"/><w:szCs w:val="16"/></w:rPr><w:t xml:space="preserve">`id`</w:t></w:r></w:p></w:tc><w:tc><w:tcPr><w:tcW w:w="1417.3228346456694" w:type="dxa"/><w:noWrap/></w:tcPr><w:p><w:pPr><w:spacing w:after="30"/></w:pPr><w:r><w:rPr><w:sz w:val="16"/><w:szCs w:val="16"/></w:rPr><w:t xml:space="preserve">N : 1</w:t></w:r></w:p></w:tc><w:tc><w:tcPr><w:tcW w:w="1417.3228346456694" w:type="dxa"/><w:noWrap/></w:tcPr><w:p><w:pPr><w:spacing w:after="30"/></w:pPr><w:r><w:rPr><w:sz w:val="16"/><w:szCs w:val="16"/></w:rPr><w:t xml:space="preserve">`CASCADE`</w:t></w:r></w:p></w:tc><w:tc><w:tcPr><w:tcW w:w="1417.3228346456694" w:type="dxa"/><w:noWrap/></w:tcPr><w:p><w:pPr><w:spacing w:after="30"/></w:pPr><w:r><w:rPr><w:sz w:val="16"/><w:szCs w:val="16"/></w:rPr><w:t xml:space="preserve">Menghubungkan entitas announcements (user_id) dengan entitas rujukan users (id).</w:t></w:r></w:p></w:tc></w:tr><w:tr><w:trPr/><w:tc><w:tcPr><w:tcW w:w="1417.3228346456694" w:type="dxa"/><w:noWrap/></w:tcPr><w:p><w:pPr><w:spacing w:after="30"/></w:pPr><w:r><w:rPr><w:sz w:val="16"/><w:szCs w:val="16"/></w:rPr><w:t xml:space="preserve">7</w:t></w:r></w:p></w:tc><w:tc><w:tcPr><w:tcW w:w="1417.3228346456694" w:type="dxa"/><w:noWrap/></w:tcPr><w:p><w:pPr><w:spacing w:after="30"/></w:pPr><w:r><w:rPr><w:sz w:val="16"/><w:szCs w:val="16"/></w:rPr><w:t xml:space="preserve">`bug_reports`</w:t></w:r></w:p></w:tc><w:tc><w:tcPr><w:tcW w:w="1417.3228346456694" w:type="dxa"/><w:noWrap/></w:tcPr><w:p><w:pPr><w:spacing w:after="30"/></w:pPr><w:r><w:rPr><w:sz w:val="16"/><w:szCs w:val="16"/></w:rPr><w:t xml:space="preserve">`resolved_by`</w:t></w:r></w:p></w:tc><w:tc><w:tcPr><w:tcW w:w="1417.3228346456694" w:type="dxa"/><w:noWrap/></w:tcPr><w:p><w:pPr><w:spacing w:after="30"/></w:pPr><w:r><w:rPr><w:sz w:val="16"/><w:szCs w:val="16"/></w:rPr><w:t xml:space="preserve">`users`</w:t></w:r></w:p></w:tc><w:tc><w:tcPr><w:tcW w:w="1417.3228346456694" w:type="dxa"/><w:noWrap/></w:tcPr><w:p><w:pPr><w:spacing w:after="30"/></w:pPr><w:r><w:rPr><w:sz w:val="16"/><w:szCs w:val="16"/></w:rPr><w:t xml:space="preserve">`id`</w:t></w:r></w:p></w:tc><w:tc><w:tcPr><w:tcW w:w="1417.3228346456694" w:type="dxa"/><w:noWrap/></w:tcPr><w:p><w:pPr><w:spacing w:after="30"/></w:pPr><w:r><w:rPr><w:sz w:val="16"/><w:szCs w:val="16"/></w:rPr><w:t xml:space="preserve">N : 1</w:t></w:r></w:p></w:tc><w:tc><w:tcPr><w:tcW w:w="1417.3228346456694" w:type="dxa"/><w:noWrap/></w:tcPr><w:p><w:pPr><w:spacing w:after="30"/></w:pPr><w:r><w:rPr><w:sz w:val="16"/><w:szCs w:val="16"/></w:rPr><w:t xml:space="preserve">`SET NULL`</w:t></w:r></w:p></w:tc><w:tc><w:tcPr><w:tcW w:w="1417.3228346456694" w:type="dxa"/><w:noWrap/></w:tcPr><w:p><w:pPr><w:spacing w:after="30"/></w:pPr><w:r><w:rPr><w:sz w:val="16"/><w:szCs w:val="16"/></w:rPr><w:t xml:space="preserve">Admin/Teknisi yang menangani dan menuntaskan tiket laporan.</w:t></w:r></w:p></w:tc></w:tr><w:tr><w:trPr/><w:tc><w:tcPr><w:tcW w:w="1417.3228346456694" w:type="dxa"/><w:noWrap/></w:tcPr><w:p><w:pPr><w:spacing w:after="30"/></w:pPr><w:r><w:rPr><w:sz w:val="16"/><w:szCs w:val="16"/></w:rPr><w:t xml:space="preserve">8</w:t></w:r></w:p></w:tc><w:tc><w:tcPr><w:tcW w:w="1417.3228346456694" w:type="dxa"/><w:noWrap/></w:tcPr><w:p><w:pPr><w:spacing w:after="30"/></w:pPr><w:r><w:rPr><w:sz w:val="16"/><w:szCs w:val="16"/></w:rPr><w:t xml:space="preserve">`bug_reports`</w:t></w:r></w:p></w:tc><w:tc><w:tcPr><w:tcW w:w="1417.3228346456694" w:type="dxa"/><w:noWrap/></w:tcPr><w:p><w:pPr><w:spacing w:after="30"/></w:pPr><w:r><w:rPr><w:sz w:val="16"/><w:szCs w:val="16"/></w:rPr><w:t xml:space="preserve">`user_id`</w:t></w:r></w:p></w:tc><w:tc><w:tcPr><w:tcW w:w="1417.3228346456694" w:type="dxa"/><w:noWrap/></w:tcPr><w:p><w:pPr><w:spacing w:after="30"/></w:pPr><w:r><w:rPr><w:sz w:val="16"/><w:szCs w:val="16"/></w:rPr><w:t xml:space="preserve">`users`</w:t></w:r></w:p></w:tc><w:tc><w:tcPr><w:tcW w:w="1417.3228346456694" w:type="dxa"/><w:noWrap/></w:tcPr><w:p><w:pPr><w:spacing w:after="30"/></w:pPr><w:r><w:rPr><w:sz w:val="16"/><w:szCs w:val="16"/></w:rPr><w:t xml:space="preserve">`id`</w:t></w:r></w:p></w:tc><w:tc><w:tcPr><w:tcW w:w="1417.3228346456694" w:type="dxa"/><w:noWrap/></w:tcPr><w:p><w:pPr><w:spacing w:after="30"/></w:pPr><w:r><w:rPr><w:sz w:val="16"/><w:szCs w:val="16"/></w:rPr><w:t xml:space="preserve">N : 1</w:t></w:r></w:p></w:tc><w:tc><w:tcPr><w:tcW w:w="1417.3228346456694" w:type="dxa"/><w:noWrap/></w:tcPr><w:p><w:pPr><w:spacing w:after="30"/></w:pPr><w:r><w:rPr><w:sz w:val="16"/><w:szCs w:val="16"/></w:rPr><w:t xml:space="preserve">`CASCADE`</w:t></w:r></w:p></w:tc><w:tc><w:tcPr><w:tcW w:w="1417.3228346456694" w:type="dxa"/><w:noWrap/></w:tcPr><w:p><w:pPr><w:spacing w:after="30"/></w:pPr><w:r><w:rPr><w:sz w:val="16"/><w:szCs w:val="16"/></w:rPr><w:t xml:space="preserve">Pengguna pelapor kendala teknis atau pengusul fitur baru.</w:t></w:r></w:p></w:tc></w:tr><w:tr><w:trPr/><w:tc><w:tcPr><w:tcW w:w="1417.3228346456694" w:type="dxa"/><w:noWrap/></w:tcPr><w:p><w:pPr><w:spacing w:after="30"/></w:pPr><w:r><w:rPr><w:sz w:val="16"/><w:szCs w:val="16"/></w:rPr><w:t xml:space="preserve">9</w:t></w:r></w:p></w:tc><w:tc><w:tcPr><w:tcW w:w="1417.3228346456694" w:type="dxa"/><w:noWrap/></w:tcPr><w:p><w:pPr><w:spacing w:after="30"/></w:pPr><w:r><w:rPr><w:sz w:val="16"/><w:szCs w:val="16"/></w:rPr><w:t xml:space="preserve">`faqs`</w:t></w:r></w:p></w:tc><w:tc><w:tcPr><w:tcW w:w="1417.3228346456694" w:type="dxa"/><w:noWrap/></w:tcPr><w:p><w:pPr><w:spacing w:after="30"/></w:pPr><w:r><w:rPr><w:sz w:val="16"/><w:szCs w:val="16"/></w:rPr><w:t xml:space="preserve">`created_by`</w:t></w:r></w:p></w:tc><w:tc><w:tcPr><w:tcW w:w="1417.3228346456694" w:type="dxa"/><w:noWrap/></w:tcPr><w:p><w:pPr><w:spacing w:after="30"/></w:pPr><w:r><w:rPr><w:sz w:val="16"/><w:szCs w:val="16"/></w:rPr><w:t xml:space="preserve">`users`</w:t></w:r></w:p></w:tc><w:tc><w:tcPr><w:tcW w:w="1417.3228346456694" w:type="dxa"/><w:noWrap/></w:tcPr><w:p><w:pPr><w:spacing w:after="30"/></w:pPr><w:r><w:rPr><w:sz w:val="16"/><w:szCs w:val="16"/></w:rPr><w:t xml:space="preserve">`id`</w:t></w:r></w:p></w:tc><w:tc><w:tcPr><w:tcW w:w="1417.3228346456694" w:type="dxa"/><w:noWrap/></w:tcPr><w:p><w:pPr><w:spacing w:after="30"/></w:pPr><w:r><w:rPr><w:sz w:val="16"/><w:szCs w:val="16"/></w:rPr><w:t xml:space="preserve">N : 1</w:t></w:r></w:p></w:tc><w:tc><w:tcPr><w:tcW w:w="1417.3228346456694" w:type="dxa"/><w:noWrap/></w:tcPr><w:p><w:pPr><w:spacing w:after="30"/></w:pPr><w:r><w:rPr><w:sz w:val="16"/><w:szCs w:val="16"/></w:rPr><w:t xml:space="preserve">`SET NULL`</w:t></w:r></w:p></w:tc><w:tc><w:tcPr><w:tcW w:w="1417.3228346456694" w:type="dxa"/><w:noWrap/></w:tcPr><w:p><w:pPr><w:spacing w:after="30"/></w:pPr><w:r><w:rPr><w:sz w:val="16"/><w:szCs w:val="16"/></w:rPr><w:t xml:space="preserve">Menghubungkan entitas faqs (created_by) dengan entitas rujukan users (id).</w:t></w:r></w:p></w:tc></w:tr><w:tr><w:trPr/><w:tc><w:tcPr><w:tcW w:w="1417.3228346456694" w:type="dxa"/><w:noWrap/></w:tcPr><w:p><w:pPr><w:spacing w:after="30"/></w:pPr><w:r><w:rPr><w:sz w:val="16"/><w:szCs w:val="16"/></w:rPr><w:t xml:space="preserve">10</w:t></w:r></w:p></w:tc><w:tc><w:tcPr><w:tcW w:w="1417.3228346456694" w:type="dxa"/><w:noWrap/></w:tcPr><w:p><w:pPr><w:spacing w:after="30"/></w:pPr><w:r><w:rPr><w:sz w:val="16"/><w:szCs w:val="16"/></w:rPr><w:t xml:space="preserve">`graduations`</w:t></w:r></w:p></w:tc><w:tc><w:tcPr><w:tcW w:w="1417.3228346456694" w:type="dxa"/><w:noWrap/></w:tcPr><w:p><w:pPr><w:spacing w:after="30"/></w:pPr><w:r><w:rPr><w:sz w:val="16"/><w:szCs w:val="16"/></w:rPr><w:t xml:space="preserve">`approved_by`</w:t></w:r></w:p></w:tc><w:tc><w:tcPr><w:tcW w:w="1417.3228346456694" w:type="dxa"/><w:noWrap/></w:tcPr><w:p><w:pPr><w:spacing w:after="30"/></w:pPr><w:r><w:rPr><w:sz w:val="16"/><w:szCs w:val="16"/></w:rPr><w:t xml:space="preserve">`users`</w:t></w:r></w:p></w:tc><w:tc><w:tcPr><w:tcW w:w="1417.3228346456694" w:type="dxa"/><w:noWrap/></w:tcPr><w:p><w:pPr><w:spacing w:after="30"/></w:pPr><w:r><w:rPr><w:sz w:val="16"/><w:szCs w:val="16"/></w:rPr><w:t xml:space="preserve">`id`</w:t></w:r></w:p></w:tc><w:tc><w:tcPr><w:tcW w:w="1417.3228346456694" w:type="dxa"/><w:noWrap/></w:tcPr><w:p><w:pPr><w:spacing w:after="30"/></w:pPr><w:r><w:rPr><w:sz w:val="16"/><w:szCs w:val="16"/></w:rPr><w:t xml:space="preserve">N : 1</w:t></w:r></w:p></w:tc><w:tc><w:tcPr><w:tcW w:w="1417.3228346456694" w:type="dxa"/><w:noWrap/></w:tcPr><w:p><w:pPr><w:spacing w:after="30"/></w:pPr><w:r><w:rPr><w:sz w:val="16"/><w:szCs w:val="16"/></w:rPr><w:t xml:space="preserve">`SET NULL`</w:t></w:r></w:p></w:tc><w:tc><w:tcPr><w:tcW w:w="1417.3228346456694" w:type="dxa"/><w:noWrap/></w:tcPr><w:p><w:pPr><w:spacing w:after="30"/></w:pPr><w:r><w:rPr><w:sz w:val="16"/><w:szCs w:val="16"/></w:rPr><w:t xml:space="preserve">Menghubungkan entitas graduations (approved_by) dengan entitas rujukan users (id).</w:t></w:r></w:p></w:tc></w:tr><w:tr><w:trPr/><w:tc><w:tcPr><w:tcW w:w="1417.3228346456694" w:type="dxa"/><w:noWrap/></w:tcPr><w:p><w:pPr><w:spacing w:after="30"/></w:pPr><w:r><w:rPr><w:sz w:val="16"/><w:szCs w:val="16"/></w:rPr><w:t xml:space="preserve">11</w:t></w:r></w:p></w:tc><w:tc><w:tcPr><w:tcW w:w="1417.3228346456694" w:type="dxa"/><w:noWrap/></w:tcPr><w:p><w:pPr><w:spacing w:after="30"/></w:pPr><w:r><w:rPr><w:sz w:val="16"/><w:szCs w:val="16"/></w:rPr><w:t xml:space="preserve">`graduations`</w:t></w:r></w:p></w:tc><w:tc><w:tcPr><w:tcW w:w="1417.3228346456694" w:type="dxa"/><w:noWrap/></w:tcPr><w:p><w:pPr><w:spacing w:after="30"/></w:pPr><w:r><w:rPr><w:sz w:val="16"/><w:szCs w:val="16"/></w:rPr><w:t xml:space="preserve">`student_id`</w:t></w:r></w:p></w:tc><w:tc><w:tcPr><w:tcW w:w="1417.3228346456694" w:type="dxa"/><w:noWrap/></w:tcPr><w:p><w:pPr><w:spacing w:after="30"/></w:pPr><w:r><w:rPr><w:sz w:val="16"/><w:szCs w:val="16"/></w:rPr><w:t xml:space="preserve">`users`</w:t></w:r></w:p></w:tc><w:tc><w:tcPr><w:tcW w:w="1417.3228346456694" w:type="dxa"/><w:noWrap/></w:tcPr><w:p><w:pPr><w:spacing w:after="30"/></w:pPr><w:r><w:rPr><w:sz w:val="16"/><w:szCs w:val="16"/></w:rPr><w:t xml:space="preserve">`id`</w:t></w:r></w:p></w:tc><w:tc><w:tcPr><w:tcW w:w="1417.3228346456694" w:type="dxa"/><w:noWrap/></w:tcPr><w:p><w:pPr><w:spacing w:after="30"/></w:pPr><w:r><w:rPr><w:sz w:val="16"/><w:szCs w:val="16"/></w:rPr><w:t xml:space="preserve">N : 1</w:t></w:r></w:p></w:tc><w:tc><w:tcPr><w:tcW w:w="1417.3228346456694" w:type="dxa"/><w:noWrap/></w:tcPr><w:p><w:pPr><w:spacing w:after="30"/></w:pPr><w:r><w:rPr><w:sz w:val="16"/><w:szCs w:val="16"/></w:rPr><w:t xml:space="preserve">`CASCADE`</w:t></w:r></w:p></w:tc><w:tc><w:tcPr><w:tcW w:w="1417.3228346456694" w:type="dxa"/><w:noWrap/></w:tcPr><w:p><w:pPr><w:spacing w:after="30"/></w:pPr><w:r><w:rPr><w:sz w:val="16"/><w:szCs w:val="16"/></w:rPr><w:t xml:space="preserve">Mahasiswa calon wisudawan/lulusan yudisium.</w:t></w:r></w:p></w:tc></w:tr><w:tr><w:trPr/><w:tc><w:tcPr><w:tcW w:w="1417.3228346456694" w:type="dxa"/><w:noWrap/></w:tcPr><w:p><w:pPr><w:spacing w:after="30"/></w:pPr><w:r><w:rPr><w:sz w:val="16"/><w:szCs w:val="16"/></w:rPr><w:t xml:space="preserve">12</w:t></w:r></w:p></w:tc><w:tc><w:tcPr><w:tcW w:w="1417.3228346456694" w:type="dxa"/><w:noWrap/></w:tcPr><w:p><w:pPr><w:spacing w:after="30"/></w:pPr><w:r><w:rPr><w:sz w:val="16"/><w:szCs w:val="16"/></w:rPr><w:t xml:space="preserve">`graduations`</w:t></w:r></w:p></w:tc><w:tc><w:tcPr><w:tcW w:w="1417.3228346456694" w:type="dxa"/><w:noWrap/></w:tcPr><w:p><w:pPr><w:spacing w:after="30"/></w:pPr><w:r><w:rPr><w:sz w:val="16"/><w:szCs w:val="16"/></w:rPr><w:t xml:space="preserve">`thesis_id`</w:t></w:r></w:p></w:tc><w:tc><w:tcPr><w:tcW w:w="1417.3228346456694" w:type="dxa"/><w:noWrap/></w:tcPr><w:p><w:pPr><w:spacing w:after="30"/></w:pPr><w:r><w:rPr><w:sz w:val="16"/><w:szCs w:val="16"/></w:rPr><w:t xml:space="preserve">`theses`</w:t></w:r></w:p></w:tc><w:tc><w:tcPr><w:tcW w:w="1417.3228346456694" w:type="dxa"/><w:noWrap/></w:tcPr><w:p><w:pPr><w:spacing w:after="30"/></w:pPr><w:r><w:rPr><w:sz w:val="16"/><w:szCs w:val="16"/></w:rPr><w:t xml:space="preserve">`id`</w:t></w:r></w:p></w:tc><w:tc><w:tcPr><w:tcW w:w="1417.3228346456694" w:type="dxa"/><w:noWrap/></w:tcPr><w:p><w:pPr><w:spacing w:after="30"/></w:pPr><w:r><w:rPr><w:sz w:val="16"/><w:szCs w:val="16"/></w:rPr><w:t xml:space="preserve">1 : 1</w:t></w:r></w:p></w:tc><w:tc><w:tcPr><w:tcW w:w="1417.3228346456694" w:type="dxa"/><w:noWrap/></w:tcPr><w:p><w:pPr><w:spacing w:after="30"/></w:pPr><w:r><w:rPr><w:sz w:val="16"/><w:szCs w:val="16"/></w:rPr><w:t xml:space="preserve">`CASCADE`</w:t></w:r></w:p></w:tc><w:tc><w:tcPr><w:tcW w:w="1417.3228346456694" w:type="dxa"/><w:noWrap/></w:tcPr><w:p><w:pPr><w:spacing w:after="30"/></w:pPr><w:r><w:rPr><w:sz w:val="16"/><w:szCs w:val="16"/></w:rPr><w:t xml:space="preserve">Skripsi yang telah disahkan seluruh penguji untuk yudisium.</w:t></w:r></w:p></w:tc></w:tr><w:tr><w:trPr/><w:tc><w:tcPr><w:tcW w:w="1417.3228346456694" w:type="dxa"/><w:noWrap/></w:tcPr><w:p><w:pPr><w:spacing w:after="30"/></w:pPr><w:r><w:rPr><w:sz w:val="16"/><w:szCs w:val="16"/></w:rPr><w:t xml:space="preserve">13</w:t></w:r></w:p></w:tc><w:tc><w:tcPr><w:tcW w:w="1417.3228346456694" w:type="dxa"/><w:noWrap/></w:tcPr><w:p><w:pPr><w:spacing w:after="30"/></w:pPr><w:r><w:rPr><w:sz w:val="16"/><w:szCs w:val="16"/></w:rPr><w:t xml:space="preserve">`guidance_documents`</w:t></w:r></w:p></w:tc><w:tc><w:tcPr><w:tcW w:w="1417.3228346456694" w:type="dxa"/><w:noWrap/></w:tcPr><w:p><w:pPr><w:spacing w:after="30"/></w:pPr><w:r><w:rPr><w:sz w:val="16"/><w:szCs w:val="16"/></w:rPr><w:t xml:space="preserve">`uploaded_by`</w:t></w:r></w:p></w:tc><w:tc><w:tcPr><w:tcW w:w="1417.3228346456694" w:type="dxa"/><w:noWrap/></w:tcPr><w:p><w:pPr><w:spacing w:after="30"/></w:pPr><w:r><w:rPr><w:sz w:val="16"/><w:szCs w:val="16"/></w:rPr><w:t xml:space="preserve">`users`</w:t></w:r></w:p></w:tc><w:tc><w:tcPr><w:tcW w:w="1417.3228346456694" w:type="dxa"/><w:noWrap/></w:tcPr><w:p><w:pPr><w:spacing w:after="30"/></w:pPr><w:r><w:rPr><w:sz w:val="16"/><w:szCs w:val="16"/></w:rPr><w:t xml:space="preserve">`id`</w:t></w:r></w:p></w:tc><w:tc><w:tcPr><w:tcW w:w="1417.3228346456694" w:type="dxa"/><w:noWrap/></w:tcPr><w:p><w:pPr><w:spacing w:after="30"/></w:pPr><w:r><w:rPr><w:sz w:val="16"/><w:szCs w:val="16"/></w:rPr><w:t xml:space="preserve">N : 1</w:t></w:r></w:p></w:tc><w:tc><w:tcPr><w:tcW w:w="1417.3228346456694" w:type="dxa"/><w:noWrap/></w:tcPr><w:p><w:pPr><w:spacing w:after="30"/></w:pPr><w:r><w:rPr><w:sz w:val="16"/><w:szCs w:val="16"/></w:rPr><w:t xml:space="preserve">`SET NULL`</w:t></w:r></w:p></w:tc><w:tc><w:tcPr><w:tcW w:w="1417.3228346456694" w:type="dxa"/><w:noWrap/></w:tcPr><w:p><w:pPr><w:spacing w:after="30"/></w:pPr><w:r><w:rPr><w:sz w:val="16"/><w:szCs w:val="16"/></w:rPr><w:t xml:space="preserve">Menghubungkan entitas guidance_documents (uploaded_by) dengan entitas rujukan users (id).</w:t></w:r></w:p></w:tc></w:tr><w:tr><w:trPr/><w:tc><w:tcPr><w:tcW w:w="1417.3228346456694" w:type="dxa"/><w:noWrap/></w:tcPr><w:p><w:pPr><w:spacing w:after="30"/></w:pPr><w:r><w:rPr><w:sz w:val="16"/><w:szCs w:val="16"/></w:rPr><w:t xml:space="preserve">14</w:t></w:r></w:p></w:tc><w:tc><w:tcPr><w:tcW w:w="1417.3228346456694" w:type="dxa"/><w:noWrap/></w:tcPr><w:p><w:pPr><w:spacing w:after="30"/></w:pPr><w:r><w:rPr><w:sz w:val="16"/><w:szCs w:val="16"/></w:rPr><w:t xml:space="preserve">`journal_bookmarks`</w:t></w:r></w:p></w:tc><w:tc><w:tcPr><w:tcW w:w="1417.3228346456694" w:type="dxa"/><w:noWrap/></w:tcPr><w:p><w:pPr><w:spacing w:after="30"/></w:pPr><w:r><w:rPr><w:sz w:val="16"/><w:szCs w:val="16"/></w:rPr><w:t xml:space="preserve">`folder_id`</w:t></w:r></w:p></w:tc><w:tc><w:tcPr><w:tcW w:w="1417.3228346456694" w:type="dxa"/><w:noWrap/></w:tcPr><w:p><w:pPr><w:spacing w:after="30"/></w:pPr><w:r><w:rPr><w:sz w:val="16"/><w:szCs w:val="16"/></w:rPr><w:t xml:space="preserve">`journal_bookmark_folders`</w:t></w:r></w:p></w:tc><w:tc><w:tcPr><w:tcW w:w="1417.3228346456694" w:type="dxa"/><w:noWrap/></w:tcPr><w:p><w:pPr><w:spacing w:after="30"/></w:pPr><w:r><w:rPr><w:sz w:val="16"/><w:szCs w:val="16"/></w:rPr><w:t xml:space="preserve">`id`</w:t></w:r></w:p></w:tc><w:tc><w:tcPr><w:tcW w:w="1417.3228346456694" w:type="dxa"/><w:noWrap/></w:tcPr><w:p><w:pPr><w:spacing w:after="30"/></w:pPr><w:r><w:rPr><w:sz w:val="16"/><w:szCs w:val="16"/></w:rPr><w:t xml:space="preserve">N : 1</w:t></w:r></w:p></w:tc><w:tc><w:tcPr><w:tcW w:w="1417.3228346456694" w:type="dxa"/><w:noWrap/></w:tcPr><w:p><w:pPr><w:spacing w:after="30"/></w:pPr><w:r><w:rPr><w:sz w:val="16"/><w:szCs w:val="16"/></w:rPr><w:t xml:space="preserve">`SET NULL`</w:t></w:r></w:p></w:tc><w:tc><w:tcPr><w:tcW w:w="1417.3228346456694" w:type="dxa"/><w:noWrap/></w:tcPr><w:p><w:pPr><w:spacing w:after="30"/></w:pPr><w:r><w:rPr><w:sz w:val="16"/><w:szCs w:val="16"/></w:rPr><w:t xml:space="preserve">Pengelompokan artikel jurnal ke folder riset spesifik.</w:t></w:r></w:p></w:tc></w:tr><w:tr><w:trPr/><w:tc><w:tcPr><w:tcW w:w="1417.3228346456694" w:type="dxa"/><w:noWrap/></w:tcPr><w:p><w:pPr><w:spacing w:after="30"/></w:pPr><w:r><w:rPr><w:sz w:val="16"/><w:szCs w:val="16"/></w:rPr><w:t xml:space="preserve">15</w:t></w:r></w:p></w:tc><w:tc><w:tcPr><w:tcW w:w="1417.3228346456694" w:type="dxa"/><w:noWrap/></w:tcPr><w:p><w:pPr><w:spacing w:after="30"/></w:pPr><w:r><w:rPr><w:sz w:val="16"/><w:szCs w:val="16"/></w:rPr><w:t xml:space="preserve">`journal_bookmarks`</w:t></w:r></w:p></w:tc><w:tc><w:tcPr><w:tcW w:w="1417.3228346456694" w:type="dxa"/><w:noWrap/></w:tcPr><w:p><w:pPr><w:spacing w:after="30"/></w:pPr><w:r><w:rPr><w:sz w:val="16"/><w:szCs w:val="16"/></w:rPr><w:t xml:space="preserve">`user_id`</w:t></w:r></w:p></w:tc><w:tc><w:tcPr><w:tcW w:w="1417.3228346456694" w:type="dxa"/><w:noWrap/></w:tcPr><w:p><w:pPr><w:spacing w:after="30"/></w:pPr><w:r><w:rPr><w:sz w:val="16"/><w:szCs w:val="16"/></w:rPr><w:t xml:space="preserve">`users`</w:t></w:r></w:p></w:tc><w:tc><w:tcPr><w:tcW w:w="1417.3228346456694" w:type="dxa"/><w:noWrap/></w:tcPr><w:p><w:pPr><w:spacing w:after="30"/></w:pPr><w:r><w:rPr><w:sz w:val="16"/><w:szCs w:val="16"/></w:rPr><w:t xml:space="preserve">`id`</w:t></w:r></w:p></w:tc><w:tc><w:tcPr><w:tcW w:w="1417.3228346456694" w:type="dxa"/><w:noWrap/></w:tcPr><w:p><w:pPr><w:spacing w:after="30"/></w:pPr><w:r><w:rPr><w:sz w:val="16"/><w:szCs w:val="16"/></w:rPr><w:t xml:space="preserve">N : 1</w:t></w:r></w:p></w:tc><w:tc><w:tcPr><w:tcW w:w="1417.3228346456694" w:type="dxa"/><w:noWrap/></w:tcPr><w:p><w:pPr><w:spacing w:after="30"/></w:pPr><w:r><w:rPr><w:sz w:val="16"/><w:szCs w:val="16"/></w:rPr><w:t xml:space="preserve">`CASCADE`</w:t></w:r></w:p></w:tc><w:tc><w:tcPr><w:tcW w:w="1417.3228346456694" w:type="dxa"/><w:noWrap/></w:tcPr><w:p><w:pPr><w:spacing w:after="30"/></w:pPr><w:r><w:rPr><w:sz w:val="16"/><w:szCs w:val="16"/></w:rPr><w:t xml:space="preserve">Pengguna pemilik bookmark referensi jurnal riset.</w:t></w:r></w:p></w:tc></w:tr><w:tr><w:trPr/><w:tc><w:tcPr><w:tcW w:w="1417.3228346456694" w:type="dxa"/><w:noWrap/></w:tcPr><w:p><w:pPr><w:spacing w:after="30"/></w:pPr><w:r><w:rPr><w:sz w:val="16"/><w:szCs w:val="16"/></w:rPr><w:t xml:space="preserve">16</w:t></w:r></w:p></w:tc><w:tc><w:tcPr><w:tcW w:w="1417.3228346456694" w:type="dxa"/><w:noWrap/></w:tcPr><w:p><w:pPr><w:spacing w:after="30"/></w:pPr><w:r><w:rPr><w:sz w:val="16"/><w:szCs w:val="16"/></w:rPr><w:t xml:space="preserve">`journal_bookmark_folders`</w:t></w:r></w:p></w:tc><w:tc><w:tcPr><w:tcW w:w="1417.3228346456694" w:type="dxa"/><w:noWrap/></w:tcPr><w:p><w:pPr><w:spacing w:after="30"/></w:pPr><w:r><w:rPr><w:sz w:val="16"/><w:szCs w:val="16"/></w:rPr><w:t xml:space="preserve">`user_id`</w:t></w:r></w:p></w:tc><w:tc><w:tcPr><w:tcW w:w="1417.3228346456694" w:type="dxa"/><w:noWrap/></w:tcPr><w:p><w:pPr><w:spacing w:after="30"/></w:pPr><w:r><w:rPr><w:sz w:val="16"/><w:szCs w:val="16"/></w:rPr><w:t xml:space="preserve">`users`</w:t></w:r></w:p></w:tc><w:tc><w:tcPr><w:tcW w:w="1417.3228346456694" w:type="dxa"/><w:noWrap/></w:tcPr><w:p><w:pPr><w:spacing w:after="30"/></w:pPr><w:r><w:rPr><w:sz w:val="16"/><w:szCs w:val="16"/></w:rPr><w:t xml:space="preserve">`id`</w:t></w:r></w:p></w:tc><w:tc><w:tcPr><w:tcW w:w="1417.3228346456694" w:type="dxa"/><w:noWrap/></w:tcPr><w:p><w:pPr><w:spacing w:after="30"/></w:pPr><w:r><w:rPr><w:sz w:val="16"/><w:szCs w:val="16"/></w:rPr><w:t xml:space="preserve">N : 1</w:t></w:r></w:p></w:tc><w:tc><w:tcPr><w:tcW w:w="1417.3228346456694" w:type="dxa"/><w:noWrap/></w:tcPr><w:p><w:pPr><w:spacing w:after="30"/></w:pPr><w:r><w:rPr><w:sz w:val="16"/><w:szCs w:val="16"/></w:rPr><w:t xml:space="preserve">`CASCADE`</w:t></w:r></w:p></w:tc><w:tc><w:tcPr><w:tcW w:w="1417.3228346456694" w:type="dxa"/><w:noWrap/></w:tcPr><w:p><w:pPr><w:spacing w:after="30"/></w:pPr><w:r><w:rPr><w:sz w:val="16"/><w:szCs w:val="16"/></w:rPr><w:t xml:space="preserve">Pengguna pembuat folder koleksi referensi jurnal.</w:t></w:r></w:p></w:tc></w:tr><w:tr><w:trPr/><w:tc><w:tcPr><w:tcW w:w="1417.3228346456694" w:type="dxa"/><w:noWrap/></w:tcPr><w:p><w:pPr><w:spacing w:after="30"/></w:pPr><w:r><w:rPr><w:sz w:val="16"/><w:szCs w:val="16"/></w:rPr><w:t xml:space="preserve">17</w:t></w:r></w:p></w:tc><w:tc><w:tcPr><w:tcW w:w="1417.3228346456694" w:type="dxa"/><w:noWrap/></w:tcPr><w:p><w:pPr><w:spacing w:after="30"/></w:pPr><w:r><w:rPr><w:sz w:val="16"/><w:szCs w:val="16"/></w:rPr><w:t xml:space="preserve">`logbooks`</w:t></w:r></w:p></w:tc><w:tc><w:tcPr><w:tcW w:w="1417.3228346456694" w:type="dxa"/><w:noWrap/></w:tcPr><w:p><w:pPr><w:spacing w:after="30"/></w:pPr><w:r><w:rPr><w:sz w:val="16"/><w:szCs w:val="16"/></w:rPr><w:t xml:space="preserve">`thesis_id`</w:t></w:r></w:p></w:tc><w:tc><w:tcPr><w:tcW w:w="1417.3228346456694" w:type="dxa"/><w:noWrap/></w:tcPr><w:p><w:pPr><w:spacing w:after="30"/></w:pPr><w:r><w:rPr><w:sz w:val="16"/><w:szCs w:val="16"/></w:rPr><w:t xml:space="preserve">`theses`</w:t></w:r></w:p></w:tc><w:tc><w:tcPr><w:tcW w:w="1417.3228346456694" w:type="dxa"/><w:noWrap/></w:tcPr><w:p><w:pPr><w:spacing w:after="30"/></w:pPr><w:r><w:rPr><w:sz w:val="16"/><w:szCs w:val="16"/></w:rPr><w:t xml:space="preserve">`id`</w:t></w:r></w:p></w:tc><w:tc><w:tcPr><w:tcW w:w="1417.3228346456694" w:type="dxa"/><w:noWrap/></w:tcPr><w:p><w:pPr><w:spacing w:after="30"/></w:pPr><w:r><w:rPr><w:sz w:val="16"/><w:szCs w:val="16"/></w:rPr><w:t xml:space="preserve">N : 1</w:t></w:r></w:p></w:tc><w:tc><w:tcPr><w:tcW w:w="1417.3228346456694" w:type="dxa"/><w:noWrap/></w:tcPr><w:p><w:pPr><w:spacing w:after="30"/></w:pPr><w:r><w:rPr><w:sz w:val="16"/><w:szCs w:val="16"/></w:rPr><w:t xml:space="preserve">`CASCADE`</w:t></w:r></w:p></w:tc><w:tc><w:tcPr><w:tcW w:w="1417.3228346456694" w:type="dxa"/><w:noWrap/></w:tcPr><w:p><w:pPr><w:spacing w:after="30"/></w:pPr><w:r><w:rPr><w:sz w:val="16"/><w:szCs w:val="16"/></w:rPr><w:t xml:space="preserve">Rekaman catatan harian progres pengerjaan skripsi mahasiswa.</w:t></w:r></w:p></w:tc></w:tr><w:tr><w:trPr/><w:tc><w:tcPr><w:tcW w:w="1417.3228346456694" w:type="dxa"/><w:noWrap/></w:tcPr><w:p><w:pPr><w:spacing w:after="30"/></w:pPr><w:r><w:rPr><w:sz w:val="16"/><w:szCs w:val="16"/></w:rPr><w:t xml:space="preserve">18</w:t></w:r></w:p></w:tc><w:tc><w:tcPr><w:tcW w:w="1417.3228346456694" w:type="dxa"/><w:noWrap/></w:tcPr><w:p><w:pPr><w:spacing w:after="30"/></w:pPr><w:r><w:rPr><w:sz w:val="16"/><w:szCs w:val="16"/></w:rPr><w:t xml:space="preserve">`mentoring_sessions`</w:t></w:r></w:p></w:tc><w:tc><w:tcPr><w:tcW w:w="1417.3228346456694" w:type="dxa"/><w:noWrap/></w:tcPr><w:p><w:pPr><w:spacing w:after="30"/></w:pPr><w:r><w:rPr><w:sz w:val="16"/><w:szCs w:val="16"/></w:rPr><w:t xml:space="preserve">`dosen_id`</w:t></w:r></w:p></w:tc><w:tc><w:tcPr><w:tcW w:w="1417.3228346456694" w:type="dxa"/><w:noWrap/></w:tcPr><w:p><w:pPr><w:spacing w:after="30"/></w:pPr><w:r><w:rPr><w:sz w:val="16"/><w:szCs w:val="16"/></w:rPr><w:t xml:space="preserve">`users`</w:t></w:r></w:p></w:tc><w:tc><w:tcPr><w:tcW w:w="1417.3228346456694" w:type="dxa"/><w:noWrap/></w:tcPr><w:p><w:pPr><w:spacing w:after="30"/></w:pPr><w:r><w:rPr><w:sz w:val="16"/><w:szCs w:val="16"/></w:rPr><w:t xml:space="preserve">`id`</w:t></w:r></w:p></w:tc><w:tc><w:tcPr><w:tcW w:w="1417.3228346456694" w:type="dxa"/><w:noWrap/></w:tcPr><w:p><w:pPr><w:spacing w:after="30"/></w:pPr><w:r><w:rPr><w:sz w:val="16"/><w:szCs w:val="16"/></w:rPr><w:t xml:space="preserve">N : 1</w:t></w:r></w:p></w:tc><w:tc><w:tcPr><w:tcW w:w="1417.3228346456694" w:type="dxa"/><w:noWrap/></w:tcPr><w:p><w:pPr><w:spacing w:after="30"/></w:pPr><w:r><w:rPr><w:sz w:val="16"/><w:szCs w:val="16"/></w:rPr><w:t xml:space="preserve">`CASCADE`</w:t></w:r></w:p></w:tc><w:tc><w:tcPr><w:tcW w:w="1417.3228346456694" w:type="dxa"/><w:noWrap/></w:tcPr><w:p><w:pPr><w:spacing w:after="30"/></w:pPr><w:r><w:rPr><w:sz w:val="16"/><w:szCs w:val="16"/></w:rPr><w:t xml:space="preserve">Dosen pembimbing yang membuka dan mengesahkan sesi bimbingan.</w:t></w:r></w:p></w:tc></w:tr><w:tr><w:trPr/><w:tc><w:tcPr><w:tcW w:w="1417.3228346456694" w:type="dxa"/><w:noWrap/></w:tcPr><w:p><w:pPr><w:spacing w:after="30"/></w:pPr><w:r><w:rPr><w:sz w:val="16"/><w:szCs w:val="16"/></w:rPr><w:t xml:space="preserve">19</w:t></w:r></w:p></w:tc><w:tc><w:tcPr><w:tcW w:w="1417.3228346456694" w:type="dxa"/><w:noWrap/></w:tcPr><w:p><w:pPr><w:spacing w:after="30"/></w:pPr><w:r><w:rPr><w:sz w:val="16"/><w:szCs w:val="16"/></w:rPr><w:t xml:space="preserve">`mentoring_sessions`</w:t></w:r></w:p></w:tc><w:tc><w:tcPr><w:tcW w:w="1417.3228346456694" w:type="dxa"/><w:noWrap/></w:tcPr><w:p><w:pPr><w:spacing w:after="30"/></w:pPr><w:r><w:rPr><w:sz w:val="16"/><w:szCs w:val="16"/></w:rPr><w:t xml:space="preserve">`thesis_id`</w:t></w:r></w:p></w:tc><w:tc><w:tcPr><w:tcW w:w="1417.3228346456694" w:type="dxa"/><w:noWrap/></w:tcPr><w:p><w:pPr><w:spacing w:after="30"/></w:pPr><w:r><w:rPr><w:sz w:val="16"/><w:szCs w:val="16"/></w:rPr><w:t xml:space="preserve">`theses`</w:t></w:r></w:p></w:tc><w:tc><w:tcPr><w:tcW w:w="1417.3228346456694" w:type="dxa"/><w:noWrap/></w:tcPr><w:p><w:pPr><w:spacing w:after="30"/></w:pPr><w:r><w:rPr><w:sz w:val="16"/><w:szCs w:val="16"/></w:rPr><w:t xml:space="preserve">`id`</w:t></w:r></w:p></w:tc><w:tc><w:tcPr><w:tcW w:w="1417.3228346456694" w:type="dxa"/><w:noWrap/></w:tcPr><w:p><w:pPr><w:spacing w:after="30"/></w:pPr><w:r><w:rPr><w:sz w:val="16"/><w:szCs w:val="16"/></w:rPr><w:t xml:space="preserve">N : 1</w:t></w:r></w:p></w:tc><w:tc><w:tcPr><w:tcW w:w="1417.3228346456694" w:type="dxa"/><w:noWrap/></w:tcPr><w:p><w:pPr><w:spacing w:after="30"/></w:pPr><w:r><w:rPr><w:sz w:val="16"/><w:szCs w:val="16"/></w:rPr><w:t xml:space="preserve">`CASCADE`</w:t></w:r></w:p></w:tc><w:tc><w:tcPr><w:tcW w:w="1417.3228346456694" w:type="dxa"/><w:noWrap/></w:tcPr><w:p><w:pPr><w:spacing w:after="30"/></w:pPr><w:r><w:rPr><w:sz w:val="16"/><w:szCs w:val="16"/></w:rPr><w:t xml:space="preserve">Sesi bimbingan tatap muka yang terhubung ke tugas akhir.</w:t></w:r></w:p></w:tc></w:tr><w:tr><w:trPr/><w:tc><w:tcPr><w:tcW w:w="1417.3228346456694" w:type="dxa"/><w:noWrap/></w:tcPr><w:p><w:pPr><w:spacing w:after="30"/></w:pPr><w:r><w:rPr><w:sz w:val="16"/><w:szCs w:val="16"/></w:rPr><w:t xml:space="preserve">20</w:t></w:r></w:p></w:tc><w:tc><w:tcPr><w:tcW w:w="1417.3228346456694" w:type="dxa"/><w:noWrap/></w:tcPr><w:p><w:pPr><w:spacing w:after="30"/></w:pPr><w:r><w:rPr><w:sz w:val="16"/><w:szCs w:val="16"/></w:rPr><w:t xml:space="preserve">`messages`</w:t></w:r></w:p></w:tc><w:tc><w:tcPr><w:tcW w:w="1417.3228346456694" w:type="dxa"/><w:noWrap/></w:tcPr><w:p><w:pPr><w:spacing w:after="30"/></w:pPr><w:r><w:rPr><w:sz w:val="16"/><w:szCs w:val="16"/></w:rPr><w:t xml:space="preserve">`receiver_id`</w:t></w:r></w:p></w:tc><w:tc><w:tcPr><w:tcW w:w="1417.3228346456694" w:type="dxa"/><w:noWrap/></w:tcPr><w:p><w:pPr><w:spacing w:after="30"/></w:pPr><w:r><w:rPr><w:sz w:val="16"/><w:szCs w:val="16"/></w:rPr><w:t xml:space="preserve">`users`</w:t></w:r></w:p></w:tc><w:tc><w:tcPr><w:tcW w:w="1417.3228346456694" w:type="dxa"/><w:noWrap/></w:tcPr><w:p><w:pPr><w:spacing w:after="30"/></w:pPr><w:r><w:rPr><w:sz w:val="16"/><w:szCs w:val="16"/></w:rPr><w:t xml:space="preserve">`id`</w:t></w:r></w:p></w:tc><w:tc><w:tcPr><w:tcW w:w="1417.3228346456694" w:type="dxa"/><w:noWrap/></w:tcPr><w:p><w:pPr><w:spacing w:after="30"/></w:pPr><w:r><w:rPr><w:sz w:val="16"/><w:szCs w:val="16"/></w:rPr><w:t xml:space="preserve">N : 1</w:t></w:r></w:p></w:tc><w:tc><w:tcPr><w:tcW w:w="1417.3228346456694" w:type="dxa"/><w:noWrap/></w:tcPr><w:p><w:pPr><w:spacing w:after="30"/></w:pPr><w:r><w:rPr><w:sz w:val="16"/><w:szCs w:val="16"/></w:rPr><w:t xml:space="preserve">`CASCADE`</w:t></w:r></w:p></w:tc><w:tc><w:tcPr><w:tcW w:w="1417.3228346456694" w:type="dxa"/><w:noWrap/></w:tcPr><w:p><w:pPr><w:spacing w:after="30"/></w:pPr><w:r><w:rPr><w:sz w:val="16"/><w:szCs w:val="16"/></w:rPr><w:t xml:space="preserve">Pengguna penerima pesan obrolan internal platform.</w:t></w:r></w:p></w:tc></w:tr><w:tr><w:trPr/><w:tc><w:tcPr><w:tcW w:w="1417.3228346456694" w:type="dxa"/><w:noWrap/></w:tcPr><w:p><w:pPr><w:spacing w:after="30"/></w:pPr><w:r><w:rPr><w:sz w:val="16"/><w:szCs w:val="16"/></w:rPr><w:t xml:space="preserve">21</w:t></w:r></w:p></w:tc><w:tc><w:tcPr><w:tcW w:w="1417.3228346456694" w:type="dxa"/><w:noWrap/></w:tcPr><w:p><w:pPr><w:spacing w:after="30"/></w:pPr><w:r><w:rPr><w:sz w:val="16"/><w:szCs w:val="16"/></w:rPr><w:t xml:space="preserve">`messages`</w:t></w:r></w:p></w:tc><w:tc><w:tcPr><w:tcW w:w="1417.3228346456694" w:type="dxa"/><w:noWrap/></w:tcPr><w:p><w:pPr><w:spacing w:after="30"/></w:pPr><w:r><w:rPr><w:sz w:val="16"/><w:szCs w:val="16"/></w:rPr><w:t xml:space="preserve">`sender_id`</w:t></w:r></w:p></w:tc><w:tc><w:tcPr><w:tcW w:w="1417.3228346456694" w:type="dxa"/><w:noWrap/></w:tcPr><w:p><w:pPr><w:spacing w:after="30"/></w:pPr><w:r><w:rPr><w:sz w:val="16"/><w:szCs w:val="16"/></w:rPr><w:t xml:space="preserve">`users`</w:t></w:r></w:p></w:tc><w:tc><w:tcPr><w:tcW w:w="1417.3228346456694" w:type="dxa"/><w:noWrap/></w:tcPr><w:p><w:pPr><w:spacing w:after="30"/></w:pPr><w:r><w:rPr><w:sz w:val="16"/><w:szCs w:val="16"/></w:rPr><w:t xml:space="preserve">`id`</w:t></w:r></w:p></w:tc><w:tc><w:tcPr><w:tcW w:w="1417.3228346456694" w:type="dxa"/><w:noWrap/></w:tcPr><w:p><w:pPr><w:spacing w:after="30"/></w:pPr><w:r><w:rPr><w:sz w:val="16"/><w:szCs w:val="16"/></w:rPr><w:t xml:space="preserve">N : 1</w:t></w:r></w:p></w:tc><w:tc><w:tcPr><w:tcW w:w="1417.3228346456694" w:type="dxa"/><w:noWrap/></w:tcPr><w:p><w:pPr><w:spacing w:after="30"/></w:pPr><w:r><w:rPr><w:sz w:val="16"/><w:szCs w:val="16"/></w:rPr><w:t xml:space="preserve">`CASCADE`</w:t></w:r></w:p></w:tc><w:tc><w:tcPr><w:tcW w:w="1417.3228346456694" w:type="dxa"/><w:noWrap/></w:tcPr><w:p><w:pPr><w:spacing w:after="30"/></w:pPr><w:r><w:rPr><w:sz w:val="16"/><w:szCs w:val="16"/></w:rPr><w:t xml:space="preserve">Pengguna pengirim pesan obrolan internal platform.</w:t></w:r></w:p></w:tc></w:tr><w:tr><w:trPr/><w:tc><w:tcPr><w:tcW w:w="1417.3228346456694" w:type="dxa"/><w:noWrap/></w:tcPr><w:p><w:pPr><w:spacing w:after="30"/></w:pPr><w:r><w:rPr><w:sz w:val="16"/><w:szCs w:val="16"/></w:rPr><w:t xml:space="preserve">22</w:t></w:r></w:p></w:tc><w:tc><w:tcPr><w:tcW w:w="1417.3228346456694" w:type="dxa"/><w:noWrap/></w:tcPr><w:p><w:pPr><w:spacing w:after="30"/></w:pPr><w:r><w:rPr><w:sz w:val="16"/><w:szCs w:val="16"/></w:rPr><w:t xml:space="preserve">`seminar_applications`</w:t></w:r></w:p></w:tc><w:tc><w:tcPr><w:tcW w:w="1417.3228346456694" w:type="dxa"/><w:noWrap/></w:tcPr><w:p><w:pPr><w:spacing w:after="30"/></w:pPr><w:r><w:rPr><w:sz w:val="16"/><w:szCs w:val="16"/></w:rPr><w:t xml:space="preserve">`thesis_id`</w:t></w:r></w:p></w:tc><w:tc><w:tcPr><w:tcW w:w="1417.3228346456694" w:type="dxa"/><w:noWrap/></w:tcPr><w:p><w:pPr><w:spacing w:after="30"/></w:pPr><w:r><w:rPr><w:sz w:val="16"/><w:szCs w:val="16"/></w:rPr><w:t xml:space="preserve">`theses`</w:t></w:r></w:p></w:tc><w:tc><w:tcPr><w:tcW w:w="1417.3228346456694" w:type="dxa"/><w:noWrap/></w:tcPr><w:p><w:pPr><w:spacing w:after="30"/></w:pPr><w:r><w:rPr><w:sz w:val="16"/><w:szCs w:val="16"/></w:rPr><w:t xml:space="preserve">`id`</w:t></w:r></w:p></w:tc><w:tc><w:tcPr><w:tcW w:w="1417.3228346456694" w:type="dxa"/><w:noWrap/></w:tcPr><w:p><w:pPr><w:spacing w:after="30"/></w:pPr><w:r><w:rPr><w:sz w:val="16"/><w:szCs w:val="16"/></w:rPr><w:t xml:space="preserve">N : 1</w:t></w:r></w:p></w:tc><w:tc><w:tcPr><w:tcW w:w="1417.3228346456694" w:type="dxa"/><w:noWrap/></w:tcPr><w:p><w:pPr><w:spacing w:after="30"/></w:pPr><w:r><w:rPr><w:sz w:val="16"/><w:szCs w:val="16"/></w:rPr><w:t xml:space="preserve">`CASCADE`</w:t></w:r></w:p></w:tc><w:tc><w:tcPr><w:tcW w:w="1417.3228346456694" w:type="dxa"/><w:noWrap/></w:tcPr><w:p><w:pPr><w:spacing w:after="30"/></w:pPr><w:r><w:rPr><w:sz w:val="16"/><w:szCs w:val="16"/></w:rPr><w:t xml:space="preserve">Skripsi yang diajukan untuk menempuh ujian Seminar Proposal.</w:t></w:r></w:p></w:tc></w:tr><w:tr><w:trPr/><w:tc><w:tcPr><w:tcW w:w="1417.3228346456694" w:type="dxa"/><w:noWrap/></w:tcPr><w:p><w:pPr><w:spacing w:after="30"/></w:pPr><w:r><w:rPr><w:sz w:val="16"/><w:szCs w:val="16"/></w:rPr><w:t xml:space="preserve">23</w:t></w:r></w:p></w:tc><w:tc><w:tcPr><w:tcW w:w="1417.3228346456694" w:type="dxa"/><w:noWrap/></w:tcPr><w:p><w:pPr><w:spacing w:after="30"/></w:pPr><w:r><w:rPr><w:sz w:val="16"/><w:szCs w:val="16"/></w:rPr><w:t xml:space="preserve">`seminar_applications`</w:t></w:r></w:p></w:tc><w:tc><w:tcPr><w:tcW w:w="1417.3228346456694" w:type="dxa"/><w:noWrap/></w:tcPr><w:p><w:pPr><w:spacing w:after="30"/></w:pPr><w:r><w:rPr><w:sz w:val="16"/><w:szCs w:val="16"/></w:rPr><w:t xml:space="preserve">`wave_id`</w:t></w:r></w:p></w:tc><w:tc><w:tcPr><w:tcW w:w="1417.3228346456694" w:type="dxa"/><w:noWrap/></w:tcPr><w:p><w:pPr><w:spacing w:after="30"/></w:pPr><w:r><w:rPr><w:sz w:val="16"/><w:szCs w:val="16"/></w:rPr><w:t xml:space="preserve">`waves`</w:t></w:r></w:p></w:tc><w:tc><w:tcPr><w:tcW w:w="1417.3228346456694" w:type="dxa"/><w:noWrap/></w:tcPr><w:p><w:pPr><w:spacing w:after="30"/></w:pPr><w:r><w:rPr><w:sz w:val="16"/><w:szCs w:val="16"/></w:rPr><w:t xml:space="preserve">`id`</w:t></w:r></w:p></w:tc><w:tc><w:tcPr><w:tcW w:w="1417.3228346456694" w:type="dxa"/><w:noWrap/></w:tcPr><w:p><w:pPr><w:spacing w:after="30"/></w:pPr><w:r><w:rPr><w:sz w:val="16"/><w:szCs w:val="16"/></w:rPr><w:t xml:space="preserve">N : 1</w:t></w:r></w:p></w:tc><w:tc><w:tcPr><w:tcW w:w="1417.3228346456694" w:type="dxa"/><w:noWrap/></w:tcPr><w:p><w:pPr><w:spacing w:after="30"/></w:pPr><w:r><w:rPr><w:sz w:val="16"/><w:szCs w:val="16"/></w:rPr><w:t xml:space="preserve">`SET NULL`</w:t></w:r></w:p></w:tc><w:tc><w:tcPr><w:tcW w:w="1417.3228346456694" w:type="dxa"/><w:noWrap/></w:tcPr><w:p><w:pPr><w:spacing w:after="30"/></w:pPr><w:r><w:rPr><w:sz w:val="16"/><w:szCs w:val="16"/></w:rPr><w:t xml:space="preserve">Gelombang periode pendaftaran seminar proposal aktif.</w:t></w:r></w:p></w:tc></w:tr><w:tr><w:trPr/><w:tc><w:tcPr><w:tcW w:w="1417.3228346456694" w:type="dxa"/><w:noWrap/></w:tcPr><w:p><w:pPr><w:spacing w:after="30"/></w:pPr><w:r><w:rPr><w:sz w:val="16"/><w:szCs w:val="16"/></w:rPr><w:t xml:space="preserve">24</w:t></w:r></w:p></w:tc><w:tc><w:tcPr><w:tcW w:w="1417.3228346456694" w:type="dxa"/><w:noWrap/></w:tcPr><w:p><w:pPr><w:spacing w:after="30"/></w:pPr><w:r><w:rPr><w:sz w:val="16"/><w:szCs w:val="16"/></w:rPr><w:t xml:space="preserve">`seminar_revisions`</w:t></w:r></w:p></w:tc><w:tc><w:tcPr><w:tcW w:w="1417.3228346456694" w:type="dxa"/><w:noWrap/></w:tcPr><w:p><w:pPr><w:spacing w:after="30"/></w:pPr><w:r><w:rPr><w:sz w:val="16"/><w:szCs w:val="16"/></w:rPr><w:t xml:space="preserve">`examiner_id`</w:t></w:r></w:p></w:tc><w:tc><w:tcPr><w:tcW w:w="1417.3228346456694" w:type="dxa"/><w:noWrap/></w:tcPr><w:p><w:pPr><w:spacing w:after="30"/></w:pPr><w:r><w:rPr><w:sz w:val="16"/><w:szCs w:val="16"/></w:rPr><w:t xml:space="preserve">`users`</w:t></w:r></w:p></w:tc><w:tc><w:tcPr><w:tcW w:w="1417.3228346456694" w:type="dxa"/><w:noWrap/></w:tcPr><w:p><w:pPr><w:spacing w:after="30"/></w:pPr><w:r><w:rPr><w:sz w:val="16"/><w:szCs w:val="16"/></w:rPr><w:t xml:space="preserve">`id`</w:t></w:r></w:p></w:tc><w:tc><w:tcPr><w:tcW w:w="1417.3228346456694" w:type="dxa"/><w:noWrap/></w:tcPr><w:p><w:pPr><w:spacing w:after="30"/></w:pPr><w:r><w:rPr><w:sz w:val="16"/><w:szCs w:val="16"/></w:rPr><w:t xml:space="preserve">N : 1</w:t></w:r></w:p></w:tc><w:tc><w:tcPr><w:tcW w:w="1417.3228346456694" w:type="dxa"/><w:noWrap/></w:tcPr><w:p><w:pPr><w:spacing w:after="30"/></w:pPr><w:r><w:rPr><w:sz w:val="16"/><w:szCs w:val="16"/></w:rPr><w:t xml:space="preserve">`CASCADE`</w:t></w:r></w:p></w:tc><w:tc><w:tcPr><w:tcW w:w="1417.3228346456694" w:type="dxa"/><w:noWrap/></w:tcPr><w:p><w:pPr><w:spacing w:after="30"/></w:pPr><w:r><w:rPr><w:sz w:val="16"/><w:szCs w:val="16"/></w:rPr><w:t xml:space="preserve">Dosen penguji seminar yang memberikan catatan revisi.</w:t></w:r></w:p></w:tc></w:tr><w:tr><w:trPr/><w:tc><w:tcPr><w:tcW w:w="1417.3228346456694" w:type="dxa"/><w:noWrap/></w:tcPr><w:p><w:pPr><w:spacing w:after="30"/></w:pPr><w:r><w:rPr><w:sz w:val="16"/><w:szCs w:val="16"/></w:rPr><w:t xml:space="preserve">25</w:t></w:r></w:p></w:tc><w:tc><w:tcPr><w:tcW w:w="1417.3228346456694" w:type="dxa"/><w:noWrap/></w:tcPr><w:p><w:pPr><w:spacing w:after="30"/></w:pPr><w:r><w:rPr><w:sz w:val="16"/><w:szCs w:val="16"/></w:rPr><w:t xml:space="preserve">`seminar_revisions`</w:t></w:r></w:p></w:tc><w:tc><w:tcPr><w:tcW w:w="1417.3228346456694" w:type="dxa"/><w:noWrap/></w:tcPr><w:p><w:pPr><w:spacing w:after="30"/></w:pPr><w:r><w:rPr><w:sz w:val="16"/><w:szCs w:val="16"/></w:rPr><w:t xml:space="preserve">`seminar_schedule_detail_id`</w:t></w:r></w:p></w:tc><w:tc><w:tcPr><w:tcW w:w="1417.3228346456694" w:type="dxa"/><w:noWrap/></w:tcPr><w:p><w:pPr><w:spacing w:after="30"/></w:pPr><w:r><w:rPr><w:sz w:val="16"/><w:szCs w:val="16"/></w:rPr><w:t xml:space="preserve">`seminar_schedule_details`</w:t></w:r></w:p></w:tc><w:tc><w:tcPr><w:tcW w:w="1417.3228346456694" w:type="dxa"/><w:noWrap/></w:tcPr><w:p><w:pPr><w:spacing w:after="30"/></w:pPr><w:r><w:rPr><w:sz w:val="16"/><w:szCs w:val="16"/></w:rPr><w:t xml:space="preserve">`id`</w:t></w:r></w:p></w:tc><w:tc><w:tcPr><w:tcW w:w="1417.3228346456694" w:type="dxa"/><w:noWrap/></w:tcPr><w:p><w:pPr><w:spacing w:after="30"/></w:pPr><w:r><w:rPr><w:sz w:val="16"/><w:szCs w:val="16"/></w:rPr><w:t xml:space="preserve">N : 1</w:t></w:r></w:p></w:tc><w:tc><w:tcPr><w:tcW w:w="1417.3228346456694" w:type="dxa"/><w:noWrap/></w:tcPr><w:p><w:pPr><w:spacing w:after="30"/></w:pPr><w:r><w:rPr><w:sz w:val="16"/><w:szCs w:val="16"/></w:rPr><w:t xml:space="preserve">`CASCADE`</w:t></w:r></w:p></w:tc><w:tc><w:tcPr><w:tcW w:w="1417.3228346456694" w:type="dxa"/><w:noWrap/></w:tcPr><w:p><w:pPr><w:spacing w:after="30"/></w:pPr><w:r><w:rPr><w:sz w:val="16"/><w:szCs w:val="16"/></w:rPr><w:t xml:space="preserve">Kewajiban perbaikan yang diterbitkan dewan penguji seminar.</w:t></w:r></w:p></w:tc></w:tr><w:tr><w:trPr/><w:tc><w:tcPr><w:tcW w:w="1417.3228346456694" w:type="dxa"/><w:noWrap/></w:tcPr><w:p><w:pPr><w:spacing w:after="30"/></w:pPr><w:r><w:rPr><w:sz w:val="16"/><w:szCs w:val="16"/></w:rPr><w:t xml:space="preserve">26</w:t></w:r></w:p></w:tc><w:tc><w:tcPr><w:tcW w:w="1417.3228346456694" w:type="dxa"/><w:noWrap/></w:tcPr><w:p><w:pPr><w:spacing w:after="30"/></w:pPr><w:r><w:rPr><w:sz w:val="16"/><w:szCs w:val="16"/></w:rPr><w:t xml:space="preserve">`seminar_revision_messages`</w:t></w:r></w:p></w:tc><w:tc><w:tcPr><w:tcW w:w="1417.3228346456694" w:type="dxa"/><w:noWrap/></w:tcPr><w:p><w:pPr><w:spacing w:after="30"/></w:pPr><w:r><w:rPr><w:sz w:val="16"/><w:szCs w:val="16"/></w:rPr><w:t xml:space="preserve">`seminar_revision_id`</w:t></w:r></w:p></w:tc><w:tc><w:tcPr><w:tcW w:w="1417.3228346456694" w:type="dxa"/><w:noWrap/></w:tcPr><w:p><w:pPr><w:spacing w:after="30"/></w:pPr><w:r><w:rPr><w:sz w:val="16"/><w:szCs w:val="16"/></w:rPr><w:t xml:space="preserve">`seminar_revisions`</w:t></w:r></w:p></w:tc><w:tc><w:tcPr><w:tcW w:w="1417.3228346456694" w:type="dxa"/><w:noWrap/></w:tcPr><w:p><w:pPr><w:spacing w:after="30"/></w:pPr><w:r><w:rPr><w:sz w:val="16"/><w:szCs w:val="16"/></w:rPr><w:t xml:space="preserve">`id`</w:t></w:r></w:p></w:tc><w:tc><w:tcPr><w:tcW w:w="1417.3228346456694" w:type="dxa"/><w:noWrap/></w:tcPr><w:p><w:pPr><w:spacing w:after="30"/></w:pPr><w:r><w:rPr><w:sz w:val="16"/><w:szCs w:val="16"/></w:rPr><w:t xml:space="preserve">N : 1</w:t></w:r></w:p></w:tc><w:tc><w:tcPr><w:tcW w:w="1417.3228346456694" w:type="dxa"/><w:noWrap/></w:tcPr><w:p><w:pPr><w:spacing w:after="30"/></w:pPr><w:r><w:rPr><w:sz w:val="16"/><w:szCs w:val="16"/></w:rPr><w:t xml:space="preserve">`CASCADE`</w:t></w:r></w:p></w:tc><w:tc><w:tcPr><w:tcW w:w="1417.3228346456694" w:type="dxa"/><w:noWrap/></w:tcPr><w:p><w:pPr><w:spacing w:after="30"/></w:pPr><w:r><w:rPr><w:sz w:val="16"/><w:szCs w:val="16"/></w:rPr><w:t xml:space="preserve">Thread percakapan konsultasi perbaikan revisi seminar.</w:t></w:r></w:p></w:tc></w:tr><w:tr><w:trPr/><w:tc><w:tcPr><w:tcW w:w="1417.3228346456694" w:type="dxa"/><w:noWrap/></w:tcPr><w:p><w:pPr><w:spacing w:after="30"/></w:pPr><w:r><w:rPr><w:sz w:val="16"/><w:szCs w:val="16"/></w:rPr><w:t xml:space="preserve">27</w:t></w:r></w:p></w:tc><w:tc><w:tcPr><w:tcW w:w="1417.3228346456694" w:type="dxa"/><w:noWrap/></w:tcPr><w:p><w:pPr><w:spacing w:after="30"/></w:pPr><w:r><w:rPr><w:sz w:val="16"/><w:szCs w:val="16"/></w:rPr><w:t xml:space="preserve">`seminar_revision_messages`</w:t></w:r></w:p></w:tc><w:tc><w:tcPr><w:tcW w:w="1417.3228346456694" w:type="dxa"/><w:noWrap/></w:tcPr><w:p><w:pPr><w:spacing w:after="30"/></w:pPr><w:r><w:rPr><w:sz w:val="16"/><w:szCs w:val="16"/></w:rPr><w:t xml:space="preserve">`sender_id`</w:t></w:r></w:p></w:tc><w:tc><w:tcPr><w:tcW w:w="1417.3228346456694" w:type="dxa"/><w:noWrap/></w:tcPr><w:p><w:pPr><w:spacing w:after="30"/></w:pPr><w:r><w:rPr><w:sz w:val="16"/><w:szCs w:val="16"/></w:rPr><w:t xml:space="preserve">`users`</w:t></w:r></w:p></w:tc><w:tc><w:tcPr><w:tcW w:w="1417.3228346456694" w:type="dxa"/><w:noWrap/></w:tcPr><w:p><w:pPr><w:spacing w:after="30"/></w:pPr><w:r><w:rPr><w:sz w:val="16"/><w:szCs w:val="16"/></w:rPr><w:t xml:space="preserve">`id`</w:t></w:r></w:p></w:tc><w:tc><w:tcPr><w:tcW w:w="1417.3228346456694" w:type="dxa"/><w:noWrap/></w:tcPr><w:p><w:pPr><w:spacing w:after="30"/></w:pPr><w:r><w:rPr><w:sz w:val="16"/><w:szCs w:val="16"/></w:rPr><w:t xml:space="preserve">N : 1</w:t></w:r></w:p></w:tc><w:tc><w:tcPr><w:tcW w:w="1417.3228346456694" w:type="dxa"/><w:noWrap/></w:tcPr><w:p><w:pPr><w:spacing w:after="30"/></w:pPr><w:r><w:rPr><w:sz w:val="16"/><w:szCs w:val="16"/></w:rPr><w:t xml:space="preserve">`RESTRICT`</w:t></w:r></w:p></w:tc><w:tc><w:tcPr><w:tcW w:w="1417.3228346456694" w:type="dxa"/><w:noWrap/></w:tcPr><w:p><w:pPr><w:spacing w:after="30"/></w:pPr><w:r><w:rPr><w:sz w:val="16"/><w:szCs w:val="16"/></w:rPr><w:t xml:space="preserve">Menghubungkan entitas seminar_revision_messages (sender_id) dengan entitas rujukan users (id).</w:t></w:r></w:p></w:tc></w:tr><w:tr><w:trPr/><w:tc><w:tcPr><w:tcW w:w="1417.3228346456694" w:type="dxa"/><w:noWrap/></w:tcPr><w:p><w:pPr><w:spacing w:after="30"/></w:pPr><w:r><w:rPr><w:sz w:val="16"/><w:szCs w:val="16"/></w:rPr><w:t xml:space="preserve">28</w:t></w:r></w:p></w:tc><w:tc><w:tcPr><w:tcW w:w="1417.3228346456694" w:type="dxa"/><w:noWrap/></w:tcPr><w:p><w:pPr><w:spacing w:after="30"/></w:pPr><w:r><w:rPr><w:sz w:val="16"/><w:szCs w:val="16"/></w:rPr><w:t xml:space="preserve">`seminar_schedules`</w:t></w:r></w:p></w:tc><w:tc><w:tcPr><w:tcW w:w="1417.3228346456694" w:type="dxa"/><w:noWrap/></w:tcPr><w:p><w:pPr><w:spacing w:after="30"/></w:pPr><w:r><w:rPr><w:sz w:val="16"/><w:szCs w:val="16"/></w:rPr><w:t xml:space="preserve">`chairman_id`</w:t></w:r></w:p></w:tc><w:tc><w:tcPr><w:tcW w:w="1417.3228346456694" w:type="dxa"/><w:noWrap/></w:tcPr><w:p><w:pPr><w:spacing w:after="30"/></w:pPr><w:r><w:rPr><w:sz w:val="16"/><w:szCs w:val="16"/></w:rPr><w:t xml:space="preserve">`users`</w:t></w:r></w:p></w:tc><w:tc><w:tcPr><w:tcW w:w="1417.3228346456694" w:type="dxa"/><w:noWrap/></w:tcPr><w:p><w:pPr><w:spacing w:after="30"/></w:pPr><w:r><w:rPr><w:sz w:val="16"/><w:szCs w:val="16"/></w:rPr><w:t xml:space="preserve">`id`</w:t></w:r></w:p></w:tc><w:tc><w:tcPr><w:tcW w:w="1417.3228346456694" w:type="dxa"/><w:noWrap/></w:tcPr><w:p><w:pPr><w:spacing w:after="30"/></w:pPr><w:r><w:rPr><w:sz w:val="16"/><w:szCs w:val="16"/></w:rPr><w:t xml:space="preserve">N : 1</w:t></w:r></w:p></w:tc><w:tc><w:tcPr><w:tcW w:w="1417.3228346456694" w:type="dxa"/><w:noWrap/></w:tcPr><w:p><w:pPr><w:spacing w:after="30"/></w:pPr><w:r><w:rPr><w:sz w:val="16"/><w:szCs w:val="16"/></w:rPr><w:t xml:space="preserve">`CASCADE`</w:t></w:r></w:p></w:tc><w:tc><w:tcPr><w:tcW w:w="1417.3228346456694" w:type="dxa"/><w:noWrap/></w:tcPr><w:p><w:pPr><w:spacing w:after="30"/></w:pPr><w:r><w:rPr><w:sz w:val="16"/><w:szCs w:val="16"/></w:rPr><w:t xml:space="preserve">Menghubungkan entitas seminar_schedules (chairman_id) dengan entitas rujukan users (id).</w:t></w:r></w:p></w:tc></w:tr><w:tr><w:trPr/><w:tc><w:tcPr><w:tcW w:w="1417.3228346456694" w:type="dxa"/><w:noWrap/></w:tcPr><w:p><w:pPr><w:spacing w:after="30"/></w:pPr><w:r><w:rPr><w:sz w:val="16"/><w:szCs w:val="16"/></w:rPr><w:t xml:space="preserve">29</w:t></w:r></w:p></w:tc><w:tc><w:tcPr><w:tcW w:w="1417.3228346456694" w:type="dxa"/><w:noWrap/></w:tcPr><w:p><w:pPr><w:spacing w:after="30"/></w:pPr><w:r><w:rPr><w:sz w:val="16"/><w:szCs w:val="16"/></w:rPr><w:t xml:space="preserve">`seminar_schedules`</w:t></w:r></w:p></w:tc><w:tc><w:tcPr><w:tcW w:w="1417.3228346456694" w:type="dxa"/><w:noWrap/></w:tcPr><w:p><w:pPr><w:spacing w:after="30"/></w:pPr><w:r><w:rPr><w:sz w:val="16"/><w:szCs w:val="16"/></w:rPr><w:t xml:space="preserve">`created_by`</w:t></w:r></w:p></w:tc><w:tc><w:tcPr><w:tcW w:w="1417.3228346456694" w:type="dxa"/><w:noWrap/></w:tcPr><w:p><w:pPr><w:spacing w:after="30"/></w:pPr><w:r><w:rPr><w:sz w:val="16"/><w:szCs w:val="16"/></w:rPr><w:t xml:space="preserve">`users`</w:t></w:r></w:p></w:tc><w:tc><w:tcPr><w:tcW w:w="1417.3228346456694" w:type="dxa"/><w:noWrap/></w:tcPr><w:p><w:pPr><w:spacing w:after="30"/></w:pPr><w:r><w:rPr><w:sz w:val="16"/><w:szCs w:val="16"/></w:rPr><w:t xml:space="preserve">`id`</w:t></w:r></w:p></w:tc><w:tc><w:tcPr><w:tcW w:w="1417.3228346456694" w:type="dxa"/><w:noWrap/></w:tcPr><w:p><w:pPr><w:spacing w:after="30"/></w:pPr><w:r><w:rPr><w:sz w:val="16"/><w:szCs w:val="16"/></w:rPr><w:t xml:space="preserve">N : 1</w:t></w:r></w:p></w:tc><w:tc><w:tcPr><w:tcW w:w="1417.3228346456694" w:type="dxa"/><w:noWrap/></w:tcPr><w:p><w:pPr><w:spacing w:after="30"/></w:pPr><w:r><w:rPr><w:sz w:val="16"/><w:szCs w:val="16"/></w:rPr><w:t xml:space="preserve">`CASCADE`</w:t></w:r></w:p></w:tc><w:tc><w:tcPr><w:tcW w:w="1417.3228346456694" w:type="dxa"/><w:noWrap/></w:tcPr><w:p><w:pPr><w:spacing w:after="30"/></w:pPr><w:r><w:rPr><w:sz w:val="16"/><w:szCs w:val="16"/></w:rPr><w:t xml:space="preserve">Menghubungkan entitas seminar_schedules (created_by) dengan entitas rujukan users (id).</w:t></w:r></w:p></w:tc></w:tr><w:tr><w:trPr/><w:tc><w:tcPr><w:tcW w:w="1417.3228346456694" w:type="dxa"/><w:noWrap/></w:tcPr><w:p><w:pPr><w:spacing w:after="30"/></w:pPr><w:r><w:rPr><w:sz w:val="16"/><w:szCs w:val="16"/></w:rPr><w:t xml:space="preserve">30</w:t></w:r></w:p></w:tc><w:tc><w:tcPr><w:tcW w:w="1417.3228346456694" w:type="dxa"/><w:noWrap/></w:tcPr><w:p><w:pPr><w:spacing w:after="30"/></w:pPr><w:r><w:rPr><w:sz w:val="16"/><w:szCs w:val="16"/></w:rPr><w:t xml:space="preserve">`seminar_schedules`</w:t></w:r></w:p></w:tc><w:tc><w:tcPr><w:tcW w:w="1417.3228346456694" w:type="dxa"/><w:noWrap/></w:tcPr><w:p><w:pPr><w:spacing w:after="30"/></w:pPr><w:r><w:rPr><w:sz w:val="16"/><w:szCs w:val="16"/></w:rPr><w:t xml:space="preserve">`moderator_id`</w:t></w:r></w:p></w:tc><w:tc><w:tcPr><w:tcW w:w="1417.3228346456694" w:type="dxa"/><w:noWrap/></w:tcPr><w:p><w:pPr><w:spacing w:after="30"/></w:pPr><w:r><w:rPr><w:sz w:val="16"/><w:szCs w:val="16"/></w:rPr><w:t xml:space="preserve">`users`</w:t></w:r></w:p></w:tc><w:tc><w:tcPr><w:tcW w:w="1417.3228346456694" w:type="dxa"/><w:noWrap/></w:tcPr><w:p><w:pPr><w:spacing w:after="30"/></w:pPr><w:r><w:rPr><w:sz w:val="16"/><w:szCs w:val="16"/></w:rPr><w:t xml:space="preserve">`id`</w:t></w:r></w:p></w:tc><w:tc><w:tcPr><w:tcW w:w="1417.3228346456694" w:type="dxa"/><w:noWrap/></w:tcPr><w:p><w:pPr><w:spacing w:after="30"/></w:pPr><w:r><w:rPr><w:sz w:val="16"/><w:szCs w:val="16"/></w:rPr><w:t xml:space="preserve">N : 1</w:t></w:r></w:p></w:tc><w:tc><w:tcPr><w:tcW w:w="1417.3228346456694" w:type="dxa"/><w:noWrap/></w:tcPr><w:p><w:pPr><w:spacing w:after="30"/></w:pPr><w:r><w:rPr><w:sz w:val="16"/><w:szCs w:val="16"/></w:rPr><w:t xml:space="preserve">`CASCADE`</w:t></w:r></w:p></w:tc><w:tc><w:tcPr><w:tcW w:w="1417.3228346456694" w:type="dxa"/><w:noWrap/></w:tcPr><w:p><w:pPr><w:spacing w:after="30"/></w:pPr><w:r><w:rPr><w:sz w:val="16"/><w:szCs w:val="16"/></w:rPr><w:t xml:space="preserve">Menghubungkan entitas seminar_schedules (moderator_id) dengan entitas rujukan users (id).</w:t></w:r></w:p></w:tc></w:tr><w:tr><w:trPr/><w:tc><w:tcPr><w:tcW w:w="1417.3228346456694" w:type="dxa"/><w:noWrap/></w:tcPr><w:p><w:pPr><w:spacing w:after="30"/></w:pPr><w:r><w:rPr><w:sz w:val="16"/><w:szCs w:val="16"/></w:rPr><w:t xml:space="preserve">31</w:t></w:r></w:p></w:tc><w:tc><w:tcPr><w:tcW w:w="1417.3228346456694" w:type="dxa"/><w:noWrap/></w:tcPr><w:p><w:pPr><w:spacing w:after="30"/></w:pPr><w:r><w:rPr><w:sz w:val="16"/><w:szCs w:val="16"/></w:rPr><w:t xml:space="preserve">`seminar_schedules`</w:t></w:r></w:p></w:tc><w:tc><w:tcPr><w:tcW w:w="1417.3228346456694" w:type="dxa"/><w:noWrap/></w:tcPr><w:p><w:pPr><w:spacing w:after="30"/></w:pPr><w:r><w:rPr><w:sz w:val="16"/><w:szCs w:val="16"/></w:rPr><w:t xml:space="preserve">`wave_id`</w:t></w:r></w:p></w:tc><w:tc><w:tcPr><w:tcW w:w="1417.3228346456694" w:type="dxa"/><w:noWrap/></w:tcPr><w:p><w:pPr><w:spacing w:after="30"/></w:pPr><w:r><w:rPr><w:sz w:val="16"/><w:szCs w:val="16"/></w:rPr><w:t xml:space="preserve">`waves`</w:t></w:r></w:p></w:tc><w:tc><w:tcPr><w:tcW w:w="1417.3228346456694" w:type="dxa"/><w:noWrap/></w:tcPr><w:p><w:pPr><w:spacing w:after="30"/></w:pPr><w:r><w:rPr><w:sz w:val="16"/><w:szCs w:val="16"/></w:rPr><w:t xml:space="preserve">`id`</w:t></w:r></w:p></w:tc><w:tc><w:tcPr><w:tcW w:w="1417.3228346456694" w:type="dxa"/><w:noWrap/></w:tcPr><w:p><w:pPr><w:spacing w:after="30"/></w:pPr><w:r><w:rPr><w:sz w:val="16"/><w:szCs w:val="16"/></w:rPr><w:t xml:space="preserve">N : 1</w:t></w:r></w:p></w:tc><w:tc><w:tcPr><w:tcW w:w="1417.3228346456694" w:type="dxa"/><w:noWrap/></w:tcPr><w:p><w:pPr><w:spacing w:after="30"/></w:pPr><w:r><w:rPr><w:sz w:val="16"/><w:szCs w:val="16"/></w:rPr><w:t xml:space="preserve">`SET NULL`</w:t></w:r></w:p></w:tc><w:tc><w:tcPr><w:tcW w:w="1417.3228346456694" w:type="dxa"/><w:noWrap/></w:tcPr><w:p><w:pPr><w:spacing w:after="30"/></w:pPr><w:r><w:rPr><w:sz w:val="16"/><w:szCs w:val="16"/></w:rPr><w:t xml:space="preserve">Master sesi pelaksanaan ujian seminar proposal per gelombang.</w:t></w:r></w:p></w:tc></w:tr><w:tr><w:trPr/><w:tc><w:tcPr><w:tcW w:w="1417.3228346456694" w:type="dxa"/><w:noWrap/></w:tcPr><w:p><w:pPr><w:spacing w:after="30"/></w:pPr><w:r><w:rPr><w:sz w:val="16"/><w:szCs w:val="16"/></w:rPr><w:t xml:space="preserve">32</w:t></w:r></w:p></w:tc><w:tc><w:tcPr><w:tcW w:w="1417.3228346456694" w:type="dxa"/><w:noWrap/></w:tcPr><w:p><w:pPr><w:spacing w:after="30"/></w:pPr><w:r><w:rPr><w:sz w:val="16"/><w:szCs w:val="16"/></w:rPr><w:t xml:space="preserve">`seminar_schedule_details`</w:t></w:r></w:p></w:tc><w:tc><w:tcPr><w:tcW w:w="1417.3228346456694" w:type="dxa"/><w:noWrap/></w:tcPr><w:p><w:pPr><w:spacing w:after="30"/></w:pPr><w:r><w:rPr><w:sz w:val="16"/><w:szCs w:val="16"/></w:rPr><w:t xml:space="preserve">`examiner1_id`</w:t></w:r></w:p></w:tc><w:tc><w:tcPr><w:tcW w:w="1417.3228346456694" w:type="dxa"/><w:noWrap/></w:tcPr><w:p><w:pPr><w:spacing w:after="30"/></w:pPr><w:r><w:rPr><w:sz w:val="16"/><w:szCs w:val="16"/></w:rPr><w:t xml:space="preserve">`users`</w:t></w:r></w:p></w:tc><w:tc><w:tcPr><w:tcW w:w="1417.3228346456694" w:type="dxa"/><w:noWrap/></w:tcPr><w:p><w:pPr><w:spacing w:after="30"/></w:pPr><w:r><w:rPr><w:sz w:val="16"/><w:szCs w:val="16"/></w:rPr><w:t xml:space="preserve">`id`</w:t></w:r></w:p></w:tc><w:tc><w:tcPr><w:tcW w:w="1417.3228346456694" w:type="dxa"/><w:noWrap/></w:tcPr><w:p><w:pPr><w:spacing w:after="30"/></w:pPr><w:r><w:rPr><w:sz w:val="16"/><w:szCs w:val="16"/></w:rPr><w:t xml:space="preserve">N : 1</w:t></w:r></w:p></w:tc><w:tc><w:tcPr><w:tcW w:w="1417.3228346456694" w:type="dxa"/><w:noWrap/></w:tcPr><w:p><w:pPr><w:spacing w:after="30"/></w:pPr><w:r><w:rPr><w:sz w:val="16"/><w:szCs w:val="16"/></w:rPr><w:t xml:space="preserve">`CASCADE`</w:t></w:r></w:p></w:tc><w:tc><w:tcPr><w:tcW w:w="1417.3228346456694" w:type="dxa"/><w:noWrap/></w:tcPr><w:p><w:pPr><w:spacing w:after="30"/></w:pPr><w:r><w:rPr><w:sz w:val="16"/><w:szCs w:val="16"/></w:rPr><w:t xml:space="preserve">Menghubungkan entitas seminar_schedule_details (examiner1_id) dengan entitas rujukan users (id).</w:t></w:r></w:p></w:tc></w:tr><w:tr><w:trPr/><w:tc><w:tcPr><w:tcW w:w="1417.3228346456694" w:type="dxa"/><w:noWrap/></w:tcPr><w:p><w:pPr><w:spacing w:after="30"/></w:pPr><w:r><w:rPr><w:sz w:val="16"/><w:szCs w:val="16"/></w:rPr><w:t xml:space="preserve">33</w:t></w:r></w:p></w:tc><w:tc><w:tcPr><w:tcW w:w="1417.3228346456694" w:type="dxa"/><w:noWrap/></w:tcPr><w:p><w:pPr><w:spacing w:after="30"/></w:pPr><w:r><w:rPr><w:sz w:val="16"/><w:szCs w:val="16"/></w:rPr><w:t xml:space="preserve">`seminar_schedule_details`</w:t></w:r></w:p></w:tc><w:tc><w:tcPr><w:tcW w:w="1417.3228346456694" w:type="dxa"/><w:noWrap/></w:tcPr><w:p><w:pPr><w:spacing w:after="30"/></w:pPr><w:r><w:rPr><w:sz w:val="16"/><w:szCs w:val="16"/></w:rPr><w:t xml:space="preserve">`examiner2_id`</w:t></w:r></w:p></w:tc><w:tc><w:tcPr><w:tcW w:w="1417.3228346456694" w:type="dxa"/><w:noWrap/></w:tcPr><w:p><w:pPr><w:spacing w:after="30"/></w:pPr><w:r><w:rPr><w:sz w:val="16"/><w:szCs w:val="16"/></w:rPr><w:t xml:space="preserve">`users`</w:t></w:r></w:p></w:tc><w:tc><w:tcPr><w:tcW w:w="1417.3228346456694" w:type="dxa"/><w:noWrap/></w:tcPr><w:p><w:pPr><w:spacing w:after="30"/></w:pPr><w:r><w:rPr><w:sz w:val="16"/><w:szCs w:val="16"/></w:rPr><w:t xml:space="preserve">`id`</w:t></w:r></w:p></w:tc><w:tc><w:tcPr><w:tcW w:w="1417.3228346456694" w:type="dxa"/><w:noWrap/></w:tcPr><w:p><w:pPr><w:spacing w:after="30"/></w:pPr><w:r><w:rPr><w:sz w:val="16"/><w:szCs w:val="16"/></w:rPr><w:t xml:space="preserve">N : 1</w:t></w:r></w:p></w:tc><w:tc><w:tcPr><w:tcW w:w="1417.3228346456694" w:type="dxa"/><w:noWrap/></w:tcPr><w:p><w:pPr><w:spacing w:after="30"/></w:pPr><w:r><w:rPr><w:sz w:val="16"/><w:szCs w:val="16"/></w:rPr><w:t xml:space="preserve">`CASCADE`</w:t></w:r></w:p></w:tc><w:tc><w:tcPr><w:tcW w:w="1417.3228346456694" w:type="dxa"/><w:noWrap/></w:tcPr><w:p><w:pPr><w:spacing w:after="30"/></w:pPr><w:r><w:rPr><w:sz w:val="16"/><w:szCs w:val="16"/></w:rPr><w:t xml:space="preserve">Menghubungkan entitas seminar_schedule_details (examiner2_id) dengan entitas rujukan users (id).</w:t></w:r></w:p></w:tc></w:tr><w:tr><w:trPr/><w:tc><w:tcPr><w:tcW w:w="1417.3228346456694" w:type="dxa"/><w:noWrap/></w:tcPr><w:p><w:pPr><w:spacing w:after="30"/></w:pPr><w:r><w:rPr><w:sz w:val="16"/><w:szCs w:val="16"/></w:rPr><w:t xml:space="preserve">34</w:t></w:r></w:p></w:tc><w:tc><w:tcPr><w:tcW w:w="1417.3228346456694" w:type="dxa"/><w:noWrap/></w:tcPr><w:p><w:pPr><w:spacing w:after="30"/></w:pPr><w:r><w:rPr><w:sz w:val="16"/><w:szCs w:val="16"/></w:rPr><w:t xml:space="preserve">`seminar_schedule_details`</w:t></w:r></w:p></w:tc><w:tc><w:tcPr><w:tcW w:w="1417.3228346456694" w:type="dxa"/><w:noWrap/></w:tcPr><w:p><w:pPr><w:spacing w:after="30"/></w:pPr><w:r><w:rPr><w:sz w:val="16"/><w:szCs w:val="16"/></w:rPr><w:t xml:space="preserve">`seminar_schedule_id`</w:t></w:r></w:p></w:tc><w:tc><w:tcPr><w:tcW w:w="1417.3228346456694" w:type="dxa"/><w:noWrap/></w:tcPr><w:p><w:pPr><w:spacing w:after="30"/></w:pPr><w:r><w:rPr><w:sz w:val="16"/><w:szCs w:val="16"/></w:rPr><w:t xml:space="preserve">`seminar_schedules`</w:t></w:r></w:p></w:tc><w:tc><w:tcPr><w:tcW w:w="1417.3228346456694" w:type="dxa"/><w:noWrap/></w:tcPr><w:p><w:pPr><w:spacing w:after="30"/></w:pPr><w:r><w:rPr><w:sz w:val="16"/><w:szCs w:val="16"/></w:rPr><w:t xml:space="preserve">`id`</w:t></w:r></w:p></w:tc><w:tc><w:tcPr><w:tcW w:w="1417.3228346456694" w:type="dxa"/><w:noWrap/></w:tcPr><w:p><w:pPr><w:spacing w:after="30"/></w:pPr><w:r><w:rPr><w:sz w:val="16"/><w:szCs w:val="16"/></w:rPr><w:t xml:space="preserve">N : 1</w:t></w:r></w:p></w:tc><w:tc><w:tcPr><w:tcW w:w="1417.3228346456694" w:type="dxa"/><w:noWrap/></w:tcPr><w:p><w:pPr><w:spacing w:after="30"/></w:pPr><w:r><w:rPr><w:sz w:val="16"/><w:szCs w:val="16"/></w:rPr><w:t xml:space="preserve">`CASCADE`</w:t></w:r></w:p></w:tc><w:tc><w:tcPr><w:tcW w:w="1417.3228346456694" w:type="dxa"/><w:noWrap/></w:tcPr><w:p><w:pPr><w:spacing w:after="30"/></w:pPr><w:r><w:rPr><w:sz w:val="16"/><w:szCs w:val="16"/></w:rPr><w:t xml:space="preserve">Induk sesi ruangan dan tanggal seminar proposal.</w:t></w:r></w:p></w:tc></w:tr><w:tr><w:trPr/><w:tc><w:tcPr><w:tcW w:w="1417.3228346456694" w:type="dxa"/><w:noWrap/></w:tcPr><w:p><w:pPr><w:spacing w:after="30"/></w:pPr><w:r><w:rPr><w:sz w:val="16"/><w:szCs w:val="16"/></w:rPr><w:t xml:space="preserve">35</w:t></w:r></w:p></w:tc><w:tc><w:tcPr><w:tcW w:w="1417.3228346456694" w:type="dxa"/><w:noWrap/></w:tcPr><w:p><w:pPr><w:spacing w:after="30"/></w:pPr><w:r><w:rPr><w:sz w:val="16"/><w:szCs w:val="16"/></w:rPr><w:t xml:space="preserve">`seminar_schedule_details`</w:t></w:r></w:p></w:tc><w:tc><w:tcPr><w:tcW w:w="1417.3228346456694" w:type="dxa"/><w:noWrap/></w:tcPr><w:p><w:pPr><w:spacing w:after="30"/></w:pPr><w:r><w:rPr><w:sz w:val="16"/><w:szCs w:val="16"/></w:rPr><w:t xml:space="preserve">`thesis_id`</w:t></w:r></w:p></w:tc><w:tc><w:tcPr><w:tcW w:w="1417.3228346456694" w:type="dxa"/><w:noWrap/></w:tcPr><w:p><w:pPr><w:spacing w:after="30"/></w:pPr><w:r><w:rPr><w:sz w:val="16"/><w:szCs w:val="16"/></w:rPr><w:t xml:space="preserve">`theses`</w:t></w:r></w:p></w:tc><w:tc><w:tcPr><w:tcW w:w="1417.3228346456694" w:type="dxa"/><w:noWrap/></w:tcPr><w:p><w:pPr><w:spacing w:after="30"/></w:pPr><w:r><w:rPr><w:sz w:val="16"/><w:szCs w:val="16"/></w:rPr><w:t xml:space="preserve">`id`</w:t></w:r></w:p></w:tc><w:tc><w:tcPr><w:tcW w:w="1417.3228346456694" w:type="dxa"/><w:noWrap/></w:tcPr><w:p><w:pPr><w:spacing w:after="30"/></w:pPr><w:r><w:rPr><w:sz w:val="16"/><w:szCs w:val="16"/></w:rPr><w:t xml:space="preserve">1 : 1</w:t></w:r></w:p></w:tc><w:tc><w:tcPr><w:tcW w:w="1417.3228346456694" w:type="dxa"/><w:noWrap/></w:tcPr><w:p><w:pPr><w:spacing w:after="30"/></w:pPr><w:r><w:rPr><w:sz w:val="16"/><w:szCs w:val="16"/></w:rPr><w:t xml:space="preserve">`CASCADE`</w:t></w:r></w:p></w:tc><w:tc><w:tcPr><w:tcW w:w="1417.3228346456694" w:type="dxa"/><w:noWrap/></w:tcPr><w:p><w:pPr><w:spacing w:after="30"/></w:pPr><w:r><w:rPr><w:sz w:val="16"/><w:szCs w:val="16"/></w:rPr><w:t xml:space="preserve">Alokasi mahasiswa peserta yang dijadwalkan seminar.</w:t></w:r></w:p></w:tc></w:tr><w:tr><w:trPr/><w:tc><w:tcPr><w:tcW w:w="1417.3228346456694" w:type="dxa"/><w:noWrap/></w:tcPr><w:p><w:pPr><w:spacing w:after="30"/></w:pPr><w:r><w:rPr><w:sz w:val="16"/><w:szCs w:val="16"/></w:rPr><w:t xml:space="preserve">36</w:t></w:r></w:p></w:tc><w:tc><w:tcPr><w:tcW w:w="1417.3228346456694" w:type="dxa"/><w:noWrap/></w:tcPr><w:p><w:pPr><w:spacing w:after="30"/></w:pPr><w:r><w:rPr><w:sz w:val="16"/><w:szCs w:val="16"/></w:rPr><w:t xml:space="preserve">`theses`</w:t></w:r></w:p></w:tc><w:tc><w:tcPr><w:tcW w:w="1417.3228346456694" w:type="dxa"/><w:noWrap/></w:tcPr><w:p><w:pPr><w:spacing w:after="30"/></w:pPr><w:r><w:rPr><w:sz w:val="16"/><w:szCs w:val="16"/></w:rPr><w:t xml:space="preserve">`pembimbing1_id`</w:t></w:r></w:p></w:tc><w:tc><w:tcPr><w:tcW w:w="1417.3228346456694" w:type="dxa"/><w:noWrap/></w:tcPr><w:p><w:pPr><w:spacing w:after="30"/></w:pPr><w:r><w:rPr><w:sz w:val="16"/><w:szCs w:val="16"/></w:rPr><w:t xml:space="preserve">`users`</w:t></w:r></w:p></w:tc><w:tc><w:tcPr><w:tcW w:w="1417.3228346456694" w:type="dxa"/><w:noWrap/></w:tcPr><w:p><w:pPr><w:spacing w:after="30"/></w:pPr><w:r><w:rPr><w:sz w:val="16"/><w:szCs w:val="16"/></w:rPr><w:t xml:space="preserve">`id`</w:t></w:r></w:p></w:tc><w:tc><w:tcPr><w:tcW w:w="1417.3228346456694" w:type="dxa"/><w:noWrap/></w:tcPr><w:p><w:pPr><w:spacing w:after="30"/></w:pPr><w:r><w:rPr><w:sz w:val="16"/><w:szCs w:val="16"/></w:rPr><w:t xml:space="preserve">N : 1</w:t></w:r></w:p></w:tc><w:tc><w:tcPr><w:tcW w:w="1417.3228346456694" w:type="dxa"/><w:noWrap/></w:tcPr><w:p><w:pPr><w:spacing w:after="30"/></w:pPr><w:r><w:rPr><w:sz w:val="16"/><w:szCs w:val="16"/></w:rPr><w:t xml:space="preserve">`SET NULL`</w:t></w:r></w:p></w:tc><w:tc><w:tcPr><w:tcW w:w="1417.3228346456694" w:type="dxa"/><w:noWrap/></w:tcPr><w:p><w:pPr><w:spacing w:after="30"/></w:pPr><w:r><w:rPr><w:sz w:val="16"/><w:szCs w:val="16"/></w:rPr><w:t xml:space="preserve">Penugasan dosen sebagai Dosen Pembimbing Utama.</w:t></w:r></w:p></w:tc></w:tr><w:tr><w:trPr/><w:tc><w:tcPr><w:tcW w:w="1417.3228346456694" w:type="dxa"/><w:noWrap/></w:tcPr><w:p><w:pPr><w:spacing w:after="30"/></w:pPr><w:r><w:rPr><w:sz w:val="16"/><w:szCs w:val="16"/></w:rPr><w:t xml:space="preserve">37</w:t></w:r></w:p></w:tc><w:tc><w:tcPr><w:tcW w:w="1417.3228346456694" w:type="dxa"/><w:noWrap/></w:tcPr><w:p><w:pPr><w:spacing w:after="30"/></w:pPr><w:r><w:rPr><w:sz w:val="16"/><w:szCs w:val="16"/></w:rPr><w:t xml:space="preserve">`theses`</w:t></w:r></w:p></w:tc><w:tc><w:tcPr><w:tcW w:w="1417.3228346456694" w:type="dxa"/><w:noWrap/></w:tcPr><w:p><w:pPr><w:spacing w:after="30"/></w:pPr><w:r><w:rPr><w:sz w:val="16"/><w:szCs w:val="16"/></w:rPr><w:t xml:space="preserve">`pembimbing2_id`</w:t></w:r></w:p></w:tc><w:tc><w:tcPr><w:tcW w:w="1417.3228346456694" w:type="dxa"/><w:noWrap/></w:tcPr><w:p><w:pPr><w:spacing w:after="30"/></w:pPr><w:r><w:rPr><w:sz w:val="16"/><w:szCs w:val="16"/></w:rPr><w:t xml:space="preserve">`users`</w:t></w:r></w:p></w:tc><w:tc><w:tcPr><w:tcW w:w="1417.3228346456694" w:type="dxa"/><w:noWrap/></w:tcPr><w:p><w:pPr><w:spacing w:after="30"/></w:pPr><w:r><w:rPr><w:sz w:val="16"/><w:szCs w:val="16"/></w:rPr><w:t xml:space="preserve">`id`</w:t></w:r></w:p></w:tc><w:tc><w:tcPr><w:tcW w:w="1417.3228346456694" w:type="dxa"/><w:noWrap/></w:tcPr><w:p><w:pPr><w:spacing w:after="30"/></w:pPr><w:r><w:rPr><w:sz w:val="16"/><w:szCs w:val="16"/></w:rPr><w:t xml:space="preserve">N : 1</w:t></w:r></w:p></w:tc><w:tc><w:tcPr><w:tcW w:w="1417.3228346456694" w:type="dxa"/><w:noWrap/></w:tcPr><w:p><w:pPr><w:spacing w:after="30"/></w:pPr><w:r><w:rPr><w:sz w:val="16"/><w:szCs w:val="16"/></w:rPr><w:t xml:space="preserve">`SET NULL`</w:t></w:r></w:p></w:tc><w:tc><w:tcPr><w:tcW w:w="1417.3228346456694" w:type="dxa"/><w:noWrap/></w:tcPr><w:p><w:pPr><w:spacing w:after="30"/></w:pPr><w:r><w:rPr><w:sz w:val="16"/><w:szCs w:val="16"/></w:rPr><w:t xml:space="preserve">Penugasan dosen sebagai Dosen Pembimbing Pendamping.</w:t></w:r></w:p></w:tc></w:tr><w:tr><w:trPr/><w:tc><w:tcPr><w:tcW w:w="1417.3228346456694" w:type="dxa"/><w:noWrap/></w:tcPr><w:p><w:pPr><w:spacing w:after="30"/></w:pPr><w:r><w:rPr><w:sz w:val="16"/><w:szCs w:val="16"/></w:rPr><w:t xml:space="preserve">38</w:t></w:r></w:p></w:tc><w:tc><w:tcPr><w:tcW w:w="1417.3228346456694" w:type="dxa"/><w:noWrap/></w:tcPr><w:p><w:pPr><w:spacing w:after="30"/></w:pPr><w:r><w:rPr><w:sz w:val="16"/><w:szCs w:val="16"/></w:rPr><w:t xml:space="preserve">`theses`</w:t></w:r></w:p></w:tc><w:tc><w:tcPr><w:tcW w:w="1417.3228346456694" w:type="dxa"/><w:noWrap/></w:tcPr><w:p><w:pPr><w:spacing w:after="30"/></w:pPr><w:r><w:rPr><w:sz w:val="16"/><w:szCs w:val="16"/></w:rPr><w:t xml:space="preserve">`requested_pembimbing1_id`</w:t></w:r></w:p></w:tc><w:tc><w:tcPr><w:tcW w:w="1417.3228346456694" w:type="dxa"/><w:noWrap/></w:tcPr><w:p><w:pPr><w:spacing w:after="30"/></w:pPr><w:r><w:rPr><w:sz w:val="16"/><w:szCs w:val="16"/></w:rPr><w:t xml:space="preserve">`users`</w:t></w:r></w:p></w:tc><w:tc><w:tcPr><w:tcW w:w="1417.3228346456694" w:type="dxa"/><w:noWrap/></w:tcPr><w:p><w:pPr><w:spacing w:after="30"/></w:pPr><w:r><w:rPr><w:sz w:val="16"/><w:szCs w:val="16"/></w:rPr><w:t xml:space="preserve">`id`</w:t></w:r></w:p></w:tc><w:tc><w:tcPr><w:tcW w:w="1417.3228346456694" w:type="dxa"/><w:noWrap/></w:tcPr><w:p><w:pPr><w:spacing w:after="30"/></w:pPr><w:r><w:rPr><w:sz w:val="16"/><w:szCs w:val="16"/></w:rPr><w:t xml:space="preserve">N : 1</w:t></w:r></w:p></w:tc><w:tc><w:tcPr><w:tcW w:w="1417.3228346456694" w:type="dxa"/><w:noWrap/></w:tcPr><w:p><w:pPr><w:spacing w:after="30"/></w:pPr><w:r><w:rPr><w:sz w:val="16"/><w:szCs w:val="16"/></w:rPr><w:t xml:space="preserve">`SET NULL`</w:t></w:r></w:p></w:tc><w:tc><w:tcPr><w:tcW w:w="1417.3228346456694" w:type="dxa"/><w:noWrap/></w:tcPr><w:p><w:pPr><w:spacing w:after="30"/></w:pPr><w:r><w:rPr><w:sz w:val="16"/><w:szCs w:val="16"/></w:rPr><w:t xml:space="preserve">Menghubungkan entitas theses (requested_pembimbing1_id) dengan entitas rujukan users (id).</w:t></w:r></w:p></w:tc></w:tr><w:tr><w:trPr/><w:tc><w:tcPr><w:tcW w:w="1417.3228346456694" w:type="dxa"/><w:noWrap/></w:tcPr><w:p><w:pPr><w:spacing w:after="30"/></w:pPr><w:r><w:rPr><w:sz w:val="16"/><w:szCs w:val="16"/></w:rPr><w:t xml:space="preserve">39</w:t></w:r></w:p></w:tc><w:tc><w:tcPr><w:tcW w:w="1417.3228346456694" w:type="dxa"/><w:noWrap/></w:tcPr><w:p><w:pPr><w:spacing w:after="30"/></w:pPr><w:r><w:rPr><w:sz w:val="16"/><w:szCs w:val="16"/></w:rPr><w:t xml:space="preserve">`theses`</w:t></w:r></w:p></w:tc><w:tc><w:tcPr><w:tcW w:w="1417.3228346456694" w:type="dxa"/><w:noWrap/></w:tcPr><w:p><w:pPr><w:spacing w:after="30"/></w:pPr><w:r><w:rPr><w:sz w:val="16"/><w:szCs w:val="16"/></w:rPr><w:t xml:space="preserve">`requested_pembimbing2_id`</w:t></w:r></w:p></w:tc><w:tc><w:tcPr><w:tcW w:w="1417.3228346456694" w:type="dxa"/><w:noWrap/></w:tcPr><w:p><w:pPr><w:spacing w:after="30"/></w:pPr><w:r><w:rPr><w:sz w:val="16"/><w:szCs w:val="16"/></w:rPr><w:t xml:space="preserve">`users`</w:t></w:r></w:p></w:tc><w:tc><w:tcPr><w:tcW w:w="1417.3228346456694" w:type="dxa"/><w:noWrap/></w:tcPr><w:p><w:pPr><w:spacing w:after="30"/></w:pPr><w:r><w:rPr><w:sz w:val="16"/><w:szCs w:val="16"/></w:rPr><w:t xml:space="preserve">`id`</w:t></w:r></w:p></w:tc><w:tc><w:tcPr><w:tcW w:w="1417.3228346456694" w:type="dxa"/><w:noWrap/></w:tcPr><w:p><w:pPr><w:spacing w:after="30"/></w:pPr><w:r><w:rPr><w:sz w:val="16"/><w:szCs w:val="16"/></w:rPr><w:t xml:space="preserve">N : 1</w:t></w:r></w:p></w:tc><w:tc><w:tcPr><w:tcW w:w="1417.3228346456694" w:type="dxa"/><w:noWrap/></w:tcPr><w:p><w:pPr><w:spacing w:after="30"/></w:pPr><w:r><w:rPr><w:sz w:val="16"/><w:szCs w:val="16"/></w:rPr><w:t xml:space="preserve">`SET NULL`</w:t></w:r></w:p></w:tc><w:tc><w:tcPr><w:tcW w:w="1417.3228346456694" w:type="dxa"/><w:noWrap/></w:tcPr><w:p><w:pPr><w:spacing w:after="30"/></w:pPr><w:r><w:rPr><w:sz w:val="16"/><w:szCs w:val="16"/></w:rPr><w:t xml:space="preserve">Menghubungkan entitas theses (requested_pembimbing2_id) dengan entitas rujukan users (id).</w:t></w:r></w:p></w:tc></w:tr><w:tr><w:trPr/><w:tc><w:tcPr><w:tcW w:w="1417.3228346456694" w:type="dxa"/><w:noWrap/></w:tcPr><w:p><w:pPr><w:spacing w:after="30"/></w:pPr><w:r><w:rPr><w:sz w:val="16"/><w:szCs w:val="16"/></w:rPr><w:t xml:space="preserve">40</w:t></w:r></w:p></w:tc><w:tc><w:tcPr><w:tcW w:w="1417.3228346456694" w:type="dxa"/><w:noWrap/></w:tcPr><w:p><w:pPr><w:spacing w:after="30"/></w:pPr><w:r><w:rPr><w:sz w:val="16"/><w:szCs w:val="16"/></w:rPr><w:t xml:space="preserve">`theses`</w:t></w:r></w:p></w:tc><w:tc><w:tcPr><w:tcW w:w="1417.3228346456694" w:type="dxa"/><w:noWrap/></w:tcPr><w:p><w:pPr><w:spacing w:after="30"/></w:pPr><w:r><w:rPr><w:sz w:val="16"/><w:szCs w:val="16"/></w:rPr><w:t xml:space="preserve">`student_id`</w:t></w:r></w:p></w:tc><w:tc><w:tcPr><w:tcW w:w="1417.3228346456694" w:type="dxa"/><w:noWrap/></w:tcPr><w:p><w:pPr><w:spacing w:after="30"/></w:pPr><w:r><w:rPr><w:sz w:val="16"/><w:szCs w:val="16"/></w:rPr><w:t xml:space="preserve">`users`</w:t></w:r></w:p></w:tc><w:tc><w:tcPr><w:tcW w:w="1417.3228346456694" w:type="dxa"/><w:noWrap/></w:tcPr><w:p><w:pPr><w:spacing w:after="30"/></w:pPr><w:r><w:rPr><w:sz w:val="16"/><w:szCs w:val="16"/></w:rPr><w:t xml:space="preserve">`id`</w:t></w:r></w:p></w:tc><w:tc><w:tcPr><w:tcW w:w="1417.3228346456694" w:type="dxa"/><w:noWrap/></w:tcPr><w:p><w:pPr><w:spacing w:after="30"/></w:pPr><w:r><w:rPr><w:sz w:val="16"/><w:szCs w:val="16"/></w:rPr><w:t xml:space="preserve">N : 1</w:t></w:r></w:p></w:tc><w:tc><w:tcPr><w:tcW w:w="1417.3228346456694" w:type="dxa"/><w:noWrap/></w:tcPr><w:p><w:pPr><w:spacing w:after="30"/></w:pPr><w:r><w:rPr><w:sz w:val="16"/><w:szCs w:val="16"/></w:rPr><w:t xml:space="preserve">`CASCADE`</w:t></w:r></w:p></w:tc><w:tc><w:tcPr><w:tcW w:w="1417.3228346456694" w:type="dxa"/><w:noWrap/></w:tcPr><w:p><w:pPr><w:spacing w:after="30"/></w:pPr><w:r><w:rPr><w:sz w:val="16"/><w:szCs w:val="16"/></w:rPr><w:t xml:space="preserve">Menghubungkan tugas akhir dengan mahasiswa penyusun.</w:t></w:r></w:p></w:tc></w:tr><w:tr><w:trPr/><w:tc><w:tcPr><w:tcW w:w="1417.3228346456694" w:type="dxa"/><w:noWrap/></w:tcPr><w:p><w:pPr><w:spacing w:after="30"/></w:pPr><w:r><w:rPr><w:sz w:val="16"/><w:szCs w:val="16"/></w:rPr><w:t xml:space="preserve">41</w:t></w:r></w:p></w:tc><w:tc><w:tcPr><w:tcW w:w="1417.3228346456694" w:type="dxa"/><w:noWrap/></w:tcPr><w:p><w:pPr><w:spacing w:after="30"/></w:pPr><w:r><w:rPr><w:sz w:val="16"/><w:szCs w:val="16"/></w:rPr><w:t xml:space="preserve">`thesis_defense_applications`</w:t></w:r></w:p></w:tc><w:tc><w:tcPr><w:tcW w:w="1417.3228346456694" w:type="dxa"/><w:noWrap/></w:tcPr><w:p><w:pPr><w:spacing w:after="30"/></w:pPr><w:r><w:rPr><w:sz w:val="16"/><w:szCs w:val="16"/></w:rPr><w:t xml:space="preserve">`thesis_id`</w:t></w:r></w:p></w:tc><w:tc><w:tcPr><w:tcW w:w="1417.3228346456694" w:type="dxa"/><w:noWrap/></w:tcPr><w:p><w:pPr><w:spacing w:after="30"/></w:pPr><w:r><w:rPr><w:sz w:val="16"/><w:szCs w:val="16"/></w:rPr><w:t xml:space="preserve">`theses`</w:t></w:r></w:p></w:tc><w:tc><w:tcPr><w:tcW w:w="1417.3228346456694" w:type="dxa"/><w:noWrap/></w:tcPr><w:p><w:pPr><w:spacing w:after="30"/></w:pPr><w:r><w:rPr><w:sz w:val="16"/><w:szCs w:val="16"/></w:rPr><w:t xml:space="preserve">`id`</w:t></w:r></w:p></w:tc><w:tc><w:tcPr><w:tcW w:w="1417.3228346456694" w:type="dxa"/><w:noWrap/></w:tcPr><w:p><w:pPr><w:spacing w:after="30"/></w:pPr><w:r><w:rPr><w:sz w:val="16"/><w:szCs w:val="16"/></w:rPr><w:t xml:space="preserve">N : 1</w:t></w:r></w:p></w:tc><w:tc><w:tcPr><w:tcW w:w="1417.3228346456694" w:type="dxa"/><w:noWrap/></w:tcPr><w:p><w:pPr><w:spacing w:after="30"/></w:pPr><w:r><w:rPr><w:sz w:val="16"/><w:szCs w:val="16"/></w:rPr><w:t xml:space="preserve">`CASCADE`</w:t></w:r></w:p></w:tc><w:tc><w:tcPr><w:tcW w:w="1417.3228346456694" w:type="dxa"/><w:noWrap/></w:tcPr><w:p><w:pPr><w:spacing w:after="30"/></w:pPr><w:r><w:rPr><w:sz w:val="16"/><w:szCs w:val="16"/></w:rPr><w:t xml:space="preserve">Skripsi yang diajukan untuk menempuh Sidang Skripsi.</w:t></w:r></w:p></w:tc></w:tr><w:tr><w:trPr/><w:tc><w:tcPr><w:tcW w:w="1417.3228346456694" w:type="dxa"/><w:noWrap/></w:tcPr><w:p><w:pPr><w:spacing w:after="30"/></w:pPr><w:r><w:rPr><w:sz w:val="16"/><w:szCs w:val="16"/></w:rPr><w:t xml:space="preserve">42</w:t></w:r></w:p></w:tc><w:tc><w:tcPr><w:tcW w:w="1417.3228346456694" w:type="dxa"/><w:noWrap/></w:tcPr><w:p><w:pPr><w:spacing w:after="30"/></w:pPr><w:r><w:rPr><w:sz w:val="16"/><w:szCs w:val="16"/></w:rPr><w:t xml:space="preserve">`thesis_defense_applications`</w:t></w:r></w:p></w:tc><w:tc><w:tcPr><w:tcW w:w="1417.3228346456694" w:type="dxa"/><w:noWrap/></w:tcPr><w:p><w:pPr><w:spacing w:after="30"/></w:pPr><w:r><w:rPr><w:sz w:val="16"/><w:szCs w:val="16"/></w:rPr><w:t xml:space="preserve">`wave_id`</w:t></w:r></w:p></w:tc><w:tc><w:tcPr><w:tcW w:w="1417.3228346456694" w:type="dxa"/><w:noWrap/></w:tcPr><w:p><w:pPr><w:spacing w:after="30"/></w:pPr><w:r><w:rPr><w:sz w:val="16"/><w:szCs w:val="16"/></w:rPr><w:t xml:space="preserve">`waves`</w:t></w:r></w:p></w:tc><w:tc><w:tcPr><w:tcW w:w="1417.3228346456694" w:type="dxa"/><w:noWrap/></w:tcPr><w:p><w:pPr><w:spacing w:after="30"/></w:pPr><w:r><w:rPr><w:sz w:val="16"/><w:szCs w:val="16"/></w:rPr><w:t xml:space="preserve">`id`</w:t></w:r></w:p></w:tc><w:tc><w:tcPr><w:tcW w:w="1417.3228346456694" w:type="dxa"/><w:noWrap/></w:tcPr><w:p><w:pPr><w:spacing w:after="30"/></w:pPr><w:r><w:rPr><w:sz w:val="16"/><w:szCs w:val="16"/></w:rPr><w:t xml:space="preserve">N : 1</w:t></w:r></w:p></w:tc><w:tc><w:tcPr><w:tcW w:w="1417.3228346456694" w:type="dxa"/><w:noWrap/></w:tcPr><w:p><w:pPr><w:spacing w:after="30"/></w:pPr><w:r><w:rPr><w:sz w:val="16"/><w:szCs w:val="16"/></w:rPr><w:t xml:space="preserve">`SET NULL`</w:t></w:r></w:p></w:tc><w:tc><w:tcPr><w:tcW w:w="1417.3228346456694" w:type="dxa"/><w:noWrap/></w:tcPr><w:p><w:pPr><w:spacing w:after="30"/></w:pPr><w:r><w:rPr><w:sz w:val="16"/><w:szCs w:val="16"/></w:rPr><w:t xml:space="preserve">Gelombang periode pendaftaran sidang skripsi aktif.</w:t></w:r></w:p></w:tc></w:tr><w:tr><w:trPr/><w:tc><w:tcPr><w:tcW w:w="1417.3228346456694" w:type="dxa"/><w:noWrap/></w:tcPr><w:p><w:pPr><w:spacing w:after="30"/></w:pPr><w:r><w:rPr><w:sz w:val="16"/><w:szCs w:val="16"/></w:rPr><w:t xml:space="preserve">43</w:t></w:r></w:p></w:tc><w:tc><w:tcPr><w:tcW w:w="1417.3228346456694" w:type="dxa"/><w:noWrap/></w:tcPr><w:p><w:pPr><w:spacing w:after="30"/></w:pPr><w:r><w:rPr><w:sz w:val="16"/><w:szCs w:val="16"/></w:rPr><w:t xml:space="preserve">`thesis_defense_revisions`</w:t></w:r></w:p></w:tc><w:tc><w:tcPr><w:tcW w:w="1417.3228346456694" w:type="dxa"/><w:noWrap/></w:tcPr><w:p><w:pPr><w:spacing w:after="30"/></w:pPr><w:r><w:rPr><w:sz w:val="16"/><w:szCs w:val="16"/></w:rPr><w:t xml:space="preserve">`thesis_defense_schedule_detail_id`</w:t></w:r></w:p></w:tc><w:tc><w:tcPr><w:tcW w:w="1417.3228346456694" w:type="dxa"/><w:noWrap/></w:tcPr><w:p><w:pPr><w:spacing w:after="30"/></w:pPr><w:r><w:rPr><w:sz w:val="16"/><w:szCs w:val="16"/></w:rPr><w:t xml:space="preserve">`thesis_defense_schedule_details`</w:t></w:r></w:p></w:tc><w:tc><w:tcPr><w:tcW w:w="1417.3228346456694" w:type="dxa"/><w:noWrap/></w:tcPr><w:p><w:pPr><w:spacing w:after="30"/></w:pPr><w:r><w:rPr><w:sz w:val="16"/><w:szCs w:val="16"/></w:rPr><w:t xml:space="preserve">`id`</w:t></w:r></w:p></w:tc><w:tc><w:tcPr><w:tcW w:w="1417.3228346456694" w:type="dxa"/><w:noWrap/></w:tcPr><w:p><w:pPr><w:spacing w:after="30"/></w:pPr><w:r><w:rPr><w:sz w:val="16"/><w:szCs w:val="16"/></w:rPr><w:t xml:space="preserve">N : 1</w:t></w:r></w:p></w:tc><w:tc><w:tcPr><w:tcW w:w="1417.3228346456694" w:type="dxa"/><w:noWrap/></w:tcPr><w:p><w:pPr><w:spacing w:after="30"/></w:pPr><w:r><w:rPr><w:sz w:val="16"/><w:szCs w:val="16"/></w:rPr><w:t xml:space="preserve">`CASCADE`</w:t></w:r></w:p></w:tc><w:tc><w:tcPr><w:tcW w:w="1417.3228346456694" w:type="dxa"/><w:noWrap/></w:tcPr><w:p><w:pPr><w:spacing w:after="30"/></w:pPr><w:r><w:rPr><w:sz w:val="16"/><w:szCs w:val="16"/></w:rPr><w:t xml:space="preserve">Koreksi naskah skripsi yang wajib diselesaikan pasca-sidang.</w:t></w:r></w:p></w:tc></w:tr><w:tr><w:trPr/><w:tc><w:tcPr><w:tcW w:w="1417.3228346456694" w:type="dxa"/><w:noWrap/></w:tcPr><w:p><w:pPr><w:spacing w:after="30"/></w:pPr><w:r><w:rPr><w:sz w:val="16"/><w:szCs w:val="16"/></w:rPr><w:t xml:space="preserve">44</w:t></w:r></w:p></w:tc><w:tc><w:tcPr><w:tcW w:w="1417.3228346456694" w:type="dxa"/><w:noWrap/></w:tcPr><w:p><w:pPr><w:spacing w:after="30"/></w:pPr><w:r><w:rPr><w:sz w:val="16"/><w:szCs w:val="16"/></w:rPr><w:t xml:space="preserve">`thesis_defense_revisions`</w:t></w:r></w:p></w:tc><w:tc><w:tcPr><w:tcW w:w="1417.3228346456694" w:type="dxa"/><w:noWrap/></w:tcPr><w:p><w:pPr><w:spacing w:after="30"/></w:pPr><w:r><w:rPr><w:sz w:val="16"/><w:szCs w:val="16"/></w:rPr><w:t xml:space="preserve">`examiner_id`</w:t></w:r></w:p></w:tc><w:tc><w:tcPr><w:tcW w:w="1417.3228346456694" w:type="dxa"/><w:noWrap/></w:tcPr><w:p><w:pPr><w:spacing w:after="30"/></w:pPr><w:r><w:rPr><w:sz w:val="16"/><w:szCs w:val="16"/></w:rPr><w:t xml:space="preserve">`users`</w:t></w:r></w:p></w:tc><w:tc><w:tcPr><w:tcW w:w="1417.3228346456694" w:type="dxa"/><w:noWrap/></w:tcPr><w:p><w:pPr><w:spacing w:after="30"/></w:pPr><w:r><w:rPr><w:sz w:val="16"/><w:szCs w:val="16"/></w:rPr><w:t xml:space="preserve">`id`</w:t></w:r></w:p></w:tc><w:tc><w:tcPr><w:tcW w:w="1417.3228346456694" w:type="dxa"/><w:noWrap/></w:tcPr><w:p><w:pPr><w:spacing w:after="30"/></w:pPr><w:r><w:rPr><w:sz w:val="16"/><w:szCs w:val="16"/></w:rPr><w:t xml:space="preserve">N : 1</w:t></w:r></w:p></w:tc><w:tc><w:tcPr><w:tcW w:w="1417.3228346456694" w:type="dxa"/><w:noWrap/></w:tcPr><w:p><w:pPr><w:spacing w:after="30"/></w:pPr><w:r><w:rPr><w:sz w:val="16"/><w:szCs w:val="16"/></w:rPr><w:t xml:space="preserve">`CASCADE`</w:t></w:r></w:p></w:tc><w:tc><w:tcPr><w:tcW w:w="1417.3228346456694" w:type="dxa"/><w:noWrap/></w:tcPr><w:p><w:pPr><w:spacing w:after="30"/></w:pPr><w:r><w:rPr><w:sz w:val="16"/><w:szCs w:val="16"/></w:rPr><w:t xml:space="preserve">Dosen penguji sidang yang memvalidasi perbaikan skripsi.</w:t></w:r></w:p></w:tc></w:tr><w:tr><w:trPr/><w:tc><w:tcPr><w:tcW w:w="1417.3228346456694" w:type="dxa"/><w:noWrap/></w:tcPr><w:p><w:pPr><w:spacing w:after="30"/></w:pPr><w:r><w:rPr><w:sz w:val="16"/><w:szCs w:val="16"/></w:rPr><w:t xml:space="preserve">45</w:t></w:r></w:p></w:tc><w:tc><w:tcPr><w:tcW w:w="1417.3228346456694" w:type="dxa"/><w:noWrap/></w:tcPr><w:p><w:pPr><w:spacing w:after="30"/></w:pPr><w:r><w:rPr><w:sz w:val="16"/><w:szCs w:val="16"/></w:rPr><w:t xml:space="preserve">`thesis_defense_revision_messages`</w:t></w:r></w:p></w:tc><w:tc><w:tcPr><w:tcW w:w="1417.3228346456694" w:type="dxa"/><w:noWrap/></w:tcPr><w:p><w:pPr><w:spacing w:after="30"/></w:pPr><w:r><w:rPr><w:sz w:val="16"/><w:szCs w:val="16"/></w:rPr><w:t xml:space="preserve">`thesis_defense_revision_id`</w:t></w:r></w:p></w:tc><w:tc><w:tcPr><w:tcW w:w="1417.3228346456694" w:type="dxa"/><w:noWrap/></w:tcPr><w:p><w:pPr><w:spacing w:after="30"/></w:pPr><w:r><w:rPr><w:sz w:val="16"/><w:szCs w:val="16"/></w:rPr><w:t xml:space="preserve">`thesis_defense_revisions`</w:t></w:r></w:p></w:tc><w:tc><w:tcPr><w:tcW w:w="1417.3228346456694" w:type="dxa"/><w:noWrap/></w:tcPr><w:p><w:pPr><w:spacing w:after="30"/></w:pPr><w:r><w:rPr><w:sz w:val="16"/><w:szCs w:val="16"/></w:rPr><w:t xml:space="preserve">`id`</w:t></w:r></w:p></w:tc><w:tc><w:tcPr><w:tcW w:w="1417.3228346456694" w:type="dxa"/><w:noWrap/></w:tcPr><w:p><w:pPr><w:spacing w:after="30"/></w:pPr><w:r><w:rPr><w:sz w:val="16"/><w:szCs w:val="16"/></w:rPr><w:t xml:space="preserve">N : 1</w:t></w:r></w:p></w:tc><w:tc><w:tcPr><w:tcW w:w="1417.3228346456694" w:type="dxa"/><w:noWrap/></w:tcPr><w:p><w:pPr><w:spacing w:after="30"/></w:pPr><w:r><w:rPr><w:sz w:val="16"/><w:szCs w:val="16"/></w:rPr><w:t xml:space="preserve">`CASCADE`</w:t></w:r></w:p></w:tc><w:tc><w:tcPr><w:tcW w:w="1417.3228346456694" w:type="dxa"/><w:noWrap/></w:tcPr><w:p><w:pPr><w:spacing w:after="30"/></w:pPr><w:r><w:rPr><w:sz w:val="16"/><w:szCs w:val="16"/></w:rPr><w:t xml:space="preserve">Thread percakapan perbaikan revisi sidang skripsi.</w:t></w:r></w:p></w:tc></w:tr><w:tr><w:trPr/><w:tc><w:tcPr><w:tcW w:w="1417.3228346456694" w:type="dxa"/><w:noWrap/></w:tcPr><w:p><w:pPr><w:spacing w:after="30"/></w:pPr><w:r><w:rPr><w:sz w:val="16"/><w:szCs w:val="16"/></w:rPr><w:t xml:space="preserve">46</w:t></w:r></w:p></w:tc><w:tc><w:tcPr><w:tcW w:w="1417.3228346456694" w:type="dxa"/><w:noWrap/></w:tcPr><w:p><w:pPr><w:spacing w:after="30"/></w:pPr><w:r><w:rPr><w:sz w:val="16"/><w:szCs w:val="16"/></w:rPr><w:t xml:space="preserve">`thesis_defense_revision_messages`</w:t></w:r></w:p></w:tc><w:tc><w:tcPr><w:tcW w:w="1417.3228346456694" w:type="dxa"/><w:noWrap/></w:tcPr><w:p><w:pPr><w:spacing w:after="30"/></w:pPr><w:r><w:rPr><w:sz w:val="16"/><w:szCs w:val="16"/></w:rPr><w:t xml:space="preserve">`sender_id`</w:t></w:r></w:p></w:tc><w:tc><w:tcPr><w:tcW w:w="1417.3228346456694" w:type="dxa"/><w:noWrap/></w:tcPr><w:p><w:pPr><w:spacing w:after="30"/></w:pPr><w:r><w:rPr><w:sz w:val="16"/><w:szCs w:val="16"/></w:rPr><w:t xml:space="preserve">`users`</w:t></w:r></w:p></w:tc><w:tc><w:tcPr><w:tcW w:w="1417.3228346456694" w:type="dxa"/><w:noWrap/></w:tcPr><w:p><w:pPr><w:spacing w:after="30"/></w:pPr><w:r><w:rPr><w:sz w:val="16"/><w:szCs w:val="16"/></w:rPr><w:t xml:space="preserve">`id`</w:t></w:r></w:p></w:tc><w:tc><w:tcPr><w:tcW w:w="1417.3228346456694" w:type="dxa"/><w:noWrap/></w:tcPr><w:p><w:pPr><w:spacing w:after="30"/></w:pPr><w:r><w:rPr><w:sz w:val="16"/><w:szCs w:val="16"/></w:rPr><w:t xml:space="preserve">N : 1</w:t></w:r></w:p></w:tc><w:tc><w:tcPr><w:tcW w:w="1417.3228346456694" w:type="dxa"/><w:noWrap/></w:tcPr><w:p><w:pPr><w:spacing w:after="30"/></w:pPr><w:r><w:rPr><w:sz w:val="16"/><w:szCs w:val="16"/></w:rPr><w:t xml:space="preserve">`RESTRICT`</w:t></w:r></w:p></w:tc><w:tc><w:tcPr><w:tcW w:w="1417.3228346456694" w:type="dxa"/><w:noWrap/></w:tcPr><w:p><w:pPr><w:spacing w:after="30"/></w:pPr><w:r><w:rPr><w:sz w:val="16"/><w:szCs w:val="16"/></w:rPr><w:t xml:space="preserve">Menghubungkan entitas thesis_defense_revision_messages (sender_id) dengan entitas rujukan users (id).</w:t></w:r></w:p></w:tc></w:tr><w:tr><w:trPr/><w:tc><w:tcPr><w:tcW w:w="1417.3228346456694" w:type="dxa"/><w:noWrap/></w:tcPr><w:p><w:pPr><w:spacing w:after="30"/></w:pPr><w:r><w:rPr><w:sz w:val="16"/><w:szCs w:val="16"/></w:rPr><w:t xml:space="preserve">47</w:t></w:r></w:p></w:tc><w:tc><w:tcPr><w:tcW w:w="1417.3228346456694" w:type="dxa"/><w:noWrap/></w:tcPr><w:p><w:pPr><w:spacing w:after="30"/></w:pPr><w:r><w:rPr><w:sz w:val="16"/><w:szCs w:val="16"/></w:rPr><w:t xml:space="preserve">`thesis_defense_schedules`</w:t></w:r></w:p></w:tc><w:tc><w:tcPr><w:tcW w:w="1417.3228346456694" w:type="dxa"/><w:noWrap/></w:tcPr><w:p><w:pPr><w:spacing w:after="30"/></w:pPr><w:r><w:rPr><w:sz w:val="16"/><w:szCs w:val="16"/></w:rPr><w:t xml:space="preserve">`chairman_id`</w:t></w:r></w:p></w:tc><w:tc><w:tcPr><w:tcW w:w="1417.3228346456694" w:type="dxa"/><w:noWrap/></w:tcPr><w:p><w:pPr><w:spacing w:after="30"/></w:pPr><w:r><w:rPr><w:sz w:val="16"/><w:szCs w:val="16"/></w:rPr><w:t xml:space="preserve">`users`</w:t></w:r></w:p></w:tc><w:tc><w:tcPr><w:tcW w:w="1417.3228346456694" w:type="dxa"/><w:noWrap/></w:tcPr><w:p><w:pPr><w:spacing w:after="30"/></w:pPr><w:r><w:rPr><w:sz w:val="16"/><w:szCs w:val="16"/></w:rPr><w:t xml:space="preserve">`id`</w:t></w:r></w:p></w:tc><w:tc><w:tcPr><w:tcW w:w="1417.3228346456694" w:type="dxa"/><w:noWrap/></w:tcPr><w:p><w:pPr><w:spacing w:after="30"/></w:pPr><w:r><w:rPr><w:sz w:val="16"/><w:szCs w:val="16"/></w:rPr><w:t xml:space="preserve">N : 1</w:t></w:r></w:p></w:tc><w:tc><w:tcPr><w:tcW w:w="1417.3228346456694" w:type="dxa"/><w:noWrap/></w:tcPr><w:p><w:pPr><w:spacing w:after="30"/></w:pPr><w:r><w:rPr><w:sz w:val="16"/><w:szCs w:val="16"/></w:rPr><w:t xml:space="preserve">`CASCADE`</w:t></w:r></w:p></w:tc><w:tc><w:tcPr><w:tcW w:w="1417.3228346456694" w:type="dxa"/><w:noWrap/></w:tcPr><w:p><w:pPr><w:spacing w:after="30"/></w:pPr><w:r><w:rPr><w:sz w:val="16"/><w:szCs w:val="16"/></w:rPr><w:t xml:space="preserve">Menghubungkan entitas thesis_defense_schedules (chairman_id) dengan entitas rujukan users (id).</w:t></w:r></w:p></w:tc></w:tr><w:tr><w:trPr/><w:tc><w:tcPr><w:tcW w:w="1417.3228346456694" w:type="dxa"/><w:noWrap/></w:tcPr><w:p><w:pPr><w:spacing w:after="30"/></w:pPr><w:r><w:rPr><w:sz w:val="16"/><w:szCs w:val="16"/></w:rPr><w:t xml:space="preserve">48</w:t></w:r></w:p></w:tc><w:tc><w:tcPr><w:tcW w:w="1417.3228346456694" w:type="dxa"/><w:noWrap/></w:tcPr><w:p><w:pPr><w:spacing w:after="30"/></w:pPr><w:r><w:rPr><w:sz w:val="16"/><w:szCs w:val="16"/></w:rPr><w:t xml:space="preserve">`thesis_defense_schedules`</w:t></w:r></w:p></w:tc><w:tc><w:tcPr><w:tcW w:w="1417.3228346456694" w:type="dxa"/><w:noWrap/></w:tcPr><w:p><w:pPr><w:spacing w:after="30"/></w:pPr><w:r><w:rPr><w:sz w:val="16"/><w:szCs w:val="16"/></w:rPr><w:t xml:space="preserve">`created_by`</w:t></w:r></w:p></w:tc><w:tc><w:tcPr><w:tcW w:w="1417.3228346456694" w:type="dxa"/><w:noWrap/></w:tcPr><w:p><w:pPr><w:spacing w:after="30"/></w:pPr><w:r><w:rPr><w:sz w:val="16"/><w:szCs w:val="16"/></w:rPr><w:t xml:space="preserve">`users`</w:t></w:r></w:p></w:tc><w:tc><w:tcPr><w:tcW w:w="1417.3228346456694" w:type="dxa"/><w:noWrap/></w:tcPr><w:p><w:pPr><w:spacing w:after="30"/></w:pPr><w:r><w:rPr><w:sz w:val="16"/><w:szCs w:val="16"/></w:rPr><w:t xml:space="preserve">`id`</w:t></w:r></w:p></w:tc><w:tc><w:tcPr><w:tcW w:w="1417.3228346456694" w:type="dxa"/><w:noWrap/></w:tcPr><w:p><w:pPr><w:spacing w:after="30"/></w:pPr><w:r><w:rPr><w:sz w:val="16"/><w:szCs w:val="16"/></w:rPr><w:t xml:space="preserve">N : 1</w:t></w:r></w:p></w:tc><w:tc><w:tcPr><w:tcW w:w="1417.3228346456694" w:type="dxa"/><w:noWrap/></w:tcPr><w:p><w:pPr><w:spacing w:after="30"/></w:pPr><w:r><w:rPr><w:sz w:val="16"/><w:szCs w:val="16"/></w:rPr><w:t xml:space="preserve">`CASCADE`</w:t></w:r></w:p></w:tc><w:tc><w:tcPr><w:tcW w:w="1417.3228346456694" w:type="dxa"/><w:noWrap/></w:tcPr><w:p><w:pPr><w:spacing w:after="30"/></w:pPr><w:r><w:rPr><w:sz w:val="16"/><w:szCs w:val="16"/></w:rPr><w:t xml:space="preserve">Menghubungkan entitas thesis_defense_schedules (created_by) dengan entitas rujukan users (id).</w:t></w:r></w:p></w:tc></w:tr><w:tr><w:trPr/><w:tc><w:tcPr><w:tcW w:w="1417.3228346456694" w:type="dxa"/><w:noWrap/></w:tcPr><w:p><w:pPr><w:spacing w:after="30"/></w:pPr><w:r><w:rPr><w:sz w:val="16"/><w:szCs w:val="16"/></w:rPr><w:t xml:space="preserve">49</w:t></w:r></w:p></w:tc><w:tc><w:tcPr><w:tcW w:w="1417.3228346456694" w:type="dxa"/><w:noWrap/></w:tcPr><w:p><w:pPr><w:spacing w:after="30"/></w:pPr><w:r><w:rPr><w:sz w:val="16"/><w:szCs w:val="16"/></w:rPr><w:t xml:space="preserve">`thesis_defense_schedules`</w:t></w:r></w:p></w:tc><w:tc><w:tcPr><w:tcW w:w="1417.3228346456694" w:type="dxa"/><w:noWrap/></w:tcPr><w:p><w:pPr><w:spacing w:after="30"/></w:pPr><w:r><w:rPr><w:sz w:val="16"/><w:szCs w:val="16"/></w:rPr><w:t xml:space="preserve">`moderator_id`</w:t></w:r></w:p></w:tc><w:tc><w:tcPr><w:tcW w:w="1417.3228346456694" w:type="dxa"/><w:noWrap/></w:tcPr><w:p><w:pPr><w:spacing w:after="30"/></w:pPr><w:r><w:rPr><w:sz w:val="16"/><w:szCs w:val="16"/></w:rPr><w:t xml:space="preserve">`users`</w:t></w:r></w:p></w:tc><w:tc><w:tcPr><w:tcW w:w="1417.3228346456694" w:type="dxa"/><w:noWrap/></w:tcPr><w:p><w:pPr><w:spacing w:after="30"/></w:pPr><w:r><w:rPr><w:sz w:val="16"/><w:szCs w:val="16"/></w:rPr><w:t xml:space="preserve">`id`</w:t></w:r></w:p></w:tc><w:tc><w:tcPr><w:tcW w:w="1417.3228346456694" w:type="dxa"/><w:noWrap/></w:tcPr><w:p><w:pPr><w:spacing w:after="30"/></w:pPr><w:r><w:rPr><w:sz w:val="16"/><w:szCs w:val="16"/></w:rPr><w:t xml:space="preserve">N : 1</w:t></w:r></w:p></w:tc><w:tc><w:tcPr><w:tcW w:w="1417.3228346456694" w:type="dxa"/><w:noWrap/></w:tcPr><w:p><w:pPr><w:spacing w:after="30"/></w:pPr><w:r><w:rPr><w:sz w:val="16"/><w:szCs w:val="16"/></w:rPr><w:t xml:space="preserve">`CASCADE`</w:t></w:r></w:p></w:tc><w:tc><w:tcPr><w:tcW w:w="1417.3228346456694" w:type="dxa"/><w:noWrap/></w:tcPr><w:p><w:pPr><w:spacing w:after="30"/></w:pPr><w:r><w:rPr><w:sz w:val="16"/><w:szCs w:val="16"/></w:rPr><w:t xml:space="preserve">Menghubungkan entitas thesis_defense_schedules (moderator_id) dengan entitas rujukan users (id).</w:t></w:r></w:p></w:tc></w:tr><w:tr><w:trPr/><w:tc><w:tcPr><w:tcW w:w="1417.3228346456694" w:type="dxa"/><w:noWrap/></w:tcPr><w:p><w:pPr><w:spacing w:after="30"/></w:pPr><w:r><w:rPr><w:sz w:val="16"/><w:szCs w:val="16"/></w:rPr><w:t xml:space="preserve">50</w:t></w:r></w:p></w:tc><w:tc><w:tcPr><w:tcW w:w="1417.3228346456694" w:type="dxa"/><w:noWrap/></w:tcPr><w:p><w:pPr><w:spacing w:after="30"/></w:pPr><w:r><w:rPr><w:sz w:val="16"/><w:szCs w:val="16"/></w:rPr><w:t xml:space="preserve">`thesis_defense_schedules`</w:t></w:r></w:p></w:tc><w:tc><w:tcPr><w:tcW w:w="1417.3228346456694" w:type="dxa"/><w:noWrap/></w:tcPr><w:p><w:pPr><w:spacing w:after="30"/></w:pPr><w:r><w:rPr><w:sz w:val="16"/><w:szCs w:val="16"/></w:rPr><w:t xml:space="preserve">`wave_id`</w:t></w:r></w:p></w:tc><w:tc><w:tcPr><w:tcW w:w="1417.3228346456694" w:type="dxa"/><w:noWrap/></w:tcPr><w:p><w:pPr><w:spacing w:after="30"/></w:pPr><w:r><w:rPr><w:sz w:val="16"/><w:szCs w:val="16"/></w:rPr><w:t xml:space="preserve">`waves`</w:t></w:r></w:p></w:tc><w:tc><w:tcPr><w:tcW w:w="1417.3228346456694" w:type="dxa"/><w:noWrap/></w:tcPr><w:p><w:pPr><w:spacing w:after="30"/></w:pPr><w:r><w:rPr><w:sz w:val="16"/><w:szCs w:val="16"/></w:rPr><w:t xml:space="preserve">`id`</w:t></w:r></w:p></w:tc><w:tc><w:tcPr><w:tcW w:w="1417.3228346456694" w:type="dxa"/><w:noWrap/></w:tcPr><w:p><w:pPr><w:spacing w:after="30"/></w:pPr><w:r><w:rPr><w:sz w:val="16"/><w:szCs w:val="16"/></w:rPr><w:t xml:space="preserve">N : 1</w:t></w:r></w:p></w:tc><w:tc><w:tcPr><w:tcW w:w="1417.3228346456694" w:type="dxa"/><w:noWrap/></w:tcPr><w:p><w:pPr><w:spacing w:after="30"/></w:pPr><w:r><w:rPr><w:sz w:val="16"/><w:szCs w:val="16"/></w:rPr><w:t xml:space="preserve">`SET NULL`</w:t></w:r></w:p></w:tc><w:tc><w:tcPr><w:tcW w:w="1417.3228346456694" w:type="dxa"/><w:noWrap/></w:tcPr><w:p><w:pPr><w:spacing w:after="30"/></w:pPr><w:r><w:rPr><w:sz w:val="16"/><w:szCs w:val="16"/></w:rPr><w:t xml:space="preserve">Master sesi pelaksanaan sidang skripsi per gelombang.</w:t></w:r></w:p></w:tc></w:tr><w:tr><w:trPr/><w:tc><w:tcPr><w:tcW w:w="1417.3228346456694" w:type="dxa"/><w:noWrap/></w:tcPr><w:p><w:pPr><w:spacing w:after="30"/></w:pPr><w:r><w:rPr><w:sz w:val="16"/><w:szCs w:val="16"/></w:rPr><w:t xml:space="preserve">51</w:t></w:r></w:p></w:tc><w:tc><w:tcPr><w:tcW w:w="1417.3228346456694" w:type="dxa"/><w:noWrap/></w:tcPr><w:p><w:pPr><w:spacing w:after="30"/></w:pPr><w:r><w:rPr><w:sz w:val="16"/><w:szCs w:val="16"/></w:rPr><w:t xml:space="preserve">`thesis_defense_schedule_details`</w:t></w:r></w:p></w:tc><w:tc><w:tcPr><w:tcW w:w="1417.3228346456694" w:type="dxa"/><w:noWrap/></w:tcPr><w:p><w:pPr><w:spacing w:after="30"/></w:pPr><w:r><w:rPr><w:sz w:val="16"/><w:szCs w:val="16"/></w:rPr><w:t xml:space="preserve">`thesis_defense_schedule_id`</w:t></w:r></w:p></w:tc><w:tc><w:tcPr><w:tcW w:w="1417.3228346456694" w:type="dxa"/><w:noWrap/></w:tcPr><w:p><w:pPr><w:spacing w:after="30"/></w:pPr><w:r><w:rPr><w:sz w:val="16"/><w:szCs w:val="16"/></w:rPr><w:t xml:space="preserve">`thesis_defense_schedules`</w:t></w:r></w:p></w:tc><w:tc><w:tcPr><w:tcW w:w="1417.3228346456694" w:type="dxa"/><w:noWrap/></w:tcPr><w:p><w:pPr><w:spacing w:after="30"/></w:pPr><w:r><w:rPr><w:sz w:val="16"/><w:szCs w:val="16"/></w:rPr><w:t xml:space="preserve">`id`</w:t></w:r></w:p></w:tc><w:tc><w:tcPr><w:tcW w:w="1417.3228346456694" w:type="dxa"/><w:noWrap/></w:tcPr><w:p><w:pPr><w:spacing w:after="30"/></w:pPr><w:r><w:rPr><w:sz w:val="16"/><w:szCs w:val="16"/></w:rPr><w:t xml:space="preserve">N : 1</w:t></w:r></w:p></w:tc><w:tc><w:tcPr><w:tcW w:w="1417.3228346456694" w:type="dxa"/><w:noWrap/></w:tcPr><w:p><w:pPr><w:spacing w:after="30"/></w:pPr><w:r><w:rPr><w:sz w:val="16"/><w:szCs w:val="16"/></w:rPr><w:t xml:space="preserve">`CASCADE`</w:t></w:r></w:p></w:tc><w:tc><w:tcPr><w:tcW w:w="1417.3228346456694" w:type="dxa"/><w:noWrap/></w:tcPr><w:p><w:pPr><w:spacing w:after="30"/></w:pPr><w:r><w:rPr><w:sz w:val="16"/><w:szCs w:val="16"/></w:rPr><w:t xml:space="preserve">Induk sesi ruangan dan tanggal sidang skripsi.</w:t></w:r></w:p></w:tc></w:tr><w:tr><w:trPr/><w:tc><w:tcPr><w:tcW w:w="1417.3228346456694" w:type="dxa"/><w:noWrap/></w:tcPr><w:p><w:pPr><w:spacing w:after="30"/></w:pPr><w:r><w:rPr><w:sz w:val="16"/><w:szCs w:val="16"/></w:rPr><w:t xml:space="preserve">52</w:t></w:r></w:p></w:tc><w:tc><w:tcPr><w:tcW w:w="1417.3228346456694" w:type="dxa"/><w:noWrap/></w:tcPr><w:p><w:pPr><w:spacing w:after="30"/></w:pPr><w:r><w:rPr><w:sz w:val="16"/><w:szCs w:val="16"/></w:rPr><w:t xml:space="preserve">`thesis_defense_schedule_details`</w:t></w:r></w:p></w:tc><w:tc><w:tcPr><w:tcW w:w="1417.3228346456694" w:type="dxa"/><w:noWrap/></w:tcPr><w:p><w:pPr><w:spacing w:after="30"/></w:pPr><w:r><w:rPr><w:sz w:val="16"/><w:szCs w:val="16"/></w:rPr><w:t xml:space="preserve">`examiner1_id`</w:t></w:r></w:p></w:tc><w:tc><w:tcPr><w:tcW w:w="1417.3228346456694" w:type="dxa"/><w:noWrap/></w:tcPr><w:p><w:pPr><w:spacing w:after="30"/></w:pPr><w:r><w:rPr><w:sz w:val="16"/><w:szCs w:val="16"/></w:rPr><w:t xml:space="preserve">`users`</w:t></w:r></w:p></w:tc><w:tc><w:tcPr><w:tcW w:w="1417.3228346456694" w:type="dxa"/><w:noWrap/></w:tcPr><w:p><w:pPr><w:spacing w:after="30"/></w:pPr><w:r><w:rPr><w:sz w:val="16"/><w:szCs w:val="16"/></w:rPr><w:t xml:space="preserve">`id`</w:t></w:r></w:p></w:tc><w:tc><w:tcPr><w:tcW w:w="1417.3228346456694" w:type="dxa"/><w:noWrap/></w:tcPr><w:p><w:pPr><w:spacing w:after="30"/></w:pPr><w:r><w:rPr><w:sz w:val="16"/><w:szCs w:val="16"/></w:rPr><w:t xml:space="preserve">N : 1</w:t></w:r></w:p></w:tc><w:tc><w:tcPr><w:tcW w:w="1417.3228346456694" w:type="dxa"/><w:noWrap/></w:tcPr><w:p><w:pPr><w:spacing w:after="30"/></w:pPr><w:r><w:rPr><w:sz w:val="16"/><w:szCs w:val="16"/></w:rPr><w:t xml:space="preserve">`CASCADE`</w:t></w:r></w:p></w:tc><w:tc><w:tcPr><w:tcW w:w="1417.3228346456694" w:type="dxa"/><w:noWrap/></w:tcPr><w:p><w:pPr><w:spacing w:after="30"/></w:pPr><w:r><w:rPr><w:sz w:val="16"/><w:szCs w:val="16"/></w:rPr><w:t xml:space="preserve">Menghubungkan entitas thesis_defense_schedule_details (examiner1_id) dengan entitas rujukan users (id).</w:t></w:r></w:p></w:tc></w:tr><w:tr><w:trPr/><w:tc><w:tcPr><w:tcW w:w="1417.3228346456694" w:type="dxa"/><w:noWrap/></w:tcPr><w:p><w:pPr><w:spacing w:after="30"/></w:pPr><w:r><w:rPr><w:sz w:val="16"/><w:szCs w:val="16"/></w:rPr><w:t xml:space="preserve">53</w:t></w:r></w:p></w:tc><w:tc><w:tcPr><w:tcW w:w="1417.3228346456694" w:type="dxa"/><w:noWrap/></w:tcPr><w:p><w:pPr><w:spacing w:after="30"/></w:pPr><w:r><w:rPr><w:sz w:val="16"/><w:szCs w:val="16"/></w:rPr><w:t xml:space="preserve">`thesis_defense_schedule_details`</w:t></w:r></w:p></w:tc><w:tc><w:tcPr><w:tcW w:w="1417.3228346456694" w:type="dxa"/><w:noWrap/></w:tcPr><w:p><w:pPr><w:spacing w:after="30"/></w:pPr><w:r><w:rPr><w:sz w:val="16"/><w:szCs w:val="16"/></w:rPr><w:t xml:space="preserve">`examiner2_id`</w:t></w:r></w:p></w:tc><w:tc><w:tcPr><w:tcW w:w="1417.3228346456694" w:type="dxa"/><w:noWrap/></w:tcPr><w:p><w:pPr><w:spacing w:after="30"/></w:pPr><w:r><w:rPr><w:sz w:val="16"/><w:szCs w:val="16"/></w:rPr><w:t xml:space="preserve">`users`</w:t></w:r></w:p></w:tc><w:tc><w:tcPr><w:tcW w:w="1417.3228346456694" w:type="dxa"/><w:noWrap/></w:tcPr><w:p><w:pPr><w:spacing w:after="30"/></w:pPr><w:r><w:rPr><w:sz w:val="16"/><w:szCs w:val="16"/></w:rPr><w:t xml:space="preserve">`id`</w:t></w:r></w:p></w:tc><w:tc><w:tcPr><w:tcW w:w="1417.3228346456694" w:type="dxa"/><w:noWrap/></w:tcPr><w:p><w:pPr><w:spacing w:after="30"/></w:pPr><w:r><w:rPr><w:sz w:val="16"/><w:szCs w:val="16"/></w:rPr><w:t xml:space="preserve">N : 1</w:t></w:r></w:p></w:tc><w:tc><w:tcPr><w:tcW w:w="1417.3228346456694" w:type="dxa"/><w:noWrap/></w:tcPr><w:p><w:pPr><w:spacing w:after="30"/></w:pPr><w:r><w:rPr><w:sz w:val="16"/><w:szCs w:val="16"/></w:rPr><w:t xml:space="preserve">`CASCADE`</w:t></w:r></w:p></w:tc><w:tc><w:tcPr><w:tcW w:w="1417.3228346456694" w:type="dxa"/><w:noWrap/></w:tcPr><w:p><w:pPr><w:spacing w:after="30"/></w:pPr><w:r><w:rPr><w:sz w:val="16"/><w:szCs w:val="16"/></w:rPr><w:t xml:space="preserve">Menghubungkan entitas thesis_defense_schedule_details (examiner2_id) dengan entitas rujukan users (id).</w:t></w:r></w:p></w:tc></w:tr><w:tr><w:trPr/><w:tc><w:tcPr><w:tcW w:w="1417.3228346456694" w:type="dxa"/><w:noWrap/></w:tcPr><w:p><w:pPr><w:spacing w:after="30"/></w:pPr><w:r><w:rPr><w:sz w:val="16"/><w:szCs w:val="16"/></w:rPr><w:t xml:space="preserve">54</w:t></w:r></w:p></w:tc><w:tc><w:tcPr><w:tcW w:w="1417.3228346456694" w:type="dxa"/><w:noWrap/></w:tcPr><w:p><w:pPr><w:spacing w:after="30"/></w:pPr><w:r><w:rPr><w:sz w:val="16"/><w:szCs w:val="16"/></w:rPr><w:t xml:space="preserve">`thesis_defense_schedule_details`</w:t></w:r></w:p></w:tc><w:tc><w:tcPr><w:tcW w:w="1417.3228346456694" w:type="dxa"/><w:noWrap/></w:tcPr><w:p><w:pPr><w:spacing w:after="30"/></w:pPr><w:r><w:rPr><w:sz w:val="16"/><w:szCs w:val="16"/></w:rPr><w:t xml:space="preserve">`thesis_id`</w:t></w:r></w:p></w:tc><w:tc><w:tcPr><w:tcW w:w="1417.3228346456694" w:type="dxa"/><w:noWrap/></w:tcPr><w:p><w:pPr><w:spacing w:after="30"/></w:pPr><w:r><w:rPr><w:sz w:val="16"/><w:szCs w:val="16"/></w:rPr><w:t xml:space="preserve">`theses`</w:t></w:r></w:p></w:tc><w:tc><w:tcPr><w:tcW w:w="1417.3228346456694" w:type="dxa"/><w:noWrap/></w:tcPr><w:p><w:pPr><w:spacing w:after="30"/></w:pPr><w:r><w:rPr><w:sz w:val="16"/><w:szCs w:val="16"/></w:rPr><w:t xml:space="preserve">`id`</w:t></w:r></w:p></w:tc><w:tc><w:tcPr><w:tcW w:w="1417.3228346456694" w:type="dxa"/><w:noWrap/></w:tcPr><w:p><w:pPr><w:spacing w:after="30"/></w:pPr><w:r><w:rPr><w:sz w:val="16"/><w:szCs w:val="16"/></w:rPr><w:t xml:space="preserve">1 : 1</w:t></w:r></w:p></w:tc><w:tc><w:tcPr><w:tcW w:w="1417.3228346456694" w:type="dxa"/><w:noWrap/></w:tcPr><w:p><w:pPr><w:spacing w:after="30"/></w:pPr><w:r><w:rPr><w:sz w:val="16"/><w:szCs w:val="16"/></w:rPr><w:t xml:space="preserve">`CASCADE`</w:t></w:r></w:p></w:tc><w:tc><w:tcPr><w:tcW w:w="1417.3228346456694" w:type="dxa"/><w:noWrap/></w:tcPr><w:p><w:pPr><w:spacing w:after="30"/></w:pPr><w:r><w:rPr><w:sz w:val="16"/><w:szCs w:val="16"/></w:rPr><w:t xml:space="preserve">Alokasi mahasiswa peserta yang dijadwalkan sidang akhir.</w:t></w:r></w:p></w:tc></w:tr><w:tr><w:trPr/><w:tc><w:tcPr><w:tcW w:w="1417.3228346456694" w:type="dxa"/><w:noWrap/></w:tcPr><w:p><w:pPr><w:spacing w:after="30"/></w:pPr><w:r><w:rPr><w:sz w:val="16"/><w:szCs w:val="16"/></w:rPr><w:t xml:space="preserve">55</w:t></w:r></w:p></w:tc><w:tc><w:tcPr><w:tcW w:w="1417.3228346456694" w:type="dxa"/><w:noWrap/></w:tcPr><w:p><w:pPr><w:spacing w:after="30"/></w:pPr><w:r><w:rPr><w:sz w:val="16"/><w:szCs w:val="16"/></w:rPr><w:t xml:space="preserve">`wa_broadcasts`</w:t></w:r></w:p></w:tc><w:tc><w:tcPr><w:tcW w:w="1417.3228346456694" w:type="dxa"/><w:noWrap/></w:tcPr><w:p><w:pPr><w:spacing w:after="30"/></w:pPr><w:r><w:rPr><w:sz w:val="16"/><w:szCs w:val="16"/></w:rPr><w:t xml:space="preserve">`sender_id`</w:t></w:r></w:p></w:tc><w:tc><w:tcPr><w:tcW w:w="1417.3228346456694" w:type="dxa"/><w:noWrap/></w:tcPr><w:p><w:pPr><w:spacing w:after="30"/></w:pPr><w:r><w:rPr><w:sz w:val="16"/><w:szCs w:val="16"/></w:rPr><w:t xml:space="preserve">`users`</w:t></w:r></w:p></w:tc><w:tc><w:tcPr><w:tcW w:w="1417.3228346456694" w:type="dxa"/><w:noWrap/></w:tcPr><w:p><w:pPr><w:spacing w:after="30"/></w:pPr><w:r><w:rPr><w:sz w:val="16"/><w:szCs w:val="16"/></w:rPr><w:t xml:space="preserve">`id`</w:t></w:r></w:p></w:tc><w:tc><w:tcPr><w:tcW w:w="1417.3228346456694" w:type="dxa"/><w:noWrap/></w:tcPr><w:p><w:pPr><w:spacing w:after="30"/></w:pPr><w:r><w:rPr><w:sz w:val="16"/><w:szCs w:val="16"/></w:rPr><w:t xml:space="preserve">N : 1</w:t></w:r></w:p></w:tc><w:tc><w:tcPr><w:tcW w:w="1417.3228346456694" w:type="dxa"/><w:noWrap/></w:tcPr><w:p><w:pPr><w:spacing w:after="30"/></w:pPr><w:r><w:rPr><w:sz w:val="16"/><w:szCs w:val="16"/></w:rPr><w:t xml:space="preserve">`CASCADE`</w:t></w:r></w:p></w:tc><w:tc><w:tcPr><w:tcW w:w="1417.3228346456694" w:type="dxa"/><w:noWrap/></w:tcPr><w:p><w:pPr><w:spacing w:after="30"/></w:pPr><w:r><w:rPr><w:sz w:val="16"/><w:szCs w:val="16"/></w:rPr><w:t xml:space="preserve">Staf Admin/Kaprodi pembuat siaran pengumuman massal WA.</w:t></w:r></w:p></w:tc></w:tr><w:tr><w:trPr/><w:tc><w:tcPr><w:tcW w:w="1417.3228346456694" w:type="dxa"/><w:noWrap/></w:tcPr><w:p><w:pPr><w:spacing w:after="30"/></w:pPr><w:r><w:rPr><w:sz w:val="16"/><w:szCs w:val="16"/></w:rPr><w:t xml:space="preserve">56</w:t></w:r></w:p></w:tc><w:tc><w:tcPr><w:tcW w:w="1417.3228346456694" w:type="dxa"/><w:noWrap/></w:tcPr><w:p><w:pPr><w:spacing w:after="30"/></w:pPr><w:r><w:rPr><w:sz w:val="16"/><w:szCs w:val="16"/></w:rPr><w:t xml:space="preserve">`wa_broadcast_logs`</w:t></w:r></w:p></w:tc><w:tc><w:tcPr><w:tcW w:w="1417.3228346456694" w:type="dxa"/><w:noWrap/></w:tcPr><w:p><w:pPr><w:spacing w:after="30"/></w:pPr><w:r><w:rPr><w:sz w:val="16"/><w:szCs w:val="16"/></w:rPr><w:t xml:space="preserve">`recipient_id`</w:t></w:r></w:p></w:tc><w:tc><w:tcPr><w:tcW w:w="1417.3228346456694" w:type="dxa"/><w:noWrap/></w:tcPr><w:p><w:pPr><w:spacing w:after="30"/></w:pPr><w:r><w:rPr><w:sz w:val="16"/><w:szCs w:val="16"/></w:rPr><w:t xml:space="preserve">`users`</w:t></w:r></w:p></w:tc><w:tc><w:tcPr><w:tcW w:w="1417.3228346456694" w:type="dxa"/><w:noWrap/></w:tcPr><w:p><w:pPr><w:spacing w:after="30"/></w:pPr><w:r><w:rPr><w:sz w:val="16"/><w:szCs w:val="16"/></w:rPr><w:t xml:space="preserve">`id`</w:t></w:r></w:p></w:tc><w:tc><w:tcPr><w:tcW w:w="1417.3228346456694" w:type="dxa"/><w:noWrap/></w:tcPr><w:p><w:pPr><w:spacing w:after="30"/></w:pPr><w:r><w:rPr><w:sz w:val="16"/><w:szCs w:val="16"/></w:rPr><w:t xml:space="preserve">N : 1</w:t></w:r></w:p></w:tc><w:tc><w:tcPr><w:tcW w:w="1417.3228346456694" w:type="dxa"/><w:noWrap/></w:tcPr><w:p><w:pPr><w:spacing w:after="30"/></w:pPr><w:r><w:rPr><w:sz w:val="16"/><w:szCs w:val="16"/></w:rPr><w:t xml:space="preserve">`SET NULL`</w:t></w:r></w:p></w:tc><w:tc><w:tcPr><w:tcW w:w="1417.3228346456694" w:type="dxa"/><w:noWrap/></w:tcPr><w:p><w:pPr><w:spacing w:after="30"/></w:pPr><w:r><w:rPr><w:sz w:val="16"/><w:szCs w:val="16"/></w:rPr><w:t xml:space="preserve">Pengguna penerima target pengiriman pesan siaran.</w:t></w:r></w:p></w:tc></w:tr><w:tr><w:trPr/><w:tc><w:tcPr><w:tcW w:w="1417.3228346456694" w:type="dxa"/><w:noWrap/></w:tcPr><w:p><w:pPr><w:spacing w:after="30"/></w:pPr><w:r><w:rPr><w:sz w:val="16"/><w:szCs w:val="16"/></w:rPr><w:t xml:space="preserve">57</w:t></w:r></w:p></w:tc><w:tc><w:tcPr><w:tcW w:w="1417.3228346456694" w:type="dxa"/><w:noWrap/></w:tcPr><w:p><w:pPr><w:spacing w:after="30"/></w:pPr><w:r><w:rPr><w:sz w:val="16"/><w:szCs w:val="16"/></w:rPr><w:t xml:space="preserve">`wa_broadcast_logs`</w:t></w:r></w:p></w:tc><w:tc><w:tcPr><w:tcW w:w="1417.3228346456694" w:type="dxa"/><w:noWrap/></w:tcPr><w:p><w:pPr><w:spacing w:after="30"/></w:pPr><w:r><w:rPr><w:sz w:val="16"/><w:szCs w:val="16"/></w:rPr><w:t xml:space="preserve">`wa_broadcast_id`</w:t></w:r></w:p></w:tc><w:tc><w:tcPr><w:tcW w:w="1417.3228346456694" w:type="dxa"/><w:noWrap/></w:tcPr><w:p><w:pPr><w:spacing w:after="30"/></w:pPr><w:r><w:rPr><w:sz w:val="16"/><w:szCs w:val="16"/></w:rPr><w:t xml:space="preserve">`wa_broadcasts`</w:t></w:r></w:p></w:tc><w:tc><w:tcPr><w:tcW w:w="1417.3228346456694" w:type="dxa"/><w:noWrap/></w:tcPr><w:p><w:pPr><w:spacing w:after="30"/></w:pPr><w:r><w:rPr><w:sz w:val="16"/><w:szCs w:val="16"/></w:rPr><w:t xml:space="preserve">`id`</w:t></w:r></w:p></w:tc><w:tc><w:tcPr><w:tcW w:w="1417.3228346456694" w:type="dxa"/><w:noWrap/></w:tcPr><w:p><w:pPr><w:spacing w:after="30"/></w:pPr><w:r><w:rPr><w:sz w:val="16"/><w:szCs w:val="16"/></w:rPr><w:t xml:space="preserve">N : 1</w:t></w:r></w:p></w:tc><w:tc><w:tcPr><w:tcW w:w="1417.3228346456694" w:type="dxa"/><w:noWrap/></w:tcPr><w:p><w:pPr><w:spacing w:after="30"/></w:pPr><w:r><w:rPr><w:sz w:val="16"/><w:szCs w:val="16"/></w:rPr><w:t xml:space="preserve">`CASCADE`</w:t></w:r></w:p></w:tc><w:tc><w:tcPr><w:tcW w:w="1417.3228346456694" w:type="dxa"/><w:noWrap/></w:tcPr><w:p><w:pPr><w:spacing w:after="30"/></w:pPr><w:r><w:rPr><w:sz w:val="16"/><w:szCs w:val="16"/></w:rPr><w:t xml:space="preserve">Induk kampanye siaran pesan WhatsApp massal.</w:t></w:r></w:p></w:tc></w:tr></w:tbl><w:p/><w:p><w:pPr><w:jc w:val="both"/><w:spacing w:after="70"/></w:pPr><w:r><w:rPr><w:sz w:val="19"/><w:szCs w:val="19"/></w:rPr><w:t xml:space="preserve">---</w:t></w:r></w:p><w:p><w:pPr><w:pStyle w:val="Heading2"/></w:pPr><w:bookmarkStart w:id="11" w:name="_Toc11"/><w:r><w:t>3. SPESIFIKASI RINCI STRUKTUR TABEL BASIS DATA (35 TABEL LENGKAP)</w:t></w:r><w:bookmarkEnd w:id="11"/></w:p><w:p><w:pPr><w:jc w:val="both"/><w:spacing w:after="70"/></w:pPr><w:r><w:rPr><w:sz w:val="19"/><w:szCs w:val="19"/></w:rPr><w:t xml:space="preserve">Bagian ini memaparkan spesifikasi fisik seluruh **35 tabel operasional SIBIMA**. Setiap tabel dilengkapi dengan **Nama Tabel**, **Primary Key**, **Foreign Key**, **Deskripsi**, serta tabel rincian seluruh kolom yang mencakup No, Nama Kolom, Tipe Data, Nullable, Nilai Default, Kunci (*Key*), dan Keterangan & Aturan Bisnis:</w:t></w:r></w:p><w:p><w:pPr><w:pStyle w:val="Heading3"/></w:pPr><w:bookmarkStart w:id="12" w:name="_Toc12"/><w:r><w:t>3.1 Tabel Log Audit Aktivitas Sistem (`activity_logs`)</w:t></w:r><w:bookmarkEnd w:id="12"/></w:p><w:p><w:pPr><w:spacing w:before="40" w:after="40"/></w:pPr><w:r><w:rPr><w:color w:val="334155"/><w:sz w:val="19"/><w:szCs w:val="19"/><w:b w:val="1"/><w:bCs w:val="1"/><w:i w:val="1"/><w:iCs w:val="1"/></w:rPr><w:t xml:space="preserve">**Nama Tabel**: `activity_logs`</w:t></w:r></w:p><w:p><w:pPr><w:spacing w:before="40" w:after="40"/></w:pPr><w:r><w:rPr><w:color w:val="334155"/><w:sz w:val="19"/><w:szCs w:val="19"/><w:b w:val="0"/><w:bCs w:val="0"/><w:i w:val="1"/><w:iCs w:val="1"/></w:rPr><w:t xml:space="preserve">**Primary Key**: `id`</w:t></w:r></w:p><w:p><w:pPr><w:spacing w:before="40" w:after="40"/></w:pPr><w:r><w:rPr><w:color w:val="334155"/><w:sz w:val="19"/><w:szCs w:val="19"/><w:b w:val="0"/><w:bCs w:val="0"/><w:i w:val="1"/><w:iCs w:val="1"/></w:rPr><w:t xml:space="preserve">**Foreign Key**: `user_id` $\rightarrow$ merujuk ke `users.id`</w:t></w:r></w:p><w:p><w:pPr><w:spacing w:before="40" w:after="40"/></w:pPr><w:r><w:rPr><w:color w:val="334155"/><w:sz w:val="19"/><w:szCs w:val="19"/><w:b w:val="0"/><w:bCs w:val="0"/><w:i w:val="1"/><w:iCs w:val="1"/></w:rPr><w:t xml:space="preserve">**Deskripsi**: Mencatat rekam jejak audit (*security audit trail*) seluruh mutasi data penting, event login/logout, alamat IP pengguna, dan user-agent peramban untuk keperluan keamanan dan forensik.</w:t></w:r></w:p><w:tbl><w:tblGrid><w:gridCol w:w="1417.3228346456694" w:type="dxa"/><w:gridCol w:w="1417.3228346456694" w:type="dxa"/><w:gridCol w:w="1417.3228346456694" w:type="dxa"/><w:gridCol w:w="1417.3228346456694" w:type="dxa"/><w:gridCol w:w="1417.3228346456694" w:type="dxa"/><w:gridCol w:w="1417.3228346456694" w:type="dxa"/><w:gridCol w:w="1417.3228346456694" w:type="dxa"/></w:tblGrid><w:tblPr><w:tblStyle w:val="DbTable"/></w:tblPr><w:tr><w:trPr/><w:tc><w:tcPr><w:tcW w:w="1417.3228346456694" w:type="dxa"/><w:shd w:val="clear" w:fill="1E293B"/><w:noWrap/></w:tcPr><w:p><w:pPr><w:spacing w:after="30"/></w:pPr><w:r><w:rPr><w:color w:val="FFFFFF"/><w:sz w:val="16"/><w:szCs w:val="16"/><w:b w:val="1"/><w:bCs w:val="1"/></w:rPr><w:t xml:space="preserve">No</w:t></w:r></w:p></w:tc><w:tc><w:tcPr><w:tcW w:w="1417.3228346456694" w:type="dxa"/><w:shd w:val="clear" w:fill="1E293B"/><w:noWrap/></w:tcPr><w:p><w:pPr><w:spacing w:after="30"/></w:pPr><w:r><w:rPr><w:color w:val="FFFFFF"/><w:sz w:val="16"/><w:szCs w:val="16"/><w:b w:val="1"/><w:bCs w:val="1"/></w:rPr><w:t xml:space="preserve">Nama Kolom</w:t></w:r></w:p></w:tc><w:tc><w:tcPr><w:tcW w:w="1417.3228346456694" w:type="dxa"/><w:shd w:val="clear" w:fill="1E293B"/><w:noWrap/></w:tcPr><w:p><w:pPr><w:spacing w:after="30"/></w:pPr><w:r><w:rPr><w:color w:val="FFFFFF"/><w:sz w:val="16"/><w:szCs w:val="16"/><w:b w:val="1"/><w:bCs w:val="1"/></w:rPr><w:t xml:space="preserve">Tipe Data</w:t></w:r></w:p></w:tc><w:tc><w:tcPr><w:tcW w:w="1417.3228346456694" w:type="dxa"/><w:shd w:val="clear" w:fill="1E293B"/><w:noWrap/></w:tcPr><w:p><w:pPr><w:spacing w:after="30"/></w:pPr><w:r><w:rPr><w:color w:val="FFFFFF"/><w:sz w:val="16"/><w:szCs w:val="16"/><w:b w:val="1"/><w:bCs w:val="1"/></w:rPr><w:t xml:space="preserve">Nullable</w:t></w:r></w:p></w:tc><w:tc><w:tcPr><w:tcW w:w="1417.3228346456694" w:type="dxa"/><w:shd w:val="clear" w:fill="1E293B"/><w:noWrap/></w:tcPr><w:p><w:pPr><w:spacing w:after="30"/></w:pPr><w:r><w:rPr><w:color w:val="FFFFFF"/><w:sz w:val="16"/><w:szCs w:val="16"/><w:b w:val="1"/><w:bCs w:val="1"/></w:rPr><w:t xml:space="preserve">Nilai Default</w:t></w:r></w:p></w:tc><w:tc><w:tcPr><w:tcW w:w="1417.3228346456694" w:type="dxa"/><w:shd w:val="clear" w:fill="1E293B"/><w:noWrap/></w:tcPr><w:p><w:pPr><w:spacing w:after="30"/></w:pPr><w:r><w:rPr><w:color w:val="FFFFFF"/><w:sz w:val="16"/><w:szCs w:val="16"/><w:b w:val="1"/><w:bCs w:val="1"/></w:rPr><w:t xml:space="preserve">Kunci (*Key*)</w:t></w:r></w:p></w:tc><w:tc><w:tcPr><w:tcW w:w="1417.3228346456694" w:type="dxa"/><w:shd w:val="clear" w:fill="1E293B"/><w:noWrap/></w:tcPr><w:p><w:pPr><w:spacing w:after="30"/></w:pPr><w:r><w:rPr><w:color w:val="FFFFFF"/><w:sz w:val="16"/><w:szCs w:val="16"/><w:b w:val="1"/><w:bCs w:val="1"/></w:rPr><w:t xml:space="preserve">Keterangan & Aturan Bisnis</w:t></w:r></w:p></w:tc></w:tr><w:tr><w:trPr/><w:tc><w:tcPr><w:tcW w:w="1417.3228346456694" w:type="dxa"/><w:noWrap/></w:tcPr><w:p><w:pPr><w:spacing w:after="30"/></w:pPr><w:r><w:rPr><w:sz w:val="16"/><w:szCs w:val="16"/></w:rPr><w:t xml:space="preserve">1</w:t></w:r></w:p></w:tc><w:tc><w:tcPr><w:tcW w:w="1417.3228346456694" w:type="dxa"/><w:noWrap/></w:tcPr><w:p><w:pPr><w:spacing w:after="30"/></w:pPr><w:r><w:rPr><w:sz w:val="16"/><w:szCs w:val="16"/></w:rPr><w:t xml:space="preserve">`id`</w:t></w:r></w:p></w:tc><w:tc><w:tcPr><w:tcW w:w="1417.3228346456694" w:type="dxa"/><w:noWrap/></w:tcPr><w:p><w:pPr><w:spacing w:after="30"/></w:pPr><w:r><w:rPr><w:sz w:val="16"/><w:szCs w:val="16"/></w:rPr><w:t xml:space="preserve">`bigint(20) unsigned`</w:t></w:r></w:p></w:tc><w:tc><w:tcPr><w:tcW w:w="1417.3228346456694" w:type="dxa"/><w:noWrap/></w:tcPr><w:p><w:pPr><w:spacing w:after="30"/></w:pPr><w:r><w:rPr><w:sz w:val="16"/><w:szCs w:val="16"/></w:rPr><w:t xml:space="preserve">NOT NULL</w:t></w:r></w:p></w:tc><w:tc><w:tcPr><w:tcW w:w="1417.3228346456694" w:type="dxa"/><w:noWrap/></w:tcPr><w:p><w:pPr><w:spacing w:after="30"/></w:pPr><w:r><w:rPr><w:sz w:val="16"/><w:szCs w:val="16"/></w:rPr><w:t xml:space="preserve">*None*</w:t></w:r></w:p></w:tc><w:tc><w:tcPr><w:tcW w:w="1417.3228346456694" w:type="dxa"/><w:noWrap/></w:tcPr><w:p><w:pPr><w:spacing w:after="30"/></w:pPr><w:r><w:rPr><w:sz w:val="16"/><w:szCs w:val="16"/></w:rPr><w:t xml:space="preserve">PRI (auto_increment)</w:t></w:r></w:p></w:tc><w:tc><w:tcPr><w:tcW w:w="1417.3228346456694" w:type="dxa"/><w:noWrap/></w:tcPr><w:p><w:pPr><w:spacing w:after="30"/></w:pPr><w:r><w:rPr><w:sz w:val="16"/><w:szCs w:val="16"/></w:rPr><w:t xml:space="preserve">Identitas unik rekaman data (*Surrogate Primary Key*).</w:t></w:r></w:p></w:tc></w:tr><w:tr><w:trPr/><w:tc><w:tcPr><w:tcW w:w="1417.3228346456694" w:type="dxa"/><w:noWrap/></w:tcPr><w:p><w:pPr><w:spacing w:after="30"/></w:pPr><w:r><w:rPr><w:sz w:val="16"/><w:szCs w:val="16"/></w:rPr><w:t xml:space="preserve">2</w:t></w:r></w:p></w:tc><w:tc><w:tcPr><w:tcW w:w="1417.3228346456694" w:type="dxa"/><w:noWrap/></w:tcPr><w:p><w:pPr><w:spacing w:after="30"/></w:pPr><w:r><w:rPr><w:sz w:val="16"/><w:szCs w:val="16"/></w:rPr><w:t xml:space="preserve">`user_id`</w:t></w:r></w:p></w:tc><w:tc><w:tcPr><w:tcW w:w="1417.3228346456694" w:type="dxa"/><w:noWrap/></w:tcPr><w:p><w:pPr><w:spacing w:after="30"/></w:pPr><w:r><w:rPr><w:sz w:val="16"/><w:szCs w:val="16"/></w:rPr><w:t xml:space="preserve">`bigint(20) unsigned`</w:t></w:r></w:p></w:tc><w:tc><w:tcPr><w:tcW w:w="1417.3228346456694" w:type="dxa"/><w:noWrap/></w:tcPr><w:p><w:pPr><w:spacing w:after="30"/></w:pPr><w:r><w:rPr><w:sz w:val="16"/><w:szCs w:val="16"/></w:rPr><w:t xml:space="preserve">NULL</w:t></w:r></w:p></w:tc><w:tc><w:tcPr><w:tcW w:w="1417.3228346456694" w:type="dxa"/><w:noWrap/></w:tcPr><w:p><w:pPr><w:spacing w:after="30"/></w:pPr><w:r><w:rPr><w:sz w:val="16"/><w:szCs w:val="16"/></w:rPr><w:t xml:space="preserve">`NULL`</w:t></w:r></w:p></w:tc><w:tc><w:tcPr><w:tcW w:w="1417.3228346456694" w:type="dxa"/><w:noWrap/></w:tcPr><w:p><w:pPr><w:spacing w:after="30"/></w:pPr><w:r><w:rPr><w:sz w:val="16"/><w:szCs w:val="16"/></w:rPr><w:t xml:space="preserve">MUL</w:t></w:r></w:p></w:tc><w:tc><w:tcPr><w:tcW w:w="1417.3228346456694" w:type="dxa"/><w:noWrap/></w:tcPr><w:p><w:pPr><w:spacing w:after="30"/></w:pPr><w:r><w:rPr><w:sz w:val="16"/><w:szCs w:val="16"/></w:rPr><w:t xml:space="preserve">Kunci asing merujuk ke tabel users.</w:t></w:r></w:p></w:tc></w:tr><w:tr><w:trPr/><w:tc><w:tcPr><w:tcW w:w="1417.3228346456694" w:type="dxa"/><w:noWrap/></w:tcPr><w:p><w:pPr><w:spacing w:after="30"/></w:pPr><w:r><w:rPr><w:sz w:val="16"/><w:szCs w:val="16"/></w:rPr><w:t xml:space="preserve">3</w:t></w:r></w:p></w:tc><w:tc><w:tcPr><w:tcW w:w="1417.3228346456694" w:type="dxa"/><w:noWrap/></w:tcPr><w:p><w:pPr><w:spacing w:after="30"/></w:pPr><w:r><w:rPr><w:sz w:val="16"/><w:szCs w:val="16"/></w:rPr><w:t xml:space="preserve">`activity`</w:t></w:r></w:p></w:tc><w:tc><w:tcPr><w:tcW w:w="1417.3228346456694" w:type="dxa"/><w:noWrap/></w:tcPr><w:p><w:pPr><w:spacing w:after="30"/></w:pPr><w:r><w:rPr><w:sz w:val="16"/><w:szCs w:val="16"/></w:rPr><w:t xml:space="preserve">`varchar(255)`</w:t></w:r></w:p></w:tc><w:tc><w:tcPr><w:tcW w:w="1417.3228346456694" w:type="dxa"/><w:noWrap/></w:tcPr><w:p><w:pPr><w:spacing w:after="30"/></w:pPr><w:r><w:rPr><w:sz w:val="16"/><w:szCs w:val="16"/></w:rPr><w:t xml:space="preserve">NOT NULL</w:t></w:r></w:p></w:tc><w:tc><w:tcPr><w:tcW w:w="1417.3228346456694" w:type="dxa"/><w:noWrap/></w:tcPr><w:p><w:pPr><w:spacing w:after="30"/></w:pPr><w:r><w:rPr><w:sz w:val="16"/><w:szCs w:val="16"/></w:rPr><w:t xml:space="preserve">*None*</w:t></w:r></w:p></w:tc><w:tc><w:tcPr><w:tcW w:w="1417.3228346456694" w:type="dxa"/><w:noWrap/></w:tcPr><w:p><w:pPr><w:spacing w:after="30"/></w:pPr><w:r><w:rPr><w:sz w:val="16"/><w:szCs w:val="16"/></w:rPr><w:t xml:space="preserve">-</w:t></w:r></w:p></w:tc><w:tc><w:tcPr><w:tcW w:w="1417.3228346456694" w:type="dxa"/><w:noWrap/></w:tcPr><w:p><w:pPr><w:spacing w:after="30"/></w:pPr><w:r><w:rPr><w:sz w:val="16"/><w:szCs w:val="16"/></w:rPr><w:t xml:space="preserve">Menyimpan atribut data activity pada sistem SIBIMA.</w:t></w:r></w:p></w:tc></w:tr><w:tr><w:trPr/><w:tc><w:tcPr><w:tcW w:w="1417.3228346456694" w:type="dxa"/><w:noWrap/></w:tcPr><w:p><w:pPr><w:spacing w:after="30"/></w:pPr><w:r><w:rPr><w:sz w:val="16"/><w:szCs w:val="16"/></w:rPr><w:t xml:space="preserve">4</w:t></w:r></w:p></w:tc><w:tc><w:tcPr><w:tcW w:w="1417.3228346456694" w:type="dxa"/><w:noWrap/></w:tcPr><w:p><w:pPr><w:spacing w:after="30"/></w:pPr><w:r><w:rPr><w:sz w:val="16"/><w:szCs w:val="16"/></w:rPr><w:t xml:space="preserve">`description`</w:t></w:r></w:p></w:tc><w:tc><w:tcPr><w:tcW w:w="1417.3228346456694" w:type="dxa"/><w:noWrap/></w:tcPr><w:p><w:pPr><w:spacing w:after="30"/></w:pPr><w:r><w:rPr><w:sz w:val="16"/><w:szCs w:val="16"/></w:rPr><w:t xml:space="preserve">`text`</w:t></w:r></w:p></w:tc><w:tc><w:tcPr><w:tcW w:w="1417.3228346456694" w:type="dxa"/><w:noWrap/></w:tcPr><w:p><w:pPr><w:spacing w:after="30"/></w:pPr><w:r><w:rPr><w:sz w:val="16"/><w:szCs w:val="16"/></w:rPr><w:t xml:space="preserve">NULL</w:t></w:r></w:p></w:tc><w:tc><w:tcPr><w:tcW w:w="1417.3228346456694" w:type="dxa"/><w:noWrap/></w:tcPr><w:p><w:pPr><w:spacing w:after="30"/></w:pPr><w:r><w:rPr><w:sz w:val="16"/><w:szCs w:val="16"/></w:rPr><w:t xml:space="preserve">`NULL`</w:t></w:r></w:p></w:tc><w:tc><w:tcPr><w:tcW w:w="1417.3228346456694" w:type="dxa"/><w:noWrap/></w:tcPr><w:p><w:pPr><w:spacing w:after="30"/></w:pPr><w:r><w:rPr><w:sz w:val="16"/><w:szCs w:val="16"/></w:rPr><w:t xml:space="preserve">-</w:t></w:r></w:p></w:tc><w:tc><w:tcPr><w:tcW w:w="1417.3228346456694" w:type="dxa"/><w:noWrap/></w:tcPr><w:p><w:pPr><w:spacing w:after="30"/></w:pPr><w:r><w:rPr><w:sz w:val="16"/><w:szCs w:val="16"/></w:rPr><w:t xml:space="preserve">Menyimpan atribut data description pada sistem SIBIMA.</w:t></w:r></w:p></w:tc></w:tr><w:tr><w:trPr/><w:tc><w:tcPr><w:tcW w:w="1417.3228346456694" w:type="dxa"/><w:noWrap/></w:tcPr><w:p><w:pPr><w:spacing w:after="30"/></w:pPr><w:r><w:rPr><w:sz w:val="16"/><w:szCs w:val="16"/></w:rPr><w:t xml:space="preserve">5</w:t></w:r></w:p></w:tc><w:tc><w:tcPr><w:tcW w:w="1417.3228346456694" w:type="dxa"/><w:noWrap/></w:tcPr><w:p><w:pPr><w:spacing w:after="30"/></w:pPr><w:r><w:rPr><w:sz w:val="16"/><w:szCs w:val="16"/></w:rPr><w:t xml:space="preserve">`module`</w:t></w:r></w:p></w:tc><w:tc><w:tcPr><w:tcW w:w="1417.3228346456694" w:type="dxa"/><w:noWrap/></w:tcPr><w:p><w:pPr><w:spacing w:after="30"/></w:pPr><w:r><w:rPr><w:sz w:val="16"/><w:szCs w:val="16"/></w:rPr><w:t xml:space="preserve">`varchar(255)`</w:t></w:r></w:p></w:tc><w:tc><w:tcPr><w:tcW w:w="1417.3228346456694" w:type="dxa"/><w:noWrap/></w:tcPr><w:p><w:pPr><w:spacing w:after="30"/></w:pPr><w:r><w:rPr><w:sz w:val="16"/><w:szCs w:val="16"/></w:rPr><w:t xml:space="preserve">NULL</w:t></w:r></w:p></w:tc><w:tc><w:tcPr><w:tcW w:w="1417.3228346456694" w:type="dxa"/><w:noWrap/></w:tcPr><w:p><w:pPr><w:spacing w:after="30"/></w:pPr><w:r><w:rPr><w:sz w:val="16"/><w:szCs w:val="16"/></w:rPr><w:t xml:space="preserve">`NULL`</w:t></w:r></w:p></w:tc><w:tc><w:tcPr><w:tcW w:w="1417.3228346456694" w:type="dxa"/><w:noWrap/></w:tcPr><w:p><w:pPr><w:spacing w:after="30"/></w:pPr><w:r><w:rPr><w:sz w:val="16"/><w:szCs w:val="16"/></w:rPr><w:t xml:space="preserve">-</w:t></w:r></w:p></w:tc><w:tc><w:tcPr><w:tcW w:w="1417.3228346456694" w:type="dxa"/><w:noWrap/></w:tcPr><w:p><w:pPr><w:spacing w:after="30"/></w:pPr><w:r><w:rPr><w:sz w:val="16"/><w:szCs w:val="16"/></w:rPr><w:t xml:space="preserve">Menyimpan atribut data module pada sistem SIBIMA.</w:t></w:r></w:p></w:tc></w:tr><w:tr><w:trPr/><w:tc><w:tcPr><w:tcW w:w="1417.3228346456694" w:type="dxa"/><w:noWrap/></w:tcPr><w:p><w:pPr><w:spacing w:after="30"/></w:pPr><w:r><w:rPr><w:sz w:val="16"/><w:szCs w:val="16"/></w:rPr><w:t xml:space="preserve">6</w:t></w:r></w:p></w:tc><w:tc><w:tcPr><w:tcW w:w="1417.3228346456694" w:type="dxa"/><w:noWrap/></w:tcPr><w:p><w:pPr><w:spacing w:after="30"/></w:pPr><w:r><w:rPr><w:sz w:val="16"/><w:szCs w:val="16"/></w:rPr><w:t xml:space="preserve">`subject_type`</w:t></w:r></w:p></w:tc><w:tc><w:tcPr><w:tcW w:w="1417.3228346456694" w:type="dxa"/><w:noWrap/></w:tcPr><w:p><w:pPr><w:spacing w:after="30"/></w:pPr><w:r><w:rPr><w:sz w:val="16"/><w:szCs w:val="16"/></w:rPr><w:t xml:space="preserve">`varchar(255)`</w:t></w:r></w:p></w:tc><w:tc><w:tcPr><w:tcW w:w="1417.3228346456694" w:type="dxa"/><w:noWrap/></w:tcPr><w:p><w:pPr><w:spacing w:after="30"/></w:pPr><w:r><w:rPr><w:sz w:val="16"/><w:szCs w:val="16"/></w:rPr><w:t xml:space="preserve">NULL</w:t></w:r></w:p></w:tc><w:tc><w:tcPr><w:tcW w:w="1417.3228346456694" w:type="dxa"/><w:noWrap/></w:tcPr><w:p><w:pPr><w:spacing w:after="30"/></w:pPr><w:r><w:rPr><w:sz w:val="16"/><w:szCs w:val="16"/></w:rPr><w:t xml:space="preserve">`NULL`</w:t></w:r></w:p></w:tc><w:tc><w:tcPr><w:tcW w:w="1417.3228346456694" w:type="dxa"/><w:noWrap/></w:tcPr><w:p><w:pPr><w:spacing w:after="30"/></w:pPr><w:r><w:rPr><w:sz w:val="16"/><w:szCs w:val="16"/></w:rPr><w:t xml:space="preserve">MUL</w:t></w:r></w:p></w:tc><w:tc><w:tcPr><w:tcW w:w="1417.3228346456694" w:type="dxa"/><w:noWrap/></w:tcPr><w:p><w:pPr><w:spacing w:after="30"/></w:pPr><w:r><w:rPr><w:sz w:val="16"/><w:szCs w:val="16"/></w:rPr><w:t xml:space="preserve">Menyimpan atribut data subject type pada sistem SIBIMA.</w:t></w:r></w:p></w:tc></w:tr><w:tr><w:trPr/><w:tc><w:tcPr><w:tcW w:w="1417.3228346456694" w:type="dxa"/><w:noWrap/></w:tcPr><w:p><w:pPr><w:spacing w:after="30"/></w:pPr><w:r><w:rPr><w:sz w:val="16"/><w:szCs w:val="16"/></w:rPr><w:t xml:space="preserve">7</w:t></w:r></w:p></w:tc><w:tc><w:tcPr><w:tcW w:w="1417.3228346456694" w:type="dxa"/><w:noWrap/></w:tcPr><w:p><w:pPr><w:spacing w:after="30"/></w:pPr><w:r><w:rPr><w:sz w:val="16"/><w:szCs w:val="16"/></w:rPr><w:t xml:space="preserve">`subject_id`</w:t></w:r></w:p></w:tc><w:tc><w:tcPr><w:tcW w:w="1417.3228346456694" w:type="dxa"/><w:noWrap/></w:tcPr><w:p><w:pPr><w:spacing w:after="30"/></w:pPr><w:r><w:rPr><w:sz w:val="16"/><w:szCs w:val="16"/></w:rPr><w:t xml:space="preserve">`bigint(20) unsigned`</w:t></w:r></w:p></w:tc><w:tc><w:tcPr><w:tcW w:w="1417.3228346456694" w:type="dxa"/><w:noWrap/></w:tcPr><w:p><w:pPr><w:spacing w:after="30"/></w:pPr><w:r><w:rPr><w:sz w:val="16"/><w:szCs w:val="16"/></w:rPr><w:t xml:space="preserve">NULL</w:t></w:r></w:p></w:tc><w:tc><w:tcPr><w:tcW w:w="1417.3228346456694" w:type="dxa"/><w:noWrap/></w:tcPr><w:p><w:pPr><w:spacing w:after="30"/></w:pPr><w:r><w:rPr><w:sz w:val="16"/><w:szCs w:val="16"/></w:rPr><w:t xml:space="preserve">`NULL`</w:t></w:r></w:p></w:tc><w:tc><w:tcPr><w:tcW w:w="1417.3228346456694" w:type="dxa"/><w:noWrap/></w:tcPr><w:p><w:pPr><w:spacing w:after="30"/></w:pPr><w:r><w:rPr><w:sz w:val="16"/><w:szCs w:val="16"/></w:rPr><w:t xml:space="preserve">-</w:t></w:r></w:p></w:tc><w:tc><w:tcPr><w:tcW w:w="1417.3228346456694" w:type="dxa"/><w:noWrap/></w:tcPr><w:p><w:pPr><w:spacing w:after="30"/></w:pPr><w:r><w:rPr><w:sz w:val="16"/><w:szCs w:val="16"/></w:rPr><w:t xml:space="preserve">Menyimpan atribut data subject id pada sistem SIBIMA.</w:t></w:r></w:p></w:tc></w:tr><w:tr><w:trPr/><w:tc><w:tcPr><w:tcW w:w="1417.3228346456694" w:type="dxa"/><w:noWrap/></w:tcPr><w:p><w:pPr><w:spacing w:after="30"/></w:pPr><w:r><w:rPr><w:sz w:val="16"/><w:szCs w:val="16"/></w:rPr><w:t xml:space="preserve">8</w:t></w:r></w:p></w:tc><w:tc><w:tcPr><w:tcW w:w="1417.3228346456694" w:type="dxa"/><w:noWrap/></w:tcPr><w:p><w:pPr><w:spacing w:after="30"/></w:pPr><w:r><w:rPr><w:sz w:val="16"/><w:szCs w:val="16"/></w:rPr><w:t xml:space="preserve">`properties`</w:t></w:r></w:p></w:tc><w:tc><w:tcPr><w:tcW w:w="1417.3228346456694" w:type="dxa"/><w:noWrap/></w:tcPr><w:p><w:pPr><w:spacing w:after="30"/></w:pPr><w:r><w:rPr><w:sz w:val="16"/><w:szCs w:val="16"/></w:rPr><w:t xml:space="preserve">`longtext`</w:t></w:r></w:p></w:tc><w:tc><w:tcPr><w:tcW w:w="1417.3228346456694" w:type="dxa"/><w:noWrap/></w:tcPr><w:p><w:pPr><w:spacing w:after="30"/></w:pPr><w:r><w:rPr><w:sz w:val="16"/><w:szCs w:val="16"/></w:rPr><w:t xml:space="preserve">NULL</w:t></w:r></w:p></w:tc><w:tc><w:tcPr><w:tcW w:w="1417.3228346456694" w:type="dxa"/><w:noWrap/></w:tcPr><w:p><w:pPr><w:spacing w:after="30"/></w:pPr><w:r><w:rPr><w:sz w:val="16"/><w:szCs w:val="16"/></w:rPr><w:t xml:space="preserve">`NULL`</w:t></w:r></w:p></w:tc><w:tc><w:tcPr><w:tcW w:w="1417.3228346456694" w:type="dxa"/><w:noWrap/></w:tcPr><w:p><w:pPr><w:spacing w:after="30"/></w:pPr><w:r><w:rPr><w:sz w:val="16"/><w:szCs w:val="16"/></w:rPr><w:t xml:space="preserve">-</w:t></w:r></w:p></w:tc><w:tc><w:tcPr><w:tcW w:w="1417.3228346456694" w:type="dxa"/><w:noWrap/></w:tcPr><w:p><w:pPr><w:spacing w:after="30"/></w:pPr><w:r><w:rPr><w:sz w:val="16"/><w:szCs w:val="16"/></w:rPr><w:t xml:space="preserve">Menyimpan atribut data properties pada sistem SIBIMA.</w:t></w:r></w:p></w:tc></w:tr><w:tr><w:trPr/><w:tc><w:tcPr><w:tcW w:w="1417.3228346456694" w:type="dxa"/><w:noWrap/></w:tcPr><w:p><w:pPr><w:spacing w:after="30"/></w:pPr><w:r><w:rPr><w:sz w:val="16"/><w:szCs w:val="16"/></w:rPr><w:t xml:space="preserve">9</w:t></w:r></w:p></w:tc><w:tc><w:tcPr><w:tcW w:w="1417.3228346456694" w:type="dxa"/><w:noWrap/></w:tcPr><w:p><w:pPr><w:spacing w:after="30"/></w:pPr><w:r><w:rPr><w:sz w:val="16"/><w:szCs w:val="16"/></w:rPr><w:t xml:space="preserve">`ip_address`</w:t></w:r></w:p></w:tc><w:tc><w:tcPr><w:tcW w:w="1417.3228346456694" w:type="dxa"/><w:noWrap/></w:tcPr><w:p><w:pPr><w:spacing w:after="30"/></w:pPr><w:r><w:rPr><w:sz w:val="16"/><w:szCs w:val="16"/></w:rPr><w:t xml:space="preserve">`varchar(45)`</w:t></w:r></w:p></w:tc><w:tc><w:tcPr><w:tcW w:w="1417.3228346456694" w:type="dxa"/><w:noWrap/></w:tcPr><w:p><w:pPr><w:spacing w:after="30"/></w:pPr><w:r><w:rPr><w:sz w:val="16"/><w:szCs w:val="16"/></w:rPr><w:t xml:space="preserve">NULL</w:t></w:r></w:p></w:tc><w:tc><w:tcPr><w:tcW w:w="1417.3228346456694" w:type="dxa"/><w:noWrap/></w:tcPr><w:p><w:pPr><w:spacing w:after="30"/></w:pPr><w:r><w:rPr><w:sz w:val="16"/><w:szCs w:val="16"/></w:rPr><w:t xml:space="preserve">`NULL`</w:t></w:r></w:p></w:tc><w:tc><w:tcPr><w:tcW w:w="1417.3228346456694" w:type="dxa"/><w:noWrap/></w:tcPr><w:p><w:pPr><w:spacing w:after="30"/></w:pPr><w:r><w:rPr><w:sz w:val="16"/><w:szCs w:val="16"/></w:rPr><w:t xml:space="preserve">-</w:t></w:r></w:p></w:tc><w:tc><w:tcPr><w:tcW w:w="1417.3228346456694" w:type="dxa"/><w:noWrap/></w:tcPr><w:p><w:pPr><w:spacing w:after="30"/></w:pPr><w:r><w:rPr><w:sz w:val="16"/><w:szCs w:val="16"/></w:rPr><w:t xml:space="preserve">Menyimpan atribut data ip address pada sistem SIBIMA.</w:t></w:r></w:p></w:tc></w:tr><w:tr><w:trPr/><w:tc><w:tcPr><w:tcW w:w="1417.3228346456694" w:type="dxa"/><w:noWrap/></w:tcPr><w:p><w:pPr><w:spacing w:after="30"/></w:pPr><w:r><w:rPr><w:sz w:val="16"/><w:szCs w:val="16"/></w:rPr><w:t xml:space="preserve">10</w:t></w:r></w:p></w:tc><w:tc><w:tcPr><w:tcW w:w="1417.3228346456694" w:type="dxa"/><w:noWrap/></w:tcPr><w:p><w:pPr><w:spacing w:after="30"/></w:pPr><w:r><w:rPr><w:sz w:val="16"/><w:szCs w:val="16"/></w:rPr><w:t xml:space="preserve">`user_agent`</w:t></w:r></w:p></w:tc><w:tc><w:tcPr><w:tcW w:w="1417.3228346456694" w:type="dxa"/><w:noWrap/></w:tcPr><w:p><w:pPr><w:spacing w:after="30"/></w:pPr><w:r><w:rPr><w:sz w:val="16"/><w:szCs w:val="16"/></w:rPr><w:t xml:space="preserve">`text`</w:t></w:r></w:p></w:tc><w:tc><w:tcPr><w:tcW w:w="1417.3228346456694" w:type="dxa"/><w:noWrap/></w:tcPr><w:p><w:pPr><w:spacing w:after="30"/></w:pPr><w:r><w:rPr><w:sz w:val="16"/><w:szCs w:val="16"/></w:rPr><w:t xml:space="preserve">NULL</w:t></w:r></w:p></w:tc><w:tc><w:tcPr><w:tcW w:w="1417.3228346456694" w:type="dxa"/><w:noWrap/></w:tcPr><w:p><w:pPr><w:spacing w:after="30"/></w:pPr><w:r><w:rPr><w:sz w:val="16"/><w:szCs w:val="16"/></w:rPr><w:t xml:space="preserve">`NULL`</w:t></w:r></w:p></w:tc><w:tc><w:tcPr><w:tcW w:w="1417.3228346456694" w:type="dxa"/><w:noWrap/></w:tcPr><w:p><w:pPr><w:spacing w:after="30"/></w:pPr><w:r><w:rPr><w:sz w:val="16"/><w:szCs w:val="16"/></w:rPr><w:t xml:space="preserve">-</w:t></w:r></w:p></w:tc><w:tc><w:tcPr><w:tcW w:w="1417.3228346456694" w:type="dxa"/><w:noWrap/></w:tcPr><w:p><w:pPr><w:spacing w:after="30"/></w:pPr><w:r><w:rPr><w:sz w:val="16"/><w:szCs w:val="16"/></w:rPr><w:t xml:space="preserve">Menyimpan atribut data user agent pada sistem SIBIMA.</w:t></w:r></w:p></w:tc></w:tr><w:tr><w:trPr/><w:tc><w:tcPr><w:tcW w:w="1417.3228346456694" w:type="dxa"/><w:noWrap/></w:tcPr><w:p><w:pPr><w:spacing w:after="30"/></w:pPr><w:r><w:rPr><w:sz w:val="16"/><w:szCs w:val="16"/></w:rPr><w:t xml:space="preserve">11</w:t></w:r></w:p></w:tc><w:tc><w:tcPr><w:tcW w:w="1417.3228346456694" w:type="dxa"/><w:noWrap/></w:tcPr><w:p><w:pPr><w:spacing w:after="30"/></w:pPr><w:r><w:rPr><w:sz w:val="16"/><w:szCs w:val="16"/></w:rPr><w:t xml:space="preserve">`created_at`</w:t></w:r></w:p></w:tc><w:tc><w:tcPr><w:tcW w:w="1417.3228346456694" w:type="dxa"/><w:noWrap/></w:tcPr><w:p><w:pPr><w:spacing w:after="30"/></w:pPr><w:r><w:rPr><w:sz w:val="16"/><w:szCs w:val="16"/></w:rPr><w:t xml:space="preserve">`timestamp`</w:t></w:r></w:p></w:tc><w:tc><w:tcPr><w:tcW w:w="1417.3228346456694" w:type="dxa"/><w:noWrap/></w:tcPr><w:p><w:pPr><w:spacing w:after="30"/></w:pPr><w:r><w:rPr><w:sz w:val="16"/><w:szCs w:val="16"/></w:rPr><w:t xml:space="preserve">NULL</w:t></w:r></w:p></w:tc><w:tc><w:tcPr><w:tcW w:w="1417.3228346456694" w:type="dxa"/><w:noWrap/></w:tcPr><w:p><w:pPr><w:spacing w:after="30"/></w:pPr><w:r><w:rPr><w:sz w:val="16"/><w:szCs w:val="16"/></w:rPr><w:t xml:space="preserve">`NULL`</w:t></w:r></w:p></w:tc><w:tc><w:tcPr><w:tcW w:w="1417.3228346456694" w:type="dxa"/><w:noWrap/></w:tcPr><w:p><w:pPr><w:spacing w:after="30"/></w:pPr><w:r><w:rPr><w:sz w:val="16"/><w:szCs w:val="16"/></w:rPr><w:t xml:space="preserve">-</w:t></w:r></w:p></w:tc><w:tc><w:tcPr><w:tcW w:w="1417.3228346456694" w:type="dxa"/><w:noWrap/></w:tcPr><w:p><w:pPr><w:spacing w:after="30"/></w:pPr><w:r><w:rPr><w:sz w:val="16"/><w:szCs w:val="16"/></w:rPr><w:t xml:space="preserve">Waktu rekaman pertama kali dibuat di sistem.</w:t></w:r></w:p></w:tc></w:tr><w:tr><w:trPr/><w:tc><w:tcPr><w:tcW w:w="1417.3228346456694" w:type="dxa"/><w:noWrap/></w:tcPr><w:p><w:pPr><w:spacing w:after="30"/></w:pPr><w:r><w:rPr><w:sz w:val="16"/><w:szCs w:val="16"/></w:rPr><w:t xml:space="preserve">12</w:t></w:r></w:p></w:tc><w:tc><w:tcPr><w:tcW w:w="1417.3228346456694" w:type="dxa"/><w:noWrap/></w:tcPr><w:p><w:pPr><w:spacing w:after="30"/></w:pPr><w:r><w:rPr><w:sz w:val="16"/><w:szCs w:val="16"/></w:rPr><w:t xml:space="preserve">`updated_at`</w:t></w:r></w:p></w:tc><w:tc><w:tcPr><w:tcW w:w="1417.3228346456694" w:type="dxa"/><w:noWrap/></w:tcPr><w:p><w:pPr><w:spacing w:after="30"/></w:pPr><w:r><w:rPr><w:sz w:val="16"/><w:szCs w:val="16"/></w:rPr><w:t xml:space="preserve">`timestamp`</w:t></w:r></w:p></w:tc><w:tc><w:tcPr><w:tcW w:w="1417.3228346456694" w:type="dxa"/><w:noWrap/></w:tcPr><w:p><w:pPr><w:spacing w:after="30"/></w:pPr><w:r><w:rPr><w:sz w:val="16"/><w:szCs w:val="16"/></w:rPr><w:t xml:space="preserve">NULL</w:t></w:r></w:p></w:tc><w:tc><w:tcPr><w:tcW w:w="1417.3228346456694" w:type="dxa"/><w:noWrap/></w:tcPr><w:p><w:pPr><w:spacing w:after="30"/></w:pPr><w:r><w:rPr><w:sz w:val="16"/><w:szCs w:val="16"/></w:rPr><w:t xml:space="preserve">`NULL`</w:t></w:r></w:p></w:tc><w:tc><w:tcPr><w:tcW w:w="1417.3228346456694" w:type="dxa"/><w:noWrap/></w:tcPr><w:p><w:pPr><w:spacing w:after="30"/></w:pPr><w:r><w:rPr><w:sz w:val="16"/><w:szCs w:val="16"/></w:rPr><w:t xml:space="preserve">-</w:t></w:r></w:p></w:tc><w:tc><w:tcPr><w:tcW w:w="1417.3228346456694" w:type="dxa"/><w:noWrap/></w:tcPr><w:p><w:pPr><w:spacing w:after="30"/></w:pPr><w:r><w:rPr><w:sz w:val="16"/><w:szCs w:val="16"/></w:rPr><w:t xml:space="preserve">Waktu rekaman terakhir kali diperbarui.</w:t></w:r></w:p></w:tc></w:tr></w:tbl><w:p/><w:p><w:pPr><w:jc w:val="both"/><w:spacing w:after="70"/></w:pPr><w:r><w:rPr><w:sz w:val="19"/><w:szCs w:val="19"/></w:rPr><w:t xml:space="preserve">---</w:t></w:r></w:p><w:p><w:pPr><w:pStyle w:val="Heading3"/></w:pPr><w:bookmarkStart w:id="13" w:name="_Toc13"/><w:r><w:t>3.2 Tabel Surat Keputusan (SK) Dosen Pembimbing (`advisor_decrees`)</w:t></w:r><w:bookmarkEnd w:id="13"/></w:p><w:p><w:pPr><w:spacing w:before="40" w:after="40"/></w:pPr><w:r><w:rPr><w:color w:val="334155"/><w:sz w:val="19"/><w:szCs w:val="19"/><w:b w:val="1"/><w:bCs w:val="1"/><w:i w:val="1"/><w:iCs w:val="1"/></w:rPr><w:t xml:space="preserve">**Nama Tabel**: `advisor_decrees`</w:t></w:r></w:p><w:p><w:pPr><w:spacing w:before="40" w:after="40"/></w:pPr><w:r><w:rPr><w:color w:val="334155"/><w:sz w:val="19"/><w:szCs w:val="19"/><w:b w:val="0"/><w:bCs w:val="0"/><w:i w:val="1"/><w:iCs w:val="1"/></w:rPr><w:t xml:space="preserve">**Primary Key**: `id`</w:t></w:r></w:p><w:p><w:pPr><w:spacing w:before="40" w:after="40"/></w:pPr><w:r><w:rPr><w:color w:val="334155"/><w:sz w:val="19"/><w:szCs w:val="19"/><w:b w:val="0"/><w:bCs w:val="0"/><w:i w:val="1"/><w:iCs w:val="1"/></w:rPr><w:t xml:space="preserve">**Foreign Key**: `created_by` $\rightarrow$ merujuk ke `users.id``dosen_id` $\rightarrow$ merujuk ke `users.id``signer_user_id` $\rightarrow$ merujuk ke `users.id``wave_id` $\rightarrow$ merujuk ke `waves.id`</w:t></w:r></w:p><w:p><w:pPr><w:spacing w:before="40" w:after="40"/></w:pPr><w:r><w:rPr><w:color w:val="334155"/><w:sz w:val="19"/><w:szCs w:val="19"/><w:b w:val="0"/><w:bCs w:val="0"/><w:i w:val="1"/><w:iCs w:val="1"/></w:rPr><w:t xml:space="preserve">**Deskripsi**: Merekam penerbitan Surat Keputusan resmi dari pimpinan fakultas mengenai penetapan dosen pembimbing skripsi mahasiswa untuk periode semester tertentu.</w:t></w:r></w:p><w:tbl><w:tblGrid><w:gridCol w:w="1417.3228346456694" w:type="dxa"/><w:gridCol w:w="1417.3228346456694" w:type="dxa"/><w:gridCol w:w="1417.3228346456694" w:type="dxa"/><w:gridCol w:w="1417.3228346456694" w:type="dxa"/><w:gridCol w:w="1417.3228346456694" w:type="dxa"/><w:gridCol w:w="1417.3228346456694" w:type="dxa"/><w:gridCol w:w="1417.3228346456694" w:type="dxa"/></w:tblGrid><w:tblPr><w:tblStyle w:val="DbTable"/></w:tblPr><w:tr><w:trPr/><w:tc><w:tcPr><w:tcW w:w="1417.3228346456694" w:type="dxa"/><w:shd w:val="clear" w:fill="1E293B"/><w:noWrap/></w:tcPr><w:p><w:pPr><w:spacing w:after="30"/></w:pPr><w:r><w:rPr><w:color w:val="FFFFFF"/><w:sz w:val="16"/><w:szCs w:val="16"/><w:b w:val="1"/><w:bCs w:val="1"/></w:rPr><w:t xml:space="preserve">No</w:t></w:r></w:p></w:tc><w:tc><w:tcPr><w:tcW w:w="1417.3228346456694" w:type="dxa"/><w:shd w:val="clear" w:fill="1E293B"/><w:noWrap/></w:tcPr><w:p><w:pPr><w:spacing w:after="30"/></w:pPr><w:r><w:rPr><w:color w:val="FFFFFF"/><w:sz w:val="16"/><w:szCs w:val="16"/><w:b w:val="1"/><w:bCs w:val="1"/></w:rPr><w:t xml:space="preserve">Nama Kolom</w:t></w:r></w:p></w:tc><w:tc><w:tcPr><w:tcW w:w="1417.3228346456694" w:type="dxa"/><w:shd w:val="clear" w:fill="1E293B"/><w:noWrap/></w:tcPr><w:p><w:pPr><w:spacing w:after="30"/></w:pPr><w:r><w:rPr><w:color w:val="FFFFFF"/><w:sz w:val="16"/><w:szCs w:val="16"/><w:b w:val="1"/><w:bCs w:val="1"/></w:rPr><w:t xml:space="preserve">Tipe Data</w:t></w:r></w:p></w:tc><w:tc><w:tcPr><w:tcW w:w="1417.3228346456694" w:type="dxa"/><w:shd w:val="clear" w:fill="1E293B"/><w:noWrap/></w:tcPr><w:p><w:pPr><w:spacing w:after="30"/></w:pPr><w:r><w:rPr><w:color w:val="FFFFFF"/><w:sz w:val="16"/><w:szCs w:val="16"/><w:b w:val="1"/><w:bCs w:val="1"/></w:rPr><w:t xml:space="preserve">Nullable</w:t></w:r></w:p></w:tc><w:tc><w:tcPr><w:tcW w:w="1417.3228346456694" w:type="dxa"/><w:shd w:val="clear" w:fill="1E293B"/><w:noWrap/></w:tcPr><w:p><w:pPr><w:spacing w:after="30"/></w:pPr><w:r><w:rPr><w:color w:val="FFFFFF"/><w:sz w:val="16"/><w:szCs w:val="16"/><w:b w:val="1"/><w:bCs w:val="1"/></w:rPr><w:t xml:space="preserve">Nilai Default</w:t></w:r></w:p></w:tc><w:tc><w:tcPr><w:tcW w:w="1417.3228346456694" w:type="dxa"/><w:shd w:val="clear" w:fill="1E293B"/><w:noWrap/></w:tcPr><w:p><w:pPr><w:spacing w:after="30"/></w:pPr><w:r><w:rPr><w:color w:val="FFFFFF"/><w:sz w:val="16"/><w:szCs w:val="16"/><w:b w:val="1"/><w:bCs w:val="1"/></w:rPr><w:t xml:space="preserve">Kunci (*Key*)</w:t></w:r></w:p></w:tc><w:tc><w:tcPr><w:tcW w:w="1417.3228346456694" w:type="dxa"/><w:shd w:val="clear" w:fill="1E293B"/><w:noWrap/></w:tcPr><w:p><w:pPr><w:spacing w:after="30"/></w:pPr><w:r><w:rPr><w:color w:val="FFFFFF"/><w:sz w:val="16"/><w:szCs w:val="16"/><w:b w:val="1"/><w:bCs w:val="1"/></w:rPr><w:t xml:space="preserve">Keterangan & Aturan Bisnis</w:t></w:r></w:p></w:tc></w:tr><w:tr><w:trPr/><w:tc><w:tcPr><w:tcW w:w="1417.3228346456694" w:type="dxa"/><w:noWrap/></w:tcPr><w:p><w:pPr><w:spacing w:after="30"/></w:pPr><w:r><w:rPr><w:sz w:val="16"/><w:szCs w:val="16"/></w:rPr><w:t xml:space="preserve">1</w:t></w:r></w:p></w:tc><w:tc><w:tcPr><w:tcW w:w="1417.3228346456694" w:type="dxa"/><w:noWrap/></w:tcPr><w:p><w:pPr><w:spacing w:after="30"/></w:pPr><w:r><w:rPr><w:sz w:val="16"/><w:szCs w:val="16"/></w:rPr><w:t xml:space="preserve">`id`</w:t></w:r></w:p></w:tc><w:tc><w:tcPr><w:tcW w:w="1417.3228346456694" w:type="dxa"/><w:noWrap/></w:tcPr><w:p><w:pPr><w:spacing w:after="30"/></w:pPr><w:r><w:rPr><w:sz w:val="16"/><w:szCs w:val="16"/></w:rPr><w:t xml:space="preserve">`bigint(20) unsigned`</w:t></w:r></w:p></w:tc><w:tc><w:tcPr><w:tcW w:w="1417.3228346456694" w:type="dxa"/><w:noWrap/></w:tcPr><w:p><w:pPr><w:spacing w:after="30"/></w:pPr><w:r><w:rPr><w:sz w:val="16"/><w:szCs w:val="16"/></w:rPr><w:t xml:space="preserve">NOT NULL</w:t></w:r></w:p></w:tc><w:tc><w:tcPr><w:tcW w:w="1417.3228346456694" w:type="dxa"/><w:noWrap/></w:tcPr><w:p><w:pPr><w:spacing w:after="30"/></w:pPr><w:r><w:rPr><w:sz w:val="16"/><w:szCs w:val="16"/></w:rPr><w:t xml:space="preserve">*None*</w:t></w:r></w:p></w:tc><w:tc><w:tcPr><w:tcW w:w="1417.3228346456694" w:type="dxa"/><w:noWrap/></w:tcPr><w:p><w:pPr><w:spacing w:after="30"/></w:pPr><w:r><w:rPr><w:sz w:val="16"/><w:szCs w:val="16"/></w:rPr><w:t xml:space="preserve">PRI (auto_increment)</w:t></w:r></w:p></w:tc><w:tc><w:tcPr><w:tcW w:w="1417.3228346456694" w:type="dxa"/><w:noWrap/></w:tcPr><w:p><w:pPr><w:spacing w:after="30"/></w:pPr><w:r><w:rPr><w:sz w:val="16"/><w:szCs w:val="16"/></w:rPr><w:t xml:space="preserve">Identitas unik rekaman data (*Surrogate Primary Key*).</w:t></w:r></w:p></w:tc></w:tr><w:tr><w:trPr/><w:tc><w:tcPr><w:tcW w:w="1417.3228346456694" w:type="dxa"/><w:noWrap/></w:tcPr><w:p><w:pPr><w:spacing w:after="30"/></w:pPr><w:r><w:rPr><w:sz w:val="16"/><w:szCs w:val="16"/></w:rPr><w:t xml:space="preserve">2</w:t></w:r></w:p></w:tc><w:tc><w:tcPr><w:tcW w:w="1417.3228346456694" w:type="dxa"/><w:noWrap/></w:tcPr><w:p><w:pPr><w:spacing w:after="30"/></w:pPr><w:r><w:rPr><w:sz w:val="16"/><w:szCs w:val="16"/></w:rPr><w:t xml:space="preserve">`decree_number`</w:t></w:r></w:p></w:tc><w:tc><w:tcPr><w:tcW w:w="1417.3228346456694" w:type="dxa"/><w:noWrap/></w:tcPr><w:p><w:pPr><w:spacing w:after="30"/></w:pPr><w:r><w:rPr><w:sz w:val="16"/><w:szCs w:val="16"/></w:rPr><w:t xml:space="preserve">`varchar(255)`</w:t></w:r></w:p></w:tc><w:tc><w:tcPr><w:tcW w:w="1417.3228346456694" w:type="dxa"/><w:noWrap/></w:tcPr><w:p><w:pPr><w:spacing w:after="30"/></w:pPr><w:r><w:rPr><w:sz w:val="16"/><w:szCs w:val="16"/></w:rPr><w:t xml:space="preserve">NOT NULL</w:t></w:r></w:p></w:tc><w:tc><w:tcPr><w:tcW w:w="1417.3228346456694" w:type="dxa"/><w:noWrap/></w:tcPr><w:p><w:pPr><w:spacing w:after="30"/></w:pPr><w:r><w:rPr><w:sz w:val="16"/><w:szCs w:val="16"/></w:rPr><w:t xml:space="preserve">*None*</w:t></w:r></w:p></w:tc><w:tc><w:tcPr><w:tcW w:w="1417.3228346456694" w:type="dxa"/><w:noWrap/></w:tcPr><w:p><w:pPr><w:spacing w:after="30"/></w:pPr><w:r><w:rPr><w:sz w:val="16"/><w:szCs w:val="16"/></w:rPr><w:t xml:space="preserve">MUL</w:t></w:r></w:p></w:tc><w:tc><w:tcPr><w:tcW w:w="1417.3228346456694" w:type="dxa"/><w:noWrap/></w:tcPr><w:p><w:pPr><w:spacing w:after="30"/></w:pPr><w:r><w:rPr><w:sz w:val="16"/><w:szCs w:val="16"/></w:rPr><w:t xml:space="preserve">Nomor surat keputusan resmi yang diterbitkan fakultas.</w:t></w:r></w:p></w:tc></w:tr><w:tr><w:trPr/><w:tc><w:tcPr><w:tcW w:w="1417.3228346456694" w:type="dxa"/><w:noWrap/></w:tcPr><w:p><w:pPr><w:spacing w:after="30"/></w:pPr><w:r><w:rPr><w:sz w:val="16"/><w:szCs w:val="16"/></w:rPr><w:t xml:space="preserve">3</w:t></w:r></w:p></w:tc><w:tc><w:tcPr><w:tcW w:w="1417.3228346456694" w:type="dxa"/><w:noWrap/></w:tcPr><w:p><w:pPr><w:spacing w:after="30"/></w:pPr><w:r><w:rPr><w:sz w:val="16"/><w:szCs w:val="16"/></w:rPr><w:t xml:space="preserve">`title`</w:t></w:r></w:p></w:tc><w:tc><w:tcPr><w:tcW w:w="1417.3228346456694" w:type="dxa"/><w:noWrap/></w:tcPr><w:p><w:pPr><w:spacing w:after="30"/></w:pPr><w:r><w:rPr><w:sz w:val="16"/><w:szCs w:val="16"/></w:rPr><w:t xml:space="preserve">`varchar(255)`</w:t></w:r></w:p></w:tc><w:tc><w:tcPr><w:tcW w:w="1417.3228346456694" w:type="dxa"/><w:noWrap/></w:tcPr><w:p><w:pPr><w:spacing w:after="30"/></w:pPr><w:r><w:rPr><w:sz w:val="16"/><w:szCs w:val="16"/></w:rPr><w:t xml:space="preserve">NOT NULL</w:t></w:r></w:p></w:tc><w:tc><w:tcPr><w:tcW w:w="1417.3228346456694" w:type="dxa"/><w:noWrap/></w:tcPr><w:p><w:pPr><w:spacing w:after="30"/></w:pPr><w:r><w:rPr><w:sz w:val="16"/><w:szCs w:val="16"/></w:rPr><w:t xml:space="preserve">`'Penetapan Dosen Pembimbing Skripsi Mahasiswa'`</w:t></w:r></w:p></w:tc><w:tc><w:tcPr><w:tcW w:w="1417.3228346456694" w:type="dxa"/><w:noWrap/></w:tcPr><w:p><w:pPr><w:spacing w:after="30"/></w:pPr><w:r><w:rPr><w:sz w:val="16"/><w:szCs w:val="16"/></w:rPr><w:t xml:space="preserve">-</w:t></w:r></w:p></w:tc><w:tc><w:tcPr><w:tcW w:w="1417.3228346456694" w:type="dxa"/><w:noWrap/></w:tcPr><w:p><w:pPr><w:spacing w:after="30"/></w:pPr><w:r><w:rPr><w:sz w:val="16"/><w:szCs w:val="16"/></w:rPr><w:t xml:space="preserve">Menyimpan atribut data title pada sistem SIBIMA.</w:t></w:r></w:p></w:tc></w:tr><w:tr><w:trPr/><w:tc><w:tcPr><w:tcW w:w="1417.3228346456694" w:type="dxa"/><w:noWrap/></w:tcPr><w:p><w:pPr><w:spacing w:after="30"/></w:pPr><w:r><w:rPr><w:sz w:val="16"/><w:szCs w:val="16"/></w:rPr><w:t xml:space="preserve">4</w:t></w:r></w:p></w:tc><w:tc><w:tcPr><w:tcW w:w="1417.3228346456694" w:type="dxa"/><w:noWrap/></w:tcPr><w:p><w:pPr><w:spacing w:after="30"/></w:pPr><w:r><w:rPr><w:sz w:val="16"/><w:szCs w:val="16"/></w:rPr><w:t xml:space="preserve">`academic_year`</w:t></w:r></w:p></w:tc><w:tc><w:tcPr><w:tcW w:w="1417.3228346456694" w:type="dxa"/><w:noWrap/></w:tcPr><w:p><w:pPr><w:spacing w:after="30"/></w:pPr><w:r><w:rPr><w:sz w:val="16"/><w:szCs w:val="16"/></w:rPr><w:t xml:space="preserve">`varchar(255)`</w:t></w:r></w:p></w:tc><w:tc><w:tcPr><w:tcW w:w="1417.3228346456694" w:type="dxa"/><w:noWrap/></w:tcPr><w:p><w:pPr><w:spacing w:after="30"/></w:pPr><w:r><w:rPr><w:sz w:val="16"/><w:szCs w:val="16"/></w:rPr><w:t xml:space="preserve">NOT NULL</w:t></w:r></w:p></w:tc><w:tc><w:tcPr><w:tcW w:w="1417.3228346456694" w:type="dxa"/><w:noWrap/></w:tcPr><w:p><w:pPr><w:spacing w:after="30"/></w:pPr><w:r><w:rPr><w:sz w:val="16"/><w:szCs w:val="16"/></w:rPr><w:t xml:space="preserve">`'2025/2026'`</w:t></w:r></w:p></w:tc><w:tc><w:tcPr><w:tcW w:w="1417.3228346456694" w:type="dxa"/><w:noWrap/></w:tcPr><w:p><w:pPr><w:spacing w:after="30"/></w:pPr><w:r><w:rPr><w:sz w:val="16"/><w:szCs w:val="16"/></w:rPr><w:t xml:space="preserve">MUL</w:t></w:r></w:p></w:tc><w:tc><w:tcPr><w:tcW w:w="1417.3228346456694" w:type="dxa"/><w:noWrap/></w:tcPr><w:p><w:pPr><w:spacing w:after="30"/></w:pPr><w:r><w:rPr><w:sz w:val="16"/><w:szCs w:val="16"/></w:rPr><w:t xml:space="preserve">Menyimpan atribut data academic year pada sistem SIBIMA.</w:t></w:r></w:p></w:tc></w:tr><w:tr><w:trPr/><w:tc><w:tcPr><w:tcW w:w="1417.3228346456694" w:type="dxa"/><w:noWrap/></w:tcPr><w:p><w:pPr><w:spacing w:after="30"/></w:pPr><w:r><w:rPr><w:sz w:val="16"/><w:szCs w:val="16"/></w:rPr><w:t xml:space="preserve">5</w:t></w:r></w:p></w:tc><w:tc><w:tcPr><w:tcW w:w="1417.3228346456694" w:type="dxa"/><w:noWrap/></w:tcPr><w:p><w:pPr><w:spacing w:after="30"/></w:pPr><w:r><w:rPr><w:sz w:val="16"/><w:szCs w:val="16"/></w:rPr><w:t xml:space="preserve">`semester`</w:t></w:r></w:p></w:tc><w:tc><w:tcPr><w:tcW w:w="1417.3228346456694" w:type="dxa"/><w:noWrap/></w:tcPr><w:p><w:pPr><w:spacing w:after="30"/></w:pPr><w:r><w:rPr><w:sz w:val="16"/><w:szCs w:val="16"/></w:rPr><w:t xml:space="preserve">`varchar(255)`</w:t></w:r></w:p></w:tc><w:tc><w:tcPr><w:tcW w:w="1417.3228346456694" w:type="dxa"/><w:noWrap/></w:tcPr><w:p><w:pPr><w:spacing w:after="30"/></w:pPr><w:r><w:rPr><w:sz w:val="16"/><w:szCs w:val="16"/></w:rPr><w:t xml:space="preserve">NOT NULL</w:t></w:r></w:p></w:tc><w:tc><w:tcPr><w:tcW w:w="1417.3228346456694" w:type="dxa"/><w:noWrap/></w:tcPr><w:p><w:pPr><w:spacing w:after="30"/></w:pPr><w:r><w:rPr><w:sz w:val="16"/><w:szCs w:val="16"/></w:rPr><w:t xml:space="preserve">`'Ganjil'`</w:t></w:r></w:p></w:tc><w:tc><w:tcPr><w:tcW w:w="1417.3228346456694" w:type="dxa"/><w:noWrap/></w:tcPr><w:p><w:pPr><w:spacing w:after="30"/></w:pPr><w:r><w:rPr><w:sz w:val="16"/><w:szCs w:val="16"/></w:rPr><w:t xml:space="preserve">-</w:t></w:r></w:p></w:tc><w:tc><w:tcPr><w:tcW w:w="1417.3228346456694" w:type="dxa"/><w:noWrap/></w:tcPr><w:p><w:pPr><w:spacing w:after="30"/></w:pPr><w:r><w:rPr><w:sz w:val="16"/><w:szCs w:val="16"/></w:rPr><w:t xml:space="preserve">Menyimpan atribut data semester pada sistem SIBIMA.</w:t></w:r></w:p></w:tc></w:tr><w:tr><w:trPr/><w:tc><w:tcPr><w:tcW w:w="1417.3228346456694" w:type="dxa"/><w:noWrap/></w:tcPr><w:p><w:pPr><w:spacing w:after="30"/></w:pPr><w:r><w:rPr><w:sz w:val="16"/><w:szCs w:val="16"/></w:rPr><w:t xml:space="preserve">6</w:t></w:r></w:p></w:tc><w:tc><w:tcPr><w:tcW w:w="1417.3228346456694" w:type="dxa"/><w:noWrap/></w:tcPr><w:p><w:pPr><w:spacing w:after="30"/></w:pPr><w:r><w:rPr><w:sz w:val="16"/><w:szCs w:val="16"/></w:rPr><w:t xml:space="preserve">`target_type`</w:t></w:r></w:p></w:tc><w:tc><w:tcPr><w:tcW w:w="1417.3228346456694" w:type="dxa"/><w:noWrap/></w:tcPr><w:p><w:pPr><w:spacing w:after="30"/></w:pPr><w:r><w:rPr><w:sz w:val="16"/><w:szCs w:val="16"/></w:rPr><w:t xml:space="preserve">`varchar(255)`</w:t></w:r></w:p></w:tc><w:tc><w:tcPr><w:tcW w:w="1417.3228346456694" w:type="dxa"/><w:noWrap/></w:tcPr><w:p><w:pPr><w:spacing w:after="30"/></w:pPr><w:r><w:rPr><w:sz w:val="16"/><w:szCs w:val="16"/></w:rPr><w:t xml:space="preserve">NOT NULL</w:t></w:r></w:p></w:tc><w:tc><w:tcPr><w:tcW w:w="1417.3228346456694" w:type="dxa"/><w:noWrap/></w:tcPr><w:p><w:pPr><w:spacing w:after="30"/></w:pPr><w:r><w:rPr><w:sz w:val="16"/><w:szCs w:val="16"/></w:rPr><w:t xml:space="preserve">`'collective'`</w:t></w:r></w:p></w:tc><w:tc><w:tcPr><w:tcW w:w="1417.3228346456694" w:type="dxa"/><w:noWrap/></w:tcPr><w:p><w:pPr><w:spacing w:after="30"/></w:pPr><w:r><w:rPr><w:sz w:val="16"/><w:szCs w:val="16"/></w:rPr><w:t xml:space="preserve">-</w:t></w:r></w:p></w:tc><w:tc><w:tcPr><w:tcW w:w="1417.3228346456694" w:type="dxa"/><w:noWrap/></w:tcPr><w:p><w:pPr><w:spacing w:after="30"/></w:pPr><w:r><w:rPr><w:sz w:val="16"/><w:szCs w:val="16"/></w:rPr><w:t xml:space="preserve">Menyimpan atribut data target type pada sistem SIBIMA.</w:t></w:r></w:p></w:tc></w:tr><w:tr><w:trPr/><w:tc><w:tcPr><w:tcW w:w="1417.3228346456694" w:type="dxa"/><w:noWrap/></w:tcPr><w:p><w:pPr><w:spacing w:after="30"/></w:pPr><w:r><w:rPr><w:sz w:val="16"/><w:szCs w:val="16"/></w:rPr><w:t xml:space="preserve">7</w:t></w:r></w:p></w:tc><w:tc><w:tcPr><w:tcW w:w="1417.3228346456694" w:type="dxa"/><w:noWrap/></w:tcPr><w:p><w:pPr><w:spacing w:after="30"/></w:pPr><w:r><w:rPr><w:sz w:val="16"/><w:szCs w:val="16"/></w:rPr><w:t xml:space="preserve">`dosen_id`</w:t></w:r></w:p></w:tc><w:tc><w:tcPr><w:tcW w:w="1417.3228346456694" w:type="dxa"/><w:noWrap/></w:tcPr><w:p><w:pPr><w:spacing w:after="30"/></w:pPr><w:r><w:rPr><w:sz w:val="16"/><w:szCs w:val="16"/></w:rPr><w:t xml:space="preserve">`bigint(20) unsigned`</w:t></w:r></w:p></w:tc><w:tc><w:tcPr><w:tcW w:w="1417.3228346456694" w:type="dxa"/><w:noWrap/></w:tcPr><w:p><w:pPr><w:spacing w:after="30"/></w:pPr><w:r><w:rPr><w:sz w:val="16"/><w:szCs w:val="16"/></w:rPr><w:t xml:space="preserve">NULL</w:t></w:r></w:p></w:tc><w:tc><w:tcPr><w:tcW w:w="1417.3228346456694" w:type="dxa"/><w:noWrap/></w:tcPr><w:p><w:pPr><w:spacing w:after="30"/></w:pPr><w:r><w:rPr><w:sz w:val="16"/><w:szCs w:val="16"/></w:rPr><w:t xml:space="preserve">`NULL`</w:t></w:r></w:p></w:tc><w:tc><w:tcPr><w:tcW w:w="1417.3228346456694" w:type="dxa"/><w:noWrap/></w:tcPr><w:p><w:pPr><w:spacing w:after="30"/></w:pPr><w:r><w:rPr><w:sz w:val="16"/><w:szCs w:val="16"/></w:rPr><w:t xml:space="preserve">MUL</w:t></w:r></w:p></w:tc><w:tc><w:tcPr><w:tcW w:w="1417.3228346456694" w:type="dxa"/><w:noWrap/></w:tcPr><w:p><w:pPr><w:spacing w:after="30"/></w:pPr><w:r><w:rPr><w:sz w:val="16"/><w:szCs w:val="16"/></w:rPr><w:t xml:space="preserve">Kunci asing dosen yang ditunjuk dalam surat keputusan.</w:t></w:r></w:p></w:tc></w:tr><w:tr><w:trPr/><w:tc><w:tcPr><w:tcW w:w="1417.3228346456694" w:type="dxa"/><w:noWrap/></w:tcPr><w:p><w:pPr><w:spacing w:after="30"/></w:pPr><w:r><w:rPr><w:sz w:val="16"/><w:szCs w:val="16"/></w:rPr><w:t xml:space="preserve">8</w:t></w:r></w:p></w:tc><w:tc><w:tcPr><w:tcW w:w="1417.3228346456694" w:type="dxa"/><w:noWrap/></w:tcPr><w:p><w:pPr><w:spacing w:after="30"/></w:pPr><w:r><w:rPr><w:sz w:val="16"/><w:szCs w:val="16"/></w:rPr><w:t xml:space="preserve">`wave_id`</w:t></w:r></w:p></w:tc><w:tc><w:tcPr><w:tcW w:w="1417.3228346456694" w:type="dxa"/><w:noWrap/></w:tcPr><w:p><w:pPr><w:spacing w:after="30"/></w:pPr><w:r><w:rPr><w:sz w:val="16"/><w:szCs w:val="16"/></w:rPr><w:t xml:space="preserve">`bigint(20) unsigned`</w:t></w:r></w:p></w:tc><w:tc><w:tcPr><w:tcW w:w="1417.3228346456694" w:type="dxa"/><w:noWrap/></w:tcPr><w:p><w:pPr><w:spacing w:after="30"/></w:pPr><w:r><w:rPr><w:sz w:val="16"/><w:szCs w:val="16"/></w:rPr><w:t xml:space="preserve">NULL</w:t></w:r></w:p></w:tc><w:tc><w:tcPr><w:tcW w:w="1417.3228346456694" w:type="dxa"/><w:noWrap/></w:tcPr><w:p><w:pPr><w:spacing w:after="30"/></w:pPr><w:r><w:rPr><w:sz w:val="16"/><w:szCs w:val="16"/></w:rPr><w:t xml:space="preserve">`NULL`</w:t></w:r></w:p></w:tc><w:tc><w:tcPr><w:tcW w:w="1417.3228346456694" w:type="dxa"/><w:noWrap/></w:tcPr><w:p><w:pPr><w:spacing w:after="30"/></w:pPr><w:r><w:rPr><w:sz w:val="16"/><w:szCs w:val="16"/></w:rPr><w:t xml:space="preserve">MUL</w:t></w:r></w:p></w:tc><w:tc><w:tcPr><w:tcW w:w="1417.3228346456694" w:type="dxa"/><w:noWrap/></w:tcPr><w:p><w:pPr><w:spacing w:after="30"/></w:pPr><w:r><w:rPr><w:sz w:val="16"/><w:szCs w:val="16"/></w:rPr><w:t xml:space="preserve">Kunci asing gelombang semester penetapan SK pembimbingan.</w:t></w:r></w:p></w:tc></w:tr><w:tr><w:trPr/><w:tc><w:tcPr><w:tcW w:w="1417.3228346456694" w:type="dxa"/><w:noWrap/></w:tcPr><w:p><w:pPr><w:spacing w:after="30"/></w:pPr><w:r><w:rPr><w:sz w:val="16"/><w:szCs w:val="16"/></w:rPr><w:t xml:space="preserve">9</w:t></w:r></w:p></w:tc><w:tc><w:tcPr><w:tcW w:w="1417.3228346456694" w:type="dxa"/><w:noWrap/></w:tcPr><w:p><w:pPr><w:spacing w:after="30"/></w:pPr><w:r><w:rPr><w:sz w:val="16"/><w:szCs w:val="16"/></w:rPr><w:t xml:space="preserve">`decree_date`</w:t></w:r></w:p></w:tc><w:tc><w:tcPr><w:tcW w:w="1417.3228346456694" w:type="dxa"/><w:noWrap/></w:tcPr><w:p><w:pPr><w:spacing w:after="30"/></w:pPr><w:r><w:rPr><w:sz w:val="16"/><w:szCs w:val="16"/></w:rPr><w:t xml:space="preserve">`date`</w:t></w:r></w:p></w:tc><w:tc><w:tcPr><w:tcW w:w="1417.3228346456694" w:type="dxa"/><w:noWrap/></w:tcPr><w:p><w:pPr><w:spacing w:after="30"/></w:pPr><w:r><w:rPr><w:sz w:val="16"/><w:szCs w:val="16"/></w:rPr><w:t xml:space="preserve">NOT NULL</w:t></w:r></w:p></w:tc><w:tc><w:tcPr><w:tcW w:w="1417.3228346456694" w:type="dxa"/><w:noWrap/></w:tcPr><w:p><w:pPr><w:spacing w:after="30"/></w:pPr><w:r><w:rPr><w:sz w:val="16"/><w:szCs w:val="16"/></w:rPr><w:t xml:space="preserve">*None*</w:t></w:r></w:p></w:tc><w:tc><w:tcPr><w:tcW w:w="1417.3228346456694" w:type="dxa"/><w:noWrap/></w:tcPr><w:p><w:pPr><w:spacing w:after="30"/></w:pPr><w:r><w:rPr><w:sz w:val="16"/><w:szCs w:val="16"/></w:rPr><w:t xml:space="preserve">-</w:t></w:r></w:p></w:tc><w:tc><w:tcPr><w:tcW w:w="1417.3228346456694" w:type="dxa"/><w:noWrap/></w:tcPr><w:p><w:pPr><w:spacing w:after="30"/></w:pPr><w:r><w:rPr><w:sz w:val="16"/><w:szCs w:val="16"/></w:rPr><w:t xml:space="preserve">Rekam penanggalan agenda kegiatan.</w:t></w:r></w:p></w:tc></w:tr><w:tr><w:trPr/><w:tc><w:tcPr><w:tcW w:w="1417.3228346456694" w:type="dxa"/><w:noWrap/></w:tcPr><w:p><w:pPr><w:spacing w:after="30"/></w:pPr><w:r><w:rPr><w:sz w:val="16"/><w:szCs w:val="16"/></w:rPr><w:t xml:space="preserve">10</w:t></w:r></w:p></w:tc><w:tc><w:tcPr><w:tcW w:w="1417.3228346456694" w:type="dxa"/><w:noWrap/></w:tcPr><w:p><w:pPr><w:spacing w:after="30"/></w:pPr><w:r><w:rPr><w:sz w:val="16"/><w:szCs w:val="16"/></w:rPr><w:t xml:space="preserve">`signatory_title`</w:t></w:r></w:p></w:tc><w:tc><w:tcPr><w:tcW w:w="1417.3228346456694" w:type="dxa"/><w:noWrap/></w:tcPr><w:p><w:pPr><w:spacing w:after="30"/></w:pPr><w:r><w:rPr><w:sz w:val="16"/><w:szCs w:val="16"/></w:rPr><w:t xml:space="preserve">`varchar(255)`</w:t></w:r></w:p></w:tc><w:tc><w:tcPr><w:tcW w:w="1417.3228346456694" w:type="dxa"/><w:noWrap/></w:tcPr><w:p><w:pPr><w:spacing w:after="30"/></w:pPr><w:r><w:rPr><w:sz w:val="16"/><w:szCs w:val="16"/></w:rPr><w:t xml:space="preserve">NOT NULL</w:t></w:r></w:p></w:tc><w:tc><w:tcPr><w:tcW w:w="1417.3228346456694" w:type="dxa"/><w:noWrap/></w:tcPr><w:p><w:pPr><w:spacing w:after="30"/></w:pPr><w:r><w:rPr><w:sz w:val="16"/><w:szCs w:val="16"/></w:rPr><w:t xml:space="preserve">`'Dekan Fakultas Ilmu Komputer'`</w:t></w:r></w:p></w:tc><w:tc><w:tcPr><w:tcW w:w="1417.3228346456694" w:type="dxa"/><w:noWrap/></w:tcPr><w:p><w:pPr><w:spacing w:after="30"/></w:pPr><w:r><w:rPr><w:sz w:val="16"/><w:szCs w:val="16"/></w:rPr><w:t xml:space="preserve">-</w:t></w:r></w:p></w:tc><w:tc><w:tcPr><w:tcW w:w="1417.3228346456694" w:type="dxa"/><w:noWrap/></w:tcPr><w:p><w:pPr><w:spacing w:after="30"/></w:pPr><w:r><w:rPr><w:sz w:val="16"/><w:szCs w:val="16"/></w:rPr><w:t xml:space="preserve">Menyimpan atribut data signatory title pada sistem SIBIMA.</w:t></w:r></w:p></w:tc></w:tr><w:tr><w:trPr/><w:tc><w:tcPr><w:tcW w:w="1417.3228346456694" w:type="dxa"/><w:noWrap/></w:tcPr><w:p><w:pPr><w:spacing w:after="30"/></w:pPr><w:r><w:rPr><w:sz w:val="16"/><w:szCs w:val="16"/></w:rPr><w:t xml:space="preserve">11</w:t></w:r></w:p></w:tc><w:tc><w:tcPr><w:tcW w:w="1417.3228346456694" w:type="dxa"/><w:noWrap/></w:tcPr><w:p><w:pPr><w:spacing w:after="30"/></w:pPr><w:r><w:rPr><w:sz w:val="16"/><w:szCs w:val="16"/></w:rPr><w:t xml:space="preserve">`signatory_name`</w:t></w:r></w:p></w:tc><w:tc><w:tcPr><w:tcW w:w="1417.3228346456694" w:type="dxa"/><w:noWrap/></w:tcPr><w:p><w:pPr><w:spacing w:after="30"/></w:pPr><w:r><w:rPr><w:sz w:val="16"/><w:szCs w:val="16"/></w:rPr><w:t xml:space="preserve">`varchar(255)`</w:t></w:r></w:p></w:tc><w:tc><w:tcPr><w:tcW w:w="1417.3228346456694" w:type="dxa"/><w:noWrap/></w:tcPr><w:p><w:pPr><w:spacing w:after="30"/></w:pPr><w:r><w:rPr><w:sz w:val="16"/><w:szCs w:val="16"/></w:rPr><w:t xml:space="preserve">NOT NULL</w:t></w:r></w:p></w:tc><w:tc><w:tcPr><w:tcW w:w="1417.3228346456694" w:type="dxa"/><w:noWrap/></w:tcPr><w:p><w:pPr><w:spacing w:after="30"/></w:pPr><w:r><w:rPr><w:sz w:val="16"/><w:szCs w:val="16"/></w:rPr><w:t xml:space="preserve">*None*</w:t></w:r></w:p></w:tc><w:tc><w:tcPr><w:tcW w:w="1417.3228346456694" w:type="dxa"/><w:noWrap/></w:tcPr><w:p><w:pPr><w:spacing w:after="30"/></w:pPr><w:r><w:rPr><w:sz w:val="16"/><w:szCs w:val="16"/></w:rPr><w:t xml:space="preserve">-</w:t></w:r></w:p></w:tc><w:tc><w:tcPr><w:tcW w:w="1417.3228346456694" w:type="dxa"/><w:noWrap/></w:tcPr><w:p><w:pPr><w:spacing w:after="30"/></w:pPr><w:r><w:rPr><w:sz w:val="16"/><w:szCs w:val="16"/></w:rPr><w:t xml:space="preserve">Menyimpan atribut data signatory name pada sistem SIBIMA.</w:t></w:r></w:p></w:tc></w:tr><w:tr><w:trPr/><w:tc><w:tcPr><w:tcW w:w="1417.3228346456694" w:type="dxa"/><w:noWrap/></w:tcPr><w:p><w:pPr><w:spacing w:after="30"/></w:pPr><w:r><w:rPr><w:sz w:val="16"/><w:szCs w:val="16"/></w:rPr><w:t xml:space="preserve">12</w:t></w:r></w:p></w:tc><w:tc><w:tcPr><w:tcW w:w="1417.3228346456694" w:type="dxa"/><w:noWrap/></w:tcPr><w:p><w:pPr><w:spacing w:after="30"/></w:pPr><w:r><w:rPr><w:sz w:val="16"/><w:szCs w:val="16"/></w:rPr><w:t xml:space="preserve">`signatory_identifier`</w:t></w:r></w:p></w:tc><w:tc><w:tcPr><w:tcW w:w="1417.3228346456694" w:type="dxa"/><w:noWrap/></w:tcPr><w:p><w:pPr><w:spacing w:after="30"/></w:pPr><w:r><w:rPr><w:sz w:val="16"/><w:szCs w:val="16"/></w:rPr><w:t xml:space="preserve">`varchar(255)`</w:t></w:r></w:p></w:tc><w:tc><w:tcPr><w:tcW w:w="1417.3228346456694" w:type="dxa"/><w:noWrap/></w:tcPr><w:p><w:pPr><w:spacing w:after="30"/></w:pPr><w:r><w:rPr><w:sz w:val="16"/><w:szCs w:val="16"/></w:rPr><w:t xml:space="preserve">NULL</w:t></w:r></w:p></w:tc><w:tc><w:tcPr><w:tcW w:w="1417.3228346456694" w:type="dxa"/><w:noWrap/></w:tcPr><w:p><w:pPr><w:spacing w:after="30"/></w:pPr><w:r><w:rPr><w:sz w:val="16"/><w:szCs w:val="16"/></w:rPr><w:t xml:space="preserve">`NULL`</w:t></w:r></w:p></w:tc><w:tc><w:tcPr><w:tcW w:w="1417.3228346456694" w:type="dxa"/><w:noWrap/></w:tcPr><w:p><w:pPr><w:spacing w:after="30"/></w:pPr><w:r><w:rPr><w:sz w:val="16"/><w:szCs w:val="16"/></w:rPr><w:t xml:space="preserve">-</w:t></w:r></w:p></w:tc><w:tc><w:tcPr><w:tcW w:w="1417.3228346456694" w:type="dxa"/><w:noWrap/></w:tcPr><w:p><w:pPr><w:spacing w:after="30"/></w:pPr><w:r><w:rPr><w:sz w:val="16"/><w:szCs w:val="16"/></w:rPr><w:t xml:space="preserve">Menyimpan atribut data signatory identifier pada sistem SIBIMA.</w:t></w:r></w:p></w:tc></w:tr><w:tr><w:trPr/><w:tc><w:tcPr><w:tcW w:w="1417.3228346456694" w:type="dxa"/><w:noWrap/></w:tcPr><w:p><w:pPr><w:spacing w:after="30"/></w:pPr><w:r><w:rPr><w:sz w:val="16"/><w:szCs w:val="16"/></w:rPr><w:t xml:space="preserve">13</w:t></w:r></w:p></w:tc><w:tc><w:tcPr><w:tcW w:w="1417.3228346456694" w:type="dxa"/><w:noWrap/></w:tcPr><w:p><w:pPr><w:spacing w:after="30"/></w:pPr><w:r><w:rPr><w:sz w:val="16"/><w:szCs w:val="16"/></w:rPr><w:t xml:space="preserve">`include_stamp`</w:t></w:r></w:p></w:tc><w:tc><w:tcPr><w:tcW w:w="1417.3228346456694" w:type="dxa"/><w:noWrap/></w:tcPr><w:p><w:pPr><w:spacing w:after="30"/></w:pPr><w:r><w:rPr><w:sz w:val="16"/><w:szCs w:val="16"/></w:rPr><w:t xml:space="preserve">`tinyint(1)`</w:t></w:r></w:p></w:tc><w:tc><w:tcPr><w:tcW w:w="1417.3228346456694" w:type="dxa"/><w:noWrap/></w:tcPr><w:p><w:pPr><w:spacing w:after="30"/></w:pPr><w:r><w:rPr><w:sz w:val="16"/><w:szCs w:val="16"/></w:rPr><w:t xml:space="preserve">NOT NULL</w:t></w:r></w:p></w:tc><w:tc><w:tcPr><w:tcW w:w="1417.3228346456694" w:type="dxa"/><w:noWrap/></w:tcPr><w:p><w:pPr><w:spacing w:after="30"/></w:pPr><w:r><w:rPr><w:sz w:val="16"/><w:szCs w:val="16"/></w:rPr><w:t xml:space="preserve">`1`</w:t></w:r></w:p></w:tc><w:tc><w:tcPr><w:tcW w:w="1417.3228346456694" w:type="dxa"/><w:noWrap/></w:tcPr><w:p><w:pPr><w:spacing w:after="30"/></w:pPr><w:r><w:rPr><w:sz w:val="16"/><w:szCs w:val="16"/></w:rPr><w:t xml:space="preserve">-</w:t></w:r></w:p></w:tc><w:tc><w:tcPr><w:tcW w:w="1417.3228346456694" w:type="dxa"/><w:noWrap/></w:tcPr><w:p><w:pPr><w:spacing w:after="30"/></w:pPr><w:r><w:rPr><w:sz w:val="16"/><w:szCs w:val="16"/></w:rPr><w:t xml:space="preserve">Menyimpan atribut data include stamp pada sistem SIBIMA.</w:t></w:r></w:p></w:tc></w:tr><w:tr><w:trPr/><w:tc><w:tcPr><w:tcW w:w="1417.3228346456694" w:type="dxa"/><w:noWrap/></w:tcPr><w:p><w:pPr><w:spacing w:after="30"/></w:pPr><w:r><w:rPr><w:sz w:val="16"/><w:szCs w:val="16"/></w:rPr><w:t xml:space="preserve">14</w:t></w:r></w:p></w:tc><w:tc><w:tcPr><w:tcW w:w="1417.3228346456694" w:type="dxa"/><w:noWrap/></w:tcPr><w:p><w:pPr><w:spacing w:after="30"/></w:pPr><w:r><w:rPr><w:sz w:val="16"/><w:szCs w:val="16"/></w:rPr><w:t xml:space="preserve">`signer_user_id`</w:t></w:r></w:p></w:tc><w:tc><w:tcPr><w:tcW w:w="1417.3228346456694" w:type="dxa"/><w:noWrap/></w:tcPr><w:p><w:pPr><w:spacing w:after="30"/></w:pPr><w:r><w:rPr><w:sz w:val="16"/><w:szCs w:val="16"/></w:rPr><w:t xml:space="preserve">`bigint(20) unsigned`</w:t></w:r></w:p></w:tc><w:tc><w:tcPr><w:tcW w:w="1417.3228346456694" w:type="dxa"/><w:noWrap/></w:tcPr><w:p><w:pPr><w:spacing w:after="30"/></w:pPr><w:r><w:rPr><w:sz w:val="16"/><w:szCs w:val="16"/></w:rPr><w:t xml:space="preserve">NULL</w:t></w:r></w:p></w:tc><w:tc><w:tcPr><w:tcW w:w="1417.3228346456694" w:type="dxa"/><w:noWrap/></w:tcPr><w:p><w:pPr><w:spacing w:after="30"/></w:pPr><w:r><w:rPr><w:sz w:val="16"/><w:szCs w:val="16"/></w:rPr><w:t xml:space="preserve">`NULL`</w:t></w:r></w:p></w:tc><w:tc><w:tcPr><w:tcW w:w="1417.3228346456694" w:type="dxa"/><w:noWrap/></w:tcPr><w:p><w:pPr><w:spacing w:after="30"/></w:pPr><w:r><w:rPr><w:sz w:val="16"/><w:szCs w:val="16"/></w:rPr><w:t xml:space="preserve">MUL</w:t></w:r></w:p></w:tc><w:tc><w:tcPr><w:tcW w:w="1417.3228346456694" w:type="dxa"/><w:noWrap/></w:tcPr><w:p><w:pPr><w:spacing w:after="30"/></w:pPr><w:r><w:rPr><w:sz w:val="16"/><w:szCs w:val="16"/></w:rPr><w:t xml:space="preserve">Kunci asing pejabat penandatangan SK (Dekan/Wadek).</w:t></w:r></w:p></w:tc></w:tr><w:tr><w:trPr/><w:tc><w:tcPr><w:tcW w:w="1417.3228346456694" w:type="dxa"/><w:noWrap/></w:tcPr><w:p><w:pPr><w:spacing w:after="30"/></w:pPr><w:r><w:rPr><w:sz w:val="16"/><w:szCs w:val="16"/></w:rPr><w:t xml:space="preserve">15</w:t></w:r></w:p></w:tc><w:tc><w:tcPr><w:tcW w:w="1417.3228346456694" w:type="dxa"/><w:noWrap/></w:tcPr><w:p><w:pPr><w:spacing w:after="30"/></w:pPr><w:r><w:rPr><w:sz w:val="16"/><w:szCs w:val="16"/></w:rPr><w:t xml:space="preserve">`theses_data`</w:t></w:r></w:p></w:tc><w:tc><w:tcPr><w:tcW w:w="1417.3228346456694" w:type="dxa"/><w:noWrap/></w:tcPr><w:p><w:pPr><w:spacing w:after="30"/></w:pPr><w:r><w:rPr><w:sz w:val="16"/><w:szCs w:val="16"/></w:rPr><w:t xml:space="preserve">`longtext`</w:t></w:r></w:p></w:tc><w:tc><w:tcPr><w:tcW w:w="1417.3228346456694" w:type="dxa"/><w:noWrap/></w:tcPr><w:p><w:pPr><w:spacing w:after="30"/></w:pPr><w:r><w:rPr><w:sz w:val="16"/><w:szCs w:val="16"/></w:rPr><w:t xml:space="preserve">NOT NULL</w:t></w:r></w:p></w:tc><w:tc><w:tcPr><w:tcW w:w="1417.3228346456694" w:type="dxa"/><w:noWrap/></w:tcPr><w:p><w:pPr><w:spacing w:after="30"/></w:pPr><w:r><w:rPr><w:sz w:val="16"/><w:szCs w:val="16"/></w:rPr><w:t xml:space="preserve">*None*</w:t></w:r></w:p></w:tc><w:tc><w:tcPr><w:tcW w:w="1417.3228346456694" w:type="dxa"/><w:noWrap/></w:tcPr><w:p><w:pPr><w:spacing w:after="30"/></w:pPr><w:r><w:rPr><w:sz w:val="16"/><w:szCs w:val="16"/></w:rPr><w:t xml:space="preserve">-</w:t></w:r></w:p></w:tc><w:tc><w:tcPr><w:tcW w:w="1417.3228346456694" w:type="dxa"/><w:noWrap/></w:tcPr><w:p><w:pPr><w:spacing w:after="30"/></w:pPr><w:r><w:rPr><w:sz w:val="16"/><w:szCs w:val="16"/></w:rPr><w:t xml:space="preserve">Menyimpan atribut data theses data pada sistem SIBIMA.</w:t></w:r></w:p></w:tc></w:tr><w:tr><w:trPr/><w:tc><w:tcPr><w:tcW w:w="1417.3228346456694" w:type="dxa"/><w:noWrap/></w:tcPr><w:p><w:pPr><w:spacing w:after="30"/></w:pPr><w:r><w:rPr><w:sz w:val="16"/><w:szCs w:val="16"/></w:rPr><w:t xml:space="preserve">16</w:t></w:r></w:p></w:tc><w:tc><w:tcPr><w:tcW w:w="1417.3228346456694" w:type="dxa"/><w:noWrap/></w:tcPr><w:p><w:pPr><w:spacing w:after="30"/></w:pPr><w:r><w:rPr><w:sz w:val="16"/><w:szCs w:val="16"/></w:rPr><w:t xml:space="preserve">`total_students`</w:t></w:r></w:p></w:tc><w:tc><w:tcPr><w:tcW w:w="1417.3228346456694" w:type="dxa"/><w:noWrap/></w:tcPr><w:p><w:pPr><w:spacing w:after="30"/></w:pPr><w:r><w:rPr><w:sz w:val="16"/><w:szCs w:val="16"/></w:rPr><w:t xml:space="preserve">`int(10) unsigned`</w:t></w:r></w:p></w:tc><w:tc><w:tcPr><w:tcW w:w="1417.3228346456694" w:type="dxa"/><w:noWrap/></w:tcPr><w:p><w:pPr><w:spacing w:after="30"/></w:pPr><w:r><w:rPr><w:sz w:val="16"/><w:szCs w:val="16"/></w:rPr><w:t xml:space="preserve">NOT NULL</w:t></w:r></w:p></w:tc><w:tc><w:tcPr><w:tcW w:w="1417.3228346456694" w:type="dxa"/><w:noWrap/></w:tcPr><w:p><w:pPr><w:spacing w:after="30"/></w:pPr><w:r><w:rPr><w:sz w:val="16"/><w:szCs w:val="16"/></w:rPr><w:t xml:space="preserve">`0`</w:t></w:r></w:p></w:tc><w:tc><w:tcPr><w:tcW w:w="1417.3228346456694" w:type="dxa"/><w:noWrap/></w:tcPr><w:p><w:pPr><w:spacing w:after="30"/></w:pPr><w:r><w:rPr><w:sz w:val="16"/><w:szCs w:val="16"/></w:rPr><w:t xml:space="preserve">-</w:t></w:r></w:p></w:tc><w:tc><w:tcPr><w:tcW w:w="1417.3228346456694" w:type="dxa"/><w:noWrap/></w:tcPr><w:p><w:pPr><w:spacing w:after="30"/></w:pPr><w:r><w:rPr><w:sz w:val="16"/><w:szCs w:val="16"/></w:rPr><w:t xml:space="preserve">Menyimpan atribut data total students pada sistem SIBIMA.</w:t></w:r></w:p></w:tc></w:tr><w:tr><w:trPr/><w:tc><w:tcPr><w:tcW w:w="1417.3228346456694" w:type="dxa"/><w:noWrap/></w:tcPr><w:p><w:pPr><w:spacing w:after="30"/></w:pPr><w:r><w:rPr><w:sz w:val="16"/><w:szCs w:val="16"/></w:rPr><w:t xml:space="preserve">17</w:t></w:r></w:p></w:tc><w:tc><w:tcPr><w:tcW w:w="1417.3228346456694" w:type="dxa"/><w:noWrap/></w:tcPr><w:p><w:pPr><w:spacing w:after="30"/></w:pPr><w:r><w:rPr><w:sz w:val="16"/><w:szCs w:val="16"/></w:rPr><w:t xml:space="preserve">`verification_token`</w:t></w:r></w:p></w:tc><w:tc><w:tcPr><w:tcW w:w="1417.3228346456694" w:type="dxa"/><w:noWrap/></w:tcPr><w:p><w:pPr><w:spacing w:after="30"/></w:pPr><w:r><w:rPr><w:sz w:val="16"/><w:szCs w:val="16"/></w:rPr><w:t xml:space="preserve">`varchar(64)`</w:t></w:r></w:p></w:tc><w:tc><w:tcPr><w:tcW w:w="1417.3228346456694" w:type="dxa"/><w:noWrap/></w:tcPr><w:p><w:pPr><w:spacing w:after="30"/></w:pPr><w:r><w:rPr><w:sz w:val="16"/><w:szCs w:val="16"/></w:rPr><w:t xml:space="preserve">NOT NULL</w:t></w:r></w:p></w:tc><w:tc><w:tcPr><w:tcW w:w="1417.3228346456694" w:type="dxa"/><w:noWrap/></w:tcPr><w:p><w:pPr><w:spacing w:after="30"/></w:pPr><w:r><w:rPr><w:sz w:val="16"/><w:szCs w:val="16"/></w:rPr><w:t xml:space="preserve">*None*</w:t></w:r></w:p></w:tc><w:tc><w:tcPr><w:tcW w:w="1417.3228346456694" w:type="dxa"/><w:noWrap/></w:tcPr><w:p><w:pPr><w:spacing w:after="30"/></w:pPr><w:r><w:rPr><w:sz w:val="16"/><w:szCs w:val="16"/></w:rPr><w:t xml:space="preserve">UNI</w:t></w:r></w:p></w:tc><w:tc><w:tcPr><w:tcW w:w="1417.3228346456694" w:type="dxa"/><w:noWrap/></w:tcPr><w:p><w:pPr><w:spacing w:after="30"/></w:pPr><w:r><w:rPr><w:sz w:val="16"/><w:szCs w:val="16"/></w:rPr><w:t xml:space="preserve">Kode token acak keamanan autentikasi/verifikasi.</w:t></w:r></w:p></w:tc></w:tr><w:tr><w:trPr/><w:tc><w:tcPr><w:tcW w:w="1417.3228346456694" w:type="dxa"/><w:noWrap/></w:tcPr><w:p><w:pPr><w:spacing w:after="30"/></w:pPr><w:r><w:rPr><w:sz w:val="16"/><w:szCs w:val="16"/></w:rPr><w:t xml:space="preserve">18</w:t></w:r></w:p></w:tc><w:tc><w:tcPr><w:tcW w:w="1417.3228346456694" w:type="dxa"/><w:noWrap/></w:tcPr><w:p><w:pPr><w:spacing w:after="30"/></w:pPr><w:r><w:rPr><w:sz w:val="16"/><w:szCs w:val="16"/></w:rPr><w:t xml:space="preserve">`created_by`</w:t></w:r></w:p></w:tc><w:tc><w:tcPr><w:tcW w:w="1417.3228346456694" w:type="dxa"/><w:noWrap/></w:tcPr><w:p><w:pPr><w:spacing w:after="30"/></w:pPr><w:r><w:rPr><w:sz w:val="16"/><w:szCs w:val="16"/></w:rPr><w:t xml:space="preserve">`bigint(20) unsigned`</w:t></w:r></w:p></w:tc><w:tc><w:tcPr><w:tcW w:w="1417.3228346456694" w:type="dxa"/><w:noWrap/></w:tcPr><w:p><w:pPr><w:spacing w:after="30"/></w:pPr><w:r><w:rPr><w:sz w:val="16"/><w:szCs w:val="16"/></w:rPr><w:t xml:space="preserve">NOT NULL</w:t></w:r></w:p></w:tc><w:tc><w:tcPr><w:tcW w:w="1417.3228346456694" w:type="dxa"/><w:noWrap/></w:tcPr><w:p><w:pPr><w:spacing w:after="30"/></w:pPr><w:r><w:rPr><w:sz w:val="16"/><w:szCs w:val="16"/></w:rPr><w:t xml:space="preserve">*None*</w:t></w:r></w:p></w:tc><w:tc><w:tcPr><w:tcW w:w="1417.3228346456694" w:type="dxa"/><w:noWrap/></w:tcPr><w:p><w:pPr><w:spacing w:after="30"/></w:pPr><w:r><w:rPr><w:sz w:val="16"/><w:szCs w:val="16"/></w:rPr><w:t xml:space="preserve">MUL</w:t></w:r></w:p></w:tc><w:tc><w:tcPr><w:tcW w:w="1417.3228346456694" w:type="dxa"/><w:noWrap/></w:tcPr><w:p><w:pPr><w:spacing w:after="30"/></w:pPr><w:r><w:rPr><w:sz w:val="16"/><w:szCs w:val="16"/></w:rPr><w:t xml:space="preserve">Menyimpan atribut data created by pada sistem SIBIMA.</w:t></w:r></w:p></w:tc></w:tr><w:tr><w:trPr/><w:tc><w:tcPr><w:tcW w:w="1417.3228346456694" w:type="dxa"/><w:noWrap/></w:tcPr><w:p><w:pPr><w:spacing w:after="30"/></w:pPr><w:r><w:rPr><w:sz w:val="16"/><w:szCs w:val="16"/></w:rPr><w:t xml:space="preserve">19</w:t></w:r></w:p></w:tc><w:tc><w:tcPr><w:tcW w:w="1417.3228346456694" w:type="dxa"/><w:noWrap/></w:tcPr><w:p><w:pPr><w:spacing w:after="30"/></w:pPr><w:r><w:rPr><w:sz w:val="16"/><w:szCs w:val="16"/></w:rPr><w:t xml:space="preserve">`notes`</w:t></w:r></w:p></w:tc><w:tc><w:tcPr><w:tcW w:w="1417.3228346456694" w:type="dxa"/><w:noWrap/></w:tcPr><w:p><w:pPr><w:spacing w:after="30"/></w:pPr><w:r><w:rPr><w:sz w:val="16"/><w:szCs w:val="16"/></w:rPr><w:t xml:space="preserve">`text`</w:t></w:r></w:p></w:tc><w:tc><w:tcPr><w:tcW w:w="1417.3228346456694" w:type="dxa"/><w:noWrap/></w:tcPr><w:p><w:pPr><w:spacing w:after="30"/></w:pPr><w:r><w:rPr><w:sz w:val="16"/><w:szCs w:val="16"/></w:rPr><w:t xml:space="preserve">NULL</w:t></w:r></w:p></w:tc><w:tc><w:tcPr><w:tcW w:w="1417.3228346456694" w:type="dxa"/><w:noWrap/></w:tcPr><w:p><w:pPr><w:spacing w:after="30"/></w:pPr><w:r><w:rPr><w:sz w:val="16"/><w:szCs w:val="16"/></w:rPr><w:t xml:space="preserve">`NULL`</w:t></w:r></w:p></w:tc><w:tc><w:tcPr><w:tcW w:w="1417.3228346456694" w:type="dxa"/><w:noWrap/></w:tcPr><w:p><w:pPr><w:spacing w:after="30"/></w:pPr><w:r><w:rPr><w:sz w:val="16"/><w:szCs w:val="16"/></w:rPr><w:t xml:space="preserve">-</w:t></w:r></w:p></w:tc><w:tc><w:tcPr><w:tcW w:w="1417.3228346456694" w:type="dxa"/><w:noWrap/></w:tcPr><w:p><w:pPr><w:spacing w:after="30"/></w:pPr><w:r><w:rPr><w:sz w:val="16"/><w:szCs w:val="16"/></w:rPr><w:t xml:space="preserve">Menyimpan atribut data notes pada sistem SIBIMA.</w:t></w:r></w:p></w:tc></w:tr><w:tr><w:trPr/><w:tc><w:tcPr><w:tcW w:w="1417.3228346456694" w:type="dxa"/><w:noWrap/></w:tcPr><w:p><w:pPr><w:spacing w:after="30"/></w:pPr><w:r><w:rPr><w:sz w:val="16"/><w:szCs w:val="16"/></w:rPr><w:t xml:space="preserve">20</w:t></w:r></w:p></w:tc><w:tc><w:tcPr><w:tcW w:w="1417.3228346456694" w:type="dxa"/><w:noWrap/></w:tcPr><w:p><w:pPr><w:spacing w:after="30"/></w:pPr><w:r><w:rPr><w:sz w:val="16"/><w:szCs w:val="16"/></w:rPr><w:t xml:space="preserve">`created_at`</w:t></w:r></w:p></w:tc><w:tc><w:tcPr><w:tcW w:w="1417.3228346456694" w:type="dxa"/><w:noWrap/></w:tcPr><w:p><w:pPr><w:spacing w:after="30"/></w:pPr><w:r><w:rPr><w:sz w:val="16"/><w:szCs w:val="16"/></w:rPr><w:t xml:space="preserve">`timestamp`</w:t></w:r></w:p></w:tc><w:tc><w:tcPr><w:tcW w:w="1417.3228346456694" w:type="dxa"/><w:noWrap/></w:tcPr><w:p><w:pPr><w:spacing w:after="30"/></w:pPr><w:r><w:rPr><w:sz w:val="16"/><w:szCs w:val="16"/></w:rPr><w:t xml:space="preserve">NULL</w:t></w:r></w:p></w:tc><w:tc><w:tcPr><w:tcW w:w="1417.3228346456694" w:type="dxa"/><w:noWrap/></w:tcPr><w:p><w:pPr><w:spacing w:after="30"/></w:pPr><w:r><w:rPr><w:sz w:val="16"/><w:szCs w:val="16"/></w:rPr><w:t xml:space="preserve">`NULL`</w:t></w:r></w:p></w:tc><w:tc><w:tcPr><w:tcW w:w="1417.3228346456694" w:type="dxa"/><w:noWrap/></w:tcPr><w:p><w:pPr><w:spacing w:after="30"/></w:pPr><w:r><w:rPr><w:sz w:val="16"/><w:szCs w:val="16"/></w:rPr><w:t xml:space="preserve">-</w:t></w:r></w:p></w:tc><w:tc><w:tcPr><w:tcW w:w="1417.3228346456694" w:type="dxa"/><w:noWrap/></w:tcPr><w:p><w:pPr><w:spacing w:after="30"/></w:pPr><w:r><w:rPr><w:sz w:val="16"/><w:szCs w:val="16"/></w:rPr><w:t xml:space="preserve">Waktu rekaman pertama kali dibuat di sistem.</w:t></w:r></w:p></w:tc></w:tr><w:tr><w:trPr/><w:tc><w:tcPr><w:tcW w:w="1417.3228346456694" w:type="dxa"/><w:noWrap/></w:tcPr><w:p><w:pPr><w:spacing w:after="30"/></w:pPr><w:r><w:rPr><w:sz w:val="16"/><w:szCs w:val="16"/></w:rPr><w:t xml:space="preserve">21</w:t></w:r></w:p></w:tc><w:tc><w:tcPr><w:tcW w:w="1417.3228346456694" w:type="dxa"/><w:noWrap/></w:tcPr><w:p><w:pPr><w:spacing w:after="30"/></w:pPr><w:r><w:rPr><w:sz w:val="16"/><w:szCs w:val="16"/></w:rPr><w:t xml:space="preserve">`updated_at`</w:t></w:r></w:p></w:tc><w:tc><w:tcPr><w:tcW w:w="1417.3228346456694" w:type="dxa"/><w:noWrap/></w:tcPr><w:p><w:pPr><w:spacing w:after="30"/></w:pPr><w:r><w:rPr><w:sz w:val="16"/><w:szCs w:val="16"/></w:rPr><w:t xml:space="preserve">`timestamp`</w:t></w:r></w:p></w:tc><w:tc><w:tcPr><w:tcW w:w="1417.3228346456694" w:type="dxa"/><w:noWrap/></w:tcPr><w:p><w:pPr><w:spacing w:after="30"/></w:pPr><w:r><w:rPr><w:sz w:val="16"/><w:szCs w:val="16"/></w:rPr><w:t xml:space="preserve">NULL</w:t></w:r></w:p></w:tc><w:tc><w:tcPr><w:tcW w:w="1417.3228346456694" w:type="dxa"/><w:noWrap/></w:tcPr><w:p><w:pPr><w:spacing w:after="30"/></w:pPr><w:r><w:rPr><w:sz w:val="16"/><w:szCs w:val="16"/></w:rPr><w:t xml:space="preserve">`NULL`</w:t></w:r></w:p></w:tc><w:tc><w:tcPr><w:tcW w:w="1417.3228346456694" w:type="dxa"/><w:noWrap/></w:tcPr><w:p><w:pPr><w:spacing w:after="30"/></w:pPr><w:r><w:rPr><w:sz w:val="16"/><w:szCs w:val="16"/></w:rPr><w:t xml:space="preserve">-</w:t></w:r></w:p></w:tc><w:tc><w:tcPr><w:tcW w:w="1417.3228346456694" w:type="dxa"/><w:noWrap/></w:tcPr><w:p><w:pPr><w:spacing w:after="30"/></w:pPr><w:r><w:rPr><w:sz w:val="16"/><w:szCs w:val="16"/></w:rPr><w:t xml:space="preserve">Waktu rekaman terakhir kali diperbarui.</w:t></w:r></w:p></w:tc></w:tr></w:tbl><w:p/><w:p><w:pPr><w:jc w:val="both"/><w:spacing w:after="70"/></w:pPr><w:r><w:rPr><w:sz w:val="19"/><w:szCs w:val="19"/></w:rPr><w:t xml:space="preserve">---</w:t></w:r></w:p><w:p><w:pPr><w:pStyle w:val="Heading3"/></w:pPr><w:bookmarkStart w:id="14" w:name="_Toc14"/><w:r><w:t>3.3 Tabel Pengumuman & Informasi Program Studi (`announcements`)</w:t></w:r><w:bookmarkEnd w:id="14"/></w:p><w:p><w:pPr><w:spacing w:before="40" w:after="40"/></w:pPr><w:r><w:rPr><w:color w:val="334155"/><w:sz w:val="19"/><w:szCs w:val="19"/><w:b w:val="1"/><w:bCs w:val="1"/><w:i w:val="1"/><w:iCs w:val="1"/></w:rPr><w:t xml:space="preserve">**Nama Tabel**: `announcements`</w:t></w:r></w:p><w:p><w:pPr><w:spacing w:before="40" w:after="40"/></w:pPr><w:r><w:rPr><w:color w:val="334155"/><w:sz w:val="19"/><w:szCs w:val="19"/><w:b w:val="0"/><w:bCs w:val="0"/><w:i w:val="1"/><w:iCs w:val="1"/></w:rPr><w:t xml:space="preserve">**Primary Key**: `id`</w:t></w:r></w:p><w:p><w:pPr><w:spacing w:before="40" w:after="40"/></w:pPr><w:r><w:rPr><w:color w:val="334155"/><w:sz w:val="19"/><w:szCs w:val="19"/><w:b w:val="0"/><w:bCs w:val="0"/><w:i w:val="1"/><w:iCs w:val="1"/></w:rPr><w:t xml:space="preserve">**Foreign Key**: `user_id` $\rightarrow$ merujuk ke `users.id`</w:t></w:r></w:p><w:p><w:pPr><w:spacing w:before="40" w:after="40"/></w:pPr><w:r><w:rPr><w:color w:val="334155"/><w:sz w:val="19"/><w:szCs w:val="19"/><w:b w:val="0"/><w:bCs w:val="0"/><w:i w:val="1"/><w:iCs w:val="1"/></w:rPr><w:t xml:space="preserve">**Deskripsi**: Menyimpan siaran warta dan pengumuman resmi dari Kaprodi/Admin kepada seluruh pengguna sistem, dilengkapi status pin pengumuman penting dan tanggal kedaluwarsa.</w:t></w:r></w:p><w:tbl><w:tblGrid><w:gridCol w:w="1417.3228346456694" w:type="dxa"/><w:gridCol w:w="1417.3228346456694" w:type="dxa"/><w:gridCol w:w="1417.3228346456694" w:type="dxa"/><w:gridCol w:w="1417.3228346456694" w:type="dxa"/><w:gridCol w:w="1417.3228346456694" w:type="dxa"/><w:gridCol w:w="1417.3228346456694" w:type="dxa"/><w:gridCol w:w="1417.3228346456694" w:type="dxa"/></w:tblGrid><w:tblPr><w:tblStyle w:val="DbTable"/></w:tblPr><w:tr><w:trPr/><w:tc><w:tcPr><w:tcW w:w="1417.3228346456694" w:type="dxa"/><w:shd w:val="clear" w:fill="1E293B"/><w:noWrap/></w:tcPr><w:p><w:pPr><w:spacing w:after="30"/></w:pPr><w:r><w:rPr><w:color w:val="FFFFFF"/><w:sz w:val="16"/><w:szCs w:val="16"/><w:b w:val="1"/><w:bCs w:val="1"/></w:rPr><w:t xml:space="preserve">No</w:t></w:r></w:p></w:tc><w:tc><w:tcPr><w:tcW w:w="1417.3228346456694" w:type="dxa"/><w:shd w:val="clear" w:fill="1E293B"/><w:noWrap/></w:tcPr><w:p><w:pPr><w:spacing w:after="30"/></w:pPr><w:r><w:rPr><w:color w:val="FFFFFF"/><w:sz w:val="16"/><w:szCs w:val="16"/><w:b w:val="1"/><w:bCs w:val="1"/></w:rPr><w:t xml:space="preserve">Nama Kolom</w:t></w:r></w:p></w:tc><w:tc><w:tcPr><w:tcW w:w="1417.3228346456694" w:type="dxa"/><w:shd w:val="clear" w:fill="1E293B"/><w:noWrap/></w:tcPr><w:p><w:pPr><w:spacing w:after="30"/></w:pPr><w:r><w:rPr><w:color w:val="FFFFFF"/><w:sz w:val="16"/><w:szCs w:val="16"/><w:b w:val="1"/><w:bCs w:val="1"/></w:rPr><w:t xml:space="preserve">Tipe Data</w:t></w:r></w:p></w:tc><w:tc><w:tcPr><w:tcW w:w="1417.3228346456694" w:type="dxa"/><w:shd w:val="clear" w:fill="1E293B"/><w:noWrap/></w:tcPr><w:p><w:pPr><w:spacing w:after="30"/></w:pPr><w:r><w:rPr><w:color w:val="FFFFFF"/><w:sz w:val="16"/><w:szCs w:val="16"/><w:b w:val="1"/><w:bCs w:val="1"/></w:rPr><w:t xml:space="preserve">Nullable</w:t></w:r></w:p></w:tc><w:tc><w:tcPr><w:tcW w:w="1417.3228346456694" w:type="dxa"/><w:shd w:val="clear" w:fill="1E293B"/><w:noWrap/></w:tcPr><w:p><w:pPr><w:spacing w:after="30"/></w:pPr><w:r><w:rPr><w:color w:val="FFFFFF"/><w:sz w:val="16"/><w:szCs w:val="16"/><w:b w:val="1"/><w:bCs w:val="1"/></w:rPr><w:t xml:space="preserve">Nilai Default</w:t></w:r></w:p></w:tc><w:tc><w:tcPr><w:tcW w:w="1417.3228346456694" w:type="dxa"/><w:shd w:val="clear" w:fill="1E293B"/><w:noWrap/></w:tcPr><w:p><w:pPr><w:spacing w:after="30"/></w:pPr><w:r><w:rPr><w:color w:val="FFFFFF"/><w:sz w:val="16"/><w:szCs w:val="16"/><w:b w:val="1"/><w:bCs w:val="1"/></w:rPr><w:t xml:space="preserve">Kunci (*Key*)</w:t></w:r></w:p></w:tc><w:tc><w:tcPr><w:tcW w:w="1417.3228346456694" w:type="dxa"/><w:shd w:val="clear" w:fill="1E293B"/><w:noWrap/></w:tcPr><w:p><w:pPr><w:spacing w:after="30"/></w:pPr><w:r><w:rPr><w:color w:val="FFFFFF"/><w:sz w:val="16"/><w:szCs w:val="16"/><w:b w:val="1"/><w:bCs w:val="1"/></w:rPr><w:t xml:space="preserve">Keterangan & Aturan Bisnis</w:t></w:r></w:p></w:tc></w:tr><w:tr><w:trPr/><w:tc><w:tcPr><w:tcW w:w="1417.3228346456694" w:type="dxa"/><w:noWrap/></w:tcPr><w:p><w:pPr><w:spacing w:after="30"/></w:pPr><w:r><w:rPr><w:sz w:val="16"/><w:szCs w:val="16"/></w:rPr><w:t xml:space="preserve">1</w:t></w:r></w:p></w:tc><w:tc><w:tcPr><w:tcW w:w="1417.3228346456694" w:type="dxa"/><w:noWrap/></w:tcPr><w:p><w:pPr><w:spacing w:after="30"/></w:pPr><w:r><w:rPr><w:sz w:val="16"/><w:szCs w:val="16"/></w:rPr><w:t xml:space="preserve">`id`</w:t></w:r></w:p></w:tc><w:tc><w:tcPr><w:tcW w:w="1417.3228346456694" w:type="dxa"/><w:noWrap/></w:tcPr><w:p><w:pPr><w:spacing w:after="30"/></w:pPr><w:r><w:rPr><w:sz w:val="16"/><w:szCs w:val="16"/></w:rPr><w:t xml:space="preserve">`bigint(20) unsigned`</w:t></w:r></w:p></w:tc><w:tc><w:tcPr><w:tcW w:w="1417.3228346456694" w:type="dxa"/><w:noWrap/></w:tcPr><w:p><w:pPr><w:spacing w:after="30"/></w:pPr><w:r><w:rPr><w:sz w:val="16"/><w:szCs w:val="16"/></w:rPr><w:t xml:space="preserve">NOT NULL</w:t></w:r></w:p></w:tc><w:tc><w:tcPr><w:tcW w:w="1417.3228346456694" w:type="dxa"/><w:noWrap/></w:tcPr><w:p><w:pPr><w:spacing w:after="30"/></w:pPr><w:r><w:rPr><w:sz w:val="16"/><w:szCs w:val="16"/></w:rPr><w:t xml:space="preserve">*None*</w:t></w:r></w:p></w:tc><w:tc><w:tcPr><w:tcW w:w="1417.3228346456694" w:type="dxa"/><w:noWrap/></w:tcPr><w:p><w:pPr><w:spacing w:after="30"/></w:pPr><w:r><w:rPr><w:sz w:val="16"/><w:szCs w:val="16"/></w:rPr><w:t xml:space="preserve">PRI (auto_increment)</w:t></w:r></w:p></w:tc><w:tc><w:tcPr><w:tcW w:w="1417.3228346456694" w:type="dxa"/><w:noWrap/></w:tcPr><w:p><w:pPr><w:spacing w:after="30"/></w:pPr><w:r><w:rPr><w:sz w:val="16"/><w:szCs w:val="16"/></w:rPr><w:t xml:space="preserve">Identitas unik rekaman data (*Surrogate Primary Key*).</w:t></w:r></w:p></w:tc></w:tr><w:tr><w:trPr/><w:tc><w:tcPr><w:tcW w:w="1417.3228346456694" w:type="dxa"/><w:noWrap/></w:tcPr><w:p><w:pPr><w:spacing w:after="30"/></w:pPr><w:r><w:rPr><w:sz w:val="16"/><w:szCs w:val="16"/></w:rPr><w:t xml:space="preserve">2</w:t></w:r></w:p></w:tc><w:tc><w:tcPr><w:tcW w:w="1417.3228346456694" w:type="dxa"/><w:noWrap/></w:tcPr><w:p><w:pPr><w:spacing w:after="30"/></w:pPr><w:r><w:rPr><w:sz w:val="16"/><w:szCs w:val="16"/></w:rPr><w:t xml:space="preserve">`title`</w:t></w:r></w:p></w:tc><w:tc><w:tcPr><w:tcW w:w="1417.3228346456694" w:type="dxa"/><w:noWrap/></w:tcPr><w:p><w:pPr><w:spacing w:after="30"/></w:pPr><w:r><w:rPr><w:sz w:val="16"/><w:szCs w:val="16"/></w:rPr><w:t xml:space="preserve">`varchar(255)`</w:t></w:r></w:p></w:tc><w:tc><w:tcPr><w:tcW w:w="1417.3228346456694" w:type="dxa"/><w:noWrap/></w:tcPr><w:p><w:pPr><w:spacing w:after="30"/></w:pPr><w:r><w:rPr><w:sz w:val="16"/><w:szCs w:val="16"/></w:rPr><w:t xml:space="preserve">NOT NULL</w:t></w:r></w:p></w:tc><w:tc><w:tcPr><w:tcW w:w="1417.3228346456694" w:type="dxa"/><w:noWrap/></w:tcPr><w:p><w:pPr><w:spacing w:after="30"/></w:pPr><w:r><w:rPr><w:sz w:val="16"/><w:szCs w:val="16"/></w:rPr><w:t xml:space="preserve">*None*</w:t></w:r></w:p></w:tc><w:tc><w:tcPr><w:tcW w:w="1417.3228346456694" w:type="dxa"/><w:noWrap/></w:tcPr><w:p><w:pPr><w:spacing w:after="30"/></w:pPr><w:r><w:rPr><w:sz w:val="16"/><w:szCs w:val="16"/></w:rPr><w:t xml:space="preserve">-</w:t></w:r></w:p></w:tc><w:tc><w:tcPr><w:tcW w:w="1417.3228346456694" w:type="dxa"/><w:noWrap/></w:tcPr><w:p><w:pPr><w:spacing w:after="30"/></w:pPr><w:r><w:rPr><w:sz w:val="16"/><w:szCs w:val="16"/></w:rPr><w:t xml:space="preserve">Menyimpan atribut data title pada sistem SIBIMA.</w:t></w:r></w:p></w:tc></w:tr><w:tr><w:trPr/><w:tc><w:tcPr><w:tcW w:w="1417.3228346456694" w:type="dxa"/><w:noWrap/></w:tcPr><w:p><w:pPr><w:spacing w:after="30"/></w:pPr><w:r><w:rPr><w:sz w:val="16"/><w:szCs w:val="16"/></w:rPr><w:t xml:space="preserve">3</w:t></w:r></w:p></w:tc><w:tc><w:tcPr><w:tcW w:w="1417.3228346456694" w:type="dxa"/><w:noWrap/></w:tcPr><w:p><w:pPr><w:spacing w:after="30"/></w:pPr><w:r><w:rPr><w:sz w:val="16"/><w:szCs w:val="16"/></w:rPr><w:t xml:space="preserve">`content`</w:t></w:r></w:p></w:tc><w:tc><w:tcPr><w:tcW w:w="1417.3228346456694" w:type="dxa"/><w:noWrap/></w:tcPr><w:p><w:pPr><w:spacing w:after="30"/></w:pPr><w:r><w:rPr><w:sz w:val="16"/><w:szCs w:val="16"/></w:rPr><w:t xml:space="preserve">`text`</w:t></w:r></w:p></w:tc><w:tc><w:tcPr><w:tcW w:w="1417.3228346456694" w:type="dxa"/><w:noWrap/></w:tcPr><w:p><w:pPr><w:spacing w:after="30"/></w:pPr><w:r><w:rPr><w:sz w:val="16"/><w:szCs w:val="16"/></w:rPr><w:t xml:space="preserve">NOT NULL</w:t></w:r></w:p></w:tc><w:tc><w:tcPr><w:tcW w:w="1417.3228346456694" w:type="dxa"/><w:noWrap/></w:tcPr><w:p><w:pPr><w:spacing w:after="30"/></w:pPr><w:r><w:rPr><w:sz w:val="16"/><w:szCs w:val="16"/></w:rPr><w:t xml:space="preserve">*None*</w:t></w:r></w:p></w:tc><w:tc><w:tcPr><w:tcW w:w="1417.3228346456694" w:type="dxa"/><w:noWrap/></w:tcPr><w:p><w:pPr><w:spacing w:after="30"/></w:pPr><w:r><w:rPr><w:sz w:val="16"/><w:szCs w:val="16"/></w:rPr><w:t xml:space="preserve">-</w:t></w:r></w:p></w:tc><w:tc><w:tcPr><w:tcW w:w="1417.3228346456694" w:type="dxa"/><w:noWrap/></w:tcPr><w:p><w:pPr><w:spacing w:after="30"/></w:pPr><w:r><w:rPr><w:sz w:val="16"/><w:szCs w:val="16"/></w:rPr><w:t xml:space="preserve">Menyimpan atribut data content pada sistem SIBIMA.</w:t></w:r></w:p></w:tc></w:tr><w:tr><w:trPr/><w:tc><w:tcPr><w:tcW w:w="1417.3228346456694" w:type="dxa"/><w:noWrap/></w:tcPr><w:p><w:pPr><w:spacing w:after="30"/></w:pPr><w:r><w:rPr><w:sz w:val="16"/><w:szCs w:val="16"/></w:rPr><w:t xml:space="preserve">4</w:t></w:r></w:p></w:tc><w:tc><w:tcPr><w:tcW w:w="1417.3228346456694" w:type="dxa"/><w:noWrap/></w:tcPr><w:p><w:pPr><w:spacing w:after="30"/></w:pPr><w:r><w:rPr><w:sz w:val="16"/><w:szCs w:val="16"/></w:rPr><w:t xml:space="preserve">`type`</w:t></w:r></w:p></w:tc><w:tc><w:tcPr><w:tcW w:w="1417.3228346456694" w:type="dxa"/><w:noWrap/></w:tcPr><w:p><w:pPr><w:spacing w:after="30"/></w:pPr><w:r><w:rPr><w:sz w:val="16"/><w:szCs w:val="16"/></w:rPr><w:t xml:space="preserve">`enum('info','warning','important')`</w:t></w:r></w:p></w:tc><w:tc><w:tcPr><w:tcW w:w="1417.3228346456694" w:type="dxa"/><w:noWrap/></w:tcPr><w:p><w:pPr><w:spacing w:after="30"/></w:pPr><w:r><w:rPr><w:sz w:val="16"/><w:szCs w:val="16"/></w:rPr><w:t xml:space="preserve">NOT NULL</w:t></w:r></w:p></w:tc><w:tc><w:tcPr><w:tcW w:w="1417.3228346456694" w:type="dxa"/><w:noWrap/></w:tcPr><w:p><w:pPr><w:spacing w:after="30"/></w:pPr><w:r><w:rPr><w:sz w:val="16"/><w:szCs w:val="16"/></w:rPr><w:t xml:space="preserve">`'info'`</w:t></w:r></w:p></w:tc><w:tc><w:tcPr><w:tcW w:w="1417.3228346456694" w:type="dxa"/><w:noWrap/></w:tcPr><w:p><w:pPr><w:spacing w:after="30"/></w:pPr><w:r><w:rPr><w:sz w:val="16"/><w:szCs w:val="16"/></w:rPr><w:t xml:space="preserve">-</w:t></w:r></w:p></w:tc><w:tc><w:tcPr><w:tcW w:w="1417.3228346456694" w:type="dxa"/><w:noWrap/></w:tcPr><w:p><w:pPr><w:spacing w:after="30"/></w:pPr><w:r><w:rPr><w:sz w:val="16"/><w:szCs w:val="16"/></w:rPr><w:t xml:space="preserve">Menyimpan atribut data type pada sistem SIBIMA.</w:t></w:r></w:p></w:tc></w:tr><w:tr><w:trPr/><w:tc><w:tcPr><w:tcW w:w="1417.3228346456694" w:type="dxa"/><w:noWrap/></w:tcPr><w:p><w:pPr><w:spacing w:after="30"/></w:pPr><w:r><w:rPr><w:sz w:val="16"/><w:szCs w:val="16"/></w:rPr><w:t xml:space="preserve">5</w:t></w:r></w:p></w:tc><w:tc><w:tcPr><w:tcW w:w="1417.3228346456694" w:type="dxa"/><w:noWrap/></w:tcPr><w:p><w:pPr><w:spacing w:after="30"/></w:pPr><w:r><w:rPr><w:sz w:val="16"/><w:szCs w:val="16"/></w:rPr><w:t xml:space="preserve">`is_active`</w:t></w:r></w:p></w:tc><w:tc><w:tcPr><w:tcW w:w="1417.3228346456694" w:type="dxa"/><w:noWrap/></w:tcPr><w:p><w:pPr><w:spacing w:after="30"/></w:pPr><w:r><w:rPr><w:sz w:val="16"/><w:szCs w:val="16"/></w:rPr><w:t xml:space="preserve">`tinyint(1)`</w:t></w:r></w:p></w:tc><w:tc><w:tcPr><w:tcW w:w="1417.3228346456694" w:type="dxa"/><w:noWrap/></w:tcPr><w:p><w:pPr><w:spacing w:after="30"/></w:pPr><w:r><w:rPr><w:sz w:val="16"/><w:szCs w:val="16"/></w:rPr><w:t xml:space="preserve">NOT NULL</w:t></w:r></w:p></w:tc><w:tc><w:tcPr><w:tcW w:w="1417.3228346456694" w:type="dxa"/><w:noWrap/></w:tcPr><w:p><w:pPr><w:spacing w:after="30"/></w:pPr><w:r><w:rPr><w:sz w:val="16"/><w:szCs w:val="16"/></w:rPr><w:t xml:space="preserve">`1`</w:t></w:r></w:p></w:tc><w:tc><w:tcPr><w:tcW w:w="1417.3228346456694" w:type="dxa"/><w:noWrap/></w:tcPr><w:p><w:pPr><w:spacing w:after="30"/></w:pPr><w:r><w:rPr><w:sz w:val="16"/><w:szCs w:val="16"/></w:rPr><w:t xml:space="preserve">-</w:t></w:r></w:p></w:tc><w:tc><w:tcPr><w:tcW w:w="1417.3228346456694" w:type="dxa"/><w:noWrap/></w:tcPr><w:p><w:pPr><w:spacing w:after="30"/></w:pPr><w:r><w:rPr><w:sz w:val="16"/><w:szCs w:val="16"/></w:rPr><w:t xml:space="preserve">Bendera status biner (1 = Ya / Aktif, 0 = Tidak / Nonaktif).</w:t></w:r></w:p></w:tc></w:tr><w:tr><w:trPr/><w:tc><w:tcPr><w:tcW w:w="1417.3228346456694" w:type="dxa"/><w:noWrap/></w:tcPr><w:p><w:pPr><w:spacing w:after="30"/></w:pPr><w:r><w:rPr><w:sz w:val="16"/><w:szCs w:val="16"/></w:rPr><w:t xml:space="preserve">6</w:t></w:r></w:p></w:tc><w:tc><w:tcPr><w:tcW w:w="1417.3228346456694" w:type="dxa"/><w:noWrap/></w:tcPr><w:p><w:pPr><w:spacing w:after="30"/></w:pPr><w:r><w:rPr><w:sz w:val="16"/><w:szCs w:val="16"/></w:rPr><w:t xml:space="preserve">`user_id`</w:t></w:r></w:p></w:tc><w:tc><w:tcPr><w:tcW w:w="1417.3228346456694" w:type="dxa"/><w:noWrap/></w:tcPr><w:p><w:pPr><w:spacing w:after="30"/></w:pPr><w:r><w:rPr><w:sz w:val="16"/><w:szCs w:val="16"/></w:rPr><w:t xml:space="preserve">`bigint(20) unsigned`</w:t></w:r></w:p></w:tc><w:tc><w:tcPr><w:tcW w:w="1417.3228346456694" w:type="dxa"/><w:noWrap/></w:tcPr><w:p><w:pPr><w:spacing w:after="30"/></w:pPr><w:r><w:rPr><w:sz w:val="16"/><w:szCs w:val="16"/></w:rPr><w:t xml:space="preserve">NOT NULL</w:t></w:r></w:p></w:tc><w:tc><w:tcPr><w:tcW w:w="1417.3228346456694" w:type="dxa"/><w:noWrap/></w:tcPr><w:p><w:pPr><w:spacing w:after="30"/></w:pPr><w:r><w:rPr><w:sz w:val="16"/><w:szCs w:val="16"/></w:rPr><w:t xml:space="preserve">*None*</w:t></w:r></w:p></w:tc><w:tc><w:tcPr><w:tcW w:w="1417.3228346456694" w:type="dxa"/><w:noWrap/></w:tcPr><w:p><w:pPr><w:spacing w:after="30"/></w:pPr><w:r><w:rPr><w:sz w:val="16"/><w:szCs w:val="16"/></w:rPr><w:t xml:space="preserve">MUL</w:t></w:r></w:p></w:tc><w:tc><w:tcPr><w:tcW w:w="1417.3228346456694" w:type="dxa"/><w:noWrap/></w:tcPr><w:p><w:pPr><w:spacing w:after="30"/></w:pPr><w:r><w:rPr><w:sz w:val="16"/><w:szCs w:val="16"/></w:rPr><w:t xml:space="preserve">Kunci asing merujuk ke tabel users.</w:t></w:r></w:p></w:tc></w:tr><w:tr><w:trPr/><w:tc><w:tcPr><w:tcW w:w="1417.3228346456694" w:type="dxa"/><w:noWrap/></w:tcPr><w:p><w:pPr><w:spacing w:after="30"/></w:pPr><w:r><w:rPr><w:sz w:val="16"/><w:szCs w:val="16"/></w:rPr><w:t xml:space="preserve">7</w:t></w:r></w:p></w:tc><w:tc><w:tcPr><w:tcW w:w="1417.3228346456694" w:type="dxa"/><w:noWrap/></w:tcPr><w:p><w:pPr><w:spacing w:after="30"/></w:pPr><w:r><w:rPr><w:sz w:val="16"/><w:szCs w:val="16"/></w:rPr><w:t xml:space="preserve">`created_at`</w:t></w:r></w:p></w:tc><w:tc><w:tcPr><w:tcW w:w="1417.3228346456694" w:type="dxa"/><w:noWrap/></w:tcPr><w:p><w:pPr><w:spacing w:after="30"/></w:pPr><w:r><w:rPr><w:sz w:val="16"/><w:szCs w:val="16"/></w:rPr><w:t xml:space="preserve">`timestamp`</w:t></w:r></w:p></w:tc><w:tc><w:tcPr><w:tcW w:w="1417.3228346456694" w:type="dxa"/><w:noWrap/></w:tcPr><w:p><w:pPr><w:spacing w:after="30"/></w:pPr><w:r><w:rPr><w:sz w:val="16"/><w:szCs w:val="16"/></w:rPr><w:t xml:space="preserve">NULL</w:t></w:r></w:p></w:tc><w:tc><w:tcPr><w:tcW w:w="1417.3228346456694" w:type="dxa"/><w:noWrap/></w:tcPr><w:p><w:pPr><w:spacing w:after="30"/></w:pPr><w:r><w:rPr><w:sz w:val="16"/><w:szCs w:val="16"/></w:rPr><w:t xml:space="preserve">`NULL`</w:t></w:r></w:p></w:tc><w:tc><w:tcPr><w:tcW w:w="1417.3228346456694" w:type="dxa"/><w:noWrap/></w:tcPr><w:p><w:pPr><w:spacing w:after="30"/></w:pPr><w:r><w:rPr><w:sz w:val="16"/><w:szCs w:val="16"/></w:rPr><w:t xml:space="preserve">-</w:t></w:r></w:p></w:tc><w:tc><w:tcPr><w:tcW w:w="1417.3228346456694" w:type="dxa"/><w:noWrap/></w:tcPr><w:p><w:pPr><w:spacing w:after="30"/></w:pPr><w:r><w:rPr><w:sz w:val="16"/><w:szCs w:val="16"/></w:rPr><w:t xml:space="preserve">Waktu rekaman pertama kali dibuat di sistem.</w:t></w:r></w:p></w:tc></w:tr><w:tr><w:trPr/><w:tc><w:tcPr><w:tcW w:w="1417.3228346456694" w:type="dxa"/><w:noWrap/></w:tcPr><w:p><w:pPr><w:spacing w:after="30"/></w:pPr><w:r><w:rPr><w:sz w:val="16"/><w:szCs w:val="16"/></w:rPr><w:t xml:space="preserve">8</w:t></w:r></w:p></w:tc><w:tc><w:tcPr><w:tcW w:w="1417.3228346456694" w:type="dxa"/><w:noWrap/></w:tcPr><w:p><w:pPr><w:spacing w:after="30"/></w:pPr><w:r><w:rPr><w:sz w:val="16"/><w:szCs w:val="16"/></w:rPr><w:t xml:space="preserve">`updated_at`</w:t></w:r></w:p></w:tc><w:tc><w:tcPr><w:tcW w:w="1417.3228346456694" w:type="dxa"/><w:noWrap/></w:tcPr><w:p><w:pPr><w:spacing w:after="30"/></w:pPr><w:r><w:rPr><w:sz w:val="16"/><w:szCs w:val="16"/></w:rPr><w:t xml:space="preserve">`timestamp`</w:t></w:r></w:p></w:tc><w:tc><w:tcPr><w:tcW w:w="1417.3228346456694" w:type="dxa"/><w:noWrap/></w:tcPr><w:p><w:pPr><w:spacing w:after="30"/></w:pPr><w:r><w:rPr><w:sz w:val="16"/><w:szCs w:val="16"/></w:rPr><w:t xml:space="preserve">NULL</w:t></w:r></w:p></w:tc><w:tc><w:tcPr><w:tcW w:w="1417.3228346456694" w:type="dxa"/><w:noWrap/></w:tcPr><w:p><w:pPr><w:spacing w:after="30"/></w:pPr><w:r><w:rPr><w:sz w:val="16"/><w:szCs w:val="16"/></w:rPr><w:t xml:space="preserve">`NULL`</w:t></w:r></w:p></w:tc><w:tc><w:tcPr><w:tcW w:w="1417.3228346456694" w:type="dxa"/><w:noWrap/></w:tcPr><w:p><w:pPr><w:spacing w:after="30"/></w:pPr><w:r><w:rPr><w:sz w:val="16"/><w:szCs w:val="16"/></w:rPr><w:t xml:space="preserve">-</w:t></w:r></w:p></w:tc><w:tc><w:tcPr><w:tcW w:w="1417.3228346456694" w:type="dxa"/><w:noWrap/></w:tcPr><w:p><w:pPr><w:spacing w:after="30"/></w:pPr><w:r><w:rPr><w:sz w:val="16"/><w:szCs w:val="16"/></w:rPr><w:t xml:space="preserve">Waktu rekaman terakhir kali diperbarui.</w:t></w:r></w:p></w:tc></w:tr></w:tbl><w:p/><w:p><w:pPr><w:jc w:val="both"/><w:spacing w:after="70"/></w:pPr><w:r><w:rPr><w:sz w:val="19"/><w:szCs w:val="19"/></w:rPr><w:t xml:space="preserve">---</w:t></w:r></w:p><w:p><w:pPr><w:pStyle w:val="Heading3"/></w:pPr><w:bookmarkStart w:id="15" w:name="_Toc15"/><w:r><w:t>3.4 Tabel Laporan Kendala Sistem & Usulan Fitur Baru (`bug_reports`)</w:t></w:r><w:bookmarkEnd w:id="15"/></w:p><w:p><w:pPr><w:spacing w:before="40" w:after="40"/></w:pPr><w:r><w:rPr><w:color w:val="334155"/><w:sz w:val="19"/><w:szCs w:val="19"/><w:b w:val="1"/><w:bCs w:val="1"/><w:i w:val="1"/><w:iCs w:val="1"/></w:rPr><w:t xml:space="preserve">**Nama Tabel**: `bug_reports`</w:t></w:r></w:p><w:p><w:pPr><w:spacing w:before="40" w:after="40"/></w:pPr><w:r><w:rPr><w:color w:val="334155"/><w:sz w:val="19"/><w:szCs w:val="19"/><w:b w:val="0"/><w:bCs w:val="0"/><w:i w:val="1"/><w:iCs w:val="1"/></w:rPr><w:t xml:space="preserve">**Primary Key**: `id`</w:t></w:r></w:p><w:p><w:pPr><w:spacing w:before="40" w:after="40"/></w:pPr><w:r><w:rPr><w:color w:val="334155"/><w:sz w:val="19"/><w:szCs w:val="19"/><w:b w:val="0"/><w:bCs w:val="0"/><w:i w:val="1"/><w:iCs w:val="1"/></w:rPr><w:t xml:space="preserve">**Foreign Key**: `resolved_by` $\rightarrow$ merujuk ke `users.id``user_id` $\rightarrow$ merujuk ke `users.id`</w:t></w:r></w:p><w:p><w:pPr><w:spacing w:before="40" w:after="40"/></w:pPr><w:r><w:rPr><w:color w:val="334155"/><w:sz w:val="19"/><w:szCs w:val="19"/><w:b w:val="0"/><w:bCs w:val="0"/><w:i w:val="1"/><w:iCs w:val="1"/></w:rPr><w:t xml:space="preserve">**Deskripsi**: Menyimpan tiket laporan galat teknis (kode BUG-) serta permohonan fitur baru (kode REQ-) yang diajukan pengguna melalui widget pengaduan sistem terintegrasi.</w:t></w:r></w:p><w:tbl><w:tblGrid><w:gridCol w:w="1417.3228346456694" w:type="dxa"/><w:gridCol w:w="1417.3228346456694" w:type="dxa"/><w:gridCol w:w="1417.3228346456694" w:type="dxa"/><w:gridCol w:w="1417.3228346456694" w:type="dxa"/><w:gridCol w:w="1417.3228346456694" w:type="dxa"/><w:gridCol w:w="1417.3228346456694" w:type="dxa"/><w:gridCol w:w="1417.3228346456694" w:type="dxa"/></w:tblGrid><w:tblPr><w:tblStyle w:val="DbTable"/></w:tblPr><w:tr><w:trPr/><w:tc><w:tcPr><w:tcW w:w="1417.3228346456694" w:type="dxa"/><w:shd w:val="clear" w:fill="1E293B"/><w:noWrap/></w:tcPr><w:p><w:pPr><w:spacing w:after="30"/></w:pPr><w:r><w:rPr><w:color w:val="FFFFFF"/><w:sz w:val="16"/><w:szCs w:val="16"/><w:b w:val="1"/><w:bCs w:val="1"/></w:rPr><w:t xml:space="preserve">No</w:t></w:r></w:p></w:tc><w:tc><w:tcPr><w:tcW w:w="1417.3228346456694" w:type="dxa"/><w:shd w:val="clear" w:fill="1E293B"/><w:noWrap/></w:tcPr><w:p><w:pPr><w:spacing w:after="30"/></w:pPr><w:r><w:rPr><w:color w:val="FFFFFF"/><w:sz w:val="16"/><w:szCs w:val="16"/><w:b w:val="1"/><w:bCs w:val="1"/></w:rPr><w:t xml:space="preserve">Nama Kolom</w:t></w:r></w:p></w:tc><w:tc><w:tcPr><w:tcW w:w="1417.3228346456694" w:type="dxa"/><w:shd w:val="clear" w:fill="1E293B"/><w:noWrap/></w:tcPr><w:p><w:pPr><w:spacing w:after="30"/></w:pPr><w:r><w:rPr><w:color w:val="FFFFFF"/><w:sz w:val="16"/><w:szCs w:val="16"/><w:b w:val="1"/><w:bCs w:val="1"/></w:rPr><w:t xml:space="preserve">Tipe Data</w:t></w:r></w:p></w:tc><w:tc><w:tcPr><w:tcW w:w="1417.3228346456694" w:type="dxa"/><w:shd w:val="clear" w:fill="1E293B"/><w:noWrap/></w:tcPr><w:p><w:pPr><w:spacing w:after="30"/></w:pPr><w:r><w:rPr><w:color w:val="FFFFFF"/><w:sz w:val="16"/><w:szCs w:val="16"/><w:b w:val="1"/><w:bCs w:val="1"/></w:rPr><w:t xml:space="preserve">Nullable</w:t></w:r></w:p></w:tc><w:tc><w:tcPr><w:tcW w:w="1417.3228346456694" w:type="dxa"/><w:shd w:val="clear" w:fill="1E293B"/><w:noWrap/></w:tcPr><w:p><w:pPr><w:spacing w:after="30"/></w:pPr><w:r><w:rPr><w:color w:val="FFFFFF"/><w:sz w:val="16"/><w:szCs w:val="16"/><w:b w:val="1"/><w:bCs w:val="1"/></w:rPr><w:t xml:space="preserve">Nilai Default</w:t></w:r></w:p></w:tc><w:tc><w:tcPr><w:tcW w:w="1417.3228346456694" w:type="dxa"/><w:shd w:val="clear" w:fill="1E293B"/><w:noWrap/></w:tcPr><w:p><w:pPr><w:spacing w:after="30"/></w:pPr><w:r><w:rPr><w:color w:val="FFFFFF"/><w:sz w:val="16"/><w:szCs w:val="16"/><w:b w:val="1"/><w:bCs w:val="1"/></w:rPr><w:t xml:space="preserve">Kunci (*Key*)</w:t></w:r></w:p></w:tc><w:tc><w:tcPr><w:tcW w:w="1417.3228346456694" w:type="dxa"/><w:shd w:val="clear" w:fill="1E293B"/><w:noWrap/></w:tcPr><w:p><w:pPr><w:spacing w:after="30"/></w:pPr><w:r><w:rPr><w:color w:val="FFFFFF"/><w:sz w:val="16"/><w:szCs w:val="16"/><w:b w:val="1"/><w:bCs w:val="1"/></w:rPr><w:t xml:space="preserve">Keterangan & Aturan Bisnis</w:t></w:r></w:p></w:tc></w:tr><w:tr><w:trPr/><w:tc><w:tcPr><w:tcW w:w="1417.3228346456694" w:type="dxa"/><w:noWrap/></w:tcPr><w:p><w:pPr><w:spacing w:after="30"/></w:pPr><w:r><w:rPr><w:sz w:val="16"/><w:szCs w:val="16"/></w:rPr><w:t xml:space="preserve">1</w:t></w:r></w:p></w:tc><w:tc><w:tcPr><w:tcW w:w="1417.3228346456694" w:type="dxa"/><w:noWrap/></w:tcPr><w:p><w:pPr><w:spacing w:after="30"/></w:pPr><w:r><w:rPr><w:sz w:val="16"/><w:szCs w:val="16"/></w:rPr><w:t xml:space="preserve">`id`</w:t></w:r></w:p></w:tc><w:tc><w:tcPr><w:tcW w:w="1417.3228346456694" w:type="dxa"/><w:noWrap/></w:tcPr><w:p><w:pPr><w:spacing w:after="30"/></w:pPr><w:r><w:rPr><w:sz w:val="16"/><w:szCs w:val="16"/></w:rPr><w:t xml:space="preserve">`bigint(20) unsigned`</w:t></w:r></w:p></w:tc><w:tc><w:tcPr><w:tcW w:w="1417.3228346456694" w:type="dxa"/><w:noWrap/></w:tcPr><w:p><w:pPr><w:spacing w:after="30"/></w:pPr><w:r><w:rPr><w:sz w:val="16"/><w:szCs w:val="16"/></w:rPr><w:t xml:space="preserve">NOT NULL</w:t></w:r></w:p></w:tc><w:tc><w:tcPr><w:tcW w:w="1417.3228346456694" w:type="dxa"/><w:noWrap/></w:tcPr><w:p><w:pPr><w:spacing w:after="30"/></w:pPr><w:r><w:rPr><w:sz w:val="16"/><w:szCs w:val="16"/></w:rPr><w:t xml:space="preserve">*None*</w:t></w:r></w:p></w:tc><w:tc><w:tcPr><w:tcW w:w="1417.3228346456694" w:type="dxa"/><w:noWrap/></w:tcPr><w:p><w:pPr><w:spacing w:after="30"/></w:pPr><w:r><w:rPr><w:sz w:val="16"/><w:szCs w:val="16"/></w:rPr><w:t xml:space="preserve">PRI (auto_increment)</w:t></w:r></w:p></w:tc><w:tc><w:tcPr><w:tcW w:w="1417.3228346456694" w:type="dxa"/><w:noWrap/></w:tcPr><w:p><w:pPr><w:spacing w:after="30"/></w:pPr><w:r><w:rPr><w:sz w:val="16"/><w:szCs w:val="16"/></w:rPr><w:t xml:space="preserve">Identitas unik rekaman data (*Surrogate Primary Key*).</w:t></w:r></w:p></w:tc></w:tr><w:tr><w:trPr/><w:tc><w:tcPr><w:tcW w:w="1417.3228346456694" w:type="dxa"/><w:noWrap/></w:tcPr><w:p><w:pPr><w:spacing w:after="30"/></w:pPr><w:r><w:rPr><w:sz w:val="16"/><w:szCs w:val="16"/></w:rPr><w:t xml:space="preserve">2</w:t></w:r></w:p></w:tc><w:tc><w:tcPr><w:tcW w:w="1417.3228346456694" w:type="dxa"/><w:noWrap/></w:tcPr><w:p><w:pPr><w:spacing w:after="30"/></w:pPr><w:r><w:rPr><w:sz w:val="16"/><w:szCs w:val="16"/></w:rPr><w:t xml:space="preserve">`ticket_number`</w:t></w:r></w:p></w:tc><w:tc><w:tcPr><w:tcW w:w="1417.3228346456694" w:type="dxa"/><w:noWrap/></w:tcPr><w:p><w:pPr><w:spacing w:after="30"/></w:pPr><w:r><w:rPr><w:sz w:val="16"/><w:szCs w:val="16"/></w:rPr><w:t xml:space="preserve">`varchar(32)`</w:t></w:r></w:p></w:tc><w:tc><w:tcPr><w:tcW w:w="1417.3228346456694" w:type="dxa"/><w:noWrap/></w:tcPr><w:p><w:pPr><w:spacing w:after="30"/></w:pPr><w:r><w:rPr><w:sz w:val="16"/><w:szCs w:val="16"/></w:rPr><w:t xml:space="preserve">NOT NULL</w:t></w:r></w:p></w:tc><w:tc><w:tcPr><w:tcW w:w="1417.3228346456694" w:type="dxa"/><w:noWrap/></w:tcPr><w:p><w:pPr><w:spacing w:after="30"/></w:pPr><w:r><w:rPr><w:sz w:val="16"/><w:szCs w:val="16"/></w:rPr><w:t xml:space="preserve">*None*</w:t></w:r></w:p></w:tc><w:tc><w:tcPr><w:tcW w:w="1417.3228346456694" w:type="dxa"/><w:noWrap/></w:tcPr><w:p><w:pPr><w:spacing w:after="30"/></w:pPr><w:r><w:rPr><w:sz w:val="16"/><w:szCs w:val="16"/></w:rPr><w:t xml:space="preserve">UNI</w:t></w:r></w:p></w:tc><w:tc><w:tcPr><w:tcW w:w="1417.3228346456694" w:type="dxa"/><w:noWrap/></w:tcPr><w:p><w:pPr><w:spacing w:after="30"/></w:pPr><w:r><w:rPr><w:sz w:val="16"/><w:szCs w:val="16"/></w:rPr><w:t xml:space="preserve">Nomor tiket unik pelaporan (format: BUG-xxxx atau REQ-xxxx).</w:t></w:r></w:p></w:tc></w:tr><w:tr><w:trPr/><w:tc><w:tcPr><w:tcW w:w="1417.3228346456694" w:type="dxa"/><w:noWrap/></w:tcPr><w:p><w:pPr><w:spacing w:after="30"/></w:pPr><w:r><w:rPr><w:sz w:val="16"/><w:szCs w:val="16"/></w:rPr><w:t xml:space="preserve">3</w:t></w:r></w:p></w:tc><w:tc><w:tcPr><w:tcW w:w="1417.3228346456694" w:type="dxa"/><w:noWrap/></w:tcPr><w:p><w:pPr><w:spacing w:after="30"/></w:pPr><w:r><w:rPr><w:sz w:val="16"/><w:szCs w:val="16"/></w:rPr><w:t xml:space="preserve">`user_id`</w:t></w:r></w:p></w:tc><w:tc><w:tcPr><w:tcW w:w="1417.3228346456694" w:type="dxa"/><w:noWrap/></w:tcPr><w:p><w:pPr><w:spacing w:after="30"/></w:pPr><w:r><w:rPr><w:sz w:val="16"/><w:szCs w:val="16"/></w:rPr><w:t xml:space="preserve">`bigint(20) unsigned`</w:t></w:r></w:p></w:tc><w:tc><w:tcPr><w:tcW w:w="1417.3228346456694" w:type="dxa"/><w:noWrap/></w:tcPr><w:p><w:pPr><w:spacing w:after="30"/></w:pPr><w:r><w:rPr><w:sz w:val="16"/><w:szCs w:val="16"/></w:rPr><w:t xml:space="preserve">NOT NULL</w:t></w:r></w:p></w:tc><w:tc><w:tcPr><w:tcW w:w="1417.3228346456694" w:type="dxa"/><w:noWrap/></w:tcPr><w:p><w:pPr><w:spacing w:after="30"/></w:pPr><w:r><w:rPr><w:sz w:val="16"/><w:szCs w:val="16"/></w:rPr><w:t xml:space="preserve">*None*</w:t></w:r></w:p></w:tc><w:tc><w:tcPr><w:tcW w:w="1417.3228346456694" w:type="dxa"/><w:noWrap/></w:tcPr><w:p><w:pPr><w:spacing w:after="30"/></w:pPr><w:r><w:rPr><w:sz w:val="16"/><w:szCs w:val="16"/></w:rPr><w:t xml:space="preserve">MUL</w:t></w:r></w:p></w:tc><w:tc><w:tcPr><w:tcW w:w="1417.3228346456694" w:type="dxa"/><w:noWrap/></w:tcPr><w:p><w:pPr><w:spacing w:after="30"/></w:pPr><w:r><w:rPr><w:sz w:val="16"/><w:szCs w:val="16"/></w:rPr><w:t xml:space="preserve">Kunci asing pengguna pelapor masalah atau pengusul fitur.</w:t></w:r></w:p></w:tc></w:tr><w:tr><w:trPr/><w:tc><w:tcPr><w:tcW w:w="1417.3228346456694" w:type="dxa"/><w:noWrap/></w:tcPr><w:p><w:pPr><w:spacing w:after="30"/></w:pPr><w:r><w:rPr><w:sz w:val="16"/><w:szCs w:val="16"/></w:rPr><w:t xml:space="preserve">4</w:t></w:r></w:p></w:tc><w:tc><w:tcPr><w:tcW w:w="1417.3228346456694" w:type="dxa"/><w:noWrap/></w:tcPr><w:p><w:pPr><w:spacing w:after="30"/></w:pPr><w:r><w:rPr><w:sz w:val="16"/><w:szCs w:val="16"/></w:rPr><w:t xml:space="preserve">`title`</w:t></w:r></w:p></w:tc><w:tc><w:tcPr><w:tcW w:w="1417.3228346456694" w:type="dxa"/><w:noWrap/></w:tcPr><w:p><w:pPr><w:spacing w:after="30"/></w:pPr><w:r><w:rPr><w:sz w:val="16"/><w:szCs w:val="16"/></w:rPr><w:t xml:space="preserve">`varchar(255)`</w:t></w:r></w:p></w:tc><w:tc><w:tcPr><w:tcW w:w="1417.3228346456694" w:type="dxa"/><w:noWrap/></w:tcPr><w:p><w:pPr><w:spacing w:after="30"/></w:pPr><w:r><w:rPr><w:sz w:val="16"/><w:szCs w:val="16"/></w:rPr><w:t xml:space="preserve">NOT NULL</w:t></w:r></w:p></w:tc><w:tc><w:tcPr><w:tcW w:w="1417.3228346456694" w:type="dxa"/><w:noWrap/></w:tcPr><w:p><w:pPr><w:spacing w:after="30"/></w:pPr><w:r><w:rPr><w:sz w:val="16"/><w:szCs w:val="16"/></w:rPr><w:t xml:space="preserve">*None*</w:t></w:r></w:p></w:tc><w:tc><w:tcPr><w:tcW w:w="1417.3228346456694" w:type="dxa"/><w:noWrap/></w:tcPr><w:p><w:pPr><w:spacing w:after="30"/></w:pPr><w:r><w:rPr><w:sz w:val="16"/><w:szCs w:val="16"/></w:rPr><w:t xml:space="preserve">-</w:t></w:r></w:p></w:tc><w:tc><w:tcPr><w:tcW w:w="1417.3228346456694" w:type="dxa"/><w:noWrap/></w:tcPr><w:p><w:pPr><w:spacing w:after="30"/></w:pPr><w:r><w:rPr><w:sz w:val="16"/><w:szCs w:val="16"/></w:rPr><w:t xml:space="preserve">Judul ringkas ringkasan kendala atau usulan fitur.</w:t></w:r></w:p></w:tc></w:tr><w:tr><w:trPr/><w:tc><w:tcPr><w:tcW w:w="1417.3228346456694" w:type="dxa"/><w:noWrap/></w:tcPr><w:p><w:pPr><w:spacing w:after="30"/></w:pPr><w:r><w:rPr><w:sz w:val="16"/><w:szCs w:val="16"/></w:rPr><w:t xml:space="preserve">5</w:t></w:r></w:p></w:tc><w:tc><w:tcPr><w:tcW w:w="1417.3228346456694" w:type="dxa"/><w:noWrap/></w:tcPr><w:p><w:pPr><w:spacing w:after="30"/></w:pPr><w:r><w:rPr><w:sz w:val="16"/><w:szCs w:val="16"/></w:rPr><w:t xml:space="preserve">`category`</w:t></w:r></w:p></w:tc><w:tc><w:tcPr><w:tcW w:w="1417.3228346456694" w:type="dxa"/><w:noWrap/></w:tcPr><w:p><w:pPr><w:spacing w:after="30"/></w:pPr><w:r><w:rPr><w:sz w:val="16"/><w:szCs w:val="16"/></w:rPr><w:t xml:space="preserve">`varchar(50)`</w:t></w:r></w:p></w:tc><w:tc><w:tcPr><w:tcW w:w="1417.3228346456694" w:type="dxa"/><w:noWrap/></w:tcPr><w:p><w:pPr><w:spacing w:after="30"/></w:pPr><w:r><w:rPr><w:sz w:val="16"/><w:szCs w:val="16"/></w:rPr><w:t xml:space="preserve">NOT NULL</w:t></w:r></w:p></w:tc><w:tc><w:tcPr><w:tcW w:w="1417.3228346456694" w:type="dxa"/><w:noWrap/></w:tcPr><w:p><w:pPr><w:spacing w:after="30"/></w:pPr><w:r><w:rPr><w:sz w:val="16"/><w:szCs w:val="16"/></w:rPr><w:t xml:space="preserve">`'functionality'`</w:t></w:r></w:p></w:tc><w:tc><w:tcPr><w:tcW w:w="1417.3228346456694" w:type="dxa"/><w:noWrap/></w:tcPr><w:p><w:pPr><w:spacing w:after="30"/></w:pPr><w:r><w:rPr><w:sz w:val="16"/><w:szCs w:val="16"/></w:rPr><w:t xml:space="preserve">-</w:t></w:r></w:p></w:tc><w:tc><w:tcPr><w:tcW w:w="1417.3228346456694" w:type="dxa"/><w:noWrap/></w:tcPr><w:p><w:pPr><w:spacing w:after="30"/></w:pPr><w:r><w:rPr><w:sz w:val="16"/><w:szCs w:val="16"/></w:rPr><w:t xml:space="preserve">Kategori modul: auth, thesis, seminar, defense, etc.</w:t></w:r></w:p></w:tc></w:tr><w:tr><w:trPr/><w:tc><w:tcPr><w:tcW w:w="1417.3228346456694" w:type="dxa"/><w:noWrap/></w:tcPr><w:p><w:pPr><w:spacing w:after="30"/></w:pPr><w:r><w:rPr><w:sz w:val="16"/><w:szCs w:val="16"/></w:rPr><w:t xml:space="preserve">6</w:t></w:r></w:p></w:tc><w:tc><w:tcPr><w:tcW w:w="1417.3228346456694" w:type="dxa"/><w:noWrap/></w:tcPr><w:p><w:pPr><w:spacing w:after="30"/></w:pPr><w:r><w:rPr><w:sz w:val="16"/><w:szCs w:val="16"/></w:rPr><w:t xml:space="preserve">`severity`</w:t></w:r></w:p></w:tc><w:tc><w:tcPr><w:tcW w:w="1417.3228346456694" w:type="dxa"/><w:noWrap/></w:tcPr><w:p><w:pPr><w:spacing w:after="30"/></w:pPr><w:r><w:rPr><w:sz w:val="16"/><w:szCs w:val="16"/></w:rPr><w:t xml:space="preserve">`enum('low','medium','high','critical')`</w:t></w:r></w:p></w:tc><w:tc><w:tcPr><w:tcW w:w="1417.3228346456694" w:type="dxa"/><w:noWrap/></w:tcPr><w:p><w:pPr><w:spacing w:after="30"/></w:pPr><w:r><w:rPr><w:sz w:val="16"/><w:szCs w:val="16"/></w:rPr><w:t xml:space="preserve">NOT NULL</w:t></w:r></w:p></w:tc><w:tc><w:tcPr><w:tcW w:w="1417.3228346456694" w:type="dxa"/><w:noWrap/></w:tcPr><w:p><w:pPr><w:spacing w:after="30"/></w:pPr><w:r><w:rPr><w:sz w:val="16"/><w:szCs w:val="16"/></w:rPr><w:t xml:space="preserve">`'medium'`</w:t></w:r></w:p></w:tc><w:tc><w:tcPr><w:tcW w:w="1417.3228346456694" w:type="dxa"/><w:noWrap/></w:tcPr><w:p><w:pPr><w:spacing w:after="30"/></w:pPr><w:r><w:rPr><w:sz w:val="16"/><w:szCs w:val="16"/></w:rPr><w:t xml:space="preserve">MUL</w:t></w:r></w:p></w:tc><w:tc><w:tcPr><w:tcW w:w="1417.3228346456694" w:type="dxa"/><w:noWrap/></w:tcPr><w:p><w:pPr><w:spacing w:after="30"/></w:pPr><w:r><w:rPr><w:sz w:val="16"/><w:szCs w:val="16"/></w:rPr><w:t xml:space="preserve">Tingkat urgensi penanganan: low, medium, high, critical.</w:t></w:r></w:p></w:tc></w:tr><w:tr><w:trPr/><w:tc><w:tcPr><w:tcW w:w="1417.3228346456694" w:type="dxa"/><w:noWrap/></w:tcPr><w:p><w:pPr><w:spacing w:after="30"/></w:pPr><w:r><w:rPr><w:sz w:val="16"/><w:szCs w:val="16"/></w:rPr><w:t xml:space="preserve">7</w:t></w:r></w:p></w:tc><w:tc><w:tcPr><w:tcW w:w="1417.3228346456694" w:type="dxa"/><w:noWrap/></w:tcPr><w:p><w:pPr><w:spacing w:after="30"/></w:pPr><w:r><w:rPr><w:sz w:val="16"/><w:szCs w:val="16"/></w:rPr><w:t xml:space="preserve">`status`</w:t></w:r></w:p></w:tc><w:tc><w:tcPr><w:tcW w:w="1417.3228346456694" w:type="dxa"/><w:noWrap/></w:tcPr><w:p><w:pPr><w:spacing w:after="30"/></w:pPr><w:r><w:rPr><w:sz w:val="16"/><w:szCs w:val="16"/></w:rPr><w:t xml:space="preserve">`enum('open','in_progress','resolved','rejected')`</w:t></w:r></w:p></w:tc><w:tc><w:tcPr><w:tcW w:w="1417.3228346456694" w:type="dxa"/><w:noWrap/></w:tcPr><w:p><w:pPr><w:spacing w:after="30"/></w:pPr><w:r><w:rPr><w:sz w:val="16"/><w:szCs w:val="16"/></w:rPr><w:t xml:space="preserve">NOT NULL</w:t></w:r></w:p></w:tc><w:tc><w:tcPr><w:tcW w:w="1417.3228346456694" w:type="dxa"/><w:noWrap/></w:tcPr><w:p><w:pPr><w:spacing w:after="30"/></w:pPr><w:r><w:rPr><w:sz w:val="16"/><w:szCs w:val="16"/></w:rPr><w:t xml:space="preserve">`'open'`</w:t></w:r></w:p></w:tc><w:tc><w:tcPr><w:tcW w:w="1417.3228346456694" w:type="dxa"/><w:noWrap/></w:tcPr><w:p><w:pPr><w:spacing w:after="30"/></w:pPr><w:r><w:rPr><w:sz w:val="16"/><w:szCs w:val="16"/></w:rPr><w:t xml:space="preserve">MUL</w:t></w:r></w:p></w:tc><w:tc><w:tcPr><w:tcW w:w="1417.3228346456694" w:type="dxa"/><w:noWrap/></w:tcPr><w:p><w:pPr><w:spacing w:after="30"/></w:pPr><w:r><w:rPr><w:sz w:val="16"/><w:szCs w:val="16"/></w:rPr><w:t xml:space="preserve">Status tiket: open, in_progress, resolved, closed.</w:t></w:r></w:p></w:tc></w:tr><w:tr><w:trPr/><w:tc><w:tcPr><w:tcW w:w="1417.3228346456694" w:type="dxa"/><w:noWrap/></w:tcPr><w:p><w:pPr><w:spacing w:after="30"/></w:pPr><w:r><w:rPr><w:sz w:val="16"/><w:szCs w:val="16"/></w:rPr><w:t xml:space="preserve">8</w:t></w:r></w:p></w:tc><w:tc><w:tcPr><w:tcW w:w="1417.3228346456694" w:type="dxa"/><w:noWrap/></w:tcPr><w:p><w:pPr><w:spacing w:after="30"/></w:pPr><w:r><w:rPr><w:sz w:val="16"/><w:szCs w:val="16"/></w:rPr><w:t xml:space="preserve">`page_url`</w:t></w:r></w:p></w:tc><w:tc><w:tcPr><w:tcW w:w="1417.3228346456694" w:type="dxa"/><w:noWrap/></w:tcPr><w:p><w:pPr><w:spacing w:after="30"/></w:pPr><w:r><w:rPr><w:sz w:val="16"/><w:szCs w:val="16"/></w:rPr><w:t xml:space="preserve">`varchar(500)`</w:t></w:r></w:p></w:tc><w:tc><w:tcPr><w:tcW w:w="1417.3228346456694" w:type="dxa"/><w:noWrap/></w:tcPr><w:p><w:pPr><w:spacing w:after="30"/></w:pPr><w:r><w:rPr><w:sz w:val="16"/><w:szCs w:val="16"/></w:rPr><w:t xml:space="preserve">NULL</w:t></w:r></w:p></w:tc><w:tc><w:tcPr><w:tcW w:w="1417.3228346456694" w:type="dxa"/><w:noWrap/></w:tcPr><w:p><w:pPr><w:spacing w:after="30"/></w:pPr><w:r><w:rPr><w:sz w:val="16"/><w:szCs w:val="16"/></w:rPr><w:t xml:space="preserve">`NULL`</w:t></w:r></w:p></w:tc><w:tc><w:tcPr><w:tcW w:w="1417.3228346456694" w:type="dxa"/><w:noWrap/></w:tcPr><w:p><w:pPr><w:spacing w:after="30"/></w:pPr><w:r><w:rPr><w:sz w:val="16"/><w:szCs w:val="16"/></w:rPr><w:t xml:space="preserve">-</w:t></w:r></w:p></w:tc><w:tc><w:tcPr><w:tcW w:w="1417.3228346456694" w:type="dxa"/><w:noWrap/></w:tcPr><w:p><w:pPr><w:spacing w:after="30"/></w:pPr><w:r><w:rPr><w:sz w:val="16"/><w:szCs w:val="16"/></w:rPr><w:t xml:space="preserve">Alamat URL halaman saat masalah terjadi di peramban.</w:t></w:r></w:p></w:tc></w:tr><w:tr><w:trPr/><w:tc><w:tcPr><w:tcW w:w="1417.3228346456694" w:type="dxa"/><w:noWrap/></w:tcPr><w:p><w:pPr><w:spacing w:after="30"/></w:pPr><w:r><w:rPr><w:sz w:val="16"/><w:szCs w:val="16"/></w:rPr><w:t xml:space="preserve">9</w:t></w:r></w:p></w:tc><w:tc><w:tcPr><w:tcW w:w="1417.3228346456694" w:type="dxa"/><w:noWrap/></w:tcPr><w:p><w:pPr><w:spacing w:after="30"/></w:pPr><w:r><w:rPr><w:sz w:val="16"/><w:szCs w:val="16"/></w:rPr><w:t xml:space="preserve">`description`</w:t></w:r></w:p></w:tc><w:tc><w:tcPr><w:tcW w:w="1417.3228346456694" w:type="dxa"/><w:noWrap/></w:tcPr><w:p><w:pPr><w:spacing w:after="30"/></w:pPr><w:r><w:rPr><w:sz w:val="16"/><w:szCs w:val="16"/></w:rPr><w:t xml:space="preserve">`text`</w:t></w:r></w:p></w:tc><w:tc><w:tcPr><w:tcW w:w="1417.3228346456694" w:type="dxa"/><w:noWrap/></w:tcPr><w:p><w:pPr><w:spacing w:after="30"/></w:pPr><w:r><w:rPr><w:sz w:val="16"/><w:szCs w:val="16"/></w:rPr><w:t xml:space="preserve">NOT NULL</w:t></w:r></w:p></w:tc><w:tc><w:tcPr><w:tcW w:w="1417.3228346456694" w:type="dxa"/><w:noWrap/></w:tcPr><w:p><w:pPr><w:spacing w:after="30"/></w:pPr><w:r><w:rPr><w:sz w:val="16"/><w:szCs w:val="16"/></w:rPr><w:t xml:space="preserve">*None*</w:t></w:r></w:p></w:tc><w:tc><w:tcPr><w:tcW w:w="1417.3228346456694" w:type="dxa"/><w:noWrap/></w:tcPr><w:p><w:pPr><w:spacing w:after="30"/></w:pPr><w:r><w:rPr><w:sz w:val="16"/><w:szCs w:val="16"/></w:rPr><w:t xml:space="preserve">-</w:t></w:r></w:p></w:tc><w:tc><w:tcPr><w:tcW w:w="1417.3228346456694" w:type="dxa"/><w:noWrap/></w:tcPr><w:p><w:pPr><w:spacing w:after="30"/></w:pPr><w:r><w:rPr><w:sz w:val="16"/><w:szCs w:val="16"/></w:rPr><w:t xml:space="preserve">Menyimpan atribut data description pada sistem SIBIMA.</w:t></w:r></w:p></w:tc></w:tr><w:tr><w:trPr/><w:tc><w:tcPr><w:tcW w:w="1417.3228346456694" w:type="dxa"/><w:noWrap/></w:tcPr><w:p><w:pPr><w:spacing w:after="30"/></w:pPr><w:r><w:rPr><w:sz w:val="16"/><w:szCs w:val="16"/></w:rPr><w:t xml:space="preserve">10</w:t></w:r></w:p></w:tc><w:tc><w:tcPr><w:tcW w:w="1417.3228346456694" w:type="dxa"/><w:noWrap/></w:tcPr><w:p><w:pPr><w:spacing w:after="30"/></w:pPr><w:r><w:rPr><w:sz w:val="16"/><w:szCs w:val="16"/></w:rPr><w:t xml:space="preserve">`steps_to_reproduce`</w:t></w:r></w:p></w:tc><w:tc><w:tcPr><w:tcW w:w="1417.3228346456694" w:type="dxa"/><w:noWrap/></w:tcPr><w:p><w:pPr><w:spacing w:after="30"/></w:pPr><w:r><w:rPr><w:sz w:val="16"/><w:szCs w:val="16"/></w:rPr><w:t xml:space="preserve">`text`</w:t></w:r></w:p></w:tc><w:tc><w:tcPr><w:tcW w:w="1417.3228346456694" w:type="dxa"/><w:noWrap/></w:tcPr><w:p><w:pPr><w:spacing w:after="30"/></w:pPr><w:r><w:rPr><w:sz w:val="16"/><w:szCs w:val="16"/></w:rPr><w:t xml:space="preserve">NULL</w:t></w:r></w:p></w:tc><w:tc><w:tcPr><w:tcW w:w="1417.3228346456694" w:type="dxa"/><w:noWrap/></w:tcPr><w:p><w:pPr><w:spacing w:after="30"/></w:pPr><w:r><w:rPr><w:sz w:val="16"/><w:szCs w:val="16"/></w:rPr><w:t xml:space="preserve">`NULL`</w:t></w:r></w:p></w:tc><w:tc><w:tcPr><w:tcW w:w="1417.3228346456694" w:type="dxa"/><w:noWrap/></w:tcPr><w:p><w:pPr><w:spacing w:after="30"/></w:pPr><w:r><w:rPr><w:sz w:val="16"/><w:szCs w:val="16"/></w:rPr><w:t xml:space="preserve">-</w:t></w:r></w:p></w:tc><w:tc><w:tcPr><w:tcW w:w="1417.3228346456694" w:type="dxa"/><w:noWrap/></w:tcPr><w:p><w:pPr><w:spacing w:after="30"/></w:pPr><w:r><w:rPr><w:sz w:val="16"/><w:szCs w:val="16"/></w:rPr><w:t xml:space="preserve">Menyimpan atribut data steps to reproduce pada sistem SIBIMA.</w:t></w:r></w:p></w:tc></w:tr><w:tr><w:trPr/><w:tc><w:tcPr><w:tcW w:w="1417.3228346456694" w:type="dxa"/><w:noWrap/></w:tcPr><w:p><w:pPr><w:spacing w:after="30"/></w:pPr><w:r><w:rPr><w:sz w:val="16"/><w:szCs w:val="16"/></w:rPr><w:t xml:space="preserve">11</w:t></w:r></w:p></w:tc><w:tc><w:tcPr><w:tcW w:w="1417.3228346456694" w:type="dxa"/><w:noWrap/></w:tcPr><w:p><w:pPr><w:spacing w:after="30"/></w:pPr><w:r><w:rPr><w:sz w:val="16"/><w:szCs w:val="16"/></w:rPr><w:t xml:space="preserve">`device_info`</w:t></w:r></w:p></w:tc><w:tc><w:tcPr><w:tcW w:w="1417.3228346456694" w:type="dxa"/><w:noWrap/></w:tcPr><w:p><w:pPr><w:spacing w:after="30"/></w:pPr><w:r><w:rPr><w:sz w:val="16"/><w:szCs w:val="16"/></w:rPr><w:t xml:space="preserve">`text`</w:t></w:r></w:p></w:tc><w:tc><w:tcPr><w:tcW w:w="1417.3228346456694" w:type="dxa"/><w:noWrap/></w:tcPr><w:p><w:pPr><w:spacing w:after="30"/></w:pPr><w:r><w:rPr><w:sz w:val="16"/><w:szCs w:val="16"/></w:rPr><w:t xml:space="preserve">NULL</w:t></w:r></w:p></w:tc><w:tc><w:tcPr><w:tcW w:w="1417.3228346456694" w:type="dxa"/><w:noWrap/></w:tcPr><w:p><w:pPr><w:spacing w:after="30"/></w:pPr><w:r><w:rPr><w:sz w:val="16"/><w:szCs w:val="16"/></w:rPr><w:t xml:space="preserve">`NULL`</w:t></w:r></w:p></w:tc><w:tc><w:tcPr><w:tcW w:w="1417.3228346456694" w:type="dxa"/><w:noWrap/></w:tcPr><w:p><w:pPr><w:spacing w:after="30"/></w:pPr><w:r><w:rPr><w:sz w:val="16"/><w:szCs w:val="16"/></w:rPr><w:t xml:space="preserve">-</w:t></w:r></w:p></w:tc><w:tc><w:tcPr><w:tcW w:w="1417.3228346456694" w:type="dxa"/><w:noWrap/></w:tcPr><w:p><w:pPr><w:spacing w:after="30"/></w:pPr><w:r><w:rPr><w:sz w:val="16"/><w:szCs w:val="16"/></w:rPr><w:t xml:space="preserve">Menyimpan atribut data device info pada sistem SIBIMA.</w:t></w:r></w:p></w:tc></w:tr><w:tr><w:trPr/><w:tc><w:tcPr><w:tcW w:w="1417.3228346456694" w:type="dxa"/><w:noWrap/></w:tcPr><w:p><w:pPr><w:spacing w:after="30"/></w:pPr><w:r><w:rPr><w:sz w:val="16"/><w:szCs w:val="16"/></w:rPr><w:t xml:space="preserve">12</w:t></w:r></w:p></w:tc><w:tc><w:tcPr><w:tcW w:w="1417.3228346456694" w:type="dxa"/><w:noWrap/></w:tcPr><w:p><w:pPr><w:spacing w:after="30"/></w:pPr><w:r><w:rPr><w:sz w:val="16"/><w:szCs w:val="16"/></w:rPr><w:t xml:space="preserve">`attachment_path`</w:t></w:r></w:p></w:tc><w:tc><w:tcPr><w:tcW w:w="1417.3228346456694" w:type="dxa"/><w:noWrap/></w:tcPr><w:p><w:pPr><w:spacing w:after="30"/></w:pPr><w:r><w:rPr><w:sz w:val="16"/><w:szCs w:val="16"/></w:rPr><w:t xml:space="preserve">`varchar(255)`</w:t></w:r></w:p></w:tc><w:tc><w:tcPr><w:tcW w:w="1417.3228346456694" w:type="dxa"/><w:noWrap/></w:tcPr><w:p><w:pPr><w:spacing w:after="30"/></w:pPr><w:r><w:rPr><w:sz w:val="16"/><w:szCs w:val="16"/></w:rPr><w:t xml:space="preserve">NULL</w:t></w:r></w:p></w:tc><w:tc><w:tcPr><w:tcW w:w="1417.3228346456694" w:type="dxa"/><w:noWrap/></w:tcPr><w:p><w:pPr><w:spacing w:after="30"/></w:pPr><w:r><w:rPr><w:sz w:val="16"/><w:szCs w:val="16"/></w:rPr><w:t xml:space="preserve">`NULL`</w:t></w:r></w:p></w:tc><w:tc><w:tcPr><w:tcW w:w="1417.3228346456694" w:type="dxa"/><w:noWrap/></w:tcPr><w:p><w:pPr><w:spacing w:after="30"/></w:pPr><w:r><w:rPr><w:sz w:val="16"/><w:szCs w:val="16"/></w:rPr><w:t xml:space="preserve">-</w:t></w:r></w:p></w:tc><w:tc><w:tcPr><w:tcW w:w="1417.3228346456694" w:type="dxa"/><w:noWrap/></w:tcPr><w:p><w:pPr><w:spacing w:after="30"/></w:pPr><w:r><w:rPr><w:sz w:val="16"/><w:szCs w:val="16"/></w:rPr><w:t xml:space="preserve">Path penyimpanan berkas digital pada storage sistem.</w:t></w:r></w:p></w:tc></w:tr><w:tr><w:trPr/><w:tc><w:tcPr><w:tcW w:w="1417.3228346456694" w:type="dxa"/><w:noWrap/></w:tcPr><w:p><w:pPr><w:spacing w:after="30"/></w:pPr><w:r><w:rPr><w:sz w:val="16"/><w:szCs w:val="16"/></w:rPr><w:t xml:space="preserve">13</w:t></w:r></w:p></w:tc><w:tc><w:tcPr><w:tcW w:w="1417.3228346456694" w:type="dxa"/><w:noWrap/></w:tcPr><w:p><w:pPr><w:spacing w:after="30"/></w:pPr><w:r><w:rPr><w:sz w:val="16"/><w:szCs w:val="16"/></w:rPr><w:t xml:space="preserve">`admin_notes`</w:t></w:r></w:p></w:tc><w:tc><w:tcPr><w:tcW w:w="1417.3228346456694" w:type="dxa"/><w:noWrap/></w:tcPr><w:p><w:pPr><w:spacing w:after="30"/></w:pPr><w:r><w:rPr><w:sz w:val="16"/><w:szCs w:val="16"/></w:rPr><w:t xml:space="preserve">`text`</w:t></w:r></w:p></w:tc><w:tc><w:tcPr><w:tcW w:w="1417.3228346456694" w:type="dxa"/><w:noWrap/></w:tcPr><w:p><w:pPr><w:spacing w:after="30"/></w:pPr><w:r><w:rPr><w:sz w:val="16"/><w:szCs w:val="16"/></w:rPr><w:t xml:space="preserve">NULL</w:t></w:r></w:p></w:tc><w:tc><w:tcPr><w:tcW w:w="1417.3228346456694" w:type="dxa"/><w:noWrap/></w:tcPr><w:p><w:pPr><w:spacing w:after="30"/></w:pPr><w:r><w:rPr><w:sz w:val="16"/><w:szCs w:val="16"/></w:rPr><w:t xml:space="preserve">`NULL`</w:t></w:r></w:p></w:tc><w:tc><w:tcPr><w:tcW w:w="1417.3228346456694" w:type="dxa"/><w:noWrap/></w:tcPr><w:p><w:pPr><w:spacing w:after="30"/></w:pPr><w:r><w:rPr><w:sz w:val="16"/><w:szCs w:val="16"/></w:rPr><w:t xml:space="preserve">-</w:t></w:r></w:p></w:tc><w:tc><w:tcPr><w:tcW w:w="1417.3228346456694" w:type="dxa"/><w:noWrap/></w:tcPr><w:p><w:pPr><w:spacing w:after="30"/></w:pPr><w:r><w:rPr><w:sz w:val="16"/><w:szCs w:val="16"/></w:rPr><w:t xml:space="preserve">Menyimpan atribut data admin notes pada sistem SIBIMA.</w:t></w:r></w:p></w:tc></w:tr><w:tr><w:trPr/><w:tc><w:tcPr><w:tcW w:w="1417.3228346456694" w:type="dxa"/><w:noWrap/></w:tcPr><w:p><w:pPr><w:spacing w:after="30"/></w:pPr><w:r><w:rPr><w:sz w:val="16"/><w:szCs w:val="16"/></w:rPr><w:t xml:space="preserve">14</w:t></w:r></w:p></w:tc><w:tc><w:tcPr><w:tcW w:w="1417.3228346456694" w:type="dxa"/><w:noWrap/></w:tcPr><w:p><w:pPr><w:spacing w:after="30"/></w:pPr><w:r><w:rPr><w:sz w:val="16"/><w:szCs w:val="16"/></w:rPr><w:t xml:space="preserve">`resolved_by`</w:t></w:r></w:p></w:tc><w:tc><w:tcPr><w:tcW w:w="1417.3228346456694" w:type="dxa"/><w:noWrap/></w:tcPr><w:p><w:pPr><w:spacing w:after="30"/></w:pPr><w:r><w:rPr><w:sz w:val="16"/><w:szCs w:val="16"/></w:rPr><w:t xml:space="preserve">`bigint(20) unsigned`</w:t></w:r></w:p></w:tc><w:tc><w:tcPr><w:tcW w:w="1417.3228346456694" w:type="dxa"/><w:noWrap/></w:tcPr><w:p><w:pPr><w:spacing w:after="30"/></w:pPr><w:r><w:rPr><w:sz w:val="16"/><w:szCs w:val="16"/></w:rPr><w:t xml:space="preserve">NULL</w:t></w:r></w:p></w:tc><w:tc><w:tcPr><w:tcW w:w="1417.3228346456694" w:type="dxa"/><w:noWrap/></w:tcPr><w:p><w:pPr><w:spacing w:after="30"/></w:pPr><w:r><w:rPr><w:sz w:val="16"/><w:szCs w:val="16"/></w:rPr><w:t xml:space="preserve">`NULL`</w:t></w:r></w:p></w:tc><w:tc><w:tcPr><w:tcW w:w="1417.3228346456694" w:type="dxa"/><w:noWrap/></w:tcPr><w:p><w:pPr><w:spacing w:after="30"/></w:pPr><w:r><w:rPr><w:sz w:val="16"/><w:szCs w:val="16"/></w:rPr><w:t xml:space="preserve">MUL</w:t></w:r></w:p></w:tc><w:tc><w:tcPr><w:tcW w:w="1417.3228346456694" w:type="dxa"/><w:noWrap/></w:tcPr><w:p><w:pPr><w:spacing w:after="30"/></w:pPr><w:r><w:rPr><w:sz w:val="16"/><w:szCs w:val="16"/></w:rPr><w:t xml:space="preserve">Kunci asing admin/developer yang menangani laporan.</w:t></w:r></w:p></w:tc></w:tr><w:tr><w:trPr/><w:tc><w:tcPr><w:tcW w:w="1417.3228346456694" w:type="dxa"/><w:noWrap/></w:tcPr><w:p><w:pPr><w:spacing w:after="30"/></w:pPr><w:r><w:rPr><w:sz w:val="16"/><w:szCs w:val="16"/></w:rPr><w:t xml:space="preserve">15</w:t></w:r></w:p></w:tc><w:tc><w:tcPr><w:tcW w:w="1417.3228346456694" w:type="dxa"/><w:noWrap/></w:tcPr><w:p><w:pPr><w:spacing w:after="30"/></w:pPr><w:r><w:rPr><w:sz w:val="16"/><w:szCs w:val="16"/></w:rPr><w:t xml:space="preserve">`resolved_at`</w:t></w:r></w:p></w:tc><w:tc><w:tcPr><w:tcW w:w="1417.3228346456694" w:type="dxa"/><w:noWrap/></w:tcPr><w:p><w:pPr><w:spacing w:after="30"/></w:pPr><w:r><w:rPr><w:sz w:val="16"/><w:szCs w:val="16"/></w:rPr><w:t xml:space="preserve">`timestamp`</w:t></w:r></w:p></w:tc><w:tc><w:tcPr><w:tcW w:w="1417.3228346456694" w:type="dxa"/><w:noWrap/></w:tcPr><w:p><w:pPr><w:spacing w:after="30"/></w:pPr><w:r><w:rPr><w:sz w:val="16"/><w:szCs w:val="16"/></w:rPr><w:t xml:space="preserve">NULL</w:t></w:r></w:p></w:tc><w:tc><w:tcPr><w:tcW w:w="1417.3228346456694" w:type="dxa"/><w:noWrap/></w:tcPr><w:p><w:pPr><w:spacing w:after="30"/></w:pPr><w:r><w:rPr><w:sz w:val="16"/><w:szCs w:val="16"/></w:rPr><w:t xml:space="preserve">`NULL`</w:t></w:r></w:p></w:tc><w:tc><w:tcPr><w:tcW w:w="1417.3228346456694" w:type="dxa"/><w:noWrap/></w:tcPr><w:p><w:pPr><w:spacing w:after="30"/></w:pPr><w:r><w:rPr><w:sz w:val="16"/><w:szCs w:val="16"/></w:rPr><w:t xml:space="preserve">-</w:t></w:r></w:p></w:tc><w:tc><w:tcPr><w:tcW w:w="1417.3228346456694" w:type="dxa"/><w:noWrap/></w:tcPr><w:p><w:pPr><w:spacing w:after="30"/></w:pPr><w:r><w:rPr><w:sz w:val="16"/><w:szCs w:val="16"/></w:rPr><w:t xml:space="preserve">Menyimpan atribut data resolved at pada sistem SIBIMA.</w:t></w:r></w:p></w:tc></w:tr><w:tr><w:trPr/><w:tc><w:tcPr><w:tcW w:w="1417.3228346456694" w:type="dxa"/><w:noWrap/></w:tcPr><w:p><w:pPr><w:spacing w:after="30"/></w:pPr><w:r><w:rPr><w:sz w:val="16"/><w:szCs w:val="16"/></w:rPr><w:t xml:space="preserve">16</w:t></w:r></w:p></w:tc><w:tc><w:tcPr><w:tcW w:w="1417.3228346456694" w:type="dxa"/><w:noWrap/></w:tcPr><w:p><w:pPr><w:spacing w:after="30"/></w:pPr><w:r><w:rPr><w:sz w:val="16"/><w:szCs w:val="16"/></w:rPr><w:t xml:space="preserve">`created_at`</w:t></w:r></w:p></w:tc><w:tc><w:tcPr><w:tcW w:w="1417.3228346456694" w:type="dxa"/><w:noWrap/></w:tcPr><w:p><w:pPr><w:spacing w:after="30"/></w:pPr><w:r><w:rPr><w:sz w:val="16"/><w:szCs w:val="16"/></w:rPr><w:t xml:space="preserve">`timestamp`</w:t></w:r></w:p></w:tc><w:tc><w:tcPr><w:tcW w:w="1417.3228346456694" w:type="dxa"/><w:noWrap/></w:tcPr><w:p><w:pPr><w:spacing w:after="30"/></w:pPr><w:r><w:rPr><w:sz w:val="16"/><w:szCs w:val="16"/></w:rPr><w:t xml:space="preserve">NULL</w:t></w:r></w:p></w:tc><w:tc><w:tcPr><w:tcW w:w="1417.3228346456694" w:type="dxa"/><w:noWrap/></w:tcPr><w:p><w:pPr><w:spacing w:after="30"/></w:pPr><w:r><w:rPr><w:sz w:val="16"/><w:szCs w:val="16"/></w:rPr><w:t xml:space="preserve">`NULL`</w:t></w:r></w:p></w:tc><w:tc><w:tcPr><w:tcW w:w="1417.3228346456694" w:type="dxa"/><w:noWrap/></w:tcPr><w:p><w:pPr><w:spacing w:after="30"/></w:pPr><w:r><w:rPr><w:sz w:val="16"/><w:szCs w:val="16"/></w:rPr><w:t xml:space="preserve">MUL</w:t></w:r></w:p></w:tc><w:tc><w:tcPr><w:tcW w:w="1417.3228346456694" w:type="dxa"/><w:noWrap/></w:tcPr><w:p><w:pPr><w:spacing w:after="30"/></w:pPr><w:r><w:rPr><w:sz w:val="16"/><w:szCs w:val="16"/></w:rPr><w:t xml:space="preserve">Waktu rekaman pertama kali dibuat di sistem.</w:t></w:r></w:p></w:tc></w:tr><w:tr><w:trPr/><w:tc><w:tcPr><w:tcW w:w="1417.3228346456694" w:type="dxa"/><w:noWrap/></w:tcPr><w:p><w:pPr><w:spacing w:after="30"/></w:pPr><w:r><w:rPr><w:sz w:val="16"/><w:szCs w:val="16"/></w:rPr><w:t xml:space="preserve">17</w:t></w:r></w:p></w:tc><w:tc><w:tcPr><w:tcW w:w="1417.3228346456694" w:type="dxa"/><w:noWrap/></w:tcPr><w:p><w:pPr><w:spacing w:after="30"/></w:pPr><w:r><w:rPr><w:sz w:val="16"/><w:szCs w:val="16"/></w:rPr><w:t xml:space="preserve">`updated_at`</w:t></w:r></w:p></w:tc><w:tc><w:tcPr><w:tcW w:w="1417.3228346456694" w:type="dxa"/><w:noWrap/></w:tcPr><w:p><w:pPr><w:spacing w:after="30"/></w:pPr><w:r><w:rPr><w:sz w:val="16"/><w:szCs w:val="16"/></w:rPr><w:t xml:space="preserve">`timestamp`</w:t></w:r></w:p></w:tc><w:tc><w:tcPr><w:tcW w:w="1417.3228346456694" w:type="dxa"/><w:noWrap/></w:tcPr><w:p><w:pPr><w:spacing w:after="30"/></w:pPr><w:r><w:rPr><w:sz w:val="16"/><w:szCs w:val="16"/></w:rPr><w:t xml:space="preserve">NULL</w:t></w:r></w:p></w:tc><w:tc><w:tcPr><w:tcW w:w="1417.3228346456694" w:type="dxa"/><w:noWrap/></w:tcPr><w:p><w:pPr><w:spacing w:after="30"/></w:pPr><w:r><w:rPr><w:sz w:val="16"/><w:szCs w:val="16"/></w:rPr><w:t xml:space="preserve">`NULL`</w:t></w:r></w:p></w:tc><w:tc><w:tcPr><w:tcW w:w="1417.3228346456694" w:type="dxa"/><w:noWrap/></w:tcPr><w:p><w:pPr><w:spacing w:after="30"/></w:pPr><w:r><w:rPr><w:sz w:val="16"/><w:szCs w:val="16"/></w:rPr><w:t xml:space="preserve">-</w:t></w:r></w:p></w:tc><w:tc><w:tcPr><w:tcW w:w="1417.3228346456694" w:type="dxa"/><w:noWrap/></w:tcPr><w:p><w:pPr><w:spacing w:after="30"/></w:pPr><w:r><w:rPr><w:sz w:val="16"/><w:szCs w:val="16"/></w:rPr><w:t xml:space="preserve">Waktu rekaman terakhir kali diperbarui.</w:t></w:r></w:p></w:tc></w:tr></w:tbl><w:p/><w:p><w:pPr><w:jc w:val="both"/><w:spacing w:after="70"/></w:pPr><w:r><w:rPr><w:sz w:val="19"/><w:szCs w:val="19"/></w:rPr><w:t xml:space="preserve">---</w:t></w:r></w:p><w:p><w:pPr><w:pStyle w:val="Heading3"/></w:pPr><w:bookmarkStart w:id="16" w:name="_Toc16"/><w:r><w:t>3.5 Tabel Tanya Jawab Umum (FAQ) (`faqs`)</w:t></w:r><w:bookmarkEnd w:id="16"/></w:p><w:p><w:pPr><w:spacing w:before="40" w:after="40"/></w:pPr><w:r><w:rPr><w:color w:val="334155"/><w:sz w:val="19"/><w:szCs w:val="19"/><w:b w:val="1"/><w:bCs w:val="1"/><w:i w:val="1"/><w:iCs w:val="1"/></w:rPr><w:t xml:space="preserve">**Nama Tabel**: `faqs`</w:t></w:r></w:p><w:p><w:pPr><w:spacing w:before="40" w:after="40"/></w:pPr><w:r><w:rPr><w:color w:val="334155"/><w:sz w:val="19"/><w:szCs w:val="19"/><w:b w:val="0"/><w:bCs w:val="0"/><w:i w:val="1"/><w:iCs w:val="1"/></w:rPr><w:t xml:space="preserve">**Primary Key**: `id`</w:t></w:r></w:p><w:p><w:pPr><w:spacing w:before="40" w:after="40"/></w:pPr><w:r><w:rPr><w:color w:val="334155"/><w:sz w:val="19"/><w:szCs w:val="19"/><w:b w:val="0"/><w:bCs w:val="0"/><w:i w:val="1"/><w:iCs w:val="1"/></w:rPr><w:t xml:space="preserve">**Foreign Key**: `created_by` $\rightarrow$ merujuk ke `users.id`</w:t></w:r></w:p><w:p><w:pPr><w:spacing w:before="40" w:after="40"/></w:pPr><w:r><w:rPr><w:color w:val="334155"/><w:sz w:val="19"/><w:szCs w:val="19"/><w:b w:val="0"/><w:bCs w:val="0"/><w:i w:val="1"/><w:iCs w:val="1"/></w:rPr><w:t xml:space="preserve">**Deskripsi**: Menyimpan daftar pertanyaan umum dan solusi teknis terkait proses administrasi skripsi dan penggunaan aplikasi guna mempermudah mahasiswa dan dosen.</w:t></w:r></w:p><w:tbl><w:tblGrid><w:gridCol w:w="1417.3228346456694" w:type="dxa"/><w:gridCol w:w="1417.3228346456694" w:type="dxa"/><w:gridCol w:w="1417.3228346456694" w:type="dxa"/><w:gridCol w:w="1417.3228346456694" w:type="dxa"/><w:gridCol w:w="1417.3228346456694" w:type="dxa"/><w:gridCol w:w="1417.3228346456694" w:type="dxa"/><w:gridCol w:w="1417.3228346456694" w:type="dxa"/></w:tblGrid><w:tblPr><w:tblStyle w:val="DbTable"/></w:tblPr><w:tr><w:trPr/><w:tc><w:tcPr><w:tcW w:w="1417.3228346456694" w:type="dxa"/><w:shd w:val="clear" w:fill="1E293B"/><w:noWrap/></w:tcPr><w:p><w:pPr><w:spacing w:after="30"/></w:pPr><w:r><w:rPr><w:color w:val="FFFFFF"/><w:sz w:val="16"/><w:szCs w:val="16"/><w:b w:val="1"/><w:bCs w:val="1"/></w:rPr><w:t xml:space="preserve">No</w:t></w:r></w:p></w:tc><w:tc><w:tcPr><w:tcW w:w="1417.3228346456694" w:type="dxa"/><w:shd w:val="clear" w:fill="1E293B"/><w:noWrap/></w:tcPr><w:p><w:pPr><w:spacing w:after="30"/></w:pPr><w:r><w:rPr><w:color w:val="FFFFFF"/><w:sz w:val="16"/><w:szCs w:val="16"/><w:b w:val="1"/><w:bCs w:val="1"/></w:rPr><w:t xml:space="preserve">Nama Kolom</w:t></w:r></w:p></w:tc><w:tc><w:tcPr><w:tcW w:w="1417.3228346456694" w:type="dxa"/><w:shd w:val="clear" w:fill="1E293B"/><w:noWrap/></w:tcPr><w:p><w:pPr><w:spacing w:after="30"/></w:pPr><w:r><w:rPr><w:color w:val="FFFFFF"/><w:sz w:val="16"/><w:szCs w:val="16"/><w:b w:val="1"/><w:bCs w:val="1"/></w:rPr><w:t xml:space="preserve">Tipe Data</w:t></w:r></w:p></w:tc><w:tc><w:tcPr><w:tcW w:w="1417.3228346456694" w:type="dxa"/><w:shd w:val="clear" w:fill="1E293B"/><w:noWrap/></w:tcPr><w:p><w:pPr><w:spacing w:after="30"/></w:pPr><w:r><w:rPr><w:color w:val="FFFFFF"/><w:sz w:val="16"/><w:szCs w:val="16"/><w:b w:val="1"/><w:bCs w:val="1"/></w:rPr><w:t xml:space="preserve">Nullable</w:t></w:r></w:p></w:tc><w:tc><w:tcPr><w:tcW w:w="1417.3228346456694" w:type="dxa"/><w:shd w:val="clear" w:fill="1E293B"/><w:noWrap/></w:tcPr><w:p><w:pPr><w:spacing w:after="30"/></w:pPr><w:r><w:rPr><w:color w:val="FFFFFF"/><w:sz w:val="16"/><w:szCs w:val="16"/><w:b w:val="1"/><w:bCs w:val="1"/></w:rPr><w:t xml:space="preserve">Nilai Default</w:t></w:r></w:p></w:tc><w:tc><w:tcPr><w:tcW w:w="1417.3228346456694" w:type="dxa"/><w:shd w:val="clear" w:fill="1E293B"/><w:noWrap/></w:tcPr><w:p><w:pPr><w:spacing w:after="30"/></w:pPr><w:r><w:rPr><w:color w:val="FFFFFF"/><w:sz w:val="16"/><w:szCs w:val="16"/><w:b w:val="1"/><w:bCs w:val="1"/></w:rPr><w:t xml:space="preserve">Kunci (*Key*)</w:t></w:r></w:p></w:tc><w:tc><w:tcPr><w:tcW w:w="1417.3228346456694" w:type="dxa"/><w:shd w:val="clear" w:fill="1E293B"/><w:noWrap/></w:tcPr><w:p><w:pPr><w:spacing w:after="30"/></w:pPr><w:r><w:rPr><w:color w:val="FFFFFF"/><w:sz w:val="16"/><w:szCs w:val="16"/><w:b w:val="1"/><w:bCs w:val="1"/></w:rPr><w:t xml:space="preserve">Keterangan & Aturan Bisnis</w:t></w:r></w:p></w:tc></w:tr><w:tr><w:trPr/><w:tc><w:tcPr><w:tcW w:w="1417.3228346456694" w:type="dxa"/><w:noWrap/></w:tcPr><w:p><w:pPr><w:spacing w:after="30"/></w:pPr><w:r><w:rPr><w:sz w:val="16"/><w:szCs w:val="16"/></w:rPr><w:t xml:space="preserve">1</w:t></w:r></w:p></w:tc><w:tc><w:tcPr><w:tcW w:w="1417.3228346456694" w:type="dxa"/><w:noWrap/></w:tcPr><w:p><w:pPr><w:spacing w:after="30"/></w:pPr><w:r><w:rPr><w:sz w:val="16"/><w:szCs w:val="16"/></w:rPr><w:t xml:space="preserve">`id`</w:t></w:r></w:p></w:tc><w:tc><w:tcPr><w:tcW w:w="1417.3228346456694" w:type="dxa"/><w:noWrap/></w:tcPr><w:p><w:pPr><w:spacing w:after="30"/></w:pPr><w:r><w:rPr><w:sz w:val="16"/><w:szCs w:val="16"/></w:rPr><w:t xml:space="preserve">`bigint(20) unsigned`</w:t></w:r></w:p></w:tc><w:tc><w:tcPr><w:tcW w:w="1417.3228346456694" w:type="dxa"/><w:noWrap/></w:tcPr><w:p><w:pPr><w:spacing w:after="30"/></w:pPr><w:r><w:rPr><w:sz w:val="16"/><w:szCs w:val="16"/></w:rPr><w:t xml:space="preserve">NOT NULL</w:t></w:r></w:p></w:tc><w:tc><w:tcPr><w:tcW w:w="1417.3228346456694" w:type="dxa"/><w:noWrap/></w:tcPr><w:p><w:pPr><w:spacing w:after="30"/></w:pPr><w:r><w:rPr><w:sz w:val="16"/><w:szCs w:val="16"/></w:rPr><w:t xml:space="preserve">*None*</w:t></w:r></w:p></w:tc><w:tc><w:tcPr><w:tcW w:w="1417.3228346456694" w:type="dxa"/><w:noWrap/></w:tcPr><w:p><w:pPr><w:spacing w:after="30"/></w:pPr><w:r><w:rPr><w:sz w:val="16"/><w:szCs w:val="16"/></w:rPr><w:t xml:space="preserve">PRI (auto_increment)</w:t></w:r></w:p></w:tc><w:tc><w:tcPr><w:tcW w:w="1417.3228346456694" w:type="dxa"/><w:noWrap/></w:tcPr><w:p><w:pPr><w:spacing w:after="30"/></w:pPr><w:r><w:rPr><w:sz w:val="16"/><w:szCs w:val="16"/></w:rPr><w:t xml:space="preserve">Identitas unik rekaman data (*Surrogate Primary Key*).</w:t></w:r></w:p></w:tc></w:tr><w:tr><w:trPr/><w:tc><w:tcPr><w:tcW w:w="1417.3228346456694" w:type="dxa"/><w:noWrap/></w:tcPr><w:p><w:pPr><w:spacing w:after="30"/></w:pPr><w:r><w:rPr><w:sz w:val="16"/><w:szCs w:val="16"/></w:rPr><w:t xml:space="preserve">2</w:t></w:r></w:p></w:tc><w:tc><w:tcPr><w:tcW w:w="1417.3228346456694" w:type="dxa"/><w:noWrap/></w:tcPr><w:p><w:pPr><w:spacing w:after="30"/></w:pPr><w:r><w:rPr><w:sz w:val="16"/><w:szCs w:val="16"/></w:rPr><w:t xml:space="preserve">`question`</w:t></w:r></w:p></w:tc><w:tc><w:tcPr><w:tcW w:w="1417.3228346456694" w:type="dxa"/><w:noWrap/></w:tcPr><w:p><w:pPr><w:spacing w:after="30"/></w:pPr><w:r><w:rPr><w:sz w:val="16"/><w:szCs w:val="16"/></w:rPr><w:t xml:space="preserve">`varchar(255)`</w:t></w:r></w:p></w:tc><w:tc><w:tcPr><w:tcW w:w="1417.3228346456694" w:type="dxa"/><w:noWrap/></w:tcPr><w:p><w:pPr><w:spacing w:after="30"/></w:pPr><w:r><w:rPr><w:sz w:val="16"/><w:szCs w:val="16"/></w:rPr><w:t xml:space="preserve">NOT NULL</w:t></w:r></w:p></w:tc><w:tc><w:tcPr><w:tcW w:w="1417.3228346456694" w:type="dxa"/><w:noWrap/></w:tcPr><w:p><w:pPr><w:spacing w:after="30"/></w:pPr><w:r><w:rPr><w:sz w:val="16"/><w:szCs w:val="16"/></w:rPr><w:t xml:space="preserve">*None*</w:t></w:r></w:p></w:tc><w:tc><w:tcPr><w:tcW w:w="1417.3228346456694" w:type="dxa"/><w:noWrap/></w:tcPr><w:p><w:pPr><w:spacing w:after="30"/></w:pPr><w:r><w:rPr><w:sz w:val="16"/><w:szCs w:val="16"/></w:rPr><w:t xml:space="preserve">-</w:t></w:r></w:p></w:tc><w:tc><w:tcPr><w:tcW w:w="1417.3228346456694" w:type="dxa"/><w:noWrap/></w:tcPr><w:p><w:pPr><w:spacing w:after="30"/></w:pPr><w:r><w:rPr><w:sz w:val="16"/><w:szCs w:val="16"/></w:rPr><w:t xml:space="preserve">Menyimpan atribut data question pada sistem SIBIMA.</w:t></w:r></w:p></w:tc></w:tr><w:tr><w:trPr/><w:tc><w:tcPr><w:tcW w:w="1417.3228346456694" w:type="dxa"/><w:noWrap/></w:tcPr><w:p><w:pPr><w:spacing w:after="30"/></w:pPr><w:r><w:rPr><w:sz w:val="16"/><w:szCs w:val="16"/></w:rPr><w:t xml:space="preserve">3</w:t></w:r></w:p></w:tc><w:tc><w:tcPr><w:tcW w:w="1417.3228346456694" w:type="dxa"/><w:noWrap/></w:tcPr><w:p><w:pPr><w:spacing w:after="30"/></w:pPr><w:r><w:rPr><w:sz w:val="16"/><w:szCs w:val="16"/></w:rPr><w:t xml:space="preserve">`answer`</w:t></w:r></w:p></w:tc><w:tc><w:tcPr><w:tcW w:w="1417.3228346456694" w:type="dxa"/><w:noWrap/></w:tcPr><w:p><w:pPr><w:spacing w:after="30"/></w:pPr><w:r><w:rPr><w:sz w:val="16"/><w:szCs w:val="16"/></w:rPr><w:t xml:space="preserve">`text`</w:t></w:r></w:p></w:tc><w:tc><w:tcPr><w:tcW w:w="1417.3228346456694" w:type="dxa"/><w:noWrap/></w:tcPr><w:p><w:pPr><w:spacing w:after="30"/></w:pPr><w:r><w:rPr><w:sz w:val="16"/><w:szCs w:val="16"/></w:rPr><w:t xml:space="preserve">NOT NULL</w:t></w:r></w:p></w:tc><w:tc><w:tcPr><w:tcW w:w="1417.3228346456694" w:type="dxa"/><w:noWrap/></w:tcPr><w:p><w:pPr><w:spacing w:after="30"/></w:pPr><w:r><w:rPr><w:sz w:val="16"/><w:szCs w:val="16"/></w:rPr><w:t xml:space="preserve">*None*</w:t></w:r></w:p></w:tc><w:tc><w:tcPr><w:tcW w:w="1417.3228346456694" w:type="dxa"/><w:noWrap/></w:tcPr><w:p><w:pPr><w:spacing w:after="30"/></w:pPr><w:r><w:rPr><w:sz w:val="16"/><w:szCs w:val="16"/></w:rPr><w:t xml:space="preserve">-</w:t></w:r></w:p></w:tc><w:tc><w:tcPr><w:tcW w:w="1417.3228346456694" w:type="dxa"/><w:noWrap/></w:tcPr><w:p><w:pPr><w:spacing w:after="30"/></w:pPr><w:r><w:rPr><w:sz w:val="16"/><w:szCs w:val="16"/></w:rPr><w:t xml:space="preserve">Menyimpan atribut data answer pada sistem SIBIMA.</w:t></w:r></w:p></w:tc></w:tr><w:tr><w:trPr/><w:tc><w:tcPr><w:tcW w:w="1417.3228346456694" w:type="dxa"/><w:noWrap/></w:tcPr><w:p><w:pPr><w:spacing w:after="30"/></w:pPr><w:r><w:rPr><w:sz w:val="16"/><w:szCs w:val="16"/></w:rPr><w:t xml:space="preserve">4</w:t></w:r></w:p></w:tc><w:tc><w:tcPr><w:tcW w:w="1417.3228346456694" w:type="dxa"/><w:noWrap/></w:tcPr><w:p><w:pPr><w:spacing w:after="30"/></w:pPr><w:r><w:rPr><w:sz w:val="16"/><w:szCs w:val="16"/></w:rPr><w:t xml:space="preserve">`category`</w:t></w:r></w:p></w:tc><w:tc><w:tcPr><w:tcW w:w="1417.3228346456694" w:type="dxa"/><w:noWrap/></w:tcPr><w:p><w:pPr><w:spacing w:after="30"/></w:pPr><w:r><w:rPr><w:sz w:val="16"/><w:szCs w:val="16"/></w:rPr><w:t xml:space="preserve">`varchar(255)`</w:t></w:r></w:p></w:tc><w:tc><w:tcPr><w:tcW w:w="1417.3228346456694" w:type="dxa"/><w:noWrap/></w:tcPr><w:p><w:pPr><w:spacing w:after="30"/></w:pPr><w:r><w:rPr><w:sz w:val="16"/><w:szCs w:val="16"/></w:rPr><w:t xml:space="preserve">NOT NULL</w:t></w:r></w:p></w:tc><w:tc><w:tcPr><w:tcW w:w="1417.3228346456694" w:type="dxa"/><w:noWrap/></w:tcPr><w:p><w:pPr><w:spacing w:after="30"/></w:pPr><w:r><w:rPr><w:sz w:val="16"/><w:szCs w:val="16"/></w:rPr><w:t xml:space="preserve">`'umum'`</w:t></w:r></w:p></w:tc><w:tc><w:tcPr><w:tcW w:w="1417.3228346456694" w:type="dxa"/><w:noWrap/></w:tcPr><w:p><w:pPr><w:spacing w:after="30"/></w:pPr><w:r><w:rPr><w:sz w:val="16"/><w:szCs w:val="16"/></w:rPr><w:t xml:space="preserve">-</w:t></w:r></w:p></w:tc><w:tc><w:tcPr><w:tcW w:w="1417.3228346456694" w:type="dxa"/><w:noWrap/></w:tcPr><w:p><w:pPr><w:spacing w:after="30"/></w:pPr><w:r><w:rPr><w:sz w:val="16"/><w:szCs w:val="16"/></w:rPr><w:t xml:space="preserve">Menyimpan atribut data category pada sistem SIBIMA.</w:t></w:r></w:p></w:tc></w:tr><w:tr><w:trPr/><w:tc><w:tcPr><w:tcW w:w="1417.3228346456694" w:type="dxa"/><w:noWrap/></w:tcPr><w:p><w:pPr><w:spacing w:after="30"/></w:pPr><w:r><w:rPr><w:sz w:val="16"/><w:szCs w:val="16"/></w:rPr><w:t xml:space="preserve">5</w:t></w:r></w:p></w:tc><w:tc><w:tcPr><w:tcW w:w="1417.3228346456694" w:type="dxa"/><w:noWrap/></w:tcPr><w:p><w:pPr><w:spacing w:after="30"/></w:pPr><w:r><w:rPr><w:sz w:val="16"/><w:szCs w:val="16"/></w:rPr><w:t xml:space="preserve">`target_role`</w:t></w:r></w:p></w:tc><w:tc><w:tcPr><w:tcW w:w="1417.3228346456694" w:type="dxa"/><w:noWrap/></w:tcPr><w:p><w:pPr><w:spacing w:after="30"/></w:pPr><w:r><w:rPr><w:sz w:val="16"/><w:szCs w:val="16"/></w:rPr><w:t xml:space="preserve">`varchar(255)`</w:t></w:r></w:p></w:tc><w:tc><w:tcPr><w:tcW w:w="1417.3228346456694" w:type="dxa"/><w:noWrap/></w:tcPr><w:p><w:pPr><w:spacing w:after="30"/></w:pPr><w:r><w:rPr><w:sz w:val="16"/><w:szCs w:val="16"/></w:rPr><w:t xml:space="preserve">NOT NULL</w:t></w:r></w:p></w:tc><w:tc><w:tcPr><w:tcW w:w="1417.3228346456694" w:type="dxa"/><w:noWrap/></w:tcPr><w:p><w:pPr><w:spacing w:after="30"/></w:pPr><w:r><w:rPr><w:sz w:val="16"/><w:szCs w:val="16"/></w:rPr><w:t xml:space="preserve">`'all'`</w:t></w:r></w:p></w:tc><w:tc><w:tcPr><w:tcW w:w="1417.3228346456694" w:type="dxa"/><w:noWrap/></w:tcPr><w:p><w:pPr><w:spacing w:after="30"/></w:pPr><w:r><w:rPr><w:sz w:val="16"/><w:szCs w:val="16"/></w:rPr><w:t xml:space="preserve">-</w:t></w:r></w:p></w:tc><w:tc><w:tcPr><w:tcW w:w="1417.3228346456694" w:type="dxa"/><w:noWrap/></w:tcPr><w:p><w:pPr><w:spacing w:after="30"/></w:pPr><w:r><w:rPr><w:sz w:val="16"/><w:szCs w:val="16"/></w:rPr><w:t xml:space="preserve">Menyimpan atribut data target role pada sistem SIBIMA.</w:t></w:r></w:p></w:tc></w:tr><w:tr><w:trPr/><w:tc><w:tcPr><w:tcW w:w="1417.3228346456694" w:type="dxa"/><w:noWrap/></w:tcPr><w:p><w:pPr><w:spacing w:after="30"/></w:pPr><w:r><w:rPr><w:sz w:val="16"/><w:szCs w:val="16"/></w:rPr><w:t xml:space="preserve">6</w:t></w:r></w:p></w:tc><w:tc><w:tcPr><w:tcW w:w="1417.3228346456694" w:type="dxa"/><w:noWrap/></w:tcPr><w:p><w:pPr><w:spacing w:after="30"/></w:pPr><w:r><w:rPr><w:sz w:val="16"/><w:szCs w:val="16"/></w:rPr><w:t xml:space="preserve">`order`</w:t></w:r></w:p></w:tc><w:tc><w:tcPr><w:tcW w:w="1417.3228346456694" w:type="dxa"/><w:noWrap/></w:tcPr><w:p><w:pPr><w:spacing w:after="30"/></w:pPr><w:r><w:rPr><w:sz w:val="16"/><w:szCs w:val="16"/></w:rPr><w:t xml:space="preserve">`int(11)`</w:t></w:r></w:p></w:tc><w:tc><w:tcPr><w:tcW w:w="1417.3228346456694" w:type="dxa"/><w:noWrap/></w:tcPr><w:p><w:pPr><w:spacing w:after="30"/></w:pPr><w:r><w:rPr><w:sz w:val="16"/><w:szCs w:val="16"/></w:rPr><w:t xml:space="preserve">NOT NULL</w:t></w:r></w:p></w:tc><w:tc><w:tcPr><w:tcW w:w="1417.3228346456694" w:type="dxa"/><w:noWrap/></w:tcPr><w:p><w:pPr><w:spacing w:after="30"/></w:pPr><w:r><w:rPr><w:sz w:val="16"/><w:szCs w:val="16"/></w:rPr><w:t xml:space="preserve">`0`</w:t></w:r></w:p></w:tc><w:tc><w:tcPr><w:tcW w:w="1417.3228346456694" w:type="dxa"/><w:noWrap/></w:tcPr><w:p><w:pPr><w:spacing w:after="30"/></w:pPr><w:r><w:rPr><w:sz w:val="16"/><w:szCs w:val="16"/></w:rPr><w:t xml:space="preserve">-</w:t></w:r></w:p></w:tc><w:tc><w:tcPr><w:tcW w:w="1417.3228346456694" w:type="dxa"/><w:noWrap/></w:tcPr><w:p><w:pPr><w:spacing w:after="30"/></w:pPr><w:r><w:rPr><w:sz w:val="16"/><w:szCs w:val="16"/></w:rPr><w:t xml:space="preserve">Menyimpan atribut data order pada sistem SIBIMA.</w:t></w:r></w:p></w:tc></w:tr><w:tr><w:trPr/><w:tc><w:tcPr><w:tcW w:w="1417.3228346456694" w:type="dxa"/><w:noWrap/></w:tcPr><w:p><w:pPr><w:spacing w:after="30"/></w:pPr><w:r><w:rPr><w:sz w:val="16"/><w:szCs w:val="16"/></w:rPr><w:t xml:space="preserve">7</w:t></w:r></w:p></w:tc><w:tc><w:tcPr><w:tcW w:w="1417.3228346456694" w:type="dxa"/><w:noWrap/></w:tcPr><w:p><w:pPr><w:spacing w:after="30"/></w:pPr><w:r><w:rPr><w:sz w:val="16"/><w:szCs w:val="16"/></w:rPr><w:t xml:space="preserve">`is_active`</w:t></w:r></w:p></w:tc><w:tc><w:tcPr><w:tcW w:w="1417.3228346456694" w:type="dxa"/><w:noWrap/></w:tcPr><w:p><w:pPr><w:spacing w:after="30"/></w:pPr><w:r><w:rPr><w:sz w:val="16"/><w:szCs w:val="16"/></w:rPr><w:t xml:space="preserve">`tinyint(1)`</w:t></w:r></w:p></w:tc><w:tc><w:tcPr><w:tcW w:w="1417.3228346456694" w:type="dxa"/><w:noWrap/></w:tcPr><w:p><w:pPr><w:spacing w:after="30"/></w:pPr><w:r><w:rPr><w:sz w:val="16"/><w:szCs w:val="16"/></w:rPr><w:t xml:space="preserve">NOT NULL</w:t></w:r></w:p></w:tc><w:tc><w:tcPr><w:tcW w:w="1417.3228346456694" w:type="dxa"/><w:noWrap/></w:tcPr><w:p><w:pPr><w:spacing w:after="30"/></w:pPr><w:r><w:rPr><w:sz w:val="16"/><w:szCs w:val="16"/></w:rPr><w:t xml:space="preserve">`1`</w:t></w:r></w:p></w:tc><w:tc><w:tcPr><w:tcW w:w="1417.3228346456694" w:type="dxa"/><w:noWrap/></w:tcPr><w:p><w:pPr><w:spacing w:after="30"/></w:pPr><w:r><w:rPr><w:sz w:val="16"/><w:szCs w:val="16"/></w:rPr><w:t xml:space="preserve">-</w:t></w:r></w:p></w:tc><w:tc><w:tcPr><w:tcW w:w="1417.3228346456694" w:type="dxa"/><w:noWrap/></w:tcPr><w:p><w:pPr><w:spacing w:after="30"/></w:pPr><w:r><w:rPr><w:sz w:val="16"/><w:szCs w:val="16"/></w:rPr><w:t xml:space="preserve">Bendera status biner (1 = Ya / Aktif, 0 = Tidak / Nonaktif).</w:t></w:r></w:p></w:tc></w:tr><w:tr><w:trPr/><w:tc><w:tcPr><w:tcW w:w="1417.3228346456694" w:type="dxa"/><w:noWrap/></w:tcPr><w:p><w:pPr><w:spacing w:after="30"/></w:pPr><w:r><w:rPr><w:sz w:val="16"/><w:szCs w:val="16"/></w:rPr><w:t xml:space="preserve">8</w:t></w:r></w:p></w:tc><w:tc><w:tcPr><w:tcW w:w="1417.3228346456694" w:type="dxa"/><w:noWrap/></w:tcPr><w:p><w:pPr><w:spacing w:after="30"/></w:pPr><w:r><w:rPr><w:sz w:val="16"/><w:szCs w:val="16"/></w:rPr><w:t xml:space="preserve">`created_by`</w:t></w:r></w:p></w:tc><w:tc><w:tcPr><w:tcW w:w="1417.3228346456694" w:type="dxa"/><w:noWrap/></w:tcPr><w:p><w:pPr><w:spacing w:after="30"/></w:pPr><w:r><w:rPr><w:sz w:val="16"/><w:szCs w:val="16"/></w:rPr><w:t xml:space="preserve">`bigint(20) unsigned`</w:t></w:r></w:p></w:tc><w:tc><w:tcPr><w:tcW w:w="1417.3228346456694" w:type="dxa"/><w:noWrap/></w:tcPr><w:p><w:pPr><w:spacing w:after="30"/></w:pPr><w:r><w:rPr><w:sz w:val="16"/><w:szCs w:val="16"/></w:rPr><w:t xml:space="preserve">NULL</w:t></w:r></w:p></w:tc><w:tc><w:tcPr><w:tcW w:w="1417.3228346456694" w:type="dxa"/><w:noWrap/></w:tcPr><w:p><w:pPr><w:spacing w:after="30"/></w:pPr><w:r><w:rPr><w:sz w:val="16"/><w:szCs w:val="16"/></w:rPr><w:t xml:space="preserve">`NULL`</w:t></w:r></w:p></w:tc><w:tc><w:tcPr><w:tcW w:w="1417.3228346456694" w:type="dxa"/><w:noWrap/></w:tcPr><w:p><w:pPr><w:spacing w:after="30"/></w:pPr><w:r><w:rPr><w:sz w:val="16"/><w:szCs w:val="16"/></w:rPr><w:t xml:space="preserve">MUL</w:t></w:r></w:p></w:tc><w:tc><w:tcPr><w:tcW w:w="1417.3228346456694" w:type="dxa"/><w:noWrap/></w:tcPr><w:p><w:pPr><w:spacing w:after="30"/></w:pPr><w:r><w:rPr><w:sz w:val="16"/><w:szCs w:val="16"/></w:rPr><w:t xml:space="preserve">Menyimpan atribut data created by pada sistem SIBIMA.</w:t></w:r></w:p></w:tc></w:tr><w:tr><w:trPr/><w:tc><w:tcPr><w:tcW w:w="1417.3228346456694" w:type="dxa"/><w:noWrap/></w:tcPr><w:p><w:pPr><w:spacing w:after="30"/></w:pPr><w:r><w:rPr><w:sz w:val="16"/><w:szCs w:val="16"/></w:rPr><w:t xml:space="preserve">9</w:t></w:r></w:p></w:tc><w:tc><w:tcPr><w:tcW w:w="1417.3228346456694" w:type="dxa"/><w:noWrap/></w:tcPr><w:p><w:pPr><w:spacing w:after="30"/></w:pPr><w:r><w:rPr><w:sz w:val="16"/><w:szCs w:val="16"/></w:rPr><w:t xml:space="preserve">`created_at`</w:t></w:r></w:p></w:tc><w:tc><w:tcPr><w:tcW w:w="1417.3228346456694" w:type="dxa"/><w:noWrap/></w:tcPr><w:p><w:pPr><w:spacing w:after="30"/></w:pPr><w:r><w:rPr><w:sz w:val="16"/><w:szCs w:val="16"/></w:rPr><w:t xml:space="preserve">`timestamp`</w:t></w:r></w:p></w:tc><w:tc><w:tcPr><w:tcW w:w="1417.3228346456694" w:type="dxa"/><w:noWrap/></w:tcPr><w:p><w:pPr><w:spacing w:after="30"/></w:pPr><w:r><w:rPr><w:sz w:val="16"/><w:szCs w:val="16"/></w:rPr><w:t xml:space="preserve">NULL</w:t></w:r></w:p></w:tc><w:tc><w:tcPr><w:tcW w:w="1417.3228346456694" w:type="dxa"/><w:noWrap/></w:tcPr><w:p><w:pPr><w:spacing w:after="30"/></w:pPr><w:r><w:rPr><w:sz w:val="16"/><w:szCs w:val="16"/></w:rPr><w:t xml:space="preserve">`NULL`</w:t></w:r></w:p></w:tc><w:tc><w:tcPr><w:tcW w:w="1417.3228346456694" w:type="dxa"/><w:noWrap/></w:tcPr><w:p><w:pPr><w:spacing w:after="30"/></w:pPr><w:r><w:rPr><w:sz w:val="16"/><w:szCs w:val="16"/></w:rPr><w:t xml:space="preserve">-</w:t></w:r></w:p></w:tc><w:tc><w:tcPr><w:tcW w:w="1417.3228346456694" w:type="dxa"/><w:noWrap/></w:tcPr><w:p><w:pPr><w:spacing w:after="30"/></w:pPr><w:r><w:rPr><w:sz w:val="16"/><w:szCs w:val="16"/></w:rPr><w:t xml:space="preserve">Waktu rekaman pertama kali dibuat di sistem.</w:t></w:r></w:p></w:tc></w:tr><w:tr><w:trPr/><w:tc><w:tcPr><w:tcW w:w="1417.3228346456694" w:type="dxa"/><w:noWrap/></w:tcPr><w:p><w:pPr><w:spacing w:after="30"/></w:pPr><w:r><w:rPr><w:sz w:val="16"/><w:szCs w:val="16"/></w:rPr><w:t xml:space="preserve">10</w:t></w:r></w:p></w:tc><w:tc><w:tcPr><w:tcW w:w="1417.3228346456694" w:type="dxa"/><w:noWrap/></w:tcPr><w:p><w:pPr><w:spacing w:after="30"/></w:pPr><w:r><w:rPr><w:sz w:val="16"/><w:szCs w:val="16"/></w:rPr><w:t xml:space="preserve">`updated_at`</w:t></w:r></w:p></w:tc><w:tc><w:tcPr><w:tcW w:w="1417.3228346456694" w:type="dxa"/><w:noWrap/></w:tcPr><w:p><w:pPr><w:spacing w:after="30"/></w:pPr><w:r><w:rPr><w:sz w:val="16"/><w:szCs w:val="16"/></w:rPr><w:t xml:space="preserve">`timestamp`</w:t></w:r></w:p></w:tc><w:tc><w:tcPr><w:tcW w:w="1417.3228346456694" w:type="dxa"/><w:noWrap/></w:tcPr><w:p><w:pPr><w:spacing w:after="30"/></w:pPr><w:r><w:rPr><w:sz w:val="16"/><w:szCs w:val="16"/></w:rPr><w:t xml:space="preserve">NULL</w:t></w:r></w:p></w:tc><w:tc><w:tcPr><w:tcW w:w="1417.3228346456694" w:type="dxa"/><w:noWrap/></w:tcPr><w:p><w:pPr><w:spacing w:after="30"/></w:pPr><w:r><w:rPr><w:sz w:val="16"/><w:szCs w:val="16"/></w:rPr><w:t xml:space="preserve">`NULL`</w:t></w:r></w:p></w:tc><w:tc><w:tcPr><w:tcW w:w="1417.3228346456694" w:type="dxa"/><w:noWrap/></w:tcPr><w:p><w:pPr><w:spacing w:after="30"/></w:pPr><w:r><w:rPr><w:sz w:val="16"/><w:szCs w:val="16"/></w:rPr><w:t xml:space="preserve">-</w:t></w:r></w:p></w:tc><w:tc><w:tcPr><w:tcW w:w="1417.3228346456694" w:type="dxa"/><w:noWrap/></w:tcPr><w:p><w:pPr><w:spacing w:after="30"/></w:pPr><w:r><w:rPr><w:sz w:val="16"/><w:szCs w:val="16"/></w:rPr><w:t xml:space="preserve">Waktu rekaman terakhir kali diperbarui.</w:t></w:r></w:p></w:tc></w:tr></w:tbl><w:p/><w:p><w:pPr><w:jc w:val="both"/><w:spacing w:after="70"/></w:pPr><w:r><w:rPr><w:sz w:val="19"/><w:szCs w:val="19"/></w:rPr><w:t xml:space="preserve">---</w:t></w:r></w:p><w:p><w:pPr><w:pStyle w:val="Heading3"/></w:pPr><w:bookmarkStart w:id="17" w:name="_Toc17"/><w:r><w:t>3.6 Tabel Fasilkom Journals (`fasilkom_journals`)</w:t></w:r><w:bookmarkEnd w:id="17"/></w:p><w:p><w:pPr><w:spacing w:before="40" w:after="40"/></w:pPr><w:r><w:rPr><w:color w:val="334155"/><w:sz w:val="19"/><w:szCs w:val="19"/><w:b w:val="1"/><w:bCs w:val="1"/><w:i w:val="1"/><w:iCs w:val="1"/></w:rPr><w:t xml:space="preserve">**Nama Tabel**: `fasilkom_journals`</w:t></w:r></w:p><w:p><w:pPr><w:spacing w:before="40" w:after="40"/></w:pPr><w:r><w:rPr><w:color w:val="334155"/><w:sz w:val="19"/><w:szCs w:val="19"/><w:b w:val="0"/><w:bCs w:val="0"/><w:i w:val="1"/><w:iCs w:val="1"/></w:rPr><w:t xml:space="preserve">**Primary Key**: `id`</w:t></w:r></w:p><w:p><w:pPr><w:spacing w:before="40" w:after="40"/></w:pPr><w:r><w:rPr><w:color w:val="334155"/><w:sz w:val="19"/><w:szCs w:val="19"/><w:b w:val="0"/><w:bCs w:val="0"/><w:i w:val="1"/><w:iCs w:val="1"/></w:rPr><w:t xml:space="preserve">**Foreign Key**: Tidak ada (*None*)</w:t></w:r></w:p><w:p><w:pPr><w:spacing w:before="40" w:after="40"/></w:pPr><w:r><w:rPr><w:color w:val="334155"/><w:sz w:val="19"/><w:szCs w:val="19"/><w:b w:val="0"/><w:bCs w:val="0"/><w:i w:val="1"/><w:iCs w:val="1"/></w:rPr><w:t xml:space="preserve">**Deskripsi**: Tabel entitas operasional fasilkom journals pada basis data SIBIMA.</w:t></w:r></w:p><w:tbl><w:tblGrid><w:gridCol w:w="1417.3228346456694" w:type="dxa"/><w:gridCol w:w="1417.3228346456694" w:type="dxa"/><w:gridCol w:w="1417.3228346456694" w:type="dxa"/><w:gridCol w:w="1417.3228346456694" w:type="dxa"/><w:gridCol w:w="1417.3228346456694" w:type="dxa"/><w:gridCol w:w="1417.3228346456694" w:type="dxa"/><w:gridCol w:w="1417.3228346456694" w:type="dxa"/></w:tblGrid><w:tblPr><w:tblStyle w:val="DbTable"/></w:tblPr><w:tr><w:trPr/><w:tc><w:tcPr><w:tcW w:w="1417.3228346456694" w:type="dxa"/><w:shd w:val="clear" w:fill="1E293B"/><w:noWrap/></w:tcPr><w:p><w:pPr><w:spacing w:after="30"/></w:pPr><w:r><w:rPr><w:color w:val="FFFFFF"/><w:sz w:val="16"/><w:szCs w:val="16"/><w:b w:val="1"/><w:bCs w:val="1"/></w:rPr><w:t xml:space="preserve">No</w:t></w:r></w:p></w:tc><w:tc><w:tcPr><w:tcW w:w="1417.3228346456694" w:type="dxa"/><w:shd w:val="clear" w:fill="1E293B"/><w:noWrap/></w:tcPr><w:p><w:pPr><w:spacing w:after="30"/></w:pPr><w:r><w:rPr><w:color w:val="FFFFFF"/><w:sz w:val="16"/><w:szCs w:val="16"/><w:b w:val="1"/><w:bCs w:val="1"/></w:rPr><w:t xml:space="preserve">Nama Kolom</w:t></w:r></w:p></w:tc><w:tc><w:tcPr><w:tcW w:w="1417.3228346456694" w:type="dxa"/><w:shd w:val="clear" w:fill="1E293B"/><w:noWrap/></w:tcPr><w:p><w:pPr><w:spacing w:after="30"/></w:pPr><w:r><w:rPr><w:color w:val="FFFFFF"/><w:sz w:val="16"/><w:szCs w:val="16"/><w:b w:val="1"/><w:bCs w:val="1"/></w:rPr><w:t xml:space="preserve">Tipe Data</w:t></w:r></w:p></w:tc><w:tc><w:tcPr><w:tcW w:w="1417.3228346456694" w:type="dxa"/><w:shd w:val="clear" w:fill="1E293B"/><w:noWrap/></w:tcPr><w:p><w:pPr><w:spacing w:after="30"/></w:pPr><w:r><w:rPr><w:color w:val="FFFFFF"/><w:sz w:val="16"/><w:szCs w:val="16"/><w:b w:val="1"/><w:bCs w:val="1"/></w:rPr><w:t xml:space="preserve">Nullable</w:t></w:r></w:p></w:tc><w:tc><w:tcPr><w:tcW w:w="1417.3228346456694" w:type="dxa"/><w:shd w:val="clear" w:fill="1E293B"/><w:noWrap/></w:tcPr><w:p><w:pPr><w:spacing w:after="30"/></w:pPr><w:r><w:rPr><w:color w:val="FFFFFF"/><w:sz w:val="16"/><w:szCs w:val="16"/><w:b w:val="1"/><w:bCs w:val="1"/></w:rPr><w:t xml:space="preserve">Nilai Default</w:t></w:r></w:p></w:tc><w:tc><w:tcPr><w:tcW w:w="1417.3228346456694" w:type="dxa"/><w:shd w:val="clear" w:fill="1E293B"/><w:noWrap/></w:tcPr><w:p><w:pPr><w:spacing w:after="30"/></w:pPr><w:r><w:rPr><w:color w:val="FFFFFF"/><w:sz w:val="16"/><w:szCs w:val="16"/><w:b w:val="1"/><w:bCs w:val="1"/></w:rPr><w:t xml:space="preserve">Kunci (*Key*)</w:t></w:r></w:p></w:tc><w:tc><w:tcPr><w:tcW w:w="1417.3228346456694" w:type="dxa"/><w:shd w:val="clear" w:fill="1E293B"/><w:noWrap/></w:tcPr><w:p><w:pPr><w:spacing w:after="30"/></w:pPr><w:r><w:rPr><w:color w:val="FFFFFF"/><w:sz w:val="16"/><w:szCs w:val="16"/><w:b w:val="1"/><w:bCs w:val="1"/></w:rPr><w:t xml:space="preserve">Keterangan & Aturan Bisnis</w:t></w:r></w:p></w:tc></w:tr><w:tr><w:trPr/><w:tc><w:tcPr><w:tcW w:w="1417.3228346456694" w:type="dxa"/><w:noWrap/></w:tcPr><w:p><w:pPr><w:spacing w:after="30"/></w:pPr><w:r><w:rPr><w:sz w:val="16"/><w:szCs w:val="16"/></w:rPr><w:t xml:space="preserve">1</w:t></w:r></w:p></w:tc><w:tc><w:tcPr><w:tcW w:w="1417.3228346456694" w:type="dxa"/><w:noWrap/></w:tcPr><w:p><w:pPr><w:spacing w:after="30"/></w:pPr><w:r><w:rPr><w:sz w:val="16"/><w:szCs w:val="16"/></w:rPr><w:t xml:space="preserve">`id`</w:t></w:r></w:p></w:tc><w:tc><w:tcPr><w:tcW w:w="1417.3228346456694" w:type="dxa"/><w:noWrap/></w:tcPr><w:p><w:pPr><w:spacing w:after="30"/></w:pPr><w:r><w:rPr><w:sz w:val="16"/><w:szCs w:val="16"/></w:rPr><w:t xml:space="preserve">`bigint(20) unsigned`</w:t></w:r></w:p></w:tc><w:tc><w:tcPr><w:tcW w:w="1417.3228346456694" w:type="dxa"/><w:noWrap/></w:tcPr><w:p><w:pPr><w:spacing w:after="30"/></w:pPr><w:r><w:rPr><w:sz w:val="16"/><w:szCs w:val="16"/></w:rPr><w:t xml:space="preserve">NOT NULL</w:t></w:r></w:p></w:tc><w:tc><w:tcPr><w:tcW w:w="1417.3228346456694" w:type="dxa"/><w:noWrap/></w:tcPr><w:p><w:pPr><w:spacing w:after="30"/></w:pPr><w:r><w:rPr><w:sz w:val="16"/><w:szCs w:val="16"/></w:rPr><w:t xml:space="preserve">*None*</w:t></w:r></w:p></w:tc><w:tc><w:tcPr><w:tcW w:w="1417.3228346456694" w:type="dxa"/><w:noWrap/></w:tcPr><w:p><w:pPr><w:spacing w:after="30"/></w:pPr><w:r><w:rPr><w:sz w:val="16"/><w:szCs w:val="16"/></w:rPr><w:t xml:space="preserve">PRI (auto_increment)</w:t></w:r></w:p></w:tc><w:tc><w:tcPr><w:tcW w:w="1417.3228346456694" w:type="dxa"/><w:noWrap/></w:tcPr><w:p><w:pPr><w:spacing w:after="30"/></w:pPr><w:r><w:rPr><w:sz w:val="16"/><w:szCs w:val="16"/></w:rPr><w:t xml:space="preserve">Identitas unik rekaman data (*Surrogate Primary Key*).</w:t></w:r></w:p></w:tc></w:tr><w:tr><w:trPr/><w:tc><w:tcPr><w:tcW w:w="1417.3228346456694" w:type="dxa"/><w:noWrap/></w:tcPr><w:p><w:pPr><w:spacing w:after="30"/></w:pPr><w:r><w:rPr><w:sz w:val="16"/><w:szCs w:val="16"/></w:rPr><w:t xml:space="preserve">2</w:t></w:r></w:p></w:tc><w:tc><w:tcPr><w:tcW w:w="1417.3228346456694" w:type="dxa"/><w:noWrap/></w:tcPr><w:p><w:pPr><w:spacing w:after="30"/></w:pPr><w:r><w:rPr><w:sz w:val="16"/><w:szCs w:val="16"/></w:rPr><w:t xml:space="preserve">`identifier`</w:t></w:r></w:p></w:tc><w:tc><w:tcPr><w:tcW w:w="1417.3228346456694" w:type="dxa"/><w:noWrap/></w:tcPr><w:p><w:pPr><w:spacing w:after="30"/></w:pPr><w:r><w:rPr><w:sz w:val="16"/><w:szCs w:val="16"/></w:rPr><w:t xml:space="preserve">`varchar(255)`</w:t></w:r></w:p></w:tc><w:tc><w:tcPr><w:tcW w:w="1417.3228346456694" w:type="dxa"/><w:noWrap/></w:tcPr><w:p><w:pPr><w:spacing w:after="30"/></w:pPr><w:r><w:rPr><w:sz w:val="16"/><w:szCs w:val="16"/></w:rPr><w:t xml:space="preserve">NOT NULL</w:t></w:r></w:p></w:tc><w:tc><w:tcPr><w:tcW w:w="1417.3228346456694" w:type="dxa"/><w:noWrap/></w:tcPr><w:p><w:pPr><w:spacing w:after="30"/></w:pPr><w:r><w:rPr><w:sz w:val="16"/><w:szCs w:val="16"/></w:rPr><w:t xml:space="preserve">*None*</w:t></w:r></w:p></w:tc><w:tc><w:tcPr><w:tcW w:w="1417.3228346456694" w:type="dxa"/><w:noWrap/></w:tcPr><w:p><w:pPr><w:spacing w:after="30"/></w:pPr><w:r><w:rPr><w:sz w:val="16"/><w:szCs w:val="16"/></w:rPr><w:t xml:space="preserve">UNI</w:t></w:r></w:p></w:tc><w:tc><w:tcPr><w:tcW w:w="1417.3228346456694" w:type="dxa"/><w:noWrap/></w:tcPr><w:p><w:pPr><w:spacing w:after="30"/></w:pPr><w:r><w:rPr><w:sz w:val="16"/><w:szCs w:val="16"/></w:rPr><w:t xml:space="preserve">Menyimpan atribut data identifier pada sistem SIBIMA.</w:t></w:r></w:p></w:tc></w:tr><w:tr><w:trPr/><w:tc><w:tcPr><w:tcW w:w="1417.3228346456694" w:type="dxa"/><w:noWrap/></w:tcPr><w:p><w:pPr><w:spacing w:after="30"/></w:pPr><w:r><w:rPr><w:sz w:val="16"/><w:szCs w:val="16"/></w:rPr><w:t xml:space="preserve">3</w:t></w:r></w:p></w:tc><w:tc><w:tcPr><w:tcW w:w="1417.3228346456694" w:type="dxa"/><w:noWrap/></w:tcPr><w:p><w:pPr><w:spacing w:after="30"/></w:pPr><w:r><w:rPr><w:sz w:val="16"/><w:szCs w:val="16"/></w:rPr><w:t xml:space="preserve">`article_id`</w:t></w:r></w:p></w:tc><w:tc><w:tcPr><w:tcW w:w="1417.3228346456694" w:type="dxa"/><w:noWrap/></w:tcPr><w:p><w:pPr><w:spacing w:after="30"/></w:pPr><w:r><w:rPr><w:sz w:val="16"/><w:szCs w:val="16"/></w:rPr><w:t xml:space="preserve">`bigint(20) unsigned`</w:t></w:r></w:p></w:tc><w:tc><w:tcPr><w:tcW w:w="1417.3228346456694" w:type="dxa"/><w:noWrap/></w:tcPr><w:p><w:pPr><w:spacing w:after="30"/></w:pPr><w:r><w:rPr><w:sz w:val="16"/><w:szCs w:val="16"/></w:rPr><w:t xml:space="preserve">NULL</w:t></w:r></w:p></w:tc><w:tc><w:tcPr><w:tcW w:w="1417.3228346456694" w:type="dxa"/><w:noWrap/></w:tcPr><w:p><w:pPr><w:spacing w:after="30"/></w:pPr><w:r><w:rPr><w:sz w:val="16"/><w:szCs w:val="16"/></w:rPr><w:t xml:space="preserve">`NULL`</w:t></w:r></w:p></w:tc><w:tc><w:tcPr><w:tcW w:w="1417.3228346456694" w:type="dxa"/><w:noWrap/></w:tcPr><w:p><w:pPr><w:spacing w:after="30"/></w:pPr><w:r><w:rPr><w:sz w:val="16"/><w:szCs w:val="16"/></w:rPr><w:t xml:space="preserve">MUL</w:t></w:r></w:p></w:tc><w:tc><w:tcPr><w:tcW w:w="1417.3228346456694" w:type="dxa"/><w:noWrap/></w:tcPr><w:p><w:pPr><w:spacing w:after="30"/></w:pPr><w:r><w:rPr><w:sz w:val="16"/><w:szCs w:val="16"/></w:rPr><w:t xml:space="preserve">Menyimpan atribut data article id pada sistem SIBIMA.</w:t></w:r></w:p></w:tc></w:tr><w:tr><w:trPr/><w:tc><w:tcPr><w:tcW w:w="1417.3228346456694" w:type="dxa"/><w:noWrap/></w:tcPr><w:p><w:pPr><w:spacing w:after="30"/></w:pPr><w:r><w:rPr><w:sz w:val="16"/><w:szCs w:val="16"/></w:rPr><w:t xml:space="preserve">4</w:t></w:r></w:p></w:tc><w:tc><w:tcPr><w:tcW w:w="1417.3228346456694" w:type="dxa"/><w:noWrap/></w:tcPr><w:p><w:pPr><w:spacing w:after="30"/></w:pPr><w:r><w:rPr><w:sz w:val="16"/><w:szCs w:val="16"/></w:rPr><w:t xml:space="preserve">`title`</w:t></w:r></w:p></w:tc><w:tc><w:tcPr><w:tcW w:w="1417.3228346456694" w:type="dxa"/><w:noWrap/></w:tcPr><w:p><w:pPr><w:spacing w:after="30"/></w:pPr><w:r><w:rPr><w:sz w:val="16"/><w:szCs w:val="16"/></w:rPr><w:t xml:space="preserve">`text`</w:t></w:r></w:p></w:tc><w:tc><w:tcPr><w:tcW w:w="1417.3228346456694" w:type="dxa"/><w:noWrap/></w:tcPr><w:p><w:pPr><w:spacing w:after="30"/></w:pPr><w:r><w:rPr><w:sz w:val="16"/><w:szCs w:val="16"/></w:rPr><w:t xml:space="preserve">NOT NULL</w:t></w:r></w:p></w:tc><w:tc><w:tcPr><w:tcW w:w="1417.3228346456694" w:type="dxa"/><w:noWrap/></w:tcPr><w:p><w:pPr><w:spacing w:after="30"/></w:pPr><w:r><w:rPr><w:sz w:val="16"/><w:szCs w:val="16"/></w:rPr><w:t xml:space="preserve">*None*</w:t></w:r></w:p></w:tc><w:tc><w:tcPr><w:tcW w:w="1417.3228346456694" w:type="dxa"/><w:noWrap/></w:tcPr><w:p><w:pPr><w:spacing w:after="30"/></w:pPr><w:r><w:rPr><w:sz w:val="16"/><w:szCs w:val="16"/></w:rPr><w:t xml:space="preserve">-</w:t></w:r></w:p></w:tc><w:tc><w:tcPr><w:tcW w:w="1417.3228346456694" w:type="dxa"/><w:noWrap/></w:tcPr><w:p><w:pPr><w:spacing w:after="30"/></w:pPr><w:r><w:rPr><w:sz w:val="16"/><w:szCs w:val="16"/></w:rPr><w:t xml:space="preserve">Menyimpan atribut data title pada sistem SIBIMA.</w:t></w:r></w:p></w:tc></w:tr><w:tr><w:trPr/><w:tc><w:tcPr><w:tcW w:w="1417.3228346456694" w:type="dxa"/><w:noWrap/></w:tcPr><w:p><w:pPr><w:spacing w:after="30"/></w:pPr><w:r><w:rPr><w:sz w:val="16"/><w:szCs w:val="16"/></w:rPr><w:t xml:space="preserve">5</w:t></w:r></w:p></w:tc><w:tc><w:tcPr><w:tcW w:w="1417.3228346456694" w:type="dxa"/><w:noWrap/></w:tcPr><w:p><w:pPr><w:spacing w:after="30"/></w:pPr><w:r><w:rPr><w:sz w:val="16"/><w:szCs w:val="16"/></w:rPr><w:t xml:space="preserve">`authors`</w:t></w:r></w:p></w:tc><w:tc><w:tcPr><w:tcW w:w="1417.3228346456694" w:type="dxa"/><w:noWrap/></w:tcPr><w:p><w:pPr><w:spacing w:after="30"/></w:pPr><w:r><w:rPr><w:sz w:val="16"/><w:szCs w:val="16"/></w:rPr><w:t xml:space="preserve">`longtext`</w:t></w:r></w:p></w:tc><w:tc><w:tcPr><w:tcW w:w="1417.3228346456694" w:type="dxa"/><w:noWrap/></w:tcPr><w:p><w:pPr><w:spacing w:after="30"/></w:pPr><w:r><w:rPr><w:sz w:val="16"/><w:szCs w:val="16"/></w:rPr><w:t xml:space="preserve">NULL</w:t></w:r></w:p></w:tc><w:tc><w:tcPr><w:tcW w:w="1417.3228346456694" w:type="dxa"/><w:noWrap/></w:tcPr><w:p><w:pPr><w:spacing w:after="30"/></w:pPr><w:r><w:rPr><w:sz w:val="16"/><w:szCs w:val="16"/></w:rPr><w:t xml:space="preserve">`NULL`</w:t></w:r></w:p></w:tc><w:tc><w:tcPr><w:tcW w:w="1417.3228346456694" w:type="dxa"/><w:noWrap/></w:tcPr><w:p><w:pPr><w:spacing w:after="30"/></w:pPr><w:r><w:rPr><w:sz w:val="16"/><w:szCs w:val="16"/></w:rPr><w:t xml:space="preserve">-</w:t></w:r></w:p></w:tc><w:tc><w:tcPr><w:tcW w:w="1417.3228346456694" w:type="dxa"/><w:noWrap/></w:tcPr><w:p><w:pPr><w:spacing w:after="30"/></w:pPr><w:r><w:rPr><w:sz w:val="16"/><w:szCs w:val="16"/></w:rPr><w:t xml:space="preserve">Menyimpan atribut data authors pada sistem SIBIMA.</w:t></w:r></w:p></w:tc></w:tr><w:tr><w:trPr/><w:tc><w:tcPr><w:tcW w:w="1417.3228346456694" w:type="dxa"/><w:noWrap/></w:tcPr><w:p><w:pPr><w:spacing w:after="30"/></w:pPr><w:r><w:rPr><w:sz w:val="16"/><w:szCs w:val="16"/></w:rPr><w:t xml:space="preserve">6</w:t></w:r></w:p></w:tc><w:tc><w:tcPr><w:tcW w:w="1417.3228346456694" w:type="dxa"/><w:noWrap/></w:tcPr><w:p><w:pPr><w:spacing w:after="30"/></w:pPr><w:r><w:rPr><w:sz w:val="16"/><w:szCs w:val="16"/></w:rPr><w:t xml:space="preserve">`authors_string`</w:t></w:r></w:p></w:tc><w:tc><w:tcPr><w:tcW w:w="1417.3228346456694" w:type="dxa"/><w:noWrap/></w:tcPr><w:p><w:pPr><w:spacing w:after="30"/></w:pPr><w:r><w:rPr><w:sz w:val="16"/><w:szCs w:val="16"/></w:rPr><w:t xml:space="preserve">`varchar(1000)`</w:t></w:r></w:p></w:tc><w:tc><w:tcPr><w:tcW w:w="1417.3228346456694" w:type="dxa"/><w:noWrap/></w:tcPr><w:p><w:pPr><w:spacing w:after="30"/></w:pPr><w:r><w:rPr><w:sz w:val="16"/><w:szCs w:val="16"/></w:rPr><w:t xml:space="preserve">NULL</w:t></w:r></w:p></w:tc><w:tc><w:tcPr><w:tcW w:w="1417.3228346456694" w:type="dxa"/><w:noWrap/></w:tcPr><w:p><w:pPr><w:spacing w:after="30"/></w:pPr><w:r><w:rPr><w:sz w:val="16"/><w:szCs w:val="16"/></w:rPr><w:t xml:space="preserve">`NULL`</w:t></w:r></w:p></w:tc><w:tc><w:tcPr><w:tcW w:w="1417.3228346456694" w:type="dxa"/><w:noWrap/></w:tcPr><w:p><w:pPr><w:spacing w:after="30"/></w:pPr><w:r><w:rPr><w:sz w:val="16"/><w:szCs w:val="16"/></w:rPr><w:t xml:space="preserve">-</w:t></w:r></w:p></w:tc><w:tc><w:tcPr><w:tcW w:w="1417.3228346456694" w:type="dxa"/><w:noWrap/></w:tcPr><w:p><w:pPr><w:spacing w:after="30"/></w:pPr><w:r><w:rPr><w:sz w:val="16"/><w:szCs w:val="16"/></w:rPr><w:t xml:space="preserve">Menyimpan atribut data authors string pada sistem SIBIMA.</w:t></w:r></w:p></w:tc></w:tr><w:tr><w:trPr/><w:tc><w:tcPr><w:tcW w:w="1417.3228346456694" w:type="dxa"/><w:noWrap/></w:tcPr><w:p><w:pPr><w:spacing w:after="30"/></w:pPr><w:r><w:rPr><w:sz w:val="16"/><w:szCs w:val="16"/></w:rPr><w:t xml:space="preserve">7</w:t></w:r></w:p></w:tc><w:tc><w:tcPr><w:tcW w:w="1417.3228346456694" w:type="dxa"/><w:noWrap/></w:tcPr><w:p><w:pPr><w:spacing w:after="30"/></w:pPr><w:r><w:rPr><w:sz w:val="16"/><w:szCs w:val="16"/></w:rPr><w:t xml:space="preserve">`abstract`</w:t></w:r></w:p></w:tc><w:tc><w:tcPr><w:tcW w:w="1417.3228346456694" w:type="dxa"/><w:noWrap/></w:tcPr><w:p><w:pPr><w:spacing w:after="30"/></w:pPr><w:r><w:rPr><w:sz w:val="16"/><w:szCs w:val="16"/></w:rPr><w:t xml:space="preserve">`longtext`</w:t></w:r></w:p></w:tc><w:tc><w:tcPr><w:tcW w:w="1417.3228346456694" w:type="dxa"/><w:noWrap/></w:tcPr><w:p><w:pPr><w:spacing w:after="30"/></w:pPr><w:r><w:rPr><w:sz w:val="16"/><w:szCs w:val="16"/></w:rPr><w:t xml:space="preserve">NULL</w:t></w:r></w:p></w:tc><w:tc><w:tcPr><w:tcW w:w="1417.3228346456694" w:type="dxa"/><w:noWrap/></w:tcPr><w:p><w:pPr><w:spacing w:after="30"/></w:pPr><w:r><w:rPr><w:sz w:val="16"/><w:szCs w:val="16"/></w:rPr><w:t xml:space="preserve">`NULL`</w:t></w:r></w:p></w:tc><w:tc><w:tcPr><w:tcW w:w="1417.3228346456694" w:type="dxa"/><w:noWrap/></w:tcPr><w:p><w:pPr><w:spacing w:after="30"/></w:pPr><w:r><w:rPr><w:sz w:val="16"/><w:szCs w:val="16"/></w:rPr><w:t xml:space="preserve">-</w:t></w:r></w:p></w:tc><w:tc><w:tcPr><w:tcW w:w="1417.3228346456694" w:type="dxa"/><w:noWrap/></w:tcPr><w:p><w:pPr><w:spacing w:after="30"/></w:pPr><w:r><w:rPr><w:sz w:val="16"/><w:szCs w:val="16"/></w:rPr><w:t xml:space="preserve">Menyimpan atribut data abstract pada sistem SIBIMA.</w:t></w:r></w:p></w:tc></w:tr><w:tr><w:trPr/><w:tc><w:tcPr><w:tcW w:w="1417.3228346456694" w:type="dxa"/><w:noWrap/></w:tcPr><w:p><w:pPr><w:spacing w:after="30"/></w:pPr><w:r><w:rPr><w:sz w:val="16"/><w:szCs w:val="16"/></w:rPr><w:t xml:space="preserve">8</w:t></w:r></w:p></w:tc><w:tc><w:tcPr><w:tcW w:w="1417.3228346456694" w:type="dxa"/><w:noWrap/></w:tcPr><w:p><w:pPr><w:spacing w:after="30"/></w:pPr><w:r><w:rPr><w:sz w:val="16"/><w:szCs w:val="16"/></w:rPr><w:t xml:space="preserve">`subjects`</w:t></w:r></w:p></w:tc><w:tc><w:tcPr><w:tcW w:w="1417.3228346456694" w:type="dxa"/><w:noWrap/></w:tcPr><w:p><w:pPr><w:spacing w:after="30"/></w:pPr><w:r><w:rPr><w:sz w:val="16"/><w:szCs w:val="16"/></w:rPr><w:t xml:space="preserve">`longtext`</w:t></w:r></w:p></w:tc><w:tc><w:tcPr><w:tcW w:w="1417.3228346456694" w:type="dxa"/><w:noWrap/></w:tcPr><w:p><w:pPr><w:spacing w:after="30"/></w:pPr><w:r><w:rPr><w:sz w:val="16"/><w:szCs w:val="16"/></w:rPr><w:t xml:space="preserve">NULL</w:t></w:r></w:p></w:tc><w:tc><w:tcPr><w:tcW w:w="1417.3228346456694" w:type="dxa"/><w:noWrap/></w:tcPr><w:p><w:pPr><w:spacing w:after="30"/></w:pPr><w:r><w:rPr><w:sz w:val="16"/><w:szCs w:val="16"/></w:rPr><w:t xml:space="preserve">`NULL`</w:t></w:r></w:p></w:tc><w:tc><w:tcPr><w:tcW w:w="1417.3228346456694" w:type="dxa"/><w:noWrap/></w:tcPr><w:p><w:pPr><w:spacing w:after="30"/></w:pPr><w:r><w:rPr><w:sz w:val="16"/><w:szCs w:val="16"/></w:rPr><w:t xml:space="preserve">-</w:t></w:r></w:p></w:tc><w:tc><w:tcPr><w:tcW w:w="1417.3228346456694" w:type="dxa"/><w:noWrap/></w:tcPr><w:p><w:pPr><w:spacing w:after="30"/></w:pPr><w:r><w:rPr><w:sz w:val="16"/><w:szCs w:val="16"/></w:rPr><w:t xml:space="preserve">Menyimpan atribut data subjects pada sistem SIBIMA.</w:t></w:r></w:p></w:tc></w:tr><w:tr><w:trPr/><w:tc><w:tcPr><w:tcW w:w="1417.3228346456694" w:type="dxa"/><w:noWrap/></w:tcPr><w:p><w:pPr><w:spacing w:after="30"/></w:pPr><w:r><w:rPr><w:sz w:val="16"/><w:szCs w:val="16"/></w:rPr><w:t xml:space="preserve">9</w:t></w:r></w:p></w:tc><w:tc><w:tcPr><w:tcW w:w="1417.3228346456694" w:type="dxa"/><w:noWrap/></w:tcPr><w:p><w:pPr><w:spacing w:after="30"/></w:pPr><w:r><w:rPr><w:sz w:val="16"/><w:szCs w:val="16"/></w:rPr><w:t xml:space="preserve">`publication_date`</w:t></w:r></w:p></w:tc><w:tc><w:tcPr><w:tcW w:w="1417.3228346456694" w:type="dxa"/><w:noWrap/></w:tcPr><w:p><w:pPr><w:spacing w:after="30"/></w:pPr><w:r><w:rPr><w:sz w:val="16"/><w:szCs w:val="16"/></w:rPr><w:t xml:space="preserve">`varchar(255)`</w:t></w:r></w:p></w:tc><w:tc><w:tcPr><w:tcW w:w="1417.3228346456694" w:type="dxa"/><w:noWrap/></w:tcPr><w:p><w:pPr><w:spacing w:after="30"/></w:pPr><w:r><w:rPr><w:sz w:val="16"/><w:szCs w:val="16"/></w:rPr><w:t xml:space="preserve">NULL</w:t></w:r></w:p></w:tc><w:tc><w:tcPr><w:tcW w:w="1417.3228346456694" w:type="dxa"/><w:noWrap/></w:tcPr><w:p><w:pPr><w:spacing w:after="30"/></w:pPr><w:r><w:rPr><w:sz w:val="16"/><w:szCs w:val="16"/></w:rPr><w:t xml:space="preserve">`NULL`</w:t></w:r></w:p></w:tc><w:tc><w:tcPr><w:tcW w:w="1417.3228346456694" w:type="dxa"/><w:noWrap/></w:tcPr><w:p><w:pPr><w:spacing w:after="30"/></w:pPr><w:r><w:rPr><w:sz w:val="16"/><w:szCs w:val="16"/></w:rPr><w:t xml:space="preserve">-</w:t></w:r></w:p></w:tc><w:tc><w:tcPr><w:tcW w:w="1417.3228346456694" w:type="dxa"/><w:noWrap/></w:tcPr><w:p><w:pPr><w:spacing w:after="30"/></w:pPr><w:r><w:rPr><w:sz w:val="16"/><w:szCs w:val="16"/></w:rPr><w:t xml:space="preserve">Rekam penanggalan agenda kegiatan.</w:t></w:r></w:p></w:tc></w:tr><w:tr><w:trPr/><w:tc><w:tcPr><w:tcW w:w="1417.3228346456694" w:type="dxa"/><w:noWrap/></w:tcPr><w:p><w:pPr><w:spacing w:after="30"/></w:pPr><w:r><w:rPr><w:sz w:val="16"/><w:szCs w:val="16"/></w:rPr><w:t xml:space="preserve">10</w:t></w:r></w:p></w:tc><w:tc><w:tcPr><w:tcW w:w="1417.3228346456694" w:type="dxa"/><w:noWrap/></w:tcPr><w:p><w:pPr><w:spacing w:after="30"/></w:pPr><w:r><w:rPr><w:sz w:val="16"/><w:szCs w:val="16"/></w:rPr><w:t xml:space="preserve">`year`</w:t></w:r></w:p></w:tc><w:tc><w:tcPr><w:tcW w:w="1417.3228346456694" w:type="dxa"/><w:noWrap/></w:tcPr><w:p><w:pPr><w:spacing w:after="30"/></w:pPr><w:r><w:rPr><w:sz w:val="16"/><w:szCs w:val="16"/></w:rPr><w:t xml:space="preserve">`int(11)`</w:t></w:r></w:p></w:tc><w:tc><w:tcPr><w:tcW w:w="1417.3228346456694" w:type="dxa"/><w:noWrap/></w:tcPr><w:p><w:pPr><w:spacing w:after="30"/></w:pPr><w:r><w:rPr><w:sz w:val="16"/><w:szCs w:val="16"/></w:rPr><w:t xml:space="preserve">NULL</w:t></w:r></w:p></w:tc><w:tc><w:tcPr><w:tcW w:w="1417.3228346456694" w:type="dxa"/><w:noWrap/></w:tcPr><w:p><w:pPr><w:spacing w:after="30"/></w:pPr><w:r><w:rPr><w:sz w:val="16"/><w:szCs w:val="16"/></w:rPr><w:t xml:space="preserve">`NULL`</w:t></w:r></w:p></w:tc><w:tc><w:tcPr><w:tcW w:w="1417.3228346456694" w:type="dxa"/><w:noWrap/></w:tcPr><w:p><w:pPr><w:spacing w:after="30"/></w:pPr><w:r><w:rPr><w:sz w:val="16"/><w:szCs w:val="16"/></w:rPr><w:t xml:space="preserve">MUL</w:t></w:r></w:p></w:tc><w:tc><w:tcPr><w:tcW w:w="1417.3228346456694" w:type="dxa"/><w:noWrap/></w:tcPr><w:p><w:pPr><w:spacing w:after="30"/></w:pPr><w:r><w:rPr><w:sz w:val="16"/><w:szCs w:val="16"/></w:rPr><w:t xml:space="preserve">Menyimpan atribut data year pada sistem SIBIMA.</w:t></w:r></w:p></w:tc></w:tr><w:tr><w:trPr/><w:tc><w:tcPr><w:tcW w:w="1417.3228346456694" w:type="dxa"/><w:noWrap/></w:tcPr><w:p><w:pPr><w:spacing w:after="30"/></w:pPr><w:r><w:rPr><w:sz w:val="16"/><w:szCs w:val="16"/></w:rPr><w:t xml:space="preserve">11</w:t></w:r></w:p></w:tc><w:tc><w:tcPr><w:tcW w:w="1417.3228346456694" w:type="dxa"/><w:noWrap/></w:tcPr><w:p><w:pPr><w:spacing w:after="30"/></w:pPr><w:r><w:rPr><w:sz w:val="16"/><w:szCs w:val="16"/></w:rPr><w:t xml:space="preserve">`volume`</w:t></w:r></w:p></w:tc><w:tc><w:tcPr><w:tcW w:w="1417.3228346456694" w:type="dxa"/><w:noWrap/></w:tcPr><w:p><w:pPr><w:spacing w:after="30"/></w:pPr><w:r><w:rPr><w:sz w:val="16"/><w:szCs w:val="16"/></w:rPr><w:t xml:space="preserve">`varchar(255)`</w:t></w:r></w:p></w:tc><w:tc><w:tcPr><w:tcW w:w="1417.3228346456694" w:type="dxa"/><w:noWrap/></w:tcPr><w:p><w:pPr><w:spacing w:after="30"/></w:pPr><w:r><w:rPr><w:sz w:val="16"/><w:szCs w:val="16"/></w:rPr><w:t xml:space="preserve">NULL</w:t></w:r></w:p></w:tc><w:tc><w:tcPr><w:tcW w:w="1417.3228346456694" w:type="dxa"/><w:noWrap/></w:tcPr><w:p><w:pPr><w:spacing w:after="30"/></w:pPr><w:r><w:rPr><w:sz w:val="16"/><w:szCs w:val="16"/></w:rPr><w:t xml:space="preserve">`NULL`</w:t></w:r></w:p></w:tc><w:tc><w:tcPr><w:tcW w:w="1417.3228346456694" w:type="dxa"/><w:noWrap/></w:tcPr><w:p><w:pPr><w:spacing w:after="30"/></w:pPr><w:r><w:rPr><w:sz w:val="16"/><w:szCs w:val="16"/></w:rPr><w:t xml:space="preserve">-</w:t></w:r></w:p></w:tc><w:tc><w:tcPr><w:tcW w:w="1417.3228346456694" w:type="dxa"/><w:noWrap/></w:tcPr><w:p><w:pPr><w:spacing w:after="30"/></w:pPr><w:r><w:rPr><w:sz w:val="16"/><w:szCs w:val="16"/></w:rPr><w:t xml:space="preserve">Menyimpan atribut data volume pada sistem SIBIMA.</w:t></w:r></w:p></w:tc></w:tr><w:tr><w:trPr/><w:tc><w:tcPr><w:tcW w:w="1417.3228346456694" w:type="dxa"/><w:noWrap/></w:tcPr><w:p><w:pPr><w:spacing w:after="30"/></w:pPr><w:r><w:rPr><w:sz w:val="16"/><w:szCs w:val="16"/></w:rPr><w:t xml:space="preserve">12</w:t></w:r></w:p></w:tc><w:tc><w:tcPr><w:tcW w:w="1417.3228346456694" w:type="dxa"/><w:noWrap/></w:tcPr><w:p><w:pPr><w:spacing w:after="30"/></w:pPr><w:r><w:rPr><w:sz w:val="16"/><w:szCs w:val="16"/></w:rPr><w:t xml:space="preserve">`issue`</w:t></w:r></w:p></w:tc><w:tc><w:tcPr><w:tcW w:w="1417.3228346456694" w:type="dxa"/><w:noWrap/></w:tcPr><w:p><w:pPr><w:spacing w:after="30"/></w:pPr><w:r><w:rPr><w:sz w:val="16"/><w:szCs w:val="16"/></w:rPr><w:t xml:space="preserve">`varchar(255)`</w:t></w:r></w:p></w:tc><w:tc><w:tcPr><w:tcW w:w="1417.3228346456694" w:type="dxa"/><w:noWrap/></w:tcPr><w:p><w:pPr><w:spacing w:after="30"/></w:pPr><w:r><w:rPr><w:sz w:val="16"/><w:szCs w:val="16"/></w:rPr><w:t xml:space="preserve">NULL</w:t></w:r></w:p></w:tc><w:tc><w:tcPr><w:tcW w:w="1417.3228346456694" w:type="dxa"/><w:noWrap/></w:tcPr><w:p><w:pPr><w:spacing w:after="30"/></w:pPr><w:r><w:rPr><w:sz w:val="16"/><w:szCs w:val="16"/></w:rPr><w:t xml:space="preserve">`NULL`</w:t></w:r></w:p></w:tc><w:tc><w:tcPr><w:tcW w:w="1417.3228346456694" w:type="dxa"/><w:noWrap/></w:tcPr><w:p><w:pPr><w:spacing w:after="30"/></w:pPr><w:r><w:rPr><w:sz w:val="16"/><w:szCs w:val="16"/></w:rPr><w:t xml:space="preserve">-</w:t></w:r></w:p></w:tc><w:tc><w:tcPr><w:tcW w:w="1417.3228346456694" w:type="dxa"/><w:noWrap/></w:tcPr><w:p><w:pPr><w:spacing w:after="30"/></w:pPr><w:r><w:rPr><w:sz w:val="16"/><w:szCs w:val="16"/></w:rPr><w:t xml:space="preserve">Menyimpan atribut data issue pada sistem SIBIMA.</w:t></w:r></w:p></w:tc></w:tr><w:tr><w:trPr/><w:tc><w:tcPr><w:tcW w:w="1417.3228346456694" w:type="dxa"/><w:noWrap/></w:tcPr><w:p><w:pPr><w:spacing w:after="30"/></w:pPr><w:r><w:rPr><w:sz w:val="16"/><w:szCs w:val="16"/></w:rPr><w:t xml:space="preserve">13</w:t></w:r></w:p></w:tc><w:tc><w:tcPr><w:tcW w:w="1417.3228346456694" w:type="dxa"/><w:noWrap/></w:tcPr><w:p><w:pPr><w:spacing w:after="30"/></w:pPr><w:r><w:rPr><w:sz w:val="16"/><w:szCs w:val="16"/></w:rPr><w:t xml:space="preserve">`pages`</w:t></w:r></w:p></w:tc><w:tc><w:tcPr><w:tcW w:w="1417.3228346456694" w:type="dxa"/><w:noWrap/></w:tcPr><w:p><w:pPr><w:spacing w:after="30"/></w:pPr><w:r><w:rPr><w:sz w:val="16"/><w:szCs w:val="16"/></w:rPr><w:t xml:space="preserve">`varchar(255)`</w:t></w:r></w:p></w:tc><w:tc><w:tcPr><w:tcW w:w="1417.3228346456694" w:type="dxa"/><w:noWrap/></w:tcPr><w:p><w:pPr><w:spacing w:after="30"/></w:pPr><w:r><w:rPr><w:sz w:val="16"/><w:szCs w:val="16"/></w:rPr><w:t xml:space="preserve">NULL</w:t></w:r></w:p></w:tc><w:tc><w:tcPr><w:tcW w:w="1417.3228346456694" w:type="dxa"/><w:noWrap/></w:tcPr><w:p><w:pPr><w:spacing w:after="30"/></w:pPr><w:r><w:rPr><w:sz w:val="16"/><w:szCs w:val="16"/></w:rPr><w:t xml:space="preserve">`NULL`</w:t></w:r></w:p></w:tc><w:tc><w:tcPr><w:tcW w:w="1417.3228346456694" w:type="dxa"/><w:noWrap/></w:tcPr><w:p><w:pPr><w:spacing w:after="30"/></w:pPr><w:r><w:rPr><w:sz w:val="16"/><w:szCs w:val="16"/></w:rPr><w:t xml:space="preserve">-</w:t></w:r></w:p></w:tc><w:tc><w:tcPr><w:tcW w:w="1417.3228346456694" w:type="dxa"/><w:noWrap/></w:tcPr><w:p><w:pPr><w:spacing w:after="30"/></w:pPr><w:r><w:rPr><w:sz w:val="16"/><w:szCs w:val="16"/></w:rPr><w:t xml:space="preserve">Menyimpan atribut data pages pada sistem SIBIMA.</w:t></w:r></w:p></w:tc></w:tr><w:tr><w:trPr/><w:tc><w:tcPr><w:tcW w:w="1417.3228346456694" w:type="dxa"/><w:noWrap/></w:tcPr><w:p><w:pPr><w:spacing w:after="30"/></w:pPr><w:r><w:rPr><w:sz w:val="16"/><w:szCs w:val="16"/></w:rPr><w:t xml:space="preserve">14</w:t></w:r></w:p></w:tc><w:tc><w:tcPr><w:tcW w:w="1417.3228346456694" w:type="dxa"/><w:noWrap/></w:tcPr><w:p><w:pPr><w:spacing w:after="30"/></w:pPr><w:r><w:rPr><w:sz w:val="16"/><w:szCs w:val="16"/></w:rPr><w:t xml:space="preserve">`landing_page_url`</w:t></w:r></w:p></w:tc><w:tc><w:tcPr><w:tcW w:w="1417.3228346456694" w:type="dxa"/><w:noWrap/></w:tcPr><w:p><w:pPr><w:spacing w:after="30"/></w:pPr><w:r><w:rPr><w:sz w:val="16"/><w:szCs w:val="16"/></w:rPr><w:t xml:space="preserve">`varchar(255)`</w:t></w:r></w:p></w:tc><w:tc><w:tcPr><w:tcW w:w="1417.3228346456694" w:type="dxa"/><w:noWrap/></w:tcPr><w:p><w:pPr><w:spacing w:after="30"/></w:pPr><w:r><w:rPr><w:sz w:val="16"/><w:szCs w:val="16"/></w:rPr><w:t xml:space="preserve">NOT NULL</w:t></w:r></w:p></w:tc><w:tc><w:tcPr><w:tcW w:w="1417.3228346456694" w:type="dxa"/><w:noWrap/></w:tcPr><w:p><w:pPr><w:spacing w:after="30"/></w:pPr><w:r><w:rPr><w:sz w:val="16"/><w:szCs w:val="16"/></w:rPr><w:t xml:space="preserve">*None*</w:t></w:r></w:p></w:tc><w:tc><w:tcPr><w:tcW w:w="1417.3228346456694" w:type="dxa"/><w:noWrap/></w:tcPr><w:p><w:pPr><w:spacing w:after="30"/></w:pPr><w:r><w:rPr><w:sz w:val="16"/><w:szCs w:val="16"/></w:rPr><w:t xml:space="preserve">-</w:t></w:r></w:p></w:tc><w:tc><w:tcPr><w:tcW w:w="1417.3228346456694" w:type="dxa"/><w:noWrap/></w:tcPr><w:p><w:pPr><w:spacing w:after="30"/></w:pPr><w:r><w:rPr><w:sz w:val="16"/><w:szCs w:val="16"/></w:rPr><w:t xml:space="preserve">Menyimpan atribut data landing page url pada sistem SIBIMA.</w:t></w:r></w:p></w:tc></w:tr><w:tr><w:trPr/><w:tc><w:tcPr><w:tcW w:w="1417.3228346456694" w:type="dxa"/><w:noWrap/></w:tcPr><w:p><w:pPr><w:spacing w:after="30"/></w:pPr><w:r><w:rPr><w:sz w:val="16"/><w:szCs w:val="16"/></w:rPr><w:t xml:space="preserve">15</w:t></w:r></w:p></w:tc><w:tc><w:tcPr><w:tcW w:w="1417.3228346456694" w:type="dxa"/><w:noWrap/></w:tcPr><w:p><w:pPr><w:spacing w:after="30"/></w:pPr><w:r><w:rPr><w:sz w:val="16"/><w:szCs w:val="16"/></w:rPr><w:t xml:space="preserve">`pdf_url`</w:t></w:r></w:p></w:tc><w:tc><w:tcPr><w:tcW w:w="1417.3228346456694" w:type="dxa"/><w:noWrap/></w:tcPr><w:p><w:pPr><w:spacing w:after="30"/></w:pPr><w:r><w:rPr><w:sz w:val="16"/><w:szCs w:val="16"/></w:rPr><w:t xml:space="preserve">`varchar(255)`</w:t></w:r></w:p></w:tc><w:tc><w:tcPr><w:tcW w:w="1417.3228346456694" w:type="dxa"/><w:noWrap/></w:tcPr><w:p><w:pPr><w:spacing w:after="30"/></w:pPr><w:r><w:rPr><w:sz w:val="16"/><w:szCs w:val="16"/></w:rPr><w:t xml:space="preserve">NULL</w:t></w:r></w:p></w:tc><w:tc><w:tcPr><w:tcW w:w="1417.3228346456694" w:type="dxa"/><w:noWrap/></w:tcPr><w:p><w:pPr><w:spacing w:after="30"/></w:pPr><w:r><w:rPr><w:sz w:val="16"/><w:szCs w:val="16"/></w:rPr><w:t xml:space="preserve">`NULL`</w:t></w:r></w:p></w:tc><w:tc><w:tcPr><w:tcW w:w="1417.3228346456694" w:type="dxa"/><w:noWrap/></w:tcPr><w:p><w:pPr><w:spacing w:after="30"/></w:pPr><w:r><w:rPr><w:sz w:val="16"/><w:szCs w:val="16"/></w:rPr><w:t xml:space="preserve">-</w:t></w:r></w:p></w:tc><w:tc><w:tcPr><w:tcW w:w="1417.3228346456694" w:type="dxa"/><w:noWrap/></w:tcPr><w:p><w:pPr><w:spacing w:after="30"/></w:pPr><w:r><w:rPr><w:sz w:val="16"/><w:szCs w:val="16"/></w:rPr><w:t xml:space="preserve">Menyimpan atribut data pdf url pada sistem SIBIMA.</w:t></w:r></w:p></w:tc></w:tr><w:tr><w:trPr/><w:tc><w:tcPr><w:tcW w:w="1417.3228346456694" w:type="dxa"/><w:noWrap/></w:tcPr><w:p><w:pPr><w:spacing w:after="30"/></w:pPr><w:r><w:rPr><w:sz w:val="16"/><w:szCs w:val="16"/></w:rPr><w:t xml:space="preserve">16</w:t></w:r></w:p></w:tc><w:tc><w:tcPr><w:tcW w:w="1417.3228346456694" w:type="dxa"/><w:noWrap/></w:tcPr><w:p><w:pPr><w:spacing w:after="30"/></w:pPr><w:r><w:rPr><w:sz w:val="16"/><w:szCs w:val="16"/></w:rPr><w:t xml:space="preserve">`doi`</w:t></w:r></w:p></w:tc><w:tc><w:tcPr><w:tcW w:w="1417.3228346456694" w:type="dxa"/><w:noWrap/></w:tcPr><w:p><w:pPr><w:spacing w:after="30"/></w:pPr><w:r><w:rPr><w:sz w:val="16"/><w:szCs w:val="16"/></w:rPr><w:t xml:space="preserve">`varchar(255)`</w:t></w:r></w:p></w:tc><w:tc><w:tcPr><w:tcW w:w="1417.3228346456694" w:type="dxa"/><w:noWrap/></w:tcPr><w:p><w:pPr><w:spacing w:after="30"/></w:pPr><w:r><w:rPr><w:sz w:val="16"/><w:szCs w:val="16"/></w:rPr><w:t xml:space="preserve">NULL</w:t></w:r></w:p></w:tc><w:tc><w:tcPr><w:tcW w:w="1417.3228346456694" w:type="dxa"/><w:noWrap/></w:tcPr><w:p><w:pPr><w:spacing w:after="30"/></w:pPr><w:r><w:rPr><w:sz w:val="16"/><w:szCs w:val="16"/></w:rPr><w:t xml:space="preserve">`NULL`</w:t></w:r></w:p></w:tc><w:tc><w:tcPr><w:tcW w:w="1417.3228346456694" w:type="dxa"/><w:noWrap/></w:tcPr><w:p><w:pPr><w:spacing w:after="30"/></w:pPr><w:r><w:rPr><w:sz w:val="16"/><w:szCs w:val="16"/></w:rPr><w:t xml:space="preserve">-</w:t></w:r></w:p></w:tc><w:tc><w:tcPr><w:tcW w:w="1417.3228346456694" w:type="dxa"/><w:noWrap/></w:tcPr><w:p><w:pPr><w:spacing w:after="30"/></w:pPr><w:r><w:rPr><w:sz w:val="16"/><w:szCs w:val="16"/></w:rPr><w:t xml:space="preserve">Menyimpan atribut data doi pada sistem SIBIMA.</w:t></w:r></w:p></w:tc></w:tr><w:tr><w:trPr/><w:tc><w:tcPr><w:tcW w:w="1417.3228346456694" w:type="dxa"/><w:noWrap/></w:tcPr><w:p><w:pPr><w:spacing w:after="30"/></w:pPr><w:r><w:rPr><w:sz w:val="16"/><w:szCs w:val="16"/></w:rPr><w:t xml:space="preserve">17</w:t></w:r></w:p></w:tc><w:tc><w:tcPr><w:tcW w:w="1417.3228346456694" w:type="dxa"/><w:noWrap/></w:tcPr><w:p><w:pPr><w:spacing w:after="30"/></w:pPr><w:r><w:rPr><w:sz w:val="16"/><w:szCs w:val="16"/></w:rPr><w:t xml:space="preserve">`publisher`</w:t></w:r></w:p></w:tc><w:tc><w:tcPr><w:tcW w:w="1417.3228346456694" w:type="dxa"/><w:noWrap/></w:tcPr><w:p><w:pPr><w:spacing w:after="30"/></w:pPr><w:r><w:rPr><w:sz w:val="16"/><w:szCs w:val="16"/></w:rPr><w:t xml:space="preserve">`varchar(255)`</w:t></w:r></w:p></w:tc><w:tc><w:tcPr><w:tcW w:w="1417.3228346456694" w:type="dxa"/><w:noWrap/></w:tcPr><w:p><w:pPr><w:spacing w:after="30"/></w:pPr><w:r><w:rPr><w:sz w:val="16"/><w:szCs w:val="16"/></w:rPr><w:t xml:space="preserve">NULL</w:t></w:r></w:p></w:tc><w:tc><w:tcPr><w:tcW w:w="1417.3228346456694" w:type="dxa"/><w:noWrap/></w:tcPr><w:p><w:pPr><w:spacing w:after="30"/></w:pPr><w:r><w:rPr><w:sz w:val="16"/><w:szCs w:val="16"/></w:rPr><w:t xml:space="preserve">`NULL`</w:t></w:r></w:p></w:tc><w:tc><w:tcPr><w:tcW w:w="1417.3228346456694" w:type="dxa"/><w:noWrap/></w:tcPr><w:p><w:pPr><w:spacing w:after="30"/></w:pPr><w:r><w:rPr><w:sz w:val="16"/><w:szCs w:val="16"/></w:rPr><w:t xml:space="preserve">-</w:t></w:r></w:p></w:tc><w:tc><w:tcPr><w:tcW w:w="1417.3228346456694" w:type="dxa"/><w:noWrap/></w:tcPr><w:p><w:pPr><w:spacing w:after="30"/></w:pPr><w:r><w:rPr><w:sz w:val="16"/><w:szCs w:val="16"/></w:rPr><w:t xml:space="preserve">Menyimpan atribut data publisher pada sistem SIBIMA.</w:t></w:r></w:p></w:tc></w:tr><w:tr><w:trPr/><w:tc><w:tcPr><w:tcW w:w="1417.3228346456694" w:type="dxa"/><w:noWrap/></w:tcPr><w:p><w:pPr><w:spacing w:after="30"/></w:pPr><w:r><w:rPr><w:sz w:val="16"/><w:szCs w:val="16"/></w:rPr><w:t xml:space="preserve">18</w:t></w:r></w:p></w:tc><w:tc><w:tcPr><w:tcW w:w="1417.3228346456694" w:type="dxa"/><w:noWrap/></w:tcPr><w:p><w:pPr><w:spacing w:after="30"/></w:pPr><w:r><w:rPr><w:sz w:val="16"/><w:szCs w:val="16"/></w:rPr><w:t xml:space="preserve">`issn`</w:t></w:r></w:p></w:tc><w:tc><w:tcPr><w:tcW w:w="1417.3228346456694" w:type="dxa"/><w:noWrap/></w:tcPr><w:p><w:pPr><w:spacing w:after="30"/></w:pPr><w:r><w:rPr><w:sz w:val="16"/><w:szCs w:val="16"/></w:rPr><w:t xml:space="preserve">`varchar(255)`</w:t></w:r></w:p></w:tc><w:tc><w:tcPr><w:tcW w:w="1417.3228346456694" w:type="dxa"/><w:noWrap/></w:tcPr><w:p><w:pPr><w:spacing w:after="30"/></w:pPr><w:r><w:rPr><w:sz w:val="16"/><w:szCs w:val="16"/></w:rPr><w:t xml:space="preserve">NULL</w:t></w:r></w:p></w:tc><w:tc><w:tcPr><w:tcW w:w="1417.3228346456694" w:type="dxa"/><w:noWrap/></w:tcPr><w:p><w:pPr><w:spacing w:after="30"/></w:pPr><w:r><w:rPr><w:sz w:val="16"/><w:szCs w:val="16"/></w:rPr><w:t xml:space="preserve">`NULL`</w:t></w:r></w:p></w:tc><w:tc><w:tcPr><w:tcW w:w="1417.3228346456694" w:type="dxa"/><w:noWrap/></w:tcPr><w:p><w:pPr><w:spacing w:after="30"/></w:pPr><w:r><w:rPr><w:sz w:val="16"/><w:szCs w:val="16"/></w:rPr><w:t xml:space="preserve">-</w:t></w:r></w:p></w:tc><w:tc><w:tcPr><w:tcW w:w="1417.3228346456694" w:type="dxa"/><w:noWrap/></w:tcPr><w:p><w:pPr><w:spacing w:after="30"/></w:pPr><w:r><w:rPr><w:sz w:val="16"/><w:szCs w:val="16"/></w:rPr><w:t xml:space="preserve">Menyimpan atribut data issn pada sistem SIBIMA.</w:t></w:r></w:p></w:tc></w:tr><w:tr><w:trPr/><w:tc><w:tcPr><w:tcW w:w="1417.3228346456694" w:type="dxa"/><w:noWrap/></w:tcPr><w:p><w:pPr><w:spacing w:after="30"/></w:pPr><w:r><w:rPr><w:sz w:val="16"/><w:szCs w:val="16"/></w:rPr><w:t xml:space="preserve">19</w:t></w:r></w:p></w:tc><w:tc><w:tcPr><w:tcW w:w="1417.3228346456694" w:type="dxa"/><w:noWrap/></w:tcPr><w:p><w:pPr><w:spacing w:after="30"/></w:pPr><w:r><w:rPr><w:sz w:val="16"/><w:szCs w:val="16"/></w:rPr><w:t xml:space="preserve">`created_at`</w:t></w:r></w:p></w:tc><w:tc><w:tcPr><w:tcW w:w="1417.3228346456694" w:type="dxa"/><w:noWrap/></w:tcPr><w:p><w:pPr><w:spacing w:after="30"/></w:pPr><w:r><w:rPr><w:sz w:val="16"/><w:szCs w:val="16"/></w:rPr><w:t xml:space="preserve">`timestamp`</w:t></w:r></w:p></w:tc><w:tc><w:tcPr><w:tcW w:w="1417.3228346456694" w:type="dxa"/><w:noWrap/></w:tcPr><w:p><w:pPr><w:spacing w:after="30"/></w:pPr><w:r><w:rPr><w:sz w:val="16"/><w:szCs w:val="16"/></w:rPr><w:t xml:space="preserve">NULL</w:t></w:r></w:p></w:tc><w:tc><w:tcPr><w:tcW w:w="1417.3228346456694" w:type="dxa"/><w:noWrap/></w:tcPr><w:p><w:pPr><w:spacing w:after="30"/></w:pPr><w:r><w:rPr><w:sz w:val="16"/><w:szCs w:val="16"/></w:rPr><w:t xml:space="preserve">`NULL`</w:t></w:r></w:p></w:tc><w:tc><w:tcPr><w:tcW w:w="1417.3228346456694" w:type="dxa"/><w:noWrap/></w:tcPr><w:p><w:pPr><w:spacing w:after="30"/></w:pPr><w:r><w:rPr><w:sz w:val="16"/><w:szCs w:val="16"/></w:rPr><w:t xml:space="preserve">-</w:t></w:r></w:p></w:tc><w:tc><w:tcPr><w:tcW w:w="1417.3228346456694" w:type="dxa"/><w:noWrap/></w:tcPr><w:p><w:pPr><w:spacing w:after="30"/></w:pPr><w:r><w:rPr><w:sz w:val="16"/><w:szCs w:val="16"/></w:rPr><w:t xml:space="preserve">Waktu rekaman pertama kali dibuat di sistem.</w:t></w:r></w:p></w:tc></w:tr><w:tr><w:trPr/><w:tc><w:tcPr><w:tcW w:w="1417.3228346456694" w:type="dxa"/><w:noWrap/></w:tcPr><w:p><w:pPr><w:spacing w:after="30"/></w:pPr><w:r><w:rPr><w:sz w:val="16"/><w:szCs w:val="16"/></w:rPr><w:t xml:space="preserve">20</w:t></w:r></w:p></w:tc><w:tc><w:tcPr><w:tcW w:w="1417.3228346456694" w:type="dxa"/><w:noWrap/></w:tcPr><w:p><w:pPr><w:spacing w:after="30"/></w:pPr><w:r><w:rPr><w:sz w:val="16"/><w:szCs w:val="16"/></w:rPr><w:t xml:space="preserve">`updated_at`</w:t></w:r></w:p></w:tc><w:tc><w:tcPr><w:tcW w:w="1417.3228346456694" w:type="dxa"/><w:noWrap/></w:tcPr><w:p><w:pPr><w:spacing w:after="30"/></w:pPr><w:r><w:rPr><w:sz w:val="16"/><w:szCs w:val="16"/></w:rPr><w:t xml:space="preserve">`timestamp`</w:t></w:r></w:p></w:tc><w:tc><w:tcPr><w:tcW w:w="1417.3228346456694" w:type="dxa"/><w:noWrap/></w:tcPr><w:p><w:pPr><w:spacing w:after="30"/></w:pPr><w:r><w:rPr><w:sz w:val="16"/><w:szCs w:val="16"/></w:rPr><w:t xml:space="preserve">NULL</w:t></w:r></w:p></w:tc><w:tc><w:tcPr><w:tcW w:w="1417.3228346456694" w:type="dxa"/><w:noWrap/></w:tcPr><w:p><w:pPr><w:spacing w:after="30"/></w:pPr><w:r><w:rPr><w:sz w:val="16"/><w:szCs w:val="16"/></w:rPr><w:t xml:space="preserve">`NULL`</w:t></w:r></w:p></w:tc><w:tc><w:tcPr><w:tcW w:w="1417.3228346456694" w:type="dxa"/><w:noWrap/></w:tcPr><w:p><w:pPr><w:spacing w:after="30"/></w:pPr><w:r><w:rPr><w:sz w:val="16"/><w:szCs w:val="16"/></w:rPr><w:t xml:space="preserve">-</w:t></w:r></w:p></w:tc><w:tc><w:tcPr><w:tcW w:w="1417.3228346456694" w:type="dxa"/><w:noWrap/></w:tcPr><w:p><w:pPr><w:spacing w:after="30"/></w:pPr><w:r><w:rPr><w:sz w:val="16"/><w:szCs w:val="16"/></w:rPr><w:t xml:space="preserve">Waktu rekaman terakhir kali diperbarui.</w:t></w:r></w:p></w:tc></w:tr></w:tbl><w:p/><w:p><w:pPr><w:jc w:val="both"/><w:spacing w:after="70"/></w:pPr><w:r><w:rPr><w:sz w:val="19"/><w:szCs w:val="19"/></w:rPr><w:t xml:space="preserve">---</w:t></w:r></w:p><w:p><w:pPr><w:pStyle w:val="Heading3"/></w:pPr><w:bookmarkStart w:id="18" w:name="_Toc18"/><w:r><w:t>3.7 Tabel Pendaftaran Yudisium & Kelulusan (`graduations`)</w:t></w:r><w:bookmarkEnd w:id="18"/></w:p><w:p><w:pPr><w:spacing w:before="40" w:after="40"/></w:pPr><w:r><w:rPr><w:color w:val="334155"/><w:sz w:val="19"/><w:szCs w:val="19"/><w:b w:val="1"/><w:bCs w:val="1"/><w:i w:val="1"/><w:iCs w:val="1"/></w:rPr><w:t xml:space="preserve">**Nama Tabel**: `graduations`</w:t></w:r></w:p><w:p><w:pPr><w:spacing w:before="40" w:after="40"/></w:pPr><w:r><w:rPr><w:color w:val="334155"/><w:sz w:val="19"/><w:szCs w:val="19"/><w:b w:val="0"/><w:bCs w:val="0"/><w:i w:val="1"/><w:iCs w:val="1"/></w:rPr><w:t xml:space="preserve">**Primary Key**: `id`</w:t></w:r></w:p><w:p><w:pPr><w:spacing w:before="40" w:after="40"/></w:pPr><w:r><w:rPr><w:color w:val="334155"/><w:sz w:val="19"/><w:szCs w:val="19"/><w:b w:val="0"/><w:bCs w:val="0"/><w:i w:val="1"/><w:iCs w:val="1"/></w:rPr><w:t xml:space="preserve">**Foreign Key**: `approved_by` $\rightarrow$ merujuk ke `users.id``student_id` $\rightarrow$ merujuk ke `users.id``thesis_id` $\rightarrow$ merujuk ke `theses.id`</w:t></w:r></w:p><w:p><w:pPr><w:spacing w:before="40" w:after="40"/></w:pPr><w:r><w:rPr><w:color w:val="334155"/><w:sz w:val="19"/><w:szCs w:val="19"/><w:b w:val="0"/><w:bCs w:val="0"/><w:i w:val="1"/><w:iCs w:val="1"/></w:rPr><w:t xml:space="preserve">**Deskripsi**: Menyimpan pendaftaran yudisium dan penetapan kelulusan sarjana bagi mahasiswa yang telah menyelesaikan revisi sidang dan melengkapi berkas bebas pustaka serta bebas laboratorium.</w:t></w:r></w:p><w:tbl><w:tblGrid><w:gridCol w:w="1417.3228346456694" w:type="dxa"/><w:gridCol w:w="1417.3228346456694" w:type="dxa"/><w:gridCol w:w="1417.3228346456694" w:type="dxa"/><w:gridCol w:w="1417.3228346456694" w:type="dxa"/><w:gridCol w:w="1417.3228346456694" w:type="dxa"/><w:gridCol w:w="1417.3228346456694" w:type="dxa"/><w:gridCol w:w="1417.3228346456694" w:type="dxa"/></w:tblGrid><w:tblPr><w:tblStyle w:val="DbTable"/></w:tblPr><w:tr><w:trPr/><w:tc><w:tcPr><w:tcW w:w="1417.3228346456694" w:type="dxa"/><w:shd w:val="clear" w:fill="1E293B"/><w:noWrap/></w:tcPr><w:p><w:pPr><w:spacing w:after="30"/></w:pPr><w:r><w:rPr><w:color w:val="FFFFFF"/><w:sz w:val="16"/><w:szCs w:val="16"/><w:b w:val="1"/><w:bCs w:val="1"/></w:rPr><w:t xml:space="preserve">No</w:t></w:r></w:p></w:tc><w:tc><w:tcPr><w:tcW w:w="1417.3228346456694" w:type="dxa"/><w:shd w:val="clear" w:fill="1E293B"/><w:noWrap/></w:tcPr><w:p><w:pPr><w:spacing w:after="30"/></w:pPr><w:r><w:rPr><w:color w:val="FFFFFF"/><w:sz w:val="16"/><w:szCs w:val="16"/><w:b w:val="1"/><w:bCs w:val="1"/></w:rPr><w:t xml:space="preserve">Nama Kolom</w:t></w:r></w:p></w:tc><w:tc><w:tcPr><w:tcW w:w="1417.3228346456694" w:type="dxa"/><w:shd w:val="clear" w:fill="1E293B"/><w:noWrap/></w:tcPr><w:p><w:pPr><w:spacing w:after="30"/></w:pPr><w:r><w:rPr><w:color w:val="FFFFFF"/><w:sz w:val="16"/><w:szCs w:val="16"/><w:b w:val="1"/><w:bCs w:val="1"/></w:rPr><w:t xml:space="preserve">Tipe Data</w:t></w:r></w:p></w:tc><w:tc><w:tcPr><w:tcW w:w="1417.3228346456694" w:type="dxa"/><w:shd w:val="clear" w:fill="1E293B"/><w:noWrap/></w:tcPr><w:p><w:pPr><w:spacing w:after="30"/></w:pPr><w:r><w:rPr><w:color w:val="FFFFFF"/><w:sz w:val="16"/><w:szCs w:val="16"/><w:b w:val="1"/><w:bCs w:val="1"/></w:rPr><w:t xml:space="preserve">Nullable</w:t></w:r></w:p></w:tc><w:tc><w:tcPr><w:tcW w:w="1417.3228346456694" w:type="dxa"/><w:shd w:val="clear" w:fill="1E293B"/><w:noWrap/></w:tcPr><w:p><w:pPr><w:spacing w:after="30"/></w:pPr><w:r><w:rPr><w:color w:val="FFFFFF"/><w:sz w:val="16"/><w:szCs w:val="16"/><w:b w:val="1"/><w:bCs w:val="1"/></w:rPr><w:t xml:space="preserve">Nilai Default</w:t></w:r></w:p></w:tc><w:tc><w:tcPr><w:tcW w:w="1417.3228346456694" w:type="dxa"/><w:shd w:val="clear" w:fill="1E293B"/><w:noWrap/></w:tcPr><w:p><w:pPr><w:spacing w:after="30"/></w:pPr><w:r><w:rPr><w:color w:val="FFFFFF"/><w:sz w:val="16"/><w:szCs w:val="16"/><w:b w:val="1"/><w:bCs w:val="1"/></w:rPr><w:t xml:space="preserve">Kunci (*Key*)</w:t></w:r></w:p></w:tc><w:tc><w:tcPr><w:tcW w:w="1417.3228346456694" w:type="dxa"/><w:shd w:val="clear" w:fill="1E293B"/><w:noWrap/></w:tcPr><w:p><w:pPr><w:spacing w:after="30"/></w:pPr><w:r><w:rPr><w:color w:val="FFFFFF"/><w:sz w:val="16"/><w:szCs w:val="16"/><w:b w:val="1"/><w:bCs w:val="1"/></w:rPr><w:t xml:space="preserve">Keterangan & Aturan Bisnis</w:t></w:r></w:p></w:tc></w:tr><w:tr><w:trPr/><w:tc><w:tcPr><w:tcW w:w="1417.3228346456694" w:type="dxa"/><w:noWrap/></w:tcPr><w:p><w:pPr><w:spacing w:after="30"/></w:pPr><w:r><w:rPr><w:sz w:val="16"/><w:szCs w:val="16"/></w:rPr><w:t xml:space="preserve">1</w:t></w:r></w:p></w:tc><w:tc><w:tcPr><w:tcW w:w="1417.3228346456694" w:type="dxa"/><w:noWrap/></w:tcPr><w:p><w:pPr><w:spacing w:after="30"/></w:pPr><w:r><w:rPr><w:sz w:val="16"/><w:szCs w:val="16"/></w:rPr><w:t xml:space="preserve">`id`</w:t></w:r></w:p></w:tc><w:tc><w:tcPr><w:tcW w:w="1417.3228346456694" w:type="dxa"/><w:noWrap/></w:tcPr><w:p><w:pPr><w:spacing w:after="30"/></w:pPr><w:r><w:rPr><w:sz w:val="16"/><w:szCs w:val="16"/></w:rPr><w:t xml:space="preserve">`bigint(20) unsigned`</w:t></w:r></w:p></w:tc><w:tc><w:tcPr><w:tcW w:w="1417.3228346456694" w:type="dxa"/><w:noWrap/></w:tcPr><w:p><w:pPr><w:spacing w:after="30"/></w:pPr><w:r><w:rPr><w:sz w:val="16"/><w:szCs w:val="16"/></w:rPr><w:t xml:space="preserve">NOT NULL</w:t></w:r></w:p></w:tc><w:tc><w:tcPr><w:tcW w:w="1417.3228346456694" w:type="dxa"/><w:noWrap/></w:tcPr><w:p><w:pPr><w:spacing w:after="30"/></w:pPr><w:r><w:rPr><w:sz w:val="16"/><w:szCs w:val="16"/></w:rPr><w:t xml:space="preserve">*None*</w:t></w:r></w:p></w:tc><w:tc><w:tcPr><w:tcW w:w="1417.3228346456694" w:type="dxa"/><w:noWrap/></w:tcPr><w:p><w:pPr><w:spacing w:after="30"/></w:pPr><w:r><w:rPr><w:sz w:val="16"/><w:szCs w:val="16"/></w:rPr><w:t xml:space="preserve">PRI (auto_increment)</w:t></w:r></w:p></w:tc><w:tc><w:tcPr><w:tcW w:w="1417.3228346456694" w:type="dxa"/><w:noWrap/></w:tcPr><w:p><w:pPr><w:spacing w:after="30"/></w:pPr><w:r><w:rPr><w:sz w:val="16"/><w:szCs w:val="16"/></w:rPr><w:t xml:space="preserve">Identitas unik rekaman data (*Surrogate Primary Key*).</w:t></w:r></w:p></w:tc></w:tr><w:tr><w:trPr/><w:tc><w:tcPr><w:tcW w:w="1417.3228346456694" w:type="dxa"/><w:noWrap/></w:tcPr><w:p><w:pPr><w:spacing w:after="30"/></w:pPr><w:r><w:rPr><w:sz w:val="16"/><w:szCs w:val="16"/></w:rPr><w:t xml:space="preserve">2</w:t></w:r></w:p></w:tc><w:tc><w:tcPr><w:tcW w:w="1417.3228346456694" w:type="dxa"/><w:noWrap/></w:tcPr><w:p><w:pPr><w:spacing w:after="30"/></w:pPr><w:r><w:rPr><w:sz w:val="16"/><w:szCs w:val="16"/></w:rPr><w:t xml:space="preserve">`thesis_id`</w:t></w:r></w:p></w:tc><w:tc><w:tcPr><w:tcW w:w="1417.3228346456694" w:type="dxa"/><w:noWrap/></w:tcPr><w:p><w:pPr><w:spacing w:after="30"/></w:pPr><w:r><w:rPr><w:sz w:val="16"/><w:szCs w:val="16"/></w:rPr><w:t xml:space="preserve">`bigint(20) unsigned`</w:t></w:r></w:p></w:tc><w:tc><w:tcPr><w:tcW w:w="1417.3228346456694" w:type="dxa"/><w:noWrap/></w:tcPr><w:p><w:pPr><w:spacing w:after="30"/></w:pPr><w:r><w:rPr><w:sz w:val="16"/><w:szCs w:val="16"/></w:rPr><w:t xml:space="preserve">NOT NULL</w:t></w:r></w:p></w:tc><w:tc><w:tcPr><w:tcW w:w="1417.3228346456694" w:type="dxa"/><w:noWrap/></w:tcPr><w:p><w:pPr><w:spacing w:after="30"/></w:pPr><w:r><w:rPr><w:sz w:val="16"/><w:szCs w:val="16"/></w:rPr><w:t xml:space="preserve">*None*</w:t></w:r></w:p></w:tc><w:tc><w:tcPr><w:tcW w:w="1417.3228346456694" w:type="dxa"/><w:noWrap/></w:tcPr><w:p><w:pPr><w:spacing w:after="30"/></w:pPr><w:r><w:rPr><w:sz w:val="16"/><w:szCs w:val="16"/></w:rPr><w:t xml:space="preserve">MUL</w:t></w:r></w:p></w:tc><w:tc><w:tcPr><w:tcW w:w="1417.3228346456694" w:type="dxa"/><w:noWrap/></w:tcPr><w:p><w:pPr><w:spacing w:after="30"/></w:pPr><w:r><w:rPr><w:sz w:val="16"/><w:szCs w:val="16"/></w:rPr><w:t xml:space="preserve">Kunci asing merujuk ke skripsi yang telah tuntas diuji.</w:t></w:r></w:p></w:tc></w:tr><w:tr><w:trPr/><w:tc><w:tcPr><w:tcW w:w="1417.3228346456694" w:type="dxa"/><w:noWrap/></w:tcPr><w:p><w:pPr><w:spacing w:after="30"/></w:pPr><w:r><w:rPr><w:sz w:val="16"/><w:szCs w:val="16"/></w:rPr><w:t xml:space="preserve">3</w:t></w:r></w:p></w:tc><w:tc><w:tcPr><w:tcW w:w="1417.3228346456694" w:type="dxa"/><w:noWrap/></w:tcPr><w:p><w:pPr><w:spacing w:after="30"/></w:pPr><w:r><w:rPr><w:sz w:val="16"/><w:szCs w:val="16"/></w:rPr><w:t xml:space="preserve">`student_id`</w:t></w:r></w:p></w:tc><w:tc><w:tcPr><w:tcW w:w="1417.3228346456694" w:type="dxa"/><w:noWrap/></w:tcPr><w:p><w:pPr><w:spacing w:after="30"/></w:pPr><w:r><w:rPr><w:sz w:val="16"/><w:szCs w:val="16"/></w:rPr><w:t xml:space="preserve">`bigint(20) unsigned`</w:t></w:r></w:p></w:tc><w:tc><w:tcPr><w:tcW w:w="1417.3228346456694" w:type="dxa"/><w:noWrap/></w:tcPr><w:p><w:pPr><w:spacing w:after="30"/></w:pPr><w:r><w:rPr><w:sz w:val="16"/><w:szCs w:val="16"/></w:rPr><w:t xml:space="preserve">NOT NULL</w:t></w:r></w:p></w:tc><w:tc><w:tcPr><w:tcW w:w="1417.3228346456694" w:type="dxa"/><w:noWrap/></w:tcPr><w:p><w:pPr><w:spacing w:after="30"/></w:pPr><w:r><w:rPr><w:sz w:val="16"/><w:szCs w:val="16"/></w:rPr><w:t xml:space="preserve">*None*</w:t></w:r></w:p></w:tc><w:tc><w:tcPr><w:tcW w:w="1417.3228346456694" w:type="dxa"/><w:noWrap/></w:tcPr><w:p><w:pPr><w:spacing w:after="30"/></w:pPr><w:r><w:rPr><w:sz w:val="16"/><w:szCs w:val="16"/></w:rPr><w:t xml:space="preserve">MUL</w:t></w:r></w:p></w:tc><w:tc><w:tcPr><w:tcW w:w="1417.3228346456694" w:type="dxa"/><w:noWrap/></w:tcPr><w:p><w:pPr><w:spacing w:after="30"/></w:pPr><w:r><w:rPr><w:sz w:val="16"/><w:szCs w:val="16"/></w:rPr><w:t xml:space="preserve">Kunci asing merujuk ke mahasiswa calon lulusan.</w:t></w:r></w:p></w:tc></w:tr><w:tr><w:trPr/><w:tc><w:tcPr><w:tcW w:w="1417.3228346456694" w:type="dxa"/><w:noWrap/></w:tcPr><w:p><w:pPr><w:spacing w:after="30"/></w:pPr><w:r><w:rPr><w:sz w:val="16"/><w:szCs w:val="16"/></w:rPr><w:t xml:space="preserve">4</w:t></w:r></w:p></w:tc><w:tc><w:tcPr><w:tcW w:w="1417.3228346456694" w:type="dxa"/><w:noWrap/></w:tcPr><w:p><w:pPr><w:spacing w:after="30"/></w:pPr><w:r><w:rPr><w:sz w:val="16"/><w:szCs w:val="16"/></w:rPr><w:t xml:space="preserve">`status`</w:t></w:r></w:p></w:tc><w:tc><w:tcPr><w:tcW w:w="1417.3228346456694" w:type="dxa"/><w:noWrap/></w:tcPr><w:p><w:pPr><w:spacing w:after="30"/></w:pPr><w:r><w:rPr><w:sz w:val="16"/><w:szCs w:val="16"/></w:rPr><w:t xml:space="preserve">`enum('pending','approved','rejected')`</w:t></w:r></w:p></w:tc><w:tc><w:tcPr><w:tcW w:w="1417.3228346456694" w:type="dxa"/><w:noWrap/></w:tcPr><w:p><w:pPr><w:spacing w:after="30"/></w:pPr><w:r><w:rPr><w:sz w:val="16"/><w:szCs w:val="16"/></w:rPr><w:t xml:space="preserve">NOT NULL</w:t></w:r></w:p></w:tc><w:tc><w:tcPr><w:tcW w:w="1417.3228346456694" w:type="dxa"/><w:noWrap/></w:tcPr><w:p><w:pPr><w:spacing w:after="30"/></w:pPr><w:r><w:rPr><w:sz w:val="16"/><w:szCs w:val="16"/></w:rPr><w:t xml:space="preserve">`'pending'`</w:t></w:r></w:p></w:tc><w:tc><w:tcPr><w:tcW w:w="1417.3228346456694" w:type="dxa"/><w:noWrap/></w:tcPr><w:p><w:pPr><w:spacing w:after="30"/></w:pPr><w:r><w:rPr><w:sz w:val="16"/><w:szCs w:val="16"/></w:rPr><w:t xml:space="preserve">-</w:t></w:r></w:p></w:tc><w:tc><w:tcPr><w:tcW w:w="1417.3228346456694" w:type="dxa"/><w:noWrap/></w:tcPr><w:p><w:pPr><w:spacing w:after="30"/></w:pPr><w:r><w:rPr><w:sz w:val="16"/><w:szCs w:val="16"/></w:rPr><w:t xml:space="preserve">Status permohonan yudisium: submitted, verified, graduated.</w:t></w:r></w:p></w:tc></w:tr><w:tr><w:trPr/><w:tc><w:tcPr><w:tcW w:w="1417.3228346456694" w:type="dxa"/><w:noWrap/></w:tcPr><w:p><w:pPr><w:spacing w:after="30"/></w:pPr><w:r><w:rPr><w:sz w:val="16"/><w:szCs w:val="16"/></w:rPr><w:t xml:space="preserve">5</w:t></w:r></w:p></w:tc><w:tc><w:tcPr><w:tcW w:w="1417.3228346456694" w:type="dxa"/><w:noWrap/></w:tcPr><w:p><w:pPr><w:spacing w:after="30"/></w:pPr><w:r><w:rPr><w:sz w:val="16"/><w:szCs w:val="16"/></w:rPr><w:t xml:space="preserve">`rejection_reason`</w:t></w:r></w:p></w:tc><w:tc><w:tcPr><w:tcW w:w="1417.3228346456694" w:type="dxa"/><w:noWrap/></w:tcPr><w:p><w:pPr><w:spacing w:after="30"/></w:pPr><w:r><w:rPr><w:sz w:val="16"/><w:szCs w:val="16"/></w:rPr><w:t xml:space="preserve">`text`</w:t></w:r></w:p></w:tc><w:tc><w:tcPr><w:tcW w:w="1417.3228346456694" w:type="dxa"/><w:noWrap/></w:tcPr><w:p><w:pPr><w:spacing w:after="30"/></w:pPr><w:r><w:rPr><w:sz w:val="16"/><w:szCs w:val="16"/></w:rPr><w:t xml:space="preserve">NULL</w:t></w:r></w:p></w:tc><w:tc><w:tcPr><w:tcW w:w="1417.3228346456694" w:type="dxa"/><w:noWrap/></w:tcPr><w:p><w:pPr><w:spacing w:after="30"/></w:pPr><w:r><w:rPr><w:sz w:val="16"/><w:szCs w:val="16"/></w:rPr><w:t xml:space="preserve">`NULL`</w:t></w:r></w:p></w:tc><w:tc><w:tcPr><w:tcW w:w="1417.3228346456694" w:type="dxa"/><w:noWrap/></w:tcPr><w:p><w:pPr><w:spacing w:after="30"/></w:pPr><w:r><w:rPr><w:sz w:val="16"/><w:szCs w:val="16"/></w:rPr><w:t xml:space="preserve">-</w:t></w:r></w:p></w:tc><w:tc><w:tcPr><w:tcW w:w="1417.3228346456694" w:type="dxa"/><w:noWrap/></w:tcPr><w:p><w:pPr><w:spacing w:after="30"/></w:pPr><w:r><w:rPr><w:sz w:val="16"/><w:szCs w:val="16"/></w:rPr><w:t xml:space="preserve">Menyimpan atribut data rejection reason pada sistem SIBIMA.</w:t></w:r></w:p></w:tc></w:tr><w:tr><w:trPr/><w:tc><w:tcPr><w:tcW w:w="1417.3228346456694" w:type="dxa"/><w:noWrap/></w:tcPr><w:p><w:pPr><w:spacing w:after="30"/></w:pPr><w:r><w:rPr><w:sz w:val="16"/><w:szCs w:val="16"/></w:rPr><w:t xml:space="preserve">6</w:t></w:r></w:p></w:tc><w:tc><w:tcPr><w:tcW w:w="1417.3228346456694" w:type="dxa"/><w:noWrap/></w:tcPr><w:p><w:pPr><w:spacing w:after="30"/></w:pPr><w:r><w:rPr><w:sz w:val="16"/><w:szCs w:val="16"/></w:rPr><w:t xml:space="preserve">`final_thesis_file`</w:t></w:r></w:p></w:tc><w:tc><w:tcPr><w:tcW w:w="1417.3228346456694" w:type="dxa"/><w:noWrap/></w:tcPr><w:p><w:pPr><w:spacing w:after="30"/></w:pPr><w:r><w:rPr><w:sz w:val="16"/><w:szCs w:val="16"/></w:rPr><w:t xml:space="preserve">`text`</w:t></w:r></w:p></w:tc><w:tc><w:tcPr><w:tcW w:w="1417.3228346456694" w:type="dxa"/><w:noWrap/></w:tcPr><w:p><w:pPr><w:spacing w:after="30"/></w:pPr><w:r><w:rPr><w:sz w:val="16"/><w:szCs w:val="16"/></w:rPr><w:t xml:space="preserve">NULL</w:t></w:r></w:p></w:tc><w:tc><w:tcPr><w:tcW w:w="1417.3228346456694" w:type="dxa"/><w:noWrap/></w:tcPr><w:p><w:pPr><w:spacing w:after="30"/></w:pPr><w:r><w:rPr><w:sz w:val="16"/><w:szCs w:val="16"/></w:rPr><w:t xml:space="preserve">`NULL`</w:t></w:r></w:p></w:tc><w:tc><w:tcPr><w:tcW w:w="1417.3228346456694" w:type="dxa"/><w:noWrap/></w:tcPr><w:p><w:pPr><w:spacing w:after="30"/></w:pPr><w:r><w:rPr><w:sz w:val="16"/><w:szCs w:val="16"/></w:rPr><w:t xml:space="preserve">-</w:t></w:r></w:p></w:tc><w:tc><w:tcPr><w:tcW w:w="1417.3228346456694" w:type="dxa"/><w:noWrap/></w:tcPr><w:p><w:pPr><w:spacing w:after="30"/></w:pPr><w:r><w:rPr><w:sz w:val="16"/><w:szCs w:val="16"/></w:rPr><w:t xml:space="preserve">Path penyimpanan berkas digital pada storage sistem.</w:t></w:r></w:p></w:tc></w:tr><w:tr><w:trPr/><w:tc><w:tcPr><w:tcW w:w="1417.3228346456694" w:type="dxa"/><w:noWrap/></w:tcPr><w:p><w:pPr><w:spacing w:after="30"/></w:pPr><w:r><w:rPr><w:sz w:val="16"/><w:szCs w:val="16"/></w:rPr><w:t xml:space="preserve">7</w:t></w:r></w:p></w:tc><w:tc><w:tcPr><w:tcW w:w="1417.3228346456694" w:type="dxa"/><w:noWrap/></w:tcPr><w:p><w:pPr><w:spacing w:after="30"/></w:pPr><w:r><w:rPr><w:sz w:val="16"/><w:szCs w:val="16"/></w:rPr><w:t xml:space="preserve">`journal_article_file`</w:t></w:r></w:p></w:tc><w:tc><w:tcPr><w:tcW w:w="1417.3228346456694" w:type="dxa"/><w:noWrap/></w:tcPr><w:p><w:pPr><w:spacing w:after="30"/></w:pPr><w:r><w:rPr><w:sz w:val="16"/><w:szCs w:val="16"/></w:rPr><w:t xml:space="preserve">`text`</w:t></w:r></w:p></w:tc><w:tc><w:tcPr><w:tcW w:w="1417.3228346456694" w:type="dxa"/><w:noWrap/></w:tcPr><w:p><w:pPr><w:spacing w:after="30"/></w:pPr><w:r><w:rPr><w:sz w:val="16"/><w:szCs w:val="16"/></w:rPr><w:t xml:space="preserve">NULL</w:t></w:r></w:p></w:tc><w:tc><w:tcPr><w:tcW w:w="1417.3228346456694" w:type="dxa"/><w:noWrap/></w:tcPr><w:p><w:pPr><w:spacing w:after="30"/></w:pPr><w:r><w:rPr><w:sz w:val="16"/><w:szCs w:val="16"/></w:rPr><w:t xml:space="preserve">`NULL`</w:t></w:r></w:p></w:tc><w:tc><w:tcPr><w:tcW w:w="1417.3228346456694" w:type="dxa"/><w:noWrap/></w:tcPr><w:p><w:pPr><w:spacing w:after="30"/></w:pPr><w:r><w:rPr><w:sz w:val="16"/><w:szCs w:val="16"/></w:rPr><w:t xml:space="preserve">-</w:t></w:r></w:p></w:tc><w:tc><w:tcPr><w:tcW w:w="1417.3228346456694" w:type="dxa"/><w:noWrap/></w:tcPr><w:p><w:pPr><w:spacing w:after="30"/></w:pPr><w:r><w:rPr><w:sz w:val="16"/><w:szCs w:val="16"/></w:rPr><w:t xml:space="preserve">Path penyimpanan berkas digital pada storage sistem.</w:t></w:r></w:p></w:tc></w:tr><w:tr><w:trPr/><w:tc><w:tcPr><w:tcW w:w="1417.3228346456694" w:type="dxa"/><w:noWrap/></w:tcPr><w:p><w:pPr><w:spacing w:after="30"/></w:pPr><w:r><w:rPr><w:sz w:val="16"/><w:szCs w:val="16"/></w:rPr><w:t xml:space="preserve">8</w:t></w:r></w:p></w:tc><w:tc><w:tcPr><w:tcW w:w="1417.3228346456694" w:type="dxa"/><w:noWrap/></w:tcPr><w:p><w:pPr><w:spacing w:after="30"/></w:pPr><w:r><w:rPr><w:sz w:val="16"/><w:szCs w:val="16"/></w:rPr><w:t xml:space="preserve">`publication_link`</w:t></w:r></w:p></w:tc><w:tc><w:tcPr><w:tcW w:w="1417.3228346456694" w:type="dxa"/><w:noWrap/></w:tcPr><w:p><w:pPr><w:spacing w:after="30"/></w:pPr><w:r><w:rPr><w:sz w:val="16"/><w:szCs w:val="16"/></w:rPr><w:t xml:space="preserve">`text`</w:t></w:r></w:p></w:tc><w:tc><w:tcPr><w:tcW w:w="1417.3228346456694" w:type="dxa"/><w:noWrap/></w:tcPr><w:p><w:pPr><w:spacing w:after="30"/></w:pPr><w:r><w:rPr><w:sz w:val="16"/><w:szCs w:val="16"/></w:rPr><w:t xml:space="preserve">NULL</w:t></w:r></w:p></w:tc><w:tc><w:tcPr><w:tcW w:w="1417.3228346456694" w:type="dxa"/><w:noWrap/></w:tcPr><w:p><w:pPr><w:spacing w:after="30"/></w:pPr><w:r><w:rPr><w:sz w:val="16"/><w:szCs w:val="16"/></w:rPr><w:t xml:space="preserve">`NULL`</w:t></w:r></w:p></w:tc><w:tc><w:tcPr><w:tcW w:w="1417.3228346456694" w:type="dxa"/><w:noWrap/></w:tcPr><w:p><w:pPr><w:spacing w:after="30"/></w:pPr><w:r><w:rPr><w:sz w:val="16"/><w:szCs w:val="16"/></w:rPr><w:t xml:space="preserve">-</w:t></w:r></w:p></w:tc><w:tc><w:tcPr><w:tcW w:w="1417.3228346456694" w:type="dxa"/><w:noWrap/></w:tcPr><w:p><w:pPr><w:spacing w:after="30"/></w:pPr><w:r><w:rPr><w:sz w:val="16"/><w:szCs w:val="16"/></w:rPr><w:t xml:space="preserve">Menyimpan atribut data publication link pada sistem SIBIMA.</w:t></w:r></w:p></w:tc></w:tr><w:tr><w:trPr/><w:tc><w:tcPr><w:tcW w:w="1417.3228346456694" w:type="dxa"/><w:noWrap/></w:tcPr><w:p><w:pPr><w:spacing w:after="30"/></w:pPr><w:r><w:rPr><w:sz w:val="16"/><w:szCs w:val="16"/></w:rPr><w:t xml:space="preserve">9</w:t></w:r></w:p></w:tc><w:tc><w:tcPr><w:tcW w:w="1417.3228346456694" w:type="dxa"/><w:noWrap/></w:tcPr><w:p><w:pPr><w:spacing w:after="30"/></w:pPr><w:r><w:rPr><w:sz w:val="16"/><w:szCs w:val="16"/></w:rPr><w:t xml:space="preserve">`plagiarism_file`</w:t></w:r></w:p></w:tc><w:tc><w:tcPr><w:tcW w:w="1417.3228346456694" w:type="dxa"/><w:noWrap/></w:tcPr><w:p><w:pPr><w:spacing w:after="30"/></w:pPr><w:r><w:rPr><w:sz w:val="16"/><w:szCs w:val="16"/></w:rPr><w:t xml:space="preserve">`text`</w:t></w:r></w:p></w:tc><w:tc><w:tcPr><w:tcW w:w="1417.3228346456694" w:type="dxa"/><w:noWrap/></w:tcPr><w:p><w:pPr><w:spacing w:after="30"/></w:pPr><w:r><w:rPr><w:sz w:val="16"/><w:szCs w:val="16"/></w:rPr><w:t xml:space="preserve">NULL</w:t></w:r></w:p></w:tc><w:tc><w:tcPr><w:tcW w:w="1417.3228346456694" w:type="dxa"/><w:noWrap/></w:tcPr><w:p><w:pPr><w:spacing w:after="30"/></w:pPr><w:r><w:rPr><w:sz w:val="16"/><w:szCs w:val="16"/></w:rPr><w:t xml:space="preserve">`NULL`</w:t></w:r></w:p></w:tc><w:tc><w:tcPr><w:tcW w:w="1417.3228346456694" w:type="dxa"/><w:noWrap/></w:tcPr><w:p><w:pPr><w:spacing w:after="30"/></w:pPr><w:r><w:rPr><w:sz w:val="16"/><w:szCs w:val="16"/></w:rPr><w:t xml:space="preserve">-</w:t></w:r></w:p></w:tc><w:tc><w:tcPr><w:tcW w:w="1417.3228346456694" w:type="dxa"/><w:noWrap/></w:tcPr><w:p><w:pPr><w:spacing w:after="30"/></w:pPr><w:r><w:rPr><w:sz w:val="16"/><w:szCs w:val="16"/></w:rPr><w:t xml:space="preserve">Path penyimpanan berkas digital pada storage sistem.</w:t></w:r></w:p></w:tc></w:tr><w:tr><w:trPr/><w:tc><w:tcPr><w:tcW w:w="1417.3228346456694" w:type="dxa"/><w:noWrap/></w:tcPr><w:p><w:pPr><w:spacing w:after="30"/></w:pPr><w:r><w:rPr><w:sz w:val="16"/><w:szCs w:val="16"/></w:rPr><w:t xml:space="preserve">10</w:t></w:r></w:p></w:tc><w:tc><w:tcPr><w:tcW w:w="1417.3228346456694" w:type="dxa"/><w:noWrap/></w:tcPr><w:p><w:pPr><w:spacing w:after="30"/></w:pPr><w:r><w:rPr><w:sz w:val="16"/><w:szCs w:val="16"/></w:rPr><w:t xml:space="preserve">`student_notes`</w:t></w:r></w:p></w:tc><w:tc><w:tcPr><w:tcW w:w="1417.3228346456694" w:type="dxa"/><w:noWrap/></w:tcPr><w:p><w:pPr><w:spacing w:after="30"/></w:pPr><w:r><w:rPr><w:sz w:val="16"/><w:szCs w:val="16"/></w:rPr><w:t xml:space="preserve">`text`</w:t></w:r></w:p></w:tc><w:tc><w:tcPr><w:tcW w:w="1417.3228346456694" w:type="dxa"/><w:noWrap/></w:tcPr><w:p><w:pPr><w:spacing w:after="30"/></w:pPr><w:r><w:rPr><w:sz w:val="16"/><w:szCs w:val="16"/></w:rPr><w:t xml:space="preserve">NULL</w:t></w:r></w:p></w:tc><w:tc><w:tcPr><w:tcW w:w="1417.3228346456694" w:type="dxa"/><w:noWrap/></w:tcPr><w:p><w:pPr><w:spacing w:after="30"/></w:pPr><w:r><w:rPr><w:sz w:val="16"/><w:szCs w:val="16"/></w:rPr><w:t xml:space="preserve">`NULL`</w:t></w:r></w:p></w:tc><w:tc><w:tcPr><w:tcW w:w="1417.3228346456694" w:type="dxa"/><w:noWrap/></w:tcPr><w:p><w:pPr><w:spacing w:after="30"/></w:pPr><w:r><w:rPr><w:sz w:val="16"/><w:szCs w:val="16"/></w:rPr><w:t xml:space="preserve">-</w:t></w:r></w:p></w:tc><w:tc><w:tcPr><w:tcW w:w="1417.3228346456694" w:type="dxa"/><w:noWrap/></w:tcPr><w:p><w:pPr><w:spacing w:after="30"/></w:pPr><w:r><w:rPr><w:sz w:val="16"/><w:szCs w:val="16"/></w:rPr><w:t xml:space="preserve">Menyimpan atribut data student notes pada sistem SIBIMA.</w:t></w:r></w:p></w:tc></w:tr><w:tr><w:trPr/><w:tc><w:tcPr><w:tcW w:w="1417.3228346456694" w:type="dxa"/><w:noWrap/></w:tcPr><w:p><w:pPr><w:spacing w:after="30"/></w:pPr><w:r><w:rPr><w:sz w:val="16"/><w:szCs w:val="16"/></w:rPr><w:t xml:space="preserve">11</w:t></w:r></w:p></w:tc><w:tc><w:tcPr><w:tcW w:w="1417.3228346456694" w:type="dxa"/><w:noWrap/></w:tcPr><w:p><w:pPr><w:spacing w:after="30"/></w:pPr><w:r><w:rPr><w:sz w:val="16"/><w:szCs w:val="16"/></w:rPr><w:t xml:space="preserve">`hardcover_collected`</w:t></w:r></w:p></w:tc><w:tc><w:tcPr><w:tcW w:w="1417.3228346456694" w:type="dxa"/><w:noWrap/></w:tcPr><w:p><w:pPr><w:spacing w:after="30"/></w:pPr><w:r><w:rPr><w:sz w:val="16"/><w:szCs w:val="16"/></w:rPr><w:t xml:space="preserve">`tinyint(1)`</w:t></w:r></w:p></w:tc><w:tc><w:tcPr><w:tcW w:w="1417.3228346456694" w:type="dxa"/><w:noWrap/></w:tcPr><w:p><w:pPr><w:spacing w:after="30"/></w:pPr><w:r><w:rPr><w:sz w:val="16"/><w:szCs w:val="16"/></w:rPr><w:t xml:space="preserve">NOT NULL</w:t></w:r></w:p></w:tc><w:tc><w:tcPr><w:tcW w:w="1417.3228346456694" w:type="dxa"/><w:noWrap/></w:tcPr><w:p><w:pPr><w:spacing w:after="30"/></w:pPr><w:r><w:rPr><w:sz w:val="16"/><w:szCs w:val="16"/></w:rPr><w:t xml:space="preserve">`0`</w:t></w:r></w:p></w:tc><w:tc><w:tcPr><w:tcW w:w="1417.3228346456694" w:type="dxa"/><w:noWrap/></w:tcPr><w:p><w:pPr><w:spacing w:after="30"/></w:pPr><w:r><w:rPr><w:sz w:val="16"/><w:szCs w:val="16"/></w:rPr><w:t xml:space="preserve">-</w:t></w:r></w:p></w:tc><w:tc><w:tcPr><w:tcW w:w="1417.3228346456694" w:type="dxa"/><w:noWrap/></w:tcPr><w:p><w:pPr><w:spacing w:after="30"/></w:pPr><w:r><w:rPr><w:sz w:val="16"/><w:szCs w:val="16"/></w:rPr><w:t xml:space="preserve">Menyimpan atribut data hardcover collected pada sistem SIBIMA.</w:t></w:r></w:p></w:tc></w:tr><w:tr><w:trPr/><w:tc><w:tcPr><w:tcW w:w="1417.3228346456694" w:type="dxa"/><w:noWrap/></w:tcPr><w:p><w:pPr><w:spacing w:after="30"/></w:pPr><w:r><w:rPr><w:sz w:val="16"/><w:szCs w:val="16"/></w:rPr><w:t xml:space="preserve">12</w:t></w:r></w:p></w:tc><w:tc><w:tcPr><w:tcW w:w="1417.3228346456694" w:type="dxa"/><w:noWrap/></w:tcPr><w:p><w:pPr><w:spacing w:after="30"/></w:pPr><w:r><w:rPr><w:sz w:val="16"/><w:szCs w:val="16"/></w:rPr><w:t xml:space="preserve">`hardcover_collected_at`</w:t></w:r></w:p></w:tc><w:tc><w:tcPr><w:tcW w:w="1417.3228346456694" w:type="dxa"/><w:noWrap/></w:tcPr><w:p><w:pPr><w:spacing w:after="30"/></w:pPr><w:r><w:rPr><w:sz w:val="16"/><w:szCs w:val="16"/></w:rPr><w:t xml:space="preserve">`timestamp`</w:t></w:r></w:p></w:tc><w:tc><w:tcPr><w:tcW w:w="1417.3228346456694" w:type="dxa"/><w:noWrap/></w:tcPr><w:p><w:pPr><w:spacing w:after="30"/></w:pPr><w:r><w:rPr><w:sz w:val="16"/><w:szCs w:val="16"/></w:rPr><w:t xml:space="preserve">NULL</w:t></w:r></w:p></w:tc><w:tc><w:tcPr><w:tcW w:w="1417.3228346456694" w:type="dxa"/><w:noWrap/></w:tcPr><w:p><w:pPr><w:spacing w:after="30"/></w:pPr><w:r><w:rPr><w:sz w:val="16"/><w:szCs w:val="16"/></w:rPr><w:t xml:space="preserve">`NULL`</w:t></w:r></w:p></w:tc><w:tc><w:tcPr><w:tcW w:w="1417.3228346456694" w:type="dxa"/><w:noWrap/></w:tcPr><w:p><w:pPr><w:spacing w:after="30"/></w:pPr><w:r><w:rPr><w:sz w:val="16"/><w:szCs w:val="16"/></w:rPr><w:t xml:space="preserve">-</w:t></w:r></w:p></w:tc><w:tc><w:tcPr><w:tcW w:w="1417.3228346456694" w:type="dxa"/><w:noWrap/></w:tcPr><w:p><w:pPr><w:spacing w:after="30"/></w:pPr><w:r><w:rPr><w:sz w:val="16"/><w:szCs w:val="16"/></w:rPr><w:t xml:space="preserve">Menyimpan atribut data hardcover collected at pada sistem SIBIMA.</w:t></w:r></w:p></w:tc></w:tr><w:tr><w:trPr/><w:tc><w:tcPr><w:tcW w:w="1417.3228346456694" w:type="dxa"/><w:noWrap/></w:tcPr><w:p><w:pPr><w:spacing w:after="30"/></w:pPr><w:r><w:rPr><w:sz w:val="16"/><w:szCs w:val="16"/></w:rPr><w:t xml:space="preserve">13</w:t></w:r></w:p></w:tc><w:tc><w:tcPr><w:tcW w:w="1417.3228346456694" w:type="dxa"/><w:noWrap/></w:tcPr><w:p><w:pPr><w:spacing w:after="30"/></w:pPr><w:r><w:rPr><w:sz w:val="16"/><w:szCs w:val="16"/></w:rPr><w:t xml:space="preserve">`library_clearance`</w:t></w:r></w:p></w:tc><w:tc><w:tcPr><w:tcW w:w="1417.3228346456694" w:type="dxa"/><w:noWrap/></w:tcPr><w:p><w:pPr><w:spacing w:after="30"/></w:pPr><w:r><w:rPr><w:sz w:val="16"/><w:szCs w:val="16"/></w:rPr><w:t xml:space="preserve">`tinyint(1)`</w:t></w:r></w:p></w:tc><w:tc><w:tcPr><w:tcW w:w="1417.3228346456694" w:type="dxa"/><w:noWrap/></w:tcPr><w:p><w:pPr><w:spacing w:after="30"/></w:pPr><w:r><w:rPr><w:sz w:val="16"/><w:szCs w:val="16"/></w:rPr><w:t xml:space="preserve">NOT NULL</w:t></w:r></w:p></w:tc><w:tc><w:tcPr><w:tcW w:w="1417.3228346456694" w:type="dxa"/><w:noWrap/></w:tcPr><w:p><w:pPr><w:spacing w:after="30"/></w:pPr><w:r><w:rPr><w:sz w:val="16"/><w:szCs w:val="16"/></w:rPr><w:t xml:space="preserve">`0`</w:t></w:r></w:p></w:tc><w:tc><w:tcPr><w:tcW w:w="1417.3228346456694" w:type="dxa"/><w:noWrap/></w:tcPr><w:p><w:pPr><w:spacing w:after="30"/></w:pPr><w:r><w:rPr><w:sz w:val="16"/><w:szCs w:val="16"/></w:rPr><w:t xml:space="preserve">-</w:t></w:r></w:p></w:tc><w:tc><w:tcPr><w:tcW w:w="1417.3228346456694" w:type="dxa"/><w:noWrap/></w:tcPr><w:p><w:pPr><w:spacing w:after="30"/></w:pPr><w:r><w:rPr><w:sz w:val="16"/><w:szCs w:val="16"/></w:rPr><w:t xml:space="preserve">Menyimpan atribut data library clearance pada sistem SIBIMA.</w:t></w:r></w:p></w:tc></w:tr><w:tr><w:trPr/><w:tc><w:tcPr><w:tcW w:w="1417.3228346456694" w:type="dxa"/><w:noWrap/></w:tcPr><w:p><w:pPr><w:spacing w:after="30"/></w:pPr><w:r><w:rPr><w:sz w:val="16"/><w:szCs w:val="16"/></w:rPr><w:t xml:space="preserve">14</w:t></w:r></w:p></w:tc><w:tc><w:tcPr><w:tcW w:w="1417.3228346456694" w:type="dxa"/><w:noWrap/></w:tcPr><w:p><w:pPr><w:spacing w:after="30"/></w:pPr><w:r><w:rPr><w:sz w:val="16"/><w:szCs w:val="16"/></w:rPr><w:t xml:space="preserve">`library_clearance_at`</w:t></w:r></w:p></w:tc><w:tc><w:tcPr><w:tcW w:w="1417.3228346456694" w:type="dxa"/><w:noWrap/></w:tcPr><w:p><w:pPr><w:spacing w:after="30"/></w:pPr><w:r><w:rPr><w:sz w:val="16"/><w:szCs w:val="16"/></w:rPr><w:t xml:space="preserve">`timestamp`</w:t></w:r></w:p></w:tc><w:tc><w:tcPr><w:tcW w:w="1417.3228346456694" w:type="dxa"/><w:noWrap/></w:tcPr><w:p><w:pPr><w:spacing w:after="30"/></w:pPr><w:r><w:rPr><w:sz w:val="16"/><w:szCs w:val="16"/></w:rPr><w:t xml:space="preserve">NULL</w:t></w:r></w:p></w:tc><w:tc><w:tcPr><w:tcW w:w="1417.3228346456694" w:type="dxa"/><w:noWrap/></w:tcPr><w:p><w:pPr><w:spacing w:after="30"/></w:pPr><w:r><w:rPr><w:sz w:val="16"/><w:szCs w:val="16"/></w:rPr><w:t xml:space="preserve">`NULL`</w:t></w:r></w:p></w:tc><w:tc><w:tcPr><w:tcW w:w="1417.3228346456694" w:type="dxa"/><w:noWrap/></w:tcPr><w:p><w:pPr><w:spacing w:after="30"/></w:pPr><w:r><w:rPr><w:sz w:val="16"/><w:szCs w:val="16"/></w:rPr><w:t xml:space="preserve">-</w:t></w:r></w:p></w:tc><w:tc><w:tcPr><w:tcW w:w="1417.3228346456694" w:type="dxa"/><w:noWrap/></w:tcPr><w:p><w:pPr><w:spacing w:after="30"/></w:pPr><w:r><w:rPr><w:sz w:val="16"/><w:szCs w:val="16"/></w:rPr><w:t xml:space="preserve">Menyimpan atribut data library clearance at pada sistem SIBIMA.</w:t></w:r></w:p></w:tc></w:tr><w:tr><w:trPr/><w:tc><w:tcPr><w:tcW w:w="1417.3228346456694" w:type="dxa"/><w:noWrap/></w:tcPr><w:p><w:pPr><w:spacing w:after="30"/></w:pPr><w:r><w:rPr><w:sz w:val="16"/><w:szCs w:val="16"/></w:rPr><w:t xml:space="preserve">15</w:t></w:r></w:p></w:tc><w:tc><w:tcPr><w:tcW w:w="1417.3228346456694" w:type="dxa"/><w:noWrap/></w:tcPr><w:p><w:pPr><w:spacing w:after="30"/></w:pPr><w:r><w:rPr><w:sz w:val="16"/><w:szCs w:val="16"/></w:rPr><w:t xml:space="preserve">`lab_clearance`</w:t></w:r></w:p></w:tc><w:tc><w:tcPr><w:tcW w:w="1417.3228346456694" w:type="dxa"/><w:noWrap/></w:tcPr><w:p><w:pPr><w:spacing w:after="30"/></w:pPr><w:r><w:rPr><w:sz w:val="16"/><w:szCs w:val="16"/></w:rPr><w:t xml:space="preserve">`tinyint(1)`</w:t></w:r></w:p></w:tc><w:tc><w:tcPr><w:tcW w:w="1417.3228346456694" w:type="dxa"/><w:noWrap/></w:tcPr><w:p><w:pPr><w:spacing w:after="30"/></w:pPr><w:r><w:rPr><w:sz w:val="16"/><w:szCs w:val="16"/></w:rPr><w:t xml:space="preserve">NOT NULL</w:t></w:r></w:p></w:tc><w:tc><w:tcPr><w:tcW w:w="1417.3228346456694" w:type="dxa"/><w:noWrap/></w:tcPr><w:p><w:pPr><w:spacing w:after="30"/></w:pPr><w:r><w:rPr><w:sz w:val="16"/><w:szCs w:val="16"/></w:rPr><w:t xml:space="preserve">`0`</w:t></w:r></w:p></w:tc><w:tc><w:tcPr><w:tcW w:w="1417.3228346456694" w:type="dxa"/><w:noWrap/></w:tcPr><w:p><w:pPr><w:spacing w:after="30"/></w:pPr><w:r><w:rPr><w:sz w:val="16"/><w:szCs w:val="16"/></w:rPr><w:t xml:space="preserve">-</w:t></w:r></w:p></w:tc><w:tc><w:tcPr><w:tcW w:w="1417.3228346456694" w:type="dxa"/><w:noWrap/></w:tcPr><w:p><w:pPr><w:spacing w:after="30"/></w:pPr><w:r><w:rPr><w:sz w:val="16"/><w:szCs w:val="16"/></w:rPr><w:t xml:space="preserve">Menyimpan atribut data lab clearance pada sistem SIBIMA.</w:t></w:r></w:p></w:tc></w:tr><w:tr><w:trPr/><w:tc><w:tcPr><w:tcW w:w="1417.3228346456694" w:type="dxa"/><w:noWrap/></w:tcPr><w:p><w:pPr><w:spacing w:after="30"/></w:pPr><w:r><w:rPr><w:sz w:val="16"/><w:szCs w:val="16"/></w:rPr><w:t xml:space="preserve">16</w:t></w:r></w:p></w:tc><w:tc><w:tcPr><w:tcW w:w="1417.3228346456694" w:type="dxa"/><w:noWrap/></w:tcPr><w:p><w:pPr><w:spacing w:after="30"/></w:pPr><w:r><w:rPr><w:sz w:val="16"/><w:szCs w:val="16"/></w:rPr><w:t xml:space="preserve">`lab_clearance_at`</w:t></w:r></w:p></w:tc><w:tc><w:tcPr><w:tcW w:w="1417.3228346456694" w:type="dxa"/><w:noWrap/></w:tcPr><w:p><w:pPr><w:spacing w:after="30"/></w:pPr><w:r><w:rPr><w:sz w:val="16"/><w:szCs w:val="16"/></w:rPr><w:t xml:space="preserve">`timestamp`</w:t></w:r></w:p></w:tc><w:tc><w:tcPr><w:tcW w:w="1417.3228346456694" w:type="dxa"/><w:noWrap/></w:tcPr><w:p><w:pPr><w:spacing w:after="30"/></w:pPr><w:r><w:rPr><w:sz w:val="16"/><w:szCs w:val="16"/></w:rPr><w:t xml:space="preserve">NULL</w:t></w:r></w:p></w:tc><w:tc><w:tcPr><w:tcW w:w="1417.3228346456694" w:type="dxa"/><w:noWrap/></w:tcPr><w:p><w:pPr><w:spacing w:after="30"/></w:pPr><w:r><w:rPr><w:sz w:val="16"/><w:szCs w:val="16"/></w:rPr><w:t xml:space="preserve">`NULL`</w:t></w:r></w:p></w:tc><w:tc><w:tcPr><w:tcW w:w="1417.3228346456694" w:type="dxa"/><w:noWrap/></w:tcPr><w:p><w:pPr><w:spacing w:after="30"/></w:pPr><w:r><w:rPr><w:sz w:val="16"/><w:szCs w:val="16"/></w:rPr><w:t xml:space="preserve">-</w:t></w:r></w:p></w:tc><w:tc><w:tcPr><w:tcW w:w="1417.3228346456694" w:type="dxa"/><w:noWrap/></w:tcPr><w:p><w:pPr><w:spacing w:after="30"/></w:pPr><w:r><w:rPr><w:sz w:val="16"/><w:szCs w:val="16"/></w:rPr><w:t xml:space="preserve">Menyimpan atribut data lab clearance at pada sistem SIBIMA.</w:t></w:r></w:p></w:tc></w:tr><w:tr><w:trPr/><w:tc><w:tcPr><w:tcW w:w="1417.3228346456694" w:type="dxa"/><w:noWrap/></w:tcPr><w:p><w:pPr><w:spacing w:after="30"/></w:pPr><w:r><w:rPr><w:sz w:val="16"/><w:szCs w:val="16"/></w:rPr><w:t xml:space="preserve">17</w:t></w:r></w:p></w:tc><w:tc><w:tcPr><w:tcW w:w="1417.3228346456694" w:type="dxa"/><w:noWrap/></w:tcPr><w:p><w:pPr><w:spacing w:after="30"/></w:pPr><w:r><w:rPr><w:sz w:val="16"/><w:szCs w:val="16"/></w:rPr><w:t xml:space="preserve">`cd_or_repository_collected`</w:t></w:r></w:p></w:tc><w:tc><w:tcPr><w:tcW w:w="1417.3228346456694" w:type="dxa"/><w:noWrap/></w:tcPr><w:p><w:pPr><w:spacing w:after="30"/></w:pPr><w:r><w:rPr><w:sz w:val="16"/><w:szCs w:val="16"/></w:rPr><w:t xml:space="preserve">`tinyint(1)`</w:t></w:r></w:p></w:tc><w:tc><w:tcPr><w:tcW w:w="1417.3228346456694" w:type="dxa"/><w:noWrap/></w:tcPr><w:p><w:pPr><w:spacing w:after="30"/></w:pPr><w:r><w:rPr><w:sz w:val="16"/><w:szCs w:val="16"/></w:rPr><w:t xml:space="preserve">NOT NULL</w:t></w:r></w:p></w:tc><w:tc><w:tcPr><w:tcW w:w="1417.3228346456694" w:type="dxa"/><w:noWrap/></w:tcPr><w:p><w:pPr><w:spacing w:after="30"/></w:pPr><w:r><w:rPr><w:sz w:val="16"/><w:szCs w:val="16"/></w:rPr><w:t xml:space="preserve">`0`</w:t></w:r></w:p></w:tc><w:tc><w:tcPr><w:tcW w:w="1417.3228346456694" w:type="dxa"/><w:noWrap/></w:tcPr><w:p><w:pPr><w:spacing w:after="30"/></w:pPr><w:r><w:rPr><w:sz w:val="16"/><w:szCs w:val="16"/></w:rPr><w:t xml:space="preserve">-</w:t></w:r></w:p></w:tc><w:tc><w:tcPr><w:tcW w:w="1417.3228346456694" w:type="dxa"/><w:noWrap/></w:tcPr><w:p><w:pPr><w:spacing w:after="30"/></w:pPr><w:r><w:rPr><w:sz w:val="16"/><w:szCs w:val="16"/></w:rPr><w:t xml:space="preserve">Menyimpan atribut data cd or repository collected pada sistem SIBIMA.</w:t></w:r></w:p></w:tc></w:tr><w:tr><w:trPr/><w:tc><w:tcPr><w:tcW w:w="1417.3228346456694" w:type="dxa"/><w:noWrap/></w:tcPr><w:p><w:pPr><w:spacing w:after="30"/></w:pPr><w:r><w:rPr><w:sz w:val="16"/><w:szCs w:val="16"/></w:rPr><w:t xml:space="preserve">18</w:t></w:r></w:p></w:tc><w:tc><w:tcPr><w:tcW w:w="1417.3228346456694" w:type="dxa"/><w:noWrap/></w:tcPr><w:p><w:pPr><w:spacing w:after="30"/></w:pPr><w:r><w:rPr><w:sz w:val="16"/><w:szCs w:val="16"/></w:rPr><w:t xml:space="preserve">`cd_or_repository_collected_at`</w:t></w:r></w:p></w:tc><w:tc><w:tcPr><w:tcW w:w="1417.3228346456694" w:type="dxa"/><w:noWrap/></w:tcPr><w:p><w:pPr><w:spacing w:after="30"/></w:pPr><w:r><w:rPr><w:sz w:val="16"/><w:szCs w:val="16"/></w:rPr><w:t xml:space="preserve">`timestamp`</w:t></w:r></w:p></w:tc><w:tc><w:tcPr><w:tcW w:w="1417.3228346456694" w:type="dxa"/><w:noWrap/></w:tcPr><w:p><w:pPr><w:spacing w:after="30"/></w:pPr><w:r><w:rPr><w:sz w:val="16"/><w:szCs w:val="16"/></w:rPr><w:t xml:space="preserve">NULL</w:t></w:r></w:p></w:tc><w:tc><w:tcPr><w:tcW w:w="1417.3228346456694" w:type="dxa"/><w:noWrap/></w:tcPr><w:p><w:pPr><w:spacing w:after="30"/></w:pPr><w:r><w:rPr><w:sz w:val="16"/><w:szCs w:val="16"/></w:rPr><w:t xml:space="preserve">`NULL`</w:t></w:r></w:p></w:tc><w:tc><w:tcPr><w:tcW w:w="1417.3228346456694" w:type="dxa"/><w:noWrap/></w:tcPr><w:p><w:pPr><w:spacing w:after="30"/></w:pPr><w:r><w:rPr><w:sz w:val="16"/><w:szCs w:val="16"/></w:rPr><w:t xml:space="preserve">-</w:t></w:r></w:p></w:tc><w:tc><w:tcPr><w:tcW w:w="1417.3228346456694" w:type="dxa"/><w:noWrap/></w:tcPr><w:p><w:pPr><w:spacing w:after="30"/></w:pPr><w:r><w:rPr><w:sz w:val="16"/><w:szCs w:val="16"/></w:rPr><w:t xml:space="preserve">Menyimpan atribut data cd or repository collected at pada sistem SIBIMA.</w:t></w:r></w:p></w:tc></w:tr><w:tr><w:trPr/><w:tc><w:tcPr><w:tcW w:w="1417.3228346456694" w:type="dxa"/><w:noWrap/></w:tcPr><w:p><w:pPr><w:spacing w:after="30"/></w:pPr><w:r><w:rPr><w:sz w:val="16"/><w:szCs w:val="16"/></w:rPr><w:t xml:space="preserve">19</w:t></w:r></w:p></w:tc><w:tc><w:tcPr><w:tcW w:w="1417.3228346456694" w:type="dxa"/><w:noWrap/></w:tcPr><w:p><w:pPr><w:spacing w:after="30"/></w:pPr><w:r><w:rPr><w:sz w:val="16"/><w:szCs w:val="16"/></w:rPr><w:t xml:space="preserve">`skl_number`</w:t></w:r></w:p></w:tc><w:tc><w:tcPr><w:tcW w:w="1417.3228346456694" w:type="dxa"/><w:noWrap/></w:tcPr><w:p><w:pPr><w:spacing w:after="30"/></w:pPr><w:r><w:rPr><w:sz w:val="16"/><w:szCs w:val="16"/></w:rPr><w:t xml:space="preserve">`varchar(255)`</w:t></w:r></w:p></w:tc><w:tc><w:tcPr><w:tcW w:w="1417.3228346456694" w:type="dxa"/><w:noWrap/></w:tcPr><w:p><w:pPr><w:spacing w:after="30"/></w:pPr><w:r><w:rPr><w:sz w:val="16"/><w:szCs w:val="16"/></w:rPr><w:t xml:space="preserve">NULL</w:t></w:r></w:p></w:tc><w:tc><w:tcPr><w:tcW w:w="1417.3228346456694" w:type="dxa"/><w:noWrap/></w:tcPr><w:p><w:pPr><w:spacing w:after="30"/></w:pPr><w:r><w:rPr><w:sz w:val="16"/><w:szCs w:val="16"/></w:rPr><w:t xml:space="preserve">`NULL`</w:t></w:r></w:p></w:tc><w:tc><w:tcPr><w:tcW w:w="1417.3228346456694" w:type="dxa"/><w:noWrap/></w:tcPr><w:p><w:pPr><w:spacing w:after="30"/></w:pPr><w:r><w:rPr><w:sz w:val="16"/><w:szCs w:val="16"/></w:rPr><w:t xml:space="preserve">-</w:t></w:r></w:p></w:tc><w:tc><w:tcPr><w:tcW w:w="1417.3228346456694" w:type="dxa"/><w:noWrap/></w:tcPr><w:p><w:pPr><w:spacing w:after="30"/></w:pPr><w:r><w:rPr><w:sz w:val="16"/><w:szCs w:val="16"/></w:rPr><w:t xml:space="preserve">Menyimpan atribut data skl number pada sistem SIBIMA.</w:t></w:r></w:p></w:tc></w:tr><w:tr><w:trPr/><w:tc><w:tcPr><w:tcW w:w="1417.3228346456694" w:type="dxa"/><w:noWrap/></w:tcPr><w:p><w:pPr><w:spacing w:after="30"/></w:pPr><w:r><w:rPr><w:sz w:val="16"/><w:szCs w:val="16"/></w:rPr><w:t xml:space="preserve">20</w:t></w:r></w:p></w:tc><w:tc><w:tcPr><w:tcW w:w="1417.3228346456694" w:type="dxa"/><w:noWrap/></w:tcPr><w:p><w:pPr><w:spacing w:after="30"/></w:pPr><w:r><w:rPr><w:sz w:val="16"/><w:szCs w:val="16"/></w:rPr><w:t xml:space="preserve">`graduation_date`</w:t></w:r></w:p></w:tc><w:tc><w:tcPr><w:tcW w:w="1417.3228346456694" w:type="dxa"/><w:noWrap/></w:tcPr><w:p><w:pPr><w:spacing w:after="30"/></w:pPr><w:r><w:rPr><w:sz w:val="16"/><w:szCs w:val="16"/></w:rPr><w:t xml:space="preserve">`date`</w:t></w:r></w:p></w:tc><w:tc><w:tcPr><w:tcW w:w="1417.3228346456694" w:type="dxa"/><w:noWrap/></w:tcPr><w:p><w:pPr><w:spacing w:after="30"/></w:pPr><w:r><w:rPr><w:sz w:val="16"/><w:szCs w:val="16"/></w:rPr><w:t xml:space="preserve">NULL</w:t></w:r></w:p></w:tc><w:tc><w:tcPr><w:tcW w:w="1417.3228346456694" w:type="dxa"/><w:noWrap/></w:tcPr><w:p><w:pPr><w:spacing w:after="30"/></w:pPr><w:r><w:rPr><w:sz w:val="16"/><w:szCs w:val="16"/></w:rPr><w:t xml:space="preserve">`NULL`</w:t></w:r></w:p></w:tc><w:tc><w:tcPr><w:tcW w:w="1417.3228346456694" w:type="dxa"/><w:noWrap/></w:tcPr><w:p><w:pPr><w:spacing w:after="30"/></w:pPr><w:r><w:rPr><w:sz w:val="16"/><w:szCs w:val="16"/></w:rPr><w:t xml:space="preserve">-</w:t></w:r></w:p></w:tc><w:tc><w:tcPr><w:tcW w:w="1417.3228346456694" w:type="dxa"/><w:noWrap/></w:tcPr><w:p><w:pPr><w:spacing w:after="30"/></w:pPr><w:r><w:rPr><w:sz w:val="16"/><w:szCs w:val="16"/></w:rPr><w:t xml:space="preserve">Tanggal resmi penetapan kelulusan yudisium sarjana.</w:t></w:r></w:p></w:tc></w:tr><w:tr><w:trPr/><w:tc><w:tcPr><w:tcW w:w="1417.3228346456694" w:type="dxa"/><w:noWrap/></w:tcPr><w:p><w:pPr><w:spacing w:after="30"/></w:pPr><w:r><w:rPr><w:sz w:val="16"/><w:szCs w:val="16"/></w:rPr><w:t xml:space="preserve">21</w:t></w:r></w:p></w:tc><w:tc><w:tcPr><w:tcW w:w="1417.3228346456694" w:type="dxa"/><w:noWrap/></w:tcPr><w:p><w:pPr><w:spacing w:after="30"/></w:pPr><w:r><w:rPr><w:sz w:val="16"/><w:szCs w:val="16"/></w:rPr><w:t xml:space="preserve">`gpa`</w:t></w:r></w:p></w:tc><w:tc><w:tcPr><w:tcW w:w="1417.3228346456694" w:type="dxa"/><w:noWrap/></w:tcPr><w:p><w:pPr><w:spacing w:after="30"/></w:pPr><w:r><w:rPr><w:sz w:val="16"/><w:szCs w:val="16"/></w:rPr><w:t xml:space="preserve">`decimal(3,2)`</w:t></w:r></w:p></w:tc><w:tc><w:tcPr><w:tcW w:w="1417.3228346456694" w:type="dxa"/><w:noWrap/></w:tcPr><w:p><w:pPr><w:spacing w:after="30"/></w:pPr><w:r><w:rPr><w:sz w:val="16"/><w:szCs w:val="16"/></w:rPr><w:t xml:space="preserve">NULL</w:t></w:r></w:p></w:tc><w:tc><w:tcPr><w:tcW w:w="1417.3228346456694" w:type="dxa"/><w:noWrap/></w:tcPr><w:p><w:pPr><w:spacing w:after="30"/></w:pPr><w:r><w:rPr><w:sz w:val="16"/><w:szCs w:val="16"/></w:rPr><w:t xml:space="preserve">`NULL`</w:t></w:r></w:p></w:tc><w:tc><w:tcPr><w:tcW w:w="1417.3228346456694" w:type="dxa"/><w:noWrap/></w:tcPr><w:p><w:pPr><w:spacing w:after="30"/></w:pPr><w:r><w:rPr><w:sz w:val="16"/><w:szCs w:val="16"/></w:rPr><w:t xml:space="preserve">-</w:t></w:r></w:p></w:tc><w:tc><w:tcPr><w:tcW w:w="1417.3228346456694" w:type="dxa"/><w:noWrap/></w:tcPr><w:p><w:pPr><w:spacing w:after="30"/></w:pPr><w:r><w:rPr><w:sz w:val="16"/><w:szCs w:val="16"/></w:rPr><w:t xml:space="preserve">Menyimpan atribut data gpa pada sistem SIBIMA.</w:t></w:r></w:p></w:tc></w:tr><w:tr><w:trPr/><w:tc><w:tcPr><w:tcW w:w="1417.3228346456694" w:type="dxa"/><w:noWrap/></w:tcPr><w:p><w:pPr><w:spacing w:after="30"/></w:pPr><w:r><w:rPr><w:sz w:val="16"/><w:szCs w:val="16"/></w:rPr><w:t xml:space="preserve">22</w:t></w:r></w:p></w:tc><w:tc><w:tcPr><w:tcW w:w="1417.3228346456694" w:type="dxa"/><w:noWrap/></w:tcPr><w:p><w:pPr><w:spacing w:after="30"/></w:pPr><w:r><w:rPr><w:sz w:val="16"/><w:szCs w:val="16"/></w:rPr><w:t xml:space="preserve">`predicate`</w:t></w:r></w:p></w:tc><w:tc><w:tcPr><w:tcW w:w="1417.3228346456694" w:type="dxa"/><w:noWrap/></w:tcPr><w:p><w:pPr><w:spacing w:after="30"/></w:pPr><w:r><w:rPr><w:sz w:val="16"/><w:szCs w:val="16"/></w:rPr><w:t xml:space="preserve">`varchar(255)`</w:t></w:r></w:p></w:tc><w:tc><w:tcPr><w:tcW w:w="1417.3228346456694" w:type="dxa"/><w:noWrap/></w:tcPr><w:p><w:pPr><w:spacing w:after="30"/></w:pPr><w:r><w:rPr><w:sz w:val="16"/><w:szCs w:val="16"/></w:rPr><w:t xml:space="preserve">NULL</w:t></w:r></w:p></w:tc><w:tc><w:tcPr><w:tcW w:w="1417.3228346456694" w:type="dxa"/><w:noWrap/></w:tcPr><w:p><w:pPr><w:spacing w:after="30"/></w:pPr><w:r><w:rPr><w:sz w:val="16"/><w:szCs w:val="16"/></w:rPr><w:t xml:space="preserve">`NULL`</w:t></w:r></w:p></w:tc><w:tc><w:tcPr><w:tcW w:w="1417.3228346456694" w:type="dxa"/><w:noWrap/></w:tcPr><w:p><w:pPr><w:spacing w:after="30"/></w:pPr><w:r><w:rPr><w:sz w:val="16"/><w:szCs w:val="16"/></w:rPr><w:t xml:space="preserve">-</w:t></w:r></w:p></w:tc><w:tc><w:tcPr><w:tcW w:w="1417.3228346456694" w:type="dxa"/><w:noWrap/></w:tcPr><w:p><w:pPr><w:spacing w:after="30"/></w:pPr><w:r><w:rPr><w:sz w:val="16"/><w:szCs w:val="16"/></w:rPr><w:t xml:space="preserve">Menyimpan atribut data predicate pada sistem SIBIMA.</w:t></w:r></w:p></w:tc></w:tr><w:tr><w:trPr/><w:tc><w:tcPr><w:tcW w:w="1417.3228346456694" w:type="dxa"/><w:noWrap/></w:tcPr><w:p><w:pPr><w:spacing w:after="30"/></w:pPr><w:r><w:rPr><w:sz w:val="16"/><w:szCs w:val="16"/></w:rPr><w:t xml:space="preserve">23</w:t></w:r></w:p></w:tc><w:tc><w:tcPr><w:tcW w:w="1417.3228346456694" w:type="dxa"/><w:noWrap/></w:tcPr><w:p><w:pPr><w:spacing w:after="30"/></w:pPr><w:r><w:rPr><w:sz w:val="16"/><w:szCs w:val="16"/></w:rPr><w:t xml:space="preserve">`verification_token`</w:t></w:r></w:p></w:tc><w:tc><w:tcPr><w:tcW w:w="1417.3228346456694" w:type="dxa"/><w:noWrap/></w:tcPr><w:p><w:pPr><w:spacing w:after="30"/></w:pPr><w:r><w:rPr><w:sz w:val="16"/><w:szCs w:val="16"/></w:rPr><w:t xml:space="preserve">`varchar(64)`</w:t></w:r></w:p></w:tc><w:tc><w:tcPr><w:tcW w:w="1417.3228346456694" w:type="dxa"/><w:noWrap/></w:tcPr><w:p><w:pPr><w:spacing w:after="30"/></w:pPr><w:r><w:rPr><w:sz w:val="16"/><w:szCs w:val="16"/></w:rPr><w:t xml:space="preserve">NULL</w:t></w:r></w:p></w:tc><w:tc><w:tcPr><w:tcW w:w="1417.3228346456694" w:type="dxa"/><w:noWrap/></w:tcPr><w:p><w:pPr><w:spacing w:after="30"/></w:pPr><w:r><w:rPr><w:sz w:val="16"/><w:szCs w:val="16"/></w:rPr><w:t xml:space="preserve">`NULL`</w:t></w:r></w:p></w:tc><w:tc><w:tcPr><w:tcW w:w="1417.3228346456694" w:type="dxa"/><w:noWrap/></w:tcPr><w:p><w:pPr><w:spacing w:after="30"/></w:pPr><w:r><w:rPr><w:sz w:val="16"/><w:szCs w:val="16"/></w:rPr><w:t xml:space="preserve">UNI</w:t></w:r></w:p></w:tc><w:tc><w:tcPr><w:tcW w:w="1417.3228346456694" w:type="dxa"/><w:noWrap/></w:tcPr><w:p><w:pPr><w:spacing w:after="30"/></w:pPr><w:r><w:rPr><w:sz w:val="16"/><w:szCs w:val="16"/></w:rPr><w:t xml:space="preserve">Kode token acak keamanan autentikasi/verifikasi.</w:t></w:r></w:p></w:tc></w:tr><w:tr><w:trPr/><w:tc><w:tcPr><w:tcW w:w="1417.3228346456694" w:type="dxa"/><w:noWrap/></w:tcPr><w:p><w:pPr><w:spacing w:after="30"/></w:pPr><w:r><w:rPr><w:sz w:val="16"/><w:szCs w:val="16"/></w:rPr><w:t xml:space="preserve">24</w:t></w:r></w:p></w:tc><w:tc><w:tcPr><w:tcW w:w="1417.3228346456694" w:type="dxa"/><w:noWrap/></w:tcPr><w:p><w:pPr><w:spacing w:after="30"/></w:pPr><w:r><w:rPr><w:sz w:val="16"/><w:szCs w:val="16"/></w:rPr><w:t xml:space="preserve">`approved_by`</w:t></w:r></w:p></w:tc><w:tc><w:tcPr><w:tcW w:w="1417.3228346456694" w:type="dxa"/><w:noWrap/></w:tcPr><w:p><w:pPr><w:spacing w:after="30"/></w:pPr><w:r><w:rPr><w:sz w:val="16"/><w:szCs w:val="16"/></w:rPr><w:t xml:space="preserve">`bigint(20) unsigned`</w:t></w:r></w:p></w:tc><w:tc><w:tcPr><w:tcW w:w="1417.3228346456694" w:type="dxa"/><w:noWrap/></w:tcPr><w:p><w:pPr><w:spacing w:after="30"/></w:pPr><w:r><w:rPr><w:sz w:val="16"/><w:szCs w:val="16"/></w:rPr><w:t xml:space="preserve">NULL</w:t></w:r></w:p></w:tc><w:tc><w:tcPr><w:tcW w:w="1417.3228346456694" w:type="dxa"/><w:noWrap/></w:tcPr><w:p><w:pPr><w:spacing w:after="30"/></w:pPr><w:r><w:rPr><w:sz w:val="16"/><w:szCs w:val="16"/></w:rPr><w:t xml:space="preserve">`NULL`</w:t></w:r></w:p></w:tc><w:tc><w:tcPr><w:tcW w:w="1417.3228346456694" w:type="dxa"/><w:noWrap/></w:tcPr><w:p><w:pPr><w:spacing w:after="30"/></w:pPr><w:r><w:rPr><w:sz w:val="16"/><w:szCs w:val="16"/></w:rPr><w:t xml:space="preserve">MUL</w:t></w:r></w:p></w:tc><w:tc><w:tcPr><w:tcW w:w="1417.3228346456694" w:type="dxa"/><w:noWrap/></w:tcPr><w:p><w:pPr><w:spacing w:after="30"/></w:pPr><w:r><w:rPr><w:sz w:val="16"/><w:szCs w:val="16"/></w:rPr><w:t xml:space="preserve">Kunci asing staf admin/kaprodi yang memvalidasi berkas yudisium.</w:t></w:r></w:p></w:tc></w:tr><w:tr><w:trPr/><w:tc><w:tcPr><w:tcW w:w="1417.3228346456694" w:type="dxa"/><w:noWrap/></w:tcPr><w:p><w:pPr><w:spacing w:after="30"/></w:pPr><w:r><w:rPr><w:sz w:val="16"/><w:szCs w:val="16"/></w:rPr><w:t xml:space="preserve">25</w:t></w:r></w:p></w:tc><w:tc><w:tcPr><w:tcW w:w="1417.3228346456694" w:type="dxa"/><w:noWrap/></w:tcPr><w:p><w:pPr><w:spacing w:after="30"/></w:pPr><w:r><w:rPr><w:sz w:val="16"/><w:szCs w:val="16"/></w:rPr><w:t xml:space="preserve">`approved_at`</w:t></w:r></w:p></w:tc><w:tc><w:tcPr><w:tcW w:w="1417.3228346456694" w:type="dxa"/><w:noWrap/></w:tcPr><w:p><w:pPr><w:spacing w:after="30"/></w:pPr><w:r><w:rPr><w:sz w:val="16"/><w:szCs w:val="16"/></w:rPr><w:t xml:space="preserve">`timestamp`</w:t></w:r></w:p></w:tc><w:tc><w:tcPr><w:tcW w:w="1417.3228346456694" w:type="dxa"/><w:noWrap/></w:tcPr><w:p><w:pPr><w:spacing w:after="30"/></w:pPr><w:r><w:rPr><w:sz w:val="16"/><w:szCs w:val="16"/></w:rPr><w:t xml:space="preserve">NULL</w:t></w:r></w:p></w:tc><w:tc><w:tcPr><w:tcW w:w="1417.3228346456694" w:type="dxa"/><w:noWrap/></w:tcPr><w:p><w:pPr><w:spacing w:after="30"/></w:pPr><w:r><w:rPr><w:sz w:val="16"/><w:szCs w:val="16"/></w:rPr><w:t xml:space="preserve">`NULL`</w:t></w:r></w:p></w:tc><w:tc><w:tcPr><w:tcW w:w="1417.3228346456694" w:type="dxa"/><w:noWrap/></w:tcPr><w:p><w:pPr><w:spacing w:after="30"/></w:pPr><w:r><w:rPr><w:sz w:val="16"/><w:szCs w:val="16"/></w:rPr><w:t xml:space="preserve">-</w:t></w:r></w:p></w:tc><w:tc><w:tcPr><w:tcW w:w="1417.3228346456694" w:type="dxa"/><w:noWrap/></w:tcPr><w:p><w:pPr><w:spacing w:after="30"/></w:pPr><w:r><w:rPr><w:sz w:val="16"/><w:szCs w:val="16"/></w:rPr><w:t xml:space="preserve">Menyimpan atribut data approved at pada sistem SIBIMA.</w:t></w:r></w:p></w:tc></w:tr><w:tr><w:trPr/><w:tc><w:tcPr><w:tcW w:w="1417.3228346456694" w:type="dxa"/><w:noWrap/></w:tcPr><w:p><w:pPr><w:spacing w:after="30"/></w:pPr><w:r><w:rPr><w:sz w:val="16"/><w:szCs w:val="16"/></w:rPr><w:t xml:space="preserve">26</w:t></w:r></w:p></w:tc><w:tc><w:tcPr><w:tcW w:w="1417.3228346456694" w:type="dxa"/><w:noWrap/></w:tcPr><w:p><w:pPr><w:spacing w:after="30"/></w:pPr><w:r><w:rPr><w:sz w:val="16"/><w:szCs w:val="16"/></w:rPr><w:t xml:space="preserve">`created_at`</w:t></w:r></w:p></w:tc><w:tc><w:tcPr><w:tcW w:w="1417.3228346456694" w:type="dxa"/><w:noWrap/></w:tcPr><w:p><w:pPr><w:spacing w:after="30"/></w:pPr><w:r><w:rPr><w:sz w:val="16"/><w:szCs w:val="16"/></w:rPr><w:t xml:space="preserve">`timestamp`</w:t></w:r></w:p></w:tc><w:tc><w:tcPr><w:tcW w:w="1417.3228346456694" w:type="dxa"/><w:noWrap/></w:tcPr><w:p><w:pPr><w:spacing w:after="30"/></w:pPr><w:r><w:rPr><w:sz w:val="16"/><w:szCs w:val="16"/></w:rPr><w:t xml:space="preserve">NULL</w:t></w:r></w:p></w:tc><w:tc><w:tcPr><w:tcW w:w="1417.3228346456694" w:type="dxa"/><w:noWrap/></w:tcPr><w:p><w:pPr><w:spacing w:after="30"/></w:pPr><w:r><w:rPr><w:sz w:val="16"/><w:szCs w:val="16"/></w:rPr><w:t xml:space="preserve">`NULL`</w:t></w:r></w:p></w:tc><w:tc><w:tcPr><w:tcW w:w="1417.3228346456694" w:type="dxa"/><w:noWrap/></w:tcPr><w:p><w:pPr><w:spacing w:after="30"/></w:pPr><w:r><w:rPr><w:sz w:val="16"/><w:szCs w:val="16"/></w:rPr><w:t xml:space="preserve">-</w:t></w:r></w:p></w:tc><w:tc><w:tcPr><w:tcW w:w="1417.3228346456694" w:type="dxa"/><w:noWrap/></w:tcPr><w:p><w:pPr><w:spacing w:after="30"/></w:pPr><w:r><w:rPr><w:sz w:val="16"/><w:szCs w:val="16"/></w:rPr><w:t xml:space="preserve">Waktu rekaman pertama kali dibuat di sistem.</w:t></w:r></w:p></w:tc></w:tr><w:tr><w:trPr/><w:tc><w:tcPr><w:tcW w:w="1417.3228346456694" w:type="dxa"/><w:noWrap/></w:tcPr><w:p><w:pPr><w:spacing w:after="30"/></w:pPr><w:r><w:rPr><w:sz w:val="16"/><w:szCs w:val="16"/></w:rPr><w:t xml:space="preserve">27</w:t></w:r></w:p></w:tc><w:tc><w:tcPr><w:tcW w:w="1417.3228346456694" w:type="dxa"/><w:noWrap/></w:tcPr><w:p><w:pPr><w:spacing w:after="30"/></w:pPr><w:r><w:rPr><w:sz w:val="16"/><w:szCs w:val="16"/></w:rPr><w:t xml:space="preserve">`updated_at`</w:t></w:r></w:p></w:tc><w:tc><w:tcPr><w:tcW w:w="1417.3228346456694" w:type="dxa"/><w:noWrap/></w:tcPr><w:p><w:pPr><w:spacing w:after="30"/></w:pPr><w:r><w:rPr><w:sz w:val="16"/><w:szCs w:val="16"/></w:rPr><w:t xml:space="preserve">`timestamp`</w:t></w:r></w:p></w:tc><w:tc><w:tcPr><w:tcW w:w="1417.3228346456694" w:type="dxa"/><w:noWrap/></w:tcPr><w:p><w:pPr><w:spacing w:after="30"/></w:pPr><w:r><w:rPr><w:sz w:val="16"/><w:szCs w:val="16"/></w:rPr><w:t xml:space="preserve">NULL</w:t></w:r></w:p></w:tc><w:tc><w:tcPr><w:tcW w:w="1417.3228346456694" w:type="dxa"/><w:noWrap/></w:tcPr><w:p><w:pPr><w:spacing w:after="30"/></w:pPr><w:r><w:rPr><w:sz w:val="16"/><w:szCs w:val="16"/></w:rPr><w:t xml:space="preserve">`NULL`</w:t></w:r></w:p></w:tc><w:tc><w:tcPr><w:tcW w:w="1417.3228346456694" w:type="dxa"/><w:noWrap/></w:tcPr><w:p><w:pPr><w:spacing w:after="30"/></w:pPr><w:r><w:rPr><w:sz w:val="16"/><w:szCs w:val="16"/></w:rPr><w:t xml:space="preserve">-</w:t></w:r></w:p></w:tc><w:tc><w:tcPr><w:tcW w:w="1417.3228346456694" w:type="dxa"/><w:noWrap/></w:tcPr><w:p><w:pPr><w:spacing w:after="30"/></w:pPr><w:r><w:rPr><w:sz w:val="16"/><w:szCs w:val="16"/></w:rPr><w:t xml:space="preserve">Waktu rekaman terakhir kali diperbarui.</w:t></w:r></w:p></w:tc></w:tr></w:tbl><w:p/><w:p><w:pPr><w:jc w:val="both"/><w:spacing w:after="70"/></w:pPr><w:r><w:rPr><w:sz w:val="19"/><w:szCs w:val="19"/></w:rPr><w:t xml:space="preserve">---</w:t></w:r></w:p><w:p><w:pPr><w:pStyle w:val="Heading3"/></w:pPr><w:bookmarkStart w:id="19" w:name="_Toc19"/><w:r><w:t>3.8 Tabel Dokumen Panduan & Pedoman Akademik (`guidance_documents`)</w:t></w:r><w:bookmarkEnd w:id="19"/></w:p><w:p><w:pPr><w:spacing w:before="40" w:after="40"/></w:pPr><w:r><w:rPr><w:color w:val="334155"/><w:sz w:val="19"/><w:szCs w:val="19"/><w:b w:val="1"/><w:bCs w:val="1"/><w:i w:val="1"/><w:iCs w:val="1"/></w:rPr><w:t xml:space="preserve">**Nama Tabel**: `guidance_documents`</w:t></w:r></w:p><w:p><w:pPr><w:spacing w:before="40" w:after="40"/></w:pPr><w:r><w:rPr><w:color w:val="334155"/><w:sz w:val="19"/><w:szCs w:val="19"/><w:b w:val="0"/><w:bCs w:val="0"/><w:i w:val="1"/><w:iCs w:val="1"/></w:rPr><w:t xml:space="preserve">**Primary Key**: `id`</w:t></w:r></w:p><w:p><w:pPr><w:spacing w:before="40" w:after="40"/></w:pPr><w:r><w:rPr><w:color w:val="334155"/><w:sz w:val="19"/><w:szCs w:val="19"/><w:b w:val="0"/><w:bCs w:val="0"/><w:i w:val="1"/><w:iCs w:val="1"/></w:rPr><w:t xml:space="preserve">**Foreign Key**: `uploaded_by` $\rightarrow$ merujuk ke `users.id`</w:t></w:r></w:p><w:p><w:pPr><w:spacing w:before="40" w:after="40"/></w:pPr><w:r><w:rPr><w:color w:val="334155"/><w:sz w:val="19"/><w:szCs w:val="19"/><w:b w:val="0"/><w:bCs w:val="0"/><w:i w:val="1"/><w:iCs w:val="1"/></w:rPr><w:t xml:space="preserve">**Deskripsi**: Menyimpan berkas buku pedoman akademik, tata tertib penyusunan skripsi, panduan penulisan ilmiah, dan panduan pengoperasian aplikasi SIBIMA.</w:t></w:r></w:p><w:tbl><w:tblGrid><w:gridCol w:w="1417.3228346456694" w:type="dxa"/><w:gridCol w:w="1417.3228346456694" w:type="dxa"/><w:gridCol w:w="1417.3228346456694" w:type="dxa"/><w:gridCol w:w="1417.3228346456694" w:type="dxa"/><w:gridCol w:w="1417.3228346456694" w:type="dxa"/><w:gridCol w:w="1417.3228346456694" w:type="dxa"/><w:gridCol w:w="1417.3228346456694" w:type="dxa"/></w:tblGrid><w:tblPr><w:tblStyle w:val="DbTable"/></w:tblPr><w:tr><w:trPr/><w:tc><w:tcPr><w:tcW w:w="1417.3228346456694" w:type="dxa"/><w:shd w:val="clear" w:fill="1E293B"/><w:noWrap/></w:tcPr><w:p><w:pPr><w:spacing w:after="30"/></w:pPr><w:r><w:rPr><w:color w:val="FFFFFF"/><w:sz w:val="16"/><w:szCs w:val="16"/><w:b w:val="1"/><w:bCs w:val="1"/></w:rPr><w:t xml:space="preserve">No</w:t></w:r></w:p></w:tc><w:tc><w:tcPr><w:tcW w:w="1417.3228346456694" w:type="dxa"/><w:shd w:val="clear" w:fill="1E293B"/><w:noWrap/></w:tcPr><w:p><w:pPr><w:spacing w:after="30"/></w:pPr><w:r><w:rPr><w:color w:val="FFFFFF"/><w:sz w:val="16"/><w:szCs w:val="16"/><w:b w:val="1"/><w:bCs w:val="1"/></w:rPr><w:t xml:space="preserve">Nama Kolom</w:t></w:r></w:p></w:tc><w:tc><w:tcPr><w:tcW w:w="1417.3228346456694" w:type="dxa"/><w:shd w:val="clear" w:fill="1E293B"/><w:noWrap/></w:tcPr><w:p><w:pPr><w:spacing w:after="30"/></w:pPr><w:r><w:rPr><w:color w:val="FFFFFF"/><w:sz w:val="16"/><w:szCs w:val="16"/><w:b w:val="1"/><w:bCs w:val="1"/></w:rPr><w:t xml:space="preserve">Tipe Data</w:t></w:r></w:p></w:tc><w:tc><w:tcPr><w:tcW w:w="1417.3228346456694" w:type="dxa"/><w:shd w:val="clear" w:fill="1E293B"/><w:noWrap/></w:tcPr><w:p><w:pPr><w:spacing w:after="30"/></w:pPr><w:r><w:rPr><w:color w:val="FFFFFF"/><w:sz w:val="16"/><w:szCs w:val="16"/><w:b w:val="1"/><w:bCs w:val="1"/></w:rPr><w:t xml:space="preserve">Nullable</w:t></w:r></w:p></w:tc><w:tc><w:tcPr><w:tcW w:w="1417.3228346456694" w:type="dxa"/><w:shd w:val="clear" w:fill="1E293B"/><w:noWrap/></w:tcPr><w:p><w:pPr><w:spacing w:after="30"/></w:pPr><w:r><w:rPr><w:color w:val="FFFFFF"/><w:sz w:val="16"/><w:szCs w:val="16"/><w:b w:val="1"/><w:bCs w:val="1"/></w:rPr><w:t xml:space="preserve">Nilai Default</w:t></w:r></w:p></w:tc><w:tc><w:tcPr><w:tcW w:w="1417.3228346456694" w:type="dxa"/><w:shd w:val="clear" w:fill="1E293B"/><w:noWrap/></w:tcPr><w:p><w:pPr><w:spacing w:after="30"/></w:pPr><w:r><w:rPr><w:color w:val="FFFFFF"/><w:sz w:val="16"/><w:szCs w:val="16"/><w:b w:val="1"/><w:bCs w:val="1"/></w:rPr><w:t xml:space="preserve">Kunci (*Key*)</w:t></w:r></w:p></w:tc><w:tc><w:tcPr><w:tcW w:w="1417.3228346456694" w:type="dxa"/><w:shd w:val="clear" w:fill="1E293B"/><w:noWrap/></w:tcPr><w:p><w:pPr><w:spacing w:after="30"/></w:pPr><w:r><w:rPr><w:color w:val="FFFFFF"/><w:sz w:val="16"/><w:szCs w:val="16"/><w:b w:val="1"/><w:bCs w:val="1"/></w:rPr><w:t xml:space="preserve">Keterangan & Aturan Bisnis</w:t></w:r></w:p></w:tc></w:tr><w:tr><w:trPr/><w:tc><w:tcPr><w:tcW w:w="1417.3228346456694" w:type="dxa"/><w:noWrap/></w:tcPr><w:p><w:pPr><w:spacing w:after="30"/></w:pPr><w:r><w:rPr><w:sz w:val="16"/><w:szCs w:val="16"/></w:rPr><w:t xml:space="preserve">1</w:t></w:r></w:p></w:tc><w:tc><w:tcPr><w:tcW w:w="1417.3228346456694" w:type="dxa"/><w:noWrap/></w:tcPr><w:p><w:pPr><w:spacing w:after="30"/></w:pPr><w:r><w:rPr><w:sz w:val="16"/><w:szCs w:val="16"/></w:rPr><w:t xml:space="preserve">`id`</w:t></w:r></w:p></w:tc><w:tc><w:tcPr><w:tcW w:w="1417.3228346456694" w:type="dxa"/><w:noWrap/></w:tcPr><w:p><w:pPr><w:spacing w:after="30"/></w:pPr><w:r><w:rPr><w:sz w:val="16"/><w:szCs w:val="16"/></w:rPr><w:t xml:space="preserve">`bigint(20) unsigned`</w:t></w:r></w:p></w:tc><w:tc><w:tcPr><w:tcW w:w="1417.3228346456694" w:type="dxa"/><w:noWrap/></w:tcPr><w:p><w:pPr><w:spacing w:after="30"/></w:pPr><w:r><w:rPr><w:sz w:val="16"/><w:szCs w:val="16"/></w:rPr><w:t xml:space="preserve">NOT NULL</w:t></w:r></w:p></w:tc><w:tc><w:tcPr><w:tcW w:w="1417.3228346456694" w:type="dxa"/><w:noWrap/></w:tcPr><w:p><w:pPr><w:spacing w:after="30"/></w:pPr><w:r><w:rPr><w:sz w:val="16"/><w:szCs w:val="16"/></w:rPr><w:t xml:space="preserve">*None*</w:t></w:r></w:p></w:tc><w:tc><w:tcPr><w:tcW w:w="1417.3228346456694" w:type="dxa"/><w:noWrap/></w:tcPr><w:p><w:pPr><w:spacing w:after="30"/></w:pPr><w:r><w:rPr><w:sz w:val="16"/><w:szCs w:val="16"/></w:rPr><w:t xml:space="preserve">PRI (auto_increment)</w:t></w:r></w:p></w:tc><w:tc><w:tcPr><w:tcW w:w="1417.3228346456694" w:type="dxa"/><w:noWrap/></w:tcPr><w:p><w:pPr><w:spacing w:after="30"/></w:pPr><w:r><w:rPr><w:sz w:val="16"/><w:szCs w:val="16"/></w:rPr><w:t xml:space="preserve">Identitas unik rekaman data (*Surrogate Primary Key*).</w:t></w:r></w:p></w:tc></w:tr><w:tr><w:trPr/><w:tc><w:tcPr><w:tcW w:w="1417.3228346456694" w:type="dxa"/><w:noWrap/></w:tcPr><w:p><w:pPr><w:spacing w:after="30"/></w:pPr><w:r><w:rPr><w:sz w:val="16"/><w:szCs w:val="16"/></w:rPr><w:t xml:space="preserve">2</w:t></w:r></w:p></w:tc><w:tc><w:tcPr><w:tcW w:w="1417.3228346456694" w:type="dxa"/><w:noWrap/></w:tcPr><w:p><w:pPr><w:spacing w:after="30"/></w:pPr><w:r><w:rPr><w:sz w:val="16"/><w:szCs w:val="16"/></w:rPr><w:t xml:space="preserve">`title`</w:t></w:r></w:p></w:tc><w:tc><w:tcPr><w:tcW w:w="1417.3228346456694" w:type="dxa"/><w:noWrap/></w:tcPr><w:p><w:pPr><w:spacing w:after="30"/></w:pPr><w:r><w:rPr><w:sz w:val="16"/><w:szCs w:val="16"/></w:rPr><w:t xml:space="preserve">`varchar(255)`</w:t></w:r></w:p></w:tc><w:tc><w:tcPr><w:tcW w:w="1417.3228346456694" w:type="dxa"/><w:noWrap/></w:tcPr><w:p><w:pPr><w:spacing w:after="30"/></w:pPr><w:r><w:rPr><w:sz w:val="16"/><w:szCs w:val="16"/></w:rPr><w:t xml:space="preserve">NOT NULL</w:t></w:r></w:p></w:tc><w:tc><w:tcPr><w:tcW w:w="1417.3228346456694" w:type="dxa"/><w:noWrap/></w:tcPr><w:p><w:pPr><w:spacing w:after="30"/></w:pPr><w:r><w:rPr><w:sz w:val="16"/><w:szCs w:val="16"/></w:rPr><w:t xml:space="preserve">*None*</w:t></w:r></w:p></w:tc><w:tc><w:tcPr><w:tcW w:w="1417.3228346456694" w:type="dxa"/><w:noWrap/></w:tcPr><w:p><w:pPr><w:spacing w:after="30"/></w:pPr><w:r><w:rPr><w:sz w:val="16"/><w:szCs w:val="16"/></w:rPr><w:t xml:space="preserve">-</w:t></w:r></w:p></w:tc><w:tc><w:tcPr><w:tcW w:w="1417.3228346456694" w:type="dxa"/><w:noWrap/></w:tcPr><w:p><w:pPr><w:spacing w:after="30"/></w:pPr><w:r><w:rPr><w:sz w:val="16"/><w:szCs w:val="16"/></w:rPr><w:t xml:space="preserve">Menyimpan atribut data title pada sistem SIBIMA.</w:t></w:r></w:p></w:tc></w:tr><w:tr><w:trPr/><w:tc><w:tcPr><w:tcW w:w="1417.3228346456694" w:type="dxa"/><w:noWrap/></w:tcPr><w:p><w:pPr><w:spacing w:after="30"/></w:pPr><w:r><w:rPr><w:sz w:val="16"/><w:szCs w:val="16"/></w:rPr><w:t xml:space="preserve">3</w:t></w:r></w:p></w:tc><w:tc><w:tcPr><w:tcW w:w="1417.3228346456694" w:type="dxa"/><w:noWrap/></w:tcPr><w:p><w:pPr><w:spacing w:after="30"/></w:pPr><w:r><w:rPr><w:sz w:val="16"/><w:szCs w:val="16"/></w:rPr><w:t xml:space="preserve">`description`</w:t></w:r></w:p></w:tc><w:tc><w:tcPr><w:tcW w:w="1417.3228346456694" w:type="dxa"/><w:noWrap/></w:tcPr><w:p><w:pPr><w:spacing w:after="30"/></w:pPr><w:r><w:rPr><w:sz w:val="16"/><w:szCs w:val="16"/></w:rPr><w:t xml:space="preserve">`text`</w:t></w:r></w:p></w:tc><w:tc><w:tcPr><w:tcW w:w="1417.3228346456694" w:type="dxa"/><w:noWrap/></w:tcPr><w:p><w:pPr><w:spacing w:after="30"/></w:pPr><w:r><w:rPr><w:sz w:val="16"/><w:szCs w:val="16"/></w:rPr><w:t xml:space="preserve">NULL</w:t></w:r></w:p></w:tc><w:tc><w:tcPr><w:tcW w:w="1417.3228346456694" w:type="dxa"/><w:noWrap/></w:tcPr><w:p><w:pPr><w:spacing w:after="30"/></w:pPr><w:r><w:rPr><w:sz w:val="16"/><w:szCs w:val="16"/></w:rPr><w:t xml:space="preserve">`NULL`</w:t></w:r></w:p></w:tc><w:tc><w:tcPr><w:tcW w:w="1417.3228346456694" w:type="dxa"/><w:noWrap/></w:tcPr><w:p><w:pPr><w:spacing w:after="30"/></w:pPr><w:r><w:rPr><w:sz w:val="16"/><w:szCs w:val="16"/></w:rPr><w:t xml:space="preserve">-</w:t></w:r></w:p></w:tc><w:tc><w:tcPr><w:tcW w:w="1417.3228346456694" w:type="dxa"/><w:noWrap/></w:tcPr><w:p><w:pPr><w:spacing w:after="30"/></w:pPr><w:r><w:rPr><w:sz w:val="16"/><w:szCs w:val="16"/></w:rPr><w:t xml:space="preserve">Menyimpan atribut data description pada sistem SIBIMA.</w:t></w:r></w:p></w:tc></w:tr><w:tr><w:trPr/><w:tc><w:tcPr><w:tcW w:w="1417.3228346456694" w:type="dxa"/><w:noWrap/></w:tcPr><w:p><w:pPr><w:spacing w:after="30"/></w:pPr><w:r><w:rPr><w:sz w:val="16"/><w:szCs w:val="16"/></w:rPr><w:t xml:space="preserve">4</w:t></w:r></w:p></w:tc><w:tc><w:tcPr><w:tcW w:w="1417.3228346456694" w:type="dxa"/><w:noWrap/></w:tcPr><w:p><w:pPr><w:spacing w:after="30"/></w:pPr><w:r><w:rPr><w:sz w:val="16"/><w:szCs w:val="16"/></w:rPr><w:t xml:space="preserve">`category`</w:t></w:r></w:p></w:tc><w:tc><w:tcPr><w:tcW w:w="1417.3228346456694" w:type="dxa"/><w:noWrap/></w:tcPr><w:p><w:pPr><w:spacing w:after="30"/></w:pPr><w:r><w:rPr><w:sz w:val="16"/><w:szCs w:val="16"/></w:rPr><w:t xml:space="preserve">`varchar(255)`</w:t></w:r></w:p></w:tc><w:tc><w:tcPr><w:tcW w:w="1417.3228346456694" w:type="dxa"/><w:noWrap/></w:tcPr><w:p><w:pPr><w:spacing w:after="30"/></w:pPr><w:r><w:rPr><w:sz w:val="16"/><w:szCs w:val="16"/></w:rPr><w:t xml:space="preserve">NOT NULL</w:t></w:r></w:p></w:tc><w:tc><w:tcPr><w:tcW w:w="1417.3228346456694" w:type="dxa"/><w:noWrap/></w:tcPr><w:p><w:pPr><w:spacing w:after="30"/></w:pPr><w:r><w:rPr><w:sz w:val="16"/><w:szCs w:val="16"/></w:rPr><w:t xml:space="preserve">`'panduan_skripsi'`</w:t></w:r></w:p></w:tc><w:tc><w:tcPr><w:tcW w:w="1417.3228346456694" w:type="dxa"/><w:noWrap/></w:tcPr><w:p><w:pPr><w:spacing w:after="30"/></w:pPr><w:r><w:rPr><w:sz w:val="16"/><w:szCs w:val="16"/></w:rPr><w:t xml:space="preserve">-</w:t></w:r></w:p></w:tc><w:tc><w:tcPr><w:tcW w:w="1417.3228346456694" w:type="dxa"/><w:noWrap/></w:tcPr><w:p><w:pPr><w:spacing w:after="30"/></w:pPr><w:r><w:rPr><w:sz w:val="16"/><w:szCs w:val="16"/></w:rPr><w:t xml:space="preserve">Menyimpan atribut data category pada sistem SIBIMA.</w:t></w:r></w:p></w:tc></w:tr><w:tr><w:trPr/><w:tc><w:tcPr><w:tcW w:w="1417.3228346456694" w:type="dxa"/><w:noWrap/></w:tcPr><w:p><w:pPr><w:spacing w:after="30"/></w:pPr><w:r><w:rPr><w:sz w:val="16"/><w:szCs w:val="16"/></w:rPr><w:t xml:space="preserve">5</w:t></w:r></w:p></w:tc><w:tc><w:tcPr><w:tcW w:w="1417.3228346456694" w:type="dxa"/><w:noWrap/></w:tcPr><w:p><w:pPr><w:spacing w:after="30"/></w:pPr><w:r><w:rPr><w:sz w:val="16"/><w:szCs w:val="16"/></w:rPr><w:t xml:space="preserve">`file_path`</w:t></w:r></w:p></w:tc><w:tc><w:tcPr><w:tcW w:w="1417.3228346456694" w:type="dxa"/><w:noWrap/></w:tcPr><w:p><w:pPr><w:spacing w:after="30"/></w:pPr><w:r><w:rPr><w:sz w:val="16"/><w:szCs w:val="16"/></w:rPr><w:t xml:space="preserve">`varchar(255)`</w:t></w:r></w:p></w:tc><w:tc><w:tcPr><w:tcW w:w="1417.3228346456694" w:type="dxa"/><w:noWrap/></w:tcPr><w:p><w:pPr><w:spacing w:after="30"/></w:pPr><w:r><w:rPr><w:sz w:val="16"/><w:szCs w:val="16"/></w:rPr><w:t xml:space="preserve">NOT NULL</w:t></w:r></w:p></w:tc><w:tc><w:tcPr><w:tcW w:w="1417.3228346456694" w:type="dxa"/><w:noWrap/></w:tcPr><w:p><w:pPr><w:spacing w:after="30"/></w:pPr><w:r><w:rPr><w:sz w:val="16"/><w:szCs w:val="16"/></w:rPr><w:t xml:space="preserve">*None*</w:t></w:r></w:p></w:tc><w:tc><w:tcPr><w:tcW w:w="1417.3228346456694" w:type="dxa"/><w:noWrap/></w:tcPr><w:p><w:pPr><w:spacing w:after="30"/></w:pPr><w:r><w:rPr><w:sz w:val="16"/><w:szCs w:val="16"/></w:rPr><w:t xml:space="preserve">-</w:t></w:r></w:p></w:tc><w:tc><w:tcPr><w:tcW w:w="1417.3228346456694" w:type="dxa"/><w:noWrap/></w:tcPr><w:p><w:pPr><w:spacing w:after="30"/></w:pPr><w:r><w:rPr><w:sz w:val="16"/><w:szCs w:val="16"/></w:rPr><w:t xml:space="preserve">Path penyimpanan berkas digital pada storage sistem.</w:t></w:r></w:p></w:tc></w:tr><w:tr><w:trPr/><w:tc><w:tcPr><w:tcW w:w="1417.3228346456694" w:type="dxa"/><w:noWrap/></w:tcPr><w:p><w:pPr><w:spacing w:after="30"/></w:pPr><w:r><w:rPr><w:sz w:val="16"/><w:szCs w:val="16"/></w:rPr><w:t xml:space="preserve">6</w:t></w:r></w:p></w:tc><w:tc><w:tcPr><w:tcW w:w="1417.3228346456694" w:type="dxa"/><w:noWrap/></w:tcPr><w:p><w:pPr><w:spacing w:after="30"/></w:pPr><w:r><w:rPr><w:sz w:val="16"/><w:szCs w:val="16"/></w:rPr><w:t xml:space="preserve">`original_name`</w:t></w:r></w:p></w:tc><w:tc><w:tcPr><w:tcW w:w="1417.3228346456694" w:type="dxa"/><w:noWrap/></w:tcPr><w:p><w:pPr><w:spacing w:after="30"/></w:pPr><w:r><w:rPr><w:sz w:val="16"/><w:szCs w:val="16"/></w:rPr><w:t xml:space="preserve">`varchar(255)`</w:t></w:r></w:p></w:tc><w:tc><w:tcPr><w:tcW w:w="1417.3228346456694" w:type="dxa"/><w:noWrap/></w:tcPr><w:p><w:pPr><w:spacing w:after="30"/></w:pPr><w:r><w:rPr><w:sz w:val="16"/><w:szCs w:val="16"/></w:rPr><w:t xml:space="preserve">NOT NULL</w:t></w:r></w:p></w:tc><w:tc><w:tcPr><w:tcW w:w="1417.3228346456694" w:type="dxa"/><w:noWrap/></w:tcPr><w:p><w:pPr><w:spacing w:after="30"/></w:pPr><w:r><w:rPr><w:sz w:val="16"/><w:szCs w:val="16"/></w:rPr><w:t xml:space="preserve">*None*</w:t></w:r></w:p></w:tc><w:tc><w:tcPr><w:tcW w:w="1417.3228346456694" w:type="dxa"/><w:noWrap/></w:tcPr><w:p><w:pPr><w:spacing w:after="30"/></w:pPr><w:r><w:rPr><w:sz w:val="16"/><w:szCs w:val="16"/></w:rPr><w:t xml:space="preserve">-</w:t></w:r></w:p></w:tc><w:tc><w:tcPr><w:tcW w:w="1417.3228346456694" w:type="dxa"/><w:noWrap/></w:tcPr><w:p><w:pPr><w:spacing w:after="30"/></w:pPr><w:r><w:rPr><w:sz w:val="16"/><w:szCs w:val="16"/></w:rPr><w:t xml:space="preserve">Menyimpan atribut data original name pada sistem SIBIMA.</w:t></w:r></w:p></w:tc></w:tr><w:tr><w:trPr/><w:tc><w:tcPr><w:tcW w:w="1417.3228346456694" w:type="dxa"/><w:noWrap/></w:tcPr><w:p><w:pPr><w:spacing w:after="30"/></w:pPr><w:r><w:rPr><w:sz w:val="16"/><w:szCs w:val="16"/></w:rPr><w:t xml:space="preserve">7</w:t></w:r></w:p></w:tc><w:tc><w:tcPr><w:tcW w:w="1417.3228346456694" w:type="dxa"/><w:noWrap/></w:tcPr><w:p><w:pPr><w:spacing w:after="30"/></w:pPr><w:r><w:rPr><w:sz w:val="16"/><w:szCs w:val="16"/></w:rPr><w:t xml:space="preserve">`file_size`</w:t></w:r></w:p></w:tc><w:tc><w:tcPr><w:tcW w:w="1417.3228346456694" w:type="dxa"/><w:noWrap/></w:tcPr><w:p><w:pPr><w:spacing w:after="30"/></w:pPr><w:r><w:rPr><w:sz w:val="16"/><w:szCs w:val="16"/></w:rPr><w:t xml:space="preserve">`bigint(20) unsigned`</w:t></w:r></w:p></w:tc><w:tc><w:tcPr><w:tcW w:w="1417.3228346456694" w:type="dxa"/><w:noWrap/></w:tcPr><w:p><w:pPr><w:spacing w:after="30"/></w:pPr><w:r><w:rPr><w:sz w:val="16"/><w:szCs w:val="16"/></w:rPr><w:t xml:space="preserve">NULL</w:t></w:r></w:p></w:tc><w:tc><w:tcPr><w:tcW w:w="1417.3228346456694" w:type="dxa"/><w:noWrap/></w:tcPr><w:p><w:pPr><w:spacing w:after="30"/></w:pPr><w:r><w:rPr><w:sz w:val="16"/><w:szCs w:val="16"/></w:rPr><w:t xml:space="preserve">`NULL`</w:t></w:r></w:p></w:tc><w:tc><w:tcPr><w:tcW w:w="1417.3228346456694" w:type="dxa"/><w:noWrap/></w:tcPr><w:p><w:pPr><w:spacing w:after="30"/></w:pPr><w:r><w:rPr><w:sz w:val="16"/><w:szCs w:val="16"/></w:rPr><w:t xml:space="preserve">-</w:t></w:r></w:p></w:tc><w:tc><w:tcPr><w:tcW w:w="1417.3228346456694" w:type="dxa"/><w:noWrap/></w:tcPr><w:p><w:pPr><w:spacing w:after="30"/></w:pPr><w:r><w:rPr><w:sz w:val="16"/><w:szCs w:val="16"/></w:rPr><w:t xml:space="preserve">Path penyimpanan berkas digital pada storage sistem.</w:t></w:r></w:p></w:tc></w:tr><w:tr><w:trPr/><w:tc><w:tcPr><w:tcW w:w="1417.3228346456694" w:type="dxa"/><w:noWrap/></w:tcPr><w:p><w:pPr><w:spacing w:after="30"/></w:pPr><w:r><w:rPr><w:sz w:val="16"/><w:szCs w:val="16"/></w:rPr><w:t xml:space="preserve">8</w:t></w:r></w:p></w:tc><w:tc><w:tcPr><w:tcW w:w="1417.3228346456694" w:type="dxa"/><w:noWrap/></w:tcPr><w:p><w:pPr><w:spacing w:after="30"/></w:pPr><w:r><w:rPr><w:sz w:val="16"/><w:szCs w:val="16"/></w:rPr><w:t xml:space="preserve">`file_extension`</w:t></w:r></w:p></w:tc><w:tc><w:tcPr><w:tcW w:w="1417.3228346456694" w:type="dxa"/><w:noWrap/></w:tcPr><w:p><w:pPr><w:spacing w:after="30"/></w:pPr><w:r><w:rPr><w:sz w:val="16"/><w:szCs w:val="16"/></w:rPr><w:t xml:space="preserve">`varchar(10)`</w:t></w:r></w:p></w:tc><w:tc><w:tcPr><w:tcW w:w="1417.3228346456694" w:type="dxa"/><w:noWrap/></w:tcPr><w:p><w:pPr><w:spacing w:after="30"/></w:pPr><w:r><w:rPr><w:sz w:val="16"/><w:szCs w:val="16"/></w:rPr><w:t xml:space="preserve">NULL</w:t></w:r></w:p></w:tc><w:tc><w:tcPr><w:tcW w:w="1417.3228346456694" w:type="dxa"/><w:noWrap/></w:tcPr><w:p><w:pPr><w:spacing w:after="30"/></w:pPr><w:r><w:rPr><w:sz w:val="16"/><w:szCs w:val="16"/></w:rPr><w:t xml:space="preserve">`NULL`</w:t></w:r></w:p></w:tc><w:tc><w:tcPr><w:tcW w:w="1417.3228346456694" w:type="dxa"/><w:noWrap/></w:tcPr><w:p><w:pPr><w:spacing w:after="30"/></w:pPr><w:r><w:rPr><w:sz w:val="16"/><w:szCs w:val="16"/></w:rPr><w:t xml:space="preserve">-</w:t></w:r></w:p></w:tc><w:tc><w:tcPr><w:tcW w:w="1417.3228346456694" w:type="dxa"/><w:noWrap/></w:tcPr><w:p><w:pPr><w:spacing w:after="30"/></w:pPr><w:r><w:rPr><w:sz w:val="16"/><w:szCs w:val="16"/></w:rPr><w:t xml:space="preserve">Path penyimpanan berkas digital pada storage sistem.</w:t></w:r></w:p></w:tc></w:tr><w:tr><w:trPr/><w:tc><w:tcPr><w:tcW w:w="1417.3228346456694" w:type="dxa"/><w:noWrap/></w:tcPr><w:p><w:pPr><w:spacing w:after="30"/></w:pPr><w:r><w:rPr><w:sz w:val="16"/><w:szCs w:val="16"/></w:rPr><w:t xml:space="preserve">9</w:t></w:r></w:p></w:tc><w:tc><w:tcPr><w:tcW w:w="1417.3228346456694" w:type="dxa"/><w:noWrap/></w:tcPr><w:p><w:pPr><w:spacing w:after="30"/></w:pPr><w:r><w:rPr><w:sz w:val="16"/><w:szCs w:val="16"/></w:rPr><w:t xml:space="preserve">`download_count`</w:t></w:r></w:p></w:tc><w:tc><w:tcPr><w:tcW w:w="1417.3228346456694" w:type="dxa"/><w:noWrap/></w:tcPr><w:p><w:pPr><w:spacing w:after="30"/></w:pPr><w:r><w:rPr><w:sz w:val="16"/><w:szCs w:val="16"/></w:rPr><w:t xml:space="preserve">`int(10) unsigned`</w:t></w:r></w:p></w:tc><w:tc><w:tcPr><w:tcW w:w="1417.3228346456694" w:type="dxa"/><w:noWrap/></w:tcPr><w:p><w:pPr><w:spacing w:after="30"/></w:pPr><w:r><w:rPr><w:sz w:val="16"/><w:szCs w:val="16"/></w:rPr><w:t xml:space="preserve">NOT NULL</w:t></w:r></w:p></w:tc><w:tc><w:tcPr><w:tcW w:w="1417.3228346456694" w:type="dxa"/><w:noWrap/></w:tcPr><w:p><w:pPr><w:spacing w:after="30"/></w:pPr><w:r><w:rPr><w:sz w:val="16"/><w:szCs w:val="16"/></w:rPr><w:t xml:space="preserve">`0`</w:t></w:r></w:p></w:tc><w:tc><w:tcPr><w:tcW w:w="1417.3228346456694" w:type="dxa"/><w:noWrap/></w:tcPr><w:p><w:pPr><w:spacing w:after="30"/></w:pPr><w:r><w:rPr><w:sz w:val="16"/><w:szCs w:val="16"/></w:rPr><w:t xml:space="preserve">-</w:t></w:r></w:p></w:tc><w:tc><w:tcPr><w:tcW w:w="1417.3228346456694" w:type="dxa"/><w:noWrap/></w:tcPr><w:p><w:pPr><w:spacing w:after="30"/></w:pPr><w:r><w:rPr><w:sz w:val="16"/><w:szCs w:val="16"/></w:rPr><w:t xml:space="preserve">Menyimpan atribut data download count pada sistem SIBIMA.</w:t></w:r></w:p></w:tc></w:tr><w:tr><w:trPr/><w:tc><w:tcPr><w:tcW w:w="1417.3228346456694" w:type="dxa"/><w:noWrap/></w:tcPr><w:p><w:pPr><w:spacing w:after="30"/></w:pPr><w:r><w:rPr><w:sz w:val="16"/><w:szCs w:val="16"/></w:rPr><w:t xml:space="preserve">10</w:t></w:r></w:p></w:tc><w:tc><w:tcPr><w:tcW w:w="1417.3228346456694" w:type="dxa"/><w:noWrap/></w:tcPr><w:p><w:pPr><w:spacing w:after="30"/></w:pPr><w:r><w:rPr><w:sz w:val="16"/><w:szCs w:val="16"/></w:rPr><w:t xml:space="preserve">`is_active`</w:t></w:r></w:p></w:tc><w:tc><w:tcPr><w:tcW w:w="1417.3228346456694" w:type="dxa"/><w:noWrap/></w:tcPr><w:p><w:pPr><w:spacing w:after="30"/></w:pPr><w:r><w:rPr><w:sz w:val="16"/><w:szCs w:val="16"/></w:rPr><w:t xml:space="preserve">`tinyint(1)`</w:t></w:r></w:p></w:tc><w:tc><w:tcPr><w:tcW w:w="1417.3228346456694" w:type="dxa"/><w:noWrap/></w:tcPr><w:p><w:pPr><w:spacing w:after="30"/></w:pPr><w:r><w:rPr><w:sz w:val="16"/><w:szCs w:val="16"/></w:rPr><w:t xml:space="preserve">NOT NULL</w:t></w:r></w:p></w:tc><w:tc><w:tcPr><w:tcW w:w="1417.3228346456694" w:type="dxa"/><w:noWrap/></w:tcPr><w:p><w:pPr><w:spacing w:after="30"/></w:pPr><w:r><w:rPr><w:sz w:val="16"/><w:szCs w:val="16"/></w:rPr><w:t xml:space="preserve">`1`</w:t></w:r></w:p></w:tc><w:tc><w:tcPr><w:tcW w:w="1417.3228346456694" w:type="dxa"/><w:noWrap/></w:tcPr><w:p><w:pPr><w:spacing w:after="30"/></w:pPr><w:r><w:rPr><w:sz w:val="16"/><w:szCs w:val="16"/></w:rPr><w:t xml:space="preserve">-</w:t></w:r></w:p></w:tc><w:tc><w:tcPr><w:tcW w:w="1417.3228346456694" w:type="dxa"/><w:noWrap/></w:tcPr><w:p><w:pPr><w:spacing w:after="30"/></w:pPr><w:r><w:rPr><w:sz w:val="16"/><w:szCs w:val="16"/></w:rPr><w:t xml:space="preserve">Bendera status biner (1 = Ya / Aktif, 0 = Tidak / Nonaktif).</w:t></w:r></w:p></w:tc></w:tr><w:tr><w:trPr/><w:tc><w:tcPr><w:tcW w:w="1417.3228346456694" w:type="dxa"/><w:noWrap/></w:tcPr><w:p><w:pPr><w:spacing w:after="30"/></w:pPr><w:r><w:rPr><w:sz w:val="16"/><w:szCs w:val="16"/></w:rPr><w:t xml:space="preserve">11</w:t></w:r></w:p></w:tc><w:tc><w:tcPr><w:tcW w:w="1417.3228346456694" w:type="dxa"/><w:noWrap/></w:tcPr><w:p><w:pPr><w:spacing w:after="30"/></w:pPr><w:r><w:rPr><w:sz w:val="16"/><w:szCs w:val="16"/></w:rPr><w:t xml:space="preserve">`uploaded_by`</w:t></w:r></w:p></w:tc><w:tc><w:tcPr><w:tcW w:w="1417.3228346456694" w:type="dxa"/><w:noWrap/></w:tcPr><w:p><w:pPr><w:spacing w:after="30"/></w:pPr><w:r><w:rPr><w:sz w:val="16"/><w:szCs w:val="16"/></w:rPr><w:t xml:space="preserve">`bigint(20) unsigned`</w:t></w:r></w:p></w:tc><w:tc><w:tcPr><w:tcW w:w="1417.3228346456694" w:type="dxa"/><w:noWrap/></w:tcPr><w:p><w:pPr><w:spacing w:after="30"/></w:pPr><w:r><w:rPr><w:sz w:val="16"/><w:szCs w:val="16"/></w:rPr><w:t xml:space="preserve">NULL</w:t></w:r></w:p></w:tc><w:tc><w:tcPr><w:tcW w:w="1417.3228346456694" w:type="dxa"/><w:noWrap/></w:tcPr><w:p><w:pPr><w:spacing w:after="30"/></w:pPr><w:r><w:rPr><w:sz w:val="16"/><w:szCs w:val="16"/></w:rPr><w:t xml:space="preserve">`NULL`</w:t></w:r></w:p></w:tc><w:tc><w:tcPr><w:tcW w:w="1417.3228346456694" w:type="dxa"/><w:noWrap/></w:tcPr><w:p><w:pPr><w:spacing w:after="30"/></w:pPr><w:r><w:rPr><w:sz w:val="16"/><w:szCs w:val="16"/></w:rPr><w:t xml:space="preserve">MUL</w:t></w:r></w:p></w:tc><w:tc><w:tcPr><w:tcW w:w="1417.3228346456694" w:type="dxa"/><w:noWrap/></w:tcPr><w:p><w:pPr><w:spacing w:after="30"/></w:pPr><w:r><w:rPr><w:sz w:val="16"/><w:szCs w:val="16"/></w:rPr><w:t xml:space="preserve">Menyimpan atribut data uploaded by pada sistem SIBIMA.</w:t></w:r></w:p></w:tc></w:tr><w:tr><w:trPr/><w:tc><w:tcPr><w:tcW w:w="1417.3228346456694" w:type="dxa"/><w:noWrap/></w:tcPr><w:p><w:pPr><w:spacing w:after="30"/></w:pPr><w:r><w:rPr><w:sz w:val="16"/><w:szCs w:val="16"/></w:rPr><w:t xml:space="preserve">12</w:t></w:r></w:p></w:tc><w:tc><w:tcPr><w:tcW w:w="1417.3228346456694" w:type="dxa"/><w:noWrap/></w:tcPr><w:p><w:pPr><w:spacing w:after="30"/></w:pPr><w:r><w:rPr><w:sz w:val="16"/><w:szCs w:val="16"/></w:rPr><w:t xml:space="preserve">`created_at`</w:t></w:r></w:p></w:tc><w:tc><w:tcPr><w:tcW w:w="1417.3228346456694" w:type="dxa"/><w:noWrap/></w:tcPr><w:p><w:pPr><w:spacing w:after="30"/></w:pPr><w:r><w:rPr><w:sz w:val="16"/><w:szCs w:val="16"/></w:rPr><w:t xml:space="preserve">`timestamp`</w:t></w:r></w:p></w:tc><w:tc><w:tcPr><w:tcW w:w="1417.3228346456694" w:type="dxa"/><w:noWrap/></w:tcPr><w:p><w:pPr><w:spacing w:after="30"/></w:pPr><w:r><w:rPr><w:sz w:val="16"/><w:szCs w:val="16"/></w:rPr><w:t xml:space="preserve">NULL</w:t></w:r></w:p></w:tc><w:tc><w:tcPr><w:tcW w:w="1417.3228346456694" w:type="dxa"/><w:noWrap/></w:tcPr><w:p><w:pPr><w:spacing w:after="30"/></w:pPr><w:r><w:rPr><w:sz w:val="16"/><w:szCs w:val="16"/></w:rPr><w:t xml:space="preserve">`NULL`</w:t></w:r></w:p></w:tc><w:tc><w:tcPr><w:tcW w:w="1417.3228346456694" w:type="dxa"/><w:noWrap/></w:tcPr><w:p><w:pPr><w:spacing w:after="30"/></w:pPr><w:r><w:rPr><w:sz w:val="16"/><w:szCs w:val="16"/></w:rPr><w:t xml:space="preserve">-</w:t></w:r></w:p></w:tc><w:tc><w:tcPr><w:tcW w:w="1417.3228346456694" w:type="dxa"/><w:noWrap/></w:tcPr><w:p><w:pPr><w:spacing w:after="30"/></w:pPr><w:r><w:rPr><w:sz w:val="16"/><w:szCs w:val="16"/></w:rPr><w:t xml:space="preserve">Waktu rekaman pertama kali dibuat di sistem.</w:t></w:r></w:p></w:tc></w:tr><w:tr><w:trPr/><w:tc><w:tcPr><w:tcW w:w="1417.3228346456694" w:type="dxa"/><w:noWrap/></w:tcPr><w:p><w:pPr><w:spacing w:after="30"/></w:pPr><w:r><w:rPr><w:sz w:val="16"/><w:szCs w:val="16"/></w:rPr><w:t xml:space="preserve">13</w:t></w:r></w:p></w:tc><w:tc><w:tcPr><w:tcW w:w="1417.3228346456694" w:type="dxa"/><w:noWrap/></w:tcPr><w:p><w:pPr><w:spacing w:after="30"/></w:pPr><w:r><w:rPr><w:sz w:val="16"/><w:szCs w:val="16"/></w:rPr><w:t xml:space="preserve">`updated_at`</w:t></w:r></w:p></w:tc><w:tc><w:tcPr><w:tcW w:w="1417.3228346456694" w:type="dxa"/><w:noWrap/></w:tcPr><w:p><w:pPr><w:spacing w:after="30"/></w:pPr><w:r><w:rPr><w:sz w:val="16"/><w:szCs w:val="16"/></w:rPr><w:t xml:space="preserve">`timestamp`</w:t></w:r></w:p></w:tc><w:tc><w:tcPr><w:tcW w:w="1417.3228346456694" w:type="dxa"/><w:noWrap/></w:tcPr><w:p><w:pPr><w:spacing w:after="30"/></w:pPr><w:r><w:rPr><w:sz w:val="16"/><w:szCs w:val="16"/></w:rPr><w:t xml:space="preserve">NULL</w:t></w:r></w:p></w:tc><w:tc><w:tcPr><w:tcW w:w="1417.3228346456694" w:type="dxa"/><w:noWrap/></w:tcPr><w:p><w:pPr><w:spacing w:after="30"/></w:pPr><w:r><w:rPr><w:sz w:val="16"/><w:szCs w:val="16"/></w:rPr><w:t xml:space="preserve">`NULL`</w:t></w:r></w:p></w:tc><w:tc><w:tcPr><w:tcW w:w="1417.3228346456694" w:type="dxa"/><w:noWrap/></w:tcPr><w:p><w:pPr><w:spacing w:after="30"/></w:pPr><w:r><w:rPr><w:sz w:val="16"/><w:szCs w:val="16"/></w:rPr><w:t xml:space="preserve">-</w:t></w:r></w:p></w:tc><w:tc><w:tcPr><w:tcW w:w="1417.3228346456694" w:type="dxa"/><w:noWrap/></w:tcPr><w:p><w:pPr><w:spacing w:after="30"/></w:pPr><w:r><w:rPr><w:sz w:val="16"/><w:szCs w:val="16"/></w:rPr><w:t xml:space="preserve">Waktu rekaman terakhir kali diperbarui.</w:t></w:r></w:p></w:tc></w:tr></w:tbl><w:p/><w:p><w:pPr><w:jc w:val="both"/><w:spacing w:after="70"/></w:pPr><w:r><w:rPr><w:sz w:val="19"/><w:szCs w:val="19"/></w:rPr><w:t xml:space="preserve">---</w:t></w:r></w:p><w:p><w:pPr><w:pStyle w:val="Heading3"/></w:pPr><w:bookmarkStart w:id="20" w:name="_Toc20"/><w:r><w:t>3.9 Tabel Bookmark Artikel Jurnal & Referensi (`journal_bookmarks`)</w:t></w:r><w:bookmarkEnd w:id="20"/></w:p><w:p><w:pPr><w:spacing w:before="40" w:after="40"/></w:pPr><w:r><w:rPr><w:color w:val="334155"/><w:sz w:val="19"/><w:szCs w:val="19"/><w:b w:val="1"/><w:bCs w:val="1"/><w:i w:val="1"/><w:iCs w:val="1"/></w:rPr><w:t xml:space="preserve">**Nama Tabel**: `journal_bookmarks`</w:t></w:r></w:p><w:p><w:pPr><w:spacing w:before="40" w:after="40"/></w:pPr><w:r><w:rPr><w:color w:val="334155"/><w:sz w:val="19"/><w:szCs w:val="19"/><w:b w:val="0"/><w:bCs w:val="0"/><w:i w:val="1"/><w:iCs w:val="1"/></w:rPr><w:t xml:space="preserve">**Primary Key**: `id`</w:t></w:r></w:p><w:p><w:pPr><w:spacing w:before="40" w:after="40"/></w:pPr><w:r><w:rPr><w:color w:val="334155"/><w:sz w:val="19"/><w:szCs w:val="19"/><w:b w:val="0"/><w:bCs w:val="0"/><w:i w:val="1"/><w:iCs w:val="1"/></w:rPr><w:t xml:space="preserve">**Foreign Key**: `folder_id` $\rightarrow$ merujuk ke `journal_bookmark_folders.id``user_id` $\rightarrow$ merujuk ke `users.id`</w:t></w:r></w:p><w:p><w:pPr><w:spacing w:before="40" w:after="40"/></w:pPr><w:r><w:rPr><w:color w:val="334155"/><w:sz w:val="19"/><w:szCs w:val="19"/><w:b w:val="0"/><w:bCs w:val="0"/><w:i w:val="1"/><w:iCs w:val="1"/></w:rPr><w:t xml:space="preserve">**Deskripsi**: Menyimpan artikel jurnal eksternal, DOI, abstrak, dan tautan publikasi ilmiah yang disimpan pengguna sebagai acuan literatur penyusunan tugas akhir.</w:t></w:r></w:p><w:tbl><w:tblGrid><w:gridCol w:w="1417.3228346456694" w:type="dxa"/><w:gridCol w:w="1417.3228346456694" w:type="dxa"/><w:gridCol w:w="1417.3228346456694" w:type="dxa"/><w:gridCol w:w="1417.3228346456694" w:type="dxa"/><w:gridCol w:w="1417.3228346456694" w:type="dxa"/><w:gridCol w:w="1417.3228346456694" w:type="dxa"/><w:gridCol w:w="1417.3228346456694" w:type="dxa"/></w:tblGrid><w:tblPr><w:tblStyle w:val="DbTable"/></w:tblPr><w:tr><w:trPr/><w:tc><w:tcPr><w:tcW w:w="1417.3228346456694" w:type="dxa"/><w:shd w:val="clear" w:fill="1E293B"/><w:noWrap/></w:tcPr><w:p><w:pPr><w:spacing w:after="30"/></w:pPr><w:r><w:rPr><w:color w:val="FFFFFF"/><w:sz w:val="16"/><w:szCs w:val="16"/><w:b w:val="1"/><w:bCs w:val="1"/></w:rPr><w:t xml:space="preserve">No</w:t></w:r></w:p></w:tc><w:tc><w:tcPr><w:tcW w:w="1417.3228346456694" w:type="dxa"/><w:shd w:val="clear" w:fill="1E293B"/><w:noWrap/></w:tcPr><w:p><w:pPr><w:spacing w:after="30"/></w:pPr><w:r><w:rPr><w:color w:val="FFFFFF"/><w:sz w:val="16"/><w:szCs w:val="16"/><w:b w:val="1"/><w:bCs w:val="1"/></w:rPr><w:t xml:space="preserve">Nama Kolom</w:t></w:r></w:p></w:tc><w:tc><w:tcPr><w:tcW w:w="1417.3228346456694" w:type="dxa"/><w:shd w:val="clear" w:fill="1E293B"/><w:noWrap/></w:tcPr><w:p><w:pPr><w:spacing w:after="30"/></w:pPr><w:r><w:rPr><w:color w:val="FFFFFF"/><w:sz w:val="16"/><w:szCs w:val="16"/><w:b w:val="1"/><w:bCs w:val="1"/></w:rPr><w:t xml:space="preserve">Tipe Data</w:t></w:r></w:p></w:tc><w:tc><w:tcPr><w:tcW w:w="1417.3228346456694" w:type="dxa"/><w:shd w:val="clear" w:fill="1E293B"/><w:noWrap/></w:tcPr><w:p><w:pPr><w:spacing w:after="30"/></w:pPr><w:r><w:rPr><w:color w:val="FFFFFF"/><w:sz w:val="16"/><w:szCs w:val="16"/><w:b w:val="1"/><w:bCs w:val="1"/></w:rPr><w:t xml:space="preserve">Nullable</w:t></w:r></w:p></w:tc><w:tc><w:tcPr><w:tcW w:w="1417.3228346456694" w:type="dxa"/><w:shd w:val="clear" w:fill="1E293B"/><w:noWrap/></w:tcPr><w:p><w:pPr><w:spacing w:after="30"/></w:pPr><w:r><w:rPr><w:color w:val="FFFFFF"/><w:sz w:val="16"/><w:szCs w:val="16"/><w:b w:val="1"/><w:bCs w:val="1"/></w:rPr><w:t xml:space="preserve">Nilai Default</w:t></w:r></w:p></w:tc><w:tc><w:tcPr><w:tcW w:w="1417.3228346456694" w:type="dxa"/><w:shd w:val="clear" w:fill="1E293B"/><w:noWrap/></w:tcPr><w:p><w:pPr><w:spacing w:after="30"/></w:pPr><w:r><w:rPr><w:color w:val="FFFFFF"/><w:sz w:val="16"/><w:szCs w:val="16"/><w:b w:val="1"/><w:bCs w:val="1"/></w:rPr><w:t xml:space="preserve">Kunci (*Key*)</w:t></w:r></w:p></w:tc><w:tc><w:tcPr><w:tcW w:w="1417.3228346456694" w:type="dxa"/><w:shd w:val="clear" w:fill="1E293B"/><w:noWrap/></w:tcPr><w:p><w:pPr><w:spacing w:after="30"/></w:pPr><w:r><w:rPr><w:color w:val="FFFFFF"/><w:sz w:val="16"/><w:szCs w:val="16"/><w:b w:val="1"/><w:bCs w:val="1"/></w:rPr><w:t xml:space="preserve">Keterangan & Aturan Bisnis</w:t></w:r></w:p></w:tc></w:tr><w:tr><w:trPr/><w:tc><w:tcPr><w:tcW w:w="1417.3228346456694" w:type="dxa"/><w:noWrap/></w:tcPr><w:p><w:pPr><w:spacing w:after="30"/></w:pPr><w:r><w:rPr><w:sz w:val="16"/><w:szCs w:val="16"/></w:rPr><w:t xml:space="preserve">1</w:t></w:r></w:p></w:tc><w:tc><w:tcPr><w:tcW w:w="1417.3228346456694" w:type="dxa"/><w:noWrap/></w:tcPr><w:p><w:pPr><w:spacing w:after="30"/></w:pPr><w:r><w:rPr><w:sz w:val="16"/><w:szCs w:val="16"/></w:rPr><w:t xml:space="preserve">`id`</w:t></w:r></w:p></w:tc><w:tc><w:tcPr><w:tcW w:w="1417.3228346456694" w:type="dxa"/><w:noWrap/></w:tcPr><w:p><w:pPr><w:spacing w:after="30"/></w:pPr><w:r><w:rPr><w:sz w:val="16"/><w:szCs w:val="16"/></w:rPr><w:t xml:space="preserve">`bigint(20) unsigned`</w:t></w:r></w:p></w:tc><w:tc><w:tcPr><w:tcW w:w="1417.3228346456694" w:type="dxa"/><w:noWrap/></w:tcPr><w:p><w:pPr><w:spacing w:after="30"/></w:pPr><w:r><w:rPr><w:sz w:val="16"/><w:szCs w:val="16"/></w:rPr><w:t xml:space="preserve">NOT NULL</w:t></w:r></w:p></w:tc><w:tc><w:tcPr><w:tcW w:w="1417.3228346456694" w:type="dxa"/><w:noWrap/></w:tcPr><w:p><w:pPr><w:spacing w:after="30"/></w:pPr><w:r><w:rPr><w:sz w:val="16"/><w:szCs w:val="16"/></w:rPr><w:t xml:space="preserve">*None*</w:t></w:r></w:p></w:tc><w:tc><w:tcPr><w:tcW w:w="1417.3228346456694" w:type="dxa"/><w:noWrap/></w:tcPr><w:p><w:pPr><w:spacing w:after="30"/></w:pPr><w:r><w:rPr><w:sz w:val="16"/><w:szCs w:val="16"/></w:rPr><w:t xml:space="preserve">PRI (auto_increment)</w:t></w:r></w:p></w:tc><w:tc><w:tcPr><w:tcW w:w="1417.3228346456694" w:type="dxa"/><w:noWrap/></w:tcPr><w:p><w:pPr><w:spacing w:after="30"/></w:pPr><w:r><w:rPr><w:sz w:val="16"/><w:szCs w:val="16"/></w:rPr><w:t xml:space="preserve">Identitas unik rekaman data (*Surrogate Primary Key*).</w:t></w:r></w:p></w:tc></w:tr><w:tr><w:trPr/><w:tc><w:tcPr><w:tcW w:w="1417.3228346456694" w:type="dxa"/><w:noWrap/></w:tcPr><w:p><w:pPr><w:spacing w:after="30"/></w:pPr><w:r><w:rPr><w:sz w:val="16"/><w:szCs w:val="16"/></w:rPr><w:t xml:space="preserve">2</w:t></w:r></w:p></w:tc><w:tc><w:tcPr><w:tcW w:w="1417.3228346456694" w:type="dxa"/><w:noWrap/></w:tcPr><w:p><w:pPr><w:spacing w:after="30"/></w:pPr><w:r><w:rPr><w:sz w:val="16"/><w:szCs w:val="16"/></w:rPr><w:t xml:space="preserve">`user_id`</w:t></w:r></w:p></w:tc><w:tc><w:tcPr><w:tcW w:w="1417.3228346456694" w:type="dxa"/><w:noWrap/></w:tcPr><w:p><w:pPr><w:spacing w:after="30"/></w:pPr><w:r><w:rPr><w:sz w:val="16"/><w:szCs w:val="16"/></w:rPr><w:t xml:space="preserve">`bigint(20) unsigned`</w:t></w:r></w:p></w:tc><w:tc><w:tcPr><w:tcW w:w="1417.3228346456694" w:type="dxa"/><w:noWrap/></w:tcPr><w:p><w:pPr><w:spacing w:after="30"/></w:pPr><w:r><w:rPr><w:sz w:val="16"/><w:szCs w:val="16"/></w:rPr><w:t xml:space="preserve">NOT NULL</w:t></w:r></w:p></w:tc><w:tc><w:tcPr><w:tcW w:w="1417.3228346456694" w:type="dxa"/><w:noWrap/></w:tcPr><w:p><w:pPr><w:spacing w:after="30"/></w:pPr><w:r><w:rPr><w:sz w:val="16"/><w:szCs w:val="16"/></w:rPr><w:t xml:space="preserve">*None*</w:t></w:r></w:p></w:tc><w:tc><w:tcPr><w:tcW w:w="1417.3228346456694" w:type="dxa"/><w:noWrap/></w:tcPr><w:p><w:pPr><w:spacing w:after="30"/></w:pPr><w:r><w:rPr><w:sz w:val="16"/><w:szCs w:val="16"/></w:rPr><w:t xml:space="preserve">MUL</w:t></w:r></w:p></w:tc><w:tc><w:tcPr><w:tcW w:w="1417.3228346456694" w:type="dxa"/><w:noWrap/></w:tcPr><w:p><w:pPr><w:spacing w:after="30"/></w:pPr><w:r><w:rPr><w:sz w:val="16"/><w:szCs w:val="16"/></w:rPr><w:t xml:space="preserve">Kunci asing pengguna pemilik simpanan bookmark artikel.</w:t></w:r></w:p></w:tc></w:tr><w:tr><w:trPr/><w:tc><w:tcPr><w:tcW w:w="1417.3228346456694" w:type="dxa"/><w:noWrap/></w:tcPr><w:p><w:pPr><w:spacing w:after="30"/></w:pPr><w:r><w:rPr><w:sz w:val="16"/><w:szCs w:val="16"/></w:rPr><w:t xml:space="preserve">3</w:t></w:r></w:p></w:tc><w:tc><w:tcPr><w:tcW w:w="1417.3228346456694" w:type="dxa"/><w:noWrap/></w:tcPr><w:p><w:pPr><w:spacing w:after="30"/></w:pPr><w:r><w:rPr><w:sz w:val="16"/><w:szCs w:val="16"/></w:rPr><w:t xml:space="preserve">`folder_id`</w:t></w:r></w:p></w:tc><w:tc><w:tcPr><w:tcW w:w="1417.3228346456694" w:type="dxa"/><w:noWrap/></w:tcPr><w:p><w:pPr><w:spacing w:after="30"/></w:pPr><w:r><w:rPr><w:sz w:val="16"/><w:szCs w:val="16"/></w:rPr><w:t xml:space="preserve">`bigint(20) unsigned`</w:t></w:r></w:p></w:tc><w:tc><w:tcPr><w:tcW w:w="1417.3228346456694" w:type="dxa"/><w:noWrap/></w:tcPr><w:p><w:pPr><w:spacing w:after="30"/></w:pPr><w:r><w:rPr><w:sz w:val="16"/><w:szCs w:val="16"/></w:rPr><w:t xml:space="preserve">NULL</w:t></w:r></w:p></w:tc><w:tc><w:tcPr><w:tcW w:w="1417.3228346456694" w:type="dxa"/><w:noWrap/></w:tcPr><w:p><w:pPr><w:spacing w:after="30"/></w:pPr><w:r><w:rPr><w:sz w:val="16"/><w:szCs w:val="16"/></w:rPr><w:t xml:space="preserve">`NULL`</w:t></w:r></w:p></w:tc><w:tc><w:tcPr><w:tcW w:w="1417.3228346456694" w:type="dxa"/><w:noWrap/></w:tcPr><w:p><w:pPr><w:spacing w:after="30"/></w:pPr><w:r><w:rPr><w:sz w:val="16"/><w:szCs w:val="16"/></w:rPr><w:t xml:space="preserve">MUL</w:t></w:r></w:p></w:tc><w:tc><w:tcPr><w:tcW w:w="1417.3228346456694" w:type="dxa"/><w:noWrap/></w:tcPr><w:p><w:pPr><w:spacing w:after="30"/></w:pPr><w:r><w:rPr><w:sz w:val="16"/><w:szCs w:val="16"/></w:rPr><w:t xml:space="preserve">Kunci asing folder kategori koleksi referensi jurnal.</w:t></w:r></w:p></w:tc></w:tr><w:tr><w:trPr/><w:tc><w:tcPr><w:tcW w:w="1417.3228346456694" w:type="dxa"/><w:noWrap/></w:tcPr><w:p><w:pPr><w:spacing w:after="30"/></w:pPr><w:r><w:rPr><w:sz w:val="16"/><w:szCs w:val="16"/></w:rPr><w:t xml:space="preserve">4</w:t></w:r></w:p></w:tc><w:tc><w:tcPr><w:tcW w:w="1417.3228346456694" w:type="dxa"/><w:noWrap/></w:tcPr><w:p><w:pPr><w:spacing w:after="30"/></w:pPr><w:r><w:rPr><w:sz w:val="16"/><w:szCs w:val="16"/></w:rPr><w:t xml:space="preserve">`journal_identifier`</w:t></w:r></w:p></w:tc><w:tc><w:tcPr><w:tcW w:w="1417.3228346456694" w:type="dxa"/><w:noWrap/></w:tcPr><w:p><w:pPr><w:spacing w:after="30"/></w:pPr><w:r><w:rPr><w:sz w:val="16"/><w:szCs w:val="16"/></w:rPr><w:t xml:space="preserve">`varchar(255)`</w:t></w:r></w:p></w:tc><w:tc><w:tcPr><w:tcW w:w="1417.3228346456694" w:type="dxa"/><w:noWrap/></w:tcPr><w:p><w:pPr><w:spacing w:after="30"/></w:pPr><w:r><w:rPr><w:sz w:val="16"/><w:szCs w:val="16"/></w:rPr><w:t xml:space="preserve">NOT NULL</w:t></w:r></w:p></w:tc><w:tc><w:tcPr><w:tcW w:w="1417.3228346456694" w:type="dxa"/><w:noWrap/></w:tcPr><w:p><w:pPr><w:spacing w:after="30"/></w:pPr><w:r><w:rPr><w:sz w:val="16"/><w:szCs w:val="16"/></w:rPr><w:t xml:space="preserve">*None*</w:t></w:r></w:p></w:tc><w:tc><w:tcPr><w:tcW w:w="1417.3228346456694" w:type="dxa"/><w:noWrap/></w:tcPr><w:p><w:pPr><w:spacing w:after="30"/></w:pPr><w:r><w:rPr><w:sz w:val="16"/><w:szCs w:val="16"/></w:rPr><w:t xml:space="preserve">-</w:t></w:r></w:p></w:tc><w:tc><w:tcPr><w:tcW w:w="1417.3228346456694" w:type="dxa"/><w:noWrap/></w:tcPr><w:p><w:pPr><w:spacing w:after="30"/></w:pPr><w:r><w:rPr><w:sz w:val="16"/><w:szCs w:val="16"/></w:rPr><w:t xml:space="preserve">Menyimpan atribut data journal identifier pada sistem SIBIMA.</w:t></w:r></w:p></w:tc></w:tr><w:tr><w:trPr/><w:tc><w:tcPr><w:tcW w:w="1417.3228346456694" w:type="dxa"/><w:noWrap/></w:tcPr><w:p><w:pPr><w:spacing w:after="30"/></w:pPr><w:r><w:rPr><w:sz w:val="16"/><w:szCs w:val="16"/></w:rPr><w:t xml:space="preserve">5</w:t></w:r></w:p></w:tc><w:tc><w:tcPr><w:tcW w:w="1417.3228346456694" w:type="dxa"/><w:noWrap/></w:tcPr><w:p><w:pPr><w:spacing w:after="30"/></w:pPr><w:r><w:rPr><w:sz w:val="16"/><w:szCs w:val="16"/></w:rPr><w:t xml:space="preserve">`title`</w:t></w:r></w:p></w:tc><w:tc><w:tcPr><w:tcW w:w="1417.3228346456694" w:type="dxa"/><w:noWrap/></w:tcPr><w:p><w:pPr><w:spacing w:after="30"/></w:pPr><w:r><w:rPr><w:sz w:val="16"/><w:szCs w:val="16"/></w:rPr><w:t xml:space="preserve">`text`</w:t></w:r></w:p></w:tc><w:tc><w:tcPr><w:tcW w:w="1417.3228346456694" w:type="dxa"/><w:noWrap/></w:tcPr><w:p><w:pPr><w:spacing w:after="30"/></w:pPr><w:r><w:rPr><w:sz w:val="16"/><w:szCs w:val="16"/></w:rPr><w:t xml:space="preserve">NOT NULL</w:t></w:r></w:p></w:tc><w:tc><w:tcPr><w:tcW w:w="1417.3228346456694" w:type="dxa"/><w:noWrap/></w:tcPr><w:p><w:pPr><w:spacing w:after="30"/></w:pPr><w:r><w:rPr><w:sz w:val="16"/><w:szCs w:val="16"/></w:rPr><w:t xml:space="preserve">*None*</w:t></w:r></w:p></w:tc><w:tc><w:tcPr><w:tcW w:w="1417.3228346456694" w:type="dxa"/><w:noWrap/></w:tcPr><w:p><w:pPr><w:spacing w:after="30"/></w:pPr><w:r><w:rPr><w:sz w:val="16"/><w:szCs w:val="16"/></w:rPr><w:t xml:space="preserve">-</w:t></w:r></w:p></w:tc><w:tc><w:tcPr><w:tcW w:w="1417.3228346456694" w:type="dxa"/><w:noWrap/></w:tcPr><w:p><w:pPr><w:spacing w:after="30"/></w:pPr><w:r><w:rPr><w:sz w:val="16"/><w:szCs w:val="16"/></w:rPr><w:t xml:space="preserve">Judul publikasi artikel jurnal atau prosiding ilmiah.</w:t></w:r></w:p></w:tc></w:tr><w:tr><w:trPr/><w:tc><w:tcPr><w:tcW w:w="1417.3228346456694" w:type="dxa"/><w:noWrap/></w:tcPr><w:p><w:pPr><w:spacing w:after="30"/></w:pPr><w:r><w:rPr><w:sz w:val="16"/><w:szCs w:val="16"/></w:rPr><w:t xml:space="preserve">6</w:t></w:r></w:p></w:tc><w:tc><w:tcPr><w:tcW w:w="1417.3228346456694" w:type="dxa"/><w:noWrap/></w:tcPr><w:p><w:pPr><w:spacing w:after="30"/></w:pPr><w:r><w:rPr><w:sz w:val="16"/><w:szCs w:val="16"/></w:rPr><w:t xml:space="preserve">`authors`</w:t></w:r></w:p></w:tc><w:tc><w:tcPr><w:tcW w:w="1417.3228346456694" w:type="dxa"/><w:noWrap/></w:tcPr><w:p><w:pPr><w:spacing w:after="30"/></w:pPr><w:r><w:rPr><w:sz w:val="16"/><w:szCs w:val="16"/></w:rPr><w:t xml:space="preserve">`longtext`</w:t></w:r></w:p></w:tc><w:tc><w:tcPr><w:tcW w:w="1417.3228346456694" w:type="dxa"/><w:noWrap/></w:tcPr><w:p><w:pPr><w:spacing w:after="30"/></w:pPr><w:r><w:rPr><w:sz w:val="16"/><w:szCs w:val="16"/></w:rPr><w:t xml:space="preserve">NULL</w:t></w:r></w:p></w:tc><w:tc><w:tcPr><w:tcW w:w="1417.3228346456694" w:type="dxa"/><w:noWrap/></w:tcPr><w:p><w:pPr><w:spacing w:after="30"/></w:pPr><w:r><w:rPr><w:sz w:val="16"/><w:szCs w:val="16"/></w:rPr><w:t xml:space="preserve">`NULL`</w:t></w:r></w:p></w:tc><w:tc><w:tcPr><w:tcW w:w="1417.3228346456694" w:type="dxa"/><w:noWrap/></w:tcPr><w:p><w:pPr><w:spacing w:after="30"/></w:pPr><w:r><w:rPr><w:sz w:val="16"/><w:szCs w:val="16"/></w:rPr><w:t xml:space="preserve">-</w:t></w:r></w:p></w:tc><w:tc><w:tcPr><w:tcW w:w="1417.3228346456694" w:type="dxa"/><w:noWrap/></w:tcPr><w:p><w:pPr><w:spacing w:after="30"/></w:pPr><w:r><w:rPr><w:sz w:val="16"/><w:szCs w:val="16"/></w:rPr><w:t xml:space="preserve">Menyimpan atribut data authors pada sistem SIBIMA.</w:t></w:r></w:p></w:tc></w:tr><w:tr><w:trPr/><w:tc><w:tcPr><w:tcW w:w="1417.3228346456694" w:type="dxa"/><w:noWrap/></w:tcPr><w:p><w:pPr><w:spacing w:after="30"/></w:pPr><w:r><w:rPr><w:sz w:val="16"/><w:szCs w:val="16"/></w:rPr><w:t xml:space="preserve">7</w:t></w:r></w:p></w:tc><w:tc><w:tcPr><w:tcW w:w="1417.3228346456694" w:type="dxa"/><w:noWrap/></w:tcPr><w:p><w:pPr><w:spacing w:after="30"/></w:pPr><w:r><w:rPr><w:sz w:val="16"/><w:szCs w:val="16"/></w:rPr><w:t xml:space="preserve">`authors_string`</w:t></w:r></w:p></w:tc><w:tc><w:tcPr><w:tcW w:w="1417.3228346456694" w:type="dxa"/><w:noWrap/></w:tcPr><w:p><w:pPr><w:spacing w:after="30"/></w:pPr><w:r><w:rPr><w:sz w:val="16"/><w:szCs w:val="16"/></w:rPr><w:t xml:space="preserve">`text`</w:t></w:r></w:p></w:tc><w:tc><w:tcPr><w:tcW w:w="1417.3228346456694" w:type="dxa"/><w:noWrap/></w:tcPr><w:p><w:pPr><w:spacing w:after="30"/></w:pPr><w:r><w:rPr><w:sz w:val="16"/><w:szCs w:val="16"/></w:rPr><w:t xml:space="preserve">NULL</w:t></w:r></w:p></w:tc><w:tc><w:tcPr><w:tcW w:w="1417.3228346456694" w:type="dxa"/><w:noWrap/></w:tcPr><w:p><w:pPr><w:spacing w:after="30"/></w:pPr><w:r><w:rPr><w:sz w:val="16"/><w:szCs w:val="16"/></w:rPr><w:t xml:space="preserve">`NULL`</w:t></w:r></w:p></w:tc><w:tc><w:tcPr><w:tcW w:w="1417.3228346456694" w:type="dxa"/><w:noWrap/></w:tcPr><w:p><w:pPr><w:spacing w:after="30"/></w:pPr><w:r><w:rPr><w:sz w:val="16"/><w:szCs w:val="16"/></w:rPr><w:t xml:space="preserve">-</w:t></w:r></w:p></w:tc><w:tc><w:tcPr><w:tcW w:w="1417.3228346456694" w:type="dxa"/><w:noWrap/></w:tcPr><w:p><w:pPr><w:spacing w:after="30"/></w:pPr><w:r><w:rPr><w:sz w:val="16"/><w:szCs w:val="16"/></w:rPr><w:t xml:space="preserve">Menyimpan atribut data authors string pada sistem SIBIMA.</w:t></w:r></w:p></w:tc></w:tr><w:tr><w:trPr/><w:tc><w:tcPr><w:tcW w:w="1417.3228346456694" w:type="dxa"/><w:noWrap/></w:tcPr><w:p><w:pPr><w:spacing w:after="30"/></w:pPr><w:r><w:rPr><w:sz w:val="16"/><w:szCs w:val="16"/></w:rPr><w:t xml:space="preserve">8</w:t></w:r></w:p></w:tc><w:tc><w:tcPr><w:tcW w:w="1417.3228346456694" w:type="dxa"/><w:noWrap/></w:tcPr><w:p><w:pPr><w:spacing w:after="30"/></w:pPr><w:r><w:rPr><w:sz w:val="16"/><w:szCs w:val="16"/></w:rPr><w:t xml:space="preserve">`year`</w:t></w:r></w:p></w:tc><w:tc><w:tcPr><w:tcW w:w="1417.3228346456694" w:type="dxa"/><w:noWrap/></w:tcPr><w:p><w:pPr><w:spacing w:after="30"/></w:pPr><w:r><w:rPr><w:sz w:val="16"/><w:szCs w:val="16"/></w:rPr><w:t xml:space="preserve">`smallint(5) unsigned`</w:t></w:r></w:p></w:tc><w:tc><w:tcPr><w:tcW w:w="1417.3228346456694" w:type="dxa"/><w:noWrap/></w:tcPr><w:p><w:pPr><w:spacing w:after="30"/></w:pPr><w:r><w:rPr><w:sz w:val="16"/><w:szCs w:val="16"/></w:rPr><w:t xml:space="preserve">NULL</w:t></w:r></w:p></w:tc><w:tc><w:tcPr><w:tcW w:w="1417.3228346456694" w:type="dxa"/><w:noWrap/></w:tcPr><w:p><w:pPr><w:spacing w:after="30"/></w:pPr><w:r><w:rPr><w:sz w:val="16"/><w:szCs w:val="16"/></w:rPr><w:t xml:space="preserve">`NULL`</w:t></w:r></w:p></w:tc><w:tc><w:tcPr><w:tcW w:w="1417.3228346456694" w:type="dxa"/><w:noWrap/></w:tcPr><w:p><w:pPr><w:spacing w:after="30"/></w:pPr><w:r><w:rPr><w:sz w:val="16"/><w:szCs w:val="16"/></w:rPr><w:t xml:space="preserve">-</w:t></w:r></w:p></w:tc><w:tc><w:tcPr><w:tcW w:w="1417.3228346456694" w:type="dxa"/><w:noWrap/></w:tcPr><w:p><w:pPr><w:spacing w:after="30"/></w:pPr><w:r><w:rPr><w:sz w:val="16"/><w:szCs w:val="16"/></w:rPr><w:t xml:space="preserve">Menyimpan atribut data year pada sistem SIBIMA.</w:t></w:r></w:p></w:tc></w:tr><w:tr><w:trPr/><w:tc><w:tcPr><w:tcW w:w="1417.3228346456694" w:type="dxa"/><w:noWrap/></w:tcPr><w:p><w:pPr><w:spacing w:after="30"/></w:pPr><w:r><w:rPr><w:sz w:val="16"/><w:szCs w:val="16"/></w:rPr><w:t xml:space="preserve">9</w:t></w:r></w:p></w:tc><w:tc><w:tcPr><w:tcW w:w="1417.3228346456694" w:type="dxa"/><w:noWrap/></w:tcPr><w:p><w:pPr><w:spacing w:after="30"/></w:pPr><w:r><w:rPr><w:sz w:val="16"/><w:szCs w:val="16"/></w:rPr><w:t xml:space="preserve">`venue`</w:t></w:r></w:p></w:tc><w:tc><w:tcPr><w:tcW w:w="1417.3228346456694" w:type="dxa"/><w:noWrap/></w:tcPr><w:p><w:pPr><w:spacing w:after="30"/></w:pPr><w:r><w:rPr><w:sz w:val="16"/><w:szCs w:val="16"/></w:rPr><w:t xml:space="preserve">`varchar(255)`</w:t></w:r></w:p></w:tc><w:tc><w:tcPr><w:tcW w:w="1417.3228346456694" w:type="dxa"/><w:noWrap/></w:tcPr><w:p><w:pPr><w:spacing w:after="30"/></w:pPr><w:r><w:rPr><w:sz w:val="16"/><w:szCs w:val="16"/></w:rPr><w:t xml:space="preserve">NULL</w:t></w:r></w:p></w:tc><w:tc><w:tcPr><w:tcW w:w="1417.3228346456694" w:type="dxa"/><w:noWrap/></w:tcPr><w:p><w:pPr><w:spacing w:after="30"/></w:pPr><w:r><w:rPr><w:sz w:val="16"/><w:szCs w:val="16"/></w:rPr><w:t xml:space="preserve">`NULL`</w:t></w:r></w:p></w:tc><w:tc><w:tcPr><w:tcW w:w="1417.3228346456694" w:type="dxa"/><w:noWrap/></w:tcPr><w:p><w:pPr><w:spacing w:after="30"/></w:pPr><w:r><w:rPr><w:sz w:val="16"/><w:szCs w:val="16"/></w:rPr><w:t xml:space="preserve">-</w:t></w:r></w:p></w:tc><w:tc><w:tcPr><w:tcW w:w="1417.3228346456694" w:type="dxa"/><w:noWrap/></w:tcPr><w:p><w:pPr><w:spacing w:after="30"/></w:pPr><w:r><w:rPr><w:sz w:val="16"/><w:szCs w:val="16"/></w:rPr><w:t xml:space="preserve">Menyimpan atribut data venue pada sistem SIBIMA.</w:t></w:r></w:p></w:tc></w:tr><w:tr><w:trPr/><w:tc><w:tcPr><w:tcW w:w="1417.3228346456694" w:type="dxa"/><w:noWrap/></w:tcPr><w:p><w:pPr><w:spacing w:after="30"/></w:pPr><w:r><w:rPr><w:sz w:val="16"/><w:szCs w:val="16"/></w:rPr><w:t xml:space="preserve">10</w:t></w:r></w:p></w:tc><w:tc><w:tcPr><w:tcW w:w="1417.3228346456694" w:type="dxa"/><w:noWrap/></w:tcPr><w:p><w:pPr><w:spacing w:after="30"/></w:pPr><w:r><w:rPr><w:sz w:val="16"/><w:szCs w:val="16"/></w:rPr><w:t xml:space="preserve">`publisher`</w:t></w:r></w:p></w:tc><w:tc><w:tcPr><w:tcW w:w="1417.3228346456694" w:type="dxa"/><w:noWrap/></w:tcPr><w:p><w:pPr><w:spacing w:after="30"/></w:pPr><w:r><w:rPr><w:sz w:val="16"/><w:szCs w:val="16"/></w:rPr><w:t xml:space="preserve">`varchar(255)`</w:t></w:r></w:p></w:tc><w:tc><w:tcPr><w:tcW w:w="1417.3228346456694" w:type="dxa"/><w:noWrap/></w:tcPr><w:p><w:pPr><w:spacing w:after="30"/></w:pPr><w:r><w:rPr><w:sz w:val="16"/><w:szCs w:val="16"/></w:rPr><w:t xml:space="preserve">NULL</w:t></w:r></w:p></w:tc><w:tc><w:tcPr><w:tcW w:w="1417.3228346456694" w:type="dxa"/><w:noWrap/></w:tcPr><w:p><w:pPr><w:spacing w:after="30"/></w:pPr><w:r><w:rPr><w:sz w:val="16"/><w:szCs w:val="16"/></w:rPr><w:t xml:space="preserve">`NULL`</w:t></w:r></w:p></w:tc><w:tc><w:tcPr><w:tcW w:w="1417.3228346456694" w:type="dxa"/><w:noWrap/></w:tcPr><w:p><w:pPr><w:spacing w:after="30"/></w:pPr><w:r><w:rPr><w:sz w:val="16"/><w:szCs w:val="16"/></w:rPr><w:t xml:space="preserve">-</w:t></w:r></w:p></w:tc><w:tc><w:tcPr><w:tcW w:w="1417.3228346456694" w:type="dxa"/><w:noWrap/></w:tcPr><w:p><w:pPr><w:spacing w:after="30"/></w:pPr><w:r><w:rPr><w:sz w:val="16"/><w:szCs w:val="16"/></w:rPr><w:t xml:space="preserve">Menyimpan atribut data publisher pada sistem SIBIMA.</w:t></w:r></w:p></w:tc></w:tr><w:tr><w:trPr/><w:tc><w:tcPr><w:tcW w:w="1417.3228346456694" w:type="dxa"/><w:noWrap/></w:tcPr><w:p><w:pPr><w:spacing w:after="30"/></w:pPr><w:r><w:rPr><w:sz w:val="16"/><w:szCs w:val="16"/></w:rPr><w:t xml:space="preserve">11</w:t></w:r></w:p></w:tc><w:tc><w:tcPr><w:tcW w:w="1417.3228346456694" w:type="dxa"/><w:noWrap/></w:tcPr><w:p><w:pPr><w:spacing w:after="30"/></w:pPr><w:r><w:rPr><w:sz w:val="16"/><w:szCs w:val="16"/></w:rPr><w:t xml:space="preserve">`doi`</w:t></w:r></w:p></w:tc><w:tc><w:tcPr><w:tcW w:w="1417.3228346456694" w:type="dxa"/><w:noWrap/></w:tcPr><w:p><w:pPr><w:spacing w:after="30"/></w:pPr><w:r><w:rPr><w:sz w:val="16"/><w:szCs w:val="16"/></w:rPr><w:t xml:space="preserve">`varchar(255)`</w:t></w:r></w:p></w:tc><w:tc><w:tcPr><w:tcW w:w="1417.3228346456694" w:type="dxa"/><w:noWrap/></w:tcPr><w:p><w:pPr><w:spacing w:after="30"/></w:pPr><w:r><w:rPr><w:sz w:val="16"/><w:szCs w:val="16"/></w:rPr><w:t xml:space="preserve">NULL</w:t></w:r></w:p></w:tc><w:tc><w:tcPr><w:tcW w:w="1417.3228346456694" w:type="dxa"/><w:noWrap/></w:tcPr><w:p><w:pPr><w:spacing w:after="30"/></w:pPr><w:r><w:rPr><w:sz w:val="16"/><w:szCs w:val="16"/></w:rPr><w:t xml:space="preserve">`NULL`</w:t></w:r></w:p></w:tc><w:tc><w:tcPr><w:tcW w:w="1417.3228346456694" w:type="dxa"/><w:noWrap/></w:tcPr><w:p><w:pPr><w:spacing w:after="30"/></w:pPr><w:r><w:rPr><w:sz w:val="16"/><w:szCs w:val="16"/></w:rPr><w:t xml:space="preserve">-</w:t></w:r></w:p></w:tc><w:tc><w:tcPr><w:tcW w:w="1417.3228346456694" w:type="dxa"/><w:noWrap/></w:tcPr><w:p><w:pPr><w:spacing w:after="30"/></w:pPr><w:r><w:rPr><w:sz w:val="16"/><w:szCs w:val="16"/></w:rPr><w:t xml:space="preserve">Digital Object Identifier (DOI) resmi artikel jurnal.</w:t></w:r></w:p></w:tc></w:tr><w:tr><w:trPr/><w:tc><w:tcPr><w:tcW w:w="1417.3228346456694" w:type="dxa"/><w:noWrap/></w:tcPr><w:p><w:pPr><w:spacing w:after="30"/></w:pPr><w:r><w:rPr><w:sz w:val="16"/><w:szCs w:val="16"/></w:rPr><w:t xml:space="preserve">12</w:t></w:r></w:p></w:tc><w:tc><w:tcPr><w:tcW w:w="1417.3228346456694" w:type="dxa"/><w:noWrap/></w:tcPr><w:p><w:pPr><w:spacing w:after="30"/></w:pPr><w:r><w:rPr><w:sz w:val="16"/><w:szCs w:val="16"/></w:rPr><w:t xml:space="preserve">`url`</w:t></w:r></w:p></w:tc><w:tc><w:tcPr><w:tcW w:w="1417.3228346456694" w:type="dxa"/><w:noWrap/></w:tcPr><w:p><w:pPr><w:spacing w:after="30"/></w:pPr><w:r><w:rPr><w:sz w:val="16"/><w:szCs w:val="16"/></w:rPr><w:t xml:space="preserve">`text`</w:t></w:r></w:p></w:tc><w:tc><w:tcPr><w:tcW w:w="1417.3228346456694" w:type="dxa"/><w:noWrap/></w:tcPr><w:p><w:pPr><w:spacing w:after="30"/></w:pPr><w:r><w:rPr><w:sz w:val="16"/><w:szCs w:val="16"/></w:rPr><w:t xml:space="preserve">NULL</w:t></w:r></w:p></w:tc><w:tc><w:tcPr><w:tcW w:w="1417.3228346456694" w:type="dxa"/><w:noWrap/></w:tcPr><w:p><w:pPr><w:spacing w:after="30"/></w:pPr><w:r><w:rPr><w:sz w:val="16"/><w:szCs w:val="16"/></w:rPr><w:t xml:space="preserve">`NULL`</w:t></w:r></w:p></w:tc><w:tc><w:tcPr><w:tcW w:w="1417.3228346456694" w:type="dxa"/><w:noWrap/></w:tcPr><w:p><w:pPr><w:spacing w:after="30"/></w:pPr><w:r><w:rPr><w:sz w:val="16"/><w:szCs w:val="16"/></w:rPr><w:t xml:space="preserve">-</w:t></w:r></w:p></w:tc><w:tc><w:tcPr><w:tcW w:w="1417.3228346456694" w:type="dxa"/><w:noWrap/></w:tcPr><w:p><w:pPr><w:spacing w:after="30"/></w:pPr><w:r><w:rPr><w:sz w:val="16"/><w:szCs w:val="16"/></w:rPr><w:t xml:space="preserve">Tautan URL eksternal sumber artikel jurnal lengkap.</w:t></w:r></w:p></w:tc></w:tr><w:tr><w:trPr/><w:tc><w:tcPr><w:tcW w:w="1417.3228346456694" w:type="dxa"/><w:noWrap/></w:tcPr><w:p><w:pPr><w:spacing w:after="30"/></w:pPr><w:r><w:rPr><w:sz w:val="16"/><w:szCs w:val="16"/></w:rPr><w:t xml:space="preserve">13</w:t></w:r></w:p></w:tc><w:tc><w:tcPr><w:tcW w:w="1417.3228346456694" w:type="dxa"/><w:noWrap/></w:tcPr><w:p><w:pPr><w:spacing w:after="30"/></w:pPr><w:r><w:rPr><w:sz w:val="16"/><w:szCs w:val="16"/></w:rPr><w:t xml:space="preserve">`pdf_url`</w:t></w:r></w:p></w:tc><w:tc><w:tcPr><w:tcW w:w="1417.3228346456694" w:type="dxa"/><w:noWrap/></w:tcPr><w:p><w:pPr><w:spacing w:after="30"/></w:pPr><w:r><w:rPr><w:sz w:val="16"/><w:szCs w:val="16"/></w:rPr><w:t xml:space="preserve">`text`</w:t></w:r></w:p></w:tc><w:tc><w:tcPr><w:tcW w:w="1417.3228346456694" w:type="dxa"/><w:noWrap/></w:tcPr><w:p><w:pPr><w:spacing w:after="30"/></w:pPr><w:r><w:rPr><w:sz w:val="16"/><w:szCs w:val="16"/></w:rPr><w:t xml:space="preserve">NULL</w:t></w:r></w:p></w:tc><w:tc><w:tcPr><w:tcW w:w="1417.3228346456694" w:type="dxa"/><w:noWrap/></w:tcPr><w:p><w:pPr><w:spacing w:after="30"/></w:pPr><w:r><w:rPr><w:sz w:val="16"/><w:szCs w:val="16"/></w:rPr><w:t xml:space="preserve">`NULL`</w:t></w:r></w:p></w:tc><w:tc><w:tcPr><w:tcW w:w="1417.3228346456694" w:type="dxa"/><w:noWrap/></w:tcPr><w:p><w:pPr><w:spacing w:after="30"/></w:pPr><w:r><w:rPr><w:sz w:val="16"/><w:szCs w:val="16"/></w:rPr><w:t xml:space="preserve">-</w:t></w:r></w:p></w:tc><w:tc><w:tcPr><w:tcW w:w="1417.3228346456694" w:type="dxa"/><w:noWrap/></w:tcPr><w:p><w:pPr><w:spacing w:after="30"/></w:pPr><w:r><w:rPr><w:sz w:val="16"/><w:szCs w:val="16"/></w:rPr><w:t xml:space="preserve">Menyimpan atribut data pdf url pada sistem SIBIMA.</w:t></w:r></w:p></w:tc></w:tr><w:tr><w:trPr/><w:tc><w:tcPr><w:tcW w:w="1417.3228346456694" w:type="dxa"/><w:noWrap/></w:tcPr><w:p><w:pPr><w:spacing w:after="30"/></w:pPr><w:r><w:rPr><w:sz w:val="16"/><w:szCs w:val="16"/></w:rPr><w:t xml:space="preserve">14</w:t></w:r></w:p></w:tc><w:tc><w:tcPr><w:tcW w:w="1417.3228346456694" w:type="dxa"/><w:noWrap/></w:tcPr><w:p><w:pPr><w:spacing w:after="30"/></w:pPr><w:r><w:rPr><w:sz w:val="16"/><w:szCs w:val="16"/></w:rPr><w:t xml:space="preserve">`abstract`</w:t></w:r></w:p></w:tc><w:tc><w:tcPr><w:tcW w:w="1417.3228346456694" w:type="dxa"/><w:noWrap/></w:tcPr><w:p><w:pPr><w:spacing w:after="30"/></w:pPr><w:r><w:rPr><w:sz w:val="16"/><w:szCs w:val="16"/></w:rPr><w:t xml:space="preserve">`longtext`</w:t></w:r></w:p></w:tc><w:tc><w:tcPr><w:tcW w:w="1417.3228346456694" w:type="dxa"/><w:noWrap/></w:tcPr><w:p><w:pPr><w:spacing w:after="30"/></w:pPr><w:r><w:rPr><w:sz w:val="16"/><w:szCs w:val="16"/></w:rPr><w:t xml:space="preserve">NULL</w:t></w:r></w:p></w:tc><w:tc><w:tcPr><w:tcW w:w="1417.3228346456694" w:type="dxa"/><w:noWrap/></w:tcPr><w:p><w:pPr><w:spacing w:after="30"/></w:pPr><w:r><w:rPr><w:sz w:val="16"/><w:szCs w:val="16"/></w:rPr><w:t xml:space="preserve">`NULL`</w:t></w:r></w:p></w:tc><w:tc><w:tcPr><w:tcW w:w="1417.3228346456694" w:type="dxa"/><w:noWrap/></w:tcPr><w:p><w:pPr><w:spacing w:after="30"/></w:pPr><w:r><w:rPr><w:sz w:val="16"/><w:szCs w:val="16"/></w:rPr><w:t xml:space="preserve">-</w:t></w:r></w:p></w:tc><w:tc><w:tcPr><w:tcW w:w="1417.3228346456694" w:type="dxa"/><w:noWrap/></w:tcPr><w:p><w:pPr><w:spacing w:after="30"/></w:pPr><w:r><w:rPr><w:sz w:val="16"/><w:szCs w:val="16"/></w:rPr><w:t xml:space="preserve">Menyimpan atribut data abstract pada sistem SIBIMA.</w:t></w:r></w:p></w:tc></w:tr><w:tr><w:trPr/><w:tc><w:tcPr><w:tcW w:w="1417.3228346456694" w:type="dxa"/><w:noWrap/></w:tcPr><w:p><w:pPr><w:spacing w:after="30"/></w:pPr><w:r><w:rPr><w:sz w:val="16"/><w:szCs w:val="16"/></w:rPr><w:t xml:space="preserve">15</w:t></w:r></w:p></w:tc><w:tc><w:tcPr><w:tcW w:w="1417.3228346456694" w:type="dxa"/><w:noWrap/></w:tcPr><w:p><w:pPr><w:spacing w:after="30"/></w:pPr><w:r><w:rPr><w:sz w:val="16"/><w:szCs w:val="16"/></w:rPr><w:t xml:space="preserve">`source`</w:t></w:r></w:p></w:tc><w:tc><w:tcPr><w:tcW w:w="1417.3228346456694" w:type="dxa"/><w:noWrap/></w:tcPr><w:p><w:pPr><w:spacing w:after="30"/></w:pPr><w:r><w:rPr><w:sz w:val="16"/><w:szCs w:val="16"/></w:rPr><w:t xml:space="preserve">`varchar(50)`</w:t></w:r></w:p></w:tc><w:tc><w:tcPr><w:tcW w:w="1417.3228346456694" w:type="dxa"/><w:noWrap/></w:tcPr><w:p><w:pPr><w:spacing w:after="30"/></w:pPr><w:r><w:rPr><w:sz w:val="16"/><w:szCs w:val="16"/></w:rPr><w:t xml:space="preserve">NOT NULL</w:t></w:r></w:p></w:tc><w:tc><w:tcPr><w:tcW w:w="1417.3228346456694" w:type="dxa"/><w:noWrap/></w:tcPr><w:p><w:pPr><w:spacing w:after="30"/></w:pPr><w:r><w:rPr><w:sz w:val="16"/><w:szCs w:val="16"/></w:rPr><w:t xml:space="preserve">`'unknown'`</w:t></w:r></w:p></w:tc><w:tc><w:tcPr><w:tcW w:w="1417.3228346456694" w:type="dxa"/><w:noWrap/></w:tcPr><w:p><w:pPr><w:spacing w:after="30"/></w:pPr><w:r><w:rPr><w:sz w:val="16"/><w:szCs w:val="16"/></w:rPr><w:t xml:space="preserve">-</w:t></w:r></w:p></w:tc><w:tc><w:tcPr><w:tcW w:w="1417.3228346456694" w:type="dxa"/><w:noWrap/></w:tcPr><w:p><w:pPr><w:spacing w:after="30"/></w:pPr><w:r><w:rPr><w:sz w:val="16"/><w:szCs w:val="16"/></w:rPr><w:t xml:space="preserve">Menyimpan atribut data source pada sistem SIBIMA.</w:t></w:r></w:p></w:tc></w:tr><w:tr><w:trPr/><w:tc><w:tcPr><w:tcW w:w="1417.3228346456694" w:type="dxa"/><w:noWrap/></w:tcPr><w:p><w:pPr><w:spacing w:after="30"/></w:pPr><w:r><w:rPr><w:sz w:val="16"/><w:szCs w:val="16"/></w:rPr><w:t xml:space="preserve">16</w:t></w:r></w:p></w:tc><w:tc><w:tcPr><w:tcW w:w="1417.3228346456694" w:type="dxa"/><w:noWrap/></w:tcPr><w:p><w:pPr><w:spacing w:after="30"/></w:pPr><w:r><w:rPr><w:sz w:val="16"/><w:szCs w:val="16"/></w:rPr><w:t xml:space="preserve">`source_label`</w:t></w:r></w:p></w:tc><w:tc><w:tcPr><w:tcW w:w="1417.3228346456694" w:type="dxa"/><w:noWrap/></w:tcPr><w:p><w:pPr><w:spacing w:after="30"/></w:pPr><w:r><w:rPr><w:sz w:val="16"/><w:szCs w:val="16"/></w:rPr><w:t xml:space="preserve">`varchar(100)`</w:t></w:r></w:p></w:tc><w:tc><w:tcPr><w:tcW w:w="1417.3228346456694" w:type="dxa"/><w:noWrap/></w:tcPr><w:p><w:pPr><w:spacing w:after="30"/></w:pPr><w:r><w:rPr><w:sz w:val="16"/><w:szCs w:val="16"/></w:rPr><w:t xml:space="preserve">NULL</w:t></w:r></w:p></w:tc><w:tc><w:tcPr><w:tcW w:w="1417.3228346456694" w:type="dxa"/><w:noWrap/></w:tcPr><w:p><w:pPr><w:spacing w:after="30"/></w:pPr><w:r><w:rPr><w:sz w:val="16"/><w:szCs w:val="16"/></w:rPr><w:t xml:space="preserve">`NULL`</w:t></w:r></w:p></w:tc><w:tc><w:tcPr><w:tcW w:w="1417.3228346456694" w:type="dxa"/><w:noWrap/></w:tcPr><w:p><w:pPr><w:spacing w:after="30"/></w:pPr><w:r><w:rPr><w:sz w:val="16"/><w:szCs w:val="16"/></w:rPr><w:t xml:space="preserve">-</w:t></w:r></w:p></w:tc><w:tc><w:tcPr><w:tcW w:w="1417.3228346456694" w:type="dxa"/><w:noWrap/></w:tcPr><w:p><w:pPr><w:spacing w:after="30"/></w:pPr><w:r><w:rPr><w:sz w:val="16"/><w:szCs w:val="16"/></w:rPr><w:t xml:space="preserve">Menyimpan atribut data source label pada sistem SIBIMA.</w:t></w:r></w:p></w:tc></w:tr><w:tr><w:trPr/><w:tc><w:tcPr><w:tcW w:w="1417.3228346456694" w:type="dxa"/><w:noWrap/></w:tcPr><w:p><w:pPr><w:spacing w:after="30"/></w:pPr><w:r><w:rPr><w:sz w:val="16"/><w:szCs w:val="16"/></w:rPr><w:t xml:space="preserve">17</w:t></w:r></w:p></w:tc><w:tc><w:tcPr><w:tcW w:w="1417.3228346456694" w:type="dxa"/><w:noWrap/></w:tcPr><w:p><w:pPr><w:spacing w:after="30"/></w:pPr><w:r><w:rPr><w:sz w:val="16"/><w:szCs w:val="16"/></w:rPr><w:t xml:space="preserve">`citations`</w:t></w:r></w:p></w:tc><w:tc><w:tcPr><w:tcW w:w="1417.3228346456694" w:type="dxa"/><w:noWrap/></w:tcPr><w:p><w:pPr><w:spacing w:after="30"/></w:pPr><w:r><w:rPr><w:sz w:val="16"/><w:szCs w:val="16"/></w:rPr><w:t xml:space="preserve">`longtext`</w:t></w:r></w:p></w:tc><w:tc><w:tcPr><w:tcW w:w="1417.3228346456694" w:type="dxa"/><w:noWrap/></w:tcPr><w:p><w:pPr><w:spacing w:after="30"/></w:pPr><w:r><w:rPr><w:sz w:val="16"/><w:szCs w:val="16"/></w:rPr><w:t xml:space="preserve">NULL</w:t></w:r></w:p></w:tc><w:tc><w:tcPr><w:tcW w:w="1417.3228346456694" w:type="dxa"/><w:noWrap/></w:tcPr><w:p><w:pPr><w:spacing w:after="30"/></w:pPr><w:r><w:rPr><w:sz w:val="16"/><w:szCs w:val="16"/></w:rPr><w:t xml:space="preserve">`NULL`</w:t></w:r></w:p></w:tc><w:tc><w:tcPr><w:tcW w:w="1417.3228346456694" w:type="dxa"/><w:noWrap/></w:tcPr><w:p><w:pPr><w:spacing w:after="30"/></w:pPr><w:r><w:rPr><w:sz w:val="16"/><w:szCs w:val="16"/></w:rPr><w:t xml:space="preserve">-</w:t></w:r></w:p></w:tc><w:tc><w:tcPr><w:tcW w:w="1417.3228346456694" w:type="dxa"/><w:noWrap/></w:tcPr><w:p><w:pPr><w:spacing w:after="30"/></w:pPr><w:r><w:rPr><w:sz w:val="16"/><w:szCs w:val="16"/></w:rPr><w:t xml:space="preserve">Menyimpan atribut data citations pada sistem SIBIMA.</w:t></w:r></w:p></w:tc></w:tr><w:tr><w:trPr/><w:tc><w:tcPr><w:tcW w:w="1417.3228346456694" w:type="dxa"/><w:noWrap/></w:tcPr><w:p><w:pPr><w:spacing w:after="30"/></w:pPr><w:r><w:rPr><w:sz w:val="16"/><w:szCs w:val="16"/></w:rPr><w:t xml:space="preserve">18</w:t></w:r></w:p></w:tc><w:tc><w:tcPr><w:tcW w:w="1417.3228346456694" w:type="dxa"/><w:noWrap/></w:tcPr><w:p><w:pPr><w:spacing w:after="30"/></w:pPr><w:r><w:rPr><w:sz w:val="16"/><w:szCs w:val="16"/></w:rPr><w:t xml:space="preserve">`notes`</w:t></w:r></w:p></w:tc><w:tc><w:tcPr><w:tcW w:w="1417.3228346456694" w:type="dxa"/><w:noWrap/></w:tcPr><w:p><w:pPr><w:spacing w:after="30"/></w:pPr><w:r><w:rPr><w:sz w:val="16"/><w:szCs w:val="16"/></w:rPr><w:t xml:space="preserve">`text`</w:t></w:r></w:p></w:tc><w:tc><w:tcPr><w:tcW w:w="1417.3228346456694" w:type="dxa"/><w:noWrap/></w:tcPr><w:p><w:pPr><w:spacing w:after="30"/></w:pPr><w:r><w:rPr><w:sz w:val="16"/><w:szCs w:val="16"/></w:rPr><w:t xml:space="preserve">NULL</w:t></w:r></w:p></w:tc><w:tc><w:tcPr><w:tcW w:w="1417.3228346456694" w:type="dxa"/><w:noWrap/></w:tcPr><w:p><w:pPr><w:spacing w:after="30"/></w:pPr><w:r><w:rPr><w:sz w:val="16"/><w:szCs w:val="16"/></w:rPr><w:t xml:space="preserve">`NULL`</w:t></w:r></w:p></w:tc><w:tc><w:tcPr><w:tcW w:w="1417.3228346456694" w:type="dxa"/><w:noWrap/></w:tcPr><w:p><w:pPr><w:spacing w:after="30"/></w:pPr><w:r><w:rPr><w:sz w:val="16"/><w:szCs w:val="16"/></w:rPr><w:t xml:space="preserve">-</w:t></w:r></w:p></w:tc><w:tc><w:tcPr><w:tcW w:w="1417.3228346456694" w:type="dxa"/><w:noWrap/></w:tcPr><w:p><w:pPr><w:spacing w:after="30"/></w:pPr><w:r><w:rPr><w:sz w:val="16"/><w:szCs w:val="16"/></w:rPr><w:t xml:space="preserve">Menyimpan atribut data notes pada sistem SIBIMA.</w:t></w:r></w:p></w:tc></w:tr><w:tr><w:trPr/><w:tc><w:tcPr><w:tcW w:w="1417.3228346456694" w:type="dxa"/><w:noWrap/></w:tcPr><w:p><w:pPr><w:spacing w:after="30"/></w:pPr><w:r><w:rPr><w:sz w:val="16"/><w:szCs w:val="16"/></w:rPr><w:t xml:space="preserve">19</w:t></w:r></w:p></w:tc><w:tc><w:tcPr><w:tcW w:w="1417.3228346456694" w:type="dxa"/><w:noWrap/></w:tcPr><w:p><w:pPr><w:spacing w:after="30"/></w:pPr><w:r><w:rPr><w:sz w:val="16"/><w:szCs w:val="16"/></w:rPr><w:t xml:space="preserve">`created_at`</w:t></w:r></w:p></w:tc><w:tc><w:tcPr><w:tcW w:w="1417.3228346456694" w:type="dxa"/><w:noWrap/></w:tcPr><w:p><w:pPr><w:spacing w:after="30"/></w:pPr><w:r><w:rPr><w:sz w:val="16"/><w:szCs w:val="16"/></w:rPr><w:t xml:space="preserve">`timestamp`</w:t></w:r></w:p></w:tc><w:tc><w:tcPr><w:tcW w:w="1417.3228346456694" w:type="dxa"/><w:noWrap/></w:tcPr><w:p><w:pPr><w:spacing w:after="30"/></w:pPr><w:r><w:rPr><w:sz w:val="16"/><w:szCs w:val="16"/></w:rPr><w:t xml:space="preserve">NULL</w:t></w:r></w:p></w:tc><w:tc><w:tcPr><w:tcW w:w="1417.3228346456694" w:type="dxa"/><w:noWrap/></w:tcPr><w:p><w:pPr><w:spacing w:after="30"/></w:pPr><w:r><w:rPr><w:sz w:val="16"/><w:szCs w:val="16"/></w:rPr><w:t xml:space="preserve">`NULL`</w:t></w:r></w:p></w:tc><w:tc><w:tcPr><w:tcW w:w="1417.3228346456694" w:type="dxa"/><w:noWrap/></w:tcPr><w:p><w:pPr><w:spacing w:after="30"/></w:pPr><w:r><w:rPr><w:sz w:val="16"/><w:szCs w:val="16"/></w:rPr><w:t xml:space="preserve">-</w:t></w:r></w:p></w:tc><w:tc><w:tcPr><w:tcW w:w="1417.3228346456694" w:type="dxa"/><w:noWrap/></w:tcPr><w:p><w:pPr><w:spacing w:after="30"/></w:pPr><w:r><w:rPr><w:sz w:val="16"/><w:szCs w:val="16"/></w:rPr><w:t xml:space="preserve">Waktu rekaman pertama kali dibuat di sistem.</w:t></w:r></w:p></w:tc></w:tr><w:tr><w:trPr/><w:tc><w:tcPr><w:tcW w:w="1417.3228346456694" w:type="dxa"/><w:noWrap/></w:tcPr><w:p><w:pPr><w:spacing w:after="30"/></w:pPr><w:r><w:rPr><w:sz w:val="16"/><w:szCs w:val="16"/></w:rPr><w:t xml:space="preserve">20</w:t></w:r></w:p></w:tc><w:tc><w:tcPr><w:tcW w:w="1417.3228346456694" w:type="dxa"/><w:noWrap/></w:tcPr><w:p><w:pPr><w:spacing w:after="30"/></w:pPr><w:r><w:rPr><w:sz w:val="16"/><w:szCs w:val="16"/></w:rPr><w:t xml:space="preserve">`updated_at`</w:t></w:r></w:p></w:tc><w:tc><w:tcPr><w:tcW w:w="1417.3228346456694" w:type="dxa"/><w:noWrap/></w:tcPr><w:p><w:pPr><w:spacing w:after="30"/></w:pPr><w:r><w:rPr><w:sz w:val="16"/><w:szCs w:val="16"/></w:rPr><w:t xml:space="preserve">`timestamp`</w:t></w:r></w:p></w:tc><w:tc><w:tcPr><w:tcW w:w="1417.3228346456694" w:type="dxa"/><w:noWrap/></w:tcPr><w:p><w:pPr><w:spacing w:after="30"/></w:pPr><w:r><w:rPr><w:sz w:val="16"/><w:szCs w:val="16"/></w:rPr><w:t xml:space="preserve">NULL</w:t></w:r></w:p></w:tc><w:tc><w:tcPr><w:tcW w:w="1417.3228346456694" w:type="dxa"/><w:noWrap/></w:tcPr><w:p><w:pPr><w:spacing w:after="30"/></w:pPr><w:r><w:rPr><w:sz w:val="16"/><w:szCs w:val="16"/></w:rPr><w:t xml:space="preserve">`NULL`</w:t></w:r></w:p></w:tc><w:tc><w:tcPr><w:tcW w:w="1417.3228346456694" w:type="dxa"/><w:noWrap/></w:tcPr><w:p><w:pPr><w:spacing w:after="30"/></w:pPr><w:r><w:rPr><w:sz w:val="16"/><w:szCs w:val="16"/></w:rPr><w:t xml:space="preserve">-</w:t></w:r></w:p></w:tc><w:tc><w:tcPr><w:tcW w:w="1417.3228346456694" w:type="dxa"/><w:noWrap/></w:tcPr><w:p><w:pPr><w:spacing w:after="30"/></w:pPr><w:r><w:rPr><w:sz w:val="16"/><w:szCs w:val="16"/></w:rPr><w:t xml:space="preserve">Waktu rekaman terakhir kali diperbarui.</w:t></w:r></w:p></w:tc></w:tr></w:tbl><w:p/><w:p><w:pPr><w:jc w:val="both"/><w:spacing w:after="70"/></w:pPr><w:r><w:rPr><w:sz w:val="19"/><w:szCs w:val="19"/></w:rPr><w:t xml:space="preserve">---</w:t></w:r></w:p><w:p><w:pPr><w:pStyle w:val="Heading3"/></w:pPr><w:bookmarkStart w:id="21" w:name="_Toc21"/><w:r><w:t>3.10 Tabel Folder Koleksi Referensi Jurnal (`journal_bookmark_folders`)</w:t></w:r><w:bookmarkEnd w:id="21"/></w:p><w:p><w:pPr><w:spacing w:before="40" w:after="40"/></w:pPr><w:r><w:rPr><w:color w:val="334155"/><w:sz w:val="19"/><w:szCs w:val="19"/><w:b w:val="1"/><w:bCs w:val="1"/><w:i w:val="1"/><w:iCs w:val="1"/></w:rPr><w:t xml:space="preserve">**Nama Tabel**: `journal_bookmark_folders`</w:t></w:r></w:p><w:p><w:pPr><w:spacing w:before="40" w:after="40"/></w:pPr><w:r><w:rPr><w:color w:val="334155"/><w:sz w:val="19"/><w:szCs w:val="19"/><w:b w:val="0"/><w:bCs w:val="0"/><w:i w:val="1"/><w:iCs w:val="1"/></w:rPr><w:t xml:space="preserve">**Primary Key**: `id`</w:t></w:r></w:p><w:p><w:pPr><w:spacing w:before="40" w:after="40"/></w:pPr><w:r><w:rPr><w:color w:val="334155"/><w:sz w:val="19"/><w:szCs w:val="19"/><w:b w:val="0"/><w:bCs w:val="0"/><w:i w:val="1"/><w:iCs w:val="1"/></w:rPr><w:t xml:space="preserve">**Foreign Key**: `user_id` $\rightarrow$ merujuk ke `users.id`</w:t></w:r></w:p><w:p><w:pPr><w:spacing w:before="40" w:after="40"/></w:pPr><w:r><w:rPr><w:color w:val="334155"/><w:sz w:val="19"/><w:szCs w:val="19"/><w:b w:val="0"/><w:bCs w:val="0"/><w:i w:val="1"/><w:iCs w:val="1"/></w:rPr><w:t xml:space="preserve">**Deskripsi**: Menyediakan wadah pengelompokan (*folder*) bookmark artikel jurnal dan referensi ilmiah mahasiswa/dosen berdasarkan topik atau bab kajian tugas akhir.</w:t></w:r></w:p><w:tbl><w:tblGrid><w:gridCol w:w="1417.3228346456694" w:type="dxa"/><w:gridCol w:w="1417.3228346456694" w:type="dxa"/><w:gridCol w:w="1417.3228346456694" w:type="dxa"/><w:gridCol w:w="1417.3228346456694" w:type="dxa"/><w:gridCol w:w="1417.3228346456694" w:type="dxa"/><w:gridCol w:w="1417.3228346456694" w:type="dxa"/><w:gridCol w:w="1417.3228346456694" w:type="dxa"/></w:tblGrid><w:tblPr><w:tblStyle w:val="DbTable"/></w:tblPr><w:tr><w:trPr/><w:tc><w:tcPr><w:tcW w:w="1417.3228346456694" w:type="dxa"/><w:shd w:val="clear" w:fill="1E293B"/><w:noWrap/></w:tcPr><w:p><w:pPr><w:spacing w:after="30"/></w:pPr><w:r><w:rPr><w:color w:val="FFFFFF"/><w:sz w:val="16"/><w:szCs w:val="16"/><w:b w:val="1"/><w:bCs w:val="1"/></w:rPr><w:t xml:space="preserve">No</w:t></w:r></w:p></w:tc><w:tc><w:tcPr><w:tcW w:w="1417.3228346456694" w:type="dxa"/><w:shd w:val="clear" w:fill="1E293B"/><w:noWrap/></w:tcPr><w:p><w:pPr><w:spacing w:after="30"/></w:pPr><w:r><w:rPr><w:color w:val="FFFFFF"/><w:sz w:val="16"/><w:szCs w:val="16"/><w:b w:val="1"/><w:bCs w:val="1"/></w:rPr><w:t xml:space="preserve">Nama Kolom</w:t></w:r></w:p></w:tc><w:tc><w:tcPr><w:tcW w:w="1417.3228346456694" w:type="dxa"/><w:shd w:val="clear" w:fill="1E293B"/><w:noWrap/></w:tcPr><w:p><w:pPr><w:spacing w:after="30"/></w:pPr><w:r><w:rPr><w:color w:val="FFFFFF"/><w:sz w:val="16"/><w:szCs w:val="16"/><w:b w:val="1"/><w:bCs w:val="1"/></w:rPr><w:t xml:space="preserve">Tipe Data</w:t></w:r></w:p></w:tc><w:tc><w:tcPr><w:tcW w:w="1417.3228346456694" w:type="dxa"/><w:shd w:val="clear" w:fill="1E293B"/><w:noWrap/></w:tcPr><w:p><w:pPr><w:spacing w:after="30"/></w:pPr><w:r><w:rPr><w:color w:val="FFFFFF"/><w:sz w:val="16"/><w:szCs w:val="16"/><w:b w:val="1"/><w:bCs w:val="1"/></w:rPr><w:t xml:space="preserve">Nullable</w:t></w:r></w:p></w:tc><w:tc><w:tcPr><w:tcW w:w="1417.3228346456694" w:type="dxa"/><w:shd w:val="clear" w:fill="1E293B"/><w:noWrap/></w:tcPr><w:p><w:pPr><w:spacing w:after="30"/></w:pPr><w:r><w:rPr><w:color w:val="FFFFFF"/><w:sz w:val="16"/><w:szCs w:val="16"/><w:b w:val="1"/><w:bCs w:val="1"/></w:rPr><w:t xml:space="preserve">Nilai Default</w:t></w:r></w:p></w:tc><w:tc><w:tcPr><w:tcW w:w="1417.3228346456694" w:type="dxa"/><w:shd w:val="clear" w:fill="1E293B"/><w:noWrap/></w:tcPr><w:p><w:pPr><w:spacing w:after="30"/></w:pPr><w:r><w:rPr><w:color w:val="FFFFFF"/><w:sz w:val="16"/><w:szCs w:val="16"/><w:b w:val="1"/><w:bCs w:val="1"/></w:rPr><w:t xml:space="preserve">Kunci (*Key*)</w:t></w:r></w:p></w:tc><w:tc><w:tcPr><w:tcW w:w="1417.3228346456694" w:type="dxa"/><w:shd w:val="clear" w:fill="1E293B"/><w:noWrap/></w:tcPr><w:p><w:pPr><w:spacing w:after="30"/></w:pPr><w:r><w:rPr><w:color w:val="FFFFFF"/><w:sz w:val="16"/><w:szCs w:val="16"/><w:b w:val="1"/><w:bCs w:val="1"/></w:rPr><w:t xml:space="preserve">Keterangan & Aturan Bisnis</w:t></w:r></w:p></w:tc></w:tr><w:tr><w:trPr/><w:tc><w:tcPr><w:tcW w:w="1417.3228346456694" w:type="dxa"/><w:noWrap/></w:tcPr><w:p><w:pPr><w:spacing w:after="30"/></w:pPr><w:r><w:rPr><w:sz w:val="16"/><w:szCs w:val="16"/></w:rPr><w:t xml:space="preserve">1</w:t></w:r></w:p></w:tc><w:tc><w:tcPr><w:tcW w:w="1417.3228346456694" w:type="dxa"/><w:noWrap/></w:tcPr><w:p><w:pPr><w:spacing w:after="30"/></w:pPr><w:r><w:rPr><w:sz w:val="16"/><w:szCs w:val="16"/></w:rPr><w:t xml:space="preserve">`id`</w:t></w:r></w:p></w:tc><w:tc><w:tcPr><w:tcW w:w="1417.3228346456694" w:type="dxa"/><w:noWrap/></w:tcPr><w:p><w:pPr><w:spacing w:after="30"/></w:pPr><w:r><w:rPr><w:sz w:val="16"/><w:szCs w:val="16"/></w:rPr><w:t xml:space="preserve">`bigint(20) unsigned`</w:t></w:r></w:p></w:tc><w:tc><w:tcPr><w:tcW w:w="1417.3228346456694" w:type="dxa"/><w:noWrap/></w:tcPr><w:p><w:pPr><w:spacing w:after="30"/></w:pPr><w:r><w:rPr><w:sz w:val="16"/><w:szCs w:val="16"/></w:rPr><w:t xml:space="preserve">NOT NULL</w:t></w:r></w:p></w:tc><w:tc><w:tcPr><w:tcW w:w="1417.3228346456694" w:type="dxa"/><w:noWrap/></w:tcPr><w:p><w:pPr><w:spacing w:after="30"/></w:pPr><w:r><w:rPr><w:sz w:val="16"/><w:szCs w:val="16"/></w:rPr><w:t xml:space="preserve">*None*</w:t></w:r></w:p></w:tc><w:tc><w:tcPr><w:tcW w:w="1417.3228346456694" w:type="dxa"/><w:noWrap/></w:tcPr><w:p><w:pPr><w:spacing w:after="30"/></w:pPr><w:r><w:rPr><w:sz w:val="16"/><w:szCs w:val="16"/></w:rPr><w:t xml:space="preserve">PRI (auto_increment)</w:t></w:r></w:p></w:tc><w:tc><w:tcPr><w:tcW w:w="1417.3228346456694" w:type="dxa"/><w:noWrap/></w:tcPr><w:p><w:pPr><w:spacing w:after="30"/></w:pPr><w:r><w:rPr><w:sz w:val="16"/><w:szCs w:val="16"/></w:rPr><w:t xml:space="preserve">Identitas unik rekaman data (*Surrogate Primary Key*).</w:t></w:r></w:p></w:tc></w:tr><w:tr><w:trPr/><w:tc><w:tcPr><w:tcW w:w="1417.3228346456694" w:type="dxa"/><w:noWrap/></w:tcPr><w:p><w:pPr><w:spacing w:after="30"/></w:pPr><w:r><w:rPr><w:sz w:val="16"/><w:szCs w:val="16"/></w:rPr><w:t xml:space="preserve">2</w:t></w:r></w:p></w:tc><w:tc><w:tcPr><w:tcW w:w="1417.3228346456694" w:type="dxa"/><w:noWrap/></w:tcPr><w:p><w:pPr><w:spacing w:after="30"/></w:pPr><w:r><w:rPr><w:sz w:val="16"/><w:szCs w:val="16"/></w:rPr><w:t xml:space="preserve">`user_id`</w:t></w:r></w:p></w:tc><w:tc><w:tcPr><w:tcW w:w="1417.3228346456694" w:type="dxa"/><w:noWrap/></w:tcPr><w:p><w:pPr><w:spacing w:after="30"/></w:pPr><w:r><w:rPr><w:sz w:val="16"/><w:szCs w:val="16"/></w:rPr><w:t xml:space="preserve">`bigint(20) unsigned`</w:t></w:r></w:p></w:tc><w:tc><w:tcPr><w:tcW w:w="1417.3228346456694" w:type="dxa"/><w:noWrap/></w:tcPr><w:p><w:pPr><w:spacing w:after="30"/></w:pPr><w:r><w:rPr><w:sz w:val="16"/><w:szCs w:val="16"/></w:rPr><w:t xml:space="preserve">NOT NULL</w:t></w:r></w:p></w:tc><w:tc><w:tcPr><w:tcW w:w="1417.3228346456694" w:type="dxa"/><w:noWrap/></w:tcPr><w:p><w:pPr><w:spacing w:after="30"/></w:pPr><w:r><w:rPr><w:sz w:val="16"/><w:szCs w:val="16"/></w:rPr><w:t xml:space="preserve">*None*</w:t></w:r></w:p></w:tc><w:tc><w:tcPr><w:tcW w:w="1417.3228346456694" w:type="dxa"/><w:noWrap/></w:tcPr><w:p><w:pPr><w:spacing w:after="30"/></w:pPr><w:r><w:rPr><w:sz w:val="16"/><w:szCs w:val="16"/></w:rPr><w:t xml:space="preserve">MUL</w:t></w:r></w:p></w:tc><w:tc><w:tcPr><w:tcW w:w="1417.3228346456694" w:type="dxa"/><w:noWrap/></w:tcPr><w:p><w:pPr><w:spacing w:after="30"/></w:pPr><w:r><w:rPr><w:sz w:val="16"/><w:szCs w:val="16"/></w:rPr><w:t xml:space="preserve">Kunci asing merujuk ke tabel users.</w:t></w:r></w:p></w:tc></w:tr><w:tr><w:trPr/><w:tc><w:tcPr><w:tcW w:w="1417.3228346456694" w:type="dxa"/><w:noWrap/></w:tcPr><w:p><w:pPr><w:spacing w:after="30"/></w:pPr><w:r><w:rPr><w:sz w:val="16"/><w:szCs w:val="16"/></w:rPr><w:t xml:space="preserve">3</w:t></w:r></w:p></w:tc><w:tc><w:tcPr><w:tcW w:w="1417.3228346456694" w:type="dxa"/><w:noWrap/></w:tcPr><w:p><w:pPr><w:spacing w:after="30"/></w:pPr><w:r><w:rPr><w:sz w:val="16"/><w:szCs w:val="16"/></w:rPr><w:t xml:space="preserve">`name`</w:t></w:r></w:p></w:tc><w:tc><w:tcPr><w:tcW w:w="1417.3228346456694" w:type="dxa"/><w:noWrap/></w:tcPr><w:p><w:pPr><w:spacing w:after="30"/></w:pPr><w:r><w:rPr><w:sz w:val="16"/><w:szCs w:val="16"/></w:rPr><w:t xml:space="preserve">`varchar(255)`</w:t></w:r></w:p></w:tc><w:tc><w:tcPr><w:tcW w:w="1417.3228346456694" w:type="dxa"/><w:noWrap/></w:tcPr><w:p><w:pPr><w:spacing w:after="30"/></w:pPr><w:r><w:rPr><w:sz w:val="16"/><w:szCs w:val="16"/></w:rPr><w:t xml:space="preserve">NOT NULL</w:t></w:r></w:p></w:tc><w:tc><w:tcPr><w:tcW w:w="1417.3228346456694" w:type="dxa"/><w:noWrap/></w:tcPr><w:p><w:pPr><w:spacing w:after="30"/></w:pPr><w:r><w:rPr><w:sz w:val="16"/><w:szCs w:val="16"/></w:rPr><w:t xml:space="preserve">*None*</w:t></w:r></w:p></w:tc><w:tc><w:tcPr><w:tcW w:w="1417.3228346456694" w:type="dxa"/><w:noWrap/></w:tcPr><w:p><w:pPr><w:spacing w:after="30"/></w:pPr><w:r><w:rPr><w:sz w:val="16"/><w:szCs w:val="16"/></w:rPr><w:t xml:space="preserve">-</w:t></w:r></w:p></w:tc><w:tc><w:tcPr><w:tcW w:w="1417.3228346456694" w:type="dxa"/><w:noWrap/></w:tcPr><w:p><w:pPr><w:spacing w:after="30"/></w:pPr><w:r><w:rPr><w:sz w:val="16"/><w:szCs w:val="16"/></w:rPr><w:t xml:space="preserve">Menyimpan atribut data name pada sistem SIBIMA.</w:t></w:r></w:p></w:tc></w:tr><w:tr><w:trPr/><w:tc><w:tcPr><w:tcW w:w="1417.3228346456694" w:type="dxa"/><w:noWrap/></w:tcPr><w:p><w:pPr><w:spacing w:after="30"/></w:pPr><w:r><w:rPr><w:sz w:val="16"/><w:szCs w:val="16"/></w:rPr><w:t xml:space="preserve">4</w:t></w:r></w:p></w:tc><w:tc><w:tcPr><w:tcW w:w="1417.3228346456694" w:type="dxa"/><w:noWrap/></w:tcPr><w:p><w:pPr><w:spacing w:after="30"/></w:pPr><w:r><w:rPr><w:sz w:val="16"/><w:szCs w:val="16"/></w:rPr><w:t xml:space="preserve">`color`</w:t></w:r></w:p></w:tc><w:tc><w:tcPr><w:tcW w:w="1417.3228346456694" w:type="dxa"/><w:noWrap/></w:tcPr><w:p><w:pPr><w:spacing w:after="30"/></w:pPr><w:r><w:rPr><w:sz w:val="16"/><w:szCs w:val="16"/></w:rPr><w:t xml:space="preserve">`varchar(255)`</w:t></w:r></w:p></w:tc><w:tc><w:tcPr><w:tcW w:w="1417.3228346456694" w:type="dxa"/><w:noWrap/></w:tcPr><w:p><w:pPr><w:spacing w:after="30"/></w:pPr><w:r><w:rPr><w:sz w:val="16"/><w:szCs w:val="16"/></w:rPr><w:t xml:space="preserve">NOT NULL</w:t></w:r></w:p></w:tc><w:tc><w:tcPr><w:tcW w:w="1417.3228346456694" w:type="dxa"/><w:noWrap/></w:tcPr><w:p><w:pPr><w:spacing w:after="30"/></w:pPr><w:r><w:rPr><w:sz w:val="16"/><w:szCs w:val="16"/></w:rPr><w:t xml:space="preserve">`'orange'`</w:t></w:r></w:p></w:tc><w:tc><w:tcPr><w:tcW w:w="1417.3228346456694" w:type="dxa"/><w:noWrap/></w:tcPr><w:p><w:pPr><w:spacing w:after="30"/></w:pPr><w:r><w:rPr><w:sz w:val="16"/><w:szCs w:val="16"/></w:rPr><w:t xml:space="preserve">-</w:t></w:r></w:p></w:tc><w:tc><w:tcPr><w:tcW w:w="1417.3228346456694" w:type="dxa"/><w:noWrap/></w:tcPr><w:p><w:pPr><w:spacing w:after="30"/></w:pPr><w:r><w:rPr><w:sz w:val="16"/><w:szCs w:val="16"/></w:rPr><w:t xml:space="preserve">Menyimpan atribut data color pada sistem SIBIMA.</w:t></w:r></w:p></w:tc></w:tr><w:tr><w:trPr/><w:tc><w:tcPr><w:tcW w:w="1417.3228346456694" w:type="dxa"/><w:noWrap/></w:tcPr><w:p><w:pPr><w:spacing w:after="30"/></w:pPr><w:r><w:rPr><w:sz w:val="16"/><w:szCs w:val="16"/></w:rPr><w:t xml:space="preserve">5</w:t></w:r></w:p></w:tc><w:tc><w:tcPr><w:tcW w:w="1417.3228346456694" w:type="dxa"/><w:noWrap/></w:tcPr><w:p><w:pPr><w:spacing w:after="30"/></w:pPr><w:r><w:rPr><w:sz w:val="16"/><w:szCs w:val="16"/></w:rPr><w:t xml:space="preserve">`description`</w:t></w:r></w:p></w:tc><w:tc><w:tcPr><w:tcW w:w="1417.3228346456694" w:type="dxa"/><w:noWrap/></w:tcPr><w:p><w:pPr><w:spacing w:after="30"/></w:pPr><w:r><w:rPr><w:sz w:val="16"/><w:szCs w:val="16"/></w:rPr><w:t xml:space="preserve">`text`</w:t></w:r></w:p></w:tc><w:tc><w:tcPr><w:tcW w:w="1417.3228346456694" w:type="dxa"/><w:noWrap/></w:tcPr><w:p><w:pPr><w:spacing w:after="30"/></w:pPr><w:r><w:rPr><w:sz w:val="16"/><w:szCs w:val="16"/></w:rPr><w:t xml:space="preserve">NULL</w:t></w:r></w:p></w:tc><w:tc><w:tcPr><w:tcW w:w="1417.3228346456694" w:type="dxa"/><w:noWrap/></w:tcPr><w:p><w:pPr><w:spacing w:after="30"/></w:pPr><w:r><w:rPr><w:sz w:val="16"/><w:szCs w:val="16"/></w:rPr><w:t xml:space="preserve">`NULL`</w:t></w:r></w:p></w:tc><w:tc><w:tcPr><w:tcW w:w="1417.3228346456694" w:type="dxa"/><w:noWrap/></w:tcPr><w:p><w:pPr><w:spacing w:after="30"/></w:pPr><w:r><w:rPr><w:sz w:val="16"/><w:szCs w:val="16"/></w:rPr><w:t xml:space="preserve">-</w:t></w:r></w:p></w:tc><w:tc><w:tcPr><w:tcW w:w="1417.3228346456694" w:type="dxa"/><w:noWrap/></w:tcPr><w:p><w:pPr><w:spacing w:after="30"/></w:pPr><w:r><w:rPr><w:sz w:val="16"/><w:szCs w:val="16"/></w:rPr><w:t xml:space="preserve">Menyimpan atribut data description pada sistem SIBIMA.</w:t></w:r></w:p></w:tc></w:tr><w:tr><w:trPr/><w:tc><w:tcPr><w:tcW w:w="1417.3228346456694" w:type="dxa"/><w:noWrap/></w:tcPr><w:p><w:pPr><w:spacing w:after="30"/></w:pPr><w:r><w:rPr><w:sz w:val="16"/><w:szCs w:val="16"/></w:rPr><w:t xml:space="preserve">6</w:t></w:r></w:p></w:tc><w:tc><w:tcPr><w:tcW w:w="1417.3228346456694" w:type="dxa"/><w:noWrap/></w:tcPr><w:p><w:pPr><w:spacing w:after="30"/></w:pPr><w:r><w:rPr><w:sz w:val="16"/><w:szCs w:val="16"/></w:rPr><w:t xml:space="preserve">`created_at`</w:t></w:r></w:p></w:tc><w:tc><w:tcPr><w:tcW w:w="1417.3228346456694" w:type="dxa"/><w:noWrap/></w:tcPr><w:p><w:pPr><w:spacing w:after="30"/></w:pPr><w:r><w:rPr><w:sz w:val="16"/><w:szCs w:val="16"/></w:rPr><w:t xml:space="preserve">`timestamp`</w:t></w:r></w:p></w:tc><w:tc><w:tcPr><w:tcW w:w="1417.3228346456694" w:type="dxa"/><w:noWrap/></w:tcPr><w:p><w:pPr><w:spacing w:after="30"/></w:pPr><w:r><w:rPr><w:sz w:val="16"/><w:szCs w:val="16"/></w:rPr><w:t xml:space="preserve">NULL</w:t></w:r></w:p></w:tc><w:tc><w:tcPr><w:tcW w:w="1417.3228346456694" w:type="dxa"/><w:noWrap/></w:tcPr><w:p><w:pPr><w:spacing w:after="30"/></w:pPr><w:r><w:rPr><w:sz w:val="16"/><w:szCs w:val="16"/></w:rPr><w:t xml:space="preserve">`NULL`</w:t></w:r></w:p></w:tc><w:tc><w:tcPr><w:tcW w:w="1417.3228346456694" w:type="dxa"/><w:noWrap/></w:tcPr><w:p><w:pPr><w:spacing w:after="30"/></w:pPr><w:r><w:rPr><w:sz w:val="16"/><w:szCs w:val="16"/></w:rPr><w:t xml:space="preserve">-</w:t></w:r></w:p></w:tc><w:tc><w:tcPr><w:tcW w:w="1417.3228346456694" w:type="dxa"/><w:noWrap/></w:tcPr><w:p><w:pPr><w:spacing w:after="30"/></w:pPr><w:r><w:rPr><w:sz w:val="16"/><w:szCs w:val="16"/></w:rPr><w:t xml:space="preserve">Waktu rekaman pertama kali dibuat di sistem.</w:t></w:r></w:p></w:tc></w:tr><w:tr><w:trPr/><w:tc><w:tcPr><w:tcW w:w="1417.3228346456694" w:type="dxa"/><w:noWrap/></w:tcPr><w:p><w:pPr><w:spacing w:after="30"/></w:pPr><w:r><w:rPr><w:sz w:val="16"/><w:szCs w:val="16"/></w:rPr><w:t xml:space="preserve">7</w:t></w:r></w:p></w:tc><w:tc><w:tcPr><w:tcW w:w="1417.3228346456694" w:type="dxa"/><w:noWrap/></w:tcPr><w:p><w:pPr><w:spacing w:after="30"/></w:pPr><w:r><w:rPr><w:sz w:val="16"/><w:szCs w:val="16"/></w:rPr><w:t xml:space="preserve">`updated_at`</w:t></w:r></w:p></w:tc><w:tc><w:tcPr><w:tcW w:w="1417.3228346456694" w:type="dxa"/><w:noWrap/></w:tcPr><w:p><w:pPr><w:spacing w:after="30"/></w:pPr><w:r><w:rPr><w:sz w:val="16"/><w:szCs w:val="16"/></w:rPr><w:t xml:space="preserve">`timestamp`</w:t></w:r></w:p></w:tc><w:tc><w:tcPr><w:tcW w:w="1417.3228346456694" w:type="dxa"/><w:noWrap/></w:tcPr><w:p><w:pPr><w:spacing w:after="30"/></w:pPr><w:r><w:rPr><w:sz w:val="16"/><w:szCs w:val="16"/></w:rPr><w:t xml:space="preserve">NULL</w:t></w:r></w:p></w:tc><w:tc><w:tcPr><w:tcW w:w="1417.3228346456694" w:type="dxa"/><w:noWrap/></w:tcPr><w:p><w:pPr><w:spacing w:after="30"/></w:pPr><w:r><w:rPr><w:sz w:val="16"/><w:szCs w:val="16"/></w:rPr><w:t xml:space="preserve">`NULL`</w:t></w:r></w:p></w:tc><w:tc><w:tcPr><w:tcW w:w="1417.3228346456694" w:type="dxa"/><w:noWrap/></w:tcPr><w:p><w:pPr><w:spacing w:after="30"/></w:pPr><w:r><w:rPr><w:sz w:val="16"/><w:szCs w:val="16"/></w:rPr><w:t xml:space="preserve">-</w:t></w:r></w:p></w:tc><w:tc><w:tcPr><w:tcW w:w="1417.3228346456694" w:type="dxa"/><w:noWrap/></w:tcPr><w:p><w:pPr><w:spacing w:after="30"/></w:pPr><w:r><w:rPr><w:sz w:val="16"/><w:szCs w:val="16"/></w:rPr><w:t xml:space="preserve">Waktu rekaman terakhir kali diperbarui.</w:t></w:r></w:p></w:tc></w:tr></w:tbl><w:p/><w:p><w:pPr><w:jc w:val="both"/><w:spacing w:after="70"/></w:pPr><w:r><w:rPr><w:sz w:val="19"/><w:szCs w:val="19"/></w:rPr><w:t xml:space="preserve">---</w:t></w:r></w:p><w:p><w:pPr><w:pStyle w:val="Heading3"/></w:pPr><w:bookmarkStart w:id="22" w:name="_Toc22"/><w:r><w:t>3.11 Tabel Konfigurasi Format Surat Resmi (`letter_settings`)</w:t></w:r><w:bookmarkEnd w:id="22"/></w:p><w:p><w:pPr><w:spacing w:before="40" w:after="40"/></w:pPr><w:r><w:rPr><w:color w:val="334155"/><w:sz w:val="19"/><w:szCs w:val="19"/><w:b w:val="1"/><w:bCs w:val="1"/><w:i w:val="1"/><w:iCs w:val="1"/></w:rPr><w:t xml:space="preserve">**Nama Tabel**: `letter_settings`</w:t></w:r></w:p><w:p><w:pPr><w:spacing w:before="40" w:after="40"/></w:pPr><w:r><w:rPr><w:color w:val="334155"/><w:sz w:val="19"/><w:szCs w:val="19"/><w:b w:val="0"/><w:bCs w:val="0"/><w:i w:val="1"/><w:iCs w:val="1"/></w:rPr><w:t xml:space="preserve">**Primary Key**: `id`</w:t></w:r></w:p><w:p><w:pPr><w:spacing w:before="40" w:after="40"/></w:pPr><w:r><w:rPr><w:color w:val="334155"/><w:sz w:val="19"/><w:szCs w:val="19"/><w:b w:val="0"/><w:bCs w:val="0"/><w:i w:val="1"/><w:iCs w:val="1"/></w:rPr><w:t xml:space="preserve">**Foreign Key**: Tidak ada (*None*)</w:t></w:r></w:p><w:p><w:pPr><w:spacing w:before="40" w:after="40"/></w:pPr><w:r><w:rPr><w:color w:val="334155"/><w:sz w:val="19"/><w:szCs w:val="19"/><w:b w:val="0"/><w:bCs w:val="0"/><w:i w:val="1"/><w:iCs w:val="1"/></w:rPr><w:t xml:space="preserve">**Deskripsi**: Menyimpan format nomor surat dinas, pejabat penandatangan, NIDN pejabat, dan format penomoran otomatis untuk Berita Acara, Undangan Ujian, dan SK Dekan.</w:t></w:r></w:p><w:tbl><w:tblGrid><w:gridCol w:w="1417.3228346456694" w:type="dxa"/><w:gridCol w:w="1417.3228346456694" w:type="dxa"/><w:gridCol w:w="1417.3228346456694" w:type="dxa"/><w:gridCol w:w="1417.3228346456694" w:type="dxa"/><w:gridCol w:w="1417.3228346456694" w:type="dxa"/><w:gridCol w:w="1417.3228346456694" w:type="dxa"/><w:gridCol w:w="1417.3228346456694" w:type="dxa"/></w:tblGrid><w:tblPr><w:tblStyle w:val="DbTable"/></w:tblPr><w:tr><w:trPr/><w:tc><w:tcPr><w:tcW w:w="1417.3228346456694" w:type="dxa"/><w:shd w:val="clear" w:fill="1E293B"/><w:noWrap/></w:tcPr><w:p><w:pPr><w:spacing w:after="30"/></w:pPr><w:r><w:rPr><w:color w:val="FFFFFF"/><w:sz w:val="16"/><w:szCs w:val="16"/><w:b w:val="1"/><w:bCs w:val="1"/></w:rPr><w:t xml:space="preserve">No</w:t></w:r></w:p></w:tc><w:tc><w:tcPr><w:tcW w:w="1417.3228346456694" w:type="dxa"/><w:shd w:val="clear" w:fill="1E293B"/><w:noWrap/></w:tcPr><w:p><w:pPr><w:spacing w:after="30"/></w:pPr><w:r><w:rPr><w:color w:val="FFFFFF"/><w:sz w:val="16"/><w:szCs w:val="16"/><w:b w:val="1"/><w:bCs w:val="1"/></w:rPr><w:t xml:space="preserve">Nama Kolom</w:t></w:r></w:p></w:tc><w:tc><w:tcPr><w:tcW w:w="1417.3228346456694" w:type="dxa"/><w:shd w:val="clear" w:fill="1E293B"/><w:noWrap/></w:tcPr><w:p><w:pPr><w:spacing w:after="30"/></w:pPr><w:r><w:rPr><w:color w:val="FFFFFF"/><w:sz w:val="16"/><w:szCs w:val="16"/><w:b w:val="1"/><w:bCs w:val="1"/></w:rPr><w:t xml:space="preserve">Tipe Data</w:t></w:r></w:p></w:tc><w:tc><w:tcPr><w:tcW w:w="1417.3228346456694" w:type="dxa"/><w:shd w:val="clear" w:fill="1E293B"/><w:noWrap/></w:tcPr><w:p><w:pPr><w:spacing w:after="30"/></w:pPr><w:r><w:rPr><w:color w:val="FFFFFF"/><w:sz w:val="16"/><w:szCs w:val="16"/><w:b w:val="1"/><w:bCs w:val="1"/></w:rPr><w:t xml:space="preserve">Nullable</w:t></w:r></w:p></w:tc><w:tc><w:tcPr><w:tcW w:w="1417.3228346456694" w:type="dxa"/><w:shd w:val="clear" w:fill="1E293B"/><w:noWrap/></w:tcPr><w:p><w:pPr><w:spacing w:after="30"/></w:pPr><w:r><w:rPr><w:color w:val="FFFFFF"/><w:sz w:val="16"/><w:szCs w:val="16"/><w:b w:val="1"/><w:bCs w:val="1"/></w:rPr><w:t xml:space="preserve">Nilai Default</w:t></w:r></w:p></w:tc><w:tc><w:tcPr><w:tcW w:w="1417.3228346456694" w:type="dxa"/><w:shd w:val="clear" w:fill="1E293B"/><w:noWrap/></w:tcPr><w:p><w:pPr><w:spacing w:after="30"/></w:pPr><w:r><w:rPr><w:color w:val="FFFFFF"/><w:sz w:val="16"/><w:szCs w:val="16"/><w:b w:val="1"/><w:bCs w:val="1"/></w:rPr><w:t xml:space="preserve">Kunci (*Key*)</w:t></w:r></w:p></w:tc><w:tc><w:tcPr><w:tcW w:w="1417.3228346456694" w:type="dxa"/><w:shd w:val="clear" w:fill="1E293B"/><w:noWrap/></w:tcPr><w:p><w:pPr><w:spacing w:after="30"/></w:pPr><w:r><w:rPr><w:color w:val="FFFFFF"/><w:sz w:val="16"/><w:szCs w:val="16"/><w:b w:val="1"/><w:bCs w:val="1"/></w:rPr><w:t xml:space="preserve">Keterangan & Aturan Bisnis</w:t></w:r></w:p></w:tc></w:tr><w:tr><w:trPr/><w:tc><w:tcPr><w:tcW w:w="1417.3228346456694" w:type="dxa"/><w:noWrap/></w:tcPr><w:p><w:pPr><w:spacing w:after="30"/></w:pPr><w:r><w:rPr><w:sz w:val="16"/><w:szCs w:val="16"/></w:rPr><w:t xml:space="preserve">1</w:t></w:r></w:p></w:tc><w:tc><w:tcPr><w:tcW w:w="1417.3228346456694" w:type="dxa"/><w:noWrap/></w:tcPr><w:p><w:pPr><w:spacing w:after="30"/></w:pPr><w:r><w:rPr><w:sz w:val="16"/><w:szCs w:val="16"/></w:rPr><w:t xml:space="preserve">`id`</w:t></w:r></w:p></w:tc><w:tc><w:tcPr><w:tcW w:w="1417.3228346456694" w:type="dxa"/><w:noWrap/></w:tcPr><w:p><w:pPr><w:spacing w:after="30"/></w:pPr><w:r><w:rPr><w:sz w:val="16"/><w:szCs w:val="16"/></w:rPr><w:t xml:space="preserve">`bigint(20) unsigned`</w:t></w:r></w:p></w:tc><w:tc><w:tcPr><w:tcW w:w="1417.3228346456694" w:type="dxa"/><w:noWrap/></w:tcPr><w:p><w:pPr><w:spacing w:after="30"/></w:pPr><w:r><w:rPr><w:sz w:val="16"/><w:szCs w:val="16"/></w:rPr><w:t xml:space="preserve">NOT NULL</w:t></w:r></w:p></w:tc><w:tc><w:tcPr><w:tcW w:w="1417.3228346456694" w:type="dxa"/><w:noWrap/></w:tcPr><w:p><w:pPr><w:spacing w:after="30"/></w:pPr><w:r><w:rPr><w:sz w:val="16"/><w:szCs w:val="16"/></w:rPr><w:t xml:space="preserve">*None*</w:t></w:r></w:p></w:tc><w:tc><w:tcPr><w:tcW w:w="1417.3228346456694" w:type="dxa"/><w:noWrap/></w:tcPr><w:p><w:pPr><w:spacing w:after="30"/></w:pPr><w:r><w:rPr><w:sz w:val="16"/><w:szCs w:val="16"/></w:rPr><w:t xml:space="preserve">PRI (auto_increment)</w:t></w:r></w:p></w:tc><w:tc><w:tcPr><w:tcW w:w="1417.3228346456694" w:type="dxa"/><w:noWrap/></w:tcPr><w:p><w:pPr><w:spacing w:after="30"/></w:pPr><w:r><w:rPr><w:sz w:val="16"/><w:szCs w:val="16"/></w:rPr><w:t xml:space="preserve">Identitas unik rekaman data (*Surrogate Primary Key*).</w:t></w:r></w:p></w:tc></w:tr><w:tr><w:trPr/><w:tc><w:tcPr><w:tcW w:w="1417.3228346456694" w:type="dxa"/><w:noWrap/></w:tcPr><w:p><w:pPr><w:spacing w:after="30"/></w:pPr><w:r><w:rPr><w:sz w:val="16"/><w:szCs w:val="16"/></w:rPr><w:t xml:space="preserve">2</w:t></w:r></w:p></w:tc><w:tc><w:tcPr><w:tcW w:w="1417.3228346456694" w:type="dxa"/><w:noWrap/></w:tcPr><w:p><w:pPr><w:spacing w:after="30"/></w:pPr><w:r><w:rPr><w:sz w:val="16"/><w:szCs w:val="16"/></w:rPr><w:t xml:space="preserve">`type`</w:t></w:r></w:p></w:tc><w:tc><w:tcPr><w:tcW w:w="1417.3228346456694" w:type="dxa"/><w:noWrap/></w:tcPr><w:p><w:pPr><w:spacing w:after="30"/></w:pPr><w:r><w:rPr><w:sz w:val="16"/><w:szCs w:val="16"/></w:rPr><w:t xml:space="preserve">`varchar(255)`</w:t></w:r></w:p></w:tc><w:tc><w:tcPr><w:tcW w:w="1417.3228346456694" w:type="dxa"/><w:noWrap/></w:tcPr><w:p><w:pPr><w:spacing w:after="30"/></w:pPr><w:r><w:rPr><w:sz w:val="16"/><w:szCs w:val="16"/></w:rPr><w:t xml:space="preserve">NOT NULL</w:t></w:r></w:p></w:tc><w:tc><w:tcPr><w:tcW w:w="1417.3228346456694" w:type="dxa"/><w:noWrap/></w:tcPr><w:p><w:pPr><w:spacing w:after="30"/></w:pPr><w:r><w:rPr><w:sz w:val="16"/><w:szCs w:val="16"/></w:rPr><w:t xml:space="preserve">*None*</w:t></w:r></w:p></w:tc><w:tc><w:tcPr><w:tcW w:w="1417.3228346456694" w:type="dxa"/><w:noWrap/></w:tcPr><w:p><w:pPr><w:spacing w:after="30"/></w:pPr><w:r><w:rPr><w:sz w:val="16"/><w:szCs w:val="16"/></w:rPr><w:t xml:space="preserve">UNI</w:t></w:r></w:p></w:tc><w:tc><w:tcPr><w:tcW w:w="1417.3228346456694" w:type="dxa"/><w:noWrap/></w:tcPr><w:p><w:pPr><w:spacing w:after="30"/></w:pPr><w:r><w:rPr><w:sz w:val="16"/><w:szCs w:val="16"/></w:rPr><w:t xml:space="preserve">Menyimpan atribut data type pada sistem SIBIMA.</w:t></w:r></w:p></w:tc></w:tr><w:tr><w:trPr/><w:tc><w:tcPr><w:tcW w:w="1417.3228346456694" w:type="dxa"/><w:noWrap/></w:tcPr><w:p><w:pPr><w:spacing w:after="30"/></w:pPr><w:r><w:rPr><w:sz w:val="16"/><w:szCs w:val="16"/></w:rPr><w:t xml:space="preserve">3</w:t></w:r></w:p></w:tc><w:tc><w:tcPr><w:tcW w:w="1417.3228346456694" w:type="dxa"/><w:noWrap/></w:tcPr><w:p><w:pPr><w:spacing w:after="30"/></w:pPr><w:r><w:rPr><w:sz w:val="16"/><w:szCs w:val="16"/></w:rPr><w:t xml:space="preserve">`format`</w:t></w:r></w:p></w:tc><w:tc><w:tcPr><w:tcW w:w="1417.3228346456694" w:type="dxa"/><w:noWrap/></w:tcPr><w:p><w:pPr><w:spacing w:after="30"/></w:pPr><w:r><w:rPr><w:sz w:val="16"/><w:szCs w:val="16"/></w:rPr><w:t xml:space="preserve">`varchar(255)`</w:t></w:r></w:p></w:tc><w:tc><w:tcPr><w:tcW w:w="1417.3228346456694" w:type="dxa"/><w:noWrap/></w:tcPr><w:p><w:pPr><w:spacing w:after="30"/></w:pPr><w:r><w:rPr><w:sz w:val="16"/><w:szCs w:val="16"/></w:rPr><w:t xml:space="preserve">NOT NULL</w:t></w:r></w:p></w:tc><w:tc><w:tcPr><w:tcW w:w="1417.3228346456694" w:type="dxa"/><w:noWrap/></w:tcPr><w:p><w:pPr><w:spacing w:after="30"/></w:pPr><w:r><w:rPr><w:sz w:val="16"/><w:szCs w:val="16"/></w:rPr><w:t xml:space="preserve">*None*</w:t></w:r></w:p></w:tc><w:tc><w:tcPr><w:tcW w:w="1417.3228346456694" w:type="dxa"/><w:noWrap/></w:tcPr><w:p><w:pPr><w:spacing w:after="30"/></w:pPr><w:r><w:rPr><w:sz w:val="16"/><w:szCs w:val="16"/></w:rPr><w:t xml:space="preserve">-</w:t></w:r></w:p></w:tc><w:tc><w:tcPr><w:tcW w:w="1417.3228346456694" w:type="dxa"/><w:noWrap/></w:tcPr><w:p><w:pPr><w:spacing w:after="30"/></w:pPr><w:r><w:rPr><w:sz w:val="16"/><w:szCs w:val="16"/></w:rPr><w:t xml:space="preserve">Menyimpan atribut data format pada sistem SIBIMA.</w:t></w:r></w:p></w:tc></w:tr><w:tr><w:trPr/><w:tc><w:tcPr><w:tcW w:w="1417.3228346456694" w:type="dxa"/><w:noWrap/></w:tcPr><w:p><w:pPr><w:spacing w:after="30"/></w:pPr><w:r><w:rPr><w:sz w:val="16"/><w:szCs w:val="16"/></w:rPr><w:t xml:space="preserve">4</w:t></w:r></w:p></w:tc><w:tc><w:tcPr><w:tcW w:w="1417.3228346456694" w:type="dxa"/><w:noWrap/></w:tcPr><w:p><w:pPr><w:spacing w:after="30"/></w:pPr><w:r><w:rPr><w:sz w:val="16"/><w:szCs w:val="16"/></w:rPr><w:t xml:space="preserve">`last_number`</w:t></w:r></w:p></w:tc><w:tc><w:tcPr><w:tcW w:w="1417.3228346456694" w:type="dxa"/><w:noWrap/></w:tcPr><w:p><w:pPr><w:spacing w:after="30"/></w:pPr><w:r><w:rPr><w:sz w:val="16"/><w:szCs w:val="16"/></w:rPr><w:t xml:space="preserve">`int(11)`</w:t></w:r></w:p></w:tc><w:tc><w:tcPr><w:tcW w:w="1417.3228346456694" w:type="dxa"/><w:noWrap/></w:tcPr><w:p><w:pPr><w:spacing w:after="30"/></w:pPr><w:r><w:rPr><w:sz w:val="16"/><w:szCs w:val="16"/></w:rPr><w:t xml:space="preserve">NOT NULL</w:t></w:r></w:p></w:tc><w:tc><w:tcPr><w:tcW w:w="1417.3228346456694" w:type="dxa"/><w:noWrap/></w:tcPr><w:p><w:pPr><w:spacing w:after="30"/></w:pPr><w:r><w:rPr><w:sz w:val="16"/><w:szCs w:val="16"/></w:rPr><w:t xml:space="preserve">`0`</w:t></w:r></w:p></w:tc><w:tc><w:tcPr><w:tcW w:w="1417.3228346456694" w:type="dxa"/><w:noWrap/></w:tcPr><w:p><w:pPr><w:spacing w:after="30"/></w:pPr><w:r><w:rPr><w:sz w:val="16"/><w:szCs w:val="16"/></w:rPr><w:t xml:space="preserve">-</w:t></w:r></w:p></w:tc><w:tc><w:tcPr><w:tcW w:w="1417.3228346456694" w:type="dxa"/><w:noWrap/></w:tcPr><w:p><w:pPr><w:spacing w:after="30"/></w:pPr><w:r><w:rPr><w:sz w:val="16"/><w:szCs w:val="16"/></w:rPr><w:t xml:space="preserve">Menyimpan atribut data last number pada sistem SIBIMA.</w:t></w:r></w:p></w:tc></w:tr><w:tr><w:trPr/><w:tc><w:tcPr><w:tcW w:w="1417.3228346456694" w:type="dxa"/><w:noWrap/></w:tcPr><w:p><w:pPr><w:spacing w:after="30"/></w:pPr><w:r><w:rPr><w:sz w:val="16"/><w:szCs w:val="16"/></w:rPr><w:t xml:space="preserve">5</w:t></w:r></w:p></w:tc><w:tc><w:tcPr><w:tcW w:w="1417.3228346456694" w:type="dxa"/><w:noWrap/></w:tcPr><w:p><w:pPr><w:spacing w:after="30"/></w:pPr><w:r><w:rPr><w:sz w:val="16"/><w:szCs w:val="16"/></w:rPr><w:t xml:space="preserve">`title`</w:t></w:r></w:p></w:tc><w:tc><w:tcPr><w:tcW w:w="1417.3228346456694" w:type="dxa"/><w:noWrap/></w:tcPr><w:p><w:pPr><w:spacing w:after="30"/></w:pPr><w:r><w:rPr><w:sz w:val="16"/><w:szCs w:val="16"/></w:rPr><w:t xml:space="preserve">`varchar(255)`</w:t></w:r></w:p></w:tc><w:tc><w:tcPr><w:tcW w:w="1417.3228346456694" w:type="dxa"/><w:noWrap/></w:tcPr><w:p><w:pPr><w:spacing w:after="30"/></w:pPr><w:r><w:rPr><w:sz w:val="16"/><w:szCs w:val="16"/></w:rPr><w:t xml:space="preserve">NULL</w:t></w:r></w:p></w:tc><w:tc><w:tcPr><w:tcW w:w="1417.3228346456694" w:type="dxa"/><w:noWrap/></w:tcPr><w:p><w:pPr><w:spacing w:after="30"/></w:pPr><w:r><w:rPr><w:sz w:val="16"/><w:szCs w:val="16"/></w:rPr><w:t xml:space="preserve">`NULL`</w:t></w:r></w:p></w:tc><w:tc><w:tcPr><w:tcW w:w="1417.3228346456694" w:type="dxa"/><w:noWrap/></w:tcPr><w:p><w:pPr><w:spacing w:after="30"/></w:pPr><w:r><w:rPr><w:sz w:val="16"/><w:szCs w:val="16"/></w:rPr><w:t xml:space="preserve">-</w:t></w:r></w:p></w:tc><w:tc><w:tcPr><w:tcW w:w="1417.3228346456694" w:type="dxa"/><w:noWrap/></w:tcPr><w:p><w:pPr><w:spacing w:after="30"/></w:pPr><w:r><w:rPr><w:sz w:val="16"/><w:szCs w:val="16"/></w:rPr><w:t xml:space="preserve">Menyimpan atribut data title pada sistem SIBIMA.</w:t></w:r></w:p></w:tc></w:tr><w:tr><w:trPr/><w:tc><w:tcPr><w:tcW w:w="1417.3228346456694" w:type="dxa"/><w:noWrap/></w:tcPr><w:p><w:pPr><w:spacing w:after="30"/></w:pPr><w:r><w:rPr><w:sz w:val="16"/><w:szCs w:val="16"/></w:rPr><w:t xml:space="preserve">6</w:t></w:r></w:p></w:tc><w:tc><w:tcPr><w:tcW w:w="1417.3228346456694" w:type="dxa"/><w:noWrap/></w:tcPr><w:p><w:pPr><w:spacing w:after="30"/></w:pPr><w:r><w:rPr><w:sz w:val="16"/><w:szCs w:val="16"/></w:rPr><w:t xml:space="preserve">`created_at`</w:t></w:r></w:p></w:tc><w:tc><w:tcPr><w:tcW w:w="1417.3228346456694" w:type="dxa"/><w:noWrap/></w:tcPr><w:p><w:pPr><w:spacing w:after="30"/></w:pPr><w:r><w:rPr><w:sz w:val="16"/><w:szCs w:val="16"/></w:rPr><w:t xml:space="preserve">`timestamp`</w:t></w:r></w:p></w:tc><w:tc><w:tcPr><w:tcW w:w="1417.3228346456694" w:type="dxa"/><w:noWrap/></w:tcPr><w:p><w:pPr><w:spacing w:after="30"/></w:pPr><w:r><w:rPr><w:sz w:val="16"/><w:szCs w:val="16"/></w:rPr><w:t xml:space="preserve">NULL</w:t></w:r></w:p></w:tc><w:tc><w:tcPr><w:tcW w:w="1417.3228346456694" w:type="dxa"/><w:noWrap/></w:tcPr><w:p><w:pPr><w:spacing w:after="30"/></w:pPr><w:r><w:rPr><w:sz w:val="16"/><w:szCs w:val="16"/></w:rPr><w:t xml:space="preserve">`NULL`</w:t></w:r></w:p></w:tc><w:tc><w:tcPr><w:tcW w:w="1417.3228346456694" w:type="dxa"/><w:noWrap/></w:tcPr><w:p><w:pPr><w:spacing w:after="30"/></w:pPr><w:r><w:rPr><w:sz w:val="16"/><w:szCs w:val="16"/></w:rPr><w:t xml:space="preserve">-</w:t></w:r></w:p></w:tc><w:tc><w:tcPr><w:tcW w:w="1417.3228346456694" w:type="dxa"/><w:noWrap/></w:tcPr><w:p><w:pPr><w:spacing w:after="30"/></w:pPr><w:r><w:rPr><w:sz w:val="16"/><w:szCs w:val="16"/></w:rPr><w:t xml:space="preserve">Waktu rekaman pertama kali dibuat di sistem.</w:t></w:r></w:p></w:tc></w:tr><w:tr><w:trPr/><w:tc><w:tcPr><w:tcW w:w="1417.3228346456694" w:type="dxa"/><w:noWrap/></w:tcPr><w:p><w:pPr><w:spacing w:after="30"/></w:pPr><w:r><w:rPr><w:sz w:val="16"/><w:szCs w:val="16"/></w:rPr><w:t xml:space="preserve">7</w:t></w:r></w:p></w:tc><w:tc><w:tcPr><w:tcW w:w="1417.3228346456694" w:type="dxa"/><w:noWrap/></w:tcPr><w:p><w:pPr><w:spacing w:after="30"/></w:pPr><w:r><w:rPr><w:sz w:val="16"/><w:szCs w:val="16"/></w:rPr><w:t xml:space="preserve">`updated_at`</w:t></w:r></w:p></w:tc><w:tc><w:tcPr><w:tcW w:w="1417.3228346456694" w:type="dxa"/><w:noWrap/></w:tcPr><w:p><w:pPr><w:spacing w:after="30"/></w:pPr><w:r><w:rPr><w:sz w:val="16"/><w:szCs w:val="16"/></w:rPr><w:t xml:space="preserve">`timestamp`</w:t></w:r></w:p></w:tc><w:tc><w:tcPr><w:tcW w:w="1417.3228346456694" w:type="dxa"/><w:noWrap/></w:tcPr><w:p><w:pPr><w:spacing w:after="30"/></w:pPr><w:r><w:rPr><w:sz w:val="16"/><w:szCs w:val="16"/></w:rPr><w:t xml:space="preserve">NULL</w:t></w:r></w:p></w:tc><w:tc><w:tcPr><w:tcW w:w="1417.3228346456694" w:type="dxa"/><w:noWrap/></w:tcPr><w:p><w:pPr><w:spacing w:after="30"/></w:pPr><w:r><w:rPr><w:sz w:val="16"/><w:szCs w:val="16"/></w:rPr><w:t xml:space="preserve">`NULL`</w:t></w:r></w:p></w:tc><w:tc><w:tcPr><w:tcW w:w="1417.3228346456694" w:type="dxa"/><w:noWrap/></w:tcPr><w:p><w:pPr><w:spacing w:after="30"/></w:pPr><w:r><w:rPr><w:sz w:val="16"/><w:szCs w:val="16"/></w:rPr><w:t xml:space="preserve">-</w:t></w:r></w:p></w:tc><w:tc><w:tcPr><w:tcW w:w="1417.3228346456694" w:type="dxa"/><w:noWrap/></w:tcPr><w:p><w:pPr><w:spacing w:after="30"/></w:pPr><w:r><w:rPr><w:sz w:val="16"/><w:szCs w:val="16"/></w:rPr><w:t xml:space="preserve">Waktu rekaman terakhir kali diperbarui.</w:t></w:r></w:p></w:tc></w:tr></w:tbl><w:p/><w:p><w:pPr><w:jc w:val="both"/><w:spacing w:after="70"/></w:pPr><w:r><w:rPr><w:sz w:val="19"/><w:szCs w:val="19"/></w:rPr><w:t xml:space="preserve">---</w:t></w:r></w:p><w:p><w:pPr><w:pStyle w:val="Heading3"/></w:pPr><w:bookmarkStart w:id="23" w:name="_Toc23"/><w:r><w:t>3.12 Tabel Catatan Harian Bimbingan (Logbook) (`logbooks`)</w:t></w:r><w:bookmarkEnd w:id="23"/></w:p><w:p><w:pPr><w:spacing w:before="40" w:after="40"/></w:pPr><w:r><w:rPr><w:color w:val="334155"/><w:sz w:val="19"/><w:szCs w:val="19"/><w:b w:val="1"/><w:bCs w:val="1"/><w:i w:val="1"/><w:iCs w:val="1"/></w:rPr><w:t xml:space="preserve">**Nama Tabel**: `logbooks`</w:t></w:r></w:p><w:p><w:pPr><w:spacing w:before="40" w:after="40"/></w:pPr><w:r><w:rPr><w:color w:val="334155"/><w:sz w:val="19"/><w:szCs w:val="19"/><w:b w:val="0"/><w:bCs w:val="0"/><w:i w:val="1"/><w:iCs w:val="1"/></w:rPr><w:t xml:space="preserve">**Primary Key**: `id`</w:t></w:r></w:p><w:p><w:pPr><w:spacing w:before="40" w:after="40"/></w:pPr><w:r><w:rPr><w:color w:val="334155"/><w:sz w:val="19"/><w:szCs w:val="19"/><w:b w:val="0"/><w:bCs w:val="0"/><w:i w:val="1"/><w:iCs w:val="1"/></w:rPr><w:t xml:space="preserve">**Foreign Key**: `thesis_id` $\rightarrow$ merujuk ke `theses.id`</w:t></w:r></w:p><w:p><w:pPr><w:spacing w:before="40" w:after="40"/></w:pPr><w:r><w:rPr><w:color w:val="334155"/><w:sz w:val="19"/><w:szCs w:val="19"/><w:b w:val="0"/><w:bCs w:val="0"/><w:i w:val="1"/><w:iCs w:val="1"/></w:rPr><w:t xml:space="preserve">**Deskripsi**: Menyimpan rekaman aktivitas kemajuan harian mahasiswa dalam menyusun skripsi. Memuat tanggal bimbingan, bab yang dikerjakan, uraian konsultasi, status validasi dosen pembimbing, serta paraf digital persetujuan.</w:t></w:r></w:p><w:tbl><w:tblGrid><w:gridCol w:w="1417.3228346456694" w:type="dxa"/><w:gridCol w:w="1417.3228346456694" w:type="dxa"/><w:gridCol w:w="1417.3228346456694" w:type="dxa"/><w:gridCol w:w="1417.3228346456694" w:type="dxa"/><w:gridCol w:w="1417.3228346456694" w:type="dxa"/><w:gridCol w:w="1417.3228346456694" w:type="dxa"/><w:gridCol w:w="1417.3228346456694" w:type="dxa"/></w:tblGrid><w:tblPr><w:tblStyle w:val="DbTable"/></w:tblPr><w:tr><w:trPr/><w:tc><w:tcPr><w:tcW w:w="1417.3228346456694" w:type="dxa"/><w:shd w:val="clear" w:fill="1E293B"/><w:noWrap/></w:tcPr><w:p><w:pPr><w:spacing w:after="30"/></w:pPr><w:r><w:rPr><w:color w:val="FFFFFF"/><w:sz w:val="16"/><w:szCs w:val="16"/><w:b w:val="1"/><w:bCs w:val="1"/></w:rPr><w:t xml:space="preserve">No</w:t></w:r></w:p></w:tc><w:tc><w:tcPr><w:tcW w:w="1417.3228346456694" w:type="dxa"/><w:shd w:val="clear" w:fill="1E293B"/><w:noWrap/></w:tcPr><w:p><w:pPr><w:spacing w:after="30"/></w:pPr><w:r><w:rPr><w:color w:val="FFFFFF"/><w:sz w:val="16"/><w:szCs w:val="16"/><w:b w:val="1"/><w:bCs w:val="1"/></w:rPr><w:t xml:space="preserve">Nama Kolom</w:t></w:r></w:p></w:tc><w:tc><w:tcPr><w:tcW w:w="1417.3228346456694" w:type="dxa"/><w:shd w:val="clear" w:fill="1E293B"/><w:noWrap/></w:tcPr><w:p><w:pPr><w:spacing w:after="30"/></w:pPr><w:r><w:rPr><w:color w:val="FFFFFF"/><w:sz w:val="16"/><w:szCs w:val="16"/><w:b w:val="1"/><w:bCs w:val="1"/></w:rPr><w:t xml:space="preserve">Tipe Data</w:t></w:r></w:p></w:tc><w:tc><w:tcPr><w:tcW w:w="1417.3228346456694" w:type="dxa"/><w:shd w:val="clear" w:fill="1E293B"/><w:noWrap/></w:tcPr><w:p><w:pPr><w:spacing w:after="30"/></w:pPr><w:r><w:rPr><w:color w:val="FFFFFF"/><w:sz w:val="16"/><w:szCs w:val="16"/><w:b w:val="1"/><w:bCs w:val="1"/></w:rPr><w:t xml:space="preserve">Nullable</w:t></w:r></w:p></w:tc><w:tc><w:tcPr><w:tcW w:w="1417.3228346456694" w:type="dxa"/><w:shd w:val="clear" w:fill="1E293B"/><w:noWrap/></w:tcPr><w:p><w:pPr><w:spacing w:after="30"/></w:pPr><w:r><w:rPr><w:color w:val="FFFFFF"/><w:sz w:val="16"/><w:szCs w:val="16"/><w:b w:val="1"/><w:bCs w:val="1"/></w:rPr><w:t xml:space="preserve">Nilai Default</w:t></w:r></w:p></w:tc><w:tc><w:tcPr><w:tcW w:w="1417.3228346456694" w:type="dxa"/><w:shd w:val="clear" w:fill="1E293B"/><w:noWrap/></w:tcPr><w:p><w:pPr><w:spacing w:after="30"/></w:pPr><w:r><w:rPr><w:color w:val="FFFFFF"/><w:sz w:val="16"/><w:szCs w:val="16"/><w:b w:val="1"/><w:bCs w:val="1"/></w:rPr><w:t xml:space="preserve">Kunci (*Key*)</w:t></w:r></w:p></w:tc><w:tc><w:tcPr><w:tcW w:w="1417.3228346456694" w:type="dxa"/><w:shd w:val="clear" w:fill="1E293B"/><w:noWrap/></w:tcPr><w:p><w:pPr><w:spacing w:after="30"/></w:pPr><w:r><w:rPr><w:color w:val="FFFFFF"/><w:sz w:val="16"/><w:szCs w:val="16"/><w:b w:val="1"/><w:bCs w:val="1"/></w:rPr><w:t xml:space="preserve">Keterangan & Aturan Bisnis</w:t></w:r></w:p></w:tc></w:tr><w:tr><w:trPr/><w:tc><w:tcPr><w:tcW w:w="1417.3228346456694" w:type="dxa"/><w:noWrap/></w:tcPr><w:p><w:pPr><w:spacing w:after="30"/></w:pPr><w:r><w:rPr><w:sz w:val="16"/><w:szCs w:val="16"/></w:rPr><w:t xml:space="preserve">1</w:t></w:r></w:p></w:tc><w:tc><w:tcPr><w:tcW w:w="1417.3228346456694" w:type="dxa"/><w:noWrap/></w:tcPr><w:p><w:pPr><w:spacing w:after="30"/></w:pPr><w:r><w:rPr><w:sz w:val="16"/><w:szCs w:val="16"/></w:rPr><w:t xml:space="preserve">`id`</w:t></w:r></w:p></w:tc><w:tc><w:tcPr><w:tcW w:w="1417.3228346456694" w:type="dxa"/><w:noWrap/></w:tcPr><w:p><w:pPr><w:spacing w:after="30"/></w:pPr><w:r><w:rPr><w:sz w:val="16"/><w:szCs w:val="16"/></w:rPr><w:t xml:space="preserve">`bigint(20) unsigned`</w:t></w:r></w:p></w:tc><w:tc><w:tcPr><w:tcW w:w="1417.3228346456694" w:type="dxa"/><w:noWrap/></w:tcPr><w:p><w:pPr><w:spacing w:after="30"/></w:pPr><w:r><w:rPr><w:sz w:val="16"/><w:szCs w:val="16"/></w:rPr><w:t xml:space="preserve">NOT NULL</w:t></w:r></w:p></w:tc><w:tc><w:tcPr><w:tcW w:w="1417.3228346456694" w:type="dxa"/><w:noWrap/></w:tcPr><w:p><w:pPr><w:spacing w:after="30"/></w:pPr><w:r><w:rPr><w:sz w:val="16"/><w:szCs w:val="16"/></w:rPr><w:t xml:space="preserve">*None*</w:t></w:r></w:p></w:tc><w:tc><w:tcPr><w:tcW w:w="1417.3228346456694" w:type="dxa"/><w:noWrap/></w:tcPr><w:p><w:pPr><w:spacing w:after="30"/></w:pPr><w:r><w:rPr><w:sz w:val="16"/><w:szCs w:val="16"/></w:rPr><w:t xml:space="preserve">PRI (auto_increment)</w:t></w:r></w:p></w:tc><w:tc><w:tcPr><w:tcW w:w="1417.3228346456694" w:type="dxa"/><w:noWrap/></w:tcPr><w:p><w:pPr><w:spacing w:after="30"/></w:pPr><w:r><w:rPr><w:sz w:val="16"/><w:szCs w:val="16"/></w:rPr><w:t xml:space="preserve">Identitas unik rekaman data (*Surrogate Primary Key*).</w:t></w:r></w:p></w:tc></w:tr><w:tr><w:trPr/><w:tc><w:tcPr><w:tcW w:w="1417.3228346456694" w:type="dxa"/><w:noWrap/></w:tcPr><w:p><w:pPr><w:spacing w:after="30"/></w:pPr><w:r><w:rPr><w:sz w:val="16"/><w:szCs w:val="16"/></w:rPr><w:t xml:space="preserve">2</w:t></w:r></w:p></w:tc><w:tc><w:tcPr><w:tcW w:w="1417.3228346456694" w:type="dxa"/><w:noWrap/></w:tcPr><w:p><w:pPr><w:spacing w:after="30"/></w:pPr><w:r><w:rPr><w:sz w:val="16"/><w:szCs w:val="16"/></w:rPr><w:t xml:space="preserve">`thesis_id`</w:t></w:r></w:p></w:tc><w:tc><w:tcPr><w:tcW w:w="1417.3228346456694" w:type="dxa"/><w:noWrap/></w:tcPr><w:p><w:pPr><w:spacing w:after="30"/></w:pPr><w:r><w:rPr><w:sz w:val="16"/><w:szCs w:val="16"/></w:rPr><w:t xml:space="preserve">`bigint(20) unsigned`</w:t></w:r></w:p></w:tc><w:tc><w:tcPr><w:tcW w:w="1417.3228346456694" w:type="dxa"/><w:noWrap/></w:tcPr><w:p><w:pPr><w:spacing w:after="30"/></w:pPr><w:r><w:rPr><w:sz w:val="16"/><w:szCs w:val="16"/></w:rPr><w:t xml:space="preserve">NOT NULL</w:t></w:r></w:p></w:tc><w:tc><w:tcPr><w:tcW w:w="1417.3228346456694" w:type="dxa"/><w:noWrap/></w:tcPr><w:p><w:pPr><w:spacing w:after="30"/></w:pPr><w:r><w:rPr><w:sz w:val="16"/><w:szCs w:val="16"/></w:rPr><w:t xml:space="preserve">*None*</w:t></w:r></w:p></w:tc><w:tc><w:tcPr><w:tcW w:w="1417.3228346456694" w:type="dxa"/><w:noWrap/></w:tcPr><w:p><w:pPr><w:spacing w:after="30"/></w:pPr><w:r><w:rPr><w:sz w:val="16"/><w:szCs w:val="16"/></w:rPr><w:t xml:space="preserve">MUL</w:t></w:r></w:p></w:tc><w:tc><w:tcPr><w:tcW w:w="1417.3228346456694" w:type="dxa"/><w:noWrap/></w:tcPr><w:p><w:pPr><w:spacing w:after="30"/></w:pPr><w:r><w:rPr><w:sz w:val="16"/><w:szCs w:val="16"/></w:rPr><w:t xml:space="preserve">Kunci asing merujuk ke skripsi mahasiswa.</w:t></w:r></w:p></w:tc></w:tr><w:tr><w:trPr/><w:tc><w:tcPr><w:tcW w:w="1417.3228346456694" w:type="dxa"/><w:noWrap/></w:tcPr><w:p><w:pPr><w:spacing w:after="30"/></w:pPr><w:r><w:rPr><w:sz w:val="16"/><w:szCs w:val="16"/></w:rPr><w:t xml:space="preserve">3</w:t></w:r></w:p></w:tc><w:tc><w:tcPr><w:tcW w:w="1417.3228346456694" w:type="dxa"/><w:noWrap/></w:tcPr><w:p><w:pPr><w:spacing w:after="30"/></w:pPr><w:r><w:rPr><w:sz w:val="16"/><w:szCs w:val="16"/></w:rPr><w:t xml:space="preserve">`date`</w:t></w:r></w:p></w:tc><w:tc><w:tcPr><w:tcW w:w="1417.3228346456694" w:type="dxa"/><w:noWrap/></w:tcPr><w:p><w:pPr><w:spacing w:after="30"/></w:pPr><w:r><w:rPr><w:sz w:val="16"/><w:szCs w:val="16"/></w:rPr><w:t xml:space="preserve">`date`</w:t></w:r></w:p></w:tc><w:tc><w:tcPr><w:tcW w:w="1417.3228346456694" w:type="dxa"/><w:noWrap/></w:tcPr><w:p><w:pPr><w:spacing w:after="30"/></w:pPr><w:r><w:rPr><w:sz w:val="16"/><w:szCs w:val="16"/></w:rPr><w:t xml:space="preserve">NOT NULL</w:t></w:r></w:p></w:tc><w:tc><w:tcPr><w:tcW w:w="1417.3228346456694" w:type="dxa"/><w:noWrap/></w:tcPr><w:p><w:pPr><w:spacing w:after="30"/></w:pPr><w:r><w:rPr><w:sz w:val="16"/><w:szCs w:val="16"/></w:rPr><w:t xml:space="preserve">*None*</w:t></w:r></w:p></w:tc><w:tc><w:tcPr><w:tcW w:w="1417.3228346456694" w:type="dxa"/><w:noWrap/></w:tcPr><w:p><w:pPr><w:spacing w:after="30"/></w:pPr><w:r><w:rPr><w:sz w:val="16"/><w:szCs w:val="16"/></w:rPr><w:t xml:space="preserve">-</w:t></w:r></w:p></w:tc><w:tc><w:tcPr><w:tcW w:w="1417.3228346456694" w:type="dxa"/><w:noWrap/></w:tcPr><w:p><w:pPr><w:spacing w:after="30"/></w:pPr><w:r><w:rPr><w:sz w:val="16"/><w:szCs w:val="16"/></w:rPr><w:t xml:space="preserve">Tanggal pelaksanaan kegiatan bimbingan mandiri/konsultasi.</w:t></w:r></w:p></w:tc></w:tr><w:tr><w:trPr/><w:tc><w:tcPr><w:tcW w:w="1417.3228346456694" w:type="dxa"/><w:noWrap/></w:tcPr><w:p><w:pPr><w:spacing w:after="30"/></w:pPr><w:r><w:rPr><w:sz w:val="16"/><w:szCs w:val="16"/></w:rPr><w:t xml:space="preserve">4</w:t></w:r></w:p></w:tc><w:tc><w:tcPr><w:tcW w:w="1417.3228346456694" w:type="dxa"/><w:noWrap/></w:tcPr><w:p><w:pPr><w:spacing w:after="30"/></w:pPr><w:r><w:rPr><w:sz w:val="16"/><w:szCs w:val="16"/></w:rPr><w:t xml:space="preserve">`progress_notes`</w:t></w:r></w:p></w:tc><w:tc><w:tcPr><w:tcW w:w="1417.3228346456694" w:type="dxa"/><w:noWrap/></w:tcPr><w:p><w:pPr><w:spacing w:after="30"/></w:pPr><w:r><w:rPr><w:sz w:val="16"/><w:szCs w:val="16"/></w:rPr><w:t xml:space="preserve">`text`</w:t></w:r></w:p></w:tc><w:tc><w:tcPr><w:tcW w:w="1417.3228346456694" w:type="dxa"/><w:noWrap/></w:tcPr><w:p><w:pPr><w:spacing w:after="30"/></w:pPr><w:r><w:rPr><w:sz w:val="16"/><w:szCs w:val="16"/></w:rPr><w:t xml:space="preserve">NOT NULL</w:t></w:r></w:p></w:tc><w:tc><w:tcPr><w:tcW w:w="1417.3228346456694" w:type="dxa"/><w:noWrap/></w:tcPr><w:p><w:pPr><w:spacing w:after="30"/></w:pPr><w:r><w:rPr><w:sz w:val="16"/><w:szCs w:val="16"/></w:rPr><w:t xml:space="preserve">*None*</w:t></w:r></w:p></w:tc><w:tc><w:tcPr><w:tcW w:w="1417.3228346456694" w:type="dxa"/><w:noWrap/></w:tcPr><w:p><w:pPr><w:spacing w:after="30"/></w:pPr><w:r><w:rPr><w:sz w:val="16"/><w:szCs w:val="16"/></w:rPr><w:t xml:space="preserve">-</w:t></w:r></w:p></w:tc><w:tc><w:tcPr><w:tcW w:w="1417.3228346456694" w:type="dxa"/><w:noWrap/></w:tcPr><w:p><w:pPr><w:spacing w:after="30"/></w:pPr><w:r><w:rPr><w:sz w:val="16"/><w:szCs w:val="16"/></w:rPr><w:t xml:space="preserve">Menyimpan atribut data progress notes pada sistem SIBIMA.</w:t></w:r></w:p></w:tc></w:tr><w:tr><w:trPr/><w:tc><w:tcPr><w:tcW w:w="1417.3228346456694" w:type="dxa"/><w:noWrap/></w:tcPr><w:p><w:pPr><w:spacing w:after="30"/></w:pPr><w:r><w:rPr><w:sz w:val="16"/><w:szCs w:val="16"/></w:rPr><w:t xml:space="preserve">5</w:t></w:r></w:p></w:tc><w:tc><w:tcPr><w:tcW w:w="1417.3228346456694" w:type="dxa"/><w:noWrap/></w:tcPr><w:p><w:pPr><w:spacing w:after="30"/></w:pPr><w:r><w:rPr><w:sz w:val="16"/><w:szCs w:val="16"/></w:rPr><w:t xml:space="preserve">`lecturer_notes`</w:t></w:r></w:p></w:tc><w:tc><w:tcPr><w:tcW w:w="1417.3228346456694" w:type="dxa"/><w:noWrap/></w:tcPr><w:p><w:pPr><w:spacing w:after="30"/></w:pPr><w:r><w:rPr><w:sz w:val="16"/><w:szCs w:val="16"/></w:rPr><w:t xml:space="preserve">`text`</w:t></w:r></w:p></w:tc><w:tc><w:tcPr><w:tcW w:w="1417.3228346456694" w:type="dxa"/><w:noWrap/></w:tcPr><w:p><w:pPr><w:spacing w:after="30"/></w:pPr><w:r><w:rPr><w:sz w:val="16"/><w:szCs w:val="16"/></w:rPr><w:t xml:space="preserve">NULL</w:t></w:r></w:p></w:tc><w:tc><w:tcPr><w:tcW w:w="1417.3228346456694" w:type="dxa"/><w:noWrap/></w:tcPr><w:p><w:pPr><w:spacing w:after="30"/></w:pPr><w:r><w:rPr><w:sz w:val="16"/><w:szCs w:val="16"/></w:rPr><w:t xml:space="preserve">`NULL`</w:t></w:r></w:p></w:tc><w:tc><w:tcPr><w:tcW w:w="1417.3228346456694" w:type="dxa"/><w:noWrap/></w:tcPr><w:p><w:pPr><w:spacing w:after="30"/></w:pPr><w:r><w:rPr><w:sz w:val="16"/><w:szCs w:val="16"/></w:rPr><w:t xml:space="preserve">-</w:t></w:r></w:p></w:tc><w:tc><w:tcPr><w:tcW w:w="1417.3228346456694" w:type="dxa"/><w:noWrap/></w:tcPr><w:p><w:pPr><w:spacing w:after="30"/></w:pPr><w:r><w:rPr><w:sz w:val="16"/><w:szCs w:val="16"/></w:rPr><w:t xml:space="preserve">Menyimpan atribut data lecturer notes pada sistem SIBIMA.</w:t></w:r></w:p></w:tc></w:tr><w:tr><w:trPr/><w:tc><w:tcPr><w:tcW w:w="1417.3228346456694" w:type="dxa"/><w:noWrap/></w:tcPr><w:p><w:pPr><w:spacing w:after="30"/></w:pPr><w:r><w:rPr><w:sz w:val="16"/><w:szCs w:val="16"/></w:rPr><w:t xml:space="preserve">6</w:t></w:r></w:p></w:tc><w:tc><w:tcPr><w:tcW w:w="1417.3228346456694" w:type="dxa"/><w:noWrap/></w:tcPr><w:p><w:pPr><w:spacing w:after="30"/></w:pPr><w:r><w:rPr><w:sz w:val="16"/><w:szCs w:val="16"/></w:rPr><w:t xml:space="preserve">`is_approved`</w:t></w:r></w:p></w:tc><w:tc><w:tcPr><w:tcW w:w="1417.3228346456694" w:type="dxa"/><w:noWrap/></w:tcPr><w:p><w:pPr><w:spacing w:after="30"/></w:pPr><w:r><w:rPr><w:sz w:val="16"/><w:szCs w:val="16"/></w:rPr><w:t xml:space="preserve">`tinyint(1)`</w:t></w:r></w:p></w:tc><w:tc><w:tcPr><w:tcW w:w="1417.3228346456694" w:type="dxa"/><w:noWrap/></w:tcPr><w:p><w:pPr><w:spacing w:after="30"/></w:pPr><w:r><w:rPr><w:sz w:val="16"/><w:szCs w:val="16"/></w:rPr><w:t xml:space="preserve">NOT NULL</w:t></w:r></w:p></w:tc><w:tc><w:tcPr><w:tcW w:w="1417.3228346456694" w:type="dxa"/><w:noWrap/></w:tcPr><w:p><w:pPr><w:spacing w:after="30"/></w:pPr><w:r><w:rPr><w:sz w:val="16"/><w:szCs w:val="16"/></w:rPr><w:t xml:space="preserve">`0`</w:t></w:r></w:p></w:tc><w:tc><w:tcPr><w:tcW w:w="1417.3228346456694" w:type="dxa"/><w:noWrap/></w:tcPr><w:p><w:pPr><w:spacing w:after="30"/></w:pPr><w:r><w:rPr><w:sz w:val="16"/><w:szCs w:val="16"/></w:rPr><w:t xml:space="preserve">-</w:t></w:r></w:p></w:tc><w:tc><w:tcPr><w:tcW w:w="1417.3228346456694" w:type="dxa"/><w:noWrap/></w:tcPr><w:p><w:pPr><w:spacing w:after="30"/></w:pPr><w:r><w:rPr><w:sz w:val="16"/><w:szCs w:val="16"/></w:rPr><w:t xml:space="preserve">Bendera status biner (1 = Ya / Aktif, 0 = Tidak / Nonaktif).</w:t></w:r></w:p></w:tc></w:tr><w:tr><w:trPr/><w:tc><w:tcPr><w:tcW w:w="1417.3228346456694" w:type="dxa"/><w:noWrap/></w:tcPr><w:p><w:pPr><w:spacing w:after="30"/></w:pPr><w:r><w:rPr><w:sz w:val="16"/><w:szCs w:val="16"/></w:rPr><w:t xml:space="preserve">7</w:t></w:r></w:p></w:tc><w:tc><w:tcPr><w:tcW w:w="1417.3228346456694" w:type="dxa"/><w:noWrap/></w:tcPr><w:p><w:pPr><w:spacing w:after="30"/></w:pPr><w:r><w:rPr><w:sz w:val="16"/><w:szCs w:val="16"/></w:rPr><w:t xml:space="preserve">`created_at`</w:t></w:r></w:p></w:tc><w:tc><w:tcPr><w:tcW w:w="1417.3228346456694" w:type="dxa"/><w:noWrap/></w:tcPr><w:p><w:pPr><w:spacing w:after="30"/></w:pPr><w:r><w:rPr><w:sz w:val="16"/><w:szCs w:val="16"/></w:rPr><w:t xml:space="preserve">`timestamp`</w:t></w:r></w:p></w:tc><w:tc><w:tcPr><w:tcW w:w="1417.3228346456694" w:type="dxa"/><w:noWrap/></w:tcPr><w:p><w:pPr><w:spacing w:after="30"/></w:pPr><w:r><w:rPr><w:sz w:val="16"/><w:szCs w:val="16"/></w:rPr><w:t xml:space="preserve">NULL</w:t></w:r></w:p></w:tc><w:tc><w:tcPr><w:tcW w:w="1417.3228346456694" w:type="dxa"/><w:noWrap/></w:tcPr><w:p><w:pPr><w:spacing w:after="30"/></w:pPr><w:r><w:rPr><w:sz w:val="16"/><w:szCs w:val="16"/></w:rPr><w:t xml:space="preserve">`NULL`</w:t></w:r></w:p></w:tc><w:tc><w:tcPr><w:tcW w:w="1417.3228346456694" w:type="dxa"/><w:noWrap/></w:tcPr><w:p><w:pPr><w:spacing w:after="30"/></w:pPr><w:r><w:rPr><w:sz w:val="16"/><w:szCs w:val="16"/></w:rPr><w:t xml:space="preserve">-</w:t></w:r></w:p></w:tc><w:tc><w:tcPr><w:tcW w:w="1417.3228346456694" w:type="dxa"/><w:noWrap/></w:tcPr><w:p><w:pPr><w:spacing w:after="30"/></w:pPr><w:r><w:rPr><w:sz w:val="16"/><w:szCs w:val="16"/></w:rPr><w:t xml:space="preserve">Waktu rekaman pertama kali dibuat di sistem.</w:t></w:r></w:p></w:tc></w:tr><w:tr><w:trPr/><w:tc><w:tcPr><w:tcW w:w="1417.3228346456694" w:type="dxa"/><w:noWrap/></w:tcPr><w:p><w:pPr><w:spacing w:after="30"/></w:pPr><w:r><w:rPr><w:sz w:val="16"/><w:szCs w:val="16"/></w:rPr><w:t xml:space="preserve">8</w:t></w:r></w:p></w:tc><w:tc><w:tcPr><w:tcW w:w="1417.3228346456694" w:type="dxa"/><w:noWrap/></w:tcPr><w:p><w:pPr><w:spacing w:after="30"/></w:pPr><w:r><w:rPr><w:sz w:val="16"/><w:szCs w:val="16"/></w:rPr><w:t xml:space="preserve">`updated_at`</w:t></w:r></w:p></w:tc><w:tc><w:tcPr><w:tcW w:w="1417.3228346456694" w:type="dxa"/><w:noWrap/></w:tcPr><w:p><w:pPr><w:spacing w:after="30"/></w:pPr><w:r><w:rPr><w:sz w:val="16"/><w:szCs w:val="16"/></w:rPr><w:t xml:space="preserve">`timestamp`</w:t></w:r></w:p></w:tc><w:tc><w:tcPr><w:tcW w:w="1417.3228346456694" w:type="dxa"/><w:noWrap/></w:tcPr><w:p><w:pPr><w:spacing w:after="30"/></w:pPr><w:r><w:rPr><w:sz w:val="16"/><w:szCs w:val="16"/></w:rPr><w:t xml:space="preserve">NULL</w:t></w:r></w:p></w:tc><w:tc><w:tcPr><w:tcW w:w="1417.3228346456694" w:type="dxa"/><w:noWrap/></w:tcPr><w:p><w:pPr><w:spacing w:after="30"/></w:pPr><w:r><w:rPr><w:sz w:val="16"/><w:szCs w:val="16"/></w:rPr><w:t xml:space="preserve">`NULL`</w:t></w:r></w:p></w:tc><w:tc><w:tcPr><w:tcW w:w="1417.3228346456694" w:type="dxa"/><w:noWrap/></w:tcPr><w:p><w:pPr><w:spacing w:after="30"/></w:pPr><w:r><w:rPr><w:sz w:val="16"/><w:szCs w:val="16"/></w:rPr><w:t xml:space="preserve">-</w:t></w:r></w:p></w:tc><w:tc><w:tcPr><w:tcW w:w="1417.3228346456694" w:type="dxa"/><w:noWrap/></w:tcPr><w:p><w:pPr><w:spacing w:after="30"/></w:pPr><w:r><w:rPr><w:sz w:val="16"/><w:szCs w:val="16"/></w:rPr><w:t xml:space="preserve">Waktu rekaman terakhir kali diperbarui.</w:t></w:r></w:p></w:tc></w:tr></w:tbl><w:p/><w:p><w:pPr><w:jc w:val="both"/><w:spacing w:after="70"/></w:pPr><w:r><w:rPr><w:sz w:val="19"/><w:szCs w:val="19"/></w:rPr><w:t xml:space="preserve">---</w:t></w:r></w:p><w:p><w:pPr><w:pStyle w:val="Heading3"/></w:pPr><w:bookmarkStart w:id="24" w:name="_Toc24"/><w:r><w:t>3.13 Tabel Sesi Bimbingan Skripsi (`mentoring_sessions`)</w:t></w:r><w:bookmarkEnd w:id="24"/></w:p><w:p><w:pPr><w:spacing w:before="40" w:after="40"/></w:pPr><w:r><w:rPr><w:color w:val="334155"/><w:sz w:val="19"/><w:szCs w:val="19"/><w:b w:val="1"/><w:bCs w:val="1"/><w:i w:val="1"/><w:iCs w:val="1"/></w:rPr><w:t xml:space="preserve">**Nama Tabel**: `mentoring_sessions`</w:t></w:r></w:p><w:p><w:pPr><w:spacing w:before="40" w:after="40"/></w:pPr><w:r><w:rPr><w:color w:val="334155"/><w:sz w:val="19"/><w:szCs w:val="19"/><w:b w:val="0"/><w:bCs w:val="0"/><w:i w:val="1"/><w:iCs w:val="1"/></w:rPr><w:t xml:space="preserve">**Primary Key**: `id`</w:t></w:r></w:p><w:p><w:pPr><w:spacing w:before="40" w:after="40"/></w:pPr><w:r><w:rPr><w:color w:val="334155"/><w:sz w:val="19"/><w:szCs w:val="19"/><w:b w:val="0"/><w:bCs w:val="0"/><w:i w:val="1"/><w:iCs w:val="1"/></w:rPr><w:t xml:space="preserve">**Foreign Key**: `dosen_id` $\rightarrow$ merujuk ke `users.id``thesis_id` $\rightarrow$ merujuk ke `theses.id`</w:t></w:r></w:p><w:p><w:pPr><w:spacing w:before="40" w:after="40"/></w:pPr><w:r><w:rPr><w:color w:val="334155"/><w:sz w:val="19"/><w:szCs w:val="19"/><w:b w:val="0"/><w:bCs w:val="0"/><w:i w:val="1"/><w:iCs w:val="1"/></w:rPr><w:t xml:space="preserve">**Deskripsi**: Mencatat setiap agenda sesi bimbingan antara dosen pembimbing dan mahasiswa, baik bimbingan mandiri perorangan maupun kelompok. Menyimpan token/QR presensi real-time, waktu dan ruang bimbingan, catatan evaluasi dosen, serta tautan dokumen revisi.</w:t></w:r></w:p><w:tbl><w:tblGrid><w:gridCol w:w="1417.3228346456694" w:type="dxa"/><w:gridCol w:w="1417.3228346456694" w:type="dxa"/><w:gridCol w:w="1417.3228346456694" w:type="dxa"/><w:gridCol w:w="1417.3228346456694" w:type="dxa"/><w:gridCol w:w="1417.3228346456694" w:type="dxa"/><w:gridCol w:w="1417.3228346456694" w:type="dxa"/><w:gridCol w:w="1417.3228346456694" w:type="dxa"/></w:tblGrid><w:tblPr><w:tblStyle w:val="DbTable"/></w:tblPr><w:tr><w:trPr/><w:tc><w:tcPr><w:tcW w:w="1417.3228346456694" w:type="dxa"/><w:shd w:val="clear" w:fill="1E293B"/><w:noWrap/></w:tcPr><w:p><w:pPr><w:spacing w:after="30"/></w:pPr><w:r><w:rPr><w:color w:val="FFFFFF"/><w:sz w:val="16"/><w:szCs w:val="16"/><w:b w:val="1"/><w:bCs w:val="1"/></w:rPr><w:t xml:space="preserve">No</w:t></w:r></w:p></w:tc><w:tc><w:tcPr><w:tcW w:w="1417.3228346456694" w:type="dxa"/><w:shd w:val="clear" w:fill="1E293B"/><w:noWrap/></w:tcPr><w:p><w:pPr><w:spacing w:after="30"/></w:pPr><w:r><w:rPr><w:color w:val="FFFFFF"/><w:sz w:val="16"/><w:szCs w:val="16"/><w:b w:val="1"/><w:bCs w:val="1"/></w:rPr><w:t xml:space="preserve">Nama Kolom</w:t></w:r></w:p></w:tc><w:tc><w:tcPr><w:tcW w:w="1417.3228346456694" w:type="dxa"/><w:shd w:val="clear" w:fill="1E293B"/><w:noWrap/></w:tcPr><w:p><w:pPr><w:spacing w:after="30"/></w:pPr><w:r><w:rPr><w:color w:val="FFFFFF"/><w:sz w:val="16"/><w:szCs w:val="16"/><w:b w:val="1"/><w:bCs w:val="1"/></w:rPr><w:t xml:space="preserve">Tipe Data</w:t></w:r></w:p></w:tc><w:tc><w:tcPr><w:tcW w:w="1417.3228346456694" w:type="dxa"/><w:shd w:val="clear" w:fill="1E293B"/><w:noWrap/></w:tcPr><w:p><w:pPr><w:spacing w:after="30"/></w:pPr><w:r><w:rPr><w:color w:val="FFFFFF"/><w:sz w:val="16"/><w:szCs w:val="16"/><w:b w:val="1"/><w:bCs w:val="1"/></w:rPr><w:t xml:space="preserve">Nullable</w:t></w:r></w:p></w:tc><w:tc><w:tcPr><w:tcW w:w="1417.3228346456694" w:type="dxa"/><w:shd w:val="clear" w:fill="1E293B"/><w:noWrap/></w:tcPr><w:p><w:pPr><w:spacing w:after="30"/></w:pPr><w:r><w:rPr><w:color w:val="FFFFFF"/><w:sz w:val="16"/><w:szCs w:val="16"/><w:b w:val="1"/><w:bCs w:val="1"/></w:rPr><w:t xml:space="preserve">Nilai Default</w:t></w:r></w:p></w:tc><w:tc><w:tcPr><w:tcW w:w="1417.3228346456694" w:type="dxa"/><w:shd w:val="clear" w:fill="1E293B"/><w:noWrap/></w:tcPr><w:p><w:pPr><w:spacing w:after="30"/></w:pPr><w:r><w:rPr><w:color w:val="FFFFFF"/><w:sz w:val="16"/><w:szCs w:val="16"/><w:b w:val="1"/><w:bCs w:val="1"/></w:rPr><w:t xml:space="preserve">Kunci (*Key*)</w:t></w:r></w:p></w:tc><w:tc><w:tcPr><w:tcW w:w="1417.3228346456694" w:type="dxa"/><w:shd w:val="clear" w:fill="1E293B"/><w:noWrap/></w:tcPr><w:p><w:pPr><w:spacing w:after="30"/></w:pPr><w:r><w:rPr><w:color w:val="FFFFFF"/><w:sz w:val="16"/><w:szCs w:val="16"/><w:b w:val="1"/><w:bCs w:val="1"/></w:rPr><w:t xml:space="preserve">Keterangan & Aturan Bisnis</w:t></w:r></w:p></w:tc></w:tr><w:tr><w:trPr/><w:tc><w:tcPr><w:tcW w:w="1417.3228346456694" w:type="dxa"/><w:noWrap/></w:tcPr><w:p><w:pPr><w:spacing w:after="30"/></w:pPr><w:r><w:rPr><w:sz w:val="16"/><w:szCs w:val="16"/></w:rPr><w:t xml:space="preserve">1</w:t></w:r></w:p></w:tc><w:tc><w:tcPr><w:tcW w:w="1417.3228346456694" w:type="dxa"/><w:noWrap/></w:tcPr><w:p><w:pPr><w:spacing w:after="30"/></w:pPr><w:r><w:rPr><w:sz w:val="16"/><w:szCs w:val="16"/></w:rPr><w:t xml:space="preserve">`id`</w:t></w:r></w:p></w:tc><w:tc><w:tcPr><w:tcW w:w="1417.3228346456694" w:type="dxa"/><w:noWrap/></w:tcPr><w:p><w:pPr><w:spacing w:after="30"/></w:pPr><w:r><w:rPr><w:sz w:val="16"/><w:szCs w:val="16"/></w:rPr><w:t xml:space="preserve">`bigint(20) unsigned`</w:t></w:r></w:p></w:tc><w:tc><w:tcPr><w:tcW w:w="1417.3228346456694" w:type="dxa"/><w:noWrap/></w:tcPr><w:p><w:pPr><w:spacing w:after="30"/></w:pPr><w:r><w:rPr><w:sz w:val="16"/><w:szCs w:val="16"/></w:rPr><w:t xml:space="preserve">NOT NULL</w:t></w:r></w:p></w:tc><w:tc><w:tcPr><w:tcW w:w="1417.3228346456694" w:type="dxa"/><w:noWrap/></w:tcPr><w:p><w:pPr><w:spacing w:after="30"/></w:pPr><w:r><w:rPr><w:sz w:val="16"/><w:szCs w:val="16"/></w:rPr><w:t xml:space="preserve">*None*</w:t></w:r></w:p></w:tc><w:tc><w:tcPr><w:tcW w:w="1417.3228346456694" w:type="dxa"/><w:noWrap/></w:tcPr><w:p><w:pPr><w:spacing w:after="30"/></w:pPr><w:r><w:rPr><w:sz w:val="16"/><w:szCs w:val="16"/></w:rPr><w:t xml:space="preserve">PRI (auto_increment)</w:t></w:r></w:p></w:tc><w:tc><w:tcPr><w:tcW w:w="1417.3228346456694" w:type="dxa"/><w:noWrap/></w:tcPr><w:p><w:pPr><w:spacing w:after="30"/></w:pPr><w:r><w:rPr><w:sz w:val="16"/><w:szCs w:val="16"/></w:rPr><w:t xml:space="preserve">Identitas unik rekaman data (*Surrogate Primary Key*).</w:t></w:r></w:p></w:tc></w:tr><w:tr><w:trPr/><w:tc><w:tcPr><w:tcW w:w="1417.3228346456694" w:type="dxa"/><w:noWrap/></w:tcPr><w:p><w:pPr><w:spacing w:after="30"/></w:pPr><w:r><w:rPr><w:sz w:val="16"/><w:szCs w:val="16"/></w:rPr><w:t xml:space="preserve">2</w:t></w:r></w:p></w:tc><w:tc><w:tcPr><w:tcW w:w="1417.3228346456694" w:type="dxa"/><w:noWrap/></w:tcPr><w:p><w:pPr><w:spacing w:after="30"/></w:pPr><w:r><w:rPr><w:sz w:val="16"/><w:szCs w:val="16"/></w:rPr><w:t xml:space="preserve">`thesis_id`</w:t></w:r></w:p></w:tc><w:tc><w:tcPr><w:tcW w:w="1417.3228346456694" w:type="dxa"/><w:noWrap/></w:tcPr><w:p><w:pPr><w:spacing w:after="30"/></w:pPr><w:r><w:rPr><w:sz w:val="16"/><w:szCs w:val="16"/></w:rPr><w:t xml:space="preserve">`bigint(20) unsigned`</w:t></w:r></w:p></w:tc><w:tc><w:tcPr><w:tcW w:w="1417.3228346456694" w:type="dxa"/><w:noWrap/></w:tcPr><w:p><w:pPr><w:spacing w:after="30"/></w:pPr><w:r><w:rPr><w:sz w:val="16"/><w:szCs w:val="16"/></w:rPr><w:t xml:space="preserve">NOT NULL</w:t></w:r></w:p></w:tc><w:tc><w:tcPr><w:tcW w:w="1417.3228346456694" w:type="dxa"/><w:noWrap/></w:tcPr><w:p><w:pPr><w:spacing w:after="30"/></w:pPr><w:r><w:rPr><w:sz w:val="16"/><w:szCs w:val="16"/></w:rPr><w:t xml:space="preserve">*None*</w:t></w:r></w:p></w:tc><w:tc><w:tcPr><w:tcW w:w="1417.3228346456694" w:type="dxa"/><w:noWrap/></w:tcPr><w:p><w:pPr><w:spacing w:after="30"/></w:pPr><w:r><w:rPr><w:sz w:val="16"/><w:szCs w:val="16"/></w:rPr><w:t xml:space="preserve">MUL</w:t></w:r></w:p></w:tc><w:tc><w:tcPr><w:tcW w:w="1417.3228346456694" w:type="dxa"/><w:noWrap/></w:tcPr><w:p><w:pPr><w:spacing w:after="30"/></w:pPr><w:r><w:rPr><w:sz w:val="16"/><w:szCs w:val="16"/></w:rPr><w:t xml:space="preserve">Kunci asing merujuk ke entitas tugas akhir.</w:t></w:r></w:p></w:tc></w:tr><w:tr><w:trPr/><w:tc><w:tcPr><w:tcW w:w="1417.3228346456694" w:type="dxa"/><w:noWrap/></w:tcPr><w:p><w:pPr><w:spacing w:after="30"/></w:pPr><w:r><w:rPr><w:sz w:val="16"/><w:szCs w:val="16"/></w:rPr><w:t xml:space="preserve">3</w:t></w:r></w:p></w:tc><w:tc><w:tcPr><w:tcW w:w="1417.3228346456694" w:type="dxa"/><w:noWrap/></w:tcPr><w:p><w:pPr><w:spacing w:after="30"/></w:pPr><w:r><w:rPr><w:sz w:val="16"/><w:szCs w:val="16"/></w:rPr><w:t xml:space="preserve">`dosen_id`</w:t></w:r></w:p></w:tc><w:tc><w:tcPr><w:tcW w:w="1417.3228346456694" w:type="dxa"/><w:noWrap/></w:tcPr><w:p><w:pPr><w:spacing w:after="30"/></w:pPr><w:r><w:rPr><w:sz w:val="16"/><w:szCs w:val="16"/></w:rPr><w:t xml:space="preserve">`bigint(20) unsigned`</w:t></w:r></w:p></w:tc><w:tc><w:tcPr><w:tcW w:w="1417.3228346456694" w:type="dxa"/><w:noWrap/></w:tcPr><w:p><w:pPr><w:spacing w:after="30"/></w:pPr><w:r><w:rPr><w:sz w:val="16"/><w:szCs w:val="16"/></w:rPr><w:t xml:space="preserve">NULL</w:t></w:r></w:p></w:tc><w:tc><w:tcPr><w:tcW w:w="1417.3228346456694" w:type="dxa"/><w:noWrap/></w:tcPr><w:p><w:pPr><w:spacing w:after="30"/></w:pPr><w:r><w:rPr><w:sz w:val="16"/><w:szCs w:val="16"/></w:rPr><w:t xml:space="preserve">`NULL`</w:t></w:r></w:p></w:tc><w:tc><w:tcPr><w:tcW w:w="1417.3228346456694" w:type="dxa"/><w:noWrap/></w:tcPr><w:p><w:pPr><w:spacing w:after="30"/></w:pPr><w:r><w:rPr><w:sz w:val="16"/><w:szCs w:val="16"/></w:rPr><w:t xml:space="preserve">MUL</w:t></w:r></w:p></w:tc><w:tc><w:tcPr><w:tcW w:w="1417.3228346456694" w:type="dxa"/><w:noWrap/></w:tcPr><w:p><w:pPr><w:spacing w:after="30"/></w:pPr><w:r><w:rPr><w:sz w:val="16"/><w:szCs w:val="16"/></w:rPr><w:t xml:space="preserve">Kunci asing merujuk ke dosen pembimbing pelaksana bimbingan.</w:t></w:r></w:p></w:tc></w:tr><w:tr><w:trPr/><w:tc><w:tcPr><w:tcW w:w="1417.3228346456694" w:type="dxa"/><w:noWrap/></w:tcPr><w:p><w:pPr><w:spacing w:after="30"/></w:pPr><w:r><w:rPr><w:sz w:val="16"/><w:szCs w:val="16"/></w:rPr><w:t xml:space="preserve">4</w:t></w:r></w:p></w:tc><w:tc><w:tcPr><w:tcW w:w="1417.3228346456694" w:type="dxa"/><w:noWrap/></w:tcPr><w:p><w:pPr><w:spacing w:after="30"/></w:pPr><w:r><w:rPr><w:sz w:val="16"/><w:szCs w:val="16"/></w:rPr><w:t xml:space="preserve">`scheduled_at`</w:t></w:r></w:p></w:tc><w:tc><w:tcPr><w:tcW w:w="1417.3228346456694" w:type="dxa"/><w:noWrap/></w:tcPr><w:p><w:pPr><w:spacing w:after="30"/></w:pPr><w:r><w:rPr><w:sz w:val="16"/><w:szCs w:val="16"/></w:rPr><w:t xml:space="preserve">`datetime`</w:t></w:r></w:p></w:tc><w:tc><w:tcPr><w:tcW w:w="1417.3228346456694" w:type="dxa"/><w:noWrap/></w:tcPr><w:p><w:pPr><w:spacing w:after="30"/></w:pPr><w:r><w:rPr><w:sz w:val="16"/><w:szCs w:val="16"/></w:rPr><w:t xml:space="preserve">NOT NULL</w:t></w:r></w:p></w:tc><w:tc><w:tcPr><w:tcW w:w="1417.3228346456694" w:type="dxa"/><w:noWrap/></w:tcPr><w:p><w:pPr><w:spacing w:after="30"/></w:pPr><w:r><w:rPr><w:sz w:val="16"/><w:szCs w:val="16"/></w:rPr><w:t xml:space="preserve">*None*</w:t></w:r></w:p></w:tc><w:tc><w:tcPr><w:tcW w:w="1417.3228346456694" w:type="dxa"/><w:noWrap/></w:tcPr><w:p><w:pPr><w:spacing w:after="30"/></w:pPr><w:r><w:rPr><w:sz w:val="16"/><w:szCs w:val="16"/></w:rPr><w:t xml:space="preserve">-</w:t></w:r></w:p></w:tc><w:tc><w:tcPr><w:tcW w:w="1417.3228346456694" w:type="dxa"/><w:noWrap/></w:tcPr><w:p><w:pPr><w:spacing w:after="30"/></w:pPr><w:r><w:rPr><w:sz w:val="16"/><w:szCs w:val="16"/></w:rPr><w:t xml:space="preserve">Menyimpan atribut data scheduled at pada sistem SIBIMA.</w:t></w:r></w:p></w:tc></w:tr><w:tr><w:trPr/><w:tc><w:tcPr><w:tcW w:w="1417.3228346456694" w:type="dxa"/><w:noWrap/></w:tcPr><w:p><w:pPr><w:spacing w:after="30"/></w:pPr><w:r><w:rPr><w:sz w:val="16"/><w:szCs w:val="16"/></w:rPr><w:t xml:space="preserve">5</w:t></w:r></w:p></w:tc><w:tc><w:tcPr><w:tcW w:w="1417.3228346456694" w:type="dxa"/><w:noWrap/></w:tcPr><w:p><w:pPr><w:spacing w:after="30"/></w:pPr><w:r><w:rPr><w:sz w:val="16"/><w:szCs w:val="16"/></w:rPr><w:t xml:space="preserve">`topic`</w:t></w:r></w:p></w:tc><w:tc><w:tcPr><w:tcW w:w="1417.3228346456694" w:type="dxa"/><w:noWrap/></w:tcPr><w:p><w:pPr><w:spacing w:after="30"/></w:pPr><w:r><w:rPr><w:sz w:val="16"/><w:szCs w:val="16"/></w:rPr><w:t xml:space="preserve">`varchar(255)`</w:t></w:r></w:p></w:tc><w:tc><w:tcPr><w:tcW w:w="1417.3228346456694" w:type="dxa"/><w:noWrap/></w:tcPr><w:p><w:pPr><w:spacing w:after="30"/></w:pPr><w:r><w:rPr><w:sz w:val="16"/><w:szCs w:val="16"/></w:rPr><w:t xml:space="preserve">NOT NULL</w:t></w:r></w:p></w:tc><w:tc><w:tcPr><w:tcW w:w="1417.3228346456694" w:type="dxa"/><w:noWrap/></w:tcPr><w:p><w:pPr><w:spacing w:after="30"/></w:pPr><w:r><w:rPr><w:sz w:val="16"/><w:szCs w:val="16"/></w:rPr><w:t xml:space="preserve">*None*</w:t></w:r></w:p></w:tc><w:tc><w:tcPr><w:tcW w:w="1417.3228346456694" w:type="dxa"/><w:noWrap/></w:tcPr><w:p><w:pPr><w:spacing w:after="30"/></w:pPr><w:r><w:rPr><w:sz w:val="16"/><w:szCs w:val="16"/></w:rPr><w:t xml:space="preserve">-</w:t></w:r></w:p></w:tc><w:tc><w:tcPr><w:tcW w:w="1417.3228346456694" w:type="dxa"/><w:noWrap/></w:tcPr><w:p><w:pPr><w:spacing w:after="30"/></w:pPr><w:r><w:rPr><w:sz w:val="16"/><w:szCs w:val="16"/></w:rPr><w:t xml:space="preserve">Menyimpan atribut data topic pada sistem SIBIMA.</w:t></w:r></w:p></w:tc></w:tr><w:tr><w:trPr/><w:tc><w:tcPr><w:tcW w:w="1417.3228346456694" w:type="dxa"/><w:noWrap/></w:tcPr><w:p><w:pPr><w:spacing w:after="30"/></w:pPr><w:r><w:rPr><w:sz w:val="16"/><w:szCs w:val="16"/></w:rPr><w:t xml:space="preserve">6</w:t></w:r></w:p></w:tc><w:tc><w:tcPr><w:tcW w:w="1417.3228346456694" w:type="dxa"/><w:noWrap/></w:tcPr><w:p><w:pPr><w:spacing w:after="30"/></w:pPr><w:r><w:rPr><w:sz w:val="16"/><w:szCs w:val="16"/></w:rPr><w:t xml:space="preserve">`status`</w:t></w:r></w:p></w:tc><w:tc><w:tcPr><w:tcW w:w="1417.3228346456694" w:type="dxa"/><w:noWrap/></w:tcPr><w:p><w:pPr><w:spacing w:after="30"/></w:pPr><w:r><w:rPr><w:sz w:val="16"/><w:szCs w:val="16"/></w:rPr><w:t xml:space="preserve">`enum('pending','approved','rejected','completed')`</w:t></w:r></w:p></w:tc><w:tc><w:tcPr><w:tcW w:w="1417.3228346456694" w:type="dxa"/><w:noWrap/></w:tcPr><w:p><w:pPr><w:spacing w:after="30"/></w:pPr><w:r><w:rPr><w:sz w:val="16"/><w:szCs w:val="16"/></w:rPr><w:t xml:space="preserve">NOT NULL</w:t></w:r></w:p></w:tc><w:tc><w:tcPr><w:tcW w:w="1417.3228346456694" w:type="dxa"/><w:noWrap/></w:tcPr><w:p><w:pPr><w:spacing w:after="30"/></w:pPr><w:r><w:rPr><w:sz w:val="16"/><w:szCs w:val="16"/></w:rPr><w:t xml:space="preserve">`'pending'`</w:t></w:r></w:p></w:tc><w:tc><w:tcPr><w:tcW w:w="1417.3228346456694" w:type="dxa"/><w:noWrap/></w:tcPr><w:p><w:pPr><w:spacing w:after="30"/></w:pPr><w:r><w:rPr><w:sz w:val="16"/><w:szCs w:val="16"/></w:rPr><w:t xml:space="preserve">MUL</w:t></w:r></w:p></w:tc><w:tc><w:tcPr><w:tcW w:w="1417.3228346456694" w:type="dxa"/><w:noWrap/></w:tcPr><w:p><w:pPr><w:spacing w:after="30"/></w:pPr><w:r><w:rPr><w:sz w:val="16"/><w:szCs w:val="16"/></w:rPr><w:t xml:space="preserve">Status sesi: scheduled, completed, cancelled.</w:t></w:r></w:p></w:tc></w:tr><w:tr><w:trPr/><w:tc><w:tcPr><w:tcW w:w="1417.3228346456694" w:type="dxa"/><w:noWrap/></w:tcPr><w:p><w:pPr><w:spacing w:after="30"/></w:pPr><w:r><w:rPr><w:sz w:val="16"/><w:szCs w:val="16"/></w:rPr><w:t xml:space="preserve">7</w:t></w:r></w:p></w:tc><w:tc><w:tcPr><w:tcW w:w="1417.3228346456694" w:type="dxa"/><w:noWrap/></w:tcPr><w:p><w:pPr><w:spacing w:after="30"/></w:pPr><w:r><w:rPr><w:sz w:val="16"/><w:szCs w:val="16"/></w:rPr><w:t xml:space="preserve">`student_attendance_status`</w:t></w:r></w:p></w:tc><w:tc><w:tcPr><w:tcW w:w="1417.3228346456694" w:type="dxa"/><w:noWrap/></w:tcPr><w:p><w:pPr><w:spacing w:after="30"/></w:pPr><w:r><w:rPr><w:sz w:val="16"/><w:szCs w:val="16"/></w:rPr><w:t xml:space="preserve">`enum('pending','attending','permission')`</w:t></w:r></w:p></w:tc><w:tc><w:tcPr><w:tcW w:w="1417.3228346456694" w:type="dxa"/><w:noWrap/></w:tcPr><w:p><w:pPr><w:spacing w:after="30"/></w:pPr><w:r><w:rPr><w:sz w:val="16"/><w:szCs w:val="16"/></w:rPr><w:t xml:space="preserve">NOT NULL</w:t></w:r></w:p></w:tc><w:tc><w:tcPr><w:tcW w:w="1417.3228346456694" w:type="dxa"/><w:noWrap/></w:tcPr><w:p><w:pPr><w:spacing w:after="30"/></w:pPr><w:r><w:rPr><w:sz w:val="16"/><w:szCs w:val="16"/></w:rPr><w:t xml:space="preserve">`'pending'`</w:t></w:r></w:p></w:tc><w:tc><w:tcPr><w:tcW w:w="1417.3228346456694" w:type="dxa"/><w:noWrap/></w:tcPr><w:p><w:pPr><w:spacing w:after="30"/></w:pPr><w:r><w:rPr><w:sz w:val="16"/><w:szCs w:val="16"/></w:rPr><w:t xml:space="preserve">MUL</w:t></w:r></w:p></w:tc><w:tc><w:tcPr><w:tcW w:w="1417.3228346456694" w:type="dxa"/><w:noWrap/></w:tcPr><w:p><w:pPr><w:spacing w:after="30"/></w:pPr><w:r><w:rPr><w:sz w:val="16"/><w:szCs w:val="16"/></w:rPr><w:t xml:space="preserve">Status siklus tahapan proses data.</w:t></w:r></w:p></w:tc></w:tr><w:tr><w:trPr/><w:tc><w:tcPr><w:tcW w:w="1417.3228346456694" w:type="dxa"/><w:noWrap/></w:tcPr><w:p><w:pPr><w:spacing w:after="30"/></w:pPr><w:r><w:rPr><w:sz w:val="16"/><w:szCs w:val="16"/></w:rPr><w:t xml:space="preserve">8</w:t></w:r></w:p></w:tc><w:tc><w:tcPr><w:tcW w:w="1417.3228346456694" w:type="dxa"/><w:noWrap/></w:tcPr><w:p><w:pPr><w:spacing w:after="30"/></w:pPr><w:r><w:rPr><w:sz w:val="16"/><w:szCs w:val="16"/></w:rPr><w:t xml:space="preserve">`student_attendance_reason`</w:t></w:r></w:p></w:tc><w:tc><w:tcPr><w:tcW w:w="1417.3228346456694" w:type="dxa"/><w:noWrap/></w:tcPr><w:p><w:pPr><w:spacing w:after="30"/></w:pPr><w:r><w:rPr><w:sz w:val="16"/><w:szCs w:val="16"/></w:rPr><w:t xml:space="preserve">`text`</w:t></w:r></w:p></w:tc><w:tc><w:tcPr><w:tcW w:w="1417.3228346456694" w:type="dxa"/><w:noWrap/></w:tcPr><w:p><w:pPr><w:spacing w:after="30"/></w:pPr><w:r><w:rPr><w:sz w:val="16"/><w:szCs w:val="16"/></w:rPr><w:t xml:space="preserve">NULL</w:t></w:r></w:p></w:tc><w:tc><w:tcPr><w:tcW w:w="1417.3228346456694" w:type="dxa"/><w:noWrap/></w:tcPr><w:p><w:pPr><w:spacing w:after="30"/></w:pPr><w:r><w:rPr><w:sz w:val="16"/><w:szCs w:val="16"/></w:rPr><w:t xml:space="preserve">`NULL`</w:t></w:r></w:p></w:tc><w:tc><w:tcPr><w:tcW w:w="1417.3228346456694" w:type="dxa"/><w:noWrap/></w:tcPr><w:p><w:pPr><w:spacing w:after="30"/></w:pPr><w:r><w:rPr><w:sz w:val="16"/><w:szCs w:val="16"/></w:rPr><w:t xml:space="preserve">-</w:t></w:r></w:p></w:tc><w:tc><w:tcPr><w:tcW w:w="1417.3228346456694" w:type="dxa"/><w:noWrap/></w:tcPr><w:p><w:pPr><w:spacing w:after="30"/></w:pPr><w:r><w:rPr><w:sz w:val="16"/><w:szCs w:val="16"/></w:rPr><w:t xml:space="preserve">Menyimpan atribut data student attendance reason pada sistem SIBIMA.</w:t></w:r></w:p></w:tc></w:tr><w:tr><w:trPr/><w:tc><w:tcPr><w:tcW w:w="1417.3228346456694" w:type="dxa"/><w:noWrap/></w:tcPr><w:p><w:pPr><w:spacing w:after="30"/></w:pPr><w:r><w:rPr><w:sz w:val="16"/><w:szCs w:val="16"/></w:rPr><w:t xml:space="preserve">9</w:t></w:r></w:p></w:tc><w:tc><w:tcPr><w:tcW w:w="1417.3228346456694" w:type="dxa"/><w:noWrap/></w:tcPr><w:p><w:pPr><w:spacing w:after="30"/></w:pPr><w:r><w:rPr><w:sz w:val="16"/><w:szCs w:val="16"/></w:rPr><w:t xml:space="preserve">`student_confirmed_at`</w:t></w:r></w:p></w:tc><w:tc><w:tcPr><w:tcW w:w="1417.3228346456694" w:type="dxa"/><w:noWrap/></w:tcPr><w:p><w:pPr><w:spacing w:after="30"/></w:pPr><w:r><w:rPr><w:sz w:val="16"/><w:szCs w:val="16"/></w:rPr><w:t xml:space="preserve">`timestamp`</w:t></w:r></w:p></w:tc><w:tc><w:tcPr><w:tcW w:w="1417.3228346456694" w:type="dxa"/><w:noWrap/></w:tcPr><w:p><w:pPr><w:spacing w:after="30"/></w:pPr><w:r><w:rPr><w:sz w:val="16"/><w:szCs w:val="16"/></w:rPr><w:t xml:space="preserve">NULL</w:t></w:r></w:p></w:tc><w:tc><w:tcPr><w:tcW w:w="1417.3228346456694" w:type="dxa"/><w:noWrap/></w:tcPr><w:p><w:pPr><w:spacing w:after="30"/></w:pPr><w:r><w:rPr><w:sz w:val="16"/><w:szCs w:val="16"/></w:rPr><w:t xml:space="preserve">`NULL`</w:t></w:r></w:p></w:tc><w:tc><w:tcPr><w:tcW w:w="1417.3228346456694" w:type="dxa"/><w:noWrap/></w:tcPr><w:p><w:pPr><w:spacing w:after="30"/></w:pPr><w:r><w:rPr><w:sz w:val="16"/><w:szCs w:val="16"/></w:rPr><w:t xml:space="preserve">-</w:t></w:r></w:p></w:tc><w:tc><w:tcPr><w:tcW w:w="1417.3228346456694" w:type="dxa"/><w:noWrap/></w:tcPr><w:p><w:pPr><w:spacing w:after="30"/></w:pPr><w:r><w:rPr><w:sz w:val="16"/><w:szCs w:val="16"/></w:rPr><w:t xml:space="preserve">Menyimpan atribut data student confirmed at pada sistem SIBIMA.</w:t></w:r></w:p></w:tc></w:tr><w:tr><w:trPr/><w:tc><w:tcPr><w:tcW w:w="1417.3228346456694" w:type="dxa"/><w:noWrap/></w:tcPr><w:p><w:pPr><w:spacing w:after="30"/></w:pPr><w:r><w:rPr><w:sz w:val="16"/><w:szCs w:val="16"/></w:rPr><w:t xml:space="preserve">10</w:t></w:r></w:p></w:tc><w:tc><w:tcPr><w:tcW w:w="1417.3228346456694" w:type="dxa"/><w:noWrap/></w:tcPr><w:p><w:pPr><w:spacing w:after="30"/></w:pPr><w:r><w:rPr><w:sz w:val="16"/><w:szCs w:val="16"/></w:rPr><w:t xml:space="preserve">`is_absent`</w:t></w:r></w:p></w:tc><w:tc><w:tcPr><w:tcW w:w="1417.3228346456694" w:type="dxa"/><w:noWrap/></w:tcPr><w:p><w:pPr><w:spacing w:after="30"/></w:pPr><w:r><w:rPr><w:sz w:val="16"/><w:szCs w:val="16"/></w:rPr><w:t xml:space="preserve">`tinyint(1)`</w:t></w:r></w:p></w:tc><w:tc><w:tcPr><w:tcW w:w="1417.3228346456694" w:type="dxa"/><w:noWrap/></w:tcPr><w:p><w:pPr><w:spacing w:after="30"/></w:pPr><w:r><w:rPr><w:sz w:val="16"/><w:szCs w:val="16"/></w:rPr><w:t xml:space="preserve">NOT NULL</w:t></w:r></w:p></w:tc><w:tc><w:tcPr><w:tcW w:w="1417.3228346456694" w:type="dxa"/><w:noWrap/></w:tcPr><w:p><w:pPr><w:spacing w:after="30"/></w:pPr><w:r><w:rPr><w:sz w:val="16"/><w:szCs w:val="16"/></w:rPr><w:t xml:space="preserve">`0`</w:t></w:r></w:p></w:tc><w:tc><w:tcPr><w:tcW w:w="1417.3228346456694" w:type="dxa"/><w:noWrap/></w:tcPr><w:p><w:pPr><w:spacing w:after="30"/></w:pPr><w:r><w:rPr><w:sz w:val="16"/><w:szCs w:val="16"/></w:rPr><w:t xml:space="preserve">-</w:t></w:r></w:p></w:tc><w:tc><w:tcPr><w:tcW w:w="1417.3228346456694" w:type="dxa"/><w:noWrap/></w:tcPr><w:p><w:pPr><w:spacing w:after="30"/></w:pPr><w:r><w:rPr><w:sz w:val="16"/><w:szCs w:val="16"/></w:rPr><w:t xml:space="preserve">Bendera status biner (1 = Ya / Aktif, 0 = Tidak / Nonaktif).</w:t></w:r></w:p></w:tc></w:tr><w:tr><w:trPr/><w:tc><w:tcPr><w:tcW w:w="1417.3228346456694" w:type="dxa"/><w:noWrap/></w:tcPr><w:p><w:pPr><w:spacing w:after="30"/></w:pPr><w:r><w:rPr><w:sz w:val="16"/><w:szCs w:val="16"/></w:rPr><w:t xml:space="preserve">11</w:t></w:r></w:p></w:tc><w:tc><w:tcPr><w:tcW w:w="1417.3228346456694" w:type="dxa"/><w:noWrap/></w:tcPr><w:p><w:pPr><w:spacing w:after="30"/></w:pPr><w:r><w:rPr><w:sz w:val="16"/><w:szCs w:val="16"/></w:rPr><w:t xml:space="preserve">`type`</w:t></w:r></w:p></w:tc><w:tc><w:tcPr><w:tcW w:w="1417.3228346456694" w:type="dxa"/><w:noWrap/></w:tcPr><w:p><w:pPr><w:spacing w:after="30"/></w:pPr><w:r><w:rPr><w:sz w:val="16"/><w:szCs w:val="16"/></w:rPr><w:t xml:space="preserve">`enum('offline','online')`</w:t></w:r></w:p></w:tc><w:tc><w:tcPr><w:tcW w:w="1417.3228346456694" w:type="dxa"/><w:noWrap/></w:tcPr><w:p><w:pPr><w:spacing w:after="30"/></w:pPr><w:r><w:rPr><w:sz w:val="16"/><w:szCs w:val="16"/></w:rPr><w:t xml:space="preserve">NOT NULL</w:t></w:r></w:p></w:tc><w:tc><w:tcPr><w:tcW w:w="1417.3228346456694" w:type="dxa"/><w:noWrap/></w:tcPr><w:p><w:pPr><w:spacing w:after="30"/></w:pPr><w:r><w:rPr><w:sz w:val="16"/><w:szCs w:val="16"/></w:rPr><w:t xml:space="preserve">`'offline'`</w:t></w:r></w:p></w:tc><w:tc><w:tcPr><w:tcW w:w="1417.3228346456694" w:type="dxa"/><w:noWrap/></w:tcPr><w:p><w:pPr><w:spacing w:after="30"/></w:pPr><w:r><w:rPr><w:sz w:val="16"/><w:szCs w:val="16"/></w:rPr><w:t xml:space="preserve">-</w:t></w:r></w:p></w:tc><w:tc><w:tcPr><w:tcW w:w="1417.3228346456694" w:type="dxa"/><w:noWrap/></w:tcPr><w:p><w:pPr><w:spacing w:after="30"/></w:pPr><w:r><w:rPr><w:sz w:val="16"/><w:szCs w:val="16"/></w:rPr><w:t xml:space="preserve">Menyimpan atribut data type pada sistem SIBIMA.</w:t></w:r></w:p></w:tc></w:tr><w:tr><w:trPr/><w:tc><w:tcPr><w:tcW w:w="1417.3228346456694" w:type="dxa"/><w:noWrap/></w:tcPr><w:p><w:pPr><w:spacing w:after="30"/></w:pPr><w:r><w:rPr><w:sz w:val="16"/><w:szCs w:val="16"/></w:rPr><w:t xml:space="preserve">12</w:t></w:r></w:p></w:tc><w:tc><w:tcPr><w:tcW w:w="1417.3228346456694" w:type="dxa"/><w:noWrap/></w:tcPr><w:p><w:pPr><w:spacing w:after="30"/></w:pPr><w:r><w:rPr><w:sz w:val="16"/><w:szCs w:val="16"/></w:rPr><w:t xml:space="preserve">`location`</w:t></w:r></w:p></w:tc><w:tc><w:tcPr><w:tcW w:w="1417.3228346456694" w:type="dxa"/><w:noWrap/></w:tcPr><w:p><w:pPr><w:spacing w:after="30"/></w:pPr><w:r><w:rPr><w:sz w:val="16"/><w:szCs w:val="16"/></w:rPr><w:t xml:space="preserve">`varchar(255)`</w:t></w:r></w:p></w:tc><w:tc><w:tcPr><w:tcW w:w="1417.3228346456694" w:type="dxa"/><w:noWrap/></w:tcPr><w:p><w:pPr><w:spacing w:after="30"/></w:pPr><w:r><w:rPr><w:sz w:val="16"/><w:szCs w:val="16"/></w:rPr><w:t xml:space="preserve">NULL</w:t></w:r></w:p></w:tc><w:tc><w:tcPr><w:tcW w:w="1417.3228346456694" w:type="dxa"/><w:noWrap/></w:tcPr><w:p><w:pPr><w:spacing w:after="30"/></w:pPr><w:r><w:rPr><w:sz w:val="16"/><w:szCs w:val="16"/></w:rPr><w:t xml:space="preserve">`NULL`</w:t></w:r></w:p></w:tc><w:tc><w:tcPr><w:tcW w:w="1417.3228346456694" w:type="dxa"/><w:noWrap/></w:tcPr><w:p><w:pPr><w:spacing w:after="30"/></w:pPr><w:r><w:rPr><w:sz w:val="16"/><w:szCs w:val="16"/></w:rPr><w:t xml:space="preserve">-</w:t></w:r></w:p></w:tc><w:tc><w:tcPr><w:tcW w:w="1417.3228346456694" w:type="dxa"/><w:noWrap/></w:tcPr><w:p><w:pPr><w:spacing w:after="30"/></w:pPr><w:r><w:rPr><w:sz w:val="16"/><w:szCs w:val="16"/></w:rPr><w:t xml:space="preserve">Menyimpan atribut data location pada sistem SIBIMA.</w:t></w:r></w:p></w:tc></w:tr><w:tr><w:trPr/><w:tc><w:tcPr><w:tcW w:w="1417.3228346456694" w:type="dxa"/><w:noWrap/></w:tcPr><w:p><w:pPr><w:spacing w:after="30"/></w:pPr><w:r><w:rPr><w:sz w:val="16"/><w:szCs w:val="16"/></w:rPr><w:t xml:space="preserve">13</w:t></w:r></w:p></w:tc><w:tc><w:tcPr><w:tcW w:w="1417.3228346456694" w:type="dxa"/><w:noWrap/></w:tcPr><w:p><w:pPr><w:spacing w:after="30"/></w:pPr><w:r><w:rPr><w:sz w:val="16"/><w:szCs w:val="16"/></w:rPr><w:t xml:space="preserve">`notes`</w:t></w:r></w:p></w:tc><w:tc><w:tcPr><w:tcW w:w="1417.3228346456694" w:type="dxa"/><w:noWrap/></w:tcPr><w:p><w:pPr><w:spacing w:after="30"/></w:pPr><w:r><w:rPr><w:sz w:val="16"/><w:szCs w:val="16"/></w:rPr><w:t xml:space="preserve">`text`</w:t></w:r></w:p></w:tc><w:tc><w:tcPr><w:tcW w:w="1417.3228346456694" w:type="dxa"/><w:noWrap/></w:tcPr><w:p><w:pPr><w:spacing w:after="30"/></w:pPr><w:r><w:rPr><w:sz w:val="16"/><w:szCs w:val="16"/></w:rPr><w:t xml:space="preserve">NULL</w:t></w:r></w:p></w:tc><w:tc><w:tcPr><w:tcW w:w="1417.3228346456694" w:type="dxa"/><w:noWrap/></w:tcPr><w:p><w:pPr><w:spacing w:after="30"/></w:pPr><w:r><w:rPr><w:sz w:val="16"/><w:szCs w:val="16"/></w:rPr><w:t xml:space="preserve">`NULL`</w:t></w:r></w:p></w:tc><w:tc><w:tcPr><w:tcW w:w="1417.3228346456694" w:type="dxa"/><w:noWrap/></w:tcPr><w:p><w:pPr><w:spacing w:after="30"/></w:pPr><w:r><w:rPr><w:sz w:val="16"/><w:szCs w:val="16"/></w:rPr><w:t xml:space="preserve">-</w:t></w:r></w:p></w:tc><w:tc><w:tcPr><w:tcW w:w="1417.3228346456694" w:type="dxa"/><w:noWrap/></w:tcPr><w:p><w:pPr><w:spacing w:after="30"/></w:pPr><w:r><w:rPr><w:sz w:val="16"/><w:szCs w:val="16"/></w:rPr><w:t xml:space="preserve">Catatan hasil evaluasi dan arahan tindak lanjut dari pembimbing.</w:t></w:r></w:p></w:tc></w:tr><w:tr><w:trPr/><w:tc><w:tcPr><w:tcW w:w="1417.3228346456694" w:type="dxa"/><w:noWrap/></w:tcPr><w:p><w:pPr><w:spacing w:after="30"/></w:pPr><w:r><w:rPr><w:sz w:val="16"/><w:szCs w:val="16"/></w:rPr><w:t xml:space="preserve">14</w:t></w:r></w:p></w:tc><w:tc><w:tcPr><w:tcW w:w="1417.3228346456694" w:type="dxa"/><w:noWrap/></w:tcPr><w:p><w:pPr><w:spacing w:after="30"/></w:pPr><w:r><w:rPr><w:sz w:val="16"/><w:szCs w:val="16"/></w:rPr><w:t xml:space="preserve">`feedback`</w:t></w:r></w:p></w:tc><w:tc><w:tcPr><w:tcW w:w="1417.3228346456694" w:type="dxa"/><w:noWrap/></w:tcPr><w:p><w:pPr><w:spacing w:after="30"/></w:pPr><w:r><w:rPr><w:sz w:val="16"/><w:szCs w:val="16"/></w:rPr><w:t xml:space="preserve">`text`</w:t></w:r></w:p></w:tc><w:tc><w:tcPr><w:tcW w:w="1417.3228346456694" w:type="dxa"/><w:noWrap/></w:tcPr><w:p><w:pPr><w:spacing w:after="30"/></w:pPr><w:r><w:rPr><w:sz w:val="16"/><w:szCs w:val="16"/></w:rPr><w:t xml:space="preserve">NULL</w:t></w:r></w:p></w:tc><w:tc><w:tcPr><w:tcW w:w="1417.3228346456694" w:type="dxa"/><w:noWrap/></w:tcPr><w:p><w:pPr><w:spacing w:after="30"/></w:pPr><w:r><w:rPr><w:sz w:val="16"/><w:szCs w:val="16"/></w:rPr><w:t xml:space="preserve">`NULL`</w:t></w:r></w:p></w:tc><w:tc><w:tcPr><w:tcW w:w="1417.3228346456694" w:type="dxa"/><w:noWrap/></w:tcPr><w:p><w:pPr><w:spacing w:after="30"/></w:pPr><w:r><w:rPr><w:sz w:val="16"/><w:szCs w:val="16"/></w:rPr><w:t xml:space="preserve">-</w:t></w:r></w:p></w:tc><w:tc><w:tcPr><w:tcW w:w="1417.3228346456694" w:type="dxa"/><w:noWrap/></w:tcPr><w:p><w:pPr><w:spacing w:after="30"/></w:pPr><w:r><w:rPr><w:sz w:val="16"/><w:szCs w:val="16"/></w:rPr><w:t xml:space="preserve">Menyimpan atribut data feedback pada sistem SIBIMA.</w:t></w:r></w:p></w:tc></w:tr><w:tr><w:trPr/><w:tc><w:tcPr><w:tcW w:w="1417.3228346456694" w:type="dxa"/><w:noWrap/></w:tcPr><w:p><w:pPr><w:spacing w:after="30"/></w:pPr><w:r><w:rPr><w:sz w:val="16"/><w:szCs w:val="16"/></w:rPr><w:t xml:space="preserve">15</w:t></w:r></w:p></w:tc><w:tc><w:tcPr><w:tcW w:w="1417.3228346456694" w:type="dxa"/><w:noWrap/></w:tcPr><w:p><w:pPr><w:spacing w:after="30"/></w:pPr><w:r><w:rPr><w:sz w:val="16"/><w:szCs w:val="16"/></w:rPr><w:t xml:space="preserve">`feedback_document_url`</w:t></w:r></w:p></w:tc><w:tc><w:tcPr><w:tcW w:w="1417.3228346456694" w:type="dxa"/><w:noWrap/></w:tcPr><w:p><w:pPr><w:spacing w:after="30"/></w:pPr><w:r><w:rPr><w:sz w:val="16"/><w:szCs w:val="16"/></w:rPr><w:t xml:space="preserve">`varchar(1000)`</w:t></w:r></w:p></w:tc><w:tc><w:tcPr><w:tcW w:w="1417.3228346456694" w:type="dxa"/><w:noWrap/></w:tcPr><w:p><w:pPr><w:spacing w:after="30"/></w:pPr><w:r><w:rPr><w:sz w:val="16"/><w:szCs w:val="16"/></w:rPr><w:t xml:space="preserve">NULL</w:t></w:r></w:p></w:tc><w:tc><w:tcPr><w:tcW w:w="1417.3228346456694" w:type="dxa"/><w:noWrap/></w:tcPr><w:p><w:pPr><w:spacing w:after="30"/></w:pPr><w:r><w:rPr><w:sz w:val="16"/><w:szCs w:val="16"/></w:rPr><w:t xml:space="preserve">`NULL`</w:t></w:r></w:p></w:tc><w:tc><w:tcPr><w:tcW w:w="1417.3228346456694" w:type="dxa"/><w:noWrap/></w:tcPr><w:p><w:pPr><w:spacing w:after="30"/></w:pPr><w:r><w:rPr><w:sz w:val="16"/><w:szCs w:val="16"/></w:rPr><w:t xml:space="preserve">-</w:t></w:r></w:p></w:tc><w:tc><w:tcPr><w:tcW w:w="1417.3228346456694" w:type="dxa"/><w:noWrap/></w:tcPr><w:p><w:pPr><w:spacing w:after="30"/></w:pPr><w:r><w:rPr><w:sz w:val="16"/><w:szCs w:val="16"/></w:rPr><w:t xml:space="preserve">Menyimpan atribut data feedback document url pada sistem SIBIMA.</w:t></w:r></w:p></w:tc></w:tr><w:tr><w:trPr/><w:tc><w:tcPr><w:tcW w:w="1417.3228346456694" w:type="dxa"/><w:noWrap/></w:tcPr><w:p><w:pPr><w:spacing w:after="30"/></w:pPr><w:r><w:rPr><w:sz w:val="16"/><w:szCs w:val="16"/></w:rPr><w:t xml:space="preserve">16</w:t></w:r></w:p></w:tc><w:tc><w:tcPr><w:tcW w:w="1417.3228346456694" w:type="dxa"/><w:noWrap/></w:tcPr><w:p><w:pPr><w:spacing w:after="30"/></w:pPr><w:r><w:rPr><w:sz w:val="16"/><w:szCs w:val="16"/></w:rPr><w:t xml:space="preserve">`document_path`</w:t></w:r></w:p></w:tc><w:tc><w:tcPr><w:tcW w:w="1417.3228346456694" w:type="dxa"/><w:noWrap/></w:tcPr><w:p><w:pPr><w:spacing w:after="30"/></w:pPr><w:r><w:rPr><w:sz w:val="16"/><w:szCs w:val="16"/></w:rPr><w:t xml:space="preserve">`varchar(255)`</w:t></w:r></w:p></w:tc><w:tc><w:tcPr><w:tcW w:w="1417.3228346456694" w:type="dxa"/><w:noWrap/></w:tcPr><w:p><w:pPr><w:spacing w:after="30"/></w:pPr><w:r><w:rPr><w:sz w:val="16"/><w:szCs w:val="16"/></w:rPr><w:t xml:space="preserve">NULL</w:t></w:r></w:p></w:tc><w:tc><w:tcPr><w:tcW w:w="1417.3228346456694" w:type="dxa"/><w:noWrap/></w:tcPr><w:p><w:pPr><w:spacing w:after="30"/></w:pPr><w:r><w:rPr><w:sz w:val="16"/><w:szCs w:val="16"/></w:rPr><w:t xml:space="preserve">`NULL`</w:t></w:r></w:p></w:tc><w:tc><w:tcPr><w:tcW w:w="1417.3228346456694" w:type="dxa"/><w:noWrap/></w:tcPr><w:p><w:pPr><w:spacing w:after="30"/></w:pPr><w:r><w:rPr><w:sz w:val="16"/><w:szCs w:val="16"/></w:rPr><w:t xml:space="preserve">-</w:t></w:r></w:p></w:tc><w:tc><w:tcPr><w:tcW w:w="1417.3228346456694" w:type="dxa"/><w:noWrap/></w:tcPr><w:p><w:pPr><w:spacing w:after="30"/></w:pPr><w:r><w:rPr><w:sz w:val="16"/><w:szCs w:val="16"/></w:rPr><w:t xml:space="preserve">Path penyimpanan berkas digital pada storage sistem.</w:t></w:r></w:p></w:tc></w:tr><w:tr><w:trPr/><w:tc><w:tcPr><w:tcW w:w="1417.3228346456694" w:type="dxa"/><w:noWrap/></w:tcPr><w:p><w:pPr><w:spacing w:after="30"/></w:pPr><w:r><w:rPr><w:sz w:val="16"/><w:szCs w:val="16"/></w:rPr><w:t xml:space="preserve">17</w:t></w:r></w:p></w:tc><w:tc><w:tcPr><w:tcW w:w="1417.3228346456694" w:type="dxa"/><w:noWrap/></w:tcPr><w:p><w:pPr><w:spacing w:after="30"/></w:pPr><w:r><w:rPr><w:sz w:val="16"/><w:szCs w:val="16"/></w:rPr><w:t xml:space="preserve">`document_original_name`</w:t></w:r></w:p></w:tc><w:tc><w:tcPr><w:tcW w:w="1417.3228346456694" w:type="dxa"/><w:noWrap/></w:tcPr><w:p><w:pPr><w:spacing w:after="30"/></w:pPr><w:r><w:rPr><w:sz w:val="16"/><w:szCs w:val="16"/></w:rPr><w:t xml:space="preserve">`varchar(255)`</w:t></w:r></w:p></w:tc><w:tc><w:tcPr><w:tcW w:w="1417.3228346456694" w:type="dxa"/><w:noWrap/></w:tcPr><w:p><w:pPr><w:spacing w:after="30"/></w:pPr><w:r><w:rPr><w:sz w:val="16"/><w:szCs w:val="16"/></w:rPr><w:t xml:space="preserve">NULL</w:t></w:r></w:p></w:tc><w:tc><w:tcPr><w:tcW w:w="1417.3228346456694" w:type="dxa"/><w:noWrap/></w:tcPr><w:p><w:pPr><w:spacing w:after="30"/></w:pPr><w:r><w:rPr><w:sz w:val="16"/><w:szCs w:val="16"/></w:rPr><w:t xml:space="preserve">`NULL`</w:t></w:r></w:p></w:tc><w:tc><w:tcPr><w:tcW w:w="1417.3228346456694" w:type="dxa"/><w:noWrap/></w:tcPr><w:p><w:pPr><w:spacing w:after="30"/></w:pPr><w:r><w:rPr><w:sz w:val="16"/><w:szCs w:val="16"/></w:rPr><w:t xml:space="preserve">-</w:t></w:r></w:p></w:tc><w:tc><w:tcPr><w:tcW w:w="1417.3228346456694" w:type="dxa"/><w:noWrap/></w:tcPr><w:p><w:pPr><w:spacing w:after="30"/></w:pPr><w:r><w:rPr><w:sz w:val="16"/><w:szCs w:val="16"/></w:rPr><w:t xml:space="preserve">Menyimpan atribut data document original name pada sistem SIBIMA.</w:t></w:r></w:p></w:tc></w:tr><w:tr><w:trPr/><w:tc><w:tcPr><w:tcW w:w="1417.3228346456694" w:type="dxa"/><w:noWrap/></w:tcPr><w:p><w:pPr><w:spacing w:after="30"/></w:pPr><w:r><w:rPr><w:sz w:val="16"/><w:szCs w:val="16"/></w:rPr><w:t xml:space="preserve">18</w:t></w:r></w:p></w:tc><w:tc><w:tcPr><w:tcW w:w="1417.3228346456694" w:type="dxa"/><w:noWrap/></w:tcPr><w:p><w:pPr><w:spacing w:after="30"/></w:pPr><w:r><w:rPr><w:sz w:val="16"/><w:szCs w:val="16"/></w:rPr><w:t xml:space="preserve">`created_at`</w:t></w:r></w:p></w:tc><w:tc><w:tcPr><w:tcW w:w="1417.3228346456694" w:type="dxa"/><w:noWrap/></w:tcPr><w:p><w:pPr><w:spacing w:after="30"/></w:pPr><w:r><w:rPr><w:sz w:val="16"/><w:szCs w:val="16"/></w:rPr><w:t xml:space="preserve">`timestamp`</w:t></w:r></w:p></w:tc><w:tc><w:tcPr><w:tcW w:w="1417.3228346456694" w:type="dxa"/><w:noWrap/></w:tcPr><w:p><w:pPr><w:spacing w:after="30"/></w:pPr><w:r><w:rPr><w:sz w:val="16"/><w:szCs w:val="16"/></w:rPr><w:t xml:space="preserve">NULL</w:t></w:r></w:p></w:tc><w:tc><w:tcPr><w:tcW w:w="1417.3228346456694" w:type="dxa"/><w:noWrap/></w:tcPr><w:p><w:pPr><w:spacing w:after="30"/></w:pPr><w:r><w:rPr><w:sz w:val="16"/><w:szCs w:val="16"/></w:rPr><w:t xml:space="preserve">`NULL`</w:t></w:r></w:p></w:tc><w:tc><w:tcPr><w:tcW w:w="1417.3228346456694" w:type="dxa"/><w:noWrap/></w:tcPr><w:p><w:pPr><w:spacing w:after="30"/></w:pPr><w:r><w:rPr><w:sz w:val="16"/><w:szCs w:val="16"/></w:rPr><w:t xml:space="preserve">-</w:t></w:r></w:p></w:tc><w:tc><w:tcPr><w:tcW w:w="1417.3228346456694" w:type="dxa"/><w:noWrap/></w:tcPr><w:p><w:pPr><w:spacing w:after="30"/></w:pPr><w:r><w:rPr><w:sz w:val="16"/><w:szCs w:val="16"/></w:rPr><w:t xml:space="preserve">Waktu rekaman pertama kali dibuat di sistem.</w:t></w:r></w:p></w:tc></w:tr><w:tr><w:trPr/><w:tc><w:tcPr><w:tcW w:w="1417.3228346456694" w:type="dxa"/><w:noWrap/></w:tcPr><w:p><w:pPr><w:spacing w:after="30"/></w:pPr><w:r><w:rPr><w:sz w:val="16"/><w:szCs w:val="16"/></w:rPr><w:t xml:space="preserve">19</w:t></w:r></w:p></w:tc><w:tc><w:tcPr><w:tcW w:w="1417.3228346456694" w:type="dxa"/><w:noWrap/></w:tcPr><w:p><w:pPr><w:spacing w:after="30"/></w:pPr><w:r><w:rPr><w:sz w:val="16"/><w:szCs w:val="16"/></w:rPr><w:t xml:space="preserve">`updated_at`</w:t></w:r></w:p></w:tc><w:tc><w:tcPr><w:tcW w:w="1417.3228346456694" w:type="dxa"/><w:noWrap/></w:tcPr><w:p><w:pPr><w:spacing w:after="30"/></w:pPr><w:r><w:rPr><w:sz w:val="16"/><w:szCs w:val="16"/></w:rPr><w:t xml:space="preserve">`timestamp`</w:t></w:r></w:p></w:tc><w:tc><w:tcPr><w:tcW w:w="1417.3228346456694" w:type="dxa"/><w:noWrap/></w:tcPr><w:p><w:pPr><w:spacing w:after="30"/></w:pPr><w:r><w:rPr><w:sz w:val="16"/><w:szCs w:val="16"/></w:rPr><w:t xml:space="preserve">NULL</w:t></w:r></w:p></w:tc><w:tc><w:tcPr><w:tcW w:w="1417.3228346456694" w:type="dxa"/><w:noWrap/></w:tcPr><w:p><w:pPr><w:spacing w:after="30"/></w:pPr><w:r><w:rPr><w:sz w:val="16"/><w:szCs w:val="16"/></w:rPr><w:t xml:space="preserve">`NULL`</w:t></w:r></w:p></w:tc><w:tc><w:tcPr><w:tcW w:w="1417.3228346456694" w:type="dxa"/><w:noWrap/></w:tcPr><w:p><w:pPr><w:spacing w:after="30"/></w:pPr><w:r><w:rPr><w:sz w:val="16"/><w:szCs w:val="16"/></w:rPr><w:t xml:space="preserve">-</w:t></w:r></w:p></w:tc><w:tc><w:tcPr><w:tcW w:w="1417.3228346456694" w:type="dxa"/><w:noWrap/></w:tcPr><w:p><w:pPr><w:spacing w:after="30"/></w:pPr><w:r><w:rPr><w:sz w:val="16"/><w:szCs w:val="16"/></w:rPr><w:t xml:space="preserve">Waktu rekaman terakhir kali diperbarui.</w:t></w:r></w:p></w:tc></w:tr></w:tbl><w:p/><w:p><w:pPr><w:jc w:val="both"/><w:spacing w:after="70"/></w:pPr><w:r><w:rPr><w:sz w:val="19"/><w:szCs w:val="19"/></w:rPr><w:t xml:space="preserve">---</w:t></w:r></w:p><w:p><w:pPr><w:pStyle w:val="Heading3"/></w:pPr><w:bookmarkStart w:id="25" w:name="_Toc25"/><w:r><w:t>3.14 Tabel Pesan Komunikasi Internal Pengguna (`messages`)</w:t></w:r><w:bookmarkEnd w:id="25"/></w:p><w:p><w:pPr><w:spacing w:before="40" w:after="40"/></w:pPr><w:r><w:rPr><w:color w:val="334155"/><w:sz w:val="19"/><w:szCs w:val="19"/><w:b w:val="1"/><w:bCs w:val="1"/><w:i w:val="1"/><w:iCs w:val="1"/></w:rPr><w:t xml:space="preserve">**Nama Tabel**: `messages`</w:t></w:r></w:p><w:p><w:pPr><w:spacing w:before="40" w:after="40"/></w:pPr><w:r><w:rPr><w:color w:val="334155"/><w:sz w:val="19"/><w:szCs w:val="19"/><w:b w:val="0"/><w:bCs w:val="0"/><w:i w:val="1"/><w:iCs w:val="1"/></w:rPr><w:t xml:space="preserve">**Primary Key**: `id`</w:t></w:r></w:p><w:p><w:pPr><w:spacing w:before="40" w:after="40"/></w:pPr><w:r><w:rPr><w:color w:val="334155"/><w:sz w:val="19"/><w:szCs w:val="19"/><w:b w:val="0"/><w:bCs w:val="0"/><w:i w:val="1"/><w:iCs w:val="1"/></w:rPr><w:t xml:space="preserve">**Foreign Key**: `receiver_id` $\rightarrow$ merujuk ke `users.id``sender_id` $\rightarrow$ merujuk ke `users.id`</w:t></w:r></w:p><w:p><w:pPr><w:spacing w:before="40" w:after="40"/></w:pPr><w:r><w:rPr><w:color w:val="334155"/><w:sz w:val="19"/><w:szCs w:val="19"/><w:b w:val="0"/><w:bCs w:val="0"/><w:i w:val="1"/><w:iCs w:val="1"/></w:rPr><w:t xml:space="preserve">**Deskripsi**: Menyimpan percakapan pribadi dua arah antar-pengguna (misal mahasiswa dengan calon dosen pembimbing atau dosen dengan staf prodi) di dalam platform SIBIMA.</w:t></w:r></w:p><w:tbl><w:tblGrid><w:gridCol w:w="1417.3228346456694" w:type="dxa"/><w:gridCol w:w="1417.3228346456694" w:type="dxa"/><w:gridCol w:w="1417.3228346456694" w:type="dxa"/><w:gridCol w:w="1417.3228346456694" w:type="dxa"/><w:gridCol w:w="1417.3228346456694" w:type="dxa"/><w:gridCol w:w="1417.3228346456694" w:type="dxa"/><w:gridCol w:w="1417.3228346456694" w:type="dxa"/></w:tblGrid><w:tblPr><w:tblStyle w:val="DbTable"/></w:tblPr><w:tr><w:trPr/><w:tc><w:tcPr><w:tcW w:w="1417.3228346456694" w:type="dxa"/><w:shd w:val="clear" w:fill="1E293B"/><w:noWrap/></w:tcPr><w:p><w:pPr><w:spacing w:after="30"/></w:pPr><w:r><w:rPr><w:color w:val="FFFFFF"/><w:sz w:val="16"/><w:szCs w:val="16"/><w:b w:val="1"/><w:bCs w:val="1"/></w:rPr><w:t xml:space="preserve">No</w:t></w:r></w:p></w:tc><w:tc><w:tcPr><w:tcW w:w="1417.3228346456694" w:type="dxa"/><w:shd w:val="clear" w:fill="1E293B"/><w:noWrap/></w:tcPr><w:p><w:pPr><w:spacing w:after="30"/></w:pPr><w:r><w:rPr><w:color w:val="FFFFFF"/><w:sz w:val="16"/><w:szCs w:val="16"/><w:b w:val="1"/><w:bCs w:val="1"/></w:rPr><w:t xml:space="preserve">Nama Kolom</w:t></w:r></w:p></w:tc><w:tc><w:tcPr><w:tcW w:w="1417.3228346456694" w:type="dxa"/><w:shd w:val="clear" w:fill="1E293B"/><w:noWrap/></w:tcPr><w:p><w:pPr><w:spacing w:after="30"/></w:pPr><w:r><w:rPr><w:color w:val="FFFFFF"/><w:sz w:val="16"/><w:szCs w:val="16"/><w:b w:val="1"/><w:bCs w:val="1"/></w:rPr><w:t xml:space="preserve">Tipe Data</w:t></w:r></w:p></w:tc><w:tc><w:tcPr><w:tcW w:w="1417.3228346456694" w:type="dxa"/><w:shd w:val="clear" w:fill="1E293B"/><w:noWrap/></w:tcPr><w:p><w:pPr><w:spacing w:after="30"/></w:pPr><w:r><w:rPr><w:color w:val="FFFFFF"/><w:sz w:val="16"/><w:szCs w:val="16"/><w:b w:val="1"/><w:bCs w:val="1"/></w:rPr><w:t xml:space="preserve">Nullable</w:t></w:r></w:p></w:tc><w:tc><w:tcPr><w:tcW w:w="1417.3228346456694" w:type="dxa"/><w:shd w:val="clear" w:fill="1E293B"/><w:noWrap/></w:tcPr><w:p><w:pPr><w:spacing w:after="30"/></w:pPr><w:r><w:rPr><w:color w:val="FFFFFF"/><w:sz w:val="16"/><w:szCs w:val="16"/><w:b w:val="1"/><w:bCs w:val="1"/></w:rPr><w:t xml:space="preserve">Nilai Default</w:t></w:r></w:p></w:tc><w:tc><w:tcPr><w:tcW w:w="1417.3228346456694" w:type="dxa"/><w:shd w:val="clear" w:fill="1E293B"/><w:noWrap/></w:tcPr><w:p><w:pPr><w:spacing w:after="30"/></w:pPr><w:r><w:rPr><w:color w:val="FFFFFF"/><w:sz w:val="16"/><w:szCs w:val="16"/><w:b w:val="1"/><w:bCs w:val="1"/></w:rPr><w:t xml:space="preserve">Kunci (*Key*)</w:t></w:r></w:p></w:tc><w:tc><w:tcPr><w:tcW w:w="1417.3228346456694" w:type="dxa"/><w:shd w:val="clear" w:fill="1E293B"/><w:noWrap/></w:tcPr><w:p><w:pPr><w:spacing w:after="30"/></w:pPr><w:r><w:rPr><w:color w:val="FFFFFF"/><w:sz w:val="16"/><w:szCs w:val="16"/><w:b w:val="1"/><w:bCs w:val="1"/></w:rPr><w:t xml:space="preserve">Keterangan & Aturan Bisnis</w:t></w:r></w:p></w:tc></w:tr><w:tr><w:trPr/><w:tc><w:tcPr><w:tcW w:w="1417.3228346456694" w:type="dxa"/><w:noWrap/></w:tcPr><w:p><w:pPr><w:spacing w:after="30"/></w:pPr><w:r><w:rPr><w:sz w:val="16"/><w:szCs w:val="16"/></w:rPr><w:t xml:space="preserve">1</w:t></w:r></w:p></w:tc><w:tc><w:tcPr><w:tcW w:w="1417.3228346456694" w:type="dxa"/><w:noWrap/></w:tcPr><w:p><w:pPr><w:spacing w:after="30"/></w:pPr><w:r><w:rPr><w:sz w:val="16"/><w:szCs w:val="16"/></w:rPr><w:t xml:space="preserve">`id`</w:t></w:r></w:p></w:tc><w:tc><w:tcPr><w:tcW w:w="1417.3228346456694" w:type="dxa"/><w:noWrap/></w:tcPr><w:p><w:pPr><w:spacing w:after="30"/></w:pPr><w:r><w:rPr><w:sz w:val="16"/><w:szCs w:val="16"/></w:rPr><w:t xml:space="preserve">`bigint(20) unsigned`</w:t></w:r></w:p></w:tc><w:tc><w:tcPr><w:tcW w:w="1417.3228346456694" w:type="dxa"/><w:noWrap/></w:tcPr><w:p><w:pPr><w:spacing w:after="30"/></w:pPr><w:r><w:rPr><w:sz w:val="16"/><w:szCs w:val="16"/></w:rPr><w:t xml:space="preserve">NOT NULL</w:t></w:r></w:p></w:tc><w:tc><w:tcPr><w:tcW w:w="1417.3228346456694" w:type="dxa"/><w:noWrap/></w:tcPr><w:p><w:pPr><w:spacing w:after="30"/></w:pPr><w:r><w:rPr><w:sz w:val="16"/><w:szCs w:val="16"/></w:rPr><w:t xml:space="preserve">*None*</w:t></w:r></w:p></w:tc><w:tc><w:tcPr><w:tcW w:w="1417.3228346456694" w:type="dxa"/><w:noWrap/></w:tcPr><w:p><w:pPr><w:spacing w:after="30"/></w:pPr><w:r><w:rPr><w:sz w:val="16"/><w:szCs w:val="16"/></w:rPr><w:t xml:space="preserve">PRI (auto_increment)</w:t></w:r></w:p></w:tc><w:tc><w:tcPr><w:tcW w:w="1417.3228346456694" w:type="dxa"/><w:noWrap/></w:tcPr><w:p><w:pPr><w:spacing w:after="30"/></w:pPr><w:r><w:rPr><w:sz w:val="16"/><w:szCs w:val="16"/></w:rPr><w:t xml:space="preserve">Identitas unik rekaman data (*Surrogate Primary Key*).</w:t></w:r></w:p></w:tc></w:tr><w:tr><w:trPr/><w:tc><w:tcPr><w:tcW w:w="1417.3228346456694" w:type="dxa"/><w:noWrap/></w:tcPr><w:p><w:pPr><w:spacing w:after="30"/></w:pPr><w:r><w:rPr><w:sz w:val="16"/><w:szCs w:val="16"/></w:rPr><w:t xml:space="preserve">2</w:t></w:r></w:p></w:tc><w:tc><w:tcPr><w:tcW w:w="1417.3228346456694" w:type="dxa"/><w:noWrap/></w:tcPr><w:p><w:pPr><w:spacing w:after="30"/></w:pPr><w:r><w:rPr><w:sz w:val="16"/><w:szCs w:val="16"/></w:rPr><w:t xml:space="preserve">`sender_id`</w:t></w:r></w:p></w:tc><w:tc><w:tcPr><w:tcW w:w="1417.3228346456694" w:type="dxa"/><w:noWrap/></w:tcPr><w:p><w:pPr><w:spacing w:after="30"/></w:pPr><w:r><w:rPr><w:sz w:val="16"/><w:szCs w:val="16"/></w:rPr><w:t xml:space="preserve">`bigint(20) unsigned`</w:t></w:r></w:p></w:tc><w:tc><w:tcPr><w:tcW w:w="1417.3228346456694" w:type="dxa"/><w:noWrap/></w:tcPr><w:p><w:pPr><w:spacing w:after="30"/></w:pPr><w:r><w:rPr><w:sz w:val="16"/><w:szCs w:val="16"/></w:rPr><w:t xml:space="preserve">NOT NULL</w:t></w:r></w:p></w:tc><w:tc><w:tcPr><w:tcW w:w="1417.3228346456694" w:type="dxa"/><w:noWrap/></w:tcPr><w:p><w:pPr><w:spacing w:after="30"/></w:pPr><w:r><w:rPr><w:sz w:val="16"/><w:szCs w:val="16"/></w:rPr><w:t xml:space="preserve">*None*</w:t></w:r></w:p></w:tc><w:tc><w:tcPr><w:tcW w:w="1417.3228346456694" w:type="dxa"/><w:noWrap/></w:tcPr><w:p><w:pPr><w:spacing w:after="30"/></w:pPr><w:r><w:rPr><w:sz w:val="16"/><w:szCs w:val="16"/></w:rPr><w:t xml:space="preserve">MUL</w:t></w:r></w:p></w:tc><w:tc><w:tcPr><w:tcW w:w="1417.3228346456694" w:type="dxa"/><w:noWrap/></w:tcPr><w:p><w:pPr><w:spacing w:after="30"/></w:pPr><w:r><w:rPr><w:sz w:val="16"/><w:szCs w:val="16"/></w:rPr><w:t xml:space="preserve">Kunci asing pengguna pengirim obrolan perpesanan.</w:t></w:r></w:p></w:tc></w:tr><w:tr><w:trPr/><w:tc><w:tcPr><w:tcW w:w="1417.3228346456694" w:type="dxa"/><w:noWrap/></w:tcPr><w:p><w:pPr><w:spacing w:after="30"/></w:pPr><w:r><w:rPr><w:sz w:val="16"/><w:szCs w:val="16"/></w:rPr><w:t xml:space="preserve">3</w:t></w:r></w:p></w:tc><w:tc><w:tcPr><w:tcW w:w="1417.3228346456694" w:type="dxa"/><w:noWrap/></w:tcPr><w:p><w:pPr><w:spacing w:after="30"/></w:pPr><w:r><w:rPr><w:sz w:val="16"/><w:szCs w:val="16"/></w:rPr><w:t xml:space="preserve">`receiver_id`</w:t></w:r></w:p></w:tc><w:tc><w:tcPr><w:tcW w:w="1417.3228346456694" w:type="dxa"/><w:noWrap/></w:tcPr><w:p><w:pPr><w:spacing w:after="30"/></w:pPr><w:r><w:rPr><w:sz w:val="16"/><w:szCs w:val="16"/></w:rPr><w:t xml:space="preserve">`bigint(20) unsigned`</w:t></w:r></w:p></w:tc><w:tc><w:tcPr><w:tcW w:w="1417.3228346456694" w:type="dxa"/><w:noWrap/></w:tcPr><w:p><w:pPr><w:spacing w:after="30"/></w:pPr><w:r><w:rPr><w:sz w:val="16"/><w:szCs w:val="16"/></w:rPr><w:t xml:space="preserve">NOT NULL</w:t></w:r></w:p></w:tc><w:tc><w:tcPr><w:tcW w:w="1417.3228346456694" w:type="dxa"/><w:noWrap/></w:tcPr><w:p><w:pPr><w:spacing w:after="30"/></w:pPr><w:r><w:rPr><w:sz w:val="16"/><w:szCs w:val="16"/></w:rPr><w:t xml:space="preserve">*None*</w:t></w:r></w:p></w:tc><w:tc><w:tcPr><w:tcW w:w="1417.3228346456694" w:type="dxa"/><w:noWrap/></w:tcPr><w:p><w:pPr><w:spacing w:after="30"/></w:pPr><w:r><w:rPr><w:sz w:val="16"/><w:szCs w:val="16"/></w:rPr><w:t xml:space="preserve">MUL</w:t></w:r></w:p></w:tc><w:tc><w:tcPr><w:tcW w:w="1417.3228346456694" w:type="dxa"/><w:noWrap/></w:tcPr><w:p><w:pPr><w:spacing w:after="30"/></w:pPr><w:r><w:rPr><w:sz w:val="16"/><w:szCs w:val="16"/></w:rPr><w:t xml:space="preserve">Kunci asing pengguna penerima obrolan perpesanan.</w:t></w:r></w:p></w:tc></w:tr><w:tr><w:trPr/><w:tc><w:tcPr><w:tcW w:w="1417.3228346456694" w:type="dxa"/><w:noWrap/></w:tcPr><w:p><w:pPr><w:spacing w:after="30"/></w:pPr><w:r><w:rPr><w:sz w:val="16"/><w:szCs w:val="16"/></w:rPr><w:t xml:space="preserve">4</w:t></w:r></w:p></w:tc><w:tc><w:tcPr><w:tcW w:w="1417.3228346456694" w:type="dxa"/><w:noWrap/></w:tcPr><w:p><w:pPr><w:spacing w:after="30"/></w:pPr><w:r><w:rPr><w:sz w:val="16"/><w:szCs w:val="16"/></w:rPr><w:t xml:space="preserve">`message`</w:t></w:r></w:p></w:tc><w:tc><w:tcPr><w:tcW w:w="1417.3228346456694" w:type="dxa"/><w:noWrap/></w:tcPr><w:p><w:pPr><w:spacing w:after="30"/></w:pPr><w:r><w:rPr><w:sz w:val="16"/><w:szCs w:val="16"/></w:rPr><w:t xml:space="preserve">`text`</w:t></w:r></w:p></w:tc><w:tc><w:tcPr><w:tcW w:w="1417.3228346456694" w:type="dxa"/><w:noWrap/></w:tcPr><w:p><w:pPr><w:spacing w:after="30"/></w:pPr><w:r><w:rPr><w:sz w:val="16"/><w:szCs w:val="16"/></w:rPr><w:t xml:space="preserve">NOT NULL</w:t></w:r></w:p></w:tc><w:tc><w:tcPr><w:tcW w:w="1417.3228346456694" w:type="dxa"/><w:noWrap/></w:tcPr><w:p><w:pPr><w:spacing w:after="30"/></w:pPr><w:r><w:rPr><w:sz w:val="16"/><w:szCs w:val="16"/></w:rPr><w:t xml:space="preserve">*None*</w:t></w:r></w:p></w:tc><w:tc><w:tcPr><w:tcW w:w="1417.3228346456694" w:type="dxa"/><w:noWrap/></w:tcPr><w:p><w:pPr><w:spacing w:after="30"/></w:pPr><w:r><w:rPr><w:sz w:val="16"/><w:szCs w:val="16"/></w:rPr><w:t xml:space="preserve">-</w:t></w:r></w:p></w:tc><w:tc><w:tcPr><w:tcW w:w="1417.3228346456694" w:type="dxa"/><w:noWrap/></w:tcPr><w:p><w:pPr><w:spacing w:after="30"/></w:pPr><w:r><w:rPr><w:sz w:val="16"/><w:szCs w:val="16"/></w:rPr><w:t xml:space="preserve">Menyimpan atribut data message pada sistem SIBIMA.</w:t></w:r></w:p></w:tc></w:tr><w:tr><w:trPr/><w:tc><w:tcPr><w:tcW w:w="1417.3228346456694" w:type="dxa"/><w:noWrap/></w:tcPr><w:p><w:pPr><w:spacing w:after="30"/></w:pPr><w:r><w:rPr><w:sz w:val="16"/><w:szCs w:val="16"/></w:rPr><w:t xml:space="preserve">5</w:t></w:r></w:p></w:tc><w:tc><w:tcPr><w:tcW w:w="1417.3228346456694" w:type="dxa"/><w:noWrap/></w:tcPr><w:p><w:pPr><w:spacing w:after="30"/></w:pPr><w:r><w:rPr><w:sz w:val="16"/><w:szCs w:val="16"/></w:rPr><w:t xml:space="preserve">`is_read`</w:t></w:r></w:p></w:tc><w:tc><w:tcPr><w:tcW w:w="1417.3228346456694" w:type="dxa"/><w:noWrap/></w:tcPr><w:p><w:pPr><w:spacing w:after="30"/></w:pPr><w:r><w:rPr><w:sz w:val="16"/><w:szCs w:val="16"/></w:rPr><w:t xml:space="preserve">`tinyint(1)`</w:t></w:r></w:p></w:tc><w:tc><w:tcPr><w:tcW w:w="1417.3228346456694" w:type="dxa"/><w:noWrap/></w:tcPr><w:p><w:pPr><w:spacing w:after="30"/></w:pPr><w:r><w:rPr><w:sz w:val="16"/><w:szCs w:val="16"/></w:rPr><w:t xml:space="preserve">NOT NULL</w:t></w:r></w:p></w:tc><w:tc><w:tcPr><w:tcW w:w="1417.3228346456694" w:type="dxa"/><w:noWrap/></w:tcPr><w:p><w:pPr><w:spacing w:after="30"/></w:pPr><w:r><w:rPr><w:sz w:val="16"/><w:szCs w:val="16"/></w:rPr><w:t xml:space="preserve">`0`</w:t></w:r></w:p></w:tc><w:tc><w:tcPr><w:tcW w:w="1417.3228346456694" w:type="dxa"/><w:noWrap/></w:tcPr><w:p><w:pPr><w:spacing w:after="30"/></w:pPr><w:r><w:rPr><w:sz w:val="16"/><w:szCs w:val="16"/></w:rPr><w:t xml:space="preserve">-</w:t></w:r></w:p></w:tc><w:tc><w:tcPr><w:tcW w:w="1417.3228346456694" w:type="dxa"/><w:noWrap/></w:tcPr><w:p><w:pPr><w:spacing w:after="30"/></w:pPr><w:r><w:rPr><w:sz w:val="16"/><w:szCs w:val="16"/></w:rPr><w:t xml:space="preserve">Penanda status keterbacaan pesan (1 = Dibaca, 0 = Belum).</w:t></w:r></w:p></w:tc></w:tr><w:tr><w:trPr/><w:tc><w:tcPr><w:tcW w:w="1417.3228346456694" w:type="dxa"/><w:noWrap/></w:tcPr><w:p><w:pPr><w:spacing w:after="30"/></w:pPr><w:r><w:rPr><w:sz w:val="16"/><w:szCs w:val="16"/></w:rPr><w:t xml:space="preserve">6</w:t></w:r></w:p></w:tc><w:tc><w:tcPr><w:tcW w:w="1417.3228346456694" w:type="dxa"/><w:noWrap/></w:tcPr><w:p><w:pPr><w:spacing w:after="30"/></w:pPr><w:r><w:rPr><w:sz w:val="16"/><w:szCs w:val="16"/></w:rPr><w:t xml:space="preserve">`created_at`</w:t></w:r></w:p></w:tc><w:tc><w:tcPr><w:tcW w:w="1417.3228346456694" w:type="dxa"/><w:noWrap/></w:tcPr><w:p><w:pPr><w:spacing w:after="30"/></w:pPr><w:r><w:rPr><w:sz w:val="16"/><w:szCs w:val="16"/></w:rPr><w:t xml:space="preserve">`timestamp`</w:t></w:r></w:p></w:tc><w:tc><w:tcPr><w:tcW w:w="1417.3228346456694" w:type="dxa"/><w:noWrap/></w:tcPr><w:p><w:pPr><w:spacing w:after="30"/></w:pPr><w:r><w:rPr><w:sz w:val="16"/><w:szCs w:val="16"/></w:rPr><w:t xml:space="preserve">NULL</w:t></w:r></w:p></w:tc><w:tc><w:tcPr><w:tcW w:w="1417.3228346456694" w:type="dxa"/><w:noWrap/></w:tcPr><w:p><w:pPr><w:spacing w:after="30"/></w:pPr><w:r><w:rPr><w:sz w:val="16"/><w:szCs w:val="16"/></w:rPr><w:t xml:space="preserve">`NULL`</w:t></w:r></w:p></w:tc><w:tc><w:tcPr><w:tcW w:w="1417.3228346456694" w:type="dxa"/><w:noWrap/></w:tcPr><w:p><w:pPr><w:spacing w:after="30"/></w:pPr><w:r><w:rPr><w:sz w:val="16"/><w:szCs w:val="16"/></w:rPr><w:t xml:space="preserve">-</w:t></w:r></w:p></w:tc><w:tc><w:tcPr><w:tcW w:w="1417.3228346456694" w:type="dxa"/><w:noWrap/></w:tcPr><w:p><w:pPr><w:spacing w:after="30"/></w:pPr><w:r><w:rPr><w:sz w:val="16"/><w:szCs w:val="16"/></w:rPr><w:t xml:space="preserve">Waktu rekaman pertama kali dibuat di sistem.</w:t></w:r></w:p></w:tc></w:tr><w:tr><w:trPr/><w:tc><w:tcPr><w:tcW w:w="1417.3228346456694" w:type="dxa"/><w:noWrap/></w:tcPr><w:p><w:pPr><w:spacing w:after="30"/></w:pPr><w:r><w:rPr><w:sz w:val="16"/><w:szCs w:val="16"/></w:rPr><w:t xml:space="preserve">7</w:t></w:r></w:p></w:tc><w:tc><w:tcPr><w:tcW w:w="1417.3228346456694" w:type="dxa"/><w:noWrap/></w:tcPr><w:p><w:pPr><w:spacing w:after="30"/></w:pPr><w:r><w:rPr><w:sz w:val="16"/><w:szCs w:val="16"/></w:rPr><w:t xml:space="preserve">`updated_at`</w:t></w:r></w:p></w:tc><w:tc><w:tcPr><w:tcW w:w="1417.3228346456694" w:type="dxa"/><w:noWrap/></w:tcPr><w:p><w:pPr><w:spacing w:after="30"/></w:pPr><w:r><w:rPr><w:sz w:val="16"/><w:szCs w:val="16"/></w:rPr><w:t xml:space="preserve">`timestamp`</w:t></w:r></w:p></w:tc><w:tc><w:tcPr><w:tcW w:w="1417.3228346456694" w:type="dxa"/><w:noWrap/></w:tcPr><w:p><w:pPr><w:spacing w:after="30"/></w:pPr><w:r><w:rPr><w:sz w:val="16"/><w:szCs w:val="16"/></w:rPr><w:t xml:space="preserve">NULL</w:t></w:r></w:p></w:tc><w:tc><w:tcPr><w:tcW w:w="1417.3228346456694" w:type="dxa"/><w:noWrap/></w:tcPr><w:p><w:pPr><w:spacing w:after="30"/></w:pPr><w:r><w:rPr><w:sz w:val="16"/><w:szCs w:val="16"/></w:rPr><w:t xml:space="preserve">`NULL`</w:t></w:r></w:p></w:tc><w:tc><w:tcPr><w:tcW w:w="1417.3228346456694" w:type="dxa"/><w:noWrap/></w:tcPr><w:p><w:pPr><w:spacing w:after="30"/></w:pPr><w:r><w:rPr><w:sz w:val="16"/><w:szCs w:val="16"/></w:rPr><w:t xml:space="preserve">-</w:t></w:r></w:p></w:tc><w:tc><w:tcPr><w:tcW w:w="1417.3228346456694" w:type="dxa"/><w:noWrap/></w:tcPr><w:p><w:pPr><w:spacing w:after="30"/></w:pPr><w:r><w:rPr><w:sz w:val="16"/><w:szCs w:val="16"/></w:rPr><w:t xml:space="preserve">Waktu rekaman terakhir kali diperbarui.</w:t></w:r></w:p></w:tc></w:tr></w:tbl><w:p/><w:p><w:pPr><w:jc w:val="both"/><w:spacing w:after="70"/></w:pPr><w:r><w:rPr><w:sz w:val="19"/><w:szCs w:val="19"/></w:rPr><w:t xml:space="preserve">---</w:t></w:r></w:p><w:p><w:pPr><w:pStyle w:val="Heading3"/></w:pPr><w:bookmarkStart w:id="26" w:name="_Toc26"/><w:r><w:t>3.15 Tabel Notifikasi Sistem Pengguna (`notifications`)</w:t></w:r><w:bookmarkEnd w:id="26"/></w:p><w:p><w:pPr><w:spacing w:before="40" w:after="40"/></w:pPr><w:r><w:rPr><w:color w:val="334155"/><w:sz w:val="19"/><w:szCs w:val="19"/><w:b w:val="1"/><w:bCs w:val="1"/><w:i w:val="1"/><w:iCs w:val="1"/></w:rPr><w:t xml:space="preserve">**Nama Tabel**: `notifications`</w:t></w:r></w:p><w:p><w:pPr><w:spacing w:before="40" w:after="40"/></w:pPr><w:r><w:rPr><w:color w:val="334155"/><w:sz w:val="19"/><w:szCs w:val="19"/><w:b w:val="0"/><w:bCs w:val="0"/><w:i w:val="1"/><w:iCs w:val="1"/></w:rPr><w:t xml:space="preserve">**Primary Key**: `id`</w:t></w:r></w:p><w:p><w:pPr><w:spacing w:before="40" w:after="40"/></w:pPr><w:r><w:rPr><w:color w:val="334155"/><w:sz w:val="19"/><w:szCs w:val="19"/><w:b w:val="0"/><w:bCs w:val="0"/><w:i w:val="1"/><w:iCs w:val="1"/></w:rPr><w:t xml:space="preserve">**Foreign Key**: Tidak ada (*None*)</w:t></w:r></w:p><w:p><w:pPr><w:spacing w:before="40" w:after="40"/></w:pPr><w:r><w:rPr><w:color w:val="334155"/><w:sz w:val="19"/><w:szCs w:val="19"/><w:b w:val="0"/><w:bCs w:val="0"/><w:i w:val="1"/><w:iCs w:val="1"/></w:rPr><w:t xml:space="preserve">**Deskripsi**: Menyimpan lonceng notifikasi personal bagi pengguna saat terjadi aksi penting (bimbingan disetujui, jadwal ujian diterbitkan, revisi diberikan, dll.).</w:t></w:r></w:p><w:tbl><w:tblGrid><w:gridCol w:w="1417.3228346456694" w:type="dxa"/><w:gridCol w:w="1417.3228346456694" w:type="dxa"/><w:gridCol w:w="1417.3228346456694" w:type="dxa"/><w:gridCol w:w="1417.3228346456694" w:type="dxa"/><w:gridCol w:w="1417.3228346456694" w:type="dxa"/><w:gridCol w:w="1417.3228346456694" w:type="dxa"/><w:gridCol w:w="1417.3228346456694" w:type="dxa"/></w:tblGrid><w:tblPr><w:tblStyle w:val="DbTable"/></w:tblPr><w:tr><w:trPr/><w:tc><w:tcPr><w:tcW w:w="1417.3228346456694" w:type="dxa"/><w:shd w:val="clear" w:fill="1E293B"/><w:noWrap/></w:tcPr><w:p><w:pPr><w:spacing w:after="30"/></w:pPr><w:r><w:rPr><w:color w:val="FFFFFF"/><w:sz w:val="16"/><w:szCs w:val="16"/><w:b w:val="1"/><w:bCs w:val="1"/></w:rPr><w:t xml:space="preserve">No</w:t></w:r></w:p></w:tc><w:tc><w:tcPr><w:tcW w:w="1417.3228346456694" w:type="dxa"/><w:shd w:val="clear" w:fill="1E293B"/><w:noWrap/></w:tcPr><w:p><w:pPr><w:spacing w:after="30"/></w:pPr><w:r><w:rPr><w:color w:val="FFFFFF"/><w:sz w:val="16"/><w:szCs w:val="16"/><w:b w:val="1"/><w:bCs w:val="1"/></w:rPr><w:t xml:space="preserve">Nama Kolom</w:t></w:r></w:p></w:tc><w:tc><w:tcPr><w:tcW w:w="1417.3228346456694" w:type="dxa"/><w:shd w:val="clear" w:fill="1E293B"/><w:noWrap/></w:tcPr><w:p><w:pPr><w:spacing w:after="30"/></w:pPr><w:r><w:rPr><w:color w:val="FFFFFF"/><w:sz w:val="16"/><w:szCs w:val="16"/><w:b w:val="1"/><w:bCs w:val="1"/></w:rPr><w:t xml:space="preserve">Tipe Data</w:t></w:r></w:p></w:tc><w:tc><w:tcPr><w:tcW w:w="1417.3228346456694" w:type="dxa"/><w:shd w:val="clear" w:fill="1E293B"/><w:noWrap/></w:tcPr><w:p><w:pPr><w:spacing w:after="30"/></w:pPr><w:r><w:rPr><w:color w:val="FFFFFF"/><w:sz w:val="16"/><w:szCs w:val="16"/><w:b w:val="1"/><w:bCs w:val="1"/></w:rPr><w:t xml:space="preserve">Nullable</w:t></w:r></w:p></w:tc><w:tc><w:tcPr><w:tcW w:w="1417.3228346456694" w:type="dxa"/><w:shd w:val="clear" w:fill="1E293B"/><w:noWrap/></w:tcPr><w:p><w:pPr><w:spacing w:after="30"/></w:pPr><w:r><w:rPr><w:color w:val="FFFFFF"/><w:sz w:val="16"/><w:szCs w:val="16"/><w:b w:val="1"/><w:bCs w:val="1"/></w:rPr><w:t xml:space="preserve">Nilai Default</w:t></w:r></w:p></w:tc><w:tc><w:tcPr><w:tcW w:w="1417.3228346456694" w:type="dxa"/><w:shd w:val="clear" w:fill="1E293B"/><w:noWrap/></w:tcPr><w:p><w:pPr><w:spacing w:after="30"/></w:pPr><w:r><w:rPr><w:color w:val="FFFFFF"/><w:sz w:val="16"/><w:szCs w:val="16"/><w:b w:val="1"/><w:bCs w:val="1"/></w:rPr><w:t xml:space="preserve">Kunci (*Key*)</w:t></w:r></w:p></w:tc><w:tc><w:tcPr><w:tcW w:w="1417.3228346456694" w:type="dxa"/><w:shd w:val="clear" w:fill="1E293B"/><w:noWrap/></w:tcPr><w:p><w:pPr><w:spacing w:after="30"/></w:pPr><w:r><w:rPr><w:color w:val="FFFFFF"/><w:sz w:val="16"/><w:szCs w:val="16"/><w:b w:val="1"/><w:bCs w:val="1"/></w:rPr><w:t xml:space="preserve">Keterangan & Aturan Bisnis</w:t></w:r></w:p></w:tc></w:tr><w:tr><w:trPr/><w:tc><w:tcPr><w:tcW w:w="1417.3228346456694" w:type="dxa"/><w:noWrap/></w:tcPr><w:p><w:pPr><w:spacing w:after="30"/></w:pPr><w:r><w:rPr><w:sz w:val="16"/><w:szCs w:val="16"/></w:rPr><w:t xml:space="preserve">1</w:t></w:r></w:p></w:tc><w:tc><w:tcPr><w:tcW w:w="1417.3228346456694" w:type="dxa"/><w:noWrap/></w:tcPr><w:p><w:pPr><w:spacing w:after="30"/></w:pPr><w:r><w:rPr><w:sz w:val="16"/><w:szCs w:val="16"/></w:rPr><w:t xml:space="preserve">`id`</w:t></w:r></w:p></w:tc><w:tc><w:tcPr><w:tcW w:w="1417.3228346456694" w:type="dxa"/><w:noWrap/></w:tcPr><w:p><w:pPr><w:spacing w:after="30"/></w:pPr><w:r><w:rPr><w:sz w:val="16"/><w:szCs w:val="16"/></w:rPr><w:t xml:space="preserve">`char(36)`</w:t></w:r></w:p></w:tc><w:tc><w:tcPr><w:tcW w:w="1417.3228346456694" w:type="dxa"/><w:noWrap/></w:tcPr><w:p><w:pPr><w:spacing w:after="30"/></w:pPr><w:r><w:rPr><w:sz w:val="16"/><w:szCs w:val="16"/></w:rPr><w:t xml:space="preserve">NOT NULL</w:t></w:r></w:p></w:tc><w:tc><w:tcPr><w:tcW w:w="1417.3228346456694" w:type="dxa"/><w:noWrap/></w:tcPr><w:p><w:pPr><w:spacing w:after="30"/></w:pPr><w:r><w:rPr><w:sz w:val="16"/><w:szCs w:val="16"/></w:rPr><w:t xml:space="preserve">*None*</w:t></w:r></w:p></w:tc><w:tc><w:tcPr><w:tcW w:w="1417.3228346456694" w:type="dxa"/><w:noWrap/></w:tcPr><w:p><w:pPr><w:spacing w:after="30"/></w:pPr><w:r><w:rPr><w:sz w:val="16"/><w:szCs w:val="16"/></w:rPr><w:t xml:space="preserve">PRI</w:t></w:r></w:p></w:tc><w:tc><w:tcPr><w:tcW w:w="1417.3228346456694" w:type="dxa"/><w:noWrap/></w:tcPr><w:p><w:pPr><w:spacing w:after="30"/></w:pPr><w:r><w:rPr><w:sz w:val="16"/><w:szCs w:val="16"/></w:rPr><w:t xml:space="preserve">Identitas unik rekaman data (*Surrogate Primary Key*).</w:t></w:r></w:p></w:tc></w:tr><w:tr><w:trPr/><w:tc><w:tcPr><w:tcW w:w="1417.3228346456694" w:type="dxa"/><w:noWrap/></w:tcPr><w:p><w:pPr><w:spacing w:after="30"/></w:pPr><w:r><w:rPr><w:sz w:val="16"/><w:szCs w:val="16"/></w:rPr><w:t xml:space="preserve">2</w:t></w:r></w:p></w:tc><w:tc><w:tcPr><w:tcW w:w="1417.3228346456694" w:type="dxa"/><w:noWrap/></w:tcPr><w:p><w:pPr><w:spacing w:after="30"/></w:pPr><w:r><w:rPr><w:sz w:val="16"/><w:szCs w:val="16"/></w:rPr><w:t xml:space="preserve">`type`</w:t></w:r></w:p></w:tc><w:tc><w:tcPr><w:tcW w:w="1417.3228346456694" w:type="dxa"/><w:noWrap/></w:tcPr><w:p><w:pPr><w:spacing w:after="30"/></w:pPr><w:r><w:rPr><w:sz w:val="16"/><w:szCs w:val="16"/></w:rPr><w:t xml:space="preserve">`varchar(255)`</w:t></w:r></w:p></w:tc><w:tc><w:tcPr><w:tcW w:w="1417.3228346456694" w:type="dxa"/><w:noWrap/></w:tcPr><w:p><w:pPr><w:spacing w:after="30"/></w:pPr><w:r><w:rPr><w:sz w:val="16"/><w:szCs w:val="16"/></w:rPr><w:t xml:space="preserve">NOT NULL</w:t></w:r></w:p></w:tc><w:tc><w:tcPr><w:tcW w:w="1417.3228346456694" w:type="dxa"/><w:noWrap/></w:tcPr><w:p><w:pPr><w:spacing w:after="30"/></w:pPr><w:r><w:rPr><w:sz w:val="16"/><w:szCs w:val="16"/></w:rPr><w:t xml:space="preserve">*None*</w:t></w:r></w:p></w:tc><w:tc><w:tcPr><w:tcW w:w="1417.3228346456694" w:type="dxa"/><w:noWrap/></w:tcPr><w:p><w:pPr><w:spacing w:after="30"/></w:pPr><w:r><w:rPr><w:sz w:val="16"/><w:szCs w:val="16"/></w:rPr><w:t xml:space="preserve">-</w:t></w:r></w:p></w:tc><w:tc><w:tcPr><w:tcW w:w="1417.3228346456694" w:type="dxa"/><w:noWrap/></w:tcPr><w:p><w:pPr><w:spacing w:after="30"/></w:pPr><w:r><w:rPr><w:sz w:val="16"/><w:szCs w:val="16"/></w:rPr><w:t xml:space="preserve">Menyimpan atribut data type pada sistem SIBIMA.</w:t></w:r></w:p></w:tc></w:tr><w:tr><w:trPr/><w:tc><w:tcPr><w:tcW w:w="1417.3228346456694" w:type="dxa"/><w:noWrap/></w:tcPr><w:p><w:pPr><w:spacing w:after="30"/></w:pPr><w:r><w:rPr><w:sz w:val="16"/><w:szCs w:val="16"/></w:rPr><w:t xml:space="preserve">3</w:t></w:r></w:p></w:tc><w:tc><w:tcPr><w:tcW w:w="1417.3228346456694" w:type="dxa"/><w:noWrap/></w:tcPr><w:p><w:pPr><w:spacing w:after="30"/></w:pPr><w:r><w:rPr><w:sz w:val="16"/><w:szCs w:val="16"/></w:rPr><w:t xml:space="preserve">`notifiable_type`</w:t></w:r></w:p></w:tc><w:tc><w:tcPr><w:tcW w:w="1417.3228346456694" w:type="dxa"/><w:noWrap/></w:tcPr><w:p><w:pPr><w:spacing w:after="30"/></w:pPr><w:r><w:rPr><w:sz w:val="16"/><w:szCs w:val="16"/></w:rPr><w:t xml:space="preserve">`varchar(255)`</w:t></w:r></w:p></w:tc><w:tc><w:tcPr><w:tcW w:w="1417.3228346456694" w:type="dxa"/><w:noWrap/></w:tcPr><w:p><w:pPr><w:spacing w:after="30"/></w:pPr><w:r><w:rPr><w:sz w:val="16"/><w:szCs w:val="16"/></w:rPr><w:t xml:space="preserve">NOT NULL</w:t></w:r></w:p></w:tc><w:tc><w:tcPr><w:tcW w:w="1417.3228346456694" w:type="dxa"/><w:noWrap/></w:tcPr><w:p><w:pPr><w:spacing w:after="30"/></w:pPr><w:r><w:rPr><w:sz w:val="16"/><w:szCs w:val="16"/></w:rPr><w:t xml:space="preserve">*None*</w:t></w:r></w:p></w:tc><w:tc><w:tcPr><w:tcW w:w="1417.3228346456694" w:type="dxa"/><w:noWrap/></w:tcPr><w:p><w:pPr><w:spacing w:after="30"/></w:pPr><w:r><w:rPr><w:sz w:val="16"/><w:szCs w:val="16"/></w:rPr><w:t xml:space="preserve">MUL</w:t></w:r></w:p></w:tc><w:tc><w:tcPr><w:tcW w:w="1417.3228346456694" w:type="dxa"/><w:noWrap/></w:tcPr><w:p><w:pPr><w:spacing w:after="30"/></w:pPr><w:r><w:rPr><w:sz w:val="16"/><w:szCs w:val="16"/></w:rPr><w:t xml:space="preserve">Menyimpan atribut data notifiable type pada sistem SIBIMA.</w:t></w:r></w:p></w:tc></w:tr><w:tr><w:trPr/><w:tc><w:tcPr><w:tcW w:w="1417.3228346456694" w:type="dxa"/><w:noWrap/></w:tcPr><w:p><w:pPr><w:spacing w:after="30"/></w:pPr><w:r><w:rPr><w:sz w:val="16"/><w:szCs w:val="16"/></w:rPr><w:t xml:space="preserve">4</w:t></w:r></w:p></w:tc><w:tc><w:tcPr><w:tcW w:w="1417.3228346456694" w:type="dxa"/><w:noWrap/></w:tcPr><w:p><w:pPr><w:spacing w:after="30"/></w:pPr><w:r><w:rPr><w:sz w:val="16"/><w:szCs w:val="16"/></w:rPr><w:t xml:space="preserve">`notifiable_id`</w:t></w:r></w:p></w:tc><w:tc><w:tcPr><w:tcW w:w="1417.3228346456694" w:type="dxa"/><w:noWrap/></w:tcPr><w:p><w:pPr><w:spacing w:after="30"/></w:pPr><w:r><w:rPr><w:sz w:val="16"/><w:szCs w:val="16"/></w:rPr><w:t xml:space="preserve">`bigint(20) unsigned`</w:t></w:r></w:p></w:tc><w:tc><w:tcPr><w:tcW w:w="1417.3228346456694" w:type="dxa"/><w:noWrap/></w:tcPr><w:p><w:pPr><w:spacing w:after="30"/></w:pPr><w:r><w:rPr><w:sz w:val="16"/><w:szCs w:val="16"/></w:rPr><w:t xml:space="preserve">NOT NULL</w:t></w:r></w:p></w:tc><w:tc><w:tcPr><w:tcW w:w="1417.3228346456694" w:type="dxa"/><w:noWrap/></w:tcPr><w:p><w:pPr><w:spacing w:after="30"/></w:pPr><w:r><w:rPr><w:sz w:val="16"/><w:szCs w:val="16"/></w:rPr><w:t xml:space="preserve">*None*</w:t></w:r></w:p></w:tc><w:tc><w:tcPr><w:tcW w:w="1417.3228346456694" w:type="dxa"/><w:noWrap/></w:tcPr><w:p><w:pPr><w:spacing w:after="30"/></w:pPr><w:r><w:rPr><w:sz w:val="16"/><w:szCs w:val="16"/></w:rPr><w:t xml:space="preserve">-</w:t></w:r></w:p></w:tc><w:tc><w:tcPr><w:tcW w:w="1417.3228346456694" w:type="dxa"/><w:noWrap/></w:tcPr><w:p><w:pPr><w:spacing w:after="30"/></w:pPr><w:r><w:rPr><w:sz w:val="16"/><w:szCs w:val="16"/></w:rPr><w:t xml:space="preserve">Menyimpan atribut data notifiable id pada sistem SIBIMA.</w:t></w:r></w:p></w:tc></w:tr><w:tr><w:trPr/><w:tc><w:tcPr><w:tcW w:w="1417.3228346456694" w:type="dxa"/><w:noWrap/></w:tcPr><w:p><w:pPr><w:spacing w:after="30"/></w:pPr><w:r><w:rPr><w:sz w:val="16"/><w:szCs w:val="16"/></w:rPr><w:t xml:space="preserve">5</w:t></w:r></w:p></w:tc><w:tc><w:tcPr><w:tcW w:w="1417.3228346456694" w:type="dxa"/><w:noWrap/></w:tcPr><w:p><w:pPr><w:spacing w:after="30"/></w:pPr><w:r><w:rPr><w:sz w:val="16"/><w:szCs w:val="16"/></w:rPr><w:t xml:space="preserve">`data`</w:t></w:r></w:p></w:tc><w:tc><w:tcPr><w:tcW w:w="1417.3228346456694" w:type="dxa"/><w:noWrap/></w:tcPr><w:p><w:pPr><w:spacing w:after="30"/></w:pPr><w:r><w:rPr><w:sz w:val="16"/><w:szCs w:val="16"/></w:rPr><w:t xml:space="preserve">`text`</w:t></w:r></w:p></w:tc><w:tc><w:tcPr><w:tcW w:w="1417.3228346456694" w:type="dxa"/><w:noWrap/></w:tcPr><w:p><w:pPr><w:spacing w:after="30"/></w:pPr><w:r><w:rPr><w:sz w:val="16"/><w:szCs w:val="16"/></w:rPr><w:t xml:space="preserve">NOT NULL</w:t></w:r></w:p></w:tc><w:tc><w:tcPr><w:tcW w:w="1417.3228346456694" w:type="dxa"/><w:noWrap/></w:tcPr><w:p><w:pPr><w:spacing w:after="30"/></w:pPr><w:r><w:rPr><w:sz w:val="16"/><w:szCs w:val="16"/></w:rPr><w:t xml:space="preserve">*None*</w:t></w:r></w:p></w:tc><w:tc><w:tcPr><w:tcW w:w="1417.3228346456694" w:type="dxa"/><w:noWrap/></w:tcPr><w:p><w:pPr><w:spacing w:after="30"/></w:pPr><w:r><w:rPr><w:sz w:val="16"/><w:szCs w:val="16"/></w:rPr><w:t xml:space="preserve">-</w:t></w:r></w:p></w:tc><w:tc><w:tcPr><w:tcW w:w="1417.3228346456694" w:type="dxa"/><w:noWrap/></w:tcPr><w:p><w:pPr><w:spacing w:after="30"/></w:pPr><w:r><w:rPr><w:sz w:val="16"/><w:szCs w:val="16"/></w:rPr><w:t xml:space="preserve">Menyimpan atribut data data pada sistem SIBIMA.</w:t></w:r></w:p></w:tc></w:tr><w:tr><w:trPr/><w:tc><w:tcPr><w:tcW w:w="1417.3228346456694" w:type="dxa"/><w:noWrap/></w:tcPr><w:p><w:pPr><w:spacing w:after="30"/></w:pPr><w:r><w:rPr><w:sz w:val="16"/><w:szCs w:val="16"/></w:rPr><w:t xml:space="preserve">6</w:t></w:r></w:p></w:tc><w:tc><w:tcPr><w:tcW w:w="1417.3228346456694" w:type="dxa"/><w:noWrap/></w:tcPr><w:p><w:pPr><w:spacing w:after="30"/></w:pPr><w:r><w:rPr><w:sz w:val="16"/><w:szCs w:val="16"/></w:rPr><w:t xml:space="preserve">`read_at`</w:t></w:r></w:p></w:tc><w:tc><w:tcPr><w:tcW w:w="1417.3228346456694" w:type="dxa"/><w:noWrap/></w:tcPr><w:p><w:pPr><w:spacing w:after="30"/></w:pPr><w:r><w:rPr><w:sz w:val="16"/><w:szCs w:val="16"/></w:rPr><w:t xml:space="preserve">`timestamp`</w:t></w:r></w:p></w:tc><w:tc><w:tcPr><w:tcW w:w="1417.3228346456694" w:type="dxa"/><w:noWrap/></w:tcPr><w:p><w:pPr><w:spacing w:after="30"/></w:pPr><w:r><w:rPr><w:sz w:val="16"/><w:szCs w:val="16"/></w:rPr><w:t xml:space="preserve">NULL</w:t></w:r></w:p></w:tc><w:tc><w:tcPr><w:tcW w:w="1417.3228346456694" w:type="dxa"/><w:noWrap/></w:tcPr><w:p><w:pPr><w:spacing w:after="30"/></w:pPr><w:r><w:rPr><w:sz w:val="16"/><w:szCs w:val="16"/></w:rPr><w:t xml:space="preserve">`NULL`</w:t></w:r></w:p></w:tc><w:tc><w:tcPr><w:tcW w:w="1417.3228346456694" w:type="dxa"/><w:noWrap/></w:tcPr><w:p><w:pPr><w:spacing w:after="30"/></w:pPr><w:r><w:rPr><w:sz w:val="16"/><w:szCs w:val="16"/></w:rPr><w:t xml:space="preserve">-</w:t></w:r></w:p></w:tc><w:tc><w:tcPr><w:tcW w:w="1417.3228346456694" w:type="dxa"/><w:noWrap/></w:tcPr><w:p><w:pPr><w:spacing w:after="30"/></w:pPr><w:r><w:rPr><w:sz w:val="16"/><w:szCs w:val="16"/></w:rPr><w:t xml:space="preserve">Menyimpan atribut data read at pada sistem SIBIMA.</w:t></w:r></w:p></w:tc></w:tr><w:tr><w:trPr/><w:tc><w:tcPr><w:tcW w:w="1417.3228346456694" w:type="dxa"/><w:noWrap/></w:tcPr><w:p><w:pPr><w:spacing w:after="30"/></w:pPr><w:r><w:rPr><w:sz w:val="16"/><w:szCs w:val="16"/></w:rPr><w:t xml:space="preserve">7</w:t></w:r></w:p></w:tc><w:tc><w:tcPr><w:tcW w:w="1417.3228346456694" w:type="dxa"/><w:noWrap/></w:tcPr><w:p><w:pPr><w:spacing w:after="30"/></w:pPr><w:r><w:rPr><w:sz w:val="16"/><w:szCs w:val="16"/></w:rPr><w:t xml:space="preserve">`created_at`</w:t></w:r></w:p></w:tc><w:tc><w:tcPr><w:tcW w:w="1417.3228346456694" w:type="dxa"/><w:noWrap/></w:tcPr><w:p><w:pPr><w:spacing w:after="30"/></w:pPr><w:r><w:rPr><w:sz w:val="16"/><w:szCs w:val="16"/></w:rPr><w:t xml:space="preserve">`timestamp`</w:t></w:r></w:p></w:tc><w:tc><w:tcPr><w:tcW w:w="1417.3228346456694" w:type="dxa"/><w:noWrap/></w:tcPr><w:p><w:pPr><w:spacing w:after="30"/></w:pPr><w:r><w:rPr><w:sz w:val="16"/><w:szCs w:val="16"/></w:rPr><w:t xml:space="preserve">NULL</w:t></w:r></w:p></w:tc><w:tc><w:tcPr><w:tcW w:w="1417.3228346456694" w:type="dxa"/><w:noWrap/></w:tcPr><w:p><w:pPr><w:spacing w:after="30"/></w:pPr><w:r><w:rPr><w:sz w:val="16"/><w:szCs w:val="16"/></w:rPr><w:t xml:space="preserve">`NULL`</w:t></w:r></w:p></w:tc><w:tc><w:tcPr><w:tcW w:w="1417.3228346456694" w:type="dxa"/><w:noWrap/></w:tcPr><w:p><w:pPr><w:spacing w:after="30"/></w:pPr><w:r><w:rPr><w:sz w:val="16"/><w:szCs w:val="16"/></w:rPr><w:t xml:space="preserve">-</w:t></w:r></w:p></w:tc><w:tc><w:tcPr><w:tcW w:w="1417.3228346456694" w:type="dxa"/><w:noWrap/></w:tcPr><w:p><w:pPr><w:spacing w:after="30"/></w:pPr><w:r><w:rPr><w:sz w:val="16"/><w:szCs w:val="16"/></w:rPr><w:t xml:space="preserve">Waktu rekaman pertama kali dibuat di sistem.</w:t></w:r></w:p></w:tc></w:tr><w:tr><w:trPr/><w:tc><w:tcPr><w:tcW w:w="1417.3228346456694" w:type="dxa"/><w:noWrap/></w:tcPr><w:p><w:pPr><w:spacing w:after="30"/></w:pPr><w:r><w:rPr><w:sz w:val="16"/><w:szCs w:val="16"/></w:rPr><w:t xml:space="preserve">8</w:t></w:r></w:p></w:tc><w:tc><w:tcPr><w:tcW w:w="1417.3228346456694" w:type="dxa"/><w:noWrap/></w:tcPr><w:p><w:pPr><w:spacing w:after="30"/></w:pPr><w:r><w:rPr><w:sz w:val="16"/><w:szCs w:val="16"/></w:rPr><w:t xml:space="preserve">`updated_at`</w:t></w:r></w:p></w:tc><w:tc><w:tcPr><w:tcW w:w="1417.3228346456694" w:type="dxa"/><w:noWrap/></w:tcPr><w:p><w:pPr><w:spacing w:after="30"/></w:pPr><w:r><w:rPr><w:sz w:val="16"/><w:szCs w:val="16"/></w:rPr><w:t xml:space="preserve">`timestamp`</w:t></w:r></w:p></w:tc><w:tc><w:tcPr><w:tcW w:w="1417.3228346456694" w:type="dxa"/><w:noWrap/></w:tcPr><w:p><w:pPr><w:spacing w:after="30"/></w:pPr><w:r><w:rPr><w:sz w:val="16"/><w:szCs w:val="16"/></w:rPr><w:t xml:space="preserve">NULL</w:t></w:r></w:p></w:tc><w:tc><w:tcPr><w:tcW w:w="1417.3228346456694" w:type="dxa"/><w:noWrap/></w:tcPr><w:p><w:pPr><w:spacing w:after="30"/></w:pPr><w:r><w:rPr><w:sz w:val="16"/><w:szCs w:val="16"/></w:rPr><w:t xml:space="preserve">`NULL`</w:t></w:r></w:p></w:tc><w:tc><w:tcPr><w:tcW w:w="1417.3228346456694" w:type="dxa"/><w:noWrap/></w:tcPr><w:p><w:pPr><w:spacing w:after="30"/></w:pPr><w:r><w:rPr><w:sz w:val="16"/><w:szCs w:val="16"/></w:rPr><w:t xml:space="preserve">-</w:t></w:r></w:p></w:tc><w:tc><w:tcPr><w:tcW w:w="1417.3228346456694" w:type="dxa"/><w:noWrap/></w:tcPr><w:p><w:pPr><w:spacing w:after="30"/></w:pPr><w:r><w:rPr><w:sz w:val="16"/><w:szCs w:val="16"/></w:rPr><w:t xml:space="preserve">Waktu rekaman terakhir kali diperbarui.</w:t></w:r></w:p></w:tc></w:tr></w:tbl><w:p/><w:p><w:pPr><w:jc w:val="both"/><w:spacing w:after="70"/></w:pPr><w:r><w:rPr><w:sz w:val="19"/><w:szCs w:val="19"/></w:rPr><w:t xml:space="preserve">---</w:t></w:r></w:p><w:p><w:pPr><w:pStyle w:val="Heading3"/></w:pPr><w:bookmarkStart w:id="27" w:name="_Toc27"/><w:r><w:t>3.16 Tabel Pendaftaran Seminar Proposal (`seminar_applications`)</w:t></w:r><w:bookmarkEnd w:id="27"/></w:p><w:p><w:pPr><w:spacing w:before="40" w:after="40"/></w:pPr><w:r><w:rPr><w:color w:val="334155"/><w:sz w:val="19"/><w:szCs w:val="19"/><w:b w:val="1"/><w:bCs w:val="1"/><w:i w:val="1"/><w:iCs w:val="1"/></w:rPr><w:t xml:space="preserve">**Nama Tabel**: `seminar_applications`</w:t></w:r></w:p><w:p><w:pPr><w:spacing w:before="40" w:after="40"/></w:pPr><w:r><w:rPr><w:color w:val="334155"/><w:sz w:val="19"/><w:szCs w:val="19"/><w:b w:val="0"/><w:bCs w:val="0"/><w:i w:val="1"/><w:iCs w:val="1"/></w:rPr><w:t xml:space="preserve">**Primary Key**: `id`</w:t></w:r></w:p><w:p><w:pPr><w:spacing w:before="40" w:after="40"/></w:pPr><w:r><w:rPr><w:color w:val="334155"/><w:sz w:val="19"/><w:szCs w:val="19"/><w:b w:val="0"/><w:bCs w:val="0"/><w:i w:val="1"/><w:iCs w:val="1"/></w:rPr><w:t xml:space="preserve">**Foreign Key**: `thesis_id` $\rightarrow$ merujuk ke `theses.id``wave_id` $\rightarrow$ merujuk ke `waves.id`</w:t></w:r></w:p><w:p><w:pPr><w:spacing w:before="40" w:after="40"/></w:pPr><w:r><w:rPr><w:color w:val="334155"/><w:sz w:val="19"/><w:szCs w:val="19"/><w:b w:val="0"/><w:bCs w:val="0"/><w:i w:val="1"/><w:iCs w:val="1"/></w:rPr><w:t xml:space="preserve">**Deskripsi**: Mencatat permohonan mahasiswa untuk mengikuti ujian Seminar Proposal. Menyimpan berkas prasyarat (KRS, bukti pembayaran, draf proposal, sertifikat TOEFL), catatan review admin, dan status validasi kelayakan ujian.</w:t></w:r></w:p><w:tbl><w:tblGrid><w:gridCol w:w="1417.3228346456694" w:type="dxa"/><w:gridCol w:w="1417.3228346456694" w:type="dxa"/><w:gridCol w:w="1417.3228346456694" w:type="dxa"/><w:gridCol w:w="1417.3228346456694" w:type="dxa"/><w:gridCol w:w="1417.3228346456694" w:type="dxa"/><w:gridCol w:w="1417.3228346456694" w:type="dxa"/><w:gridCol w:w="1417.3228346456694" w:type="dxa"/></w:tblGrid><w:tblPr><w:tblStyle w:val="DbTable"/></w:tblPr><w:tr><w:trPr/><w:tc><w:tcPr><w:tcW w:w="1417.3228346456694" w:type="dxa"/><w:shd w:val="clear" w:fill="1E293B"/><w:noWrap/></w:tcPr><w:p><w:pPr><w:spacing w:after="30"/></w:pPr><w:r><w:rPr><w:color w:val="FFFFFF"/><w:sz w:val="16"/><w:szCs w:val="16"/><w:b w:val="1"/><w:bCs w:val="1"/></w:rPr><w:t xml:space="preserve">No</w:t></w:r></w:p></w:tc><w:tc><w:tcPr><w:tcW w:w="1417.3228346456694" w:type="dxa"/><w:shd w:val="clear" w:fill="1E293B"/><w:noWrap/></w:tcPr><w:p><w:pPr><w:spacing w:after="30"/></w:pPr><w:r><w:rPr><w:color w:val="FFFFFF"/><w:sz w:val="16"/><w:szCs w:val="16"/><w:b w:val="1"/><w:bCs w:val="1"/></w:rPr><w:t xml:space="preserve">Nama Kolom</w:t></w:r></w:p></w:tc><w:tc><w:tcPr><w:tcW w:w="1417.3228346456694" w:type="dxa"/><w:shd w:val="clear" w:fill="1E293B"/><w:noWrap/></w:tcPr><w:p><w:pPr><w:spacing w:after="30"/></w:pPr><w:r><w:rPr><w:color w:val="FFFFFF"/><w:sz w:val="16"/><w:szCs w:val="16"/><w:b w:val="1"/><w:bCs w:val="1"/></w:rPr><w:t xml:space="preserve">Tipe Data</w:t></w:r></w:p></w:tc><w:tc><w:tcPr><w:tcW w:w="1417.3228346456694" w:type="dxa"/><w:shd w:val="clear" w:fill="1E293B"/><w:noWrap/></w:tcPr><w:p><w:pPr><w:spacing w:after="30"/></w:pPr><w:r><w:rPr><w:color w:val="FFFFFF"/><w:sz w:val="16"/><w:szCs w:val="16"/><w:b w:val="1"/><w:bCs w:val="1"/></w:rPr><w:t xml:space="preserve">Nullable</w:t></w:r></w:p></w:tc><w:tc><w:tcPr><w:tcW w:w="1417.3228346456694" w:type="dxa"/><w:shd w:val="clear" w:fill="1E293B"/><w:noWrap/></w:tcPr><w:p><w:pPr><w:spacing w:after="30"/></w:pPr><w:r><w:rPr><w:color w:val="FFFFFF"/><w:sz w:val="16"/><w:szCs w:val="16"/><w:b w:val="1"/><w:bCs w:val="1"/></w:rPr><w:t xml:space="preserve">Nilai Default</w:t></w:r></w:p></w:tc><w:tc><w:tcPr><w:tcW w:w="1417.3228346456694" w:type="dxa"/><w:shd w:val="clear" w:fill="1E293B"/><w:noWrap/></w:tcPr><w:p><w:pPr><w:spacing w:after="30"/></w:pPr><w:r><w:rPr><w:color w:val="FFFFFF"/><w:sz w:val="16"/><w:szCs w:val="16"/><w:b w:val="1"/><w:bCs w:val="1"/></w:rPr><w:t xml:space="preserve">Kunci (*Key*)</w:t></w:r></w:p></w:tc><w:tc><w:tcPr><w:tcW w:w="1417.3228346456694" w:type="dxa"/><w:shd w:val="clear" w:fill="1E293B"/><w:noWrap/></w:tcPr><w:p><w:pPr><w:spacing w:after="30"/></w:pPr><w:r><w:rPr><w:color w:val="FFFFFF"/><w:sz w:val="16"/><w:szCs w:val="16"/><w:b w:val="1"/><w:bCs w:val="1"/></w:rPr><w:t xml:space="preserve">Keterangan & Aturan Bisnis</w:t></w:r></w:p></w:tc></w:tr><w:tr><w:trPr/><w:tc><w:tcPr><w:tcW w:w="1417.3228346456694" w:type="dxa"/><w:noWrap/></w:tcPr><w:p><w:pPr><w:spacing w:after="30"/></w:pPr><w:r><w:rPr><w:sz w:val="16"/><w:szCs w:val="16"/></w:rPr><w:t xml:space="preserve">1</w:t></w:r></w:p></w:tc><w:tc><w:tcPr><w:tcW w:w="1417.3228346456694" w:type="dxa"/><w:noWrap/></w:tcPr><w:p><w:pPr><w:spacing w:after="30"/></w:pPr><w:r><w:rPr><w:sz w:val="16"/><w:szCs w:val="16"/></w:rPr><w:t xml:space="preserve">`id`</w:t></w:r></w:p></w:tc><w:tc><w:tcPr><w:tcW w:w="1417.3228346456694" w:type="dxa"/><w:noWrap/></w:tcPr><w:p><w:pPr><w:spacing w:after="30"/></w:pPr><w:r><w:rPr><w:sz w:val="16"/><w:szCs w:val="16"/></w:rPr><w:t xml:space="preserve">`bigint(20) unsigned`</w:t></w:r></w:p></w:tc><w:tc><w:tcPr><w:tcW w:w="1417.3228346456694" w:type="dxa"/><w:noWrap/></w:tcPr><w:p><w:pPr><w:spacing w:after="30"/></w:pPr><w:r><w:rPr><w:sz w:val="16"/><w:szCs w:val="16"/></w:rPr><w:t xml:space="preserve">NOT NULL</w:t></w:r></w:p></w:tc><w:tc><w:tcPr><w:tcW w:w="1417.3228346456694" w:type="dxa"/><w:noWrap/></w:tcPr><w:p><w:pPr><w:spacing w:after="30"/></w:pPr><w:r><w:rPr><w:sz w:val="16"/><w:szCs w:val="16"/></w:rPr><w:t xml:space="preserve">*None*</w:t></w:r></w:p></w:tc><w:tc><w:tcPr><w:tcW w:w="1417.3228346456694" w:type="dxa"/><w:noWrap/></w:tcPr><w:p><w:pPr><w:spacing w:after="30"/></w:pPr><w:r><w:rPr><w:sz w:val="16"/><w:szCs w:val="16"/></w:rPr><w:t xml:space="preserve">PRI (auto_increment)</w:t></w:r></w:p></w:tc><w:tc><w:tcPr><w:tcW w:w="1417.3228346456694" w:type="dxa"/><w:noWrap/></w:tcPr><w:p><w:pPr><w:spacing w:after="30"/></w:pPr><w:r><w:rPr><w:sz w:val="16"/><w:szCs w:val="16"/></w:rPr><w:t xml:space="preserve">Identitas unik rekaman data (*Surrogate Primary Key*).</w:t></w:r></w:p></w:tc></w:tr><w:tr><w:trPr/><w:tc><w:tcPr><w:tcW w:w="1417.3228346456694" w:type="dxa"/><w:noWrap/></w:tcPr><w:p><w:pPr><w:spacing w:after="30"/></w:pPr><w:r><w:rPr><w:sz w:val="16"/><w:szCs w:val="16"/></w:rPr><w:t xml:space="preserve">2</w:t></w:r></w:p></w:tc><w:tc><w:tcPr><w:tcW w:w="1417.3228346456694" w:type="dxa"/><w:noWrap/></w:tcPr><w:p><w:pPr><w:spacing w:after="30"/></w:pPr><w:r><w:rPr><w:sz w:val="16"/><w:szCs w:val="16"/></w:rPr><w:t xml:space="preserve">`thesis_id`</w:t></w:r></w:p></w:tc><w:tc><w:tcPr><w:tcW w:w="1417.3228346456694" w:type="dxa"/><w:noWrap/></w:tcPr><w:p><w:pPr><w:spacing w:after="30"/></w:pPr><w:r><w:rPr><w:sz w:val="16"/><w:szCs w:val="16"/></w:rPr><w:t xml:space="preserve">`bigint(20) unsigned`</w:t></w:r></w:p></w:tc><w:tc><w:tcPr><w:tcW w:w="1417.3228346456694" w:type="dxa"/><w:noWrap/></w:tcPr><w:p><w:pPr><w:spacing w:after="30"/></w:pPr><w:r><w:rPr><w:sz w:val="16"/><w:szCs w:val="16"/></w:rPr><w:t xml:space="preserve">NOT NULL</w:t></w:r></w:p></w:tc><w:tc><w:tcPr><w:tcW w:w="1417.3228346456694" w:type="dxa"/><w:noWrap/></w:tcPr><w:p><w:pPr><w:spacing w:after="30"/></w:pPr><w:r><w:rPr><w:sz w:val="16"/><w:szCs w:val="16"/></w:rPr><w:t xml:space="preserve">*None*</w:t></w:r></w:p></w:tc><w:tc><w:tcPr><w:tcW w:w="1417.3228346456694" w:type="dxa"/><w:noWrap/></w:tcPr><w:p><w:pPr><w:spacing w:after="30"/></w:pPr><w:r><w:rPr><w:sz w:val="16"/><w:szCs w:val="16"/></w:rPr><w:t xml:space="preserve">MUL</w:t></w:r></w:p></w:tc><w:tc><w:tcPr><w:tcW w:w="1417.3228346456694" w:type="dxa"/><w:noWrap/></w:tcPr><w:p><w:pPr><w:spacing w:after="30"/></w:pPr><w:r><w:rPr><w:sz w:val="16"/><w:szCs w:val="16"/></w:rPr><w:t xml:space="preserve">Kunci asing merujuk ke skripsi yang didaftarkan ujian.</w:t></w:r></w:p></w:tc></w:tr><w:tr><w:trPr/><w:tc><w:tcPr><w:tcW w:w="1417.3228346456694" w:type="dxa"/><w:noWrap/></w:tcPr><w:p><w:pPr><w:spacing w:after="30"/></w:pPr><w:r><w:rPr><w:sz w:val="16"/><w:szCs w:val="16"/></w:rPr><w:t xml:space="preserve">3</w:t></w:r></w:p></w:tc><w:tc><w:tcPr><w:tcW w:w="1417.3228346456694" w:type="dxa"/><w:noWrap/></w:tcPr><w:p><w:pPr><w:spacing w:after="30"/></w:pPr><w:r><w:rPr><w:sz w:val="16"/><w:szCs w:val="16"/></w:rPr><w:t xml:space="preserve">`file_acc_pembimbing`</w:t></w:r></w:p></w:tc><w:tc><w:tcPr><w:tcW w:w="1417.3228346456694" w:type="dxa"/><w:noWrap/></w:tcPr><w:p><w:pPr><w:spacing w:after="30"/></w:pPr><w:r><w:rPr><w:sz w:val="16"/><w:szCs w:val="16"/></w:rPr><w:t xml:space="preserve">`varchar(255)`</w:t></w:r></w:p></w:tc><w:tc><w:tcPr><w:tcW w:w="1417.3228346456694" w:type="dxa"/><w:noWrap/></w:tcPr><w:p><w:pPr><w:spacing w:after="30"/></w:pPr><w:r><w:rPr><w:sz w:val="16"/><w:szCs w:val="16"/></w:rPr><w:t xml:space="preserve">NOT NULL</w:t></w:r></w:p></w:tc><w:tc><w:tcPr><w:tcW w:w="1417.3228346456694" w:type="dxa"/><w:noWrap/></w:tcPr><w:p><w:pPr><w:spacing w:after="30"/></w:pPr><w:r><w:rPr><w:sz w:val="16"/><w:szCs w:val="16"/></w:rPr><w:t xml:space="preserve">*None*</w:t></w:r></w:p></w:tc><w:tc><w:tcPr><w:tcW w:w="1417.3228346456694" w:type="dxa"/><w:noWrap/></w:tcPr><w:p><w:pPr><w:spacing w:after="30"/></w:pPr><w:r><w:rPr><w:sz w:val="16"/><w:szCs w:val="16"/></w:rPr><w:t xml:space="preserve">-</w:t></w:r></w:p></w:tc><w:tc><w:tcPr><w:tcW w:w="1417.3228346456694" w:type="dxa"/><w:noWrap/></w:tcPr><w:p><w:pPr><w:spacing w:after="30"/></w:pPr><w:r><w:rPr><w:sz w:val="16"/><w:szCs w:val="16"/></w:rPr><w:t xml:space="preserve">Path penyimpanan berkas digital pada storage sistem.</w:t></w:r></w:p></w:tc></w:tr><w:tr><w:trPr/><w:tc><w:tcPr><w:tcW w:w="1417.3228346456694" w:type="dxa"/><w:noWrap/></w:tcPr><w:p><w:pPr><w:spacing w:after="30"/></w:pPr><w:r><w:rPr><w:sz w:val="16"/><w:szCs w:val="16"/></w:rPr><w:t xml:space="preserve">4</w:t></w:r></w:p></w:tc><w:tc><w:tcPr><w:tcW w:w="1417.3228346456694" w:type="dxa"/><w:noWrap/></w:tcPr><w:p><w:pPr><w:spacing w:after="30"/></w:pPr><w:r><w:rPr><w:sz w:val="16"/><w:szCs w:val="16"/></w:rPr><w:t xml:space="preserve">`file_pembayaran`</w:t></w:r></w:p></w:tc><w:tc><w:tcPr><w:tcW w:w="1417.3228346456694" w:type="dxa"/><w:noWrap/></w:tcPr><w:p><w:pPr><w:spacing w:after="30"/></w:pPr><w:r><w:rPr><w:sz w:val="16"/><w:szCs w:val="16"/></w:rPr><w:t xml:space="preserve">`varchar(255)`</w:t></w:r></w:p></w:tc><w:tc><w:tcPr><w:tcW w:w="1417.3228346456694" w:type="dxa"/><w:noWrap/></w:tcPr><w:p><w:pPr><w:spacing w:after="30"/></w:pPr><w:r><w:rPr><w:sz w:val="16"/><w:szCs w:val="16"/></w:rPr><w:t xml:space="preserve">NOT NULL</w:t></w:r></w:p></w:tc><w:tc><w:tcPr><w:tcW w:w="1417.3228346456694" w:type="dxa"/><w:noWrap/></w:tcPr><w:p><w:pPr><w:spacing w:after="30"/></w:pPr><w:r><w:rPr><w:sz w:val="16"/><w:szCs w:val="16"/></w:rPr><w:t xml:space="preserve">*None*</w:t></w:r></w:p></w:tc><w:tc><w:tcPr><w:tcW w:w="1417.3228346456694" w:type="dxa"/><w:noWrap/></w:tcPr><w:p><w:pPr><w:spacing w:after="30"/></w:pPr><w:r><w:rPr><w:sz w:val="16"/><w:szCs w:val="16"/></w:rPr><w:t xml:space="preserve">-</w:t></w:r></w:p></w:tc><w:tc><w:tcPr><w:tcW w:w="1417.3228346456694" w:type="dxa"/><w:noWrap/></w:tcPr><w:p><w:pPr><w:spacing w:after="30"/></w:pPr><w:r><w:rPr><w:sz w:val="16"/><w:szCs w:val="16"/></w:rPr><w:t xml:space="preserve">Path penyimpanan berkas digital pada storage sistem.</w:t></w:r></w:p></w:tc></w:tr><w:tr><w:trPr/><w:tc><w:tcPr><w:tcW w:w="1417.3228346456694" w:type="dxa"/><w:noWrap/></w:tcPr><w:p><w:pPr><w:spacing w:after="30"/></w:pPr><w:r><w:rPr><w:sz w:val="16"/><w:szCs w:val="16"/></w:rPr><w:t xml:space="preserve">5</w:t></w:r></w:p></w:tc><w:tc><w:tcPr><w:tcW w:w="1417.3228346456694" w:type="dxa"/><w:noWrap/></w:tcPr><w:p><w:pPr><w:spacing w:after="30"/></w:pPr><w:r><w:rPr><w:sz w:val="16"/><w:szCs w:val="16"/></w:rPr><w:t xml:space="preserve">`file_kartu_bimbingan`</w:t></w:r></w:p></w:tc><w:tc><w:tcPr><w:tcW w:w="1417.3228346456694" w:type="dxa"/><w:noWrap/></w:tcPr><w:p><w:pPr><w:spacing w:after="30"/></w:pPr><w:r><w:rPr><w:sz w:val="16"/><w:szCs w:val="16"/></w:rPr><w:t xml:space="preserve">`varchar(255)`</w:t></w:r></w:p></w:tc><w:tc><w:tcPr><w:tcW w:w="1417.3228346456694" w:type="dxa"/><w:noWrap/></w:tcPr><w:p><w:pPr><w:spacing w:after="30"/></w:pPr><w:r><w:rPr><w:sz w:val="16"/><w:szCs w:val="16"/></w:rPr><w:t xml:space="preserve">NOT NULL</w:t></w:r></w:p></w:tc><w:tc><w:tcPr><w:tcW w:w="1417.3228346456694" w:type="dxa"/><w:noWrap/></w:tcPr><w:p><w:pPr><w:spacing w:after="30"/></w:pPr><w:r><w:rPr><w:sz w:val="16"/><w:szCs w:val="16"/></w:rPr><w:t xml:space="preserve">*None*</w:t></w:r></w:p></w:tc><w:tc><w:tcPr><w:tcW w:w="1417.3228346456694" w:type="dxa"/><w:noWrap/></w:tcPr><w:p><w:pPr><w:spacing w:after="30"/></w:pPr><w:r><w:rPr><w:sz w:val="16"/><w:szCs w:val="16"/></w:rPr><w:t xml:space="preserve">-</w:t></w:r></w:p></w:tc><w:tc><w:tcPr><w:tcW w:w="1417.3228346456694" w:type="dxa"/><w:noWrap/></w:tcPr><w:p><w:pPr><w:spacing w:after="30"/></w:pPr><w:r><w:rPr><w:sz w:val="16"/><w:szCs w:val="16"/></w:rPr><w:t xml:space="preserve">Path penyimpanan berkas digital pada storage sistem.</w:t></w:r></w:p></w:tc></w:tr><w:tr><w:trPr/><w:tc><w:tcPr><w:tcW w:w="1417.3228346456694" w:type="dxa"/><w:noWrap/></w:tcPr><w:p><w:pPr><w:spacing w:after="30"/></w:pPr><w:r><w:rPr><w:sz w:val="16"/><w:szCs w:val="16"/></w:rPr><w:t xml:space="preserve">6</w:t></w:r></w:p></w:tc><w:tc><w:tcPr><w:tcW w:w="1417.3228346456694" w:type="dxa"/><w:noWrap/></w:tcPr><w:p><w:pPr><w:spacing w:after="30"/></w:pPr><w:r><w:rPr><w:sz w:val="16"/><w:szCs w:val="16"/></w:rPr><w:t xml:space="preserve">`file_skripsi`</w:t></w:r></w:p></w:tc><w:tc><w:tcPr><w:tcW w:w="1417.3228346456694" w:type="dxa"/><w:noWrap/></w:tcPr><w:p><w:pPr><w:spacing w:after="30"/></w:pPr><w:r><w:rPr><w:sz w:val="16"/><w:szCs w:val="16"/></w:rPr><w:t xml:space="preserve">`varchar(255)`</w:t></w:r></w:p></w:tc><w:tc><w:tcPr><w:tcW w:w="1417.3228346456694" w:type="dxa"/><w:noWrap/></w:tcPr><w:p><w:pPr><w:spacing w:after="30"/></w:pPr><w:r><w:rPr><w:sz w:val="16"/><w:szCs w:val="16"/></w:rPr><w:t xml:space="preserve">NOT NULL</w:t></w:r></w:p></w:tc><w:tc><w:tcPr><w:tcW w:w="1417.3228346456694" w:type="dxa"/><w:noWrap/></w:tcPr><w:p><w:pPr><w:spacing w:after="30"/></w:pPr><w:r><w:rPr><w:sz w:val="16"/><w:szCs w:val="16"/></w:rPr><w:t xml:space="preserve">*None*</w:t></w:r></w:p></w:tc><w:tc><w:tcPr><w:tcW w:w="1417.3228346456694" w:type="dxa"/><w:noWrap/></w:tcPr><w:p><w:pPr><w:spacing w:after="30"/></w:pPr><w:r><w:rPr><w:sz w:val="16"/><w:szCs w:val="16"/></w:rPr><w:t xml:space="preserve">-</w:t></w:r></w:p></w:tc><w:tc><w:tcPr><w:tcW w:w="1417.3228346456694" w:type="dxa"/><w:noWrap/></w:tcPr><w:p><w:pPr><w:spacing w:after="30"/></w:pPr><w:r><w:rPr><w:sz w:val="16"/><w:szCs w:val="16"/></w:rPr><w:t xml:space="preserve">Path penyimpanan berkas digital pada storage sistem.</w:t></w:r></w:p></w:tc></w:tr><w:tr><w:trPr/><w:tc><w:tcPr><w:tcW w:w="1417.3228346456694" w:type="dxa"/><w:noWrap/></w:tcPr><w:p><w:pPr><w:spacing w:after="30"/></w:pPr><w:r><w:rPr><w:sz w:val="16"/><w:szCs w:val="16"/></w:rPr><w:t xml:space="preserve">7</w:t></w:r></w:p></w:tc><w:tc><w:tcPr><w:tcW w:w="1417.3228346456694" w:type="dxa"/><w:noWrap/></w:tcPr><w:p><w:pPr><w:spacing w:after="30"/></w:pPr><w:r><w:rPr><w:sz w:val="16"/><w:szCs w:val="16"/></w:rPr><w:t xml:space="preserve">`file_formulir`</w:t></w:r></w:p></w:tc><w:tc><w:tcPr><w:tcW w:w="1417.3228346456694" w:type="dxa"/><w:noWrap/></w:tcPr><w:p><w:pPr><w:spacing w:after="30"/></w:pPr><w:r><w:rPr><w:sz w:val="16"/><w:szCs w:val="16"/></w:rPr><w:t xml:space="preserve">`varchar(255)`</w:t></w:r></w:p></w:tc><w:tc><w:tcPr><w:tcW w:w="1417.3228346456694" w:type="dxa"/><w:noWrap/></w:tcPr><w:p><w:pPr><w:spacing w:after="30"/></w:pPr><w:r><w:rPr><w:sz w:val="16"/><w:szCs w:val="16"/></w:rPr><w:t xml:space="preserve">NULL</w:t></w:r></w:p></w:tc><w:tc><w:tcPr><w:tcW w:w="1417.3228346456694" w:type="dxa"/><w:noWrap/></w:tcPr><w:p><w:pPr><w:spacing w:after="30"/></w:pPr><w:r><w:rPr><w:sz w:val="16"/><w:szCs w:val="16"/></w:rPr><w:t xml:space="preserve">`NULL`</w:t></w:r></w:p></w:tc><w:tc><w:tcPr><w:tcW w:w="1417.3228346456694" w:type="dxa"/><w:noWrap/></w:tcPr><w:p><w:pPr><w:spacing w:after="30"/></w:pPr><w:r><w:rPr><w:sz w:val="16"/><w:szCs w:val="16"/></w:rPr><w:t xml:space="preserve">-</w:t></w:r></w:p></w:tc><w:tc><w:tcPr><w:tcW w:w="1417.3228346456694" w:type="dxa"/><w:noWrap/></w:tcPr><w:p><w:pPr><w:spacing w:after="30"/></w:pPr><w:r><w:rPr><w:sz w:val="16"/><w:szCs w:val="16"/></w:rPr><w:t xml:space="preserve">Path penyimpanan berkas digital pada storage sistem.</w:t></w:r></w:p></w:tc></w:tr><w:tr><w:trPr/><w:tc><w:tcPr><w:tcW w:w="1417.3228346456694" w:type="dxa"/><w:noWrap/></w:tcPr><w:p><w:pPr><w:spacing w:after="30"/></w:pPr><w:r><w:rPr><w:sz w:val="16"/><w:szCs w:val="16"/></w:rPr><w:t xml:space="preserve">8</w:t></w:r></w:p></w:tc><w:tc><w:tcPr><w:tcW w:w="1417.3228346456694" w:type="dxa"/><w:noWrap/></w:tcPr><w:p><w:pPr><w:spacing w:after="30"/></w:pPr><w:r><w:rPr><w:sz w:val="16"/><w:szCs w:val="16"/></w:rPr><w:t xml:space="preserve">`status`</w:t></w:r></w:p></w:tc><w:tc><w:tcPr><w:tcW w:w="1417.3228346456694" w:type="dxa"/><w:noWrap/></w:tcPr><w:p><w:pPr><w:spacing w:after="30"/></w:pPr><w:r><w:rPr><w:sz w:val="16"/><w:szCs w:val="16"/></w:rPr><w:t xml:space="preserve">`enum('pending','approved','rejected')`</w:t></w:r></w:p></w:tc><w:tc><w:tcPr><w:tcW w:w="1417.3228346456694" w:type="dxa"/><w:noWrap/></w:tcPr><w:p><w:pPr><w:spacing w:after="30"/></w:pPr><w:r><w:rPr><w:sz w:val="16"/><w:szCs w:val="16"/></w:rPr><w:t xml:space="preserve">NOT NULL</w:t></w:r></w:p></w:tc><w:tc><w:tcPr><w:tcW w:w="1417.3228346456694" w:type="dxa"/><w:noWrap/></w:tcPr><w:p><w:pPr><w:spacing w:after="30"/></w:pPr><w:r><w:rPr><w:sz w:val="16"/><w:szCs w:val="16"/></w:rPr><w:t xml:space="preserve">`'pending'`</w:t></w:r></w:p></w:tc><w:tc><w:tcPr><w:tcW w:w="1417.3228346456694" w:type="dxa"/><w:noWrap/></w:tcPr><w:p><w:pPr><w:spacing w:after="30"/></w:pPr><w:r><w:rPr><w:sz w:val="16"/><w:szCs w:val="16"/></w:rPr><w:t xml:space="preserve">-</w:t></w:r></w:p></w:tc><w:tc><w:tcPr><w:tcW w:w="1417.3228346456694" w:type="dxa"/><w:noWrap/></w:tcPr><w:p><w:pPr><w:spacing w:after="30"/></w:pPr><w:r><w:rPr><w:sz w:val="16"/><w:szCs w:val="16"/></w:rPr><w:t xml:space="preserve">Status verifikasi berkas: pending, approved, rejected.</w:t></w:r></w:p></w:tc></w:tr><w:tr><w:trPr/><w:tc><w:tcPr><w:tcW w:w="1417.3228346456694" w:type="dxa"/><w:noWrap/></w:tcPr><w:p><w:pPr><w:spacing w:after="30"/></w:pPr><w:r><w:rPr><w:sz w:val="16"/><w:szCs w:val="16"/></w:rPr><w:t xml:space="preserve">9</w:t></w:r></w:p></w:tc><w:tc><w:tcPr><w:tcW w:w="1417.3228346456694" w:type="dxa"/><w:noWrap/></w:tcPr><w:p><w:pPr><w:spacing w:after="30"/></w:pPr><w:r><w:rPr><w:sz w:val="16"/><w:szCs w:val="16"/></w:rPr><w:t xml:space="preserve">`admin_feedback`</w:t></w:r></w:p></w:tc><w:tc><w:tcPr><w:tcW w:w="1417.3228346456694" w:type="dxa"/><w:noWrap/></w:tcPr><w:p><w:pPr><w:spacing w:after="30"/></w:pPr><w:r><w:rPr><w:sz w:val="16"/><w:szCs w:val="16"/></w:rPr><w:t xml:space="preserve">`text`</w:t></w:r></w:p></w:tc><w:tc><w:tcPr><w:tcW w:w="1417.3228346456694" w:type="dxa"/><w:noWrap/></w:tcPr><w:p><w:pPr><w:spacing w:after="30"/></w:pPr><w:r><w:rPr><w:sz w:val="16"/><w:szCs w:val="16"/></w:rPr><w:t xml:space="preserve">NULL</w:t></w:r></w:p></w:tc><w:tc><w:tcPr><w:tcW w:w="1417.3228346456694" w:type="dxa"/><w:noWrap/></w:tcPr><w:p><w:pPr><w:spacing w:after="30"/></w:pPr><w:r><w:rPr><w:sz w:val="16"/><w:szCs w:val="16"/></w:rPr><w:t xml:space="preserve">`NULL`</w:t></w:r></w:p></w:tc><w:tc><w:tcPr><w:tcW w:w="1417.3228346456694" w:type="dxa"/><w:noWrap/></w:tcPr><w:p><w:pPr><w:spacing w:after="30"/></w:pPr><w:r><w:rPr><w:sz w:val="16"/><w:szCs w:val="16"/></w:rPr><w:t xml:space="preserve">-</w:t></w:r></w:p></w:tc><w:tc><w:tcPr><w:tcW w:w="1417.3228346456694" w:type="dxa"/><w:noWrap/></w:tcPr><w:p><w:pPr><w:spacing w:after="30"/></w:pPr><w:r><w:rPr><w:sz w:val="16"/><w:szCs w:val="16"/></w:rPr><w:t xml:space="preserve">Menyimpan atribut data admin feedback pada sistem SIBIMA.</w:t></w:r></w:p></w:tc></w:tr><w:tr><w:trPr/><w:tc><w:tcPr><w:tcW w:w="1417.3228346456694" w:type="dxa"/><w:noWrap/></w:tcPr><w:p><w:pPr><w:spacing w:after="30"/></w:pPr><w:r><w:rPr><w:sz w:val="16"/><w:szCs w:val="16"/></w:rPr><w:t xml:space="preserve">10</w:t></w:r></w:p></w:tc><w:tc><w:tcPr><w:tcW w:w="1417.3228346456694" w:type="dxa"/><w:noWrap/></w:tcPr><w:p><w:pPr><w:spacing w:after="30"/></w:pPr><w:r><w:rPr><w:sz w:val="16"/><w:szCs w:val="16"/></w:rPr><w:t xml:space="preserve">`created_at`</w:t></w:r></w:p></w:tc><w:tc><w:tcPr><w:tcW w:w="1417.3228346456694" w:type="dxa"/><w:noWrap/></w:tcPr><w:p><w:pPr><w:spacing w:after="30"/></w:pPr><w:r><w:rPr><w:sz w:val="16"/><w:szCs w:val="16"/></w:rPr><w:t xml:space="preserve">`timestamp`</w:t></w:r></w:p></w:tc><w:tc><w:tcPr><w:tcW w:w="1417.3228346456694" w:type="dxa"/><w:noWrap/></w:tcPr><w:p><w:pPr><w:spacing w:after="30"/></w:pPr><w:r><w:rPr><w:sz w:val="16"/><w:szCs w:val="16"/></w:rPr><w:t xml:space="preserve">NULL</w:t></w:r></w:p></w:tc><w:tc><w:tcPr><w:tcW w:w="1417.3228346456694" w:type="dxa"/><w:noWrap/></w:tcPr><w:p><w:pPr><w:spacing w:after="30"/></w:pPr><w:r><w:rPr><w:sz w:val="16"/><w:szCs w:val="16"/></w:rPr><w:t xml:space="preserve">`NULL`</w:t></w:r></w:p></w:tc><w:tc><w:tcPr><w:tcW w:w="1417.3228346456694" w:type="dxa"/><w:noWrap/></w:tcPr><w:p><w:pPr><w:spacing w:after="30"/></w:pPr><w:r><w:rPr><w:sz w:val="16"/><w:szCs w:val="16"/></w:rPr><w:t xml:space="preserve">-</w:t></w:r></w:p></w:tc><w:tc><w:tcPr><w:tcW w:w="1417.3228346456694" w:type="dxa"/><w:noWrap/></w:tcPr><w:p><w:pPr><w:spacing w:after="30"/></w:pPr><w:r><w:rPr><w:sz w:val="16"/><w:szCs w:val="16"/></w:rPr><w:t xml:space="preserve">Waktu rekaman pertama kali dibuat di sistem.</w:t></w:r></w:p></w:tc></w:tr><w:tr><w:trPr/><w:tc><w:tcPr><w:tcW w:w="1417.3228346456694" w:type="dxa"/><w:noWrap/></w:tcPr><w:p><w:pPr><w:spacing w:after="30"/></w:pPr><w:r><w:rPr><w:sz w:val="16"/><w:szCs w:val="16"/></w:rPr><w:t xml:space="preserve">11</w:t></w:r></w:p></w:tc><w:tc><w:tcPr><w:tcW w:w="1417.3228346456694" w:type="dxa"/><w:noWrap/></w:tcPr><w:p><w:pPr><w:spacing w:after="30"/></w:pPr><w:r><w:rPr><w:sz w:val="16"/><w:szCs w:val="16"/></w:rPr><w:t xml:space="preserve">`updated_at`</w:t></w:r></w:p></w:tc><w:tc><w:tcPr><w:tcW w:w="1417.3228346456694" w:type="dxa"/><w:noWrap/></w:tcPr><w:p><w:pPr><w:spacing w:after="30"/></w:pPr><w:r><w:rPr><w:sz w:val="16"/><w:szCs w:val="16"/></w:rPr><w:t xml:space="preserve">`timestamp`</w:t></w:r></w:p></w:tc><w:tc><w:tcPr><w:tcW w:w="1417.3228346456694" w:type="dxa"/><w:noWrap/></w:tcPr><w:p><w:pPr><w:spacing w:after="30"/></w:pPr><w:r><w:rPr><w:sz w:val="16"/><w:szCs w:val="16"/></w:rPr><w:t xml:space="preserve">NULL</w:t></w:r></w:p></w:tc><w:tc><w:tcPr><w:tcW w:w="1417.3228346456694" w:type="dxa"/><w:noWrap/></w:tcPr><w:p><w:pPr><w:spacing w:after="30"/></w:pPr><w:r><w:rPr><w:sz w:val="16"/><w:szCs w:val="16"/></w:rPr><w:t xml:space="preserve">`NULL`</w:t></w:r></w:p></w:tc><w:tc><w:tcPr><w:tcW w:w="1417.3228346456694" w:type="dxa"/><w:noWrap/></w:tcPr><w:p><w:pPr><w:spacing w:after="30"/></w:pPr><w:r><w:rPr><w:sz w:val="16"/><w:szCs w:val="16"/></w:rPr><w:t xml:space="preserve">-</w:t></w:r></w:p></w:tc><w:tc><w:tcPr><w:tcW w:w="1417.3228346456694" w:type="dxa"/><w:noWrap/></w:tcPr><w:p><w:pPr><w:spacing w:after="30"/></w:pPr><w:r><w:rPr><w:sz w:val="16"/><w:szCs w:val="16"/></w:rPr><w:t xml:space="preserve">Waktu rekaman terakhir kali diperbarui.</w:t></w:r></w:p></w:tc></w:tr><w:tr><w:trPr/><w:tc><w:tcPr><w:tcW w:w="1417.3228346456694" w:type="dxa"/><w:noWrap/></w:tcPr><w:p><w:pPr><w:spacing w:after="30"/></w:pPr><w:r><w:rPr><w:sz w:val="16"/><w:szCs w:val="16"/></w:rPr><w:t xml:space="preserve">12</w:t></w:r></w:p></w:tc><w:tc><w:tcPr><w:tcW w:w="1417.3228346456694" w:type="dxa"/><w:noWrap/></w:tcPr><w:p><w:pPr><w:spacing w:after="30"/></w:pPr><w:r><w:rPr><w:sz w:val="16"/><w:szCs w:val="16"/></w:rPr><w:t xml:space="preserve">`wave_id`</w:t></w:r></w:p></w:tc><w:tc><w:tcPr><w:tcW w:w="1417.3228346456694" w:type="dxa"/><w:noWrap/></w:tcPr><w:p><w:pPr><w:spacing w:after="30"/></w:pPr><w:r><w:rPr><w:sz w:val="16"/><w:szCs w:val="16"/></w:rPr><w:t xml:space="preserve">`bigint(20) unsigned`</w:t></w:r></w:p></w:tc><w:tc><w:tcPr><w:tcW w:w="1417.3228346456694" w:type="dxa"/><w:noWrap/></w:tcPr><w:p><w:pPr><w:spacing w:after="30"/></w:pPr><w:r><w:rPr><w:sz w:val="16"/><w:szCs w:val="16"/></w:rPr><w:t xml:space="preserve">NULL</w:t></w:r></w:p></w:tc><w:tc><w:tcPr><w:tcW w:w="1417.3228346456694" w:type="dxa"/><w:noWrap/></w:tcPr><w:p><w:pPr><w:spacing w:after="30"/></w:pPr><w:r><w:rPr><w:sz w:val="16"/><w:szCs w:val="16"/></w:rPr><w:t xml:space="preserve">`NULL`</w:t></w:r></w:p></w:tc><w:tc><w:tcPr><w:tcW w:w="1417.3228346456694" w:type="dxa"/><w:noWrap/></w:tcPr><w:p><w:pPr><w:spacing w:after="30"/></w:pPr><w:r><w:rPr><w:sz w:val="16"/><w:szCs w:val="16"/></w:rPr><w:t xml:space="preserve">MUL</w:t></w:r></w:p></w:tc><w:tc><w:tcPr><w:tcW w:w="1417.3228346456694" w:type="dxa"/><w:noWrap/></w:tcPr><w:p><w:pPr><w:spacing w:after="30"/></w:pPr><w:r><w:rPr><w:sz w:val="16"/><w:szCs w:val="16"/></w:rPr><w:t xml:space="preserve">Kunci asing merujuk ke gelombang pendaftaran aktif.</w:t></w:r></w:p></w:tc></w:tr><w:tr><w:trPr/><w:tc><w:tcPr><w:tcW w:w="1417.3228346456694" w:type="dxa"/><w:noWrap/></w:tcPr><w:p><w:pPr><w:spacing w:after="30"/></w:pPr><w:r><w:rPr><w:sz w:val="16"/><w:szCs w:val="16"/></w:rPr><w:t xml:space="preserve">13</w:t></w:r></w:p></w:tc><w:tc><w:tcPr><w:tcW w:w="1417.3228346456694" w:type="dxa"/><w:noWrap/></w:tcPr><w:p><w:pPr><w:spacing w:after="30"/></w:pPr><w:r><w:rPr><w:sz w:val="16"/><w:szCs w:val="16"/></w:rPr><w:t xml:space="preserve">`file_reviews`</w:t></w:r></w:p></w:tc><w:tc><w:tcPr><w:tcW w:w="1417.3228346456694" w:type="dxa"/><w:noWrap/></w:tcPr><w:p><w:pPr><w:spacing w:after="30"/></w:pPr><w:r><w:rPr><w:sz w:val="16"/><w:szCs w:val="16"/></w:rPr><w:t xml:space="preserve">`longtext`</w:t></w:r></w:p></w:tc><w:tc><w:tcPr><w:tcW w:w="1417.3228346456694" w:type="dxa"/><w:noWrap/></w:tcPr><w:p><w:pPr><w:spacing w:after="30"/></w:pPr><w:r><w:rPr><w:sz w:val="16"/><w:szCs w:val="16"/></w:rPr><w:t xml:space="preserve">NULL</w:t></w:r></w:p></w:tc><w:tc><w:tcPr><w:tcW w:w="1417.3228346456694" w:type="dxa"/><w:noWrap/></w:tcPr><w:p><w:pPr><w:spacing w:after="30"/></w:pPr><w:r><w:rPr><w:sz w:val="16"/><w:szCs w:val="16"/></w:rPr><w:t xml:space="preserve">`NULL`</w:t></w:r></w:p></w:tc><w:tc><w:tcPr><w:tcW w:w="1417.3228346456694" w:type="dxa"/><w:noWrap/></w:tcPr><w:p><w:pPr><w:spacing w:after="30"/></w:pPr><w:r><w:rPr><w:sz w:val="16"/><w:szCs w:val="16"/></w:rPr><w:t xml:space="preserve">-</w:t></w:r></w:p></w:tc><w:tc><w:tcPr><w:tcW w:w="1417.3228346456694" w:type="dxa"/><w:noWrap/></w:tcPr><w:p><w:pPr><w:spacing w:after="30"/></w:pPr><w:r><w:rPr><w:sz w:val="16"/><w:szCs w:val="16"/></w:rPr><w:t xml:space="preserve">Path penyimpanan berkas digital pada storage sistem.</w:t></w:r></w:p></w:tc></w:tr></w:tbl><w:p/><w:p><w:pPr><w:jc w:val="both"/><w:spacing w:after="70"/></w:pPr><w:r><w:rPr><w:sz w:val="19"/><w:szCs w:val="19"/></w:rPr><w:t xml:space="preserve">---</w:t></w:r></w:p><w:p><w:pPr><w:pStyle w:val="Heading3"/></w:pPr><w:bookmarkStart w:id="28" w:name="_Toc28"/><w:r><w:t>3.17 Tabel Catatan Revisi Seminar Proposal (`seminar_revisions`)</w:t></w:r><w:bookmarkEnd w:id="28"/></w:p><w:p><w:pPr><w:spacing w:before="40" w:after="40"/></w:pPr><w:r><w:rPr><w:color w:val="334155"/><w:sz w:val="19"/><w:szCs w:val="19"/><w:b w:val="1"/><w:bCs w:val="1"/><w:i w:val="1"/><w:iCs w:val="1"/></w:rPr><w:t xml:space="preserve">**Nama Tabel**: `seminar_revisions`</w:t></w:r></w:p><w:p><w:pPr><w:spacing w:before="40" w:after="40"/></w:pPr><w:r><w:rPr><w:color w:val="334155"/><w:sz w:val="19"/><w:szCs w:val="19"/><w:b w:val="0"/><w:bCs w:val="0"/><w:i w:val="1"/><w:iCs w:val="1"/></w:rPr><w:t xml:space="preserve">**Primary Key**: `id`</w:t></w:r></w:p><w:p><w:pPr><w:spacing w:before="40" w:after="40"/></w:pPr><w:r><w:rPr><w:color w:val="334155"/><w:sz w:val="19"/><w:szCs w:val="19"/><w:b w:val="0"/><w:bCs w:val="0"/><w:i w:val="1"/><w:iCs w:val="1"/></w:rPr><w:t xml:space="preserve">**Foreign Key**: `examiner_id` $\rightarrow$ merujuk ke `users.id``seminar_schedule_detail_id` $\rightarrow$ merujuk ke `seminar_schedule_details.id`</w:t></w:r></w:p><w:p><w:pPr><w:spacing w:before="40" w:after="40"/></w:pPr><w:r><w:rPr><w:color w:val="334155"/><w:sz w:val="19"/><w:szCs w:val="19"/><w:b w:val="0"/><w:bCs w:val="0"/><w:i w:val="1"/><w:iCs w:val="1"/></w:rPr><w:t xml:space="preserve">**Deskripsi**: Menyimpan kewajiban revisi naskah proposal mahasiswa yang diberikan oleh masing-masing dosen penguji pasca-seminar, memuat uraian koreksi, batas waktu pengerjaan (deadline), nilai rubrik ujian, dan status persetujuan penguji.</w:t></w:r></w:p><w:tbl><w:tblGrid><w:gridCol w:w="1417.3228346456694" w:type="dxa"/><w:gridCol w:w="1417.3228346456694" w:type="dxa"/><w:gridCol w:w="1417.3228346456694" w:type="dxa"/><w:gridCol w:w="1417.3228346456694" w:type="dxa"/><w:gridCol w:w="1417.3228346456694" w:type="dxa"/><w:gridCol w:w="1417.3228346456694" w:type="dxa"/><w:gridCol w:w="1417.3228346456694" w:type="dxa"/></w:tblGrid><w:tblPr><w:tblStyle w:val="DbTable"/></w:tblPr><w:tr><w:trPr/><w:tc><w:tcPr><w:tcW w:w="1417.3228346456694" w:type="dxa"/><w:shd w:val="clear" w:fill="1E293B"/><w:noWrap/></w:tcPr><w:p><w:pPr><w:spacing w:after="30"/></w:pPr><w:r><w:rPr><w:color w:val="FFFFFF"/><w:sz w:val="16"/><w:szCs w:val="16"/><w:b w:val="1"/><w:bCs w:val="1"/></w:rPr><w:t xml:space="preserve">No</w:t></w:r></w:p></w:tc><w:tc><w:tcPr><w:tcW w:w="1417.3228346456694" w:type="dxa"/><w:shd w:val="clear" w:fill="1E293B"/><w:noWrap/></w:tcPr><w:p><w:pPr><w:spacing w:after="30"/></w:pPr><w:r><w:rPr><w:color w:val="FFFFFF"/><w:sz w:val="16"/><w:szCs w:val="16"/><w:b w:val="1"/><w:bCs w:val="1"/></w:rPr><w:t xml:space="preserve">Nama Kolom</w:t></w:r></w:p></w:tc><w:tc><w:tcPr><w:tcW w:w="1417.3228346456694" w:type="dxa"/><w:shd w:val="clear" w:fill="1E293B"/><w:noWrap/></w:tcPr><w:p><w:pPr><w:spacing w:after="30"/></w:pPr><w:r><w:rPr><w:color w:val="FFFFFF"/><w:sz w:val="16"/><w:szCs w:val="16"/><w:b w:val="1"/><w:bCs w:val="1"/></w:rPr><w:t xml:space="preserve">Tipe Data</w:t></w:r></w:p></w:tc><w:tc><w:tcPr><w:tcW w:w="1417.3228346456694" w:type="dxa"/><w:shd w:val="clear" w:fill="1E293B"/><w:noWrap/></w:tcPr><w:p><w:pPr><w:spacing w:after="30"/></w:pPr><w:r><w:rPr><w:color w:val="FFFFFF"/><w:sz w:val="16"/><w:szCs w:val="16"/><w:b w:val="1"/><w:bCs w:val="1"/></w:rPr><w:t xml:space="preserve">Nullable</w:t></w:r></w:p></w:tc><w:tc><w:tcPr><w:tcW w:w="1417.3228346456694" w:type="dxa"/><w:shd w:val="clear" w:fill="1E293B"/><w:noWrap/></w:tcPr><w:p><w:pPr><w:spacing w:after="30"/></w:pPr><w:r><w:rPr><w:color w:val="FFFFFF"/><w:sz w:val="16"/><w:szCs w:val="16"/><w:b w:val="1"/><w:bCs w:val="1"/></w:rPr><w:t xml:space="preserve">Nilai Default</w:t></w:r></w:p></w:tc><w:tc><w:tcPr><w:tcW w:w="1417.3228346456694" w:type="dxa"/><w:shd w:val="clear" w:fill="1E293B"/><w:noWrap/></w:tcPr><w:p><w:pPr><w:spacing w:after="30"/></w:pPr><w:r><w:rPr><w:color w:val="FFFFFF"/><w:sz w:val="16"/><w:szCs w:val="16"/><w:b w:val="1"/><w:bCs w:val="1"/></w:rPr><w:t xml:space="preserve">Kunci (*Key*)</w:t></w:r></w:p></w:tc><w:tc><w:tcPr><w:tcW w:w="1417.3228346456694" w:type="dxa"/><w:shd w:val="clear" w:fill="1E293B"/><w:noWrap/></w:tcPr><w:p><w:pPr><w:spacing w:after="30"/></w:pPr><w:r><w:rPr><w:color w:val="FFFFFF"/><w:sz w:val="16"/><w:szCs w:val="16"/><w:b w:val="1"/><w:bCs w:val="1"/></w:rPr><w:t xml:space="preserve">Keterangan & Aturan Bisnis</w:t></w:r></w:p></w:tc></w:tr><w:tr><w:trPr/><w:tc><w:tcPr><w:tcW w:w="1417.3228346456694" w:type="dxa"/><w:noWrap/></w:tcPr><w:p><w:pPr><w:spacing w:after="30"/></w:pPr><w:r><w:rPr><w:sz w:val="16"/><w:szCs w:val="16"/></w:rPr><w:t xml:space="preserve">1</w:t></w:r></w:p></w:tc><w:tc><w:tcPr><w:tcW w:w="1417.3228346456694" w:type="dxa"/><w:noWrap/></w:tcPr><w:p><w:pPr><w:spacing w:after="30"/></w:pPr><w:r><w:rPr><w:sz w:val="16"/><w:szCs w:val="16"/></w:rPr><w:t xml:space="preserve">`id`</w:t></w:r></w:p></w:tc><w:tc><w:tcPr><w:tcW w:w="1417.3228346456694" w:type="dxa"/><w:noWrap/></w:tcPr><w:p><w:pPr><w:spacing w:after="30"/></w:pPr><w:r><w:rPr><w:sz w:val="16"/><w:szCs w:val="16"/></w:rPr><w:t xml:space="preserve">`bigint(20) unsigned`</w:t></w:r></w:p></w:tc><w:tc><w:tcPr><w:tcW w:w="1417.3228346456694" w:type="dxa"/><w:noWrap/></w:tcPr><w:p><w:pPr><w:spacing w:after="30"/></w:pPr><w:r><w:rPr><w:sz w:val="16"/><w:szCs w:val="16"/></w:rPr><w:t xml:space="preserve">NOT NULL</w:t></w:r></w:p></w:tc><w:tc><w:tcPr><w:tcW w:w="1417.3228346456694" w:type="dxa"/><w:noWrap/></w:tcPr><w:p><w:pPr><w:spacing w:after="30"/></w:pPr><w:r><w:rPr><w:sz w:val="16"/><w:szCs w:val="16"/></w:rPr><w:t xml:space="preserve">*None*</w:t></w:r></w:p></w:tc><w:tc><w:tcPr><w:tcW w:w="1417.3228346456694" w:type="dxa"/><w:noWrap/></w:tcPr><w:p><w:pPr><w:spacing w:after="30"/></w:pPr><w:r><w:rPr><w:sz w:val="16"/><w:szCs w:val="16"/></w:rPr><w:t xml:space="preserve">PRI (auto_increment)</w:t></w:r></w:p></w:tc><w:tc><w:tcPr><w:tcW w:w="1417.3228346456694" w:type="dxa"/><w:noWrap/></w:tcPr><w:p><w:pPr><w:spacing w:after="30"/></w:pPr><w:r><w:rPr><w:sz w:val="16"/><w:szCs w:val="16"/></w:rPr><w:t xml:space="preserve">Identitas unik rekaman data (*Surrogate Primary Key*).</w:t></w:r></w:p></w:tc></w:tr><w:tr><w:trPr/><w:tc><w:tcPr><w:tcW w:w="1417.3228346456694" w:type="dxa"/><w:noWrap/></w:tcPr><w:p><w:pPr><w:spacing w:after="30"/></w:pPr><w:r><w:rPr><w:sz w:val="16"/><w:szCs w:val="16"/></w:rPr><w:t xml:space="preserve">2</w:t></w:r></w:p></w:tc><w:tc><w:tcPr><w:tcW w:w="1417.3228346456694" w:type="dxa"/><w:noWrap/></w:tcPr><w:p><w:pPr><w:spacing w:after="30"/></w:pPr><w:r><w:rPr><w:sz w:val="16"/><w:szCs w:val="16"/></w:rPr><w:t xml:space="preserve">`seminar_schedule_detail_id`</w:t></w:r></w:p></w:tc><w:tc><w:tcPr><w:tcW w:w="1417.3228346456694" w:type="dxa"/><w:noWrap/></w:tcPr><w:p><w:pPr><w:spacing w:after="30"/></w:pPr><w:r><w:rPr><w:sz w:val="16"/><w:szCs w:val="16"/></w:rPr><w:t xml:space="preserve">`bigint(20) unsigned`</w:t></w:r></w:p></w:tc><w:tc><w:tcPr><w:tcW w:w="1417.3228346456694" w:type="dxa"/><w:noWrap/></w:tcPr><w:p><w:pPr><w:spacing w:after="30"/></w:pPr><w:r><w:rPr><w:sz w:val="16"/><w:szCs w:val="16"/></w:rPr><w:t xml:space="preserve">NOT NULL</w:t></w:r></w:p></w:tc><w:tc><w:tcPr><w:tcW w:w="1417.3228346456694" w:type="dxa"/><w:noWrap/></w:tcPr><w:p><w:pPr><w:spacing w:after="30"/></w:pPr><w:r><w:rPr><w:sz w:val="16"/><w:szCs w:val="16"/></w:rPr><w:t xml:space="preserve">*None*</w:t></w:r></w:p></w:tc><w:tc><w:tcPr><w:tcW w:w="1417.3228346456694" w:type="dxa"/><w:noWrap/></w:tcPr><w:p><w:pPr><w:spacing w:after="30"/></w:pPr><w:r><w:rPr><w:sz w:val="16"/><w:szCs w:val="16"/></w:rPr><w:t xml:space="preserve">MUL</w:t></w:r></w:p></w:tc><w:tc><w:tcPr><w:tcW w:w="1417.3228346456694" w:type="dxa"/><w:noWrap/></w:tcPr><w:p><w:pPr><w:spacing w:after="30"/></w:pPr><w:r><w:rPr><w:sz w:val="16"/><w:szCs w:val="16"/></w:rPr><w:t xml:space="preserve">Menyimpan atribut data seminar schedule detail id pada sistem SIBIMA.</w:t></w:r></w:p></w:tc></w:tr><w:tr><w:trPr/><w:tc><w:tcPr><w:tcW w:w="1417.3228346456694" w:type="dxa"/><w:noWrap/></w:tcPr><w:p><w:pPr><w:spacing w:after="30"/></w:pPr><w:r><w:rPr><w:sz w:val="16"/><w:szCs w:val="16"/></w:rPr><w:t xml:space="preserve">3</w:t></w:r></w:p></w:tc><w:tc><w:tcPr><w:tcW w:w="1417.3228346456694" w:type="dxa"/><w:noWrap/></w:tcPr><w:p><w:pPr><w:spacing w:after="30"/></w:pPr><w:r><w:rPr><w:sz w:val="16"/><w:szCs w:val="16"/></w:rPr><w:t xml:space="preserve">`examiner_id`</w:t></w:r></w:p></w:tc><w:tc><w:tcPr><w:tcW w:w="1417.3228346456694" w:type="dxa"/><w:noWrap/></w:tcPr><w:p><w:pPr><w:spacing w:after="30"/></w:pPr><w:r><w:rPr><w:sz w:val="16"/><w:szCs w:val="16"/></w:rPr><w:t xml:space="preserve">`bigint(20) unsigned`</w:t></w:r></w:p></w:tc><w:tc><w:tcPr><w:tcW w:w="1417.3228346456694" w:type="dxa"/><w:noWrap/></w:tcPr><w:p><w:pPr><w:spacing w:after="30"/></w:pPr><w:r><w:rPr><w:sz w:val="16"/><w:szCs w:val="16"/></w:rPr><w:t xml:space="preserve">NOT NULL</w:t></w:r></w:p></w:tc><w:tc><w:tcPr><w:tcW w:w="1417.3228346456694" w:type="dxa"/><w:noWrap/></w:tcPr><w:p><w:pPr><w:spacing w:after="30"/></w:pPr><w:r><w:rPr><w:sz w:val="16"/><w:szCs w:val="16"/></w:rPr><w:t xml:space="preserve">*None*</w:t></w:r></w:p></w:tc><w:tc><w:tcPr><w:tcW w:w="1417.3228346456694" w:type="dxa"/><w:noWrap/></w:tcPr><w:p><w:pPr><w:spacing w:after="30"/></w:pPr><w:r><w:rPr><w:sz w:val="16"/><w:szCs w:val="16"/></w:rPr><w:t xml:space="preserve">MUL</w:t></w:r></w:p></w:tc><w:tc><w:tcPr><w:tcW w:w="1417.3228346456694" w:type="dxa"/><w:noWrap/></w:tcPr><w:p><w:pPr><w:spacing w:after="30"/></w:pPr><w:r><w:rPr><w:sz w:val="16"/><w:szCs w:val="16"/></w:rPr><w:t xml:space="preserve">Kunci asing dosen penguji yang memberikan koreksi revisi.</w:t></w:r></w:p></w:tc></w:tr><w:tr><w:trPr/><w:tc><w:tcPr><w:tcW w:w="1417.3228346456694" w:type="dxa"/><w:noWrap/></w:tcPr><w:p><w:pPr><w:spacing w:after="30"/></w:pPr><w:r><w:rPr><w:sz w:val="16"/><w:szCs w:val="16"/></w:rPr><w:t xml:space="preserve">4</w:t></w:r></w:p></w:tc><w:tc><w:tcPr><w:tcW w:w="1417.3228346456694" w:type="dxa"/><w:noWrap/></w:tcPr><w:p><w:pPr><w:spacing w:after="30"/></w:pPr><w:r><w:rPr><w:sz w:val="16"/><w:szCs w:val="16"/></w:rPr><w:t xml:space="preserve">`revision_notes`</w:t></w:r></w:p></w:tc><w:tc><w:tcPr><w:tcW w:w="1417.3228346456694" w:type="dxa"/><w:noWrap/></w:tcPr><w:p><w:pPr><w:spacing w:after="30"/></w:pPr><w:r><w:rPr><w:sz w:val="16"/><w:szCs w:val="16"/></w:rPr><w:t xml:space="preserve">`text`</w:t></w:r></w:p></w:tc><w:tc><w:tcPr><w:tcW w:w="1417.3228346456694" w:type="dxa"/><w:noWrap/></w:tcPr><w:p><w:pPr><w:spacing w:after="30"/></w:pPr><w:r><w:rPr><w:sz w:val="16"/><w:szCs w:val="16"/></w:rPr><w:t xml:space="preserve">NULL</w:t></w:r></w:p></w:tc><w:tc><w:tcPr><w:tcW w:w="1417.3228346456694" w:type="dxa"/><w:noWrap/></w:tcPr><w:p><w:pPr><w:spacing w:after="30"/></w:pPr><w:r><w:rPr><w:sz w:val="16"/><w:szCs w:val="16"/></w:rPr><w:t xml:space="preserve">`NULL`</w:t></w:r></w:p></w:tc><w:tc><w:tcPr><w:tcW w:w="1417.3228346456694" w:type="dxa"/><w:noWrap/></w:tcPr><w:p><w:pPr><w:spacing w:after="30"/></w:pPr><w:r><w:rPr><w:sz w:val="16"/><w:szCs w:val="16"/></w:rPr><w:t xml:space="preserve">-</w:t></w:r></w:p></w:tc><w:tc><w:tcPr><w:tcW w:w="1417.3228346456694" w:type="dxa"/><w:noWrap/></w:tcPr><w:p><w:pPr><w:spacing w:after="30"/></w:pPr><w:r><w:rPr><w:sz w:val="16"/><w:szCs w:val="16"/></w:rPr><w:t xml:space="preserve">Menyimpan atribut data revision notes pada sistem SIBIMA.</w:t></w:r></w:p></w:tc></w:tr><w:tr><w:trPr/><w:tc><w:tcPr><w:tcW w:w="1417.3228346456694" w:type="dxa"/><w:noWrap/></w:tcPr><w:p><w:pPr><w:spacing w:after="30"/></w:pPr><w:r><w:rPr><w:sz w:val="16"/><w:szCs w:val="16"/></w:rPr><w:t xml:space="preserve">5</w:t></w:r></w:p></w:tc><w:tc><w:tcPr><w:tcW w:w="1417.3228346456694" w:type="dxa"/><w:noWrap/></w:tcPr><w:p><w:pPr><w:spacing w:after="30"/></w:pPr><w:r><w:rPr><w:sz w:val="16"/><w:szCs w:val="16"/></w:rPr><w:t xml:space="preserve">`revision_file`</w:t></w:r></w:p></w:tc><w:tc><w:tcPr><w:tcW w:w="1417.3228346456694" w:type="dxa"/><w:noWrap/></w:tcPr><w:p><w:pPr><w:spacing w:after="30"/></w:pPr><w:r><w:rPr><w:sz w:val="16"/><w:szCs w:val="16"/></w:rPr><w:t xml:space="preserve">`varchar(255)`</w:t></w:r></w:p></w:tc><w:tc><w:tcPr><w:tcW w:w="1417.3228346456694" w:type="dxa"/><w:noWrap/></w:tcPr><w:p><w:pPr><w:spacing w:after="30"/></w:pPr><w:r><w:rPr><w:sz w:val="16"/><w:szCs w:val="16"/></w:rPr><w:t xml:space="preserve">NULL</w:t></w:r></w:p></w:tc><w:tc><w:tcPr><w:tcW w:w="1417.3228346456694" w:type="dxa"/><w:noWrap/></w:tcPr><w:p><w:pPr><w:spacing w:after="30"/></w:pPr><w:r><w:rPr><w:sz w:val="16"/><w:szCs w:val="16"/></w:rPr><w:t xml:space="preserve">`NULL`</w:t></w:r></w:p></w:tc><w:tc><w:tcPr><w:tcW w:w="1417.3228346456694" w:type="dxa"/><w:noWrap/></w:tcPr><w:p><w:pPr><w:spacing w:after="30"/></w:pPr><w:r><w:rPr><w:sz w:val="16"/><w:szCs w:val="16"/></w:rPr><w:t xml:space="preserve">-</w:t></w:r></w:p></w:tc><w:tc><w:tcPr><w:tcW w:w="1417.3228346456694" w:type="dxa"/><w:noWrap/></w:tcPr><w:p><w:pPr><w:spacing w:after="30"/></w:pPr><w:r><w:rPr><w:sz w:val="16"/><w:szCs w:val="16"/></w:rPr><w:t xml:space="preserve">Path penyimpanan berkas digital pada storage sistem.</w:t></w:r></w:p></w:tc></w:tr><w:tr><w:trPr/><w:tc><w:tcPr><w:tcW w:w="1417.3228346456694" w:type="dxa"/><w:noWrap/></w:tcPr><w:p><w:pPr><w:spacing w:after="30"/></w:pPr><w:r><w:rPr><w:sz w:val="16"/><w:szCs w:val="16"/></w:rPr><w:t xml:space="preserve">6</w:t></w:r></w:p></w:tc><w:tc><w:tcPr><w:tcW w:w="1417.3228346456694" w:type="dxa"/><w:noWrap/></w:tcPr><w:p><w:pPr><w:spacing w:after="30"/></w:pPr><w:r><w:rPr><w:sz w:val="16"/><w:szCs w:val="16"/></w:rPr><w:t xml:space="preserve">`student_notes`</w:t></w:r></w:p></w:tc><w:tc><w:tcPr><w:tcW w:w="1417.3228346456694" w:type="dxa"/><w:noWrap/></w:tcPr><w:p><w:pPr><w:spacing w:after="30"/></w:pPr><w:r><w:rPr><w:sz w:val="16"/><w:szCs w:val="16"/></w:rPr><w:t xml:space="preserve">`text`</w:t></w:r></w:p></w:tc><w:tc><w:tcPr><w:tcW w:w="1417.3228346456694" w:type="dxa"/><w:noWrap/></w:tcPr><w:p><w:pPr><w:spacing w:after="30"/></w:pPr><w:r><w:rPr><w:sz w:val="16"/><w:szCs w:val="16"/></w:rPr><w:t xml:space="preserve">NULL</w:t></w:r></w:p></w:tc><w:tc><w:tcPr><w:tcW w:w="1417.3228346456694" w:type="dxa"/><w:noWrap/></w:tcPr><w:p><w:pPr><w:spacing w:after="30"/></w:pPr><w:r><w:rPr><w:sz w:val="16"/><w:szCs w:val="16"/></w:rPr><w:t xml:space="preserve">`NULL`</w:t></w:r></w:p></w:tc><w:tc><w:tcPr><w:tcW w:w="1417.3228346456694" w:type="dxa"/><w:noWrap/></w:tcPr><w:p><w:pPr><w:spacing w:after="30"/></w:pPr><w:r><w:rPr><w:sz w:val="16"/><w:szCs w:val="16"/></w:rPr><w:t xml:space="preserve">-</w:t></w:r></w:p></w:tc><w:tc><w:tcPr><w:tcW w:w="1417.3228346456694" w:type="dxa"/><w:noWrap/></w:tcPr><w:p><w:pPr><w:spacing w:after="30"/></w:pPr><w:r><w:rPr><w:sz w:val="16"/><w:szCs w:val="16"/></w:rPr><w:t xml:space="preserve">Menyimpan atribut data student notes pada sistem SIBIMA.</w:t></w:r></w:p></w:tc></w:tr><w:tr><w:trPr/><w:tc><w:tcPr><w:tcW w:w="1417.3228346456694" w:type="dxa"/><w:noWrap/></w:tcPr><w:p><w:pPr><w:spacing w:after="30"/></w:pPr><w:r><w:rPr><w:sz w:val="16"/><w:szCs w:val="16"/></w:rPr><w:t xml:space="preserve">7</w:t></w:r></w:p></w:tc><w:tc><w:tcPr><w:tcW w:w="1417.3228346456694" w:type="dxa"/><w:noWrap/></w:tcPr><w:p><w:pPr><w:spacing w:after="30"/></w:pPr><w:r><w:rPr><w:sz w:val="16"/><w:szCs w:val="16"/></w:rPr><w:t xml:space="preserve">`student_file`</w:t></w:r></w:p></w:tc><w:tc><w:tcPr><w:tcW w:w="1417.3228346456694" w:type="dxa"/><w:noWrap/></w:tcPr><w:p><w:pPr><w:spacing w:after="30"/></w:pPr><w:r><w:rPr><w:sz w:val="16"/><w:szCs w:val="16"/></w:rPr><w:t xml:space="preserve">`varchar(255)`</w:t></w:r></w:p></w:tc><w:tc><w:tcPr><w:tcW w:w="1417.3228346456694" w:type="dxa"/><w:noWrap/></w:tcPr><w:p><w:pPr><w:spacing w:after="30"/></w:pPr><w:r><w:rPr><w:sz w:val="16"/><w:szCs w:val="16"/></w:rPr><w:t xml:space="preserve">NULL</w:t></w:r></w:p></w:tc><w:tc><w:tcPr><w:tcW w:w="1417.3228346456694" w:type="dxa"/><w:noWrap/></w:tcPr><w:p><w:pPr><w:spacing w:after="30"/></w:pPr><w:r><w:rPr><w:sz w:val="16"/><w:szCs w:val="16"/></w:rPr><w:t xml:space="preserve">`NULL`</w:t></w:r></w:p></w:tc><w:tc><w:tcPr><w:tcW w:w="1417.3228346456694" w:type="dxa"/><w:noWrap/></w:tcPr><w:p><w:pPr><w:spacing w:after="30"/></w:pPr><w:r><w:rPr><w:sz w:val="16"/><w:szCs w:val="16"/></w:rPr><w:t xml:space="preserve">-</w:t></w:r></w:p></w:tc><w:tc><w:tcPr><w:tcW w:w="1417.3228346456694" w:type="dxa"/><w:noWrap/></w:tcPr><w:p><w:pPr><w:spacing w:after="30"/></w:pPr><w:r><w:rPr><w:sz w:val="16"/><w:szCs w:val="16"/></w:rPr><w:t xml:space="preserve">Path penyimpanan berkas digital pada storage sistem.</w:t></w:r></w:p></w:tc></w:tr><w:tr><w:trPr/><w:tc><w:tcPr><w:tcW w:w="1417.3228346456694" w:type="dxa"/><w:noWrap/></w:tcPr><w:p><w:pPr><w:spacing w:after="30"/></w:pPr><w:r><w:rPr><w:sz w:val="16"/><w:szCs w:val="16"/></w:rPr><w:t xml:space="preserve">8</w:t></w:r></w:p></w:tc><w:tc><w:tcPr><w:tcW w:w="1417.3228346456694" w:type="dxa"/><w:noWrap/></w:tcPr><w:p><w:pPr><w:spacing w:after="30"/></w:pPr><w:r><w:rPr><w:sz w:val="16"/><w:szCs w:val="16"/></w:rPr><w:t xml:space="preserve">`resubmitted_at`</w:t></w:r></w:p></w:tc><w:tc><w:tcPr><w:tcW w:w="1417.3228346456694" w:type="dxa"/><w:noWrap/></w:tcPr><w:p><w:pPr><w:spacing w:after="30"/></w:pPr><w:r><w:rPr><w:sz w:val="16"/><w:szCs w:val="16"/></w:rPr><w:t xml:space="preserve">`timestamp`</w:t></w:r></w:p></w:tc><w:tc><w:tcPr><w:tcW w:w="1417.3228346456694" w:type="dxa"/><w:noWrap/></w:tcPr><w:p><w:pPr><w:spacing w:after="30"/></w:pPr><w:r><w:rPr><w:sz w:val="16"/><w:szCs w:val="16"/></w:rPr><w:t xml:space="preserve">NULL</w:t></w:r></w:p></w:tc><w:tc><w:tcPr><w:tcW w:w="1417.3228346456694" w:type="dxa"/><w:noWrap/></w:tcPr><w:p><w:pPr><w:spacing w:after="30"/></w:pPr><w:r><w:rPr><w:sz w:val="16"/><w:szCs w:val="16"/></w:rPr><w:t xml:space="preserve">`NULL`</w:t></w:r></w:p></w:tc><w:tc><w:tcPr><w:tcW w:w="1417.3228346456694" w:type="dxa"/><w:noWrap/></w:tcPr><w:p><w:pPr><w:spacing w:after="30"/></w:pPr><w:r><w:rPr><w:sz w:val="16"/><w:szCs w:val="16"/></w:rPr><w:t xml:space="preserve">-</w:t></w:r></w:p></w:tc><w:tc><w:tcPr><w:tcW w:w="1417.3228346456694" w:type="dxa"/><w:noWrap/></w:tcPr><w:p><w:pPr><w:spacing w:after="30"/></w:pPr><w:r><w:rPr><w:sz w:val="16"/><w:szCs w:val="16"/></w:rPr><w:t xml:space="preserve">Menyimpan atribut data resubmitted at pada sistem SIBIMA.</w:t></w:r></w:p></w:tc></w:tr><w:tr><w:trPr/><w:tc><w:tcPr><w:tcW w:w="1417.3228346456694" w:type="dxa"/><w:noWrap/></w:tcPr><w:p><w:pPr><w:spacing w:after="30"/></w:pPr><w:r><w:rPr><w:sz w:val="16"/><w:szCs w:val="16"/></w:rPr><w:t xml:space="preserve">9</w:t></w:r></w:p></w:tc><w:tc><w:tcPr><w:tcW w:w="1417.3228346456694" w:type="dxa"/><w:noWrap/></w:tcPr><w:p><w:pPr><w:spacing w:after="30"/></w:pPr><w:r><w:rPr><w:sz w:val="16"/><w:szCs w:val="16"/></w:rPr><w:t xml:space="preserve">`status`</w:t></w:r></w:p></w:tc><w:tc><w:tcPr><w:tcW w:w="1417.3228346456694" w:type="dxa"/><w:noWrap/></w:tcPr><w:p><w:pPr><w:spacing w:after="30"/></w:pPr><w:r><w:rPr><w:sz w:val="16"/><w:szCs w:val="16"/></w:rPr><w:t xml:space="preserve">`varchar(255)`</w:t></w:r></w:p></w:tc><w:tc><w:tcPr><w:tcW w:w="1417.3228346456694" w:type="dxa"/><w:noWrap/></w:tcPr><w:p><w:pPr><w:spacing w:after="30"/></w:pPr><w:r><w:rPr><w:sz w:val="16"/><w:szCs w:val="16"/></w:rPr><w:t xml:space="preserve">NOT NULL</w:t></w:r></w:p></w:tc><w:tc><w:tcPr><w:tcW w:w="1417.3228346456694" w:type="dxa"/><w:noWrap/></w:tcPr><w:p><w:pPr><w:spacing w:after="30"/></w:pPr><w:r><w:rPr><w:sz w:val="16"/><w:szCs w:val="16"/></w:rPr><w:t xml:space="preserve">`'pending'`</w:t></w:r></w:p></w:tc><w:tc><w:tcPr><w:tcW w:w="1417.3228346456694" w:type="dxa"/><w:noWrap/></w:tcPr><w:p><w:pPr><w:spacing w:after="30"/></w:pPr><w:r><w:rPr><w:sz w:val="16"/><w:szCs w:val="16"/></w:rPr><w:t xml:space="preserve">-</w:t></w:r></w:p></w:tc><w:tc><w:tcPr><w:tcW w:w="1417.3228346456694" w:type="dxa"/><w:noWrap/></w:tcPr><w:p><w:pPr><w:spacing w:after="30"/></w:pPr><w:r><w:rPr><w:sz w:val="16"/><w:szCs w:val="16"/></w:rPr><w:t xml:space="preserve">Status persetujuan revisi: pending, submitted, approved.</w:t></w:r></w:p></w:tc></w:tr><w:tr><w:trPr/><w:tc><w:tcPr><w:tcW w:w="1417.3228346456694" w:type="dxa"/><w:noWrap/></w:tcPr><w:p><w:pPr><w:spacing w:after="30"/></w:pPr><w:r><w:rPr><w:sz w:val="16"/><w:szCs w:val="16"/></w:rPr><w:t xml:space="preserve">10</w:t></w:r></w:p></w:tc><w:tc><w:tcPr><w:tcW w:w="1417.3228346456694" w:type="dxa"/><w:noWrap/></w:tcPr><w:p><w:pPr><w:spacing w:after="30"/></w:pPr><w:r><w:rPr><w:sz w:val="16"/><w:szCs w:val="16"/></w:rPr><w:t xml:space="preserve">`score_presentation`</w:t></w:r></w:p></w:tc><w:tc><w:tcPr><w:tcW w:w="1417.3228346456694" w:type="dxa"/><w:noWrap/></w:tcPr><w:p><w:pPr><w:spacing w:after="30"/></w:pPr><w:r><w:rPr><w:sz w:val="16"/><w:szCs w:val="16"/></w:rPr><w:t xml:space="preserve">`int(11)`</w:t></w:r></w:p></w:tc><w:tc><w:tcPr><w:tcW w:w="1417.3228346456694" w:type="dxa"/><w:noWrap/></w:tcPr><w:p><w:pPr><w:spacing w:after="30"/></w:pPr><w:r><w:rPr><w:sz w:val="16"/><w:szCs w:val="16"/></w:rPr><w:t xml:space="preserve">NULL</w:t></w:r></w:p></w:tc><w:tc><w:tcPr><w:tcW w:w="1417.3228346456694" w:type="dxa"/><w:noWrap/></w:tcPr><w:p><w:pPr><w:spacing w:after="30"/></w:pPr><w:r><w:rPr><w:sz w:val="16"/><w:szCs w:val="16"/></w:rPr><w:t xml:space="preserve">`NULL`</w:t></w:r></w:p></w:tc><w:tc><w:tcPr><w:tcW w:w="1417.3228346456694" w:type="dxa"/><w:noWrap/></w:tcPr><w:p><w:pPr><w:spacing w:after="30"/></w:pPr><w:r><w:rPr><w:sz w:val="16"/><w:szCs w:val="16"/></w:rPr><w:t xml:space="preserve">-</w:t></w:r></w:p></w:tc><w:tc><w:tcPr><w:tcW w:w="1417.3228346456694" w:type="dxa"/><w:noWrap/></w:tcPr><w:p><w:pPr><w:spacing w:after="30"/></w:pPr><w:r><w:rPr><w:sz w:val="16"/><w:szCs w:val="16"/></w:rPr><w:t xml:space="preserve">Menyimpan atribut data score presentation pada sistem SIBIMA.</w:t></w:r></w:p></w:tc></w:tr><w:tr><w:trPr/><w:tc><w:tcPr><w:tcW w:w="1417.3228346456694" w:type="dxa"/><w:noWrap/></w:tcPr><w:p><w:pPr><w:spacing w:after="30"/></w:pPr><w:r><w:rPr><w:sz w:val="16"/><w:szCs w:val="16"/></w:rPr><w:t xml:space="preserve">11</w:t></w:r></w:p></w:tc><w:tc><w:tcPr><w:tcW w:w="1417.3228346456694" w:type="dxa"/><w:noWrap/></w:tcPr><w:p><w:pPr><w:spacing w:after="30"/></w:pPr><w:r><w:rPr><w:sz w:val="16"/><w:szCs w:val="16"/></w:rPr><w:t xml:space="preserve">`score_explanation`</w:t></w:r></w:p></w:tc><w:tc><w:tcPr><w:tcW w:w="1417.3228346456694" w:type="dxa"/><w:noWrap/></w:tcPr><w:p><w:pPr><w:spacing w:after="30"/></w:pPr><w:r><w:rPr><w:sz w:val="16"/><w:szCs w:val="16"/></w:rPr><w:t xml:space="preserve">`int(11)`</w:t></w:r></w:p></w:tc><w:tc><w:tcPr><w:tcW w:w="1417.3228346456694" w:type="dxa"/><w:noWrap/></w:tcPr><w:p><w:pPr><w:spacing w:after="30"/></w:pPr><w:r><w:rPr><w:sz w:val="16"/><w:szCs w:val="16"/></w:rPr><w:t xml:space="preserve">NULL</w:t></w:r></w:p></w:tc><w:tc><w:tcPr><w:tcW w:w="1417.3228346456694" w:type="dxa"/><w:noWrap/></w:tcPr><w:p><w:pPr><w:spacing w:after="30"/></w:pPr><w:r><w:rPr><w:sz w:val="16"/><w:szCs w:val="16"/></w:rPr><w:t xml:space="preserve">`NULL`</w:t></w:r></w:p></w:tc><w:tc><w:tcPr><w:tcW w:w="1417.3228346456694" w:type="dxa"/><w:noWrap/></w:tcPr><w:p><w:pPr><w:spacing w:after="30"/></w:pPr><w:r><w:rPr><w:sz w:val="16"/><w:szCs w:val="16"/></w:rPr><w:t xml:space="preserve">-</w:t></w:r></w:p></w:tc><w:tc><w:tcPr><w:tcW w:w="1417.3228346456694" w:type="dxa"/><w:noWrap/></w:tcPr><w:p><w:pPr><w:spacing w:after="30"/></w:pPr><w:r><w:rPr><w:sz w:val="16"/><w:szCs w:val="16"/></w:rPr><w:t xml:space="preserve">Menyimpan atribut data score explanation pada sistem SIBIMA.</w:t></w:r></w:p></w:tc></w:tr><w:tr><w:trPr/><w:tc><w:tcPr><w:tcW w:w="1417.3228346456694" w:type="dxa"/><w:noWrap/></w:tcPr><w:p><w:pPr><w:spacing w:after="30"/></w:pPr><w:r><w:rPr><w:sz w:val="16"/><w:szCs w:val="16"/></w:rPr><w:t xml:space="preserve">12</w:t></w:r></w:p></w:tc><w:tc><w:tcPr><w:tcW w:w="1417.3228346456694" w:type="dxa"/><w:noWrap/></w:tcPr><w:p><w:pPr><w:spacing w:after="30"/></w:pPr><w:r><w:rPr><w:sz w:val="16"/><w:szCs w:val="16"/></w:rPr><w:t xml:space="preserve">`score_writing`</w:t></w:r></w:p></w:tc><w:tc><w:tcPr><w:tcW w:w="1417.3228346456694" w:type="dxa"/><w:noWrap/></w:tcPr><w:p><w:pPr><w:spacing w:after="30"/></w:pPr><w:r><w:rPr><w:sz w:val="16"/><w:szCs w:val="16"/></w:rPr><w:t xml:space="preserve">`int(11)`</w:t></w:r></w:p></w:tc><w:tc><w:tcPr><w:tcW w:w="1417.3228346456694" w:type="dxa"/><w:noWrap/></w:tcPr><w:p><w:pPr><w:spacing w:after="30"/></w:pPr><w:r><w:rPr><w:sz w:val="16"/><w:szCs w:val="16"/></w:rPr><w:t xml:space="preserve">NULL</w:t></w:r></w:p></w:tc><w:tc><w:tcPr><w:tcW w:w="1417.3228346456694" w:type="dxa"/><w:noWrap/></w:tcPr><w:p><w:pPr><w:spacing w:after="30"/></w:pPr><w:r><w:rPr><w:sz w:val="16"/><w:szCs w:val="16"/></w:rPr><w:t xml:space="preserve">`NULL`</w:t></w:r></w:p></w:tc><w:tc><w:tcPr><w:tcW w:w="1417.3228346456694" w:type="dxa"/><w:noWrap/></w:tcPr><w:p><w:pPr><w:spacing w:after="30"/></w:pPr><w:r><w:rPr><w:sz w:val="16"/><w:szCs w:val="16"/></w:rPr><w:t xml:space="preserve">-</w:t></w:r></w:p></w:tc><w:tc><w:tcPr><w:tcW w:w="1417.3228346456694" w:type="dxa"/><w:noWrap/></w:tcPr><w:p><w:pPr><w:spacing w:after="30"/></w:pPr><w:r><w:rPr><w:sz w:val="16"/><w:szCs w:val="16"/></w:rPr><w:t xml:space="preserve">Menyimpan atribut data score writing pada sistem SIBIMA.</w:t></w:r></w:p></w:tc></w:tr><w:tr><w:trPr/><w:tc><w:tcPr><w:tcW w:w="1417.3228346456694" w:type="dxa"/><w:noWrap/></w:tcPr><w:p><w:pPr><w:spacing w:after="30"/></w:pPr><w:r><w:rPr><w:sz w:val="16"/><w:szCs w:val="16"/></w:rPr><w:t xml:space="preserve">13</w:t></w:r></w:p></w:tc><w:tc><w:tcPr><w:tcW w:w="1417.3228346456694" w:type="dxa"/><w:noWrap/></w:tcPr><w:p><w:pPr><w:spacing w:after="30"/></w:pPr><w:r><w:rPr><w:sz w:val="16"/><w:szCs w:val="16"/></w:rPr><w:t xml:space="preserve">`created_at`</w:t></w:r></w:p></w:tc><w:tc><w:tcPr><w:tcW w:w="1417.3228346456694" w:type="dxa"/><w:noWrap/></w:tcPr><w:p><w:pPr><w:spacing w:after="30"/></w:pPr><w:r><w:rPr><w:sz w:val="16"/><w:szCs w:val="16"/></w:rPr><w:t xml:space="preserve">`timestamp`</w:t></w:r></w:p></w:tc><w:tc><w:tcPr><w:tcW w:w="1417.3228346456694" w:type="dxa"/><w:noWrap/></w:tcPr><w:p><w:pPr><w:spacing w:after="30"/></w:pPr><w:r><w:rPr><w:sz w:val="16"/><w:szCs w:val="16"/></w:rPr><w:t xml:space="preserve">NULL</w:t></w:r></w:p></w:tc><w:tc><w:tcPr><w:tcW w:w="1417.3228346456694" w:type="dxa"/><w:noWrap/></w:tcPr><w:p><w:pPr><w:spacing w:after="30"/></w:pPr><w:r><w:rPr><w:sz w:val="16"/><w:szCs w:val="16"/></w:rPr><w:t xml:space="preserve">`NULL`</w:t></w:r></w:p></w:tc><w:tc><w:tcPr><w:tcW w:w="1417.3228346456694" w:type="dxa"/><w:noWrap/></w:tcPr><w:p><w:pPr><w:spacing w:after="30"/></w:pPr><w:r><w:rPr><w:sz w:val="16"/><w:szCs w:val="16"/></w:rPr><w:t xml:space="preserve">-</w:t></w:r></w:p></w:tc><w:tc><w:tcPr><w:tcW w:w="1417.3228346456694" w:type="dxa"/><w:noWrap/></w:tcPr><w:p><w:pPr><w:spacing w:after="30"/></w:pPr><w:r><w:rPr><w:sz w:val="16"/><w:szCs w:val="16"/></w:rPr><w:t xml:space="preserve">Waktu rekaman pertama kali dibuat di sistem.</w:t></w:r></w:p></w:tc></w:tr><w:tr><w:trPr/><w:tc><w:tcPr><w:tcW w:w="1417.3228346456694" w:type="dxa"/><w:noWrap/></w:tcPr><w:p><w:pPr><w:spacing w:after="30"/></w:pPr><w:r><w:rPr><w:sz w:val="16"/><w:szCs w:val="16"/></w:rPr><w:t xml:space="preserve">14</w:t></w:r></w:p></w:tc><w:tc><w:tcPr><w:tcW w:w="1417.3228346456694" w:type="dxa"/><w:noWrap/></w:tcPr><w:p><w:pPr><w:spacing w:after="30"/></w:pPr><w:r><w:rPr><w:sz w:val="16"/><w:szCs w:val="16"/></w:rPr><w:t xml:space="preserve">`updated_at`</w:t></w:r></w:p></w:tc><w:tc><w:tcPr><w:tcW w:w="1417.3228346456694" w:type="dxa"/><w:noWrap/></w:tcPr><w:p><w:pPr><w:spacing w:after="30"/></w:pPr><w:r><w:rPr><w:sz w:val="16"/><w:szCs w:val="16"/></w:rPr><w:t xml:space="preserve">`timestamp`</w:t></w:r></w:p></w:tc><w:tc><w:tcPr><w:tcW w:w="1417.3228346456694" w:type="dxa"/><w:noWrap/></w:tcPr><w:p><w:pPr><w:spacing w:after="30"/></w:pPr><w:r><w:rPr><w:sz w:val="16"/><w:szCs w:val="16"/></w:rPr><w:t xml:space="preserve">NULL</w:t></w:r></w:p></w:tc><w:tc><w:tcPr><w:tcW w:w="1417.3228346456694" w:type="dxa"/><w:noWrap/></w:tcPr><w:p><w:pPr><w:spacing w:after="30"/></w:pPr><w:r><w:rPr><w:sz w:val="16"/><w:szCs w:val="16"/></w:rPr><w:t xml:space="preserve">`NULL`</w:t></w:r></w:p></w:tc><w:tc><w:tcPr><w:tcW w:w="1417.3228346456694" w:type="dxa"/><w:noWrap/></w:tcPr><w:p><w:pPr><w:spacing w:after="30"/></w:pPr><w:r><w:rPr><w:sz w:val="16"/><w:szCs w:val="16"/></w:rPr><w:t xml:space="preserve">-</w:t></w:r></w:p></w:tc><w:tc><w:tcPr><w:tcW w:w="1417.3228346456694" w:type="dxa"/><w:noWrap/></w:tcPr><w:p><w:pPr><w:spacing w:after="30"/></w:pPr><w:r><w:rPr><w:sz w:val="16"/><w:szCs w:val="16"/></w:rPr><w:t xml:space="preserve">Waktu rekaman terakhir kali diperbarui.</w:t></w:r></w:p></w:tc></w:tr></w:tbl><w:p/><w:p><w:pPr><w:jc w:val="both"/><w:spacing w:after="70"/></w:pPr><w:r><w:rPr><w:sz w:val="19"/><w:szCs w:val="19"/></w:rPr><w:t xml:space="preserve">---</w:t></w:r></w:p><w:p><w:pPr><w:pStyle w:val="Heading3"/></w:pPr><w:bookmarkStart w:id="29" w:name="_Toc29"/><w:r><w:t>3.18 Tabel Pesan Thread Revisi Seminar (`seminar_revision_messages`)</w:t></w:r><w:bookmarkEnd w:id="29"/></w:p><w:p><w:pPr><w:spacing w:before="40" w:after="40"/></w:pPr><w:r><w:rPr><w:color w:val="334155"/><w:sz w:val="19"/><w:szCs w:val="19"/><w:b w:val="1"/><w:bCs w:val="1"/><w:i w:val="1"/><w:iCs w:val="1"/></w:rPr><w:t xml:space="preserve">**Nama Tabel**: `seminar_revision_messages`</w:t></w:r></w:p><w:p><w:pPr><w:spacing w:before="40" w:after="40"/></w:pPr><w:r><w:rPr><w:color w:val="334155"/><w:sz w:val="19"/><w:szCs w:val="19"/><w:b w:val="0"/><w:bCs w:val="0"/><w:i w:val="1"/><w:iCs w:val="1"/></w:rPr><w:t xml:space="preserve">**Primary Key**: `id`</w:t></w:r></w:p><w:p><w:pPr><w:spacing w:before="40" w:after="40"/></w:pPr><w:r><w:rPr><w:color w:val="334155"/><w:sz w:val="19"/><w:szCs w:val="19"/><w:b w:val="0"/><w:bCs w:val="0"/><w:i w:val="1"/><w:iCs w:val="1"/></w:rPr><w:t xml:space="preserve">**Foreign Key**: `seminar_revision_id` $\rightarrow$ merujuk ke `seminar_revisions.id``sender_id` $\rightarrow$ merujuk ke `users.id`</w:t></w:r></w:p><w:p><w:pPr><w:spacing w:before="40" w:after="40"/></w:pPr><w:r><w:rPr><w:color w:val="334155"/><w:sz w:val="19"/><w:szCs w:val="19"/><w:b w:val="0"/><w:bCs w:val="0"/><w:i w:val="1"/><w:iCs w:val="1"/></w:rPr><w:t xml:space="preserve">**Deskripsi**: Mencatat riwayat percakapan konsultasi dua arah antara mahasiswa dan dosen penguji selama masa perbaikan revisi seminar proposal beserta lampiran dokumen revisi.</w:t></w:r></w:p><w:tbl><w:tblGrid><w:gridCol w:w="1417.3228346456694" w:type="dxa"/><w:gridCol w:w="1417.3228346456694" w:type="dxa"/><w:gridCol w:w="1417.3228346456694" w:type="dxa"/><w:gridCol w:w="1417.3228346456694" w:type="dxa"/><w:gridCol w:w="1417.3228346456694" w:type="dxa"/><w:gridCol w:w="1417.3228346456694" w:type="dxa"/><w:gridCol w:w="1417.3228346456694" w:type="dxa"/></w:tblGrid><w:tblPr><w:tblStyle w:val="DbTable"/></w:tblPr><w:tr><w:trPr/><w:tc><w:tcPr><w:tcW w:w="1417.3228346456694" w:type="dxa"/><w:shd w:val="clear" w:fill="1E293B"/><w:noWrap/></w:tcPr><w:p><w:pPr><w:spacing w:after="30"/></w:pPr><w:r><w:rPr><w:color w:val="FFFFFF"/><w:sz w:val="16"/><w:szCs w:val="16"/><w:b w:val="1"/><w:bCs w:val="1"/></w:rPr><w:t xml:space="preserve">No</w:t></w:r></w:p></w:tc><w:tc><w:tcPr><w:tcW w:w="1417.3228346456694" w:type="dxa"/><w:shd w:val="clear" w:fill="1E293B"/><w:noWrap/></w:tcPr><w:p><w:pPr><w:spacing w:after="30"/></w:pPr><w:r><w:rPr><w:color w:val="FFFFFF"/><w:sz w:val="16"/><w:szCs w:val="16"/><w:b w:val="1"/><w:bCs w:val="1"/></w:rPr><w:t xml:space="preserve">Nama Kolom</w:t></w:r></w:p></w:tc><w:tc><w:tcPr><w:tcW w:w="1417.3228346456694" w:type="dxa"/><w:shd w:val="clear" w:fill="1E293B"/><w:noWrap/></w:tcPr><w:p><w:pPr><w:spacing w:after="30"/></w:pPr><w:r><w:rPr><w:color w:val="FFFFFF"/><w:sz w:val="16"/><w:szCs w:val="16"/><w:b w:val="1"/><w:bCs w:val="1"/></w:rPr><w:t xml:space="preserve">Tipe Data</w:t></w:r></w:p></w:tc><w:tc><w:tcPr><w:tcW w:w="1417.3228346456694" w:type="dxa"/><w:shd w:val="clear" w:fill="1E293B"/><w:noWrap/></w:tcPr><w:p><w:pPr><w:spacing w:after="30"/></w:pPr><w:r><w:rPr><w:color w:val="FFFFFF"/><w:sz w:val="16"/><w:szCs w:val="16"/><w:b w:val="1"/><w:bCs w:val="1"/></w:rPr><w:t xml:space="preserve">Nullable</w:t></w:r></w:p></w:tc><w:tc><w:tcPr><w:tcW w:w="1417.3228346456694" w:type="dxa"/><w:shd w:val="clear" w:fill="1E293B"/><w:noWrap/></w:tcPr><w:p><w:pPr><w:spacing w:after="30"/></w:pPr><w:r><w:rPr><w:color w:val="FFFFFF"/><w:sz w:val="16"/><w:szCs w:val="16"/><w:b w:val="1"/><w:bCs w:val="1"/></w:rPr><w:t xml:space="preserve">Nilai Default</w:t></w:r></w:p></w:tc><w:tc><w:tcPr><w:tcW w:w="1417.3228346456694" w:type="dxa"/><w:shd w:val="clear" w:fill="1E293B"/><w:noWrap/></w:tcPr><w:p><w:pPr><w:spacing w:after="30"/></w:pPr><w:r><w:rPr><w:color w:val="FFFFFF"/><w:sz w:val="16"/><w:szCs w:val="16"/><w:b w:val="1"/><w:bCs w:val="1"/></w:rPr><w:t xml:space="preserve">Kunci (*Key*)</w:t></w:r></w:p></w:tc><w:tc><w:tcPr><w:tcW w:w="1417.3228346456694" w:type="dxa"/><w:shd w:val="clear" w:fill="1E293B"/><w:noWrap/></w:tcPr><w:p><w:pPr><w:spacing w:after="30"/></w:pPr><w:r><w:rPr><w:color w:val="FFFFFF"/><w:sz w:val="16"/><w:szCs w:val="16"/><w:b w:val="1"/><w:bCs w:val="1"/></w:rPr><w:t xml:space="preserve">Keterangan & Aturan Bisnis</w:t></w:r></w:p></w:tc></w:tr><w:tr><w:trPr/><w:tc><w:tcPr><w:tcW w:w="1417.3228346456694" w:type="dxa"/><w:noWrap/></w:tcPr><w:p><w:pPr><w:spacing w:after="30"/></w:pPr><w:r><w:rPr><w:sz w:val="16"/><w:szCs w:val="16"/></w:rPr><w:t xml:space="preserve">1</w:t></w:r></w:p></w:tc><w:tc><w:tcPr><w:tcW w:w="1417.3228346456694" w:type="dxa"/><w:noWrap/></w:tcPr><w:p><w:pPr><w:spacing w:after="30"/></w:pPr><w:r><w:rPr><w:sz w:val="16"/><w:szCs w:val="16"/></w:rPr><w:t xml:space="preserve">`id`</w:t></w:r></w:p></w:tc><w:tc><w:tcPr><w:tcW w:w="1417.3228346456694" w:type="dxa"/><w:noWrap/></w:tcPr><w:p><w:pPr><w:spacing w:after="30"/></w:pPr><w:r><w:rPr><w:sz w:val="16"/><w:szCs w:val="16"/></w:rPr><w:t xml:space="preserve">`bigint(20) unsigned`</w:t></w:r></w:p></w:tc><w:tc><w:tcPr><w:tcW w:w="1417.3228346456694" w:type="dxa"/><w:noWrap/></w:tcPr><w:p><w:pPr><w:spacing w:after="30"/></w:pPr><w:r><w:rPr><w:sz w:val="16"/><w:szCs w:val="16"/></w:rPr><w:t xml:space="preserve">NOT NULL</w:t></w:r></w:p></w:tc><w:tc><w:tcPr><w:tcW w:w="1417.3228346456694" w:type="dxa"/><w:noWrap/></w:tcPr><w:p><w:pPr><w:spacing w:after="30"/></w:pPr><w:r><w:rPr><w:sz w:val="16"/><w:szCs w:val="16"/></w:rPr><w:t xml:space="preserve">*None*</w:t></w:r></w:p></w:tc><w:tc><w:tcPr><w:tcW w:w="1417.3228346456694" w:type="dxa"/><w:noWrap/></w:tcPr><w:p><w:pPr><w:spacing w:after="30"/></w:pPr><w:r><w:rPr><w:sz w:val="16"/><w:szCs w:val="16"/></w:rPr><w:t xml:space="preserve">PRI (auto_increment)</w:t></w:r></w:p></w:tc><w:tc><w:tcPr><w:tcW w:w="1417.3228346456694" w:type="dxa"/><w:noWrap/></w:tcPr><w:p><w:pPr><w:spacing w:after="30"/></w:pPr><w:r><w:rPr><w:sz w:val="16"/><w:szCs w:val="16"/></w:rPr><w:t xml:space="preserve">Identitas unik rekaman data (*Surrogate Primary Key*).</w:t></w:r></w:p></w:tc></w:tr><w:tr><w:trPr/><w:tc><w:tcPr><w:tcW w:w="1417.3228346456694" w:type="dxa"/><w:noWrap/></w:tcPr><w:p><w:pPr><w:spacing w:after="30"/></w:pPr><w:r><w:rPr><w:sz w:val="16"/><w:szCs w:val="16"/></w:rPr><w:t xml:space="preserve">2</w:t></w:r></w:p></w:tc><w:tc><w:tcPr><w:tcW w:w="1417.3228346456694" w:type="dxa"/><w:noWrap/></w:tcPr><w:p><w:pPr><w:spacing w:after="30"/></w:pPr><w:r><w:rPr><w:sz w:val="16"/><w:szCs w:val="16"/></w:rPr><w:t xml:space="preserve">`seminar_revision_id`</w:t></w:r></w:p></w:tc><w:tc><w:tcPr><w:tcW w:w="1417.3228346456694" w:type="dxa"/><w:noWrap/></w:tcPr><w:p><w:pPr><w:spacing w:after="30"/></w:pPr><w:r><w:rPr><w:sz w:val="16"/><w:szCs w:val="16"/></w:rPr><w:t xml:space="preserve">`bigint(20) unsigned`</w:t></w:r></w:p></w:tc><w:tc><w:tcPr><w:tcW w:w="1417.3228346456694" w:type="dxa"/><w:noWrap/></w:tcPr><w:p><w:pPr><w:spacing w:after="30"/></w:pPr><w:r><w:rPr><w:sz w:val="16"/><w:szCs w:val="16"/></w:rPr><w:t xml:space="preserve">NOT NULL</w:t></w:r></w:p></w:tc><w:tc><w:tcPr><w:tcW w:w="1417.3228346456694" w:type="dxa"/><w:noWrap/></w:tcPr><w:p><w:pPr><w:spacing w:after="30"/></w:pPr><w:r><w:rPr><w:sz w:val="16"/><w:szCs w:val="16"/></w:rPr><w:t xml:space="preserve">*None*</w:t></w:r></w:p></w:tc><w:tc><w:tcPr><w:tcW w:w="1417.3228346456694" w:type="dxa"/><w:noWrap/></w:tcPr><w:p><w:pPr><w:spacing w:after="30"/></w:pPr><w:r><w:rPr><w:sz w:val="16"/><w:szCs w:val="16"/></w:rPr><w:t xml:space="preserve">MUL</w:t></w:r></w:p></w:tc><w:tc><w:tcPr><w:tcW w:w="1417.3228346456694" w:type="dxa"/><w:noWrap/></w:tcPr><w:p><w:pPr><w:spacing w:after="30"/></w:pPr><w:r><w:rPr><w:sz w:val="16"/><w:szCs w:val="16"/></w:rPr><w:t xml:space="preserve">Menyimpan atribut data seminar revision id pada sistem SIBIMA.</w:t></w:r></w:p></w:tc></w:tr><w:tr><w:trPr/><w:tc><w:tcPr><w:tcW w:w="1417.3228346456694" w:type="dxa"/><w:noWrap/></w:tcPr><w:p><w:pPr><w:spacing w:after="30"/></w:pPr><w:r><w:rPr><w:sz w:val="16"/><w:szCs w:val="16"/></w:rPr><w:t xml:space="preserve">3</w:t></w:r></w:p></w:tc><w:tc><w:tcPr><w:tcW w:w="1417.3228346456694" w:type="dxa"/><w:noWrap/></w:tcPr><w:p><w:pPr><w:spacing w:after="30"/></w:pPr><w:r><w:rPr><w:sz w:val="16"/><w:szCs w:val="16"/></w:rPr><w:t xml:space="preserve">`sender_id`</w:t></w:r></w:p></w:tc><w:tc><w:tcPr><w:tcW w:w="1417.3228346456694" w:type="dxa"/><w:noWrap/></w:tcPr><w:p><w:pPr><w:spacing w:after="30"/></w:pPr><w:r><w:rPr><w:sz w:val="16"/><w:szCs w:val="16"/></w:rPr><w:t xml:space="preserve">`bigint(20) unsigned`</w:t></w:r></w:p></w:tc><w:tc><w:tcPr><w:tcW w:w="1417.3228346456694" w:type="dxa"/><w:noWrap/></w:tcPr><w:p><w:pPr><w:spacing w:after="30"/></w:pPr><w:r><w:rPr><w:sz w:val="16"/><w:szCs w:val="16"/></w:rPr><w:t xml:space="preserve">NOT NULL</w:t></w:r></w:p></w:tc><w:tc><w:tcPr><w:tcW w:w="1417.3228346456694" w:type="dxa"/><w:noWrap/></w:tcPr><w:p><w:pPr><w:spacing w:after="30"/></w:pPr><w:r><w:rPr><w:sz w:val="16"/><w:szCs w:val="16"/></w:rPr><w:t xml:space="preserve">*None*</w:t></w:r></w:p></w:tc><w:tc><w:tcPr><w:tcW w:w="1417.3228346456694" w:type="dxa"/><w:noWrap/></w:tcPr><w:p><w:pPr><w:spacing w:after="30"/></w:pPr><w:r><w:rPr><w:sz w:val="16"/><w:szCs w:val="16"/></w:rPr><w:t xml:space="preserve">MUL</w:t></w:r></w:p></w:tc><w:tc><w:tcPr><w:tcW w:w="1417.3228346456694" w:type="dxa"/><w:noWrap/></w:tcPr><w:p><w:pPr><w:spacing w:after="30"/></w:pPr><w:r><w:rPr><w:sz w:val="16"/><w:szCs w:val="16"/></w:rPr><w:t xml:space="preserve">Kunci asing pengguna pengirim pesan thread konsultasi.</w:t></w:r></w:p></w:tc></w:tr><w:tr><w:trPr/><w:tc><w:tcPr><w:tcW w:w="1417.3228346456694" w:type="dxa"/><w:noWrap/></w:tcPr><w:p><w:pPr><w:spacing w:after="30"/></w:pPr><w:r><w:rPr><w:sz w:val="16"/><w:szCs w:val="16"/></w:rPr><w:t xml:space="preserve">4</w:t></w:r></w:p></w:tc><w:tc><w:tcPr><w:tcW w:w="1417.3228346456694" w:type="dxa"/><w:noWrap/></w:tcPr><w:p><w:pPr><w:spacing w:after="30"/></w:pPr><w:r><w:rPr><w:sz w:val="16"/><w:szCs w:val="16"/></w:rPr><w:t xml:space="preserve">`message`</w:t></w:r></w:p></w:tc><w:tc><w:tcPr><w:tcW w:w="1417.3228346456694" w:type="dxa"/><w:noWrap/></w:tcPr><w:p><w:pPr><w:spacing w:after="30"/></w:pPr><w:r><w:rPr><w:sz w:val="16"/><w:szCs w:val="16"/></w:rPr><w:t xml:space="preserve">`text`</w:t></w:r></w:p></w:tc><w:tc><w:tcPr><w:tcW w:w="1417.3228346456694" w:type="dxa"/><w:noWrap/></w:tcPr><w:p><w:pPr><w:spacing w:after="30"/></w:pPr><w:r><w:rPr><w:sz w:val="16"/><w:szCs w:val="16"/></w:rPr><w:t xml:space="preserve">NOT NULL</w:t></w:r></w:p></w:tc><w:tc><w:tcPr><w:tcW w:w="1417.3228346456694" w:type="dxa"/><w:noWrap/></w:tcPr><w:p><w:pPr><w:spacing w:after="30"/></w:pPr><w:r><w:rPr><w:sz w:val="16"/><w:szCs w:val="16"/></w:rPr><w:t xml:space="preserve">*None*</w:t></w:r></w:p></w:tc><w:tc><w:tcPr><w:tcW w:w="1417.3228346456694" w:type="dxa"/><w:noWrap/></w:tcPr><w:p><w:pPr><w:spacing w:after="30"/></w:pPr><w:r><w:rPr><w:sz w:val="16"/><w:szCs w:val="16"/></w:rPr><w:t xml:space="preserve">-</w:t></w:r></w:p></w:tc><w:tc><w:tcPr><w:tcW w:w="1417.3228346456694" w:type="dxa"/><w:noWrap/></w:tcPr><w:p><w:pPr><w:spacing w:after="30"/></w:pPr><w:r><w:rPr><w:sz w:val="16"/><w:szCs w:val="16"/></w:rPr><w:t xml:space="preserve">Teks pesan uraian konsultasi atau penjelasan revisi.</w:t></w:r></w:p></w:tc></w:tr><w:tr><w:trPr/><w:tc><w:tcPr><w:tcW w:w="1417.3228346456694" w:type="dxa"/><w:noWrap/></w:tcPr><w:p><w:pPr><w:spacing w:after="30"/></w:pPr><w:r><w:rPr><w:sz w:val="16"/><w:szCs w:val="16"/></w:rPr><w:t xml:space="preserve">5</w:t></w:r></w:p></w:tc><w:tc><w:tcPr><w:tcW w:w="1417.3228346456694" w:type="dxa"/><w:noWrap/></w:tcPr><w:p><w:pPr><w:spacing w:after="30"/></w:pPr><w:r><w:rPr><w:sz w:val="16"/><w:szCs w:val="16"/></w:rPr><w:t xml:space="preserve">`file_path`</w:t></w:r></w:p></w:tc><w:tc><w:tcPr><w:tcW w:w="1417.3228346456694" w:type="dxa"/><w:noWrap/></w:tcPr><w:p><w:pPr><w:spacing w:after="30"/></w:pPr><w:r><w:rPr><w:sz w:val="16"/><w:szCs w:val="16"/></w:rPr><w:t xml:space="preserve">`varchar(255)`</w:t></w:r></w:p></w:tc><w:tc><w:tcPr><w:tcW w:w="1417.3228346456694" w:type="dxa"/><w:noWrap/></w:tcPr><w:p><w:pPr><w:spacing w:after="30"/></w:pPr><w:r><w:rPr><w:sz w:val="16"/><w:szCs w:val="16"/></w:rPr><w:t xml:space="preserve">NULL</w:t></w:r></w:p></w:tc><w:tc><w:tcPr><w:tcW w:w="1417.3228346456694" w:type="dxa"/><w:noWrap/></w:tcPr><w:p><w:pPr><w:spacing w:after="30"/></w:pPr><w:r><w:rPr><w:sz w:val="16"/><w:szCs w:val="16"/></w:rPr><w:t xml:space="preserve">`NULL`</w:t></w:r></w:p></w:tc><w:tc><w:tcPr><w:tcW w:w="1417.3228346456694" w:type="dxa"/><w:noWrap/></w:tcPr><w:p><w:pPr><w:spacing w:after="30"/></w:pPr><w:r><w:rPr><w:sz w:val="16"/><w:szCs w:val="16"/></w:rPr><w:t xml:space="preserve">-</w:t></w:r></w:p></w:tc><w:tc><w:tcPr><w:tcW w:w="1417.3228346456694" w:type="dxa"/><w:noWrap/></w:tcPr><w:p><w:pPr><w:spacing w:after="30"/></w:pPr><w:r><w:rPr><w:sz w:val="16"/><w:szCs w:val="16"/></w:rPr><w:t xml:space="preserve">Path penyimpanan berkas digital pada storage sistem.</w:t></w:r></w:p></w:tc></w:tr><w:tr><w:trPr/><w:tc><w:tcPr><w:tcW w:w="1417.3228346456694" w:type="dxa"/><w:noWrap/></w:tcPr><w:p><w:pPr><w:spacing w:after="30"/></w:pPr><w:r><w:rPr><w:sz w:val="16"/><w:szCs w:val="16"/></w:rPr><w:t xml:space="preserve">6</w:t></w:r></w:p></w:tc><w:tc><w:tcPr><w:tcW w:w="1417.3228346456694" w:type="dxa"/><w:noWrap/></w:tcPr><w:p><w:pPr><w:spacing w:after="30"/></w:pPr><w:r><w:rPr><w:sz w:val="16"/><w:szCs w:val="16"/></w:rPr><w:t xml:space="preserve">`read_at`</w:t></w:r></w:p></w:tc><w:tc><w:tcPr><w:tcW w:w="1417.3228346456694" w:type="dxa"/><w:noWrap/></w:tcPr><w:p><w:pPr><w:spacing w:after="30"/></w:pPr><w:r><w:rPr><w:sz w:val="16"/><w:szCs w:val="16"/></w:rPr><w:t xml:space="preserve">`timestamp`</w:t></w:r></w:p></w:tc><w:tc><w:tcPr><w:tcW w:w="1417.3228346456694" w:type="dxa"/><w:noWrap/></w:tcPr><w:p><w:pPr><w:spacing w:after="30"/></w:pPr><w:r><w:rPr><w:sz w:val="16"/><w:szCs w:val="16"/></w:rPr><w:t xml:space="preserve">NULL</w:t></w:r></w:p></w:tc><w:tc><w:tcPr><w:tcW w:w="1417.3228346456694" w:type="dxa"/><w:noWrap/></w:tcPr><w:p><w:pPr><w:spacing w:after="30"/></w:pPr><w:r><w:rPr><w:sz w:val="16"/><w:szCs w:val="16"/></w:rPr><w:t xml:space="preserve">`NULL`</w:t></w:r></w:p></w:tc><w:tc><w:tcPr><w:tcW w:w="1417.3228346456694" w:type="dxa"/><w:noWrap/></w:tcPr><w:p><w:pPr><w:spacing w:after="30"/></w:pPr><w:r><w:rPr><w:sz w:val="16"/><w:szCs w:val="16"/></w:rPr><w:t xml:space="preserve">-</w:t></w:r></w:p></w:tc><w:tc><w:tcPr><w:tcW w:w="1417.3228346456694" w:type="dxa"/><w:noWrap/></w:tcPr><w:p><w:pPr><w:spacing w:after="30"/></w:pPr><w:r><w:rPr><w:sz w:val="16"/><w:szCs w:val="16"/></w:rPr><w:t xml:space="preserve">Menyimpan atribut data read at pada sistem SIBIMA.</w:t></w:r></w:p></w:tc></w:tr><w:tr><w:trPr/><w:tc><w:tcPr><w:tcW w:w="1417.3228346456694" w:type="dxa"/><w:noWrap/></w:tcPr><w:p><w:pPr><w:spacing w:after="30"/></w:pPr><w:r><w:rPr><w:sz w:val="16"/><w:szCs w:val="16"/></w:rPr><w:t xml:space="preserve">7</w:t></w:r></w:p></w:tc><w:tc><w:tcPr><w:tcW w:w="1417.3228346456694" w:type="dxa"/><w:noWrap/></w:tcPr><w:p><w:pPr><w:spacing w:after="30"/></w:pPr><w:r><w:rPr><w:sz w:val="16"/><w:szCs w:val="16"/></w:rPr><w:t xml:space="preserve">`created_at`</w:t></w:r></w:p></w:tc><w:tc><w:tcPr><w:tcW w:w="1417.3228346456694" w:type="dxa"/><w:noWrap/></w:tcPr><w:p><w:pPr><w:spacing w:after="30"/></w:pPr><w:r><w:rPr><w:sz w:val="16"/><w:szCs w:val="16"/></w:rPr><w:t xml:space="preserve">`timestamp`</w:t></w:r></w:p></w:tc><w:tc><w:tcPr><w:tcW w:w="1417.3228346456694" w:type="dxa"/><w:noWrap/></w:tcPr><w:p><w:pPr><w:spacing w:after="30"/></w:pPr><w:r><w:rPr><w:sz w:val="16"/><w:szCs w:val="16"/></w:rPr><w:t xml:space="preserve">NULL</w:t></w:r></w:p></w:tc><w:tc><w:tcPr><w:tcW w:w="1417.3228346456694" w:type="dxa"/><w:noWrap/></w:tcPr><w:p><w:pPr><w:spacing w:after="30"/></w:pPr><w:r><w:rPr><w:sz w:val="16"/><w:szCs w:val="16"/></w:rPr><w:t xml:space="preserve">`NULL`</w:t></w:r></w:p></w:tc><w:tc><w:tcPr><w:tcW w:w="1417.3228346456694" w:type="dxa"/><w:noWrap/></w:tcPr><w:p><w:pPr><w:spacing w:after="30"/></w:pPr><w:r><w:rPr><w:sz w:val="16"/><w:szCs w:val="16"/></w:rPr><w:t xml:space="preserve">-</w:t></w:r></w:p></w:tc><w:tc><w:tcPr><w:tcW w:w="1417.3228346456694" w:type="dxa"/><w:noWrap/></w:tcPr><w:p><w:pPr><w:spacing w:after="30"/></w:pPr><w:r><w:rPr><w:sz w:val="16"/><w:szCs w:val="16"/></w:rPr><w:t xml:space="preserve">Waktu rekaman pertama kali dibuat di sistem.</w:t></w:r></w:p></w:tc></w:tr><w:tr><w:trPr/><w:tc><w:tcPr><w:tcW w:w="1417.3228346456694" w:type="dxa"/><w:noWrap/></w:tcPr><w:p><w:pPr><w:spacing w:after="30"/></w:pPr><w:r><w:rPr><w:sz w:val="16"/><w:szCs w:val="16"/></w:rPr><w:t xml:space="preserve">8</w:t></w:r></w:p></w:tc><w:tc><w:tcPr><w:tcW w:w="1417.3228346456694" w:type="dxa"/><w:noWrap/></w:tcPr><w:p><w:pPr><w:spacing w:after="30"/></w:pPr><w:r><w:rPr><w:sz w:val="16"/><w:szCs w:val="16"/></w:rPr><w:t xml:space="preserve">`updated_at`</w:t></w:r></w:p></w:tc><w:tc><w:tcPr><w:tcW w:w="1417.3228346456694" w:type="dxa"/><w:noWrap/></w:tcPr><w:p><w:pPr><w:spacing w:after="30"/></w:pPr><w:r><w:rPr><w:sz w:val="16"/><w:szCs w:val="16"/></w:rPr><w:t xml:space="preserve">`timestamp`</w:t></w:r></w:p></w:tc><w:tc><w:tcPr><w:tcW w:w="1417.3228346456694" w:type="dxa"/><w:noWrap/></w:tcPr><w:p><w:pPr><w:spacing w:after="30"/></w:pPr><w:r><w:rPr><w:sz w:val="16"/><w:szCs w:val="16"/></w:rPr><w:t xml:space="preserve">NULL</w:t></w:r></w:p></w:tc><w:tc><w:tcPr><w:tcW w:w="1417.3228346456694" w:type="dxa"/><w:noWrap/></w:tcPr><w:p><w:pPr><w:spacing w:after="30"/></w:pPr><w:r><w:rPr><w:sz w:val="16"/><w:szCs w:val="16"/></w:rPr><w:t xml:space="preserve">`NULL`</w:t></w:r></w:p></w:tc><w:tc><w:tcPr><w:tcW w:w="1417.3228346456694" w:type="dxa"/><w:noWrap/></w:tcPr><w:p><w:pPr><w:spacing w:after="30"/></w:pPr><w:r><w:rPr><w:sz w:val="16"/><w:szCs w:val="16"/></w:rPr><w:t xml:space="preserve">-</w:t></w:r></w:p></w:tc><w:tc><w:tcPr><w:tcW w:w="1417.3228346456694" w:type="dxa"/><w:noWrap/></w:tcPr><w:p><w:pPr><w:spacing w:after="30"/></w:pPr><w:r><w:rPr><w:sz w:val="16"/><w:szCs w:val="16"/></w:rPr><w:t xml:space="preserve">Waktu rekaman terakhir kali diperbarui.</w:t></w:r></w:p></w:tc></w:tr></w:tbl><w:p/><w:p><w:pPr><w:jc w:val="both"/><w:spacing w:after="70"/></w:pPr><w:r><w:rPr><w:sz w:val="19"/><w:szCs w:val="19"/></w:rPr><w:t xml:space="preserve">---</w:t></w:r></w:p><w:p><w:pPr><w:pStyle w:val="Heading3"/></w:pPr><w:bookmarkStart w:id="30" w:name="_Toc30"/><w:r><w:t>3.19 Tabel Master Jadwal Seminar Proposal (`seminar_schedules`)</w:t></w:r><w:bookmarkEnd w:id="30"/></w:p><w:p><w:pPr><w:spacing w:before="40" w:after="40"/></w:pPr><w:r><w:rPr><w:color w:val="334155"/><w:sz w:val="19"/><w:szCs w:val="19"/><w:b w:val="1"/><w:bCs w:val="1"/><w:i w:val="1"/><w:iCs w:val="1"/></w:rPr><w:t xml:space="preserve">**Nama Tabel**: `seminar_schedules`</w:t></w:r></w:p><w:p><w:pPr><w:spacing w:before="40" w:after="40"/></w:pPr><w:r><w:rPr><w:color w:val="334155"/><w:sz w:val="19"/><w:szCs w:val="19"/><w:b w:val="0"/><w:bCs w:val="0"/><w:i w:val="1"/><w:iCs w:val="1"/></w:rPr><w:t xml:space="preserve">**Primary Key**: `id`</w:t></w:r></w:p><w:p><w:pPr><w:spacing w:before="40" w:after="40"/></w:pPr><w:r><w:rPr><w:color w:val="334155"/><w:sz w:val="19"/><w:szCs w:val="19"/><w:b w:val="0"/><w:bCs w:val="0"/><w:i w:val="1"/><w:iCs w:val="1"/></w:rPr><w:t xml:space="preserve">**Foreign Key**: `chairman_id` $\rightarrow$ merujuk ke `users.id``created_by` $\rightarrow$ merujuk ke `users.id``moderator_id` $\rightarrow$ merujuk ke `users.id``wave_id` $\rightarrow$ merujuk ke `waves.id`</w:t></w:r></w:p><w:p><w:pPr><w:spacing w:before="40" w:after="40"/></w:pPr><w:r><w:rPr><w:color w:val="334155"/><w:sz w:val="19"/><w:szCs w:val="19"/><w:b w:val="0"/><w:bCs w:val="0"/><w:i w:val="1"/><w:iCs w:val="1"/></w:rPr><w:t xml:space="preserve">**Deskripsi**: Menyimpan sesi pelaksanaan jadwal seminar proposal per gelombang, mencakup tanggal pelaksanaan, ruangan ujian, tautan konferensi daring (jika daring), serta pejabat penandatangan surat tugas.</w:t></w:r></w:p><w:tbl><w:tblGrid><w:gridCol w:w="1417.3228346456694" w:type="dxa"/><w:gridCol w:w="1417.3228346456694" w:type="dxa"/><w:gridCol w:w="1417.3228346456694" w:type="dxa"/><w:gridCol w:w="1417.3228346456694" w:type="dxa"/><w:gridCol w:w="1417.3228346456694" w:type="dxa"/><w:gridCol w:w="1417.3228346456694" w:type="dxa"/><w:gridCol w:w="1417.3228346456694" w:type="dxa"/></w:tblGrid><w:tblPr><w:tblStyle w:val="DbTable"/></w:tblPr><w:tr><w:trPr/><w:tc><w:tcPr><w:tcW w:w="1417.3228346456694" w:type="dxa"/><w:shd w:val="clear" w:fill="1E293B"/><w:noWrap/></w:tcPr><w:p><w:pPr><w:spacing w:after="30"/></w:pPr><w:r><w:rPr><w:color w:val="FFFFFF"/><w:sz w:val="16"/><w:szCs w:val="16"/><w:b w:val="1"/><w:bCs w:val="1"/></w:rPr><w:t xml:space="preserve">No</w:t></w:r></w:p></w:tc><w:tc><w:tcPr><w:tcW w:w="1417.3228346456694" w:type="dxa"/><w:shd w:val="clear" w:fill="1E293B"/><w:noWrap/></w:tcPr><w:p><w:pPr><w:spacing w:after="30"/></w:pPr><w:r><w:rPr><w:color w:val="FFFFFF"/><w:sz w:val="16"/><w:szCs w:val="16"/><w:b w:val="1"/><w:bCs w:val="1"/></w:rPr><w:t xml:space="preserve">Nama Kolom</w:t></w:r></w:p></w:tc><w:tc><w:tcPr><w:tcW w:w="1417.3228346456694" w:type="dxa"/><w:shd w:val="clear" w:fill="1E293B"/><w:noWrap/></w:tcPr><w:p><w:pPr><w:spacing w:after="30"/></w:pPr><w:r><w:rPr><w:color w:val="FFFFFF"/><w:sz w:val="16"/><w:szCs w:val="16"/><w:b w:val="1"/><w:bCs w:val="1"/></w:rPr><w:t xml:space="preserve">Tipe Data</w:t></w:r></w:p></w:tc><w:tc><w:tcPr><w:tcW w:w="1417.3228346456694" w:type="dxa"/><w:shd w:val="clear" w:fill="1E293B"/><w:noWrap/></w:tcPr><w:p><w:pPr><w:spacing w:after="30"/></w:pPr><w:r><w:rPr><w:color w:val="FFFFFF"/><w:sz w:val="16"/><w:szCs w:val="16"/><w:b w:val="1"/><w:bCs w:val="1"/></w:rPr><w:t xml:space="preserve">Nullable</w:t></w:r></w:p></w:tc><w:tc><w:tcPr><w:tcW w:w="1417.3228346456694" w:type="dxa"/><w:shd w:val="clear" w:fill="1E293B"/><w:noWrap/></w:tcPr><w:p><w:pPr><w:spacing w:after="30"/></w:pPr><w:r><w:rPr><w:color w:val="FFFFFF"/><w:sz w:val="16"/><w:szCs w:val="16"/><w:b w:val="1"/><w:bCs w:val="1"/></w:rPr><w:t xml:space="preserve">Nilai Default</w:t></w:r></w:p></w:tc><w:tc><w:tcPr><w:tcW w:w="1417.3228346456694" w:type="dxa"/><w:shd w:val="clear" w:fill="1E293B"/><w:noWrap/></w:tcPr><w:p><w:pPr><w:spacing w:after="30"/></w:pPr><w:r><w:rPr><w:color w:val="FFFFFF"/><w:sz w:val="16"/><w:szCs w:val="16"/><w:b w:val="1"/><w:bCs w:val="1"/></w:rPr><w:t xml:space="preserve">Kunci (*Key*)</w:t></w:r></w:p></w:tc><w:tc><w:tcPr><w:tcW w:w="1417.3228346456694" w:type="dxa"/><w:shd w:val="clear" w:fill="1E293B"/><w:noWrap/></w:tcPr><w:p><w:pPr><w:spacing w:after="30"/></w:pPr><w:r><w:rPr><w:color w:val="FFFFFF"/><w:sz w:val="16"/><w:szCs w:val="16"/><w:b w:val="1"/><w:bCs w:val="1"/></w:rPr><w:t xml:space="preserve">Keterangan & Aturan Bisnis</w:t></w:r></w:p></w:tc></w:tr><w:tr><w:trPr/><w:tc><w:tcPr><w:tcW w:w="1417.3228346456694" w:type="dxa"/><w:noWrap/></w:tcPr><w:p><w:pPr><w:spacing w:after="30"/></w:pPr><w:r><w:rPr><w:sz w:val="16"/><w:szCs w:val="16"/></w:rPr><w:t xml:space="preserve">1</w:t></w:r></w:p></w:tc><w:tc><w:tcPr><w:tcW w:w="1417.3228346456694" w:type="dxa"/><w:noWrap/></w:tcPr><w:p><w:pPr><w:spacing w:after="30"/></w:pPr><w:r><w:rPr><w:sz w:val="16"/><w:szCs w:val="16"/></w:rPr><w:t xml:space="preserve">`id`</w:t></w:r></w:p></w:tc><w:tc><w:tcPr><w:tcW w:w="1417.3228346456694" w:type="dxa"/><w:noWrap/></w:tcPr><w:p><w:pPr><w:spacing w:after="30"/></w:pPr><w:r><w:rPr><w:sz w:val="16"/><w:szCs w:val="16"/></w:rPr><w:t xml:space="preserve">`bigint(20) unsigned`</w:t></w:r></w:p></w:tc><w:tc><w:tcPr><w:tcW w:w="1417.3228346456694" w:type="dxa"/><w:noWrap/></w:tcPr><w:p><w:pPr><w:spacing w:after="30"/></w:pPr><w:r><w:rPr><w:sz w:val="16"/><w:szCs w:val="16"/></w:rPr><w:t xml:space="preserve">NOT NULL</w:t></w:r></w:p></w:tc><w:tc><w:tcPr><w:tcW w:w="1417.3228346456694" w:type="dxa"/><w:noWrap/></w:tcPr><w:p><w:pPr><w:spacing w:after="30"/></w:pPr><w:r><w:rPr><w:sz w:val="16"/><w:szCs w:val="16"/></w:rPr><w:t xml:space="preserve">*None*</w:t></w:r></w:p></w:tc><w:tc><w:tcPr><w:tcW w:w="1417.3228346456694" w:type="dxa"/><w:noWrap/></w:tcPr><w:p><w:pPr><w:spacing w:after="30"/></w:pPr><w:r><w:rPr><w:sz w:val="16"/><w:szCs w:val="16"/></w:rPr><w:t xml:space="preserve">PRI (auto_increment)</w:t></w:r></w:p></w:tc><w:tc><w:tcPr><w:tcW w:w="1417.3228346456694" w:type="dxa"/><w:noWrap/></w:tcPr><w:p><w:pPr><w:spacing w:after="30"/></w:pPr><w:r><w:rPr><w:sz w:val="16"/><w:szCs w:val="16"/></w:rPr><w:t xml:space="preserve">Identitas unik rekaman data (*Surrogate Primary Key*).</w:t></w:r></w:p></w:tc></w:tr><w:tr><w:trPr/><w:tc><w:tcPr><w:tcW w:w="1417.3228346456694" w:type="dxa"/><w:noWrap/></w:tcPr><w:p><w:pPr><w:spacing w:after="30"/></w:pPr><w:r><w:rPr><w:sz w:val="16"/><w:szCs w:val="16"/></w:rPr><w:t xml:space="preserve">2</w:t></w:r></w:p></w:tc><w:tc><w:tcPr><w:tcW w:w="1417.3228346456694" w:type="dxa"/><w:noWrap/></w:tcPr><w:p><w:pPr><w:spacing w:after="30"/></w:pPr><w:r><w:rPr><w:sz w:val="16"/><w:szCs w:val="16"/></w:rPr><w:t xml:space="preserve">`title`</w:t></w:r></w:p></w:tc><w:tc><w:tcPr><w:tcW w:w="1417.3228346456694" w:type="dxa"/><w:noWrap/></w:tcPr><w:p><w:pPr><w:spacing w:after="30"/></w:pPr><w:r><w:rPr><w:sz w:val="16"/><w:szCs w:val="16"/></w:rPr><w:t xml:space="preserve">`varchar(255)`</w:t></w:r></w:p></w:tc><w:tc><w:tcPr><w:tcW w:w="1417.3228346456694" w:type="dxa"/><w:noWrap/></w:tcPr><w:p><w:pPr><w:spacing w:after="30"/></w:pPr><w:r><w:rPr><w:sz w:val="16"/><w:szCs w:val="16"/></w:rPr><w:t xml:space="preserve">NOT NULL</w:t></w:r></w:p></w:tc><w:tc><w:tcPr><w:tcW w:w="1417.3228346456694" w:type="dxa"/><w:noWrap/></w:tcPr><w:p><w:pPr><w:spacing w:after="30"/></w:pPr><w:r><w:rPr><w:sz w:val="16"/><w:szCs w:val="16"/></w:rPr><w:t xml:space="preserve">*None*</w:t></w:r></w:p></w:tc><w:tc><w:tcPr><w:tcW w:w="1417.3228346456694" w:type="dxa"/><w:noWrap/></w:tcPr><w:p><w:pPr><w:spacing w:after="30"/></w:pPr><w:r><w:rPr><w:sz w:val="16"/><w:szCs w:val="16"/></w:rPr><w:t xml:space="preserve">-</w:t></w:r></w:p></w:tc><w:tc><w:tcPr><w:tcW w:w="1417.3228346456694" w:type="dxa"/><w:noWrap/></w:tcPr><w:p><w:pPr><w:spacing w:after="30"/></w:pPr><w:r><w:rPr><w:sz w:val="16"/><w:szCs w:val="16"/></w:rPr><w:t xml:space="preserve">Menyimpan atribut data title pada sistem SIBIMA.</w:t></w:r></w:p></w:tc></w:tr><w:tr><w:trPr/><w:tc><w:tcPr><w:tcW w:w="1417.3228346456694" w:type="dxa"/><w:noWrap/></w:tcPr><w:p><w:pPr><w:spacing w:after="30"/></w:pPr><w:r><w:rPr><w:sz w:val="16"/><w:szCs w:val="16"/></w:rPr><w:t xml:space="preserve">3</w:t></w:r></w:p></w:tc><w:tc><w:tcPr><w:tcW w:w="1417.3228346456694" w:type="dxa"/><w:noWrap/></w:tcPr><w:p><w:pPr><w:spacing w:after="30"/></w:pPr><w:r><w:rPr><w:sz w:val="16"/><w:szCs w:val="16"/></w:rPr><w:t xml:space="preserve">`date`</w:t></w:r></w:p></w:tc><w:tc><w:tcPr><w:tcW w:w="1417.3228346456694" w:type="dxa"/><w:noWrap/></w:tcPr><w:p><w:pPr><w:spacing w:after="30"/></w:pPr><w:r><w:rPr><w:sz w:val="16"/><w:szCs w:val="16"/></w:rPr><w:t xml:space="preserve">`date`</w:t></w:r></w:p></w:tc><w:tc><w:tcPr><w:tcW w:w="1417.3228346456694" w:type="dxa"/><w:noWrap/></w:tcPr><w:p><w:pPr><w:spacing w:after="30"/></w:pPr><w:r><w:rPr><w:sz w:val="16"/><w:szCs w:val="16"/></w:rPr><w:t xml:space="preserve">NOT NULL</w:t></w:r></w:p></w:tc><w:tc><w:tcPr><w:tcW w:w="1417.3228346456694" w:type="dxa"/><w:noWrap/></w:tcPr><w:p><w:pPr><w:spacing w:after="30"/></w:pPr><w:r><w:rPr><w:sz w:val="16"/><w:szCs w:val="16"/></w:rPr><w:t xml:space="preserve">*None*</w:t></w:r></w:p></w:tc><w:tc><w:tcPr><w:tcW w:w="1417.3228346456694" w:type="dxa"/><w:noWrap/></w:tcPr><w:p><w:pPr><w:spacing w:after="30"/></w:pPr><w:r><w:rPr><w:sz w:val="16"/><w:szCs w:val="16"/></w:rPr><w:t xml:space="preserve">-</w:t></w:r></w:p></w:tc><w:tc><w:tcPr><w:tcW w:w="1417.3228346456694" w:type="dxa"/><w:noWrap/></w:tcPr><w:p><w:pPr><w:spacing w:after="30"/></w:pPr><w:r><w:rPr><w:sz w:val="16"/><w:szCs w:val="16"/></w:rPr><w:t xml:space="preserve">Rekam penanggalan agenda kegiatan.</w:t></w:r></w:p></w:tc></w:tr><w:tr><w:trPr/><w:tc><w:tcPr><w:tcW w:w="1417.3228346456694" w:type="dxa"/><w:noWrap/></w:tcPr><w:p><w:pPr><w:spacing w:after="30"/></w:pPr><w:r><w:rPr><w:sz w:val="16"/><w:szCs w:val="16"/></w:rPr><w:t xml:space="preserve">4</w:t></w:r></w:p></w:tc><w:tc><w:tcPr><w:tcW w:w="1417.3228346456694" w:type="dxa"/><w:noWrap/></w:tcPr><w:p><w:pPr><w:spacing w:after="30"/></w:pPr><w:r><w:rPr><w:sz w:val="16"/><w:szCs w:val="16"/></w:rPr><w:t xml:space="preserve">`chairman_id`</w:t></w:r></w:p></w:tc><w:tc><w:tcPr><w:tcW w:w="1417.3228346456694" w:type="dxa"/><w:noWrap/></w:tcPr><w:p><w:pPr><w:spacing w:after="30"/></w:pPr><w:r><w:rPr><w:sz w:val="16"/><w:szCs w:val="16"/></w:rPr><w:t xml:space="preserve">`bigint(20) unsigned`</w:t></w:r></w:p></w:tc><w:tc><w:tcPr><w:tcW w:w="1417.3228346456694" w:type="dxa"/><w:noWrap/></w:tcPr><w:p><w:pPr><w:spacing w:after="30"/></w:pPr><w:r><w:rPr><w:sz w:val="16"/><w:szCs w:val="16"/></w:rPr><w:t xml:space="preserve">NULL</w:t></w:r></w:p></w:tc><w:tc><w:tcPr><w:tcW w:w="1417.3228346456694" w:type="dxa"/><w:noWrap/></w:tcPr><w:p><w:pPr><w:spacing w:after="30"/></w:pPr><w:r><w:rPr><w:sz w:val="16"/><w:szCs w:val="16"/></w:rPr><w:t xml:space="preserve">`NULL`</w:t></w:r></w:p></w:tc><w:tc><w:tcPr><w:tcW w:w="1417.3228346456694" w:type="dxa"/><w:noWrap/></w:tcPr><w:p><w:pPr><w:spacing w:after="30"/></w:pPr><w:r><w:rPr><w:sz w:val="16"/><w:szCs w:val="16"/></w:rPr><w:t xml:space="preserve">MUL</w:t></w:r></w:p></w:tc><w:tc><w:tcPr><w:tcW w:w="1417.3228346456694" w:type="dxa"/><w:noWrap/></w:tcPr><w:p><w:pPr><w:spacing w:after="30"/></w:pPr><w:r><w:rPr><w:sz w:val="16"/><w:szCs w:val="16"/></w:rPr><w:t xml:space="preserve">Menyimpan atribut data chairman id pada sistem SIBIMA.</w:t></w:r></w:p></w:tc></w:tr><w:tr><w:trPr/><w:tc><w:tcPr><w:tcW w:w="1417.3228346456694" w:type="dxa"/><w:noWrap/></w:tcPr><w:p><w:pPr><w:spacing w:after="30"/></w:pPr><w:r><w:rPr><w:sz w:val="16"/><w:szCs w:val="16"/></w:rPr><w:t xml:space="preserve">5</w:t></w:r></w:p></w:tc><w:tc><w:tcPr><w:tcW w:w="1417.3228346456694" w:type="dxa"/><w:noWrap/></w:tcPr><w:p><w:pPr><w:spacing w:after="30"/></w:pPr><w:r><w:rPr><w:sz w:val="16"/><w:szCs w:val="16"/></w:rPr><w:t xml:space="preserve">`moderator_id`</w:t></w:r></w:p></w:tc><w:tc><w:tcPr><w:tcW w:w="1417.3228346456694" w:type="dxa"/><w:noWrap/></w:tcPr><w:p><w:pPr><w:spacing w:after="30"/></w:pPr><w:r><w:rPr><w:sz w:val="16"/><w:szCs w:val="16"/></w:rPr><w:t xml:space="preserve">`bigint(20) unsigned`</w:t></w:r></w:p></w:tc><w:tc><w:tcPr><w:tcW w:w="1417.3228346456694" w:type="dxa"/><w:noWrap/></w:tcPr><w:p><w:pPr><w:spacing w:after="30"/></w:pPr><w:r><w:rPr><w:sz w:val="16"/><w:szCs w:val="16"/></w:rPr><w:t xml:space="preserve">NULL</w:t></w:r></w:p></w:tc><w:tc><w:tcPr><w:tcW w:w="1417.3228346456694" w:type="dxa"/><w:noWrap/></w:tcPr><w:p><w:pPr><w:spacing w:after="30"/></w:pPr><w:r><w:rPr><w:sz w:val="16"/><w:szCs w:val="16"/></w:rPr><w:t xml:space="preserve">`NULL`</w:t></w:r></w:p></w:tc><w:tc><w:tcPr><w:tcW w:w="1417.3228346456694" w:type="dxa"/><w:noWrap/></w:tcPr><w:p><w:pPr><w:spacing w:after="30"/></w:pPr><w:r><w:rPr><w:sz w:val="16"/><w:szCs w:val="16"/></w:rPr><w:t xml:space="preserve">MUL</w:t></w:r></w:p></w:tc><w:tc><w:tcPr><w:tcW w:w="1417.3228346456694" w:type="dxa"/><w:noWrap/></w:tcPr><w:p><w:pPr><w:spacing w:after="30"/></w:pPr><w:r><w:rPr><w:sz w:val="16"/><w:szCs w:val="16"/></w:rPr><w:t xml:space="preserve">Menyimpan atribut data moderator id pada sistem SIBIMA.</w:t></w:r></w:p></w:tc></w:tr><w:tr><w:trPr/><w:tc><w:tcPr><w:tcW w:w="1417.3228346456694" w:type="dxa"/><w:noWrap/></w:tcPr><w:p><w:pPr><w:spacing w:after="30"/></w:pPr><w:r><w:rPr><w:sz w:val="16"/><w:szCs w:val="16"/></w:rPr><w:t xml:space="preserve">6</w:t></w:r></w:p></w:tc><w:tc><w:tcPr><w:tcW w:w="1417.3228346456694" w:type="dxa"/><w:noWrap/></w:tcPr><w:p><w:pPr><w:spacing w:after="30"/></w:pPr><w:r><w:rPr><w:sz w:val="16"/><w:szCs w:val="16"/></w:rPr><w:t xml:space="preserve">`location`</w:t></w:r></w:p></w:tc><w:tc><w:tcPr><w:tcW w:w="1417.3228346456694" w:type="dxa"/><w:noWrap/></w:tcPr><w:p><w:pPr><w:spacing w:after="30"/></w:pPr><w:r><w:rPr><w:sz w:val="16"/><w:szCs w:val="16"/></w:rPr><w:t xml:space="preserve">`varchar(255)`</w:t></w:r></w:p></w:tc><w:tc><w:tcPr><w:tcW w:w="1417.3228346456694" w:type="dxa"/><w:noWrap/></w:tcPr><w:p><w:pPr><w:spacing w:after="30"/></w:pPr><w:r><w:rPr><w:sz w:val="16"/><w:szCs w:val="16"/></w:rPr><w:t xml:space="preserve">NULL</w:t></w:r></w:p></w:tc><w:tc><w:tcPr><w:tcW w:w="1417.3228346456694" w:type="dxa"/><w:noWrap/></w:tcPr><w:p><w:pPr><w:spacing w:after="30"/></w:pPr><w:r><w:rPr><w:sz w:val="16"/><w:szCs w:val="16"/></w:rPr><w:t xml:space="preserve">`NULL`</w:t></w:r></w:p></w:tc><w:tc><w:tcPr><w:tcW w:w="1417.3228346456694" w:type="dxa"/><w:noWrap/></w:tcPr><w:p><w:pPr><w:spacing w:after="30"/></w:pPr><w:r><w:rPr><w:sz w:val="16"/><w:szCs w:val="16"/></w:rPr><w:t xml:space="preserve">-</w:t></w:r></w:p></w:tc><w:tc><w:tcPr><w:tcW w:w="1417.3228346456694" w:type="dxa"/><w:noWrap/></w:tcPr><w:p><w:pPr><w:spacing w:after="30"/></w:pPr><w:r><w:rPr><w:sz w:val="16"/><w:szCs w:val="16"/></w:rPr><w:t xml:space="preserve">Menyimpan atribut data location pada sistem SIBIMA.</w:t></w:r></w:p></w:tc></w:tr><w:tr><w:trPr/><w:tc><w:tcPr><w:tcW w:w="1417.3228346456694" w:type="dxa"/><w:noWrap/></w:tcPr><w:p><w:pPr><w:spacing w:after="30"/></w:pPr><w:r><w:rPr><w:sz w:val="16"/><w:szCs w:val="16"/></w:rPr><w:t xml:space="preserve">7</w:t></w:r></w:p></w:tc><w:tc><w:tcPr><w:tcW w:w="1417.3228346456694" w:type="dxa"/><w:noWrap/></w:tcPr><w:p><w:pPr><w:spacing w:after="30"/></w:pPr><w:r><w:rPr><w:sz w:val="16"/><w:szCs w:val="16"/></w:rPr><w:t xml:space="preserve">`created_by`</w:t></w:r></w:p></w:tc><w:tc><w:tcPr><w:tcW w:w="1417.3228346456694" w:type="dxa"/><w:noWrap/></w:tcPr><w:p><w:pPr><w:spacing w:after="30"/></w:pPr><w:r><w:rPr><w:sz w:val="16"/><w:szCs w:val="16"/></w:rPr><w:t xml:space="preserve">`bigint(20) unsigned`</w:t></w:r></w:p></w:tc><w:tc><w:tcPr><w:tcW w:w="1417.3228346456694" w:type="dxa"/><w:noWrap/></w:tcPr><w:p><w:pPr><w:spacing w:after="30"/></w:pPr><w:r><w:rPr><w:sz w:val="16"/><w:szCs w:val="16"/></w:rPr><w:t xml:space="preserve">NOT NULL</w:t></w:r></w:p></w:tc><w:tc><w:tcPr><w:tcW w:w="1417.3228346456694" w:type="dxa"/><w:noWrap/></w:tcPr><w:p><w:pPr><w:spacing w:after="30"/></w:pPr><w:r><w:rPr><w:sz w:val="16"/><w:szCs w:val="16"/></w:rPr><w:t xml:space="preserve">*None*</w:t></w:r></w:p></w:tc><w:tc><w:tcPr><w:tcW w:w="1417.3228346456694" w:type="dxa"/><w:noWrap/></w:tcPr><w:p><w:pPr><w:spacing w:after="30"/></w:pPr><w:r><w:rPr><w:sz w:val="16"/><w:szCs w:val="16"/></w:rPr><w:t xml:space="preserve">MUL</w:t></w:r></w:p></w:tc><w:tc><w:tcPr><w:tcW w:w="1417.3228346456694" w:type="dxa"/><w:noWrap/></w:tcPr><w:p><w:pPr><w:spacing w:after="30"/></w:pPr><w:r><w:rPr><w:sz w:val="16"/><w:szCs w:val="16"/></w:rPr><w:t xml:space="preserve">Menyimpan atribut data created by pada sistem SIBIMA.</w:t></w:r></w:p></w:tc></w:tr><w:tr><w:trPr/><w:tc><w:tcPr><w:tcW w:w="1417.3228346456694" w:type="dxa"/><w:noWrap/></w:tcPr><w:p><w:pPr><w:spacing w:after="30"/></w:pPr><w:r><w:rPr><w:sz w:val="16"/><w:szCs w:val="16"/></w:rPr><w:t xml:space="preserve">8</w:t></w:r></w:p></w:tc><w:tc><w:tcPr><w:tcW w:w="1417.3228346456694" w:type="dxa"/><w:noWrap/></w:tcPr><w:p><w:pPr><w:spacing w:after="30"/></w:pPr><w:r><w:rPr><w:sz w:val="16"/><w:szCs w:val="16"/></w:rPr><w:t xml:space="preserve">`created_at`</w:t></w:r></w:p></w:tc><w:tc><w:tcPr><w:tcW w:w="1417.3228346456694" w:type="dxa"/><w:noWrap/></w:tcPr><w:p><w:pPr><w:spacing w:after="30"/></w:pPr><w:r><w:rPr><w:sz w:val="16"/><w:szCs w:val="16"/></w:rPr><w:t xml:space="preserve">`timestamp`</w:t></w:r></w:p></w:tc><w:tc><w:tcPr><w:tcW w:w="1417.3228346456694" w:type="dxa"/><w:noWrap/></w:tcPr><w:p><w:pPr><w:spacing w:after="30"/></w:pPr><w:r><w:rPr><w:sz w:val="16"/><w:szCs w:val="16"/></w:rPr><w:t xml:space="preserve">NULL</w:t></w:r></w:p></w:tc><w:tc><w:tcPr><w:tcW w:w="1417.3228346456694" w:type="dxa"/><w:noWrap/></w:tcPr><w:p><w:pPr><w:spacing w:after="30"/></w:pPr><w:r><w:rPr><w:sz w:val="16"/><w:szCs w:val="16"/></w:rPr><w:t xml:space="preserve">`NULL`</w:t></w:r></w:p></w:tc><w:tc><w:tcPr><w:tcW w:w="1417.3228346456694" w:type="dxa"/><w:noWrap/></w:tcPr><w:p><w:pPr><w:spacing w:after="30"/></w:pPr><w:r><w:rPr><w:sz w:val="16"/><w:szCs w:val="16"/></w:rPr><w:t xml:space="preserve">-</w:t></w:r></w:p></w:tc><w:tc><w:tcPr><w:tcW w:w="1417.3228346456694" w:type="dxa"/><w:noWrap/></w:tcPr><w:p><w:pPr><w:spacing w:after="30"/></w:pPr><w:r><w:rPr><w:sz w:val="16"/><w:szCs w:val="16"/></w:rPr><w:t xml:space="preserve">Waktu rekaman pertama kali dibuat di sistem.</w:t></w:r></w:p></w:tc></w:tr><w:tr><w:trPr/><w:tc><w:tcPr><w:tcW w:w="1417.3228346456694" w:type="dxa"/><w:noWrap/></w:tcPr><w:p><w:pPr><w:spacing w:after="30"/></w:pPr><w:r><w:rPr><w:sz w:val="16"/><w:szCs w:val="16"/></w:rPr><w:t xml:space="preserve">9</w:t></w:r></w:p></w:tc><w:tc><w:tcPr><w:tcW w:w="1417.3228346456694" w:type="dxa"/><w:noWrap/></w:tcPr><w:p><w:pPr><w:spacing w:after="30"/></w:pPr><w:r><w:rPr><w:sz w:val="16"/><w:szCs w:val="16"/></w:rPr><w:t xml:space="preserve">`updated_at`</w:t></w:r></w:p></w:tc><w:tc><w:tcPr><w:tcW w:w="1417.3228346456694" w:type="dxa"/><w:noWrap/></w:tcPr><w:p><w:pPr><w:spacing w:after="30"/></w:pPr><w:r><w:rPr><w:sz w:val="16"/><w:szCs w:val="16"/></w:rPr><w:t xml:space="preserve">`timestamp`</w:t></w:r></w:p></w:tc><w:tc><w:tcPr><w:tcW w:w="1417.3228346456694" w:type="dxa"/><w:noWrap/></w:tcPr><w:p><w:pPr><w:spacing w:after="30"/></w:pPr><w:r><w:rPr><w:sz w:val="16"/><w:szCs w:val="16"/></w:rPr><w:t xml:space="preserve">NULL</w:t></w:r></w:p></w:tc><w:tc><w:tcPr><w:tcW w:w="1417.3228346456694" w:type="dxa"/><w:noWrap/></w:tcPr><w:p><w:pPr><w:spacing w:after="30"/></w:pPr><w:r><w:rPr><w:sz w:val="16"/><w:szCs w:val="16"/></w:rPr><w:t xml:space="preserve">`NULL`</w:t></w:r></w:p></w:tc><w:tc><w:tcPr><w:tcW w:w="1417.3228346456694" w:type="dxa"/><w:noWrap/></w:tcPr><w:p><w:pPr><w:spacing w:after="30"/></w:pPr><w:r><w:rPr><w:sz w:val="16"/><w:szCs w:val="16"/></w:rPr><w:t xml:space="preserve">-</w:t></w:r></w:p></w:tc><w:tc><w:tcPr><w:tcW w:w="1417.3228346456694" w:type="dxa"/><w:noWrap/></w:tcPr><w:p><w:pPr><w:spacing w:after="30"/></w:pPr><w:r><w:rPr><w:sz w:val="16"/><w:szCs w:val="16"/></w:rPr><w:t xml:space="preserve">Waktu rekaman terakhir kali diperbarui.</w:t></w:r></w:p></w:tc></w:tr><w:tr><w:trPr/><w:tc><w:tcPr><w:tcW w:w="1417.3228346456694" w:type="dxa"/><w:noWrap/></w:tcPr><w:p><w:pPr><w:spacing w:after="30"/></w:pPr><w:r><w:rPr><w:sz w:val="16"/><w:szCs w:val="16"/></w:rPr><w:t xml:space="preserve">10</w:t></w:r></w:p></w:tc><w:tc><w:tcPr><w:tcW w:w="1417.3228346456694" w:type="dxa"/><w:noWrap/></w:tcPr><w:p><w:pPr><w:spacing w:after="30"/></w:pPr><w:r><w:rPr><w:sz w:val="16"/><w:szCs w:val="16"/></w:rPr><w:t xml:space="preserve">`wave_id`</w:t></w:r></w:p></w:tc><w:tc><w:tcPr><w:tcW w:w="1417.3228346456694" w:type="dxa"/><w:noWrap/></w:tcPr><w:p><w:pPr><w:spacing w:after="30"/></w:pPr><w:r><w:rPr><w:sz w:val="16"/><w:szCs w:val="16"/></w:rPr><w:t xml:space="preserve">`bigint(20) unsigned`</w:t></w:r></w:p></w:tc><w:tc><w:tcPr><w:tcW w:w="1417.3228346456694" w:type="dxa"/><w:noWrap/></w:tcPr><w:p><w:pPr><w:spacing w:after="30"/></w:pPr><w:r><w:rPr><w:sz w:val="16"/><w:szCs w:val="16"/></w:rPr><w:t xml:space="preserve">NULL</w:t></w:r></w:p></w:tc><w:tc><w:tcPr><w:tcW w:w="1417.3228346456694" w:type="dxa"/><w:noWrap/></w:tcPr><w:p><w:pPr><w:spacing w:after="30"/></w:pPr><w:r><w:rPr><w:sz w:val="16"/><w:szCs w:val="16"/></w:rPr><w:t xml:space="preserve">`NULL`</w:t></w:r></w:p></w:tc><w:tc><w:tcPr><w:tcW w:w="1417.3228346456694" w:type="dxa"/><w:noWrap/></w:tcPr><w:p><w:pPr><w:spacing w:after="30"/></w:pPr><w:r><w:rPr><w:sz w:val="16"/><w:szCs w:val="16"/></w:rPr><w:t xml:space="preserve">MUL</w:t></w:r></w:p></w:tc><w:tc><w:tcPr><w:tcW w:w="1417.3228346456694" w:type="dxa"/><w:noWrap/></w:tcPr><w:p><w:pPr><w:spacing w:after="30"/></w:pPr><w:r><w:rPr><w:sz w:val="16"/><w:szCs w:val="16"/></w:rPr><w:t xml:space="preserve">Kunci asing merujuk ke tabel waves.</w:t></w:r></w:p></w:tc></w:tr><w:tr><w:trPr/><w:tc><w:tcPr><w:tcW w:w="1417.3228346456694" w:type="dxa"/><w:noWrap/></w:tcPr><w:p><w:pPr><w:spacing w:after="30"/></w:pPr><w:r><w:rPr><w:sz w:val="16"/><w:szCs w:val="16"/></w:rPr><w:t xml:space="preserve">11</w:t></w:r></w:p></w:tc><w:tc><w:tcPr><w:tcW w:w="1417.3228346456694" w:type="dxa"/><w:noWrap/></w:tcPr><w:p><w:pPr><w:spacing w:after="30"/></w:pPr><w:r><w:rPr><w:sz w:val="16"/><w:szCs w:val="16"/></w:rPr><w:t xml:space="preserve">`meeting_link`</w:t></w:r></w:p></w:tc><w:tc><w:tcPr><w:tcW w:w="1417.3228346456694" w:type="dxa"/><w:noWrap/></w:tcPr><w:p><w:pPr><w:spacing w:after="30"/></w:pPr><w:r><w:rPr><w:sz w:val="16"/><w:szCs w:val="16"/></w:rPr><w:t xml:space="preserve">`varchar(255)`</w:t></w:r></w:p></w:tc><w:tc><w:tcPr><w:tcW w:w="1417.3228346456694" w:type="dxa"/><w:noWrap/></w:tcPr><w:p><w:pPr><w:spacing w:after="30"/></w:pPr><w:r><w:rPr><w:sz w:val="16"/><w:szCs w:val="16"/></w:rPr><w:t xml:space="preserve">NULL</w:t></w:r></w:p></w:tc><w:tc><w:tcPr><w:tcW w:w="1417.3228346456694" w:type="dxa"/><w:noWrap/></w:tcPr><w:p><w:pPr><w:spacing w:after="30"/></w:pPr><w:r><w:rPr><w:sz w:val="16"/><w:szCs w:val="16"/></w:rPr><w:t xml:space="preserve">`NULL`</w:t></w:r></w:p></w:tc><w:tc><w:tcPr><w:tcW w:w="1417.3228346456694" w:type="dxa"/><w:noWrap/></w:tcPr><w:p><w:pPr><w:spacing w:after="30"/></w:pPr><w:r><w:rPr><w:sz w:val="16"/><w:szCs w:val="16"/></w:rPr><w:t xml:space="preserve">-</w:t></w:r></w:p></w:tc><w:tc><w:tcPr><w:tcW w:w="1417.3228346456694" w:type="dxa"/><w:noWrap/></w:tcPr><w:p><w:pPr><w:spacing w:after="30"/></w:pPr><w:r><w:rPr><w:sz w:val="16"/><w:szCs w:val="16"/></w:rPr><w:t xml:space="preserve">Menyimpan atribut data meeting link pada sistem SIBIMA.</w:t></w:r></w:p></w:tc></w:tr></w:tbl><w:p/><w:p><w:pPr><w:jc w:val="both"/><w:spacing w:after="70"/></w:pPr><w:r><w:rPr><w:sz w:val="19"/><w:szCs w:val="19"/></w:rPr><w:t xml:space="preserve">---</w:t></w:r></w:p><w:p><w:pPr><w:pStyle w:val="Heading3"/></w:pPr><w:bookmarkStart w:id="31" w:name="_Toc31"/><w:r><w:t>3.20 Tabel Rincian Alokasi Peserta & Penguji Seminar (`seminar_schedule_details`)</w:t></w:r><w:bookmarkEnd w:id="31"/></w:p><w:p><w:pPr><w:spacing w:before="40" w:after="40"/></w:pPr><w:r><w:rPr><w:color w:val="334155"/><w:sz w:val="19"/><w:szCs w:val="19"/><w:b w:val="1"/><w:bCs w:val="1"/><w:i w:val="1"/><w:iCs w:val="1"/></w:rPr><w:t xml:space="preserve">**Nama Tabel**: `seminar_schedule_details`</w:t></w:r></w:p><w:p><w:pPr><w:spacing w:before="40" w:after="40"/></w:pPr><w:r><w:rPr><w:color w:val="334155"/><w:sz w:val="19"/><w:szCs w:val="19"/><w:b w:val="0"/><w:bCs w:val="0"/><w:i w:val="1"/><w:iCs w:val="1"/></w:rPr><w:t xml:space="preserve">**Primary Key**: `id`</w:t></w:r></w:p><w:p><w:pPr><w:spacing w:before="40" w:after="40"/></w:pPr><w:r><w:rPr><w:color w:val="334155"/><w:sz w:val="19"/><w:szCs w:val="19"/><w:b w:val="0"/><w:bCs w:val="0"/><w:i w:val="1"/><w:iCs w:val="1"/></w:rPr><w:t xml:space="preserve">**Foreign Key**: `examiner1_id` $\rightarrow$ merujuk ke `users.id``examiner2_id` $\rightarrow$ merujuk ke `users.id``seminar_schedule_id` $\rightarrow$ merujuk ke `seminar_schedules.id``thesis_id` $\rightarrow$ merujuk ke `theses.id`</w:t></w:r></w:p><w:p><w:pPr><w:spacing w:before="40" w:after="40"/></w:pPr><w:r><w:rPr><w:color w:val="334155"/><w:sz w:val="19"/><w:szCs w:val="19"/><w:b w:val="0"/><w:bCs w:val="0"/><w:i w:val="1"/><w:iCs w:val="1"/></w:rPr><w:t xml:space="preserve">**Deskripsi**: Menghubungkan jadwal seminar dengan mahasiswa peserta dan dewan penguji (Ketua Penguji, Penguji 1, Penguji 2, Penguji 3). Menyimpan jam ujian, token verifikasi dokumen, dan Berita Acara resmi.</w:t></w:r></w:p><w:tbl><w:tblGrid><w:gridCol w:w="1417.3228346456694" w:type="dxa"/><w:gridCol w:w="1417.3228346456694" w:type="dxa"/><w:gridCol w:w="1417.3228346456694" w:type="dxa"/><w:gridCol w:w="1417.3228346456694" w:type="dxa"/><w:gridCol w:w="1417.3228346456694" w:type="dxa"/><w:gridCol w:w="1417.3228346456694" w:type="dxa"/><w:gridCol w:w="1417.3228346456694" w:type="dxa"/></w:tblGrid><w:tblPr><w:tblStyle w:val="DbTable"/></w:tblPr><w:tr><w:trPr/><w:tc><w:tcPr><w:tcW w:w="1417.3228346456694" w:type="dxa"/><w:shd w:val="clear" w:fill="1E293B"/><w:noWrap/></w:tcPr><w:p><w:pPr><w:spacing w:after="30"/></w:pPr><w:r><w:rPr><w:color w:val="FFFFFF"/><w:sz w:val="16"/><w:szCs w:val="16"/><w:b w:val="1"/><w:bCs w:val="1"/></w:rPr><w:t xml:space="preserve">No</w:t></w:r></w:p></w:tc><w:tc><w:tcPr><w:tcW w:w="1417.3228346456694" w:type="dxa"/><w:shd w:val="clear" w:fill="1E293B"/><w:noWrap/></w:tcPr><w:p><w:pPr><w:spacing w:after="30"/></w:pPr><w:r><w:rPr><w:color w:val="FFFFFF"/><w:sz w:val="16"/><w:szCs w:val="16"/><w:b w:val="1"/><w:bCs w:val="1"/></w:rPr><w:t xml:space="preserve">Nama Kolom</w:t></w:r></w:p></w:tc><w:tc><w:tcPr><w:tcW w:w="1417.3228346456694" w:type="dxa"/><w:shd w:val="clear" w:fill="1E293B"/><w:noWrap/></w:tcPr><w:p><w:pPr><w:spacing w:after="30"/></w:pPr><w:r><w:rPr><w:color w:val="FFFFFF"/><w:sz w:val="16"/><w:szCs w:val="16"/><w:b w:val="1"/><w:bCs w:val="1"/></w:rPr><w:t xml:space="preserve">Tipe Data</w:t></w:r></w:p></w:tc><w:tc><w:tcPr><w:tcW w:w="1417.3228346456694" w:type="dxa"/><w:shd w:val="clear" w:fill="1E293B"/><w:noWrap/></w:tcPr><w:p><w:pPr><w:spacing w:after="30"/></w:pPr><w:r><w:rPr><w:color w:val="FFFFFF"/><w:sz w:val="16"/><w:szCs w:val="16"/><w:b w:val="1"/><w:bCs w:val="1"/></w:rPr><w:t xml:space="preserve">Nullable</w:t></w:r></w:p></w:tc><w:tc><w:tcPr><w:tcW w:w="1417.3228346456694" w:type="dxa"/><w:shd w:val="clear" w:fill="1E293B"/><w:noWrap/></w:tcPr><w:p><w:pPr><w:spacing w:after="30"/></w:pPr><w:r><w:rPr><w:color w:val="FFFFFF"/><w:sz w:val="16"/><w:szCs w:val="16"/><w:b w:val="1"/><w:bCs w:val="1"/></w:rPr><w:t xml:space="preserve">Nilai Default</w:t></w:r></w:p></w:tc><w:tc><w:tcPr><w:tcW w:w="1417.3228346456694" w:type="dxa"/><w:shd w:val="clear" w:fill="1E293B"/><w:noWrap/></w:tcPr><w:p><w:pPr><w:spacing w:after="30"/></w:pPr><w:r><w:rPr><w:color w:val="FFFFFF"/><w:sz w:val="16"/><w:szCs w:val="16"/><w:b w:val="1"/><w:bCs w:val="1"/></w:rPr><w:t xml:space="preserve">Kunci (*Key*)</w:t></w:r></w:p></w:tc><w:tc><w:tcPr><w:tcW w:w="1417.3228346456694" w:type="dxa"/><w:shd w:val="clear" w:fill="1E293B"/><w:noWrap/></w:tcPr><w:p><w:pPr><w:spacing w:after="30"/></w:pPr><w:r><w:rPr><w:color w:val="FFFFFF"/><w:sz w:val="16"/><w:szCs w:val="16"/><w:b w:val="1"/><w:bCs w:val="1"/></w:rPr><w:t xml:space="preserve">Keterangan & Aturan Bisnis</w:t></w:r></w:p></w:tc></w:tr><w:tr><w:trPr/><w:tc><w:tcPr><w:tcW w:w="1417.3228346456694" w:type="dxa"/><w:noWrap/></w:tcPr><w:p><w:pPr><w:spacing w:after="30"/></w:pPr><w:r><w:rPr><w:sz w:val="16"/><w:szCs w:val="16"/></w:rPr><w:t xml:space="preserve">1</w:t></w:r></w:p></w:tc><w:tc><w:tcPr><w:tcW w:w="1417.3228346456694" w:type="dxa"/><w:noWrap/></w:tcPr><w:p><w:pPr><w:spacing w:after="30"/></w:pPr><w:r><w:rPr><w:sz w:val="16"/><w:szCs w:val="16"/></w:rPr><w:t xml:space="preserve">`id`</w:t></w:r></w:p></w:tc><w:tc><w:tcPr><w:tcW w:w="1417.3228346456694" w:type="dxa"/><w:noWrap/></w:tcPr><w:p><w:pPr><w:spacing w:after="30"/></w:pPr><w:r><w:rPr><w:sz w:val="16"/><w:szCs w:val="16"/></w:rPr><w:t xml:space="preserve">`bigint(20) unsigned`</w:t></w:r></w:p></w:tc><w:tc><w:tcPr><w:tcW w:w="1417.3228346456694" w:type="dxa"/><w:noWrap/></w:tcPr><w:p><w:pPr><w:spacing w:after="30"/></w:pPr><w:r><w:rPr><w:sz w:val="16"/><w:szCs w:val="16"/></w:rPr><w:t xml:space="preserve">NOT NULL</w:t></w:r></w:p></w:tc><w:tc><w:tcPr><w:tcW w:w="1417.3228346456694" w:type="dxa"/><w:noWrap/></w:tcPr><w:p><w:pPr><w:spacing w:after="30"/></w:pPr><w:r><w:rPr><w:sz w:val="16"/><w:szCs w:val="16"/></w:rPr><w:t xml:space="preserve">*None*</w:t></w:r></w:p></w:tc><w:tc><w:tcPr><w:tcW w:w="1417.3228346456694" w:type="dxa"/><w:noWrap/></w:tcPr><w:p><w:pPr><w:spacing w:after="30"/></w:pPr><w:r><w:rPr><w:sz w:val="16"/><w:szCs w:val="16"/></w:rPr><w:t xml:space="preserve">PRI (auto_increment)</w:t></w:r></w:p></w:tc><w:tc><w:tcPr><w:tcW w:w="1417.3228346456694" w:type="dxa"/><w:noWrap/></w:tcPr><w:p><w:pPr><w:spacing w:after="30"/></w:pPr><w:r><w:rPr><w:sz w:val="16"/><w:szCs w:val="16"/></w:rPr><w:t xml:space="preserve">Identitas unik rekaman data (*Surrogate Primary Key*).</w:t></w:r></w:p></w:tc></w:tr><w:tr><w:trPr/><w:tc><w:tcPr><w:tcW w:w="1417.3228346456694" w:type="dxa"/><w:noWrap/></w:tcPr><w:p><w:pPr><w:spacing w:after="30"/></w:pPr><w:r><w:rPr><w:sz w:val="16"/><w:szCs w:val="16"/></w:rPr><w:t xml:space="preserve">2</w:t></w:r></w:p></w:tc><w:tc><w:tcPr><w:tcW w:w="1417.3228346456694" w:type="dxa"/><w:noWrap/></w:tcPr><w:p><w:pPr><w:spacing w:after="30"/></w:pPr><w:r><w:rPr><w:sz w:val="16"/><w:szCs w:val="16"/></w:rPr><w:t xml:space="preserve">`verification_token`</w:t></w:r></w:p></w:tc><w:tc><w:tcPr><w:tcW w:w="1417.3228346456694" w:type="dxa"/><w:noWrap/></w:tcPr><w:p><w:pPr><w:spacing w:after="30"/></w:pPr><w:r><w:rPr><w:sz w:val="16"/><w:szCs w:val="16"/></w:rPr><w:t xml:space="preserve">`varchar(255)`</w:t></w:r></w:p></w:tc><w:tc><w:tcPr><w:tcW w:w="1417.3228346456694" w:type="dxa"/><w:noWrap/></w:tcPr><w:p><w:pPr><w:spacing w:after="30"/></w:pPr><w:r><w:rPr><w:sz w:val="16"/><w:szCs w:val="16"/></w:rPr><w:t xml:space="preserve">NULL</w:t></w:r></w:p></w:tc><w:tc><w:tcPr><w:tcW w:w="1417.3228346456694" w:type="dxa"/><w:noWrap/></w:tcPr><w:p><w:pPr><w:spacing w:after="30"/></w:pPr><w:r><w:rPr><w:sz w:val="16"/><w:szCs w:val="16"/></w:rPr><w:t xml:space="preserve">`NULL`</w:t></w:r></w:p></w:tc><w:tc><w:tcPr><w:tcW w:w="1417.3228346456694" w:type="dxa"/><w:noWrap/></w:tcPr><w:p><w:pPr><w:spacing w:after="30"/></w:pPr><w:r><w:rPr><w:sz w:val="16"/><w:szCs w:val="16"/></w:rPr><w:t xml:space="preserve">UNI</w:t></w:r></w:p></w:tc><w:tc><w:tcPr><w:tcW w:w="1417.3228346456694" w:type="dxa"/><w:noWrap/></w:tcPr><w:p><w:pPr><w:spacing w:after="30"/></w:pPr><w:r><w:rPr><w:sz w:val="16"/><w:szCs w:val="16"/></w:rPr><w:t xml:space="preserve">Kode token acak keamanan autentikasi/verifikasi.</w:t></w:r></w:p></w:tc></w:tr><w:tr><w:trPr/><w:tc><w:tcPr><w:tcW w:w="1417.3228346456694" w:type="dxa"/><w:noWrap/></w:tcPr><w:p><w:pPr><w:spacing w:after="30"/></w:pPr><w:r><w:rPr><w:sz w:val="16"/><w:szCs w:val="16"/></w:rPr><w:t xml:space="preserve">3</w:t></w:r></w:p></w:tc><w:tc><w:tcPr><w:tcW w:w="1417.3228346456694" w:type="dxa"/><w:noWrap/></w:tcPr><w:p><w:pPr><w:spacing w:after="30"/></w:pPr><w:r><w:rPr><w:sz w:val="16"/><w:szCs w:val="16"/></w:rPr><w:t xml:space="preserve">`seminar_schedule_id`</w:t></w:r></w:p></w:tc><w:tc><w:tcPr><w:tcW w:w="1417.3228346456694" w:type="dxa"/><w:noWrap/></w:tcPr><w:p><w:pPr><w:spacing w:after="30"/></w:pPr><w:r><w:rPr><w:sz w:val="16"/><w:szCs w:val="16"/></w:rPr><w:t xml:space="preserve">`bigint(20) unsigned`</w:t></w:r></w:p></w:tc><w:tc><w:tcPr><w:tcW w:w="1417.3228346456694" w:type="dxa"/><w:noWrap/></w:tcPr><w:p><w:pPr><w:spacing w:after="30"/></w:pPr><w:r><w:rPr><w:sz w:val="16"/><w:szCs w:val="16"/></w:rPr><w:t xml:space="preserve">NOT NULL</w:t></w:r></w:p></w:tc><w:tc><w:tcPr><w:tcW w:w="1417.3228346456694" w:type="dxa"/><w:noWrap/></w:tcPr><w:p><w:pPr><w:spacing w:after="30"/></w:pPr><w:r><w:rPr><w:sz w:val="16"/><w:szCs w:val="16"/></w:rPr><w:t xml:space="preserve">*None*</w:t></w:r></w:p></w:tc><w:tc><w:tcPr><w:tcW w:w="1417.3228346456694" w:type="dxa"/><w:noWrap/></w:tcPr><w:p><w:pPr><w:spacing w:after="30"/></w:pPr><w:r><w:rPr><w:sz w:val="16"/><w:szCs w:val="16"/></w:rPr><w:t xml:space="preserve">MUL</w:t></w:r></w:p></w:tc><w:tc><w:tcPr><w:tcW w:w="1417.3228346456694" w:type="dxa"/><w:noWrap/></w:tcPr><w:p><w:pPr><w:spacing w:after="30"/></w:pPr><w:r><w:rPr><w:sz w:val="16"/><w:szCs w:val="16"/></w:rPr><w:t xml:space="preserve">Menyimpan atribut data seminar schedule id pada sistem SIBIMA.</w:t></w:r></w:p></w:tc></w:tr><w:tr><w:trPr/><w:tc><w:tcPr><w:tcW w:w="1417.3228346456694" w:type="dxa"/><w:noWrap/></w:tcPr><w:p><w:pPr><w:spacing w:after="30"/></w:pPr><w:r><w:rPr><w:sz w:val="16"/><w:szCs w:val="16"/></w:rPr><w:t xml:space="preserve">4</w:t></w:r></w:p></w:tc><w:tc><w:tcPr><w:tcW w:w="1417.3228346456694" w:type="dxa"/><w:noWrap/></w:tcPr><w:p><w:pPr><w:spacing w:after="30"/></w:pPr><w:r><w:rPr><w:sz w:val="16"/><w:szCs w:val="16"/></w:rPr><w:t xml:space="preserve">`thesis_id`</w:t></w:r></w:p></w:tc><w:tc><w:tcPr><w:tcW w:w="1417.3228346456694" w:type="dxa"/><w:noWrap/></w:tcPr><w:p><w:pPr><w:spacing w:after="30"/></w:pPr><w:r><w:rPr><w:sz w:val="16"/><w:szCs w:val="16"/></w:rPr><w:t xml:space="preserve">`bigint(20) unsigned`</w:t></w:r></w:p></w:tc><w:tc><w:tcPr><w:tcW w:w="1417.3228346456694" w:type="dxa"/><w:noWrap/></w:tcPr><w:p><w:pPr><w:spacing w:after="30"/></w:pPr><w:r><w:rPr><w:sz w:val="16"/><w:szCs w:val="16"/></w:rPr><w:t xml:space="preserve">NULL</w:t></w:r></w:p></w:tc><w:tc><w:tcPr><w:tcW w:w="1417.3228346456694" w:type="dxa"/><w:noWrap/></w:tcPr><w:p><w:pPr><w:spacing w:after="30"/></w:pPr><w:r><w:rPr><w:sz w:val="16"/><w:szCs w:val="16"/></w:rPr><w:t xml:space="preserve">`NULL`</w:t></w:r></w:p></w:tc><w:tc><w:tcPr><w:tcW w:w="1417.3228346456694" w:type="dxa"/><w:noWrap/></w:tcPr><w:p><w:pPr><w:spacing w:after="30"/></w:pPr><w:r><w:rPr><w:sz w:val="16"/><w:szCs w:val="16"/></w:rPr><w:t xml:space="preserve">MUL</w:t></w:r></w:p></w:tc><w:tc><w:tcPr><w:tcW w:w="1417.3228346456694" w:type="dxa"/><w:noWrap/></w:tcPr><w:p><w:pPr><w:spacing w:after="30"/></w:pPr><w:r><w:rPr><w:sz w:val="16"/><w:szCs w:val="16"/></w:rPr><w:t xml:space="preserve">Kunci asing merujuk ke data skripsi mahasiswa yang diuji.</w:t></w:r></w:p></w:tc></w:tr><w:tr><w:trPr/><w:tc><w:tcPr><w:tcW w:w="1417.3228346456694" w:type="dxa"/><w:noWrap/></w:tcPr><w:p><w:pPr><w:spacing w:after="30"/></w:pPr><w:r><w:rPr><w:sz w:val="16"/><w:szCs w:val="16"/></w:rPr><w:t xml:space="preserve">5</w:t></w:r></w:p></w:tc><w:tc><w:tcPr><w:tcW w:w="1417.3228346456694" w:type="dxa"/><w:noWrap/></w:tcPr><w:p><w:pPr><w:spacing w:after="30"/></w:pPr><w:r><w:rPr><w:sz w:val="16"/><w:szCs w:val="16"/></w:rPr><w:t xml:space="preserve">`activity_name`</w:t></w:r></w:p></w:tc><w:tc><w:tcPr><w:tcW w:w="1417.3228346456694" w:type="dxa"/><w:noWrap/></w:tcPr><w:p><w:pPr><w:spacing w:after="30"/></w:pPr><w:r><w:rPr><w:sz w:val="16"/><w:szCs w:val="16"/></w:rPr><w:t xml:space="preserve">`varchar(255)`</w:t></w:r></w:p></w:tc><w:tc><w:tcPr><w:tcW w:w="1417.3228346456694" w:type="dxa"/><w:noWrap/></w:tcPr><w:p><w:pPr><w:spacing w:after="30"/></w:pPr><w:r><w:rPr><w:sz w:val="16"/><w:szCs w:val="16"/></w:rPr><w:t xml:space="preserve">NULL</w:t></w:r></w:p></w:tc><w:tc><w:tcPr><w:tcW w:w="1417.3228346456694" w:type="dxa"/><w:noWrap/></w:tcPr><w:p><w:pPr><w:spacing w:after="30"/></w:pPr><w:r><w:rPr><w:sz w:val="16"/><w:szCs w:val="16"/></w:rPr><w:t xml:space="preserve">`NULL`</w:t></w:r></w:p></w:tc><w:tc><w:tcPr><w:tcW w:w="1417.3228346456694" w:type="dxa"/><w:noWrap/></w:tcPr><w:p><w:pPr><w:spacing w:after="30"/></w:pPr><w:r><w:rPr><w:sz w:val="16"/><w:szCs w:val="16"/></w:rPr><w:t xml:space="preserve">-</w:t></w:r></w:p></w:tc><w:tc><w:tcPr><w:tcW w:w="1417.3228346456694" w:type="dxa"/><w:noWrap/></w:tcPr><w:p><w:pPr><w:spacing w:after="30"/></w:pPr><w:r><w:rPr><w:sz w:val="16"/><w:szCs w:val="16"/></w:rPr><w:t xml:space="preserve">Menyimpan atribut data activity name pada sistem SIBIMA.</w:t></w:r></w:p></w:tc></w:tr><w:tr><w:trPr/><w:tc><w:tcPr><w:tcW w:w="1417.3228346456694" w:type="dxa"/><w:noWrap/></w:tcPr><w:p><w:pPr><w:spacing w:after="30"/></w:pPr><w:r><w:rPr><w:sz w:val="16"/><w:szCs w:val="16"/></w:rPr><w:t xml:space="preserve">6</w:t></w:r></w:p></w:tc><w:tc><w:tcPr><w:tcW w:w="1417.3228346456694" w:type="dxa"/><w:noWrap/></w:tcPr><w:p><w:pPr><w:spacing w:after="30"/></w:pPr><w:r><w:rPr><w:sz w:val="16"/><w:szCs w:val="16"/></w:rPr><w:t xml:space="preserve">`start_time`</w:t></w:r></w:p></w:tc><w:tc><w:tcPr><w:tcW w:w="1417.3228346456694" w:type="dxa"/><w:noWrap/></w:tcPr><w:p><w:pPr><w:spacing w:after="30"/></w:pPr><w:r><w:rPr><w:sz w:val="16"/><w:szCs w:val="16"/></w:rPr><w:t xml:space="preserve">`time`</w:t></w:r></w:p></w:tc><w:tc><w:tcPr><w:tcW w:w="1417.3228346456694" w:type="dxa"/><w:noWrap/></w:tcPr><w:p><w:pPr><w:spacing w:after="30"/></w:pPr><w:r><w:rPr><w:sz w:val="16"/><w:szCs w:val="16"/></w:rPr><w:t xml:space="preserve">NOT NULL</w:t></w:r></w:p></w:tc><w:tc><w:tcPr><w:tcW w:w="1417.3228346456694" w:type="dxa"/><w:noWrap/></w:tcPr><w:p><w:pPr><w:spacing w:after="30"/></w:pPr><w:r><w:rPr><w:sz w:val="16"/><w:szCs w:val="16"/></w:rPr><w:t xml:space="preserve">*None*</w:t></w:r></w:p></w:tc><w:tc><w:tcPr><w:tcW w:w="1417.3228346456694" w:type="dxa"/><w:noWrap/></w:tcPr><w:p><w:pPr><w:spacing w:after="30"/></w:pPr><w:r><w:rPr><w:sz w:val="16"/><w:szCs w:val="16"/></w:rPr><w:t xml:space="preserve">-</w:t></w:r></w:p></w:tc><w:tc><w:tcPr><w:tcW w:w="1417.3228346456694" w:type="dxa"/><w:noWrap/></w:tcPr><w:p><w:pPr><w:spacing w:after="30"/></w:pPr><w:r><w:rPr><w:sz w:val="16"/><w:szCs w:val="16"/></w:rPr><w:t xml:space="preserve">Jam dimulainya ujian bagi peserta ini.</w:t></w:r></w:p></w:tc></w:tr><w:tr><w:trPr/><w:tc><w:tcPr><w:tcW w:w="1417.3228346456694" w:type="dxa"/><w:noWrap/></w:tcPr><w:p><w:pPr><w:spacing w:after="30"/></w:pPr><w:r><w:rPr><w:sz w:val="16"/><w:szCs w:val="16"/></w:rPr><w:t xml:space="preserve">7</w:t></w:r></w:p></w:tc><w:tc><w:tcPr><w:tcW w:w="1417.3228346456694" w:type="dxa"/><w:noWrap/></w:tcPr><w:p><w:pPr><w:spacing w:after="30"/></w:pPr><w:r><w:rPr><w:sz w:val="16"/><w:szCs w:val="16"/></w:rPr><w:t xml:space="preserve">`end_time`</w:t></w:r></w:p></w:tc><w:tc><w:tcPr><w:tcW w:w="1417.3228346456694" w:type="dxa"/><w:noWrap/></w:tcPr><w:p><w:pPr><w:spacing w:after="30"/></w:pPr><w:r><w:rPr><w:sz w:val="16"/><w:szCs w:val="16"/></w:rPr><w:t xml:space="preserve">`time`</w:t></w:r></w:p></w:tc><w:tc><w:tcPr><w:tcW w:w="1417.3228346456694" w:type="dxa"/><w:noWrap/></w:tcPr><w:p><w:pPr><w:spacing w:after="30"/></w:pPr><w:r><w:rPr><w:sz w:val="16"/><w:szCs w:val="16"/></w:rPr><w:t xml:space="preserve">NOT NULL</w:t></w:r></w:p></w:tc><w:tc><w:tcPr><w:tcW w:w="1417.3228346456694" w:type="dxa"/><w:noWrap/></w:tcPr><w:p><w:pPr><w:spacing w:after="30"/></w:pPr><w:r><w:rPr><w:sz w:val="16"/><w:szCs w:val="16"/></w:rPr><w:t xml:space="preserve">*None*</w:t></w:r></w:p></w:tc><w:tc><w:tcPr><w:tcW w:w="1417.3228346456694" w:type="dxa"/><w:noWrap/></w:tcPr><w:p><w:pPr><w:spacing w:after="30"/></w:pPr><w:r><w:rPr><w:sz w:val="16"/><w:szCs w:val="16"/></w:rPr><w:t xml:space="preserve">-</w:t></w:r></w:p></w:tc><w:tc><w:tcPr><w:tcW w:w="1417.3228346456694" w:type="dxa"/><w:noWrap/></w:tcPr><w:p><w:pPr><w:spacing w:after="30"/></w:pPr><w:r><w:rPr><w:sz w:val="16"/><w:szCs w:val="16"/></w:rPr><w:t xml:space="preserve">Jam berakhirnya sesi ujian.</w:t></w:r></w:p></w:tc></w:tr><w:tr><w:trPr/><w:tc><w:tcPr><w:tcW w:w="1417.3228346456694" w:type="dxa"/><w:noWrap/></w:tcPr><w:p><w:pPr><w:spacing w:after="30"/></w:pPr><w:r><w:rPr><w:sz w:val="16"/><w:szCs w:val="16"/></w:rPr><w:t xml:space="preserve">8</w:t></w:r></w:p></w:tc><w:tc><w:tcPr><w:tcW w:w="1417.3228346456694" w:type="dxa"/><w:noWrap/></w:tcPr><w:p><w:pPr><w:spacing w:after="30"/></w:pPr><w:r><w:rPr><w:sz w:val="16"/><w:szCs w:val="16"/></w:rPr><w:t xml:space="preserve">`examiner1_id`</w:t></w:r></w:p></w:tc><w:tc><w:tcPr><w:tcW w:w="1417.3228346456694" w:type="dxa"/><w:noWrap/></w:tcPr><w:p><w:pPr><w:spacing w:after="30"/></w:pPr><w:r><w:rPr><w:sz w:val="16"/><w:szCs w:val="16"/></w:rPr><w:t xml:space="preserve">`bigint(20) unsigned`</w:t></w:r></w:p></w:tc><w:tc><w:tcPr><w:tcW w:w="1417.3228346456694" w:type="dxa"/><w:noWrap/></w:tcPr><w:p><w:pPr><w:spacing w:after="30"/></w:pPr><w:r><w:rPr><w:sz w:val="16"/><w:szCs w:val="16"/></w:rPr><w:t xml:space="preserve">NULL</w:t></w:r></w:p></w:tc><w:tc><w:tcPr><w:tcW w:w="1417.3228346456694" w:type="dxa"/><w:noWrap/></w:tcPr><w:p><w:pPr><w:spacing w:after="30"/></w:pPr><w:r><w:rPr><w:sz w:val="16"/><w:szCs w:val="16"/></w:rPr><w:t xml:space="preserve">`NULL`</w:t></w:r></w:p></w:tc><w:tc><w:tcPr><w:tcW w:w="1417.3228346456694" w:type="dxa"/><w:noWrap/></w:tcPr><w:p><w:pPr><w:spacing w:after="30"/></w:pPr><w:r><w:rPr><w:sz w:val="16"/><w:szCs w:val="16"/></w:rPr><w:t xml:space="preserve">MUL</w:t></w:r></w:p></w:tc><w:tc><w:tcPr><w:tcW w:w="1417.3228346456694" w:type="dxa"/><w:noWrap/></w:tcPr><w:p><w:pPr><w:spacing w:after="30"/></w:pPr><w:r><w:rPr><w:sz w:val="16"/><w:szCs w:val="16"/></w:rPr><w:t xml:space="preserve">Kunci asing ke dosen penguji pertama / dewan ketua.</w:t></w:r></w:p></w:tc></w:tr><w:tr><w:trPr/><w:tc><w:tcPr><w:tcW w:w="1417.3228346456694" w:type="dxa"/><w:noWrap/></w:tcPr><w:p><w:pPr><w:spacing w:after="30"/></w:pPr><w:r><w:rPr><w:sz w:val="16"/><w:szCs w:val="16"/></w:rPr><w:t xml:space="preserve">9</w:t></w:r></w:p></w:tc><w:tc><w:tcPr><w:tcW w:w="1417.3228346456694" w:type="dxa"/><w:noWrap/></w:tcPr><w:p><w:pPr><w:spacing w:after="30"/></w:pPr><w:r><w:rPr><w:sz w:val="16"/><w:szCs w:val="16"/></w:rPr><w:t xml:space="preserve">`examiner2_id`</w:t></w:r></w:p></w:tc><w:tc><w:tcPr><w:tcW w:w="1417.3228346456694" w:type="dxa"/><w:noWrap/></w:tcPr><w:p><w:pPr><w:spacing w:after="30"/></w:pPr><w:r><w:rPr><w:sz w:val="16"/><w:szCs w:val="16"/></w:rPr><w:t xml:space="preserve">`bigint(20) unsigned`</w:t></w:r></w:p></w:tc><w:tc><w:tcPr><w:tcW w:w="1417.3228346456694" w:type="dxa"/><w:noWrap/></w:tcPr><w:p><w:pPr><w:spacing w:after="30"/></w:pPr><w:r><w:rPr><w:sz w:val="16"/><w:szCs w:val="16"/></w:rPr><w:t xml:space="preserve">NULL</w:t></w:r></w:p></w:tc><w:tc><w:tcPr><w:tcW w:w="1417.3228346456694" w:type="dxa"/><w:noWrap/></w:tcPr><w:p><w:pPr><w:spacing w:after="30"/></w:pPr><w:r><w:rPr><w:sz w:val="16"/><w:szCs w:val="16"/></w:rPr><w:t xml:space="preserve">`NULL`</w:t></w:r></w:p></w:tc><w:tc><w:tcPr><w:tcW w:w="1417.3228346456694" w:type="dxa"/><w:noWrap/></w:tcPr><w:p><w:pPr><w:spacing w:after="30"/></w:pPr><w:r><w:rPr><w:sz w:val="16"/><w:szCs w:val="16"/></w:rPr><w:t xml:space="preserve">MUL</w:t></w:r></w:p></w:tc><w:tc><w:tcPr><w:tcW w:w="1417.3228346456694" w:type="dxa"/><w:noWrap/></w:tcPr><w:p><w:pPr><w:spacing w:after="30"/></w:pPr><w:r><w:rPr><w:sz w:val="16"/><w:szCs w:val="16"/></w:rPr><w:t xml:space="preserve">Kunci asing ke dosen penguji kedua / anggota.</w:t></w:r></w:p></w:tc></w:tr><w:tr><w:trPr/><w:tc><w:tcPr><w:tcW w:w="1417.3228346456694" w:type="dxa"/><w:noWrap/></w:tcPr><w:p><w:pPr><w:spacing w:after="30"/></w:pPr><w:r><w:rPr><w:sz w:val="16"/><w:szCs w:val="16"/></w:rPr><w:t xml:space="preserve">10</w:t></w:r></w:p></w:tc><w:tc><w:tcPr><w:tcW w:w="1417.3228346456694" w:type="dxa"/><w:noWrap/></w:tcPr><w:p><w:pPr><w:spacing w:after="30"/></w:pPr><w:r><w:rPr><w:sz w:val="16"/><w:szCs w:val="16"/></w:rPr><w:t xml:space="preserve">`order`</w:t></w:r></w:p></w:tc><w:tc><w:tcPr><w:tcW w:w="1417.3228346456694" w:type="dxa"/><w:noWrap/></w:tcPr><w:p><w:pPr><w:spacing w:after="30"/></w:pPr><w:r><w:rPr><w:sz w:val="16"/><w:szCs w:val="16"/></w:rPr><w:t xml:space="preserve">`int(11)`</w:t></w:r></w:p></w:tc><w:tc><w:tcPr><w:tcW w:w="1417.3228346456694" w:type="dxa"/><w:noWrap/></w:tcPr><w:p><w:pPr><w:spacing w:after="30"/></w:pPr><w:r><w:rPr><w:sz w:val="16"/><w:szCs w:val="16"/></w:rPr><w:t xml:space="preserve">NOT NULL</w:t></w:r></w:p></w:tc><w:tc><w:tcPr><w:tcW w:w="1417.3228346456694" w:type="dxa"/><w:noWrap/></w:tcPr><w:p><w:pPr><w:spacing w:after="30"/></w:pPr><w:r><w:rPr><w:sz w:val="16"/><w:szCs w:val="16"/></w:rPr><w:t xml:space="preserve">`0`</w:t></w:r></w:p></w:tc><w:tc><w:tcPr><w:tcW w:w="1417.3228346456694" w:type="dxa"/><w:noWrap/></w:tcPr><w:p><w:pPr><w:spacing w:after="30"/></w:pPr><w:r><w:rPr><w:sz w:val="16"/><w:szCs w:val="16"/></w:rPr><w:t xml:space="preserve">-</w:t></w:r></w:p></w:tc><w:tc><w:tcPr><w:tcW w:w="1417.3228346456694" w:type="dxa"/><w:noWrap/></w:tcPr><w:p><w:pPr><w:spacing w:after="30"/></w:pPr><w:r><w:rPr><w:sz w:val="16"/><w:szCs w:val="16"/></w:rPr><w:t xml:space="preserve">Menyimpan atribut data order pada sistem SIBIMA.</w:t></w:r></w:p></w:tc></w:tr><w:tr><w:trPr/><w:tc><w:tcPr><w:tcW w:w="1417.3228346456694" w:type="dxa"/><w:noWrap/></w:tcPr><w:p><w:pPr><w:spacing w:after="30"/></w:pPr><w:r><w:rPr><w:sz w:val="16"/><w:szCs w:val="16"/></w:rPr><w:t xml:space="preserve">11</w:t></w:r></w:p></w:tc><w:tc><w:tcPr><w:tcW w:w="1417.3228346456694" w:type="dxa"/><w:noWrap/></w:tcPr><w:p><w:pPr><w:spacing w:after="30"/></w:pPr><w:r><w:rPr><w:sz w:val="16"/><w:szCs w:val="16"/></w:rPr><w:t xml:space="preserve">`created_at`</w:t></w:r></w:p></w:tc><w:tc><w:tcPr><w:tcW w:w="1417.3228346456694" w:type="dxa"/><w:noWrap/></w:tcPr><w:p><w:pPr><w:spacing w:after="30"/></w:pPr><w:r><w:rPr><w:sz w:val="16"/><w:szCs w:val="16"/></w:rPr><w:t xml:space="preserve">`timestamp`</w:t></w:r></w:p></w:tc><w:tc><w:tcPr><w:tcW w:w="1417.3228346456694" w:type="dxa"/><w:noWrap/></w:tcPr><w:p><w:pPr><w:spacing w:after="30"/></w:pPr><w:r><w:rPr><w:sz w:val="16"/><w:szCs w:val="16"/></w:rPr><w:t xml:space="preserve">NULL</w:t></w:r></w:p></w:tc><w:tc><w:tcPr><w:tcW w:w="1417.3228346456694" w:type="dxa"/><w:noWrap/></w:tcPr><w:p><w:pPr><w:spacing w:after="30"/></w:pPr><w:r><w:rPr><w:sz w:val="16"/><w:szCs w:val="16"/></w:rPr><w:t xml:space="preserve">`NULL`</w:t></w:r></w:p></w:tc><w:tc><w:tcPr><w:tcW w:w="1417.3228346456694" w:type="dxa"/><w:noWrap/></w:tcPr><w:p><w:pPr><w:spacing w:after="30"/></w:pPr><w:r><w:rPr><w:sz w:val="16"/><w:szCs w:val="16"/></w:rPr><w:t xml:space="preserve">-</w:t></w:r></w:p></w:tc><w:tc><w:tcPr><w:tcW w:w="1417.3228346456694" w:type="dxa"/><w:noWrap/></w:tcPr><w:p><w:pPr><w:spacing w:after="30"/></w:pPr><w:r><w:rPr><w:sz w:val="16"/><w:szCs w:val="16"/></w:rPr><w:t xml:space="preserve">Waktu rekaman pertama kali dibuat di sistem.</w:t></w:r></w:p></w:tc></w:tr><w:tr><w:trPr/><w:tc><w:tcPr><w:tcW w:w="1417.3228346456694" w:type="dxa"/><w:noWrap/></w:tcPr><w:p><w:pPr><w:spacing w:after="30"/></w:pPr><w:r><w:rPr><w:sz w:val="16"/><w:szCs w:val="16"/></w:rPr><w:t xml:space="preserve">12</w:t></w:r></w:p></w:tc><w:tc><w:tcPr><w:tcW w:w="1417.3228346456694" w:type="dxa"/><w:noWrap/></w:tcPr><w:p><w:pPr><w:spacing w:after="30"/></w:pPr><w:r><w:rPr><w:sz w:val="16"/><w:szCs w:val="16"/></w:rPr><w:t xml:space="preserve">`updated_at`</w:t></w:r></w:p></w:tc><w:tc><w:tcPr><w:tcW w:w="1417.3228346456694" w:type="dxa"/><w:noWrap/></w:tcPr><w:p><w:pPr><w:spacing w:after="30"/></w:pPr><w:r><w:rPr><w:sz w:val="16"/><w:szCs w:val="16"/></w:rPr><w:t xml:space="preserve">`timestamp`</w:t></w:r></w:p></w:tc><w:tc><w:tcPr><w:tcW w:w="1417.3228346456694" w:type="dxa"/><w:noWrap/></w:tcPr><w:p><w:pPr><w:spacing w:after="30"/></w:pPr><w:r><w:rPr><w:sz w:val="16"/><w:szCs w:val="16"/></w:rPr><w:t xml:space="preserve">NULL</w:t></w:r></w:p></w:tc><w:tc><w:tcPr><w:tcW w:w="1417.3228346456694" w:type="dxa"/><w:noWrap/></w:tcPr><w:p><w:pPr><w:spacing w:after="30"/></w:pPr><w:r><w:rPr><w:sz w:val="16"/><w:szCs w:val="16"/></w:rPr><w:t xml:space="preserve">`NULL`</w:t></w:r></w:p></w:tc><w:tc><w:tcPr><w:tcW w:w="1417.3228346456694" w:type="dxa"/><w:noWrap/></w:tcPr><w:p><w:pPr><w:spacing w:after="30"/></w:pPr><w:r><w:rPr><w:sz w:val="16"/><w:szCs w:val="16"/></w:rPr><w:t xml:space="preserve">-</w:t></w:r></w:p></w:tc><w:tc><w:tcPr><w:tcW w:w="1417.3228346456694" w:type="dxa"/><w:noWrap/></w:tcPr><w:p><w:pPr><w:spacing w:after="30"/></w:pPr><w:r><w:rPr><w:sz w:val="16"/><w:szCs w:val="16"/></w:rPr><w:t xml:space="preserve">Waktu rekaman terakhir kali diperbarui.</w:t></w:r></w:p></w:tc></w:tr></w:tbl><w:p/><w:p><w:pPr><w:jc w:val="both"/><w:spacing w:after="70"/></w:pPr><w:r><w:rPr><w:sz w:val="19"/><w:szCs w:val="19"/></w:rPr><w:t xml:space="preserve">---</w:t></w:r></w:p><w:p><w:pPr><w:pStyle w:val="Heading3"/></w:pPr><w:bookmarkStart w:id="32" w:name="_Toc32"/><w:r><w:t>3.21 Tabel Template Dokumen Seminar Proposal (`seminar_templates`)</w:t></w:r><w:bookmarkEnd w:id="32"/></w:p><w:p><w:pPr><w:spacing w:before="40" w:after="40"/></w:pPr><w:r><w:rPr><w:color w:val="334155"/><w:sz w:val="19"/><w:szCs w:val="19"/><w:b w:val="1"/><w:bCs w:val="1"/><w:i w:val="1"/><w:iCs w:val="1"/></w:rPr><w:t xml:space="preserve">**Nama Tabel**: `seminar_templates`</w:t></w:r></w:p><w:p><w:pPr><w:spacing w:before="40" w:after="40"/></w:pPr><w:r><w:rPr><w:color w:val="334155"/><w:sz w:val="19"/><w:szCs w:val="19"/><w:b w:val="0"/><w:bCs w:val="0"/><w:i w:val="1"/><w:iCs w:val="1"/></w:rPr><w:t xml:space="preserve">**Primary Key**: `id`</w:t></w:r></w:p><w:p><w:pPr><w:spacing w:before="40" w:after="40"/></w:pPr><w:r><w:rPr><w:color w:val="334155"/><w:sz w:val="19"/><w:szCs w:val="19"/><w:b w:val="0"/><w:bCs w:val="0"/><w:i w:val="1"/><w:iCs w:val="1"/></w:rPr><w:t xml:space="preserve">**Foreign Key**: Tidak ada (*None*)</w:t></w:r></w:p><w:p><w:pPr><w:spacing w:before="40" w:after="40"/></w:pPr><w:r><w:rPr><w:color w:val="334155"/><w:sz w:val="19"/><w:szCs w:val="19"/><w:b w:val="0"/><w:bCs w:val="0"/><w:i w:val="1"/><w:iCs w:val="1"/></w:rPr><w:t xml:space="preserve">**Deskripsi**: Menyimpan berkas template dokumen resmi terkait seminar proposal (seperti format cover proposal, draf naskah, formulir persetujuan) yang dapat diunduh oleh mahasiswa.</w:t></w:r></w:p><w:tbl><w:tblGrid><w:gridCol w:w="1417.3228346456694" w:type="dxa"/><w:gridCol w:w="1417.3228346456694" w:type="dxa"/><w:gridCol w:w="1417.3228346456694" w:type="dxa"/><w:gridCol w:w="1417.3228346456694" w:type="dxa"/><w:gridCol w:w="1417.3228346456694" w:type="dxa"/><w:gridCol w:w="1417.3228346456694" w:type="dxa"/><w:gridCol w:w="1417.3228346456694" w:type="dxa"/></w:tblGrid><w:tblPr><w:tblStyle w:val="DbTable"/></w:tblPr><w:tr><w:trPr/><w:tc><w:tcPr><w:tcW w:w="1417.3228346456694" w:type="dxa"/><w:shd w:val="clear" w:fill="1E293B"/><w:noWrap/></w:tcPr><w:p><w:pPr><w:spacing w:after="30"/></w:pPr><w:r><w:rPr><w:color w:val="FFFFFF"/><w:sz w:val="16"/><w:szCs w:val="16"/><w:b w:val="1"/><w:bCs w:val="1"/></w:rPr><w:t xml:space="preserve">No</w:t></w:r></w:p></w:tc><w:tc><w:tcPr><w:tcW w:w="1417.3228346456694" w:type="dxa"/><w:shd w:val="clear" w:fill="1E293B"/><w:noWrap/></w:tcPr><w:p><w:pPr><w:spacing w:after="30"/></w:pPr><w:r><w:rPr><w:color w:val="FFFFFF"/><w:sz w:val="16"/><w:szCs w:val="16"/><w:b w:val="1"/><w:bCs w:val="1"/></w:rPr><w:t xml:space="preserve">Nama Kolom</w:t></w:r></w:p></w:tc><w:tc><w:tcPr><w:tcW w:w="1417.3228346456694" w:type="dxa"/><w:shd w:val="clear" w:fill="1E293B"/><w:noWrap/></w:tcPr><w:p><w:pPr><w:spacing w:after="30"/></w:pPr><w:r><w:rPr><w:color w:val="FFFFFF"/><w:sz w:val="16"/><w:szCs w:val="16"/><w:b w:val="1"/><w:bCs w:val="1"/></w:rPr><w:t xml:space="preserve">Tipe Data</w:t></w:r></w:p></w:tc><w:tc><w:tcPr><w:tcW w:w="1417.3228346456694" w:type="dxa"/><w:shd w:val="clear" w:fill="1E293B"/><w:noWrap/></w:tcPr><w:p><w:pPr><w:spacing w:after="30"/></w:pPr><w:r><w:rPr><w:color w:val="FFFFFF"/><w:sz w:val="16"/><w:szCs w:val="16"/><w:b w:val="1"/><w:bCs w:val="1"/></w:rPr><w:t xml:space="preserve">Nullable</w:t></w:r></w:p></w:tc><w:tc><w:tcPr><w:tcW w:w="1417.3228346456694" w:type="dxa"/><w:shd w:val="clear" w:fill="1E293B"/><w:noWrap/></w:tcPr><w:p><w:pPr><w:spacing w:after="30"/></w:pPr><w:r><w:rPr><w:color w:val="FFFFFF"/><w:sz w:val="16"/><w:szCs w:val="16"/><w:b w:val="1"/><w:bCs w:val="1"/></w:rPr><w:t xml:space="preserve">Nilai Default</w:t></w:r></w:p></w:tc><w:tc><w:tcPr><w:tcW w:w="1417.3228346456694" w:type="dxa"/><w:shd w:val="clear" w:fill="1E293B"/><w:noWrap/></w:tcPr><w:p><w:pPr><w:spacing w:after="30"/></w:pPr><w:r><w:rPr><w:color w:val="FFFFFF"/><w:sz w:val="16"/><w:szCs w:val="16"/><w:b w:val="1"/><w:bCs w:val="1"/></w:rPr><w:t xml:space="preserve">Kunci (*Key*)</w:t></w:r></w:p></w:tc><w:tc><w:tcPr><w:tcW w:w="1417.3228346456694" w:type="dxa"/><w:shd w:val="clear" w:fill="1E293B"/><w:noWrap/></w:tcPr><w:p><w:pPr><w:spacing w:after="30"/></w:pPr><w:r><w:rPr><w:color w:val="FFFFFF"/><w:sz w:val="16"/><w:szCs w:val="16"/><w:b w:val="1"/><w:bCs w:val="1"/></w:rPr><w:t xml:space="preserve">Keterangan & Aturan Bisnis</w:t></w:r></w:p></w:tc></w:tr><w:tr><w:trPr/><w:tc><w:tcPr><w:tcW w:w="1417.3228346456694" w:type="dxa"/><w:noWrap/></w:tcPr><w:p><w:pPr><w:spacing w:after="30"/></w:pPr><w:r><w:rPr><w:sz w:val="16"/><w:szCs w:val="16"/></w:rPr><w:t xml:space="preserve">1</w:t></w:r></w:p></w:tc><w:tc><w:tcPr><w:tcW w:w="1417.3228346456694" w:type="dxa"/><w:noWrap/></w:tcPr><w:p><w:pPr><w:spacing w:after="30"/></w:pPr><w:r><w:rPr><w:sz w:val="16"/><w:szCs w:val="16"/></w:rPr><w:t xml:space="preserve">`id`</w:t></w:r></w:p></w:tc><w:tc><w:tcPr><w:tcW w:w="1417.3228346456694" w:type="dxa"/><w:noWrap/></w:tcPr><w:p><w:pPr><w:spacing w:after="30"/></w:pPr><w:r><w:rPr><w:sz w:val="16"/><w:szCs w:val="16"/></w:rPr><w:t xml:space="preserve">`bigint(20) unsigned`</w:t></w:r></w:p></w:tc><w:tc><w:tcPr><w:tcW w:w="1417.3228346456694" w:type="dxa"/><w:noWrap/></w:tcPr><w:p><w:pPr><w:spacing w:after="30"/></w:pPr><w:r><w:rPr><w:sz w:val="16"/><w:szCs w:val="16"/></w:rPr><w:t xml:space="preserve">NOT NULL</w:t></w:r></w:p></w:tc><w:tc><w:tcPr><w:tcW w:w="1417.3228346456694" w:type="dxa"/><w:noWrap/></w:tcPr><w:p><w:pPr><w:spacing w:after="30"/></w:pPr><w:r><w:rPr><w:sz w:val="16"/><w:szCs w:val="16"/></w:rPr><w:t xml:space="preserve">*None*</w:t></w:r></w:p></w:tc><w:tc><w:tcPr><w:tcW w:w="1417.3228346456694" w:type="dxa"/><w:noWrap/></w:tcPr><w:p><w:pPr><w:spacing w:after="30"/></w:pPr><w:r><w:rPr><w:sz w:val="16"/><w:szCs w:val="16"/></w:rPr><w:t xml:space="preserve">PRI (auto_increment)</w:t></w:r></w:p></w:tc><w:tc><w:tcPr><w:tcW w:w="1417.3228346456694" w:type="dxa"/><w:noWrap/></w:tcPr><w:p><w:pPr><w:spacing w:after="30"/></w:pPr><w:r><w:rPr><w:sz w:val="16"/><w:szCs w:val="16"/></w:rPr><w:t xml:space="preserve">Identitas unik rekaman data (*Surrogate Primary Key*).</w:t></w:r></w:p></w:tc></w:tr><w:tr><w:trPr/><w:tc><w:tcPr><w:tcW w:w="1417.3228346456694" w:type="dxa"/><w:noWrap/></w:tcPr><w:p><w:pPr><w:spacing w:after="30"/></w:pPr><w:r><w:rPr><w:sz w:val="16"/><w:szCs w:val="16"/></w:rPr><w:t xml:space="preserve">2</w:t></w:r></w:p></w:tc><w:tc><w:tcPr><w:tcW w:w="1417.3228346456694" w:type="dxa"/><w:noWrap/></w:tcPr><w:p><w:pPr><w:spacing w:after="30"/></w:pPr><w:r><w:rPr><w:sz w:val="16"/><w:szCs w:val="16"/></w:rPr><w:t xml:space="preserve">`title`</w:t></w:r></w:p></w:tc><w:tc><w:tcPr><w:tcW w:w="1417.3228346456694" w:type="dxa"/><w:noWrap/></w:tcPr><w:p><w:pPr><w:spacing w:after="30"/></w:pPr><w:r><w:rPr><w:sz w:val="16"/><w:szCs w:val="16"/></w:rPr><w:t xml:space="preserve">`varchar(255)`</w:t></w:r></w:p></w:tc><w:tc><w:tcPr><w:tcW w:w="1417.3228346456694" w:type="dxa"/><w:noWrap/></w:tcPr><w:p><w:pPr><w:spacing w:after="30"/></w:pPr><w:r><w:rPr><w:sz w:val="16"/><w:szCs w:val="16"/></w:rPr><w:t xml:space="preserve">NOT NULL</w:t></w:r></w:p></w:tc><w:tc><w:tcPr><w:tcW w:w="1417.3228346456694" w:type="dxa"/><w:noWrap/></w:tcPr><w:p><w:pPr><w:spacing w:after="30"/></w:pPr><w:r><w:rPr><w:sz w:val="16"/><w:szCs w:val="16"/></w:rPr><w:t xml:space="preserve">*None*</w:t></w:r></w:p></w:tc><w:tc><w:tcPr><w:tcW w:w="1417.3228346456694" w:type="dxa"/><w:noWrap/></w:tcPr><w:p><w:pPr><w:spacing w:after="30"/></w:pPr><w:r><w:rPr><w:sz w:val="16"/><w:szCs w:val="16"/></w:rPr><w:t xml:space="preserve">-</w:t></w:r></w:p></w:tc><w:tc><w:tcPr><w:tcW w:w="1417.3228346456694" w:type="dxa"/><w:noWrap/></w:tcPr><w:p><w:pPr><w:spacing w:after="30"/></w:pPr><w:r><w:rPr><w:sz w:val="16"/><w:szCs w:val="16"/></w:rPr><w:t xml:space="preserve">Menyimpan atribut data title pada sistem SIBIMA.</w:t></w:r></w:p></w:tc></w:tr><w:tr><w:trPr/><w:tc><w:tcPr><w:tcW w:w="1417.3228346456694" w:type="dxa"/><w:noWrap/></w:tcPr><w:p><w:pPr><w:spacing w:after="30"/></w:pPr><w:r><w:rPr><w:sz w:val="16"/><w:szCs w:val="16"/></w:rPr><w:t xml:space="preserve">3</w:t></w:r></w:p></w:tc><w:tc><w:tcPr><w:tcW w:w="1417.3228346456694" w:type="dxa"/><w:noWrap/></w:tcPr><w:p><w:pPr><w:spacing w:after="30"/></w:pPr><w:r><w:rPr><w:sz w:val="16"/><w:szCs w:val="16"/></w:rPr><w:t xml:space="preserve">`file_path`</w:t></w:r></w:p></w:tc><w:tc><w:tcPr><w:tcW w:w="1417.3228346456694" w:type="dxa"/><w:noWrap/></w:tcPr><w:p><w:pPr><w:spacing w:after="30"/></w:pPr><w:r><w:rPr><w:sz w:val="16"/><w:szCs w:val="16"/></w:rPr><w:t xml:space="preserve">`varchar(255)`</w:t></w:r></w:p></w:tc><w:tc><w:tcPr><w:tcW w:w="1417.3228346456694" w:type="dxa"/><w:noWrap/></w:tcPr><w:p><w:pPr><w:spacing w:after="30"/></w:pPr><w:r><w:rPr><w:sz w:val="16"/><w:szCs w:val="16"/></w:rPr><w:t xml:space="preserve">NOT NULL</w:t></w:r></w:p></w:tc><w:tc><w:tcPr><w:tcW w:w="1417.3228346456694" w:type="dxa"/><w:noWrap/></w:tcPr><w:p><w:pPr><w:spacing w:after="30"/></w:pPr><w:r><w:rPr><w:sz w:val="16"/><w:szCs w:val="16"/></w:rPr><w:t xml:space="preserve">*None*</w:t></w:r></w:p></w:tc><w:tc><w:tcPr><w:tcW w:w="1417.3228346456694" w:type="dxa"/><w:noWrap/></w:tcPr><w:p><w:pPr><w:spacing w:after="30"/></w:pPr><w:r><w:rPr><w:sz w:val="16"/><w:szCs w:val="16"/></w:rPr><w:t xml:space="preserve">-</w:t></w:r></w:p></w:tc><w:tc><w:tcPr><w:tcW w:w="1417.3228346456694" w:type="dxa"/><w:noWrap/></w:tcPr><w:p><w:pPr><w:spacing w:after="30"/></w:pPr><w:r><w:rPr><w:sz w:val="16"/><w:szCs w:val="16"/></w:rPr><w:t xml:space="preserve">Path penyimpanan berkas digital pada storage sistem.</w:t></w:r></w:p></w:tc></w:tr><w:tr><w:trPr/><w:tc><w:tcPr><w:tcW w:w="1417.3228346456694" w:type="dxa"/><w:noWrap/></w:tcPr><w:p><w:pPr><w:spacing w:after="30"/></w:pPr><w:r><w:rPr><w:sz w:val="16"/><w:szCs w:val="16"/></w:rPr><w:t xml:space="preserve">4</w:t></w:r></w:p></w:tc><w:tc><w:tcPr><w:tcW w:w="1417.3228346456694" w:type="dxa"/><w:noWrap/></w:tcPr><w:p><w:pPr><w:spacing w:after="30"/></w:pPr><w:r><w:rPr><w:sz w:val="16"/><w:szCs w:val="16"/></w:rPr><w:t xml:space="preserve">`original_name`</w:t></w:r></w:p></w:tc><w:tc><w:tcPr><w:tcW w:w="1417.3228346456694" w:type="dxa"/><w:noWrap/></w:tcPr><w:p><w:pPr><w:spacing w:after="30"/></w:pPr><w:r><w:rPr><w:sz w:val="16"/><w:szCs w:val="16"/></w:rPr><w:t xml:space="preserve">`varchar(255)`</w:t></w:r></w:p></w:tc><w:tc><w:tcPr><w:tcW w:w="1417.3228346456694" w:type="dxa"/><w:noWrap/></w:tcPr><w:p><w:pPr><w:spacing w:after="30"/></w:pPr><w:r><w:rPr><w:sz w:val="16"/><w:szCs w:val="16"/></w:rPr><w:t xml:space="preserve">NOT NULL</w:t></w:r></w:p></w:tc><w:tc><w:tcPr><w:tcW w:w="1417.3228346456694" w:type="dxa"/><w:noWrap/></w:tcPr><w:p><w:pPr><w:spacing w:after="30"/></w:pPr><w:r><w:rPr><w:sz w:val="16"/><w:szCs w:val="16"/></w:rPr><w:t xml:space="preserve">*None*</w:t></w:r></w:p></w:tc><w:tc><w:tcPr><w:tcW w:w="1417.3228346456694" w:type="dxa"/><w:noWrap/></w:tcPr><w:p><w:pPr><w:spacing w:after="30"/></w:pPr><w:r><w:rPr><w:sz w:val="16"/><w:szCs w:val="16"/></w:rPr><w:t xml:space="preserve">-</w:t></w:r></w:p></w:tc><w:tc><w:tcPr><w:tcW w:w="1417.3228346456694" w:type="dxa"/><w:noWrap/></w:tcPr><w:p><w:pPr><w:spacing w:after="30"/></w:pPr><w:r><w:rPr><w:sz w:val="16"/><w:szCs w:val="16"/></w:rPr><w:t xml:space="preserve">Menyimpan atribut data original name pada sistem SIBIMA.</w:t></w:r></w:p></w:tc></w:tr><w:tr><w:trPr/><w:tc><w:tcPr><w:tcW w:w="1417.3228346456694" w:type="dxa"/><w:noWrap/></w:tcPr><w:p><w:pPr><w:spacing w:after="30"/></w:pPr><w:r><w:rPr><w:sz w:val="16"/><w:szCs w:val="16"/></w:rPr><w:t xml:space="preserve">5</w:t></w:r></w:p></w:tc><w:tc><w:tcPr><w:tcW w:w="1417.3228346456694" w:type="dxa"/><w:noWrap/></w:tcPr><w:p><w:pPr><w:spacing w:after="30"/></w:pPr><w:r><w:rPr><w:sz w:val="16"/><w:szCs w:val="16"/></w:rPr><w:t xml:space="preserve">`is_active`</w:t></w:r></w:p></w:tc><w:tc><w:tcPr><w:tcW w:w="1417.3228346456694" w:type="dxa"/><w:noWrap/></w:tcPr><w:p><w:pPr><w:spacing w:after="30"/></w:pPr><w:r><w:rPr><w:sz w:val="16"/><w:szCs w:val="16"/></w:rPr><w:t xml:space="preserve">`tinyint(1)`</w:t></w:r></w:p></w:tc><w:tc><w:tcPr><w:tcW w:w="1417.3228346456694" w:type="dxa"/><w:noWrap/></w:tcPr><w:p><w:pPr><w:spacing w:after="30"/></w:pPr><w:r><w:rPr><w:sz w:val="16"/><w:szCs w:val="16"/></w:rPr><w:t xml:space="preserve">NOT NULL</w:t></w:r></w:p></w:tc><w:tc><w:tcPr><w:tcW w:w="1417.3228346456694" w:type="dxa"/><w:noWrap/></w:tcPr><w:p><w:pPr><w:spacing w:after="30"/></w:pPr><w:r><w:rPr><w:sz w:val="16"/><w:szCs w:val="16"/></w:rPr><w:t xml:space="preserve">`1`</w:t></w:r></w:p></w:tc><w:tc><w:tcPr><w:tcW w:w="1417.3228346456694" w:type="dxa"/><w:noWrap/></w:tcPr><w:p><w:pPr><w:spacing w:after="30"/></w:pPr><w:r><w:rPr><w:sz w:val="16"/><w:szCs w:val="16"/></w:rPr><w:t xml:space="preserve">-</w:t></w:r></w:p></w:tc><w:tc><w:tcPr><w:tcW w:w="1417.3228346456694" w:type="dxa"/><w:noWrap/></w:tcPr><w:p><w:pPr><w:spacing w:after="30"/></w:pPr><w:r><w:rPr><w:sz w:val="16"/><w:szCs w:val="16"/></w:rPr><w:t xml:space="preserve">Bendera status biner (1 = Ya / Aktif, 0 = Tidak / Nonaktif).</w:t></w:r></w:p></w:tc></w:tr><w:tr><w:trPr/><w:tc><w:tcPr><w:tcW w:w="1417.3228346456694" w:type="dxa"/><w:noWrap/></w:tcPr><w:p><w:pPr><w:spacing w:after="30"/></w:pPr><w:r><w:rPr><w:sz w:val="16"/><w:szCs w:val="16"/></w:rPr><w:t xml:space="preserve">6</w:t></w:r></w:p></w:tc><w:tc><w:tcPr><w:tcW w:w="1417.3228346456694" w:type="dxa"/><w:noWrap/></w:tcPr><w:p><w:pPr><w:spacing w:after="30"/></w:pPr><w:r><w:rPr><w:sz w:val="16"/><w:szCs w:val="16"/></w:rPr><w:t xml:space="preserve">`created_at`</w:t></w:r></w:p></w:tc><w:tc><w:tcPr><w:tcW w:w="1417.3228346456694" w:type="dxa"/><w:noWrap/></w:tcPr><w:p><w:pPr><w:spacing w:after="30"/></w:pPr><w:r><w:rPr><w:sz w:val="16"/><w:szCs w:val="16"/></w:rPr><w:t xml:space="preserve">`timestamp`</w:t></w:r></w:p></w:tc><w:tc><w:tcPr><w:tcW w:w="1417.3228346456694" w:type="dxa"/><w:noWrap/></w:tcPr><w:p><w:pPr><w:spacing w:after="30"/></w:pPr><w:r><w:rPr><w:sz w:val="16"/><w:szCs w:val="16"/></w:rPr><w:t xml:space="preserve">NULL</w:t></w:r></w:p></w:tc><w:tc><w:tcPr><w:tcW w:w="1417.3228346456694" w:type="dxa"/><w:noWrap/></w:tcPr><w:p><w:pPr><w:spacing w:after="30"/></w:pPr><w:r><w:rPr><w:sz w:val="16"/><w:szCs w:val="16"/></w:rPr><w:t xml:space="preserve">`NULL`</w:t></w:r></w:p></w:tc><w:tc><w:tcPr><w:tcW w:w="1417.3228346456694" w:type="dxa"/><w:noWrap/></w:tcPr><w:p><w:pPr><w:spacing w:after="30"/></w:pPr><w:r><w:rPr><w:sz w:val="16"/><w:szCs w:val="16"/></w:rPr><w:t xml:space="preserve">-</w:t></w:r></w:p></w:tc><w:tc><w:tcPr><w:tcW w:w="1417.3228346456694" w:type="dxa"/><w:noWrap/></w:tcPr><w:p><w:pPr><w:spacing w:after="30"/></w:pPr><w:r><w:rPr><w:sz w:val="16"/><w:szCs w:val="16"/></w:rPr><w:t xml:space="preserve">Waktu rekaman pertama kali dibuat di sistem.</w:t></w:r></w:p></w:tc></w:tr><w:tr><w:trPr/><w:tc><w:tcPr><w:tcW w:w="1417.3228346456694" w:type="dxa"/><w:noWrap/></w:tcPr><w:p><w:pPr><w:spacing w:after="30"/></w:pPr><w:r><w:rPr><w:sz w:val="16"/><w:szCs w:val="16"/></w:rPr><w:t xml:space="preserve">7</w:t></w:r></w:p></w:tc><w:tc><w:tcPr><w:tcW w:w="1417.3228346456694" w:type="dxa"/><w:noWrap/></w:tcPr><w:p><w:pPr><w:spacing w:after="30"/></w:pPr><w:r><w:rPr><w:sz w:val="16"/><w:szCs w:val="16"/></w:rPr><w:t xml:space="preserve">`updated_at`</w:t></w:r></w:p></w:tc><w:tc><w:tcPr><w:tcW w:w="1417.3228346456694" w:type="dxa"/><w:noWrap/></w:tcPr><w:p><w:pPr><w:spacing w:after="30"/></w:pPr><w:r><w:rPr><w:sz w:val="16"/><w:szCs w:val="16"/></w:rPr><w:t xml:space="preserve">`timestamp`</w:t></w:r></w:p></w:tc><w:tc><w:tcPr><w:tcW w:w="1417.3228346456694" w:type="dxa"/><w:noWrap/></w:tcPr><w:p><w:pPr><w:spacing w:after="30"/></w:pPr><w:r><w:rPr><w:sz w:val="16"/><w:szCs w:val="16"/></w:rPr><w:t xml:space="preserve">NULL</w:t></w:r></w:p></w:tc><w:tc><w:tcPr><w:tcW w:w="1417.3228346456694" w:type="dxa"/><w:noWrap/></w:tcPr><w:p><w:pPr><w:spacing w:after="30"/></w:pPr><w:r><w:rPr><w:sz w:val="16"/><w:szCs w:val="16"/></w:rPr><w:t xml:space="preserve">`NULL`</w:t></w:r></w:p></w:tc><w:tc><w:tcPr><w:tcW w:w="1417.3228346456694" w:type="dxa"/><w:noWrap/></w:tcPr><w:p><w:pPr><w:spacing w:after="30"/></w:pPr><w:r><w:rPr><w:sz w:val="16"/><w:szCs w:val="16"/></w:rPr><w:t xml:space="preserve">-</w:t></w:r></w:p></w:tc><w:tc><w:tcPr><w:tcW w:w="1417.3228346456694" w:type="dxa"/><w:noWrap/></w:tcPr><w:p><w:pPr><w:spacing w:after="30"/></w:pPr><w:r><w:rPr><w:sz w:val="16"/><w:szCs w:val="16"/></w:rPr><w:t xml:space="preserve">Waktu rekaman terakhir kali diperbarui.</w:t></w:r></w:p></w:tc></w:tr></w:tbl><w:p/><w:p><w:pPr><w:jc w:val="both"/><w:spacing w:after="70"/></w:pPr><w:r><w:rPr><w:sz w:val="19"/><w:szCs w:val="19"/></w:rPr><w:t xml:space="preserve">---</w:t></w:r></w:p><w:p><w:pPr><w:pStyle w:val="Heading3"/></w:pPr><w:bookmarkStart w:id="33" w:name="_Toc33"/><w:r><w:t>3.22 Tabel Konfigurasi Sistem Global (`settings`)</w:t></w:r><w:bookmarkEnd w:id="33"/></w:p><w:p><w:pPr><w:spacing w:before="40" w:after="40"/></w:pPr><w:r><w:rPr><w:color w:val="334155"/><w:sz w:val="19"/><w:szCs w:val="19"/><w:b w:val="1"/><w:bCs w:val="1"/><w:i w:val="1"/><w:iCs w:val="1"/></w:rPr><w:t xml:space="preserve">**Nama Tabel**: `settings`</w:t></w:r></w:p><w:p><w:pPr><w:spacing w:before="40" w:after="40"/></w:pPr><w:r><w:rPr><w:color w:val="334155"/><w:sz w:val="19"/><w:szCs w:val="19"/><w:b w:val="0"/><w:bCs w:val="0"/><w:i w:val="1"/><w:iCs w:val="1"/></w:rPr><w:t xml:space="preserve">**Primary Key**: `id`</w:t></w:r></w:p><w:p><w:pPr><w:spacing w:before="40" w:after="40"/></w:pPr><w:r><w:rPr><w:color w:val="334155"/><w:sz w:val="19"/><w:szCs w:val="19"/><w:b w:val="0"/><w:bCs w:val="0"/><w:i w:val="1"/><w:iCs w:val="1"/></w:rPr><w:t xml:space="preserve">**Foreign Key**: Tidak ada (*None*)</w:t></w:r></w:p><w:p><w:pPr><w:spacing w:before="40" w:after="40"/></w:pPr><w:r><w:rPr><w:color w:val="334155"/><w:sz w:val="19"/><w:szCs w:val="19"/><w:b w:val="0"/><w:bCs w:val="0"/><w:i w:val="1"/><w:iCs w:val="1"/></w:rPr><w:t xml:space="preserve">**Deskripsi**: Menyimpan pasangan kunci-nilai (key-value) untuk konfigurasi operasional SIBIMA, seperti nama instansi, masa aktif bimbingan, batas minimal bimbingan untuk daftar ujian, kuota default dosen, dan kredensial API gateway eksternal.</w:t></w:r></w:p><w:tbl><w:tblGrid><w:gridCol w:w="1417.3228346456694" w:type="dxa"/><w:gridCol w:w="1417.3228346456694" w:type="dxa"/><w:gridCol w:w="1417.3228346456694" w:type="dxa"/><w:gridCol w:w="1417.3228346456694" w:type="dxa"/><w:gridCol w:w="1417.3228346456694" w:type="dxa"/><w:gridCol w:w="1417.3228346456694" w:type="dxa"/><w:gridCol w:w="1417.3228346456694" w:type="dxa"/></w:tblGrid><w:tblPr><w:tblStyle w:val="DbTable"/></w:tblPr><w:tr><w:trPr/><w:tc><w:tcPr><w:tcW w:w="1417.3228346456694" w:type="dxa"/><w:shd w:val="clear" w:fill="1E293B"/><w:noWrap/></w:tcPr><w:p><w:pPr><w:spacing w:after="30"/></w:pPr><w:r><w:rPr><w:color w:val="FFFFFF"/><w:sz w:val="16"/><w:szCs w:val="16"/><w:b w:val="1"/><w:bCs w:val="1"/></w:rPr><w:t xml:space="preserve">No</w:t></w:r></w:p></w:tc><w:tc><w:tcPr><w:tcW w:w="1417.3228346456694" w:type="dxa"/><w:shd w:val="clear" w:fill="1E293B"/><w:noWrap/></w:tcPr><w:p><w:pPr><w:spacing w:after="30"/></w:pPr><w:r><w:rPr><w:color w:val="FFFFFF"/><w:sz w:val="16"/><w:szCs w:val="16"/><w:b w:val="1"/><w:bCs w:val="1"/></w:rPr><w:t xml:space="preserve">Nama Kolom</w:t></w:r></w:p></w:tc><w:tc><w:tcPr><w:tcW w:w="1417.3228346456694" w:type="dxa"/><w:shd w:val="clear" w:fill="1E293B"/><w:noWrap/></w:tcPr><w:p><w:pPr><w:spacing w:after="30"/></w:pPr><w:r><w:rPr><w:color w:val="FFFFFF"/><w:sz w:val="16"/><w:szCs w:val="16"/><w:b w:val="1"/><w:bCs w:val="1"/></w:rPr><w:t xml:space="preserve">Tipe Data</w:t></w:r></w:p></w:tc><w:tc><w:tcPr><w:tcW w:w="1417.3228346456694" w:type="dxa"/><w:shd w:val="clear" w:fill="1E293B"/><w:noWrap/></w:tcPr><w:p><w:pPr><w:spacing w:after="30"/></w:pPr><w:r><w:rPr><w:color w:val="FFFFFF"/><w:sz w:val="16"/><w:szCs w:val="16"/><w:b w:val="1"/><w:bCs w:val="1"/></w:rPr><w:t xml:space="preserve">Nullable</w:t></w:r></w:p></w:tc><w:tc><w:tcPr><w:tcW w:w="1417.3228346456694" w:type="dxa"/><w:shd w:val="clear" w:fill="1E293B"/><w:noWrap/></w:tcPr><w:p><w:pPr><w:spacing w:after="30"/></w:pPr><w:r><w:rPr><w:color w:val="FFFFFF"/><w:sz w:val="16"/><w:szCs w:val="16"/><w:b w:val="1"/><w:bCs w:val="1"/></w:rPr><w:t xml:space="preserve">Nilai Default</w:t></w:r></w:p></w:tc><w:tc><w:tcPr><w:tcW w:w="1417.3228346456694" w:type="dxa"/><w:shd w:val="clear" w:fill="1E293B"/><w:noWrap/></w:tcPr><w:p><w:pPr><w:spacing w:after="30"/></w:pPr><w:r><w:rPr><w:color w:val="FFFFFF"/><w:sz w:val="16"/><w:szCs w:val="16"/><w:b w:val="1"/><w:bCs w:val="1"/></w:rPr><w:t xml:space="preserve">Kunci (*Key*)</w:t></w:r></w:p></w:tc><w:tc><w:tcPr><w:tcW w:w="1417.3228346456694" w:type="dxa"/><w:shd w:val="clear" w:fill="1E293B"/><w:noWrap/></w:tcPr><w:p><w:pPr><w:spacing w:after="30"/></w:pPr><w:r><w:rPr><w:color w:val="FFFFFF"/><w:sz w:val="16"/><w:szCs w:val="16"/><w:b w:val="1"/><w:bCs w:val="1"/></w:rPr><w:t xml:space="preserve">Keterangan & Aturan Bisnis</w:t></w:r></w:p></w:tc></w:tr><w:tr><w:trPr/><w:tc><w:tcPr><w:tcW w:w="1417.3228346456694" w:type="dxa"/><w:noWrap/></w:tcPr><w:p><w:pPr><w:spacing w:after="30"/></w:pPr><w:r><w:rPr><w:sz w:val="16"/><w:szCs w:val="16"/></w:rPr><w:t xml:space="preserve">1</w:t></w:r></w:p></w:tc><w:tc><w:tcPr><w:tcW w:w="1417.3228346456694" w:type="dxa"/><w:noWrap/></w:tcPr><w:p><w:pPr><w:spacing w:after="30"/></w:pPr><w:r><w:rPr><w:sz w:val="16"/><w:szCs w:val="16"/></w:rPr><w:t xml:space="preserve">`id`</w:t></w:r></w:p></w:tc><w:tc><w:tcPr><w:tcW w:w="1417.3228346456694" w:type="dxa"/><w:noWrap/></w:tcPr><w:p><w:pPr><w:spacing w:after="30"/></w:pPr><w:r><w:rPr><w:sz w:val="16"/><w:szCs w:val="16"/></w:rPr><w:t xml:space="preserve">`bigint(20) unsigned`</w:t></w:r></w:p></w:tc><w:tc><w:tcPr><w:tcW w:w="1417.3228346456694" w:type="dxa"/><w:noWrap/></w:tcPr><w:p><w:pPr><w:spacing w:after="30"/></w:pPr><w:r><w:rPr><w:sz w:val="16"/><w:szCs w:val="16"/></w:rPr><w:t xml:space="preserve">NOT NULL</w:t></w:r></w:p></w:tc><w:tc><w:tcPr><w:tcW w:w="1417.3228346456694" w:type="dxa"/><w:noWrap/></w:tcPr><w:p><w:pPr><w:spacing w:after="30"/></w:pPr><w:r><w:rPr><w:sz w:val="16"/><w:szCs w:val="16"/></w:rPr><w:t xml:space="preserve">*None*</w:t></w:r></w:p></w:tc><w:tc><w:tcPr><w:tcW w:w="1417.3228346456694" w:type="dxa"/><w:noWrap/></w:tcPr><w:p><w:pPr><w:spacing w:after="30"/></w:pPr><w:r><w:rPr><w:sz w:val="16"/><w:szCs w:val="16"/></w:rPr><w:t xml:space="preserve">PRI (auto_increment)</w:t></w:r></w:p></w:tc><w:tc><w:tcPr><w:tcW w:w="1417.3228346456694" w:type="dxa"/><w:noWrap/></w:tcPr><w:p><w:pPr><w:spacing w:after="30"/></w:pPr><w:r><w:rPr><w:sz w:val="16"/><w:szCs w:val="16"/></w:rPr><w:t xml:space="preserve">Identitas unik rekaman data (*Surrogate Primary Key*).</w:t></w:r></w:p></w:tc></w:tr><w:tr><w:trPr/><w:tc><w:tcPr><w:tcW w:w="1417.3228346456694" w:type="dxa"/><w:noWrap/></w:tcPr><w:p><w:pPr><w:spacing w:after="30"/></w:pPr><w:r><w:rPr><w:sz w:val="16"/><w:szCs w:val="16"/></w:rPr><w:t xml:space="preserve">2</w:t></w:r></w:p></w:tc><w:tc><w:tcPr><w:tcW w:w="1417.3228346456694" w:type="dxa"/><w:noWrap/></w:tcPr><w:p><w:pPr><w:spacing w:after="30"/></w:pPr><w:r><w:rPr><w:sz w:val="16"/><w:szCs w:val="16"/></w:rPr><w:t xml:space="preserve">`key`</w:t></w:r></w:p></w:tc><w:tc><w:tcPr><w:tcW w:w="1417.3228346456694" w:type="dxa"/><w:noWrap/></w:tcPr><w:p><w:pPr><w:spacing w:after="30"/></w:pPr><w:r><w:rPr><w:sz w:val="16"/><w:szCs w:val="16"/></w:rPr><w:t xml:space="preserve">`varchar(255)`</w:t></w:r></w:p></w:tc><w:tc><w:tcPr><w:tcW w:w="1417.3228346456694" w:type="dxa"/><w:noWrap/></w:tcPr><w:p><w:pPr><w:spacing w:after="30"/></w:pPr><w:r><w:rPr><w:sz w:val="16"/><w:szCs w:val="16"/></w:rPr><w:t xml:space="preserve">NOT NULL</w:t></w:r></w:p></w:tc><w:tc><w:tcPr><w:tcW w:w="1417.3228346456694" w:type="dxa"/><w:noWrap/></w:tcPr><w:p><w:pPr><w:spacing w:after="30"/></w:pPr><w:r><w:rPr><w:sz w:val="16"/><w:szCs w:val="16"/></w:rPr><w:t xml:space="preserve">*None*</w:t></w:r></w:p></w:tc><w:tc><w:tcPr><w:tcW w:w="1417.3228346456694" w:type="dxa"/><w:noWrap/></w:tcPr><w:p><w:pPr><w:spacing w:after="30"/></w:pPr><w:r><w:rPr><w:sz w:val="16"/><w:szCs w:val="16"/></w:rPr><w:t xml:space="preserve">UNI</w:t></w:r></w:p></w:tc><w:tc><w:tcPr><w:tcW w:w="1417.3228346456694" w:type="dxa"/><w:noWrap/></w:tcPr><w:p><w:pPr><w:spacing w:after="30"/></w:pPr><w:r><w:rPr><w:sz w:val="16"/><w:szCs w:val="16"/></w:rPr><w:t xml:space="preserve">Menyimpan atribut data key pada sistem SIBIMA.</w:t></w:r></w:p></w:tc></w:tr><w:tr><w:trPr/><w:tc><w:tcPr><w:tcW w:w="1417.3228346456694" w:type="dxa"/><w:noWrap/></w:tcPr><w:p><w:pPr><w:spacing w:after="30"/></w:pPr><w:r><w:rPr><w:sz w:val="16"/><w:szCs w:val="16"/></w:rPr><w:t xml:space="preserve">3</w:t></w:r></w:p></w:tc><w:tc><w:tcPr><w:tcW w:w="1417.3228346456694" w:type="dxa"/><w:noWrap/></w:tcPr><w:p><w:pPr><w:spacing w:after="30"/></w:pPr><w:r><w:rPr><w:sz w:val="16"/><w:szCs w:val="16"/></w:rPr><w:t xml:space="preserve">`value`</w:t></w:r></w:p></w:tc><w:tc><w:tcPr><w:tcW w:w="1417.3228346456694" w:type="dxa"/><w:noWrap/></w:tcPr><w:p><w:pPr><w:spacing w:after="30"/></w:pPr><w:r><w:rPr><w:sz w:val="16"/><w:szCs w:val="16"/></w:rPr><w:t xml:space="preserve">`text`</w:t></w:r></w:p></w:tc><w:tc><w:tcPr><w:tcW w:w="1417.3228346456694" w:type="dxa"/><w:noWrap/></w:tcPr><w:p><w:pPr><w:spacing w:after="30"/></w:pPr><w:r><w:rPr><w:sz w:val="16"/><w:szCs w:val="16"/></w:rPr><w:t xml:space="preserve">NULL</w:t></w:r></w:p></w:tc><w:tc><w:tcPr><w:tcW w:w="1417.3228346456694" w:type="dxa"/><w:noWrap/></w:tcPr><w:p><w:pPr><w:spacing w:after="30"/></w:pPr><w:r><w:rPr><w:sz w:val="16"/><w:szCs w:val="16"/></w:rPr><w:t xml:space="preserve">`NULL`</w:t></w:r></w:p></w:tc><w:tc><w:tcPr><w:tcW w:w="1417.3228346456694" w:type="dxa"/><w:noWrap/></w:tcPr><w:p><w:pPr><w:spacing w:after="30"/></w:pPr><w:r><w:rPr><w:sz w:val="16"/><w:szCs w:val="16"/></w:rPr><w:t xml:space="preserve">-</w:t></w:r></w:p></w:tc><w:tc><w:tcPr><w:tcW w:w="1417.3228346456694" w:type="dxa"/><w:noWrap/></w:tcPr><w:p><w:pPr><w:spacing w:after="30"/></w:pPr><w:r><w:rPr><w:sz w:val="16"/><w:szCs w:val="16"/></w:rPr><w:t xml:space="preserve">Menyimpan atribut data value pada sistem SIBIMA.</w:t></w:r></w:p></w:tc></w:tr><w:tr><w:trPr/><w:tc><w:tcPr><w:tcW w:w="1417.3228346456694" w:type="dxa"/><w:noWrap/></w:tcPr><w:p><w:pPr><w:spacing w:after="30"/></w:pPr><w:r><w:rPr><w:sz w:val="16"/><w:szCs w:val="16"/></w:rPr><w:t xml:space="preserve">4</w:t></w:r></w:p></w:tc><w:tc><w:tcPr><w:tcW w:w="1417.3228346456694" w:type="dxa"/><w:noWrap/></w:tcPr><w:p><w:pPr><w:spacing w:after="30"/></w:pPr><w:r><w:rPr><w:sz w:val="16"/><w:szCs w:val="16"/></w:rPr><w:t xml:space="preserve">`type`</w:t></w:r></w:p></w:tc><w:tc><w:tcPr><w:tcW w:w="1417.3228346456694" w:type="dxa"/><w:noWrap/></w:tcPr><w:p><w:pPr><w:spacing w:after="30"/></w:pPr><w:r><w:rPr><w:sz w:val="16"/><w:szCs w:val="16"/></w:rPr><w:t xml:space="preserve">`varchar(255)`</w:t></w:r></w:p></w:tc><w:tc><w:tcPr><w:tcW w:w="1417.3228346456694" w:type="dxa"/><w:noWrap/></w:tcPr><w:p><w:pPr><w:spacing w:after="30"/></w:pPr><w:r><w:rPr><w:sz w:val="16"/><w:szCs w:val="16"/></w:rPr><w:t xml:space="preserve">NOT NULL</w:t></w:r></w:p></w:tc><w:tc><w:tcPr><w:tcW w:w="1417.3228346456694" w:type="dxa"/><w:noWrap/></w:tcPr><w:p><w:pPr><w:spacing w:after="30"/></w:pPr><w:r><w:rPr><w:sz w:val="16"/><w:szCs w:val="16"/></w:rPr><w:t xml:space="preserve">`'string'`</w:t></w:r></w:p></w:tc><w:tc><w:tcPr><w:tcW w:w="1417.3228346456694" w:type="dxa"/><w:noWrap/></w:tcPr><w:p><w:pPr><w:spacing w:after="30"/></w:pPr><w:r><w:rPr><w:sz w:val="16"/><w:szCs w:val="16"/></w:rPr><w:t xml:space="preserve">-</w:t></w:r></w:p></w:tc><w:tc><w:tcPr><w:tcW w:w="1417.3228346456694" w:type="dxa"/><w:noWrap/></w:tcPr><w:p><w:pPr><w:spacing w:after="30"/></w:pPr><w:r><w:rPr><w:sz w:val="16"/><w:szCs w:val="16"/></w:rPr><w:t xml:space="preserve">Menyimpan atribut data type pada sistem SIBIMA.</w:t></w:r></w:p></w:tc></w:tr><w:tr><w:trPr/><w:tc><w:tcPr><w:tcW w:w="1417.3228346456694" w:type="dxa"/><w:noWrap/></w:tcPr><w:p><w:pPr><w:spacing w:after="30"/></w:pPr><w:r><w:rPr><w:sz w:val="16"/><w:szCs w:val="16"/></w:rPr><w:t xml:space="preserve">5</w:t></w:r></w:p></w:tc><w:tc><w:tcPr><w:tcW w:w="1417.3228346456694" w:type="dxa"/><w:noWrap/></w:tcPr><w:p><w:pPr><w:spacing w:after="30"/></w:pPr><w:r><w:rPr><w:sz w:val="16"/><w:szCs w:val="16"/></w:rPr><w:t xml:space="preserve">`created_at`</w:t></w:r></w:p></w:tc><w:tc><w:tcPr><w:tcW w:w="1417.3228346456694" w:type="dxa"/><w:noWrap/></w:tcPr><w:p><w:pPr><w:spacing w:after="30"/></w:pPr><w:r><w:rPr><w:sz w:val="16"/><w:szCs w:val="16"/></w:rPr><w:t xml:space="preserve">`timestamp`</w:t></w:r></w:p></w:tc><w:tc><w:tcPr><w:tcW w:w="1417.3228346456694" w:type="dxa"/><w:noWrap/></w:tcPr><w:p><w:pPr><w:spacing w:after="30"/></w:pPr><w:r><w:rPr><w:sz w:val="16"/><w:szCs w:val="16"/></w:rPr><w:t xml:space="preserve">NULL</w:t></w:r></w:p></w:tc><w:tc><w:tcPr><w:tcW w:w="1417.3228346456694" w:type="dxa"/><w:noWrap/></w:tcPr><w:p><w:pPr><w:spacing w:after="30"/></w:pPr><w:r><w:rPr><w:sz w:val="16"/><w:szCs w:val="16"/></w:rPr><w:t xml:space="preserve">`NULL`</w:t></w:r></w:p></w:tc><w:tc><w:tcPr><w:tcW w:w="1417.3228346456694" w:type="dxa"/><w:noWrap/></w:tcPr><w:p><w:pPr><w:spacing w:after="30"/></w:pPr><w:r><w:rPr><w:sz w:val="16"/><w:szCs w:val="16"/></w:rPr><w:t xml:space="preserve">-</w:t></w:r></w:p></w:tc><w:tc><w:tcPr><w:tcW w:w="1417.3228346456694" w:type="dxa"/><w:noWrap/></w:tcPr><w:p><w:pPr><w:spacing w:after="30"/></w:pPr><w:r><w:rPr><w:sz w:val="16"/><w:szCs w:val="16"/></w:rPr><w:t xml:space="preserve">Waktu rekaman pertama kali dibuat di sistem.</w:t></w:r></w:p></w:tc></w:tr><w:tr><w:trPr/><w:tc><w:tcPr><w:tcW w:w="1417.3228346456694" w:type="dxa"/><w:noWrap/></w:tcPr><w:p><w:pPr><w:spacing w:after="30"/></w:pPr><w:r><w:rPr><w:sz w:val="16"/><w:szCs w:val="16"/></w:rPr><w:t xml:space="preserve">6</w:t></w:r></w:p></w:tc><w:tc><w:tcPr><w:tcW w:w="1417.3228346456694" w:type="dxa"/><w:noWrap/></w:tcPr><w:p><w:pPr><w:spacing w:after="30"/></w:pPr><w:r><w:rPr><w:sz w:val="16"/><w:szCs w:val="16"/></w:rPr><w:t xml:space="preserve">`updated_at`</w:t></w:r></w:p></w:tc><w:tc><w:tcPr><w:tcW w:w="1417.3228346456694" w:type="dxa"/><w:noWrap/></w:tcPr><w:p><w:pPr><w:spacing w:after="30"/></w:pPr><w:r><w:rPr><w:sz w:val="16"/><w:szCs w:val="16"/></w:rPr><w:t xml:space="preserve">`timestamp`</w:t></w:r></w:p></w:tc><w:tc><w:tcPr><w:tcW w:w="1417.3228346456694" w:type="dxa"/><w:noWrap/></w:tcPr><w:p><w:pPr><w:spacing w:after="30"/></w:pPr><w:r><w:rPr><w:sz w:val="16"/><w:szCs w:val="16"/></w:rPr><w:t xml:space="preserve">NULL</w:t></w:r></w:p></w:tc><w:tc><w:tcPr><w:tcW w:w="1417.3228346456694" w:type="dxa"/><w:noWrap/></w:tcPr><w:p><w:pPr><w:spacing w:after="30"/></w:pPr><w:r><w:rPr><w:sz w:val="16"/><w:szCs w:val="16"/></w:rPr><w:t xml:space="preserve">`NULL`</w:t></w:r></w:p></w:tc><w:tc><w:tcPr><w:tcW w:w="1417.3228346456694" w:type="dxa"/><w:noWrap/></w:tcPr><w:p><w:pPr><w:spacing w:after="30"/></w:pPr><w:r><w:rPr><w:sz w:val="16"/><w:szCs w:val="16"/></w:rPr><w:t xml:space="preserve">-</w:t></w:r></w:p></w:tc><w:tc><w:tcPr><w:tcW w:w="1417.3228346456694" w:type="dxa"/><w:noWrap/></w:tcPr><w:p><w:pPr><w:spacing w:after="30"/></w:pPr><w:r><w:rPr><w:sz w:val="16"/><w:szCs w:val="16"/></w:rPr><w:t xml:space="preserve">Waktu rekaman terakhir kali diperbarui.</w:t></w:r></w:p></w:tc></w:tr></w:tbl><w:p/><w:p><w:pPr><w:jc w:val="both"/><w:spacing w:after="70"/></w:pPr><w:r><w:rPr><w:sz w:val="19"/><w:szCs w:val="19"/></w:rPr><w:t xml:space="preserve">---</w:t></w:r></w:p><w:p><w:pPr><w:pStyle w:val="Heading3"/></w:pPr><w:bookmarkStart w:id="34" w:name="_Toc34"/><w:r><w:t>3.23 Tabel Tugas Akhir / Skripsi Mahasiswa (`theses`)</w:t></w:r><w:bookmarkEnd w:id="34"/></w:p><w:p><w:pPr><w:spacing w:before="40" w:after="40"/></w:pPr><w:r><w:rPr><w:color w:val="334155"/><w:sz w:val="19"/><w:szCs w:val="19"/><w:b w:val="1"/><w:bCs w:val="1"/><w:i w:val="1"/><w:iCs w:val="1"/></w:rPr><w:t xml:space="preserve">**Nama Tabel**: `theses`</w:t></w:r></w:p><w:p><w:pPr><w:spacing w:before="40" w:after="40"/></w:pPr><w:r><w:rPr><w:color w:val="334155"/><w:sz w:val="19"/><w:szCs w:val="19"/><w:b w:val="0"/><w:bCs w:val="0"/><w:i w:val="1"/><w:iCs w:val="1"/></w:rPr><w:t xml:space="preserve">**Primary Key**: `id`</w:t></w:r></w:p><w:p><w:pPr><w:spacing w:before="40" w:after="40"/></w:pPr><w:r><w:rPr><w:color w:val="334155"/><w:sz w:val="19"/><w:szCs w:val="19"/><w:b w:val="0"/><w:bCs w:val="0"/><w:i w:val="1"/><w:iCs w:val="1"/></w:rPr><w:t xml:space="preserve">**Foreign Key**: `pembimbing1_id` $\rightarrow$ merujuk ke `users.id``pembimbing2_id` $\rightarrow$ merujuk ke `users.id``requested_pembimbing1_id` $\rightarrow$ merujuk ke `users.id``requested_pembimbing2_id` $\rightarrow$ merujuk ke `users.id``student_id` $\rightarrow$ merujuk ke `users.id`</w:t></w:r></w:p><w:p><w:pPr><w:spacing w:before="40" w:after="40"/></w:pPr><w:r><w:rPr><w:color w:val="334155"/><w:sz w:val="19"/><w:szCs w:val="19"/><w:b w:val="0"/><w:bCs w:val="0"/><w:i w:val="1"/><w:iCs w:val="1"/></w:rPr><w:t xml:space="preserve">**Deskripsi**: Entitas inti manajemen skripsi yang merekam seluruh siklus tugas akhir mahasiswa mulai dari judul pengajuan awal, judul final pasca-revisi, bidang kajian/topik, abstrak, penunjukan dosen pembimbing 1 dan 2, status persetujuan ujian (ACC Sempro & ACC Sidang), serta status kelulusan akhir.</w:t></w:r></w:p><w:tbl><w:tblGrid><w:gridCol w:w="1417.3228346456694" w:type="dxa"/><w:gridCol w:w="1417.3228346456694" w:type="dxa"/><w:gridCol w:w="1417.3228346456694" w:type="dxa"/><w:gridCol w:w="1417.3228346456694" w:type="dxa"/><w:gridCol w:w="1417.3228346456694" w:type="dxa"/><w:gridCol w:w="1417.3228346456694" w:type="dxa"/><w:gridCol w:w="1417.3228346456694" w:type="dxa"/></w:tblGrid><w:tblPr><w:tblStyle w:val="DbTable"/></w:tblPr><w:tr><w:trPr/><w:tc><w:tcPr><w:tcW w:w="1417.3228346456694" w:type="dxa"/><w:shd w:val="clear" w:fill="1E293B"/><w:noWrap/></w:tcPr><w:p><w:pPr><w:spacing w:after="30"/></w:pPr><w:r><w:rPr><w:color w:val="FFFFFF"/><w:sz w:val="16"/><w:szCs w:val="16"/><w:b w:val="1"/><w:bCs w:val="1"/></w:rPr><w:t xml:space="preserve">No</w:t></w:r></w:p></w:tc><w:tc><w:tcPr><w:tcW w:w="1417.3228346456694" w:type="dxa"/><w:shd w:val="clear" w:fill="1E293B"/><w:noWrap/></w:tcPr><w:p><w:pPr><w:spacing w:after="30"/></w:pPr><w:r><w:rPr><w:color w:val="FFFFFF"/><w:sz w:val="16"/><w:szCs w:val="16"/><w:b w:val="1"/><w:bCs w:val="1"/></w:rPr><w:t xml:space="preserve">Nama Kolom</w:t></w:r></w:p></w:tc><w:tc><w:tcPr><w:tcW w:w="1417.3228346456694" w:type="dxa"/><w:shd w:val="clear" w:fill="1E293B"/><w:noWrap/></w:tcPr><w:p><w:pPr><w:spacing w:after="30"/></w:pPr><w:r><w:rPr><w:color w:val="FFFFFF"/><w:sz w:val="16"/><w:szCs w:val="16"/><w:b w:val="1"/><w:bCs w:val="1"/></w:rPr><w:t xml:space="preserve">Tipe Data</w:t></w:r></w:p></w:tc><w:tc><w:tcPr><w:tcW w:w="1417.3228346456694" w:type="dxa"/><w:shd w:val="clear" w:fill="1E293B"/><w:noWrap/></w:tcPr><w:p><w:pPr><w:spacing w:after="30"/></w:pPr><w:r><w:rPr><w:color w:val="FFFFFF"/><w:sz w:val="16"/><w:szCs w:val="16"/><w:b w:val="1"/><w:bCs w:val="1"/></w:rPr><w:t xml:space="preserve">Nullable</w:t></w:r></w:p></w:tc><w:tc><w:tcPr><w:tcW w:w="1417.3228346456694" w:type="dxa"/><w:shd w:val="clear" w:fill="1E293B"/><w:noWrap/></w:tcPr><w:p><w:pPr><w:spacing w:after="30"/></w:pPr><w:r><w:rPr><w:color w:val="FFFFFF"/><w:sz w:val="16"/><w:szCs w:val="16"/><w:b w:val="1"/><w:bCs w:val="1"/></w:rPr><w:t xml:space="preserve">Nilai Default</w:t></w:r></w:p></w:tc><w:tc><w:tcPr><w:tcW w:w="1417.3228346456694" w:type="dxa"/><w:shd w:val="clear" w:fill="1E293B"/><w:noWrap/></w:tcPr><w:p><w:pPr><w:spacing w:after="30"/></w:pPr><w:r><w:rPr><w:color w:val="FFFFFF"/><w:sz w:val="16"/><w:szCs w:val="16"/><w:b w:val="1"/><w:bCs w:val="1"/></w:rPr><w:t xml:space="preserve">Kunci (*Key*)</w:t></w:r></w:p></w:tc><w:tc><w:tcPr><w:tcW w:w="1417.3228346456694" w:type="dxa"/><w:shd w:val="clear" w:fill="1E293B"/><w:noWrap/></w:tcPr><w:p><w:pPr><w:spacing w:after="30"/></w:pPr><w:r><w:rPr><w:color w:val="FFFFFF"/><w:sz w:val="16"/><w:szCs w:val="16"/><w:b w:val="1"/><w:bCs w:val="1"/></w:rPr><w:t xml:space="preserve">Keterangan & Aturan Bisnis</w:t></w:r></w:p></w:tc></w:tr><w:tr><w:trPr/><w:tc><w:tcPr><w:tcW w:w="1417.3228346456694" w:type="dxa"/><w:noWrap/></w:tcPr><w:p><w:pPr><w:spacing w:after="30"/></w:pPr><w:r><w:rPr><w:sz w:val="16"/><w:szCs w:val="16"/></w:rPr><w:t xml:space="preserve">1</w:t></w:r></w:p></w:tc><w:tc><w:tcPr><w:tcW w:w="1417.3228346456694" w:type="dxa"/><w:noWrap/></w:tcPr><w:p><w:pPr><w:spacing w:after="30"/></w:pPr><w:r><w:rPr><w:sz w:val="16"/><w:szCs w:val="16"/></w:rPr><w:t xml:space="preserve">`id`</w:t></w:r></w:p></w:tc><w:tc><w:tcPr><w:tcW w:w="1417.3228346456694" w:type="dxa"/><w:noWrap/></w:tcPr><w:p><w:pPr><w:spacing w:after="30"/></w:pPr><w:r><w:rPr><w:sz w:val="16"/><w:szCs w:val="16"/></w:rPr><w:t xml:space="preserve">`bigint(20) unsigned`</w:t></w:r></w:p></w:tc><w:tc><w:tcPr><w:tcW w:w="1417.3228346456694" w:type="dxa"/><w:noWrap/></w:tcPr><w:p><w:pPr><w:spacing w:after="30"/></w:pPr><w:r><w:rPr><w:sz w:val="16"/><w:szCs w:val="16"/></w:rPr><w:t xml:space="preserve">NOT NULL</w:t></w:r></w:p></w:tc><w:tc><w:tcPr><w:tcW w:w="1417.3228346456694" w:type="dxa"/><w:noWrap/></w:tcPr><w:p><w:pPr><w:spacing w:after="30"/></w:pPr><w:r><w:rPr><w:sz w:val="16"/><w:szCs w:val="16"/></w:rPr><w:t xml:space="preserve">*None*</w:t></w:r></w:p></w:tc><w:tc><w:tcPr><w:tcW w:w="1417.3228346456694" w:type="dxa"/><w:noWrap/></w:tcPr><w:p><w:pPr><w:spacing w:after="30"/></w:pPr><w:r><w:rPr><w:sz w:val="16"/><w:szCs w:val="16"/></w:rPr><w:t xml:space="preserve">PRI (auto_increment)</w:t></w:r></w:p></w:tc><w:tc><w:tcPr><w:tcW w:w="1417.3228346456694" w:type="dxa"/><w:noWrap/></w:tcPr><w:p><w:pPr><w:spacing w:after="30"/></w:pPr><w:r><w:rPr><w:sz w:val="16"/><w:szCs w:val="16"/></w:rPr><w:t xml:space="preserve">Identitas unik rekaman data (*Surrogate Primary Key*).</w:t></w:r></w:p></w:tc></w:tr><w:tr><w:trPr/><w:tc><w:tcPr><w:tcW w:w="1417.3228346456694" w:type="dxa"/><w:noWrap/></w:tcPr><w:p><w:pPr><w:spacing w:after="30"/></w:pPr><w:r><w:rPr><w:sz w:val="16"/><w:szCs w:val="16"/></w:rPr><w:t xml:space="preserve">2</w:t></w:r></w:p></w:tc><w:tc><w:tcPr><w:tcW w:w="1417.3228346456694" w:type="dxa"/><w:noWrap/></w:tcPr><w:p><w:pPr><w:spacing w:after="30"/></w:pPr><w:r><w:rPr><w:sz w:val="16"/><w:szCs w:val="16"/></w:rPr><w:t xml:space="preserve">`student_id`</w:t></w:r></w:p></w:tc><w:tc><w:tcPr><w:tcW w:w="1417.3228346456694" w:type="dxa"/><w:noWrap/></w:tcPr><w:p><w:pPr><w:spacing w:after="30"/></w:pPr><w:r><w:rPr><w:sz w:val="16"/><w:szCs w:val="16"/></w:rPr><w:t xml:space="preserve">`bigint(20) unsigned`</w:t></w:r></w:p></w:tc><w:tc><w:tcPr><w:tcW w:w="1417.3228346456694" w:type="dxa"/><w:noWrap/></w:tcPr><w:p><w:pPr><w:spacing w:after="30"/></w:pPr><w:r><w:rPr><w:sz w:val="16"/><w:szCs w:val="16"/></w:rPr><w:t xml:space="preserve">NOT NULL</w:t></w:r></w:p></w:tc><w:tc><w:tcPr><w:tcW w:w="1417.3228346456694" w:type="dxa"/><w:noWrap/></w:tcPr><w:p><w:pPr><w:spacing w:after="30"/></w:pPr><w:r><w:rPr><w:sz w:val="16"/><w:szCs w:val="16"/></w:rPr><w:t xml:space="preserve">*None*</w:t></w:r></w:p></w:tc><w:tc><w:tcPr><w:tcW w:w="1417.3228346456694" w:type="dxa"/><w:noWrap/></w:tcPr><w:p><w:pPr><w:spacing w:after="30"/></w:pPr><w:r><w:rPr><w:sz w:val="16"/><w:szCs w:val="16"/></w:rPr><w:t xml:space="preserve">MUL</w:t></w:r></w:p></w:tc><w:tc><w:tcPr><w:tcW w:w="1417.3228346456694" w:type="dxa"/><w:noWrap/></w:tcPr><w:p><w:pPr><w:spacing w:after="30"/></w:pPr><w:r><w:rPr><w:sz w:val="16"/><w:szCs w:val="16"/></w:rPr><w:t xml:space="preserve">Kunci asing merujuk ke id pengguna mahasiswa penyusun.</w:t></w:r></w:p></w:tc></w:tr><w:tr><w:trPr/><w:tc><w:tcPr><w:tcW w:w="1417.3228346456694" w:type="dxa"/><w:noWrap/></w:tcPr><w:p><w:pPr><w:spacing w:after="30"/></w:pPr><w:r><w:rPr><w:sz w:val="16"/><w:szCs w:val="16"/></w:rPr><w:t xml:space="preserve">3</w:t></w:r></w:p></w:tc><w:tc><w:tcPr><w:tcW w:w="1417.3228346456694" w:type="dxa"/><w:noWrap/></w:tcPr><w:p><w:pPr><w:spacing w:after="30"/></w:pPr><w:r><w:rPr><w:sz w:val="16"/><w:szCs w:val="16"/></w:rPr><w:t xml:space="preserve">`pembimbing1_id`</w:t></w:r></w:p></w:tc><w:tc><w:tcPr><w:tcW w:w="1417.3228346456694" w:type="dxa"/><w:noWrap/></w:tcPr><w:p><w:pPr><w:spacing w:after="30"/></w:pPr><w:r><w:rPr><w:sz w:val="16"/><w:szCs w:val="16"/></w:rPr><w:t xml:space="preserve">`bigint(20) unsigned`</w:t></w:r></w:p></w:tc><w:tc><w:tcPr><w:tcW w:w="1417.3228346456694" w:type="dxa"/><w:noWrap/></w:tcPr><w:p><w:pPr><w:spacing w:after="30"/></w:pPr><w:r><w:rPr><w:sz w:val="16"/><w:szCs w:val="16"/></w:rPr><w:t xml:space="preserve">NULL</w:t></w:r></w:p></w:tc><w:tc><w:tcPr><w:tcW w:w="1417.3228346456694" w:type="dxa"/><w:noWrap/></w:tcPr><w:p><w:pPr><w:spacing w:after="30"/></w:pPr><w:r><w:rPr><w:sz w:val="16"/><w:szCs w:val="16"/></w:rPr><w:t xml:space="preserve">`NULL`</w:t></w:r></w:p></w:tc><w:tc><w:tcPr><w:tcW w:w="1417.3228346456694" w:type="dxa"/><w:noWrap/></w:tcPr><w:p><w:pPr><w:spacing w:after="30"/></w:pPr><w:r><w:rPr><w:sz w:val="16"/><w:szCs w:val="16"/></w:rPr><w:t xml:space="preserve">MUL</w:t></w:r></w:p></w:tc><w:tc><w:tcPr><w:tcW w:w="1417.3228346456694" w:type="dxa"/><w:noWrap/></w:tcPr><w:p><w:pPr><w:spacing w:after="30"/></w:pPr><w:r><w:rPr><w:sz w:val="16"/><w:szCs w:val="16"/></w:rPr><w:t xml:space="preserve">Kunci asing merujuk ke id dosen pembimbing utama.</w:t></w:r></w:p></w:tc></w:tr><w:tr><w:trPr/><w:tc><w:tcPr><w:tcW w:w="1417.3228346456694" w:type="dxa"/><w:noWrap/></w:tcPr><w:p><w:pPr><w:spacing w:after="30"/></w:pPr><w:r><w:rPr><w:sz w:val="16"/><w:szCs w:val="16"/></w:rPr><w:t xml:space="preserve">4</w:t></w:r></w:p></w:tc><w:tc><w:tcPr><w:tcW w:w="1417.3228346456694" w:type="dxa"/><w:noWrap/></w:tcPr><w:p><w:pPr><w:spacing w:after="30"/></w:pPr><w:r><w:rPr><w:sz w:val="16"/><w:szCs w:val="16"/></w:rPr><w:t xml:space="preserve">`pembimbing2_id`</w:t></w:r></w:p></w:tc><w:tc><w:tcPr><w:tcW w:w="1417.3228346456694" w:type="dxa"/><w:noWrap/></w:tcPr><w:p><w:pPr><w:spacing w:after="30"/></w:pPr><w:r><w:rPr><w:sz w:val="16"/><w:szCs w:val="16"/></w:rPr><w:t xml:space="preserve">`bigint(20) unsigned`</w:t></w:r></w:p></w:tc><w:tc><w:tcPr><w:tcW w:w="1417.3228346456694" w:type="dxa"/><w:noWrap/></w:tcPr><w:p><w:pPr><w:spacing w:after="30"/></w:pPr><w:r><w:rPr><w:sz w:val="16"/><w:szCs w:val="16"/></w:rPr><w:t xml:space="preserve">NULL</w:t></w:r></w:p></w:tc><w:tc><w:tcPr><w:tcW w:w="1417.3228346456694" w:type="dxa"/><w:noWrap/></w:tcPr><w:p><w:pPr><w:spacing w:after="30"/></w:pPr><w:r><w:rPr><w:sz w:val="16"/><w:szCs w:val="16"/></w:rPr><w:t xml:space="preserve">`NULL`</w:t></w:r></w:p></w:tc><w:tc><w:tcPr><w:tcW w:w="1417.3228346456694" w:type="dxa"/><w:noWrap/></w:tcPr><w:p><w:pPr><w:spacing w:after="30"/></w:pPr><w:r><w:rPr><w:sz w:val="16"/><w:szCs w:val="16"/></w:rPr><w:t xml:space="preserve">MUL</w:t></w:r></w:p></w:tc><w:tc><w:tcPr><w:tcW w:w="1417.3228346456694" w:type="dxa"/><w:noWrap/></w:tcPr><w:p><w:pPr><w:spacing w:after="30"/></w:pPr><w:r><w:rPr><w:sz w:val="16"/><w:szCs w:val="16"/></w:rPr><w:t xml:space="preserve">Kunci asing merujuk ke id dosen pembimbing pendamping.</w:t></w:r></w:p></w:tc></w:tr><w:tr><w:trPr/><w:tc><w:tcPr><w:tcW w:w="1417.3228346456694" w:type="dxa"/><w:noWrap/></w:tcPr><w:p><w:pPr><w:spacing w:after="30"/></w:pPr><w:r><w:rPr><w:sz w:val="16"/><w:szCs w:val="16"/></w:rPr><w:t xml:space="preserve">5</w:t></w:r></w:p></w:tc><w:tc><w:tcPr><w:tcW w:w="1417.3228346456694" w:type="dxa"/><w:noWrap/></w:tcPr><w:p><w:pPr><w:spacing w:after="30"/></w:pPr><w:r><w:rPr><w:sz w:val="16"/><w:szCs w:val="16"/></w:rPr><w:t xml:space="preserve">`requested_pembimbing1_id`</w:t></w:r></w:p></w:tc><w:tc><w:tcPr><w:tcW w:w="1417.3228346456694" w:type="dxa"/><w:noWrap/></w:tcPr><w:p><w:pPr><w:spacing w:after="30"/></w:pPr><w:r><w:rPr><w:sz w:val="16"/><w:szCs w:val="16"/></w:rPr><w:t xml:space="preserve">`bigint(20) unsigned`</w:t></w:r></w:p></w:tc><w:tc><w:tcPr><w:tcW w:w="1417.3228346456694" w:type="dxa"/><w:noWrap/></w:tcPr><w:p><w:pPr><w:spacing w:after="30"/></w:pPr><w:r><w:rPr><w:sz w:val="16"/><w:szCs w:val="16"/></w:rPr><w:t xml:space="preserve">NULL</w:t></w:r></w:p></w:tc><w:tc><w:tcPr><w:tcW w:w="1417.3228346456694" w:type="dxa"/><w:noWrap/></w:tcPr><w:p><w:pPr><w:spacing w:after="30"/></w:pPr><w:r><w:rPr><w:sz w:val="16"/><w:szCs w:val="16"/></w:rPr><w:t xml:space="preserve">`NULL`</w:t></w:r></w:p></w:tc><w:tc><w:tcPr><w:tcW w:w="1417.3228346456694" w:type="dxa"/><w:noWrap/></w:tcPr><w:p><w:pPr><w:spacing w:after="30"/></w:pPr><w:r><w:rPr><w:sz w:val="16"/><w:szCs w:val="16"/></w:rPr><w:t xml:space="preserve">MUL</w:t></w:r></w:p></w:tc><w:tc><w:tcPr><w:tcW w:w="1417.3228346456694" w:type="dxa"/><w:noWrap/></w:tcPr><w:p><w:pPr><w:spacing w:after="30"/></w:pPr><w:r><w:rPr><w:sz w:val="16"/><w:szCs w:val="16"/></w:rPr><w:t xml:space="preserve">Menyimpan atribut data requested pembimbing1 id pada sistem SIBIMA.</w:t></w:r></w:p></w:tc></w:tr><w:tr><w:trPr/><w:tc><w:tcPr><w:tcW w:w="1417.3228346456694" w:type="dxa"/><w:noWrap/></w:tcPr><w:p><w:pPr><w:spacing w:after="30"/></w:pPr><w:r><w:rPr><w:sz w:val="16"/><w:szCs w:val="16"/></w:rPr><w:t xml:space="preserve">6</w:t></w:r></w:p></w:tc><w:tc><w:tcPr><w:tcW w:w="1417.3228346456694" w:type="dxa"/><w:noWrap/></w:tcPr><w:p><w:pPr><w:spacing w:after="30"/></w:pPr><w:r><w:rPr><w:sz w:val="16"/><w:szCs w:val="16"/></w:rPr><w:t xml:space="preserve">`requested_pembimbing2_id`</w:t></w:r></w:p></w:tc><w:tc><w:tcPr><w:tcW w:w="1417.3228346456694" w:type="dxa"/><w:noWrap/></w:tcPr><w:p><w:pPr><w:spacing w:after="30"/></w:pPr><w:r><w:rPr><w:sz w:val="16"/><w:szCs w:val="16"/></w:rPr><w:t xml:space="preserve">`bigint(20) unsigned`</w:t></w:r></w:p></w:tc><w:tc><w:tcPr><w:tcW w:w="1417.3228346456694" w:type="dxa"/><w:noWrap/></w:tcPr><w:p><w:pPr><w:spacing w:after="30"/></w:pPr><w:r><w:rPr><w:sz w:val="16"/><w:szCs w:val="16"/></w:rPr><w:t xml:space="preserve">NULL</w:t></w:r></w:p></w:tc><w:tc><w:tcPr><w:tcW w:w="1417.3228346456694" w:type="dxa"/><w:noWrap/></w:tcPr><w:p><w:pPr><w:spacing w:after="30"/></w:pPr><w:r><w:rPr><w:sz w:val="16"/><w:szCs w:val="16"/></w:rPr><w:t xml:space="preserve">`NULL`</w:t></w:r></w:p></w:tc><w:tc><w:tcPr><w:tcW w:w="1417.3228346456694" w:type="dxa"/><w:noWrap/></w:tcPr><w:p><w:pPr><w:spacing w:after="30"/></w:pPr><w:r><w:rPr><w:sz w:val="16"/><w:szCs w:val="16"/></w:rPr><w:t xml:space="preserve">MUL</w:t></w:r></w:p></w:tc><w:tc><w:tcPr><w:tcW w:w="1417.3228346456694" w:type="dxa"/><w:noWrap/></w:tcPr><w:p><w:pPr><w:spacing w:after="30"/></w:pPr><w:r><w:rPr><w:sz w:val="16"/><w:szCs w:val="16"/></w:rPr><w:t xml:space="preserve">Menyimpan atribut data requested pembimbing2 id pada sistem SIBIMA.</w:t></w:r></w:p></w:tc></w:tr><w:tr><w:trPr/><w:tc><w:tcPr><w:tcW w:w="1417.3228346456694" w:type="dxa"/><w:noWrap/></w:tcPr><w:p><w:pPr><w:spacing w:after="30"/></w:pPr><w:r><w:rPr><w:sz w:val="16"/><w:szCs w:val="16"/></w:rPr><w:t xml:space="preserve">7</w:t></w:r></w:p></w:tc><w:tc><w:tcPr><w:tcW w:w="1417.3228346456694" w:type="dxa"/><w:noWrap/></w:tcPr><w:p><w:pPr><w:spacing w:after="30"/></w:pPr><w:r><w:rPr><w:sz w:val="16"/><w:szCs w:val="16"/></w:rPr><w:t xml:space="preserve">`title`</w:t></w:r></w:p></w:tc><w:tc><w:tcPr><w:tcW w:w="1417.3228346456694" w:type="dxa"/><w:noWrap/></w:tcPr><w:p><w:pPr><w:spacing w:after="30"/></w:pPr><w:r><w:rPr><w:sz w:val="16"/><w:szCs w:val="16"/></w:rPr><w:t xml:space="preserve">`varchar(255)`</w:t></w:r></w:p></w:tc><w:tc><w:tcPr><w:tcW w:w="1417.3228346456694" w:type="dxa"/><w:noWrap/></w:tcPr><w:p><w:pPr><w:spacing w:after="30"/></w:pPr><w:r><w:rPr><w:sz w:val="16"/><w:szCs w:val="16"/></w:rPr><w:t xml:space="preserve">NOT NULL</w:t></w:r></w:p></w:tc><w:tc><w:tcPr><w:tcW w:w="1417.3228346456694" w:type="dxa"/><w:noWrap/></w:tcPr><w:p><w:pPr><w:spacing w:after="30"/></w:pPr><w:r><w:rPr><w:sz w:val="16"/><w:szCs w:val="16"/></w:rPr><w:t xml:space="preserve">*None*</w:t></w:r></w:p></w:tc><w:tc><w:tcPr><w:tcW w:w="1417.3228346456694" w:type="dxa"/><w:noWrap/></w:tcPr><w:p><w:pPr><w:spacing w:after="30"/></w:pPr><w:r><w:rPr><w:sz w:val="16"/><w:szCs w:val="16"/></w:rPr><w:t xml:space="preserve">-</w:t></w:r></w:p></w:tc><w:tc><w:tcPr><w:tcW w:w="1417.3228346456694" w:type="dxa"/><w:noWrap/></w:tcPr><w:p><w:pPr><w:spacing w:after="30"/></w:pPr><w:r><w:rPr><w:sz w:val="16"/><w:szCs w:val="16"/></w:rPr><w:t xml:space="preserve">Judul skripsi / tugas akhir yang diajukan atau disetujui.</w:t></w:r></w:p></w:tc></w:tr><w:tr><w:trPr/><w:tc><w:tcPr><w:tcW w:w="1417.3228346456694" w:type="dxa"/><w:noWrap/></w:tcPr><w:p><w:pPr><w:spacing w:after="30"/></w:pPr><w:r><w:rPr><w:sz w:val="16"/><w:szCs w:val="16"/></w:rPr><w:t xml:space="preserve">8</w:t></w:r></w:p></w:tc><w:tc><w:tcPr><w:tcW w:w="1417.3228346456694" w:type="dxa"/><w:noWrap/></w:tcPr><w:p><w:pPr><w:spacing w:after="30"/></w:pPr><w:r><w:rPr><w:sz w:val="16"/><w:szCs w:val="16"/></w:rPr><w:t xml:space="preserve">`final_title`</w:t></w:r></w:p></w:tc><w:tc><w:tcPr><w:tcW w:w="1417.3228346456694" w:type="dxa"/><w:noWrap/></w:tcPr><w:p><w:pPr><w:spacing w:after="30"/></w:pPr><w:r><w:rPr><w:sz w:val="16"/><w:szCs w:val="16"/></w:rPr><w:t xml:space="preserve">`varchar(255)`</w:t></w:r></w:p></w:tc><w:tc><w:tcPr><w:tcW w:w="1417.3228346456694" w:type="dxa"/><w:noWrap/></w:tcPr><w:p><w:pPr><w:spacing w:after="30"/></w:pPr><w:r><w:rPr><w:sz w:val="16"/><w:szCs w:val="16"/></w:rPr><w:t xml:space="preserve">NULL</w:t></w:r></w:p></w:tc><w:tc><w:tcPr><w:tcW w:w="1417.3228346456694" w:type="dxa"/><w:noWrap/></w:tcPr><w:p><w:pPr><w:spacing w:after="30"/></w:pPr><w:r><w:rPr><w:sz w:val="16"/><w:szCs w:val="16"/></w:rPr><w:t xml:space="preserve">`NULL`</w:t></w:r></w:p></w:tc><w:tc><w:tcPr><w:tcW w:w="1417.3228346456694" w:type="dxa"/><w:noWrap/></w:tcPr><w:p><w:pPr><w:spacing w:after="30"/></w:pPr><w:r><w:rPr><w:sz w:val="16"/><w:szCs w:val="16"/></w:rPr><w:t xml:space="preserve">-</w:t></w:r></w:p></w:tc><w:tc><w:tcPr><w:tcW w:w="1417.3228346456694" w:type="dxa"/><w:noWrap/></w:tcPr><w:p><w:pPr><w:spacing w:after="30"/></w:pPr><w:r><w:rPr><w:sz w:val="16"/><w:szCs w:val="16"/></w:rPr><w:t xml:space="preserve">Menyimpan atribut data final title pada sistem SIBIMA.</w:t></w:r></w:p></w:tc></w:tr><w:tr><w:trPr/><w:tc><w:tcPr><w:tcW w:w="1417.3228346456694" w:type="dxa"/><w:noWrap/></w:tcPr><w:p><w:pPr><w:spacing w:after="30"/></w:pPr><w:r><w:rPr><w:sz w:val="16"/><w:szCs w:val="16"/></w:rPr><w:t xml:space="preserve">9</w:t></w:r></w:p></w:tc><w:tc><w:tcPr><w:tcW w:w="1417.3228346456694" w:type="dxa"/><w:noWrap/></w:tcPr><w:p><w:pPr><w:spacing w:after="30"/></w:pPr><w:r><w:rPr><w:sz w:val="16"/><w:szCs w:val="16"/></w:rPr><w:t xml:space="preserve">`abstract`</w:t></w:r></w:p></w:tc><w:tc><w:tcPr><w:tcW w:w="1417.3228346456694" w:type="dxa"/><w:noWrap/></w:tcPr><w:p><w:pPr><w:spacing w:after="30"/></w:pPr><w:r><w:rPr><w:sz w:val="16"/><w:szCs w:val="16"/></w:rPr><w:t xml:space="preserve">`text`</w:t></w:r></w:p></w:tc><w:tc><w:tcPr><w:tcW w:w="1417.3228346456694" w:type="dxa"/><w:noWrap/></w:tcPr><w:p><w:pPr><w:spacing w:after="30"/></w:pPr><w:r><w:rPr><w:sz w:val="16"/><w:szCs w:val="16"/></w:rPr><w:t xml:space="preserve">NULL</w:t></w:r></w:p></w:tc><w:tc><w:tcPr><w:tcW w:w="1417.3228346456694" w:type="dxa"/><w:noWrap/></w:tcPr><w:p><w:pPr><w:spacing w:after="30"/></w:pPr><w:r><w:rPr><w:sz w:val="16"/><w:szCs w:val="16"/></w:rPr><w:t xml:space="preserve">`NULL`</w:t></w:r></w:p></w:tc><w:tc><w:tcPr><w:tcW w:w="1417.3228346456694" w:type="dxa"/><w:noWrap/></w:tcPr><w:p><w:pPr><w:spacing w:after="30"/></w:pPr><w:r><w:rPr><w:sz w:val="16"/><w:szCs w:val="16"/></w:rPr><w:t xml:space="preserve">-</w:t></w:r></w:p></w:tc><w:tc><w:tcPr><w:tcW w:w="1417.3228346456694" w:type="dxa"/><w:noWrap/></w:tcPr><w:p><w:pPr><w:spacing w:after="30"/></w:pPr><w:r><w:rPr><w:sz w:val="16"/><w:szCs w:val="16"/></w:rPr><w:t xml:space="preserve">Ringkasan / abstrak isi penelitian tugas akhir.</w:t></w:r></w:p></w:tc></w:tr><w:tr><w:trPr/><w:tc><w:tcPr><w:tcW w:w="1417.3228346456694" w:type="dxa"/><w:noWrap/></w:tcPr><w:p><w:pPr><w:spacing w:after="30"/></w:pPr><w:r><w:rPr><w:sz w:val="16"/><w:szCs w:val="16"/></w:rPr><w:t xml:space="preserve">10</w:t></w:r></w:p></w:tc><w:tc><w:tcPr><w:tcW w:w="1417.3228346456694" w:type="dxa"/><w:noWrap/></w:tcPr><w:p><w:pPr><w:spacing w:after="30"/></w:pPr><w:r><w:rPr><w:sz w:val="16"/><w:szCs w:val="16"/></w:rPr><w:t xml:space="preserve">`topic`</w:t></w:r></w:p></w:tc><w:tc><w:tcPr><w:tcW w:w="1417.3228346456694" w:type="dxa"/><w:noWrap/></w:tcPr><w:p><w:pPr><w:spacing w:after="30"/></w:pPr><w:r><w:rPr><w:sz w:val="16"/><w:szCs w:val="16"/></w:rPr><w:t xml:space="preserve">`varchar(255)`</w:t></w:r></w:p></w:tc><w:tc><w:tcPr><w:tcW w:w="1417.3228346456694" w:type="dxa"/><w:noWrap/></w:tcPr><w:p><w:pPr><w:spacing w:after="30"/></w:pPr><w:r><w:rPr><w:sz w:val="16"/><w:szCs w:val="16"/></w:rPr><w:t xml:space="preserve">NULL</w:t></w:r></w:p></w:tc><w:tc><w:tcPr><w:tcW w:w="1417.3228346456694" w:type="dxa"/><w:noWrap/></w:tcPr><w:p><w:pPr><w:spacing w:after="30"/></w:pPr><w:r><w:rPr><w:sz w:val="16"/><w:szCs w:val="16"/></w:rPr><w:t xml:space="preserve">`NULL`</w:t></w:r></w:p></w:tc><w:tc><w:tcPr><w:tcW w:w="1417.3228346456694" w:type="dxa"/><w:noWrap/></w:tcPr><w:p><w:pPr><w:spacing w:after="30"/></w:pPr><w:r><w:rPr><w:sz w:val="16"/><w:szCs w:val="16"/></w:rPr><w:t xml:space="preserve">-</w:t></w:r></w:p></w:tc><w:tc><w:tcPr><w:tcW w:w="1417.3228346456694" w:type="dxa"/><w:noWrap/></w:tcPr><w:p><w:pPr><w:spacing w:after="30"/></w:pPr><w:r><w:rPr><w:sz w:val="16"/><w:szCs w:val="16"/></w:rPr><w:t xml:space="preserve">Menyimpan atribut data topic pada sistem SIBIMA.</w:t></w:r></w:p></w:tc></w:tr><w:tr><w:trPr/><w:tc><w:tcPr><w:tcW w:w="1417.3228346456694" w:type="dxa"/><w:noWrap/></w:tcPr><w:p><w:pPr><w:spacing w:after="30"/></w:pPr><w:r><w:rPr><w:sz w:val="16"/><w:szCs w:val="16"/></w:rPr><w:t xml:space="preserve">11</w:t></w:r></w:p></w:tc><w:tc><w:tcPr><w:tcW w:w="1417.3228346456694" w:type="dxa"/><w:noWrap/></w:tcPr><w:p><w:pPr><w:spacing w:after="30"/></w:pPr><w:r><w:rPr><w:sz w:val="16"/><w:szCs w:val="16"/></w:rPr><w:t xml:space="preserve">`is_migrated`</w:t></w:r></w:p></w:tc><w:tc><w:tcPr><w:tcW w:w="1417.3228346456694" w:type="dxa"/><w:noWrap/></w:tcPr><w:p><w:pPr><w:spacing w:after="30"/></w:pPr><w:r><w:rPr><w:sz w:val="16"/><w:szCs w:val="16"/></w:rPr><w:t xml:space="preserve">`tinyint(1)`</w:t></w:r></w:p></w:tc><w:tc><w:tcPr><w:tcW w:w="1417.3228346456694" w:type="dxa"/><w:noWrap/></w:tcPr><w:p><w:pPr><w:spacing w:after="30"/></w:pPr><w:r><w:rPr><w:sz w:val="16"/><w:szCs w:val="16"/></w:rPr><w:t xml:space="preserve">NOT NULL</w:t></w:r></w:p></w:tc><w:tc><w:tcPr><w:tcW w:w="1417.3228346456694" w:type="dxa"/><w:noWrap/></w:tcPr><w:p><w:pPr><w:spacing w:after="30"/></w:pPr><w:r><w:rPr><w:sz w:val="16"/><w:szCs w:val="16"/></w:rPr><w:t xml:space="preserve">`0`</w:t></w:r></w:p></w:tc><w:tc><w:tcPr><w:tcW w:w="1417.3228346456694" w:type="dxa"/><w:noWrap/></w:tcPr><w:p><w:pPr><w:spacing w:after="30"/></w:pPr><w:r><w:rPr><w:sz w:val="16"/><w:szCs w:val="16"/></w:rPr><w:t xml:space="preserve">-</w:t></w:r></w:p></w:tc><w:tc><w:tcPr><w:tcW w:w="1417.3228346456694" w:type="dxa"/><w:noWrap/></w:tcPr><w:p><w:pPr><w:spacing w:after="30"/></w:pPr><w:r><w:rPr><w:sz w:val="16"/><w:szCs w:val="16"/></w:rPr><w:t xml:space="preserve">Bendera status biner (1 = Ya / Aktif, 0 = Tidak / Nonaktif).</w:t></w:r></w:p></w:tc></w:tr><w:tr><w:trPr/><w:tc><w:tcPr><w:tcW w:w="1417.3228346456694" w:type="dxa"/><w:noWrap/></w:tcPr><w:p><w:pPr><w:spacing w:after="30"/></w:pPr><w:r><w:rPr><w:sz w:val="16"/><w:szCs w:val="16"/></w:rPr><w:t xml:space="preserve">12</w:t></w:r></w:p></w:tc><w:tc><w:tcPr><w:tcW w:w="1417.3228346456694" w:type="dxa"/><w:noWrap/></w:tcPr><w:p><w:pPr><w:spacing w:after="30"/></w:pPr><w:r><w:rPr><w:sz w:val="16"/><w:szCs w:val="16"/></w:rPr><w:t xml:space="preserve">`status`</w:t></w:r></w:p></w:tc><w:tc><w:tcPr><w:tcW w:w="1417.3228346456694" w:type="dxa"/><w:noWrap/></w:tcPr><w:p><w:pPr><w:spacing w:after="30"/></w:pPr><w:r><w:rPr><w:sz w:val="16"/><w:szCs w:val="16"/></w:rPr><w:t xml:space="preserve">`enum('pending','active','completed','rejected')`</w:t></w:r></w:p></w:tc><w:tc><w:tcPr><w:tcW w:w="1417.3228346456694" w:type="dxa"/><w:noWrap/></w:tcPr><w:p><w:pPr><w:spacing w:after="30"/></w:pPr><w:r><w:rPr><w:sz w:val="16"/><w:szCs w:val="16"/></w:rPr><w:t xml:space="preserve">NOT NULL</w:t></w:r></w:p></w:tc><w:tc><w:tcPr><w:tcW w:w="1417.3228346456694" w:type="dxa"/><w:noWrap/></w:tcPr><w:p><w:pPr><w:spacing w:after="30"/></w:pPr><w:r><w:rPr><w:sz w:val="16"/><w:szCs w:val="16"/></w:rPr><w:t xml:space="preserve">`'pending'`</w:t></w:r></w:p></w:tc><w:tc><w:tcPr><w:tcW w:w="1417.3228346456694" w:type="dxa"/><w:noWrap/></w:tcPr><w:p><w:pPr><w:spacing w:after="30"/></w:pPr><w:r><w:rPr><w:sz w:val="16"/><w:szCs w:val="16"/></w:rPr><w:t xml:space="preserve">MUL</w:t></w:r></w:p></w:tc><w:tc><w:tcPr><w:tcW w:w="1417.3228346456694" w:type="dxa"/><w:noWrap/></w:tcPr><w:p><w:pPr><w:spacing w:after="30"/></w:pPr><w:r><w:rPr><w:sz w:val="16"/><w:szCs w:val="16"/></w:rPr><w:t xml:space="preserve">Status progres: draft, proposal, sempro_passed, defense, passed.</w:t></w:r></w:p></w:tc></w:tr><w:tr><w:trPr/><w:tc><w:tcPr><w:tcW w:w="1417.3228346456694" w:type="dxa"/><w:noWrap/></w:tcPr><w:p><w:pPr><w:spacing w:after="30"/></w:pPr><w:r><w:rPr><w:sz w:val="16"/><w:szCs w:val="16"/></w:rPr><w:t xml:space="preserve">13</w:t></w:r></w:p></w:tc><w:tc><w:tcPr><w:tcW w:w="1417.3228346456694" w:type="dxa"/><w:noWrap/></w:tcPr><w:p><w:pPr><w:spacing w:after="30"/></w:pPr><w:r><w:rPr><w:sz w:val="16"/><w:szCs w:val="16"/></w:rPr><w:t xml:space="preserve">`acc_up_p1`</w:t></w:r></w:p></w:tc><w:tc><w:tcPr><w:tcW w:w="1417.3228346456694" w:type="dxa"/><w:noWrap/></w:tcPr><w:p><w:pPr><w:spacing w:after="30"/></w:pPr><w:r><w:rPr><w:sz w:val="16"/><w:szCs w:val="16"/></w:rPr><w:t xml:space="preserve">`tinyint(1)`</w:t></w:r></w:p></w:tc><w:tc><w:tcPr><w:tcW w:w="1417.3228346456694" w:type="dxa"/><w:noWrap/></w:tcPr><w:p><w:pPr><w:spacing w:after="30"/></w:pPr><w:r><w:rPr><w:sz w:val="16"/><w:szCs w:val="16"/></w:rPr><w:t xml:space="preserve">NOT NULL</w:t></w:r></w:p></w:tc><w:tc><w:tcPr><w:tcW w:w="1417.3228346456694" w:type="dxa"/><w:noWrap/></w:tcPr><w:p><w:pPr><w:spacing w:after="30"/></w:pPr><w:r><w:rPr><w:sz w:val="16"/><w:szCs w:val="16"/></w:rPr><w:t xml:space="preserve">`0`</w:t></w:r></w:p></w:tc><w:tc><w:tcPr><w:tcW w:w="1417.3228346456694" w:type="dxa"/><w:noWrap/></w:tcPr><w:p><w:pPr><w:spacing w:after="30"/></w:pPr><w:r><w:rPr><w:sz w:val="16"/><w:szCs w:val="16"/></w:rPr><w:t xml:space="preserve">-</w:t></w:r></w:p></w:tc><w:tc><w:tcPr><w:tcW w:w="1417.3228346456694" w:type="dxa"/><w:noWrap/></w:tcPr><w:p><w:pPr><w:spacing w:after="30"/></w:pPr><w:r><w:rPr><w:sz w:val="16"/><w:szCs w:val="16"/></w:rPr><w:t xml:space="preserve">Menyimpan atribut data acc up p1 pada sistem SIBIMA.</w:t></w:r></w:p></w:tc></w:tr><w:tr><w:trPr/><w:tc><w:tcPr><w:tcW w:w="1417.3228346456694" w:type="dxa"/><w:noWrap/></w:tcPr><w:p><w:pPr><w:spacing w:after="30"/></w:pPr><w:r><w:rPr><w:sz w:val="16"/><w:szCs w:val="16"/></w:rPr><w:t xml:space="preserve">14</w:t></w:r></w:p></w:tc><w:tc><w:tcPr><w:tcW w:w="1417.3228346456694" w:type="dxa"/><w:noWrap/></w:tcPr><w:p><w:pPr><w:spacing w:after="30"/></w:pPr><w:r><w:rPr><w:sz w:val="16"/><w:szCs w:val="16"/></w:rPr><w:t xml:space="preserve">`acc_up_p2`</w:t></w:r></w:p></w:tc><w:tc><w:tcPr><w:tcW w:w="1417.3228346456694" w:type="dxa"/><w:noWrap/></w:tcPr><w:p><w:pPr><w:spacing w:after="30"/></w:pPr><w:r><w:rPr><w:sz w:val="16"/><w:szCs w:val="16"/></w:rPr><w:t xml:space="preserve">`tinyint(1)`</w:t></w:r></w:p></w:tc><w:tc><w:tcPr><w:tcW w:w="1417.3228346456694" w:type="dxa"/><w:noWrap/></w:tcPr><w:p><w:pPr><w:spacing w:after="30"/></w:pPr><w:r><w:rPr><w:sz w:val="16"/><w:szCs w:val="16"/></w:rPr><w:t xml:space="preserve">NOT NULL</w:t></w:r></w:p></w:tc><w:tc><w:tcPr><w:tcW w:w="1417.3228346456694" w:type="dxa"/><w:noWrap/></w:tcPr><w:p><w:pPr><w:spacing w:after="30"/></w:pPr><w:r><w:rPr><w:sz w:val="16"/><w:szCs w:val="16"/></w:rPr><w:t xml:space="preserve">`0`</w:t></w:r></w:p></w:tc><w:tc><w:tcPr><w:tcW w:w="1417.3228346456694" w:type="dxa"/><w:noWrap/></w:tcPr><w:p><w:pPr><w:spacing w:after="30"/></w:pPr><w:r><w:rPr><w:sz w:val="16"/><w:szCs w:val="16"/></w:rPr><w:t xml:space="preserve">-</w:t></w:r></w:p></w:tc><w:tc><w:tcPr><w:tcW w:w="1417.3228346456694" w:type="dxa"/><w:noWrap/></w:tcPr><w:p><w:pPr><w:spacing w:after="30"/></w:pPr><w:r><w:rPr><w:sz w:val="16"/><w:szCs w:val="16"/></w:rPr><w:t xml:space="preserve">Menyimpan atribut data acc up p2 pada sistem SIBIMA.</w:t></w:r></w:p></w:tc></w:tr><w:tr><w:trPr/><w:tc><w:tcPr><w:tcW w:w="1417.3228346456694" w:type="dxa"/><w:noWrap/></w:tcPr><w:p><w:pPr><w:spacing w:after="30"/></w:pPr><w:r><w:rPr><w:sz w:val="16"/><w:szCs w:val="16"/></w:rPr><w:t xml:space="preserve">15</w:t></w:r></w:p></w:tc><w:tc><w:tcPr><w:tcW w:w="1417.3228346456694" w:type="dxa"/><w:noWrap/></w:tcPr><w:p><w:pPr><w:spacing w:after="30"/></w:pPr><w:r><w:rPr><w:sz w:val="16"/><w:szCs w:val="16"/></w:rPr><w:t xml:space="preserve">`acc_sidang_p1`</w:t></w:r></w:p></w:tc><w:tc><w:tcPr><w:tcW w:w="1417.3228346456694" w:type="dxa"/><w:noWrap/></w:tcPr><w:p><w:pPr><w:spacing w:after="30"/></w:pPr><w:r><w:rPr><w:sz w:val="16"/><w:szCs w:val="16"/></w:rPr><w:t xml:space="preserve">`tinyint(1)`</w:t></w:r></w:p></w:tc><w:tc><w:tcPr><w:tcW w:w="1417.3228346456694" w:type="dxa"/><w:noWrap/></w:tcPr><w:p><w:pPr><w:spacing w:after="30"/></w:pPr><w:r><w:rPr><w:sz w:val="16"/><w:szCs w:val="16"/></w:rPr><w:t xml:space="preserve">NOT NULL</w:t></w:r></w:p></w:tc><w:tc><w:tcPr><w:tcW w:w="1417.3228346456694" w:type="dxa"/><w:noWrap/></w:tcPr><w:p><w:pPr><w:spacing w:after="30"/></w:pPr><w:r><w:rPr><w:sz w:val="16"/><w:szCs w:val="16"/></w:rPr><w:t xml:space="preserve">`0`</w:t></w:r></w:p></w:tc><w:tc><w:tcPr><w:tcW w:w="1417.3228346456694" w:type="dxa"/><w:noWrap/></w:tcPr><w:p><w:pPr><w:spacing w:after="30"/></w:pPr><w:r><w:rPr><w:sz w:val="16"/><w:szCs w:val="16"/></w:rPr><w:t xml:space="preserve">-</w:t></w:r></w:p></w:tc><w:tc><w:tcPr><w:tcW w:w="1417.3228346456694" w:type="dxa"/><w:noWrap/></w:tcPr><w:p><w:pPr><w:spacing w:after="30"/></w:pPr><w:r><w:rPr><w:sz w:val="16"/><w:szCs w:val="16"/></w:rPr><w:t xml:space="preserve">Menyimpan atribut data acc sidang p1 pada sistem SIBIMA.</w:t></w:r></w:p></w:tc></w:tr><w:tr><w:trPr/><w:tc><w:tcPr><w:tcW w:w="1417.3228346456694" w:type="dxa"/><w:noWrap/></w:tcPr><w:p><w:pPr><w:spacing w:after="30"/></w:pPr><w:r><w:rPr><w:sz w:val="16"/><w:szCs w:val="16"/></w:rPr><w:t xml:space="preserve">16</w:t></w:r></w:p></w:tc><w:tc><w:tcPr><w:tcW w:w="1417.3228346456694" w:type="dxa"/><w:noWrap/></w:tcPr><w:p><w:pPr><w:spacing w:after="30"/></w:pPr><w:r><w:rPr><w:sz w:val="16"/><w:szCs w:val="16"/></w:rPr><w:t xml:space="preserve">`acc_sidang_p2`</w:t></w:r></w:p></w:tc><w:tc><w:tcPr><w:tcW w:w="1417.3228346456694" w:type="dxa"/><w:noWrap/></w:tcPr><w:p><w:pPr><w:spacing w:after="30"/></w:pPr><w:r><w:rPr><w:sz w:val="16"/><w:szCs w:val="16"/></w:rPr><w:t xml:space="preserve">`tinyint(1)`</w:t></w:r></w:p></w:tc><w:tc><w:tcPr><w:tcW w:w="1417.3228346456694" w:type="dxa"/><w:noWrap/></w:tcPr><w:p><w:pPr><w:spacing w:after="30"/></w:pPr><w:r><w:rPr><w:sz w:val="16"/><w:szCs w:val="16"/></w:rPr><w:t xml:space="preserve">NOT NULL</w:t></w:r></w:p></w:tc><w:tc><w:tcPr><w:tcW w:w="1417.3228346456694" w:type="dxa"/><w:noWrap/></w:tcPr><w:p><w:pPr><w:spacing w:after="30"/></w:pPr><w:r><w:rPr><w:sz w:val="16"/><w:szCs w:val="16"/></w:rPr><w:t xml:space="preserve">`0`</w:t></w:r></w:p></w:tc><w:tc><w:tcPr><w:tcW w:w="1417.3228346456694" w:type="dxa"/><w:noWrap/></w:tcPr><w:p><w:pPr><w:spacing w:after="30"/></w:pPr><w:r><w:rPr><w:sz w:val="16"/><w:szCs w:val="16"/></w:rPr><w:t xml:space="preserve">-</w:t></w:r></w:p></w:tc><w:tc><w:tcPr><w:tcW w:w="1417.3228346456694" w:type="dxa"/><w:noWrap/></w:tcPr><w:p><w:pPr><w:spacing w:after="30"/></w:pPr><w:r><w:rPr><w:sz w:val="16"/><w:szCs w:val="16"/></w:rPr><w:t xml:space="preserve">Menyimpan atribut data acc sidang p2 pada sistem SIBIMA.</w:t></w:r></w:p></w:tc></w:tr><w:tr><w:trPr/><w:tc><w:tcPr><w:tcW w:w="1417.3228346456694" w:type="dxa"/><w:noWrap/></w:tcPr><w:p><w:pPr><w:spacing w:after="30"/></w:pPr><w:r><w:rPr><w:sz w:val="16"/><w:szCs w:val="16"/></w:rPr><w:t xml:space="preserve">17</w:t></w:r></w:p></w:tc><w:tc><w:tcPr><w:tcW w:w="1417.3228346456694" w:type="dxa"/><w:noWrap/></w:tcPr><w:p><w:pPr><w:spacing w:after="30"/></w:pPr><w:r><w:rPr><w:sz w:val="16"/><w:szCs w:val="16"/></w:rPr><w:t xml:space="preserve">`created_at`</w:t></w:r></w:p></w:tc><w:tc><w:tcPr><w:tcW w:w="1417.3228346456694" w:type="dxa"/><w:noWrap/></w:tcPr><w:p><w:pPr><w:spacing w:after="30"/></w:pPr><w:r><w:rPr><w:sz w:val="16"/><w:szCs w:val="16"/></w:rPr><w:t xml:space="preserve">`timestamp`</w:t></w:r></w:p></w:tc><w:tc><w:tcPr><w:tcW w:w="1417.3228346456694" w:type="dxa"/><w:noWrap/></w:tcPr><w:p><w:pPr><w:spacing w:after="30"/></w:pPr><w:r><w:rPr><w:sz w:val="16"/><w:szCs w:val="16"/></w:rPr><w:t xml:space="preserve">NULL</w:t></w:r></w:p></w:tc><w:tc><w:tcPr><w:tcW w:w="1417.3228346456694" w:type="dxa"/><w:noWrap/></w:tcPr><w:p><w:pPr><w:spacing w:after="30"/></w:pPr><w:r><w:rPr><w:sz w:val="16"/><w:szCs w:val="16"/></w:rPr><w:t xml:space="preserve">`NULL`</w:t></w:r></w:p></w:tc><w:tc><w:tcPr><w:tcW w:w="1417.3228346456694" w:type="dxa"/><w:noWrap/></w:tcPr><w:p><w:pPr><w:spacing w:after="30"/></w:pPr><w:r><w:rPr><w:sz w:val="16"/><w:szCs w:val="16"/></w:rPr><w:t xml:space="preserve">-</w:t></w:r></w:p></w:tc><w:tc><w:tcPr><w:tcW w:w="1417.3228346456694" w:type="dxa"/><w:noWrap/></w:tcPr><w:p><w:pPr><w:spacing w:after="30"/></w:pPr><w:r><w:rPr><w:sz w:val="16"/><w:szCs w:val="16"/></w:rPr><w:t xml:space="preserve">Waktu rekaman pertama kali dibuat di sistem.</w:t></w:r></w:p></w:tc></w:tr><w:tr><w:trPr/><w:tc><w:tcPr><w:tcW w:w="1417.3228346456694" w:type="dxa"/><w:noWrap/></w:tcPr><w:p><w:pPr><w:spacing w:after="30"/></w:pPr><w:r><w:rPr><w:sz w:val="16"/><w:szCs w:val="16"/></w:rPr><w:t xml:space="preserve">18</w:t></w:r></w:p></w:tc><w:tc><w:tcPr><w:tcW w:w="1417.3228346456694" w:type="dxa"/><w:noWrap/></w:tcPr><w:p><w:pPr><w:spacing w:after="30"/></w:pPr><w:r><w:rPr><w:sz w:val="16"/><w:szCs w:val="16"/></w:rPr><w:t xml:space="preserve">`updated_at`</w:t></w:r></w:p></w:tc><w:tc><w:tcPr><w:tcW w:w="1417.3228346456694" w:type="dxa"/><w:noWrap/></w:tcPr><w:p><w:pPr><w:spacing w:after="30"/></w:pPr><w:r><w:rPr><w:sz w:val="16"/><w:szCs w:val="16"/></w:rPr><w:t xml:space="preserve">`timestamp`</w:t></w:r></w:p></w:tc><w:tc><w:tcPr><w:tcW w:w="1417.3228346456694" w:type="dxa"/><w:noWrap/></w:tcPr><w:p><w:pPr><w:spacing w:after="30"/></w:pPr><w:r><w:rPr><w:sz w:val="16"/><w:szCs w:val="16"/></w:rPr><w:t xml:space="preserve">NULL</w:t></w:r></w:p></w:tc><w:tc><w:tcPr><w:tcW w:w="1417.3228346456694" w:type="dxa"/><w:noWrap/></w:tcPr><w:p><w:pPr><w:spacing w:after="30"/></w:pPr><w:r><w:rPr><w:sz w:val="16"/><w:szCs w:val="16"/></w:rPr><w:t xml:space="preserve">`NULL`</w:t></w:r></w:p></w:tc><w:tc><w:tcPr><w:tcW w:w="1417.3228346456694" w:type="dxa"/><w:noWrap/></w:tcPr><w:p><w:pPr><w:spacing w:after="30"/></w:pPr><w:r><w:rPr><w:sz w:val="16"/><w:szCs w:val="16"/></w:rPr><w:t xml:space="preserve">-</w:t></w:r></w:p></w:tc><w:tc><w:tcPr><w:tcW w:w="1417.3228346456694" w:type="dxa"/><w:noWrap/></w:tcPr><w:p><w:pPr><w:spacing w:after="30"/></w:pPr><w:r><w:rPr><w:sz w:val="16"/><w:szCs w:val="16"/></w:rPr><w:t xml:space="preserve">Waktu rekaman terakhir kali diperbarui.</w:t></w:r></w:p></w:tc></w:tr></w:tbl><w:p/><w:p><w:pPr><w:jc w:val="both"/><w:spacing w:after="70"/></w:pPr><w:r><w:rPr><w:sz w:val="19"/><w:szCs w:val="19"/></w:rPr><w:t xml:space="preserve">---</w:t></w:r></w:p><w:p><w:pPr><w:pStyle w:val="Heading3"/></w:pPr><w:bookmarkStart w:id="35" w:name="_Toc35"/><w:r><w:t>3.24 Tabel Pendaftaran Sidang Skripsi (`thesis_defense_applications`)</w:t></w:r><w:bookmarkEnd w:id="35"/></w:p><w:p><w:pPr><w:spacing w:before="40" w:after="40"/></w:pPr><w:r><w:rPr><w:color w:val="334155"/><w:sz w:val="19"/><w:szCs w:val="19"/><w:b w:val="1"/><w:bCs w:val="1"/><w:i w:val="1"/><w:iCs w:val="1"/></w:rPr><w:t xml:space="preserve">**Nama Tabel**: `thesis_defense_applications`</w:t></w:r></w:p><w:p><w:pPr><w:spacing w:before="40" w:after="40"/></w:pPr><w:r><w:rPr><w:color w:val="334155"/><w:sz w:val="19"/><w:szCs w:val="19"/><w:b w:val="0"/><w:bCs w:val="0"/><w:i w:val="1"/><w:iCs w:val="1"/></w:rPr><w:t xml:space="preserve">**Primary Key**: `id`</w:t></w:r></w:p><w:p><w:pPr><w:spacing w:before="40" w:after="40"/></w:pPr><w:r><w:rPr><w:color w:val="334155"/><w:sz w:val="19"/><w:szCs w:val="19"/><w:b w:val="0"/><w:bCs w:val="0"/><w:i w:val="1"/><w:iCs w:val="1"/></w:rPr><w:t xml:space="preserve">**Foreign Key**: `thesis_id` $\rightarrow$ merujuk ke `theses.id``wave_id` $\rightarrow$ merujuk ke `waves.id`</w:t></w:r></w:p><w:p><w:pPr><w:spacing w:before="40" w:after="40"/></w:pPr><w:r><w:rPr><w:color w:val="334155"/><w:sz w:val="19"/><w:szCs w:val="19"/><w:b w:val="0"/><w:bCs w:val="0"/><w:i w:val="1"/><w:iCs w:val="1"/></w:rPr><w:t xml:space="preserve">**Deskripsi**: Mencatat permohonan mahasiswa untuk menempuh ujian akhir Sidang Skripsi. Menyimpan seluruh berkas persyaratan akademik lengkap (transkrip nilai, bebas tanggungan sempro, bukti bayar sidang, sertifikat kompetensi, draf skripsi lengkap) dan status verifikasi.</w:t></w:r></w:p><w:tbl><w:tblGrid><w:gridCol w:w="1417.3228346456694" w:type="dxa"/><w:gridCol w:w="1417.3228346456694" w:type="dxa"/><w:gridCol w:w="1417.3228346456694" w:type="dxa"/><w:gridCol w:w="1417.3228346456694" w:type="dxa"/><w:gridCol w:w="1417.3228346456694" w:type="dxa"/><w:gridCol w:w="1417.3228346456694" w:type="dxa"/><w:gridCol w:w="1417.3228346456694" w:type="dxa"/></w:tblGrid><w:tblPr><w:tblStyle w:val="DbTable"/></w:tblPr><w:tr><w:trPr/><w:tc><w:tcPr><w:tcW w:w="1417.3228346456694" w:type="dxa"/><w:shd w:val="clear" w:fill="1E293B"/><w:noWrap/></w:tcPr><w:p><w:pPr><w:spacing w:after="30"/></w:pPr><w:r><w:rPr><w:color w:val="FFFFFF"/><w:sz w:val="16"/><w:szCs w:val="16"/><w:b w:val="1"/><w:bCs w:val="1"/></w:rPr><w:t xml:space="preserve">No</w:t></w:r></w:p></w:tc><w:tc><w:tcPr><w:tcW w:w="1417.3228346456694" w:type="dxa"/><w:shd w:val="clear" w:fill="1E293B"/><w:noWrap/></w:tcPr><w:p><w:pPr><w:spacing w:after="30"/></w:pPr><w:r><w:rPr><w:color w:val="FFFFFF"/><w:sz w:val="16"/><w:szCs w:val="16"/><w:b w:val="1"/><w:bCs w:val="1"/></w:rPr><w:t xml:space="preserve">Nama Kolom</w:t></w:r></w:p></w:tc><w:tc><w:tcPr><w:tcW w:w="1417.3228346456694" w:type="dxa"/><w:shd w:val="clear" w:fill="1E293B"/><w:noWrap/></w:tcPr><w:p><w:pPr><w:spacing w:after="30"/></w:pPr><w:r><w:rPr><w:color w:val="FFFFFF"/><w:sz w:val="16"/><w:szCs w:val="16"/><w:b w:val="1"/><w:bCs w:val="1"/></w:rPr><w:t xml:space="preserve">Tipe Data</w:t></w:r></w:p></w:tc><w:tc><w:tcPr><w:tcW w:w="1417.3228346456694" w:type="dxa"/><w:shd w:val="clear" w:fill="1E293B"/><w:noWrap/></w:tcPr><w:p><w:pPr><w:spacing w:after="30"/></w:pPr><w:r><w:rPr><w:color w:val="FFFFFF"/><w:sz w:val="16"/><w:szCs w:val="16"/><w:b w:val="1"/><w:bCs w:val="1"/></w:rPr><w:t xml:space="preserve">Nullable</w:t></w:r></w:p></w:tc><w:tc><w:tcPr><w:tcW w:w="1417.3228346456694" w:type="dxa"/><w:shd w:val="clear" w:fill="1E293B"/><w:noWrap/></w:tcPr><w:p><w:pPr><w:spacing w:after="30"/></w:pPr><w:r><w:rPr><w:color w:val="FFFFFF"/><w:sz w:val="16"/><w:szCs w:val="16"/><w:b w:val="1"/><w:bCs w:val="1"/></w:rPr><w:t xml:space="preserve">Nilai Default</w:t></w:r></w:p></w:tc><w:tc><w:tcPr><w:tcW w:w="1417.3228346456694" w:type="dxa"/><w:shd w:val="clear" w:fill="1E293B"/><w:noWrap/></w:tcPr><w:p><w:pPr><w:spacing w:after="30"/></w:pPr><w:r><w:rPr><w:color w:val="FFFFFF"/><w:sz w:val="16"/><w:szCs w:val="16"/><w:b w:val="1"/><w:bCs w:val="1"/></w:rPr><w:t xml:space="preserve">Kunci (*Key*)</w:t></w:r></w:p></w:tc><w:tc><w:tcPr><w:tcW w:w="1417.3228346456694" w:type="dxa"/><w:shd w:val="clear" w:fill="1E293B"/><w:noWrap/></w:tcPr><w:p><w:pPr><w:spacing w:after="30"/></w:pPr><w:r><w:rPr><w:color w:val="FFFFFF"/><w:sz w:val="16"/><w:szCs w:val="16"/><w:b w:val="1"/><w:bCs w:val="1"/></w:rPr><w:t xml:space="preserve">Keterangan & Aturan Bisnis</w:t></w:r></w:p></w:tc></w:tr><w:tr><w:trPr/><w:tc><w:tcPr><w:tcW w:w="1417.3228346456694" w:type="dxa"/><w:noWrap/></w:tcPr><w:p><w:pPr><w:spacing w:after="30"/></w:pPr><w:r><w:rPr><w:sz w:val="16"/><w:szCs w:val="16"/></w:rPr><w:t xml:space="preserve">1</w:t></w:r></w:p></w:tc><w:tc><w:tcPr><w:tcW w:w="1417.3228346456694" w:type="dxa"/><w:noWrap/></w:tcPr><w:p><w:pPr><w:spacing w:after="30"/></w:pPr><w:r><w:rPr><w:sz w:val="16"/><w:szCs w:val="16"/></w:rPr><w:t xml:space="preserve">`id`</w:t></w:r></w:p></w:tc><w:tc><w:tcPr><w:tcW w:w="1417.3228346456694" w:type="dxa"/><w:noWrap/></w:tcPr><w:p><w:pPr><w:spacing w:after="30"/></w:pPr><w:r><w:rPr><w:sz w:val="16"/><w:szCs w:val="16"/></w:rPr><w:t xml:space="preserve">`bigint(20) unsigned`</w:t></w:r></w:p></w:tc><w:tc><w:tcPr><w:tcW w:w="1417.3228346456694" w:type="dxa"/><w:noWrap/></w:tcPr><w:p><w:pPr><w:spacing w:after="30"/></w:pPr><w:r><w:rPr><w:sz w:val="16"/><w:szCs w:val="16"/></w:rPr><w:t xml:space="preserve">NOT NULL</w:t></w:r></w:p></w:tc><w:tc><w:tcPr><w:tcW w:w="1417.3228346456694" w:type="dxa"/><w:noWrap/></w:tcPr><w:p><w:pPr><w:spacing w:after="30"/></w:pPr><w:r><w:rPr><w:sz w:val="16"/><w:szCs w:val="16"/></w:rPr><w:t xml:space="preserve">*None*</w:t></w:r></w:p></w:tc><w:tc><w:tcPr><w:tcW w:w="1417.3228346456694" w:type="dxa"/><w:noWrap/></w:tcPr><w:p><w:pPr><w:spacing w:after="30"/></w:pPr><w:r><w:rPr><w:sz w:val="16"/><w:szCs w:val="16"/></w:rPr><w:t xml:space="preserve">PRI (auto_increment)</w:t></w:r></w:p></w:tc><w:tc><w:tcPr><w:tcW w:w="1417.3228346456694" w:type="dxa"/><w:noWrap/></w:tcPr><w:p><w:pPr><w:spacing w:after="30"/></w:pPr><w:r><w:rPr><w:sz w:val="16"/><w:szCs w:val="16"/></w:rPr><w:t xml:space="preserve">Identitas unik rekaman data (*Surrogate Primary Key*).</w:t></w:r></w:p></w:tc></w:tr><w:tr><w:trPr/><w:tc><w:tcPr><w:tcW w:w="1417.3228346456694" w:type="dxa"/><w:noWrap/></w:tcPr><w:p><w:pPr><w:spacing w:after="30"/></w:pPr><w:r><w:rPr><w:sz w:val="16"/><w:szCs w:val="16"/></w:rPr><w:t xml:space="preserve">2</w:t></w:r></w:p></w:tc><w:tc><w:tcPr><w:tcW w:w="1417.3228346456694" w:type="dxa"/><w:noWrap/></w:tcPr><w:p><w:pPr><w:spacing w:after="30"/></w:pPr><w:r><w:rPr><w:sz w:val="16"/><w:szCs w:val="16"/></w:rPr><w:t xml:space="preserve">`thesis_id`</w:t></w:r></w:p></w:tc><w:tc><w:tcPr><w:tcW w:w="1417.3228346456694" w:type="dxa"/><w:noWrap/></w:tcPr><w:p><w:pPr><w:spacing w:after="30"/></w:pPr><w:r><w:rPr><w:sz w:val="16"/><w:szCs w:val="16"/></w:rPr><w:t xml:space="preserve">`bigint(20) unsigned`</w:t></w:r></w:p></w:tc><w:tc><w:tcPr><w:tcW w:w="1417.3228346456694" w:type="dxa"/><w:noWrap/></w:tcPr><w:p><w:pPr><w:spacing w:after="30"/></w:pPr><w:r><w:rPr><w:sz w:val="16"/><w:szCs w:val="16"/></w:rPr><w:t xml:space="preserve">NOT NULL</w:t></w:r></w:p></w:tc><w:tc><w:tcPr><w:tcW w:w="1417.3228346456694" w:type="dxa"/><w:noWrap/></w:tcPr><w:p><w:pPr><w:spacing w:after="30"/></w:pPr><w:r><w:rPr><w:sz w:val="16"/><w:szCs w:val="16"/></w:rPr><w:t xml:space="preserve">*None*</w:t></w:r></w:p></w:tc><w:tc><w:tcPr><w:tcW w:w="1417.3228346456694" w:type="dxa"/><w:noWrap/></w:tcPr><w:p><w:pPr><w:spacing w:after="30"/></w:pPr><w:r><w:rPr><w:sz w:val="16"/><w:szCs w:val="16"/></w:rPr><w:t xml:space="preserve">MUL</w:t></w:r></w:p></w:tc><w:tc><w:tcPr><w:tcW w:w="1417.3228346456694" w:type="dxa"/><w:noWrap/></w:tcPr><w:p><w:pPr><w:spacing w:after="30"/></w:pPr><w:r><w:rPr><w:sz w:val="16"/><w:szCs w:val="16"/></w:rPr><w:t xml:space="preserve">Kunci asing merujuk ke skripsi yang didaftarkan ujian.</w:t></w:r></w:p></w:tc></w:tr><w:tr><w:trPr/><w:tc><w:tcPr><w:tcW w:w="1417.3228346456694" w:type="dxa"/><w:noWrap/></w:tcPr><w:p><w:pPr><w:spacing w:after="30"/></w:pPr><w:r><w:rPr><w:sz w:val="16"/><w:szCs w:val="16"/></w:rPr><w:t xml:space="preserve">3</w:t></w:r></w:p></w:tc><w:tc><w:tcPr><w:tcW w:w="1417.3228346456694" w:type="dxa"/><w:noWrap/></w:tcPr><w:p><w:pPr><w:spacing w:after="30"/></w:pPr><w:r><w:rPr><w:sz w:val="16"/><w:szCs w:val="16"/></w:rPr><w:t xml:space="preserve">`file_formulir`</w:t></w:r></w:p></w:tc><w:tc><w:tcPr><w:tcW w:w="1417.3228346456694" w:type="dxa"/><w:noWrap/></w:tcPr><w:p><w:pPr><w:spacing w:after="30"/></w:pPr><w:r><w:rPr><w:sz w:val="16"/><w:szCs w:val="16"/></w:rPr><w:t xml:space="preserve">`varchar(255)`</w:t></w:r></w:p></w:tc><w:tc><w:tcPr><w:tcW w:w="1417.3228346456694" w:type="dxa"/><w:noWrap/></w:tcPr><w:p><w:pPr><w:spacing w:after="30"/></w:pPr><w:r><w:rPr><w:sz w:val="16"/><w:szCs w:val="16"/></w:rPr><w:t xml:space="preserve">NOT NULL</w:t></w:r></w:p></w:tc><w:tc><w:tcPr><w:tcW w:w="1417.3228346456694" w:type="dxa"/><w:noWrap/></w:tcPr><w:p><w:pPr><w:spacing w:after="30"/></w:pPr><w:r><w:rPr><w:sz w:val="16"/><w:szCs w:val="16"/></w:rPr><w:t xml:space="preserve">*None*</w:t></w:r></w:p></w:tc><w:tc><w:tcPr><w:tcW w:w="1417.3228346456694" w:type="dxa"/><w:noWrap/></w:tcPr><w:p><w:pPr><w:spacing w:after="30"/></w:pPr><w:r><w:rPr><w:sz w:val="16"/><w:szCs w:val="16"/></w:rPr><w:t xml:space="preserve">-</w:t></w:r></w:p></w:tc><w:tc><w:tcPr><w:tcW w:w="1417.3228346456694" w:type="dxa"/><w:noWrap/></w:tcPr><w:p><w:pPr><w:spacing w:after="30"/></w:pPr><w:r><w:rPr><w:sz w:val="16"/><w:szCs w:val="16"/></w:rPr><w:t xml:space="preserve">Path penyimpanan berkas digital pada storage sistem.</w:t></w:r></w:p></w:tc></w:tr><w:tr><w:trPr/><w:tc><w:tcPr><w:tcW w:w="1417.3228346456694" w:type="dxa"/><w:noWrap/></w:tcPr><w:p><w:pPr><w:spacing w:after="30"/></w:pPr><w:r><w:rPr><w:sz w:val="16"/><w:szCs w:val="16"/></w:rPr><w:t xml:space="preserve">4</w:t></w:r></w:p></w:tc><w:tc><w:tcPr><w:tcW w:w="1417.3228346456694" w:type="dxa"/><w:noWrap/></w:tcPr><w:p><w:pPr><w:spacing w:after="30"/></w:pPr><w:r><w:rPr><w:sz w:val="16"/><w:szCs w:val="16"/></w:rPr><w:t xml:space="preserve">`file_transkrip`</w:t></w:r></w:p></w:tc><w:tc><w:tcPr><w:tcW w:w="1417.3228346456694" w:type="dxa"/><w:noWrap/></w:tcPr><w:p><w:pPr><w:spacing w:after="30"/></w:pPr><w:r><w:rPr><w:sz w:val="16"/><w:szCs w:val="16"/></w:rPr><w:t xml:space="preserve">`varchar(255)`</w:t></w:r></w:p></w:tc><w:tc><w:tcPr><w:tcW w:w="1417.3228346456694" w:type="dxa"/><w:noWrap/></w:tcPr><w:p><w:pPr><w:spacing w:after="30"/></w:pPr><w:r><w:rPr><w:sz w:val="16"/><w:szCs w:val="16"/></w:rPr><w:t xml:space="preserve">NOT NULL</w:t></w:r></w:p></w:tc><w:tc><w:tcPr><w:tcW w:w="1417.3228346456694" w:type="dxa"/><w:noWrap/></w:tcPr><w:p><w:pPr><w:spacing w:after="30"/></w:pPr><w:r><w:rPr><w:sz w:val="16"/><w:szCs w:val="16"/></w:rPr><w:t xml:space="preserve">*None*</w:t></w:r></w:p></w:tc><w:tc><w:tcPr><w:tcW w:w="1417.3228346456694" w:type="dxa"/><w:noWrap/></w:tcPr><w:p><w:pPr><w:spacing w:after="30"/></w:pPr><w:r><w:rPr><w:sz w:val="16"/><w:szCs w:val="16"/></w:rPr><w:t xml:space="preserve">-</w:t></w:r></w:p></w:tc><w:tc><w:tcPr><w:tcW w:w="1417.3228346456694" w:type="dxa"/><w:noWrap/></w:tcPr><w:p><w:pPr><w:spacing w:after="30"/></w:pPr><w:r><w:rPr><w:sz w:val="16"/><w:szCs w:val="16"/></w:rPr><w:t xml:space="preserve">Path penyimpanan berkas digital pada storage sistem.</w:t></w:r></w:p></w:tc></w:tr><w:tr><w:trPr/><w:tc><w:tcPr><w:tcW w:w="1417.3228346456694" w:type="dxa"/><w:noWrap/></w:tcPr><w:p><w:pPr><w:spacing w:after="30"/></w:pPr><w:r><w:rPr><w:sz w:val="16"/><w:szCs w:val="16"/></w:rPr><w:t xml:space="preserve">5</w:t></w:r></w:p></w:tc><w:tc><w:tcPr><w:tcW w:w="1417.3228346456694" w:type="dxa"/><w:noWrap/></w:tcPr><w:p><w:pPr><w:spacing w:after="30"/></w:pPr><w:r><w:rPr><w:sz w:val="16"/><w:szCs w:val="16"/></w:rPr><w:t xml:space="preserve">`file_acc_pembimbing`</w:t></w:r></w:p></w:tc><w:tc><w:tcPr><w:tcW w:w="1417.3228346456694" w:type="dxa"/><w:noWrap/></w:tcPr><w:p><w:pPr><w:spacing w:after="30"/></w:pPr><w:r><w:rPr><w:sz w:val="16"/><w:szCs w:val="16"/></w:rPr><w:t xml:space="preserve">`varchar(255)`</w:t></w:r></w:p></w:tc><w:tc><w:tcPr><w:tcW w:w="1417.3228346456694" w:type="dxa"/><w:noWrap/></w:tcPr><w:p><w:pPr><w:spacing w:after="30"/></w:pPr><w:r><w:rPr><w:sz w:val="16"/><w:szCs w:val="16"/></w:rPr><w:t xml:space="preserve">NOT NULL</w:t></w:r></w:p></w:tc><w:tc><w:tcPr><w:tcW w:w="1417.3228346456694" w:type="dxa"/><w:noWrap/></w:tcPr><w:p><w:pPr><w:spacing w:after="30"/></w:pPr><w:r><w:rPr><w:sz w:val="16"/><w:szCs w:val="16"/></w:rPr><w:t xml:space="preserve">*None*</w:t></w:r></w:p></w:tc><w:tc><w:tcPr><w:tcW w:w="1417.3228346456694" w:type="dxa"/><w:noWrap/></w:tcPr><w:p><w:pPr><w:spacing w:after="30"/></w:pPr><w:r><w:rPr><w:sz w:val="16"/><w:szCs w:val="16"/></w:rPr><w:t xml:space="preserve">-</w:t></w:r></w:p></w:tc><w:tc><w:tcPr><w:tcW w:w="1417.3228346456694" w:type="dxa"/><w:noWrap/></w:tcPr><w:p><w:pPr><w:spacing w:after="30"/></w:pPr><w:r><w:rPr><w:sz w:val="16"/><w:szCs w:val="16"/></w:rPr><w:t xml:space="preserve">Path penyimpanan berkas digital pada storage sistem.</w:t></w:r></w:p></w:tc></w:tr><w:tr><w:trPr/><w:tc><w:tcPr><w:tcW w:w="1417.3228346456694" w:type="dxa"/><w:noWrap/></w:tcPr><w:p><w:pPr><w:spacing w:after="30"/></w:pPr><w:r><w:rPr><w:sz w:val="16"/><w:szCs w:val="16"/></w:rPr><w:t xml:space="preserve">6</w:t></w:r></w:p></w:tc><w:tc><w:tcPr><w:tcW w:w="1417.3228346456694" w:type="dxa"/><w:noWrap/></w:tcPr><w:p><w:pPr><w:spacing w:after="30"/></w:pPr><w:r><w:rPr><w:sz w:val="16"/><w:szCs w:val="16"/></w:rPr><w:t xml:space="preserve">`file_logbook`</w:t></w:r></w:p></w:tc><w:tc><w:tcPr><w:tcW w:w="1417.3228346456694" w:type="dxa"/><w:noWrap/></w:tcPr><w:p><w:pPr><w:spacing w:after="30"/></w:pPr><w:r><w:rPr><w:sz w:val="16"/><w:szCs w:val="16"/></w:rPr><w:t xml:space="preserve">`varchar(255)`</w:t></w:r></w:p></w:tc><w:tc><w:tcPr><w:tcW w:w="1417.3228346456694" w:type="dxa"/><w:noWrap/></w:tcPr><w:p><w:pPr><w:spacing w:after="30"/></w:pPr><w:r><w:rPr><w:sz w:val="16"/><w:szCs w:val="16"/></w:rPr><w:t xml:space="preserve">NOT NULL</w:t></w:r></w:p></w:tc><w:tc><w:tcPr><w:tcW w:w="1417.3228346456694" w:type="dxa"/><w:noWrap/></w:tcPr><w:p><w:pPr><w:spacing w:after="30"/></w:pPr><w:r><w:rPr><w:sz w:val="16"/><w:szCs w:val="16"/></w:rPr><w:t xml:space="preserve">*None*</w:t></w:r></w:p></w:tc><w:tc><w:tcPr><w:tcW w:w="1417.3228346456694" w:type="dxa"/><w:noWrap/></w:tcPr><w:p><w:pPr><w:spacing w:after="30"/></w:pPr><w:r><w:rPr><w:sz w:val="16"/><w:szCs w:val="16"/></w:rPr><w:t xml:space="preserve">-</w:t></w:r></w:p></w:tc><w:tc><w:tcPr><w:tcW w:w="1417.3228346456694" w:type="dxa"/><w:noWrap/></w:tcPr><w:p><w:pPr><w:spacing w:after="30"/></w:pPr><w:r><w:rPr><w:sz w:val="16"/><w:szCs w:val="16"/></w:rPr><w:t xml:space="preserve">Path penyimpanan berkas digital pada storage sistem.</w:t></w:r></w:p></w:tc></w:tr><w:tr><w:trPr/><w:tc><w:tcPr><w:tcW w:w="1417.3228346456694" w:type="dxa"/><w:noWrap/></w:tcPr><w:p><w:pPr><w:spacing w:after="30"/></w:pPr><w:r><w:rPr><w:sz w:val="16"/><w:szCs w:val="16"/></w:rPr><w:t xml:space="preserve">7</w:t></w:r></w:p></w:tc><w:tc><w:tcPr><w:tcW w:w="1417.3228346456694" w:type="dxa"/><w:noWrap/></w:tcPr><w:p><w:pPr><w:spacing w:after="30"/></w:pPr><w:r><w:rPr><w:sz w:val="16"/><w:szCs w:val="16"/></w:rPr><w:t xml:space="preserve">`file_pembayaran`</w:t></w:r></w:p></w:tc><w:tc><w:tcPr><w:tcW w:w="1417.3228346456694" w:type="dxa"/><w:noWrap/></w:tcPr><w:p><w:pPr><w:spacing w:after="30"/></w:pPr><w:r><w:rPr><w:sz w:val="16"/><w:szCs w:val="16"/></w:rPr><w:t xml:space="preserve">`varchar(255)`</w:t></w:r></w:p></w:tc><w:tc><w:tcPr><w:tcW w:w="1417.3228346456694" w:type="dxa"/><w:noWrap/></w:tcPr><w:p><w:pPr><w:spacing w:after="30"/></w:pPr><w:r><w:rPr><w:sz w:val="16"/><w:szCs w:val="16"/></w:rPr><w:t xml:space="preserve">NOT NULL</w:t></w:r></w:p></w:tc><w:tc><w:tcPr><w:tcW w:w="1417.3228346456694" w:type="dxa"/><w:noWrap/></w:tcPr><w:p><w:pPr><w:spacing w:after="30"/></w:pPr><w:r><w:rPr><w:sz w:val="16"/><w:szCs w:val="16"/></w:rPr><w:t xml:space="preserve">*None*</w:t></w:r></w:p></w:tc><w:tc><w:tcPr><w:tcW w:w="1417.3228346456694" w:type="dxa"/><w:noWrap/></w:tcPr><w:p><w:pPr><w:spacing w:after="30"/></w:pPr><w:r><w:rPr><w:sz w:val="16"/><w:szCs w:val="16"/></w:rPr><w:t xml:space="preserve">-</w:t></w:r></w:p></w:tc><w:tc><w:tcPr><w:tcW w:w="1417.3228346456694" w:type="dxa"/><w:noWrap/></w:tcPr><w:p><w:pPr><w:spacing w:after="30"/></w:pPr><w:r><w:rPr><w:sz w:val="16"/><w:szCs w:val="16"/></w:rPr><w:t xml:space="preserve">Path penyimpanan berkas digital pada storage sistem.</w:t></w:r></w:p></w:tc></w:tr><w:tr><w:trPr/><w:tc><w:tcPr><w:tcW w:w="1417.3228346456694" w:type="dxa"/><w:noWrap/></w:tcPr><w:p><w:pPr><w:spacing w:after="30"/></w:pPr><w:r><w:rPr><w:sz w:val="16"/><w:szCs w:val="16"/></w:rPr><w:t xml:space="preserve">8</w:t></w:r></w:p></w:tc><w:tc><w:tcPr><w:tcW w:w="1417.3228346456694" w:type="dxa"/><w:noWrap/></w:tcPr><w:p><w:pPr><w:spacing w:after="30"/></w:pPr><w:r><w:rPr><w:sz w:val="16"/><w:szCs w:val="16"/></w:rPr><w:t xml:space="preserve">`file_skripsi`</w:t></w:r></w:p></w:tc><w:tc><w:tcPr><w:tcW w:w="1417.3228346456694" w:type="dxa"/><w:noWrap/></w:tcPr><w:p><w:pPr><w:spacing w:after="30"/></w:pPr><w:r><w:rPr><w:sz w:val="16"/><w:szCs w:val="16"/></w:rPr><w:t xml:space="preserve">`varchar(255)`</w:t></w:r></w:p></w:tc><w:tc><w:tcPr><w:tcW w:w="1417.3228346456694" w:type="dxa"/><w:noWrap/></w:tcPr><w:p><w:pPr><w:spacing w:after="30"/></w:pPr><w:r><w:rPr><w:sz w:val="16"/><w:szCs w:val="16"/></w:rPr><w:t xml:space="preserve">NOT NULL</w:t></w:r></w:p></w:tc><w:tc><w:tcPr><w:tcW w:w="1417.3228346456694" w:type="dxa"/><w:noWrap/></w:tcPr><w:p><w:pPr><w:spacing w:after="30"/></w:pPr><w:r><w:rPr><w:sz w:val="16"/><w:szCs w:val="16"/></w:rPr><w:t xml:space="preserve">*None*</w:t></w:r></w:p></w:tc><w:tc><w:tcPr><w:tcW w:w="1417.3228346456694" w:type="dxa"/><w:noWrap/></w:tcPr><w:p><w:pPr><w:spacing w:after="30"/></w:pPr><w:r><w:rPr><w:sz w:val="16"/><w:szCs w:val="16"/></w:rPr><w:t xml:space="preserve">-</w:t></w:r></w:p></w:tc><w:tc><w:tcPr><w:tcW w:w="1417.3228346456694" w:type="dxa"/><w:noWrap/></w:tcPr><w:p><w:pPr><w:spacing w:after="30"/></w:pPr><w:r><w:rPr><w:sz w:val="16"/><w:szCs w:val="16"/></w:rPr><w:t xml:space="preserve">Path penyimpanan berkas digital pada storage sistem.</w:t></w:r></w:p></w:tc></w:tr><w:tr><w:trPr/><w:tc><w:tcPr><w:tcW w:w="1417.3228346456694" w:type="dxa"/><w:noWrap/></w:tcPr><w:p><w:pPr><w:spacing w:after="30"/></w:pPr><w:r><w:rPr><w:sz w:val="16"/><w:szCs w:val="16"/></w:rPr><w:t xml:space="preserve">9</w:t></w:r></w:p></w:tc><w:tc><w:tcPr><w:tcW w:w="1417.3228346456694" w:type="dxa"/><w:noWrap/></w:tcPr><w:p><w:pPr><w:spacing w:after="30"/></w:pPr><w:r><w:rPr><w:sz w:val="16"/><w:szCs w:val="16"/></w:rPr><w:t xml:space="preserve">`file_ktm`</w:t></w:r></w:p></w:tc><w:tc><w:tcPr><w:tcW w:w="1417.3228346456694" w:type="dxa"/><w:noWrap/></w:tcPr><w:p><w:pPr><w:spacing w:after="30"/></w:pPr><w:r><w:rPr><w:sz w:val="16"/><w:szCs w:val="16"/></w:rPr><w:t xml:space="preserve">`varchar(255)`</w:t></w:r></w:p></w:tc><w:tc><w:tcPr><w:tcW w:w="1417.3228346456694" w:type="dxa"/><w:noWrap/></w:tcPr><w:p><w:pPr><w:spacing w:after="30"/></w:pPr><w:r><w:rPr><w:sz w:val="16"/><w:szCs w:val="16"/></w:rPr><w:t xml:space="preserve">NOT NULL</w:t></w:r></w:p></w:tc><w:tc><w:tcPr><w:tcW w:w="1417.3228346456694" w:type="dxa"/><w:noWrap/></w:tcPr><w:p><w:pPr><w:spacing w:after="30"/></w:pPr><w:r><w:rPr><w:sz w:val="16"/><w:szCs w:val="16"/></w:rPr><w:t xml:space="preserve">*None*</w:t></w:r></w:p></w:tc><w:tc><w:tcPr><w:tcW w:w="1417.3228346456694" w:type="dxa"/><w:noWrap/></w:tcPr><w:p><w:pPr><w:spacing w:after="30"/></w:pPr><w:r><w:rPr><w:sz w:val="16"/><w:szCs w:val="16"/></w:rPr><w:t xml:space="preserve">-</w:t></w:r></w:p></w:tc><w:tc><w:tcPr><w:tcW w:w="1417.3228346456694" w:type="dxa"/><w:noWrap/></w:tcPr><w:p><w:pPr><w:spacing w:after="30"/></w:pPr><w:r><w:rPr><w:sz w:val="16"/><w:szCs w:val="16"/></w:rPr><w:t xml:space="preserve">Path penyimpanan berkas digital pada storage sistem.</w:t></w:r></w:p></w:tc></w:tr><w:tr><w:trPr/><w:tc><w:tcPr><w:tcW w:w="1417.3228346456694" w:type="dxa"/><w:noWrap/></w:tcPr><w:p><w:pPr><w:spacing w:after="30"/></w:pPr><w:r><w:rPr><w:sz w:val="16"/><w:szCs w:val="16"/></w:rPr><w:t xml:space="preserve">10</w:t></w:r></w:p></w:tc><w:tc><w:tcPr><w:tcW w:w="1417.3228346456694" w:type="dxa"/><w:noWrap/></w:tcPr><w:p><w:pPr><w:spacing w:after="30"/></w:pPr><w:r><w:rPr><w:sz w:val="16"/><w:szCs w:val="16"/></w:rPr><w:t xml:space="preserve">`file_pkkmb_univ`</w:t></w:r></w:p></w:tc><w:tc><w:tcPr><w:tcW w:w="1417.3228346456694" w:type="dxa"/><w:noWrap/></w:tcPr><w:p><w:pPr><w:spacing w:after="30"/></w:pPr><w:r><w:rPr><w:sz w:val="16"/><w:szCs w:val="16"/></w:rPr><w:t xml:space="preserve">`varchar(255)`</w:t></w:r></w:p></w:tc><w:tc><w:tcPr><w:tcW w:w="1417.3228346456694" w:type="dxa"/><w:noWrap/></w:tcPr><w:p><w:pPr><w:spacing w:after="30"/></w:pPr><w:r><w:rPr><w:sz w:val="16"/><w:szCs w:val="16"/></w:rPr><w:t xml:space="preserve">NOT NULL</w:t></w:r></w:p></w:tc><w:tc><w:tcPr><w:tcW w:w="1417.3228346456694" w:type="dxa"/><w:noWrap/></w:tcPr><w:p><w:pPr><w:spacing w:after="30"/></w:pPr><w:r><w:rPr><w:sz w:val="16"/><w:szCs w:val="16"/></w:rPr><w:t xml:space="preserve">*None*</w:t></w:r></w:p></w:tc><w:tc><w:tcPr><w:tcW w:w="1417.3228346456694" w:type="dxa"/><w:noWrap/></w:tcPr><w:p><w:pPr><w:spacing w:after="30"/></w:pPr><w:r><w:rPr><w:sz w:val="16"/><w:szCs w:val="16"/></w:rPr><w:t xml:space="preserve">-</w:t></w:r></w:p></w:tc><w:tc><w:tcPr><w:tcW w:w="1417.3228346456694" w:type="dxa"/><w:noWrap/></w:tcPr><w:p><w:pPr><w:spacing w:after="30"/></w:pPr><w:r><w:rPr><w:sz w:val="16"/><w:szCs w:val="16"/></w:rPr><w:t xml:space="preserve">Path penyimpanan berkas digital pada storage sistem.</w:t></w:r></w:p></w:tc></w:tr><w:tr><w:trPr/><w:tc><w:tcPr><w:tcW w:w="1417.3228346456694" w:type="dxa"/><w:noWrap/></w:tcPr><w:p><w:pPr><w:spacing w:after="30"/></w:pPr><w:r><w:rPr><w:sz w:val="16"/><w:szCs w:val="16"/></w:rPr><w:t xml:space="preserve">11</w:t></w:r></w:p></w:tc><w:tc><w:tcPr><w:tcW w:w="1417.3228346456694" w:type="dxa"/><w:noWrap/></w:tcPr><w:p><w:pPr><w:spacing w:after="30"/></w:pPr><w:r><w:rPr><w:sz w:val="16"/><w:szCs w:val="16"/></w:rPr><w:t xml:space="preserve">`file_pkkmb_fak`</w:t></w:r></w:p></w:tc><w:tc><w:tcPr><w:tcW w:w="1417.3228346456694" w:type="dxa"/><w:noWrap/></w:tcPr><w:p><w:pPr><w:spacing w:after="30"/></w:pPr><w:r><w:rPr><w:sz w:val="16"/><w:szCs w:val="16"/></w:rPr><w:t xml:space="preserve">`varchar(255)`</w:t></w:r></w:p></w:tc><w:tc><w:tcPr><w:tcW w:w="1417.3228346456694" w:type="dxa"/><w:noWrap/></w:tcPr><w:p><w:pPr><w:spacing w:after="30"/></w:pPr><w:r><w:rPr><w:sz w:val="16"/><w:szCs w:val="16"/></w:rPr><w:t xml:space="preserve">NOT NULL</w:t></w:r></w:p></w:tc><w:tc><w:tcPr><w:tcW w:w="1417.3228346456694" w:type="dxa"/><w:noWrap/></w:tcPr><w:p><w:pPr><w:spacing w:after="30"/></w:pPr><w:r><w:rPr><w:sz w:val="16"/><w:szCs w:val="16"/></w:rPr><w:t xml:space="preserve">*None*</w:t></w:r></w:p></w:tc><w:tc><w:tcPr><w:tcW w:w="1417.3228346456694" w:type="dxa"/><w:noWrap/></w:tcPr><w:p><w:pPr><w:spacing w:after="30"/></w:pPr><w:r><w:rPr><w:sz w:val="16"/><w:szCs w:val="16"/></w:rPr><w:t xml:space="preserve">-</w:t></w:r></w:p></w:tc><w:tc><w:tcPr><w:tcW w:w="1417.3228346456694" w:type="dxa"/><w:noWrap/></w:tcPr><w:p><w:pPr><w:spacing w:after="30"/></w:pPr><w:r><w:rPr><w:sz w:val="16"/><w:szCs w:val="16"/></w:rPr><w:t xml:space="preserve">Path penyimpanan berkas digital pada storage sistem.</w:t></w:r></w:p></w:tc></w:tr><w:tr><w:trPr/><w:tc><w:tcPr><w:tcW w:w="1417.3228346456694" w:type="dxa"/><w:noWrap/></w:tcPr><w:p><w:pPr><w:spacing w:after="30"/></w:pPr><w:r><w:rPr><w:sz w:val="16"/><w:szCs w:val="16"/></w:rPr><w:t xml:space="preserve">12</w:t></w:r></w:p></w:tc><w:tc><w:tcPr><w:tcW w:w="1417.3228346456694" w:type="dxa"/><w:noWrap/></w:tcPr><w:p><w:pPr><w:spacing w:after="30"/></w:pPr><w:r><w:rPr><w:sz w:val="16"/><w:szCs w:val="16"/></w:rPr><w:t xml:space="preserve">`file_makrab`</w:t></w:r></w:p></w:tc><w:tc><w:tcPr><w:tcW w:w="1417.3228346456694" w:type="dxa"/><w:noWrap/></w:tcPr><w:p><w:pPr><w:spacing w:after="30"/></w:pPr><w:r><w:rPr><w:sz w:val="16"/><w:szCs w:val="16"/></w:rPr><w:t xml:space="preserve">`varchar(255)`</w:t></w:r></w:p></w:tc><w:tc><w:tcPr><w:tcW w:w="1417.3228346456694" w:type="dxa"/><w:noWrap/></w:tcPr><w:p><w:pPr><w:spacing w:after="30"/></w:pPr><w:r><w:rPr><w:sz w:val="16"/><w:szCs w:val="16"/></w:rPr><w:t xml:space="preserve">NOT NULL</w:t></w:r></w:p></w:tc><w:tc><w:tcPr><w:tcW w:w="1417.3228346456694" w:type="dxa"/><w:noWrap/></w:tcPr><w:p><w:pPr><w:spacing w:after="30"/></w:pPr><w:r><w:rPr><w:sz w:val="16"/><w:szCs w:val="16"/></w:rPr><w:t xml:space="preserve">*None*</w:t></w:r></w:p></w:tc><w:tc><w:tcPr><w:tcW w:w="1417.3228346456694" w:type="dxa"/><w:noWrap/></w:tcPr><w:p><w:pPr><w:spacing w:after="30"/></w:pPr><w:r><w:rPr><w:sz w:val="16"/><w:szCs w:val="16"/></w:rPr><w:t xml:space="preserve">-</w:t></w:r></w:p></w:tc><w:tc><w:tcPr><w:tcW w:w="1417.3228346456694" w:type="dxa"/><w:noWrap/></w:tcPr><w:p><w:pPr><w:spacing w:after="30"/></w:pPr><w:r><w:rPr><w:sz w:val="16"/><w:szCs w:val="16"/></w:rPr><w:t xml:space="preserve">Path penyimpanan berkas digital pada storage sistem.</w:t></w:r></w:p></w:tc></w:tr><w:tr><w:trPr/><w:tc><w:tcPr><w:tcW w:w="1417.3228346456694" w:type="dxa"/><w:noWrap/></w:tcPr><w:p><w:pPr><w:spacing w:after="30"/></w:pPr><w:r><w:rPr><w:sz w:val="16"/><w:szCs w:val="16"/></w:rPr><w:t xml:space="preserve">13</w:t></w:r></w:p></w:tc><w:tc><w:tcPr><w:tcW w:w="1417.3228346456694" w:type="dxa"/><w:noWrap/></w:tcPr><w:p><w:pPr><w:spacing w:after="30"/></w:pPr><w:r><w:rPr><w:sz w:val="16"/><w:szCs w:val="16"/></w:rPr><w:t xml:space="preserve">`file_cisco`</w:t></w:r></w:p></w:tc><w:tc><w:tcPr><w:tcW w:w="1417.3228346456694" w:type="dxa"/><w:noWrap/></w:tcPr><w:p><w:pPr><w:spacing w:after="30"/></w:pPr><w:r><w:rPr><w:sz w:val="16"/><w:szCs w:val="16"/></w:rPr><w:t xml:space="preserve">`varchar(255)`</w:t></w:r></w:p></w:tc><w:tc><w:tcPr><w:tcW w:w="1417.3228346456694" w:type="dxa"/><w:noWrap/></w:tcPr><w:p><w:pPr><w:spacing w:after="30"/></w:pPr><w:r><w:rPr><w:sz w:val="16"/><w:szCs w:val="16"/></w:rPr><w:t xml:space="preserve">NOT NULL</w:t></w:r></w:p></w:tc><w:tc><w:tcPr><w:tcW w:w="1417.3228346456694" w:type="dxa"/><w:noWrap/></w:tcPr><w:p><w:pPr><w:spacing w:after="30"/></w:pPr><w:r><w:rPr><w:sz w:val="16"/><w:szCs w:val="16"/></w:rPr><w:t xml:space="preserve">*None*</w:t></w:r></w:p></w:tc><w:tc><w:tcPr><w:tcW w:w="1417.3228346456694" w:type="dxa"/><w:noWrap/></w:tcPr><w:p><w:pPr><w:spacing w:after="30"/></w:pPr><w:r><w:rPr><w:sz w:val="16"/><w:szCs w:val="16"/></w:rPr><w:t xml:space="preserve">-</w:t></w:r></w:p></w:tc><w:tc><w:tcPr><w:tcW w:w="1417.3228346456694" w:type="dxa"/><w:noWrap/></w:tcPr><w:p><w:pPr><w:spacing w:after="30"/></w:pPr><w:r><w:rPr><w:sz w:val="16"/><w:szCs w:val="16"/></w:rPr><w:t xml:space="preserve">Path penyimpanan berkas digital pada storage sistem.</w:t></w:r></w:p></w:tc></w:tr><w:tr><w:trPr/><w:tc><w:tcPr><w:tcW w:w="1417.3228346456694" w:type="dxa"/><w:noWrap/></w:tcPr><w:p><w:pPr><w:spacing w:after="30"/></w:pPr><w:r><w:rPr><w:sz w:val="16"/><w:szCs w:val="16"/></w:rPr><w:t xml:space="preserve">14</w:t></w:r></w:p></w:tc><w:tc><w:tcPr><w:tcW w:w="1417.3228346456694" w:type="dxa"/><w:noWrap/></w:tcPr><w:p><w:pPr><w:spacing w:after="30"/></w:pPr><w:r><w:rPr><w:sz w:val="16"/><w:szCs w:val="16"/></w:rPr><w:t xml:space="preserve">`file_workshop`</w:t></w:r></w:p></w:tc><w:tc><w:tcPr><w:tcW w:w="1417.3228346456694" w:type="dxa"/><w:noWrap/></w:tcPr><w:p><w:pPr><w:spacing w:after="30"/></w:pPr><w:r><w:rPr><w:sz w:val="16"/><w:szCs w:val="16"/></w:rPr><w:t xml:space="preserve">`varchar(255)`</w:t></w:r></w:p></w:tc><w:tc><w:tcPr><w:tcW w:w="1417.3228346456694" w:type="dxa"/><w:noWrap/></w:tcPr><w:p><w:pPr><w:spacing w:after="30"/></w:pPr><w:r><w:rPr><w:sz w:val="16"/><w:szCs w:val="16"/></w:rPr><w:t xml:space="preserve">NOT NULL</w:t></w:r></w:p></w:tc><w:tc><w:tcPr><w:tcW w:w="1417.3228346456694" w:type="dxa"/><w:noWrap/></w:tcPr><w:p><w:pPr><w:spacing w:after="30"/></w:pPr><w:r><w:rPr><w:sz w:val="16"/><w:szCs w:val="16"/></w:rPr><w:t xml:space="preserve">*None*</w:t></w:r></w:p></w:tc><w:tc><w:tcPr><w:tcW w:w="1417.3228346456694" w:type="dxa"/><w:noWrap/></w:tcPr><w:p><w:pPr><w:spacing w:after="30"/></w:pPr><w:r><w:rPr><w:sz w:val="16"/><w:szCs w:val="16"/></w:rPr><w:t xml:space="preserve">-</w:t></w:r></w:p></w:tc><w:tc><w:tcPr><w:tcW w:w="1417.3228346456694" w:type="dxa"/><w:noWrap/></w:tcPr><w:p><w:pPr><w:spacing w:after="30"/></w:pPr><w:r><w:rPr><w:sz w:val="16"/><w:szCs w:val="16"/></w:rPr><w:t xml:space="preserve">Path penyimpanan berkas digital pada storage sistem.</w:t></w:r></w:p></w:tc></w:tr><w:tr><w:trPr/><w:tc><w:tcPr><w:tcW w:w="1417.3228346456694" w:type="dxa"/><w:noWrap/></w:tcPr><w:p><w:pPr><w:spacing w:after="30"/></w:pPr><w:r><w:rPr><w:sz w:val="16"/><w:szCs w:val="16"/></w:rPr><w:t xml:space="preserve">15</w:t></w:r></w:p></w:tc><w:tc><w:tcPr><w:tcW w:w="1417.3228346456694" w:type="dxa"/><w:noWrap/></w:tcPr><w:p><w:pPr><w:spacing w:after="30"/></w:pPr><w:r><w:rPr><w:sz w:val="16"/><w:szCs w:val="16"/></w:rPr><w:t xml:space="preserve">`file_organisasi`</w:t></w:r></w:p></w:tc><w:tc><w:tcPr><w:tcW w:w="1417.3228346456694" w:type="dxa"/><w:noWrap/></w:tcPr><w:p><w:pPr><w:spacing w:after="30"/></w:pPr><w:r><w:rPr><w:sz w:val="16"/><w:szCs w:val="16"/></w:rPr><w:t xml:space="preserve">`varchar(255)`</w:t></w:r></w:p></w:tc><w:tc><w:tcPr><w:tcW w:w="1417.3228346456694" w:type="dxa"/><w:noWrap/></w:tcPr><w:p><w:pPr><w:spacing w:after="30"/></w:pPr><w:r><w:rPr><w:sz w:val="16"/><w:szCs w:val="16"/></w:rPr><w:t xml:space="preserve">NOT NULL</w:t></w:r></w:p></w:tc><w:tc><w:tcPr><w:tcW w:w="1417.3228346456694" w:type="dxa"/><w:noWrap/></w:tcPr><w:p><w:pPr><w:spacing w:after="30"/></w:pPr><w:r><w:rPr><w:sz w:val="16"/><w:szCs w:val="16"/></w:rPr><w:t xml:space="preserve">*None*</w:t></w:r></w:p></w:tc><w:tc><w:tcPr><w:tcW w:w="1417.3228346456694" w:type="dxa"/><w:noWrap/></w:tcPr><w:p><w:pPr><w:spacing w:after="30"/></w:pPr><w:r><w:rPr><w:sz w:val="16"/><w:szCs w:val="16"/></w:rPr><w:t xml:space="preserve">-</w:t></w:r></w:p></w:tc><w:tc><w:tcPr><w:tcW w:w="1417.3228346456694" w:type="dxa"/><w:noWrap/></w:tcPr><w:p><w:pPr><w:spacing w:after="30"/></w:pPr><w:r><w:rPr><w:sz w:val="16"/><w:szCs w:val="16"/></w:rPr><w:t xml:space="preserve">Path penyimpanan berkas digital pada storage sistem.</w:t></w:r></w:p></w:tc></w:tr><w:tr><w:trPr/><w:tc><w:tcPr><w:tcW w:w="1417.3228346456694" w:type="dxa"/><w:noWrap/></w:tcPr><w:p><w:pPr><w:spacing w:after="30"/></w:pPr><w:r><w:rPr><w:sz w:val="16"/><w:szCs w:val="16"/></w:rPr><w:t xml:space="preserve">16</w:t></w:r></w:p></w:tc><w:tc><w:tcPr><w:tcW w:w="1417.3228346456694" w:type="dxa"/><w:noWrap/></w:tcPr><w:p><w:pPr><w:spacing w:after="30"/></w:pPr><w:r><w:rPr><w:sz w:val="16"/><w:szCs w:val="16"/></w:rPr><w:t xml:space="preserve">`file_toefl`</w:t></w:r></w:p></w:tc><w:tc><w:tcPr><w:tcW w:w="1417.3228346456694" w:type="dxa"/><w:noWrap/></w:tcPr><w:p><w:pPr><w:spacing w:after="30"/></w:pPr><w:r><w:rPr><w:sz w:val="16"/><w:szCs w:val="16"/></w:rPr><w:t xml:space="preserve">`varchar(255)`</w:t></w:r></w:p></w:tc><w:tc><w:tcPr><w:tcW w:w="1417.3228346456694" w:type="dxa"/><w:noWrap/></w:tcPr><w:p><w:pPr><w:spacing w:after="30"/></w:pPr><w:r><w:rPr><w:sz w:val="16"/><w:szCs w:val="16"/></w:rPr><w:t xml:space="preserve">NOT NULL</w:t></w:r></w:p></w:tc><w:tc><w:tcPr><w:tcW w:w="1417.3228346456694" w:type="dxa"/><w:noWrap/></w:tcPr><w:p><w:pPr><w:spacing w:after="30"/></w:pPr><w:r><w:rPr><w:sz w:val="16"/><w:szCs w:val="16"/></w:rPr><w:t xml:space="preserve">*None*</w:t></w:r></w:p></w:tc><w:tc><w:tcPr><w:tcW w:w="1417.3228346456694" w:type="dxa"/><w:noWrap/></w:tcPr><w:p><w:pPr><w:spacing w:after="30"/></w:pPr><w:r><w:rPr><w:sz w:val="16"/><w:szCs w:val="16"/></w:rPr><w:t xml:space="preserve">-</w:t></w:r></w:p></w:tc><w:tc><w:tcPr><w:tcW w:w="1417.3228346456694" w:type="dxa"/><w:noWrap/></w:tcPr><w:p><w:pPr><w:spacing w:after="30"/></w:pPr><w:r><w:rPr><w:sz w:val="16"/><w:szCs w:val="16"/></w:rPr><w:t xml:space="preserve">Path penyimpanan berkas digital pada storage sistem.</w:t></w:r></w:p></w:tc></w:tr><w:tr><w:trPr/><w:tc><w:tcPr><w:tcW w:w="1417.3228346456694" w:type="dxa"/><w:noWrap/></w:tcPr><w:p><w:pPr><w:spacing w:after="30"/></w:pPr><w:r><w:rPr><w:sz w:val="16"/><w:szCs w:val="16"/></w:rPr><w:t xml:space="preserve">17</w:t></w:r></w:p></w:tc><w:tc><w:tcPr><w:tcW w:w="1417.3228346456694" w:type="dxa"/><w:noWrap/></w:tcPr><w:p><w:pPr><w:spacing w:after="30"/></w:pPr><w:r><w:rPr><w:sz w:val="16"/><w:szCs w:val="16"/></w:rPr><w:t xml:space="preserve">`file_kewirausahaan`</w:t></w:r></w:p></w:tc><w:tc><w:tcPr><w:tcW w:w="1417.3228346456694" w:type="dxa"/><w:noWrap/></w:tcPr><w:p><w:pPr><w:spacing w:after="30"/></w:pPr><w:r><w:rPr><w:sz w:val="16"/><w:szCs w:val="16"/></w:rPr><w:t xml:space="preserve">`varchar(255)`</w:t></w:r></w:p></w:tc><w:tc><w:tcPr><w:tcW w:w="1417.3228346456694" w:type="dxa"/><w:noWrap/></w:tcPr><w:p><w:pPr><w:spacing w:after="30"/></w:pPr><w:r><w:rPr><w:sz w:val="16"/><w:szCs w:val="16"/></w:rPr><w:t xml:space="preserve">NOT NULL</w:t></w:r></w:p></w:tc><w:tc><w:tcPr><w:tcW w:w="1417.3228346456694" w:type="dxa"/><w:noWrap/></w:tcPr><w:p><w:pPr><w:spacing w:after="30"/></w:pPr><w:r><w:rPr><w:sz w:val="16"/><w:szCs w:val="16"/></w:rPr><w:t xml:space="preserve">*None*</w:t></w:r></w:p></w:tc><w:tc><w:tcPr><w:tcW w:w="1417.3228346456694" w:type="dxa"/><w:noWrap/></w:tcPr><w:p><w:pPr><w:spacing w:after="30"/></w:pPr><w:r><w:rPr><w:sz w:val="16"/><w:szCs w:val="16"/></w:rPr><w:t xml:space="preserve">-</w:t></w:r></w:p></w:tc><w:tc><w:tcPr><w:tcW w:w="1417.3228346456694" w:type="dxa"/><w:noWrap/></w:tcPr><w:p><w:pPr><w:spacing w:after="30"/></w:pPr><w:r><w:rPr><w:sz w:val="16"/><w:szCs w:val="16"/></w:rPr><w:t xml:space="preserve">Path penyimpanan berkas digital pada storage sistem.</w:t></w:r></w:p></w:tc></w:tr><w:tr><w:trPr/><w:tc><w:tcPr><w:tcW w:w="1417.3228346456694" w:type="dxa"/><w:noWrap/></w:tcPr><w:p><w:pPr><w:spacing w:after="30"/></w:pPr><w:r><w:rPr><w:sz w:val="16"/><w:szCs w:val="16"/></w:rPr><w:t xml:space="preserve">18</w:t></w:r></w:p></w:tc><w:tc><w:tcPr><w:tcW w:w="1417.3228346456694" w:type="dxa"/><w:noWrap/></w:tcPr><w:p><w:pPr><w:spacing w:after="30"/></w:pPr><w:r><w:rPr><w:sz w:val="16"/><w:szCs w:val="16"/></w:rPr><w:t xml:space="preserve">`file_tahsin`</w:t></w:r></w:p></w:tc><w:tc><w:tcPr><w:tcW w:w="1417.3228346456694" w:type="dxa"/><w:noWrap/></w:tcPr><w:p><w:pPr><w:spacing w:after="30"/></w:pPr><w:r><w:rPr><w:sz w:val="16"/><w:szCs w:val="16"/></w:rPr><w:t xml:space="preserve">`varchar(255)`</w:t></w:r></w:p></w:tc><w:tc><w:tcPr><w:tcW w:w="1417.3228346456694" w:type="dxa"/><w:noWrap/></w:tcPr><w:p><w:pPr><w:spacing w:after="30"/></w:pPr><w:r><w:rPr><w:sz w:val="16"/><w:szCs w:val="16"/></w:rPr><w:t xml:space="preserve">NOT NULL</w:t></w:r></w:p></w:tc><w:tc><w:tcPr><w:tcW w:w="1417.3228346456694" w:type="dxa"/><w:noWrap/></w:tcPr><w:p><w:pPr><w:spacing w:after="30"/></w:pPr><w:r><w:rPr><w:sz w:val="16"/><w:szCs w:val="16"/></w:rPr><w:t xml:space="preserve">*None*</w:t></w:r></w:p></w:tc><w:tc><w:tcPr><w:tcW w:w="1417.3228346456694" w:type="dxa"/><w:noWrap/></w:tcPr><w:p><w:pPr><w:spacing w:after="30"/></w:pPr><w:r><w:rPr><w:sz w:val="16"/><w:szCs w:val="16"/></w:rPr><w:t xml:space="preserve">-</w:t></w:r></w:p></w:tc><w:tc><w:tcPr><w:tcW w:w="1417.3228346456694" w:type="dxa"/><w:noWrap/></w:tcPr><w:p><w:pPr><w:spacing w:after="30"/></w:pPr><w:r><w:rPr><w:sz w:val="16"/><w:szCs w:val="16"/></w:rPr><w:t xml:space="preserve">Path penyimpanan berkas digital pada storage sistem.</w:t></w:r></w:p></w:tc></w:tr><w:tr><w:trPr/><w:tc><w:tcPr><w:tcW w:w="1417.3228346456694" w:type="dxa"/><w:noWrap/></w:tcPr><w:p><w:pPr><w:spacing w:after="30"/></w:pPr><w:r><w:rPr><w:sz w:val="16"/><w:szCs w:val="16"/></w:rPr><w:t xml:space="preserve">19</w:t></w:r></w:p></w:tc><w:tc><w:tcPr><w:tcW w:w="1417.3228346456694" w:type="dxa"/><w:noWrap/></w:tcPr><w:p><w:pPr><w:spacing w:after="30"/></w:pPr><w:r><w:rPr><w:sz w:val="16"/><w:szCs w:val="16"/></w:rPr><w:t xml:space="preserve">`file_komputer`</w:t></w:r></w:p></w:tc><w:tc><w:tcPr><w:tcW w:w="1417.3228346456694" w:type="dxa"/><w:noWrap/></w:tcPr><w:p><w:pPr><w:spacing w:after="30"/></w:pPr><w:r><w:rPr><w:sz w:val="16"/><w:szCs w:val="16"/></w:rPr><w:t xml:space="preserve">`varchar(255)`</w:t></w:r></w:p></w:tc><w:tc><w:tcPr><w:tcW w:w="1417.3228346456694" w:type="dxa"/><w:noWrap/></w:tcPr><w:p><w:pPr><w:spacing w:after="30"/></w:pPr><w:r><w:rPr><w:sz w:val="16"/><w:szCs w:val="16"/></w:rPr><w:t xml:space="preserve">NOT NULL</w:t></w:r></w:p></w:tc><w:tc><w:tcPr><w:tcW w:w="1417.3228346456694" w:type="dxa"/><w:noWrap/></w:tcPr><w:p><w:pPr><w:spacing w:after="30"/></w:pPr><w:r><w:rPr><w:sz w:val="16"/><w:szCs w:val="16"/></w:rPr><w:t xml:space="preserve">*None*</w:t></w:r></w:p></w:tc><w:tc><w:tcPr><w:tcW w:w="1417.3228346456694" w:type="dxa"/><w:noWrap/></w:tcPr><w:p><w:pPr><w:spacing w:after="30"/></w:pPr><w:r><w:rPr><w:sz w:val="16"/><w:szCs w:val="16"/></w:rPr><w:t xml:space="preserve">-</w:t></w:r></w:p></w:tc><w:tc><w:tcPr><w:tcW w:w="1417.3228346456694" w:type="dxa"/><w:noWrap/></w:tcPr><w:p><w:pPr><w:spacing w:after="30"/></w:pPr><w:r><w:rPr><w:sz w:val="16"/><w:szCs w:val="16"/></w:rPr><w:t xml:space="preserve">Path penyimpanan berkas digital pada storage sistem.</w:t></w:r></w:p></w:tc></w:tr><w:tr><w:trPr/><w:tc><w:tcPr><w:tcW w:w="1417.3228346456694" w:type="dxa"/><w:noWrap/></w:tcPr><w:p><w:pPr><w:spacing w:after="30"/></w:pPr><w:r><w:rPr><w:sz w:val="16"/><w:szCs w:val="16"/></w:rPr><w:t xml:space="preserve">20</w:t></w:r></w:p></w:tc><w:tc><w:tcPr><w:tcW w:w="1417.3228346456694" w:type="dxa"/><w:noWrap/></w:tcPr><w:p><w:pPr><w:spacing w:after="30"/></w:pPr><w:r><w:rPr><w:sz w:val="16"/><w:szCs w:val="16"/></w:rPr><w:t xml:space="preserve">`file_perpus_pinjam`</w:t></w:r></w:p></w:tc><w:tc><w:tcPr><w:tcW w:w="1417.3228346456694" w:type="dxa"/><w:noWrap/></w:tcPr><w:p><w:pPr><w:spacing w:after="30"/></w:pPr><w:r><w:rPr><w:sz w:val="16"/><w:szCs w:val="16"/></w:rPr><w:t xml:space="preserve">`varchar(255)`</w:t></w:r></w:p></w:tc><w:tc><w:tcPr><w:tcW w:w="1417.3228346456694" w:type="dxa"/><w:noWrap/></w:tcPr><w:p><w:pPr><w:spacing w:after="30"/></w:pPr><w:r><w:rPr><w:sz w:val="16"/><w:szCs w:val="16"/></w:rPr><w:t xml:space="preserve">NOT NULL</w:t></w:r></w:p></w:tc><w:tc><w:tcPr><w:tcW w:w="1417.3228346456694" w:type="dxa"/><w:noWrap/></w:tcPr><w:p><w:pPr><w:spacing w:after="30"/></w:pPr><w:r><w:rPr><w:sz w:val="16"/><w:szCs w:val="16"/></w:rPr><w:t xml:space="preserve">*None*</w:t></w:r></w:p></w:tc><w:tc><w:tcPr><w:tcW w:w="1417.3228346456694" w:type="dxa"/><w:noWrap/></w:tcPr><w:p><w:pPr><w:spacing w:after="30"/></w:pPr><w:r><w:rPr><w:sz w:val="16"/><w:szCs w:val="16"/></w:rPr><w:t xml:space="preserve">-</w:t></w:r></w:p></w:tc><w:tc><w:tcPr><w:tcW w:w="1417.3228346456694" w:type="dxa"/><w:noWrap/></w:tcPr><w:p><w:pPr><w:spacing w:after="30"/></w:pPr><w:r><w:rPr><w:sz w:val="16"/><w:szCs w:val="16"/></w:rPr><w:t xml:space="preserve">Path penyimpanan berkas digital pada storage sistem.</w:t></w:r></w:p></w:tc></w:tr><w:tr><w:trPr/><w:tc><w:tcPr><w:tcW w:w="1417.3228346456694" w:type="dxa"/><w:noWrap/></w:tcPr><w:p><w:pPr><w:spacing w:after="30"/></w:pPr><w:r><w:rPr><w:sz w:val="16"/><w:szCs w:val="16"/></w:rPr><w:t xml:space="preserve">21</w:t></w:r></w:p></w:tc><w:tc><w:tcPr><w:tcW w:w="1417.3228346456694" w:type="dxa"/><w:noWrap/></w:tcPr><w:p><w:pPr><w:spacing w:after="30"/></w:pPr><w:r><w:rPr><w:sz w:val="16"/><w:szCs w:val="16"/></w:rPr><w:t xml:space="preserve">`file_perpus_sumbang`</w:t></w:r></w:p></w:tc><w:tc><w:tcPr><w:tcW w:w="1417.3228346456694" w:type="dxa"/><w:noWrap/></w:tcPr><w:p><w:pPr><w:spacing w:after="30"/></w:pPr><w:r><w:rPr><w:sz w:val="16"/><w:szCs w:val="16"/></w:rPr><w:t xml:space="preserve">`varchar(255)`</w:t></w:r></w:p></w:tc><w:tc><w:tcPr><w:tcW w:w="1417.3228346456694" w:type="dxa"/><w:noWrap/></w:tcPr><w:p><w:pPr><w:spacing w:after="30"/></w:pPr><w:r><w:rPr><w:sz w:val="16"/><w:szCs w:val="16"/></w:rPr><w:t xml:space="preserve">NOT NULL</w:t></w:r></w:p></w:tc><w:tc><w:tcPr><w:tcW w:w="1417.3228346456694" w:type="dxa"/><w:noWrap/></w:tcPr><w:p><w:pPr><w:spacing w:after="30"/></w:pPr><w:r><w:rPr><w:sz w:val="16"/><w:szCs w:val="16"/></w:rPr><w:t xml:space="preserve">*None*</w:t></w:r></w:p></w:tc><w:tc><w:tcPr><w:tcW w:w="1417.3228346456694" w:type="dxa"/><w:noWrap/></w:tcPr><w:p><w:pPr><w:spacing w:after="30"/></w:pPr><w:r><w:rPr><w:sz w:val="16"/><w:szCs w:val="16"/></w:rPr><w:t xml:space="preserve">-</w:t></w:r></w:p></w:tc><w:tc><w:tcPr><w:tcW w:w="1417.3228346456694" w:type="dxa"/><w:noWrap/></w:tcPr><w:p><w:pPr><w:spacing w:after="30"/></w:pPr><w:r><w:rPr><w:sz w:val="16"/><w:szCs w:val="16"/></w:rPr><w:t xml:space="preserve">Path penyimpanan berkas digital pada storage sistem.</w:t></w:r></w:p></w:tc></w:tr><w:tr><w:trPr/><w:tc><w:tcPr><w:tcW w:w="1417.3228346456694" w:type="dxa"/><w:noWrap/></w:tcPr><w:p><w:pPr><w:spacing w:after="30"/></w:pPr><w:r><w:rPr><w:sz w:val="16"/><w:szCs w:val="16"/></w:rPr><w:t xml:space="preserve">22</w:t></w:r></w:p></w:tc><w:tc><w:tcPr><w:tcW w:w="1417.3228346456694" w:type="dxa"/><w:noWrap/></w:tcPr><w:p><w:pPr><w:spacing w:after="30"/></w:pPr><w:r><w:rPr><w:sz w:val="16"/><w:szCs w:val="16"/></w:rPr><w:t xml:space="preserve">`file_ijazah`</w:t></w:r></w:p></w:tc><w:tc><w:tcPr><w:tcW w:w="1417.3228346456694" w:type="dxa"/><w:noWrap/></w:tcPr><w:p><w:pPr><w:spacing w:after="30"/></w:pPr><w:r><w:rPr><w:sz w:val="16"/><w:szCs w:val="16"/></w:rPr><w:t xml:space="preserve">`varchar(255)`</w:t></w:r></w:p></w:tc><w:tc><w:tcPr><w:tcW w:w="1417.3228346456694" w:type="dxa"/><w:noWrap/></w:tcPr><w:p><w:pPr><w:spacing w:after="30"/></w:pPr><w:r><w:rPr><w:sz w:val="16"/><w:szCs w:val="16"/></w:rPr><w:t xml:space="preserve">NOT NULL</w:t></w:r></w:p></w:tc><w:tc><w:tcPr><w:tcW w:w="1417.3228346456694" w:type="dxa"/><w:noWrap/></w:tcPr><w:p><w:pPr><w:spacing w:after="30"/></w:pPr><w:r><w:rPr><w:sz w:val="16"/><w:szCs w:val="16"/></w:rPr><w:t xml:space="preserve">*None*</w:t></w:r></w:p></w:tc><w:tc><w:tcPr><w:tcW w:w="1417.3228346456694" w:type="dxa"/><w:noWrap/></w:tcPr><w:p><w:pPr><w:spacing w:after="30"/></w:pPr><w:r><w:rPr><w:sz w:val="16"/><w:szCs w:val="16"/></w:rPr><w:t xml:space="preserve">-</w:t></w:r></w:p></w:tc><w:tc><w:tcPr><w:tcW w:w="1417.3228346456694" w:type="dxa"/><w:noWrap/></w:tcPr><w:p><w:pPr><w:spacing w:after="30"/></w:pPr><w:r><w:rPr><w:sz w:val="16"/><w:szCs w:val="16"/></w:rPr><w:t xml:space="preserve">Path penyimpanan berkas digital pada storage sistem.</w:t></w:r></w:p></w:tc></w:tr><w:tr><w:trPr/><w:tc><w:tcPr><w:tcW w:w="1417.3228346456694" w:type="dxa"/><w:noWrap/></w:tcPr><w:p><w:pPr><w:spacing w:after="30"/></w:pPr><w:r><w:rPr><w:sz w:val="16"/><w:szCs w:val="16"/></w:rPr><w:t xml:space="preserve">23</w:t></w:r></w:p></w:tc><w:tc><w:tcPr><w:tcW w:w="1417.3228346456694" w:type="dxa"/><w:noWrap/></w:tcPr><w:p><w:pPr><w:spacing w:after="30"/></w:pPr><w:r><w:rPr><w:sz w:val="16"/><w:szCs w:val="16"/></w:rPr><w:t xml:space="preserve">`status`</w:t></w:r></w:p></w:tc><w:tc><w:tcPr><w:tcW w:w="1417.3228346456694" w:type="dxa"/><w:noWrap/></w:tcPr><w:p><w:pPr><w:spacing w:after="30"/></w:pPr><w:r><w:rPr><w:sz w:val="16"/><w:szCs w:val="16"/></w:rPr><w:t xml:space="preserve">`varchar(255)`</w:t></w:r></w:p></w:tc><w:tc><w:tcPr><w:tcW w:w="1417.3228346456694" w:type="dxa"/><w:noWrap/></w:tcPr><w:p><w:pPr><w:spacing w:after="30"/></w:pPr><w:r><w:rPr><w:sz w:val="16"/><w:szCs w:val="16"/></w:rPr><w:t xml:space="preserve">NOT NULL</w:t></w:r></w:p></w:tc><w:tc><w:tcPr><w:tcW w:w="1417.3228346456694" w:type="dxa"/><w:noWrap/></w:tcPr><w:p><w:pPr><w:spacing w:after="30"/></w:pPr><w:r><w:rPr><w:sz w:val="16"/><w:szCs w:val="16"/></w:rPr><w:t xml:space="preserve">`'pending'`</w:t></w:r></w:p></w:tc><w:tc><w:tcPr><w:tcW w:w="1417.3228346456694" w:type="dxa"/><w:noWrap/></w:tcPr><w:p><w:pPr><w:spacing w:after="30"/></w:pPr><w:r><w:rPr><w:sz w:val="16"/><w:szCs w:val="16"/></w:rPr><w:t xml:space="preserve">-</w:t></w:r></w:p></w:tc><w:tc><w:tcPr><w:tcW w:w="1417.3228346456694" w:type="dxa"/><w:noWrap/></w:tcPr><w:p><w:pPr><w:spacing w:after="30"/></w:pPr><w:r><w:rPr><w:sz w:val="16"/><w:szCs w:val="16"/></w:rPr><w:t xml:space="preserve">Status verifikasi berkas: pending, approved, rejected.</w:t></w:r></w:p></w:tc></w:tr><w:tr><w:trPr/><w:tc><w:tcPr><w:tcW w:w="1417.3228346456694" w:type="dxa"/><w:noWrap/></w:tcPr><w:p><w:pPr><w:spacing w:after="30"/></w:pPr><w:r><w:rPr><w:sz w:val="16"/><w:szCs w:val="16"/></w:rPr><w:t xml:space="preserve">24</w:t></w:r></w:p></w:tc><w:tc><w:tcPr><w:tcW w:w="1417.3228346456694" w:type="dxa"/><w:noWrap/></w:tcPr><w:p><w:pPr><w:spacing w:after="30"/></w:pPr><w:r><w:rPr><w:sz w:val="16"/><w:szCs w:val="16"/></w:rPr><w:t xml:space="preserve">`admin_feedback`</w:t></w:r></w:p></w:tc><w:tc><w:tcPr><w:tcW w:w="1417.3228346456694" w:type="dxa"/><w:noWrap/></w:tcPr><w:p><w:pPr><w:spacing w:after="30"/></w:pPr><w:r><w:rPr><w:sz w:val="16"/><w:szCs w:val="16"/></w:rPr><w:t xml:space="preserve">`text`</w:t></w:r></w:p></w:tc><w:tc><w:tcPr><w:tcW w:w="1417.3228346456694" w:type="dxa"/><w:noWrap/></w:tcPr><w:p><w:pPr><w:spacing w:after="30"/></w:pPr><w:r><w:rPr><w:sz w:val="16"/><w:szCs w:val="16"/></w:rPr><w:t xml:space="preserve">NULL</w:t></w:r></w:p></w:tc><w:tc><w:tcPr><w:tcW w:w="1417.3228346456694" w:type="dxa"/><w:noWrap/></w:tcPr><w:p><w:pPr><w:spacing w:after="30"/></w:pPr><w:r><w:rPr><w:sz w:val="16"/><w:szCs w:val="16"/></w:rPr><w:t xml:space="preserve">`NULL`</w:t></w:r></w:p></w:tc><w:tc><w:tcPr><w:tcW w:w="1417.3228346456694" w:type="dxa"/><w:noWrap/></w:tcPr><w:p><w:pPr><w:spacing w:after="30"/></w:pPr><w:r><w:rPr><w:sz w:val="16"/><w:szCs w:val="16"/></w:rPr><w:t xml:space="preserve">-</w:t></w:r></w:p></w:tc><w:tc><w:tcPr><w:tcW w:w="1417.3228346456694" w:type="dxa"/><w:noWrap/></w:tcPr><w:p><w:pPr><w:spacing w:after="30"/></w:pPr><w:r><w:rPr><w:sz w:val="16"/><w:szCs w:val="16"/></w:rPr><w:t xml:space="preserve">Menyimpan atribut data admin feedback pada sistem SIBIMA.</w:t></w:r></w:p></w:tc></w:tr><w:tr><w:trPr/><w:tc><w:tcPr><w:tcW w:w="1417.3228346456694" w:type="dxa"/><w:noWrap/></w:tcPr><w:p><w:pPr><w:spacing w:after="30"/></w:pPr><w:r><w:rPr><w:sz w:val="16"/><w:szCs w:val="16"/></w:rPr><w:t xml:space="preserve">25</w:t></w:r></w:p></w:tc><w:tc><w:tcPr><w:tcW w:w="1417.3228346456694" w:type="dxa"/><w:noWrap/></w:tcPr><w:p><w:pPr><w:spacing w:after="30"/></w:pPr><w:r><w:rPr><w:sz w:val="16"/><w:szCs w:val="16"/></w:rPr><w:t xml:space="preserve">`created_at`</w:t></w:r></w:p></w:tc><w:tc><w:tcPr><w:tcW w:w="1417.3228346456694" w:type="dxa"/><w:noWrap/></w:tcPr><w:p><w:pPr><w:spacing w:after="30"/></w:pPr><w:r><w:rPr><w:sz w:val="16"/><w:szCs w:val="16"/></w:rPr><w:t xml:space="preserve">`timestamp`</w:t></w:r></w:p></w:tc><w:tc><w:tcPr><w:tcW w:w="1417.3228346456694" w:type="dxa"/><w:noWrap/></w:tcPr><w:p><w:pPr><w:spacing w:after="30"/></w:pPr><w:r><w:rPr><w:sz w:val="16"/><w:szCs w:val="16"/></w:rPr><w:t xml:space="preserve">NULL</w:t></w:r></w:p></w:tc><w:tc><w:tcPr><w:tcW w:w="1417.3228346456694" w:type="dxa"/><w:noWrap/></w:tcPr><w:p><w:pPr><w:spacing w:after="30"/></w:pPr><w:r><w:rPr><w:sz w:val="16"/><w:szCs w:val="16"/></w:rPr><w:t xml:space="preserve">`NULL`</w:t></w:r></w:p></w:tc><w:tc><w:tcPr><w:tcW w:w="1417.3228346456694" w:type="dxa"/><w:noWrap/></w:tcPr><w:p><w:pPr><w:spacing w:after="30"/></w:pPr><w:r><w:rPr><w:sz w:val="16"/><w:szCs w:val="16"/></w:rPr><w:t xml:space="preserve">-</w:t></w:r></w:p></w:tc><w:tc><w:tcPr><w:tcW w:w="1417.3228346456694" w:type="dxa"/><w:noWrap/></w:tcPr><w:p><w:pPr><w:spacing w:after="30"/></w:pPr><w:r><w:rPr><w:sz w:val="16"/><w:szCs w:val="16"/></w:rPr><w:t xml:space="preserve">Waktu rekaman pertama kali dibuat di sistem.</w:t></w:r></w:p></w:tc></w:tr><w:tr><w:trPr/><w:tc><w:tcPr><w:tcW w:w="1417.3228346456694" w:type="dxa"/><w:noWrap/></w:tcPr><w:p><w:pPr><w:spacing w:after="30"/></w:pPr><w:r><w:rPr><w:sz w:val="16"/><w:szCs w:val="16"/></w:rPr><w:t xml:space="preserve">26</w:t></w:r></w:p></w:tc><w:tc><w:tcPr><w:tcW w:w="1417.3228346456694" w:type="dxa"/><w:noWrap/></w:tcPr><w:p><w:pPr><w:spacing w:after="30"/></w:pPr><w:r><w:rPr><w:sz w:val="16"/><w:szCs w:val="16"/></w:rPr><w:t xml:space="preserve">`updated_at`</w:t></w:r></w:p></w:tc><w:tc><w:tcPr><w:tcW w:w="1417.3228346456694" w:type="dxa"/><w:noWrap/></w:tcPr><w:p><w:pPr><w:spacing w:after="30"/></w:pPr><w:r><w:rPr><w:sz w:val="16"/><w:szCs w:val="16"/></w:rPr><w:t xml:space="preserve">`timestamp`</w:t></w:r></w:p></w:tc><w:tc><w:tcPr><w:tcW w:w="1417.3228346456694" w:type="dxa"/><w:noWrap/></w:tcPr><w:p><w:pPr><w:spacing w:after="30"/></w:pPr><w:r><w:rPr><w:sz w:val="16"/><w:szCs w:val="16"/></w:rPr><w:t xml:space="preserve">NULL</w:t></w:r></w:p></w:tc><w:tc><w:tcPr><w:tcW w:w="1417.3228346456694" w:type="dxa"/><w:noWrap/></w:tcPr><w:p><w:pPr><w:spacing w:after="30"/></w:pPr><w:r><w:rPr><w:sz w:val="16"/><w:szCs w:val="16"/></w:rPr><w:t xml:space="preserve">`NULL`</w:t></w:r></w:p></w:tc><w:tc><w:tcPr><w:tcW w:w="1417.3228346456694" w:type="dxa"/><w:noWrap/></w:tcPr><w:p><w:pPr><w:spacing w:after="30"/></w:pPr><w:r><w:rPr><w:sz w:val="16"/><w:szCs w:val="16"/></w:rPr><w:t xml:space="preserve">-</w:t></w:r></w:p></w:tc><w:tc><w:tcPr><w:tcW w:w="1417.3228346456694" w:type="dxa"/><w:noWrap/></w:tcPr><w:p><w:pPr><w:spacing w:after="30"/></w:pPr><w:r><w:rPr><w:sz w:val="16"/><w:szCs w:val="16"/></w:rPr><w:t xml:space="preserve">Waktu rekaman terakhir kali diperbarui.</w:t></w:r></w:p></w:tc></w:tr><w:tr><w:trPr/><w:tc><w:tcPr><w:tcW w:w="1417.3228346456694" w:type="dxa"/><w:noWrap/></w:tcPr><w:p><w:pPr><w:spacing w:after="30"/></w:pPr><w:r><w:rPr><w:sz w:val="16"/><w:szCs w:val="16"/></w:rPr><w:t xml:space="preserve">27</w:t></w:r></w:p></w:tc><w:tc><w:tcPr><w:tcW w:w="1417.3228346456694" w:type="dxa"/><w:noWrap/></w:tcPr><w:p><w:pPr><w:spacing w:after="30"/></w:pPr><w:r><w:rPr><w:sz w:val="16"/><w:szCs w:val="16"/></w:rPr><w:t xml:space="preserve">`wave_id`</w:t></w:r></w:p></w:tc><w:tc><w:tcPr><w:tcW w:w="1417.3228346456694" w:type="dxa"/><w:noWrap/></w:tcPr><w:p><w:pPr><w:spacing w:after="30"/></w:pPr><w:r><w:rPr><w:sz w:val="16"/><w:szCs w:val="16"/></w:rPr><w:t xml:space="preserve">`bigint(20) unsigned`</w:t></w:r></w:p></w:tc><w:tc><w:tcPr><w:tcW w:w="1417.3228346456694" w:type="dxa"/><w:noWrap/></w:tcPr><w:p><w:pPr><w:spacing w:after="30"/></w:pPr><w:r><w:rPr><w:sz w:val="16"/><w:szCs w:val="16"/></w:rPr><w:t xml:space="preserve">NULL</w:t></w:r></w:p></w:tc><w:tc><w:tcPr><w:tcW w:w="1417.3228346456694" w:type="dxa"/><w:noWrap/></w:tcPr><w:p><w:pPr><w:spacing w:after="30"/></w:pPr><w:r><w:rPr><w:sz w:val="16"/><w:szCs w:val="16"/></w:rPr><w:t xml:space="preserve">`NULL`</w:t></w:r></w:p></w:tc><w:tc><w:tcPr><w:tcW w:w="1417.3228346456694" w:type="dxa"/><w:noWrap/></w:tcPr><w:p><w:pPr><w:spacing w:after="30"/></w:pPr><w:r><w:rPr><w:sz w:val="16"/><w:szCs w:val="16"/></w:rPr><w:t xml:space="preserve">MUL</w:t></w:r></w:p></w:tc><w:tc><w:tcPr><w:tcW w:w="1417.3228346456694" w:type="dxa"/><w:noWrap/></w:tcPr><w:p><w:pPr><w:spacing w:after="30"/></w:pPr><w:r><w:rPr><w:sz w:val="16"/><w:szCs w:val="16"/></w:rPr><w:t xml:space="preserve">Kunci asing merujuk ke gelombang pendaftaran aktif.</w:t></w:r></w:p></w:tc></w:tr><w:tr><w:trPr/><w:tc><w:tcPr><w:tcW w:w="1417.3228346456694" w:type="dxa"/><w:noWrap/></w:tcPr><w:p><w:pPr><w:spacing w:after="30"/></w:pPr><w:r><w:rPr><w:sz w:val="16"/><w:szCs w:val="16"/></w:rPr><w:t xml:space="preserve">28</w:t></w:r></w:p></w:tc><w:tc><w:tcPr><w:tcW w:w="1417.3228346456694" w:type="dxa"/><w:noWrap/></w:tcPr><w:p><w:pPr><w:spacing w:after="30"/></w:pPr><w:r><w:rPr><w:sz w:val="16"/><w:szCs w:val="16"/></w:rPr><w:t xml:space="preserve">`file_reviews`</w:t></w:r></w:p></w:tc><w:tc><w:tcPr><w:tcW w:w="1417.3228346456694" w:type="dxa"/><w:noWrap/></w:tcPr><w:p><w:pPr><w:spacing w:after="30"/></w:pPr><w:r><w:rPr><w:sz w:val="16"/><w:szCs w:val="16"/></w:rPr><w:t xml:space="preserve">`longtext`</w:t></w:r></w:p></w:tc><w:tc><w:tcPr><w:tcW w:w="1417.3228346456694" w:type="dxa"/><w:noWrap/></w:tcPr><w:p><w:pPr><w:spacing w:after="30"/></w:pPr><w:r><w:rPr><w:sz w:val="16"/><w:szCs w:val="16"/></w:rPr><w:t xml:space="preserve">NULL</w:t></w:r></w:p></w:tc><w:tc><w:tcPr><w:tcW w:w="1417.3228346456694" w:type="dxa"/><w:noWrap/></w:tcPr><w:p><w:pPr><w:spacing w:after="30"/></w:pPr><w:r><w:rPr><w:sz w:val="16"/><w:szCs w:val="16"/></w:rPr><w:t xml:space="preserve">`NULL`</w:t></w:r></w:p></w:tc><w:tc><w:tcPr><w:tcW w:w="1417.3228346456694" w:type="dxa"/><w:noWrap/></w:tcPr><w:p><w:pPr><w:spacing w:after="30"/></w:pPr><w:r><w:rPr><w:sz w:val="16"/><w:szCs w:val="16"/></w:rPr><w:t xml:space="preserve">-</w:t></w:r></w:p></w:tc><w:tc><w:tcPr><w:tcW w:w="1417.3228346456694" w:type="dxa"/><w:noWrap/></w:tcPr><w:p><w:pPr><w:spacing w:after="30"/></w:pPr><w:r><w:rPr><w:sz w:val="16"/><w:szCs w:val="16"/></w:rPr><w:t xml:space="preserve">Path penyimpanan berkas digital pada storage sistem.</w:t></w:r></w:p></w:tc></w:tr></w:tbl><w:p/><w:p><w:pPr><w:jc w:val="both"/><w:spacing w:after="70"/></w:pPr><w:r><w:rPr><w:sz w:val="19"/><w:szCs w:val="19"/></w:rPr><w:t xml:space="preserve">---</w:t></w:r></w:p><w:p><w:pPr><w:pStyle w:val="Heading3"/></w:pPr><w:bookmarkStart w:id="36" w:name="_Toc36"/><w:r><w:t>3.25 Tabel Catatan Revisi Sidang Skripsi (`thesis_defense_revisions`)</w:t></w:r><w:bookmarkEnd w:id="36"/></w:p><w:p><w:pPr><w:spacing w:before="40" w:after="40"/></w:pPr><w:r><w:rPr><w:color w:val="334155"/><w:sz w:val="19"/><w:szCs w:val="19"/><w:b w:val="1"/><w:bCs w:val="1"/><w:i w:val="1"/><w:iCs w:val="1"/></w:rPr><w:t xml:space="preserve">**Nama Tabel**: `thesis_defense_revisions`</w:t></w:r></w:p><w:p><w:pPr><w:spacing w:before="40" w:after="40"/></w:pPr><w:r><w:rPr><w:color w:val="334155"/><w:sz w:val="19"/><w:szCs w:val="19"/><w:b w:val="0"/><w:bCs w:val="0"/><w:i w:val="1"/><w:iCs w:val="1"/></w:rPr><w:t xml:space="preserve">**Primary Key**: `id`</w:t></w:r></w:p><w:p><w:pPr><w:spacing w:before="40" w:after="40"/></w:pPr><w:r><w:rPr><w:color w:val="334155"/><w:sz w:val="19"/><w:szCs w:val="19"/><w:b w:val="0"/><w:bCs w:val="0"/><w:i w:val="1"/><w:iCs w:val="1"/></w:rPr><w:t xml:space="preserve">**Foreign Key**: `thesis_defense_schedule_detail_id` $\rightarrow$ merujuk ke `thesis_defense_schedule_details.id``examiner_id` $\rightarrow$ merujuk ke `users.id`</w:t></w:r></w:p><w:p><w:pPr><w:spacing w:before="40" w:after="40"/></w:pPr><w:r><w:rPr><w:color w:val="334155"/><w:sz w:val="19"/><w:szCs w:val="19"/><w:b w:val="0"/><w:bCs w:val="0"/><w:i w:val="1"/><w:iCs w:val="1"/></w:rPr><w:t xml:space="preserve">**Deskripsi**: Merekam daftar catatan revisi dan perbaikan naskah skripsi pasca-sidang yang diwajibkan oleh dosen penguji sebagai syarat final sebelum mahasiswa berhak mendaftar yudisium.</w:t></w:r></w:p><w:tbl><w:tblGrid><w:gridCol w:w="1417.3228346456694" w:type="dxa"/><w:gridCol w:w="1417.3228346456694" w:type="dxa"/><w:gridCol w:w="1417.3228346456694" w:type="dxa"/><w:gridCol w:w="1417.3228346456694" w:type="dxa"/><w:gridCol w:w="1417.3228346456694" w:type="dxa"/><w:gridCol w:w="1417.3228346456694" w:type="dxa"/><w:gridCol w:w="1417.3228346456694" w:type="dxa"/></w:tblGrid><w:tblPr><w:tblStyle w:val="DbTable"/></w:tblPr><w:tr><w:trPr/><w:tc><w:tcPr><w:tcW w:w="1417.3228346456694" w:type="dxa"/><w:shd w:val="clear" w:fill="1E293B"/><w:noWrap/></w:tcPr><w:p><w:pPr><w:spacing w:after="30"/></w:pPr><w:r><w:rPr><w:color w:val="FFFFFF"/><w:sz w:val="16"/><w:szCs w:val="16"/><w:b w:val="1"/><w:bCs w:val="1"/></w:rPr><w:t xml:space="preserve">No</w:t></w:r></w:p></w:tc><w:tc><w:tcPr><w:tcW w:w="1417.3228346456694" w:type="dxa"/><w:shd w:val="clear" w:fill="1E293B"/><w:noWrap/></w:tcPr><w:p><w:pPr><w:spacing w:after="30"/></w:pPr><w:r><w:rPr><w:color w:val="FFFFFF"/><w:sz w:val="16"/><w:szCs w:val="16"/><w:b w:val="1"/><w:bCs w:val="1"/></w:rPr><w:t xml:space="preserve">Nama Kolom</w:t></w:r></w:p></w:tc><w:tc><w:tcPr><w:tcW w:w="1417.3228346456694" w:type="dxa"/><w:shd w:val="clear" w:fill="1E293B"/><w:noWrap/></w:tcPr><w:p><w:pPr><w:spacing w:after="30"/></w:pPr><w:r><w:rPr><w:color w:val="FFFFFF"/><w:sz w:val="16"/><w:szCs w:val="16"/><w:b w:val="1"/><w:bCs w:val="1"/></w:rPr><w:t xml:space="preserve">Tipe Data</w:t></w:r></w:p></w:tc><w:tc><w:tcPr><w:tcW w:w="1417.3228346456694" w:type="dxa"/><w:shd w:val="clear" w:fill="1E293B"/><w:noWrap/></w:tcPr><w:p><w:pPr><w:spacing w:after="30"/></w:pPr><w:r><w:rPr><w:color w:val="FFFFFF"/><w:sz w:val="16"/><w:szCs w:val="16"/><w:b w:val="1"/><w:bCs w:val="1"/></w:rPr><w:t xml:space="preserve">Nullable</w:t></w:r></w:p></w:tc><w:tc><w:tcPr><w:tcW w:w="1417.3228346456694" w:type="dxa"/><w:shd w:val="clear" w:fill="1E293B"/><w:noWrap/></w:tcPr><w:p><w:pPr><w:spacing w:after="30"/></w:pPr><w:r><w:rPr><w:color w:val="FFFFFF"/><w:sz w:val="16"/><w:szCs w:val="16"/><w:b w:val="1"/><w:bCs w:val="1"/></w:rPr><w:t xml:space="preserve">Nilai Default</w:t></w:r></w:p></w:tc><w:tc><w:tcPr><w:tcW w:w="1417.3228346456694" w:type="dxa"/><w:shd w:val="clear" w:fill="1E293B"/><w:noWrap/></w:tcPr><w:p><w:pPr><w:spacing w:after="30"/></w:pPr><w:r><w:rPr><w:color w:val="FFFFFF"/><w:sz w:val="16"/><w:szCs w:val="16"/><w:b w:val="1"/><w:bCs w:val="1"/></w:rPr><w:t xml:space="preserve">Kunci (*Key*)</w:t></w:r></w:p></w:tc><w:tc><w:tcPr><w:tcW w:w="1417.3228346456694" w:type="dxa"/><w:shd w:val="clear" w:fill="1E293B"/><w:noWrap/></w:tcPr><w:p><w:pPr><w:spacing w:after="30"/></w:pPr><w:r><w:rPr><w:color w:val="FFFFFF"/><w:sz w:val="16"/><w:szCs w:val="16"/><w:b w:val="1"/><w:bCs w:val="1"/></w:rPr><w:t xml:space="preserve">Keterangan & Aturan Bisnis</w:t></w:r></w:p></w:tc></w:tr><w:tr><w:trPr/><w:tc><w:tcPr><w:tcW w:w="1417.3228346456694" w:type="dxa"/><w:noWrap/></w:tcPr><w:p><w:pPr><w:spacing w:after="30"/></w:pPr><w:r><w:rPr><w:sz w:val="16"/><w:szCs w:val="16"/></w:rPr><w:t xml:space="preserve">1</w:t></w:r></w:p></w:tc><w:tc><w:tcPr><w:tcW w:w="1417.3228346456694" w:type="dxa"/><w:noWrap/></w:tcPr><w:p><w:pPr><w:spacing w:after="30"/></w:pPr><w:r><w:rPr><w:sz w:val="16"/><w:szCs w:val="16"/></w:rPr><w:t xml:space="preserve">`id`</w:t></w:r></w:p></w:tc><w:tc><w:tcPr><w:tcW w:w="1417.3228346456694" w:type="dxa"/><w:noWrap/></w:tcPr><w:p><w:pPr><w:spacing w:after="30"/></w:pPr><w:r><w:rPr><w:sz w:val="16"/><w:szCs w:val="16"/></w:rPr><w:t xml:space="preserve">`bigint(20) unsigned`</w:t></w:r></w:p></w:tc><w:tc><w:tcPr><w:tcW w:w="1417.3228346456694" w:type="dxa"/><w:noWrap/></w:tcPr><w:p><w:pPr><w:spacing w:after="30"/></w:pPr><w:r><w:rPr><w:sz w:val="16"/><w:szCs w:val="16"/></w:rPr><w:t xml:space="preserve">NOT NULL</w:t></w:r></w:p></w:tc><w:tc><w:tcPr><w:tcW w:w="1417.3228346456694" w:type="dxa"/><w:noWrap/></w:tcPr><w:p><w:pPr><w:spacing w:after="30"/></w:pPr><w:r><w:rPr><w:sz w:val="16"/><w:szCs w:val="16"/></w:rPr><w:t xml:space="preserve">*None*</w:t></w:r></w:p></w:tc><w:tc><w:tcPr><w:tcW w:w="1417.3228346456694" w:type="dxa"/><w:noWrap/></w:tcPr><w:p><w:pPr><w:spacing w:after="30"/></w:pPr><w:r><w:rPr><w:sz w:val="16"/><w:szCs w:val="16"/></w:rPr><w:t xml:space="preserve">PRI (auto_increment)</w:t></w:r></w:p></w:tc><w:tc><w:tcPr><w:tcW w:w="1417.3228346456694" w:type="dxa"/><w:noWrap/></w:tcPr><w:p><w:pPr><w:spacing w:after="30"/></w:pPr><w:r><w:rPr><w:sz w:val="16"/><w:szCs w:val="16"/></w:rPr><w:t xml:space="preserve">Identitas unik rekaman data (*Surrogate Primary Key*).</w:t></w:r></w:p></w:tc></w:tr><w:tr><w:trPr/><w:tc><w:tcPr><w:tcW w:w="1417.3228346456694" w:type="dxa"/><w:noWrap/></w:tcPr><w:p><w:pPr><w:spacing w:after="30"/></w:pPr><w:r><w:rPr><w:sz w:val="16"/><w:szCs w:val="16"/></w:rPr><w:t xml:space="preserve">2</w:t></w:r></w:p></w:tc><w:tc><w:tcPr><w:tcW w:w="1417.3228346456694" w:type="dxa"/><w:noWrap/></w:tcPr><w:p><w:pPr><w:spacing w:after="30"/></w:pPr><w:r><w:rPr><w:sz w:val="16"/><w:szCs w:val="16"/></w:rPr><w:t xml:space="preserve">`thesis_defense_schedule_detail_id`</w:t></w:r></w:p></w:tc><w:tc><w:tcPr><w:tcW w:w="1417.3228346456694" w:type="dxa"/><w:noWrap/></w:tcPr><w:p><w:pPr><w:spacing w:after="30"/></w:pPr><w:r><w:rPr><w:sz w:val="16"/><w:szCs w:val="16"/></w:rPr><w:t xml:space="preserve">`bigint(20) unsigned`</w:t></w:r></w:p></w:tc><w:tc><w:tcPr><w:tcW w:w="1417.3228346456694" w:type="dxa"/><w:noWrap/></w:tcPr><w:p><w:pPr><w:spacing w:after="30"/></w:pPr><w:r><w:rPr><w:sz w:val="16"/><w:szCs w:val="16"/></w:rPr><w:t xml:space="preserve">NOT NULL</w:t></w:r></w:p></w:tc><w:tc><w:tcPr><w:tcW w:w="1417.3228346456694" w:type="dxa"/><w:noWrap/></w:tcPr><w:p><w:pPr><w:spacing w:after="30"/></w:pPr><w:r><w:rPr><w:sz w:val="16"/><w:szCs w:val="16"/></w:rPr><w:t xml:space="preserve">*None*</w:t></w:r></w:p></w:tc><w:tc><w:tcPr><w:tcW w:w="1417.3228346456694" w:type="dxa"/><w:noWrap/></w:tcPr><w:p><w:pPr><w:spacing w:after="30"/></w:pPr><w:r><w:rPr><w:sz w:val="16"/><w:szCs w:val="16"/></w:rPr><w:t xml:space="preserve">MUL</w:t></w:r></w:p></w:tc><w:tc><w:tcPr><w:tcW w:w="1417.3228346456694" w:type="dxa"/><w:noWrap/></w:tcPr><w:p><w:pPr><w:spacing w:after="30"/></w:pPr><w:r><w:rPr><w:sz w:val="16"/><w:szCs w:val="16"/></w:rPr><w:t xml:space="preserve">Menyimpan atribut data thesis defense schedule detail id pada sistem SIBIMA.</w:t></w:r></w:p></w:tc></w:tr><w:tr><w:trPr/><w:tc><w:tcPr><w:tcW w:w="1417.3228346456694" w:type="dxa"/><w:noWrap/></w:tcPr><w:p><w:pPr><w:spacing w:after="30"/></w:pPr><w:r><w:rPr><w:sz w:val="16"/><w:szCs w:val="16"/></w:rPr><w:t xml:space="preserve">3</w:t></w:r></w:p></w:tc><w:tc><w:tcPr><w:tcW w:w="1417.3228346456694" w:type="dxa"/><w:noWrap/></w:tcPr><w:p><w:pPr><w:spacing w:after="30"/></w:pPr><w:r><w:rPr><w:sz w:val="16"/><w:szCs w:val="16"/></w:rPr><w:t xml:space="preserve">`examiner_id`</w:t></w:r></w:p></w:tc><w:tc><w:tcPr><w:tcW w:w="1417.3228346456694" w:type="dxa"/><w:noWrap/></w:tcPr><w:p><w:pPr><w:spacing w:after="30"/></w:pPr><w:r><w:rPr><w:sz w:val="16"/><w:szCs w:val="16"/></w:rPr><w:t xml:space="preserve">`bigint(20) unsigned`</w:t></w:r></w:p></w:tc><w:tc><w:tcPr><w:tcW w:w="1417.3228346456694" w:type="dxa"/><w:noWrap/></w:tcPr><w:p><w:pPr><w:spacing w:after="30"/></w:pPr><w:r><w:rPr><w:sz w:val="16"/><w:szCs w:val="16"/></w:rPr><w:t xml:space="preserve">NOT NULL</w:t></w:r></w:p></w:tc><w:tc><w:tcPr><w:tcW w:w="1417.3228346456694" w:type="dxa"/><w:noWrap/></w:tcPr><w:p><w:pPr><w:spacing w:after="30"/></w:pPr><w:r><w:rPr><w:sz w:val="16"/><w:szCs w:val="16"/></w:rPr><w:t xml:space="preserve">*None*</w:t></w:r></w:p></w:tc><w:tc><w:tcPr><w:tcW w:w="1417.3228346456694" w:type="dxa"/><w:noWrap/></w:tcPr><w:p><w:pPr><w:spacing w:after="30"/></w:pPr><w:r><w:rPr><w:sz w:val="16"/><w:szCs w:val="16"/></w:rPr><w:t xml:space="preserve">MUL</w:t></w:r></w:p></w:tc><w:tc><w:tcPr><w:tcW w:w="1417.3228346456694" w:type="dxa"/><w:noWrap/></w:tcPr><w:p><w:pPr><w:spacing w:after="30"/></w:pPr><w:r><w:rPr><w:sz w:val="16"/><w:szCs w:val="16"/></w:rPr><w:t xml:space="preserve">Kunci asing dosen penguji yang memberikan koreksi revisi.</w:t></w:r></w:p></w:tc></w:tr><w:tr><w:trPr/><w:tc><w:tcPr><w:tcW w:w="1417.3228346456694" w:type="dxa"/><w:noWrap/></w:tcPr><w:p><w:pPr><w:spacing w:after="30"/></w:pPr><w:r><w:rPr><w:sz w:val="16"/><w:szCs w:val="16"/></w:rPr><w:t xml:space="preserve">4</w:t></w:r></w:p></w:tc><w:tc><w:tcPr><w:tcW w:w="1417.3228346456694" w:type="dxa"/><w:noWrap/></w:tcPr><w:p><w:pPr><w:spacing w:after="30"/></w:pPr><w:r><w:rPr><w:sz w:val="16"/><w:szCs w:val="16"/></w:rPr><w:t xml:space="preserve">`revision_notes`</w:t></w:r></w:p></w:tc><w:tc><w:tcPr><w:tcW w:w="1417.3228346456694" w:type="dxa"/><w:noWrap/></w:tcPr><w:p><w:pPr><w:spacing w:after="30"/></w:pPr><w:r><w:rPr><w:sz w:val="16"/><w:szCs w:val="16"/></w:rPr><w:t xml:space="preserve">`text`</w:t></w:r></w:p></w:tc><w:tc><w:tcPr><w:tcW w:w="1417.3228346456694" w:type="dxa"/><w:noWrap/></w:tcPr><w:p><w:pPr><w:spacing w:after="30"/></w:pPr><w:r><w:rPr><w:sz w:val="16"/><w:szCs w:val="16"/></w:rPr><w:t xml:space="preserve">NULL</w:t></w:r></w:p></w:tc><w:tc><w:tcPr><w:tcW w:w="1417.3228346456694" w:type="dxa"/><w:noWrap/></w:tcPr><w:p><w:pPr><w:spacing w:after="30"/></w:pPr><w:r><w:rPr><w:sz w:val="16"/><w:szCs w:val="16"/></w:rPr><w:t xml:space="preserve">`NULL`</w:t></w:r></w:p></w:tc><w:tc><w:tcPr><w:tcW w:w="1417.3228346456694" w:type="dxa"/><w:noWrap/></w:tcPr><w:p><w:pPr><w:spacing w:after="30"/></w:pPr><w:r><w:rPr><w:sz w:val="16"/><w:szCs w:val="16"/></w:rPr><w:t xml:space="preserve">-</w:t></w:r></w:p></w:tc><w:tc><w:tcPr><w:tcW w:w="1417.3228346456694" w:type="dxa"/><w:noWrap/></w:tcPr><w:p><w:pPr><w:spacing w:after="30"/></w:pPr><w:r><w:rPr><w:sz w:val="16"/><w:szCs w:val="16"/></w:rPr><w:t xml:space="preserve">Menyimpan atribut data revision notes pada sistem SIBIMA.</w:t></w:r></w:p></w:tc></w:tr><w:tr><w:trPr/><w:tc><w:tcPr><w:tcW w:w="1417.3228346456694" w:type="dxa"/><w:noWrap/></w:tcPr><w:p><w:pPr><w:spacing w:after="30"/></w:pPr><w:r><w:rPr><w:sz w:val="16"/><w:szCs w:val="16"/></w:rPr><w:t xml:space="preserve">5</w:t></w:r></w:p></w:tc><w:tc><w:tcPr><w:tcW w:w="1417.3228346456694" w:type="dxa"/><w:noWrap/></w:tcPr><w:p><w:pPr><w:spacing w:after="30"/></w:pPr><w:r><w:rPr><w:sz w:val="16"/><w:szCs w:val="16"/></w:rPr><w:t xml:space="preserve">`revision_file`</w:t></w:r></w:p></w:tc><w:tc><w:tcPr><w:tcW w:w="1417.3228346456694" w:type="dxa"/><w:noWrap/></w:tcPr><w:p><w:pPr><w:spacing w:after="30"/></w:pPr><w:r><w:rPr><w:sz w:val="16"/><w:szCs w:val="16"/></w:rPr><w:t xml:space="preserve">`varchar(255)`</w:t></w:r></w:p></w:tc><w:tc><w:tcPr><w:tcW w:w="1417.3228346456694" w:type="dxa"/><w:noWrap/></w:tcPr><w:p><w:pPr><w:spacing w:after="30"/></w:pPr><w:r><w:rPr><w:sz w:val="16"/><w:szCs w:val="16"/></w:rPr><w:t xml:space="preserve">NULL</w:t></w:r></w:p></w:tc><w:tc><w:tcPr><w:tcW w:w="1417.3228346456694" w:type="dxa"/><w:noWrap/></w:tcPr><w:p><w:pPr><w:spacing w:after="30"/></w:pPr><w:r><w:rPr><w:sz w:val="16"/><w:szCs w:val="16"/></w:rPr><w:t xml:space="preserve">`NULL`</w:t></w:r></w:p></w:tc><w:tc><w:tcPr><w:tcW w:w="1417.3228346456694" w:type="dxa"/><w:noWrap/></w:tcPr><w:p><w:pPr><w:spacing w:after="30"/></w:pPr><w:r><w:rPr><w:sz w:val="16"/><w:szCs w:val="16"/></w:rPr><w:t xml:space="preserve">-</w:t></w:r></w:p></w:tc><w:tc><w:tcPr><w:tcW w:w="1417.3228346456694" w:type="dxa"/><w:noWrap/></w:tcPr><w:p><w:pPr><w:spacing w:after="30"/></w:pPr><w:r><w:rPr><w:sz w:val="16"/><w:szCs w:val="16"/></w:rPr><w:t xml:space="preserve">Path penyimpanan berkas digital pada storage sistem.</w:t></w:r></w:p></w:tc></w:tr><w:tr><w:trPr/><w:tc><w:tcPr><w:tcW w:w="1417.3228346456694" w:type="dxa"/><w:noWrap/></w:tcPr><w:p><w:pPr><w:spacing w:after="30"/></w:pPr><w:r><w:rPr><w:sz w:val="16"/><w:szCs w:val="16"/></w:rPr><w:t xml:space="preserve">6</w:t></w:r></w:p></w:tc><w:tc><w:tcPr><w:tcW w:w="1417.3228346456694" w:type="dxa"/><w:noWrap/></w:tcPr><w:p><w:pPr><w:spacing w:after="30"/></w:pPr><w:r><w:rPr><w:sz w:val="16"/><w:szCs w:val="16"/></w:rPr><w:t xml:space="preserve">`student_notes`</w:t></w:r></w:p></w:tc><w:tc><w:tcPr><w:tcW w:w="1417.3228346456694" w:type="dxa"/><w:noWrap/></w:tcPr><w:p><w:pPr><w:spacing w:after="30"/></w:pPr><w:r><w:rPr><w:sz w:val="16"/><w:szCs w:val="16"/></w:rPr><w:t xml:space="preserve">`text`</w:t></w:r></w:p></w:tc><w:tc><w:tcPr><w:tcW w:w="1417.3228346456694" w:type="dxa"/><w:noWrap/></w:tcPr><w:p><w:pPr><w:spacing w:after="30"/></w:pPr><w:r><w:rPr><w:sz w:val="16"/><w:szCs w:val="16"/></w:rPr><w:t xml:space="preserve">NULL</w:t></w:r></w:p></w:tc><w:tc><w:tcPr><w:tcW w:w="1417.3228346456694" w:type="dxa"/><w:noWrap/></w:tcPr><w:p><w:pPr><w:spacing w:after="30"/></w:pPr><w:r><w:rPr><w:sz w:val="16"/><w:szCs w:val="16"/></w:rPr><w:t xml:space="preserve">`NULL`</w:t></w:r></w:p></w:tc><w:tc><w:tcPr><w:tcW w:w="1417.3228346456694" w:type="dxa"/><w:noWrap/></w:tcPr><w:p><w:pPr><w:spacing w:after="30"/></w:pPr><w:r><w:rPr><w:sz w:val="16"/><w:szCs w:val="16"/></w:rPr><w:t xml:space="preserve">-</w:t></w:r></w:p></w:tc><w:tc><w:tcPr><w:tcW w:w="1417.3228346456694" w:type="dxa"/><w:noWrap/></w:tcPr><w:p><w:pPr><w:spacing w:after="30"/></w:pPr><w:r><w:rPr><w:sz w:val="16"/><w:szCs w:val="16"/></w:rPr><w:t xml:space="preserve">Menyimpan atribut data student notes pada sistem SIBIMA.</w:t></w:r></w:p></w:tc></w:tr><w:tr><w:trPr/><w:tc><w:tcPr><w:tcW w:w="1417.3228346456694" w:type="dxa"/><w:noWrap/></w:tcPr><w:p><w:pPr><w:spacing w:after="30"/></w:pPr><w:r><w:rPr><w:sz w:val="16"/><w:szCs w:val="16"/></w:rPr><w:t xml:space="preserve">7</w:t></w:r></w:p></w:tc><w:tc><w:tcPr><w:tcW w:w="1417.3228346456694" w:type="dxa"/><w:noWrap/></w:tcPr><w:p><w:pPr><w:spacing w:after="30"/></w:pPr><w:r><w:rPr><w:sz w:val="16"/><w:szCs w:val="16"/></w:rPr><w:t xml:space="preserve">`student_file`</w:t></w:r></w:p></w:tc><w:tc><w:tcPr><w:tcW w:w="1417.3228346456694" w:type="dxa"/><w:noWrap/></w:tcPr><w:p><w:pPr><w:spacing w:after="30"/></w:pPr><w:r><w:rPr><w:sz w:val="16"/><w:szCs w:val="16"/></w:rPr><w:t xml:space="preserve">`varchar(255)`</w:t></w:r></w:p></w:tc><w:tc><w:tcPr><w:tcW w:w="1417.3228346456694" w:type="dxa"/><w:noWrap/></w:tcPr><w:p><w:pPr><w:spacing w:after="30"/></w:pPr><w:r><w:rPr><w:sz w:val="16"/><w:szCs w:val="16"/></w:rPr><w:t xml:space="preserve">NULL</w:t></w:r></w:p></w:tc><w:tc><w:tcPr><w:tcW w:w="1417.3228346456694" w:type="dxa"/><w:noWrap/></w:tcPr><w:p><w:pPr><w:spacing w:after="30"/></w:pPr><w:r><w:rPr><w:sz w:val="16"/><w:szCs w:val="16"/></w:rPr><w:t xml:space="preserve">`NULL`</w:t></w:r></w:p></w:tc><w:tc><w:tcPr><w:tcW w:w="1417.3228346456694" w:type="dxa"/><w:noWrap/></w:tcPr><w:p><w:pPr><w:spacing w:after="30"/></w:pPr><w:r><w:rPr><w:sz w:val="16"/><w:szCs w:val="16"/></w:rPr><w:t xml:space="preserve">-</w:t></w:r></w:p></w:tc><w:tc><w:tcPr><w:tcW w:w="1417.3228346456694" w:type="dxa"/><w:noWrap/></w:tcPr><w:p><w:pPr><w:spacing w:after="30"/></w:pPr><w:r><w:rPr><w:sz w:val="16"/><w:szCs w:val="16"/></w:rPr><w:t xml:space="preserve">Path penyimpanan berkas digital pada storage sistem.</w:t></w:r></w:p></w:tc></w:tr><w:tr><w:trPr/><w:tc><w:tcPr><w:tcW w:w="1417.3228346456694" w:type="dxa"/><w:noWrap/></w:tcPr><w:p><w:pPr><w:spacing w:after="30"/></w:pPr><w:r><w:rPr><w:sz w:val="16"/><w:szCs w:val="16"/></w:rPr><w:t xml:space="preserve">8</w:t></w:r></w:p></w:tc><w:tc><w:tcPr><w:tcW w:w="1417.3228346456694" w:type="dxa"/><w:noWrap/></w:tcPr><w:p><w:pPr><w:spacing w:after="30"/></w:pPr><w:r><w:rPr><w:sz w:val="16"/><w:szCs w:val="16"/></w:rPr><w:t xml:space="preserve">`resubmitted_at`</w:t></w:r></w:p></w:tc><w:tc><w:tcPr><w:tcW w:w="1417.3228346456694" w:type="dxa"/><w:noWrap/></w:tcPr><w:p><w:pPr><w:spacing w:after="30"/></w:pPr><w:r><w:rPr><w:sz w:val="16"/><w:szCs w:val="16"/></w:rPr><w:t xml:space="preserve">`timestamp`</w:t></w:r></w:p></w:tc><w:tc><w:tcPr><w:tcW w:w="1417.3228346456694" w:type="dxa"/><w:noWrap/></w:tcPr><w:p><w:pPr><w:spacing w:after="30"/></w:pPr><w:r><w:rPr><w:sz w:val="16"/><w:szCs w:val="16"/></w:rPr><w:t xml:space="preserve">NULL</w:t></w:r></w:p></w:tc><w:tc><w:tcPr><w:tcW w:w="1417.3228346456694" w:type="dxa"/><w:noWrap/></w:tcPr><w:p><w:pPr><w:spacing w:after="30"/></w:pPr><w:r><w:rPr><w:sz w:val="16"/><w:szCs w:val="16"/></w:rPr><w:t xml:space="preserve">`NULL`</w:t></w:r></w:p></w:tc><w:tc><w:tcPr><w:tcW w:w="1417.3228346456694" w:type="dxa"/><w:noWrap/></w:tcPr><w:p><w:pPr><w:spacing w:after="30"/></w:pPr><w:r><w:rPr><w:sz w:val="16"/><w:szCs w:val="16"/></w:rPr><w:t xml:space="preserve">-</w:t></w:r></w:p></w:tc><w:tc><w:tcPr><w:tcW w:w="1417.3228346456694" w:type="dxa"/><w:noWrap/></w:tcPr><w:p><w:pPr><w:spacing w:after="30"/></w:pPr><w:r><w:rPr><w:sz w:val="16"/><w:szCs w:val="16"/></w:rPr><w:t xml:space="preserve">Menyimpan atribut data resubmitted at pada sistem SIBIMA.</w:t></w:r></w:p></w:tc></w:tr><w:tr><w:trPr/><w:tc><w:tcPr><w:tcW w:w="1417.3228346456694" w:type="dxa"/><w:noWrap/></w:tcPr><w:p><w:pPr><w:spacing w:after="30"/></w:pPr><w:r><w:rPr><w:sz w:val="16"/><w:szCs w:val="16"/></w:rPr><w:t xml:space="preserve">9</w:t></w:r></w:p></w:tc><w:tc><w:tcPr><w:tcW w:w="1417.3228346456694" w:type="dxa"/><w:noWrap/></w:tcPr><w:p><w:pPr><w:spacing w:after="30"/></w:pPr><w:r><w:rPr><w:sz w:val="16"/><w:szCs w:val="16"/></w:rPr><w:t xml:space="preserve">`status`</w:t></w:r></w:p></w:tc><w:tc><w:tcPr><w:tcW w:w="1417.3228346456694" w:type="dxa"/><w:noWrap/></w:tcPr><w:p><w:pPr><w:spacing w:after="30"/></w:pPr><w:r><w:rPr><w:sz w:val="16"/><w:szCs w:val="16"/></w:rPr><w:t xml:space="preserve">`varchar(255)`</w:t></w:r></w:p></w:tc><w:tc><w:tcPr><w:tcW w:w="1417.3228346456694" w:type="dxa"/><w:noWrap/></w:tcPr><w:p><w:pPr><w:spacing w:after="30"/></w:pPr><w:r><w:rPr><w:sz w:val="16"/><w:szCs w:val="16"/></w:rPr><w:t xml:space="preserve">NOT NULL</w:t></w:r></w:p></w:tc><w:tc><w:tcPr><w:tcW w:w="1417.3228346456694" w:type="dxa"/><w:noWrap/></w:tcPr><w:p><w:pPr><w:spacing w:after="30"/></w:pPr><w:r><w:rPr><w:sz w:val="16"/><w:szCs w:val="16"/></w:rPr><w:t xml:space="preserve">`'pending'`</w:t></w:r></w:p></w:tc><w:tc><w:tcPr><w:tcW w:w="1417.3228346456694" w:type="dxa"/><w:noWrap/></w:tcPr><w:p><w:pPr><w:spacing w:after="30"/></w:pPr><w:r><w:rPr><w:sz w:val="16"/><w:szCs w:val="16"/></w:rPr><w:t xml:space="preserve">-</w:t></w:r></w:p></w:tc><w:tc><w:tcPr><w:tcW w:w="1417.3228346456694" w:type="dxa"/><w:noWrap/></w:tcPr><w:p><w:pPr><w:spacing w:after="30"/></w:pPr><w:r><w:rPr><w:sz w:val="16"/><w:szCs w:val="16"/></w:rPr><w:t xml:space="preserve">Status persetujuan revisi: pending, submitted, approved.</w:t></w:r></w:p></w:tc></w:tr><w:tr><w:trPr/><w:tc><w:tcPr><w:tcW w:w="1417.3228346456694" w:type="dxa"/><w:noWrap/></w:tcPr><w:p><w:pPr><w:spacing w:after="30"/></w:pPr><w:r><w:rPr><w:sz w:val="16"/><w:szCs w:val="16"/></w:rPr><w:t xml:space="preserve">10</w:t></w:r></w:p></w:tc><w:tc><w:tcPr><w:tcW w:w="1417.3228346456694" w:type="dxa"/><w:noWrap/></w:tcPr><w:p><w:pPr><w:spacing w:after="30"/></w:pPr><w:r><w:rPr><w:sz w:val="16"/><w:szCs w:val="16"/></w:rPr><w:t xml:space="preserve">`score_presentation`</w:t></w:r></w:p></w:tc><w:tc><w:tcPr><w:tcW w:w="1417.3228346456694" w:type="dxa"/><w:noWrap/></w:tcPr><w:p><w:pPr><w:spacing w:after="30"/></w:pPr><w:r><w:rPr><w:sz w:val="16"/><w:szCs w:val="16"/></w:rPr><w:t xml:space="preserve">`int(11)`</w:t></w:r></w:p></w:tc><w:tc><w:tcPr><w:tcW w:w="1417.3228346456694" w:type="dxa"/><w:noWrap/></w:tcPr><w:p><w:pPr><w:spacing w:after="30"/></w:pPr><w:r><w:rPr><w:sz w:val="16"/><w:szCs w:val="16"/></w:rPr><w:t xml:space="preserve">NULL</w:t></w:r></w:p></w:tc><w:tc><w:tcPr><w:tcW w:w="1417.3228346456694" w:type="dxa"/><w:noWrap/></w:tcPr><w:p><w:pPr><w:spacing w:after="30"/></w:pPr><w:r><w:rPr><w:sz w:val="16"/><w:szCs w:val="16"/></w:rPr><w:t xml:space="preserve">`NULL`</w:t></w:r></w:p></w:tc><w:tc><w:tcPr><w:tcW w:w="1417.3228346456694" w:type="dxa"/><w:noWrap/></w:tcPr><w:p><w:pPr><w:spacing w:after="30"/></w:pPr><w:r><w:rPr><w:sz w:val="16"/><w:szCs w:val="16"/></w:rPr><w:t xml:space="preserve">-</w:t></w:r></w:p></w:tc><w:tc><w:tcPr><w:tcW w:w="1417.3228346456694" w:type="dxa"/><w:noWrap/></w:tcPr><w:p><w:pPr><w:spacing w:after="30"/></w:pPr><w:r><w:rPr><w:sz w:val="16"/><w:szCs w:val="16"/></w:rPr><w:t xml:space="preserve">Menyimpan atribut data score presentation pada sistem SIBIMA.</w:t></w:r></w:p></w:tc></w:tr><w:tr><w:trPr/><w:tc><w:tcPr><w:tcW w:w="1417.3228346456694" w:type="dxa"/><w:noWrap/></w:tcPr><w:p><w:pPr><w:spacing w:after="30"/></w:pPr><w:r><w:rPr><w:sz w:val="16"/><w:szCs w:val="16"/></w:rPr><w:t xml:space="preserve">11</w:t></w:r></w:p></w:tc><w:tc><w:tcPr><w:tcW w:w="1417.3228346456694" w:type="dxa"/><w:noWrap/></w:tcPr><w:p><w:pPr><w:spacing w:after="30"/></w:pPr><w:r><w:rPr><w:sz w:val="16"/><w:szCs w:val="16"/></w:rPr><w:t xml:space="preserve">`score_explanation`</w:t></w:r></w:p></w:tc><w:tc><w:tcPr><w:tcW w:w="1417.3228346456694" w:type="dxa"/><w:noWrap/></w:tcPr><w:p><w:pPr><w:spacing w:after="30"/></w:pPr><w:r><w:rPr><w:sz w:val="16"/><w:szCs w:val="16"/></w:rPr><w:t xml:space="preserve">`int(11)`</w:t></w:r></w:p></w:tc><w:tc><w:tcPr><w:tcW w:w="1417.3228346456694" w:type="dxa"/><w:noWrap/></w:tcPr><w:p><w:pPr><w:spacing w:after="30"/></w:pPr><w:r><w:rPr><w:sz w:val="16"/><w:szCs w:val="16"/></w:rPr><w:t xml:space="preserve">NULL</w:t></w:r></w:p></w:tc><w:tc><w:tcPr><w:tcW w:w="1417.3228346456694" w:type="dxa"/><w:noWrap/></w:tcPr><w:p><w:pPr><w:spacing w:after="30"/></w:pPr><w:r><w:rPr><w:sz w:val="16"/><w:szCs w:val="16"/></w:rPr><w:t xml:space="preserve">`NULL`</w:t></w:r></w:p></w:tc><w:tc><w:tcPr><w:tcW w:w="1417.3228346456694" w:type="dxa"/><w:noWrap/></w:tcPr><w:p><w:pPr><w:spacing w:after="30"/></w:pPr><w:r><w:rPr><w:sz w:val="16"/><w:szCs w:val="16"/></w:rPr><w:t xml:space="preserve">-</w:t></w:r></w:p></w:tc><w:tc><w:tcPr><w:tcW w:w="1417.3228346456694" w:type="dxa"/><w:noWrap/></w:tcPr><w:p><w:pPr><w:spacing w:after="30"/></w:pPr><w:r><w:rPr><w:sz w:val="16"/><w:szCs w:val="16"/></w:rPr><w:t xml:space="preserve">Menyimpan atribut data score explanation pada sistem SIBIMA.</w:t></w:r></w:p></w:tc></w:tr><w:tr><w:trPr/><w:tc><w:tcPr><w:tcW w:w="1417.3228346456694" w:type="dxa"/><w:noWrap/></w:tcPr><w:p><w:pPr><w:spacing w:after="30"/></w:pPr><w:r><w:rPr><w:sz w:val="16"/><w:szCs w:val="16"/></w:rPr><w:t xml:space="preserve">12</w:t></w:r></w:p></w:tc><w:tc><w:tcPr><w:tcW w:w="1417.3228346456694" w:type="dxa"/><w:noWrap/></w:tcPr><w:p><w:pPr><w:spacing w:after="30"/></w:pPr><w:r><w:rPr><w:sz w:val="16"/><w:szCs w:val="16"/></w:rPr><w:t xml:space="preserve">`score_writing`</w:t></w:r></w:p></w:tc><w:tc><w:tcPr><w:tcW w:w="1417.3228346456694" w:type="dxa"/><w:noWrap/></w:tcPr><w:p><w:pPr><w:spacing w:after="30"/></w:pPr><w:r><w:rPr><w:sz w:val="16"/><w:szCs w:val="16"/></w:rPr><w:t xml:space="preserve">`int(11)`</w:t></w:r></w:p></w:tc><w:tc><w:tcPr><w:tcW w:w="1417.3228346456694" w:type="dxa"/><w:noWrap/></w:tcPr><w:p><w:pPr><w:spacing w:after="30"/></w:pPr><w:r><w:rPr><w:sz w:val="16"/><w:szCs w:val="16"/></w:rPr><w:t xml:space="preserve">NULL</w:t></w:r></w:p></w:tc><w:tc><w:tcPr><w:tcW w:w="1417.3228346456694" w:type="dxa"/><w:noWrap/></w:tcPr><w:p><w:pPr><w:spacing w:after="30"/></w:pPr><w:r><w:rPr><w:sz w:val="16"/><w:szCs w:val="16"/></w:rPr><w:t xml:space="preserve">`NULL`</w:t></w:r></w:p></w:tc><w:tc><w:tcPr><w:tcW w:w="1417.3228346456694" w:type="dxa"/><w:noWrap/></w:tcPr><w:p><w:pPr><w:spacing w:after="30"/></w:pPr><w:r><w:rPr><w:sz w:val="16"/><w:szCs w:val="16"/></w:rPr><w:t xml:space="preserve">-</w:t></w:r></w:p></w:tc><w:tc><w:tcPr><w:tcW w:w="1417.3228346456694" w:type="dxa"/><w:noWrap/></w:tcPr><w:p><w:pPr><w:spacing w:after="30"/></w:pPr><w:r><w:rPr><w:sz w:val="16"/><w:szCs w:val="16"/></w:rPr><w:t xml:space="preserve">Menyimpan atribut data score writing pada sistem SIBIMA.</w:t></w:r></w:p></w:tc></w:tr><w:tr><w:trPr/><w:tc><w:tcPr><w:tcW w:w="1417.3228346456694" w:type="dxa"/><w:noWrap/></w:tcPr><w:p><w:pPr><w:spacing w:after="30"/></w:pPr><w:r><w:rPr><w:sz w:val="16"/><w:szCs w:val="16"/></w:rPr><w:t xml:space="preserve">13</w:t></w:r></w:p></w:tc><w:tc><w:tcPr><w:tcW w:w="1417.3228346456694" w:type="dxa"/><w:noWrap/></w:tcPr><w:p><w:pPr><w:spacing w:after="30"/></w:pPr><w:r><w:rPr><w:sz w:val="16"/><w:szCs w:val="16"/></w:rPr><w:t xml:space="preserve">`created_at`</w:t></w:r></w:p></w:tc><w:tc><w:tcPr><w:tcW w:w="1417.3228346456694" w:type="dxa"/><w:noWrap/></w:tcPr><w:p><w:pPr><w:spacing w:after="30"/></w:pPr><w:r><w:rPr><w:sz w:val="16"/><w:szCs w:val="16"/></w:rPr><w:t xml:space="preserve">`timestamp`</w:t></w:r></w:p></w:tc><w:tc><w:tcPr><w:tcW w:w="1417.3228346456694" w:type="dxa"/><w:noWrap/></w:tcPr><w:p><w:pPr><w:spacing w:after="30"/></w:pPr><w:r><w:rPr><w:sz w:val="16"/><w:szCs w:val="16"/></w:rPr><w:t xml:space="preserve">NULL</w:t></w:r></w:p></w:tc><w:tc><w:tcPr><w:tcW w:w="1417.3228346456694" w:type="dxa"/><w:noWrap/></w:tcPr><w:p><w:pPr><w:spacing w:after="30"/></w:pPr><w:r><w:rPr><w:sz w:val="16"/><w:szCs w:val="16"/></w:rPr><w:t xml:space="preserve">`NULL`</w:t></w:r></w:p></w:tc><w:tc><w:tcPr><w:tcW w:w="1417.3228346456694" w:type="dxa"/><w:noWrap/></w:tcPr><w:p><w:pPr><w:spacing w:after="30"/></w:pPr><w:r><w:rPr><w:sz w:val="16"/><w:szCs w:val="16"/></w:rPr><w:t xml:space="preserve">-</w:t></w:r></w:p></w:tc><w:tc><w:tcPr><w:tcW w:w="1417.3228346456694" w:type="dxa"/><w:noWrap/></w:tcPr><w:p><w:pPr><w:spacing w:after="30"/></w:pPr><w:r><w:rPr><w:sz w:val="16"/><w:szCs w:val="16"/></w:rPr><w:t xml:space="preserve">Waktu rekaman pertama kali dibuat di sistem.</w:t></w:r></w:p></w:tc></w:tr><w:tr><w:trPr/><w:tc><w:tcPr><w:tcW w:w="1417.3228346456694" w:type="dxa"/><w:noWrap/></w:tcPr><w:p><w:pPr><w:spacing w:after="30"/></w:pPr><w:r><w:rPr><w:sz w:val="16"/><w:szCs w:val="16"/></w:rPr><w:t xml:space="preserve">14</w:t></w:r></w:p></w:tc><w:tc><w:tcPr><w:tcW w:w="1417.3228346456694" w:type="dxa"/><w:noWrap/></w:tcPr><w:p><w:pPr><w:spacing w:after="30"/></w:pPr><w:r><w:rPr><w:sz w:val="16"/><w:szCs w:val="16"/></w:rPr><w:t xml:space="preserve">`updated_at`</w:t></w:r></w:p></w:tc><w:tc><w:tcPr><w:tcW w:w="1417.3228346456694" w:type="dxa"/><w:noWrap/></w:tcPr><w:p><w:pPr><w:spacing w:after="30"/></w:pPr><w:r><w:rPr><w:sz w:val="16"/><w:szCs w:val="16"/></w:rPr><w:t xml:space="preserve">`timestamp`</w:t></w:r></w:p></w:tc><w:tc><w:tcPr><w:tcW w:w="1417.3228346456694" w:type="dxa"/><w:noWrap/></w:tcPr><w:p><w:pPr><w:spacing w:after="30"/></w:pPr><w:r><w:rPr><w:sz w:val="16"/><w:szCs w:val="16"/></w:rPr><w:t xml:space="preserve">NULL</w:t></w:r></w:p></w:tc><w:tc><w:tcPr><w:tcW w:w="1417.3228346456694" w:type="dxa"/><w:noWrap/></w:tcPr><w:p><w:pPr><w:spacing w:after="30"/></w:pPr><w:r><w:rPr><w:sz w:val="16"/><w:szCs w:val="16"/></w:rPr><w:t xml:space="preserve">`NULL`</w:t></w:r></w:p></w:tc><w:tc><w:tcPr><w:tcW w:w="1417.3228346456694" w:type="dxa"/><w:noWrap/></w:tcPr><w:p><w:pPr><w:spacing w:after="30"/></w:pPr><w:r><w:rPr><w:sz w:val="16"/><w:szCs w:val="16"/></w:rPr><w:t xml:space="preserve">-</w:t></w:r></w:p></w:tc><w:tc><w:tcPr><w:tcW w:w="1417.3228346456694" w:type="dxa"/><w:noWrap/></w:tcPr><w:p><w:pPr><w:spacing w:after="30"/></w:pPr><w:r><w:rPr><w:sz w:val="16"/><w:szCs w:val="16"/></w:rPr><w:t xml:space="preserve">Waktu rekaman terakhir kali diperbarui.</w:t></w:r></w:p></w:tc></w:tr></w:tbl><w:p/><w:p><w:pPr><w:jc w:val="both"/><w:spacing w:after="70"/></w:pPr><w:r><w:rPr><w:sz w:val="19"/><w:szCs w:val="19"/></w:rPr><w:t xml:space="preserve">---</w:t></w:r></w:p><w:p><w:pPr><w:pStyle w:val="Heading3"/></w:pPr><w:bookmarkStart w:id="37" w:name="_Toc37"/><w:r><w:t>3.26 Tabel Pesan Thread Revisi Sidang Skripsi (`thesis_defense_revision_messages`)</w:t></w:r><w:bookmarkEnd w:id="37"/></w:p><w:p><w:pPr><w:spacing w:before="40" w:after="40"/></w:pPr><w:r><w:rPr><w:color w:val="334155"/><w:sz w:val="19"/><w:szCs w:val="19"/><w:b w:val="1"/><w:bCs w:val="1"/><w:i w:val="1"/><w:iCs w:val="1"/></w:rPr><w:t xml:space="preserve">**Nama Tabel**: `thesis_defense_revision_messages`</w:t></w:r></w:p><w:p><w:pPr><w:spacing w:before="40" w:after="40"/></w:pPr><w:r><w:rPr><w:color w:val="334155"/><w:sz w:val="19"/><w:szCs w:val="19"/><w:b w:val="0"/><w:bCs w:val="0"/><w:i w:val="1"/><w:iCs w:val="1"/></w:rPr><w:t xml:space="preserve">**Primary Key**: `id`</w:t></w:r></w:p><w:p><w:pPr><w:spacing w:before="40" w:after="40"/></w:pPr><w:r><w:rPr><w:color w:val="334155"/><w:sz w:val="19"/><w:szCs w:val="19"/><w:b w:val="0"/><w:bCs w:val="0"/><w:i w:val="1"/><w:iCs w:val="1"/></w:rPr><w:t xml:space="preserve">**Foreign Key**: `thesis_defense_revision_id` $\rightarrow$ merujuk ke `thesis_defense_revisions.id``sender_id` $\rightarrow$ merujuk ke `users.id`</w:t></w:r></w:p><w:p><w:pPr><w:spacing w:before="40" w:after="40"/></w:pPr><w:r><w:rPr><w:color w:val="334155"/><w:sz w:val="19"/><w:szCs w:val="19"/><w:b w:val="0"/><w:bCs w:val="0"/><w:i w:val="1"/><w:iCs w:val="1"/></w:rPr><w:t xml:space="preserve">**Deskripsi**: Mencatat konsultasi interaktif perbaikan naskah antara mahasiswa dan penguji sidang, termasuk pengunggahan dokumen perbaikan bab skripsi secara bertahap.</w:t></w:r></w:p><w:tbl><w:tblGrid><w:gridCol w:w="1417.3228346456694" w:type="dxa"/><w:gridCol w:w="1417.3228346456694" w:type="dxa"/><w:gridCol w:w="1417.3228346456694" w:type="dxa"/><w:gridCol w:w="1417.3228346456694" w:type="dxa"/><w:gridCol w:w="1417.3228346456694" w:type="dxa"/><w:gridCol w:w="1417.3228346456694" w:type="dxa"/><w:gridCol w:w="1417.3228346456694" w:type="dxa"/></w:tblGrid><w:tblPr><w:tblStyle w:val="DbTable"/></w:tblPr><w:tr><w:trPr/><w:tc><w:tcPr><w:tcW w:w="1417.3228346456694" w:type="dxa"/><w:shd w:val="clear" w:fill="1E293B"/><w:noWrap/></w:tcPr><w:p><w:pPr><w:spacing w:after="30"/></w:pPr><w:r><w:rPr><w:color w:val="FFFFFF"/><w:sz w:val="16"/><w:szCs w:val="16"/><w:b w:val="1"/><w:bCs w:val="1"/></w:rPr><w:t xml:space="preserve">No</w:t></w:r></w:p></w:tc><w:tc><w:tcPr><w:tcW w:w="1417.3228346456694" w:type="dxa"/><w:shd w:val="clear" w:fill="1E293B"/><w:noWrap/></w:tcPr><w:p><w:pPr><w:spacing w:after="30"/></w:pPr><w:r><w:rPr><w:color w:val="FFFFFF"/><w:sz w:val="16"/><w:szCs w:val="16"/><w:b w:val="1"/><w:bCs w:val="1"/></w:rPr><w:t xml:space="preserve">Nama Kolom</w:t></w:r></w:p></w:tc><w:tc><w:tcPr><w:tcW w:w="1417.3228346456694" w:type="dxa"/><w:shd w:val="clear" w:fill="1E293B"/><w:noWrap/></w:tcPr><w:p><w:pPr><w:spacing w:after="30"/></w:pPr><w:r><w:rPr><w:color w:val="FFFFFF"/><w:sz w:val="16"/><w:szCs w:val="16"/><w:b w:val="1"/><w:bCs w:val="1"/></w:rPr><w:t xml:space="preserve">Tipe Data</w:t></w:r></w:p></w:tc><w:tc><w:tcPr><w:tcW w:w="1417.3228346456694" w:type="dxa"/><w:shd w:val="clear" w:fill="1E293B"/><w:noWrap/></w:tcPr><w:p><w:pPr><w:spacing w:after="30"/></w:pPr><w:r><w:rPr><w:color w:val="FFFFFF"/><w:sz w:val="16"/><w:szCs w:val="16"/><w:b w:val="1"/><w:bCs w:val="1"/></w:rPr><w:t xml:space="preserve">Nullable</w:t></w:r></w:p></w:tc><w:tc><w:tcPr><w:tcW w:w="1417.3228346456694" w:type="dxa"/><w:shd w:val="clear" w:fill="1E293B"/><w:noWrap/></w:tcPr><w:p><w:pPr><w:spacing w:after="30"/></w:pPr><w:r><w:rPr><w:color w:val="FFFFFF"/><w:sz w:val="16"/><w:szCs w:val="16"/><w:b w:val="1"/><w:bCs w:val="1"/></w:rPr><w:t xml:space="preserve">Nilai Default</w:t></w:r></w:p></w:tc><w:tc><w:tcPr><w:tcW w:w="1417.3228346456694" w:type="dxa"/><w:shd w:val="clear" w:fill="1E293B"/><w:noWrap/></w:tcPr><w:p><w:pPr><w:spacing w:after="30"/></w:pPr><w:r><w:rPr><w:color w:val="FFFFFF"/><w:sz w:val="16"/><w:szCs w:val="16"/><w:b w:val="1"/><w:bCs w:val="1"/></w:rPr><w:t xml:space="preserve">Kunci (*Key*)</w:t></w:r></w:p></w:tc><w:tc><w:tcPr><w:tcW w:w="1417.3228346456694" w:type="dxa"/><w:shd w:val="clear" w:fill="1E293B"/><w:noWrap/></w:tcPr><w:p><w:pPr><w:spacing w:after="30"/></w:pPr><w:r><w:rPr><w:color w:val="FFFFFF"/><w:sz w:val="16"/><w:szCs w:val="16"/><w:b w:val="1"/><w:bCs w:val="1"/></w:rPr><w:t xml:space="preserve">Keterangan & Aturan Bisnis</w:t></w:r></w:p></w:tc></w:tr><w:tr><w:trPr/><w:tc><w:tcPr><w:tcW w:w="1417.3228346456694" w:type="dxa"/><w:noWrap/></w:tcPr><w:p><w:pPr><w:spacing w:after="30"/></w:pPr><w:r><w:rPr><w:sz w:val="16"/><w:szCs w:val="16"/></w:rPr><w:t xml:space="preserve">1</w:t></w:r></w:p></w:tc><w:tc><w:tcPr><w:tcW w:w="1417.3228346456694" w:type="dxa"/><w:noWrap/></w:tcPr><w:p><w:pPr><w:spacing w:after="30"/></w:pPr><w:r><w:rPr><w:sz w:val="16"/><w:szCs w:val="16"/></w:rPr><w:t xml:space="preserve">`id`</w:t></w:r></w:p></w:tc><w:tc><w:tcPr><w:tcW w:w="1417.3228346456694" w:type="dxa"/><w:noWrap/></w:tcPr><w:p><w:pPr><w:spacing w:after="30"/></w:pPr><w:r><w:rPr><w:sz w:val="16"/><w:szCs w:val="16"/></w:rPr><w:t xml:space="preserve">`bigint(20) unsigned`</w:t></w:r></w:p></w:tc><w:tc><w:tcPr><w:tcW w:w="1417.3228346456694" w:type="dxa"/><w:noWrap/></w:tcPr><w:p><w:pPr><w:spacing w:after="30"/></w:pPr><w:r><w:rPr><w:sz w:val="16"/><w:szCs w:val="16"/></w:rPr><w:t xml:space="preserve">NOT NULL</w:t></w:r></w:p></w:tc><w:tc><w:tcPr><w:tcW w:w="1417.3228346456694" w:type="dxa"/><w:noWrap/></w:tcPr><w:p><w:pPr><w:spacing w:after="30"/></w:pPr><w:r><w:rPr><w:sz w:val="16"/><w:szCs w:val="16"/></w:rPr><w:t xml:space="preserve">*None*</w:t></w:r></w:p></w:tc><w:tc><w:tcPr><w:tcW w:w="1417.3228346456694" w:type="dxa"/><w:noWrap/></w:tcPr><w:p><w:pPr><w:spacing w:after="30"/></w:pPr><w:r><w:rPr><w:sz w:val="16"/><w:szCs w:val="16"/></w:rPr><w:t xml:space="preserve">PRI (auto_increment)</w:t></w:r></w:p></w:tc><w:tc><w:tcPr><w:tcW w:w="1417.3228346456694" w:type="dxa"/><w:noWrap/></w:tcPr><w:p><w:pPr><w:spacing w:after="30"/></w:pPr><w:r><w:rPr><w:sz w:val="16"/><w:szCs w:val="16"/></w:rPr><w:t xml:space="preserve">Identitas unik rekaman data (*Surrogate Primary Key*).</w:t></w:r></w:p></w:tc></w:tr><w:tr><w:trPr/><w:tc><w:tcPr><w:tcW w:w="1417.3228346456694" w:type="dxa"/><w:noWrap/></w:tcPr><w:p><w:pPr><w:spacing w:after="30"/></w:pPr><w:r><w:rPr><w:sz w:val="16"/><w:szCs w:val="16"/></w:rPr><w:t xml:space="preserve">2</w:t></w:r></w:p></w:tc><w:tc><w:tcPr><w:tcW w:w="1417.3228346456694" w:type="dxa"/><w:noWrap/></w:tcPr><w:p><w:pPr><w:spacing w:after="30"/></w:pPr><w:r><w:rPr><w:sz w:val="16"/><w:szCs w:val="16"/></w:rPr><w:t xml:space="preserve">`thesis_defense_revision_id`</w:t></w:r></w:p></w:tc><w:tc><w:tcPr><w:tcW w:w="1417.3228346456694" w:type="dxa"/><w:noWrap/></w:tcPr><w:p><w:pPr><w:spacing w:after="30"/></w:pPr><w:r><w:rPr><w:sz w:val="16"/><w:szCs w:val="16"/></w:rPr><w:t xml:space="preserve">`bigint(20) unsigned`</w:t></w:r></w:p></w:tc><w:tc><w:tcPr><w:tcW w:w="1417.3228346456694" w:type="dxa"/><w:noWrap/></w:tcPr><w:p><w:pPr><w:spacing w:after="30"/></w:pPr><w:r><w:rPr><w:sz w:val="16"/><w:szCs w:val="16"/></w:rPr><w:t xml:space="preserve">NOT NULL</w:t></w:r></w:p></w:tc><w:tc><w:tcPr><w:tcW w:w="1417.3228346456694" w:type="dxa"/><w:noWrap/></w:tcPr><w:p><w:pPr><w:spacing w:after="30"/></w:pPr><w:r><w:rPr><w:sz w:val="16"/><w:szCs w:val="16"/></w:rPr><w:t xml:space="preserve">*None*</w:t></w:r></w:p></w:tc><w:tc><w:tcPr><w:tcW w:w="1417.3228346456694" w:type="dxa"/><w:noWrap/></w:tcPr><w:p><w:pPr><w:spacing w:after="30"/></w:pPr><w:r><w:rPr><w:sz w:val="16"/><w:szCs w:val="16"/></w:rPr><w:t xml:space="preserve">MUL</w:t></w:r></w:p></w:tc><w:tc><w:tcPr><w:tcW w:w="1417.3228346456694" w:type="dxa"/><w:noWrap/></w:tcPr><w:p><w:pPr><w:spacing w:after="30"/></w:pPr><w:r><w:rPr><w:sz w:val="16"/><w:szCs w:val="16"/></w:rPr><w:t xml:space="preserve">Menyimpan atribut data thesis defense revision id pada sistem SIBIMA.</w:t></w:r></w:p></w:tc></w:tr><w:tr><w:trPr/><w:tc><w:tcPr><w:tcW w:w="1417.3228346456694" w:type="dxa"/><w:noWrap/></w:tcPr><w:p><w:pPr><w:spacing w:after="30"/></w:pPr><w:r><w:rPr><w:sz w:val="16"/><w:szCs w:val="16"/></w:rPr><w:t xml:space="preserve">3</w:t></w:r></w:p></w:tc><w:tc><w:tcPr><w:tcW w:w="1417.3228346456694" w:type="dxa"/><w:noWrap/></w:tcPr><w:p><w:pPr><w:spacing w:after="30"/></w:pPr><w:r><w:rPr><w:sz w:val="16"/><w:szCs w:val="16"/></w:rPr><w:t xml:space="preserve">`sender_id`</w:t></w:r></w:p></w:tc><w:tc><w:tcPr><w:tcW w:w="1417.3228346456694" w:type="dxa"/><w:noWrap/></w:tcPr><w:p><w:pPr><w:spacing w:after="30"/></w:pPr><w:r><w:rPr><w:sz w:val="16"/><w:szCs w:val="16"/></w:rPr><w:t xml:space="preserve">`bigint(20) unsigned`</w:t></w:r></w:p></w:tc><w:tc><w:tcPr><w:tcW w:w="1417.3228346456694" w:type="dxa"/><w:noWrap/></w:tcPr><w:p><w:pPr><w:spacing w:after="30"/></w:pPr><w:r><w:rPr><w:sz w:val="16"/><w:szCs w:val="16"/></w:rPr><w:t xml:space="preserve">NOT NULL</w:t></w:r></w:p></w:tc><w:tc><w:tcPr><w:tcW w:w="1417.3228346456694" w:type="dxa"/><w:noWrap/></w:tcPr><w:p><w:pPr><w:spacing w:after="30"/></w:pPr><w:r><w:rPr><w:sz w:val="16"/><w:szCs w:val="16"/></w:rPr><w:t xml:space="preserve">*None*</w:t></w:r></w:p></w:tc><w:tc><w:tcPr><w:tcW w:w="1417.3228346456694" w:type="dxa"/><w:noWrap/></w:tcPr><w:p><w:pPr><w:spacing w:after="30"/></w:pPr><w:r><w:rPr><w:sz w:val="16"/><w:szCs w:val="16"/></w:rPr><w:t xml:space="preserve">MUL</w:t></w:r></w:p></w:tc><w:tc><w:tcPr><w:tcW w:w="1417.3228346456694" w:type="dxa"/><w:noWrap/></w:tcPr><w:p><w:pPr><w:spacing w:after="30"/></w:pPr><w:r><w:rPr><w:sz w:val="16"/><w:szCs w:val="16"/></w:rPr><w:t xml:space="preserve">Kunci asing pengguna pengirim pesan thread konsultasi.</w:t></w:r></w:p></w:tc></w:tr><w:tr><w:trPr/><w:tc><w:tcPr><w:tcW w:w="1417.3228346456694" w:type="dxa"/><w:noWrap/></w:tcPr><w:p><w:pPr><w:spacing w:after="30"/></w:pPr><w:r><w:rPr><w:sz w:val="16"/><w:szCs w:val="16"/></w:rPr><w:t xml:space="preserve">4</w:t></w:r></w:p></w:tc><w:tc><w:tcPr><w:tcW w:w="1417.3228346456694" w:type="dxa"/><w:noWrap/></w:tcPr><w:p><w:pPr><w:spacing w:after="30"/></w:pPr><w:r><w:rPr><w:sz w:val="16"/><w:szCs w:val="16"/></w:rPr><w:t xml:space="preserve">`message`</w:t></w:r></w:p></w:tc><w:tc><w:tcPr><w:tcW w:w="1417.3228346456694" w:type="dxa"/><w:noWrap/></w:tcPr><w:p><w:pPr><w:spacing w:after="30"/></w:pPr><w:r><w:rPr><w:sz w:val="16"/><w:szCs w:val="16"/></w:rPr><w:t xml:space="preserve">`text`</w:t></w:r></w:p></w:tc><w:tc><w:tcPr><w:tcW w:w="1417.3228346456694" w:type="dxa"/><w:noWrap/></w:tcPr><w:p><w:pPr><w:spacing w:after="30"/></w:pPr><w:r><w:rPr><w:sz w:val="16"/><w:szCs w:val="16"/></w:rPr><w:t xml:space="preserve">NOT NULL</w:t></w:r></w:p></w:tc><w:tc><w:tcPr><w:tcW w:w="1417.3228346456694" w:type="dxa"/><w:noWrap/></w:tcPr><w:p><w:pPr><w:spacing w:after="30"/></w:pPr><w:r><w:rPr><w:sz w:val="16"/><w:szCs w:val="16"/></w:rPr><w:t xml:space="preserve">*None*</w:t></w:r></w:p></w:tc><w:tc><w:tcPr><w:tcW w:w="1417.3228346456694" w:type="dxa"/><w:noWrap/></w:tcPr><w:p><w:pPr><w:spacing w:after="30"/></w:pPr><w:r><w:rPr><w:sz w:val="16"/><w:szCs w:val="16"/></w:rPr><w:t xml:space="preserve">-</w:t></w:r></w:p></w:tc><w:tc><w:tcPr><w:tcW w:w="1417.3228346456694" w:type="dxa"/><w:noWrap/></w:tcPr><w:p><w:pPr><w:spacing w:after="30"/></w:pPr><w:r><w:rPr><w:sz w:val="16"/><w:szCs w:val="16"/></w:rPr><w:t xml:space="preserve">Teks pesan uraian konsultasi atau penjelasan revisi.</w:t></w:r></w:p></w:tc></w:tr><w:tr><w:trPr/><w:tc><w:tcPr><w:tcW w:w="1417.3228346456694" w:type="dxa"/><w:noWrap/></w:tcPr><w:p><w:pPr><w:spacing w:after="30"/></w:pPr><w:r><w:rPr><w:sz w:val="16"/><w:szCs w:val="16"/></w:rPr><w:t xml:space="preserve">5</w:t></w:r></w:p></w:tc><w:tc><w:tcPr><w:tcW w:w="1417.3228346456694" w:type="dxa"/><w:noWrap/></w:tcPr><w:p><w:pPr><w:spacing w:after="30"/></w:pPr><w:r><w:rPr><w:sz w:val="16"/><w:szCs w:val="16"/></w:rPr><w:t xml:space="preserve">`file_path`</w:t></w:r></w:p></w:tc><w:tc><w:tcPr><w:tcW w:w="1417.3228346456694" w:type="dxa"/><w:noWrap/></w:tcPr><w:p><w:pPr><w:spacing w:after="30"/></w:pPr><w:r><w:rPr><w:sz w:val="16"/><w:szCs w:val="16"/></w:rPr><w:t xml:space="preserve">`varchar(255)`</w:t></w:r></w:p></w:tc><w:tc><w:tcPr><w:tcW w:w="1417.3228346456694" w:type="dxa"/><w:noWrap/></w:tcPr><w:p><w:pPr><w:spacing w:after="30"/></w:pPr><w:r><w:rPr><w:sz w:val="16"/><w:szCs w:val="16"/></w:rPr><w:t xml:space="preserve">NULL</w:t></w:r></w:p></w:tc><w:tc><w:tcPr><w:tcW w:w="1417.3228346456694" w:type="dxa"/><w:noWrap/></w:tcPr><w:p><w:pPr><w:spacing w:after="30"/></w:pPr><w:r><w:rPr><w:sz w:val="16"/><w:szCs w:val="16"/></w:rPr><w:t xml:space="preserve">`NULL`</w:t></w:r></w:p></w:tc><w:tc><w:tcPr><w:tcW w:w="1417.3228346456694" w:type="dxa"/><w:noWrap/></w:tcPr><w:p><w:pPr><w:spacing w:after="30"/></w:pPr><w:r><w:rPr><w:sz w:val="16"/><w:szCs w:val="16"/></w:rPr><w:t xml:space="preserve">-</w:t></w:r></w:p></w:tc><w:tc><w:tcPr><w:tcW w:w="1417.3228346456694" w:type="dxa"/><w:noWrap/></w:tcPr><w:p><w:pPr><w:spacing w:after="30"/></w:pPr><w:r><w:rPr><w:sz w:val="16"/><w:szCs w:val="16"/></w:rPr><w:t xml:space="preserve">Path penyimpanan berkas digital pada storage sistem.</w:t></w:r></w:p></w:tc></w:tr><w:tr><w:trPr/><w:tc><w:tcPr><w:tcW w:w="1417.3228346456694" w:type="dxa"/><w:noWrap/></w:tcPr><w:p><w:pPr><w:spacing w:after="30"/></w:pPr><w:r><w:rPr><w:sz w:val="16"/><w:szCs w:val="16"/></w:rPr><w:t xml:space="preserve">6</w:t></w:r></w:p></w:tc><w:tc><w:tcPr><w:tcW w:w="1417.3228346456694" w:type="dxa"/><w:noWrap/></w:tcPr><w:p><w:pPr><w:spacing w:after="30"/></w:pPr><w:r><w:rPr><w:sz w:val="16"/><w:szCs w:val="16"/></w:rPr><w:t xml:space="preserve">`read_at`</w:t></w:r></w:p></w:tc><w:tc><w:tcPr><w:tcW w:w="1417.3228346456694" w:type="dxa"/><w:noWrap/></w:tcPr><w:p><w:pPr><w:spacing w:after="30"/></w:pPr><w:r><w:rPr><w:sz w:val="16"/><w:szCs w:val="16"/></w:rPr><w:t xml:space="preserve">`timestamp`</w:t></w:r></w:p></w:tc><w:tc><w:tcPr><w:tcW w:w="1417.3228346456694" w:type="dxa"/><w:noWrap/></w:tcPr><w:p><w:pPr><w:spacing w:after="30"/></w:pPr><w:r><w:rPr><w:sz w:val="16"/><w:szCs w:val="16"/></w:rPr><w:t xml:space="preserve">NULL</w:t></w:r></w:p></w:tc><w:tc><w:tcPr><w:tcW w:w="1417.3228346456694" w:type="dxa"/><w:noWrap/></w:tcPr><w:p><w:pPr><w:spacing w:after="30"/></w:pPr><w:r><w:rPr><w:sz w:val="16"/><w:szCs w:val="16"/></w:rPr><w:t xml:space="preserve">`NULL`</w:t></w:r></w:p></w:tc><w:tc><w:tcPr><w:tcW w:w="1417.3228346456694" w:type="dxa"/><w:noWrap/></w:tcPr><w:p><w:pPr><w:spacing w:after="30"/></w:pPr><w:r><w:rPr><w:sz w:val="16"/><w:szCs w:val="16"/></w:rPr><w:t xml:space="preserve">-</w:t></w:r></w:p></w:tc><w:tc><w:tcPr><w:tcW w:w="1417.3228346456694" w:type="dxa"/><w:noWrap/></w:tcPr><w:p><w:pPr><w:spacing w:after="30"/></w:pPr><w:r><w:rPr><w:sz w:val="16"/><w:szCs w:val="16"/></w:rPr><w:t xml:space="preserve">Menyimpan atribut data read at pada sistem SIBIMA.</w:t></w:r></w:p></w:tc></w:tr><w:tr><w:trPr/><w:tc><w:tcPr><w:tcW w:w="1417.3228346456694" w:type="dxa"/><w:noWrap/></w:tcPr><w:p><w:pPr><w:spacing w:after="30"/></w:pPr><w:r><w:rPr><w:sz w:val="16"/><w:szCs w:val="16"/></w:rPr><w:t xml:space="preserve">7</w:t></w:r></w:p></w:tc><w:tc><w:tcPr><w:tcW w:w="1417.3228346456694" w:type="dxa"/><w:noWrap/></w:tcPr><w:p><w:pPr><w:spacing w:after="30"/></w:pPr><w:r><w:rPr><w:sz w:val="16"/><w:szCs w:val="16"/></w:rPr><w:t xml:space="preserve">`created_at`</w:t></w:r></w:p></w:tc><w:tc><w:tcPr><w:tcW w:w="1417.3228346456694" w:type="dxa"/><w:noWrap/></w:tcPr><w:p><w:pPr><w:spacing w:after="30"/></w:pPr><w:r><w:rPr><w:sz w:val="16"/><w:szCs w:val="16"/></w:rPr><w:t xml:space="preserve">`timestamp`</w:t></w:r></w:p></w:tc><w:tc><w:tcPr><w:tcW w:w="1417.3228346456694" w:type="dxa"/><w:noWrap/></w:tcPr><w:p><w:pPr><w:spacing w:after="30"/></w:pPr><w:r><w:rPr><w:sz w:val="16"/><w:szCs w:val="16"/></w:rPr><w:t xml:space="preserve">NULL</w:t></w:r></w:p></w:tc><w:tc><w:tcPr><w:tcW w:w="1417.3228346456694" w:type="dxa"/><w:noWrap/></w:tcPr><w:p><w:pPr><w:spacing w:after="30"/></w:pPr><w:r><w:rPr><w:sz w:val="16"/><w:szCs w:val="16"/></w:rPr><w:t xml:space="preserve">`NULL`</w:t></w:r></w:p></w:tc><w:tc><w:tcPr><w:tcW w:w="1417.3228346456694" w:type="dxa"/><w:noWrap/></w:tcPr><w:p><w:pPr><w:spacing w:after="30"/></w:pPr><w:r><w:rPr><w:sz w:val="16"/><w:szCs w:val="16"/></w:rPr><w:t xml:space="preserve">-</w:t></w:r></w:p></w:tc><w:tc><w:tcPr><w:tcW w:w="1417.3228346456694" w:type="dxa"/><w:noWrap/></w:tcPr><w:p><w:pPr><w:spacing w:after="30"/></w:pPr><w:r><w:rPr><w:sz w:val="16"/><w:szCs w:val="16"/></w:rPr><w:t xml:space="preserve">Waktu rekaman pertama kali dibuat di sistem.</w:t></w:r></w:p></w:tc></w:tr><w:tr><w:trPr/><w:tc><w:tcPr><w:tcW w:w="1417.3228346456694" w:type="dxa"/><w:noWrap/></w:tcPr><w:p><w:pPr><w:spacing w:after="30"/></w:pPr><w:r><w:rPr><w:sz w:val="16"/><w:szCs w:val="16"/></w:rPr><w:t xml:space="preserve">8</w:t></w:r></w:p></w:tc><w:tc><w:tcPr><w:tcW w:w="1417.3228346456694" w:type="dxa"/><w:noWrap/></w:tcPr><w:p><w:pPr><w:spacing w:after="30"/></w:pPr><w:r><w:rPr><w:sz w:val="16"/><w:szCs w:val="16"/></w:rPr><w:t xml:space="preserve">`updated_at`</w:t></w:r></w:p></w:tc><w:tc><w:tcPr><w:tcW w:w="1417.3228346456694" w:type="dxa"/><w:noWrap/></w:tcPr><w:p><w:pPr><w:spacing w:after="30"/></w:pPr><w:r><w:rPr><w:sz w:val="16"/><w:szCs w:val="16"/></w:rPr><w:t xml:space="preserve">`timestamp`</w:t></w:r></w:p></w:tc><w:tc><w:tcPr><w:tcW w:w="1417.3228346456694" w:type="dxa"/><w:noWrap/></w:tcPr><w:p><w:pPr><w:spacing w:after="30"/></w:pPr><w:r><w:rPr><w:sz w:val="16"/><w:szCs w:val="16"/></w:rPr><w:t xml:space="preserve">NULL</w:t></w:r></w:p></w:tc><w:tc><w:tcPr><w:tcW w:w="1417.3228346456694" w:type="dxa"/><w:noWrap/></w:tcPr><w:p><w:pPr><w:spacing w:after="30"/></w:pPr><w:r><w:rPr><w:sz w:val="16"/><w:szCs w:val="16"/></w:rPr><w:t xml:space="preserve">`NULL`</w:t></w:r></w:p></w:tc><w:tc><w:tcPr><w:tcW w:w="1417.3228346456694" w:type="dxa"/><w:noWrap/></w:tcPr><w:p><w:pPr><w:spacing w:after="30"/></w:pPr><w:r><w:rPr><w:sz w:val="16"/><w:szCs w:val="16"/></w:rPr><w:t xml:space="preserve">-</w:t></w:r></w:p></w:tc><w:tc><w:tcPr><w:tcW w:w="1417.3228346456694" w:type="dxa"/><w:noWrap/></w:tcPr><w:p><w:pPr><w:spacing w:after="30"/></w:pPr><w:r><w:rPr><w:sz w:val="16"/><w:szCs w:val="16"/></w:rPr><w:t xml:space="preserve">Waktu rekaman terakhir kali diperbarui.</w:t></w:r></w:p></w:tc></w:tr></w:tbl><w:p/><w:p><w:pPr><w:jc w:val="both"/><w:spacing w:after="70"/></w:pPr><w:r><w:rPr><w:sz w:val="19"/><w:szCs w:val="19"/></w:rPr><w:t xml:space="preserve">---</w:t></w:r></w:p><w:p><w:pPr><w:pStyle w:val="Heading3"/></w:pPr><w:bookmarkStart w:id="38" w:name="_Toc38"/><w:r><w:t>3.27 Tabel Master Jadwal Sidang Skripsi (`thesis_defense_schedules`)</w:t></w:r><w:bookmarkEnd w:id="38"/></w:p><w:p><w:pPr><w:spacing w:before="40" w:after="40"/></w:pPr><w:r><w:rPr><w:color w:val="334155"/><w:sz w:val="19"/><w:szCs w:val="19"/><w:b w:val="1"/><w:bCs w:val="1"/><w:i w:val="1"/><w:iCs w:val="1"/></w:rPr><w:t xml:space="preserve">**Nama Tabel**: `thesis_defense_schedules`</w:t></w:r></w:p><w:p><w:pPr><w:spacing w:before="40" w:after="40"/></w:pPr><w:r><w:rPr><w:color w:val="334155"/><w:sz w:val="19"/><w:szCs w:val="19"/><w:b w:val="0"/><w:bCs w:val="0"/><w:i w:val="1"/><w:iCs w:val="1"/></w:rPr><w:t xml:space="preserve">**Primary Key**: `id`</w:t></w:r></w:p><w:p><w:pPr><w:spacing w:before="40" w:after="40"/></w:pPr><w:r><w:rPr><w:color w:val="334155"/><w:sz w:val="19"/><w:szCs w:val="19"/><w:b w:val="0"/><w:bCs w:val="0"/><w:i w:val="1"/><w:iCs w:val="1"/></w:rPr><w:t xml:space="preserve">**Foreign Key**: `chairman_id` $\rightarrow$ merujuk ke `users.id``created_by` $\rightarrow$ merujuk ke `users.id``moderator_id` $\rightarrow$ merujuk ke `users.id``wave_id` $\rightarrow$ merujuk ke `waves.id`</w:t></w:r></w:p><w:p><w:pPr><w:spacing w:before="40" w:after="40"/></w:pPr><w:r><w:rPr><w:color w:val="334155"/><w:sz w:val="19"/><w:szCs w:val="19"/><w:b w:val="0"/><w:bCs w:val="0"/><w:i w:val="1"/><w:iCs w:val="1"/></w:rPr><w:t xml:space="preserve">**Deskripsi**: Menyimpan informasi sesi pelaksanaan sidang skripsi per gelombang, mencakup tanggal sidang, nomor surat penetapan jadwal, ruangan ujian, dan pejabat dewan pimpinan sidang.</w:t></w:r></w:p><w:tbl><w:tblGrid><w:gridCol w:w="1417.3228346456694" w:type="dxa"/><w:gridCol w:w="1417.3228346456694" w:type="dxa"/><w:gridCol w:w="1417.3228346456694" w:type="dxa"/><w:gridCol w:w="1417.3228346456694" w:type="dxa"/><w:gridCol w:w="1417.3228346456694" w:type="dxa"/><w:gridCol w:w="1417.3228346456694" w:type="dxa"/><w:gridCol w:w="1417.3228346456694" w:type="dxa"/></w:tblGrid><w:tblPr><w:tblStyle w:val="DbTable"/></w:tblPr><w:tr><w:trPr/><w:tc><w:tcPr><w:tcW w:w="1417.3228346456694" w:type="dxa"/><w:shd w:val="clear" w:fill="1E293B"/><w:noWrap/></w:tcPr><w:p><w:pPr><w:spacing w:after="30"/></w:pPr><w:r><w:rPr><w:color w:val="FFFFFF"/><w:sz w:val="16"/><w:szCs w:val="16"/><w:b w:val="1"/><w:bCs w:val="1"/></w:rPr><w:t xml:space="preserve">No</w:t></w:r></w:p></w:tc><w:tc><w:tcPr><w:tcW w:w="1417.3228346456694" w:type="dxa"/><w:shd w:val="clear" w:fill="1E293B"/><w:noWrap/></w:tcPr><w:p><w:pPr><w:spacing w:after="30"/></w:pPr><w:r><w:rPr><w:color w:val="FFFFFF"/><w:sz w:val="16"/><w:szCs w:val="16"/><w:b w:val="1"/><w:bCs w:val="1"/></w:rPr><w:t xml:space="preserve">Nama Kolom</w:t></w:r></w:p></w:tc><w:tc><w:tcPr><w:tcW w:w="1417.3228346456694" w:type="dxa"/><w:shd w:val="clear" w:fill="1E293B"/><w:noWrap/></w:tcPr><w:p><w:pPr><w:spacing w:after="30"/></w:pPr><w:r><w:rPr><w:color w:val="FFFFFF"/><w:sz w:val="16"/><w:szCs w:val="16"/><w:b w:val="1"/><w:bCs w:val="1"/></w:rPr><w:t xml:space="preserve">Tipe Data</w:t></w:r></w:p></w:tc><w:tc><w:tcPr><w:tcW w:w="1417.3228346456694" w:type="dxa"/><w:shd w:val="clear" w:fill="1E293B"/><w:noWrap/></w:tcPr><w:p><w:pPr><w:spacing w:after="30"/></w:pPr><w:r><w:rPr><w:color w:val="FFFFFF"/><w:sz w:val="16"/><w:szCs w:val="16"/><w:b w:val="1"/><w:bCs w:val="1"/></w:rPr><w:t xml:space="preserve">Nullable</w:t></w:r></w:p></w:tc><w:tc><w:tcPr><w:tcW w:w="1417.3228346456694" w:type="dxa"/><w:shd w:val="clear" w:fill="1E293B"/><w:noWrap/></w:tcPr><w:p><w:pPr><w:spacing w:after="30"/></w:pPr><w:r><w:rPr><w:color w:val="FFFFFF"/><w:sz w:val="16"/><w:szCs w:val="16"/><w:b w:val="1"/><w:bCs w:val="1"/></w:rPr><w:t xml:space="preserve">Nilai Default</w:t></w:r></w:p></w:tc><w:tc><w:tcPr><w:tcW w:w="1417.3228346456694" w:type="dxa"/><w:shd w:val="clear" w:fill="1E293B"/><w:noWrap/></w:tcPr><w:p><w:pPr><w:spacing w:after="30"/></w:pPr><w:r><w:rPr><w:color w:val="FFFFFF"/><w:sz w:val="16"/><w:szCs w:val="16"/><w:b w:val="1"/><w:bCs w:val="1"/></w:rPr><w:t xml:space="preserve">Kunci (*Key*)</w:t></w:r></w:p></w:tc><w:tc><w:tcPr><w:tcW w:w="1417.3228346456694" w:type="dxa"/><w:shd w:val="clear" w:fill="1E293B"/><w:noWrap/></w:tcPr><w:p><w:pPr><w:spacing w:after="30"/></w:pPr><w:r><w:rPr><w:color w:val="FFFFFF"/><w:sz w:val="16"/><w:szCs w:val="16"/><w:b w:val="1"/><w:bCs w:val="1"/></w:rPr><w:t xml:space="preserve">Keterangan & Aturan Bisnis</w:t></w:r></w:p></w:tc></w:tr><w:tr><w:trPr/><w:tc><w:tcPr><w:tcW w:w="1417.3228346456694" w:type="dxa"/><w:noWrap/></w:tcPr><w:p><w:pPr><w:spacing w:after="30"/></w:pPr><w:r><w:rPr><w:sz w:val="16"/><w:szCs w:val="16"/></w:rPr><w:t xml:space="preserve">1</w:t></w:r></w:p></w:tc><w:tc><w:tcPr><w:tcW w:w="1417.3228346456694" w:type="dxa"/><w:noWrap/></w:tcPr><w:p><w:pPr><w:spacing w:after="30"/></w:pPr><w:r><w:rPr><w:sz w:val="16"/><w:szCs w:val="16"/></w:rPr><w:t xml:space="preserve">`id`</w:t></w:r></w:p></w:tc><w:tc><w:tcPr><w:tcW w:w="1417.3228346456694" w:type="dxa"/><w:noWrap/></w:tcPr><w:p><w:pPr><w:spacing w:after="30"/></w:pPr><w:r><w:rPr><w:sz w:val="16"/><w:szCs w:val="16"/></w:rPr><w:t xml:space="preserve">`bigint(20) unsigned`</w:t></w:r></w:p></w:tc><w:tc><w:tcPr><w:tcW w:w="1417.3228346456694" w:type="dxa"/><w:noWrap/></w:tcPr><w:p><w:pPr><w:spacing w:after="30"/></w:pPr><w:r><w:rPr><w:sz w:val="16"/><w:szCs w:val="16"/></w:rPr><w:t xml:space="preserve">NOT NULL</w:t></w:r></w:p></w:tc><w:tc><w:tcPr><w:tcW w:w="1417.3228346456694" w:type="dxa"/><w:noWrap/></w:tcPr><w:p><w:pPr><w:spacing w:after="30"/></w:pPr><w:r><w:rPr><w:sz w:val="16"/><w:szCs w:val="16"/></w:rPr><w:t xml:space="preserve">*None*</w:t></w:r></w:p></w:tc><w:tc><w:tcPr><w:tcW w:w="1417.3228346456694" w:type="dxa"/><w:noWrap/></w:tcPr><w:p><w:pPr><w:spacing w:after="30"/></w:pPr><w:r><w:rPr><w:sz w:val="16"/><w:szCs w:val="16"/></w:rPr><w:t xml:space="preserve">PRI (auto_increment)</w:t></w:r></w:p></w:tc><w:tc><w:tcPr><w:tcW w:w="1417.3228346456694" w:type="dxa"/><w:noWrap/></w:tcPr><w:p><w:pPr><w:spacing w:after="30"/></w:pPr><w:r><w:rPr><w:sz w:val="16"/><w:szCs w:val="16"/></w:rPr><w:t xml:space="preserve">Identitas unik rekaman data (*Surrogate Primary Key*).</w:t></w:r></w:p></w:tc></w:tr><w:tr><w:trPr/><w:tc><w:tcPr><w:tcW w:w="1417.3228346456694" w:type="dxa"/><w:noWrap/></w:tcPr><w:p><w:pPr><w:spacing w:after="30"/></w:pPr><w:r><w:rPr><w:sz w:val="16"/><w:szCs w:val="16"/></w:rPr><w:t xml:space="preserve">2</w:t></w:r></w:p></w:tc><w:tc><w:tcPr><w:tcW w:w="1417.3228346456694" w:type="dxa"/><w:noWrap/></w:tcPr><w:p><w:pPr><w:spacing w:after="30"/></w:pPr><w:r><w:rPr><w:sz w:val="16"/><w:szCs w:val="16"/></w:rPr><w:t xml:space="preserve">`title`</w:t></w:r></w:p></w:tc><w:tc><w:tcPr><w:tcW w:w="1417.3228346456694" w:type="dxa"/><w:noWrap/></w:tcPr><w:p><w:pPr><w:spacing w:after="30"/></w:pPr><w:r><w:rPr><w:sz w:val="16"/><w:szCs w:val="16"/></w:rPr><w:t xml:space="preserve">`varchar(255)`</w:t></w:r></w:p></w:tc><w:tc><w:tcPr><w:tcW w:w="1417.3228346456694" w:type="dxa"/><w:noWrap/></w:tcPr><w:p><w:pPr><w:spacing w:after="30"/></w:pPr><w:r><w:rPr><w:sz w:val="16"/><w:szCs w:val="16"/></w:rPr><w:t xml:space="preserve">NOT NULL</w:t></w:r></w:p></w:tc><w:tc><w:tcPr><w:tcW w:w="1417.3228346456694" w:type="dxa"/><w:noWrap/></w:tcPr><w:p><w:pPr><w:spacing w:after="30"/></w:pPr><w:r><w:rPr><w:sz w:val="16"/><w:szCs w:val="16"/></w:rPr><w:t xml:space="preserve">*None*</w:t></w:r></w:p></w:tc><w:tc><w:tcPr><w:tcW w:w="1417.3228346456694" w:type="dxa"/><w:noWrap/></w:tcPr><w:p><w:pPr><w:spacing w:after="30"/></w:pPr><w:r><w:rPr><w:sz w:val="16"/><w:szCs w:val="16"/></w:rPr><w:t xml:space="preserve">-</w:t></w:r></w:p></w:tc><w:tc><w:tcPr><w:tcW w:w="1417.3228346456694" w:type="dxa"/><w:noWrap/></w:tcPr><w:p><w:pPr><w:spacing w:after="30"/></w:pPr><w:r><w:rPr><w:sz w:val="16"/><w:szCs w:val="16"/></w:rPr><w:t xml:space="preserve">Menyimpan atribut data title pada sistem SIBIMA.</w:t></w:r></w:p></w:tc></w:tr><w:tr><w:trPr/><w:tc><w:tcPr><w:tcW w:w="1417.3228346456694" w:type="dxa"/><w:noWrap/></w:tcPr><w:p><w:pPr><w:spacing w:after="30"/></w:pPr><w:r><w:rPr><w:sz w:val="16"/><w:szCs w:val="16"/></w:rPr><w:t xml:space="preserve">3</w:t></w:r></w:p></w:tc><w:tc><w:tcPr><w:tcW w:w="1417.3228346456694" w:type="dxa"/><w:noWrap/></w:tcPr><w:p><w:pPr><w:spacing w:after="30"/></w:pPr><w:r><w:rPr><w:sz w:val="16"/><w:szCs w:val="16"/></w:rPr><w:t xml:space="preserve">`date`</w:t></w:r></w:p></w:tc><w:tc><w:tcPr><w:tcW w:w="1417.3228346456694" w:type="dxa"/><w:noWrap/></w:tcPr><w:p><w:pPr><w:spacing w:after="30"/></w:pPr><w:r><w:rPr><w:sz w:val="16"/><w:szCs w:val="16"/></w:rPr><w:t xml:space="preserve">`date`</w:t></w:r></w:p></w:tc><w:tc><w:tcPr><w:tcW w:w="1417.3228346456694" w:type="dxa"/><w:noWrap/></w:tcPr><w:p><w:pPr><w:spacing w:after="30"/></w:pPr><w:r><w:rPr><w:sz w:val="16"/><w:szCs w:val="16"/></w:rPr><w:t xml:space="preserve">NOT NULL</w:t></w:r></w:p></w:tc><w:tc><w:tcPr><w:tcW w:w="1417.3228346456694" w:type="dxa"/><w:noWrap/></w:tcPr><w:p><w:pPr><w:spacing w:after="30"/></w:pPr><w:r><w:rPr><w:sz w:val="16"/><w:szCs w:val="16"/></w:rPr><w:t xml:space="preserve">*None*</w:t></w:r></w:p></w:tc><w:tc><w:tcPr><w:tcW w:w="1417.3228346456694" w:type="dxa"/><w:noWrap/></w:tcPr><w:p><w:pPr><w:spacing w:after="30"/></w:pPr><w:r><w:rPr><w:sz w:val="16"/><w:szCs w:val="16"/></w:rPr><w:t xml:space="preserve">-</w:t></w:r></w:p></w:tc><w:tc><w:tcPr><w:tcW w:w="1417.3228346456694" w:type="dxa"/><w:noWrap/></w:tcPr><w:p><w:pPr><w:spacing w:after="30"/></w:pPr><w:r><w:rPr><w:sz w:val="16"/><w:szCs w:val="16"/></w:rPr><w:t xml:space="preserve">Rekam penanggalan agenda kegiatan.</w:t></w:r></w:p></w:tc></w:tr><w:tr><w:trPr/><w:tc><w:tcPr><w:tcW w:w="1417.3228346456694" w:type="dxa"/><w:noWrap/></w:tcPr><w:p><w:pPr><w:spacing w:after="30"/></w:pPr><w:r><w:rPr><w:sz w:val="16"/><w:szCs w:val="16"/></w:rPr><w:t xml:space="preserve">4</w:t></w:r></w:p></w:tc><w:tc><w:tcPr><w:tcW w:w="1417.3228346456694" w:type="dxa"/><w:noWrap/></w:tcPr><w:p><w:pPr><w:spacing w:after="30"/></w:pPr><w:r><w:rPr><w:sz w:val="16"/><w:szCs w:val="16"/></w:rPr><w:t xml:space="preserve">`chairman_id`</w:t></w:r></w:p></w:tc><w:tc><w:tcPr><w:tcW w:w="1417.3228346456694" w:type="dxa"/><w:noWrap/></w:tcPr><w:p><w:pPr><w:spacing w:after="30"/></w:pPr><w:r><w:rPr><w:sz w:val="16"/><w:szCs w:val="16"/></w:rPr><w:t xml:space="preserve">`bigint(20) unsigned`</w:t></w:r></w:p></w:tc><w:tc><w:tcPr><w:tcW w:w="1417.3228346456694" w:type="dxa"/><w:noWrap/></w:tcPr><w:p><w:pPr><w:spacing w:after="30"/></w:pPr><w:r><w:rPr><w:sz w:val="16"/><w:szCs w:val="16"/></w:rPr><w:t xml:space="preserve">NULL</w:t></w:r></w:p></w:tc><w:tc><w:tcPr><w:tcW w:w="1417.3228346456694" w:type="dxa"/><w:noWrap/></w:tcPr><w:p><w:pPr><w:spacing w:after="30"/></w:pPr><w:r><w:rPr><w:sz w:val="16"/><w:szCs w:val="16"/></w:rPr><w:t xml:space="preserve">`NULL`</w:t></w:r></w:p></w:tc><w:tc><w:tcPr><w:tcW w:w="1417.3228346456694" w:type="dxa"/><w:noWrap/></w:tcPr><w:p><w:pPr><w:spacing w:after="30"/></w:pPr><w:r><w:rPr><w:sz w:val="16"/><w:szCs w:val="16"/></w:rPr><w:t xml:space="preserve">MUL</w:t></w:r></w:p></w:tc><w:tc><w:tcPr><w:tcW w:w="1417.3228346456694" w:type="dxa"/><w:noWrap/></w:tcPr><w:p><w:pPr><w:spacing w:after="30"/></w:pPr><w:r><w:rPr><w:sz w:val="16"/><w:szCs w:val="16"/></w:rPr><w:t xml:space="preserve">Menyimpan atribut data chairman id pada sistem SIBIMA.</w:t></w:r></w:p></w:tc></w:tr><w:tr><w:trPr/><w:tc><w:tcPr><w:tcW w:w="1417.3228346456694" w:type="dxa"/><w:noWrap/></w:tcPr><w:p><w:pPr><w:spacing w:after="30"/></w:pPr><w:r><w:rPr><w:sz w:val="16"/><w:szCs w:val="16"/></w:rPr><w:t xml:space="preserve">5</w:t></w:r></w:p></w:tc><w:tc><w:tcPr><w:tcW w:w="1417.3228346456694" w:type="dxa"/><w:noWrap/></w:tcPr><w:p><w:pPr><w:spacing w:after="30"/></w:pPr><w:r><w:rPr><w:sz w:val="16"/><w:szCs w:val="16"/></w:rPr><w:t xml:space="preserve">`moderator_id`</w:t></w:r></w:p></w:tc><w:tc><w:tcPr><w:tcW w:w="1417.3228346456694" w:type="dxa"/><w:noWrap/></w:tcPr><w:p><w:pPr><w:spacing w:after="30"/></w:pPr><w:r><w:rPr><w:sz w:val="16"/><w:szCs w:val="16"/></w:rPr><w:t xml:space="preserve">`bigint(20) unsigned`</w:t></w:r></w:p></w:tc><w:tc><w:tcPr><w:tcW w:w="1417.3228346456694" w:type="dxa"/><w:noWrap/></w:tcPr><w:p><w:pPr><w:spacing w:after="30"/></w:pPr><w:r><w:rPr><w:sz w:val="16"/><w:szCs w:val="16"/></w:rPr><w:t xml:space="preserve">NULL</w:t></w:r></w:p></w:tc><w:tc><w:tcPr><w:tcW w:w="1417.3228346456694" w:type="dxa"/><w:noWrap/></w:tcPr><w:p><w:pPr><w:spacing w:after="30"/></w:pPr><w:r><w:rPr><w:sz w:val="16"/><w:szCs w:val="16"/></w:rPr><w:t xml:space="preserve">`NULL`</w:t></w:r></w:p></w:tc><w:tc><w:tcPr><w:tcW w:w="1417.3228346456694" w:type="dxa"/><w:noWrap/></w:tcPr><w:p><w:pPr><w:spacing w:after="30"/></w:pPr><w:r><w:rPr><w:sz w:val="16"/><w:szCs w:val="16"/></w:rPr><w:t xml:space="preserve">MUL</w:t></w:r></w:p></w:tc><w:tc><w:tcPr><w:tcW w:w="1417.3228346456694" w:type="dxa"/><w:noWrap/></w:tcPr><w:p><w:pPr><w:spacing w:after="30"/></w:pPr><w:r><w:rPr><w:sz w:val="16"/><w:szCs w:val="16"/></w:rPr><w:t xml:space="preserve">Menyimpan atribut data moderator id pada sistem SIBIMA.</w:t></w:r></w:p></w:tc></w:tr><w:tr><w:trPr/><w:tc><w:tcPr><w:tcW w:w="1417.3228346456694" w:type="dxa"/><w:noWrap/></w:tcPr><w:p><w:pPr><w:spacing w:after="30"/></w:pPr><w:r><w:rPr><w:sz w:val="16"/><w:szCs w:val="16"/></w:rPr><w:t xml:space="preserve">6</w:t></w:r></w:p></w:tc><w:tc><w:tcPr><w:tcW w:w="1417.3228346456694" w:type="dxa"/><w:noWrap/></w:tcPr><w:p><w:pPr><w:spacing w:after="30"/></w:pPr><w:r><w:rPr><w:sz w:val="16"/><w:szCs w:val="16"/></w:rPr><w:t xml:space="preserve">`location`</w:t></w:r></w:p></w:tc><w:tc><w:tcPr><w:tcW w:w="1417.3228346456694" w:type="dxa"/><w:noWrap/></w:tcPr><w:p><w:pPr><w:spacing w:after="30"/></w:pPr><w:r><w:rPr><w:sz w:val="16"/><w:szCs w:val="16"/></w:rPr><w:t xml:space="preserve">`varchar(255)`</w:t></w:r></w:p></w:tc><w:tc><w:tcPr><w:tcW w:w="1417.3228346456694" w:type="dxa"/><w:noWrap/></w:tcPr><w:p><w:pPr><w:spacing w:after="30"/></w:pPr><w:r><w:rPr><w:sz w:val="16"/><w:szCs w:val="16"/></w:rPr><w:t xml:space="preserve">NULL</w:t></w:r></w:p></w:tc><w:tc><w:tcPr><w:tcW w:w="1417.3228346456694" w:type="dxa"/><w:noWrap/></w:tcPr><w:p><w:pPr><w:spacing w:after="30"/></w:pPr><w:r><w:rPr><w:sz w:val="16"/><w:szCs w:val="16"/></w:rPr><w:t xml:space="preserve">`NULL`</w:t></w:r></w:p></w:tc><w:tc><w:tcPr><w:tcW w:w="1417.3228346456694" w:type="dxa"/><w:noWrap/></w:tcPr><w:p><w:pPr><w:spacing w:after="30"/></w:pPr><w:r><w:rPr><w:sz w:val="16"/><w:szCs w:val="16"/></w:rPr><w:t xml:space="preserve">-</w:t></w:r></w:p></w:tc><w:tc><w:tcPr><w:tcW w:w="1417.3228346456694" w:type="dxa"/><w:noWrap/></w:tcPr><w:p><w:pPr><w:spacing w:after="30"/></w:pPr><w:r><w:rPr><w:sz w:val="16"/><w:szCs w:val="16"/></w:rPr><w:t xml:space="preserve">Menyimpan atribut data location pada sistem SIBIMA.</w:t></w:r></w:p></w:tc></w:tr><w:tr><w:trPr/><w:tc><w:tcPr><w:tcW w:w="1417.3228346456694" w:type="dxa"/><w:noWrap/></w:tcPr><w:p><w:pPr><w:spacing w:after="30"/></w:pPr><w:r><w:rPr><w:sz w:val="16"/><w:szCs w:val="16"/></w:rPr><w:t xml:space="preserve">7</w:t></w:r></w:p></w:tc><w:tc><w:tcPr><w:tcW w:w="1417.3228346456694" w:type="dxa"/><w:noWrap/></w:tcPr><w:p><w:pPr><w:spacing w:after="30"/></w:pPr><w:r><w:rPr><w:sz w:val="16"/><w:szCs w:val="16"/></w:rPr><w:t xml:space="preserve">`created_by`</w:t></w:r></w:p></w:tc><w:tc><w:tcPr><w:tcW w:w="1417.3228346456694" w:type="dxa"/><w:noWrap/></w:tcPr><w:p><w:pPr><w:spacing w:after="30"/></w:pPr><w:r><w:rPr><w:sz w:val="16"/><w:szCs w:val="16"/></w:rPr><w:t xml:space="preserve">`bigint(20) unsigned`</w:t></w:r></w:p></w:tc><w:tc><w:tcPr><w:tcW w:w="1417.3228346456694" w:type="dxa"/><w:noWrap/></w:tcPr><w:p><w:pPr><w:spacing w:after="30"/></w:pPr><w:r><w:rPr><w:sz w:val="16"/><w:szCs w:val="16"/></w:rPr><w:t xml:space="preserve">NOT NULL</w:t></w:r></w:p></w:tc><w:tc><w:tcPr><w:tcW w:w="1417.3228346456694" w:type="dxa"/><w:noWrap/></w:tcPr><w:p><w:pPr><w:spacing w:after="30"/></w:pPr><w:r><w:rPr><w:sz w:val="16"/><w:szCs w:val="16"/></w:rPr><w:t xml:space="preserve">*None*</w:t></w:r></w:p></w:tc><w:tc><w:tcPr><w:tcW w:w="1417.3228346456694" w:type="dxa"/><w:noWrap/></w:tcPr><w:p><w:pPr><w:spacing w:after="30"/></w:pPr><w:r><w:rPr><w:sz w:val="16"/><w:szCs w:val="16"/></w:rPr><w:t xml:space="preserve">MUL</w:t></w:r></w:p></w:tc><w:tc><w:tcPr><w:tcW w:w="1417.3228346456694" w:type="dxa"/><w:noWrap/></w:tcPr><w:p><w:pPr><w:spacing w:after="30"/></w:pPr><w:r><w:rPr><w:sz w:val="16"/><w:szCs w:val="16"/></w:rPr><w:t xml:space="preserve">Menyimpan atribut data created by pada sistem SIBIMA.</w:t></w:r></w:p></w:tc></w:tr><w:tr><w:trPr/><w:tc><w:tcPr><w:tcW w:w="1417.3228346456694" w:type="dxa"/><w:noWrap/></w:tcPr><w:p><w:pPr><w:spacing w:after="30"/></w:pPr><w:r><w:rPr><w:sz w:val="16"/><w:szCs w:val="16"/></w:rPr><w:t xml:space="preserve">8</w:t></w:r></w:p></w:tc><w:tc><w:tcPr><w:tcW w:w="1417.3228346456694" w:type="dxa"/><w:noWrap/></w:tcPr><w:p><w:pPr><w:spacing w:after="30"/></w:pPr><w:r><w:rPr><w:sz w:val="16"/><w:szCs w:val="16"/></w:rPr><w:t xml:space="preserve">`created_at`</w:t></w:r></w:p></w:tc><w:tc><w:tcPr><w:tcW w:w="1417.3228346456694" w:type="dxa"/><w:noWrap/></w:tcPr><w:p><w:pPr><w:spacing w:after="30"/></w:pPr><w:r><w:rPr><w:sz w:val="16"/><w:szCs w:val="16"/></w:rPr><w:t xml:space="preserve">`timestamp`</w:t></w:r></w:p></w:tc><w:tc><w:tcPr><w:tcW w:w="1417.3228346456694" w:type="dxa"/><w:noWrap/></w:tcPr><w:p><w:pPr><w:spacing w:after="30"/></w:pPr><w:r><w:rPr><w:sz w:val="16"/><w:szCs w:val="16"/></w:rPr><w:t xml:space="preserve">NULL</w:t></w:r></w:p></w:tc><w:tc><w:tcPr><w:tcW w:w="1417.3228346456694" w:type="dxa"/><w:noWrap/></w:tcPr><w:p><w:pPr><w:spacing w:after="30"/></w:pPr><w:r><w:rPr><w:sz w:val="16"/><w:szCs w:val="16"/></w:rPr><w:t xml:space="preserve">`NULL`</w:t></w:r></w:p></w:tc><w:tc><w:tcPr><w:tcW w:w="1417.3228346456694" w:type="dxa"/><w:noWrap/></w:tcPr><w:p><w:pPr><w:spacing w:after="30"/></w:pPr><w:r><w:rPr><w:sz w:val="16"/><w:szCs w:val="16"/></w:rPr><w:t xml:space="preserve">-</w:t></w:r></w:p></w:tc><w:tc><w:tcPr><w:tcW w:w="1417.3228346456694" w:type="dxa"/><w:noWrap/></w:tcPr><w:p><w:pPr><w:spacing w:after="30"/></w:pPr><w:r><w:rPr><w:sz w:val="16"/><w:szCs w:val="16"/></w:rPr><w:t xml:space="preserve">Waktu rekaman pertama kali dibuat di sistem.</w:t></w:r></w:p></w:tc></w:tr><w:tr><w:trPr/><w:tc><w:tcPr><w:tcW w:w="1417.3228346456694" w:type="dxa"/><w:noWrap/></w:tcPr><w:p><w:pPr><w:spacing w:after="30"/></w:pPr><w:r><w:rPr><w:sz w:val="16"/><w:szCs w:val="16"/></w:rPr><w:t xml:space="preserve">9</w:t></w:r></w:p></w:tc><w:tc><w:tcPr><w:tcW w:w="1417.3228346456694" w:type="dxa"/><w:noWrap/></w:tcPr><w:p><w:pPr><w:spacing w:after="30"/></w:pPr><w:r><w:rPr><w:sz w:val="16"/><w:szCs w:val="16"/></w:rPr><w:t xml:space="preserve">`updated_at`</w:t></w:r></w:p></w:tc><w:tc><w:tcPr><w:tcW w:w="1417.3228346456694" w:type="dxa"/><w:noWrap/></w:tcPr><w:p><w:pPr><w:spacing w:after="30"/></w:pPr><w:r><w:rPr><w:sz w:val="16"/><w:szCs w:val="16"/></w:rPr><w:t xml:space="preserve">`timestamp`</w:t></w:r></w:p></w:tc><w:tc><w:tcPr><w:tcW w:w="1417.3228346456694" w:type="dxa"/><w:noWrap/></w:tcPr><w:p><w:pPr><w:spacing w:after="30"/></w:pPr><w:r><w:rPr><w:sz w:val="16"/><w:szCs w:val="16"/></w:rPr><w:t xml:space="preserve">NULL</w:t></w:r></w:p></w:tc><w:tc><w:tcPr><w:tcW w:w="1417.3228346456694" w:type="dxa"/><w:noWrap/></w:tcPr><w:p><w:pPr><w:spacing w:after="30"/></w:pPr><w:r><w:rPr><w:sz w:val="16"/><w:szCs w:val="16"/></w:rPr><w:t xml:space="preserve">`NULL`</w:t></w:r></w:p></w:tc><w:tc><w:tcPr><w:tcW w:w="1417.3228346456694" w:type="dxa"/><w:noWrap/></w:tcPr><w:p><w:pPr><w:spacing w:after="30"/></w:pPr><w:r><w:rPr><w:sz w:val="16"/><w:szCs w:val="16"/></w:rPr><w:t xml:space="preserve">-</w:t></w:r></w:p></w:tc><w:tc><w:tcPr><w:tcW w:w="1417.3228346456694" w:type="dxa"/><w:noWrap/></w:tcPr><w:p><w:pPr><w:spacing w:after="30"/></w:pPr><w:r><w:rPr><w:sz w:val="16"/><w:szCs w:val="16"/></w:rPr><w:t xml:space="preserve">Waktu rekaman terakhir kali diperbarui.</w:t></w:r></w:p></w:tc></w:tr><w:tr><w:trPr/><w:tc><w:tcPr><w:tcW w:w="1417.3228346456694" w:type="dxa"/><w:noWrap/></w:tcPr><w:p><w:pPr><w:spacing w:after="30"/></w:pPr><w:r><w:rPr><w:sz w:val="16"/><w:szCs w:val="16"/></w:rPr><w:t xml:space="preserve">10</w:t></w:r></w:p></w:tc><w:tc><w:tcPr><w:tcW w:w="1417.3228346456694" w:type="dxa"/><w:noWrap/></w:tcPr><w:p><w:pPr><w:spacing w:after="30"/></w:pPr><w:r><w:rPr><w:sz w:val="16"/><w:szCs w:val="16"/></w:rPr><w:t xml:space="preserve">`wave_id`</w:t></w:r></w:p></w:tc><w:tc><w:tcPr><w:tcW w:w="1417.3228346456694" w:type="dxa"/><w:noWrap/></w:tcPr><w:p><w:pPr><w:spacing w:after="30"/></w:pPr><w:r><w:rPr><w:sz w:val="16"/><w:szCs w:val="16"/></w:rPr><w:t xml:space="preserve">`bigint(20) unsigned`</w:t></w:r></w:p></w:tc><w:tc><w:tcPr><w:tcW w:w="1417.3228346456694" w:type="dxa"/><w:noWrap/></w:tcPr><w:p><w:pPr><w:spacing w:after="30"/></w:pPr><w:r><w:rPr><w:sz w:val="16"/><w:szCs w:val="16"/></w:rPr><w:t xml:space="preserve">NULL</w:t></w:r></w:p></w:tc><w:tc><w:tcPr><w:tcW w:w="1417.3228346456694" w:type="dxa"/><w:noWrap/></w:tcPr><w:p><w:pPr><w:spacing w:after="30"/></w:pPr><w:r><w:rPr><w:sz w:val="16"/><w:szCs w:val="16"/></w:rPr><w:t xml:space="preserve">`NULL`</w:t></w:r></w:p></w:tc><w:tc><w:tcPr><w:tcW w:w="1417.3228346456694" w:type="dxa"/><w:noWrap/></w:tcPr><w:p><w:pPr><w:spacing w:after="30"/></w:pPr><w:r><w:rPr><w:sz w:val="16"/><w:szCs w:val="16"/></w:rPr><w:t xml:space="preserve">MUL</w:t></w:r></w:p></w:tc><w:tc><w:tcPr><w:tcW w:w="1417.3228346456694" w:type="dxa"/><w:noWrap/></w:tcPr><w:p><w:pPr><w:spacing w:after="30"/></w:pPr><w:r><w:rPr><w:sz w:val="16"/><w:szCs w:val="16"/></w:rPr><w:t xml:space="preserve">Kunci asing merujuk ke tabel waves.</w:t></w:r></w:p></w:tc></w:tr><w:tr><w:trPr/><w:tc><w:tcPr><w:tcW w:w="1417.3228346456694" w:type="dxa"/><w:noWrap/></w:tcPr><w:p><w:pPr><w:spacing w:after="30"/></w:pPr><w:r><w:rPr><w:sz w:val="16"/><w:szCs w:val="16"/></w:rPr><w:t xml:space="preserve">11</w:t></w:r></w:p></w:tc><w:tc><w:tcPr><w:tcW w:w="1417.3228346456694" w:type="dxa"/><w:noWrap/></w:tcPr><w:p><w:pPr><w:spacing w:after="30"/></w:pPr><w:r><w:rPr><w:sz w:val="16"/><w:szCs w:val="16"/></w:rPr><w:t xml:space="preserve">`meeting_link`</w:t></w:r></w:p></w:tc><w:tc><w:tcPr><w:tcW w:w="1417.3228346456694" w:type="dxa"/><w:noWrap/></w:tcPr><w:p><w:pPr><w:spacing w:after="30"/></w:pPr><w:r><w:rPr><w:sz w:val="16"/><w:szCs w:val="16"/></w:rPr><w:t xml:space="preserve">`varchar(255)`</w:t></w:r></w:p></w:tc><w:tc><w:tcPr><w:tcW w:w="1417.3228346456694" w:type="dxa"/><w:noWrap/></w:tcPr><w:p><w:pPr><w:spacing w:after="30"/></w:pPr><w:r><w:rPr><w:sz w:val="16"/><w:szCs w:val="16"/></w:rPr><w:t xml:space="preserve">NULL</w:t></w:r></w:p></w:tc><w:tc><w:tcPr><w:tcW w:w="1417.3228346456694" w:type="dxa"/><w:noWrap/></w:tcPr><w:p><w:pPr><w:spacing w:after="30"/></w:pPr><w:r><w:rPr><w:sz w:val="16"/><w:szCs w:val="16"/></w:rPr><w:t xml:space="preserve">`NULL`</w:t></w:r></w:p></w:tc><w:tc><w:tcPr><w:tcW w:w="1417.3228346456694" w:type="dxa"/><w:noWrap/></w:tcPr><w:p><w:pPr><w:spacing w:after="30"/></w:pPr><w:r><w:rPr><w:sz w:val="16"/><w:szCs w:val="16"/></w:rPr><w:t xml:space="preserve">-</w:t></w:r></w:p></w:tc><w:tc><w:tcPr><w:tcW w:w="1417.3228346456694" w:type="dxa"/><w:noWrap/></w:tcPr><w:p><w:pPr><w:spacing w:after="30"/></w:pPr><w:r><w:rPr><w:sz w:val="16"/><w:szCs w:val="16"/></w:rPr><w:t xml:space="preserve">Menyimpan atribut data meeting link pada sistem SIBIMA.</w:t></w:r></w:p></w:tc></w:tr></w:tbl><w:p/><w:p><w:pPr><w:jc w:val="both"/><w:spacing w:after="70"/></w:pPr><w:r><w:rPr><w:sz w:val="19"/><w:szCs w:val="19"/></w:rPr><w:t xml:space="preserve">---</w:t></w:r></w:p><w:p><w:pPr><w:pStyle w:val="Heading3"/></w:pPr><w:bookmarkStart w:id="39" w:name="_Toc39"/><w:r><w:t>3.28 Tabel Rincian Peserta & Dewan Penguji Sidang (`thesis_defense_schedule_details`)</w:t></w:r><w:bookmarkEnd w:id="39"/></w:p><w:p><w:pPr><w:spacing w:before="40" w:after="40"/></w:pPr><w:r><w:rPr><w:color w:val="334155"/><w:sz w:val="19"/><w:szCs w:val="19"/><w:b w:val="1"/><w:bCs w:val="1"/><w:i w:val="1"/><w:iCs w:val="1"/></w:rPr><w:t xml:space="preserve">**Nama Tabel**: `thesis_defense_schedule_details`</w:t></w:r></w:p><w:p><w:pPr><w:spacing w:before="40" w:after="40"/></w:pPr><w:r><w:rPr><w:color w:val="334155"/><w:sz w:val="19"/><w:szCs w:val="19"/><w:b w:val="0"/><w:bCs w:val="0"/><w:i w:val="1"/><w:iCs w:val="1"/></w:rPr><w:t xml:space="preserve">**Primary Key**: `id`</w:t></w:r></w:p><w:p><w:pPr><w:spacing w:before="40" w:after="40"/></w:pPr><w:r><w:rPr><w:color w:val="334155"/><w:sz w:val="19"/><w:szCs w:val="19"/><w:b w:val="0"/><w:bCs w:val="0"/><w:i w:val="1"/><w:iCs w:val="1"/></w:rPr><w:t xml:space="preserve">**Foreign Key**: `thesis_defense_schedule_id` $\rightarrow$ merujuk ke `thesis_defense_schedules.id``examiner1_id` $\rightarrow$ merujuk ke `users.id``examiner2_id` $\rightarrow$ merujuk ke `users.id``thesis_id` $\rightarrow$ merujuk ke `theses.id`</w:t></w:r></w:p><w:p><w:pPr><w:spacing w:before="40" w:after="40"/></w:pPr><w:r><w:rPr><w:color w:val="334155"/><w:sz w:val="19"/><w:szCs w:val="19"/><w:b w:val="0"/><w:bCs w:val="0"/><w:i w:val="1"/><w:iCs w:val="1"/></w:rPr><w:t xml:space="preserve">**Deskripsi**: Memetakan alokasi spesifik mahasiswa peserta ujian sidang skripsi dengan formasi dewan penguji lengkap, waktu pelaksanaan per peserta, ruangan, nilai akumulasi penguji, serta status kelulusan akhir.</w:t></w:r></w:p><w:tbl><w:tblGrid><w:gridCol w:w="1417.3228346456694" w:type="dxa"/><w:gridCol w:w="1417.3228346456694" w:type="dxa"/><w:gridCol w:w="1417.3228346456694" w:type="dxa"/><w:gridCol w:w="1417.3228346456694" w:type="dxa"/><w:gridCol w:w="1417.3228346456694" w:type="dxa"/><w:gridCol w:w="1417.3228346456694" w:type="dxa"/><w:gridCol w:w="1417.3228346456694" w:type="dxa"/></w:tblGrid><w:tblPr><w:tblStyle w:val="DbTable"/></w:tblPr><w:tr><w:trPr/><w:tc><w:tcPr><w:tcW w:w="1417.3228346456694" w:type="dxa"/><w:shd w:val="clear" w:fill="1E293B"/><w:noWrap/></w:tcPr><w:p><w:pPr><w:spacing w:after="30"/></w:pPr><w:r><w:rPr><w:color w:val="FFFFFF"/><w:sz w:val="16"/><w:szCs w:val="16"/><w:b w:val="1"/><w:bCs w:val="1"/></w:rPr><w:t xml:space="preserve">No</w:t></w:r></w:p></w:tc><w:tc><w:tcPr><w:tcW w:w="1417.3228346456694" w:type="dxa"/><w:shd w:val="clear" w:fill="1E293B"/><w:noWrap/></w:tcPr><w:p><w:pPr><w:spacing w:after="30"/></w:pPr><w:r><w:rPr><w:color w:val="FFFFFF"/><w:sz w:val="16"/><w:szCs w:val="16"/><w:b w:val="1"/><w:bCs w:val="1"/></w:rPr><w:t xml:space="preserve">Nama Kolom</w:t></w:r></w:p></w:tc><w:tc><w:tcPr><w:tcW w:w="1417.3228346456694" w:type="dxa"/><w:shd w:val="clear" w:fill="1E293B"/><w:noWrap/></w:tcPr><w:p><w:pPr><w:spacing w:after="30"/></w:pPr><w:r><w:rPr><w:color w:val="FFFFFF"/><w:sz w:val="16"/><w:szCs w:val="16"/><w:b w:val="1"/><w:bCs w:val="1"/></w:rPr><w:t xml:space="preserve">Tipe Data</w:t></w:r></w:p></w:tc><w:tc><w:tcPr><w:tcW w:w="1417.3228346456694" w:type="dxa"/><w:shd w:val="clear" w:fill="1E293B"/><w:noWrap/></w:tcPr><w:p><w:pPr><w:spacing w:after="30"/></w:pPr><w:r><w:rPr><w:color w:val="FFFFFF"/><w:sz w:val="16"/><w:szCs w:val="16"/><w:b w:val="1"/><w:bCs w:val="1"/></w:rPr><w:t xml:space="preserve">Nullable</w:t></w:r></w:p></w:tc><w:tc><w:tcPr><w:tcW w:w="1417.3228346456694" w:type="dxa"/><w:shd w:val="clear" w:fill="1E293B"/><w:noWrap/></w:tcPr><w:p><w:pPr><w:spacing w:after="30"/></w:pPr><w:r><w:rPr><w:color w:val="FFFFFF"/><w:sz w:val="16"/><w:szCs w:val="16"/><w:b w:val="1"/><w:bCs w:val="1"/></w:rPr><w:t xml:space="preserve">Nilai Default</w:t></w:r></w:p></w:tc><w:tc><w:tcPr><w:tcW w:w="1417.3228346456694" w:type="dxa"/><w:shd w:val="clear" w:fill="1E293B"/><w:noWrap/></w:tcPr><w:p><w:pPr><w:spacing w:after="30"/></w:pPr><w:r><w:rPr><w:color w:val="FFFFFF"/><w:sz w:val="16"/><w:szCs w:val="16"/><w:b w:val="1"/><w:bCs w:val="1"/></w:rPr><w:t xml:space="preserve">Kunci (*Key*)</w:t></w:r></w:p></w:tc><w:tc><w:tcPr><w:tcW w:w="1417.3228346456694" w:type="dxa"/><w:shd w:val="clear" w:fill="1E293B"/><w:noWrap/></w:tcPr><w:p><w:pPr><w:spacing w:after="30"/></w:pPr><w:r><w:rPr><w:color w:val="FFFFFF"/><w:sz w:val="16"/><w:szCs w:val="16"/><w:b w:val="1"/><w:bCs w:val="1"/></w:rPr><w:t xml:space="preserve">Keterangan & Aturan Bisnis</w:t></w:r></w:p></w:tc></w:tr><w:tr><w:trPr/><w:tc><w:tcPr><w:tcW w:w="1417.3228346456694" w:type="dxa"/><w:noWrap/></w:tcPr><w:p><w:pPr><w:spacing w:after="30"/></w:pPr><w:r><w:rPr><w:sz w:val="16"/><w:szCs w:val="16"/></w:rPr><w:t xml:space="preserve">1</w:t></w:r></w:p></w:tc><w:tc><w:tcPr><w:tcW w:w="1417.3228346456694" w:type="dxa"/><w:noWrap/></w:tcPr><w:p><w:pPr><w:spacing w:after="30"/></w:pPr><w:r><w:rPr><w:sz w:val="16"/><w:szCs w:val="16"/></w:rPr><w:t xml:space="preserve">`id`</w:t></w:r></w:p></w:tc><w:tc><w:tcPr><w:tcW w:w="1417.3228346456694" w:type="dxa"/><w:noWrap/></w:tcPr><w:p><w:pPr><w:spacing w:after="30"/></w:pPr><w:r><w:rPr><w:sz w:val="16"/><w:szCs w:val="16"/></w:rPr><w:t xml:space="preserve">`bigint(20) unsigned`</w:t></w:r></w:p></w:tc><w:tc><w:tcPr><w:tcW w:w="1417.3228346456694" w:type="dxa"/><w:noWrap/></w:tcPr><w:p><w:pPr><w:spacing w:after="30"/></w:pPr><w:r><w:rPr><w:sz w:val="16"/><w:szCs w:val="16"/></w:rPr><w:t xml:space="preserve">NOT NULL</w:t></w:r></w:p></w:tc><w:tc><w:tcPr><w:tcW w:w="1417.3228346456694" w:type="dxa"/><w:noWrap/></w:tcPr><w:p><w:pPr><w:spacing w:after="30"/></w:pPr><w:r><w:rPr><w:sz w:val="16"/><w:szCs w:val="16"/></w:rPr><w:t xml:space="preserve">*None*</w:t></w:r></w:p></w:tc><w:tc><w:tcPr><w:tcW w:w="1417.3228346456694" w:type="dxa"/><w:noWrap/></w:tcPr><w:p><w:pPr><w:spacing w:after="30"/></w:pPr><w:r><w:rPr><w:sz w:val="16"/><w:szCs w:val="16"/></w:rPr><w:t xml:space="preserve">PRI (auto_increment)</w:t></w:r></w:p></w:tc><w:tc><w:tcPr><w:tcW w:w="1417.3228346456694" w:type="dxa"/><w:noWrap/></w:tcPr><w:p><w:pPr><w:spacing w:after="30"/></w:pPr><w:r><w:rPr><w:sz w:val="16"/><w:szCs w:val="16"/></w:rPr><w:t xml:space="preserve">Identitas unik rekaman data (*Surrogate Primary Key*).</w:t></w:r></w:p></w:tc></w:tr><w:tr><w:trPr/><w:tc><w:tcPr><w:tcW w:w="1417.3228346456694" w:type="dxa"/><w:noWrap/></w:tcPr><w:p><w:pPr><w:spacing w:after="30"/></w:pPr><w:r><w:rPr><w:sz w:val="16"/><w:szCs w:val="16"/></w:rPr><w:t xml:space="preserve">2</w:t></w:r></w:p></w:tc><w:tc><w:tcPr><w:tcW w:w="1417.3228346456694" w:type="dxa"/><w:noWrap/></w:tcPr><w:p><w:pPr><w:spacing w:after="30"/></w:pPr><w:r><w:rPr><w:sz w:val="16"/><w:szCs w:val="16"/></w:rPr><w:t xml:space="preserve">`verification_token`</w:t></w:r></w:p></w:tc><w:tc><w:tcPr><w:tcW w:w="1417.3228346456694" w:type="dxa"/><w:noWrap/></w:tcPr><w:p><w:pPr><w:spacing w:after="30"/></w:pPr><w:r><w:rPr><w:sz w:val="16"/><w:szCs w:val="16"/></w:rPr><w:t xml:space="preserve">`varchar(255)`</w:t></w:r></w:p></w:tc><w:tc><w:tcPr><w:tcW w:w="1417.3228346456694" w:type="dxa"/><w:noWrap/></w:tcPr><w:p><w:pPr><w:spacing w:after="30"/></w:pPr><w:r><w:rPr><w:sz w:val="16"/><w:szCs w:val="16"/></w:rPr><w:t xml:space="preserve">NULL</w:t></w:r></w:p></w:tc><w:tc><w:tcPr><w:tcW w:w="1417.3228346456694" w:type="dxa"/><w:noWrap/></w:tcPr><w:p><w:pPr><w:spacing w:after="30"/></w:pPr><w:r><w:rPr><w:sz w:val="16"/><w:szCs w:val="16"/></w:rPr><w:t xml:space="preserve">`NULL`</w:t></w:r></w:p></w:tc><w:tc><w:tcPr><w:tcW w:w="1417.3228346456694" w:type="dxa"/><w:noWrap/></w:tcPr><w:p><w:pPr><w:spacing w:after="30"/></w:pPr><w:r><w:rPr><w:sz w:val="16"/><w:szCs w:val="16"/></w:rPr><w:t xml:space="preserve">UNI</w:t></w:r></w:p></w:tc><w:tc><w:tcPr><w:tcW w:w="1417.3228346456694" w:type="dxa"/><w:noWrap/></w:tcPr><w:p><w:pPr><w:spacing w:after="30"/></w:pPr><w:r><w:rPr><w:sz w:val="16"/><w:szCs w:val="16"/></w:rPr><w:t xml:space="preserve">Kode token acak keamanan autentikasi/verifikasi.</w:t></w:r></w:p></w:tc></w:tr><w:tr><w:trPr/><w:tc><w:tcPr><w:tcW w:w="1417.3228346456694" w:type="dxa"/><w:noWrap/></w:tcPr><w:p><w:pPr><w:spacing w:after="30"/></w:pPr><w:r><w:rPr><w:sz w:val="16"/><w:szCs w:val="16"/></w:rPr><w:t xml:space="preserve">3</w:t></w:r></w:p></w:tc><w:tc><w:tcPr><w:tcW w:w="1417.3228346456694" w:type="dxa"/><w:noWrap/></w:tcPr><w:p><w:pPr><w:spacing w:after="30"/></w:pPr><w:r><w:rPr><w:sz w:val="16"/><w:szCs w:val="16"/></w:rPr><w:t xml:space="preserve">`thesis_defense_schedule_id`</w:t></w:r></w:p></w:tc><w:tc><w:tcPr><w:tcW w:w="1417.3228346456694" w:type="dxa"/><w:noWrap/></w:tcPr><w:p><w:pPr><w:spacing w:after="30"/></w:pPr><w:r><w:rPr><w:sz w:val="16"/><w:szCs w:val="16"/></w:rPr><w:t xml:space="preserve">`bigint(20) unsigned`</w:t></w:r></w:p></w:tc><w:tc><w:tcPr><w:tcW w:w="1417.3228346456694" w:type="dxa"/><w:noWrap/></w:tcPr><w:p><w:pPr><w:spacing w:after="30"/></w:pPr><w:r><w:rPr><w:sz w:val="16"/><w:szCs w:val="16"/></w:rPr><w:t xml:space="preserve">NOT NULL</w:t></w:r></w:p></w:tc><w:tc><w:tcPr><w:tcW w:w="1417.3228346456694" w:type="dxa"/><w:noWrap/></w:tcPr><w:p><w:pPr><w:spacing w:after="30"/></w:pPr><w:r><w:rPr><w:sz w:val="16"/><w:szCs w:val="16"/></w:rPr><w:t xml:space="preserve">*None*</w:t></w:r></w:p></w:tc><w:tc><w:tcPr><w:tcW w:w="1417.3228346456694" w:type="dxa"/><w:noWrap/></w:tcPr><w:p><w:pPr><w:spacing w:after="30"/></w:pPr><w:r><w:rPr><w:sz w:val="16"/><w:szCs w:val="16"/></w:rPr><w:t xml:space="preserve">MUL</w:t></w:r></w:p></w:tc><w:tc><w:tcPr><w:tcW w:w="1417.3228346456694" w:type="dxa"/><w:noWrap/></w:tcPr><w:p><w:pPr><w:spacing w:after="30"/></w:pPr><w:r><w:rPr><w:sz w:val="16"/><w:szCs w:val="16"/></w:rPr><w:t xml:space="preserve">Menyimpan atribut data thesis defense schedule id pada sistem SIBIMA.</w:t></w:r></w:p></w:tc></w:tr><w:tr><w:trPr/><w:tc><w:tcPr><w:tcW w:w="1417.3228346456694" w:type="dxa"/><w:noWrap/></w:tcPr><w:p><w:pPr><w:spacing w:after="30"/></w:pPr><w:r><w:rPr><w:sz w:val="16"/><w:szCs w:val="16"/></w:rPr><w:t xml:space="preserve">4</w:t></w:r></w:p></w:tc><w:tc><w:tcPr><w:tcW w:w="1417.3228346456694" w:type="dxa"/><w:noWrap/></w:tcPr><w:p><w:pPr><w:spacing w:after="30"/></w:pPr><w:r><w:rPr><w:sz w:val="16"/><w:szCs w:val="16"/></w:rPr><w:t xml:space="preserve">`thesis_id`</w:t></w:r></w:p></w:tc><w:tc><w:tcPr><w:tcW w:w="1417.3228346456694" w:type="dxa"/><w:noWrap/></w:tcPr><w:p><w:pPr><w:spacing w:after="30"/></w:pPr><w:r><w:rPr><w:sz w:val="16"/><w:szCs w:val="16"/></w:rPr><w:t xml:space="preserve">`bigint(20) unsigned`</w:t></w:r></w:p></w:tc><w:tc><w:tcPr><w:tcW w:w="1417.3228346456694" w:type="dxa"/><w:noWrap/></w:tcPr><w:p><w:pPr><w:spacing w:after="30"/></w:pPr><w:r><w:rPr><w:sz w:val="16"/><w:szCs w:val="16"/></w:rPr><w:t xml:space="preserve">NULL</w:t></w:r></w:p></w:tc><w:tc><w:tcPr><w:tcW w:w="1417.3228346456694" w:type="dxa"/><w:noWrap/></w:tcPr><w:p><w:pPr><w:spacing w:after="30"/></w:pPr><w:r><w:rPr><w:sz w:val="16"/><w:szCs w:val="16"/></w:rPr><w:t xml:space="preserve">`NULL`</w:t></w:r></w:p></w:tc><w:tc><w:tcPr><w:tcW w:w="1417.3228346456694" w:type="dxa"/><w:noWrap/></w:tcPr><w:p><w:pPr><w:spacing w:after="30"/></w:pPr><w:r><w:rPr><w:sz w:val="16"/><w:szCs w:val="16"/></w:rPr><w:t xml:space="preserve">MUL</w:t></w:r></w:p></w:tc><w:tc><w:tcPr><w:tcW w:w="1417.3228346456694" w:type="dxa"/><w:noWrap/></w:tcPr><w:p><w:pPr><w:spacing w:after="30"/></w:pPr><w:r><w:rPr><w:sz w:val="16"/><w:szCs w:val="16"/></w:rPr><w:t xml:space="preserve">Kunci asing merujuk ke data skripsi mahasiswa yang diuji.</w:t></w:r></w:p></w:tc></w:tr><w:tr><w:trPr/><w:tc><w:tcPr><w:tcW w:w="1417.3228346456694" w:type="dxa"/><w:noWrap/></w:tcPr><w:p><w:pPr><w:spacing w:after="30"/></w:pPr><w:r><w:rPr><w:sz w:val="16"/><w:szCs w:val="16"/></w:rPr><w:t xml:space="preserve">5</w:t></w:r></w:p></w:tc><w:tc><w:tcPr><w:tcW w:w="1417.3228346456694" w:type="dxa"/><w:noWrap/></w:tcPr><w:p><w:pPr><w:spacing w:after="30"/></w:pPr><w:r><w:rPr><w:sz w:val="16"/><w:szCs w:val="16"/></w:rPr><w:t xml:space="preserve">`activity_name`</w:t></w:r></w:p></w:tc><w:tc><w:tcPr><w:tcW w:w="1417.3228346456694" w:type="dxa"/><w:noWrap/></w:tcPr><w:p><w:pPr><w:spacing w:after="30"/></w:pPr><w:r><w:rPr><w:sz w:val="16"/><w:szCs w:val="16"/></w:rPr><w:t xml:space="preserve">`varchar(255)`</w:t></w:r></w:p></w:tc><w:tc><w:tcPr><w:tcW w:w="1417.3228346456694" w:type="dxa"/><w:noWrap/></w:tcPr><w:p><w:pPr><w:spacing w:after="30"/></w:pPr><w:r><w:rPr><w:sz w:val="16"/><w:szCs w:val="16"/></w:rPr><w:t xml:space="preserve">NULL</w:t></w:r></w:p></w:tc><w:tc><w:tcPr><w:tcW w:w="1417.3228346456694" w:type="dxa"/><w:noWrap/></w:tcPr><w:p><w:pPr><w:spacing w:after="30"/></w:pPr><w:r><w:rPr><w:sz w:val="16"/><w:szCs w:val="16"/></w:rPr><w:t xml:space="preserve">`NULL`</w:t></w:r></w:p></w:tc><w:tc><w:tcPr><w:tcW w:w="1417.3228346456694" w:type="dxa"/><w:noWrap/></w:tcPr><w:p><w:pPr><w:spacing w:after="30"/></w:pPr><w:r><w:rPr><w:sz w:val="16"/><w:szCs w:val="16"/></w:rPr><w:t xml:space="preserve">-</w:t></w:r></w:p></w:tc><w:tc><w:tcPr><w:tcW w:w="1417.3228346456694" w:type="dxa"/><w:noWrap/></w:tcPr><w:p><w:pPr><w:spacing w:after="30"/></w:pPr><w:r><w:rPr><w:sz w:val="16"/><w:szCs w:val="16"/></w:rPr><w:t xml:space="preserve">Menyimpan atribut data activity name pada sistem SIBIMA.</w:t></w:r></w:p></w:tc></w:tr><w:tr><w:trPr/><w:tc><w:tcPr><w:tcW w:w="1417.3228346456694" w:type="dxa"/><w:noWrap/></w:tcPr><w:p><w:pPr><w:spacing w:after="30"/></w:pPr><w:r><w:rPr><w:sz w:val="16"/><w:szCs w:val="16"/></w:rPr><w:t xml:space="preserve">6</w:t></w:r></w:p></w:tc><w:tc><w:tcPr><w:tcW w:w="1417.3228346456694" w:type="dxa"/><w:noWrap/></w:tcPr><w:p><w:pPr><w:spacing w:after="30"/></w:pPr><w:r><w:rPr><w:sz w:val="16"/><w:szCs w:val="16"/></w:rPr><w:t xml:space="preserve">`start_time`</w:t></w:r></w:p></w:tc><w:tc><w:tcPr><w:tcW w:w="1417.3228346456694" w:type="dxa"/><w:noWrap/></w:tcPr><w:p><w:pPr><w:spacing w:after="30"/></w:pPr><w:r><w:rPr><w:sz w:val="16"/><w:szCs w:val="16"/></w:rPr><w:t xml:space="preserve">`time`</w:t></w:r></w:p></w:tc><w:tc><w:tcPr><w:tcW w:w="1417.3228346456694" w:type="dxa"/><w:noWrap/></w:tcPr><w:p><w:pPr><w:spacing w:after="30"/></w:pPr><w:r><w:rPr><w:sz w:val="16"/><w:szCs w:val="16"/></w:rPr><w:t xml:space="preserve">NOT NULL</w:t></w:r></w:p></w:tc><w:tc><w:tcPr><w:tcW w:w="1417.3228346456694" w:type="dxa"/><w:noWrap/></w:tcPr><w:p><w:pPr><w:spacing w:after="30"/></w:pPr><w:r><w:rPr><w:sz w:val="16"/><w:szCs w:val="16"/></w:rPr><w:t xml:space="preserve">*None*</w:t></w:r></w:p></w:tc><w:tc><w:tcPr><w:tcW w:w="1417.3228346456694" w:type="dxa"/><w:noWrap/></w:tcPr><w:p><w:pPr><w:spacing w:after="30"/></w:pPr><w:r><w:rPr><w:sz w:val="16"/><w:szCs w:val="16"/></w:rPr><w:t xml:space="preserve">-</w:t></w:r></w:p></w:tc><w:tc><w:tcPr><w:tcW w:w="1417.3228346456694" w:type="dxa"/><w:noWrap/></w:tcPr><w:p><w:pPr><w:spacing w:after="30"/></w:pPr><w:r><w:rPr><w:sz w:val="16"/><w:szCs w:val="16"/></w:rPr><w:t xml:space="preserve">Jam dimulainya ujian bagi peserta ini.</w:t></w:r></w:p></w:tc></w:tr><w:tr><w:trPr/><w:tc><w:tcPr><w:tcW w:w="1417.3228346456694" w:type="dxa"/><w:noWrap/></w:tcPr><w:p><w:pPr><w:spacing w:after="30"/></w:pPr><w:r><w:rPr><w:sz w:val="16"/><w:szCs w:val="16"/></w:rPr><w:t xml:space="preserve">7</w:t></w:r></w:p></w:tc><w:tc><w:tcPr><w:tcW w:w="1417.3228346456694" w:type="dxa"/><w:noWrap/></w:tcPr><w:p><w:pPr><w:spacing w:after="30"/></w:pPr><w:r><w:rPr><w:sz w:val="16"/><w:szCs w:val="16"/></w:rPr><w:t xml:space="preserve">`end_time`</w:t></w:r></w:p></w:tc><w:tc><w:tcPr><w:tcW w:w="1417.3228346456694" w:type="dxa"/><w:noWrap/></w:tcPr><w:p><w:pPr><w:spacing w:after="30"/></w:pPr><w:r><w:rPr><w:sz w:val="16"/><w:szCs w:val="16"/></w:rPr><w:t xml:space="preserve">`time`</w:t></w:r></w:p></w:tc><w:tc><w:tcPr><w:tcW w:w="1417.3228346456694" w:type="dxa"/><w:noWrap/></w:tcPr><w:p><w:pPr><w:spacing w:after="30"/></w:pPr><w:r><w:rPr><w:sz w:val="16"/><w:szCs w:val="16"/></w:rPr><w:t xml:space="preserve">NOT NULL</w:t></w:r></w:p></w:tc><w:tc><w:tcPr><w:tcW w:w="1417.3228346456694" w:type="dxa"/><w:noWrap/></w:tcPr><w:p><w:pPr><w:spacing w:after="30"/></w:pPr><w:r><w:rPr><w:sz w:val="16"/><w:szCs w:val="16"/></w:rPr><w:t xml:space="preserve">*None*</w:t></w:r></w:p></w:tc><w:tc><w:tcPr><w:tcW w:w="1417.3228346456694" w:type="dxa"/><w:noWrap/></w:tcPr><w:p><w:pPr><w:spacing w:after="30"/></w:pPr><w:r><w:rPr><w:sz w:val="16"/><w:szCs w:val="16"/></w:rPr><w:t xml:space="preserve">-</w:t></w:r></w:p></w:tc><w:tc><w:tcPr><w:tcW w:w="1417.3228346456694" w:type="dxa"/><w:noWrap/></w:tcPr><w:p><w:pPr><w:spacing w:after="30"/></w:pPr><w:r><w:rPr><w:sz w:val="16"/><w:szCs w:val="16"/></w:rPr><w:t xml:space="preserve">Jam berakhirnya sesi ujian.</w:t></w:r></w:p></w:tc></w:tr><w:tr><w:trPr/><w:tc><w:tcPr><w:tcW w:w="1417.3228346456694" w:type="dxa"/><w:noWrap/></w:tcPr><w:p><w:pPr><w:spacing w:after="30"/></w:pPr><w:r><w:rPr><w:sz w:val="16"/><w:szCs w:val="16"/></w:rPr><w:t xml:space="preserve">8</w:t></w:r></w:p></w:tc><w:tc><w:tcPr><w:tcW w:w="1417.3228346456694" w:type="dxa"/><w:noWrap/></w:tcPr><w:p><w:pPr><w:spacing w:after="30"/></w:pPr><w:r><w:rPr><w:sz w:val="16"/><w:szCs w:val="16"/></w:rPr><w:t xml:space="preserve">`examiner1_id`</w:t></w:r></w:p></w:tc><w:tc><w:tcPr><w:tcW w:w="1417.3228346456694" w:type="dxa"/><w:noWrap/></w:tcPr><w:p><w:pPr><w:spacing w:after="30"/></w:pPr><w:r><w:rPr><w:sz w:val="16"/><w:szCs w:val="16"/></w:rPr><w:t xml:space="preserve">`bigint(20) unsigned`</w:t></w:r></w:p></w:tc><w:tc><w:tcPr><w:tcW w:w="1417.3228346456694" w:type="dxa"/><w:noWrap/></w:tcPr><w:p><w:pPr><w:spacing w:after="30"/></w:pPr><w:r><w:rPr><w:sz w:val="16"/><w:szCs w:val="16"/></w:rPr><w:t xml:space="preserve">NULL</w:t></w:r></w:p></w:tc><w:tc><w:tcPr><w:tcW w:w="1417.3228346456694" w:type="dxa"/><w:noWrap/></w:tcPr><w:p><w:pPr><w:spacing w:after="30"/></w:pPr><w:r><w:rPr><w:sz w:val="16"/><w:szCs w:val="16"/></w:rPr><w:t xml:space="preserve">`NULL`</w:t></w:r></w:p></w:tc><w:tc><w:tcPr><w:tcW w:w="1417.3228346456694" w:type="dxa"/><w:noWrap/></w:tcPr><w:p><w:pPr><w:spacing w:after="30"/></w:pPr><w:r><w:rPr><w:sz w:val="16"/><w:szCs w:val="16"/></w:rPr><w:t xml:space="preserve">MUL</w:t></w:r></w:p></w:tc><w:tc><w:tcPr><w:tcW w:w="1417.3228346456694" w:type="dxa"/><w:noWrap/></w:tcPr><w:p><w:pPr><w:spacing w:after="30"/></w:pPr><w:r><w:rPr><w:sz w:val="16"/><w:szCs w:val="16"/></w:rPr><w:t xml:space="preserve">Kunci asing ke dosen penguji pertama / dewan ketua.</w:t></w:r></w:p></w:tc></w:tr><w:tr><w:trPr/><w:tc><w:tcPr><w:tcW w:w="1417.3228346456694" w:type="dxa"/><w:noWrap/></w:tcPr><w:p><w:pPr><w:spacing w:after="30"/></w:pPr><w:r><w:rPr><w:sz w:val="16"/><w:szCs w:val="16"/></w:rPr><w:t xml:space="preserve">9</w:t></w:r></w:p></w:tc><w:tc><w:tcPr><w:tcW w:w="1417.3228346456694" w:type="dxa"/><w:noWrap/></w:tcPr><w:p><w:pPr><w:spacing w:after="30"/></w:pPr><w:r><w:rPr><w:sz w:val="16"/><w:szCs w:val="16"/></w:rPr><w:t xml:space="preserve">`examiner2_id`</w:t></w:r></w:p></w:tc><w:tc><w:tcPr><w:tcW w:w="1417.3228346456694" w:type="dxa"/><w:noWrap/></w:tcPr><w:p><w:pPr><w:spacing w:after="30"/></w:pPr><w:r><w:rPr><w:sz w:val="16"/><w:szCs w:val="16"/></w:rPr><w:t xml:space="preserve">`bigint(20) unsigned`</w:t></w:r></w:p></w:tc><w:tc><w:tcPr><w:tcW w:w="1417.3228346456694" w:type="dxa"/><w:noWrap/></w:tcPr><w:p><w:pPr><w:spacing w:after="30"/></w:pPr><w:r><w:rPr><w:sz w:val="16"/><w:szCs w:val="16"/></w:rPr><w:t xml:space="preserve">NULL</w:t></w:r></w:p></w:tc><w:tc><w:tcPr><w:tcW w:w="1417.3228346456694" w:type="dxa"/><w:noWrap/></w:tcPr><w:p><w:pPr><w:spacing w:after="30"/></w:pPr><w:r><w:rPr><w:sz w:val="16"/><w:szCs w:val="16"/></w:rPr><w:t xml:space="preserve">`NULL`</w:t></w:r></w:p></w:tc><w:tc><w:tcPr><w:tcW w:w="1417.3228346456694" w:type="dxa"/><w:noWrap/></w:tcPr><w:p><w:pPr><w:spacing w:after="30"/></w:pPr><w:r><w:rPr><w:sz w:val="16"/><w:szCs w:val="16"/></w:rPr><w:t xml:space="preserve">MUL</w:t></w:r></w:p></w:tc><w:tc><w:tcPr><w:tcW w:w="1417.3228346456694" w:type="dxa"/><w:noWrap/></w:tcPr><w:p><w:pPr><w:spacing w:after="30"/></w:pPr><w:r><w:rPr><w:sz w:val="16"/><w:szCs w:val="16"/></w:rPr><w:t xml:space="preserve">Kunci asing ke dosen penguji kedua / anggota.</w:t></w:r></w:p></w:tc></w:tr><w:tr><w:trPr/><w:tc><w:tcPr><w:tcW w:w="1417.3228346456694" w:type="dxa"/><w:noWrap/></w:tcPr><w:p><w:pPr><w:spacing w:after="30"/></w:pPr><w:r><w:rPr><w:sz w:val="16"/><w:szCs w:val="16"/></w:rPr><w:t xml:space="preserve">10</w:t></w:r></w:p></w:tc><w:tc><w:tcPr><w:tcW w:w="1417.3228346456694" w:type="dxa"/><w:noWrap/></w:tcPr><w:p><w:pPr><w:spacing w:after="30"/></w:pPr><w:r><w:rPr><w:sz w:val="16"/><w:szCs w:val="16"/></w:rPr><w:t xml:space="preserve">`order`</w:t></w:r></w:p></w:tc><w:tc><w:tcPr><w:tcW w:w="1417.3228346456694" w:type="dxa"/><w:noWrap/></w:tcPr><w:p><w:pPr><w:spacing w:after="30"/></w:pPr><w:r><w:rPr><w:sz w:val="16"/><w:szCs w:val="16"/></w:rPr><w:t xml:space="preserve">`int(11)`</w:t></w:r></w:p></w:tc><w:tc><w:tcPr><w:tcW w:w="1417.3228346456694" w:type="dxa"/><w:noWrap/></w:tcPr><w:p><w:pPr><w:spacing w:after="30"/></w:pPr><w:r><w:rPr><w:sz w:val="16"/><w:szCs w:val="16"/></w:rPr><w:t xml:space="preserve">NOT NULL</w:t></w:r></w:p></w:tc><w:tc><w:tcPr><w:tcW w:w="1417.3228346456694" w:type="dxa"/><w:noWrap/></w:tcPr><w:p><w:pPr><w:spacing w:after="30"/></w:pPr><w:r><w:rPr><w:sz w:val="16"/><w:szCs w:val="16"/></w:rPr><w:t xml:space="preserve">`0`</w:t></w:r></w:p></w:tc><w:tc><w:tcPr><w:tcW w:w="1417.3228346456694" w:type="dxa"/><w:noWrap/></w:tcPr><w:p><w:pPr><w:spacing w:after="30"/></w:pPr><w:r><w:rPr><w:sz w:val="16"/><w:szCs w:val="16"/></w:rPr><w:t xml:space="preserve">-</w:t></w:r></w:p></w:tc><w:tc><w:tcPr><w:tcW w:w="1417.3228346456694" w:type="dxa"/><w:noWrap/></w:tcPr><w:p><w:pPr><w:spacing w:after="30"/></w:pPr><w:r><w:rPr><w:sz w:val="16"/><w:szCs w:val="16"/></w:rPr><w:t xml:space="preserve">Menyimpan atribut data order pada sistem SIBIMA.</w:t></w:r></w:p></w:tc></w:tr><w:tr><w:trPr/><w:tc><w:tcPr><w:tcW w:w="1417.3228346456694" w:type="dxa"/><w:noWrap/></w:tcPr><w:p><w:pPr><w:spacing w:after="30"/></w:pPr><w:r><w:rPr><w:sz w:val="16"/><w:szCs w:val="16"/></w:rPr><w:t xml:space="preserve">11</w:t></w:r></w:p></w:tc><w:tc><w:tcPr><w:tcW w:w="1417.3228346456694" w:type="dxa"/><w:noWrap/></w:tcPr><w:p><w:pPr><w:spacing w:after="30"/></w:pPr><w:r><w:rPr><w:sz w:val="16"/><w:szCs w:val="16"/></w:rPr><w:t xml:space="preserve">`created_at`</w:t></w:r></w:p></w:tc><w:tc><w:tcPr><w:tcW w:w="1417.3228346456694" w:type="dxa"/><w:noWrap/></w:tcPr><w:p><w:pPr><w:spacing w:after="30"/></w:pPr><w:r><w:rPr><w:sz w:val="16"/><w:szCs w:val="16"/></w:rPr><w:t xml:space="preserve">`timestamp`</w:t></w:r></w:p></w:tc><w:tc><w:tcPr><w:tcW w:w="1417.3228346456694" w:type="dxa"/><w:noWrap/></w:tcPr><w:p><w:pPr><w:spacing w:after="30"/></w:pPr><w:r><w:rPr><w:sz w:val="16"/><w:szCs w:val="16"/></w:rPr><w:t xml:space="preserve">NULL</w:t></w:r></w:p></w:tc><w:tc><w:tcPr><w:tcW w:w="1417.3228346456694" w:type="dxa"/><w:noWrap/></w:tcPr><w:p><w:pPr><w:spacing w:after="30"/></w:pPr><w:r><w:rPr><w:sz w:val="16"/><w:szCs w:val="16"/></w:rPr><w:t xml:space="preserve">`NULL`</w:t></w:r></w:p></w:tc><w:tc><w:tcPr><w:tcW w:w="1417.3228346456694" w:type="dxa"/><w:noWrap/></w:tcPr><w:p><w:pPr><w:spacing w:after="30"/></w:pPr><w:r><w:rPr><w:sz w:val="16"/><w:szCs w:val="16"/></w:rPr><w:t xml:space="preserve">-</w:t></w:r></w:p></w:tc><w:tc><w:tcPr><w:tcW w:w="1417.3228346456694" w:type="dxa"/><w:noWrap/></w:tcPr><w:p><w:pPr><w:spacing w:after="30"/></w:pPr><w:r><w:rPr><w:sz w:val="16"/><w:szCs w:val="16"/></w:rPr><w:t xml:space="preserve">Waktu rekaman pertama kali dibuat di sistem.</w:t></w:r></w:p></w:tc></w:tr><w:tr><w:trPr/><w:tc><w:tcPr><w:tcW w:w="1417.3228346456694" w:type="dxa"/><w:noWrap/></w:tcPr><w:p><w:pPr><w:spacing w:after="30"/></w:pPr><w:r><w:rPr><w:sz w:val="16"/><w:szCs w:val="16"/></w:rPr><w:t xml:space="preserve">12</w:t></w:r></w:p></w:tc><w:tc><w:tcPr><w:tcW w:w="1417.3228346456694" w:type="dxa"/><w:noWrap/></w:tcPr><w:p><w:pPr><w:spacing w:after="30"/></w:pPr><w:r><w:rPr><w:sz w:val="16"/><w:szCs w:val="16"/></w:rPr><w:t xml:space="preserve">`updated_at`</w:t></w:r></w:p></w:tc><w:tc><w:tcPr><w:tcW w:w="1417.3228346456694" w:type="dxa"/><w:noWrap/></w:tcPr><w:p><w:pPr><w:spacing w:after="30"/></w:pPr><w:r><w:rPr><w:sz w:val="16"/><w:szCs w:val="16"/></w:rPr><w:t xml:space="preserve">`timestamp`</w:t></w:r></w:p></w:tc><w:tc><w:tcPr><w:tcW w:w="1417.3228346456694" w:type="dxa"/><w:noWrap/></w:tcPr><w:p><w:pPr><w:spacing w:after="30"/></w:pPr><w:r><w:rPr><w:sz w:val="16"/><w:szCs w:val="16"/></w:rPr><w:t xml:space="preserve">NULL</w:t></w:r></w:p></w:tc><w:tc><w:tcPr><w:tcW w:w="1417.3228346456694" w:type="dxa"/><w:noWrap/></w:tcPr><w:p><w:pPr><w:spacing w:after="30"/></w:pPr><w:r><w:rPr><w:sz w:val="16"/><w:szCs w:val="16"/></w:rPr><w:t xml:space="preserve">`NULL`</w:t></w:r></w:p></w:tc><w:tc><w:tcPr><w:tcW w:w="1417.3228346456694" w:type="dxa"/><w:noWrap/></w:tcPr><w:p><w:pPr><w:spacing w:after="30"/></w:pPr><w:r><w:rPr><w:sz w:val="16"/><w:szCs w:val="16"/></w:rPr><w:t xml:space="preserve">-</w:t></w:r></w:p></w:tc><w:tc><w:tcPr><w:tcW w:w="1417.3228346456694" w:type="dxa"/><w:noWrap/></w:tcPr><w:p><w:pPr><w:spacing w:after="30"/></w:pPr><w:r><w:rPr><w:sz w:val="16"/><w:szCs w:val="16"/></w:rPr><w:t xml:space="preserve">Waktu rekaman terakhir kali diperbarui.</w:t></w:r></w:p></w:tc></w:tr></w:tbl><w:p/><w:p><w:pPr><w:jc w:val="both"/><w:spacing w:after="70"/></w:pPr><w:r><w:rPr><w:sz w:val="19"/><w:szCs w:val="19"/></w:rPr><w:t xml:space="preserve">---</w:t></w:r></w:p><w:p><w:pPr><w:pStyle w:val="Heading3"/></w:pPr><w:bookmarkStart w:id="40" w:name="_Toc40"/><w:r><w:t>3.29 Tabel Template Dokumen Sidang Skripsi (`thesis_defense_templates`)</w:t></w:r><w:bookmarkEnd w:id="40"/></w:p><w:p><w:pPr><w:spacing w:before="40" w:after="40"/></w:pPr><w:r><w:rPr><w:color w:val="334155"/><w:sz w:val="19"/><w:szCs w:val="19"/><w:b w:val="1"/><w:bCs w:val="1"/><w:i w:val="1"/><w:iCs w:val="1"/></w:rPr><w:t xml:space="preserve">**Nama Tabel**: `thesis_defense_templates`</w:t></w:r></w:p><w:p><w:pPr><w:spacing w:before="40" w:after="40"/></w:pPr><w:r><w:rPr><w:color w:val="334155"/><w:sz w:val="19"/><w:szCs w:val="19"/><w:b w:val="0"/><w:bCs w:val="0"/><w:i w:val="1"/><w:iCs w:val="1"/></w:rPr><w:t xml:space="preserve">**Primary Key**: `id`</w:t></w:r></w:p><w:p><w:pPr><w:spacing w:before="40" w:after="40"/></w:pPr><w:r><w:rPr><w:color w:val="334155"/><w:sz w:val="19"/><w:szCs w:val="19"/><w:b w:val="0"/><w:bCs w:val="0"/><w:i w:val="1"/><w:iCs w:val="1"/></w:rPr><w:t xml:space="preserve">**Foreign Key**: Tidak ada (*None*)</w:t></w:r></w:p><w:p><w:pPr><w:spacing w:before="40" w:after="40"/></w:pPr><w:r><w:rPr><w:color w:val="334155"/><w:sz w:val="19"/><w:szCs w:val="19"/><w:b w:val="0"/><w:bCs w:val="0"/><w:i w:val="1"/><w:iCs w:val="1"/></w:rPr><w:t xml:space="preserve">**Deskripsi**: Menyimpan format baku dokumen administrasi sidang skripsi (format naskah akhir, lembar pengesahan, form penilaian) yang dapat diakses peserta ujian.</w:t></w:r></w:p><w:tbl><w:tblGrid><w:gridCol w:w="1417.3228346456694" w:type="dxa"/><w:gridCol w:w="1417.3228346456694" w:type="dxa"/><w:gridCol w:w="1417.3228346456694" w:type="dxa"/><w:gridCol w:w="1417.3228346456694" w:type="dxa"/><w:gridCol w:w="1417.3228346456694" w:type="dxa"/><w:gridCol w:w="1417.3228346456694" w:type="dxa"/><w:gridCol w:w="1417.3228346456694" w:type="dxa"/></w:tblGrid><w:tblPr><w:tblStyle w:val="DbTable"/></w:tblPr><w:tr><w:trPr/><w:tc><w:tcPr><w:tcW w:w="1417.3228346456694" w:type="dxa"/><w:shd w:val="clear" w:fill="1E293B"/><w:noWrap/></w:tcPr><w:p><w:pPr><w:spacing w:after="30"/></w:pPr><w:r><w:rPr><w:color w:val="FFFFFF"/><w:sz w:val="16"/><w:szCs w:val="16"/><w:b w:val="1"/><w:bCs w:val="1"/></w:rPr><w:t xml:space="preserve">No</w:t></w:r></w:p></w:tc><w:tc><w:tcPr><w:tcW w:w="1417.3228346456694" w:type="dxa"/><w:shd w:val="clear" w:fill="1E293B"/><w:noWrap/></w:tcPr><w:p><w:pPr><w:spacing w:after="30"/></w:pPr><w:r><w:rPr><w:color w:val="FFFFFF"/><w:sz w:val="16"/><w:szCs w:val="16"/><w:b w:val="1"/><w:bCs w:val="1"/></w:rPr><w:t xml:space="preserve">Nama Kolom</w:t></w:r></w:p></w:tc><w:tc><w:tcPr><w:tcW w:w="1417.3228346456694" w:type="dxa"/><w:shd w:val="clear" w:fill="1E293B"/><w:noWrap/></w:tcPr><w:p><w:pPr><w:spacing w:after="30"/></w:pPr><w:r><w:rPr><w:color w:val="FFFFFF"/><w:sz w:val="16"/><w:szCs w:val="16"/><w:b w:val="1"/><w:bCs w:val="1"/></w:rPr><w:t xml:space="preserve">Tipe Data</w:t></w:r></w:p></w:tc><w:tc><w:tcPr><w:tcW w:w="1417.3228346456694" w:type="dxa"/><w:shd w:val="clear" w:fill="1E293B"/><w:noWrap/></w:tcPr><w:p><w:pPr><w:spacing w:after="30"/></w:pPr><w:r><w:rPr><w:color w:val="FFFFFF"/><w:sz w:val="16"/><w:szCs w:val="16"/><w:b w:val="1"/><w:bCs w:val="1"/></w:rPr><w:t xml:space="preserve">Nullable</w:t></w:r></w:p></w:tc><w:tc><w:tcPr><w:tcW w:w="1417.3228346456694" w:type="dxa"/><w:shd w:val="clear" w:fill="1E293B"/><w:noWrap/></w:tcPr><w:p><w:pPr><w:spacing w:after="30"/></w:pPr><w:r><w:rPr><w:color w:val="FFFFFF"/><w:sz w:val="16"/><w:szCs w:val="16"/><w:b w:val="1"/><w:bCs w:val="1"/></w:rPr><w:t xml:space="preserve">Nilai Default</w:t></w:r></w:p></w:tc><w:tc><w:tcPr><w:tcW w:w="1417.3228346456694" w:type="dxa"/><w:shd w:val="clear" w:fill="1E293B"/><w:noWrap/></w:tcPr><w:p><w:pPr><w:spacing w:after="30"/></w:pPr><w:r><w:rPr><w:color w:val="FFFFFF"/><w:sz w:val="16"/><w:szCs w:val="16"/><w:b w:val="1"/><w:bCs w:val="1"/></w:rPr><w:t xml:space="preserve">Kunci (*Key*)</w:t></w:r></w:p></w:tc><w:tc><w:tcPr><w:tcW w:w="1417.3228346456694" w:type="dxa"/><w:shd w:val="clear" w:fill="1E293B"/><w:noWrap/></w:tcPr><w:p><w:pPr><w:spacing w:after="30"/></w:pPr><w:r><w:rPr><w:color w:val="FFFFFF"/><w:sz w:val="16"/><w:szCs w:val="16"/><w:b w:val="1"/><w:bCs w:val="1"/></w:rPr><w:t xml:space="preserve">Keterangan & Aturan Bisnis</w:t></w:r></w:p></w:tc></w:tr><w:tr><w:trPr/><w:tc><w:tcPr><w:tcW w:w="1417.3228346456694" w:type="dxa"/><w:noWrap/></w:tcPr><w:p><w:pPr><w:spacing w:after="30"/></w:pPr><w:r><w:rPr><w:sz w:val="16"/><w:szCs w:val="16"/></w:rPr><w:t xml:space="preserve">1</w:t></w:r></w:p></w:tc><w:tc><w:tcPr><w:tcW w:w="1417.3228346456694" w:type="dxa"/><w:noWrap/></w:tcPr><w:p><w:pPr><w:spacing w:after="30"/></w:pPr><w:r><w:rPr><w:sz w:val="16"/><w:szCs w:val="16"/></w:rPr><w:t xml:space="preserve">`id`</w:t></w:r></w:p></w:tc><w:tc><w:tcPr><w:tcW w:w="1417.3228346456694" w:type="dxa"/><w:noWrap/></w:tcPr><w:p><w:pPr><w:spacing w:after="30"/></w:pPr><w:r><w:rPr><w:sz w:val="16"/><w:szCs w:val="16"/></w:rPr><w:t xml:space="preserve">`bigint(20) unsigned`</w:t></w:r></w:p></w:tc><w:tc><w:tcPr><w:tcW w:w="1417.3228346456694" w:type="dxa"/><w:noWrap/></w:tcPr><w:p><w:pPr><w:spacing w:after="30"/></w:pPr><w:r><w:rPr><w:sz w:val="16"/><w:szCs w:val="16"/></w:rPr><w:t xml:space="preserve">NOT NULL</w:t></w:r></w:p></w:tc><w:tc><w:tcPr><w:tcW w:w="1417.3228346456694" w:type="dxa"/><w:noWrap/></w:tcPr><w:p><w:pPr><w:spacing w:after="30"/></w:pPr><w:r><w:rPr><w:sz w:val="16"/><w:szCs w:val="16"/></w:rPr><w:t xml:space="preserve">*None*</w:t></w:r></w:p></w:tc><w:tc><w:tcPr><w:tcW w:w="1417.3228346456694" w:type="dxa"/><w:noWrap/></w:tcPr><w:p><w:pPr><w:spacing w:after="30"/></w:pPr><w:r><w:rPr><w:sz w:val="16"/><w:szCs w:val="16"/></w:rPr><w:t xml:space="preserve">PRI (auto_increment)</w:t></w:r></w:p></w:tc><w:tc><w:tcPr><w:tcW w:w="1417.3228346456694" w:type="dxa"/><w:noWrap/></w:tcPr><w:p><w:pPr><w:spacing w:after="30"/></w:pPr><w:r><w:rPr><w:sz w:val="16"/><w:szCs w:val="16"/></w:rPr><w:t xml:space="preserve">Identitas unik rekaman data (*Surrogate Primary Key*).</w:t></w:r></w:p></w:tc></w:tr><w:tr><w:trPr/><w:tc><w:tcPr><w:tcW w:w="1417.3228346456694" w:type="dxa"/><w:noWrap/></w:tcPr><w:p><w:pPr><w:spacing w:after="30"/></w:pPr><w:r><w:rPr><w:sz w:val="16"/><w:szCs w:val="16"/></w:rPr><w:t xml:space="preserve">2</w:t></w:r></w:p></w:tc><w:tc><w:tcPr><w:tcW w:w="1417.3228346456694" w:type="dxa"/><w:noWrap/></w:tcPr><w:p><w:pPr><w:spacing w:after="30"/></w:pPr><w:r><w:rPr><w:sz w:val="16"/><w:szCs w:val="16"/></w:rPr><w:t xml:space="preserve">`title`</w:t></w:r></w:p></w:tc><w:tc><w:tcPr><w:tcW w:w="1417.3228346456694" w:type="dxa"/><w:noWrap/></w:tcPr><w:p><w:pPr><w:spacing w:after="30"/></w:pPr><w:r><w:rPr><w:sz w:val="16"/><w:szCs w:val="16"/></w:rPr><w:t xml:space="preserve">`varchar(255)`</w:t></w:r></w:p></w:tc><w:tc><w:tcPr><w:tcW w:w="1417.3228346456694" w:type="dxa"/><w:noWrap/></w:tcPr><w:p><w:pPr><w:spacing w:after="30"/></w:pPr><w:r><w:rPr><w:sz w:val="16"/><w:szCs w:val="16"/></w:rPr><w:t xml:space="preserve">NOT NULL</w:t></w:r></w:p></w:tc><w:tc><w:tcPr><w:tcW w:w="1417.3228346456694" w:type="dxa"/><w:noWrap/></w:tcPr><w:p><w:pPr><w:spacing w:after="30"/></w:pPr><w:r><w:rPr><w:sz w:val="16"/><w:szCs w:val="16"/></w:rPr><w:t xml:space="preserve">*None*</w:t></w:r></w:p></w:tc><w:tc><w:tcPr><w:tcW w:w="1417.3228346456694" w:type="dxa"/><w:noWrap/></w:tcPr><w:p><w:pPr><w:spacing w:after="30"/></w:pPr><w:r><w:rPr><w:sz w:val="16"/><w:szCs w:val="16"/></w:rPr><w:t xml:space="preserve">-</w:t></w:r></w:p></w:tc><w:tc><w:tcPr><w:tcW w:w="1417.3228346456694" w:type="dxa"/><w:noWrap/></w:tcPr><w:p><w:pPr><w:spacing w:after="30"/></w:pPr><w:r><w:rPr><w:sz w:val="16"/><w:szCs w:val="16"/></w:rPr><w:t xml:space="preserve">Menyimpan atribut data title pada sistem SIBIMA.</w:t></w:r></w:p></w:tc></w:tr><w:tr><w:trPr/><w:tc><w:tcPr><w:tcW w:w="1417.3228346456694" w:type="dxa"/><w:noWrap/></w:tcPr><w:p><w:pPr><w:spacing w:after="30"/></w:pPr><w:r><w:rPr><w:sz w:val="16"/><w:szCs w:val="16"/></w:rPr><w:t xml:space="preserve">3</w:t></w:r></w:p></w:tc><w:tc><w:tcPr><w:tcW w:w="1417.3228346456694" w:type="dxa"/><w:noWrap/></w:tcPr><w:p><w:pPr><w:spacing w:after="30"/></w:pPr><w:r><w:rPr><w:sz w:val="16"/><w:szCs w:val="16"/></w:rPr><w:t xml:space="preserve">`file_path`</w:t></w:r></w:p></w:tc><w:tc><w:tcPr><w:tcW w:w="1417.3228346456694" w:type="dxa"/><w:noWrap/></w:tcPr><w:p><w:pPr><w:spacing w:after="30"/></w:pPr><w:r><w:rPr><w:sz w:val="16"/><w:szCs w:val="16"/></w:rPr><w:t xml:space="preserve">`varchar(255)`</w:t></w:r></w:p></w:tc><w:tc><w:tcPr><w:tcW w:w="1417.3228346456694" w:type="dxa"/><w:noWrap/></w:tcPr><w:p><w:pPr><w:spacing w:after="30"/></w:pPr><w:r><w:rPr><w:sz w:val="16"/><w:szCs w:val="16"/></w:rPr><w:t xml:space="preserve">NOT NULL</w:t></w:r></w:p></w:tc><w:tc><w:tcPr><w:tcW w:w="1417.3228346456694" w:type="dxa"/><w:noWrap/></w:tcPr><w:p><w:pPr><w:spacing w:after="30"/></w:pPr><w:r><w:rPr><w:sz w:val="16"/><w:szCs w:val="16"/></w:rPr><w:t xml:space="preserve">*None*</w:t></w:r></w:p></w:tc><w:tc><w:tcPr><w:tcW w:w="1417.3228346456694" w:type="dxa"/><w:noWrap/></w:tcPr><w:p><w:pPr><w:spacing w:after="30"/></w:pPr><w:r><w:rPr><w:sz w:val="16"/><w:szCs w:val="16"/></w:rPr><w:t xml:space="preserve">-</w:t></w:r></w:p></w:tc><w:tc><w:tcPr><w:tcW w:w="1417.3228346456694" w:type="dxa"/><w:noWrap/></w:tcPr><w:p><w:pPr><w:spacing w:after="30"/></w:pPr><w:r><w:rPr><w:sz w:val="16"/><w:szCs w:val="16"/></w:rPr><w:t xml:space="preserve">Path penyimpanan berkas digital pada storage sistem.</w:t></w:r></w:p></w:tc></w:tr><w:tr><w:trPr/><w:tc><w:tcPr><w:tcW w:w="1417.3228346456694" w:type="dxa"/><w:noWrap/></w:tcPr><w:p><w:pPr><w:spacing w:after="30"/></w:pPr><w:r><w:rPr><w:sz w:val="16"/><w:szCs w:val="16"/></w:rPr><w:t xml:space="preserve">4</w:t></w:r></w:p></w:tc><w:tc><w:tcPr><w:tcW w:w="1417.3228346456694" w:type="dxa"/><w:noWrap/></w:tcPr><w:p><w:pPr><w:spacing w:after="30"/></w:pPr><w:r><w:rPr><w:sz w:val="16"/><w:szCs w:val="16"/></w:rPr><w:t xml:space="preserve">`original_name`</w:t></w:r></w:p></w:tc><w:tc><w:tcPr><w:tcW w:w="1417.3228346456694" w:type="dxa"/><w:noWrap/></w:tcPr><w:p><w:pPr><w:spacing w:after="30"/></w:pPr><w:r><w:rPr><w:sz w:val="16"/><w:szCs w:val="16"/></w:rPr><w:t xml:space="preserve">`varchar(255)`</w:t></w:r></w:p></w:tc><w:tc><w:tcPr><w:tcW w:w="1417.3228346456694" w:type="dxa"/><w:noWrap/></w:tcPr><w:p><w:pPr><w:spacing w:after="30"/></w:pPr><w:r><w:rPr><w:sz w:val="16"/><w:szCs w:val="16"/></w:rPr><w:t xml:space="preserve">NOT NULL</w:t></w:r></w:p></w:tc><w:tc><w:tcPr><w:tcW w:w="1417.3228346456694" w:type="dxa"/><w:noWrap/></w:tcPr><w:p><w:pPr><w:spacing w:after="30"/></w:pPr><w:r><w:rPr><w:sz w:val="16"/><w:szCs w:val="16"/></w:rPr><w:t xml:space="preserve">*None*</w:t></w:r></w:p></w:tc><w:tc><w:tcPr><w:tcW w:w="1417.3228346456694" w:type="dxa"/><w:noWrap/></w:tcPr><w:p><w:pPr><w:spacing w:after="30"/></w:pPr><w:r><w:rPr><w:sz w:val="16"/><w:szCs w:val="16"/></w:rPr><w:t xml:space="preserve">-</w:t></w:r></w:p></w:tc><w:tc><w:tcPr><w:tcW w:w="1417.3228346456694" w:type="dxa"/><w:noWrap/></w:tcPr><w:p><w:pPr><w:spacing w:after="30"/></w:pPr><w:r><w:rPr><w:sz w:val="16"/><w:szCs w:val="16"/></w:rPr><w:t xml:space="preserve">Menyimpan atribut data original name pada sistem SIBIMA.</w:t></w:r></w:p></w:tc></w:tr><w:tr><w:trPr/><w:tc><w:tcPr><w:tcW w:w="1417.3228346456694" w:type="dxa"/><w:noWrap/></w:tcPr><w:p><w:pPr><w:spacing w:after="30"/></w:pPr><w:r><w:rPr><w:sz w:val="16"/><w:szCs w:val="16"/></w:rPr><w:t xml:space="preserve">5</w:t></w:r></w:p></w:tc><w:tc><w:tcPr><w:tcW w:w="1417.3228346456694" w:type="dxa"/><w:noWrap/></w:tcPr><w:p><w:pPr><w:spacing w:after="30"/></w:pPr><w:r><w:rPr><w:sz w:val="16"/><w:szCs w:val="16"/></w:rPr><w:t xml:space="preserve">`is_active`</w:t></w:r></w:p></w:tc><w:tc><w:tcPr><w:tcW w:w="1417.3228346456694" w:type="dxa"/><w:noWrap/></w:tcPr><w:p><w:pPr><w:spacing w:after="30"/></w:pPr><w:r><w:rPr><w:sz w:val="16"/><w:szCs w:val="16"/></w:rPr><w:t xml:space="preserve">`tinyint(1)`</w:t></w:r></w:p></w:tc><w:tc><w:tcPr><w:tcW w:w="1417.3228346456694" w:type="dxa"/><w:noWrap/></w:tcPr><w:p><w:pPr><w:spacing w:after="30"/></w:pPr><w:r><w:rPr><w:sz w:val="16"/><w:szCs w:val="16"/></w:rPr><w:t xml:space="preserve">NOT NULL</w:t></w:r></w:p></w:tc><w:tc><w:tcPr><w:tcW w:w="1417.3228346456694" w:type="dxa"/><w:noWrap/></w:tcPr><w:p><w:pPr><w:spacing w:after="30"/></w:pPr><w:r><w:rPr><w:sz w:val="16"/><w:szCs w:val="16"/></w:rPr><w:t xml:space="preserve">`1`</w:t></w:r></w:p></w:tc><w:tc><w:tcPr><w:tcW w:w="1417.3228346456694" w:type="dxa"/><w:noWrap/></w:tcPr><w:p><w:pPr><w:spacing w:after="30"/></w:pPr><w:r><w:rPr><w:sz w:val="16"/><w:szCs w:val="16"/></w:rPr><w:t xml:space="preserve">-</w:t></w:r></w:p></w:tc><w:tc><w:tcPr><w:tcW w:w="1417.3228346456694" w:type="dxa"/><w:noWrap/></w:tcPr><w:p><w:pPr><w:spacing w:after="30"/></w:pPr><w:r><w:rPr><w:sz w:val="16"/><w:szCs w:val="16"/></w:rPr><w:t xml:space="preserve">Bendera status biner (1 = Ya / Aktif, 0 = Tidak / Nonaktif).</w:t></w:r></w:p></w:tc></w:tr><w:tr><w:trPr/><w:tc><w:tcPr><w:tcW w:w="1417.3228346456694" w:type="dxa"/><w:noWrap/></w:tcPr><w:p><w:pPr><w:spacing w:after="30"/></w:pPr><w:r><w:rPr><w:sz w:val="16"/><w:szCs w:val="16"/></w:rPr><w:t xml:space="preserve">6</w:t></w:r></w:p></w:tc><w:tc><w:tcPr><w:tcW w:w="1417.3228346456694" w:type="dxa"/><w:noWrap/></w:tcPr><w:p><w:pPr><w:spacing w:after="30"/></w:pPr><w:r><w:rPr><w:sz w:val="16"/><w:szCs w:val="16"/></w:rPr><w:t xml:space="preserve">`created_at`</w:t></w:r></w:p></w:tc><w:tc><w:tcPr><w:tcW w:w="1417.3228346456694" w:type="dxa"/><w:noWrap/></w:tcPr><w:p><w:pPr><w:spacing w:after="30"/></w:pPr><w:r><w:rPr><w:sz w:val="16"/><w:szCs w:val="16"/></w:rPr><w:t xml:space="preserve">`timestamp`</w:t></w:r></w:p></w:tc><w:tc><w:tcPr><w:tcW w:w="1417.3228346456694" w:type="dxa"/><w:noWrap/></w:tcPr><w:p><w:pPr><w:spacing w:after="30"/></w:pPr><w:r><w:rPr><w:sz w:val="16"/><w:szCs w:val="16"/></w:rPr><w:t xml:space="preserve">NULL</w:t></w:r></w:p></w:tc><w:tc><w:tcPr><w:tcW w:w="1417.3228346456694" w:type="dxa"/><w:noWrap/></w:tcPr><w:p><w:pPr><w:spacing w:after="30"/></w:pPr><w:r><w:rPr><w:sz w:val="16"/><w:szCs w:val="16"/></w:rPr><w:t xml:space="preserve">`NULL`</w:t></w:r></w:p></w:tc><w:tc><w:tcPr><w:tcW w:w="1417.3228346456694" w:type="dxa"/><w:noWrap/></w:tcPr><w:p><w:pPr><w:spacing w:after="30"/></w:pPr><w:r><w:rPr><w:sz w:val="16"/><w:szCs w:val="16"/></w:rPr><w:t xml:space="preserve">-</w:t></w:r></w:p></w:tc><w:tc><w:tcPr><w:tcW w:w="1417.3228346456694" w:type="dxa"/><w:noWrap/></w:tcPr><w:p><w:pPr><w:spacing w:after="30"/></w:pPr><w:r><w:rPr><w:sz w:val="16"/><w:szCs w:val="16"/></w:rPr><w:t xml:space="preserve">Waktu rekaman pertama kali dibuat di sistem.</w:t></w:r></w:p></w:tc></w:tr><w:tr><w:trPr/><w:tc><w:tcPr><w:tcW w:w="1417.3228346456694" w:type="dxa"/><w:noWrap/></w:tcPr><w:p><w:pPr><w:spacing w:after="30"/></w:pPr><w:r><w:rPr><w:sz w:val="16"/><w:szCs w:val="16"/></w:rPr><w:t xml:space="preserve">7</w:t></w:r></w:p></w:tc><w:tc><w:tcPr><w:tcW w:w="1417.3228346456694" w:type="dxa"/><w:noWrap/></w:tcPr><w:p><w:pPr><w:spacing w:after="30"/></w:pPr><w:r><w:rPr><w:sz w:val="16"/><w:szCs w:val="16"/></w:rPr><w:t xml:space="preserve">`updated_at`</w:t></w:r></w:p></w:tc><w:tc><w:tcPr><w:tcW w:w="1417.3228346456694" w:type="dxa"/><w:noWrap/></w:tcPr><w:p><w:pPr><w:spacing w:after="30"/></w:pPr><w:r><w:rPr><w:sz w:val="16"/><w:szCs w:val="16"/></w:rPr><w:t xml:space="preserve">`timestamp`</w:t></w:r></w:p></w:tc><w:tc><w:tcPr><w:tcW w:w="1417.3228346456694" w:type="dxa"/><w:noWrap/></w:tcPr><w:p><w:pPr><w:spacing w:after="30"/></w:pPr><w:r><w:rPr><w:sz w:val="16"/><w:szCs w:val="16"/></w:rPr><w:t xml:space="preserve">NULL</w:t></w:r></w:p></w:tc><w:tc><w:tcPr><w:tcW w:w="1417.3228346456694" w:type="dxa"/><w:noWrap/></w:tcPr><w:p><w:pPr><w:spacing w:after="30"/></w:pPr><w:r><w:rPr><w:sz w:val="16"/><w:szCs w:val="16"/></w:rPr><w:t xml:space="preserve">`NULL`</w:t></w:r></w:p></w:tc><w:tc><w:tcPr><w:tcW w:w="1417.3228346456694" w:type="dxa"/><w:noWrap/></w:tcPr><w:p><w:pPr><w:spacing w:after="30"/></w:pPr><w:r><w:rPr><w:sz w:val="16"/><w:szCs w:val="16"/></w:rPr><w:t xml:space="preserve">-</w:t></w:r></w:p></w:tc><w:tc><w:tcPr><w:tcW w:w="1417.3228346456694" w:type="dxa"/><w:noWrap/></w:tcPr><w:p><w:pPr><w:spacing w:after="30"/></w:pPr><w:r><w:rPr><w:sz w:val="16"/><w:szCs w:val="16"/></w:rPr><w:t xml:space="preserve">Waktu rekaman terakhir kali diperbarui.</w:t></w:r></w:p></w:tc></w:tr></w:tbl><w:p/><w:p><w:pPr><w:jc w:val="both"/><w:spacing w:after="70"/></w:pPr><w:r><w:rPr><w:sz w:val="19"/><w:szCs w:val="19"/></w:rPr><w:t xml:space="preserve">---</w:t></w:r></w:p><w:p><w:pPr><w:pStyle w:val="Heading3"/></w:pPr><w:bookmarkStart w:id="41" w:name="_Toc41"/><w:r><w:t>3.30 Tabel Repositori Skripsi & Karya Ilmiah (`thesis_repositories`)</w:t></w:r><w:bookmarkEnd w:id="41"/></w:p><w:p><w:pPr><w:spacing w:before="40" w:after="40"/></w:pPr><w:r><w:rPr><w:color w:val="334155"/><w:sz w:val="19"/><w:szCs w:val="19"/><w:b w:val="1"/><w:bCs w:val="1"/><w:i w:val="1"/><w:iCs w:val="1"/></w:rPr><w:t xml:space="preserve">**Nama Tabel**: `thesis_repositories`</w:t></w:r></w:p><w:p><w:pPr><w:spacing w:before="40" w:after="40"/></w:pPr><w:r><w:rPr><w:color w:val="334155"/><w:sz w:val="19"/><w:szCs w:val="19"/><w:b w:val="0"/><w:bCs w:val="0"/><w:i w:val="1"/><w:iCs w:val="1"/></w:rPr><w:t xml:space="preserve">**Primary Key**: `id`</w:t></w:r></w:p><w:p><w:pPr><w:spacing w:before="40" w:after="40"/></w:pPr><w:r><w:rPr><w:color w:val="334155"/><w:sz w:val="19"/><w:szCs w:val="19"/><w:b w:val="0"/><w:bCs w:val="0"/><w:i w:val="1"/><w:iCs w:val="1"/></w:rPr><w:t xml:space="preserve">**Foreign Key**: Tidak ada (*None*)</w:t></w:r></w:p><w:p><w:pPr><w:spacing w:before="40" w:after="40"/></w:pPr><w:r><w:rPr><w:color w:val="334155"/><w:sz w:val="19"/><w:szCs w:val="19"/><w:b w:val="0"/><w:bCs w:val="0"/><w:i w:val="1"/><w:iCs w:val="1"/></w:rPr><w:t xml:space="preserve">**Deskripsi**: Menyimpan metadata publik karya akhir skripsi mahasiswa yang telah lulus (judul, abstrak, kata kunci, berkas publikasi, tautan jurnal) untuk referensi riset civitas akademika.</w:t></w:r></w:p><w:tbl><w:tblGrid><w:gridCol w:w="1417.3228346456694" w:type="dxa"/><w:gridCol w:w="1417.3228346456694" w:type="dxa"/><w:gridCol w:w="1417.3228346456694" w:type="dxa"/><w:gridCol w:w="1417.3228346456694" w:type="dxa"/><w:gridCol w:w="1417.3228346456694" w:type="dxa"/><w:gridCol w:w="1417.3228346456694" w:type="dxa"/><w:gridCol w:w="1417.3228346456694" w:type="dxa"/></w:tblGrid><w:tblPr><w:tblStyle w:val="DbTable"/></w:tblPr><w:tr><w:trPr/><w:tc><w:tcPr><w:tcW w:w="1417.3228346456694" w:type="dxa"/><w:shd w:val="clear" w:fill="1E293B"/><w:noWrap/></w:tcPr><w:p><w:pPr><w:spacing w:after="30"/></w:pPr><w:r><w:rPr><w:color w:val="FFFFFF"/><w:sz w:val="16"/><w:szCs w:val="16"/><w:b w:val="1"/><w:bCs w:val="1"/></w:rPr><w:t xml:space="preserve">No</w:t></w:r></w:p></w:tc><w:tc><w:tcPr><w:tcW w:w="1417.3228346456694" w:type="dxa"/><w:shd w:val="clear" w:fill="1E293B"/><w:noWrap/></w:tcPr><w:p><w:pPr><w:spacing w:after="30"/></w:pPr><w:r><w:rPr><w:color w:val="FFFFFF"/><w:sz w:val="16"/><w:szCs w:val="16"/><w:b w:val="1"/><w:bCs w:val="1"/></w:rPr><w:t xml:space="preserve">Nama Kolom</w:t></w:r></w:p></w:tc><w:tc><w:tcPr><w:tcW w:w="1417.3228346456694" w:type="dxa"/><w:shd w:val="clear" w:fill="1E293B"/><w:noWrap/></w:tcPr><w:p><w:pPr><w:spacing w:after="30"/></w:pPr><w:r><w:rPr><w:color w:val="FFFFFF"/><w:sz w:val="16"/><w:szCs w:val="16"/><w:b w:val="1"/><w:bCs w:val="1"/></w:rPr><w:t xml:space="preserve">Tipe Data</w:t></w:r></w:p></w:tc><w:tc><w:tcPr><w:tcW w:w="1417.3228346456694" w:type="dxa"/><w:shd w:val="clear" w:fill="1E293B"/><w:noWrap/></w:tcPr><w:p><w:pPr><w:spacing w:after="30"/></w:pPr><w:r><w:rPr><w:color w:val="FFFFFF"/><w:sz w:val="16"/><w:szCs w:val="16"/><w:b w:val="1"/><w:bCs w:val="1"/></w:rPr><w:t xml:space="preserve">Nullable</w:t></w:r></w:p></w:tc><w:tc><w:tcPr><w:tcW w:w="1417.3228346456694" w:type="dxa"/><w:shd w:val="clear" w:fill="1E293B"/><w:noWrap/></w:tcPr><w:p><w:pPr><w:spacing w:after="30"/></w:pPr><w:r><w:rPr><w:color w:val="FFFFFF"/><w:sz w:val="16"/><w:szCs w:val="16"/><w:b w:val="1"/><w:bCs w:val="1"/></w:rPr><w:t xml:space="preserve">Nilai Default</w:t></w:r></w:p></w:tc><w:tc><w:tcPr><w:tcW w:w="1417.3228346456694" w:type="dxa"/><w:shd w:val="clear" w:fill="1E293B"/><w:noWrap/></w:tcPr><w:p><w:pPr><w:spacing w:after="30"/></w:pPr><w:r><w:rPr><w:color w:val="FFFFFF"/><w:sz w:val="16"/><w:szCs w:val="16"/><w:b w:val="1"/><w:bCs w:val="1"/></w:rPr><w:t xml:space="preserve">Kunci (*Key*)</w:t></w:r></w:p></w:tc><w:tc><w:tcPr><w:tcW w:w="1417.3228346456694" w:type="dxa"/><w:shd w:val="clear" w:fill="1E293B"/><w:noWrap/></w:tcPr><w:p><w:pPr><w:spacing w:after="30"/></w:pPr><w:r><w:rPr><w:color w:val="FFFFFF"/><w:sz w:val="16"/><w:szCs w:val="16"/><w:b w:val="1"/><w:bCs w:val="1"/></w:rPr><w:t xml:space="preserve">Keterangan & Aturan Bisnis</w:t></w:r></w:p></w:tc></w:tr><w:tr><w:trPr/><w:tc><w:tcPr><w:tcW w:w="1417.3228346456694" w:type="dxa"/><w:noWrap/></w:tcPr><w:p><w:pPr><w:spacing w:after="30"/></w:pPr><w:r><w:rPr><w:sz w:val="16"/><w:szCs w:val="16"/></w:rPr><w:t xml:space="preserve">1</w:t></w:r></w:p></w:tc><w:tc><w:tcPr><w:tcW w:w="1417.3228346456694" w:type="dxa"/><w:noWrap/></w:tcPr><w:p><w:pPr><w:spacing w:after="30"/></w:pPr><w:r><w:rPr><w:sz w:val="16"/><w:szCs w:val="16"/></w:rPr><w:t xml:space="preserve">`id`</w:t></w:r></w:p></w:tc><w:tc><w:tcPr><w:tcW w:w="1417.3228346456694" w:type="dxa"/><w:noWrap/></w:tcPr><w:p><w:pPr><w:spacing w:after="30"/></w:pPr><w:r><w:rPr><w:sz w:val="16"/><w:szCs w:val="16"/></w:rPr><w:t xml:space="preserve">`bigint(20) unsigned`</w:t></w:r></w:p></w:tc><w:tc><w:tcPr><w:tcW w:w="1417.3228346456694" w:type="dxa"/><w:noWrap/></w:tcPr><w:p><w:pPr><w:spacing w:after="30"/></w:pPr><w:r><w:rPr><w:sz w:val="16"/><w:szCs w:val="16"/></w:rPr><w:t xml:space="preserve">NOT NULL</w:t></w:r></w:p></w:tc><w:tc><w:tcPr><w:tcW w:w="1417.3228346456694" w:type="dxa"/><w:noWrap/></w:tcPr><w:p><w:pPr><w:spacing w:after="30"/></w:pPr><w:r><w:rPr><w:sz w:val="16"/><w:szCs w:val="16"/></w:rPr><w:t xml:space="preserve">*None*</w:t></w:r></w:p></w:tc><w:tc><w:tcPr><w:tcW w:w="1417.3228346456694" w:type="dxa"/><w:noWrap/></w:tcPr><w:p><w:pPr><w:spacing w:after="30"/></w:pPr><w:r><w:rPr><w:sz w:val="16"/><w:szCs w:val="16"/></w:rPr><w:t xml:space="preserve">PRI (auto_increment)</w:t></w:r></w:p></w:tc><w:tc><w:tcPr><w:tcW w:w="1417.3228346456694" w:type="dxa"/><w:noWrap/></w:tcPr><w:p><w:pPr><w:spacing w:after="30"/></w:pPr><w:r><w:rPr><w:sz w:val="16"/><w:szCs w:val="16"/></w:rPr><w:t xml:space="preserve">Identitas unik rekaman data (*Surrogate Primary Key*).</w:t></w:r></w:p></w:tc></w:tr><w:tr><w:trPr/><w:tc><w:tcPr><w:tcW w:w="1417.3228346456694" w:type="dxa"/><w:noWrap/></w:tcPr><w:p><w:pPr><w:spacing w:after="30"/></w:pPr><w:r><w:rPr><w:sz w:val="16"/><w:szCs w:val="16"/></w:rPr><w:t xml:space="preserve">2</w:t></w:r></w:p></w:tc><w:tc><w:tcPr><w:tcW w:w="1417.3228346456694" w:type="dxa"/><w:noWrap/></w:tcPr><w:p><w:pPr><w:spacing w:after="30"/></w:pPr><w:r><w:rPr><w:sz w:val="16"/><w:szCs w:val="16"/></w:rPr><w:t xml:space="preserve">`identifier`</w:t></w:r></w:p></w:tc><w:tc><w:tcPr><w:tcW w:w="1417.3228346456694" w:type="dxa"/><w:noWrap/></w:tcPr><w:p><w:pPr><w:spacing w:after="30"/></w:pPr><w:r><w:rPr><w:sz w:val="16"/><w:szCs w:val="16"/></w:rPr><w:t xml:space="preserve">`varchar(255)`</w:t></w:r></w:p></w:tc><w:tc><w:tcPr><w:tcW w:w="1417.3228346456694" w:type="dxa"/><w:noWrap/></w:tcPr><w:p><w:pPr><w:spacing w:after="30"/></w:pPr><w:r><w:rPr><w:sz w:val="16"/><w:szCs w:val="16"/></w:rPr><w:t xml:space="preserve">NULL</w:t></w:r></w:p></w:tc><w:tc><w:tcPr><w:tcW w:w="1417.3228346456694" w:type="dxa"/><w:noWrap/></w:tcPr><w:p><w:pPr><w:spacing w:after="30"/></w:pPr><w:r><w:rPr><w:sz w:val="16"/><w:szCs w:val="16"/></w:rPr><w:t xml:space="preserve">`NULL`</w:t></w:r></w:p></w:tc><w:tc><w:tcPr><w:tcW w:w="1417.3228346456694" w:type="dxa"/><w:noWrap/></w:tcPr><w:p><w:pPr><w:spacing w:after="30"/></w:pPr><w:r><w:rPr><w:sz w:val="16"/><w:szCs w:val="16"/></w:rPr><w:t xml:space="preserve">-</w:t></w:r></w:p></w:tc><w:tc><w:tcPr><w:tcW w:w="1417.3228346456694" w:type="dxa"/><w:noWrap/></w:tcPr><w:p><w:pPr><w:spacing w:after="30"/></w:pPr><w:r><w:rPr><w:sz w:val="16"/><w:szCs w:val="16"/></w:rPr><w:t xml:space="preserve">Menyimpan atribut data identifier pada sistem SIBIMA.</w:t></w:r></w:p></w:tc></w:tr><w:tr><w:trPr/><w:tc><w:tcPr><w:tcW w:w="1417.3228346456694" w:type="dxa"/><w:noWrap/></w:tcPr><w:p><w:pPr><w:spacing w:after="30"/></w:pPr><w:r><w:rPr><w:sz w:val="16"/><w:szCs w:val="16"/></w:rPr><w:t xml:space="preserve">3</w:t></w:r></w:p></w:tc><w:tc><w:tcPr><w:tcW w:w="1417.3228346456694" w:type="dxa"/><w:noWrap/></w:tcPr><w:p><w:pPr><w:spacing w:after="30"/></w:pPr><w:r><w:rPr><w:sz w:val="16"/><w:szCs w:val="16"/></w:rPr><w:t xml:space="preserve">`name`</w:t></w:r></w:p></w:tc><w:tc><w:tcPr><w:tcW w:w="1417.3228346456694" w:type="dxa"/><w:noWrap/></w:tcPr><w:p><w:pPr><w:spacing w:after="30"/></w:pPr><w:r><w:rPr><w:sz w:val="16"/><w:szCs w:val="16"/></w:rPr><w:t xml:space="preserve">`varchar(255)`</w:t></w:r></w:p></w:tc><w:tc><w:tcPr><w:tcW w:w="1417.3228346456694" w:type="dxa"/><w:noWrap/></w:tcPr><w:p><w:pPr><w:spacing w:after="30"/></w:pPr><w:r><w:rPr><w:sz w:val="16"/><w:szCs w:val="16"/></w:rPr><w:t xml:space="preserve">NOT NULL</w:t></w:r></w:p></w:tc><w:tc><w:tcPr><w:tcW w:w="1417.3228346456694" w:type="dxa"/><w:noWrap/></w:tcPr><w:p><w:pPr><w:spacing w:after="30"/></w:pPr><w:r><w:rPr><w:sz w:val="16"/><w:szCs w:val="16"/></w:rPr><w:t xml:space="preserve">*None*</w:t></w:r></w:p></w:tc><w:tc><w:tcPr><w:tcW w:w="1417.3228346456694" w:type="dxa"/><w:noWrap/></w:tcPr><w:p><w:pPr><w:spacing w:after="30"/></w:pPr><w:r><w:rPr><w:sz w:val="16"/><w:szCs w:val="16"/></w:rPr><w:t xml:space="preserve">-</w:t></w:r></w:p></w:tc><w:tc><w:tcPr><w:tcW w:w="1417.3228346456694" w:type="dxa"/><w:noWrap/></w:tcPr><w:p><w:pPr><w:spacing w:after="30"/></w:pPr><w:r><w:rPr><w:sz w:val="16"/><w:szCs w:val="16"/></w:rPr><w:t xml:space="preserve">Menyimpan atribut data name pada sistem SIBIMA.</w:t></w:r></w:p></w:tc></w:tr><w:tr><w:trPr/><w:tc><w:tcPr><w:tcW w:w="1417.3228346456694" w:type="dxa"/><w:noWrap/></w:tcPr><w:p><w:pPr><w:spacing w:after="30"/></w:pPr><w:r><w:rPr><w:sz w:val="16"/><w:szCs w:val="16"/></w:rPr><w:t xml:space="preserve">4</w:t></w:r></w:p></w:tc><w:tc><w:tcPr><w:tcW w:w="1417.3228346456694" w:type="dxa"/><w:noWrap/></w:tcPr><w:p><w:pPr><w:spacing w:after="30"/></w:pPr><w:r><w:rPr><w:sz w:val="16"/><w:szCs w:val="16"/></w:rPr><w:t xml:space="preserve">`year`</w:t></w:r></w:p></w:tc><w:tc><w:tcPr><w:tcW w:w="1417.3228346456694" w:type="dxa"/><w:noWrap/></w:tcPr><w:p><w:pPr><w:spacing w:after="30"/></w:pPr><w:r><w:rPr><w:sz w:val="16"/><w:szCs w:val="16"/></w:rPr><w:t xml:space="preserve">`int(11)`</w:t></w:r></w:p></w:tc><w:tc><w:tcPr><w:tcW w:w="1417.3228346456694" w:type="dxa"/><w:noWrap/></w:tcPr><w:p><w:pPr><w:spacing w:after="30"/></w:pPr><w:r><w:rPr><w:sz w:val="16"/><w:szCs w:val="16"/></w:rPr><w:t xml:space="preserve">NOT NULL</w:t></w:r></w:p></w:tc><w:tc><w:tcPr><w:tcW w:w="1417.3228346456694" w:type="dxa"/><w:noWrap/></w:tcPr><w:p><w:pPr><w:spacing w:after="30"/></w:pPr><w:r><w:rPr><w:sz w:val="16"/><w:szCs w:val="16"/></w:rPr><w:t xml:space="preserve">*None*</w:t></w:r></w:p></w:tc><w:tc><w:tcPr><w:tcW w:w="1417.3228346456694" w:type="dxa"/><w:noWrap/></w:tcPr><w:p><w:pPr><w:spacing w:after="30"/></w:pPr><w:r><w:rPr><w:sz w:val="16"/><w:szCs w:val="16"/></w:rPr><w:t xml:space="preserve">-</w:t></w:r></w:p></w:tc><w:tc><w:tcPr><w:tcW w:w="1417.3228346456694" w:type="dxa"/><w:noWrap/></w:tcPr><w:p><w:pPr><w:spacing w:after="30"/></w:pPr><w:r><w:rPr><w:sz w:val="16"/><w:szCs w:val="16"/></w:rPr><w:t xml:space="preserve">Menyimpan atribut data year pada sistem SIBIMA.</w:t></w:r></w:p></w:tc></w:tr><w:tr><w:trPr/><w:tc><w:tcPr><w:tcW w:w="1417.3228346456694" w:type="dxa"/><w:noWrap/></w:tcPr><w:p><w:pPr><w:spacing w:after="30"/></w:pPr><w:r><w:rPr><w:sz w:val="16"/><w:szCs w:val="16"/></w:rPr><w:t xml:space="preserve">5</w:t></w:r></w:p></w:tc><w:tc><w:tcPr><w:tcW w:w="1417.3228346456694" w:type="dxa"/><w:noWrap/></w:tcPr><w:p><w:pPr><w:spacing w:after="30"/></w:pPr><w:r><w:rPr><w:sz w:val="16"/><w:szCs w:val="16"/></w:rPr><w:t xml:space="preserve">`title`</w:t></w:r></w:p></w:tc><w:tc><w:tcPr><w:tcW w:w="1417.3228346456694" w:type="dxa"/><w:noWrap/></w:tcPr><w:p><w:pPr><w:spacing w:after="30"/></w:pPr><w:r><w:rPr><w:sz w:val="16"/><w:szCs w:val="16"/></w:rPr><w:t xml:space="preserve">`varchar(255)`</w:t></w:r></w:p></w:tc><w:tc><w:tcPr><w:tcW w:w="1417.3228346456694" w:type="dxa"/><w:noWrap/></w:tcPr><w:p><w:pPr><w:spacing w:after="30"/></w:pPr><w:r><w:rPr><w:sz w:val="16"/><w:szCs w:val="16"/></w:rPr><w:t xml:space="preserve">NOT NULL</w:t></w:r></w:p></w:tc><w:tc><w:tcPr><w:tcW w:w="1417.3228346456694" w:type="dxa"/><w:noWrap/></w:tcPr><w:p><w:pPr><w:spacing w:after="30"/></w:pPr><w:r><w:rPr><w:sz w:val="16"/><w:szCs w:val="16"/></w:rPr><w:t xml:space="preserve">*None*</w:t></w:r></w:p></w:tc><w:tc><w:tcPr><w:tcW w:w="1417.3228346456694" w:type="dxa"/><w:noWrap/></w:tcPr><w:p><w:pPr><w:spacing w:after="30"/></w:pPr><w:r><w:rPr><w:sz w:val="16"/><w:szCs w:val="16"/></w:rPr><w:t xml:space="preserve">-</w:t></w:r></w:p></w:tc><w:tc><w:tcPr><w:tcW w:w="1417.3228346456694" w:type="dxa"/><w:noWrap/></w:tcPr><w:p><w:pPr><w:spacing w:after="30"/></w:pPr><w:r><w:rPr><w:sz w:val="16"/><w:szCs w:val="16"/></w:rPr><w:t xml:space="preserve">Menyimpan atribut data title pada sistem SIBIMA.</w:t></w:r></w:p></w:tc></w:tr><w:tr><w:trPr/><w:tc><w:tcPr><w:tcW w:w="1417.3228346456694" w:type="dxa"/><w:noWrap/></w:tcPr><w:p><w:pPr><w:spacing w:after="30"/></w:pPr><w:r><w:rPr><w:sz w:val="16"/><w:szCs w:val="16"/></w:rPr><w:t xml:space="preserve">6</w:t></w:r></w:p></w:tc><w:tc><w:tcPr><w:tcW w:w="1417.3228346456694" w:type="dxa"/><w:noWrap/></w:tcPr><w:p><w:pPr><w:spacing w:after="30"/></w:pPr><w:r><w:rPr><w:sz w:val="16"/><w:szCs w:val="16"/></w:rPr><w:t xml:space="preserve">`abstract`</w:t></w:r></w:p></w:tc><w:tc><w:tcPr><w:tcW w:w="1417.3228346456694" w:type="dxa"/><w:noWrap/></w:tcPr><w:p><w:pPr><w:spacing w:after="30"/></w:pPr><w:r><w:rPr><w:sz w:val="16"/><w:szCs w:val="16"/></w:rPr><w:t xml:space="preserve">`text`</w:t></w:r></w:p></w:tc><w:tc><w:tcPr><w:tcW w:w="1417.3228346456694" w:type="dxa"/><w:noWrap/></w:tcPr><w:p><w:pPr><w:spacing w:after="30"/></w:pPr><w:r><w:rPr><w:sz w:val="16"/><w:szCs w:val="16"/></w:rPr><w:t xml:space="preserve">NULL</w:t></w:r></w:p></w:tc><w:tc><w:tcPr><w:tcW w:w="1417.3228346456694" w:type="dxa"/><w:noWrap/></w:tcPr><w:p><w:pPr><w:spacing w:after="30"/></w:pPr><w:r><w:rPr><w:sz w:val="16"/><w:szCs w:val="16"/></w:rPr><w:t xml:space="preserve">`NULL`</w:t></w:r></w:p></w:tc><w:tc><w:tcPr><w:tcW w:w="1417.3228346456694" w:type="dxa"/><w:noWrap/></w:tcPr><w:p><w:pPr><w:spacing w:after="30"/></w:pPr><w:r><w:rPr><w:sz w:val="16"/><w:szCs w:val="16"/></w:rPr><w:t xml:space="preserve">-</w:t></w:r></w:p></w:tc><w:tc><w:tcPr><w:tcW w:w="1417.3228346456694" w:type="dxa"/><w:noWrap/></w:tcPr><w:p><w:pPr><w:spacing w:after="30"/></w:pPr><w:r><w:rPr><w:sz w:val="16"/><w:szCs w:val="16"/></w:rPr><w:t xml:space="preserve">Menyimpan atribut data abstract pada sistem SIBIMA.</w:t></w:r></w:p></w:tc></w:tr><w:tr><w:trPr/><w:tc><w:tcPr><w:tcW w:w="1417.3228346456694" w:type="dxa"/><w:noWrap/></w:tcPr><w:p><w:pPr><w:spacing w:after="30"/></w:pPr><w:r><w:rPr><w:sz w:val="16"/><w:szCs w:val="16"/></w:rPr><w:t xml:space="preserve">7</w:t></w:r></w:p></w:tc><w:tc><w:tcPr><w:tcW w:w="1417.3228346456694" w:type="dxa"/><w:noWrap/></w:tcPr><w:p><w:pPr><w:spacing w:after="30"/></w:pPr><w:r><w:rPr><w:sz w:val="16"/><w:szCs w:val="16"/></w:rPr><w:t xml:space="preserve">`pembimbing1`</w:t></w:r></w:p></w:tc><w:tc><w:tcPr><w:tcW w:w="1417.3228346456694" w:type="dxa"/><w:noWrap/></w:tcPr><w:p><w:pPr><w:spacing w:after="30"/></w:pPr><w:r><w:rPr><w:sz w:val="16"/><w:szCs w:val="16"/></w:rPr><w:t xml:space="preserve">`varchar(255)`</w:t></w:r></w:p></w:tc><w:tc><w:tcPr><w:tcW w:w="1417.3228346456694" w:type="dxa"/><w:noWrap/></w:tcPr><w:p><w:pPr><w:spacing w:after="30"/></w:pPr><w:r><w:rPr><w:sz w:val="16"/><w:szCs w:val="16"/></w:rPr><w:t xml:space="preserve">NULL</w:t></w:r></w:p></w:tc><w:tc><w:tcPr><w:tcW w:w="1417.3228346456694" w:type="dxa"/><w:noWrap/></w:tcPr><w:p><w:pPr><w:spacing w:after="30"/></w:pPr><w:r><w:rPr><w:sz w:val="16"/><w:szCs w:val="16"/></w:rPr><w:t xml:space="preserve">`NULL`</w:t></w:r></w:p></w:tc><w:tc><w:tcPr><w:tcW w:w="1417.3228346456694" w:type="dxa"/><w:noWrap/></w:tcPr><w:p><w:pPr><w:spacing w:after="30"/></w:pPr><w:r><w:rPr><w:sz w:val="16"/><w:szCs w:val="16"/></w:rPr><w:t xml:space="preserve">-</w:t></w:r></w:p></w:tc><w:tc><w:tcPr><w:tcW w:w="1417.3228346456694" w:type="dxa"/><w:noWrap/></w:tcPr><w:p><w:pPr><w:spacing w:after="30"/></w:pPr><w:r><w:rPr><w:sz w:val="16"/><w:szCs w:val="16"/></w:rPr><w:t xml:space="preserve">Menyimpan atribut data pembimbing1 pada sistem SIBIMA.</w:t></w:r></w:p></w:tc></w:tr><w:tr><w:trPr/><w:tc><w:tcPr><w:tcW w:w="1417.3228346456694" w:type="dxa"/><w:noWrap/></w:tcPr><w:p><w:pPr><w:spacing w:after="30"/></w:pPr><w:r><w:rPr><w:sz w:val="16"/><w:szCs w:val="16"/></w:rPr><w:t xml:space="preserve">8</w:t></w:r></w:p></w:tc><w:tc><w:tcPr><w:tcW w:w="1417.3228346456694" w:type="dxa"/><w:noWrap/></w:tcPr><w:p><w:pPr><w:spacing w:after="30"/></w:pPr><w:r><w:rPr><w:sz w:val="16"/><w:szCs w:val="16"/></w:rPr><w:t xml:space="preserve">`pembimbing2`</w:t></w:r></w:p></w:tc><w:tc><w:tcPr><w:tcW w:w="1417.3228346456694" w:type="dxa"/><w:noWrap/></w:tcPr><w:p><w:pPr><w:spacing w:after="30"/></w:pPr><w:r><w:rPr><w:sz w:val="16"/><w:szCs w:val="16"/></w:rPr><w:t xml:space="preserve">`varchar(255)`</w:t></w:r></w:p></w:tc><w:tc><w:tcPr><w:tcW w:w="1417.3228346456694" w:type="dxa"/><w:noWrap/></w:tcPr><w:p><w:pPr><w:spacing w:after="30"/></w:pPr><w:r><w:rPr><w:sz w:val="16"/><w:szCs w:val="16"/></w:rPr><w:t xml:space="preserve">NULL</w:t></w:r></w:p></w:tc><w:tc><w:tcPr><w:tcW w:w="1417.3228346456694" w:type="dxa"/><w:noWrap/></w:tcPr><w:p><w:pPr><w:spacing w:after="30"/></w:pPr><w:r><w:rPr><w:sz w:val="16"/><w:szCs w:val="16"/></w:rPr><w:t xml:space="preserve">`NULL`</w:t></w:r></w:p></w:tc><w:tc><w:tcPr><w:tcW w:w="1417.3228346456694" w:type="dxa"/><w:noWrap/></w:tcPr><w:p><w:pPr><w:spacing w:after="30"/></w:pPr><w:r><w:rPr><w:sz w:val="16"/><w:szCs w:val="16"/></w:rPr><w:t xml:space="preserve">-</w:t></w:r></w:p></w:tc><w:tc><w:tcPr><w:tcW w:w="1417.3228346456694" w:type="dxa"/><w:noWrap/></w:tcPr><w:p><w:pPr><w:spacing w:after="30"/></w:pPr><w:r><w:rPr><w:sz w:val="16"/><w:szCs w:val="16"/></w:rPr><w:t xml:space="preserve">Menyimpan atribut data pembimbing2 pada sistem SIBIMA.</w:t></w:r></w:p></w:tc></w:tr><w:tr><w:trPr/><w:tc><w:tcPr><w:tcW w:w="1417.3228346456694" w:type="dxa"/><w:noWrap/></w:tcPr><w:p><w:pPr><w:spacing w:after="30"/></w:pPr><w:r><w:rPr><w:sz w:val="16"/><w:szCs w:val="16"/></w:rPr><w:t xml:space="preserve">9</w:t></w:r></w:p></w:tc><w:tc><w:tcPr><w:tcW w:w="1417.3228346456694" w:type="dxa"/><w:noWrap/></w:tcPr><w:p><w:pPr><w:spacing w:after="30"/></w:pPr><w:r><w:rPr><w:sz w:val="16"/><w:szCs w:val="16"/></w:rPr><w:t xml:space="preserve">`file_path`</w:t></w:r></w:p></w:tc><w:tc><w:tcPr><w:tcW w:w="1417.3228346456694" w:type="dxa"/><w:noWrap/></w:tcPr><w:p><w:pPr><w:spacing w:after="30"/></w:pPr><w:r><w:rPr><w:sz w:val="16"/><w:szCs w:val="16"/></w:rPr><w:t xml:space="preserve">`varchar(255)`</w:t></w:r></w:p></w:tc><w:tc><w:tcPr><w:tcW w:w="1417.3228346456694" w:type="dxa"/><w:noWrap/></w:tcPr><w:p><w:pPr><w:spacing w:after="30"/></w:pPr><w:r><w:rPr><w:sz w:val="16"/><w:szCs w:val="16"/></w:rPr><w:t xml:space="preserve">NULL</w:t></w:r></w:p></w:tc><w:tc><w:tcPr><w:tcW w:w="1417.3228346456694" w:type="dxa"/><w:noWrap/></w:tcPr><w:p><w:pPr><w:spacing w:after="30"/></w:pPr><w:r><w:rPr><w:sz w:val="16"/><w:szCs w:val="16"/></w:rPr><w:t xml:space="preserve">`NULL`</w:t></w:r></w:p></w:tc><w:tc><w:tcPr><w:tcW w:w="1417.3228346456694" w:type="dxa"/><w:noWrap/></w:tcPr><w:p><w:pPr><w:spacing w:after="30"/></w:pPr><w:r><w:rPr><w:sz w:val="16"/><w:szCs w:val="16"/></w:rPr><w:t xml:space="preserve">-</w:t></w:r></w:p></w:tc><w:tc><w:tcPr><w:tcW w:w="1417.3228346456694" w:type="dxa"/><w:noWrap/></w:tcPr><w:p><w:pPr><w:spacing w:after="30"/></w:pPr><w:r><w:rPr><w:sz w:val="16"/><w:szCs w:val="16"/></w:rPr><w:t xml:space="preserve">Path penyimpanan berkas digital pada storage sistem.</w:t></w:r></w:p></w:tc></w:tr><w:tr><w:trPr/><w:tc><w:tcPr><w:tcW w:w="1417.3228346456694" w:type="dxa"/><w:noWrap/></w:tcPr><w:p><w:pPr><w:spacing w:after="30"/></w:pPr><w:r><w:rPr><w:sz w:val="16"/><w:szCs w:val="16"/></w:rPr><w:t xml:space="preserve">10</w:t></w:r></w:p></w:tc><w:tc><w:tcPr><w:tcW w:w="1417.3228346456694" w:type="dxa"/><w:noWrap/></w:tcPr><w:p><w:pPr><w:spacing w:after="30"/></w:pPr><w:r><w:rPr><w:sz w:val="16"/><w:szCs w:val="16"/></w:rPr><w:t xml:space="preserve">`file_path_bab2`</w:t></w:r></w:p></w:tc><w:tc><w:tcPr><w:tcW w:w="1417.3228346456694" w:type="dxa"/><w:noWrap/></w:tcPr><w:p><w:pPr><w:spacing w:after="30"/></w:pPr><w:r><w:rPr><w:sz w:val="16"/><w:szCs w:val="16"/></w:rPr><w:t xml:space="preserve">`varchar(255)`</w:t></w:r></w:p></w:tc><w:tc><w:tcPr><w:tcW w:w="1417.3228346456694" w:type="dxa"/><w:noWrap/></w:tcPr><w:p><w:pPr><w:spacing w:after="30"/></w:pPr><w:r><w:rPr><w:sz w:val="16"/><w:szCs w:val="16"/></w:rPr><w:t xml:space="preserve">NULL</w:t></w:r></w:p></w:tc><w:tc><w:tcPr><w:tcW w:w="1417.3228346456694" w:type="dxa"/><w:noWrap/></w:tcPr><w:p><w:pPr><w:spacing w:after="30"/></w:pPr><w:r><w:rPr><w:sz w:val="16"/><w:szCs w:val="16"/></w:rPr><w:t xml:space="preserve">`NULL`</w:t></w:r></w:p></w:tc><w:tc><w:tcPr><w:tcW w:w="1417.3228346456694" w:type="dxa"/><w:noWrap/></w:tcPr><w:p><w:pPr><w:spacing w:after="30"/></w:pPr><w:r><w:rPr><w:sz w:val="16"/><w:szCs w:val="16"/></w:rPr><w:t xml:space="preserve">-</w:t></w:r></w:p></w:tc><w:tc><w:tcPr><w:tcW w:w="1417.3228346456694" w:type="dxa"/><w:noWrap/></w:tcPr><w:p><w:pPr><w:spacing w:after="30"/></w:pPr><w:r><w:rPr><w:sz w:val="16"/><w:szCs w:val="16"/></w:rPr><w:t xml:space="preserve">Path penyimpanan berkas digital pada storage sistem.</w:t></w:r></w:p></w:tc></w:tr><w:tr><w:trPr/><w:tc><w:tcPr><w:tcW w:w="1417.3228346456694" w:type="dxa"/><w:noWrap/></w:tcPr><w:p><w:pPr><w:spacing w:after="30"/></w:pPr><w:r><w:rPr><w:sz w:val="16"/><w:szCs w:val="16"/></w:rPr><w:t xml:space="preserve">11</w:t></w:r></w:p></w:tc><w:tc><w:tcPr><w:tcW w:w="1417.3228346456694" w:type="dxa"/><w:noWrap/></w:tcPr><w:p><w:pPr><w:spacing w:after="30"/></w:pPr><w:r><w:rPr><w:sz w:val="16"/><w:szCs w:val="16"/></w:rPr><w:t xml:space="preserve">`file_path_bab3`</w:t></w:r></w:p></w:tc><w:tc><w:tcPr><w:tcW w:w="1417.3228346456694" w:type="dxa"/><w:noWrap/></w:tcPr><w:p><w:pPr><w:spacing w:after="30"/></w:pPr><w:r><w:rPr><w:sz w:val="16"/><w:szCs w:val="16"/></w:rPr><w:t xml:space="preserve">`varchar(255)`</w:t></w:r></w:p></w:tc><w:tc><w:tcPr><w:tcW w:w="1417.3228346456694" w:type="dxa"/><w:noWrap/></w:tcPr><w:p><w:pPr><w:spacing w:after="30"/></w:pPr><w:r><w:rPr><w:sz w:val="16"/><w:szCs w:val="16"/></w:rPr><w:t xml:space="preserve">NULL</w:t></w:r></w:p></w:tc><w:tc><w:tcPr><w:tcW w:w="1417.3228346456694" w:type="dxa"/><w:noWrap/></w:tcPr><w:p><w:pPr><w:spacing w:after="30"/></w:pPr><w:r><w:rPr><w:sz w:val="16"/><w:szCs w:val="16"/></w:rPr><w:t xml:space="preserve">`NULL`</w:t></w:r></w:p></w:tc><w:tc><w:tcPr><w:tcW w:w="1417.3228346456694" w:type="dxa"/><w:noWrap/></w:tcPr><w:p><w:pPr><w:spacing w:after="30"/></w:pPr><w:r><w:rPr><w:sz w:val="16"/><w:szCs w:val="16"/></w:rPr><w:t xml:space="preserve">-</w:t></w:r></w:p></w:tc><w:tc><w:tcPr><w:tcW w:w="1417.3228346456694" w:type="dxa"/><w:noWrap/></w:tcPr><w:p><w:pPr><w:spacing w:after="30"/></w:pPr><w:r><w:rPr><w:sz w:val="16"/><w:szCs w:val="16"/></w:rPr><w:t xml:space="preserve">Path penyimpanan berkas digital pada storage sistem.</w:t></w:r></w:p></w:tc></w:tr><w:tr><w:trPr/><w:tc><w:tcPr><w:tcW w:w="1417.3228346456694" w:type="dxa"/><w:noWrap/></w:tcPr><w:p><w:pPr><w:spacing w:after="30"/></w:pPr><w:r><w:rPr><w:sz w:val="16"/><w:szCs w:val="16"/></w:rPr><w:t xml:space="preserve">12</w:t></w:r></w:p></w:tc><w:tc><w:tcPr><w:tcW w:w="1417.3228346456694" w:type="dxa"/><w:noWrap/></w:tcPr><w:p><w:pPr><w:spacing w:after="30"/></w:pPr><w:r><w:rPr><w:sz w:val="16"/><w:szCs w:val="16"/></w:rPr><w:t xml:space="preserve">`file_path_bab4`</w:t></w:r></w:p></w:tc><w:tc><w:tcPr><w:tcW w:w="1417.3228346456694" w:type="dxa"/><w:noWrap/></w:tcPr><w:p><w:pPr><w:spacing w:after="30"/></w:pPr><w:r><w:rPr><w:sz w:val="16"/><w:szCs w:val="16"/></w:rPr><w:t xml:space="preserve">`varchar(255)`</w:t></w:r></w:p></w:tc><w:tc><w:tcPr><w:tcW w:w="1417.3228346456694" w:type="dxa"/><w:noWrap/></w:tcPr><w:p><w:pPr><w:spacing w:after="30"/></w:pPr><w:r><w:rPr><w:sz w:val="16"/><w:szCs w:val="16"/></w:rPr><w:t xml:space="preserve">NULL</w:t></w:r></w:p></w:tc><w:tc><w:tcPr><w:tcW w:w="1417.3228346456694" w:type="dxa"/><w:noWrap/></w:tcPr><w:p><w:pPr><w:spacing w:after="30"/></w:pPr><w:r><w:rPr><w:sz w:val="16"/><w:szCs w:val="16"/></w:rPr><w:t xml:space="preserve">`NULL`</w:t></w:r></w:p></w:tc><w:tc><w:tcPr><w:tcW w:w="1417.3228346456694" w:type="dxa"/><w:noWrap/></w:tcPr><w:p><w:pPr><w:spacing w:after="30"/></w:pPr><w:r><w:rPr><w:sz w:val="16"/><w:szCs w:val="16"/></w:rPr><w:t xml:space="preserve">-</w:t></w:r></w:p></w:tc><w:tc><w:tcPr><w:tcW w:w="1417.3228346456694" w:type="dxa"/><w:noWrap/></w:tcPr><w:p><w:pPr><w:spacing w:after="30"/></w:pPr><w:r><w:rPr><w:sz w:val="16"/><w:szCs w:val="16"/></w:rPr><w:t xml:space="preserve">Path penyimpanan berkas digital pada storage sistem.</w:t></w:r></w:p></w:tc></w:tr><w:tr><w:trPr/><w:tc><w:tcPr><w:tcW w:w="1417.3228346456694" w:type="dxa"/><w:noWrap/></w:tcPr><w:p><w:pPr><w:spacing w:after="30"/></w:pPr><w:r><w:rPr><w:sz w:val="16"/><w:szCs w:val="16"/></w:rPr><w:t xml:space="preserve">13</w:t></w:r></w:p></w:tc><w:tc><w:tcPr><w:tcW w:w="1417.3228346456694" w:type="dxa"/><w:noWrap/></w:tcPr><w:p><w:pPr><w:spacing w:after="30"/></w:pPr><w:r><w:rPr><w:sz w:val="16"/><w:szCs w:val="16"/></w:rPr><w:t xml:space="preserve">`file_path_bab5`</w:t></w:r></w:p></w:tc><w:tc><w:tcPr><w:tcW w:w="1417.3228346456694" w:type="dxa"/><w:noWrap/></w:tcPr><w:p><w:pPr><w:spacing w:after="30"/></w:pPr><w:r><w:rPr><w:sz w:val="16"/><w:szCs w:val="16"/></w:rPr><w:t xml:space="preserve">`varchar(255)`</w:t></w:r></w:p></w:tc><w:tc><w:tcPr><w:tcW w:w="1417.3228346456694" w:type="dxa"/><w:noWrap/></w:tcPr><w:p><w:pPr><w:spacing w:after="30"/></w:pPr><w:r><w:rPr><w:sz w:val="16"/><w:szCs w:val="16"/></w:rPr><w:t xml:space="preserve">NULL</w:t></w:r></w:p></w:tc><w:tc><w:tcPr><w:tcW w:w="1417.3228346456694" w:type="dxa"/><w:noWrap/></w:tcPr><w:p><w:pPr><w:spacing w:after="30"/></w:pPr><w:r><w:rPr><w:sz w:val="16"/><w:szCs w:val="16"/></w:rPr><w:t xml:space="preserve">`NULL`</w:t></w:r></w:p></w:tc><w:tc><w:tcPr><w:tcW w:w="1417.3228346456694" w:type="dxa"/><w:noWrap/></w:tcPr><w:p><w:pPr><w:spacing w:after="30"/></w:pPr><w:r><w:rPr><w:sz w:val="16"/><w:szCs w:val="16"/></w:rPr><w:t xml:space="preserve">-</w:t></w:r></w:p></w:tc><w:tc><w:tcPr><w:tcW w:w="1417.3228346456694" w:type="dxa"/><w:noWrap/></w:tcPr><w:p><w:pPr><w:spacing w:after="30"/></w:pPr><w:r><w:rPr><w:sz w:val="16"/><w:szCs w:val="16"/></w:rPr><w:t xml:space="preserve">Path penyimpanan berkas digital pada storage sistem.</w:t></w:r></w:p></w:tc></w:tr><w:tr><w:trPr/><w:tc><w:tcPr><w:tcW w:w="1417.3228346456694" w:type="dxa"/><w:noWrap/></w:tcPr><w:p><w:pPr><w:spacing w:after="30"/></w:pPr><w:r><w:rPr><w:sz w:val="16"/><w:szCs w:val="16"/></w:rPr><w:t xml:space="preserve">14</w:t></w:r></w:p></w:tc><w:tc><w:tcPr><w:tcW w:w="1417.3228346456694" w:type="dxa"/><w:noWrap/></w:tcPr><w:p><w:pPr><w:spacing w:after="30"/></w:pPr><w:r><w:rPr><w:sz w:val="16"/><w:szCs w:val="16"/></w:rPr><w:t xml:space="preserve">`file_path_bab6`</w:t></w:r></w:p></w:tc><w:tc><w:tcPr><w:tcW w:w="1417.3228346456694" w:type="dxa"/><w:noWrap/></w:tcPr><w:p><w:pPr><w:spacing w:after="30"/></w:pPr><w:r><w:rPr><w:sz w:val="16"/><w:szCs w:val="16"/></w:rPr><w:t xml:space="preserve">`varchar(1000)`</w:t></w:r></w:p></w:tc><w:tc><w:tcPr><w:tcW w:w="1417.3228346456694" w:type="dxa"/><w:noWrap/></w:tcPr><w:p><w:pPr><w:spacing w:after="30"/></w:pPr><w:r><w:rPr><w:sz w:val="16"/><w:szCs w:val="16"/></w:rPr><w:t xml:space="preserve">NULL</w:t></w:r></w:p></w:tc><w:tc><w:tcPr><w:tcW w:w="1417.3228346456694" w:type="dxa"/><w:noWrap/></w:tcPr><w:p><w:pPr><w:spacing w:after="30"/></w:pPr><w:r><w:rPr><w:sz w:val="16"/><w:szCs w:val="16"/></w:rPr><w:t xml:space="preserve">`NULL`</w:t></w:r></w:p></w:tc><w:tc><w:tcPr><w:tcW w:w="1417.3228346456694" w:type="dxa"/><w:noWrap/></w:tcPr><w:p><w:pPr><w:spacing w:after="30"/></w:pPr><w:r><w:rPr><w:sz w:val="16"/><w:szCs w:val="16"/></w:rPr><w:t xml:space="preserve">-</w:t></w:r></w:p></w:tc><w:tc><w:tcPr><w:tcW w:w="1417.3228346456694" w:type="dxa"/><w:noWrap/></w:tcPr><w:p><w:pPr><w:spacing w:after="30"/></w:pPr><w:r><w:rPr><w:sz w:val="16"/><w:szCs w:val="16"/></w:rPr><w:t xml:space="preserve">Path penyimpanan berkas digital pada storage sistem.</w:t></w:r></w:p></w:tc></w:tr><w:tr><w:trPr/><w:tc><w:tcPr><w:tcW w:w="1417.3228346456694" w:type="dxa"/><w:noWrap/></w:tcPr><w:p><w:pPr><w:spacing w:after="30"/></w:pPr><w:r><w:rPr><w:sz w:val="16"/><w:szCs w:val="16"/></w:rPr><w:t xml:space="preserve">15</w:t></w:r></w:p></w:tc><w:tc><w:tcPr><w:tcW w:w="1417.3228346456694" w:type="dxa"/><w:noWrap/></w:tcPr><w:p><w:pPr><w:spacing w:after="30"/></w:pPr><w:r><w:rPr><w:sz w:val="16"/><w:szCs w:val="16"/></w:rPr><w:t xml:space="preserve">`created_at`</w:t></w:r></w:p></w:tc><w:tc><w:tcPr><w:tcW w:w="1417.3228346456694" w:type="dxa"/><w:noWrap/></w:tcPr><w:p><w:pPr><w:spacing w:after="30"/></w:pPr><w:r><w:rPr><w:sz w:val="16"/><w:szCs w:val="16"/></w:rPr><w:t xml:space="preserve">`timestamp`</w:t></w:r></w:p></w:tc><w:tc><w:tcPr><w:tcW w:w="1417.3228346456694" w:type="dxa"/><w:noWrap/></w:tcPr><w:p><w:pPr><w:spacing w:after="30"/></w:pPr><w:r><w:rPr><w:sz w:val="16"/><w:szCs w:val="16"/></w:rPr><w:t xml:space="preserve">NULL</w:t></w:r></w:p></w:tc><w:tc><w:tcPr><w:tcW w:w="1417.3228346456694" w:type="dxa"/><w:noWrap/></w:tcPr><w:p><w:pPr><w:spacing w:after="30"/></w:pPr><w:r><w:rPr><w:sz w:val="16"/><w:szCs w